--- a/subjects/subject_words/java04_es_subject.docx
+++ b/subjects/subject_words/java04_es_subject.docx
@@ -430,7 +430,7 @@
           </mc:Choice>
           <mc:Fallback>
             <w:pict>
-              <v:shape w14:anchorId="23368A36" id="Graphic 3" o:spid="_x0000_s1026" style="position:absolute;margin-left:86.45pt;margin-top:20.05pt;width:476.5pt;height:25.2pt;z-index:-251655680;visibility:visible;mso-wrap-style:square;mso-wrap-distance-left:0;mso-wrap-distance-top:0;mso-wrap-distance-right:0;mso-wrap-distance-bottom:0;mso-position-horizontal:absolute;mso-position-horizontal-relative:page;mso-position-vertical:absolute;mso-position-vertical-relative:text;v-text-anchor:top" coordsize="6051550,320040" o:gfxdata="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" path="m6051397,l5594197,,,12,,18605r5594197,l5594197,320040r457200,l6051397,xe" fillcolor="black" stroked="f">
+              <v:shape w14:anchorId="2772CF19" id="Graphic 3" o:spid="_x0000_s1026" style="position:absolute;margin-left:86.45pt;margin-top:20.05pt;width:476.5pt;height:25.2pt;z-index:-251655680;visibility:visible;mso-wrap-style:square;mso-wrap-distance-left:0;mso-wrap-distance-top:0;mso-wrap-distance-right:0;mso-wrap-distance-bottom:0;mso-position-horizontal:absolute;mso-position-horizontal-relative:page;mso-position-vertical:absolute;mso-position-vertical-relative:text;v-text-anchor:top" coordsize="6051550,320040" o:gfxdata="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" path="m6051397,l5594197,,,12,,18605r5594197,l5594197,320040r457200,l6051397,xe" fillcolor="black" stroked="f">
                 <v:path arrowok="t"/>
                 <w10:wrap type="topAndBottom" anchorx="page"/>
               </v:shape>
@@ -456,7 +456,7 @@
         </w:sectPr>
       </w:pPr>
     </w:p>
-    <w:bookmarkStart w:id="0" w:name="_Toc234148625" w:displacedByCustomXml="next"/>
+    <w:bookmarkStart w:id="0" w:name="_Toc234303995" w:displacedByCustomXml="next"/>
     <w:sdt>
       <w:sdtPr>
         <w:rPr>
@@ -513,7 +513,7 @@
           <w:r>
             <w:fldChar w:fldCharType="separate"/>
           </w:r>
-          <w:hyperlink w:anchor="_Toc234148625" w:history="1">
+          <w:hyperlink w:anchor="_Toc234303995" w:history="1">
             <w:r>
               <w:rPr>
                 <w:rStyle w:val="Hipervnculo"/>
@@ -540,7 +540,7 @@
                 <w:noProof/>
                 <w:webHidden/>
               </w:rPr>
-              <w:instrText xml:space="preserve"> PAGEREF _Toc234148625 \h </w:instrText>
+              <w:instrText xml:space="preserve"> PAGEREF _Toc234303995 \h </w:instrText>
             </w:r>
             <w:r>
               <w:rPr>
@@ -586,7 +586,7 @@
               <w14:ligatures w14:val="standardContextual"/>
             </w:rPr>
           </w:pPr>
-          <w:hyperlink w:anchor="_Toc234148626" w:history="1">
+          <w:hyperlink w:anchor="_Toc234303996" w:history="1">
             <w:r>
               <w:rPr>
                 <w:rStyle w:val="Hipervnculo"/>
@@ -630,7 +630,7 @@
                 <w:noProof/>
                 <w:webHidden/>
               </w:rPr>
-              <w:instrText xml:space="preserve"> PAGEREF _Toc234148626 \h </w:instrText>
+              <w:instrText xml:space="preserve"> PAGEREF _Toc234303996 \h </w:instrText>
             </w:r>
             <w:r>
               <w:rPr>
@@ -676,7 +676,7 @@
               <w14:ligatures w14:val="standardContextual"/>
             </w:rPr>
           </w:pPr>
-          <w:hyperlink w:anchor="_Toc234148627" w:history="1">
+          <w:hyperlink w:anchor="_Toc234303997" w:history="1">
             <w:r>
               <w:rPr>
                 <w:rStyle w:val="Hipervnculo"/>
@@ -720,7 +720,7 @@
                 <w:noProof/>
                 <w:webHidden/>
               </w:rPr>
-              <w:instrText xml:space="preserve"> PAGEREF _Toc234148627 \h </w:instrText>
+              <w:instrText xml:space="preserve"> PAGEREF _Toc234303997 \h </w:instrText>
             </w:r>
             <w:r>
               <w:rPr>
@@ -766,7 +766,7 @@
               <w14:ligatures w14:val="standardContextual"/>
             </w:rPr>
           </w:pPr>
-          <w:hyperlink w:anchor="_Toc234148628" w:history="1">
+          <w:hyperlink w:anchor="_Toc234303998" w:history="1">
             <w:r>
               <w:rPr>
                 <w:rStyle w:val="Hipervnculo"/>
@@ -810,7 +810,7 @@
                 <w:noProof/>
                 <w:webHidden/>
               </w:rPr>
-              <w:instrText xml:space="preserve"> PAGEREF _Toc234148628 \h </w:instrText>
+              <w:instrText xml:space="preserve"> PAGEREF _Toc234303998 \h </w:instrText>
             </w:r>
             <w:r>
               <w:rPr>
@@ -856,7 +856,7 @@
               <w14:ligatures w14:val="standardContextual"/>
             </w:rPr>
           </w:pPr>
-          <w:hyperlink w:anchor="_Toc234148629" w:history="1">
+          <w:hyperlink w:anchor="_Toc234303999" w:history="1">
             <w:r>
               <w:rPr>
                 <w:rStyle w:val="Hipervnculo"/>
@@ -935,7 +935,7 @@
                 <w:noProof/>
                 <w:webHidden/>
               </w:rPr>
-              <w:instrText xml:space="preserve"> PAGEREF _Toc234148629 \h </w:instrText>
+              <w:instrText xml:space="preserve"> PAGEREF _Toc234303999 \h </w:instrText>
             </w:r>
             <w:r>
               <w:rPr>
@@ -981,7 +981,7 @@
               <w14:ligatures w14:val="standardContextual"/>
             </w:rPr>
           </w:pPr>
-          <w:hyperlink w:anchor="_Toc234148630" w:history="1">
+          <w:hyperlink w:anchor="_Toc234304000" w:history="1">
             <w:r>
               <w:rPr>
                 <w:rStyle w:val="Hipervnculo"/>
@@ -1052,7 +1052,7 @@
                 <w:noProof/>
                 <w:webHidden/>
               </w:rPr>
-              <w:instrText xml:space="preserve"> PAGEREF _Toc234148630 \h </w:instrText>
+              <w:instrText xml:space="preserve"> PAGEREF _Toc234304000 \h </w:instrText>
             </w:r>
             <w:r>
               <w:rPr>
@@ -1098,12 +1098,11 @@
               <w14:ligatures w14:val="standardContextual"/>
             </w:rPr>
           </w:pPr>
-          <w:hyperlink w:anchor="_Toc234148631" w:history="1">
+          <w:hyperlink w:anchor="_Toc234304001" w:history="1">
             <w:r>
               <w:rPr>
                 <w:rStyle w:val="Hipervnculo"/>
                 <w:noProof/>
-                <w:highlight w:val="yellow"/>
               </w:rPr>
               <w:t>C.</w:t>
             </w:r>
@@ -1122,7 +1121,6 @@
                 <w:rStyle w:val="Hipervnculo"/>
                 <w:noProof/>
                 <w:w w:val="90"/>
-                <w:highlight w:val="yellow"/>
               </w:rPr>
               <w:t>Ejercicio</w:t>
             </w:r>
@@ -1132,7 +1130,6 @@
                 <w:noProof/>
                 <w:spacing w:val="-5"/>
                 <w:w w:val="90"/>
-                <w:highlight w:val="yellow"/>
               </w:rPr>
               <w:t xml:space="preserve"> </w:t>
             </w:r>
@@ -1141,7 +1138,6 @@
                 <w:rStyle w:val="Hipervnculo"/>
                 <w:noProof/>
                 <w:w w:val="90"/>
-                <w:highlight w:val="yellow"/>
               </w:rPr>
               <w:t>2:</w:t>
             </w:r>
@@ -1151,7 +1147,6 @@
                 <w:noProof/>
                 <w:spacing w:val="-4"/>
                 <w:w w:val="90"/>
-                <w:highlight w:val="yellow"/>
               </w:rPr>
               <w:t xml:space="preserve"> </w:t>
             </w:r>
@@ -1160,7 +1155,6 @@
                 <w:rStyle w:val="Hipervnculo"/>
                 <w:noProof/>
                 <w:w w:val="90"/>
-                <w:highlight w:val="yellow"/>
               </w:rPr>
               <w:t>El Buscador de Mercenarios (Optional)</w:t>
             </w:r>
@@ -1183,7 +1177,7 @@
                 <w:noProof/>
                 <w:webHidden/>
               </w:rPr>
-              <w:instrText xml:space="preserve"> PAGEREF _Toc234148631 \h </w:instrText>
+              <w:instrText xml:space="preserve"> PAGEREF _Toc234304001 \h </w:instrText>
             </w:r>
             <w:r>
               <w:rPr>
@@ -1229,7 +1223,7 @@
               <w14:ligatures w14:val="standardContextual"/>
             </w:rPr>
           </w:pPr>
-          <w:hyperlink w:anchor="_Toc234148632" w:history="1">
+          <w:hyperlink w:anchor="_Toc234304002" w:history="1">
             <w:r>
               <w:rPr>
                 <w:rStyle w:val="Hipervnculo"/>
@@ -1287,92 +1281,7 @@
                 <w:noProof/>
                 <w:w w:val="90"/>
               </w:rPr>
-              <w:t>La</w:t>
-            </w:r>
-            <w:r>
-              <w:rPr>
-                <w:rStyle w:val="Hipervnculo"/>
-                <w:noProof/>
-                <w:spacing w:val="-7"/>
-                <w:w w:val="90"/>
-              </w:rPr>
-              <w:t xml:space="preserve"> </w:t>
-            </w:r>
-            <w:r>
-              <w:rPr>
-                <w:rStyle w:val="Hipervnculo"/>
-                <w:noProof/>
-                <w:w w:val="90"/>
-              </w:rPr>
-              <w:t>Cola</w:t>
-            </w:r>
-            <w:r>
-              <w:rPr>
-                <w:rStyle w:val="Hipervnculo"/>
-                <w:noProof/>
-                <w:spacing w:val="-4"/>
-                <w:w w:val="90"/>
-              </w:rPr>
-              <w:t xml:space="preserve"> </w:t>
-            </w:r>
-            <w:r>
-              <w:rPr>
-                <w:rStyle w:val="Hipervnculo"/>
-                <w:noProof/>
-                <w:w w:val="90"/>
-              </w:rPr>
-              <w:t>de</w:t>
-            </w:r>
-            <w:r>
-              <w:rPr>
-                <w:rStyle w:val="Hipervnculo"/>
-                <w:noProof/>
-                <w:spacing w:val="-7"/>
-                <w:w w:val="90"/>
-              </w:rPr>
-              <w:t xml:space="preserve"> </w:t>
-            </w:r>
-            <w:r>
-              <w:rPr>
-                <w:rStyle w:val="Hipervnculo"/>
-                <w:noProof/>
-                <w:w w:val="90"/>
-              </w:rPr>
-              <w:t>la</w:t>
-            </w:r>
-            <w:r>
-              <w:rPr>
-                <w:rStyle w:val="Hipervnculo"/>
-                <w:noProof/>
-                <w:spacing w:val="-4"/>
-                <w:w w:val="90"/>
-              </w:rPr>
-              <w:t xml:space="preserve"> </w:t>
-            </w:r>
-            <w:r>
-              <w:rPr>
-                <w:rStyle w:val="Hipervnculo"/>
-                <w:noProof/>
-                <w:w w:val="90"/>
-              </w:rPr>
-              <w:t>Mazmorra</w:t>
-            </w:r>
-            <w:r>
-              <w:rPr>
-                <w:rStyle w:val="Hipervnculo"/>
-                <w:noProof/>
-                <w:spacing w:val="-2"/>
-                <w:w w:val="90"/>
-              </w:rPr>
-              <w:t xml:space="preserve"> </w:t>
-            </w:r>
-            <w:r>
-              <w:rPr>
-                <w:rStyle w:val="Hipervnculo"/>
-                <w:noProof/>
-                <w:w w:val="90"/>
-              </w:rPr>
-              <w:t>(Queue &amp; Deque)</w:t>
+              <w:t>El Almacén de Deadpool (I/O)</w:t>
             </w:r>
             <w:r>
               <w:rPr>
@@ -1393,7 +1302,7 @@
                 <w:noProof/>
                 <w:webHidden/>
               </w:rPr>
-              <w:instrText xml:space="preserve"> PAGEREF _Toc234148632 \h </w:instrText>
+              <w:instrText xml:space="preserve"> PAGEREF _Toc234304002 \h </w:instrText>
             </w:r>
             <w:r>
               <w:rPr>
@@ -1439,7 +1348,7 @@
               <w14:ligatures w14:val="standardContextual"/>
             </w:rPr>
           </w:pPr>
-          <w:hyperlink w:anchor="_Toc234148633" w:history="1">
+          <w:hyperlink w:anchor="_Toc234304003" w:history="1">
             <w:r>
               <w:rPr>
                 <w:rStyle w:val="Hipervnculo"/>
@@ -1489,84 +1398,7 @@
                 <w:spacing w:val="-7"/>
                 <w:w w:val="90"/>
               </w:rPr>
-              <w:t xml:space="preserve"> </w:t>
-            </w:r>
-            <w:r>
-              <w:rPr>
-                <w:rStyle w:val="Hipervnculo"/>
-                <w:noProof/>
-                <w:w w:val="90"/>
-              </w:rPr>
-              <w:t>La</w:t>
-            </w:r>
-            <w:r>
-              <w:rPr>
-                <w:rStyle w:val="Hipervnculo"/>
-                <w:noProof/>
-                <w:spacing w:val="-7"/>
-                <w:w w:val="90"/>
-              </w:rPr>
-              <w:t xml:space="preserve"> </w:t>
-            </w:r>
-            <w:r>
-              <w:rPr>
-                <w:rStyle w:val="Hipervnculo"/>
-                <w:noProof/>
-                <w:w w:val="90"/>
-              </w:rPr>
-              <w:t>Pila</w:t>
-            </w:r>
-            <w:r>
-              <w:rPr>
-                <w:rStyle w:val="Hipervnculo"/>
-                <w:noProof/>
-                <w:spacing w:val="-6"/>
-                <w:w w:val="90"/>
-              </w:rPr>
-              <w:t xml:space="preserve"> </w:t>
-            </w:r>
-            <w:r>
-              <w:rPr>
-                <w:rStyle w:val="Hipervnculo"/>
-                <w:noProof/>
-                <w:w w:val="90"/>
-              </w:rPr>
-              <w:t>de</w:t>
-            </w:r>
-            <w:r>
-              <w:rPr>
-                <w:rStyle w:val="Hipervnculo"/>
-                <w:noProof/>
-                <w:spacing w:val="-7"/>
-                <w:w w:val="90"/>
-              </w:rPr>
-              <w:t xml:space="preserve"> </w:t>
-            </w:r>
-            <w:r>
-              <w:rPr>
-                <w:rStyle w:val="Hipervnculo"/>
-                <w:noProof/>
-                <w:w w:val="90"/>
-              </w:rPr>
-              <w:t>Hechizos</w:t>
-            </w:r>
-            <w:r>
-              <w:rPr>
-                <w:rStyle w:val="Hipervnculo"/>
-                <w:noProof/>
-                <w:spacing w:val="-6"/>
-                <w:w w:val="90"/>
-              </w:rPr>
-              <w:t xml:space="preserve"> </w:t>
-            </w:r>
-            <w:r>
-              <w:rPr>
-                <w:rStyle w:val="Hipervnculo"/>
-                <w:noProof/>
-                <w:spacing w:val="-2"/>
-                <w:w w:val="90"/>
-              </w:rPr>
-              <w:t>(Stack)</w:t>
+              <w:t xml:space="preserve"> Filtrado de Hechizos (Streams avanzados)</w:t>
             </w:r>
             <w:r>
               <w:rPr>
@@ -1587,7 +1419,7 @@
                 <w:noProof/>
                 <w:webHidden/>
               </w:rPr>
-              <w:instrText xml:space="preserve"> PAGEREF _Toc234148633 \h </w:instrText>
+              <w:instrText xml:space="preserve"> PAGEREF _Toc234304003 \h </w:instrText>
             </w:r>
             <w:r>
               <w:rPr>
@@ -1607,7 +1439,7 @@
                 <w:noProof/>
                 <w:webHidden/>
               </w:rPr>
-              <w:t>11</w:t>
+              <w:t>10</w:t>
             </w:r>
             <w:r>
               <w:rPr>
@@ -1633,7 +1465,7 @@
               <w14:ligatures w14:val="standardContextual"/>
             </w:rPr>
           </w:pPr>
-          <w:hyperlink w:anchor="_Toc234148634" w:history="1">
+          <w:hyperlink w:anchor="_Toc234304004" w:history="1">
             <w:r>
               <w:rPr>
                 <w:rStyle w:val="Hipervnculo"/>
@@ -1691,59 +1523,7 @@
                 <w:noProof/>
                 <w:w w:val="90"/>
               </w:rPr>
-              <w:t>El</w:t>
-            </w:r>
-            <w:r>
-              <w:rPr>
-                <w:rStyle w:val="Hipervnculo"/>
-                <w:noProof/>
-                <w:spacing w:val="-11"/>
-                <w:w w:val="90"/>
-              </w:rPr>
-              <w:t xml:space="preserve"> </w:t>
-            </w:r>
-            <w:r>
-              <w:rPr>
-                <w:rStyle w:val="Hipervnculo"/>
-                <w:noProof/>
-                <w:w w:val="90"/>
-              </w:rPr>
-              <w:t>Alquimista</w:t>
-            </w:r>
-            <w:r>
-              <w:rPr>
-                <w:rStyle w:val="Hipervnculo"/>
-                <w:noProof/>
-                <w:spacing w:val="-10"/>
-                <w:w w:val="90"/>
-              </w:rPr>
-              <w:t xml:space="preserve"> </w:t>
-            </w:r>
-            <w:r>
-              <w:rPr>
-                <w:rStyle w:val="Hipervnculo"/>
-                <w:noProof/>
-                <w:w w:val="90"/>
-              </w:rPr>
-              <w:t>de</w:t>
-            </w:r>
-            <w:r>
-              <w:rPr>
-                <w:rStyle w:val="Hipervnculo"/>
-                <w:noProof/>
-                <w:spacing w:val="-9"/>
-                <w:w w:val="90"/>
-              </w:rPr>
-              <w:t xml:space="preserve"> </w:t>
-            </w:r>
-            <w:r>
-              <w:rPr>
-                <w:rStyle w:val="Hipervnculo"/>
-                <w:noProof/>
-                <w:spacing w:val="-2"/>
-                <w:w w:val="90"/>
-              </w:rPr>
-              <w:t>Datos</w:t>
+              <w:t>Conversión de Datos (Map)</w:t>
             </w:r>
             <w:r>
               <w:rPr>
@@ -1764,7 +1544,7 @@
                 <w:noProof/>
                 <w:webHidden/>
               </w:rPr>
-              <w:instrText xml:space="preserve"> PAGEREF _Toc234148634 \h </w:instrText>
+              <w:instrText xml:space="preserve"> PAGEREF _Toc234304004 \h </w:instrText>
             </w:r>
             <w:r>
               <w:rPr>
@@ -1784,7 +1564,7 @@
                 <w:noProof/>
                 <w:webHidden/>
               </w:rPr>
-              <w:t>12</w:t>
+              <w:t>11</w:t>
             </w:r>
             <w:r>
               <w:rPr>
@@ -1810,7 +1590,7 @@
               <w14:ligatures w14:val="standardContextual"/>
             </w:rPr>
           </w:pPr>
-          <w:hyperlink w:anchor="_Toc234148635" w:history="1">
+          <w:hyperlink w:anchor="_Toc234304005" w:history="1">
             <w:r>
               <w:rPr>
                 <w:rStyle w:val="Hipervnculo"/>
@@ -1851,127 +1631,7 @@
                 <w:noProof/>
                 <w:w w:val="90"/>
               </w:rPr>
-              <w:t>6:</w:t>
-            </w:r>
-            <w:r>
-              <w:rPr>
-                <w:rStyle w:val="Hipervnculo"/>
-                <w:noProof/>
-                <w:spacing w:val="-10"/>
-                <w:w w:val="90"/>
-              </w:rPr>
-              <w:t xml:space="preserve"> </w:t>
-            </w:r>
-            <w:r>
-              <w:rPr>
-                <w:rStyle w:val="Hipervnculo"/>
-                <w:noProof/>
-                <w:w w:val="90"/>
-              </w:rPr>
-              <w:t>Misión</w:t>
-            </w:r>
-            <w:r>
-              <w:rPr>
-                <w:rStyle w:val="Hipervnculo"/>
-                <w:noProof/>
-                <w:spacing w:val="-10"/>
-                <w:w w:val="90"/>
-              </w:rPr>
-              <w:t xml:space="preserve"> </w:t>
-            </w:r>
-            <w:r>
-              <w:rPr>
-                <w:rStyle w:val="Hipervnculo"/>
-                <w:noProof/>
-                <w:w w:val="90"/>
-              </w:rPr>
-              <w:t>de</w:t>
-            </w:r>
-            <w:r>
-              <w:rPr>
-                <w:rStyle w:val="Hipervnculo"/>
-                <w:noProof/>
-                <w:spacing w:val="-11"/>
-                <w:w w:val="90"/>
-              </w:rPr>
-              <w:t xml:space="preserve"> </w:t>
-            </w:r>
-            <w:r>
-              <w:rPr>
-                <w:rStyle w:val="Hipervnculo"/>
-                <w:noProof/>
-                <w:w w:val="90"/>
-              </w:rPr>
-              <w:t>Comandos</w:t>
-            </w:r>
-            <w:r>
-              <w:rPr>
-                <w:rStyle w:val="Hipervnculo"/>
-                <w:noProof/>
-                <w:spacing w:val="-10"/>
-                <w:w w:val="90"/>
-              </w:rPr>
-              <w:t xml:space="preserve"> </w:t>
-            </w:r>
-            <w:r>
-              <w:rPr>
-                <w:rStyle w:val="Hipervnculo"/>
-                <w:noProof/>
-                <w:w w:val="90"/>
-              </w:rPr>
-              <w:t>(ArrayList</w:t>
-            </w:r>
-            <w:r>
-              <w:rPr>
-                <w:rStyle w:val="Hipervnculo"/>
-                <w:noProof/>
-                <w:spacing w:val="-10"/>
-                <w:w w:val="90"/>
-              </w:rPr>
-              <w:t xml:space="preserve"> </w:t>
-            </w:r>
-            <w:r>
-              <w:rPr>
-                <w:rStyle w:val="Hipervnculo"/>
-                <w:noProof/>
-                <w:w w:val="90"/>
-              </w:rPr>
-              <w:t>&amp;</w:t>
-            </w:r>
-            <w:r>
-              <w:rPr>
-                <w:rStyle w:val="Hipervnculo"/>
-                <w:noProof/>
-                <w:spacing w:val="-12"/>
-                <w:w w:val="90"/>
-              </w:rPr>
-              <w:t xml:space="preserve"> </w:t>
-            </w:r>
-            <w:r>
-              <w:rPr>
-                <w:rStyle w:val="Hipervnculo"/>
-                <w:noProof/>
-                <w:w w:val="90"/>
-              </w:rPr>
-              <w:t>String</w:t>
-            </w:r>
-            <w:r>
-              <w:rPr>
-                <w:rStyle w:val="Hipervnculo"/>
-                <w:noProof/>
-                <w:spacing w:val="-10"/>
-                <w:w w:val="90"/>
-              </w:rPr>
-              <w:t xml:space="preserve"> </w:t>
-            </w:r>
-            <w:r>
-              <w:rPr>
-                <w:rStyle w:val="Hipervnculo"/>
-                <w:noProof/>
-                <w:spacing w:val="-2"/>
-                <w:w w:val="90"/>
-              </w:rPr>
-              <w:t>Processing)</w:t>
+              <w:t>6: Validación de Identidad (Optional + Filter)</w:t>
             </w:r>
             <w:r>
               <w:rPr>
@@ -1992,7 +1652,7 @@
                 <w:noProof/>
                 <w:webHidden/>
               </w:rPr>
-              <w:instrText xml:space="preserve"> PAGEREF _Toc234148635 \h </w:instrText>
+              <w:instrText xml:space="preserve"> PAGEREF _Toc234304005 \h </w:instrText>
             </w:r>
             <w:r>
               <w:rPr>
@@ -2012,7 +1672,7 @@
                 <w:noProof/>
                 <w:webHidden/>
               </w:rPr>
-              <w:t>13</w:t>
+              <w:t>12</w:t>
             </w:r>
             <w:r>
               <w:rPr>
@@ -2038,7 +1698,7 @@
               <w14:ligatures w14:val="standardContextual"/>
             </w:rPr>
           </w:pPr>
-          <w:hyperlink w:anchor="_Toc234148636" w:history="1">
+          <w:hyperlink w:anchor="_Toc234304006" w:history="1">
             <w:r>
               <w:rPr>
                 <w:rStyle w:val="Hipervnculo"/>
@@ -2079,7 +1739,98 @@
                 <w:noProof/>
                 <w:w w:val="90"/>
               </w:rPr>
-              <w:t>7:</w:t>
+              <w:t>7: El Informe del Sindicato (JSON Reading)</w:t>
+            </w:r>
+            <w:r>
+              <w:rPr>
+                <w:noProof/>
+                <w:webHidden/>
+              </w:rPr>
+              <w:tab/>
+            </w:r>
+            <w:r>
+              <w:rPr>
+                <w:noProof/>
+                <w:webHidden/>
+              </w:rPr>
+              <w:fldChar w:fldCharType="begin"/>
+            </w:r>
+            <w:r>
+              <w:rPr>
+                <w:noProof/>
+                <w:webHidden/>
+              </w:rPr>
+              <w:instrText xml:space="preserve"> PAGEREF _Toc234304006 \h </w:instrText>
+            </w:r>
+            <w:r>
+              <w:rPr>
+                <w:noProof/>
+                <w:webHidden/>
+              </w:rPr>
+            </w:r>
+            <w:r>
+              <w:rPr>
+                <w:noProof/>
+                <w:webHidden/>
+              </w:rPr>
+              <w:fldChar w:fldCharType="separate"/>
+            </w:r>
+            <w:r>
+              <w:rPr>
+                <w:noProof/>
+                <w:webHidden/>
+              </w:rPr>
+              <w:t>13</w:t>
+            </w:r>
+            <w:r>
+              <w:rPr>
+                <w:noProof/>
+                <w:webHidden/>
+              </w:rPr>
+              <w:fldChar w:fldCharType="end"/>
+            </w:r>
+          </w:hyperlink>
+        </w:p>
+        <w:p>
+          <w:pPr>
+            <w:pStyle w:val="TDC2"/>
+            <w:tabs>
+              <w:tab w:val="left" w:pos="1680"/>
+              <w:tab w:val="right" w:leader="dot" w:pos="10430"/>
+            </w:tabs>
+            <w:rPr>
+              <w:rFonts w:asciiTheme="minorHAnsi" w:eastAsiaTheme="minorEastAsia" w:hAnsiTheme="minorHAnsi" w:cstheme="minorBidi"/>
+              <w:noProof/>
+              <w:kern w:val="2"/>
+              <w:lang w:val="en-US"/>
+              <w14:ligatures w14:val="standardContextual"/>
+            </w:rPr>
+          </w:pPr>
+          <w:hyperlink w:anchor="_Toc234304007" w:history="1">
+            <w:r>
+              <w:rPr>
+                <w:rStyle w:val="Hipervnculo"/>
+                <w:noProof/>
+              </w:rPr>
+              <w:t>I.</w:t>
+            </w:r>
+            <w:r>
+              <w:rPr>
+                <w:rFonts w:asciiTheme="minorHAnsi" w:eastAsiaTheme="minorEastAsia" w:hAnsiTheme="minorHAnsi" w:cstheme="minorBidi"/>
+                <w:noProof/>
+                <w:kern w:val="2"/>
+                <w:lang w:val="en-US"/>
+                <w14:ligatures w14:val="standardContextual"/>
+              </w:rPr>
+              <w:tab/>
+            </w:r>
+            <w:r>
+              <w:rPr>
+                <w:rStyle w:val="Hipervnculo"/>
+                <w:noProof/>
+                <w:w w:val="90"/>
+              </w:rPr>
+              <w:t>Ejercicio</w:t>
             </w:r>
             <w:r>
               <w:rPr>
@@ -2096,15 +1847,289 @@
                 <w:noProof/>
                 <w:w w:val="90"/>
               </w:rPr>
-              <w:t>El</w:t>
-            </w:r>
+              <w:t>8: Exportación de Loot (JSON Writing)</w:t>
+            </w:r>
+            <w:r>
+              <w:rPr>
+                <w:noProof/>
+                <w:webHidden/>
+              </w:rPr>
+              <w:tab/>
+            </w:r>
+            <w:r>
+              <w:rPr>
+                <w:noProof/>
+                <w:webHidden/>
+              </w:rPr>
+              <w:fldChar w:fldCharType="begin"/>
+            </w:r>
+            <w:r>
+              <w:rPr>
+                <w:noProof/>
+                <w:webHidden/>
+              </w:rPr>
+              <w:instrText xml:space="preserve"> PAGEREF _Toc234304007 \h </w:instrText>
+            </w:r>
+            <w:r>
+              <w:rPr>
+                <w:noProof/>
+                <w:webHidden/>
+              </w:rPr>
+            </w:r>
+            <w:r>
+              <w:rPr>
+                <w:noProof/>
+                <w:webHidden/>
+              </w:rPr>
+              <w:fldChar w:fldCharType="separate"/>
+            </w:r>
+            <w:r>
+              <w:rPr>
+                <w:noProof/>
+                <w:webHidden/>
+              </w:rPr>
+              <w:t>14</w:t>
+            </w:r>
+            <w:r>
+              <w:rPr>
+                <w:noProof/>
+                <w:webHidden/>
+              </w:rPr>
+              <w:fldChar w:fldCharType="end"/>
+            </w:r>
+          </w:hyperlink>
+        </w:p>
+        <w:p>
+          <w:pPr>
+            <w:pStyle w:val="TDC2"/>
+            <w:tabs>
+              <w:tab w:val="left" w:pos="1680"/>
+              <w:tab w:val="right" w:leader="dot" w:pos="10430"/>
+            </w:tabs>
+            <w:rPr>
+              <w:rFonts w:asciiTheme="minorHAnsi" w:eastAsiaTheme="minorEastAsia" w:hAnsiTheme="minorHAnsi" w:cstheme="minorBidi"/>
+              <w:noProof/>
+              <w:kern w:val="2"/>
+              <w:lang w:val="en-US"/>
+              <w14:ligatures w14:val="standardContextual"/>
+            </w:rPr>
+          </w:pPr>
+          <w:hyperlink w:anchor="_Toc234304008" w:history="1">
             <w:r>
               <w:rPr>
                 <w:rStyle w:val="Hipervnculo"/>
                 <w:noProof/>
-                <w:spacing w:val="-10"/>
+              </w:rPr>
+              <w:t>J.</w:t>
+            </w:r>
+            <w:r>
+              <w:rPr>
+                <w:rFonts w:asciiTheme="minorHAnsi" w:eastAsiaTheme="minorEastAsia" w:hAnsiTheme="minorHAnsi" w:cstheme="minorBidi"/>
+                <w:noProof/>
+                <w:kern w:val="2"/>
+                <w:lang w:val="en-US"/>
+                <w14:ligatures w14:val="standardContextual"/>
+              </w:rPr>
+              <w:tab/>
+            </w:r>
+            <w:r>
+              <w:rPr>
+                <w:rStyle w:val="Hipervnculo"/>
+                <w:noProof/>
                 <w:w w:val="90"/>
               </w:rPr>
+              <w:t>Extra A: El Cuartel General (Collectors.groupingBy)</w:t>
+            </w:r>
+            <w:r>
+              <w:rPr>
+                <w:noProof/>
+                <w:webHidden/>
+              </w:rPr>
+              <w:tab/>
+            </w:r>
+            <w:r>
+              <w:rPr>
+                <w:noProof/>
+                <w:webHidden/>
+              </w:rPr>
+              <w:fldChar w:fldCharType="begin"/>
+            </w:r>
+            <w:r>
+              <w:rPr>
+                <w:noProof/>
+                <w:webHidden/>
+              </w:rPr>
+              <w:instrText xml:space="preserve"> PAGEREF _Toc234304008 \h </w:instrText>
+            </w:r>
+            <w:r>
+              <w:rPr>
+                <w:noProof/>
+                <w:webHidden/>
+              </w:rPr>
+            </w:r>
+            <w:r>
+              <w:rPr>
+                <w:noProof/>
+                <w:webHidden/>
+              </w:rPr>
+              <w:fldChar w:fldCharType="separate"/>
+            </w:r>
+            <w:r>
+              <w:rPr>
+                <w:noProof/>
+                <w:webHidden/>
+              </w:rPr>
+              <w:t>15</w:t>
+            </w:r>
+            <w:r>
+              <w:rPr>
+                <w:noProof/>
+                <w:webHidden/>
+              </w:rPr>
+              <w:fldChar w:fldCharType="end"/>
+            </w:r>
+          </w:hyperlink>
+        </w:p>
+        <w:p>
+          <w:pPr>
+            <w:pStyle w:val="TDC2"/>
+            <w:tabs>
+              <w:tab w:val="left" w:pos="1680"/>
+              <w:tab w:val="right" w:leader="dot" w:pos="10430"/>
+            </w:tabs>
+            <w:rPr>
+              <w:rFonts w:asciiTheme="minorHAnsi" w:eastAsiaTheme="minorEastAsia" w:hAnsiTheme="minorHAnsi" w:cstheme="minorBidi"/>
+              <w:noProof/>
+              <w:kern w:val="2"/>
+              <w:lang w:val="en-US"/>
+              <w14:ligatures w14:val="standardContextual"/>
+            </w:rPr>
+          </w:pPr>
+          <w:hyperlink w:anchor="_Toc234304009" w:history="1">
+            <w:r>
+              <w:rPr>
+                <w:rStyle w:val="Hipervnculo"/>
+                <w:noProof/>
+              </w:rPr>
+              <w:t>K.</w:t>
+            </w:r>
+            <w:r>
+              <w:rPr>
+                <w:rFonts w:asciiTheme="minorHAnsi" w:eastAsiaTheme="minorEastAsia" w:hAnsiTheme="minorHAnsi" w:cstheme="minorBidi"/>
+                <w:noProof/>
+                <w:kern w:val="2"/>
+                <w:lang w:val="en-US"/>
+                <w14:ligatures w14:val="standardContextual"/>
+              </w:rPr>
+              <w:tab/>
+            </w:r>
+            <w:r>
+              <w:rPr>
+                <w:rStyle w:val="Hipervnculo"/>
+                <w:noProof/>
+                <w:w w:val="90"/>
+              </w:rPr>
+              <w:t>Extra B: El Botín Total (reduce)</w:t>
+            </w:r>
+            <w:r>
+              <w:rPr>
+                <w:noProof/>
+                <w:webHidden/>
+              </w:rPr>
+              <w:tab/>
+            </w:r>
+            <w:r>
+              <w:rPr>
+                <w:noProof/>
+                <w:webHidden/>
+              </w:rPr>
+              <w:fldChar w:fldCharType="begin"/>
+            </w:r>
+            <w:r>
+              <w:rPr>
+                <w:noProof/>
+                <w:webHidden/>
+              </w:rPr>
+              <w:instrText xml:space="preserve"> PAGEREF _Toc234304009 \h </w:instrText>
+            </w:r>
+            <w:r>
+              <w:rPr>
+                <w:noProof/>
+                <w:webHidden/>
+              </w:rPr>
+            </w:r>
+            <w:r>
+              <w:rPr>
+                <w:noProof/>
+                <w:webHidden/>
+              </w:rPr>
+              <w:fldChar w:fldCharType="separate"/>
+            </w:r>
+            <w:r>
+              <w:rPr>
+                <w:noProof/>
+                <w:webHidden/>
+              </w:rPr>
+              <w:t>16</w:t>
+            </w:r>
+            <w:r>
+              <w:rPr>
+                <w:noProof/>
+                <w:webHidden/>
+              </w:rPr>
+              <w:fldChar w:fldCharType="end"/>
+            </w:r>
+          </w:hyperlink>
+        </w:p>
+        <w:p>
+          <w:pPr>
+            <w:pStyle w:val="TDC2"/>
+            <w:tabs>
+              <w:tab w:val="left" w:pos="1680"/>
+              <w:tab w:val="right" w:leader="dot" w:pos="10430"/>
+            </w:tabs>
+            <w:rPr>
+              <w:rFonts w:asciiTheme="minorHAnsi" w:eastAsiaTheme="minorEastAsia" w:hAnsiTheme="minorHAnsi" w:cstheme="minorBidi"/>
+              <w:noProof/>
+              <w:kern w:val="2"/>
+              <w:lang w:val="en-US"/>
+              <w14:ligatures w14:val="standardContextual"/>
+            </w:rPr>
+          </w:pPr>
+          <w:hyperlink w:anchor="_Toc234304010" w:history="1">
+            <w:r>
+              <w:rPr>
+                <w:rStyle w:val="Hipervnculo"/>
+                <w:noProof/>
+                <w:lang w:val="en-US"/>
+              </w:rPr>
+              <w:t>L.</w:t>
+            </w:r>
+            <w:r>
+              <w:rPr>
+                <w:rFonts w:asciiTheme="minorHAnsi" w:eastAsiaTheme="minorEastAsia" w:hAnsiTheme="minorHAnsi" w:cstheme="minorBidi"/>
+                <w:noProof/>
+                <w:kern w:val="2"/>
+                <w:lang w:val="en-US"/>
+                <w14:ligatures w14:val="standardContextual"/>
+              </w:rPr>
+              <w:tab/>
+            </w:r>
+            <w:r>
+              <w:rPr>
+                <w:rStyle w:val="Hipervnculo"/>
+                <w:noProof/>
+                <w:w w:val="90"/>
+                <w:lang w:val="en-US"/>
+              </w:rPr>
+              <w:t>Extra</w:t>
+            </w:r>
+            <w:r>
+              <w:rPr>
+                <w:rStyle w:val="Hipervnculo"/>
+                <w:noProof/>
+                <w:lang w:val="en-US"/>
+              </w:rPr>
               <w:t xml:space="preserve"> </w:t>
             </w:r>
             <w:r>
@@ -2112,76 +2137,9 @@
                 <w:rStyle w:val="Hipervnculo"/>
                 <w:noProof/>
                 <w:w w:val="90"/>
-              </w:rPr>
-              <w:t>Escáner</w:t>
-            </w:r>
-            <w:r>
-              <w:rPr>
-                <w:rStyle w:val="Hipervnculo"/>
-                <w:noProof/>
-                <w:spacing w:val="-14"/>
-                <w:w w:val="90"/>
-              </w:rPr>
-              <w:t xml:space="preserve"> </w:t>
-            </w:r>
-            <w:r>
-              <w:rPr>
-                <w:rStyle w:val="Hipervnculo"/>
-                <w:noProof/>
-                <w:w w:val="90"/>
-              </w:rPr>
-              <w:t>de</w:t>
-            </w:r>
-            <w:r>
-              <w:rPr>
-                <w:rStyle w:val="Hipervnculo"/>
-                <w:noProof/>
-                <w:spacing w:val="-15"/>
-                <w:w w:val="90"/>
-              </w:rPr>
-              <w:t xml:space="preserve"> </w:t>
-            </w:r>
-            <w:r>
-              <w:rPr>
-                <w:rStyle w:val="Hipervnculo"/>
-                <w:noProof/>
-                <w:w w:val="90"/>
-              </w:rPr>
-              <w:t>Terreno</w:t>
-            </w:r>
-            <w:r>
-              <w:rPr>
-                <w:rStyle w:val="Hipervnculo"/>
-                <w:noProof/>
-                <w:spacing w:val="-10"/>
-                <w:w w:val="90"/>
-              </w:rPr>
-              <w:t xml:space="preserve"> </w:t>
-            </w:r>
-            <w:r>
-              <w:rPr>
-                <w:rStyle w:val="Hipervnculo"/>
-                <w:noProof/>
-                <w:w w:val="90"/>
-              </w:rPr>
-              <w:t>(Arrays</w:t>
-            </w:r>
-            <w:r>
-              <w:rPr>
-                <w:rStyle w:val="Hipervnculo"/>
-                <w:noProof/>
-                <w:spacing w:val="-16"/>
-                <w:w w:val="90"/>
-              </w:rPr>
-              <w:t xml:space="preserve"> </w:t>
-            </w:r>
-            <w:r>
-              <w:rPr>
-                <w:rStyle w:val="Hipervnculo"/>
-                <w:noProof/>
-                <w:w w:val="90"/>
-              </w:rPr>
-              <w:t>Estáticos)</w:t>
+                <w:lang w:val="en-US"/>
+              </w:rPr>
+              <w:t>C: Sin Excusas (orElseThrow + flatMap)</w:t>
             </w:r>
             <w:r>
               <w:rPr>
@@ -2202,7 +2160,7 @@
                 <w:noProof/>
                 <w:webHidden/>
               </w:rPr>
-              <w:instrText xml:space="preserve"> PAGEREF _Toc234148636 \h </w:instrText>
+              <w:instrText xml:space="preserve"> PAGEREF _Toc234304010 \h </w:instrText>
             </w:r>
             <w:r>
               <w:rPr>
@@ -2222,7 +2180,7 @@
                 <w:noProof/>
                 <w:webHidden/>
               </w:rPr>
-              <w:t>14</w:t>
+              <w:t>17</w:t>
             </w:r>
             <w:r>
               <w:rPr>
@@ -2247,7 +2205,7 @@
               <w14:ligatures w14:val="standardContextual"/>
             </w:rPr>
           </w:pPr>
-          <w:hyperlink w:anchor="_Toc234148637" w:history="1">
+          <w:hyperlink w:anchor="_Toc234304011" w:history="1">
             <w:r>
               <w:rPr>
                 <w:rStyle w:val="Hipervnculo"/>
@@ -2274,7 +2232,7 @@
                 <w:noProof/>
                 <w:webHidden/>
               </w:rPr>
-              <w:instrText xml:space="preserve"> PAGEREF _Toc234148637 \h </w:instrText>
+              <w:instrText xml:space="preserve"> PAGEREF _Toc234304011 \h </w:instrText>
             </w:r>
             <w:r>
               <w:rPr>
@@ -2294,7 +2252,7 @@
                 <w:noProof/>
                 <w:webHidden/>
               </w:rPr>
-              <w:t>15</w:t>
+              <w:t>19</w:t>
             </w:r>
             <w:r>
               <w:rPr>
@@ -2336,7 +2294,7 @@
           <w:numId w:val="17"/>
         </w:numPr>
       </w:pPr>
-      <w:bookmarkStart w:id="1" w:name="_Toc234148626"/>
+      <w:bookmarkStart w:id="1" w:name="_Toc234303996"/>
       <w:r>
         <w:lastRenderedPageBreak/>
         <w:t>El Sindicato de la Resiliencia</w:t>
@@ -3415,14 +3373,14 @@
         </w:numPr>
       </w:pPr>
       <w:bookmarkStart w:id="2" w:name="_bookmark1"/>
-      <w:bookmarkStart w:id="3" w:name="_Toc234148627"/>
+      <w:bookmarkStart w:id="3" w:name="_Toc234303997"/>
       <w:bookmarkEnd w:id="2"/>
       <w:r>
         <w:rPr>
           <w:noProof/>
         </w:rPr>
         <w:drawing>
-          <wp:anchor distT="0" distB="0" distL="114300" distR="114300" simplePos="0" relativeHeight="251668992" behindDoc="0" locked="0" layoutInCell="1" allowOverlap="1" wp14:anchorId="5EF8B505" wp14:editId="39C31EDB">
+          <wp:anchor distT="0" distB="0" distL="114300" distR="114300" simplePos="0" relativeHeight="251653120" behindDoc="0" locked="0" layoutInCell="1" allowOverlap="1" wp14:anchorId="5EF8B505" wp14:editId="39C31EDB">
             <wp:simplePos x="0" y="0"/>
             <wp:positionH relativeFrom="column">
               <wp:posOffset>3771900</wp:posOffset>
@@ -3801,7 +3759,7 @@
         </w:numPr>
       </w:pPr>
       <w:bookmarkStart w:id="4" w:name="_bookmark2"/>
-      <w:bookmarkStart w:id="5" w:name="_Toc234148628"/>
+      <w:bookmarkStart w:id="5" w:name="_Toc234303998"/>
       <w:bookmarkEnd w:id="4"/>
       <w:r>
         <w:lastRenderedPageBreak/>
@@ -3857,6 +3815,7 @@
         <w:t xml:space="preserve"> representan una forma diferente de pensar. En lugar de indicar paso a paso cómo recorrer una colección o un archivo, definirás una secuencia de operaciones que transformarán los datos automáticamente. Podrás filtrar registros, ordenar resultados, eliminar duplicados, realizar búsquedas, agrupar información o calcular estadísticas utilizando una sintaxis más limpia y cercana al problema que intentas </w:t>
       </w:r>
       <w:proofErr w:type="spellStart"/>
+      <w:proofErr w:type="gramStart"/>
       <w:r>
         <w:rPr>
           <w:szCs w:val="24"/>
@@ -3864,6 +3823,7 @@
         <w:t>resolver.Junto</w:t>
       </w:r>
       <w:proofErr w:type="spellEnd"/>
+      <w:proofErr w:type="gramEnd"/>
       <w:r>
         <w:rPr>
           <w:szCs w:val="24"/>
@@ -4448,7 +4408,7 @@
           </mc:Choice>
           <mc:Fallback>
             <w:pict>
-              <v:group w14:anchorId="37F37C2C" id="Group 15" o:spid="_x0000_s1026" style="width:442.05pt;height:1.6pt;mso-position-horizontal-relative:char;mso-position-vertical-relative:line" coordsize="56140,203" o:gfxdata="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">
+              <v:group w14:anchorId="0D2BCBA7" id="Group 15" o:spid="_x0000_s1026" style="width:442.05pt;height:1.6pt;mso-position-horizontal-relative:char;mso-position-vertical-relative:line" coordsize="56140,203" o:gfxdata="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">
                 <v:shape id="Graphic 16" o:spid="_x0000_s1027" style="position:absolute;width:56127;height:196;visibility:visible;mso-wrap-style:square;v-text-anchor:top" coordsize="5612765,19685" o:gfxdata="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" path="m5612765,l,,,19685r5612765,l5612765,xe" fillcolor="#9f9f9f" stroked="f">
                   <v:path arrowok="t"/>
                 </v:shape>
@@ -4493,7 +4453,7 @@
         </w:numPr>
         <w:jc w:val="left"/>
       </w:pPr>
-      <w:bookmarkStart w:id="7" w:name="_Toc234148629"/>
+      <w:bookmarkStart w:id="7" w:name="_Toc234303999"/>
       <w:r>
         <w:rPr>
           <w:w w:val="90"/>
@@ -4649,12 +4609,21 @@
         <w:t xml:space="preserve">: </w:t>
       </w:r>
       <w:proofErr w:type="spellStart"/>
+      <w:proofErr w:type="gramStart"/>
       <w:r>
         <w:rPr>
           <w:w w:val="90"/>
           <w:lang w:val="en-US"/>
         </w:rPr>
-        <w:t>java.nio.file.Files</w:t>
+        <w:t>java.nio.file</w:t>
+      </w:r>
+      <w:proofErr w:type="gramEnd"/>
+      <w:r>
+        <w:rPr>
+          <w:w w:val="90"/>
+          <w:lang w:val="en-US"/>
+        </w:rPr>
+        <w:t>.Files</w:t>
       </w:r>
       <w:proofErr w:type="spellEnd"/>
       <w:r>
@@ -4898,7 +4867,7 @@
         <mc:AlternateContent>
           <mc:Choice Requires="wps">
             <w:drawing>
-              <wp:anchor distT="0" distB="0" distL="114300" distR="114300" simplePos="0" relativeHeight="251651584" behindDoc="0" locked="0" layoutInCell="1" allowOverlap="1" wp14:anchorId="1C4D31BE" wp14:editId="0BA5062A">
+              <wp:anchor distT="0" distB="0" distL="114300" distR="114300" simplePos="0" relativeHeight="251644928" behindDoc="0" locked="0" layoutInCell="1" allowOverlap="1" wp14:anchorId="1C4D31BE" wp14:editId="0BA5062A">
                 <wp:simplePos x="0" y="0"/>
                 <wp:positionH relativeFrom="margin">
                   <wp:posOffset>398885</wp:posOffset>
@@ -4988,7 +4957,7 @@
           </mc:Choice>
           <mc:Fallback>
             <w:pict>
-              <v:rect w14:anchorId="1C4D31BE" id="Rectángulo 2" o:spid="_x0000_s1026" style="position:absolute;left:0;text-align:left;margin-left:31.4pt;margin-top:6.2pt;width:434.5pt;height:89.5pt;z-index:251651584;visibility:visible;mso-wrap-style:square;mso-width-percent:0;mso-height-percent:0;mso-wrap-distance-left:9pt;mso-wrap-distance-top:0;mso-wrap-distance-right:9pt;mso-wrap-distance-bottom:0;mso-position-horizontal:absolute;mso-position-horizontal-relative:margin;mso-position-vertical:absolute;mso-position-vertical-relative:text;mso-width-percent:0;mso-height-percent:0;mso-width-relative:margin;mso-height-relative:margin;v-text-anchor:middle" o:gfxdata="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" fillcolor="black [3213]" strokecolor="black [3213]" strokeweight="2pt">
+              <v:rect w14:anchorId="1C4D31BE" id="Rectángulo 2" o:spid="_x0000_s1026" style="position:absolute;left:0;text-align:left;margin-left:31.4pt;margin-top:6.2pt;width:434.5pt;height:89.5pt;z-index:251644928;visibility:visible;mso-wrap-style:square;mso-width-percent:0;mso-height-percent:0;mso-wrap-distance-left:9pt;mso-wrap-distance-top:0;mso-wrap-distance-right:9pt;mso-wrap-distance-bottom:0;mso-position-horizontal:absolute;mso-position-horizontal-relative:margin;mso-position-vertical:absolute;mso-position-vertical-relative:text;mso-width-percent:0;mso-height-percent:0;mso-width-relative:margin;mso-height-relative:margin;v-text-anchor:middle" o:gfxdata="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" fillcolor="black [3213]" strokecolor="black [3213]" strokeweight="2pt">
                 <v:textbox>
                   <w:txbxContent>
                     <w:p>
@@ -5058,7 +5027,7 @@
         <w:jc w:val="left"/>
       </w:pPr>
       <w:bookmarkStart w:id="8" w:name="_bookmark4"/>
-      <w:bookmarkStart w:id="9" w:name="_Toc234148630"/>
+      <w:bookmarkStart w:id="9" w:name="_Toc234304000"/>
       <w:bookmarkEnd w:id="8"/>
       <w:r>
         <w:rPr>
@@ -5294,6 +5263,7 @@
         <w:t xml:space="preserve">(), </w:t>
       </w:r>
       <w:proofErr w:type="spellStart"/>
+      <w:proofErr w:type="gramStart"/>
       <w:r>
         <w:rPr>
           <w:spacing w:val="-6"/>
@@ -5305,7 +5275,14 @@
         <w:rPr>
           <w:spacing w:val="-6"/>
         </w:rPr>
-        <w:t xml:space="preserve">(), </w:t>
+        <w:t>(</w:t>
+      </w:r>
+      <w:proofErr w:type="gramEnd"/>
+      <w:r>
+        <w:rPr>
+          <w:spacing w:val="-6"/>
+        </w:rPr>
+        <w:t xml:space="preserve">), </w:t>
       </w:r>
       <w:proofErr w:type="spellStart"/>
       <w:r>
@@ -5380,6 +5357,7 @@
         </w:rPr>
         <w:t xml:space="preserve"> </w:t>
       </w:r>
+      <w:proofErr w:type="gramStart"/>
       <w:r>
         <w:rPr>
           <w:bCs/>
@@ -5388,9 +5366,9 @@
           <w:spacing w:val="-20"/>
           <w:lang w:val="en-US"/>
         </w:rPr>
-        <w:t xml:space="preserve">uses if </w:t>
-      </w:r>
-      <w:proofErr w:type="spellStart"/>
+        <w:t>uses</w:t>
+      </w:r>
+      <w:proofErr w:type="gramEnd"/>
       <w:r>
         <w:rPr>
           <w:bCs/>
@@ -5399,9 +5377,9 @@
           <w:spacing w:val="-20"/>
           <w:lang w:val="en-US"/>
         </w:rPr>
-        <w:t>ni</w:t>
-      </w:r>
-      <w:proofErr w:type="spellEnd"/>
+        <w:t xml:space="preserve"> if </w:t>
+      </w:r>
+      <w:proofErr w:type="spellStart"/>
       <w:r>
         <w:rPr>
           <w:bCs/>
@@ -5410,18 +5388,19 @@
           <w:spacing w:val="-20"/>
           <w:lang w:val="en-US"/>
         </w:rPr>
-        <w:t xml:space="preserve"> for. </w:t>
-      </w:r>
+        <w:t>ni</w:t>
+      </w:r>
+      <w:proofErr w:type="spellEnd"/>
       <w:r>
         <w:rPr>
           <w:bCs/>
           <w:i/>
           <w:iCs/>
           <w:spacing w:val="-20"/>
-        </w:rPr>
-        <w:t xml:space="preserve">Todo debe ser una cadena de operaciones de </w:t>
-      </w:r>
-      <w:proofErr w:type="spellStart"/>
+          <w:lang w:val="en-US"/>
+        </w:rPr>
+        <w:t xml:space="preserve"> for. </w:t>
+      </w:r>
       <w:r>
         <w:rPr>
           <w:bCs/>
@@ -5429,9 +5408,9 @@
           <w:iCs/>
           <w:spacing w:val="-20"/>
         </w:rPr>
-        <w:t>Stream</w:t>
-      </w:r>
-      <w:proofErr w:type="spellEnd"/>
+        <w:t xml:space="preserve">Todo debe ser una cadena de operaciones de </w:t>
+      </w:r>
+      <w:proofErr w:type="spellStart"/>
       <w:r>
         <w:rPr>
           <w:bCs/>
@@ -5439,6 +5418,16 @@
           <w:iCs/>
           <w:spacing w:val="-20"/>
         </w:rPr>
+        <w:t>Stream</w:t>
+      </w:r>
+      <w:proofErr w:type="spellEnd"/>
+      <w:r>
+        <w:rPr>
+          <w:bCs/>
+          <w:i/>
+          <w:iCs/>
+          <w:spacing w:val="-20"/>
+        </w:rPr>
         <w:t>.</w:t>
       </w:r>
     </w:p>
@@ -5519,7 +5508,7 @@
         <mc:AlternateContent>
           <mc:Choice Requires="wps">
             <w:drawing>
-              <wp:anchor distT="0" distB="0" distL="114300" distR="114300" simplePos="0" relativeHeight="251653632" behindDoc="0" locked="0" layoutInCell="1" allowOverlap="1" wp14:anchorId="6EEA5942" wp14:editId="54EA2910">
+              <wp:anchor distT="0" distB="0" distL="114300" distR="114300" simplePos="0" relativeHeight="251646976" behindDoc="0" locked="0" layoutInCell="1" allowOverlap="1" wp14:anchorId="6EEA5942" wp14:editId="54EA2910">
                 <wp:simplePos x="0" y="0"/>
                 <wp:positionH relativeFrom="margin">
                   <wp:posOffset>400050</wp:posOffset>
@@ -5609,7 +5598,7 @@
           </mc:Choice>
           <mc:Fallback>
             <w:pict>
-              <v:rect w14:anchorId="6EEA5942" id="_x0000_s1027" style="position:absolute;left:0;text-align:left;margin-left:31.5pt;margin-top:6.25pt;width:434.5pt;height:45pt;z-index:251653632;visibility:visible;mso-wrap-style:square;mso-width-percent:0;mso-height-percent:0;mso-wrap-distance-left:9pt;mso-wrap-distance-top:0;mso-wrap-distance-right:9pt;mso-wrap-distance-bottom:0;mso-position-horizontal:absolute;mso-position-horizontal-relative:margin;mso-position-vertical:absolute;mso-position-vertical-relative:text;mso-width-percent:0;mso-height-percent:0;mso-width-relative:margin;mso-height-relative:margin;v-text-anchor:middle" o:gfxdata="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" fillcolor="black [3213]" strokecolor="black [3213]" strokeweight="2pt">
+              <v:rect w14:anchorId="6EEA5942" id="_x0000_s1027" style="position:absolute;left:0;text-align:left;margin-left:31.5pt;margin-top:6.25pt;width:434.5pt;height:45pt;z-index:251646976;visibility:visible;mso-wrap-style:square;mso-width-percent:0;mso-height-percent:0;mso-wrap-distance-left:9pt;mso-wrap-distance-top:0;mso-wrap-distance-right:9pt;mso-wrap-distance-bottom:0;mso-position-horizontal:absolute;mso-position-horizontal-relative:margin;mso-position-vertical:absolute;mso-position-vertical-relative:text;mso-width-percent:0;mso-height-percent:0;mso-width-relative:margin;mso-height-relative:margin;v-text-anchor:middle" o:gfxdata="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" fillcolor="black [3213]" strokecolor="black [3213]" strokeweight="2pt">
                 <v:textbox>
                   <w:txbxContent>
                     <w:p>
@@ -5679,7 +5668,7 @@
         <w:jc w:val="left"/>
       </w:pPr>
       <w:bookmarkStart w:id="10" w:name="_bookmark5"/>
-      <w:bookmarkStart w:id="11" w:name="_Toc234148631"/>
+      <w:bookmarkStart w:id="11" w:name="_Toc234304001"/>
       <w:bookmarkEnd w:id="10"/>
       <w:r>
         <w:rPr>
@@ -6119,7 +6108,7 @@
         <mc:AlternateContent>
           <mc:Choice Requires="wps">
             <w:drawing>
-              <wp:anchor distT="0" distB="0" distL="114300" distR="114300" simplePos="0" relativeHeight="251655680" behindDoc="0" locked="0" layoutInCell="1" allowOverlap="1" wp14:anchorId="58BA83F3" wp14:editId="7B5EA3D6">
+              <wp:anchor distT="0" distB="0" distL="114300" distR="114300" simplePos="0" relativeHeight="251649024" behindDoc="0" locked="0" layoutInCell="1" allowOverlap="1" wp14:anchorId="58BA83F3" wp14:editId="7B5EA3D6">
                 <wp:simplePos x="0" y="0"/>
                 <wp:positionH relativeFrom="margin">
                   <wp:posOffset>396240</wp:posOffset>
@@ -6207,7 +6196,7 @@
           </mc:Choice>
           <mc:Fallback>
             <w:pict>
-              <v:rect w14:anchorId="58BA83F3" id="_x0000_s1028" style="position:absolute;left:0;text-align:left;margin-left:31.2pt;margin-top:5.85pt;width:434.5pt;height:66pt;z-index:251655680;visibility:visible;mso-wrap-style:square;mso-width-percent:0;mso-height-percent:0;mso-wrap-distance-left:9pt;mso-wrap-distance-top:0;mso-wrap-distance-right:9pt;mso-wrap-distance-bottom:0;mso-position-horizontal:absolute;mso-position-horizontal-relative:margin;mso-position-vertical:absolute;mso-position-vertical-relative:text;mso-width-percent:0;mso-height-percent:0;mso-width-relative:margin;mso-height-relative:margin;v-text-anchor:middle" o:gfxdata="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" fillcolor="black [3213]" strokecolor="black [3213]" strokeweight="2pt">
+              <v:rect w14:anchorId="58BA83F3" id="_x0000_s1028" style="position:absolute;left:0;text-align:left;margin-left:31.2pt;margin-top:5.85pt;width:434.5pt;height:66pt;z-index:251649024;visibility:visible;mso-wrap-style:square;mso-width-percent:0;mso-height-percent:0;mso-wrap-distance-left:9pt;mso-wrap-distance-top:0;mso-wrap-distance-right:9pt;mso-wrap-distance-bottom:0;mso-position-horizontal:absolute;mso-position-horizontal-relative:margin;mso-position-vertical:absolute;mso-position-vertical-relative:text;mso-width-percent:0;mso-height-percent:0;mso-width-relative:margin;mso-height-relative:margin;v-text-anchor:middle" o:gfxdata="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" fillcolor="black [3213]" strokecolor="black [3213]" strokeweight="2pt">
                 <v:textbox>
                   <w:txbxContent>
                     <w:p>
@@ -6275,7 +6264,7 @@
         <w:jc w:val="left"/>
       </w:pPr>
       <w:bookmarkStart w:id="12" w:name="_bookmark6"/>
-      <w:bookmarkStart w:id="13" w:name="_Toc234148632"/>
+      <w:bookmarkStart w:id="13" w:name="_Toc234304002"/>
       <w:bookmarkEnd w:id="12"/>
       <w:r>
         <w:rPr>
@@ -6304,27 +6293,27 @@
         </w:rPr>
         <w:t xml:space="preserve"> </w:t>
       </w:r>
+      <w:r>
+        <w:rPr>
+          <w:w w:val="90"/>
+        </w:rPr>
+        <w:t xml:space="preserve">El Almacén de </w:t>
+      </w:r>
+      <w:proofErr w:type="spellStart"/>
+      <w:r>
+        <w:rPr>
+          <w:w w:val="90"/>
+        </w:rPr>
+        <w:t>Deadpool</w:t>
+      </w:r>
+      <w:proofErr w:type="spellEnd"/>
+      <w:r>
+        <w:rPr>
+          <w:w w:val="90"/>
+        </w:rPr>
+        <w:t xml:space="preserve"> (I/O)</w:t>
+      </w:r>
       <w:bookmarkEnd w:id="13"/>
-      <w:r>
-        <w:rPr>
-          <w:w w:val="90"/>
-        </w:rPr>
-        <w:t xml:space="preserve">El Almacén de </w:t>
-      </w:r>
-      <w:proofErr w:type="spellStart"/>
-      <w:r>
-        <w:rPr>
-          <w:w w:val="90"/>
-        </w:rPr>
-        <w:t>Deadpool</w:t>
-      </w:r>
-      <w:proofErr w:type="spellEnd"/>
-      <w:r>
-        <w:rPr>
-          <w:w w:val="90"/>
-        </w:rPr>
-        <w:t xml:space="preserve"> (I/O)</w:t>
-      </w:r>
     </w:p>
     <w:p>
       <w:pPr>
@@ -6614,38 +6603,51 @@
           <w:ilvl w:val="0"/>
           <w:numId w:val="21"/>
         </w:numPr>
-      </w:pPr>
-      <w:r>
-        <w:t xml:space="preserve">El uso de try-with-resources es obligatorio para </w:t>
+        <w:rPr>
+          <w:lang w:val="es-ES"/>
+        </w:rPr>
+      </w:pPr>
+      <w:r>
+        <w:rPr>
+          <w:lang w:val="es-ES"/>
+        </w:rPr>
+        <w:t>El uso de try-</w:t>
       </w:r>
       <w:proofErr w:type="spellStart"/>
       <w:r>
-        <w:t>el</w:t>
+        <w:rPr>
+          <w:lang w:val="es-ES"/>
+        </w:rPr>
+        <w:t>with</w:t>
       </w:r>
       <w:proofErr w:type="spellEnd"/>
       <w:r>
-        <w:t xml:space="preserve"> </w:t>
+        <w:rPr>
+          <w:lang w:val="es-ES"/>
+        </w:rPr>
+        <w:t>-</w:t>
       </w:r>
       <w:proofErr w:type="spellStart"/>
       <w:r>
-        <w:t>manejo</w:t>
+        <w:rPr>
+          <w:lang w:val="es-ES"/>
+        </w:rPr>
+        <w:t>resources</w:t>
       </w:r>
       <w:proofErr w:type="spellEnd"/>
       <w:r>
-        <w:t xml:space="preserve"> de </w:t>
-      </w:r>
-      <w:proofErr w:type="spellStart"/>
-      <w:r>
-        <w:t>archivos</w:t>
-      </w:r>
-      <w:proofErr w:type="spellEnd"/>
-      <w:r>
-        <w:t>.</w:t>
+        <w:rPr>
+          <w:lang w:val="es-ES"/>
+        </w:rPr>
+        <w:t xml:space="preserve"> es obligatorio para el manejo de archivos.</w:t>
       </w:r>
     </w:p>
     <w:p>
       <w:pPr>
         <w:pStyle w:val="Sinespaciado"/>
+        <w:rPr>
+          <w:lang w:val="es-ES"/>
+        </w:rPr>
       </w:pPr>
     </w:p>
     <w:p>
@@ -6755,7 +6757,7 @@
         <mc:AlternateContent>
           <mc:Choice Requires="wps">
             <w:drawing>
-              <wp:anchor distT="0" distB="0" distL="114300" distR="114300" simplePos="0" relativeHeight="251675136" behindDoc="0" locked="0" layoutInCell="1" allowOverlap="1" wp14:anchorId="4F91A487" wp14:editId="294B2BDF">
+              <wp:anchor distT="0" distB="0" distL="114300" distR="114300" simplePos="0" relativeHeight="251658240" behindDoc="0" locked="0" layoutInCell="1" allowOverlap="1" wp14:anchorId="4F91A487" wp14:editId="294B2BDF">
                 <wp:simplePos x="0" y="0"/>
                 <wp:positionH relativeFrom="margin">
                   <wp:posOffset>396240</wp:posOffset>
@@ -6843,7 +6845,7 @@
           </mc:Choice>
           <mc:Fallback>
             <w:pict>
-              <v:rect w14:anchorId="4F91A487" id="_x0000_s1029" style="position:absolute;left:0;text-align:left;margin-left:31.2pt;margin-top:6pt;width:434.5pt;height:37.8pt;z-index:251675136;visibility:visible;mso-wrap-style:square;mso-width-percent:0;mso-height-percent:0;mso-wrap-distance-left:9pt;mso-wrap-distance-top:0;mso-wrap-distance-right:9pt;mso-wrap-distance-bottom:0;mso-position-horizontal:absolute;mso-position-horizontal-relative:margin;mso-position-vertical:absolute;mso-position-vertical-relative:text;mso-width-percent:0;mso-height-percent:0;mso-width-relative:margin;mso-height-relative:margin;v-text-anchor:middle" o:gfxdata="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" fillcolor="black [3213]" strokecolor="black [3213]" strokeweight="2pt">
+              <v:rect w14:anchorId="4F91A487" id="_x0000_s1029" style="position:absolute;left:0;text-align:left;margin-left:31.2pt;margin-top:6pt;width:434.5pt;height:37.8pt;z-index:251658240;visibility:visible;mso-wrap-style:square;mso-width-percent:0;mso-height-percent:0;mso-wrap-distance-left:9pt;mso-wrap-distance-top:0;mso-wrap-distance-right:9pt;mso-wrap-distance-bottom:0;mso-position-horizontal:absolute;mso-position-horizontal-relative:margin;mso-position-vertical:absolute;mso-position-vertical-relative:text;mso-width-percent:0;mso-height-percent:0;mso-width-relative:margin;mso-height-relative:margin;v-text-anchor:middle" o:gfxdata="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" fillcolor="black [3213]" strokecolor="black [3213]" strokeweight="2pt">
                 <v:textbox>
                   <w:txbxContent>
                     <w:p>
@@ -6901,7 +6903,7 @@
         <w:jc w:val="left"/>
       </w:pPr>
       <w:bookmarkStart w:id="14" w:name="_bookmark7"/>
-      <w:bookmarkStart w:id="15" w:name="_Toc234148633"/>
+      <w:bookmarkStart w:id="15" w:name="_Toc234304003"/>
       <w:bookmarkEnd w:id="14"/>
       <w:r>
         <w:rPr>
@@ -6930,30 +6932,30 @@
         </w:rPr>
         <w:t xml:space="preserve"> </w:t>
       </w:r>
+      <w:r>
+        <w:rPr>
+          <w:spacing w:val="-7"/>
+          <w:w w:val="90"/>
+        </w:rPr>
+        <w:t>Filtrado de Hechizos (</w:t>
+      </w:r>
+      <w:proofErr w:type="spellStart"/>
+      <w:r>
+        <w:rPr>
+          <w:spacing w:val="-7"/>
+          <w:w w:val="90"/>
+        </w:rPr>
+        <w:t>Streams</w:t>
+      </w:r>
+      <w:proofErr w:type="spellEnd"/>
+      <w:r>
+        <w:rPr>
+          <w:spacing w:val="-7"/>
+          <w:w w:val="90"/>
+        </w:rPr>
+        <w:t xml:space="preserve"> avanzados)</w:t>
+      </w:r>
       <w:bookmarkEnd w:id="15"/>
-      <w:r>
-        <w:rPr>
-          <w:spacing w:val="-7"/>
-          <w:w w:val="90"/>
-        </w:rPr>
-        <w:t>Filtrado de Hechizos (</w:t>
-      </w:r>
-      <w:proofErr w:type="spellStart"/>
-      <w:r>
-        <w:rPr>
-          <w:spacing w:val="-7"/>
-          <w:w w:val="90"/>
-        </w:rPr>
-        <w:t>Streams</w:t>
-      </w:r>
-      <w:proofErr w:type="spellEnd"/>
-      <w:r>
-        <w:rPr>
-          <w:spacing w:val="-7"/>
-          <w:w w:val="90"/>
-        </w:rPr>
-        <w:t xml:space="preserve"> avanzados)</w:t>
-      </w:r>
     </w:p>
     <w:p>
       <w:pPr>
@@ -7294,7 +7296,7 @@
         <mc:AlternateContent>
           <mc:Choice Requires="wps">
             <w:drawing>
-              <wp:anchor distT="0" distB="0" distL="114300" distR="114300" simplePos="0" relativeHeight="251649536" behindDoc="0" locked="0" layoutInCell="1" allowOverlap="1" wp14:anchorId="07DEF22C" wp14:editId="6CECE511">
+              <wp:anchor distT="0" distB="0" distL="114300" distR="114300" simplePos="0" relativeHeight="251642880" behindDoc="0" locked="0" layoutInCell="1" allowOverlap="1" wp14:anchorId="07DEF22C" wp14:editId="6CECE511">
                 <wp:simplePos x="0" y="0"/>
                 <wp:positionH relativeFrom="margin">
                   <wp:posOffset>335280</wp:posOffset>
@@ -7384,7 +7386,7 @@
           </mc:Choice>
           <mc:Fallback>
             <w:pict>
-              <v:rect w14:anchorId="07DEF22C" id="_x0000_s1030" style="position:absolute;margin-left:26.4pt;margin-top:.7pt;width:441.4pt;height:46.8pt;z-index:251649536;visibility:visible;mso-wrap-style:square;mso-width-percent:0;mso-height-percent:0;mso-wrap-distance-left:9pt;mso-wrap-distance-top:0;mso-wrap-distance-right:9pt;mso-wrap-distance-bottom:0;mso-position-horizontal:absolute;mso-position-horizontal-relative:margin;mso-position-vertical:absolute;mso-position-vertical-relative:text;mso-width-percent:0;mso-height-percent:0;mso-width-relative:margin;mso-height-relative:margin;v-text-anchor:middle" o:gfxdata="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" fillcolor="black [3213]" strokecolor="black [3213]" strokeweight="2pt">
+              <v:rect w14:anchorId="07DEF22C" id="_x0000_s1030" style="position:absolute;margin-left:26.4pt;margin-top:.7pt;width:441.4pt;height:46.8pt;z-index:251642880;visibility:visible;mso-wrap-style:square;mso-width-percent:0;mso-height-percent:0;mso-wrap-distance-left:9pt;mso-wrap-distance-top:0;mso-wrap-distance-right:9pt;mso-wrap-distance-bottom:0;mso-position-horizontal:absolute;mso-position-horizontal-relative:margin;mso-position-vertical:absolute;mso-position-vertical-relative:text;mso-width-percent:0;mso-height-percent:0;mso-width-relative:margin;mso-height-relative:margin;v-text-anchor:middle" o:gfxdata="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" fillcolor="black [3213]" strokecolor="black [3213]" strokeweight="2pt">
                 <v:textbox>
                   <w:txbxContent>
                     <w:p>
@@ -7443,7 +7445,7 @@
         <w:jc w:val="left"/>
       </w:pPr>
       <w:bookmarkStart w:id="16" w:name="_bookmark8"/>
-      <w:bookmarkStart w:id="17" w:name="_Toc234148634"/>
+      <w:bookmarkStart w:id="17" w:name="_Toc234304004"/>
       <w:bookmarkEnd w:id="16"/>
       <w:r>
         <w:rPr>
@@ -7472,27 +7474,27 @@
         </w:rPr>
         <w:t xml:space="preserve"> </w:t>
       </w:r>
+      <w:r>
+        <w:rPr>
+          <w:w w:val="90"/>
+        </w:rPr>
+        <w:t>Conversión de Datos (</w:t>
+      </w:r>
+      <w:proofErr w:type="spellStart"/>
+      <w:r>
+        <w:rPr>
+          <w:w w:val="90"/>
+        </w:rPr>
+        <w:t>Map</w:t>
+      </w:r>
+      <w:proofErr w:type="spellEnd"/>
+      <w:r>
+        <w:rPr>
+          <w:w w:val="90"/>
+        </w:rPr>
+        <w:t>)</w:t>
+      </w:r>
       <w:bookmarkEnd w:id="17"/>
-      <w:r>
-        <w:rPr>
-          <w:w w:val="90"/>
-        </w:rPr>
-        <w:t>Conversión de Datos (</w:t>
-      </w:r>
-      <w:proofErr w:type="spellStart"/>
-      <w:r>
-        <w:rPr>
-          <w:w w:val="90"/>
-        </w:rPr>
-        <w:t>Map</w:t>
-      </w:r>
-      <w:proofErr w:type="spellEnd"/>
-      <w:r>
-        <w:rPr>
-          <w:w w:val="90"/>
-        </w:rPr>
-        <w:t>)</w:t>
-      </w:r>
     </w:p>
     <w:p>
       <w:pPr>
@@ -7612,6 +7614,7 @@
         <w:t xml:space="preserve"> </w:t>
       </w:r>
       <w:proofErr w:type="spellStart"/>
+      <w:proofErr w:type="gramStart"/>
       <w:r>
         <w:rPr>
           <w:spacing w:val="2"/>
@@ -7625,7 +7628,15 @@
           <w:spacing w:val="2"/>
           <w:w w:val="90"/>
         </w:rPr>
-        <w:t xml:space="preserve">(), </w:t>
+        <w:t>(</w:t>
+      </w:r>
+      <w:proofErr w:type="gramEnd"/>
+      <w:r>
+        <w:rPr>
+          <w:spacing w:val="2"/>
+          <w:w w:val="90"/>
+        </w:rPr>
+        <w:t xml:space="preserve">), </w:t>
       </w:r>
       <w:proofErr w:type="spellStart"/>
       <w:r>
@@ -7700,12 +7711,17 @@
         <w:t xml:space="preserve"> </w:t>
       </w:r>
       <w:proofErr w:type="spellStart"/>
+      <w:proofErr w:type="gramStart"/>
       <w:r>
         <w:t>References</w:t>
       </w:r>
       <w:proofErr w:type="spellEnd"/>
       <w:r>
-        <w:t xml:space="preserve"> ::).</w:t>
+        <w:t xml:space="preserve"> :</w:t>
+      </w:r>
+      <w:proofErr w:type="gramEnd"/>
+      <w:r>
+        <w:t>:).</w:t>
       </w:r>
     </w:p>
     <w:p>
@@ -8030,7 +8046,7 @@
         <mc:AlternateContent>
           <mc:Choice Requires="wps">
             <w:drawing>
-              <wp:anchor distT="0" distB="0" distL="114300" distR="114300" simplePos="0" relativeHeight="251656704" behindDoc="0" locked="0" layoutInCell="1" allowOverlap="1" wp14:anchorId="313EC888" wp14:editId="68B7C2E6">
+              <wp:anchor distT="0" distB="0" distL="114300" distR="114300" simplePos="0" relativeHeight="251651072" behindDoc="0" locked="0" layoutInCell="1" allowOverlap="1" wp14:anchorId="313EC888" wp14:editId="68B7C2E6">
                 <wp:simplePos x="0" y="0"/>
                 <wp:positionH relativeFrom="margin">
                   <wp:posOffset>312420</wp:posOffset>
@@ -8120,7 +8136,7 @@
           </mc:Choice>
           <mc:Fallback>
             <w:pict>
-              <v:rect w14:anchorId="313EC888" id="_x0000_s1031" style="position:absolute;margin-left:24.6pt;margin-top:5.45pt;width:436.4pt;height:42.6pt;z-index:251656704;visibility:visible;mso-wrap-style:square;mso-width-percent:0;mso-height-percent:0;mso-wrap-distance-left:9pt;mso-wrap-distance-top:0;mso-wrap-distance-right:9pt;mso-wrap-distance-bottom:0;mso-position-horizontal:absolute;mso-position-horizontal-relative:margin;mso-position-vertical:absolute;mso-position-vertical-relative:text;mso-width-percent:0;mso-height-percent:0;mso-width-relative:margin;mso-height-relative:margin;v-text-anchor:middle" o:gfxdata="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" fillcolor="black [3213]" strokecolor="black [3213]" strokeweight="2pt">
+              <v:rect w14:anchorId="313EC888" id="_x0000_s1031" style="position:absolute;margin-left:24.6pt;margin-top:5.45pt;width:436.4pt;height:42.6pt;z-index:251651072;visibility:visible;mso-wrap-style:square;mso-width-percent:0;mso-height-percent:0;mso-wrap-distance-left:9pt;mso-wrap-distance-top:0;mso-wrap-distance-right:9pt;mso-wrap-distance-bottom:0;mso-position-horizontal:absolute;mso-position-horizontal-relative:margin;mso-position-vertical:absolute;mso-position-vertical-relative:text;mso-width-percent:0;mso-height-percent:0;mso-width-relative:margin;mso-height-relative:margin;v-text-anchor:middle" o:gfxdata="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" fillcolor="black [3213]" strokecolor="black [3213]" strokeweight="2pt">
                 <v:textbox>
                   <w:txbxContent>
                     <w:p>
@@ -8189,7 +8205,7 @@
         <w:jc w:val="left"/>
       </w:pPr>
       <w:bookmarkStart w:id="18" w:name="_bookmark9"/>
-      <w:bookmarkStart w:id="19" w:name="_Toc234148635"/>
+      <w:bookmarkStart w:id="19" w:name="_Toc234304005"/>
       <w:bookmarkEnd w:id="18"/>
       <w:r>
         <w:rPr>
@@ -8211,47 +8227,47 @@
         </w:rPr>
         <w:t>6:</w:t>
       </w:r>
+      <w:r>
+        <w:rPr>
+          <w:w w:val="90"/>
+        </w:rPr>
+        <w:t xml:space="preserve"> </w:t>
+      </w:r>
+      <w:r>
+        <w:rPr>
+          <w:w w:val="90"/>
+        </w:rPr>
+        <w:t>Validación de Identidad (</w:t>
+      </w:r>
+      <w:proofErr w:type="spellStart"/>
+      <w:r>
+        <w:rPr>
+          <w:w w:val="90"/>
+        </w:rPr>
+        <w:t>Optional</w:t>
+      </w:r>
+      <w:proofErr w:type="spellEnd"/>
+      <w:r>
+        <w:rPr>
+          <w:w w:val="90"/>
+        </w:rPr>
+        <w:t xml:space="preserve"> + </w:t>
+      </w:r>
+      <w:proofErr w:type="spellStart"/>
+      <w:r>
+        <w:rPr>
+          <w:w w:val="90"/>
+        </w:rPr>
+        <w:t>Filter</w:t>
+      </w:r>
+      <w:proofErr w:type="spellEnd"/>
+      <w:r>
+        <w:rPr>
+          <w:w w:val="90"/>
+        </w:rPr>
+        <w:t>)</w:t>
+      </w:r>
       <w:bookmarkEnd w:id="19"/>
-      <w:r>
-        <w:rPr>
-          <w:w w:val="90"/>
-        </w:rPr>
-        <w:t xml:space="preserve"> </w:t>
-      </w:r>
-      <w:r>
-        <w:rPr>
-          <w:w w:val="90"/>
-        </w:rPr>
-        <w:t>Validación de Identidad (</w:t>
-      </w:r>
-      <w:proofErr w:type="spellStart"/>
-      <w:r>
-        <w:rPr>
-          <w:w w:val="90"/>
-        </w:rPr>
-        <w:t>Optional</w:t>
-      </w:r>
-      <w:proofErr w:type="spellEnd"/>
-      <w:r>
-        <w:rPr>
-          <w:w w:val="90"/>
-        </w:rPr>
-        <w:t xml:space="preserve"> + </w:t>
-      </w:r>
-      <w:proofErr w:type="spellStart"/>
-      <w:r>
-        <w:rPr>
-          <w:w w:val="90"/>
-        </w:rPr>
-        <w:t>Filter</w:t>
-      </w:r>
-      <w:proofErr w:type="spellEnd"/>
-      <w:r>
-        <w:rPr>
-          <w:w w:val="90"/>
-        </w:rPr>
-        <w:t>)</w:t>
-      </w:r>
     </w:p>
     <w:p>
       <w:pPr>
@@ -8634,7 +8650,7 @@
         <mc:AlternateContent>
           <mc:Choice Requires="wps">
             <w:drawing>
-              <wp:anchor distT="0" distB="0" distL="114300" distR="114300" simplePos="0" relativeHeight="251671040" behindDoc="0" locked="0" layoutInCell="1" allowOverlap="1" wp14:anchorId="51756CB7" wp14:editId="2D00EC89">
+              <wp:anchor distT="0" distB="0" distL="114300" distR="114300" simplePos="0" relativeHeight="251655168" behindDoc="0" locked="0" layoutInCell="1" allowOverlap="1" wp14:anchorId="51756CB7" wp14:editId="2D00EC89">
                 <wp:simplePos x="0" y="0"/>
                 <wp:positionH relativeFrom="margin">
                   <wp:posOffset>396240</wp:posOffset>
@@ -8787,7 +8803,7 @@
           </mc:Choice>
           <mc:Fallback>
             <w:pict>
-              <v:rect w14:anchorId="51756CB7" id="_x0000_s1032" style="position:absolute;left:0;text-align:left;margin-left:31.2pt;margin-top:6.45pt;width:451.4pt;height:49.8pt;z-index:251671040;visibility:visible;mso-wrap-style:square;mso-width-percent:0;mso-height-percent:0;mso-wrap-distance-left:9pt;mso-wrap-distance-top:0;mso-wrap-distance-right:9pt;mso-wrap-distance-bottom:0;mso-position-horizontal:absolute;mso-position-horizontal-relative:margin;mso-position-vertical:absolute;mso-position-vertical-relative:text;mso-width-percent:0;mso-height-percent:0;mso-width-relative:margin;mso-height-relative:margin;v-text-anchor:middle" o:gfxdata="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" fillcolor="black [3213]" strokecolor="black [3213]" strokeweight="2pt">
+              <v:rect w14:anchorId="51756CB7" id="_x0000_s1032" style="position:absolute;left:0;text-align:left;margin-left:31.2pt;margin-top:6.45pt;width:451.4pt;height:49.8pt;z-index:251655168;visibility:visible;mso-wrap-style:square;mso-width-percent:0;mso-height-percent:0;mso-wrap-distance-left:9pt;mso-wrap-distance-top:0;mso-wrap-distance-right:9pt;mso-wrap-distance-bottom:0;mso-position-horizontal:absolute;mso-position-horizontal-relative:margin;mso-position-vertical:absolute;mso-position-vertical-relative:text;mso-width-percent:0;mso-height-percent:0;mso-width-relative:margin;mso-height-relative:margin;v-text-anchor:middle" o:gfxdata="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" fillcolor="black [3213]" strokecolor="black [3213]" strokeweight="2pt">
                 <v:textbox>
                   <w:txbxContent>
                     <w:p>
@@ -8906,106 +8922,50 @@
     </w:p>
     <w:p>
       <w:pPr>
-        <w:spacing w:before="128" w:line="283" w:lineRule="auto"/>
-        <w:ind w:left="622" w:right="959"/>
-        <w:rPr>
-          <w:spacing w:val="-8"/>
-        </w:rPr>
-      </w:pPr>
-    </w:p>
-    <w:p>
-      <w:pPr>
-        <w:spacing w:before="128" w:line="283" w:lineRule="auto"/>
-        <w:ind w:left="622" w:right="959"/>
-        <w:rPr>
-          <w:spacing w:val="-8"/>
-        </w:rPr>
-      </w:pPr>
-    </w:p>
-    <w:p>
-      <w:pPr>
-        <w:spacing w:line="283" w:lineRule="auto"/>
-        <w:sectPr>
-          <w:pgSz w:w="12240" w:h="15840"/>
-          <w:pgMar w:top="1340" w:right="720" w:bottom="1360" w:left="1080" w:header="0" w:footer="1165" w:gutter="0"/>
-          <w:cols w:space="720"/>
-        </w:sectPr>
-      </w:pPr>
-    </w:p>
-    <w:p>
-      <w:pPr>
         <w:pStyle w:val="Ttulo2"/>
+        <w:pageBreakBefore/>
         <w:numPr>
           <w:ilvl w:val="0"/>
           <w:numId w:val="19"/>
         </w:numPr>
+        <w:ind w:right="363"/>
         <w:jc w:val="left"/>
       </w:pPr>
-      <w:bookmarkStart w:id="20" w:name="_bookmark10"/>
-      <w:bookmarkStart w:id="21" w:name="_Toc234148636"/>
+      <w:r>
+        <w:rPr>
+          <w:sz w:val="20"/>
+          <w:szCs w:val="24"/>
+        </w:rPr>
+        <w:lastRenderedPageBreak/>
+        <w:tab/>
+      </w:r>
+      <w:bookmarkStart w:id="20" w:name="_Toc234304006"/>
+      <w:r>
+        <w:rPr>
+          <w:w w:val="90"/>
+        </w:rPr>
+        <w:t>Ejercicio</w:t>
+      </w:r>
+      <w:r>
+        <w:rPr>
+          <w:spacing w:val="-12"/>
+          <w:w w:val="90"/>
+        </w:rPr>
+        <w:t xml:space="preserve"> </w:t>
+      </w:r>
+      <w:r>
+        <w:rPr>
+          <w:w w:val="90"/>
+        </w:rPr>
+        <w:t>7</w:t>
+      </w:r>
+      <w:r>
+        <w:rPr>
+          <w:w w:val="90"/>
+        </w:rPr>
+        <w:t>: El Informe del Sindicato (JSON Reading)</w:t>
+      </w:r>
       <w:bookmarkEnd w:id="20"/>
-      <w:r>
-        <w:rPr>
-          <w:w w:val="90"/>
-        </w:rPr>
-        <w:lastRenderedPageBreak/>
-        <w:t>Ejercicio</w:t>
-      </w:r>
-      <w:r>
-        <w:rPr>
-          <w:spacing w:val="-12"/>
-          <w:w w:val="90"/>
-        </w:rPr>
-        <w:t xml:space="preserve"> </w:t>
-      </w:r>
-      <w:r>
-        <w:rPr>
-          <w:w w:val="90"/>
-        </w:rPr>
-        <w:t>7:</w:t>
-      </w:r>
-      <w:r>
-        <w:rPr>
-          <w:spacing w:val="-12"/>
-          <w:w w:val="90"/>
-        </w:rPr>
-        <w:t xml:space="preserve"> </w:t>
-      </w:r>
-      <w:bookmarkEnd w:id="21"/>
-      <w:r>
-        <w:rPr>
-          <w:w w:val="90"/>
-        </w:rPr>
-        <w:t>El Protocolo de Destrucción (</w:t>
-      </w:r>
-      <w:proofErr w:type="spellStart"/>
-      <w:r>
-        <w:rPr>
-          <w:w w:val="90"/>
-        </w:rPr>
-        <w:t>Finally</w:t>
-      </w:r>
-      <w:proofErr w:type="spellEnd"/>
-      <w:r>
-        <w:rPr>
-          <w:w w:val="90"/>
-        </w:rPr>
-        <w:t>/</w:t>
-      </w:r>
-      <w:proofErr w:type="spellStart"/>
-      <w:r>
-        <w:rPr>
-          <w:w w:val="90"/>
-        </w:rPr>
-        <w:t>Close</w:t>
-      </w:r>
-      <w:proofErr w:type="spellEnd"/>
-      <w:r>
-        <w:rPr>
-          <w:w w:val="90"/>
-        </w:rPr>
-        <w:t>)</w:t>
-      </w:r>
     </w:p>
     <w:p>
       <w:pPr>
@@ -9039,7 +8999,13 @@
         <w:rPr>
           <w:spacing w:val="-4"/>
         </w:rPr>
-        <w:t>ex7/</w:t>
+        <w:t>ex07</w:t>
+      </w:r>
+      <w:r>
+        <w:rPr>
+          <w:spacing w:val="-4"/>
+        </w:rPr>
+        <w:t>/</w:t>
       </w:r>
     </w:p>
     <w:p>
@@ -9075,7 +9041,7 @@
         <w:rPr>
           <w:spacing w:val="-2"/>
         </w:rPr>
-        <w:t>DestructionProtocol.java</w:t>
+        <w:t>JsonMissionReader.java</w:t>
       </w:r>
     </w:p>
     <w:p>
@@ -9090,38 +9056,90 @@
         </w:tabs>
         <w:spacing w:line="252" w:lineRule="auto"/>
         <w:ind w:right="1802"/>
-      </w:pPr>
-      <w:r>
-        <w:rPr>
-          <w:b/>
-          <w:w w:val="90"/>
-        </w:rPr>
-        <w:t xml:space="preserve">Funciones Autorizadas: </w:t>
-      </w:r>
+        <w:rPr>
+          <w:lang w:val="en-US"/>
+        </w:rPr>
+      </w:pPr>
       <w:proofErr w:type="spellStart"/>
       <w:r>
         <w:rPr>
-          <w:w w:val="90"/>
-        </w:rPr>
-        <w:t>AutoCloseable</w:t>
+          <w:b/>
+          <w:w w:val="90"/>
+          <w:lang w:val="en-US"/>
+        </w:rPr>
+        <w:t>Funciones</w:t>
       </w:r>
       <w:proofErr w:type="spellEnd"/>
       <w:r>
         <w:rPr>
-          <w:w w:val="90"/>
-        </w:rPr>
-        <w:t xml:space="preserve">, </w:t>
+          <w:b/>
+          <w:w w:val="90"/>
+          <w:lang w:val="en-US"/>
+        </w:rPr>
+        <w:t xml:space="preserve"> </w:t>
       </w:r>
       <w:proofErr w:type="spellStart"/>
       <w:r>
         <w:rPr>
-          <w:w w:val="90"/>
-        </w:rPr>
-        <w:t>System.out.println</w:t>
+          <w:b/>
+          <w:w w:val="90"/>
+          <w:lang w:val="en-US"/>
+        </w:rPr>
+        <w:t>Autorizadas</w:t>
       </w:r>
       <w:proofErr w:type="spellEnd"/>
       <w:r>
         <w:rPr>
+          <w:b/>
+          <w:w w:val="90"/>
+          <w:lang w:val="en-US"/>
+        </w:rPr>
+        <w:t xml:space="preserve">: </w:t>
+      </w:r>
+      <w:r>
+        <w:rPr>
+          <w:bCs/>
+          <w:w w:val="90"/>
+        </w:rPr>
+        <w:t xml:space="preserve">Jackson Library (clase </w:t>
+      </w:r>
+      <w:proofErr w:type="spellStart"/>
+      <w:r>
+        <w:rPr>
+          <w:bCs/>
+          <w:w w:val="90"/>
+        </w:rPr>
+        <w:t>ObjectMapper</w:t>
+      </w:r>
+      <w:proofErr w:type="spellEnd"/>
+      <w:r>
+        <w:rPr>
+          <w:bCs/>
+          <w:w w:val="90"/>
+        </w:rPr>
+        <w:t xml:space="preserve">), </w:t>
+      </w:r>
+      <w:proofErr w:type="spellStart"/>
+      <w:proofErr w:type="gramStart"/>
+      <w:r>
+        <w:rPr>
+          <w:bCs/>
+          <w:w w:val="90"/>
+        </w:rPr>
+        <w:t>java.nio.file</w:t>
+      </w:r>
+      <w:proofErr w:type="gramEnd"/>
+      <w:r>
+        <w:rPr>
+          <w:bCs/>
+          <w:w w:val="90"/>
+        </w:rPr>
+        <w:t>.Path</w:t>
+      </w:r>
+      <w:proofErr w:type="spellEnd"/>
+      <w:r>
+        <w:rPr>
+          <w:bCs/>
           <w:w w:val="90"/>
         </w:rPr>
         <w:t>.</w:t>
@@ -9148,1488 +9166,6 @@
         </w:rPr>
         <w:t>Restricción</w:t>
       </w:r>
-      <w:r>
-        <w:rPr>
-          <w:b/>
-          <w:i/>
-          <w:spacing w:val="-4"/>
-        </w:rPr>
-        <w:t>:</w:t>
-      </w:r>
-      <w:r>
-        <w:rPr>
-          <w:b/>
-          <w:i/>
-          <w:spacing w:val="-19"/>
-        </w:rPr>
-        <w:t xml:space="preserve"> </w:t>
-      </w:r>
-      <w:r>
-        <w:rPr>
-          <w:bCs/>
-          <w:iCs/>
-          <w:spacing w:val="-19"/>
-        </w:rPr>
-        <w:t xml:space="preserve">Debes crear una clase que implemente </w:t>
-      </w:r>
-      <w:proofErr w:type="spellStart"/>
-      <w:r>
-        <w:rPr>
-          <w:bCs/>
-          <w:iCs/>
-          <w:spacing w:val="-19"/>
-        </w:rPr>
-        <w:t>AutoCloseable</w:t>
-      </w:r>
-      <w:proofErr w:type="spellEnd"/>
-      <w:r>
-        <w:rPr>
-          <w:bCs/>
-          <w:iCs/>
-          <w:spacing w:val="-19"/>
-        </w:rPr>
-        <w:t xml:space="preserve"> para cerrar el sistema.</w:t>
-      </w:r>
-    </w:p>
-    <w:p>
-      <w:pPr>
-        <w:pStyle w:val="Ttulo4"/>
-        <w:ind w:left="622"/>
-      </w:pPr>
-      <w:r>
-        <w:rPr>
-          <w:spacing w:val="-2"/>
-        </w:rPr>
-        <w:t>Objetivo</w:t>
-      </w:r>
-    </w:p>
-    <w:p>
-      <w:pPr>
-        <w:pStyle w:val="Textoindependiente"/>
-        <w:spacing w:before="18" w:line="252" w:lineRule="auto"/>
-        <w:ind w:left="622" w:right="959"/>
-      </w:pPr>
-      <w:r>
-        <w:t>Simular la autodestrucción del servidor; al salir del try, debe imprimir "</w:t>
-      </w:r>
-      <w:proofErr w:type="spellStart"/>
-      <w:r>
-        <w:t>System</w:t>
-      </w:r>
-      <w:proofErr w:type="spellEnd"/>
-      <w:r>
-        <w:t xml:space="preserve"> </w:t>
-      </w:r>
-      <w:proofErr w:type="spellStart"/>
-      <w:r>
-        <w:t>purged</w:t>
-      </w:r>
-      <w:proofErr w:type="spellEnd"/>
-      <w:r>
-        <w:t>".</w:t>
-      </w:r>
-    </w:p>
-    <w:p>
-      <w:pPr>
-        <w:pStyle w:val="Textoindependiente"/>
-        <w:spacing w:before="2"/>
-        <w:rPr>
-          <w:sz w:val="20"/>
-        </w:rPr>
-      </w:pPr>
-    </w:p>
-    <w:p>
-      <w:pPr>
-        <w:rPr>
-          <w:sz w:val="20"/>
-          <w:szCs w:val="24"/>
-        </w:rPr>
-      </w:pPr>
-      <w:bookmarkStart w:id="22" w:name="_Hlk234146314"/>
-      <w:r>
-        <w:rPr>
-          <w:sz w:val="20"/>
-        </w:rPr>
-        <w:t xml:space="preserve">          </w:t>
-      </w:r>
-      <w:r>
-        <w:rPr>
-          <w:b/>
-          <w:bCs/>
-        </w:rPr>
-        <w:t>Salida Esperada</w:t>
-      </w:r>
-    </w:p>
-    <w:p>
-      <w:pPr>
-        <w:pStyle w:val="Sinespaciado"/>
-        <w:ind w:left="622"/>
-        <w:rPr>
-          <w:lang w:val="es-ES"/>
-        </w:rPr>
-      </w:pPr>
-      <w:r>
-        <w:rPr>
-          <w:noProof/>
-          <w:lang w:val="es-ES"/>
-        </w:rPr>
-        <mc:AlternateContent>
-          <mc:Choice Requires="wps">
-            <w:drawing>
-              <wp:anchor distT="0" distB="0" distL="114300" distR="114300" simplePos="0" relativeHeight="251673088" behindDoc="0" locked="0" layoutInCell="1" allowOverlap="1" wp14:anchorId="7CBDD47A" wp14:editId="141566A1">
-                <wp:simplePos x="0" y="0"/>
-                <wp:positionH relativeFrom="margin">
-                  <wp:posOffset>396240</wp:posOffset>
-                </wp:positionH>
-                <wp:positionV relativeFrom="paragraph">
-                  <wp:posOffset>81915</wp:posOffset>
-                </wp:positionV>
-                <wp:extent cx="5732891" cy="533400"/>
-                <wp:effectExtent l="0" t="0" r="20320" b="19050"/>
-                <wp:wrapNone/>
-                <wp:docPr id="2081936232" name="Rectángulo 2"/>
-                <wp:cNvGraphicFramePr/>
-                <a:graphic xmlns:a="http://schemas.openxmlformats.org/drawingml/2006/main">
-                  <a:graphicData uri="http://schemas.microsoft.com/office/word/2010/wordprocessingShape">
-                    <wps:wsp>
-                      <wps:cNvSpPr/>
-                      <wps:spPr>
-                        <a:xfrm>
-                          <a:off x="0" y="0"/>
-                          <a:ext cx="5732891" cy="533400"/>
-                        </a:xfrm>
-                        <a:prstGeom prst="rect">
-                          <a:avLst/>
-                        </a:prstGeom>
-                        <a:solidFill>
-                          <a:schemeClr val="tx1"/>
-                        </a:solidFill>
-                        <a:ln>
-                          <a:solidFill>
-                            <a:schemeClr val="tx1"/>
-                          </a:solidFill>
-                        </a:ln>
-                      </wps:spPr>
-                      <wps:style>
-                        <a:lnRef idx="2">
-                          <a:schemeClr val="accent1">
-                            <a:shade val="15000"/>
-                          </a:schemeClr>
-                        </a:lnRef>
-                        <a:fillRef idx="1">
-                          <a:schemeClr val="accent1"/>
-                        </a:fillRef>
-                        <a:effectRef idx="0">
-                          <a:schemeClr val="accent1"/>
-                        </a:effectRef>
-                        <a:fontRef idx="minor">
-                          <a:schemeClr val="lt1"/>
-                        </a:fontRef>
-                      </wps:style>
-                      <wps:txbx>
-                        <w:txbxContent>
-                          <w:p>
-                            <w:pPr>
-                              <w:pStyle w:val="Sinespaciado"/>
-                              <w:rPr>
-                                <w:rFonts w:ascii="Cascadia Mono SemiBold" w:hAnsi="Cascadia Mono SemiBold" w:cs="Cascadia Mono SemiBold"/>
-                              </w:rPr>
-                            </w:pPr>
-                            <w:proofErr w:type="spellStart"/>
-                            <w:r>
-                              <w:rPr>
-                                <w:rFonts w:ascii="Cascadia Mono SemiBold" w:hAnsi="Cascadia Mono SemiBold" w:cs="Cascadia Mono SemiBold"/>
-                                <w:lang w:val="es-ES"/>
-                              </w:rPr>
-                              <w:t>Executing</w:t>
-                            </w:r>
-                            <w:proofErr w:type="spellEnd"/>
-                            <w:r>
-                              <w:rPr>
-                                <w:rFonts w:ascii="Cascadia Mono SemiBold" w:hAnsi="Cascadia Mono SemiBold" w:cs="Cascadia Mono SemiBold"/>
-                                <w:lang w:val="es-ES"/>
-                              </w:rPr>
-                              <w:t xml:space="preserve"> </w:t>
-                            </w:r>
-                            <w:proofErr w:type="spellStart"/>
-                            <w:r>
-                              <w:rPr>
-                                <w:rFonts w:ascii="Cascadia Mono SemiBold" w:hAnsi="Cascadia Mono SemiBold" w:cs="Cascadia Mono SemiBold"/>
-                                <w:lang w:val="es-ES"/>
-                              </w:rPr>
-                              <w:t>protocol</w:t>
-                            </w:r>
-                            <w:proofErr w:type="spellEnd"/>
-                            <w:r>
-                              <w:rPr>
-                                <w:rFonts w:ascii="Cascadia Mono SemiBold" w:hAnsi="Cascadia Mono SemiBold" w:cs="Cascadia Mono SemiBold"/>
-                                <w:lang w:val="es-ES"/>
-                              </w:rPr>
-                              <w:t>...", "[</w:t>
-                            </w:r>
-                            <w:proofErr w:type="spellStart"/>
-                            <w:r>
-                              <w:rPr>
-                                <w:rFonts w:ascii="Cascadia Mono SemiBold" w:hAnsi="Cascadia Mono SemiBold" w:cs="Cascadia Mono SemiBold"/>
-                                <w:lang w:val="es-ES"/>
-                              </w:rPr>
-                              <w:t>System</w:t>
-                            </w:r>
-                            <w:proofErr w:type="spellEnd"/>
-                            <w:r>
-                              <w:rPr>
-                                <w:rFonts w:ascii="Cascadia Mono SemiBold" w:hAnsi="Cascadia Mono SemiBold" w:cs="Cascadia Mono SemiBold"/>
-                                <w:lang w:val="es-ES"/>
-                              </w:rPr>
-                              <w:t xml:space="preserve"> </w:t>
-                            </w:r>
-                            <w:proofErr w:type="spellStart"/>
-                            <w:r>
-                              <w:rPr>
-                                <w:rFonts w:ascii="Cascadia Mono SemiBold" w:hAnsi="Cascadia Mono SemiBold" w:cs="Cascadia Mono SemiBold"/>
-                                <w:lang w:val="es-ES"/>
-                              </w:rPr>
-                              <w:t>purged</w:t>
-                            </w:r>
-                            <w:proofErr w:type="spellEnd"/>
-                            <w:r>
-                              <w:rPr>
-                                <w:rFonts w:ascii="Cascadia Mono SemiBold" w:hAnsi="Cascadia Mono SemiBold" w:cs="Cascadia Mono SemiBold"/>
-                                <w:lang w:val="es-ES"/>
-                              </w:rPr>
-                              <w:t>]</w:t>
-                            </w:r>
-                          </w:p>
-                        </w:txbxContent>
-                      </wps:txbx>
-                      <wps:bodyPr rot="0" spcFirstLastPara="0" vertOverflow="overflow" horzOverflow="overflow" vert="horz" wrap="square" lIns="91440" tIns="45720" rIns="91440" bIns="45720" numCol="1" spcCol="0" rtlCol="0" fromWordArt="0" anchor="ctr" anchorCtr="0" forceAA="0" compatLnSpc="1">
-                        <a:prstTxWarp prst="textNoShape">
-                          <a:avLst/>
-                        </a:prstTxWarp>
-                        <a:noAutofit/>
-                      </wps:bodyPr>
-                    </wps:wsp>
-                  </a:graphicData>
-                </a:graphic>
-                <wp14:sizeRelH relativeFrom="margin">
-                  <wp14:pctWidth>0</wp14:pctWidth>
-                </wp14:sizeRelH>
-                <wp14:sizeRelV relativeFrom="margin">
-                  <wp14:pctHeight>0</wp14:pctHeight>
-                </wp14:sizeRelV>
-              </wp:anchor>
-            </w:drawing>
-          </mc:Choice>
-          <mc:Fallback>
-            <w:pict>
-              <v:rect w14:anchorId="7CBDD47A" id="_x0000_s1033" style="position:absolute;left:0;text-align:left;margin-left:31.2pt;margin-top:6.45pt;width:451.4pt;height:42pt;z-index:251673088;visibility:visible;mso-wrap-style:square;mso-width-percent:0;mso-height-percent:0;mso-wrap-distance-left:9pt;mso-wrap-distance-top:0;mso-wrap-distance-right:9pt;mso-wrap-distance-bottom:0;mso-position-horizontal:absolute;mso-position-horizontal-relative:margin;mso-position-vertical:absolute;mso-position-vertical-relative:text;mso-width-percent:0;mso-height-percent:0;mso-width-relative:margin;mso-height-relative:margin;v-text-anchor:middle" o:gfxdata="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" fillcolor="black [3213]" strokecolor="black [3213]" strokeweight="2pt">
-                <v:textbox>
-                  <w:txbxContent>
-                    <w:p>
-                      <w:pPr>
-                        <w:pStyle w:val="Sinespaciado"/>
-                        <w:rPr>
-                          <w:rFonts w:ascii="Cascadia Mono SemiBold" w:hAnsi="Cascadia Mono SemiBold" w:cs="Cascadia Mono SemiBold"/>
-                        </w:rPr>
-                      </w:pPr>
-                      <w:proofErr w:type="spellStart"/>
-                      <w:r>
-                        <w:rPr>
-                          <w:rFonts w:ascii="Cascadia Mono SemiBold" w:hAnsi="Cascadia Mono SemiBold" w:cs="Cascadia Mono SemiBold"/>
-                          <w:lang w:val="es-ES"/>
-                        </w:rPr>
-                        <w:t>Executing</w:t>
-                      </w:r>
-                      <w:proofErr w:type="spellEnd"/>
-                      <w:r>
-                        <w:rPr>
-                          <w:rFonts w:ascii="Cascadia Mono SemiBold" w:hAnsi="Cascadia Mono SemiBold" w:cs="Cascadia Mono SemiBold"/>
-                          <w:lang w:val="es-ES"/>
-                        </w:rPr>
-                        <w:t xml:space="preserve"> </w:t>
-                      </w:r>
-                      <w:proofErr w:type="spellStart"/>
-                      <w:r>
-                        <w:rPr>
-                          <w:rFonts w:ascii="Cascadia Mono SemiBold" w:hAnsi="Cascadia Mono SemiBold" w:cs="Cascadia Mono SemiBold"/>
-                          <w:lang w:val="es-ES"/>
-                        </w:rPr>
-                        <w:t>protocol</w:t>
-                      </w:r>
-                      <w:proofErr w:type="spellEnd"/>
-                      <w:r>
-                        <w:rPr>
-                          <w:rFonts w:ascii="Cascadia Mono SemiBold" w:hAnsi="Cascadia Mono SemiBold" w:cs="Cascadia Mono SemiBold"/>
-                          <w:lang w:val="es-ES"/>
-                        </w:rPr>
-                        <w:t>...", "[</w:t>
-                      </w:r>
-                      <w:proofErr w:type="spellStart"/>
-                      <w:r>
-                        <w:rPr>
-                          <w:rFonts w:ascii="Cascadia Mono SemiBold" w:hAnsi="Cascadia Mono SemiBold" w:cs="Cascadia Mono SemiBold"/>
-                          <w:lang w:val="es-ES"/>
-                        </w:rPr>
-                        <w:t>System</w:t>
-                      </w:r>
-                      <w:proofErr w:type="spellEnd"/>
-                      <w:r>
-                        <w:rPr>
-                          <w:rFonts w:ascii="Cascadia Mono SemiBold" w:hAnsi="Cascadia Mono SemiBold" w:cs="Cascadia Mono SemiBold"/>
-                          <w:lang w:val="es-ES"/>
-                        </w:rPr>
-                        <w:t xml:space="preserve"> </w:t>
-                      </w:r>
-                      <w:proofErr w:type="spellStart"/>
-                      <w:r>
-                        <w:rPr>
-                          <w:rFonts w:ascii="Cascadia Mono SemiBold" w:hAnsi="Cascadia Mono SemiBold" w:cs="Cascadia Mono SemiBold"/>
-                          <w:lang w:val="es-ES"/>
-                        </w:rPr>
-                        <w:t>purged</w:t>
-                      </w:r>
-                      <w:proofErr w:type="spellEnd"/>
-                      <w:r>
-                        <w:rPr>
-                          <w:rFonts w:ascii="Cascadia Mono SemiBold" w:hAnsi="Cascadia Mono SemiBold" w:cs="Cascadia Mono SemiBold"/>
-                          <w:lang w:val="es-ES"/>
-                        </w:rPr>
-                        <w:t>]</w:t>
-                      </w:r>
-                    </w:p>
-                  </w:txbxContent>
-                </v:textbox>
-                <w10:wrap anchorx="margin"/>
-              </v:rect>
-            </w:pict>
-          </mc:Fallback>
-        </mc:AlternateContent>
-      </w:r>
-      <w:bookmarkStart w:id="23" w:name="_Hlk234146310"/>
-    </w:p>
-    <w:p>
-      <w:pPr>
-        <w:pStyle w:val="Sinespaciado"/>
-        <w:ind w:left="622"/>
-        <w:rPr>
-          <w:lang w:val="es-ES"/>
-        </w:rPr>
-      </w:pPr>
-    </w:p>
-    <w:p>
-      <w:pPr>
-        <w:pStyle w:val="Sinespaciado"/>
-        <w:rPr>
-          <w:lang w:val="es-ES"/>
-        </w:rPr>
-      </w:pPr>
-    </w:p>
-    <w:p>
-      <w:pPr>
-        <w:spacing w:before="128" w:line="283" w:lineRule="auto"/>
-        <w:ind w:left="622" w:right="959"/>
-        <w:rPr>
-          <w:spacing w:val="-8"/>
-        </w:rPr>
-      </w:pPr>
-    </w:p>
-    <w:p>
-      <w:pPr>
-        <w:spacing w:before="128" w:line="283" w:lineRule="auto"/>
-        <w:ind w:left="622" w:right="959"/>
-        <w:rPr>
-          <w:spacing w:val="-8"/>
-        </w:rPr>
-      </w:pPr>
-    </w:p>
-    <w:p>
-      <w:pPr>
-        <w:spacing w:before="128" w:line="283" w:lineRule="auto"/>
-        <w:ind w:left="622" w:right="959"/>
-        <w:rPr>
-          <w:spacing w:val="-8"/>
-        </w:rPr>
-      </w:pPr>
-    </w:p>
-    <w:p>
-      <w:pPr>
-        <w:pStyle w:val="Ttulo2"/>
-        <w:pageBreakBefore/>
-        <w:numPr>
-          <w:ilvl w:val="0"/>
-          <w:numId w:val="19"/>
-        </w:numPr>
-        <w:ind w:right="363"/>
-        <w:jc w:val="left"/>
-      </w:pPr>
-      <w:r>
-        <w:rPr>
-          <w:w w:val="90"/>
-        </w:rPr>
-        <w:lastRenderedPageBreak/>
-        <w:t>Ejercicio</w:t>
-      </w:r>
-      <w:r>
-        <w:rPr>
-          <w:spacing w:val="-12"/>
-          <w:w w:val="90"/>
-        </w:rPr>
-        <w:t xml:space="preserve"> </w:t>
-      </w:r>
-      <w:r>
-        <w:rPr>
-          <w:w w:val="90"/>
-        </w:rPr>
-        <w:t>8</w:t>
-      </w:r>
-      <w:r>
-        <w:rPr>
-          <w:w w:val="90"/>
-        </w:rPr>
-        <w:t>:</w:t>
-      </w:r>
-      <w:r>
-        <w:rPr>
-          <w:spacing w:val="-12"/>
-          <w:w w:val="90"/>
-        </w:rPr>
-        <w:t xml:space="preserve"> </w:t>
-      </w:r>
-      <w:r>
-        <w:rPr>
-          <w:w w:val="90"/>
-        </w:rPr>
-        <w:t>El Back-up del Sindicato (Serialización)</w:t>
-      </w:r>
-    </w:p>
-    <w:p>
-      <w:pPr>
-        <w:pStyle w:val="Prrafodelista"/>
-        <w:numPr>
-          <w:ilvl w:val="1"/>
-          <w:numId w:val="8"/>
-        </w:numPr>
-        <w:tabs>
-          <w:tab w:val="left" w:pos="1341"/>
-        </w:tabs>
-        <w:spacing w:before="141" w:line="293" w:lineRule="exact"/>
-        <w:ind w:left="1341"/>
-      </w:pPr>
-      <w:r>
-        <w:rPr>
-          <w:b/>
-          <w:spacing w:val="-2"/>
-          <w:w w:val="90"/>
-        </w:rPr>
-        <w:t>Directorio:</w:t>
-      </w:r>
-      <w:r>
-        <w:rPr>
-          <w:b/>
-          <w:spacing w:val="-2"/>
-        </w:rPr>
-        <w:t xml:space="preserve"> </w:t>
-      </w:r>
-      <w:r>
-        <w:rPr>
-          <w:spacing w:val="-4"/>
-        </w:rPr>
-        <w:t>ex</w:t>
-      </w:r>
-      <w:r>
-        <w:rPr>
-          <w:spacing w:val="-4"/>
-        </w:rPr>
-        <w:t>8</w:t>
-      </w:r>
-      <w:r>
-        <w:rPr>
-          <w:spacing w:val="-4"/>
-        </w:rPr>
-        <w:t>/</w:t>
-      </w:r>
-    </w:p>
-    <w:p>
-      <w:pPr>
-        <w:pStyle w:val="Prrafodelista"/>
-        <w:numPr>
-          <w:ilvl w:val="1"/>
-          <w:numId w:val="8"/>
-        </w:numPr>
-        <w:tabs>
-          <w:tab w:val="left" w:pos="1341"/>
-        </w:tabs>
-        <w:spacing w:line="293" w:lineRule="exact"/>
-        <w:ind w:left="1341"/>
-      </w:pPr>
-      <w:r>
-        <w:rPr>
-          <w:b/>
-          <w:spacing w:val="-2"/>
-          <w:w w:val="90"/>
-        </w:rPr>
-        <w:t>Archivo:</w:t>
-      </w:r>
-      <w:r>
-        <w:rPr>
-          <w:b/>
-          <w:spacing w:val="-6"/>
-          <w:w w:val="90"/>
-        </w:rPr>
-        <w:t xml:space="preserve"> </w:t>
-      </w:r>
-      <w:r>
-        <w:rPr>
-          <w:spacing w:val="-2"/>
-        </w:rPr>
-        <w:t>MercenaryBackup.java, Mercenary.java</w:t>
-      </w:r>
-    </w:p>
-    <w:p>
-      <w:pPr>
-        <w:pStyle w:val="Prrafodelista"/>
-        <w:numPr>
-          <w:ilvl w:val="1"/>
-          <w:numId w:val="8"/>
-        </w:numPr>
-        <w:tabs>
-          <w:tab w:val="left" w:pos="1342"/>
-        </w:tabs>
-        <w:spacing w:line="252" w:lineRule="auto"/>
-        <w:ind w:right="1802"/>
-        <w:rPr>
-          <w:lang w:val="en-US"/>
-        </w:rPr>
-      </w:pPr>
-      <w:proofErr w:type="spellStart"/>
-      <w:r>
-        <w:rPr>
-          <w:b/>
-          <w:w w:val="90"/>
-          <w:lang w:val="en-US"/>
-        </w:rPr>
-        <w:t>Funciones</w:t>
-      </w:r>
-      <w:proofErr w:type="spellEnd"/>
-      <w:r>
-        <w:rPr>
-          <w:b/>
-          <w:w w:val="90"/>
-          <w:lang w:val="en-US"/>
-        </w:rPr>
-        <w:t xml:space="preserve"> </w:t>
-      </w:r>
-      <w:proofErr w:type="spellStart"/>
-      <w:r>
-        <w:rPr>
-          <w:b/>
-          <w:w w:val="90"/>
-          <w:lang w:val="en-US"/>
-        </w:rPr>
-        <w:t>Autorizadas</w:t>
-      </w:r>
-      <w:proofErr w:type="spellEnd"/>
-      <w:r>
-        <w:rPr>
-          <w:b/>
-          <w:w w:val="90"/>
-          <w:lang w:val="en-US"/>
-        </w:rPr>
-        <w:t xml:space="preserve">: </w:t>
-      </w:r>
-      <w:proofErr w:type="spellStart"/>
-      <w:r>
-        <w:rPr>
-          <w:w w:val="90"/>
-          <w:lang w:val="en-US"/>
-        </w:rPr>
-        <w:t>java.io.Serializable</w:t>
-      </w:r>
-      <w:proofErr w:type="spellEnd"/>
-      <w:r>
-        <w:rPr>
-          <w:w w:val="90"/>
-          <w:lang w:val="en-US"/>
-        </w:rPr>
-        <w:t xml:space="preserve">, </w:t>
-      </w:r>
-      <w:proofErr w:type="spellStart"/>
-      <w:r>
-        <w:rPr>
-          <w:w w:val="90"/>
-          <w:lang w:val="en-US"/>
-        </w:rPr>
-        <w:t>ObjectOutputStream</w:t>
-      </w:r>
-      <w:proofErr w:type="spellEnd"/>
-      <w:r>
-        <w:rPr>
-          <w:w w:val="90"/>
-          <w:lang w:val="en-US"/>
-        </w:rPr>
-        <w:t xml:space="preserve">, </w:t>
-      </w:r>
-      <w:proofErr w:type="spellStart"/>
-      <w:r>
-        <w:rPr>
-          <w:w w:val="90"/>
-          <w:lang w:val="en-US"/>
-        </w:rPr>
-        <w:t>ObjectInputStream</w:t>
-      </w:r>
-      <w:proofErr w:type="spellEnd"/>
-      <w:r>
-        <w:rPr>
-          <w:w w:val="90"/>
-          <w:lang w:val="en-US"/>
-        </w:rPr>
-        <w:t xml:space="preserve">, </w:t>
-      </w:r>
-      <w:proofErr w:type="spellStart"/>
-      <w:r>
-        <w:rPr>
-          <w:w w:val="90"/>
-          <w:lang w:val="en-US"/>
-        </w:rPr>
-        <w:t>FileOutputStream</w:t>
-      </w:r>
-      <w:proofErr w:type="spellEnd"/>
-      <w:r>
-        <w:rPr>
-          <w:w w:val="90"/>
-          <w:lang w:val="en-US"/>
-        </w:rPr>
-        <w:t xml:space="preserve">, </w:t>
-      </w:r>
-      <w:proofErr w:type="spellStart"/>
-      <w:r>
-        <w:rPr>
-          <w:w w:val="90"/>
-          <w:lang w:val="en-US"/>
-        </w:rPr>
-        <w:t>FileInputStream</w:t>
-      </w:r>
-      <w:proofErr w:type="spellEnd"/>
-      <w:r>
-        <w:rPr>
-          <w:w w:val="90"/>
-          <w:lang w:val="en-US"/>
-        </w:rPr>
-        <w:t>.</w:t>
-      </w:r>
-    </w:p>
-    <w:p>
-      <w:pPr>
-        <w:pStyle w:val="Prrafodelista"/>
-        <w:numPr>
-          <w:ilvl w:val="1"/>
-          <w:numId w:val="8"/>
-        </w:numPr>
-        <w:tabs>
-          <w:tab w:val="left" w:pos="1342"/>
-        </w:tabs>
-        <w:spacing w:line="252" w:lineRule="auto"/>
-        <w:ind w:right="1802"/>
-      </w:pPr>
-      <w:r>
-        <w:rPr>
-          <w:b/>
-          <w:i/>
-          <w:spacing w:val="-4"/>
-        </w:rPr>
-        <w:t>Restricción</w:t>
-      </w:r>
-    </w:p>
-    <w:p>
-      <w:pPr>
-        <w:pStyle w:val="Sinespaciado"/>
-        <w:numPr>
-          <w:ilvl w:val="1"/>
-          <w:numId w:val="7"/>
-        </w:numPr>
-        <w:rPr>
-          <w:lang w:val="es-ES"/>
-        </w:rPr>
-      </w:pPr>
-      <w:r>
-        <w:rPr>
-          <w:lang w:val="es-ES"/>
-        </w:rPr>
-        <w:t xml:space="preserve">La clase </w:t>
-      </w:r>
-      <w:proofErr w:type="spellStart"/>
-      <w:r>
-        <w:rPr>
-          <w:lang w:val="es-ES"/>
-        </w:rPr>
-        <w:t>Mercenary</w:t>
-      </w:r>
-      <w:proofErr w:type="spellEnd"/>
-      <w:r>
-        <w:rPr>
-          <w:lang w:val="es-ES"/>
-        </w:rPr>
-        <w:t xml:space="preserve"> debe implementar la interfaz </w:t>
-      </w:r>
-      <w:proofErr w:type="spellStart"/>
-      <w:r>
-        <w:rPr>
-          <w:lang w:val="es-ES"/>
-        </w:rPr>
-        <w:t>Serializable</w:t>
-      </w:r>
-      <w:proofErr w:type="spellEnd"/>
-      <w:r>
-        <w:rPr>
-          <w:lang w:val="es-ES"/>
-        </w:rPr>
-        <w:t xml:space="preserve">. </w:t>
-      </w:r>
-    </w:p>
-    <w:p>
-      <w:pPr>
-        <w:pStyle w:val="Sinespaciado"/>
-        <w:numPr>
-          <w:ilvl w:val="1"/>
-          <w:numId w:val="7"/>
-        </w:numPr>
-      </w:pPr>
-      <w:r>
-        <w:rPr>
-          <w:lang w:val="es-ES"/>
-        </w:rPr>
-        <w:t>Prohibido guardar los datos en texto plano (.</w:t>
-      </w:r>
-      <w:proofErr w:type="spellStart"/>
-      <w:r>
-        <w:rPr>
-          <w:lang w:val="es-ES"/>
-        </w:rPr>
-        <w:t>txt</w:t>
-      </w:r>
-      <w:proofErr w:type="spellEnd"/>
-      <w:r>
-        <w:rPr>
-          <w:lang w:val="es-ES"/>
-        </w:rPr>
-        <w:t xml:space="preserve">). </w:t>
-      </w:r>
-      <w:r>
-        <w:t xml:space="preserve">Debes </w:t>
-      </w:r>
-      <w:proofErr w:type="spellStart"/>
-      <w:r>
-        <w:t>generar</w:t>
-      </w:r>
-      <w:proofErr w:type="spellEnd"/>
-      <w:r>
-        <w:t xml:space="preserve"> un </w:t>
-      </w:r>
-      <w:proofErr w:type="spellStart"/>
-      <w:r>
-        <w:t>archivo</w:t>
-      </w:r>
-      <w:proofErr w:type="spellEnd"/>
-      <w:r>
-        <w:t xml:space="preserve"> </w:t>
-      </w:r>
-      <w:proofErr w:type="spellStart"/>
-      <w:r>
-        <w:t>binario</w:t>
-      </w:r>
-      <w:proofErr w:type="spellEnd"/>
-      <w:r>
-        <w:t xml:space="preserve"> .ser.</w:t>
-      </w:r>
-    </w:p>
-    <w:p>
-      <w:pPr>
-        <w:pStyle w:val="Prrafodelista"/>
-        <w:tabs>
-          <w:tab w:val="left" w:pos="1342"/>
-        </w:tabs>
-        <w:spacing w:line="252" w:lineRule="auto"/>
-        <w:ind w:left="1342" w:right="1802" w:firstLine="0"/>
-      </w:pPr>
-    </w:p>
-    <w:p>
-      <w:pPr>
-        <w:pStyle w:val="Ttulo4"/>
-        <w:ind w:left="622"/>
-      </w:pPr>
-      <w:r>
-        <w:rPr>
-          <w:spacing w:val="-2"/>
-        </w:rPr>
-        <w:t>Objetivo</w:t>
-      </w:r>
-    </w:p>
-    <w:p>
-      <w:pPr>
-        <w:pStyle w:val="Sinespaciado"/>
-        <w:numPr>
-          <w:ilvl w:val="0"/>
-          <w:numId w:val="22"/>
-        </w:numPr>
-        <w:rPr>
-          <w:lang w:val="es-ES"/>
-        </w:rPr>
-      </w:pPr>
-      <w:r>
-        <w:rPr>
-          <w:lang w:val="es-ES"/>
-        </w:rPr>
-        <w:t xml:space="preserve">Crea una clase </w:t>
-      </w:r>
-      <w:proofErr w:type="spellStart"/>
-      <w:r>
-        <w:rPr>
-          <w:lang w:val="es-ES"/>
-        </w:rPr>
-        <w:t>Mercenary</w:t>
-      </w:r>
-      <w:proofErr w:type="spellEnd"/>
-      <w:r>
-        <w:rPr>
-          <w:lang w:val="es-ES"/>
-        </w:rPr>
-        <w:t xml:space="preserve"> con </w:t>
-      </w:r>
-      <w:proofErr w:type="spellStart"/>
-      <w:r>
-        <w:rPr>
-          <w:lang w:val="es-ES"/>
-        </w:rPr>
-        <w:t>name</w:t>
-      </w:r>
-      <w:proofErr w:type="spellEnd"/>
-      <w:r>
-        <w:rPr>
-          <w:lang w:val="es-ES"/>
-        </w:rPr>
-        <w:t xml:space="preserve"> (</w:t>
-      </w:r>
-      <w:proofErr w:type="spellStart"/>
-      <w:r>
-        <w:rPr>
-          <w:lang w:val="es-ES"/>
-        </w:rPr>
-        <w:t>String</w:t>
-      </w:r>
-      <w:proofErr w:type="spellEnd"/>
-      <w:r>
-        <w:rPr>
-          <w:lang w:val="es-ES"/>
-        </w:rPr>
-        <w:t xml:space="preserve">) y </w:t>
-      </w:r>
-      <w:proofErr w:type="spellStart"/>
-      <w:r>
-        <w:rPr>
-          <w:lang w:val="es-ES"/>
-        </w:rPr>
-        <w:t>powerLevel</w:t>
-      </w:r>
-      <w:proofErr w:type="spellEnd"/>
-      <w:r>
-        <w:rPr>
-          <w:lang w:val="es-ES"/>
-        </w:rPr>
-        <w:t xml:space="preserve"> (</w:t>
-      </w:r>
-      <w:proofErr w:type="spellStart"/>
-      <w:r>
-        <w:rPr>
-          <w:lang w:val="es-ES"/>
-        </w:rPr>
-        <w:t>int</w:t>
-      </w:r>
-      <w:proofErr w:type="spellEnd"/>
-      <w:r>
-        <w:rPr>
-          <w:lang w:val="es-ES"/>
-        </w:rPr>
-        <w:t>).</w:t>
-      </w:r>
-    </w:p>
-    <w:p>
-      <w:pPr>
-        <w:pStyle w:val="Sinespaciado"/>
-        <w:numPr>
-          <w:ilvl w:val="0"/>
-          <w:numId w:val="22"/>
-        </w:numPr>
-        <w:rPr>
-          <w:lang w:val="es-ES"/>
-        </w:rPr>
-      </w:pPr>
-      <w:r>
-        <w:rPr>
-          <w:lang w:val="es-ES"/>
-        </w:rPr>
-        <w:t>Implementa la lógica para "congelar" (serializar) a un mercenario en un archivo binario.</w:t>
-      </w:r>
-    </w:p>
-    <w:p>
-      <w:pPr>
-        <w:pStyle w:val="Sinespaciado"/>
-        <w:numPr>
-          <w:ilvl w:val="0"/>
-          <w:numId w:val="22"/>
-        </w:numPr>
-        <w:rPr>
-          <w:lang w:val="es-ES"/>
-        </w:rPr>
-      </w:pPr>
-      <w:r>
-        <w:rPr>
-          <w:lang w:val="es-ES"/>
-        </w:rPr>
-        <w:t>Implementa la lógica para "descongelar" (</w:t>
-      </w:r>
-      <w:proofErr w:type="spellStart"/>
-      <w:r>
-        <w:rPr>
-          <w:lang w:val="es-ES"/>
-        </w:rPr>
-        <w:t>deserializar</w:t>
-      </w:r>
-      <w:proofErr w:type="spellEnd"/>
-      <w:r>
-        <w:rPr>
-          <w:lang w:val="es-ES"/>
-        </w:rPr>
-        <w:t>) y recuperar sus datos intactos.</w:t>
-      </w:r>
-    </w:p>
-    <w:p>
-      <w:pPr>
-        <w:pStyle w:val="Textoindependiente"/>
-        <w:spacing w:before="2"/>
-        <w:rPr>
-          <w:sz w:val="20"/>
-        </w:rPr>
-      </w:pPr>
-    </w:p>
-    <w:p>
-      <w:pPr>
-        <w:rPr>
-          <w:sz w:val="20"/>
-          <w:szCs w:val="24"/>
-        </w:rPr>
-      </w:pPr>
-      <w:r>
-        <w:rPr>
-          <w:sz w:val="20"/>
-        </w:rPr>
-        <w:t xml:space="preserve">          </w:t>
-      </w:r>
-      <w:r>
-        <w:rPr>
-          <w:b/>
-          <w:bCs/>
-        </w:rPr>
-        <w:t>Salida Esperada</w:t>
-      </w:r>
-    </w:p>
-    <w:p>
-      <w:pPr>
-        <w:pStyle w:val="Sinespaciado"/>
-        <w:ind w:left="622"/>
-        <w:rPr>
-          <w:lang w:val="es-ES"/>
-        </w:rPr>
-      </w:pPr>
-      <w:r>
-        <w:rPr>
-          <w:noProof/>
-          <w:lang w:val="es-ES"/>
-        </w:rPr>
-        <mc:AlternateContent>
-          <mc:Choice Requires="wps">
-            <w:drawing>
-              <wp:anchor distT="0" distB="0" distL="114300" distR="114300" simplePos="0" relativeHeight="251677184" behindDoc="0" locked="0" layoutInCell="1" allowOverlap="1" wp14:anchorId="55E56DC1" wp14:editId="7C777919">
-                <wp:simplePos x="0" y="0"/>
-                <wp:positionH relativeFrom="margin">
-                  <wp:posOffset>396240</wp:posOffset>
-                </wp:positionH>
-                <wp:positionV relativeFrom="paragraph">
-                  <wp:posOffset>79375</wp:posOffset>
-                </wp:positionV>
-                <wp:extent cx="5732891" cy="1097280"/>
-                <wp:effectExtent l="0" t="0" r="20320" b="26670"/>
-                <wp:wrapNone/>
-                <wp:docPr id="1410103423" name="Rectángulo 2"/>
-                <wp:cNvGraphicFramePr/>
-                <a:graphic xmlns:a="http://schemas.openxmlformats.org/drawingml/2006/main">
-                  <a:graphicData uri="http://schemas.microsoft.com/office/word/2010/wordprocessingShape">
-                    <wps:wsp>
-                      <wps:cNvSpPr/>
-                      <wps:spPr>
-                        <a:xfrm>
-                          <a:off x="0" y="0"/>
-                          <a:ext cx="5732891" cy="1097280"/>
-                        </a:xfrm>
-                        <a:prstGeom prst="rect">
-                          <a:avLst/>
-                        </a:prstGeom>
-                        <a:solidFill>
-                          <a:schemeClr val="tx1"/>
-                        </a:solidFill>
-                        <a:ln>
-                          <a:solidFill>
-                            <a:schemeClr val="tx1"/>
-                          </a:solidFill>
-                        </a:ln>
-                      </wps:spPr>
-                      <wps:style>
-                        <a:lnRef idx="2">
-                          <a:schemeClr val="accent1">
-                            <a:shade val="15000"/>
-                          </a:schemeClr>
-                        </a:lnRef>
-                        <a:fillRef idx="1">
-                          <a:schemeClr val="accent1"/>
-                        </a:fillRef>
-                        <a:effectRef idx="0">
-                          <a:schemeClr val="accent1"/>
-                        </a:effectRef>
-                        <a:fontRef idx="minor">
-                          <a:schemeClr val="lt1"/>
-                        </a:fontRef>
-                      </wps:style>
-                      <wps:txbx>
-                        <w:txbxContent>
-                          <w:p>
-                            <w:pPr>
-                              <w:pStyle w:val="Sinespaciado"/>
-                              <w:rPr>
-                                <w:rFonts w:ascii="Cascadia Mono SemiBold" w:hAnsi="Cascadia Mono SemiBold" w:cs="Cascadia Mono SemiBold"/>
-                              </w:rPr>
-                            </w:pPr>
-                            <w:r>
-                              <w:rPr>
-                                <w:rFonts w:ascii="Cascadia Mono SemiBold" w:hAnsi="Cascadia Mono SemiBold" w:cs="Cascadia Mono SemiBold"/>
-                              </w:rPr>
-                              <w:t>=== MERCENARY COLD STORAGE ===</w:t>
-                            </w:r>
-                          </w:p>
-                          <w:p>
-                            <w:pPr>
-                              <w:pStyle w:val="Sinespaciado"/>
-                              <w:rPr>
-                                <w:rFonts w:ascii="Cascadia Mono SemiBold" w:hAnsi="Cascadia Mono SemiBold" w:cs="Cascadia Mono SemiBold"/>
-                              </w:rPr>
-                            </w:pPr>
-                            <w:r>
-                              <w:rPr>
-                                <w:rFonts w:ascii="Cascadia Mono SemiBold" w:hAnsi="Cascadia Mono SemiBold" w:cs="Cascadia Mono SemiBold"/>
-                              </w:rPr>
-                              <w:t>Freezing Wade Wilson... [DONE]</w:t>
-                            </w:r>
-                          </w:p>
-                          <w:p>
-                            <w:pPr>
-                              <w:pStyle w:val="Sinespaciado"/>
-                              <w:rPr>
-                                <w:rFonts w:ascii="Cascadia Mono SemiBold" w:hAnsi="Cascadia Mono SemiBold" w:cs="Cascadia Mono SemiBold"/>
-                              </w:rPr>
-                            </w:pPr>
-                            <w:r>
-                              <w:rPr>
-                                <w:rFonts w:ascii="Cascadia Mono SemiBold" w:hAnsi="Cascadia Mono SemiBold" w:cs="Cascadia Mono SemiBold"/>
-                              </w:rPr>
-                              <w:t>Thawing merc...</w:t>
-                            </w:r>
-                          </w:p>
-                          <w:p>
-                            <w:pPr>
-                              <w:pStyle w:val="Sinespaciado"/>
-                              <w:rPr>
-                                <w:rFonts w:ascii="Cascadia Mono SemiBold" w:hAnsi="Cascadia Mono SemiBold" w:cs="Cascadia Mono SemiBold"/>
-                              </w:rPr>
-                            </w:pPr>
-                            <w:r>
-                              <w:rPr>
-                                <w:rFonts w:ascii="Cascadia Mono SemiBold" w:hAnsi="Cascadia Mono SemiBold" w:cs="Cascadia Mono SemiBold"/>
-                              </w:rPr>
-                              <w:t>Mercenary recovered: Wade Wilson (Power: 9000)</w:t>
-                            </w:r>
-                          </w:p>
-                        </w:txbxContent>
-                      </wps:txbx>
-                      <wps:bodyPr rot="0" spcFirstLastPara="0" vertOverflow="overflow" horzOverflow="overflow" vert="horz" wrap="square" lIns="91440" tIns="45720" rIns="91440" bIns="45720" numCol="1" spcCol="0" rtlCol="0" fromWordArt="0" anchor="ctr" anchorCtr="0" forceAA="0" compatLnSpc="1">
-                        <a:prstTxWarp prst="textNoShape">
-                          <a:avLst/>
-                        </a:prstTxWarp>
-                        <a:noAutofit/>
-                      </wps:bodyPr>
-                    </wps:wsp>
-                  </a:graphicData>
-                </a:graphic>
-                <wp14:sizeRelH relativeFrom="margin">
-                  <wp14:pctWidth>0</wp14:pctWidth>
-                </wp14:sizeRelH>
-                <wp14:sizeRelV relativeFrom="margin">
-                  <wp14:pctHeight>0</wp14:pctHeight>
-                </wp14:sizeRelV>
-              </wp:anchor>
-            </w:drawing>
-          </mc:Choice>
-          <mc:Fallback>
-            <w:pict>
-              <v:rect w14:anchorId="55E56DC1" id="_x0000_s1034" style="position:absolute;left:0;text-align:left;margin-left:31.2pt;margin-top:6.25pt;width:451.4pt;height:86.4pt;z-index:251677184;visibility:visible;mso-wrap-style:square;mso-width-percent:0;mso-height-percent:0;mso-wrap-distance-left:9pt;mso-wrap-distance-top:0;mso-wrap-distance-right:9pt;mso-wrap-distance-bottom:0;mso-position-horizontal:absolute;mso-position-horizontal-relative:margin;mso-position-vertical:absolute;mso-position-vertical-relative:text;mso-width-percent:0;mso-height-percent:0;mso-width-relative:margin;mso-height-relative:margin;v-text-anchor:middle" o:gfxdata="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" fillcolor="black [3213]" strokecolor="black [3213]" strokeweight="2pt">
-                <v:textbox>
-                  <w:txbxContent>
-                    <w:p>
-                      <w:pPr>
-                        <w:pStyle w:val="Sinespaciado"/>
-                        <w:rPr>
-                          <w:rFonts w:ascii="Cascadia Mono SemiBold" w:hAnsi="Cascadia Mono SemiBold" w:cs="Cascadia Mono SemiBold"/>
-                        </w:rPr>
-                      </w:pPr>
-                      <w:r>
-                        <w:rPr>
-                          <w:rFonts w:ascii="Cascadia Mono SemiBold" w:hAnsi="Cascadia Mono SemiBold" w:cs="Cascadia Mono SemiBold"/>
-                        </w:rPr>
-                        <w:t>=== MERCENARY COLD STORAGE ===</w:t>
-                      </w:r>
-                    </w:p>
-                    <w:p>
-                      <w:pPr>
-                        <w:pStyle w:val="Sinespaciado"/>
-                        <w:rPr>
-                          <w:rFonts w:ascii="Cascadia Mono SemiBold" w:hAnsi="Cascadia Mono SemiBold" w:cs="Cascadia Mono SemiBold"/>
-                        </w:rPr>
-                      </w:pPr>
-                      <w:r>
-                        <w:rPr>
-                          <w:rFonts w:ascii="Cascadia Mono SemiBold" w:hAnsi="Cascadia Mono SemiBold" w:cs="Cascadia Mono SemiBold"/>
-                        </w:rPr>
-                        <w:t>Freezing Wade Wilson... [DONE]</w:t>
-                      </w:r>
-                    </w:p>
-                    <w:p>
-                      <w:pPr>
-                        <w:pStyle w:val="Sinespaciado"/>
-                        <w:rPr>
-                          <w:rFonts w:ascii="Cascadia Mono SemiBold" w:hAnsi="Cascadia Mono SemiBold" w:cs="Cascadia Mono SemiBold"/>
-                        </w:rPr>
-                      </w:pPr>
-                      <w:r>
-                        <w:rPr>
-                          <w:rFonts w:ascii="Cascadia Mono SemiBold" w:hAnsi="Cascadia Mono SemiBold" w:cs="Cascadia Mono SemiBold"/>
-                        </w:rPr>
-                        <w:t>Thawing merc...</w:t>
-                      </w:r>
-                    </w:p>
-                    <w:p>
-                      <w:pPr>
-                        <w:pStyle w:val="Sinespaciado"/>
-                        <w:rPr>
-                          <w:rFonts w:ascii="Cascadia Mono SemiBold" w:hAnsi="Cascadia Mono SemiBold" w:cs="Cascadia Mono SemiBold"/>
-                        </w:rPr>
-                      </w:pPr>
-                      <w:r>
-                        <w:rPr>
-                          <w:rFonts w:ascii="Cascadia Mono SemiBold" w:hAnsi="Cascadia Mono SemiBold" w:cs="Cascadia Mono SemiBold"/>
-                        </w:rPr>
-                        <w:t>Mercenary recovered: Wade Wilson (Power: 9000)</w:t>
-                      </w:r>
-                    </w:p>
-                  </w:txbxContent>
-                </v:textbox>
-                <w10:wrap anchorx="margin"/>
-              </v:rect>
-            </w:pict>
-          </mc:Fallback>
-        </mc:AlternateContent>
-      </w:r>
-    </w:p>
-    <w:p>
-      <w:pPr>
-        <w:pStyle w:val="Sinespaciado"/>
-        <w:ind w:left="622"/>
-        <w:rPr>
-          <w:lang w:val="es-ES"/>
-        </w:rPr>
-      </w:pPr>
-    </w:p>
-    <w:p>
-      <w:pPr>
-        <w:pStyle w:val="Sinespaciado"/>
-        <w:rPr>
-          <w:lang w:val="es-ES"/>
-        </w:rPr>
-      </w:pPr>
-    </w:p>
-    <w:p>
-      <w:pPr>
-        <w:spacing w:before="128" w:line="283" w:lineRule="auto"/>
-        <w:ind w:left="622" w:right="959"/>
-        <w:rPr>
-          <w:spacing w:val="-8"/>
-        </w:rPr>
-      </w:pPr>
-    </w:p>
-    <w:bookmarkEnd w:id="22"/>
-    <w:p>
-      <w:pPr>
-        <w:spacing w:before="128" w:line="283" w:lineRule="auto"/>
-        <w:ind w:left="622" w:right="959"/>
-        <w:rPr>
-          <w:spacing w:val="-8"/>
-        </w:rPr>
-      </w:pPr>
-    </w:p>
-    <w:bookmarkEnd w:id="23"/>
-    <w:p>
-      <w:pPr>
-        <w:pStyle w:val="Textoindependiente"/>
-        <w:spacing w:before="2"/>
-        <w:rPr>
-          <w:sz w:val="20"/>
-        </w:rPr>
-      </w:pPr>
-    </w:p>
-    <w:p/>
-    <w:p>
-      <w:pPr>
-        <w:rPr>
-          <w:sz w:val="20"/>
-          <w:szCs w:val="24"/>
-        </w:rPr>
-      </w:pPr>
-    </w:p>
-    <w:p>
-      <w:pPr>
-        <w:pStyle w:val="Ttulo2"/>
-        <w:pageBreakBefore/>
-        <w:numPr>
-          <w:ilvl w:val="0"/>
-          <w:numId w:val="19"/>
-        </w:numPr>
-        <w:ind w:right="363"/>
-        <w:jc w:val="left"/>
-      </w:pPr>
-      <w:r>
-        <w:rPr>
-          <w:sz w:val="20"/>
-          <w:szCs w:val="24"/>
-        </w:rPr>
-        <w:lastRenderedPageBreak/>
-        <w:tab/>
-      </w:r>
-      <w:r>
-        <w:rPr>
-          <w:w w:val="90"/>
-        </w:rPr>
-        <w:t>Ejercicio</w:t>
-      </w:r>
-      <w:r>
-        <w:rPr>
-          <w:spacing w:val="-12"/>
-          <w:w w:val="90"/>
-        </w:rPr>
-        <w:t xml:space="preserve"> </w:t>
-      </w:r>
-      <w:r>
-        <w:rPr>
-          <w:w w:val="90"/>
-        </w:rPr>
-        <w:t>9: El Informe del Sindicato (JSON Reading)</w:t>
-      </w:r>
-    </w:p>
-    <w:p>
-      <w:pPr>
-        <w:pStyle w:val="Prrafodelista"/>
-        <w:numPr>
-          <w:ilvl w:val="1"/>
-          <w:numId w:val="8"/>
-        </w:numPr>
-        <w:tabs>
-          <w:tab w:val="left" w:pos="1341"/>
-        </w:tabs>
-        <w:spacing w:before="141" w:line="293" w:lineRule="exact"/>
-        <w:ind w:left="1341"/>
-      </w:pPr>
-      <w:r>
-        <w:rPr>
-          <w:b/>
-          <w:spacing w:val="-2"/>
-          <w:w w:val="90"/>
-        </w:rPr>
-        <w:t>Directorio:</w:t>
-      </w:r>
-      <w:r>
-        <w:rPr>
-          <w:b/>
-          <w:spacing w:val="-2"/>
-        </w:rPr>
-        <w:t xml:space="preserve"> </w:t>
-      </w:r>
-      <w:r>
-        <w:rPr>
-          <w:spacing w:val="-4"/>
-        </w:rPr>
-        <w:t>ex9</w:t>
-      </w:r>
-      <w:r>
-        <w:rPr>
-          <w:spacing w:val="-4"/>
-        </w:rPr>
-        <w:t>/</w:t>
-      </w:r>
-    </w:p>
-    <w:p>
-      <w:pPr>
-        <w:pStyle w:val="Prrafodelista"/>
-        <w:numPr>
-          <w:ilvl w:val="1"/>
-          <w:numId w:val="8"/>
-        </w:numPr>
-        <w:tabs>
-          <w:tab w:val="left" w:pos="1341"/>
-        </w:tabs>
-        <w:spacing w:line="293" w:lineRule="exact"/>
-        <w:ind w:left="1341"/>
-      </w:pPr>
-      <w:r>
-        <w:rPr>
-          <w:b/>
-          <w:spacing w:val="-2"/>
-          <w:w w:val="90"/>
-        </w:rPr>
-        <w:t>Archivo:</w:t>
-      </w:r>
-      <w:r>
-        <w:rPr>
-          <w:b/>
-          <w:spacing w:val="-6"/>
-          <w:w w:val="90"/>
-        </w:rPr>
-        <w:t xml:space="preserve"> </w:t>
-      </w:r>
-      <w:r>
-        <w:rPr>
-          <w:spacing w:val="-2"/>
-        </w:rPr>
-        <w:t>JsonMissionReader.java</w:t>
-      </w:r>
-    </w:p>
-    <w:p>
-      <w:pPr>
-        <w:pStyle w:val="Prrafodelista"/>
-        <w:numPr>
-          <w:ilvl w:val="1"/>
-          <w:numId w:val="8"/>
-        </w:numPr>
-        <w:tabs>
-          <w:tab w:val="left" w:pos="1342"/>
-        </w:tabs>
-        <w:spacing w:line="252" w:lineRule="auto"/>
-        <w:ind w:right="1802"/>
-        <w:rPr>
-          <w:lang w:val="en-US"/>
-        </w:rPr>
-      </w:pPr>
-      <w:proofErr w:type="spellStart"/>
-      <w:r>
-        <w:rPr>
-          <w:b/>
-          <w:w w:val="90"/>
-          <w:lang w:val="en-US"/>
-        </w:rPr>
-        <w:t>Funciones</w:t>
-      </w:r>
-      <w:proofErr w:type="spellEnd"/>
-      <w:r>
-        <w:rPr>
-          <w:b/>
-          <w:w w:val="90"/>
-          <w:lang w:val="en-US"/>
-        </w:rPr>
-        <w:t xml:space="preserve"> </w:t>
-      </w:r>
-      <w:proofErr w:type="spellStart"/>
-      <w:r>
-        <w:rPr>
-          <w:b/>
-          <w:w w:val="90"/>
-          <w:lang w:val="en-US"/>
-        </w:rPr>
-        <w:t>Autorizadas</w:t>
-      </w:r>
-      <w:proofErr w:type="spellEnd"/>
-      <w:r>
-        <w:rPr>
-          <w:b/>
-          <w:w w:val="90"/>
-          <w:lang w:val="en-US"/>
-        </w:rPr>
-        <w:t xml:space="preserve">: </w:t>
-      </w:r>
-      <w:r>
-        <w:rPr>
-          <w:bCs/>
-          <w:w w:val="90"/>
-        </w:rPr>
-        <w:t xml:space="preserve">Jackson Library (clase </w:t>
-      </w:r>
-      <w:proofErr w:type="spellStart"/>
-      <w:r>
-        <w:rPr>
-          <w:bCs/>
-          <w:w w:val="90"/>
-        </w:rPr>
-        <w:t>ObjectMapper</w:t>
-      </w:r>
-      <w:proofErr w:type="spellEnd"/>
-      <w:r>
-        <w:rPr>
-          <w:bCs/>
-          <w:w w:val="90"/>
-        </w:rPr>
-        <w:t xml:space="preserve">), </w:t>
-      </w:r>
-      <w:proofErr w:type="spellStart"/>
-      <w:r>
-        <w:rPr>
-          <w:bCs/>
-          <w:w w:val="90"/>
-        </w:rPr>
-        <w:t>java.nio.file.Path</w:t>
-      </w:r>
-      <w:proofErr w:type="spellEnd"/>
-      <w:r>
-        <w:rPr>
-          <w:bCs/>
-          <w:w w:val="90"/>
-        </w:rPr>
-        <w:t>.</w:t>
-      </w:r>
-    </w:p>
-    <w:p>
-      <w:pPr>
-        <w:pStyle w:val="Prrafodelista"/>
-        <w:numPr>
-          <w:ilvl w:val="1"/>
-          <w:numId w:val="8"/>
-        </w:numPr>
-        <w:tabs>
-          <w:tab w:val="left" w:pos="1342"/>
-        </w:tabs>
-        <w:spacing w:line="252" w:lineRule="auto"/>
-        <w:ind w:right="1802"/>
-      </w:pPr>
-      <w:r>
-        <w:rPr>
-          <w:b/>
-          <w:i/>
-          <w:spacing w:val="-4"/>
-        </w:rPr>
-        <w:t>Restricción</w:t>
-      </w:r>
     </w:p>
     <w:p>
       <w:pPr>
@@ -10654,6 +9190,7 @@
         <w:t xml:space="preserve">Debes convertir un archivo </w:t>
       </w:r>
       <w:proofErr w:type="spellStart"/>
+      <w:proofErr w:type="gramStart"/>
       <w:r>
         <w:rPr>
           <w:rFonts w:eastAsiaTheme="minorHAnsi" w:cstheme="minorBidi"/>
@@ -10664,6 +9201,7 @@
         <w:t>mission.json</w:t>
       </w:r>
       <w:proofErr w:type="spellEnd"/>
+      <w:proofErr w:type="gramEnd"/>
       <w:r>
         <w:rPr>
           <w:rFonts w:eastAsiaTheme="minorHAnsi" w:cstheme="minorBidi"/>
@@ -10760,6 +9298,9 @@
     <w:p>
       <w:pPr>
         <w:pStyle w:val="Sinespaciado"/>
+        <w:rPr>
+          <w:lang w:val="es-ES"/>
+        </w:rPr>
       </w:pPr>
     </w:p>
     <w:p>
@@ -10799,7 +9340,7 @@
         <mc:AlternateContent>
           <mc:Choice Requires="wps">
             <w:drawing>
-              <wp:anchor distT="0" distB="0" distL="114300" distR="114300" simplePos="0" relativeHeight="251679232" behindDoc="0" locked="0" layoutInCell="1" allowOverlap="1" wp14:anchorId="1136D5C1" wp14:editId="2D95497A">
+              <wp:anchor distT="0" distB="0" distL="114300" distR="114300" simplePos="0" relativeHeight="251665408" behindDoc="0" locked="0" layoutInCell="1" allowOverlap="1" wp14:anchorId="1136D5C1" wp14:editId="2D95497A">
                 <wp:simplePos x="0" y="0"/>
                 <wp:positionH relativeFrom="margin">
                   <wp:posOffset>396240</wp:posOffset>
@@ -10904,7 +9445,23 @@
                                 <w:rFonts w:ascii="Cascadia Mono SemiBold" w:hAnsi="Cascadia Mono SemiBold" w:cs="Cascadia Mono SemiBold"/>
                                 <w:lang w:val="es-ES"/>
                               </w:rPr>
-                              <w:t>: [Nombre de la misión] - Status: [Estado].</w:t>
+                              <w:t xml:space="preserve">: [Nombre de la misión] - </w:t>
+                            </w:r>
+                            <w:proofErr w:type="gramStart"/>
+                            <w:r>
+                              <w:rPr>
+                                <w:rFonts w:ascii="Cascadia Mono SemiBold" w:hAnsi="Cascadia Mono SemiBold" w:cs="Cascadia Mono SemiBold"/>
+                                <w:lang w:val="es-ES"/>
+                              </w:rPr>
+                              <w:t>Status</w:t>
+                            </w:r>
+                            <w:proofErr w:type="gramEnd"/>
+                            <w:r>
+                              <w:rPr>
+                                <w:rFonts w:ascii="Cascadia Mono SemiBold" w:hAnsi="Cascadia Mono SemiBold" w:cs="Cascadia Mono SemiBold"/>
+                                <w:lang w:val="es-ES"/>
+                              </w:rPr>
+                              <w:t>: [Estado].</w:t>
                             </w:r>
                           </w:p>
                         </w:txbxContent>
@@ -10929,7 +9486,7 @@
           </mc:Choice>
           <mc:Fallback>
             <w:pict>
-              <v:rect w14:anchorId="1136D5C1" id="_x0000_s1035" style="position:absolute;left:0;text-align:left;margin-left:31.2pt;margin-top:6.45pt;width:451.4pt;height:56.4pt;z-index:251679232;visibility:visible;mso-wrap-style:square;mso-width-percent:0;mso-height-percent:0;mso-wrap-distance-left:9pt;mso-wrap-distance-top:0;mso-wrap-distance-right:9pt;mso-wrap-distance-bottom:0;mso-position-horizontal:absolute;mso-position-horizontal-relative:margin;mso-position-vertical:absolute;mso-position-vertical-relative:text;mso-width-percent:0;mso-height-percent:0;mso-width-relative:margin;mso-height-relative:margin;v-text-anchor:middle" o:gfxdata="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" fillcolor="black [3213]" strokecolor="black [3213]" strokeweight="2pt">
+              <v:rect w14:anchorId="1136D5C1" id="_x0000_s1033" style="position:absolute;left:0;text-align:left;margin-left:31.2pt;margin-top:6.45pt;width:451.4pt;height:56.4pt;z-index:251665408;visibility:visible;mso-wrap-style:square;mso-width-percent:0;mso-height-percent:0;mso-wrap-distance-left:9pt;mso-wrap-distance-top:0;mso-wrap-distance-right:9pt;mso-wrap-distance-bottom:0;mso-position-horizontal:absolute;mso-position-horizontal-relative:margin;mso-position-vertical:absolute;mso-position-vertical-relative:text;mso-width-percent:0;mso-height-percent:0;mso-width-relative:margin;mso-height-relative:margin;v-text-anchor:middle" o:gfxdata="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" fillcolor="black [3213]" strokecolor="black [3213]" strokeweight="2pt">
                 <v:textbox>
                   <w:txbxContent>
                     <w:p>
@@ -10985,7 +9542,23 @@
                           <w:rFonts w:ascii="Cascadia Mono SemiBold" w:hAnsi="Cascadia Mono SemiBold" w:cs="Cascadia Mono SemiBold"/>
                           <w:lang w:val="es-ES"/>
                         </w:rPr>
-                        <w:t>: [Nombre de la misión] - Status: [Estado].</w:t>
+                        <w:t xml:space="preserve">: [Nombre de la misión] - </w:t>
+                      </w:r>
+                      <w:proofErr w:type="gramStart"/>
+                      <w:r>
+                        <w:rPr>
+                          <w:rFonts w:ascii="Cascadia Mono SemiBold" w:hAnsi="Cascadia Mono SemiBold" w:cs="Cascadia Mono SemiBold"/>
+                          <w:lang w:val="es-ES"/>
+                        </w:rPr>
+                        <w:t>Status</w:t>
+                      </w:r>
+                      <w:proofErr w:type="gramEnd"/>
+                      <w:r>
+                        <w:rPr>
+                          <w:rFonts w:ascii="Cascadia Mono SemiBold" w:hAnsi="Cascadia Mono SemiBold" w:cs="Cascadia Mono SemiBold"/>
+                          <w:lang w:val="es-ES"/>
+                        </w:rPr>
+                        <w:t>: [Estado].</w:t>
                       </w:r>
                     </w:p>
                   </w:txbxContent>
@@ -11061,6 +9634,7 @@
       <w:r>
         <w:tab/>
       </w:r>
+      <w:bookmarkStart w:id="21" w:name="_Toc234304007"/>
       <w:r>
         <w:rPr>
           <w:w w:val="90"/>
@@ -11078,7 +9652,7 @@
         <w:rPr>
           <w:w w:val="90"/>
         </w:rPr>
-        <w:t>10</w:t>
+        <w:t>8</w:t>
       </w:r>
       <w:r>
         <w:rPr>
@@ -11114,6 +9688,7 @@
         </w:rPr>
         <w:t>)</w:t>
       </w:r>
+      <w:bookmarkEnd w:id="21"/>
     </w:p>
     <w:p>
       <w:pPr>
@@ -11153,7 +9728,7 @@
         <w:rPr>
           <w:spacing w:val="-4"/>
         </w:rPr>
-        <w:t>10</w:t>
+        <w:t>08</w:t>
       </w:r>
       <w:r>
         <w:rPr>
@@ -11401,6 +9976,7 @@
         <w:t xml:space="preserve">&gt; a un archivo </w:t>
       </w:r>
       <w:proofErr w:type="spellStart"/>
+      <w:proofErr w:type="gramStart"/>
       <w:r>
         <w:rPr>
           <w:rFonts w:eastAsiaTheme="minorHAnsi" w:cstheme="minorBidi"/>
@@ -11411,6 +9987,7 @@
         <w:t>loot.json</w:t>
       </w:r>
       <w:proofErr w:type="spellEnd"/>
+      <w:proofErr w:type="gramEnd"/>
       <w:r>
         <w:rPr>
           <w:rFonts w:eastAsiaTheme="minorHAnsi" w:cstheme="minorBidi"/>
@@ -11481,23 +10058,29 @@
         <w:rPr>
           <w:b/>
           <w:bCs/>
-        </w:rPr>
-      </w:pPr>
-      <w:r>
+          <w:lang w:val="es-ES"/>
+        </w:rPr>
+      </w:pPr>
+      <w:r>
+        <w:rPr>
+          <w:lang w:val="es-ES"/>
+        </w:rPr>
         <w:t xml:space="preserve">  </w:t>
       </w:r>
       <w:r>
+        <w:rPr>
+          <w:lang w:val="es-ES"/>
+        </w:rPr>
         <w:tab/>
       </w:r>
-      <w:proofErr w:type="spellStart"/>
       <w:r>
         <w:rPr>
           <w:b/>
           <w:bCs/>
+          <w:lang w:val="es-ES"/>
         </w:rPr>
         <w:t>Objetivo</w:t>
       </w:r>
-      <w:proofErr w:type="spellEnd"/>
     </w:p>
     <w:p>
       <w:pPr>
@@ -11566,7 +10149,7 @@
         <mc:AlternateContent>
           <mc:Choice Requires="wps">
             <w:drawing>
-              <wp:anchor distT="0" distB="0" distL="114300" distR="114300" simplePos="0" relativeHeight="251681280" behindDoc="0" locked="0" layoutInCell="1" allowOverlap="1" wp14:anchorId="065036AF" wp14:editId="6C33F450">
+              <wp:anchor distT="0" distB="0" distL="114300" distR="114300" simplePos="0" relativeHeight="251667456" behindDoc="0" locked="0" layoutInCell="1" allowOverlap="1" wp14:anchorId="065036AF" wp14:editId="6C33F450">
                 <wp:simplePos x="0" y="0"/>
                 <wp:positionH relativeFrom="margin">
                   <wp:posOffset>396240</wp:posOffset>
@@ -11632,6 +10215,7 @@
                               <w:t xml:space="preserve">Loot exported to </w:t>
                             </w:r>
                             <w:proofErr w:type="spellStart"/>
+                            <w:proofErr w:type="gramStart"/>
                             <w:r>
                               <w:rPr>
                                 <w:rFonts w:ascii="Cascadia Mono SemiBold" w:hAnsi="Cascadia Mono SemiBold" w:cs="Cascadia Mono SemiBold"/>
@@ -11639,6 +10223,7 @@
                               <w:t>loot.json</w:t>
                             </w:r>
                             <w:proofErr w:type="spellEnd"/>
+                            <w:proofErr w:type="gramEnd"/>
                             <w:r>
                               <w:rPr>
                                 <w:rFonts w:ascii="Cascadia Mono SemiBold" w:hAnsi="Cascadia Mono SemiBold" w:cs="Cascadia Mono SemiBold"/>
@@ -11668,7 +10253,7 @@
           </mc:Choice>
           <mc:Fallback>
             <w:pict>
-              <v:rect w14:anchorId="065036AF" id="_x0000_s1036" style="position:absolute;left:0;text-align:left;margin-left:31.2pt;margin-top:6.4pt;width:451.4pt;height:34.2pt;z-index:251681280;visibility:visible;mso-wrap-style:square;mso-width-percent:0;mso-height-percent:0;mso-wrap-distance-left:9pt;mso-wrap-distance-top:0;mso-wrap-distance-right:9pt;mso-wrap-distance-bottom:0;mso-position-horizontal:absolute;mso-position-horizontal-relative:margin;mso-position-vertical:absolute;mso-position-vertical-relative:text;mso-width-percent:0;mso-height-percent:0;mso-width-relative:margin;mso-height-relative:margin;v-text-anchor:middle" o:gfxdata="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" fillcolor="black [3213]" strokecolor="black [3213]" strokeweight="2pt">
+              <v:rect w14:anchorId="065036AF" id="_x0000_s1034" style="position:absolute;left:0;text-align:left;margin-left:31.2pt;margin-top:6.4pt;width:451.4pt;height:34.2pt;z-index:251667456;visibility:visible;mso-wrap-style:square;mso-width-percent:0;mso-height-percent:0;mso-wrap-distance-left:9pt;mso-wrap-distance-top:0;mso-wrap-distance-right:9pt;mso-wrap-distance-bottom:0;mso-position-horizontal:absolute;mso-position-horizontal-relative:margin;mso-position-vertical:absolute;mso-position-vertical-relative:text;mso-width-percent:0;mso-height-percent:0;mso-width-relative:margin;mso-height-relative:margin;v-text-anchor:middle" o:gfxdata="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" fillcolor="black [3213]" strokecolor="black [3213]" strokeweight="2pt">
                 <v:textbox>
                   <w:txbxContent>
                     <w:p>
@@ -11685,6 +10270,7 @@
                         <w:t xml:space="preserve">Loot exported to </w:t>
                       </w:r>
                       <w:proofErr w:type="spellStart"/>
+                      <w:proofErr w:type="gramStart"/>
                       <w:r>
                         <w:rPr>
                           <w:rFonts w:ascii="Cascadia Mono SemiBold" w:hAnsi="Cascadia Mono SemiBold" w:cs="Cascadia Mono SemiBold"/>
@@ -11692,6 +10278,7 @@
                         <w:t>loot.json</w:t>
                       </w:r>
                       <w:proofErr w:type="spellEnd"/>
+                      <w:proofErr w:type="gramEnd"/>
                       <w:r>
                         <w:rPr>
                           <w:rFonts w:ascii="Cascadia Mono SemiBold" w:hAnsi="Cascadia Mono SemiBold" w:cs="Cascadia Mono SemiBold"/>
@@ -11742,41 +10329,2314 @@
     <w:p>
       <w:pPr>
         <w:pStyle w:val="Sinespaciado"/>
-      </w:pPr>
-      <w:r>
+        <w:rPr>
+          <w:lang w:val="es-ES"/>
+        </w:rPr>
+      </w:pPr>
+      <w:r>
+        <w:rPr>
+          <w:lang w:val="es-ES"/>
+        </w:rPr>
         <w:tab/>
       </w:r>
     </w:p>
     <w:p>
       <w:pPr>
+        <w:pStyle w:val="Ttulo2"/>
+        <w:pageBreakBefore/>
+        <w:numPr>
+          <w:ilvl w:val="0"/>
+          <w:numId w:val="19"/>
+        </w:numPr>
+        <w:ind w:right="363"/>
+        <w:jc w:val="left"/>
+      </w:pPr>
+      <w:r>
+        <w:lastRenderedPageBreak/>
+        <w:tab/>
+      </w:r>
+      <w:bookmarkStart w:id="22" w:name="_Toc234304008"/>
+      <w:proofErr w:type="gramStart"/>
+      <w:r>
+        <w:rPr>
+          <w:w w:val="90"/>
+        </w:rPr>
+        <w:t>Extra A</w:t>
+      </w:r>
+      <w:proofErr w:type="gramEnd"/>
+      <w:r>
+        <w:rPr>
+          <w:w w:val="90"/>
+        </w:rPr>
+        <w:t xml:space="preserve">: </w:t>
+      </w:r>
+      <w:r>
+        <w:rPr>
+          <w:w w:val="90"/>
+        </w:rPr>
+        <w:t>El Cuartel General (</w:t>
+      </w:r>
+      <w:proofErr w:type="spellStart"/>
+      <w:r>
+        <w:rPr>
+          <w:w w:val="90"/>
+        </w:rPr>
+        <w:t>Collectors.groupingBy</w:t>
+      </w:r>
+      <w:proofErr w:type="spellEnd"/>
+      <w:r>
+        <w:rPr>
+          <w:w w:val="90"/>
+        </w:rPr>
+        <w:t>)</w:t>
+      </w:r>
+      <w:bookmarkEnd w:id="22"/>
+    </w:p>
+    <w:p>
+      <w:pPr>
+        <w:pStyle w:val="Prrafodelista"/>
+        <w:numPr>
+          <w:ilvl w:val="1"/>
+          <w:numId w:val="8"/>
+        </w:numPr>
+        <w:tabs>
+          <w:tab w:val="left" w:pos="1341"/>
+        </w:tabs>
+        <w:spacing w:before="141" w:line="293" w:lineRule="exact"/>
+        <w:ind w:left="1341"/>
+      </w:pPr>
+      <w:r>
+        <w:rPr>
+          <w:b/>
+          <w:spacing w:val="-2"/>
+          <w:w w:val="90"/>
+        </w:rPr>
+        <w:t>Directorio:</w:t>
+      </w:r>
+      <w:r>
+        <w:rPr>
+          <w:b/>
+          <w:spacing w:val="-2"/>
+        </w:rPr>
+        <w:t xml:space="preserve"> </w:t>
+      </w:r>
+      <w:proofErr w:type="spellStart"/>
+      <w:r>
+        <w:rPr>
+          <w:spacing w:val="-4"/>
+        </w:rPr>
+        <w:t>e</w:t>
+      </w:r>
+      <w:r>
+        <w:rPr>
+          <w:spacing w:val="-4"/>
+        </w:rPr>
+        <w:t>xA</w:t>
+      </w:r>
+      <w:proofErr w:type="spellEnd"/>
+      <w:r>
+        <w:rPr>
+          <w:spacing w:val="-4"/>
+        </w:rPr>
+        <w:t>/</w:t>
+      </w:r>
+    </w:p>
+    <w:p>
+      <w:pPr>
+        <w:pStyle w:val="Prrafodelista"/>
+        <w:numPr>
+          <w:ilvl w:val="1"/>
+          <w:numId w:val="8"/>
+        </w:numPr>
+        <w:tabs>
+          <w:tab w:val="left" w:pos="1341"/>
+        </w:tabs>
+        <w:spacing w:line="293" w:lineRule="exact"/>
+        <w:ind w:left="1341"/>
+      </w:pPr>
+      <w:r>
+        <w:rPr>
+          <w:b/>
+          <w:spacing w:val="-2"/>
+          <w:w w:val="90"/>
+        </w:rPr>
+        <w:t>Archivo:</w:t>
+      </w:r>
+      <w:r>
+        <w:rPr>
+          <w:b/>
+          <w:spacing w:val="-6"/>
+          <w:w w:val="90"/>
+        </w:rPr>
+        <w:t xml:space="preserve"> </w:t>
+      </w:r>
+      <w:r>
+        <w:rPr>
+          <w:spacing w:val="-2"/>
+        </w:rPr>
+        <w:t>SquadOrganizer.java</w:t>
+      </w:r>
+    </w:p>
+    <w:p>
+      <w:pPr>
+        <w:pStyle w:val="Prrafodelista"/>
+        <w:numPr>
+          <w:ilvl w:val="1"/>
+          <w:numId w:val="8"/>
+        </w:numPr>
+        <w:tabs>
+          <w:tab w:val="left" w:pos="1341"/>
+        </w:tabs>
+        <w:spacing w:line="293" w:lineRule="exact"/>
+        <w:ind w:left="1341"/>
+      </w:pPr>
+      <w:r>
+        <w:rPr>
+          <w:b/>
+          <w:bCs/>
+        </w:rPr>
+        <w:t>Método:</w:t>
+      </w:r>
+      <w:r>
+        <w:t xml:space="preserve"> </w:t>
+      </w:r>
+      <w:proofErr w:type="spellStart"/>
+      <w:r>
+        <w:t>Any</w:t>
+      </w:r>
+      <w:proofErr w:type="spellEnd"/>
+    </w:p>
+    <w:p>
+      <w:pPr>
+        <w:pStyle w:val="Prrafodelista"/>
+        <w:numPr>
+          <w:ilvl w:val="1"/>
+          <w:numId w:val="8"/>
+        </w:numPr>
+        <w:tabs>
+          <w:tab w:val="left" w:pos="1342"/>
+        </w:tabs>
+        <w:spacing w:line="252" w:lineRule="auto"/>
+        <w:ind w:right="1802"/>
+        <w:rPr>
+          <w:lang w:val="en-US"/>
+        </w:rPr>
+      </w:pPr>
+      <w:proofErr w:type="spellStart"/>
+      <w:r>
+        <w:rPr>
+          <w:b/>
+          <w:w w:val="90"/>
+          <w:lang w:val="en-US"/>
+        </w:rPr>
+        <w:t>Funciones</w:t>
+      </w:r>
+      <w:proofErr w:type="spellEnd"/>
+      <w:r>
+        <w:rPr>
+          <w:b/>
+          <w:w w:val="90"/>
+          <w:lang w:val="en-US"/>
+        </w:rPr>
+        <w:t xml:space="preserve"> </w:t>
+      </w:r>
+      <w:proofErr w:type="spellStart"/>
+      <w:r>
+        <w:rPr>
+          <w:b/>
+          <w:w w:val="90"/>
+          <w:lang w:val="en-US"/>
+        </w:rPr>
+        <w:t>Autorizadas</w:t>
+      </w:r>
+      <w:proofErr w:type="spellEnd"/>
+      <w:r>
+        <w:rPr>
+          <w:b/>
+          <w:w w:val="90"/>
+          <w:lang w:val="en-US"/>
+        </w:rPr>
+        <w:t xml:space="preserve">: </w:t>
+      </w:r>
+      <w:r>
+        <w:rPr>
+          <w:bCs/>
+          <w:w w:val="90"/>
+          <w:lang w:val="en-US"/>
+        </w:rPr>
+        <w:t xml:space="preserve">Stream, </w:t>
+      </w:r>
+      <w:proofErr w:type="spellStart"/>
+      <w:r>
+        <w:rPr>
+          <w:bCs/>
+          <w:w w:val="90"/>
+          <w:lang w:val="en-US"/>
+        </w:rPr>
+        <w:t>Collectors.groupingBy</w:t>
+      </w:r>
+      <w:proofErr w:type="spellEnd"/>
+      <w:r>
+        <w:rPr>
+          <w:bCs/>
+          <w:w w:val="90"/>
+          <w:lang w:val="en-US"/>
+        </w:rPr>
+        <w:t xml:space="preserve">(), </w:t>
+      </w:r>
+      <w:proofErr w:type="spellStart"/>
+      <w:r>
+        <w:rPr>
+          <w:bCs/>
+          <w:w w:val="90"/>
+          <w:lang w:val="en-US"/>
+        </w:rPr>
+        <w:t>Collectors.counting</w:t>
+      </w:r>
+      <w:proofErr w:type="spellEnd"/>
+      <w:r>
+        <w:rPr>
+          <w:bCs/>
+          <w:w w:val="90"/>
+          <w:lang w:val="en-US"/>
+        </w:rPr>
+        <w:t>(), Map&lt;String, List&lt;...&gt;&gt;</w:t>
+      </w:r>
+    </w:p>
+    <w:p>
+      <w:pPr>
+        <w:pStyle w:val="Prrafodelista"/>
+        <w:numPr>
+          <w:ilvl w:val="1"/>
+          <w:numId w:val="8"/>
+        </w:numPr>
+        <w:tabs>
+          <w:tab w:val="left" w:pos="1342"/>
+        </w:tabs>
+        <w:spacing w:line="252" w:lineRule="auto"/>
+        <w:ind w:right="1802"/>
+      </w:pPr>
+      <w:r>
+        <w:rPr>
+          <w:b/>
+          <w:i/>
+          <w:spacing w:val="-4"/>
+        </w:rPr>
+        <w:t>Restricción</w:t>
+      </w:r>
+    </w:p>
+    <w:p>
+      <w:pPr>
         <w:pStyle w:val="Sinespaciado"/>
+        <w:ind w:left="982"/>
+      </w:pPr>
+      <w:r>
+        <w:t xml:space="preserve">No uses bucles </w:t>
+      </w:r>
+      <w:proofErr w:type="spellStart"/>
+      <w:r>
+        <w:t>for</w:t>
+      </w:r>
+      <w:proofErr w:type="spellEnd"/>
+      <w:r>
+        <w:t xml:space="preserve"> para agrupar manualmente. Todo </w:t>
+      </w:r>
+      <w:proofErr w:type="spellStart"/>
+      <w:r>
+        <w:t>debe</w:t>
+      </w:r>
+      <w:proofErr w:type="spellEnd"/>
+      <w:r>
+        <w:t xml:space="preserve"> </w:t>
+      </w:r>
+      <w:proofErr w:type="spellStart"/>
+      <w:r>
+        <w:t>resolverse</w:t>
+      </w:r>
+      <w:proofErr w:type="spellEnd"/>
+      <w:r>
+        <w:t xml:space="preserve"> con </w:t>
+      </w:r>
+      <w:proofErr w:type="spellStart"/>
+      <w:r>
+        <w:t>Collectors.groupingBy</w:t>
+      </w:r>
+      <w:proofErr w:type="spellEnd"/>
+      <w:r>
+        <w:t>().</w:t>
+      </w:r>
+    </w:p>
+    <w:p>
+      <w:pPr>
+        <w:pStyle w:val="Sinespaciado"/>
+        <w:ind w:left="982"/>
+        <w:rPr>
+          <w:spacing w:val="-2"/>
+        </w:rPr>
+      </w:pPr>
+    </w:p>
+    <w:p>
+      <w:pPr>
+        <w:pStyle w:val="Sinespaciado"/>
         <w:rPr>
           <w:b/>
           <w:bCs/>
-          <w:i/>
-          <w:iCs/>
           <w:lang w:val="es-ES"/>
         </w:rPr>
       </w:pPr>
       <w:r>
+        <w:rPr>
+          <w:lang w:val="es-ES"/>
+        </w:rPr>
+        <w:t xml:space="preserve">  </w:t>
+      </w:r>
+      <w:r>
+        <w:rPr>
+          <w:lang w:val="es-ES"/>
+        </w:rPr>
         <w:tab/>
       </w:r>
       <w:r>
         <w:rPr>
           <w:b/>
           <w:bCs/>
-          <w:i/>
-          <w:iCs/>
-          <w:w w:val="90"/>
           <w:lang w:val="es-ES"/>
         </w:rPr>
-        <w:t>Reto: No hay reto en este módulo..</w:t>
-      </w:r>
+        <w:t>Objetivo</w:t>
+      </w:r>
+    </w:p>
+    <w:p>
+      <w:pPr>
+        <w:pStyle w:val="Sinespaciado"/>
+        <w:ind w:left="720"/>
+        <w:rPr>
+          <w:lang w:val="es-ES"/>
+        </w:rPr>
+      </w:pPr>
+      <w:r>
+        <w:rPr>
+          <w:lang w:val="es-ES"/>
+        </w:rPr>
+        <w:t xml:space="preserve">Tienes una lista de mercenarios, cada uno con un atributo </w:t>
+      </w:r>
+      <w:proofErr w:type="spellStart"/>
+      <w:r>
+        <w:rPr>
+          <w:lang w:val="es-ES"/>
+        </w:rPr>
+        <w:t>faction</w:t>
+      </w:r>
+      <w:proofErr w:type="spellEnd"/>
+      <w:r>
+        <w:rPr>
+          <w:lang w:val="es-ES"/>
+        </w:rPr>
+        <w:t xml:space="preserve"> (</w:t>
+      </w:r>
+      <w:proofErr w:type="spellStart"/>
+      <w:r>
+        <w:rPr>
+          <w:lang w:val="es-ES"/>
+        </w:rPr>
+        <w:t>ej</w:t>
+      </w:r>
+      <w:proofErr w:type="spellEnd"/>
+      <w:r>
+        <w:rPr>
+          <w:lang w:val="es-ES"/>
+        </w:rPr>
+        <w:t>: "X-</w:t>
+      </w:r>
+      <w:proofErr w:type="spellStart"/>
+      <w:r>
+        <w:rPr>
+          <w:lang w:val="es-ES"/>
+        </w:rPr>
+        <w:t>Force</w:t>
+      </w:r>
+      <w:proofErr w:type="spellEnd"/>
+      <w:r>
+        <w:rPr>
+          <w:lang w:val="es-ES"/>
+        </w:rPr>
+        <w:t>", "</w:t>
+      </w:r>
+      <w:proofErr w:type="spellStart"/>
+      <w:r>
+        <w:rPr>
+          <w:lang w:val="es-ES"/>
+        </w:rPr>
+        <w:t>Mercs</w:t>
+      </w:r>
+      <w:proofErr w:type="spellEnd"/>
+      <w:r>
+        <w:rPr>
+          <w:lang w:val="es-ES"/>
+        </w:rPr>
+        <w:t xml:space="preserve"> </w:t>
+      </w:r>
+      <w:proofErr w:type="spellStart"/>
+      <w:r>
+        <w:rPr>
+          <w:lang w:val="es-ES"/>
+        </w:rPr>
+        <w:t>for</w:t>
+      </w:r>
+      <w:proofErr w:type="spellEnd"/>
+      <w:r>
+        <w:rPr>
+          <w:lang w:val="es-ES"/>
+        </w:rPr>
+        <w:t xml:space="preserve"> Money", "Freelance"). Agrúpalos por facción usando </w:t>
+      </w:r>
+      <w:proofErr w:type="spellStart"/>
+      <w:r>
+        <w:rPr>
+          <w:lang w:val="es-ES"/>
+        </w:rPr>
+        <w:t>Collectors.groupingBy</w:t>
+      </w:r>
+      <w:proofErr w:type="spellEnd"/>
+      <w:r>
+        <w:rPr>
+          <w:lang w:val="es-ES"/>
+        </w:rPr>
+        <w:t>() y muestra cuántos mercenarios hay en cada una.</w:t>
+      </w:r>
+    </w:p>
+    <w:p>
+      <w:pPr>
+        <w:pStyle w:val="Sinespaciado"/>
+        <w:ind w:left="720"/>
+        <w:rPr>
+          <w:lang w:val="es-ES"/>
+        </w:rPr>
+      </w:pPr>
+    </w:p>
+    <w:p>
+      <w:pPr>
+        <w:pStyle w:val="Sinespaciado"/>
+        <w:ind w:left="720"/>
+        <w:rPr>
+          <w:lang w:val="es-ES"/>
+        </w:rPr>
+      </w:pPr>
+      <w:r>
+        <w:rPr>
+          <w:b/>
+          <w:bCs/>
+          <w:lang w:val="es-ES"/>
+        </w:rPr>
+        <w:t>Extra:</w:t>
+      </w:r>
+      <w:r>
+        <w:rPr>
+          <w:lang w:val="es-ES"/>
+        </w:rPr>
+        <w:t xml:space="preserve"> Usa </w:t>
+      </w:r>
+      <w:proofErr w:type="spellStart"/>
+      <w:r>
+        <w:rPr>
+          <w:lang w:val="es-ES"/>
+        </w:rPr>
+        <w:t>Collectors.groupingBy</w:t>
+      </w:r>
+      <w:proofErr w:type="spellEnd"/>
+      <w:r>
+        <w:rPr>
+          <w:lang w:val="es-ES"/>
+        </w:rPr>
+        <w:t>(</w:t>
+      </w:r>
+      <w:proofErr w:type="spellStart"/>
+      <w:proofErr w:type="gramStart"/>
+      <w:r>
+        <w:rPr>
+          <w:lang w:val="es-ES"/>
+        </w:rPr>
+        <w:t>Mercenary</w:t>
+      </w:r>
+      <w:proofErr w:type="spellEnd"/>
+      <w:r>
+        <w:rPr>
+          <w:lang w:val="es-ES"/>
+        </w:rPr>
+        <w:t>::</w:t>
+      </w:r>
+      <w:proofErr w:type="spellStart"/>
+      <w:proofErr w:type="gramEnd"/>
+      <w:r>
+        <w:rPr>
+          <w:lang w:val="es-ES"/>
+        </w:rPr>
+        <w:t>faction</w:t>
+      </w:r>
+      <w:proofErr w:type="spellEnd"/>
+      <w:r>
+        <w:rPr>
+          <w:lang w:val="es-ES"/>
+        </w:rPr>
+        <w:t xml:space="preserve">, </w:t>
+      </w:r>
+      <w:proofErr w:type="spellStart"/>
+      <w:r>
+        <w:rPr>
+          <w:lang w:val="es-ES"/>
+        </w:rPr>
+        <w:t>Collectors.counting</w:t>
+      </w:r>
+      <w:proofErr w:type="spellEnd"/>
+      <w:r>
+        <w:rPr>
+          <w:lang w:val="es-ES"/>
+        </w:rPr>
+        <w:t>()) para obtener directamente el conteo por grupo, sin tener que hacer .</w:t>
+      </w:r>
+      <w:proofErr w:type="spellStart"/>
+      <w:r>
+        <w:rPr>
+          <w:lang w:val="es-ES"/>
+        </w:rPr>
+        <w:t>size</w:t>
+      </w:r>
+      <w:proofErr w:type="spellEnd"/>
+      <w:r>
+        <w:rPr>
+          <w:lang w:val="es-ES"/>
+        </w:rPr>
+        <w:t>() después.</w:t>
+      </w:r>
+    </w:p>
+    <w:p>
+      <w:pPr>
+        <w:pStyle w:val="Sinespaciado"/>
+        <w:ind w:left="720"/>
+        <w:rPr>
+          <w:lang w:val="es-ES"/>
+        </w:rPr>
+      </w:pPr>
+    </w:p>
+    <w:p>
+      <w:pPr>
+        <w:rPr>
+          <w:sz w:val="20"/>
+          <w:szCs w:val="24"/>
+        </w:rPr>
+      </w:pPr>
+      <w:r>
+        <w:rPr>
+          <w:sz w:val="20"/>
+        </w:rPr>
+        <w:t xml:space="preserve">          </w:t>
+      </w:r>
+      <w:r>
+        <w:rPr>
+          <w:sz w:val="20"/>
+        </w:rPr>
+        <w:tab/>
+      </w:r>
+      <w:r>
+        <w:rPr>
+          <w:b/>
+          <w:bCs/>
+        </w:rPr>
+        <w:t>Salida Esperada</w:t>
+      </w:r>
+    </w:p>
+    <w:p>
+      <w:pPr>
+        <w:pStyle w:val="Sinespaciado"/>
+        <w:ind w:left="622"/>
+        <w:rPr>
+          <w:lang w:val="es-ES"/>
+        </w:rPr>
+      </w:pPr>
+      <w:r>
+        <w:rPr>
+          <w:noProof/>
+          <w:lang w:val="es-ES"/>
+        </w:rPr>
+        <mc:AlternateContent>
+          <mc:Choice Requires="wps">
+            <w:drawing>
+              <wp:anchor distT="0" distB="0" distL="114300" distR="114300" simplePos="0" relativeHeight="251669504" behindDoc="0" locked="0" layoutInCell="1" allowOverlap="1" wp14:anchorId="3C6DF592" wp14:editId="6172C026">
+                <wp:simplePos x="0" y="0"/>
+                <wp:positionH relativeFrom="margin">
+                  <wp:posOffset>396240</wp:posOffset>
+                </wp:positionH>
+                <wp:positionV relativeFrom="paragraph">
+                  <wp:posOffset>81280</wp:posOffset>
+                </wp:positionV>
+                <wp:extent cx="5732891" cy="434340"/>
+                <wp:effectExtent l="0" t="0" r="20320" b="22860"/>
+                <wp:wrapNone/>
+                <wp:docPr id="1783418470" name="Rectángulo 2"/>
+                <wp:cNvGraphicFramePr/>
+                <a:graphic xmlns:a="http://schemas.openxmlformats.org/drawingml/2006/main">
+                  <a:graphicData uri="http://schemas.microsoft.com/office/word/2010/wordprocessingShape">
+                    <wps:wsp>
+                      <wps:cNvSpPr/>
+                      <wps:spPr>
+                        <a:xfrm>
+                          <a:off x="0" y="0"/>
+                          <a:ext cx="5732891" cy="434340"/>
+                        </a:xfrm>
+                        <a:prstGeom prst="rect">
+                          <a:avLst/>
+                        </a:prstGeom>
+                        <a:solidFill>
+                          <a:schemeClr val="tx1"/>
+                        </a:solidFill>
+                        <a:ln>
+                          <a:solidFill>
+                            <a:schemeClr val="tx1"/>
+                          </a:solidFill>
+                        </a:ln>
+                      </wps:spPr>
+                      <wps:style>
+                        <a:lnRef idx="2">
+                          <a:schemeClr val="accent1">
+                            <a:shade val="15000"/>
+                          </a:schemeClr>
+                        </a:lnRef>
+                        <a:fillRef idx="1">
+                          <a:schemeClr val="accent1"/>
+                        </a:fillRef>
+                        <a:effectRef idx="0">
+                          <a:schemeClr val="accent1"/>
+                        </a:effectRef>
+                        <a:fontRef idx="minor">
+                          <a:schemeClr val="lt1"/>
+                        </a:fontRef>
+                      </wps:style>
+                      <wps:txbx>
+                        <w:txbxContent>
+                          <w:p>
+                            <w:pPr>
+                              <w:pStyle w:val="Sinespaciado"/>
+                              <w:rPr>
+                                <w:rFonts w:ascii="Cascadia Mono SemiBold" w:hAnsi="Cascadia Mono SemiBold" w:cs="Cascadia Mono SemiBold"/>
+                                <w:lang w:val="es-ES"/>
+                              </w:rPr>
+                            </w:pPr>
+                            <w:r>
+                              <w:rPr>
+                                <w:rFonts w:ascii="Cascadia Mono SemiBold" w:hAnsi="Cascadia Mono SemiBold" w:cs="Cascadia Mono SemiBold"/>
+                                <w:lang w:val="es-ES"/>
+                              </w:rPr>
+                              <w:t>XXXX</w:t>
+                            </w:r>
+                          </w:p>
+                        </w:txbxContent>
+                      </wps:txbx>
+                      <wps:bodyPr rot="0" spcFirstLastPara="0" vertOverflow="overflow" horzOverflow="overflow" vert="horz" wrap="square" lIns="91440" tIns="45720" rIns="91440" bIns="45720" numCol="1" spcCol="0" rtlCol="0" fromWordArt="0" anchor="ctr" anchorCtr="0" forceAA="0" compatLnSpc="1">
+                        <a:prstTxWarp prst="textNoShape">
+                          <a:avLst/>
+                        </a:prstTxWarp>
+                        <a:noAutofit/>
+                      </wps:bodyPr>
+                    </wps:wsp>
+                  </a:graphicData>
+                </a:graphic>
+                <wp14:sizeRelH relativeFrom="margin">
+                  <wp14:pctWidth>0</wp14:pctWidth>
+                </wp14:sizeRelH>
+                <wp14:sizeRelV relativeFrom="margin">
+                  <wp14:pctHeight>0</wp14:pctHeight>
+                </wp14:sizeRelV>
+              </wp:anchor>
+            </w:drawing>
+          </mc:Choice>
+          <mc:Fallback>
+            <w:pict>
+              <v:rect w14:anchorId="3C6DF592" id="_x0000_s1035" style="position:absolute;left:0;text-align:left;margin-left:31.2pt;margin-top:6.4pt;width:451.4pt;height:34.2pt;z-index:251669504;visibility:visible;mso-wrap-style:square;mso-width-percent:0;mso-height-percent:0;mso-wrap-distance-left:9pt;mso-wrap-distance-top:0;mso-wrap-distance-right:9pt;mso-wrap-distance-bottom:0;mso-position-horizontal:absolute;mso-position-horizontal-relative:margin;mso-position-vertical:absolute;mso-position-vertical-relative:text;mso-width-percent:0;mso-height-percent:0;mso-width-relative:margin;mso-height-relative:margin;v-text-anchor:middle" o:gfxdata="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" fillcolor="black [3213]" strokecolor="black [3213]" strokeweight="2pt">
+                <v:textbox>
+                  <w:txbxContent>
+                    <w:p>
+                      <w:pPr>
+                        <w:pStyle w:val="Sinespaciado"/>
+                        <w:rPr>
+                          <w:rFonts w:ascii="Cascadia Mono SemiBold" w:hAnsi="Cascadia Mono SemiBold" w:cs="Cascadia Mono SemiBold"/>
+                          <w:lang w:val="es-ES"/>
+                        </w:rPr>
+                      </w:pPr>
+                      <w:r>
+                        <w:rPr>
+                          <w:rFonts w:ascii="Cascadia Mono SemiBold" w:hAnsi="Cascadia Mono SemiBold" w:cs="Cascadia Mono SemiBold"/>
+                          <w:lang w:val="es-ES"/>
+                        </w:rPr>
+                        <w:t>XXXX</w:t>
+                      </w:r>
+                    </w:p>
+                  </w:txbxContent>
+                </v:textbox>
+                <w10:wrap anchorx="margin"/>
+              </v:rect>
+            </w:pict>
+          </mc:Fallback>
+        </mc:AlternateContent>
+      </w:r>
+    </w:p>
+    <w:p>
+      <w:pPr>
+        <w:pStyle w:val="Sinespaciado"/>
+        <w:ind w:left="622"/>
+        <w:rPr>
+          <w:lang w:val="es-ES"/>
+        </w:rPr>
+      </w:pPr>
     </w:p>
     <w:p>
       <w:pPr>
         <w:tabs>
           <w:tab w:val="left" w:pos="3360"/>
+        </w:tabs>
+      </w:pPr>
+    </w:p>
+    <w:p/>
+    <w:p/>
+    <w:p/>
+    <w:p/>
+    <w:p/>
+    <w:p>
+      <w:pPr>
+        <w:pStyle w:val="Ttulo2"/>
+        <w:pageBreakBefore/>
+        <w:numPr>
+          <w:ilvl w:val="0"/>
+          <w:numId w:val="19"/>
+        </w:numPr>
+        <w:ind w:right="363"/>
+        <w:jc w:val="left"/>
+      </w:pPr>
+      <w:r>
+        <w:lastRenderedPageBreak/>
+        <w:tab/>
+      </w:r>
+      <w:bookmarkStart w:id="23" w:name="_Toc234304009"/>
+      <w:proofErr w:type="gramStart"/>
+      <w:r>
+        <w:rPr>
+          <w:w w:val="90"/>
+        </w:rPr>
+        <w:t>Extra B</w:t>
+      </w:r>
+      <w:proofErr w:type="gramEnd"/>
+      <w:r>
+        <w:rPr>
+          <w:w w:val="90"/>
+        </w:rPr>
+        <w:t>: El Botín Total (reduce)</w:t>
+      </w:r>
+      <w:bookmarkEnd w:id="23"/>
+    </w:p>
+    <w:p>
+      <w:pPr>
+        <w:pStyle w:val="Prrafodelista"/>
+        <w:numPr>
+          <w:ilvl w:val="1"/>
+          <w:numId w:val="8"/>
+        </w:numPr>
+        <w:tabs>
+          <w:tab w:val="left" w:pos="1341"/>
+        </w:tabs>
+        <w:spacing w:before="141" w:line="293" w:lineRule="exact"/>
+        <w:ind w:left="1341"/>
+      </w:pPr>
+      <w:r>
+        <w:rPr>
+          <w:b/>
+          <w:spacing w:val="-2"/>
+          <w:w w:val="90"/>
+        </w:rPr>
+        <w:t>Directorio:</w:t>
+      </w:r>
+      <w:r>
+        <w:rPr>
+          <w:b/>
+          <w:spacing w:val="-2"/>
+        </w:rPr>
+        <w:t xml:space="preserve"> </w:t>
+      </w:r>
+      <w:proofErr w:type="spellStart"/>
+      <w:r>
+        <w:rPr>
+          <w:spacing w:val="-4"/>
+        </w:rPr>
+        <w:t>exB</w:t>
+      </w:r>
+      <w:proofErr w:type="spellEnd"/>
+      <w:r>
+        <w:rPr>
+          <w:spacing w:val="-4"/>
+        </w:rPr>
+        <w:t>/</w:t>
+      </w:r>
+    </w:p>
+    <w:p>
+      <w:pPr>
+        <w:pStyle w:val="Prrafodelista"/>
+        <w:numPr>
+          <w:ilvl w:val="1"/>
+          <w:numId w:val="8"/>
+        </w:numPr>
+        <w:tabs>
+          <w:tab w:val="left" w:pos="1341"/>
+        </w:tabs>
+        <w:spacing w:line="293" w:lineRule="exact"/>
+        <w:ind w:left="1341"/>
+      </w:pPr>
+      <w:r>
+        <w:rPr>
+          <w:b/>
+          <w:spacing w:val="-2"/>
+          <w:w w:val="90"/>
+        </w:rPr>
+        <w:t>Archivo:</w:t>
+      </w:r>
+      <w:r>
+        <w:rPr>
+          <w:b/>
+          <w:spacing w:val="-6"/>
+          <w:w w:val="90"/>
+        </w:rPr>
+        <w:t xml:space="preserve"> </w:t>
+      </w:r>
+      <w:r>
+        <w:rPr>
+          <w:spacing w:val="-2"/>
+        </w:rPr>
+        <w:t>LootReducer.java</w:t>
+      </w:r>
+    </w:p>
+    <w:p>
+      <w:pPr>
+        <w:pStyle w:val="Prrafodelista"/>
+        <w:numPr>
+          <w:ilvl w:val="1"/>
+          <w:numId w:val="8"/>
+        </w:numPr>
+        <w:tabs>
+          <w:tab w:val="left" w:pos="1341"/>
+        </w:tabs>
+        <w:spacing w:line="293" w:lineRule="exact"/>
+        <w:ind w:left="1341"/>
+      </w:pPr>
+      <w:r>
+        <w:rPr>
+          <w:b/>
+          <w:bCs/>
+        </w:rPr>
+        <w:t>Método:</w:t>
+      </w:r>
+      <w:r>
+        <w:t xml:space="preserve"> </w:t>
+      </w:r>
+      <w:proofErr w:type="spellStart"/>
+      <w:r>
+        <w:t>Any</w:t>
+      </w:r>
+      <w:proofErr w:type="spellEnd"/>
+    </w:p>
+    <w:p>
+      <w:pPr>
+        <w:pStyle w:val="Prrafodelista"/>
+        <w:numPr>
+          <w:ilvl w:val="1"/>
+          <w:numId w:val="8"/>
+        </w:numPr>
+        <w:tabs>
+          <w:tab w:val="left" w:pos="1342"/>
+        </w:tabs>
+        <w:spacing w:line="252" w:lineRule="auto"/>
+        <w:ind w:right="1802"/>
+        <w:rPr>
+          <w:lang w:val="en-US"/>
+        </w:rPr>
+      </w:pPr>
+      <w:proofErr w:type="spellStart"/>
+      <w:r>
+        <w:rPr>
+          <w:b/>
+          <w:w w:val="90"/>
+          <w:lang w:val="en-US"/>
+        </w:rPr>
+        <w:t>Funciones</w:t>
+      </w:r>
+      <w:proofErr w:type="spellEnd"/>
+      <w:r>
+        <w:rPr>
+          <w:b/>
+          <w:w w:val="90"/>
+          <w:lang w:val="en-US"/>
+        </w:rPr>
+        <w:t xml:space="preserve"> </w:t>
+      </w:r>
+      <w:proofErr w:type="spellStart"/>
+      <w:r>
+        <w:rPr>
+          <w:b/>
+          <w:w w:val="90"/>
+          <w:lang w:val="en-US"/>
+        </w:rPr>
+        <w:t>Autorizadas</w:t>
+      </w:r>
+      <w:proofErr w:type="spellEnd"/>
+      <w:r>
+        <w:rPr>
+          <w:b/>
+          <w:w w:val="90"/>
+          <w:lang w:val="en-US"/>
+        </w:rPr>
+        <w:t xml:space="preserve">: </w:t>
+      </w:r>
+      <w:r>
+        <w:rPr>
+          <w:bCs/>
+          <w:w w:val="90"/>
+          <w:lang w:val="en-US"/>
+        </w:rPr>
+        <w:t xml:space="preserve">Stream, </w:t>
+      </w:r>
+      <w:proofErr w:type="spellStart"/>
+      <w:r>
+        <w:rPr>
+          <w:bCs/>
+          <w:w w:val="90"/>
+          <w:lang w:val="en-US"/>
+        </w:rPr>
+        <w:t>Collectors.groupingBy</w:t>
+      </w:r>
+      <w:proofErr w:type="spellEnd"/>
+      <w:r>
+        <w:rPr>
+          <w:bCs/>
+          <w:w w:val="90"/>
+          <w:lang w:val="en-US"/>
+        </w:rPr>
+        <w:t xml:space="preserve">(), </w:t>
+      </w:r>
+      <w:proofErr w:type="spellStart"/>
+      <w:r>
+        <w:rPr>
+          <w:bCs/>
+          <w:w w:val="90"/>
+          <w:lang w:val="en-US"/>
+        </w:rPr>
+        <w:t>Collectors.counting</w:t>
+      </w:r>
+      <w:proofErr w:type="spellEnd"/>
+      <w:r>
+        <w:rPr>
+          <w:bCs/>
+          <w:w w:val="90"/>
+          <w:lang w:val="en-US"/>
+        </w:rPr>
+        <w:t>(), Map&lt;String, List&lt;...&gt;&gt;</w:t>
+      </w:r>
+    </w:p>
+    <w:p>
+      <w:pPr>
+        <w:pStyle w:val="Prrafodelista"/>
+        <w:numPr>
+          <w:ilvl w:val="1"/>
+          <w:numId w:val="8"/>
+        </w:numPr>
+        <w:tabs>
+          <w:tab w:val="left" w:pos="1342"/>
+        </w:tabs>
+        <w:spacing w:line="252" w:lineRule="auto"/>
+        <w:ind w:right="1802"/>
+      </w:pPr>
+      <w:r>
+        <w:rPr>
+          <w:b/>
+          <w:i/>
+          <w:spacing w:val="-4"/>
+        </w:rPr>
+        <w:t>Restricción</w:t>
+      </w:r>
+    </w:p>
+    <w:p>
+      <w:pPr>
+        <w:pStyle w:val="Sinespaciado"/>
+        <w:ind w:left="982"/>
+        <w:rPr>
+          <w:lang w:val="es-ES"/>
+        </w:rPr>
+      </w:pPr>
+      <w:r>
+        <w:rPr>
+          <w:lang w:val="es-ES"/>
+        </w:rPr>
+        <w:t>Prohibido usar un bucle con un acumulador manual (</w:t>
+      </w:r>
+      <w:proofErr w:type="spellStart"/>
+      <w:r>
+        <w:rPr>
+          <w:lang w:val="es-ES"/>
+        </w:rPr>
+        <w:t>int</w:t>
+      </w:r>
+      <w:proofErr w:type="spellEnd"/>
+      <w:r>
+        <w:rPr>
+          <w:lang w:val="es-ES"/>
+        </w:rPr>
+        <w:t xml:space="preserve"> total = 0; </w:t>
+      </w:r>
+      <w:proofErr w:type="spellStart"/>
+      <w:r>
+        <w:rPr>
+          <w:lang w:val="es-ES"/>
+        </w:rPr>
+        <w:t>for</w:t>
+      </w:r>
+      <w:proofErr w:type="spellEnd"/>
+      <w:r>
+        <w:rPr>
+          <w:lang w:val="es-ES"/>
+        </w:rPr>
+        <w:t xml:space="preserve">(...) total += x;). Debe resolverse con </w:t>
+      </w:r>
+      <w:proofErr w:type="gramStart"/>
+      <w:r>
+        <w:rPr>
+          <w:lang w:val="es-ES"/>
+        </w:rPr>
+        <w:t>reduce(</w:t>
+      </w:r>
+      <w:proofErr w:type="gramEnd"/>
+      <w:r>
+        <w:rPr>
+          <w:lang w:val="es-ES"/>
+        </w:rPr>
+        <w:t>).</w:t>
+      </w:r>
+    </w:p>
+    <w:p>
+      <w:pPr>
+        <w:pStyle w:val="Sinespaciado"/>
+        <w:ind w:left="982"/>
+        <w:rPr>
+          <w:spacing w:val="-2"/>
+          <w:lang w:val="es-ES"/>
+        </w:rPr>
+      </w:pPr>
+    </w:p>
+    <w:p>
+      <w:pPr>
+        <w:pStyle w:val="Sinespaciado"/>
+        <w:rPr>
+          <w:b/>
+          <w:bCs/>
+          <w:lang w:val="es-ES"/>
+        </w:rPr>
+      </w:pPr>
+      <w:r>
+        <w:rPr>
+          <w:lang w:val="es-ES"/>
+        </w:rPr>
+        <w:t xml:space="preserve">  </w:t>
+      </w:r>
+      <w:r>
+        <w:rPr>
+          <w:lang w:val="es-ES"/>
+        </w:rPr>
+        <w:tab/>
+      </w:r>
+      <w:r>
+        <w:rPr>
+          <w:b/>
+          <w:bCs/>
+          <w:lang w:val="es-ES"/>
+        </w:rPr>
+        <w:t>Objetivo</w:t>
+      </w:r>
+    </w:p>
+    <w:p>
+      <w:pPr>
+        <w:pStyle w:val="Sinespaciado"/>
+        <w:numPr>
+          <w:ilvl w:val="0"/>
+          <w:numId w:val="26"/>
+        </w:numPr>
+        <w:rPr>
+          <w:lang w:val="es-ES"/>
+        </w:rPr>
+      </w:pPr>
+      <w:r>
+        <w:rPr>
+          <w:lang w:val="es-ES"/>
+        </w:rPr>
+        <w:t xml:space="preserve">El valor total del botín </w:t>
+      </w:r>
+      <w:proofErr w:type="gramStart"/>
+      <w:r>
+        <w:rPr>
+          <w:lang w:val="es-ES"/>
+        </w:rPr>
+        <w:t>usando .reduce</w:t>
+      </w:r>
+      <w:proofErr w:type="gramEnd"/>
+      <w:r>
+        <w:rPr>
+          <w:lang w:val="es-ES"/>
+        </w:rPr>
+        <w:t xml:space="preserve">(0, </w:t>
+      </w:r>
+      <w:proofErr w:type="spellStart"/>
+      <w:r>
+        <w:rPr>
+          <w:lang w:val="es-ES"/>
+        </w:rPr>
+        <w:t>Integer</w:t>
+      </w:r>
+      <w:proofErr w:type="spellEnd"/>
+      <w:r>
+        <w:rPr>
+          <w:lang w:val="es-ES"/>
+        </w:rPr>
+        <w:t xml:space="preserve">::sum) </w:t>
+      </w:r>
+    </w:p>
+    <w:p>
+      <w:pPr>
+        <w:pStyle w:val="Sinespaciado"/>
+        <w:numPr>
+          <w:ilvl w:val="0"/>
+          <w:numId w:val="26"/>
+        </w:numPr>
+        <w:rPr>
+          <w:lang w:val="es-ES"/>
+        </w:rPr>
+      </w:pPr>
+      <w:r>
+        <w:rPr>
+          <w:lang w:val="es-ES"/>
+        </w:rPr>
+        <w:t xml:space="preserve">El objeto de mayor valor </w:t>
+      </w:r>
+      <w:proofErr w:type="gramStart"/>
+      <w:r>
+        <w:rPr>
+          <w:lang w:val="es-ES"/>
+        </w:rPr>
+        <w:t>usando .reduce</w:t>
+      </w:r>
+      <w:proofErr w:type="gramEnd"/>
+      <w:r>
+        <w:rPr>
+          <w:lang w:val="es-ES"/>
+        </w:rPr>
+        <w:t>(</w:t>
+      </w:r>
+      <w:proofErr w:type="spellStart"/>
+      <w:r>
+        <w:rPr>
+          <w:lang w:val="es-ES"/>
+        </w:rPr>
+        <w:t>BinaryOperator.maxBy</w:t>
+      </w:r>
+      <w:proofErr w:type="spellEnd"/>
+      <w:r>
+        <w:rPr>
+          <w:lang w:val="es-ES"/>
+        </w:rPr>
+        <w:t>(...))</w:t>
+      </w:r>
+    </w:p>
+    <w:p>
+      <w:pPr>
+        <w:pStyle w:val="Sinespaciado"/>
+        <w:rPr>
+          <w:lang w:val="es-ES"/>
+        </w:rPr>
+      </w:pPr>
+    </w:p>
+    <w:p>
+      <w:pPr>
+        <w:rPr>
+          <w:sz w:val="20"/>
+          <w:szCs w:val="24"/>
+        </w:rPr>
+      </w:pPr>
+      <w:r>
+        <w:rPr>
+          <w:sz w:val="20"/>
+        </w:rPr>
+        <w:t xml:space="preserve">          </w:t>
+      </w:r>
+      <w:r>
+        <w:rPr>
+          <w:sz w:val="20"/>
+        </w:rPr>
+        <w:tab/>
+      </w:r>
+      <w:r>
+        <w:rPr>
+          <w:b/>
+          <w:bCs/>
+        </w:rPr>
+        <w:t>Salida Esperada</w:t>
+      </w:r>
+    </w:p>
+    <w:p>
+      <w:pPr>
+        <w:pStyle w:val="Sinespaciado"/>
+        <w:ind w:left="622"/>
+        <w:rPr>
+          <w:lang w:val="es-ES"/>
+        </w:rPr>
+      </w:pPr>
+      <w:r>
+        <w:rPr>
+          <w:noProof/>
+          <w:lang w:val="es-ES"/>
+        </w:rPr>
+        <mc:AlternateContent>
+          <mc:Choice Requires="wps">
+            <w:drawing>
+              <wp:anchor distT="0" distB="0" distL="114300" distR="114300" simplePos="0" relativeHeight="251671552" behindDoc="0" locked="0" layoutInCell="1" allowOverlap="1" wp14:anchorId="0D64C913" wp14:editId="74F5A70D">
+                <wp:simplePos x="0" y="0"/>
+                <wp:positionH relativeFrom="margin">
+                  <wp:posOffset>396240</wp:posOffset>
+                </wp:positionH>
+                <wp:positionV relativeFrom="paragraph">
+                  <wp:posOffset>80010</wp:posOffset>
+                </wp:positionV>
+                <wp:extent cx="5732891" cy="533400"/>
+                <wp:effectExtent l="0" t="0" r="20320" b="19050"/>
+                <wp:wrapNone/>
+                <wp:docPr id="1013541487" name="Rectángulo 2"/>
+                <wp:cNvGraphicFramePr/>
+                <a:graphic xmlns:a="http://schemas.openxmlformats.org/drawingml/2006/main">
+                  <a:graphicData uri="http://schemas.microsoft.com/office/word/2010/wordprocessingShape">
+                    <wps:wsp>
+                      <wps:cNvSpPr/>
+                      <wps:spPr>
+                        <a:xfrm>
+                          <a:off x="0" y="0"/>
+                          <a:ext cx="5732891" cy="533400"/>
+                        </a:xfrm>
+                        <a:prstGeom prst="rect">
+                          <a:avLst/>
+                        </a:prstGeom>
+                        <a:solidFill>
+                          <a:schemeClr val="tx1"/>
+                        </a:solidFill>
+                        <a:ln>
+                          <a:solidFill>
+                            <a:schemeClr val="tx1"/>
+                          </a:solidFill>
+                        </a:ln>
+                      </wps:spPr>
+                      <wps:style>
+                        <a:lnRef idx="2">
+                          <a:schemeClr val="accent1">
+                            <a:shade val="15000"/>
+                          </a:schemeClr>
+                        </a:lnRef>
+                        <a:fillRef idx="1">
+                          <a:schemeClr val="accent1"/>
+                        </a:fillRef>
+                        <a:effectRef idx="0">
+                          <a:schemeClr val="accent1"/>
+                        </a:effectRef>
+                        <a:fontRef idx="minor">
+                          <a:schemeClr val="lt1"/>
+                        </a:fontRef>
+                      </wps:style>
+                      <wps:txbx>
+                        <w:txbxContent>
+                          <w:p>
+                            <w:pPr>
+                              <w:pStyle w:val="Sinespaciado"/>
+                              <w:rPr>
+                                <w:rFonts w:ascii="Cascadia Mono SemiBold" w:hAnsi="Cascadia Mono SemiBold" w:cs="Cascadia Mono SemiBold"/>
+                              </w:rPr>
+                            </w:pPr>
+                            <w:r>
+                              <w:rPr>
+                                <w:rFonts w:ascii="Cascadia Mono SemiBold" w:hAnsi="Cascadia Mono SemiBold" w:cs="Cascadia Mono SemiBold"/>
+                              </w:rPr>
+                              <w:t>Total loot value: $47500</w:t>
+                            </w:r>
+                          </w:p>
+                          <w:p>
+                            <w:pPr>
+                              <w:pStyle w:val="Sinespaciado"/>
+                              <w:rPr>
+                                <w:rFonts w:ascii="Cascadia Mono SemiBold" w:hAnsi="Cascadia Mono SemiBold" w:cs="Cascadia Mono SemiBold"/>
+                              </w:rPr>
+                            </w:pPr>
+                            <w:r>
+                              <w:rPr>
+                                <w:rFonts w:ascii="Cascadia Mono SemiBold" w:hAnsi="Cascadia Mono SemiBold" w:cs="Cascadia Mono SemiBold"/>
+                              </w:rPr>
+                              <w:t>Most valuable item: Vibranium Shard ($30000)</w:t>
+                            </w:r>
+                          </w:p>
+                        </w:txbxContent>
+                      </wps:txbx>
+                      <wps:bodyPr rot="0" spcFirstLastPara="0" vertOverflow="overflow" horzOverflow="overflow" vert="horz" wrap="square" lIns="91440" tIns="45720" rIns="91440" bIns="45720" numCol="1" spcCol="0" rtlCol="0" fromWordArt="0" anchor="ctr" anchorCtr="0" forceAA="0" compatLnSpc="1">
+                        <a:prstTxWarp prst="textNoShape">
+                          <a:avLst/>
+                        </a:prstTxWarp>
+                        <a:noAutofit/>
+                      </wps:bodyPr>
+                    </wps:wsp>
+                  </a:graphicData>
+                </a:graphic>
+                <wp14:sizeRelH relativeFrom="margin">
+                  <wp14:pctWidth>0</wp14:pctWidth>
+                </wp14:sizeRelH>
+                <wp14:sizeRelV relativeFrom="margin">
+                  <wp14:pctHeight>0</wp14:pctHeight>
+                </wp14:sizeRelV>
+              </wp:anchor>
+            </w:drawing>
+          </mc:Choice>
+          <mc:Fallback>
+            <w:pict>
+              <v:rect w14:anchorId="0D64C913" id="_x0000_s1036" style="position:absolute;left:0;text-align:left;margin-left:31.2pt;margin-top:6.3pt;width:451.4pt;height:42pt;z-index:251671552;visibility:visible;mso-wrap-style:square;mso-width-percent:0;mso-height-percent:0;mso-wrap-distance-left:9pt;mso-wrap-distance-top:0;mso-wrap-distance-right:9pt;mso-wrap-distance-bottom:0;mso-position-horizontal:absolute;mso-position-horizontal-relative:margin;mso-position-vertical:absolute;mso-position-vertical-relative:text;mso-width-percent:0;mso-height-percent:0;mso-width-relative:margin;mso-height-relative:margin;v-text-anchor:middle" o:gfxdata="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" fillcolor="black [3213]" strokecolor="black [3213]" strokeweight="2pt">
+                <v:textbox>
+                  <w:txbxContent>
+                    <w:p>
+                      <w:pPr>
+                        <w:pStyle w:val="Sinespaciado"/>
+                        <w:rPr>
+                          <w:rFonts w:ascii="Cascadia Mono SemiBold" w:hAnsi="Cascadia Mono SemiBold" w:cs="Cascadia Mono SemiBold"/>
+                        </w:rPr>
+                      </w:pPr>
+                      <w:r>
+                        <w:rPr>
+                          <w:rFonts w:ascii="Cascadia Mono SemiBold" w:hAnsi="Cascadia Mono SemiBold" w:cs="Cascadia Mono SemiBold"/>
+                        </w:rPr>
+                        <w:t>Total loot value: $47500</w:t>
+                      </w:r>
+                    </w:p>
+                    <w:p>
+                      <w:pPr>
+                        <w:pStyle w:val="Sinespaciado"/>
+                        <w:rPr>
+                          <w:rFonts w:ascii="Cascadia Mono SemiBold" w:hAnsi="Cascadia Mono SemiBold" w:cs="Cascadia Mono SemiBold"/>
+                        </w:rPr>
+                      </w:pPr>
+                      <w:r>
+                        <w:rPr>
+                          <w:rFonts w:ascii="Cascadia Mono SemiBold" w:hAnsi="Cascadia Mono SemiBold" w:cs="Cascadia Mono SemiBold"/>
+                        </w:rPr>
+                        <w:t>Most valuable item: Vibranium Shard ($30000)</w:t>
+                      </w:r>
+                    </w:p>
+                  </w:txbxContent>
+                </v:textbox>
+                <w10:wrap anchorx="margin"/>
+              </v:rect>
+            </w:pict>
+          </mc:Fallback>
+        </mc:AlternateContent>
+      </w:r>
+    </w:p>
+    <w:p>
+      <w:pPr>
+        <w:pStyle w:val="Sinespaciado"/>
+        <w:ind w:left="622"/>
+        <w:rPr>
+          <w:lang w:val="es-ES"/>
+        </w:rPr>
+      </w:pPr>
+    </w:p>
+    <w:p>
+      <w:pPr>
+        <w:tabs>
+          <w:tab w:val="left" w:pos="4356"/>
+        </w:tabs>
+      </w:pPr>
+    </w:p>
+    <w:p>
+      <w:pPr>
+        <w:tabs>
+          <w:tab w:val="left" w:pos="4356"/>
+        </w:tabs>
+      </w:pPr>
+    </w:p>
+    <w:p>
+      <w:pPr>
+        <w:tabs>
+          <w:tab w:val="left" w:pos="4356"/>
+        </w:tabs>
+      </w:pPr>
+    </w:p>
+    <w:p>
+      <w:pPr>
+        <w:pStyle w:val="Ttulo2"/>
+        <w:pageBreakBefore/>
+        <w:numPr>
+          <w:ilvl w:val="0"/>
+          <w:numId w:val="19"/>
+        </w:numPr>
+        <w:ind w:right="363"/>
+        <w:jc w:val="left"/>
+        <w:rPr>
+          <w:lang w:val="en-US"/>
+        </w:rPr>
+      </w:pPr>
+      <w:r>
+        <w:lastRenderedPageBreak/>
+        <w:tab/>
+      </w:r>
+      <w:bookmarkStart w:id="24" w:name="_Toc234304010"/>
+      <w:r>
+        <w:rPr>
+          <w:w w:val="90"/>
+          <w:lang w:val="en-US"/>
+        </w:rPr>
+        <w:t>Extra</w:t>
+      </w:r>
+      <w:r>
+        <w:rPr>
+          <w:b w:val="0"/>
+          <w:bCs w:val="0"/>
+          <w:iCs w:val="0"/>
+          <w:sz w:val="24"/>
+          <w:szCs w:val="22"/>
+          <w:lang w:val="en-US"/>
+        </w:rPr>
+        <w:t xml:space="preserve"> </w:t>
+      </w:r>
+      <w:r>
+        <w:rPr>
+          <w:w w:val="90"/>
+          <w:lang w:val="en-US"/>
+        </w:rPr>
+        <w:t xml:space="preserve">C: Sin </w:t>
+      </w:r>
+      <w:proofErr w:type="spellStart"/>
+      <w:r>
+        <w:rPr>
+          <w:w w:val="90"/>
+          <w:lang w:val="en-US"/>
+        </w:rPr>
+        <w:t>Excusas</w:t>
+      </w:r>
+      <w:proofErr w:type="spellEnd"/>
+      <w:r>
+        <w:rPr>
+          <w:w w:val="90"/>
+          <w:lang w:val="en-US"/>
+        </w:rPr>
+        <w:t xml:space="preserve"> (</w:t>
+      </w:r>
+      <w:proofErr w:type="spellStart"/>
+      <w:r>
+        <w:rPr>
+          <w:w w:val="90"/>
+          <w:lang w:val="en-US"/>
+        </w:rPr>
+        <w:t>orElseThrow</w:t>
+      </w:r>
+      <w:proofErr w:type="spellEnd"/>
+      <w:r>
+        <w:rPr>
+          <w:w w:val="90"/>
+          <w:lang w:val="en-US"/>
+        </w:rPr>
+        <w:t xml:space="preserve"> + </w:t>
+      </w:r>
+      <w:proofErr w:type="spellStart"/>
+      <w:r>
+        <w:rPr>
+          <w:w w:val="90"/>
+          <w:lang w:val="en-US"/>
+        </w:rPr>
+        <w:t>flatMap</w:t>
+      </w:r>
+      <w:proofErr w:type="spellEnd"/>
+      <w:r>
+        <w:rPr>
+          <w:w w:val="90"/>
+          <w:lang w:val="en-US"/>
+        </w:rPr>
+        <w:t>)</w:t>
+      </w:r>
+      <w:bookmarkEnd w:id="24"/>
+    </w:p>
+    <w:p>
+      <w:pPr>
+        <w:pStyle w:val="Prrafodelista"/>
+        <w:numPr>
+          <w:ilvl w:val="1"/>
+          <w:numId w:val="8"/>
+        </w:numPr>
+        <w:tabs>
+          <w:tab w:val="left" w:pos="1341"/>
+        </w:tabs>
+        <w:spacing w:before="141" w:line="293" w:lineRule="exact"/>
+        <w:ind w:left="1341"/>
+      </w:pPr>
+      <w:r>
+        <w:rPr>
+          <w:b/>
+          <w:spacing w:val="-2"/>
+          <w:w w:val="90"/>
+        </w:rPr>
+        <w:t>Directorio:</w:t>
+      </w:r>
+      <w:r>
+        <w:rPr>
+          <w:b/>
+          <w:spacing w:val="-2"/>
+        </w:rPr>
+        <w:t xml:space="preserve"> </w:t>
+      </w:r>
+      <w:proofErr w:type="spellStart"/>
+      <w:r>
+        <w:rPr>
+          <w:spacing w:val="-4"/>
+        </w:rPr>
+        <w:t>ex</w:t>
+      </w:r>
+      <w:r>
+        <w:rPr>
+          <w:spacing w:val="-4"/>
+        </w:rPr>
+        <w:t>C</w:t>
+      </w:r>
+      <w:proofErr w:type="spellEnd"/>
+      <w:r>
+        <w:rPr>
+          <w:spacing w:val="-4"/>
+        </w:rPr>
+        <w:t>/</w:t>
+      </w:r>
+    </w:p>
+    <w:p>
+      <w:pPr>
+        <w:pStyle w:val="Prrafodelista"/>
+        <w:numPr>
+          <w:ilvl w:val="1"/>
+          <w:numId w:val="8"/>
+        </w:numPr>
+        <w:tabs>
+          <w:tab w:val="left" w:pos="1341"/>
+        </w:tabs>
+        <w:spacing w:line="293" w:lineRule="exact"/>
+        <w:ind w:left="1341"/>
+        <w:rPr>
+          <w:spacing w:val="-2"/>
+          <w:lang w:val="en-US"/>
+        </w:rPr>
+      </w:pPr>
+      <w:r>
+        <w:rPr>
+          <w:b/>
+          <w:spacing w:val="-2"/>
+          <w:w w:val="90"/>
+        </w:rPr>
+        <w:t>Archivo:</w:t>
+      </w:r>
+      <w:r>
+        <w:rPr>
+          <w:b/>
+          <w:spacing w:val="-6"/>
+          <w:w w:val="90"/>
+        </w:rPr>
+        <w:t xml:space="preserve"> </w:t>
+      </w:r>
+      <w:r>
+        <w:rPr>
+          <w:spacing w:val="-2"/>
+          <w:lang w:val="en-US"/>
+        </w:rPr>
+        <w:t xml:space="preserve">NoExcusesProtocol.java, MercenaryNotFoundException.java </w:t>
+      </w:r>
+    </w:p>
+    <w:p>
+      <w:pPr>
+        <w:pStyle w:val="Prrafodelista"/>
+        <w:numPr>
+          <w:ilvl w:val="1"/>
+          <w:numId w:val="8"/>
+        </w:numPr>
+        <w:tabs>
+          <w:tab w:val="left" w:pos="1341"/>
+        </w:tabs>
+        <w:spacing w:line="293" w:lineRule="exact"/>
+        <w:ind w:left="1341"/>
+      </w:pPr>
+      <w:r>
+        <w:rPr>
+          <w:b/>
+          <w:bCs/>
+        </w:rPr>
+        <w:t>Método:</w:t>
+      </w:r>
+      <w:r>
+        <w:t xml:space="preserve"> </w:t>
+      </w:r>
+      <w:proofErr w:type="spellStart"/>
+      <w:r>
+        <w:t>Any</w:t>
+      </w:r>
+      <w:proofErr w:type="spellEnd"/>
+    </w:p>
+    <w:p>
+      <w:pPr>
+        <w:pStyle w:val="Prrafodelista"/>
+        <w:numPr>
+          <w:ilvl w:val="1"/>
+          <w:numId w:val="8"/>
+        </w:numPr>
+        <w:tabs>
+          <w:tab w:val="left" w:pos="1342"/>
+        </w:tabs>
+        <w:spacing w:line="252" w:lineRule="auto"/>
+        <w:ind w:right="1802"/>
+      </w:pPr>
+      <w:r>
+        <w:rPr>
+          <w:b/>
+          <w:w w:val="90"/>
+        </w:rPr>
+        <w:t xml:space="preserve">Funciones Autorizadas: </w:t>
+      </w:r>
+      <w:proofErr w:type="spellStart"/>
+      <w:r>
+        <w:rPr>
+          <w:bCs/>
+          <w:w w:val="90"/>
+        </w:rPr>
+        <w:t>Optional.orElseThrow</w:t>
+      </w:r>
+      <w:proofErr w:type="spellEnd"/>
+      <w:r>
+        <w:rPr>
+          <w:bCs/>
+          <w:w w:val="90"/>
+        </w:rPr>
+        <w:t xml:space="preserve">(), </w:t>
+      </w:r>
+      <w:proofErr w:type="spellStart"/>
+      <w:r>
+        <w:rPr>
+          <w:bCs/>
+          <w:w w:val="90"/>
+        </w:rPr>
+        <w:t>Stream.flatMap</w:t>
+      </w:r>
+      <w:proofErr w:type="spellEnd"/>
+      <w:r>
+        <w:rPr>
+          <w:bCs/>
+          <w:w w:val="90"/>
+        </w:rPr>
+        <w:t xml:space="preserve">(), excepciones </w:t>
+      </w:r>
+      <w:proofErr w:type="spellStart"/>
+      <w:r>
+        <w:rPr>
+          <w:bCs/>
+          <w:w w:val="90"/>
+        </w:rPr>
+        <w:t>custom</w:t>
+      </w:r>
+      <w:proofErr w:type="spellEnd"/>
+      <w:r>
+        <w:rPr>
+          <w:bCs/>
+          <w:w w:val="90"/>
+        </w:rPr>
+        <w:t xml:space="preserve"> (conectando con el módulo 02)</w:t>
+      </w:r>
+    </w:p>
+    <w:p>
+      <w:pPr>
+        <w:pStyle w:val="Prrafodelista"/>
+        <w:numPr>
+          <w:ilvl w:val="1"/>
+          <w:numId w:val="8"/>
+        </w:numPr>
+        <w:tabs>
+          <w:tab w:val="left" w:pos="1342"/>
+        </w:tabs>
+        <w:spacing w:line="252" w:lineRule="auto"/>
+        <w:ind w:right="1802"/>
+      </w:pPr>
+      <w:r>
+        <w:rPr>
+          <w:b/>
+          <w:i/>
+          <w:spacing w:val="-4"/>
+        </w:rPr>
+        <w:t>Restricción</w:t>
+      </w:r>
+    </w:p>
+    <w:p>
+      <w:pPr>
+        <w:pStyle w:val="Sinespaciado"/>
+        <w:ind w:left="982"/>
+        <w:rPr>
+          <w:lang w:val="es-ES"/>
+        </w:rPr>
+      </w:pPr>
+      <w:r>
+        <w:rPr>
+          <w:lang w:val="es-ES"/>
+        </w:rPr>
+        <w:t xml:space="preserve">No captures la excepción con un mensaje genérico. Debes crear tu propia excepción </w:t>
+      </w:r>
+      <w:proofErr w:type="spellStart"/>
+      <w:r>
+        <w:rPr>
+          <w:lang w:val="es-ES"/>
+        </w:rPr>
+        <w:t>MercenaryNotFoundException</w:t>
+      </w:r>
+      <w:proofErr w:type="spellEnd"/>
+      <w:r>
+        <w:rPr>
+          <w:lang w:val="es-ES"/>
+        </w:rPr>
+        <w:t xml:space="preserve"> y lanzarla vía </w:t>
+      </w:r>
+      <w:proofErr w:type="spellStart"/>
+      <w:proofErr w:type="gramStart"/>
+      <w:r>
+        <w:rPr>
+          <w:lang w:val="es-ES"/>
+        </w:rPr>
+        <w:t>orElseThrow</w:t>
+      </w:r>
+      <w:proofErr w:type="spellEnd"/>
+      <w:r>
+        <w:rPr>
+          <w:lang w:val="es-ES"/>
+        </w:rPr>
+        <w:t>(</w:t>
+      </w:r>
+      <w:proofErr w:type="gramEnd"/>
+      <w:r>
+        <w:rPr>
+          <w:lang w:val="es-ES"/>
+        </w:rPr>
+        <w:t>).</w:t>
+      </w:r>
+    </w:p>
+    <w:p>
+      <w:pPr>
+        <w:pStyle w:val="Sinespaciado"/>
+        <w:ind w:left="982"/>
+        <w:rPr>
+          <w:spacing w:val="-2"/>
+          <w:lang w:val="es-ES"/>
+        </w:rPr>
+      </w:pPr>
+    </w:p>
+    <w:p>
+      <w:pPr>
+        <w:pStyle w:val="Sinespaciado"/>
+        <w:ind w:left="720"/>
+        <w:rPr>
+          <w:lang w:val="es-ES"/>
+        </w:rPr>
+      </w:pPr>
+      <w:r>
+        <w:rPr>
+          <w:b/>
+          <w:bCs/>
+          <w:lang w:val="es-ES"/>
+        </w:rPr>
+        <w:t>Objetivo, parte 1 (</w:t>
+      </w:r>
+      <w:proofErr w:type="spellStart"/>
+      <w:r>
+        <w:rPr>
+          <w:b/>
+          <w:bCs/>
+          <w:lang w:val="es-ES"/>
+        </w:rPr>
+        <w:t>orElseThrow</w:t>
+      </w:r>
+      <w:proofErr w:type="spellEnd"/>
+      <w:r>
+        <w:rPr>
+          <w:b/>
+          <w:bCs/>
+          <w:lang w:val="es-ES"/>
+        </w:rPr>
+        <w:t>):</w:t>
+      </w:r>
+      <w:r>
+        <w:rPr>
+          <w:lang w:val="es-ES"/>
+        </w:rPr>
+        <w:t xml:space="preserve"> Busca un mercenario por nombre en una lista. Si no existe, en vez de devolver un valor por defecto (como en el ex2), lanza </w:t>
+      </w:r>
+      <w:proofErr w:type="spellStart"/>
+      <w:r>
+        <w:rPr>
+          <w:lang w:val="es-ES"/>
+        </w:rPr>
+        <w:t>MercenaryNotFoundException</w:t>
+      </w:r>
+      <w:proofErr w:type="spellEnd"/>
+      <w:r>
+        <w:rPr>
+          <w:lang w:val="es-ES"/>
+        </w:rPr>
+        <w:t xml:space="preserve"> con </w:t>
+      </w:r>
+      <w:proofErr w:type="spellStart"/>
+      <w:proofErr w:type="gramStart"/>
+      <w:r>
+        <w:rPr>
+          <w:lang w:val="es-ES"/>
+        </w:rPr>
+        <w:t>orElseThrow</w:t>
+      </w:r>
+      <w:proofErr w:type="spellEnd"/>
+      <w:r>
+        <w:rPr>
+          <w:lang w:val="es-ES"/>
+        </w:rPr>
+        <w:t>(</w:t>
+      </w:r>
+      <w:proofErr w:type="gramEnd"/>
+      <w:r>
+        <w:rPr>
+          <w:lang w:val="es-ES"/>
+        </w:rPr>
+        <w:t xml:space="preserve">() -&gt; new </w:t>
+      </w:r>
+      <w:proofErr w:type="spellStart"/>
+      <w:r>
+        <w:rPr>
+          <w:lang w:val="es-ES"/>
+        </w:rPr>
+        <w:t>MercenaryNotFoundException</w:t>
+      </w:r>
+      <w:proofErr w:type="spellEnd"/>
+      <w:r>
+        <w:rPr>
+          <w:lang w:val="es-ES"/>
+        </w:rPr>
+        <w:t xml:space="preserve">("Alias </w:t>
+      </w:r>
+      <w:proofErr w:type="spellStart"/>
+      <w:r>
+        <w:rPr>
+          <w:lang w:val="es-ES"/>
+        </w:rPr>
+        <w:t>not</w:t>
+      </w:r>
+      <w:proofErr w:type="spellEnd"/>
+      <w:r>
+        <w:rPr>
+          <w:lang w:val="es-ES"/>
+        </w:rPr>
+        <w:t xml:space="preserve"> </w:t>
+      </w:r>
+      <w:proofErr w:type="spellStart"/>
+      <w:r>
+        <w:rPr>
+          <w:lang w:val="es-ES"/>
+        </w:rPr>
+        <w:t>found</w:t>
+      </w:r>
+      <w:proofErr w:type="spellEnd"/>
+      <w:r>
+        <w:rPr>
+          <w:lang w:val="es-ES"/>
+        </w:rPr>
+        <w:t xml:space="preserve">: " + </w:t>
+      </w:r>
+      <w:proofErr w:type="spellStart"/>
+      <w:r>
+        <w:rPr>
+          <w:lang w:val="es-ES"/>
+        </w:rPr>
+        <w:t>name</w:t>
+      </w:r>
+      <w:proofErr w:type="spellEnd"/>
+      <w:r>
+        <w:rPr>
+          <w:lang w:val="es-ES"/>
+        </w:rPr>
+        <w:t>)).</w:t>
+      </w:r>
+    </w:p>
+    <w:p>
+      <w:pPr>
+        <w:pStyle w:val="Sinespaciado"/>
+        <w:ind w:left="720"/>
+        <w:rPr>
+          <w:lang w:val="es-ES"/>
+        </w:rPr>
+      </w:pPr>
+    </w:p>
+    <w:p>
+      <w:pPr>
+        <w:pStyle w:val="Sinespaciado"/>
+        <w:ind w:left="720"/>
+        <w:rPr>
+          <w:lang w:val="es-ES"/>
+        </w:rPr>
+      </w:pPr>
+      <w:r>
+        <w:rPr>
+          <w:b/>
+          <w:bCs/>
+          <w:lang w:val="es-ES"/>
+        </w:rPr>
+        <w:t>Objetivo, parte 2 (</w:t>
+      </w:r>
+      <w:proofErr w:type="spellStart"/>
+      <w:r>
+        <w:rPr>
+          <w:b/>
+          <w:bCs/>
+          <w:lang w:val="es-ES"/>
+        </w:rPr>
+        <w:t>flatMap</w:t>
+      </w:r>
+      <w:proofErr w:type="spellEnd"/>
+      <w:r>
+        <w:rPr>
+          <w:b/>
+          <w:bCs/>
+          <w:lang w:val="es-ES"/>
+        </w:rPr>
+        <w:t>):</w:t>
+      </w:r>
+      <w:r>
+        <w:rPr>
+          <w:lang w:val="es-ES"/>
+        </w:rPr>
+        <w:t xml:space="preserve"> Cada mercenario tiene una </w:t>
+      </w:r>
+      <w:proofErr w:type="spellStart"/>
+      <w:r>
+        <w:rPr>
+          <w:lang w:val="es-ES"/>
+        </w:rPr>
+        <w:t>List</w:t>
+      </w:r>
+      <w:proofErr w:type="spellEnd"/>
+      <w:r>
+        <w:rPr>
+          <w:lang w:val="es-ES"/>
+        </w:rPr>
+        <w:t>&lt;</w:t>
+      </w:r>
+      <w:proofErr w:type="spellStart"/>
+      <w:r>
+        <w:rPr>
+          <w:lang w:val="es-ES"/>
+        </w:rPr>
+        <w:t>String</w:t>
+      </w:r>
+      <w:proofErr w:type="spellEnd"/>
+      <w:r>
+        <w:rPr>
+          <w:lang w:val="es-ES"/>
+        </w:rPr>
+        <w:t xml:space="preserve">&gt; </w:t>
+      </w:r>
+      <w:proofErr w:type="spellStart"/>
+      <w:r>
+        <w:rPr>
+          <w:lang w:val="es-ES"/>
+        </w:rPr>
+        <w:t>weapons</w:t>
+      </w:r>
+      <w:proofErr w:type="spellEnd"/>
+      <w:r>
+        <w:rPr>
+          <w:lang w:val="es-ES"/>
+        </w:rPr>
+        <w:t xml:space="preserve">. Usa </w:t>
+      </w:r>
+      <w:proofErr w:type="spellStart"/>
+      <w:proofErr w:type="gramStart"/>
+      <w:r>
+        <w:rPr>
+          <w:lang w:val="es-ES"/>
+        </w:rPr>
+        <w:t>flatMap</w:t>
+      </w:r>
+      <w:proofErr w:type="spellEnd"/>
+      <w:r>
+        <w:rPr>
+          <w:lang w:val="es-ES"/>
+        </w:rPr>
+        <w:t>(</w:t>
+      </w:r>
+      <w:proofErr w:type="gramEnd"/>
+      <w:r>
+        <w:rPr>
+          <w:lang w:val="es-ES"/>
+        </w:rPr>
+        <w:t xml:space="preserve">) para obtener </w:t>
+      </w:r>
+      <w:r>
+        <w:rPr>
+          <w:b/>
+          <w:bCs/>
+          <w:lang w:val="es-ES"/>
+        </w:rPr>
+        <w:t>una sola lista plana</w:t>
+      </w:r>
+      <w:r>
+        <w:rPr>
+          <w:lang w:val="es-ES"/>
+        </w:rPr>
+        <w:t xml:space="preserve"> con todas las armas de todos los mercenarios juntas, sin duplicar el código con un doble bucle.</w:t>
+      </w:r>
+    </w:p>
+    <w:p>
+      <w:pPr>
+        <w:pStyle w:val="Sinespaciado"/>
+        <w:rPr>
+          <w:lang w:val="es-ES"/>
+        </w:rPr>
+      </w:pPr>
+    </w:p>
+    <w:p>
+      <w:pPr>
+        <w:rPr>
+          <w:sz w:val="20"/>
+          <w:szCs w:val="24"/>
+        </w:rPr>
+      </w:pPr>
+      <w:r>
+        <w:rPr>
+          <w:sz w:val="20"/>
+        </w:rPr>
+        <w:t xml:space="preserve">          </w:t>
+      </w:r>
+      <w:r>
+        <w:rPr>
+          <w:sz w:val="20"/>
+        </w:rPr>
+        <w:tab/>
+      </w:r>
+      <w:r>
+        <w:rPr>
+          <w:b/>
+          <w:bCs/>
+        </w:rPr>
+        <w:t>Salida Esperada</w:t>
+      </w:r>
+    </w:p>
+    <w:p>
+      <w:pPr>
+        <w:pStyle w:val="Sinespaciado"/>
+        <w:ind w:left="622"/>
+        <w:rPr>
+          <w:lang w:val="es-ES"/>
+        </w:rPr>
+      </w:pPr>
+      <w:r>
+        <w:rPr>
+          <w:noProof/>
+          <w:lang w:val="es-ES"/>
+        </w:rPr>
+        <mc:AlternateContent>
+          <mc:Choice Requires="wps">
+            <w:drawing>
+              <wp:anchor distT="0" distB="0" distL="114300" distR="114300" simplePos="0" relativeHeight="251673600" behindDoc="0" locked="0" layoutInCell="1" allowOverlap="1" wp14:anchorId="093E9505" wp14:editId="6891E0A3">
+                <wp:simplePos x="0" y="0"/>
+                <wp:positionH relativeFrom="margin">
+                  <wp:posOffset>396240</wp:posOffset>
+                </wp:positionH>
+                <wp:positionV relativeFrom="paragraph">
+                  <wp:posOffset>76835</wp:posOffset>
+                </wp:positionV>
+                <wp:extent cx="5732891" cy="861060"/>
+                <wp:effectExtent l="0" t="0" r="20320" b="15240"/>
+                <wp:wrapNone/>
+                <wp:docPr id="558013609" name="Rectángulo 2"/>
+                <wp:cNvGraphicFramePr/>
+                <a:graphic xmlns:a="http://schemas.openxmlformats.org/drawingml/2006/main">
+                  <a:graphicData uri="http://schemas.microsoft.com/office/word/2010/wordprocessingShape">
+                    <wps:wsp>
+                      <wps:cNvSpPr/>
+                      <wps:spPr>
+                        <a:xfrm>
+                          <a:off x="0" y="0"/>
+                          <a:ext cx="5732891" cy="861060"/>
+                        </a:xfrm>
+                        <a:prstGeom prst="rect">
+                          <a:avLst/>
+                        </a:prstGeom>
+                        <a:solidFill>
+                          <a:schemeClr val="tx1"/>
+                        </a:solidFill>
+                        <a:ln>
+                          <a:solidFill>
+                            <a:schemeClr val="tx1"/>
+                          </a:solidFill>
+                        </a:ln>
+                      </wps:spPr>
+                      <wps:style>
+                        <a:lnRef idx="2">
+                          <a:schemeClr val="accent1">
+                            <a:shade val="15000"/>
+                          </a:schemeClr>
+                        </a:lnRef>
+                        <a:fillRef idx="1">
+                          <a:schemeClr val="accent1"/>
+                        </a:fillRef>
+                        <a:effectRef idx="0">
+                          <a:schemeClr val="accent1"/>
+                        </a:effectRef>
+                        <a:fontRef idx="minor">
+                          <a:schemeClr val="lt1"/>
+                        </a:fontRef>
+                      </wps:style>
+                      <wps:txbx>
+                        <w:txbxContent>
+                          <w:p>
+                            <w:pPr>
+                              <w:pStyle w:val="Sinespaciado"/>
+                              <w:rPr>
+                                <w:rFonts w:ascii="Cascadia Mono SemiBold" w:hAnsi="Cascadia Mono SemiBold" w:cs="Cascadia Mono SemiBold"/>
+                              </w:rPr>
+                            </w:pPr>
+                            <w:r>
+                              <w:rPr>
+                                <w:rFonts w:ascii="Cascadia Mono SemiBold" w:hAnsi="Cascadia Mono SemiBold" w:cs="Cascadia Mono SemiBold"/>
+                              </w:rPr>
+                              <w:t xml:space="preserve">Exception in thread "main" </w:t>
+                            </w:r>
+                            <w:proofErr w:type="spellStart"/>
+                            <w:r>
+                              <w:rPr>
+                                <w:rFonts w:ascii="Cascadia Mono SemiBold" w:hAnsi="Cascadia Mono SemiBold" w:cs="Cascadia Mono SemiBold"/>
+                              </w:rPr>
+                              <w:t>MercenaryNotFoundException</w:t>
+                            </w:r>
+                            <w:proofErr w:type="spellEnd"/>
+                            <w:r>
+                              <w:rPr>
+                                <w:rFonts w:ascii="Cascadia Mono SemiBold" w:hAnsi="Cascadia Mono SemiBold" w:cs="Cascadia Mono SemiBold"/>
+                              </w:rPr>
+                              <w:t>: Alias not found: Cable</w:t>
+                            </w:r>
+                          </w:p>
+                          <w:p>
+                            <w:pPr>
+                              <w:pStyle w:val="Sinespaciado"/>
+                              <w:rPr>
+                                <w:rFonts w:ascii="Cascadia Mono SemiBold" w:hAnsi="Cascadia Mono SemiBold" w:cs="Cascadia Mono SemiBold"/>
+                              </w:rPr>
+                            </w:pPr>
+                            <w:r>
+                              <w:rPr>
+                                <w:rFonts w:ascii="Cascadia Mono SemiBold" w:hAnsi="Cascadia Mono SemiBold" w:cs="Cascadia Mono SemiBold"/>
+                              </w:rPr>
+                              <w:t>All weapons in the squad: [Katana, Uzi, Grenade, Bo Staff, Sniper Rifle]</w:t>
+                            </w:r>
+                          </w:p>
+                        </w:txbxContent>
+                      </wps:txbx>
+                      <wps:bodyPr rot="0" spcFirstLastPara="0" vertOverflow="overflow" horzOverflow="overflow" vert="horz" wrap="square" lIns="91440" tIns="45720" rIns="91440" bIns="45720" numCol="1" spcCol="0" rtlCol="0" fromWordArt="0" anchor="ctr" anchorCtr="0" forceAA="0" compatLnSpc="1">
+                        <a:prstTxWarp prst="textNoShape">
+                          <a:avLst/>
+                        </a:prstTxWarp>
+                        <a:noAutofit/>
+                      </wps:bodyPr>
+                    </wps:wsp>
+                  </a:graphicData>
+                </a:graphic>
+                <wp14:sizeRelH relativeFrom="margin">
+                  <wp14:pctWidth>0</wp14:pctWidth>
+                </wp14:sizeRelH>
+                <wp14:sizeRelV relativeFrom="margin">
+                  <wp14:pctHeight>0</wp14:pctHeight>
+                </wp14:sizeRelV>
+              </wp:anchor>
+            </w:drawing>
+          </mc:Choice>
+          <mc:Fallback>
+            <w:pict>
+              <v:rect w14:anchorId="093E9505" id="_x0000_s1037" style="position:absolute;left:0;text-align:left;margin-left:31.2pt;margin-top:6.05pt;width:451.4pt;height:67.8pt;z-index:251673600;visibility:visible;mso-wrap-style:square;mso-width-percent:0;mso-height-percent:0;mso-wrap-distance-left:9pt;mso-wrap-distance-top:0;mso-wrap-distance-right:9pt;mso-wrap-distance-bottom:0;mso-position-horizontal:absolute;mso-position-horizontal-relative:margin;mso-position-vertical:absolute;mso-position-vertical-relative:text;mso-width-percent:0;mso-height-percent:0;mso-width-relative:margin;mso-height-relative:margin;v-text-anchor:middle" o:gfxdata="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" fillcolor="black [3213]" strokecolor="black [3213]" strokeweight="2pt">
+                <v:textbox>
+                  <w:txbxContent>
+                    <w:p>
+                      <w:pPr>
+                        <w:pStyle w:val="Sinespaciado"/>
+                        <w:rPr>
+                          <w:rFonts w:ascii="Cascadia Mono SemiBold" w:hAnsi="Cascadia Mono SemiBold" w:cs="Cascadia Mono SemiBold"/>
+                        </w:rPr>
+                      </w:pPr>
+                      <w:r>
+                        <w:rPr>
+                          <w:rFonts w:ascii="Cascadia Mono SemiBold" w:hAnsi="Cascadia Mono SemiBold" w:cs="Cascadia Mono SemiBold"/>
+                        </w:rPr>
+                        <w:t xml:space="preserve">Exception in thread "main" </w:t>
+                      </w:r>
+                      <w:proofErr w:type="spellStart"/>
+                      <w:r>
+                        <w:rPr>
+                          <w:rFonts w:ascii="Cascadia Mono SemiBold" w:hAnsi="Cascadia Mono SemiBold" w:cs="Cascadia Mono SemiBold"/>
+                        </w:rPr>
+                        <w:t>MercenaryNotFoundException</w:t>
+                      </w:r>
+                      <w:proofErr w:type="spellEnd"/>
+                      <w:r>
+                        <w:rPr>
+                          <w:rFonts w:ascii="Cascadia Mono SemiBold" w:hAnsi="Cascadia Mono SemiBold" w:cs="Cascadia Mono SemiBold"/>
+                        </w:rPr>
+                        <w:t>: Alias not found: Cable</w:t>
+                      </w:r>
+                    </w:p>
+                    <w:p>
+                      <w:pPr>
+                        <w:pStyle w:val="Sinespaciado"/>
+                        <w:rPr>
+                          <w:rFonts w:ascii="Cascadia Mono SemiBold" w:hAnsi="Cascadia Mono SemiBold" w:cs="Cascadia Mono SemiBold"/>
+                        </w:rPr>
+                      </w:pPr>
+                      <w:r>
+                        <w:rPr>
+                          <w:rFonts w:ascii="Cascadia Mono SemiBold" w:hAnsi="Cascadia Mono SemiBold" w:cs="Cascadia Mono SemiBold"/>
+                        </w:rPr>
+                        <w:t>All weapons in the squad: [Katana, Uzi, Grenade, Bo Staff, Sniper Rifle]</w:t>
+                      </w:r>
+                    </w:p>
+                  </w:txbxContent>
+                </v:textbox>
+                <w10:wrap anchorx="margin"/>
+              </v:rect>
+            </w:pict>
+          </mc:Fallback>
+        </mc:AlternateContent>
+      </w:r>
+    </w:p>
+    <w:p>
+      <w:pPr>
+        <w:pStyle w:val="Sinespaciado"/>
+        <w:ind w:left="622"/>
+        <w:rPr>
+          <w:lang w:val="es-ES"/>
+        </w:rPr>
+      </w:pPr>
+    </w:p>
+    <w:p>
+      <w:pPr>
+        <w:tabs>
+          <w:tab w:val="left" w:pos="4356"/>
+        </w:tabs>
+      </w:pPr>
+    </w:p>
+    <w:p>
+      <w:pPr>
+        <w:tabs>
+          <w:tab w:val="left" w:pos="4356"/>
         </w:tabs>
         <w:sectPr>
           <w:pgSz w:w="12240" w:h="15840"/>
@@ -11784,20 +12644,35 @@
           <w:cols w:space="720"/>
         </w:sectPr>
       </w:pPr>
+      <w:r>
+        <w:tab/>
+      </w:r>
+    </w:p>
+    <w:p>
+      <w:pPr>
+        <w:tabs>
+          <w:tab w:val="left" w:pos="4356"/>
+        </w:tabs>
+        <w:sectPr>
+          <w:pgSz w:w="12240" w:h="15840"/>
+          <w:pgMar w:top="1340" w:right="720" w:bottom="1360" w:left="1080" w:header="0" w:footer="1165" w:gutter="0"/>
+          <w:cols w:space="720"/>
+        </w:sectPr>
+      </w:pPr>
     </w:p>
     <w:p>
       <w:pPr>
         <w:pStyle w:val="Ttulo1"/>
         <w:ind w:left="0" w:firstLine="622"/>
       </w:pPr>
-      <w:bookmarkStart w:id="24" w:name="_bookmark11"/>
-      <w:bookmarkStart w:id="25" w:name="_Toc234148637"/>
-      <w:bookmarkEnd w:id="24"/>
+      <w:bookmarkStart w:id="25" w:name="_bookmark11"/>
+      <w:bookmarkStart w:id="26" w:name="_Toc234304011"/>
+      <w:bookmarkEnd w:id="25"/>
       <w:r>
         <w:lastRenderedPageBreak/>
         <w:t>Ejecución</w:t>
       </w:r>
-      <w:bookmarkEnd w:id="25"/>
+      <w:bookmarkEnd w:id="26"/>
     </w:p>
     <w:p>
       <w:pPr>
@@ -12641,1224 +13516,6 @@
         </w:rPr>
       </w:pPr>
     </w:p>
-    <w:tbl>
-      <w:tblPr>
-        <w:tblStyle w:val="TableNormal"/>
-        <w:tblW w:w="0" w:type="auto"/>
-        <w:tblInd w:w="622" w:type="dxa"/>
-        <w:tblBorders>
-          <w:top w:val="single" w:sz="6" w:space="0" w:color="000000"/>
-          <w:left w:val="single" w:sz="6" w:space="0" w:color="000000"/>
-          <w:bottom w:val="single" w:sz="6" w:space="0" w:color="000000"/>
-          <w:right w:val="single" w:sz="6" w:space="0" w:color="000000"/>
-          <w:insideH w:val="single" w:sz="6" w:space="0" w:color="000000"/>
-          <w:insideV w:val="single" w:sz="6" w:space="0" w:color="000000"/>
-        </w:tblBorders>
-        <w:tblLayout w:type="fixed"/>
-        <w:tblLook w:val="01E0" w:firstRow="1" w:lastRow="1" w:firstColumn="1" w:lastColumn="1" w:noHBand="0" w:noVBand="0"/>
-      </w:tblPr>
-      <w:tblGrid>
-        <w:gridCol w:w="1597"/>
-        <w:gridCol w:w="1716"/>
-        <w:gridCol w:w="5613"/>
-      </w:tblGrid>
-      <w:tr>
-        <w:trPr>
-          <w:trHeight w:val="1326"/>
-        </w:trPr>
-        <w:tc>
-          <w:tcPr>
-            <w:tcW w:w="1597" w:type="dxa"/>
-            <w:tcBorders>
-              <w:bottom w:val="double" w:sz="6" w:space="0" w:color="000000"/>
-              <w:right w:val="double" w:sz="6" w:space="0" w:color="000000"/>
-            </w:tcBorders>
-          </w:tcPr>
-          <w:p>
-            <w:pPr>
-              <w:pStyle w:val="TableParagraph"/>
-              <w:spacing w:before="105"/>
-              <w:rPr>
-                <w:b/>
-              </w:rPr>
-            </w:pPr>
-          </w:p>
-          <w:p>
-            <w:pPr>
-              <w:pStyle w:val="TableParagraph"/>
-              <w:spacing w:before="1"/>
-              <w:ind w:left="2" w:right="173"/>
-              <w:jc w:val="center"/>
-              <w:rPr>
-                <w:b/>
-              </w:rPr>
-            </w:pPr>
-            <w:r>
-              <w:rPr>
-                <w:b/>
-                <w:spacing w:val="-2"/>
-                <w:w w:val="90"/>
-              </w:rPr>
-              <w:t>Herramienta</w:t>
-            </w:r>
-          </w:p>
-        </w:tc>
-        <w:tc>
-          <w:tcPr>
-            <w:tcW w:w="1716" w:type="dxa"/>
-            <w:tcBorders>
-              <w:left w:val="double" w:sz="6" w:space="0" w:color="000000"/>
-              <w:bottom w:val="double" w:sz="6" w:space="0" w:color="000000"/>
-              <w:right w:val="double" w:sz="6" w:space="0" w:color="000000"/>
-            </w:tcBorders>
-          </w:tcPr>
-          <w:p>
-            <w:pPr>
-              <w:pStyle w:val="TableParagraph"/>
-              <w:spacing w:before="225" w:line="280" w:lineRule="auto"/>
-              <w:ind w:left="425" w:right="517" w:hanging="70"/>
-              <w:rPr>
-                <w:b/>
-              </w:rPr>
-            </w:pPr>
-            <w:r>
-              <w:rPr>
-                <w:b/>
-                <w:w w:val="90"/>
-              </w:rPr>
-              <w:t>Tipo</w:t>
-            </w:r>
-            <w:r>
-              <w:rPr>
-                <w:b/>
-                <w:spacing w:val="-16"/>
-                <w:w w:val="90"/>
-              </w:rPr>
-              <w:t xml:space="preserve"> </w:t>
-            </w:r>
-            <w:r>
-              <w:rPr>
-                <w:b/>
-                <w:w w:val="90"/>
-              </w:rPr>
-              <w:t xml:space="preserve">de </w:t>
-            </w:r>
-            <w:r>
-              <w:rPr>
-                <w:b/>
-                <w:spacing w:val="-4"/>
-              </w:rPr>
-              <w:t>Magia</w:t>
-            </w:r>
-          </w:p>
-        </w:tc>
-        <w:tc>
-          <w:tcPr>
-            <w:tcW w:w="5613" w:type="dxa"/>
-            <w:tcBorders>
-              <w:left w:val="double" w:sz="6" w:space="0" w:color="000000"/>
-              <w:bottom w:val="double" w:sz="6" w:space="0" w:color="000000"/>
-            </w:tcBorders>
-          </w:tcPr>
-          <w:p>
-            <w:pPr>
-              <w:pStyle w:val="TableParagraph"/>
-              <w:spacing w:before="105"/>
-              <w:rPr>
-                <w:b/>
-              </w:rPr>
-            </w:pPr>
-          </w:p>
-          <w:p>
-            <w:pPr>
-              <w:pStyle w:val="TableParagraph"/>
-              <w:spacing w:before="1"/>
-              <w:ind w:left="23"/>
-              <w:jc w:val="center"/>
-              <w:rPr>
-                <w:b/>
-              </w:rPr>
-            </w:pPr>
-            <w:r>
-              <w:rPr>
-                <w:b/>
-                <w:w w:val="90"/>
-              </w:rPr>
-              <w:t>Cuándo</w:t>
-            </w:r>
-            <w:r>
-              <w:rPr>
-                <w:b/>
-                <w:spacing w:val="10"/>
-              </w:rPr>
-              <w:t xml:space="preserve"> </w:t>
-            </w:r>
-            <w:r>
-              <w:rPr>
-                <w:b/>
-                <w:spacing w:val="-2"/>
-              </w:rPr>
-              <w:t>usarla</w:t>
-            </w:r>
-          </w:p>
-        </w:tc>
-      </w:tr>
-      <w:tr>
-        <w:trPr>
-          <w:trHeight w:val="994"/>
-        </w:trPr>
-        <w:tc>
-          <w:tcPr>
-            <w:tcW w:w="1597" w:type="dxa"/>
-            <w:tcBorders>
-              <w:top w:val="double" w:sz="6" w:space="0" w:color="000000"/>
-              <w:bottom w:val="double" w:sz="6" w:space="0" w:color="000000"/>
-              <w:right w:val="double" w:sz="6" w:space="0" w:color="000000"/>
-            </w:tcBorders>
-          </w:tcPr>
-          <w:p>
-            <w:pPr>
-              <w:pStyle w:val="TableParagraph"/>
-              <w:spacing w:before="234"/>
-              <w:ind w:left="1" w:right="173"/>
-              <w:jc w:val="center"/>
-              <w:rPr>
-                <w:b/>
-              </w:rPr>
-            </w:pPr>
-            <w:proofErr w:type="spellStart"/>
-            <w:r>
-              <w:rPr>
-                <w:b/>
-                <w:spacing w:val="-2"/>
-              </w:rPr>
-              <w:t>record</w:t>
-            </w:r>
-            <w:proofErr w:type="spellEnd"/>
-          </w:p>
-        </w:tc>
-        <w:tc>
-          <w:tcPr>
-            <w:tcW w:w="1716" w:type="dxa"/>
-            <w:tcBorders>
-              <w:top w:val="double" w:sz="6" w:space="0" w:color="000000"/>
-              <w:left w:val="double" w:sz="6" w:space="0" w:color="000000"/>
-              <w:bottom w:val="double" w:sz="6" w:space="0" w:color="000000"/>
-              <w:right w:val="double" w:sz="6" w:space="0" w:color="000000"/>
-            </w:tcBorders>
-          </w:tcPr>
-          <w:p>
-            <w:pPr>
-              <w:pStyle w:val="TableParagraph"/>
-              <w:ind w:left="1" w:right="170"/>
-              <w:jc w:val="center"/>
-            </w:pPr>
-            <w:r>
-              <w:rPr>
-                <w:spacing w:val="-2"/>
-              </w:rPr>
-              <w:t>Inmutabilidad</w:t>
-            </w:r>
-          </w:p>
-        </w:tc>
-        <w:tc>
-          <w:tcPr>
-            <w:tcW w:w="5613" w:type="dxa"/>
-            <w:tcBorders>
-              <w:top w:val="double" w:sz="6" w:space="0" w:color="000000"/>
-              <w:left w:val="double" w:sz="6" w:space="0" w:color="000000"/>
-              <w:bottom w:val="double" w:sz="6" w:space="0" w:color="000000"/>
-            </w:tcBorders>
-          </w:tcPr>
-          <w:p>
-            <w:pPr>
-              <w:pStyle w:val="TableParagraph"/>
-              <w:ind w:left="15"/>
-            </w:pPr>
-            <w:r>
-              <w:rPr>
-                <w:spacing w:val="-4"/>
-              </w:rPr>
-              <w:t>Para</w:t>
-            </w:r>
-            <w:r>
-              <w:rPr>
-                <w:spacing w:val="-17"/>
-              </w:rPr>
-              <w:t xml:space="preserve"> </w:t>
-            </w:r>
-            <w:r>
-              <w:rPr>
-                <w:spacing w:val="-4"/>
-              </w:rPr>
-              <w:t>datos</w:t>
-            </w:r>
-            <w:r>
-              <w:rPr>
-                <w:spacing w:val="-14"/>
-              </w:rPr>
-              <w:t xml:space="preserve"> </w:t>
-            </w:r>
-            <w:r>
-              <w:rPr>
-                <w:spacing w:val="-4"/>
-              </w:rPr>
-              <w:t>que</w:t>
-            </w:r>
-            <w:r>
-              <w:rPr>
-                <w:spacing w:val="-15"/>
-              </w:rPr>
-              <w:t xml:space="preserve"> </w:t>
-            </w:r>
-            <w:r>
-              <w:rPr>
-                <w:spacing w:val="-4"/>
-              </w:rPr>
-              <w:t>no</w:t>
-            </w:r>
-            <w:r>
-              <w:rPr>
-                <w:spacing w:val="-16"/>
-              </w:rPr>
-              <w:t xml:space="preserve"> </w:t>
-            </w:r>
-            <w:r>
-              <w:rPr>
-                <w:spacing w:val="-4"/>
-              </w:rPr>
-              <w:t>deben</w:t>
-            </w:r>
-            <w:r>
-              <w:rPr>
-                <w:spacing w:val="-17"/>
-              </w:rPr>
-              <w:t xml:space="preserve"> </w:t>
-            </w:r>
-            <w:r>
-              <w:rPr>
-                <w:spacing w:val="-4"/>
-              </w:rPr>
-              <w:t>cambiar</w:t>
-            </w:r>
-            <w:r>
-              <w:rPr>
-                <w:spacing w:val="-17"/>
-              </w:rPr>
-              <w:t xml:space="preserve"> </w:t>
-            </w:r>
-            <w:r>
-              <w:rPr>
-                <w:spacing w:val="-4"/>
-              </w:rPr>
-              <w:t>(</w:t>
-            </w:r>
-            <w:proofErr w:type="spellStart"/>
-            <w:r>
-              <w:rPr>
-                <w:spacing w:val="-4"/>
-              </w:rPr>
-              <w:t>IDs</w:t>
-            </w:r>
-            <w:proofErr w:type="spellEnd"/>
-            <w:r>
-              <w:rPr>
-                <w:spacing w:val="-4"/>
-              </w:rPr>
-              <w:t>,</w:t>
-            </w:r>
-            <w:r>
-              <w:rPr>
-                <w:spacing w:val="-14"/>
-              </w:rPr>
-              <w:t xml:space="preserve"> </w:t>
-            </w:r>
-            <w:r>
-              <w:rPr>
-                <w:spacing w:val="-4"/>
-              </w:rPr>
-              <w:t>nombres).</w:t>
-            </w:r>
-          </w:p>
-        </w:tc>
-      </w:tr>
-      <w:tr>
-        <w:trPr>
-          <w:trHeight w:val="994"/>
-        </w:trPr>
-        <w:tc>
-          <w:tcPr>
-            <w:tcW w:w="1597" w:type="dxa"/>
-            <w:tcBorders>
-              <w:top w:val="double" w:sz="6" w:space="0" w:color="000000"/>
-              <w:bottom w:val="double" w:sz="6" w:space="0" w:color="000000"/>
-              <w:right w:val="double" w:sz="6" w:space="0" w:color="000000"/>
-            </w:tcBorders>
-          </w:tcPr>
-          <w:p>
-            <w:pPr>
-              <w:pStyle w:val="TableParagraph"/>
-              <w:spacing w:before="234"/>
-              <w:ind w:left="1" w:right="173"/>
-              <w:jc w:val="center"/>
-              <w:rPr>
-                <w:b/>
-              </w:rPr>
-            </w:pPr>
-            <w:proofErr w:type="spellStart"/>
-            <w:r>
-              <w:rPr>
-                <w:b/>
-                <w:spacing w:val="-2"/>
-              </w:rPr>
-              <w:t>ArrayList</w:t>
-            </w:r>
-            <w:proofErr w:type="spellEnd"/>
-          </w:p>
-        </w:tc>
-        <w:tc>
-          <w:tcPr>
-            <w:tcW w:w="1716" w:type="dxa"/>
-            <w:tcBorders>
-              <w:top w:val="double" w:sz="6" w:space="0" w:color="000000"/>
-              <w:left w:val="double" w:sz="6" w:space="0" w:color="000000"/>
-              <w:bottom w:val="double" w:sz="6" w:space="0" w:color="000000"/>
-              <w:right w:val="double" w:sz="6" w:space="0" w:color="000000"/>
-            </w:tcBorders>
-          </w:tcPr>
-          <w:p>
-            <w:pPr>
-              <w:pStyle w:val="TableParagraph"/>
-              <w:ind w:right="170"/>
-              <w:jc w:val="center"/>
-            </w:pPr>
-            <w:r>
-              <w:rPr>
-                <w:spacing w:val="-2"/>
-              </w:rPr>
-              <w:t>Versatilidad</w:t>
-            </w:r>
-          </w:p>
-        </w:tc>
-        <w:tc>
-          <w:tcPr>
-            <w:tcW w:w="5613" w:type="dxa"/>
-            <w:tcBorders>
-              <w:top w:val="double" w:sz="6" w:space="0" w:color="000000"/>
-              <w:left w:val="double" w:sz="6" w:space="0" w:color="000000"/>
-              <w:bottom w:val="double" w:sz="6" w:space="0" w:color="000000"/>
-            </w:tcBorders>
-          </w:tcPr>
-          <w:p>
-            <w:pPr>
-              <w:pStyle w:val="TableParagraph"/>
-              <w:ind w:left="15"/>
-            </w:pPr>
-            <w:r>
-              <w:rPr>
-                <w:spacing w:val="-4"/>
-              </w:rPr>
-              <w:t>Para</w:t>
-            </w:r>
-            <w:r>
-              <w:rPr>
-                <w:spacing w:val="-23"/>
-              </w:rPr>
-              <w:t xml:space="preserve"> </w:t>
-            </w:r>
-            <w:r>
-              <w:rPr>
-                <w:spacing w:val="-4"/>
-              </w:rPr>
-              <w:t>listas</w:t>
-            </w:r>
-            <w:r>
-              <w:rPr>
-                <w:spacing w:val="-21"/>
-              </w:rPr>
-              <w:t xml:space="preserve"> </w:t>
-            </w:r>
-            <w:r>
-              <w:rPr>
-                <w:spacing w:val="-4"/>
-              </w:rPr>
-              <w:t>donde</w:t>
-            </w:r>
-            <w:r>
-              <w:rPr>
-                <w:spacing w:val="-21"/>
-              </w:rPr>
-              <w:t xml:space="preserve"> </w:t>
-            </w:r>
-            <w:r>
-              <w:rPr>
-                <w:spacing w:val="-4"/>
-              </w:rPr>
-              <w:t>el</w:t>
-            </w:r>
-            <w:r>
-              <w:rPr>
-                <w:spacing w:val="-23"/>
-              </w:rPr>
-              <w:t xml:space="preserve"> </w:t>
-            </w:r>
-            <w:r>
-              <w:rPr>
-                <w:spacing w:val="-4"/>
-              </w:rPr>
-              <w:t>orden</w:t>
-            </w:r>
-            <w:r>
-              <w:rPr>
-                <w:spacing w:val="-22"/>
-              </w:rPr>
-              <w:t xml:space="preserve"> </w:t>
-            </w:r>
-            <w:r>
-              <w:rPr>
-                <w:spacing w:val="-4"/>
-              </w:rPr>
-              <w:t>de</w:t>
-            </w:r>
-            <w:r>
-              <w:rPr>
-                <w:spacing w:val="-21"/>
-              </w:rPr>
-              <w:t xml:space="preserve"> </w:t>
-            </w:r>
-            <w:r>
-              <w:rPr>
-                <w:spacing w:val="-4"/>
-              </w:rPr>
-              <w:t>llegada</w:t>
-            </w:r>
-            <w:r>
-              <w:rPr>
-                <w:spacing w:val="-21"/>
-              </w:rPr>
-              <w:t xml:space="preserve"> </w:t>
-            </w:r>
-            <w:r>
-              <w:rPr>
-                <w:spacing w:val="-4"/>
-              </w:rPr>
-              <w:t>importa.</w:t>
-            </w:r>
-          </w:p>
-        </w:tc>
-      </w:tr>
-      <w:tr>
-        <w:trPr>
-          <w:trHeight w:val="994"/>
-        </w:trPr>
-        <w:tc>
-          <w:tcPr>
-            <w:tcW w:w="1597" w:type="dxa"/>
-            <w:tcBorders>
-              <w:top w:val="double" w:sz="6" w:space="0" w:color="000000"/>
-              <w:bottom w:val="double" w:sz="6" w:space="0" w:color="000000"/>
-              <w:right w:val="double" w:sz="6" w:space="0" w:color="000000"/>
-            </w:tcBorders>
-          </w:tcPr>
-          <w:p>
-            <w:pPr>
-              <w:pStyle w:val="TableParagraph"/>
-              <w:spacing w:before="234"/>
-              <w:ind w:left="1" w:right="173"/>
-              <w:jc w:val="center"/>
-              <w:rPr>
-                <w:b/>
-              </w:rPr>
-            </w:pPr>
-            <w:proofErr w:type="spellStart"/>
-            <w:r>
-              <w:rPr>
-                <w:b/>
-                <w:spacing w:val="-2"/>
-              </w:rPr>
-              <w:t>HashSet</w:t>
-            </w:r>
-            <w:proofErr w:type="spellEnd"/>
-          </w:p>
-        </w:tc>
-        <w:tc>
-          <w:tcPr>
-            <w:tcW w:w="1716" w:type="dxa"/>
-            <w:tcBorders>
-              <w:top w:val="double" w:sz="6" w:space="0" w:color="000000"/>
-              <w:left w:val="double" w:sz="6" w:space="0" w:color="000000"/>
-              <w:bottom w:val="double" w:sz="6" w:space="0" w:color="000000"/>
-              <w:right w:val="double" w:sz="6" w:space="0" w:color="000000"/>
-            </w:tcBorders>
-          </w:tcPr>
-          <w:p>
-            <w:pPr>
-              <w:pStyle w:val="TableParagraph"/>
-              <w:ind w:right="171"/>
-              <w:jc w:val="center"/>
-            </w:pPr>
-            <w:r>
-              <w:rPr>
-                <w:spacing w:val="-2"/>
-              </w:rPr>
-              <w:t>Velocidad</w:t>
-            </w:r>
-          </w:p>
-        </w:tc>
-        <w:tc>
-          <w:tcPr>
-            <w:tcW w:w="5613" w:type="dxa"/>
-            <w:tcBorders>
-              <w:top w:val="double" w:sz="6" w:space="0" w:color="000000"/>
-              <w:left w:val="double" w:sz="6" w:space="0" w:color="000000"/>
-              <w:bottom w:val="double" w:sz="6" w:space="0" w:color="000000"/>
-            </w:tcBorders>
-          </w:tcPr>
-          <w:p>
-            <w:pPr>
-              <w:pStyle w:val="TableParagraph"/>
-              <w:ind w:left="15"/>
-            </w:pPr>
-            <w:r>
-              <w:rPr>
-                <w:spacing w:val="-4"/>
-              </w:rPr>
-              <w:t>Para</w:t>
-            </w:r>
-            <w:r>
-              <w:rPr>
-                <w:spacing w:val="-24"/>
-              </w:rPr>
-              <w:t xml:space="preserve"> </w:t>
-            </w:r>
-            <w:r>
-              <w:rPr>
-                <w:spacing w:val="-4"/>
-              </w:rPr>
-              <w:t>saber</w:t>
-            </w:r>
-            <w:r>
-              <w:rPr>
-                <w:spacing w:val="-21"/>
-              </w:rPr>
-              <w:t xml:space="preserve"> </w:t>
-            </w:r>
-            <w:r>
-              <w:rPr>
-                <w:spacing w:val="-4"/>
-              </w:rPr>
-              <w:t>si</w:t>
-            </w:r>
-            <w:r>
-              <w:rPr>
-                <w:spacing w:val="-22"/>
-              </w:rPr>
-              <w:t xml:space="preserve"> </w:t>
-            </w:r>
-            <w:r>
-              <w:rPr>
-                <w:spacing w:val="-4"/>
-              </w:rPr>
-              <w:t>algo</w:t>
-            </w:r>
-            <w:r>
-              <w:rPr>
-                <w:spacing w:val="-23"/>
-              </w:rPr>
-              <w:t xml:space="preserve"> </w:t>
-            </w:r>
-            <w:r>
-              <w:rPr>
-                <w:spacing w:val="-4"/>
-              </w:rPr>
-              <w:t>existe</w:t>
-            </w:r>
-            <w:r>
-              <w:rPr>
-                <w:spacing w:val="-22"/>
-              </w:rPr>
-              <w:t xml:space="preserve"> </w:t>
-            </w:r>
-            <w:r>
-              <w:rPr>
-                <w:spacing w:val="-4"/>
-              </w:rPr>
-              <w:t>o</w:t>
-            </w:r>
-            <w:r>
-              <w:rPr>
-                <w:spacing w:val="-24"/>
-              </w:rPr>
-              <w:t xml:space="preserve"> </w:t>
-            </w:r>
-            <w:r>
-              <w:rPr>
-                <w:spacing w:val="-4"/>
-              </w:rPr>
-              <w:t>no,</w:t>
-            </w:r>
-            <w:r>
-              <w:rPr>
-                <w:spacing w:val="-21"/>
-              </w:rPr>
-              <w:t xml:space="preserve"> </w:t>
-            </w:r>
-            <w:r>
-              <w:rPr>
-                <w:spacing w:val="-4"/>
-              </w:rPr>
-              <w:t>sin</w:t>
-            </w:r>
-            <w:r>
-              <w:rPr>
-                <w:spacing w:val="-22"/>
-              </w:rPr>
-              <w:t xml:space="preserve"> </w:t>
-            </w:r>
-            <w:r>
-              <w:rPr>
-                <w:spacing w:val="-4"/>
-              </w:rPr>
-              <w:t>duplicados.</w:t>
-            </w:r>
-          </w:p>
-        </w:tc>
-      </w:tr>
-      <w:tr>
-        <w:trPr>
-          <w:trHeight w:val="1335"/>
-        </w:trPr>
-        <w:tc>
-          <w:tcPr>
-            <w:tcW w:w="1597" w:type="dxa"/>
-            <w:tcBorders>
-              <w:top w:val="double" w:sz="6" w:space="0" w:color="000000"/>
-              <w:bottom w:val="double" w:sz="6" w:space="0" w:color="000000"/>
-              <w:right w:val="double" w:sz="6" w:space="0" w:color="000000"/>
-            </w:tcBorders>
-          </w:tcPr>
-          <w:p>
-            <w:pPr>
-              <w:pStyle w:val="TableParagraph"/>
-              <w:spacing w:before="112"/>
-              <w:rPr>
-                <w:b/>
-              </w:rPr>
-            </w:pPr>
-          </w:p>
-          <w:p>
-            <w:pPr>
-              <w:pStyle w:val="TableParagraph"/>
-              <w:spacing w:before="0"/>
-              <w:ind w:left="4" w:right="173"/>
-              <w:jc w:val="center"/>
-              <w:rPr>
-                <w:b/>
-              </w:rPr>
-            </w:pPr>
-            <w:proofErr w:type="spellStart"/>
-            <w:r>
-              <w:rPr>
-                <w:b/>
-                <w:spacing w:val="-2"/>
-              </w:rPr>
-              <w:t>HashMap</w:t>
-            </w:r>
-            <w:proofErr w:type="spellEnd"/>
-          </w:p>
-        </w:tc>
-        <w:tc>
-          <w:tcPr>
-            <w:tcW w:w="1716" w:type="dxa"/>
-            <w:tcBorders>
-              <w:top w:val="double" w:sz="6" w:space="0" w:color="000000"/>
-              <w:left w:val="double" w:sz="6" w:space="0" w:color="000000"/>
-              <w:bottom w:val="double" w:sz="6" w:space="0" w:color="000000"/>
-              <w:right w:val="double" w:sz="6" w:space="0" w:color="000000"/>
-            </w:tcBorders>
-          </w:tcPr>
-          <w:p>
-            <w:pPr>
-              <w:pStyle w:val="TableParagraph"/>
-              <w:spacing w:before="127"/>
-              <w:rPr>
-                <w:b/>
-              </w:rPr>
-            </w:pPr>
-          </w:p>
-          <w:p>
-            <w:pPr>
-              <w:pStyle w:val="TableParagraph"/>
-              <w:spacing w:before="0"/>
-              <w:ind w:right="170"/>
-              <w:jc w:val="center"/>
-            </w:pPr>
-            <w:r>
-              <w:rPr>
-                <w:spacing w:val="-2"/>
-              </w:rPr>
-              <w:t>Omnisciencia</w:t>
-            </w:r>
-          </w:p>
-        </w:tc>
-        <w:tc>
-          <w:tcPr>
-            <w:tcW w:w="5613" w:type="dxa"/>
-            <w:tcBorders>
-              <w:top w:val="double" w:sz="6" w:space="0" w:color="000000"/>
-              <w:left w:val="double" w:sz="6" w:space="0" w:color="000000"/>
-              <w:bottom w:val="double" w:sz="6" w:space="0" w:color="000000"/>
-            </w:tcBorders>
-          </w:tcPr>
-          <w:p>
-            <w:pPr>
-              <w:pStyle w:val="TableParagraph"/>
-              <w:spacing w:line="290" w:lineRule="auto"/>
-              <w:ind w:left="15" w:right="79"/>
-            </w:pPr>
-            <w:r>
-              <w:rPr>
-                <w:spacing w:val="-4"/>
-              </w:rPr>
-              <w:t>Para</w:t>
-            </w:r>
-            <w:r>
-              <w:rPr>
-                <w:spacing w:val="-20"/>
-              </w:rPr>
-              <w:t xml:space="preserve"> </w:t>
-            </w:r>
-            <w:r>
-              <w:rPr>
-                <w:spacing w:val="-4"/>
-              </w:rPr>
-              <w:t>encontrar</w:t>
-            </w:r>
-            <w:r>
-              <w:rPr>
-                <w:spacing w:val="-17"/>
-              </w:rPr>
-              <w:t xml:space="preserve"> </w:t>
-            </w:r>
-            <w:r>
-              <w:rPr>
-                <w:spacing w:val="-4"/>
-              </w:rPr>
-              <w:t>un</w:t>
-            </w:r>
-            <w:r>
-              <w:rPr>
-                <w:spacing w:val="-20"/>
-              </w:rPr>
-              <w:t xml:space="preserve"> </w:t>
-            </w:r>
-            <w:r>
-              <w:rPr>
-                <w:spacing w:val="-4"/>
-              </w:rPr>
-              <w:t>valor</w:t>
-            </w:r>
-            <w:r>
-              <w:rPr>
-                <w:spacing w:val="-18"/>
-              </w:rPr>
-              <w:t xml:space="preserve"> </w:t>
-            </w:r>
-            <w:r>
-              <w:rPr>
-                <w:spacing w:val="-4"/>
-              </w:rPr>
-              <w:t>instantáneamente</w:t>
-            </w:r>
-            <w:r>
-              <w:rPr>
-                <w:spacing w:val="-19"/>
-              </w:rPr>
-              <w:t xml:space="preserve"> </w:t>
-            </w:r>
-            <w:r>
-              <w:rPr>
-                <w:spacing w:val="-4"/>
-              </w:rPr>
-              <w:t xml:space="preserve">usando </w:t>
-            </w:r>
-            <w:r>
-              <w:t>una</w:t>
-            </w:r>
-            <w:r>
-              <w:rPr>
-                <w:spacing w:val="-18"/>
-              </w:rPr>
-              <w:t xml:space="preserve"> </w:t>
-            </w:r>
-            <w:r>
-              <w:t>clave.</w:t>
-            </w:r>
-          </w:p>
-        </w:tc>
-      </w:tr>
-      <w:tr>
-        <w:trPr>
-          <w:trHeight w:val="1333"/>
-        </w:trPr>
-        <w:tc>
-          <w:tcPr>
-            <w:tcW w:w="1597" w:type="dxa"/>
-            <w:tcBorders>
-              <w:top w:val="double" w:sz="6" w:space="0" w:color="000000"/>
-              <w:bottom w:val="double" w:sz="6" w:space="0" w:color="000000"/>
-              <w:right w:val="double" w:sz="6" w:space="0" w:color="000000"/>
-            </w:tcBorders>
-          </w:tcPr>
-          <w:p>
-            <w:pPr>
-              <w:pStyle w:val="TableParagraph"/>
-              <w:spacing w:before="113"/>
-              <w:rPr>
-                <w:b/>
-              </w:rPr>
-            </w:pPr>
-          </w:p>
-          <w:p>
-            <w:pPr>
-              <w:pStyle w:val="TableParagraph"/>
-              <w:spacing w:before="0"/>
-              <w:ind w:left="3" w:right="173"/>
-              <w:jc w:val="center"/>
-              <w:rPr>
-                <w:b/>
-              </w:rPr>
-            </w:pPr>
-            <w:proofErr w:type="spellStart"/>
-            <w:r>
-              <w:rPr>
-                <w:b/>
-                <w:spacing w:val="-2"/>
-              </w:rPr>
-              <w:t>Deque</w:t>
-            </w:r>
-            <w:proofErr w:type="spellEnd"/>
-          </w:p>
-        </w:tc>
-        <w:tc>
-          <w:tcPr>
-            <w:tcW w:w="1716" w:type="dxa"/>
-            <w:tcBorders>
-              <w:top w:val="double" w:sz="6" w:space="0" w:color="000000"/>
-              <w:left w:val="double" w:sz="6" w:space="0" w:color="000000"/>
-              <w:bottom w:val="double" w:sz="6" w:space="0" w:color="000000"/>
-              <w:right w:val="double" w:sz="6" w:space="0" w:color="000000"/>
-            </w:tcBorders>
-          </w:tcPr>
-          <w:p>
-            <w:pPr>
-              <w:pStyle w:val="TableParagraph"/>
-              <w:spacing w:before="127"/>
-              <w:rPr>
-                <w:b/>
-              </w:rPr>
-            </w:pPr>
-          </w:p>
-          <w:p>
-            <w:pPr>
-              <w:pStyle w:val="TableParagraph"/>
-              <w:spacing w:before="1"/>
-              <w:ind w:right="167"/>
-              <w:jc w:val="center"/>
-            </w:pPr>
-            <w:r>
-              <w:rPr>
-                <w:spacing w:val="-2"/>
-              </w:rPr>
-              <w:t>Fluidez</w:t>
-            </w:r>
-          </w:p>
-        </w:tc>
-        <w:tc>
-          <w:tcPr>
-            <w:tcW w:w="5613" w:type="dxa"/>
-            <w:tcBorders>
-              <w:top w:val="double" w:sz="6" w:space="0" w:color="000000"/>
-              <w:left w:val="double" w:sz="6" w:space="0" w:color="000000"/>
-              <w:bottom w:val="double" w:sz="6" w:space="0" w:color="000000"/>
-            </w:tcBorders>
-          </w:tcPr>
-          <w:p>
-            <w:pPr>
-              <w:pStyle w:val="TableParagraph"/>
-              <w:spacing w:before="247" w:line="292" w:lineRule="auto"/>
-              <w:ind w:left="15"/>
-            </w:pPr>
-            <w:r>
-              <w:rPr>
-                <w:spacing w:val="-2"/>
-              </w:rPr>
-              <w:t>Cuando</w:t>
-            </w:r>
-            <w:r>
-              <w:rPr>
-                <w:spacing w:val="-22"/>
-              </w:rPr>
-              <w:t xml:space="preserve"> </w:t>
-            </w:r>
-            <w:r>
-              <w:rPr>
-                <w:spacing w:val="-2"/>
-              </w:rPr>
-              <w:t>necesitas</w:t>
-            </w:r>
-            <w:r>
-              <w:rPr>
-                <w:spacing w:val="-22"/>
-              </w:rPr>
-              <w:t xml:space="preserve"> </w:t>
-            </w:r>
-            <w:r>
-              <w:rPr>
-                <w:spacing w:val="-2"/>
-              </w:rPr>
-              <w:t>añadir/quitar</w:t>
-            </w:r>
-            <w:r>
-              <w:rPr>
-                <w:spacing w:val="-25"/>
-              </w:rPr>
-              <w:t xml:space="preserve"> </w:t>
-            </w:r>
-            <w:r>
-              <w:rPr>
-                <w:spacing w:val="-2"/>
-              </w:rPr>
-              <w:t>por</w:t>
-            </w:r>
-            <w:r>
-              <w:rPr>
-                <w:spacing w:val="-22"/>
-              </w:rPr>
-              <w:t xml:space="preserve"> </w:t>
-            </w:r>
-            <w:r>
-              <w:rPr>
-                <w:spacing w:val="-2"/>
-              </w:rPr>
-              <w:t>ambos</w:t>
-            </w:r>
-            <w:r>
-              <w:rPr>
-                <w:spacing w:val="-23"/>
-              </w:rPr>
-              <w:t xml:space="preserve"> </w:t>
-            </w:r>
-            <w:r>
-              <w:rPr>
-                <w:spacing w:val="-2"/>
-              </w:rPr>
-              <w:t>lados (colas/pilas).</w:t>
-            </w:r>
-          </w:p>
-        </w:tc>
-      </w:tr>
-      <w:tr>
-        <w:trPr>
-          <w:trHeight w:val="985"/>
-        </w:trPr>
-        <w:tc>
-          <w:tcPr>
-            <w:tcW w:w="1597" w:type="dxa"/>
-            <w:tcBorders>
-              <w:top w:val="double" w:sz="6" w:space="0" w:color="000000"/>
-              <w:right w:val="double" w:sz="6" w:space="0" w:color="000000"/>
-            </w:tcBorders>
-          </w:tcPr>
-          <w:p>
-            <w:pPr>
-              <w:pStyle w:val="TableParagraph"/>
-              <w:spacing w:before="234"/>
-              <w:ind w:right="173"/>
-              <w:jc w:val="center"/>
-              <w:rPr>
-                <w:b/>
-              </w:rPr>
-            </w:pPr>
-            <w:r>
-              <w:rPr>
-                <w:b/>
-                <w:w w:val="70"/>
-              </w:rPr>
-              <w:t>[]</w:t>
-            </w:r>
-            <w:r>
-              <w:rPr>
-                <w:b/>
-                <w:spacing w:val="-6"/>
-                <w:w w:val="90"/>
-              </w:rPr>
-              <w:t xml:space="preserve"> </w:t>
-            </w:r>
-            <w:r>
-              <w:rPr>
-                <w:b/>
-                <w:spacing w:val="-2"/>
-                <w:w w:val="90"/>
-              </w:rPr>
-              <w:t>(Array)</w:t>
-            </w:r>
-          </w:p>
-        </w:tc>
-        <w:tc>
-          <w:tcPr>
-            <w:tcW w:w="1716" w:type="dxa"/>
-            <w:tcBorders>
-              <w:top w:val="double" w:sz="6" w:space="0" w:color="000000"/>
-              <w:left w:val="double" w:sz="6" w:space="0" w:color="000000"/>
-              <w:right w:val="double" w:sz="6" w:space="0" w:color="000000"/>
-            </w:tcBorders>
-          </w:tcPr>
-          <w:p>
-            <w:pPr>
-              <w:pStyle w:val="TableParagraph"/>
-              <w:ind w:right="168"/>
-              <w:jc w:val="center"/>
-            </w:pPr>
-            <w:r>
-              <w:rPr>
-                <w:spacing w:val="-2"/>
-              </w:rPr>
-              <w:t>Estabilidad</w:t>
-            </w:r>
-          </w:p>
-        </w:tc>
-        <w:tc>
-          <w:tcPr>
-            <w:tcW w:w="5613" w:type="dxa"/>
-            <w:tcBorders>
-              <w:top w:val="double" w:sz="6" w:space="0" w:color="000000"/>
-              <w:left w:val="double" w:sz="6" w:space="0" w:color="000000"/>
-            </w:tcBorders>
-          </w:tcPr>
-          <w:p>
-            <w:pPr>
-              <w:pStyle w:val="TableParagraph"/>
-              <w:ind w:left="15"/>
-            </w:pPr>
-            <w:r>
-              <w:rPr>
-                <w:spacing w:val="-2"/>
-              </w:rPr>
-              <w:t>Cuando</w:t>
-            </w:r>
-            <w:r>
-              <w:rPr>
-                <w:spacing w:val="-21"/>
-              </w:rPr>
-              <w:t xml:space="preserve"> </w:t>
-            </w:r>
-            <w:r>
-              <w:rPr>
-                <w:spacing w:val="-2"/>
-              </w:rPr>
-              <w:t>el</w:t>
-            </w:r>
-            <w:r>
-              <w:rPr>
-                <w:spacing w:val="-19"/>
-              </w:rPr>
-              <w:t xml:space="preserve"> </w:t>
-            </w:r>
-            <w:r>
-              <w:rPr>
-                <w:spacing w:val="-2"/>
-              </w:rPr>
-              <w:t>tamaño</w:t>
-            </w:r>
-            <w:r>
-              <w:rPr>
-                <w:spacing w:val="-18"/>
-              </w:rPr>
-              <w:t xml:space="preserve"> </w:t>
-            </w:r>
-            <w:r>
-              <w:rPr>
-                <w:spacing w:val="-2"/>
-              </w:rPr>
-              <w:t>es</w:t>
-            </w:r>
-            <w:r>
-              <w:rPr>
-                <w:spacing w:val="-18"/>
-              </w:rPr>
-              <w:t xml:space="preserve"> </w:t>
-            </w:r>
-            <w:r>
-              <w:rPr>
-                <w:spacing w:val="-2"/>
-              </w:rPr>
-              <w:t>sagrado</w:t>
-            </w:r>
-            <w:r>
-              <w:rPr>
-                <w:spacing w:val="-18"/>
-              </w:rPr>
-              <w:t xml:space="preserve"> </w:t>
-            </w:r>
-            <w:r>
-              <w:rPr>
-                <w:spacing w:val="-2"/>
-              </w:rPr>
-              <w:t>y</w:t>
-            </w:r>
-            <w:r>
-              <w:rPr>
-                <w:spacing w:val="-19"/>
-              </w:rPr>
-              <w:t xml:space="preserve"> </w:t>
-            </w:r>
-            <w:r>
-              <w:rPr>
-                <w:spacing w:val="-2"/>
-              </w:rPr>
-              <w:t>la</w:t>
-            </w:r>
-            <w:r>
-              <w:rPr>
-                <w:spacing w:val="-20"/>
-              </w:rPr>
-              <w:t xml:space="preserve"> </w:t>
-            </w:r>
-            <w:r>
-              <w:rPr>
-                <w:spacing w:val="-2"/>
-              </w:rPr>
-              <w:t>memoria</w:t>
-            </w:r>
-            <w:r>
-              <w:rPr>
-                <w:spacing w:val="-20"/>
-              </w:rPr>
-              <w:t xml:space="preserve"> </w:t>
-            </w:r>
-            <w:r>
-              <w:rPr>
-                <w:spacing w:val="-2"/>
-              </w:rPr>
-              <w:t>es</w:t>
-            </w:r>
-            <w:r>
-              <w:rPr>
-                <w:spacing w:val="-17"/>
-              </w:rPr>
-              <w:t xml:space="preserve"> </w:t>
-            </w:r>
-            <w:r>
-              <w:rPr>
-                <w:spacing w:val="-2"/>
-              </w:rPr>
-              <w:t>poca.</w:t>
-            </w:r>
-          </w:p>
-        </w:tc>
-      </w:tr>
-    </w:tbl>
     <w:p/>
     <w:sectPr>
       <w:type w:val="continuous"/>
@@ -14005,7 +13662,7 @@
               <v:stroke joinstyle="miter"/>
               <v:path gradientshapeok="t" o:connecttype="rect"/>
             </v:shapetype>
-            <v:shape id="Textbox 1" o:spid="_x0000_s1037" type="#_x0000_t202" style="position:absolute;margin-left:543.95pt;margin-top:723.9pt;width:14.5pt;height:19.15pt;z-index:-16070656;visibility:visible;mso-wrap-style:square;mso-wrap-distance-left:0;mso-wrap-distance-top:0;mso-wrap-distance-right:0;mso-wrap-distance-bottom:0;mso-position-horizontal:absolute;mso-position-horizontal-relative:page;mso-position-vertical:absolute;mso-position-vertical-relative:page;v-text-anchor:top" o:gfxdata="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" filled="f" stroked="f">
+            <v:shape id="Textbox 1" o:spid="_x0000_s1038" type="#_x0000_t202" style="position:absolute;margin-left:543.95pt;margin-top:723.9pt;width:14.5pt;height:19.15pt;z-index:-16070656;visibility:visible;mso-wrap-style:square;mso-wrap-distance-left:0;mso-wrap-distance-top:0;mso-wrap-distance-right:0;mso-wrap-distance-bottom:0;mso-position-horizontal:absolute;mso-position-horizontal-relative:page;mso-position-vertical:absolute;mso-position-vertical-relative:page;v-text-anchor:top" o:gfxdata="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" filled="f" stroked="f">
               <v:textbox inset="0,0,0,0">
                 <w:txbxContent>
                   <w:p>
@@ -14087,7 +13744,7 @@
       <mc:AlternateContent>
         <mc:Choice Requires="wps">
           <w:drawing>
-            <wp:anchor distT="0" distB="0" distL="0" distR="0" simplePos="0" relativeHeight="251657216" behindDoc="1" locked="0" layoutInCell="1" allowOverlap="1" wp14:anchorId="7F3710B3" wp14:editId="7E88B01D">
+            <wp:anchor distT="0" distB="0" distL="0" distR="0" simplePos="0" relativeHeight="251656192" behindDoc="1" locked="0" layoutInCell="1" allowOverlap="1" wp14:anchorId="7F3710B3" wp14:editId="7E88B01D">
               <wp:simplePos x="0" y="0"/>
               <wp:positionH relativeFrom="page">
                 <wp:posOffset>1098067</wp:posOffset>
@@ -14167,7 +13824,7 @@
         </mc:Choice>
         <mc:Fallback>
           <w:pict>
-            <v:shape w14:anchorId="26BD7E26" id="Graphic 4" o:spid="_x0000_s1026" style="position:absolute;margin-left:86.45pt;margin-top:719.75pt;width:476.5pt;height:25.2pt;z-index:-251659264;visibility:visible;mso-wrap-style:square;mso-wrap-distance-left:0;mso-wrap-distance-top:0;mso-wrap-distance-right:0;mso-wrap-distance-bottom:0;mso-position-horizontal:absolute;mso-position-horizontal-relative:page;mso-position-vertical:absolute;mso-position-vertical-relative:page;v-text-anchor:top" coordsize="6051550,320040" o:gfxdata="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" path="m6051397,l5594197,,,12,,18605r5594197,l5594197,320040r457200,l6051397,xe" fillcolor="black" stroked="f">
+            <v:shape w14:anchorId="49B29794" id="Graphic 4" o:spid="_x0000_s1026" style="position:absolute;margin-left:86.45pt;margin-top:719.75pt;width:476.5pt;height:25.2pt;z-index:-251660288;visibility:visible;mso-wrap-style:square;mso-wrap-distance-left:0;mso-wrap-distance-top:0;mso-wrap-distance-right:0;mso-wrap-distance-bottom:0;mso-position-horizontal:absolute;mso-position-horizontal-relative:page;mso-position-vertical:absolute;mso-position-vertical-relative:page;v-text-anchor:top" coordsize="6051550,320040" o:gfxdata="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" path="m6051397,l5594197,,,12,,18605r5594197,l5594197,320040r457200,l6051397,xe" fillcolor="black" stroked="f">
               <v:path arrowok="t"/>
               <w10:wrap anchorx="page" anchory="page"/>
             </v:shape>
@@ -14183,7 +13840,7 @@
       <mc:AlternateContent>
         <mc:Choice Requires="wps">
           <w:drawing>
-            <wp:anchor distT="0" distB="0" distL="0" distR="0" simplePos="0" relativeHeight="251659264" behindDoc="1" locked="0" layoutInCell="1" allowOverlap="1" wp14:anchorId="5CD949EF" wp14:editId="16F64A57">
+            <wp:anchor distT="0" distB="0" distL="0" distR="0" simplePos="0" relativeHeight="251658240" behindDoc="1" locked="0" layoutInCell="1" allowOverlap="1" wp14:anchorId="5CD949EF" wp14:editId="16F64A57">
               <wp:simplePos x="0" y="0"/>
               <wp:positionH relativeFrom="page">
                 <wp:posOffset>6837680</wp:posOffset>
@@ -14281,7 +13938,7 @@
               <v:stroke joinstyle="miter"/>
               <v:path gradientshapeok="t" o:connecttype="rect"/>
             </v:shapetype>
-            <v:shape id="Textbox 5" o:spid="_x0000_s1038" type="#_x0000_t202" style="position:absolute;margin-left:538.4pt;margin-top:723.9pt;width:19.9pt;height:19.15pt;z-index:-251657216;visibility:visible;mso-wrap-style:square;mso-wrap-distance-left:0;mso-wrap-distance-top:0;mso-wrap-distance-right:0;mso-wrap-distance-bottom:0;mso-position-horizontal:absolute;mso-position-horizontal-relative:page;mso-position-vertical:absolute;mso-position-vertical-relative:page;v-text-anchor:top" o:gfxdata="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" filled="f" stroked="f">
+            <v:shape id="Textbox 5" o:spid="_x0000_s1039" type="#_x0000_t202" style="position:absolute;margin-left:538.4pt;margin-top:723.9pt;width:19.9pt;height:19.15pt;z-index:-251658240;visibility:visible;mso-wrap-style:square;mso-wrap-distance-left:0;mso-wrap-distance-top:0;mso-wrap-distance-right:0;mso-wrap-distance-bottom:0;mso-position-horizontal:absolute;mso-position-horizontal-relative:page;mso-position-vertical:absolute;mso-position-vertical-relative:page;v-text-anchor:top" o:gfxdata="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" filled="f" stroked="f">
               <v:textbox inset="0,0,0,0">
                 <w:txbxContent>
                   <w:p>
@@ -14809,6 +14466,130 @@
     </w:lvl>
   </w:abstractNum>
   <w:abstractNum w:abstractNumId="4" w15:restartNumberingAfterBreak="0">
+    <w:nsid w:val="1520204F"/>
+    <w:multiLevelType w:val="hybridMultilevel"/>
+    <w:tmpl w:val="35DE1196"/>
+    <w:lvl w:ilvl="0" w:tplc="04090005">
+      <w:start w:val="1"/>
+      <w:numFmt w:val="bullet"/>
+      <w:lvlText w:val=""/>
+      <w:lvlJc w:val="left"/>
+      <w:pPr>
+        <w:ind w:left="1342" w:hanging="360"/>
+      </w:pPr>
+      <w:rPr>
+        <w:rFonts w:ascii="Wingdings" w:hAnsi="Wingdings" w:hint="default"/>
+        <w:spacing w:val="0"/>
+        <w:w w:val="99"/>
+        <w:lang w:val="es-ES" w:eastAsia="en-US" w:bidi="ar-SA"/>
+      </w:rPr>
+    </w:lvl>
+    <w:lvl w:ilvl="1" w:tplc="FFFFFFFF">
+      <w:numFmt w:val="bullet"/>
+      <w:lvlText w:val=""/>
+      <w:lvlJc w:val="left"/>
+      <w:pPr>
+        <w:ind w:left="1702" w:hanging="360"/>
+      </w:pPr>
+      <w:rPr>
+        <w:rFonts w:ascii="Wingdings" w:eastAsia="Wingdings" w:hAnsi="Wingdings" w:cs="Wingdings" w:hint="default"/>
+        <w:b w:val="0"/>
+        <w:bCs w:val="0"/>
+        <w:i w:val="0"/>
+        <w:iCs w:val="0"/>
+        <w:spacing w:val="0"/>
+        <w:w w:val="100"/>
+        <w:sz w:val="24"/>
+        <w:szCs w:val="24"/>
+        <w:lang w:val="es-ES" w:eastAsia="en-US" w:bidi="ar-SA"/>
+      </w:rPr>
+    </w:lvl>
+    <w:lvl w:ilvl="2" w:tplc="FFFFFFFF">
+      <w:numFmt w:val="bullet"/>
+      <w:lvlText w:val="•"/>
+      <w:lvlJc w:val="left"/>
+      <w:pPr>
+        <w:ind w:left="2671" w:hanging="360"/>
+      </w:pPr>
+      <w:rPr>
+        <w:rFonts w:hint="default"/>
+        <w:lang w:val="es-ES" w:eastAsia="en-US" w:bidi="ar-SA"/>
+      </w:rPr>
+    </w:lvl>
+    <w:lvl w:ilvl="3" w:tplc="FFFFFFFF">
+      <w:numFmt w:val="bullet"/>
+      <w:lvlText w:val="•"/>
+      <w:lvlJc w:val="left"/>
+      <w:pPr>
+        <w:ind w:left="3642" w:hanging="360"/>
+      </w:pPr>
+      <w:rPr>
+        <w:rFonts w:hint="default"/>
+        <w:lang w:val="es-ES" w:eastAsia="en-US" w:bidi="ar-SA"/>
+      </w:rPr>
+    </w:lvl>
+    <w:lvl w:ilvl="4" w:tplc="FFFFFFFF">
+      <w:numFmt w:val="bullet"/>
+      <w:lvlText w:val="•"/>
+      <w:lvlJc w:val="left"/>
+      <w:pPr>
+        <w:ind w:left="4613" w:hanging="360"/>
+      </w:pPr>
+      <w:rPr>
+        <w:rFonts w:hint="default"/>
+        <w:lang w:val="es-ES" w:eastAsia="en-US" w:bidi="ar-SA"/>
+      </w:rPr>
+    </w:lvl>
+    <w:lvl w:ilvl="5" w:tplc="FFFFFFFF">
+      <w:numFmt w:val="bullet"/>
+      <w:lvlText w:val="•"/>
+      <w:lvlJc w:val="left"/>
+      <w:pPr>
+        <w:ind w:left="5584" w:hanging="360"/>
+      </w:pPr>
+      <w:rPr>
+        <w:rFonts w:hint="default"/>
+        <w:lang w:val="es-ES" w:eastAsia="en-US" w:bidi="ar-SA"/>
+      </w:rPr>
+    </w:lvl>
+    <w:lvl w:ilvl="6" w:tplc="FFFFFFFF">
+      <w:numFmt w:val="bullet"/>
+      <w:lvlText w:val="•"/>
+      <w:lvlJc w:val="left"/>
+      <w:pPr>
+        <w:ind w:left="6555" w:hanging="360"/>
+      </w:pPr>
+      <w:rPr>
+        <w:rFonts w:hint="default"/>
+        <w:lang w:val="es-ES" w:eastAsia="en-US" w:bidi="ar-SA"/>
+      </w:rPr>
+    </w:lvl>
+    <w:lvl w:ilvl="7" w:tplc="FFFFFFFF">
+      <w:numFmt w:val="bullet"/>
+      <w:lvlText w:val="•"/>
+      <w:lvlJc w:val="left"/>
+      <w:pPr>
+        <w:ind w:left="7526" w:hanging="360"/>
+      </w:pPr>
+      <w:rPr>
+        <w:rFonts w:hint="default"/>
+        <w:lang w:val="es-ES" w:eastAsia="en-US" w:bidi="ar-SA"/>
+      </w:rPr>
+    </w:lvl>
+    <w:lvl w:ilvl="8" w:tplc="FFFFFFFF">
+      <w:numFmt w:val="bullet"/>
+      <w:lvlText w:val="•"/>
+      <w:lvlJc w:val="left"/>
+      <w:pPr>
+        <w:ind w:left="8497" w:hanging="360"/>
+      </w:pPr>
+      <w:rPr>
+        <w:rFonts w:hint="default"/>
+        <w:lang w:val="es-ES" w:eastAsia="en-US" w:bidi="ar-SA"/>
+      </w:rPr>
+    </w:lvl>
+  </w:abstractNum>
+  <w:abstractNum w:abstractNumId="5" w15:restartNumberingAfterBreak="0">
     <w:nsid w:val="16FA36DE"/>
     <w:multiLevelType w:val="hybridMultilevel"/>
     <w:tmpl w:val="630C3A36"/>
@@ -14894,7 +14675,7 @@
       </w:pPr>
     </w:lvl>
   </w:abstractNum>
-  <w:abstractNum w:abstractNumId="5" w15:restartNumberingAfterBreak="0">
+  <w:abstractNum w:abstractNumId="6" w15:restartNumberingAfterBreak="0">
     <w:nsid w:val="1A155CB2"/>
     <w:multiLevelType w:val="hybridMultilevel"/>
     <w:tmpl w:val="CD0CC9CE"/>
@@ -14980,7 +14761,7 @@
       </w:pPr>
     </w:lvl>
   </w:abstractNum>
-  <w:abstractNum w:abstractNumId="6" w15:restartNumberingAfterBreak="0">
+  <w:abstractNum w:abstractNumId="7" w15:restartNumberingAfterBreak="0">
     <w:nsid w:val="262F0258"/>
     <w:multiLevelType w:val="hybridMultilevel"/>
     <w:tmpl w:val="93A0F5D6"/>
@@ -15110,7 +14891,7 @@
       </w:rPr>
     </w:lvl>
   </w:abstractNum>
-  <w:abstractNum w:abstractNumId="7" w15:restartNumberingAfterBreak="0">
+  <w:abstractNum w:abstractNumId="8" w15:restartNumberingAfterBreak="0">
     <w:nsid w:val="332315B1"/>
     <w:multiLevelType w:val="hybridMultilevel"/>
     <w:tmpl w:val="81681AB6"/>
@@ -15196,7 +14977,7 @@
       </w:pPr>
     </w:lvl>
   </w:abstractNum>
-  <w:abstractNum w:abstractNumId="8" w15:restartNumberingAfterBreak="0">
+  <w:abstractNum w:abstractNumId="9" w15:restartNumberingAfterBreak="0">
     <w:nsid w:val="3F5735EE"/>
     <w:multiLevelType w:val="hybridMultilevel"/>
     <w:tmpl w:val="60262610"/>
@@ -15317,7 +15098,7 @@
       </w:rPr>
     </w:lvl>
   </w:abstractNum>
-  <w:abstractNum w:abstractNumId="9" w15:restartNumberingAfterBreak="0">
+  <w:abstractNum w:abstractNumId="10" w15:restartNumberingAfterBreak="0">
     <w:nsid w:val="45760E59"/>
     <w:multiLevelType w:val="hybridMultilevel"/>
     <w:tmpl w:val="34E8F56E"/>
@@ -15439,7 +15220,7 @@
       </w:rPr>
     </w:lvl>
   </w:abstractNum>
-  <w:abstractNum w:abstractNumId="10" w15:restartNumberingAfterBreak="0">
+  <w:abstractNum w:abstractNumId="11" w15:restartNumberingAfterBreak="0">
     <w:nsid w:val="4FCC1037"/>
     <w:multiLevelType w:val="hybridMultilevel"/>
     <w:tmpl w:val="630C3A36"/>
@@ -15525,7 +15306,7 @@
       </w:pPr>
     </w:lvl>
   </w:abstractNum>
-  <w:abstractNum w:abstractNumId="11" w15:restartNumberingAfterBreak="0">
+  <w:abstractNum w:abstractNumId="12" w15:restartNumberingAfterBreak="0">
     <w:nsid w:val="509949AD"/>
     <w:multiLevelType w:val="hybridMultilevel"/>
     <w:tmpl w:val="869A34F6"/>
@@ -15647,7 +15428,120 @@
       </w:rPr>
     </w:lvl>
   </w:abstractNum>
-  <w:abstractNum w:abstractNumId="12" w15:restartNumberingAfterBreak="0">
+  <w:abstractNum w:abstractNumId="13" w15:restartNumberingAfterBreak="0">
+    <w:nsid w:val="51532487"/>
+    <w:multiLevelType w:val="hybridMultilevel"/>
+    <w:tmpl w:val="091A9E32"/>
+    <w:lvl w:ilvl="0" w:tplc="04090001">
+      <w:start w:val="1"/>
+      <w:numFmt w:val="bullet"/>
+      <w:lvlText w:val=""/>
+      <w:lvlJc w:val="left"/>
+      <w:pPr>
+        <w:ind w:left="1440" w:hanging="360"/>
+      </w:pPr>
+      <w:rPr>
+        <w:rFonts w:ascii="Symbol" w:hAnsi="Symbol" w:hint="default"/>
+      </w:rPr>
+    </w:lvl>
+    <w:lvl w:ilvl="1" w:tplc="04090003" w:tentative="1">
+      <w:start w:val="1"/>
+      <w:numFmt w:val="bullet"/>
+      <w:lvlText w:val="o"/>
+      <w:lvlJc w:val="left"/>
+      <w:pPr>
+        <w:ind w:left="2160" w:hanging="360"/>
+      </w:pPr>
+      <w:rPr>
+        <w:rFonts w:ascii="Courier New" w:hAnsi="Courier New" w:cs="Courier New" w:hint="default"/>
+      </w:rPr>
+    </w:lvl>
+    <w:lvl w:ilvl="2" w:tplc="04090005" w:tentative="1">
+      <w:start w:val="1"/>
+      <w:numFmt w:val="bullet"/>
+      <w:lvlText w:val=""/>
+      <w:lvlJc w:val="left"/>
+      <w:pPr>
+        <w:ind w:left="2880" w:hanging="360"/>
+      </w:pPr>
+      <w:rPr>
+        <w:rFonts w:ascii="Wingdings" w:hAnsi="Wingdings" w:hint="default"/>
+      </w:rPr>
+    </w:lvl>
+    <w:lvl w:ilvl="3" w:tplc="04090001" w:tentative="1">
+      <w:start w:val="1"/>
+      <w:numFmt w:val="bullet"/>
+      <w:lvlText w:val=""/>
+      <w:lvlJc w:val="left"/>
+      <w:pPr>
+        <w:ind w:left="3600" w:hanging="360"/>
+      </w:pPr>
+      <w:rPr>
+        <w:rFonts w:ascii="Symbol" w:hAnsi="Symbol" w:hint="default"/>
+      </w:rPr>
+    </w:lvl>
+    <w:lvl w:ilvl="4" w:tplc="04090003" w:tentative="1">
+      <w:start w:val="1"/>
+      <w:numFmt w:val="bullet"/>
+      <w:lvlText w:val="o"/>
+      <w:lvlJc w:val="left"/>
+      <w:pPr>
+        <w:ind w:left="4320" w:hanging="360"/>
+      </w:pPr>
+      <w:rPr>
+        <w:rFonts w:ascii="Courier New" w:hAnsi="Courier New" w:cs="Courier New" w:hint="default"/>
+      </w:rPr>
+    </w:lvl>
+    <w:lvl w:ilvl="5" w:tplc="04090005" w:tentative="1">
+      <w:start w:val="1"/>
+      <w:numFmt w:val="bullet"/>
+      <w:lvlText w:val=""/>
+      <w:lvlJc w:val="left"/>
+      <w:pPr>
+        <w:ind w:left="5040" w:hanging="360"/>
+      </w:pPr>
+      <w:rPr>
+        <w:rFonts w:ascii="Wingdings" w:hAnsi="Wingdings" w:hint="default"/>
+      </w:rPr>
+    </w:lvl>
+    <w:lvl w:ilvl="6" w:tplc="04090001" w:tentative="1">
+      <w:start w:val="1"/>
+      <w:numFmt w:val="bullet"/>
+      <w:lvlText w:val=""/>
+      <w:lvlJc w:val="left"/>
+      <w:pPr>
+        <w:ind w:left="5760" w:hanging="360"/>
+      </w:pPr>
+      <w:rPr>
+        <w:rFonts w:ascii="Symbol" w:hAnsi="Symbol" w:hint="default"/>
+      </w:rPr>
+    </w:lvl>
+    <w:lvl w:ilvl="7" w:tplc="04090003" w:tentative="1">
+      <w:start w:val="1"/>
+      <w:numFmt w:val="bullet"/>
+      <w:lvlText w:val="o"/>
+      <w:lvlJc w:val="left"/>
+      <w:pPr>
+        <w:ind w:left="6480" w:hanging="360"/>
+      </w:pPr>
+      <w:rPr>
+        <w:rFonts w:ascii="Courier New" w:hAnsi="Courier New" w:cs="Courier New" w:hint="default"/>
+      </w:rPr>
+    </w:lvl>
+    <w:lvl w:ilvl="8" w:tplc="04090005" w:tentative="1">
+      <w:start w:val="1"/>
+      <w:numFmt w:val="bullet"/>
+      <w:lvlText w:val=""/>
+      <w:lvlJc w:val="left"/>
+      <w:pPr>
+        <w:ind w:left="7200" w:hanging="360"/>
+      </w:pPr>
+      <w:rPr>
+        <w:rFonts w:ascii="Wingdings" w:hAnsi="Wingdings" w:hint="default"/>
+      </w:rPr>
+    </w:lvl>
+  </w:abstractNum>
+  <w:abstractNum w:abstractNumId="14" w15:restartNumberingAfterBreak="0">
     <w:nsid w:val="55E443F3"/>
     <w:multiLevelType w:val="hybridMultilevel"/>
     <w:tmpl w:val="A368740C"/>
@@ -15768,7 +15662,7 @@
       </w:rPr>
     </w:lvl>
   </w:abstractNum>
-  <w:abstractNum w:abstractNumId="13" w15:restartNumberingAfterBreak="0">
+  <w:abstractNum w:abstractNumId="15" w15:restartNumberingAfterBreak="0">
     <w:nsid w:val="587379EE"/>
     <w:multiLevelType w:val="hybridMultilevel"/>
     <w:tmpl w:val="CDD272CC"/>
@@ -15890,7 +15784,7 @@
       </w:rPr>
     </w:lvl>
   </w:abstractNum>
-  <w:abstractNum w:abstractNumId="14" w15:restartNumberingAfterBreak="0">
+  <w:abstractNum w:abstractNumId="16" w15:restartNumberingAfterBreak="0">
     <w:nsid w:val="58992AD0"/>
     <w:multiLevelType w:val="hybridMultilevel"/>
     <w:tmpl w:val="4364D14C"/>
@@ -16012,7 +15906,7 @@
       </w:rPr>
     </w:lvl>
   </w:abstractNum>
-  <w:abstractNum w:abstractNumId="15" w15:restartNumberingAfterBreak="0">
+  <w:abstractNum w:abstractNumId="17" w15:restartNumberingAfterBreak="0">
     <w:nsid w:val="65FB255D"/>
     <w:multiLevelType w:val="hybridMultilevel"/>
     <w:tmpl w:val="2FEA6B80"/>
@@ -16133,7 +16027,7 @@
       </w:rPr>
     </w:lvl>
   </w:abstractNum>
-  <w:abstractNum w:abstractNumId="16" w15:restartNumberingAfterBreak="0">
+  <w:abstractNum w:abstractNumId="18" w15:restartNumberingAfterBreak="0">
     <w:nsid w:val="69AB03C5"/>
     <w:multiLevelType w:val="hybridMultilevel"/>
     <w:tmpl w:val="8E9EAC3E"/>
@@ -16256,7 +16150,7 @@
       </w:rPr>
     </w:lvl>
   </w:abstractNum>
-  <w:abstractNum w:abstractNumId="17" w15:restartNumberingAfterBreak="0">
+  <w:abstractNum w:abstractNumId="19" w15:restartNumberingAfterBreak="0">
     <w:nsid w:val="6FA261BF"/>
     <w:multiLevelType w:val="hybridMultilevel"/>
     <w:tmpl w:val="A69E9478"/>
@@ -16345,7 +16239,7 @@
       </w:pPr>
     </w:lvl>
   </w:abstractNum>
-  <w:abstractNum w:abstractNumId="18" w15:restartNumberingAfterBreak="0">
+  <w:abstractNum w:abstractNumId="20" w15:restartNumberingAfterBreak="0">
     <w:nsid w:val="70D15007"/>
     <w:multiLevelType w:val="hybridMultilevel"/>
     <w:tmpl w:val="C7D0ECD8"/>
@@ -16467,7 +16361,7 @@
       </w:rPr>
     </w:lvl>
   </w:abstractNum>
-  <w:abstractNum w:abstractNumId="19" w15:restartNumberingAfterBreak="0">
+  <w:abstractNum w:abstractNumId="21" w15:restartNumberingAfterBreak="0">
     <w:nsid w:val="73FB41AE"/>
     <w:multiLevelType w:val="hybridMultilevel"/>
     <w:tmpl w:val="D6F62682"/>
@@ -16553,7 +16447,7 @@
       </w:pPr>
     </w:lvl>
   </w:abstractNum>
-  <w:abstractNum w:abstractNumId="20" w15:restartNumberingAfterBreak="0">
+  <w:abstractNum w:abstractNumId="22" w15:restartNumberingAfterBreak="0">
     <w:nsid w:val="75883D01"/>
     <w:multiLevelType w:val="hybridMultilevel"/>
     <w:tmpl w:val="08A4B7E4"/>
@@ -16639,7 +16533,7 @@
       </w:pPr>
     </w:lvl>
   </w:abstractNum>
-  <w:abstractNum w:abstractNumId="21" w15:restartNumberingAfterBreak="0">
+  <w:abstractNum w:abstractNumId="23" w15:restartNumberingAfterBreak="0">
     <w:nsid w:val="762008A4"/>
     <w:multiLevelType w:val="hybridMultilevel"/>
     <w:tmpl w:val="6EF299AA"/>
@@ -16760,7 +16654,7 @@
       </w:rPr>
     </w:lvl>
   </w:abstractNum>
-  <w:abstractNum w:abstractNumId="22" w15:restartNumberingAfterBreak="0">
+  <w:abstractNum w:abstractNumId="24" w15:restartNumberingAfterBreak="0">
     <w:nsid w:val="78104D44"/>
     <w:multiLevelType w:val="hybridMultilevel"/>
     <w:tmpl w:val="BAD05F3A"/>
@@ -16873,7 +16767,7 @@
       </w:rPr>
     </w:lvl>
   </w:abstractNum>
-  <w:abstractNum w:abstractNumId="23" w15:restartNumberingAfterBreak="0">
+  <w:abstractNum w:abstractNumId="25" w15:restartNumberingAfterBreak="0">
     <w:nsid w:val="7C761A78"/>
     <w:multiLevelType w:val="hybridMultilevel"/>
     <w:tmpl w:val="21981776"/>
@@ -17005,75 +16899,81 @@
     </w:lvl>
   </w:abstractNum>
   <w:num w:numId="1" w16cid:durableId="877090183">
+    <w:abstractNumId w:val="14"/>
+  </w:num>
+  <w:num w:numId="2" w16cid:durableId="475924124">
+    <w:abstractNumId w:val="10"/>
+  </w:num>
+  <w:num w:numId="3" w16cid:durableId="2012759613">
+    <w:abstractNumId w:val="16"/>
+  </w:num>
+  <w:num w:numId="4" w16cid:durableId="375391874">
+    <w:abstractNumId w:val="15"/>
+  </w:num>
+  <w:num w:numId="5" w16cid:durableId="1639528909">
+    <w:abstractNumId w:val="17"/>
+  </w:num>
+  <w:num w:numId="6" w16cid:durableId="1702585508">
     <w:abstractNumId w:val="12"/>
   </w:num>
-  <w:num w:numId="2" w16cid:durableId="475924124">
-    <w:abstractNumId w:val="9"/>
-  </w:num>
-  <w:num w:numId="3" w16cid:durableId="2012759613">
-    <w:abstractNumId w:val="14"/>
-  </w:num>
-  <w:num w:numId="4" w16cid:durableId="375391874">
-    <w:abstractNumId w:val="13"/>
-  </w:num>
-  <w:num w:numId="5" w16cid:durableId="1639528909">
-    <w:abstractNumId w:val="15"/>
-  </w:num>
-  <w:num w:numId="6" w16cid:durableId="1702585508">
-    <w:abstractNumId w:val="11"/>
-  </w:num>
   <w:num w:numId="7" w16cid:durableId="942883525">
-    <w:abstractNumId w:val="16"/>
+    <w:abstractNumId w:val="18"/>
   </w:num>
   <w:num w:numId="8" w16cid:durableId="2026899589">
-    <w:abstractNumId w:val="6"/>
+    <w:abstractNumId w:val="7"/>
   </w:num>
   <w:num w:numId="9" w16cid:durableId="950280824">
     <w:abstractNumId w:val="1"/>
   </w:num>
   <w:num w:numId="10" w16cid:durableId="775909192">
+    <w:abstractNumId w:val="25"/>
+  </w:num>
+  <w:num w:numId="11" w16cid:durableId="957681745">
     <w:abstractNumId w:val="23"/>
   </w:num>
-  <w:num w:numId="11" w16cid:durableId="957681745">
-    <w:abstractNumId w:val="21"/>
-  </w:num>
   <w:num w:numId="12" w16cid:durableId="1191380890">
-    <w:abstractNumId w:val="8"/>
+    <w:abstractNumId w:val="9"/>
   </w:num>
   <w:num w:numId="13" w16cid:durableId="665783405">
     <w:abstractNumId w:val="2"/>
   </w:num>
   <w:num w:numId="14" w16cid:durableId="1353148973">
-    <w:abstractNumId w:val="18"/>
+    <w:abstractNumId w:val="20"/>
   </w:num>
   <w:num w:numId="15" w16cid:durableId="1025666829">
     <w:abstractNumId w:val="3"/>
   </w:num>
   <w:num w:numId="16" w16cid:durableId="1752657113">
-    <w:abstractNumId w:val="5"/>
+    <w:abstractNumId w:val="6"/>
   </w:num>
   <w:num w:numId="17" w16cid:durableId="703794347">
-    <w:abstractNumId w:val="7"/>
+    <w:abstractNumId w:val="8"/>
   </w:num>
   <w:num w:numId="18" w16cid:durableId="2008820704">
+    <w:abstractNumId w:val="21"/>
+  </w:num>
+  <w:num w:numId="19" w16cid:durableId="306206851">
+    <w:abstractNumId w:val="11"/>
+  </w:num>
+  <w:num w:numId="20" w16cid:durableId="2042513559">
     <w:abstractNumId w:val="19"/>
   </w:num>
-  <w:num w:numId="19" w16cid:durableId="306206851">
-    <w:abstractNumId w:val="10"/>
-  </w:num>
-  <w:num w:numId="20" w16cid:durableId="2042513559">
-    <w:abstractNumId w:val="17"/>
-  </w:num>
   <w:num w:numId="21" w16cid:durableId="1963994991">
-    <w:abstractNumId w:val="22"/>
+    <w:abstractNumId w:val="24"/>
   </w:num>
   <w:num w:numId="22" w16cid:durableId="2117017027">
-    <w:abstractNumId w:val="20"/>
+    <w:abstractNumId w:val="22"/>
   </w:num>
   <w:num w:numId="23" w16cid:durableId="273439242">
     <w:abstractNumId w:val="0"/>
   </w:num>
   <w:num w:numId="24" w16cid:durableId="265311219">
+    <w:abstractNumId w:val="5"/>
+  </w:num>
+  <w:num w:numId="25" w16cid:durableId="190801601">
+    <w:abstractNumId w:val="13"/>
+  </w:num>
+  <w:num w:numId="26" w16cid:durableId="631524937">
     <w:abstractNumId w:val="4"/>
   </w:num>
 </w:numbering>
@@ -17479,7 +17379,7 @@
   <w:style w:type="paragraph" w:default="1" w:styleId="Normal">
     <w:name w:val="Normal"/>
     <w:qFormat/>
-    <w:rsid w:val="00471420"/>
+    <w:rsid w:val="001F2DCF"/>
     <w:rPr>
       <w:rFonts w:ascii="Aptos" w:eastAsia="Trebuchet MS" w:hAnsi="Aptos" w:cs="Trebuchet MS"/>
       <w:sz w:val="24"/>

--- a/subjects/subject_words/java04_es_subject.docx
+++ b/subjects/subject_words/java04_es_subject.docx
@@ -430,7 +430,7 @@
           </mc:Choice>
           <mc:Fallback>
             <w:pict>
-              <v:shape w14:anchorId="2772CF19" id="Graphic 3" o:spid="_x0000_s1026" style="position:absolute;margin-left:86.45pt;margin-top:20.05pt;width:476.5pt;height:25.2pt;z-index:-251655680;visibility:visible;mso-wrap-style:square;mso-wrap-distance-left:0;mso-wrap-distance-top:0;mso-wrap-distance-right:0;mso-wrap-distance-bottom:0;mso-position-horizontal:absolute;mso-position-horizontal-relative:page;mso-position-vertical:absolute;mso-position-vertical-relative:text;v-text-anchor:top" coordsize="6051550,320040" o:gfxdata="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" path="m6051397,l5594197,,,12,,18605r5594197,l5594197,320040r457200,l6051397,xe" fillcolor="black" stroked="f">
+              <v:shape w14:anchorId="35DAF45D" id="Graphic 3" o:spid="_x0000_s1026" style="position:absolute;margin-left:86.45pt;margin-top:20.05pt;width:476.5pt;height:25.2pt;z-index:-251655680;visibility:visible;mso-wrap-style:square;mso-wrap-distance-left:0;mso-wrap-distance-top:0;mso-wrap-distance-right:0;mso-wrap-distance-bottom:0;mso-position-horizontal:absolute;mso-position-horizontal-relative:page;mso-position-vertical:absolute;mso-position-vertical-relative:text;v-text-anchor:top" coordsize="6051550,320040" o:gfxdata="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" path="m6051397,l5594197,,,12,,18605r5594197,l5594197,320040r457200,l6051397,xe" fillcolor="black" stroked="f">
                 <v:path arrowok="t"/>
                 <w10:wrap type="topAndBottom" anchorx="page"/>
               </v:shape>
@@ -456,7 +456,7 @@
         </w:sectPr>
       </w:pPr>
     </w:p>
-    <w:bookmarkStart w:id="0" w:name="_Toc234303995" w:displacedByCustomXml="next"/>
+    <w:bookmarkStart w:id="0" w:name="_Toc234312449" w:displacedByCustomXml="next"/>
     <w:sdt>
       <w:sdtPr>
         <w:rPr>
@@ -513,7 +513,7 @@
           <w:r>
             <w:fldChar w:fldCharType="separate"/>
           </w:r>
-          <w:hyperlink w:anchor="_Toc234303995" w:history="1">
+          <w:hyperlink w:anchor="_Toc234312449" w:history="1">
             <w:r>
               <w:rPr>
                 <w:rStyle w:val="Hipervnculo"/>
@@ -540,7 +540,7 @@
                 <w:noProof/>
                 <w:webHidden/>
               </w:rPr>
-              <w:instrText xml:space="preserve"> PAGEREF _Toc234303995 \h </w:instrText>
+              <w:instrText xml:space="preserve"> PAGEREF _Toc234312449 \h </w:instrText>
             </w:r>
             <w:r>
               <w:rPr>
@@ -586,7 +586,7 @@
               <w14:ligatures w14:val="standardContextual"/>
             </w:rPr>
           </w:pPr>
-          <w:hyperlink w:anchor="_Toc234303996" w:history="1">
+          <w:hyperlink w:anchor="_Toc234312450" w:history="1">
             <w:r>
               <w:rPr>
                 <w:rStyle w:val="Hipervnculo"/>
@@ -630,7 +630,7 @@
                 <w:noProof/>
                 <w:webHidden/>
               </w:rPr>
-              <w:instrText xml:space="preserve"> PAGEREF _Toc234303996 \h </w:instrText>
+              <w:instrText xml:space="preserve"> PAGEREF _Toc234312450 \h </w:instrText>
             </w:r>
             <w:r>
               <w:rPr>
@@ -676,7 +676,7 @@
               <w14:ligatures w14:val="standardContextual"/>
             </w:rPr>
           </w:pPr>
-          <w:hyperlink w:anchor="_Toc234303997" w:history="1">
+          <w:hyperlink w:anchor="_Toc234312451" w:history="1">
             <w:r>
               <w:rPr>
                 <w:rStyle w:val="Hipervnculo"/>
@@ -720,7 +720,7 @@
                 <w:noProof/>
                 <w:webHidden/>
               </w:rPr>
-              <w:instrText xml:space="preserve"> PAGEREF _Toc234303997 \h </w:instrText>
+              <w:instrText xml:space="preserve"> PAGEREF _Toc234312451 \h </w:instrText>
             </w:r>
             <w:r>
               <w:rPr>
@@ -766,7 +766,7 @@
               <w14:ligatures w14:val="standardContextual"/>
             </w:rPr>
           </w:pPr>
-          <w:hyperlink w:anchor="_Toc234303998" w:history="1">
+          <w:hyperlink w:anchor="_Toc234312452" w:history="1">
             <w:r>
               <w:rPr>
                 <w:rStyle w:val="Hipervnculo"/>
@@ -810,7 +810,7 @@
                 <w:noProof/>
                 <w:webHidden/>
               </w:rPr>
-              <w:instrText xml:space="preserve"> PAGEREF _Toc234303998 \h </w:instrText>
+              <w:instrText xml:space="preserve"> PAGEREF _Toc234312452 \h </w:instrText>
             </w:r>
             <w:r>
               <w:rPr>
@@ -856,7 +856,7 @@
               <w14:ligatures w14:val="standardContextual"/>
             </w:rPr>
           </w:pPr>
-          <w:hyperlink w:anchor="_Toc234303999" w:history="1">
+          <w:hyperlink w:anchor="_Toc234312453" w:history="1">
             <w:r>
               <w:rPr>
                 <w:rStyle w:val="Hipervnculo"/>
@@ -914,7 +914,23 @@
                 <w:noProof/>
                 <w:w w:val="90"/>
               </w:rPr>
-              <w:t>El Guion de la Misión</w:t>
+              <w:t>El</w:t>
+            </w:r>
+            <w:r>
+              <w:rPr>
+                <w:rStyle w:val="Hipervnculo"/>
+                <w:noProof/>
+                <w:w w:val="90"/>
+              </w:rPr>
+              <w:t xml:space="preserve"> </w:t>
+            </w:r>
+            <w:r>
+              <w:rPr>
+                <w:rStyle w:val="Hipervnculo"/>
+                <w:noProof/>
+                <w:w w:val="90"/>
+              </w:rPr>
+              <w:t>Guion de la Misión</w:t>
             </w:r>
             <w:r>
               <w:rPr>
@@ -935,7 +951,7 @@
                 <w:noProof/>
                 <w:webHidden/>
               </w:rPr>
-              <w:instrText xml:space="preserve"> PAGEREF _Toc234303999 \h </w:instrText>
+              <w:instrText xml:space="preserve"> PAGEREF _Toc234312453 \h </w:instrText>
             </w:r>
             <w:r>
               <w:rPr>
@@ -981,7 +997,7 @@
               <w14:ligatures w14:val="standardContextual"/>
             </w:rPr>
           </w:pPr>
-          <w:hyperlink w:anchor="_Toc234304000" w:history="1">
+          <w:hyperlink w:anchor="_Toc234312454" w:history="1">
             <w:r>
               <w:rPr>
                 <w:rStyle w:val="Hipervnculo"/>
@@ -1052,7 +1068,7 @@
                 <w:noProof/>
                 <w:webHidden/>
               </w:rPr>
-              <w:instrText xml:space="preserve"> PAGEREF _Toc234304000 \h </w:instrText>
+              <w:instrText xml:space="preserve"> PAGEREF _Toc234312454 \h </w:instrText>
             </w:r>
             <w:r>
               <w:rPr>
@@ -1098,7 +1114,7 @@
               <w14:ligatures w14:val="standardContextual"/>
             </w:rPr>
           </w:pPr>
-          <w:hyperlink w:anchor="_Toc234304001" w:history="1">
+          <w:hyperlink w:anchor="_Toc234312455" w:history="1">
             <w:r>
               <w:rPr>
                 <w:rStyle w:val="Hipervnculo"/>
@@ -1177,7 +1193,7 @@
                 <w:noProof/>
                 <w:webHidden/>
               </w:rPr>
-              <w:instrText xml:space="preserve"> PAGEREF _Toc234304001 \h </w:instrText>
+              <w:instrText xml:space="preserve"> PAGEREF _Toc234312455 \h </w:instrText>
             </w:r>
             <w:r>
               <w:rPr>
@@ -1223,7 +1239,7 @@
               <w14:ligatures w14:val="standardContextual"/>
             </w:rPr>
           </w:pPr>
-          <w:hyperlink w:anchor="_Toc234304002" w:history="1">
+          <w:hyperlink w:anchor="_Toc234312456" w:history="1">
             <w:r>
               <w:rPr>
                 <w:rStyle w:val="Hipervnculo"/>
@@ -1302,7 +1318,7 @@
                 <w:noProof/>
                 <w:webHidden/>
               </w:rPr>
-              <w:instrText xml:space="preserve"> PAGEREF _Toc234304002 \h </w:instrText>
+              <w:instrText xml:space="preserve"> PAGEREF _Toc234312456 \h </w:instrText>
             </w:r>
             <w:r>
               <w:rPr>
@@ -1348,7 +1364,7 @@
               <w14:ligatures w14:val="standardContextual"/>
             </w:rPr>
           </w:pPr>
-          <w:hyperlink w:anchor="_Toc234304003" w:history="1">
+          <w:hyperlink w:anchor="_Toc234312457" w:history="1">
             <w:r>
               <w:rPr>
                 <w:rStyle w:val="Hipervnculo"/>
@@ -1419,7 +1435,7 @@
                 <w:noProof/>
                 <w:webHidden/>
               </w:rPr>
-              <w:instrText xml:space="preserve"> PAGEREF _Toc234304003 \h </w:instrText>
+              <w:instrText xml:space="preserve"> PAGEREF _Toc234312457 \h </w:instrText>
             </w:r>
             <w:r>
               <w:rPr>
@@ -1465,7 +1481,7 @@
               <w14:ligatures w14:val="standardContextual"/>
             </w:rPr>
           </w:pPr>
-          <w:hyperlink w:anchor="_Toc234304004" w:history="1">
+          <w:hyperlink w:anchor="_Toc234312458" w:history="1">
             <w:r>
               <w:rPr>
                 <w:rStyle w:val="Hipervnculo"/>
@@ -1544,7 +1560,7 @@
                 <w:noProof/>
                 <w:webHidden/>
               </w:rPr>
-              <w:instrText xml:space="preserve"> PAGEREF _Toc234304004 \h </w:instrText>
+              <w:instrText xml:space="preserve"> PAGEREF _Toc234312458 \h </w:instrText>
             </w:r>
             <w:r>
               <w:rPr>
@@ -1590,7 +1606,7 @@
               <w14:ligatures w14:val="standardContextual"/>
             </w:rPr>
           </w:pPr>
-          <w:hyperlink w:anchor="_Toc234304005" w:history="1">
+          <w:hyperlink w:anchor="_Toc234312459" w:history="1">
             <w:r>
               <w:rPr>
                 <w:rStyle w:val="Hipervnculo"/>
@@ -1652,7 +1668,7 @@
                 <w:noProof/>
                 <w:webHidden/>
               </w:rPr>
-              <w:instrText xml:space="preserve"> PAGEREF _Toc234304005 \h </w:instrText>
+              <w:instrText xml:space="preserve"> PAGEREF _Toc234312459 \h </w:instrText>
             </w:r>
             <w:r>
               <w:rPr>
@@ -1698,7 +1714,7 @@
               <w14:ligatures w14:val="standardContextual"/>
             </w:rPr>
           </w:pPr>
-          <w:hyperlink w:anchor="_Toc234304006" w:history="1">
+          <w:hyperlink w:anchor="_Toc234312460" w:history="1">
             <w:r>
               <w:rPr>
                 <w:rStyle w:val="Hipervnculo"/>
@@ -1760,7 +1776,7 @@
                 <w:noProof/>
                 <w:webHidden/>
               </w:rPr>
-              <w:instrText xml:space="preserve"> PAGEREF _Toc234304006 \h </w:instrText>
+              <w:instrText xml:space="preserve"> PAGEREF _Toc234312460 \h </w:instrText>
             </w:r>
             <w:r>
               <w:rPr>
@@ -1806,7 +1822,7 @@
               <w14:ligatures w14:val="standardContextual"/>
             </w:rPr>
           </w:pPr>
-          <w:hyperlink w:anchor="_Toc234304007" w:history="1">
+          <w:hyperlink w:anchor="_Toc234312461" w:history="1">
             <w:r>
               <w:rPr>
                 <w:rStyle w:val="Hipervnculo"/>
@@ -1868,7 +1884,7 @@
                 <w:noProof/>
                 <w:webHidden/>
               </w:rPr>
-              <w:instrText xml:space="preserve"> PAGEREF _Toc234304007 \h </w:instrText>
+              <w:instrText xml:space="preserve"> PAGEREF _Toc234312461 \h </w:instrText>
             </w:r>
             <w:r>
               <w:rPr>
@@ -1914,7 +1930,7 @@
               <w14:ligatures w14:val="standardContextual"/>
             </w:rPr>
           </w:pPr>
-          <w:hyperlink w:anchor="_Toc234304008" w:history="1">
+          <w:hyperlink w:anchor="_Toc234312462" w:history="1">
             <w:r>
               <w:rPr>
                 <w:rStyle w:val="Hipervnculo"/>
@@ -1959,7 +1975,7 @@
                 <w:noProof/>
                 <w:webHidden/>
               </w:rPr>
-              <w:instrText xml:space="preserve"> PAGEREF _Toc234304008 \h </w:instrText>
+              <w:instrText xml:space="preserve"> PAGEREF _Toc234312462 \h </w:instrText>
             </w:r>
             <w:r>
               <w:rPr>
@@ -2005,7 +2021,7 @@
               <w14:ligatures w14:val="standardContextual"/>
             </w:rPr>
           </w:pPr>
-          <w:hyperlink w:anchor="_Toc234304009" w:history="1">
+          <w:hyperlink w:anchor="_Toc234312463" w:history="1">
             <w:r>
               <w:rPr>
                 <w:rStyle w:val="Hipervnculo"/>
@@ -2050,7 +2066,7 @@
                 <w:noProof/>
                 <w:webHidden/>
               </w:rPr>
-              <w:instrText xml:space="preserve"> PAGEREF _Toc234304009 \h </w:instrText>
+              <w:instrText xml:space="preserve"> PAGEREF _Toc234312463 \h </w:instrText>
             </w:r>
             <w:r>
               <w:rPr>
@@ -2096,7 +2112,7 @@
               <w14:ligatures w14:val="standardContextual"/>
             </w:rPr>
           </w:pPr>
-          <w:hyperlink w:anchor="_Toc234304010" w:history="1">
+          <w:hyperlink w:anchor="_Toc234312464" w:history="1">
             <w:r>
               <w:rPr>
                 <w:rStyle w:val="Hipervnculo"/>
@@ -2160,7 +2176,7 @@
                 <w:noProof/>
                 <w:webHidden/>
               </w:rPr>
-              <w:instrText xml:space="preserve"> PAGEREF _Toc234304010 \h </w:instrText>
+              <w:instrText xml:space="preserve"> PAGEREF _Toc234312464 \h </w:instrText>
             </w:r>
             <w:r>
               <w:rPr>
@@ -2205,7 +2221,7 @@
               <w14:ligatures w14:val="standardContextual"/>
             </w:rPr>
           </w:pPr>
-          <w:hyperlink w:anchor="_Toc234304011" w:history="1">
+          <w:hyperlink w:anchor="_Toc234312465" w:history="1">
             <w:r>
               <w:rPr>
                 <w:rStyle w:val="Hipervnculo"/>
@@ -2232,7 +2248,7 @@
                 <w:noProof/>
                 <w:webHidden/>
               </w:rPr>
-              <w:instrText xml:space="preserve"> PAGEREF _Toc234304011 \h </w:instrText>
+              <w:instrText xml:space="preserve"> PAGEREF _Toc234312465 \h </w:instrText>
             </w:r>
             <w:r>
               <w:rPr>
@@ -2294,7 +2310,7 @@
           <w:numId w:val="17"/>
         </w:numPr>
       </w:pPr>
-      <w:bookmarkStart w:id="1" w:name="_Toc234303996"/>
+      <w:bookmarkStart w:id="1" w:name="_Toc234312450"/>
       <w:r>
         <w:lastRenderedPageBreak/>
         <w:t>El Sindicato de la Resiliencia</w:t>
@@ -3373,7 +3389,7 @@
         </w:numPr>
       </w:pPr>
       <w:bookmarkStart w:id="2" w:name="_bookmark1"/>
-      <w:bookmarkStart w:id="3" w:name="_Toc234303997"/>
+      <w:bookmarkStart w:id="3" w:name="_Toc234312451"/>
       <w:bookmarkEnd w:id="2"/>
       <w:r>
         <w:rPr>
@@ -3759,7 +3775,7 @@
         </w:numPr>
       </w:pPr>
       <w:bookmarkStart w:id="4" w:name="_bookmark2"/>
-      <w:bookmarkStart w:id="5" w:name="_Toc234303998"/>
+      <w:bookmarkStart w:id="5" w:name="_Toc234312452"/>
       <w:bookmarkEnd w:id="4"/>
       <w:r>
         <w:lastRenderedPageBreak/>
@@ -4408,7 +4424,7 @@
           </mc:Choice>
           <mc:Fallback>
             <w:pict>
-              <v:group w14:anchorId="0D2BCBA7" id="Group 15" o:spid="_x0000_s1026" style="width:442.05pt;height:1.6pt;mso-position-horizontal-relative:char;mso-position-vertical-relative:line" coordsize="56140,203" o:gfxdata="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">
+              <v:group w14:anchorId="640C72A9" id="Group 15" o:spid="_x0000_s1026" style="width:442.05pt;height:1.6pt;mso-position-horizontal-relative:char;mso-position-vertical-relative:line" coordsize="56140,203" o:gfxdata="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">
                 <v:shape id="Graphic 16" o:spid="_x0000_s1027" style="position:absolute;width:56127;height:196;visibility:visible;mso-wrap-style:square;v-text-anchor:top" coordsize="5612765,19685" o:gfxdata="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" path="m5612765,l,,,19685r5612765,l5612765,xe" fillcolor="#9f9f9f" stroked="f">
                   <v:path arrowok="t"/>
                 </v:shape>
@@ -4453,7 +4469,7 @@
         </w:numPr>
         <w:jc w:val="left"/>
       </w:pPr>
-      <w:bookmarkStart w:id="7" w:name="_Toc234303999"/>
+      <w:bookmarkStart w:id="7" w:name="_Toc234312453"/>
       <w:r>
         <w:rPr>
           <w:w w:val="90"/>
@@ -5027,7 +5043,7 @@
         <w:jc w:val="left"/>
       </w:pPr>
       <w:bookmarkStart w:id="8" w:name="_bookmark4"/>
-      <w:bookmarkStart w:id="9" w:name="_Toc234304000"/>
+      <w:bookmarkStart w:id="9" w:name="_Toc234312454"/>
       <w:bookmarkEnd w:id="8"/>
       <w:r>
         <w:rPr>
@@ -5668,7 +5684,7 @@
         <w:jc w:val="left"/>
       </w:pPr>
       <w:bookmarkStart w:id="10" w:name="_bookmark5"/>
-      <w:bookmarkStart w:id="11" w:name="_Toc234304001"/>
+      <w:bookmarkStart w:id="11" w:name="_Toc234312455"/>
       <w:bookmarkEnd w:id="10"/>
       <w:r>
         <w:rPr>
@@ -6264,7 +6280,7 @@
         <w:jc w:val="left"/>
       </w:pPr>
       <w:bookmarkStart w:id="12" w:name="_bookmark6"/>
-      <w:bookmarkStart w:id="13" w:name="_Toc234304002"/>
+      <w:bookmarkStart w:id="13" w:name="_Toc234312456"/>
       <w:bookmarkEnd w:id="12"/>
       <w:r>
         <w:rPr>
@@ -6903,7 +6919,7 @@
         <w:jc w:val="left"/>
       </w:pPr>
       <w:bookmarkStart w:id="14" w:name="_bookmark7"/>
-      <w:bookmarkStart w:id="15" w:name="_Toc234304003"/>
+      <w:bookmarkStart w:id="15" w:name="_Toc234312457"/>
       <w:bookmarkEnd w:id="14"/>
       <w:r>
         <w:rPr>
@@ -7445,7 +7461,7 @@
         <w:jc w:val="left"/>
       </w:pPr>
       <w:bookmarkStart w:id="16" w:name="_bookmark8"/>
-      <w:bookmarkStart w:id="17" w:name="_Toc234304004"/>
+      <w:bookmarkStart w:id="17" w:name="_Toc234312458"/>
       <w:bookmarkEnd w:id="16"/>
       <w:r>
         <w:rPr>
@@ -8205,7 +8221,7 @@
         <w:jc w:val="left"/>
       </w:pPr>
       <w:bookmarkStart w:id="18" w:name="_bookmark9"/>
-      <w:bookmarkStart w:id="19" w:name="_Toc234304005"/>
+      <w:bookmarkStart w:id="19" w:name="_Toc234312459"/>
       <w:bookmarkEnd w:id="18"/>
       <w:r>
         <w:rPr>
@@ -8939,7 +8955,7 @@
         <w:lastRenderedPageBreak/>
         <w:tab/>
       </w:r>
-      <w:bookmarkStart w:id="20" w:name="_Toc234304006"/>
+      <w:bookmarkStart w:id="20" w:name="_Toc234312460"/>
       <w:r>
         <w:rPr>
           <w:w w:val="90"/>
@@ -9634,7 +9650,7 @@
       <w:r>
         <w:tab/>
       </w:r>
-      <w:bookmarkStart w:id="21" w:name="_Toc234304007"/>
+      <w:bookmarkStart w:id="21" w:name="_Toc234312461"/>
       <w:r>
         <w:rPr>
           <w:w w:val="90"/>
@@ -10355,7 +10371,7 @@
         <w:lastRenderedPageBreak/>
         <w:tab/>
       </w:r>
-      <w:bookmarkStart w:id="22" w:name="_Toc234304008"/>
+      <w:bookmarkStart w:id="22" w:name="_Toc234312462"/>
       <w:proofErr w:type="gramStart"/>
       <w:r>
         <w:rPr>
@@ -10629,41 +10645,15 @@
       <w:pPr>
         <w:pStyle w:val="Sinespaciado"/>
         <w:ind w:left="982"/>
-      </w:pPr>
-      <w:r>
-        <w:t xml:space="preserve">No uses bucles </w:t>
-      </w:r>
-      <w:proofErr w:type="spellStart"/>
-      <w:r>
-        <w:t>for</w:t>
-      </w:r>
-      <w:proofErr w:type="spellEnd"/>
-      <w:r>
-        <w:t xml:space="preserve"> para agrupar manualmente. Todo </w:t>
-      </w:r>
-      <w:proofErr w:type="spellStart"/>
-      <w:r>
-        <w:t>debe</w:t>
-      </w:r>
-      <w:proofErr w:type="spellEnd"/>
-      <w:r>
-        <w:t xml:space="preserve"> </w:t>
-      </w:r>
-      <w:proofErr w:type="spellStart"/>
-      <w:r>
-        <w:t>resolverse</w:t>
-      </w:r>
-      <w:proofErr w:type="spellEnd"/>
-      <w:r>
-        <w:t xml:space="preserve"> con </w:t>
-      </w:r>
-      <w:proofErr w:type="spellStart"/>
-      <w:r>
-        <w:t>Collectors.groupingBy</w:t>
-      </w:r>
-      <w:proofErr w:type="spellEnd"/>
-      <w:r>
-        <w:t>().</w:t>
+        <w:rPr>
+          <w:lang w:val="es-ES"/>
+        </w:rPr>
+      </w:pPr>
+      <w:r>
+        <w:rPr>
+          <w:lang w:val="es-ES"/>
+        </w:rPr>
+        <w:t>No uses bucles for para agrupar manualmente. Todo debe resolverse con Collectors.groupingBy().</w:t>
       </w:r>
     </w:p>
     <w:p>
@@ -10672,6 +10662,7 @@
         <w:ind w:left="982"/>
         <w:rPr>
           <w:spacing w:val="-2"/>
+          <w:lang w:val="es-ES"/>
         </w:rPr>
       </w:pPr>
     </w:p>
@@ -11114,7 +11105,7 @@
         <w:lastRenderedPageBreak/>
         <w:tab/>
       </w:r>
-      <w:bookmarkStart w:id="23" w:name="_Toc234304009"/>
+      <w:bookmarkStart w:id="23" w:name="_Toc234312463"/>
       <w:proofErr w:type="gramStart"/>
       <w:r>
         <w:rPr>
@@ -11785,10 +11776,13 @@
         </w:rPr>
       </w:pPr>
       <w:r>
+        <w:rPr>
+          <w:lang w:val="en-US"/>
+        </w:rPr>
         <w:lastRenderedPageBreak/>
         <w:tab/>
       </w:r>
-      <w:bookmarkStart w:id="24" w:name="_Toc234304010"/>
+      <w:bookmarkStart w:id="24" w:name="_Toc234312464"/>
       <w:r>
         <w:rPr>
           <w:w w:val="90"/>
@@ -12666,7 +12660,7 @@
         <w:ind w:left="0" w:firstLine="622"/>
       </w:pPr>
       <w:bookmarkStart w:id="25" w:name="_bookmark11"/>
-      <w:bookmarkStart w:id="26" w:name="_Toc234304011"/>
+      <w:bookmarkStart w:id="26" w:name="_Toc234312465"/>
       <w:bookmarkEnd w:id="25"/>
       <w:r>
         <w:lastRenderedPageBreak/>
@@ -13824,7 +13818,7 @@
         </mc:Choice>
         <mc:Fallback>
           <w:pict>
-            <v:shape w14:anchorId="49B29794" id="Graphic 4" o:spid="_x0000_s1026" style="position:absolute;margin-left:86.45pt;margin-top:719.75pt;width:476.5pt;height:25.2pt;z-index:-251660288;visibility:visible;mso-wrap-style:square;mso-wrap-distance-left:0;mso-wrap-distance-top:0;mso-wrap-distance-right:0;mso-wrap-distance-bottom:0;mso-position-horizontal:absolute;mso-position-horizontal-relative:page;mso-position-vertical:absolute;mso-position-vertical-relative:page;v-text-anchor:top" coordsize="6051550,320040" o:gfxdata="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" path="m6051397,l5594197,,,12,,18605r5594197,l5594197,320040r457200,l6051397,xe" fillcolor="black" stroked="f">
+            <v:shape w14:anchorId="69160F5D" id="Graphic 4" o:spid="_x0000_s1026" style="position:absolute;margin-left:86.45pt;margin-top:719.75pt;width:476.5pt;height:25.2pt;z-index:-251660288;visibility:visible;mso-wrap-style:square;mso-wrap-distance-left:0;mso-wrap-distance-top:0;mso-wrap-distance-right:0;mso-wrap-distance-bottom:0;mso-position-horizontal:absolute;mso-position-horizontal-relative:page;mso-position-vertical:absolute;mso-position-vertical-relative:page;v-text-anchor:top" coordsize="6051550,320040" o:gfxdata="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" path="m6051397,l5594197,,,12,,18605r5594197,l5594197,320040r457200,l6051397,xe" fillcolor="black" stroked="f">
               <v:path arrowok="t"/>
               <w10:wrap anchorx="page" anchory="page"/>
             </v:shape>
@@ -17485,6 +17479,7 @@
   <w:style w:type="character" w:default="1" w:styleId="Fuentedeprrafopredeter">
     <w:name w:val="Default Paragraph Font"/>
     <w:uiPriority w:val="1"/>
+    <w:semiHidden/>
     <w:unhideWhenUsed/>
   </w:style>
   <w:style w:type="table" w:default="1" w:styleId="Tablanormal">

--- a/subjects/subject_words/java04_es_subject.docx
+++ b/subjects/subject_words/java04_es_subject.docx
@@ -430,7 +430,7 @@
           </mc:Choice>
           <mc:Fallback>
             <w:pict>
-              <v:shape w14:anchorId="35DAF45D" id="Graphic 3" o:spid="_x0000_s1026" style="position:absolute;margin-left:86.45pt;margin-top:20.05pt;width:476.5pt;height:25.2pt;z-index:-251655680;visibility:visible;mso-wrap-style:square;mso-wrap-distance-left:0;mso-wrap-distance-top:0;mso-wrap-distance-right:0;mso-wrap-distance-bottom:0;mso-position-horizontal:absolute;mso-position-horizontal-relative:page;mso-position-vertical:absolute;mso-position-vertical-relative:text;v-text-anchor:top" coordsize="6051550,320040" o:gfxdata="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" path="m6051397,l5594197,,,12,,18605r5594197,l5594197,320040r457200,l6051397,xe" fillcolor="black" stroked="f">
+              <v:shape w14:anchorId="613E790D" id="Graphic 3" o:spid="_x0000_s1026" style="position:absolute;margin-left:86.45pt;margin-top:20.05pt;width:476.5pt;height:25.2pt;z-index:-251655680;visibility:visible;mso-wrap-style:square;mso-wrap-distance-left:0;mso-wrap-distance-top:0;mso-wrap-distance-right:0;mso-wrap-distance-bottom:0;mso-position-horizontal:absolute;mso-position-horizontal-relative:page;mso-position-vertical:absolute;mso-position-vertical-relative:text;v-text-anchor:top" coordsize="6051550,320040" o:gfxdata="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" path="m6051397,l5594197,,,12,,18605r5594197,l5594197,320040r457200,l6051397,xe" fillcolor="black" stroked="f">
                 <v:path arrowok="t"/>
                 <w10:wrap type="topAndBottom" anchorx="page"/>
               </v:shape>
@@ -914,23 +914,7 @@
                 <w:noProof/>
                 <w:w w:val="90"/>
               </w:rPr>
-              <w:t>El</w:t>
-            </w:r>
-            <w:r>
-              <w:rPr>
-                <w:rStyle w:val="Hipervnculo"/>
-                <w:noProof/>
-                <w:w w:val="90"/>
-              </w:rPr>
-              <w:t xml:space="preserve"> </w:t>
-            </w:r>
-            <w:r>
-              <w:rPr>
-                <w:rStyle w:val="Hipervnculo"/>
-                <w:noProof/>
-                <w:w w:val="90"/>
-              </w:rPr>
-              <w:t>Guion de la Misión</w:t>
+              <w:t>El Guion de la Misión</w:t>
             </w:r>
             <w:r>
               <w:rPr>
@@ -4424,7 +4408,7 @@
           </mc:Choice>
           <mc:Fallback>
             <w:pict>
-              <v:group w14:anchorId="640C72A9" id="Group 15" o:spid="_x0000_s1026" style="width:442.05pt;height:1.6pt;mso-position-horizontal-relative:char;mso-position-vertical-relative:line" coordsize="56140,203" o:gfxdata="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">
+              <v:group w14:anchorId="0C0C4FD9" id="Group 15" o:spid="_x0000_s1026" style="width:442.05pt;height:1.6pt;mso-position-horizontal-relative:char;mso-position-vertical-relative:line" coordsize="56140,203" o:gfxdata="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">
                 <v:shape id="Graphic 16" o:spid="_x0000_s1027" style="position:absolute;width:56127;height:196;visibility:visible;mso-wrap-style:square;v-text-anchor:top" coordsize="5612765,19685" o:gfxdata="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" path="m5612765,l,,,19685r5612765,l5612765,xe" fillcolor="#9f9f9f" stroked="f">
                   <v:path arrowok="t"/>
                 </v:shape>
@@ -4572,6 +4556,18 @@
         </w:rPr>
         <w:t>MissionScript.java</w:t>
       </w:r>
+      <w:r>
+        <w:rPr>
+          <w:w w:val="90"/>
+        </w:rPr>
+        <w:t xml:space="preserve">, </w:t>
+      </w:r>
+      <w:r>
+        <w:rPr>
+          <w:w w:val="90"/>
+        </w:rPr>
+        <w:t>mision.txt</w:t>
+      </w:r>
     </w:p>
     <w:p>
       <w:pPr>
@@ -4585,42 +4581,17 @@
         </w:tabs>
         <w:spacing w:line="252" w:lineRule="auto"/>
         <w:ind w:right="1037"/>
-        <w:rPr>
-          <w:lang w:val="en-US"/>
-        </w:rPr>
-      </w:pPr>
-      <w:proofErr w:type="spellStart"/>
-      <w:r>
-        <w:rPr>
-          <w:b/>
-          <w:w w:val="90"/>
-          <w:lang w:val="en-US"/>
-        </w:rPr>
-        <w:t>Funciones</w:t>
-      </w:r>
-      <w:proofErr w:type="spellEnd"/>
-      <w:r>
-        <w:rPr>
-          <w:b/>
-          <w:w w:val="90"/>
-          <w:lang w:val="en-US"/>
-        </w:rPr>
-        <w:t xml:space="preserve"> </w:t>
-      </w:r>
-      <w:proofErr w:type="spellStart"/>
-      <w:r>
-        <w:rPr>
-          <w:b/>
-          <w:w w:val="90"/>
-          <w:lang w:val="en-US"/>
-        </w:rPr>
-        <w:t>Autorizadas</w:t>
-      </w:r>
-      <w:proofErr w:type="spellEnd"/>
-      <w:r>
-        <w:rPr>
-          <w:w w:val="90"/>
-          <w:lang w:val="en-US"/>
+      </w:pPr>
+      <w:r>
+        <w:rPr>
+          <w:b/>
+          <w:w w:val="90"/>
+        </w:rPr>
+        <w:t>Funciones Autorizadas</w:t>
+      </w:r>
+      <w:r>
+        <w:rPr>
+          <w:w w:val="90"/>
         </w:rPr>
         <w:t xml:space="preserve">: </w:t>
       </w:r>
@@ -4629,7 +4600,6 @@
       <w:r>
         <w:rPr>
           <w:w w:val="90"/>
-          <w:lang w:val="en-US"/>
         </w:rPr>
         <w:t>java.nio.file</w:t>
       </w:r>
@@ -4637,7 +4607,6 @@
       <w:r>
         <w:rPr>
           <w:w w:val="90"/>
-          <w:lang w:val="en-US"/>
         </w:rPr>
         <w:t>.Files</w:t>
       </w:r>
@@ -4645,7 +4614,6 @@
       <w:r>
         <w:rPr>
           <w:w w:val="90"/>
-          <w:lang w:val="en-US"/>
         </w:rPr>
         <w:t xml:space="preserve">, </w:t>
       </w:r>
@@ -4653,7 +4621,6 @@
       <w:r>
         <w:rPr>
           <w:w w:val="90"/>
-          <w:lang w:val="en-US"/>
         </w:rPr>
         <w:t>java.nio.file.Path</w:t>
       </w:r>
@@ -4661,19 +4628,65 @@
       <w:r>
         <w:rPr>
           <w:w w:val="90"/>
-          <w:lang w:val="en-US"/>
-        </w:rPr>
-        <w:t xml:space="preserve">, Stream&lt;String&gt;, </w:t>
+        </w:rPr>
+        <w:t xml:space="preserve">, </w:t>
       </w:r>
       <w:proofErr w:type="spellStart"/>
       <w:r>
         <w:rPr>
           <w:w w:val="90"/>
-          <w:lang w:val="en-US"/>
+        </w:rPr>
+        <w:t>Stream</w:t>
+      </w:r>
+      <w:proofErr w:type="spellEnd"/>
+      <w:r>
+        <w:rPr>
+          <w:w w:val="90"/>
+        </w:rPr>
+        <w:t>&lt;</w:t>
+      </w:r>
+      <w:proofErr w:type="spellStart"/>
+      <w:r>
+        <w:rPr>
+          <w:w w:val="90"/>
+        </w:rPr>
+        <w:t>String</w:t>
+      </w:r>
+      <w:proofErr w:type="spellEnd"/>
+      <w:r>
+        <w:rPr>
+          <w:w w:val="90"/>
+        </w:rPr>
+        <w:t xml:space="preserve">&gt;, </w:t>
+      </w:r>
+      <w:proofErr w:type="spellStart"/>
+      <w:r>
+        <w:rPr>
+          <w:w w:val="90"/>
         </w:rPr>
         <w:t>System.out.println</w:t>
       </w:r>
       <w:proofErr w:type="spellEnd"/>
+      <w:r>
+        <w:rPr>
+          <w:w w:val="90"/>
+        </w:rPr>
+        <w:t xml:space="preserve">, </w:t>
+      </w:r>
+      <w:proofErr w:type="spellStart"/>
+      <w:r>
+        <w:rPr>
+          <w:w w:val="90"/>
+        </w:rPr>
+        <w:t>System.getProperty</w:t>
+      </w:r>
+      <w:proofErr w:type="spellEnd"/>
+      <w:r>
+        <w:rPr>
+          <w:w w:val="90"/>
+        </w:rPr>
+        <w:t>(Ruta absoluta).</w:t>
+      </w:r>
     </w:p>
     <w:p>
       <w:pPr>
@@ -4688,6 +4701,7 @@
         <w:spacing w:line="279" w:lineRule="exact"/>
         <w:ind w:left="1341"/>
         <w:rPr>
+          <w:w w:val="90"/>
           <w:lang w:val="en-US"/>
         </w:rPr>
       </w:pPr>
@@ -4720,7 +4734,46 @@
           <w:w w:val="90"/>
           <w:lang w:val="en-US"/>
         </w:rPr>
-        <w:t>Any.</w:t>
+        <w:t xml:space="preserve">public static void </w:t>
+      </w:r>
+      <w:proofErr w:type="gramStart"/>
+      <w:r>
+        <w:rPr>
+          <w:w w:val="90"/>
+          <w:lang w:val="en-US"/>
+        </w:rPr>
+        <w:t>main(</w:t>
+      </w:r>
+      <w:proofErr w:type="gramEnd"/>
+      <w:r>
+        <w:rPr>
+          <w:w w:val="90"/>
+          <w:lang w:val="en-US"/>
+        </w:rPr>
+        <w:t xml:space="preserve">String[] </w:t>
+      </w:r>
+      <w:proofErr w:type="spellStart"/>
+      <w:r>
+        <w:rPr>
+          <w:w w:val="90"/>
+          <w:lang w:val="en-US"/>
+        </w:rPr>
+        <w:t>args</w:t>
+      </w:r>
+      <w:proofErr w:type="spellEnd"/>
+      <w:r>
+        <w:rPr>
+          <w:w w:val="90"/>
+          <w:lang w:val="en-US"/>
+        </w:rPr>
+        <w:t>)</w:t>
+      </w:r>
+      <w:r>
+        <w:rPr>
+          <w:w w:val="90"/>
+          <w:lang w:val="en-US"/>
+        </w:rPr>
+        <w:t>.</w:t>
       </w:r>
     </w:p>
     <w:p>
@@ -4851,50 +4904,55 @@
     <w:p>
       <w:pPr>
         <w:ind w:left="622"/>
-      </w:pPr>
-    </w:p>
-    <w:p>
-      <w:pPr>
-        <w:pStyle w:val="Textoindependiente"/>
-        <w:spacing w:before="1" w:line="252" w:lineRule="auto"/>
-        <w:ind w:left="622" w:right="672"/>
-      </w:pPr>
-      <w:r>
+        <w:rPr>
+          <w:spacing w:val="-8"/>
+        </w:rPr>
+      </w:pPr>
+    </w:p>
+    <w:p>
+      <w:pPr>
+        <w:ind w:left="622"/>
         <w:rPr>
           <w:b/>
           <w:bCs/>
-        </w:rPr>
-        <w:t>Salida Esperada</w:t>
-      </w:r>
-    </w:p>
-    <w:p>
-      <w:pPr>
-        <w:pStyle w:val="Sinespaciado"/>
+          <w:spacing w:val="-8"/>
+        </w:rPr>
+      </w:pPr>
+      <w:r>
+        <w:rPr>
+          <w:b/>
+          <w:bCs/>
+          <w:spacing w:val="-8"/>
+        </w:rPr>
+        <w:t>mision.txt</w:t>
+      </w:r>
+    </w:p>
+    <w:p>
+      <w:pPr>
         <w:ind w:left="622"/>
         <w:rPr>
-          <w:lang w:val="es-ES"/>
+          <w:spacing w:val="-8"/>
         </w:rPr>
       </w:pPr>
       <w:r>
         <w:rPr>
           <w:noProof/>
-          <w:lang w:val="es-ES"/>
         </w:rPr>
         <mc:AlternateContent>
           <mc:Choice Requires="wps">
             <w:drawing>
-              <wp:anchor distT="0" distB="0" distL="114300" distR="114300" simplePos="0" relativeHeight="251644928" behindDoc="0" locked="0" layoutInCell="1" allowOverlap="1" wp14:anchorId="1C4D31BE" wp14:editId="0BA5062A">
+              <wp:anchor distT="0" distB="0" distL="114300" distR="114300" simplePos="0" relativeHeight="251656704" behindDoc="0" locked="0" layoutInCell="1" allowOverlap="1" wp14:anchorId="52D2470B" wp14:editId="28D3D846">
                 <wp:simplePos x="0" y="0"/>
                 <wp:positionH relativeFrom="margin">
-                  <wp:posOffset>398885</wp:posOffset>
+                  <wp:posOffset>419100</wp:posOffset>
                 </wp:positionH>
                 <wp:positionV relativeFrom="paragraph">
-                  <wp:posOffset>78712</wp:posOffset>
+                  <wp:posOffset>126365</wp:posOffset>
                 </wp:positionV>
-                <wp:extent cx="5518205" cy="1136540"/>
-                <wp:effectExtent l="0" t="0" r="25400" b="26035"/>
+                <wp:extent cx="5518205" cy="1276350"/>
+                <wp:effectExtent l="0" t="0" r="25400" b="19050"/>
                 <wp:wrapNone/>
-                <wp:docPr id="1654877533" name="Rectángulo 2"/>
+                <wp:docPr id="1101761559" name="Rectángulo 2"/>
                 <wp:cNvGraphicFramePr/>
                 <a:graphic xmlns:a="http://schemas.openxmlformats.org/drawingml/2006/main">
                   <a:graphicData uri="http://schemas.microsoft.com/office/word/2010/wordprocessingShape">
@@ -4903,7 +4961,7 @@
                       <wps:spPr>
                         <a:xfrm>
                           <a:off x="0" y="0"/>
-                          <a:ext cx="5518205" cy="1136540"/>
+                          <a:ext cx="5518205" cy="1276350"/>
                         </a:xfrm>
                         <a:prstGeom prst="rect">
                           <a:avLst/>
@@ -4948,7 +5006,87 @@
                                 <w:rFonts w:ascii="Cascadia Mono SemiBold" w:hAnsi="Cascadia Mono SemiBold" w:cs="Cascadia Mono SemiBold"/>
                                 <w:lang w:val="es-ES"/>
                               </w:rPr>
-                              <w:t>Contenido del archivo línea por línea con un prefijo [MISSION PLAN].</w:t>
+                              <w:t>=== PLAN DE LA MISIÓN ===</w:t>
+                            </w:r>
+                          </w:p>
+                          <w:p>
+                            <w:pPr>
+                              <w:pStyle w:val="Sinespaciado"/>
+                              <w:rPr>
+                                <w:rFonts w:ascii="Cascadia Mono SemiBold" w:hAnsi="Cascadia Mono SemiBold" w:cs="Cascadia Mono SemiBold"/>
+                                <w:lang w:val="es-ES"/>
+                              </w:rPr>
+                            </w:pPr>
+                            <w:r>
+                              <w:rPr>
+                                <w:rFonts w:ascii="Cascadia Mono SemiBold" w:hAnsi="Cascadia Mono SemiBold" w:cs="Cascadia Mono SemiBold"/>
+                                <w:lang w:val="es-ES"/>
+                              </w:rPr>
+                              <w:t>1. Encender motores</w:t>
+                            </w:r>
+                          </w:p>
+                          <w:p>
+                            <w:pPr>
+                              <w:pStyle w:val="Sinespaciado"/>
+                              <w:rPr>
+                                <w:rFonts w:ascii="Cascadia Mono SemiBold" w:hAnsi="Cascadia Mono SemiBold" w:cs="Cascadia Mono SemiBold"/>
+                                <w:lang w:val="es-ES"/>
+                              </w:rPr>
+                            </w:pPr>
+                            <w:r>
+                              <w:rPr>
+                                <w:rFonts w:ascii="Cascadia Mono SemiBold" w:hAnsi="Cascadia Mono SemiBold" w:cs="Cascadia Mono SemiBold"/>
+                                <w:lang w:val="es-ES"/>
+                              </w:rPr>
+                              <w:t>2. Verificar combustible</w:t>
+                            </w:r>
+                          </w:p>
+                          <w:p>
+                            <w:pPr>
+                              <w:pStyle w:val="Sinespaciado"/>
+                              <w:rPr>
+                                <w:rFonts w:ascii="Cascadia Mono SemiBold" w:hAnsi="Cascadia Mono SemiBold" w:cs="Cascadia Mono SemiBold"/>
+                                <w:lang w:val="es-ES"/>
+                              </w:rPr>
+                            </w:pPr>
+                            <w:r>
+                              <w:rPr>
+                                <w:rFonts w:ascii="Cascadia Mono SemiBold" w:hAnsi="Cascadia Mono SemiBold" w:cs="Cascadia Mono SemiBold"/>
+                                <w:lang w:val="es-ES"/>
+                              </w:rPr>
+                              <w:t>3. Despegar</w:t>
+                            </w:r>
+                          </w:p>
+                          <w:p>
+                            <w:pPr>
+                              <w:pStyle w:val="Sinespaciado"/>
+                              <w:rPr>
+                                <w:rFonts w:ascii="Cascadia Mono SemiBold" w:hAnsi="Cascadia Mono SemiBold" w:cs="Cascadia Mono SemiBold"/>
+                                <w:lang w:val="es-ES"/>
+                              </w:rPr>
+                            </w:pPr>
+                            <w:r>
+                              <w:rPr>
+                                <w:rFonts w:ascii="Cascadia Mono SemiBold" w:hAnsi="Cascadia Mono SemiBold" w:cs="Cascadia Mono SemiBold"/>
+                                <w:lang w:val="es-ES"/>
+                              </w:rPr>
+                              <w:t>4. Entrar en órbita</w:t>
+                            </w:r>
+                          </w:p>
+                          <w:p>
+                            <w:pPr>
+                              <w:pStyle w:val="Sinespaciado"/>
+                              <w:rPr>
+                                <w:rFonts w:ascii="Cascadia Mono SemiBold" w:hAnsi="Cascadia Mono SemiBold" w:cs="Cascadia Mono SemiBold"/>
+                                <w:lang w:val="es-ES"/>
+                              </w:rPr>
+                            </w:pPr>
+                            <w:r>
+                              <w:rPr>
+                                <w:rFonts w:ascii="Cascadia Mono SemiBold" w:hAnsi="Cascadia Mono SemiBold" w:cs="Cascadia Mono SemiBold"/>
+                                <w:lang w:val="es-ES"/>
+                              </w:rPr>
+                              <w:t>5. Iniciar exploración</w:t>
                             </w:r>
                           </w:p>
                         </w:txbxContent>
@@ -4973,7 +5111,7 @@
           </mc:Choice>
           <mc:Fallback>
             <w:pict>
-              <v:rect w14:anchorId="1C4D31BE" id="Rectángulo 2" o:spid="_x0000_s1026" style="position:absolute;left:0;text-align:left;margin-left:31.4pt;margin-top:6.2pt;width:434.5pt;height:89.5pt;z-index:251644928;visibility:visible;mso-wrap-style:square;mso-width-percent:0;mso-height-percent:0;mso-wrap-distance-left:9pt;mso-wrap-distance-top:0;mso-wrap-distance-right:9pt;mso-wrap-distance-bottom:0;mso-position-horizontal:absolute;mso-position-horizontal-relative:margin;mso-position-vertical:absolute;mso-position-vertical-relative:text;mso-width-percent:0;mso-height-percent:0;mso-width-relative:margin;mso-height-relative:margin;v-text-anchor:middle" o:gfxdata="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" fillcolor="black [3213]" strokecolor="black [3213]" strokeweight="2pt">
+              <v:rect w14:anchorId="52D2470B" id="Rectángulo 2" o:spid="_x0000_s1026" style="position:absolute;left:0;text-align:left;margin-left:33pt;margin-top:9.95pt;width:434.5pt;height:100.5pt;z-index:251656704;visibility:visible;mso-wrap-style:square;mso-width-percent:0;mso-height-percent:0;mso-wrap-distance-left:9pt;mso-wrap-distance-top:0;mso-wrap-distance-right:9pt;mso-wrap-distance-bottom:0;mso-position-horizontal:absolute;mso-position-horizontal-relative:margin;mso-position-vertical:absolute;mso-position-vertical-relative:text;mso-width-percent:0;mso-height-percent:0;mso-width-relative:margin;mso-height-relative:margin;v-text-anchor:middle" o:gfxdata="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" fillcolor="black [3213]" strokecolor="black [3213]" strokeweight="2pt">
                 <v:textbox>
                   <w:txbxContent>
                     <w:p>
@@ -4989,7 +5127,627 @@
                           <w:rFonts w:ascii="Cascadia Mono SemiBold" w:hAnsi="Cascadia Mono SemiBold" w:cs="Cascadia Mono SemiBold"/>
                           <w:lang w:val="es-ES"/>
                         </w:rPr>
-                        <w:t>Contenido del archivo línea por línea con un prefijo [MISSION PLAN].</w:t>
+                        <w:t>=== PLAN DE LA MISIÓN ===</w:t>
+                      </w:r>
+                    </w:p>
+                    <w:p>
+                      <w:pPr>
+                        <w:pStyle w:val="Sinespaciado"/>
+                        <w:rPr>
+                          <w:rFonts w:ascii="Cascadia Mono SemiBold" w:hAnsi="Cascadia Mono SemiBold" w:cs="Cascadia Mono SemiBold"/>
+                          <w:lang w:val="es-ES"/>
+                        </w:rPr>
+                      </w:pPr>
+                      <w:r>
+                        <w:rPr>
+                          <w:rFonts w:ascii="Cascadia Mono SemiBold" w:hAnsi="Cascadia Mono SemiBold" w:cs="Cascadia Mono SemiBold"/>
+                          <w:lang w:val="es-ES"/>
+                        </w:rPr>
+                        <w:t>1. Encender motores</w:t>
+                      </w:r>
+                    </w:p>
+                    <w:p>
+                      <w:pPr>
+                        <w:pStyle w:val="Sinespaciado"/>
+                        <w:rPr>
+                          <w:rFonts w:ascii="Cascadia Mono SemiBold" w:hAnsi="Cascadia Mono SemiBold" w:cs="Cascadia Mono SemiBold"/>
+                          <w:lang w:val="es-ES"/>
+                        </w:rPr>
+                      </w:pPr>
+                      <w:r>
+                        <w:rPr>
+                          <w:rFonts w:ascii="Cascadia Mono SemiBold" w:hAnsi="Cascadia Mono SemiBold" w:cs="Cascadia Mono SemiBold"/>
+                          <w:lang w:val="es-ES"/>
+                        </w:rPr>
+                        <w:t>2. Verificar combustible</w:t>
+                      </w:r>
+                    </w:p>
+                    <w:p>
+                      <w:pPr>
+                        <w:pStyle w:val="Sinespaciado"/>
+                        <w:rPr>
+                          <w:rFonts w:ascii="Cascadia Mono SemiBold" w:hAnsi="Cascadia Mono SemiBold" w:cs="Cascadia Mono SemiBold"/>
+                          <w:lang w:val="es-ES"/>
+                        </w:rPr>
+                      </w:pPr>
+                      <w:r>
+                        <w:rPr>
+                          <w:rFonts w:ascii="Cascadia Mono SemiBold" w:hAnsi="Cascadia Mono SemiBold" w:cs="Cascadia Mono SemiBold"/>
+                          <w:lang w:val="es-ES"/>
+                        </w:rPr>
+                        <w:t>3. Despegar</w:t>
+                      </w:r>
+                    </w:p>
+                    <w:p>
+                      <w:pPr>
+                        <w:pStyle w:val="Sinespaciado"/>
+                        <w:rPr>
+                          <w:rFonts w:ascii="Cascadia Mono SemiBold" w:hAnsi="Cascadia Mono SemiBold" w:cs="Cascadia Mono SemiBold"/>
+                          <w:lang w:val="es-ES"/>
+                        </w:rPr>
+                      </w:pPr>
+                      <w:r>
+                        <w:rPr>
+                          <w:rFonts w:ascii="Cascadia Mono SemiBold" w:hAnsi="Cascadia Mono SemiBold" w:cs="Cascadia Mono SemiBold"/>
+                          <w:lang w:val="es-ES"/>
+                        </w:rPr>
+                        <w:t>4. Entrar en órbita</w:t>
+                      </w:r>
+                    </w:p>
+                    <w:p>
+                      <w:pPr>
+                        <w:pStyle w:val="Sinespaciado"/>
+                        <w:rPr>
+                          <w:rFonts w:ascii="Cascadia Mono SemiBold" w:hAnsi="Cascadia Mono SemiBold" w:cs="Cascadia Mono SemiBold"/>
+                          <w:lang w:val="es-ES"/>
+                        </w:rPr>
+                      </w:pPr>
+                      <w:r>
+                        <w:rPr>
+                          <w:rFonts w:ascii="Cascadia Mono SemiBold" w:hAnsi="Cascadia Mono SemiBold" w:cs="Cascadia Mono SemiBold"/>
+                          <w:lang w:val="es-ES"/>
+                        </w:rPr>
+                        <w:t>5. Iniciar exploración</w:t>
+                      </w:r>
+                    </w:p>
+                  </w:txbxContent>
+                </v:textbox>
+                <w10:wrap anchorx="margin"/>
+              </v:rect>
+            </w:pict>
+          </mc:Fallback>
+        </mc:AlternateContent>
+      </w:r>
+    </w:p>
+    <w:p>
+      <w:pPr>
+        <w:ind w:left="622"/>
+        <w:rPr>
+          <w:spacing w:val="-8"/>
+        </w:rPr>
+      </w:pPr>
+    </w:p>
+    <w:p>
+      <w:pPr>
+        <w:ind w:left="622"/>
+      </w:pPr>
+    </w:p>
+    <w:p>
+      <w:pPr>
+        <w:pStyle w:val="Textoindependiente"/>
+        <w:spacing w:before="1" w:line="252" w:lineRule="auto"/>
+        <w:ind w:left="622" w:right="672"/>
+        <w:rPr>
+          <w:b/>
+          <w:bCs/>
+        </w:rPr>
+      </w:pPr>
+    </w:p>
+    <w:p>
+      <w:pPr>
+        <w:pStyle w:val="Textoindependiente"/>
+        <w:spacing w:before="1" w:line="252" w:lineRule="auto"/>
+        <w:ind w:right="672"/>
+        <w:rPr>
+          <w:b/>
+          <w:bCs/>
+        </w:rPr>
+      </w:pPr>
+    </w:p>
+    <w:p>
+      <w:pPr>
+        <w:pStyle w:val="Textoindependiente"/>
+        <w:spacing w:before="1" w:line="252" w:lineRule="auto"/>
+        <w:ind w:right="672"/>
+        <w:rPr>
+          <w:b/>
+          <w:bCs/>
+        </w:rPr>
+      </w:pPr>
+    </w:p>
+    <w:p>
+      <w:pPr>
+        <w:pStyle w:val="Textoindependiente"/>
+        <w:spacing w:before="1" w:line="252" w:lineRule="auto"/>
+        <w:ind w:left="622" w:right="672"/>
+        <w:rPr>
+          <w:b/>
+          <w:bCs/>
+        </w:rPr>
+      </w:pPr>
+    </w:p>
+    <w:p>
+      <w:pPr>
+        <w:pStyle w:val="Textoindependiente"/>
+        <w:spacing w:before="1" w:line="252" w:lineRule="auto"/>
+        <w:ind w:left="622" w:right="672"/>
+        <w:rPr>
+          <w:b/>
+          <w:bCs/>
+        </w:rPr>
+      </w:pPr>
+    </w:p>
+    <w:p>
+      <w:pPr>
+        <w:pStyle w:val="Textoindependiente"/>
+        <w:spacing w:before="1" w:line="252" w:lineRule="auto"/>
+        <w:ind w:left="622" w:right="672"/>
+      </w:pPr>
+      <w:r>
+        <w:rPr>
+          <w:b/>
+          <w:bCs/>
+        </w:rPr>
+        <w:t>Salida Esperada</w:t>
+      </w:r>
+    </w:p>
+    <w:p>
+      <w:pPr>
+        <w:pStyle w:val="Sinespaciado"/>
+        <w:ind w:left="622"/>
+        <w:rPr>
+          <w:lang w:val="es-ES"/>
+        </w:rPr>
+      </w:pPr>
+      <w:r>
+        <w:rPr>
+          <w:noProof/>
+          <w:lang w:val="es-ES"/>
+        </w:rPr>
+        <mc:AlternateContent>
+          <mc:Choice Requires="wps">
+            <w:drawing>
+              <wp:anchor distT="0" distB="0" distL="114300" distR="114300" simplePos="0" relativeHeight="251644928" behindDoc="0" locked="0" layoutInCell="1" allowOverlap="1" wp14:anchorId="1C4D31BE" wp14:editId="47313A76">
+                <wp:simplePos x="0" y="0"/>
+                <wp:positionH relativeFrom="margin">
+                  <wp:posOffset>400050</wp:posOffset>
+                </wp:positionH>
+                <wp:positionV relativeFrom="paragraph">
+                  <wp:posOffset>78740</wp:posOffset>
+                </wp:positionV>
+                <wp:extent cx="5514975" cy="1352550"/>
+                <wp:effectExtent l="0" t="0" r="28575" b="19050"/>
+                <wp:wrapNone/>
+                <wp:docPr id="1654877533" name="Rectángulo 2"/>
+                <wp:cNvGraphicFramePr/>
+                <a:graphic xmlns:a="http://schemas.openxmlformats.org/drawingml/2006/main">
+                  <a:graphicData uri="http://schemas.microsoft.com/office/word/2010/wordprocessingShape">
+                    <wps:wsp>
+                      <wps:cNvSpPr/>
+                      <wps:spPr>
+                        <a:xfrm>
+                          <a:off x="0" y="0"/>
+                          <a:ext cx="5514975" cy="1352550"/>
+                        </a:xfrm>
+                        <a:prstGeom prst="rect">
+                          <a:avLst/>
+                        </a:prstGeom>
+                        <a:solidFill>
+                          <a:schemeClr val="tx1"/>
+                        </a:solidFill>
+                        <a:ln>
+                          <a:solidFill>
+                            <a:schemeClr val="tx1"/>
+                          </a:solidFill>
+                        </a:ln>
+                      </wps:spPr>
+                      <wps:style>
+                        <a:lnRef idx="2">
+                          <a:schemeClr val="accent1">
+                            <a:shade val="15000"/>
+                          </a:schemeClr>
+                        </a:lnRef>
+                        <a:fillRef idx="1">
+                          <a:schemeClr val="accent1"/>
+                        </a:fillRef>
+                        <a:effectRef idx="0">
+                          <a:schemeClr val="accent1"/>
+                        </a:effectRef>
+                        <a:fontRef idx="minor">
+                          <a:schemeClr val="lt1"/>
+                        </a:fontRef>
+                      </wps:style>
+                      <wps:txbx>
+                        <w:txbxContent>
+                          <w:p>
+                            <w:pPr>
+                              <w:pStyle w:val="Sinespaciado"/>
+                              <w:rPr>
+                                <w:rFonts w:ascii="Cascadia Mono SemiBold" w:hAnsi="Cascadia Mono SemiBold" w:cs="Cascadia Mono SemiBold"/>
+                                <w:sz w:val="20"/>
+                                <w:szCs w:val="20"/>
+                                <w:lang w:val="es-ES"/>
+                              </w:rPr>
+                            </w:pPr>
+                            <w:r>
+                              <w:rPr>
+                                <w:rFonts w:ascii="Cascadia Mono SemiBold" w:hAnsi="Cascadia Mono SemiBold" w:cs="Cascadia Mono SemiBold"/>
+                                <w:sz w:val="20"/>
+                                <w:szCs w:val="20"/>
+                                <w:lang w:val="es-ES"/>
+                              </w:rPr>
+                              <w:t>Directorio Actual: C:\Users\</w:t>
+                            </w:r>
+                            <w:r>
+                              <w:rPr>
+                                <w:rFonts w:ascii="Cascadia Mono SemiBold" w:hAnsi="Cascadia Mono SemiBold" w:cs="Cascadia Mono SemiBold"/>
+                                <w:sz w:val="20"/>
+                                <w:szCs w:val="20"/>
+                                <w:lang w:val="es-ES"/>
+                              </w:rPr>
+                              <w:t>XXXX</w:t>
+                            </w:r>
+                            <w:r>
+                              <w:rPr>
+                                <w:rFonts w:ascii="Cascadia Mono SemiBold" w:hAnsi="Cascadia Mono SemiBold" w:cs="Cascadia Mono SemiBold"/>
+                                <w:sz w:val="20"/>
+                                <w:szCs w:val="20"/>
+                                <w:lang w:val="es-ES"/>
+                              </w:rPr>
+                              <w:t>\Documents\java_modules\src\ex0</w:t>
+                            </w:r>
+                          </w:p>
+                          <w:p>
+                            <w:pPr>
+                              <w:pStyle w:val="Sinespaciado"/>
+                              <w:rPr>
+                                <w:rFonts w:ascii="Cascadia Mono SemiBold" w:hAnsi="Cascadia Mono SemiBold" w:cs="Cascadia Mono SemiBold"/>
+                                <w:sz w:val="20"/>
+                                <w:szCs w:val="20"/>
+                                <w:lang w:val="es-ES"/>
+                              </w:rPr>
+                            </w:pPr>
+                          </w:p>
+                          <w:p>
+                            <w:pPr>
+                              <w:pStyle w:val="Sinespaciado"/>
+                              <w:rPr>
+                                <w:rFonts w:ascii="Cascadia Mono SemiBold" w:hAnsi="Cascadia Mono SemiBold" w:cs="Cascadia Mono SemiBold"/>
+                                <w:sz w:val="20"/>
+                                <w:szCs w:val="20"/>
+                                <w:lang w:val="es-ES"/>
+                              </w:rPr>
+                            </w:pPr>
+                            <w:r>
+                              <w:rPr>
+                                <w:rFonts w:ascii="Cascadia Mono SemiBold" w:hAnsi="Cascadia Mono SemiBold" w:cs="Cascadia Mono SemiBold"/>
+                                <w:sz w:val="20"/>
+                                <w:szCs w:val="20"/>
+                                <w:lang w:val="es-ES"/>
+                              </w:rPr>
+                              <w:t>=== PLAN DE LA MISIÓN ===</w:t>
+                            </w:r>
+                          </w:p>
+                          <w:p>
+                            <w:pPr>
+                              <w:pStyle w:val="Sinespaciado"/>
+                              <w:rPr>
+                                <w:rFonts w:ascii="Cascadia Mono SemiBold" w:hAnsi="Cascadia Mono SemiBold" w:cs="Cascadia Mono SemiBold"/>
+                                <w:sz w:val="20"/>
+                                <w:szCs w:val="20"/>
+                                <w:lang w:val="es-ES"/>
+                              </w:rPr>
+                            </w:pPr>
+                            <w:r>
+                              <w:rPr>
+                                <w:rFonts w:ascii="Cascadia Mono SemiBold" w:hAnsi="Cascadia Mono SemiBold" w:cs="Cascadia Mono SemiBold"/>
+                                <w:sz w:val="20"/>
+                                <w:szCs w:val="20"/>
+                                <w:lang w:val="es-ES"/>
+                              </w:rPr>
+                              <w:t>1. Encender motores</w:t>
+                            </w:r>
+                          </w:p>
+                          <w:p>
+                            <w:pPr>
+                              <w:pStyle w:val="Sinespaciado"/>
+                              <w:rPr>
+                                <w:rFonts w:ascii="Cascadia Mono SemiBold" w:hAnsi="Cascadia Mono SemiBold" w:cs="Cascadia Mono SemiBold"/>
+                                <w:sz w:val="20"/>
+                                <w:szCs w:val="20"/>
+                                <w:lang w:val="es-ES"/>
+                              </w:rPr>
+                            </w:pPr>
+                            <w:r>
+                              <w:rPr>
+                                <w:rFonts w:ascii="Cascadia Mono SemiBold" w:hAnsi="Cascadia Mono SemiBold" w:cs="Cascadia Mono SemiBold"/>
+                                <w:sz w:val="20"/>
+                                <w:szCs w:val="20"/>
+                                <w:lang w:val="es-ES"/>
+                              </w:rPr>
+                              <w:t>2. Verificar combustible</w:t>
+                            </w:r>
+                          </w:p>
+                          <w:p>
+                            <w:pPr>
+                              <w:pStyle w:val="Sinespaciado"/>
+                              <w:rPr>
+                                <w:rFonts w:ascii="Cascadia Mono SemiBold" w:hAnsi="Cascadia Mono SemiBold" w:cs="Cascadia Mono SemiBold"/>
+                                <w:sz w:val="20"/>
+                                <w:szCs w:val="20"/>
+                                <w:lang w:val="es-ES"/>
+                              </w:rPr>
+                            </w:pPr>
+                            <w:r>
+                              <w:rPr>
+                                <w:rFonts w:ascii="Cascadia Mono SemiBold" w:hAnsi="Cascadia Mono SemiBold" w:cs="Cascadia Mono SemiBold"/>
+                                <w:sz w:val="20"/>
+                                <w:szCs w:val="20"/>
+                                <w:lang w:val="es-ES"/>
+                              </w:rPr>
+                              <w:t>3. Despegar</w:t>
+                            </w:r>
+                          </w:p>
+                          <w:p>
+                            <w:pPr>
+                              <w:pStyle w:val="Sinespaciado"/>
+                              <w:rPr>
+                                <w:rFonts w:ascii="Cascadia Mono SemiBold" w:hAnsi="Cascadia Mono SemiBold" w:cs="Cascadia Mono SemiBold"/>
+                                <w:sz w:val="20"/>
+                                <w:szCs w:val="20"/>
+                                <w:lang w:val="es-ES"/>
+                              </w:rPr>
+                            </w:pPr>
+                            <w:r>
+                              <w:rPr>
+                                <w:rFonts w:ascii="Cascadia Mono SemiBold" w:hAnsi="Cascadia Mono SemiBold" w:cs="Cascadia Mono SemiBold"/>
+                                <w:sz w:val="20"/>
+                                <w:szCs w:val="20"/>
+                                <w:lang w:val="es-ES"/>
+                              </w:rPr>
+                              <w:t>4. Entrar en órbita</w:t>
+                            </w:r>
+                          </w:p>
+                          <w:p>
+                            <w:pPr>
+                              <w:pStyle w:val="Sinespaciado"/>
+                              <w:rPr>
+                                <w:rFonts w:ascii="Cascadia Mono SemiBold" w:hAnsi="Cascadia Mono SemiBold" w:cs="Cascadia Mono SemiBold"/>
+                                <w:sz w:val="20"/>
+                                <w:szCs w:val="20"/>
+                                <w:lang w:val="es-ES"/>
+                              </w:rPr>
+                            </w:pPr>
+                            <w:r>
+                              <w:rPr>
+                                <w:rFonts w:ascii="Cascadia Mono SemiBold" w:hAnsi="Cascadia Mono SemiBold" w:cs="Cascadia Mono SemiBold"/>
+                                <w:sz w:val="20"/>
+                                <w:szCs w:val="20"/>
+                                <w:lang w:val="es-ES"/>
+                              </w:rPr>
+                              <w:t>5. Iniciar exploració</w:t>
+                            </w:r>
+                            <w:r>
+                              <w:rPr>
+                                <w:rFonts w:ascii="Cascadia Mono SemiBold" w:hAnsi="Cascadia Mono SemiBold" w:cs="Cascadia Mono SemiBold"/>
+                                <w:sz w:val="20"/>
+                                <w:szCs w:val="20"/>
+                                <w:lang w:val="es-ES"/>
+                              </w:rPr>
+                              <w:t>n</w:t>
+                            </w:r>
+                          </w:p>
+                        </w:txbxContent>
+                      </wps:txbx>
+                      <wps:bodyPr rot="0" spcFirstLastPara="0" vertOverflow="overflow" horzOverflow="overflow" vert="horz" wrap="square" lIns="91440" tIns="45720" rIns="91440" bIns="45720" numCol="1" spcCol="0" rtlCol="0" fromWordArt="0" anchor="ctr" anchorCtr="0" forceAA="0" compatLnSpc="1">
+                        <a:prstTxWarp prst="textNoShape">
+                          <a:avLst/>
+                        </a:prstTxWarp>
+                        <a:noAutofit/>
+                      </wps:bodyPr>
+                    </wps:wsp>
+                  </a:graphicData>
+                </a:graphic>
+                <wp14:sizeRelH relativeFrom="margin">
+                  <wp14:pctWidth>0</wp14:pctWidth>
+                </wp14:sizeRelH>
+                <wp14:sizeRelV relativeFrom="margin">
+                  <wp14:pctHeight>0</wp14:pctHeight>
+                </wp14:sizeRelV>
+              </wp:anchor>
+            </w:drawing>
+          </mc:Choice>
+          <mc:Fallback>
+            <w:pict>
+              <v:rect w14:anchorId="1C4D31BE" id="_x0000_s1027" style="position:absolute;left:0;text-align:left;margin-left:31.5pt;margin-top:6.2pt;width:434.25pt;height:106.5pt;z-index:251644928;visibility:visible;mso-wrap-style:square;mso-width-percent:0;mso-height-percent:0;mso-wrap-distance-left:9pt;mso-wrap-distance-top:0;mso-wrap-distance-right:9pt;mso-wrap-distance-bottom:0;mso-position-horizontal:absolute;mso-position-horizontal-relative:margin;mso-position-vertical:absolute;mso-position-vertical-relative:text;mso-width-percent:0;mso-height-percent:0;mso-width-relative:margin;mso-height-relative:margin;v-text-anchor:middle" o:gfxdata="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" fillcolor="black [3213]" strokecolor="black [3213]" strokeweight="2pt">
+                <v:textbox>
+                  <w:txbxContent>
+                    <w:p>
+                      <w:pPr>
+                        <w:pStyle w:val="Sinespaciado"/>
+                        <w:rPr>
+                          <w:rFonts w:ascii="Cascadia Mono SemiBold" w:hAnsi="Cascadia Mono SemiBold" w:cs="Cascadia Mono SemiBold"/>
+                          <w:sz w:val="20"/>
+                          <w:szCs w:val="20"/>
+                          <w:lang w:val="es-ES"/>
+                        </w:rPr>
+                      </w:pPr>
+                      <w:r>
+                        <w:rPr>
+                          <w:rFonts w:ascii="Cascadia Mono SemiBold" w:hAnsi="Cascadia Mono SemiBold" w:cs="Cascadia Mono SemiBold"/>
+                          <w:sz w:val="20"/>
+                          <w:szCs w:val="20"/>
+                          <w:lang w:val="es-ES"/>
+                        </w:rPr>
+                        <w:t>Directorio Actual: C:\Users\</w:t>
+                      </w:r>
+                      <w:r>
+                        <w:rPr>
+                          <w:rFonts w:ascii="Cascadia Mono SemiBold" w:hAnsi="Cascadia Mono SemiBold" w:cs="Cascadia Mono SemiBold"/>
+                          <w:sz w:val="20"/>
+                          <w:szCs w:val="20"/>
+                          <w:lang w:val="es-ES"/>
+                        </w:rPr>
+                        <w:t>XXXX</w:t>
+                      </w:r>
+                      <w:r>
+                        <w:rPr>
+                          <w:rFonts w:ascii="Cascadia Mono SemiBold" w:hAnsi="Cascadia Mono SemiBold" w:cs="Cascadia Mono SemiBold"/>
+                          <w:sz w:val="20"/>
+                          <w:szCs w:val="20"/>
+                          <w:lang w:val="es-ES"/>
+                        </w:rPr>
+                        <w:t>\Documents\java_modules\src\ex0</w:t>
+                      </w:r>
+                    </w:p>
+                    <w:p>
+                      <w:pPr>
+                        <w:pStyle w:val="Sinespaciado"/>
+                        <w:rPr>
+                          <w:rFonts w:ascii="Cascadia Mono SemiBold" w:hAnsi="Cascadia Mono SemiBold" w:cs="Cascadia Mono SemiBold"/>
+                          <w:sz w:val="20"/>
+                          <w:szCs w:val="20"/>
+                          <w:lang w:val="es-ES"/>
+                        </w:rPr>
+                      </w:pPr>
+                    </w:p>
+                    <w:p>
+                      <w:pPr>
+                        <w:pStyle w:val="Sinespaciado"/>
+                        <w:rPr>
+                          <w:rFonts w:ascii="Cascadia Mono SemiBold" w:hAnsi="Cascadia Mono SemiBold" w:cs="Cascadia Mono SemiBold"/>
+                          <w:sz w:val="20"/>
+                          <w:szCs w:val="20"/>
+                          <w:lang w:val="es-ES"/>
+                        </w:rPr>
+                      </w:pPr>
+                      <w:r>
+                        <w:rPr>
+                          <w:rFonts w:ascii="Cascadia Mono SemiBold" w:hAnsi="Cascadia Mono SemiBold" w:cs="Cascadia Mono SemiBold"/>
+                          <w:sz w:val="20"/>
+                          <w:szCs w:val="20"/>
+                          <w:lang w:val="es-ES"/>
+                        </w:rPr>
+                        <w:t>=== PLAN DE LA MISIÓN ===</w:t>
+                      </w:r>
+                    </w:p>
+                    <w:p>
+                      <w:pPr>
+                        <w:pStyle w:val="Sinespaciado"/>
+                        <w:rPr>
+                          <w:rFonts w:ascii="Cascadia Mono SemiBold" w:hAnsi="Cascadia Mono SemiBold" w:cs="Cascadia Mono SemiBold"/>
+                          <w:sz w:val="20"/>
+                          <w:szCs w:val="20"/>
+                          <w:lang w:val="es-ES"/>
+                        </w:rPr>
+                      </w:pPr>
+                      <w:r>
+                        <w:rPr>
+                          <w:rFonts w:ascii="Cascadia Mono SemiBold" w:hAnsi="Cascadia Mono SemiBold" w:cs="Cascadia Mono SemiBold"/>
+                          <w:sz w:val="20"/>
+                          <w:szCs w:val="20"/>
+                          <w:lang w:val="es-ES"/>
+                        </w:rPr>
+                        <w:t>1. Encender motores</w:t>
+                      </w:r>
+                    </w:p>
+                    <w:p>
+                      <w:pPr>
+                        <w:pStyle w:val="Sinespaciado"/>
+                        <w:rPr>
+                          <w:rFonts w:ascii="Cascadia Mono SemiBold" w:hAnsi="Cascadia Mono SemiBold" w:cs="Cascadia Mono SemiBold"/>
+                          <w:sz w:val="20"/>
+                          <w:szCs w:val="20"/>
+                          <w:lang w:val="es-ES"/>
+                        </w:rPr>
+                      </w:pPr>
+                      <w:r>
+                        <w:rPr>
+                          <w:rFonts w:ascii="Cascadia Mono SemiBold" w:hAnsi="Cascadia Mono SemiBold" w:cs="Cascadia Mono SemiBold"/>
+                          <w:sz w:val="20"/>
+                          <w:szCs w:val="20"/>
+                          <w:lang w:val="es-ES"/>
+                        </w:rPr>
+                        <w:t>2. Verificar combustible</w:t>
+                      </w:r>
+                    </w:p>
+                    <w:p>
+                      <w:pPr>
+                        <w:pStyle w:val="Sinespaciado"/>
+                        <w:rPr>
+                          <w:rFonts w:ascii="Cascadia Mono SemiBold" w:hAnsi="Cascadia Mono SemiBold" w:cs="Cascadia Mono SemiBold"/>
+                          <w:sz w:val="20"/>
+                          <w:szCs w:val="20"/>
+                          <w:lang w:val="es-ES"/>
+                        </w:rPr>
+                      </w:pPr>
+                      <w:r>
+                        <w:rPr>
+                          <w:rFonts w:ascii="Cascadia Mono SemiBold" w:hAnsi="Cascadia Mono SemiBold" w:cs="Cascadia Mono SemiBold"/>
+                          <w:sz w:val="20"/>
+                          <w:szCs w:val="20"/>
+                          <w:lang w:val="es-ES"/>
+                        </w:rPr>
+                        <w:t>3. Despegar</w:t>
+                      </w:r>
+                    </w:p>
+                    <w:p>
+                      <w:pPr>
+                        <w:pStyle w:val="Sinespaciado"/>
+                        <w:rPr>
+                          <w:rFonts w:ascii="Cascadia Mono SemiBold" w:hAnsi="Cascadia Mono SemiBold" w:cs="Cascadia Mono SemiBold"/>
+                          <w:sz w:val="20"/>
+                          <w:szCs w:val="20"/>
+                          <w:lang w:val="es-ES"/>
+                        </w:rPr>
+                      </w:pPr>
+                      <w:r>
+                        <w:rPr>
+                          <w:rFonts w:ascii="Cascadia Mono SemiBold" w:hAnsi="Cascadia Mono SemiBold" w:cs="Cascadia Mono SemiBold"/>
+                          <w:sz w:val="20"/>
+                          <w:szCs w:val="20"/>
+                          <w:lang w:val="es-ES"/>
+                        </w:rPr>
+                        <w:t>4. Entrar en órbita</w:t>
+                      </w:r>
+                    </w:p>
+                    <w:p>
+                      <w:pPr>
+                        <w:pStyle w:val="Sinespaciado"/>
+                        <w:rPr>
+                          <w:rFonts w:ascii="Cascadia Mono SemiBold" w:hAnsi="Cascadia Mono SemiBold" w:cs="Cascadia Mono SemiBold"/>
+                          <w:sz w:val="20"/>
+                          <w:szCs w:val="20"/>
+                          <w:lang w:val="es-ES"/>
+                        </w:rPr>
+                      </w:pPr>
+                      <w:r>
+                        <w:rPr>
+                          <w:rFonts w:ascii="Cascadia Mono SemiBold" w:hAnsi="Cascadia Mono SemiBold" w:cs="Cascadia Mono SemiBold"/>
+                          <w:sz w:val="20"/>
+                          <w:szCs w:val="20"/>
+                          <w:lang w:val="es-ES"/>
+                        </w:rPr>
+                        <w:t>5. Iniciar exploració</w:t>
+                      </w:r>
+                      <w:r>
+                        <w:rPr>
+                          <w:rFonts w:ascii="Cascadia Mono SemiBold" w:hAnsi="Cascadia Mono SemiBold" w:cs="Cascadia Mono SemiBold"/>
+                          <w:sz w:val="20"/>
+                          <w:szCs w:val="20"/>
+                          <w:lang w:val="es-ES"/>
+                        </w:rPr>
+                        <w:t>n</w:t>
                       </w:r>
                     </w:p>
                   </w:txbxContent>
@@ -5145,14 +5903,30 @@
         </w:rPr>
         <w:t xml:space="preserve"> </w:t>
       </w:r>
-      <w:proofErr w:type="spellStart"/>
       <w:r>
         <w:rPr>
           <w:spacing w:val="-2"/>
         </w:rPr>
         <w:t>SceneCleaner.jav</w:t>
       </w:r>
-      <w:proofErr w:type="spellEnd"/>
+      <w:r>
+        <w:rPr>
+          <w:spacing w:val="-2"/>
+        </w:rPr>
+        <w:t>a</w:t>
+      </w:r>
+      <w:r>
+        <w:rPr>
+          <w:spacing w:val="-2"/>
+        </w:rPr>
+        <w:t xml:space="preserve">, </w:t>
+      </w:r>
+      <w:r>
+        <w:rPr>
+          <w:spacing w:val="-2"/>
+        </w:rPr>
+        <w:t>escena.txt</w:t>
+      </w:r>
     </w:p>
     <w:p>
       <w:pPr>
@@ -5167,6 +5941,7 @@
         <w:spacing w:line="293" w:lineRule="exact"/>
         <w:ind w:left="1341"/>
         <w:rPr>
+          <w:w w:val="90"/>
           <w:lang w:val="en-US"/>
         </w:rPr>
       </w:pPr>
@@ -5201,7 +5976,46 @@
           <w:w w:val="90"/>
           <w:lang w:val="en-US"/>
         </w:rPr>
-        <w:t>Any.</w:t>
+        <w:t xml:space="preserve">public static void </w:t>
+      </w:r>
+      <w:proofErr w:type="gramStart"/>
+      <w:r>
+        <w:rPr>
+          <w:w w:val="90"/>
+          <w:lang w:val="en-US"/>
+        </w:rPr>
+        <w:t>main(</w:t>
+      </w:r>
+      <w:proofErr w:type="gramEnd"/>
+      <w:r>
+        <w:rPr>
+          <w:w w:val="90"/>
+          <w:lang w:val="en-US"/>
+        </w:rPr>
+        <w:t xml:space="preserve">String[] </w:t>
+      </w:r>
+      <w:proofErr w:type="spellStart"/>
+      <w:r>
+        <w:rPr>
+          <w:w w:val="90"/>
+          <w:lang w:val="en-US"/>
+        </w:rPr>
+        <w:t>args</w:t>
+      </w:r>
+      <w:proofErr w:type="spellEnd"/>
+      <w:r>
+        <w:rPr>
+          <w:w w:val="90"/>
+          <w:lang w:val="en-US"/>
+        </w:rPr>
+        <w:t>)</w:t>
+      </w:r>
+      <w:r>
+        <w:rPr>
+          <w:w w:val="90"/>
+          <w:lang w:val="en-US"/>
+        </w:rPr>
+        <w:t>.</w:t>
       </w:r>
     </w:p>
     <w:p>
@@ -5449,6 +6263,11 @@
     </w:p>
     <w:p>
       <w:pPr>
+        <w:pStyle w:val="Sinespaciado"/>
+      </w:pPr>
+    </w:p>
+    <w:p>
+      <w:pPr>
         <w:ind w:left="622"/>
         <w:rPr>
           <w:spacing w:val="-6"/>
@@ -5492,50 +6311,63 @@
     <w:p>
       <w:pPr>
         <w:ind w:left="622"/>
-      </w:pPr>
-    </w:p>
-    <w:p>
-      <w:pPr>
-        <w:pStyle w:val="Textoindependiente"/>
-        <w:spacing w:before="1" w:line="252" w:lineRule="auto"/>
-        <w:ind w:left="622" w:right="672"/>
-      </w:pPr>
-      <w:r>
+        <w:rPr>
+          <w:spacing w:val="-6"/>
+        </w:rPr>
+      </w:pPr>
+    </w:p>
+    <w:p>
+      <w:pPr>
+        <w:ind w:left="622"/>
         <w:rPr>
           <w:b/>
           <w:bCs/>
-        </w:rPr>
-        <w:t>Salida Esperada</w:t>
-      </w:r>
-    </w:p>
-    <w:p>
-      <w:pPr>
-        <w:pStyle w:val="Sinespaciado"/>
+          <w:spacing w:val="-8"/>
+        </w:rPr>
+      </w:pPr>
+      <w:r>
+        <w:rPr>
+          <w:b/>
+          <w:bCs/>
+          <w:spacing w:val="-8"/>
+        </w:rPr>
+        <w:t>escena</w:t>
+      </w:r>
+      <w:r>
+        <w:rPr>
+          <w:b/>
+          <w:bCs/>
+          <w:spacing w:val="-8"/>
+        </w:rPr>
+        <w:t>.txt</w:t>
+      </w:r>
+    </w:p>
+    <w:p>
+      <w:pPr>
         <w:ind w:left="622"/>
         <w:rPr>
-          <w:lang w:val="es-ES"/>
+          <w:spacing w:val="-8"/>
         </w:rPr>
       </w:pPr>
       <w:r>
         <w:rPr>
           <w:noProof/>
-          <w:lang w:val="es-ES"/>
         </w:rPr>
         <mc:AlternateContent>
           <mc:Choice Requires="wps">
             <w:drawing>
-              <wp:anchor distT="0" distB="0" distL="114300" distR="114300" simplePos="0" relativeHeight="251646976" behindDoc="0" locked="0" layoutInCell="1" allowOverlap="1" wp14:anchorId="6EEA5942" wp14:editId="54EA2910">
+              <wp:anchor distT="0" distB="0" distL="114300" distR="114300" simplePos="0" relativeHeight="251661824" behindDoc="0" locked="0" layoutInCell="1" allowOverlap="1" wp14:anchorId="5CCC47C2" wp14:editId="1DB1FA8E">
                 <wp:simplePos x="0" y="0"/>
                 <wp:positionH relativeFrom="margin">
-                  <wp:posOffset>400050</wp:posOffset>
+                  <wp:posOffset>419100</wp:posOffset>
                 </wp:positionH>
                 <wp:positionV relativeFrom="paragraph">
-                  <wp:posOffset>79376</wp:posOffset>
+                  <wp:posOffset>122555</wp:posOffset>
                 </wp:positionV>
-                <wp:extent cx="5518205" cy="571500"/>
+                <wp:extent cx="5518205" cy="1162050"/>
                 <wp:effectExtent l="0" t="0" r="25400" b="19050"/>
                 <wp:wrapNone/>
-                <wp:docPr id="1692332025" name="Rectángulo 2"/>
+                <wp:docPr id="1535638191" name="Rectángulo 2"/>
                 <wp:cNvGraphicFramePr/>
                 <a:graphic xmlns:a="http://schemas.openxmlformats.org/drawingml/2006/main">
                   <a:graphicData uri="http://schemas.microsoft.com/office/word/2010/wordprocessingShape">
@@ -5544,7 +6376,7 @@
                       <wps:spPr>
                         <a:xfrm>
                           <a:off x="0" y="0"/>
-                          <a:ext cx="5518205" cy="571500"/>
+                          <a:ext cx="5518205" cy="1162050"/>
                         </a:xfrm>
                         <a:prstGeom prst="rect">
                           <a:avLst/>
@@ -5589,7 +6421,71 @@
                                 <w:rFonts w:ascii="Cascadia Mono SemiBold" w:hAnsi="Cascadia Mono SemiBold" w:cs="Cascadia Mono SemiBold"/>
                                 <w:lang w:val="es-ES"/>
                               </w:rPr>
-                              <w:t>Líneas importantes en formato "DEADPOOL-STYLE" (MAYÚSCULAS).</w:t>
+                              <w:t>Se encontraron huellas en la ventana</w:t>
+                            </w:r>
+                          </w:p>
+                          <w:p>
+                            <w:pPr>
+                              <w:pStyle w:val="Sinespaciado"/>
+                              <w:rPr>
+                                <w:rFonts w:ascii="Cascadia Mono SemiBold" w:hAnsi="Cascadia Mono SemiBold" w:cs="Cascadia Mono SemiBold"/>
+                                <w:lang w:val="es-ES"/>
+                              </w:rPr>
+                            </w:pPr>
+                            <w:r>
+                              <w:rPr>
+                                <w:rFonts w:ascii="Cascadia Mono SemiBold" w:hAnsi="Cascadia Mono SemiBold" w:cs="Cascadia Mono SemiBold"/>
+                                <w:lang w:val="es-ES"/>
+                              </w:rPr>
+                              <w:t>NOISE: interferencia de radio detectada</w:t>
+                            </w:r>
+                          </w:p>
+                          <w:p>
+                            <w:pPr>
+                              <w:pStyle w:val="Sinespaciado"/>
+                              <w:rPr>
+                                <w:rFonts w:ascii="Cascadia Mono SemiBold" w:hAnsi="Cascadia Mono SemiBold" w:cs="Cascadia Mono SemiBold"/>
+                                <w:lang w:val="es-ES"/>
+                              </w:rPr>
+                            </w:pPr>
+                            <w:r>
+                              <w:rPr>
+                                <w:rFonts w:ascii="Cascadia Mono SemiBold" w:hAnsi="Cascadia Mono SemiBold" w:cs="Cascadia Mono SemiBold"/>
+                                <w:lang w:val="es-ES"/>
+                              </w:rPr>
+                              <w:t>El sospechoso llevaba una chaqueta negra</w:t>
+                            </w:r>
+                          </w:p>
+                          <w:p>
+                            <w:pPr>
+                              <w:pStyle w:val="Sinespaciado"/>
+                              <w:rPr>
+                                <w:rFonts w:ascii="Cascadia Mono SemiBold" w:hAnsi="Cascadia Mono SemiBold" w:cs="Cascadia Mono SemiBold"/>
+                                <w:lang w:val="es-ES"/>
+                              </w:rPr>
+                            </w:pPr>
+                            <w:r>
+                              <w:rPr>
+                                <w:rFonts w:ascii="Cascadia Mono SemiBold" w:hAnsi="Cascadia Mono SemiBold" w:cs="Cascadia Mono SemiBold"/>
+                                <w:lang w:val="es-ES"/>
+                              </w:rPr>
+                              <w:t>CIVILIAN: testigo anónimo reportó el incidente</w:t>
+                            </w:r>
+                          </w:p>
+                          <w:p>
+                            <w:pPr>
+                              <w:pStyle w:val="Sinespaciado"/>
+                              <w:rPr>
+                                <w:rFonts w:ascii="Cascadia Mono SemiBold" w:hAnsi="Cascadia Mono SemiBold" w:cs="Cascadia Mono SemiBold"/>
+                                <w:lang w:val="es-ES"/>
+                              </w:rPr>
+                            </w:pPr>
+                            <w:r>
+                              <w:rPr>
+                                <w:rFonts w:ascii="Cascadia Mono SemiBold" w:hAnsi="Cascadia Mono SemiBold" w:cs="Cascadia Mono SemiBold"/>
+                                <w:lang w:val="es-ES"/>
+                              </w:rPr>
+                              <w:t>Casquillo de bala hallado cerca de la puerta</w:t>
                             </w:r>
                           </w:p>
                         </w:txbxContent>
@@ -5614,7 +6510,7 @@
           </mc:Choice>
           <mc:Fallback>
             <w:pict>
-              <v:rect w14:anchorId="6EEA5942" id="_x0000_s1027" style="position:absolute;left:0;text-align:left;margin-left:31.5pt;margin-top:6.25pt;width:434.5pt;height:45pt;z-index:251646976;visibility:visible;mso-wrap-style:square;mso-width-percent:0;mso-height-percent:0;mso-wrap-distance-left:9pt;mso-wrap-distance-top:0;mso-wrap-distance-right:9pt;mso-wrap-distance-bottom:0;mso-position-horizontal:absolute;mso-position-horizontal-relative:margin;mso-position-vertical:absolute;mso-position-vertical-relative:text;mso-width-percent:0;mso-height-percent:0;mso-width-relative:margin;mso-height-relative:margin;v-text-anchor:middle" o:gfxdata="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" fillcolor="black [3213]" strokecolor="black [3213]" strokeweight="2pt">
+              <v:rect w14:anchorId="5CCC47C2" id="_x0000_s1028" style="position:absolute;left:0;text-align:left;margin-left:33pt;margin-top:9.65pt;width:434.5pt;height:91.5pt;z-index:251661824;visibility:visible;mso-wrap-style:square;mso-width-percent:0;mso-height-percent:0;mso-wrap-distance-left:9pt;mso-wrap-distance-top:0;mso-wrap-distance-right:9pt;mso-wrap-distance-bottom:0;mso-position-horizontal:absolute;mso-position-horizontal-relative:margin;mso-position-vertical:absolute;mso-position-vertical-relative:text;mso-width-percent:0;mso-height-percent:0;mso-width-relative:margin;mso-height-relative:margin;v-text-anchor:middle" o:gfxdata="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" fillcolor="black [3213]" strokecolor="black [3213]" strokeweight="2pt">
                 <v:textbox>
                   <w:txbxContent>
                     <w:p>
@@ -5630,7 +6526,341 @@
                           <w:rFonts w:ascii="Cascadia Mono SemiBold" w:hAnsi="Cascadia Mono SemiBold" w:cs="Cascadia Mono SemiBold"/>
                           <w:lang w:val="es-ES"/>
                         </w:rPr>
-                        <w:t>Líneas importantes en formato "DEADPOOL-STYLE" (MAYÚSCULAS).</w:t>
+                        <w:t>Se encontraron huellas en la ventana</w:t>
+                      </w:r>
+                    </w:p>
+                    <w:p>
+                      <w:pPr>
+                        <w:pStyle w:val="Sinespaciado"/>
+                        <w:rPr>
+                          <w:rFonts w:ascii="Cascadia Mono SemiBold" w:hAnsi="Cascadia Mono SemiBold" w:cs="Cascadia Mono SemiBold"/>
+                          <w:lang w:val="es-ES"/>
+                        </w:rPr>
+                      </w:pPr>
+                      <w:r>
+                        <w:rPr>
+                          <w:rFonts w:ascii="Cascadia Mono SemiBold" w:hAnsi="Cascadia Mono SemiBold" w:cs="Cascadia Mono SemiBold"/>
+                          <w:lang w:val="es-ES"/>
+                        </w:rPr>
+                        <w:t>NOISE: interferencia de radio detectada</w:t>
+                      </w:r>
+                    </w:p>
+                    <w:p>
+                      <w:pPr>
+                        <w:pStyle w:val="Sinespaciado"/>
+                        <w:rPr>
+                          <w:rFonts w:ascii="Cascadia Mono SemiBold" w:hAnsi="Cascadia Mono SemiBold" w:cs="Cascadia Mono SemiBold"/>
+                          <w:lang w:val="es-ES"/>
+                        </w:rPr>
+                      </w:pPr>
+                      <w:r>
+                        <w:rPr>
+                          <w:rFonts w:ascii="Cascadia Mono SemiBold" w:hAnsi="Cascadia Mono SemiBold" w:cs="Cascadia Mono SemiBold"/>
+                          <w:lang w:val="es-ES"/>
+                        </w:rPr>
+                        <w:t>El sospechoso llevaba una chaqueta negra</w:t>
+                      </w:r>
+                    </w:p>
+                    <w:p>
+                      <w:pPr>
+                        <w:pStyle w:val="Sinespaciado"/>
+                        <w:rPr>
+                          <w:rFonts w:ascii="Cascadia Mono SemiBold" w:hAnsi="Cascadia Mono SemiBold" w:cs="Cascadia Mono SemiBold"/>
+                          <w:lang w:val="es-ES"/>
+                        </w:rPr>
+                      </w:pPr>
+                      <w:r>
+                        <w:rPr>
+                          <w:rFonts w:ascii="Cascadia Mono SemiBold" w:hAnsi="Cascadia Mono SemiBold" w:cs="Cascadia Mono SemiBold"/>
+                          <w:lang w:val="es-ES"/>
+                        </w:rPr>
+                        <w:t>CIVILIAN: testigo anónimo reportó el incidente</w:t>
+                      </w:r>
+                    </w:p>
+                    <w:p>
+                      <w:pPr>
+                        <w:pStyle w:val="Sinespaciado"/>
+                        <w:rPr>
+                          <w:rFonts w:ascii="Cascadia Mono SemiBold" w:hAnsi="Cascadia Mono SemiBold" w:cs="Cascadia Mono SemiBold"/>
+                          <w:lang w:val="es-ES"/>
+                        </w:rPr>
+                      </w:pPr>
+                      <w:r>
+                        <w:rPr>
+                          <w:rFonts w:ascii="Cascadia Mono SemiBold" w:hAnsi="Cascadia Mono SemiBold" w:cs="Cascadia Mono SemiBold"/>
+                          <w:lang w:val="es-ES"/>
+                        </w:rPr>
+                        <w:t>Casquillo de bala hallado cerca de la puerta</w:t>
+                      </w:r>
+                    </w:p>
+                  </w:txbxContent>
+                </v:textbox>
+                <w10:wrap anchorx="margin"/>
+              </v:rect>
+            </w:pict>
+          </mc:Fallback>
+        </mc:AlternateContent>
+      </w:r>
+    </w:p>
+    <w:p>
+      <w:pPr>
+        <w:ind w:left="622"/>
+        <w:rPr>
+          <w:spacing w:val="-8"/>
+        </w:rPr>
+      </w:pPr>
+    </w:p>
+    <w:p>
+      <w:pPr>
+        <w:ind w:left="622"/>
+      </w:pPr>
+    </w:p>
+    <w:p>
+      <w:pPr>
+        <w:pStyle w:val="Textoindependiente"/>
+        <w:spacing w:before="1" w:line="252" w:lineRule="auto"/>
+        <w:ind w:left="622" w:right="672"/>
+        <w:rPr>
+          <w:b/>
+          <w:bCs/>
+        </w:rPr>
+      </w:pPr>
+    </w:p>
+    <w:p>
+      <w:pPr>
+        <w:pStyle w:val="Textoindependiente"/>
+        <w:spacing w:before="1" w:line="252" w:lineRule="auto"/>
+        <w:ind w:right="672"/>
+        <w:rPr>
+          <w:b/>
+          <w:bCs/>
+        </w:rPr>
+      </w:pPr>
+    </w:p>
+    <w:p>
+      <w:pPr>
+        <w:pStyle w:val="Textoindependiente"/>
+        <w:spacing w:before="1" w:line="252" w:lineRule="auto"/>
+        <w:ind w:right="672"/>
+        <w:rPr>
+          <w:b/>
+          <w:bCs/>
+        </w:rPr>
+      </w:pPr>
+    </w:p>
+    <w:p>
+      <w:pPr>
+        <w:pStyle w:val="Textoindependiente"/>
+        <w:spacing w:before="1" w:line="252" w:lineRule="auto"/>
+        <w:ind w:left="622" w:right="672"/>
+        <w:rPr>
+          <w:b/>
+          <w:bCs/>
+        </w:rPr>
+      </w:pPr>
+    </w:p>
+    <w:p/>
+    <w:p>
+      <w:pPr>
+        <w:pStyle w:val="Textoindependiente"/>
+        <w:spacing w:before="1" w:line="252" w:lineRule="auto"/>
+        <w:ind w:left="622" w:right="672"/>
+      </w:pPr>
+      <w:r>
+        <w:rPr>
+          <w:b/>
+          <w:bCs/>
+        </w:rPr>
+        <w:t>Salida Esperada</w:t>
+      </w:r>
+    </w:p>
+    <w:p>
+      <w:pPr>
+        <w:pStyle w:val="Sinespaciado"/>
+        <w:ind w:left="622"/>
+        <w:rPr>
+          <w:lang w:val="es-ES"/>
+        </w:rPr>
+      </w:pPr>
+      <w:r>
+        <w:rPr>
+          <w:noProof/>
+          <w:lang w:val="es-ES"/>
+        </w:rPr>
+        <mc:AlternateContent>
+          <mc:Choice Requires="wps">
+            <w:drawing>
+              <wp:anchor distT="0" distB="0" distL="114300" distR="114300" simplePos="0" relativeHeight="251646976" behindDoc="0" locked="0" layoutInCell="1" allowOverlap="1" wp14:anchorId="6EEA5942" wp14:editId="0B3FB99D">
+                <wp:simplePos x="0" y="0"/>
+                <wp:positionH relativeFrom="margin">
+                  <wp:posOffset>400050</wp:posOffset>
+                </wp:positionH>
+                <wp:positionV relativeFrom="paragraph">
+                  <wp:posOffset>74930</wp:posOffset>
+                </wp:positionV>
+                <wp:extent cx="5518205" cy="838200"/>
+                <wp:effectExtent l="0" t="0" r="25400" b="19050"/>
+                <wp:wrapNone/>
+                <wp:docPr id="1692332025" name="Rectángulo 2"/>
+                <wp:cNvGraphicFramePr/>
+                <a:graphic xmlns:a="http://schemas.openxmlformats.org/drawingml/2006/main">
+                  <a:graphicData uri="http://schemas.microsoft.com/office/word/2010/wordprocessingShape">
+                    <wps:wsp>
+                      <wps:cNvSpPr/>
+                      <wps:spPr>
+                        <a:xfrm>
+                          <a:off x="0" y="0"/>
+                          <a:ext cx="5518205" cy="838200"/>
+                        </a:xfrm>
+                        <a:prstGeom prst="rect">
+                          <a:avLst/>
+                        </a:prstGeom>
+                        <a:solidFill>
+                          <a:schemeClr val="tx1"/>
+                        </a:solidFill>
+                        <a:ln>
+                          <a:solidFill>
+                            <a:schemeClr val="tx1"/>
+                          </a:solidFill>
+                        </a:ln>
+                      </wps:spPr>
+                      <wps:style>
+                        <a:lnRef idx="2">
+                          <a:schemeClr val="accent1">
+                            <a:shade val="15000"/>
+                          </a:schemeClr>
+                        </a:lnRef>
+                        <a:fillRef idx="1">
+                          <a:schemeClr val="accent1"/>
+                        </a:fillRef>
+                        <a:effectRef idx="0">
+                          <a:schemeClr val="accent1"/>
+                        </a:effectRef>
+                        <a:fontRef idx="minor">
+                          <a:schemeClr val="lt1"/>
+                        </a:fontRef>
+                      </wps:style>
+                      <wps:txbx>
+                        <w:txbxContent>
+                          <w:p>
+                            <w:pPr>
+                              <w:pStyle w:val="Sinespaciado"/>
+                              <w:rPr>
+                                <w:rFonts w:ascii="Cascadia Mono SemiBold" w:hAnsi="Cascadia Mono SemiBold" w:cs="Cascadia Mono SemiBold"/>
+                                <w:lang w:val="es-ES"/>
+                              </w:rPr>
+                            </w:pPr>
+                            <w:r>
+                              <w:rPr>
+                                <w:rFonts w:ascii="Cascadia Mono SemiBold" w:hAnsi="Cascadia Mono SemiBold" w:cs="Cascadia Mono SemiBold"/>
+                                <w:lang w:val="es-ES"/>
+                              </w:rPr>
+                              <w:t>SE ENCONTRARON HUELLAS EN LA VENTANA</w:t>
+                            </w:r>
+                          </w:p>
+                          <w:p>
+                            <w:pPr>
+                              <w:pStyle w:val="Sinespaciado"/>
+                              <w:rPr>
+                                <w:rFonts w:ascii="Cascadia Mono SemiBold" w:hAnsi="Cascadia Mono SemiBold" w:cs="Cascadia Mono SemiBold"/>
+                                <w:lang w:val="es-ES"/>
+                              </w:rPr>
+                            </w:pPr>
+                            <w:r>
+                              <w:rPr>
+                                <w:rFonts w:ascii="Cascadia Mono SemiBold" w:hAnsi="Cascadia Mono SemiBold" w:cs="Cascadia Mono SemiBold"/>
+                                <w:lang w:val="es-ES"/>
+                              </w:rPr>
+                              <w:t>EL SOSPECHOSO LLEVABA UNA CHAQUETA NEGRA</w:t>
+                            </w:r>
+                          </w:p>
+                          <w:p>
+                            <w:pPr>
+                              <w:pStyle w:val="Sinespaciado"/>
+                              <w:rPr>
+                                <w:rFonts w:ascii="Cascadia Mono SemiBold" w:hAnsi="Cascadia Mono SemiBold" w:cs="Cascadia Mono SemiBold"/>
+                                <w:lang w:val="es-ES"/>
+                              </w:rPr>
+                            </w:pPr>
+                            <w:r>
+                              <w:rPr>
+                                <w:rFonts w:ascii="Cascadia Mono SemiBold" w:hAnsi="Cascadia Mono SemiBold" w:cs="Cascadia Mono SemiBold"/>
+                                <w:lang w:val="es-ES"/>
+                              </w:rPr>
+                              <w:t>CASQUILLO DE BALA HALLADO CERCA DE LA PUERTA</w:t>
+                            </w:r>
+                          </w:p>
+                        </w:txbxContent>
+                      </wps:txbx>
+                      <wps:bodyPr rot="0" spcFirstLastPara="0" vertOverflow="overflow" horzOverflow="overflow" vert="horz" wrap="square" lIns="91440" tIns="45720" rIns="91440" bIns="45720" numCol="1" spcCol="0" rtlCol="0" fromWordArt="0" anchor="ctr" anchorCtr="0" forceAA="0" compatLnSpc="1">
+                        <a:prstTxWarp prst="textNoShape">
+                          <a:avLst/>
+                        </a:prstTxWarp>
+                        <a:noAutofit/>
+                      </wps:bodyPr>
+                    </wps:wsp>
+                  </a:graphicData>
+                </a:graphic>
+                <wp14:sizeRelH relativeFrom="margin">
+                  <wp14:pctWidth>0</wp14:pctWidth>
+                </wp14:sizeRelH>
+                <wp14:sizeRelV relativeFrom="margin">
+                  <wp14:pctHeight>0</wp14:pctHeight>
+                </wp14:sizeRelV>
+              </wp:anchor>
+            </w:drawing>
+          </mc:Choice>
+          <mc:Fallback>
+            <w:pict>
+              <v:rect w14:anchorId="6EEA5942" id="_x0000_s1029" style="position:absolute;left:0;text-align:left;margin-left:31.5pt;margin-top:5.9pt;width:434.5pt;height:66pt;z-index:251646976;visibility:visible;mso-wrap-style:square;mso-width-percent:0;mso-height-percent:0;mso-wrap-distance-left:9pt;mso-wrap-distance-top:0;mso-wrap-distance-right:9pt;mso-wrap-distance-bottom:0;mso-position-horizontal:absolute;mso-position-horizontal-relative:margin;mso-position-vertical:absolute;mso-position-vertical-relative:text;mso-width-percent:0;mso-height-percent:0;mso-width-relative:margin;mso-height-relative:margin;v-text-anchor:middle" o:gfxdata="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" fillcolor="black [3213]" strokecolor="black [3213]" strokeweight="2pt">
+                <v:textbox>
+                  <w:txbxContent>
+                    <w:p>
+                      <w:pPr>
+                        <w:pStyle w:val="Sinespaciado"/>
+                        <w:rPr>
+                          <w:rFonts w:ascii="Cascadia Mono SemiBold" w:hAnsi="Cascadia Mono SemiBold" w:cs="Cascadia Mono SemiBold"/>
+                          <w:lang w:val="es-ES"/>
+                        </w:rPr>
+                      </w:pPr>
+                      <w:r>
+                        <w:rPr>
+                          <w:rFonts w:ascii="Cascadia Mono SemiBold" w:hAnsi="Cascadia Mono SemiBold" w:cs="Cascadia Mono SemiBold"/>
+                          <w:lang w:val="es-ES"/>
+                        </w:rPr>
+                        <w:t>SE ENCONTRARON HUELLAS EN LA VENTANA</w:t>
+                      </w:r>
+                    </w:p>
+                    <w:p>
+                      <w:pPr>
+                        <w:pStyle w:val="Sinespaciado"/>
+                        <w:rPr>
+                          <w:rFonts w:ascii="Cascadia Mono SemiBold" w:hAnsi="Cascadia Mono SemiBold" w:cs="Cascadia Mono SemiBold"/>
+                          <w:lang w:val="es-ES"/>
+                        </w:rPr>
+                      </w:pPr>
+                      <w:r>
+                        <w:rPr>
+                          <w:rFonts w:ascii="Cascadia Mono SemiBold" w:hAnsi="Cascadia Mono SemiBold" w:cs="Cascadia Mono SemiBold"/>
+                          <w:lang w:val="es-ES"/>
+                        </w:rPr>
+                        <w:t>EL SOSPECHOSO LLEVABA UNA CHAQUETA NEGRA</w:t>
+                      </w:r>
+                    </w:p>
+                    <w:p>
+                      <w:pPr>
+                        <w:pStyle w:val="Sinespaciado"/>
+                        <w:rPr>
+                          <w:rFonts w:ascii="Cascadia Mono SemiBold" w:hAnsi="Cascadia Mono SemiBold" w:cs="Cascadia Mono SemiBold"/>
+                          <w:lang w:val="es-ES"/>
+                        </w:rPr>
+                      </w:pPr>
+                      <w:r>
+                        <w:rPr>
+                          <w:rFonts w:ascii="Cascadia Mono SemiBold" w:hAnsi="Cascadia Mono SemiBold" w:cs="Cascadia Mono SemiBold"/>
+                          <w:lang w:val="es-ES"/>
+                        </w:rPr>
+                        <w:t>CASQUILLO DE BALA HALLADO CERCA DE LA PUERTA</w:t>
                       </w:r>
                     </w:p>
                   </w:txbxContent>
@@ -6212,7 +7442,7 @@
           </mc:Choice>
           <mc:Fallback>
             <w:pict>
-              <v:rect w14:anchorId="58BA83F3" id="_x0000_s1028" style="position:absolute;left:0;text-align:left;margin-left:31.2pt;margin-top:5.85pt;width:434.5pt;height:66pt;z-index:251649024;visibility:visible;mso-wrap-style:square;mso-width-percent:0;mso-height-percent:0;mso-wrap-distance-left:9pt;mso-wrap-distance-top:0;mso-wrap-distance-right:9pt;mso-wrap-distance-bottom:0;mso-position-horizontal:absolute;mso-position-horizontal-relative:margin;mso-position-vertical:absolute;mso-position-vertical-relative:text;mso-width-percent:0;mso-height-percent:0;mso-width-relative:margin;mso-height-relative:margin;v-text-anchor:middle" o:gfxdata="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" fillcolor="black [3213]" strokecolor="black [3213]" strokeweight="2pt">
+              <v:rect w14:anchorId="58BA83F3" id="_x0000_s1030" style="position:absolute;left:0;text-align:left;margin-left:31.2pt;margin-top:5.85pt;width:434.5pt;height:66pt;z-index:251649024;visibility:visible;mso-wrap-style:square;mso-width-percent:0;mso-height-percent:0;mso-wrap-distance-left:9pt;mso-wrap-distance-top:0;mso-wrap-distance-right:9pt;mso-wrap-distance-bottom:0;mso-position-horizontal:absolute;mso-position-horizontal-relative:margin;mso-position-vertical:absolute;mso-position-vertical-relative:text;mso-width-percent:0;mso-height-percent:0;mso-width-relative:margin;mso-height-relative:margin;v-text-anchor:middle" o:gfxdata="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" fillcolor="black [3213]" strokecolor="black [3213]" strokeweight="2pt">
                 <v:textbox>
                   <w:txbxContent>
                     <w:p>
@@ -6861,7 +8091,7 @@
           </mc:Choice>
           <mc:Fallback>
             <w:pict>
-              <v:rect w14:anchorId="4F91A487" id="_x0000_s1029" style="position:absolute;left:0;text-align:left;margin-left:31.2pt;margin-top:6pt;width:434.5pt;height:37.8pt;z-index:251658240;visibility:visible;mso-wrap-style:square;mso-width-percent:0;mso-height-percent:0;mso-wrap-distance-left:9pt;mso-wrap-distance-top:0;mso-wrap-distance-right:9pt;mso-wrap-distance-bottom:0;mso-position-horizontal:absolute;mso-position-horizontal-relative:margin;mso-position-vertical:absolute;mso-position-vertical-relative:text;mso-width-percent:0;mso-height-percent:0;mso-width-relative:margin;mso-height-relative:margin;v-text-anchor:middle" o:gfxdata="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" fillcolor="black [3213]" strokecolor="black [3213]" strokeweight="2pt">
+              <v:rect w14:anchorId="4F91A487" id="_x0000_s1031" style="position:absolute;left:0;text-align:left;margin-left:31.2pt;margin-top:6pt;width:434.5pt;height:37.8pt;z-index:251658240;visibility:visible;mso-wrap-style:square;mso-width-percent:0;mso-height-percent:0;mso-wrap-distance-left:9pt;mso-wrap-distance-top:0;mso-wrap-distance-right:9pt;mso-wrap-distance-bottom:0;mso-position-horizontal:absolute;mso-position-horizontal-relative:margin;mso-position-vertical:absolute;mso-position-vertical-relative:text;mso-width-percent:0;mso-height-percent:0;mso-width-relative:margin;mso-height-relative:margin;v-text-anchor:middle" o:gfxdata="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" fillcolor="black [3213]" strokecolor="black [3213]" strokeweight="2pt">
                 <v:textbox>
                   <w:txbxContent>
                     <w:p>
@@ -7402,7 +8632,7 @@
           </mc:Choice>
           <mc:Fallback>
             <w:pict>
-              <v:rect w14:anchorId="07DEF22C" id="_x0000_s1030" style="position:absolute;margin-left:26.4pt;margin-top:.7pt;width:441.4pt;height:46.8pt;z-index:251642880;visibility:visible;mso-wrap-style:square;mso-width-percent:0;mso-height-percent:0;mso-wrap-distance-left:9pt;mso-wrap-distance-top:0;mso-wrap-distance-right:9pt;mso-wrap-distance-bottom:0;mso-position-horizontal:absolute;mso-position-horizontal-relative:margin;mso-position-vertical:absolute;mso-position-vertical-relative:text;mso-width-percent:0;mso-height-percent:0;mso-width-relative:margin;mso-height-relative:margin;v-text-anchor:middle" o:gfxdata="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" fillcolor="black [3213]" strokecolor="black [3213]" strokeweight="2pt">
+              <v:rect w14:anchorId="07DEF22C" id="_x0000_s1032" style="position:absolute;margin-left:26.4pt;margin-top:.7pt;width:441.4pt;height:46.8pt;z-index:251642880;visibility:visible;mso-wrap-style:square;mso-width-percent:0;mso-height-percent:0;mso-wrap-distance-left:9pt;mso-wrap-distance-top:0;mso-wrap-distance-right:9pt;mso-wrap-distance-bottom:0;mso-position-horizontal:absolute;mso-position-horizontal-relative:margin;mso-position-vertical:absolute;mso-position-vertical-relative:text;mso-width-percent:0;mso-height-percent:0;mso-width-relative:margin;mso-height-relative:margin;v-text-anchor:middle" o:gfxdata="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" fillcolor="black [3213]" strokecolor="black [3213]" strokeweight="2pt">
                 <v:textbox>
                   <w:txbxContent>
                     <w:p>
@@ -8152,7 +9382,7 @@
           </mc:Choice>
           <mc:Fallback>
             <w:pict>
-              <v:rect w14:anchorId="313EC888" id="_x0000_s1031" style="position:absolute;margin-left:24.6pt;margin-top:5.45pt;width:436.4pt;height:42.6pt;z-index:251651072;visibility:visible;mso-wrap-style:square;mso-width-percent:0;mso-height-percent:0;mso-wrap-distance-left:9pt;mso-wrap-distance-top:0;mso-wrap-distance-right:9pt;mso-wrap-distance-bottom:0;mso-position-horizontal:absolute;mso-position-horizontal-relative:margin;mso-position-vertical:absolute;mso-position-vertical-relative:text;mso-width-percent:0;mso-height-percent:0;mso-width-relative:margin;mso-height-relative:margin;v-text-anchor:middle" o:gfxdata="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" fillcolor="black [3213]" strokecolor="black [3213]" strokeweight="2pt">
+              <v:rect w14:anchorId="313EC888" id="_x0000_s1033" style="position:absolute;margin-left:24.6pt;margin-top:5.45pt;width:436.4pt;height:42.6pt;z-index:251651072;visibility:visible;mso-wrap-style:square;mso-width-percent:0;mso-height-percent:0;mso-wrap-distance-left:9pt;mso-wrap-distance-top:0;mso-wrap-distance-right:9pt;mso-wrap-distance-bottom:0;mso-position-horizontal:absolute;mso-position-horizontal-relative:margin;mso-position-vertical:absolute;mso-position-vertical-relative:text;mso-width-percent:0;mso-height-percent:0;mso-width-relative:margin;mso-height-relative:margin;v-text-anchor:middle" o:gfxdata="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" fillcolor="black [3213]" strokecolor="black [3213]" strokeweight="2pt">
                 <v:textbox>
                   <w:txbxContent>
                     <w:p>
@@ -8819,7 +10049,7 @@
           </mc:Choice>
           <mc:Fallback>
             <w:pict>
-              <v:rect w14:anchorId="51756CB7" id="_x0000_s1032" style="position:absolute;left:0;text-align:left;margin-left:31.2pt;margin-top:6.45pt;width:451.4pt;height:49.8pt;z-index:251655168;visibility:visible;mso-wrap-style:square;mso-width-percent:0;mso-height-percent:0;mso-wrap-distance-left:9pt;mso-wrap-distance-top:0;mso-wrap-distance-right:9pt;mso-wrap-distance-bottom:0;mso-position-horizontal:absolute;mso-position-horizontal-relative:margin;mso-position-vertical:absolute;mso-position-vertical-relative:text;mso-width-percent:0;mso-height-percent:0;mso-width-relative:margin;mso-height-relative:margin;v-text-anchor:middle" o:gfxdata="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" fillcolor="black [3213]" strokecolor="black [3213]" strokeweight="2pt">
+              <v:rect w14:anchorId="51756CB7" id="_x0000_s1034" style="position:absolute;left:0;text-align:left;margin-left:31.2pt;margin-top:6.45pt;width:451.4pt;height:49.8pt;z-index:251655168;visibility:visible;mso-wrap-style:square;mso-width-percent:0;mso-height-percent:0;mso-wrap-distance-left:9pt;mso-wrap-distance-top:0;mso-wrap-distance-right:9pt;mso-wrap-distance-bottom:0;mso-position-horizontal:absolute;mso-position-horizontal-relative:margin;mso-position-vertical:absolute;mso-position-vertical-relative:text;mso-width-percent:0;mso-height-percent:0;mso-width-relative:margin;mso-height-relative:margin;v-text-anchor:middle" o:gfxdata="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" fillcolor="black [3213]" strokecolor="black [3213]" strokeweight="2pt">
                 <v:textbox>
                   <w:txbxContent>
                     <w:p>
@@ -9502,7 +10732,7 @@
           </mc:Choice>
           <mc:Fallback>
             <w:pict>
-              <v:rect w14:anchorId="1136D5C1" id="_x0000_s1033" style="position:absolute;left:0;text-align:left;margin-left:31.2pt;margin-top:6.45pt;width:451.4pt;height:56.4pt;z-index:251665408;visibility:visible;mso-wrap-style:square;mso-width-percent:0;mso-height-percent:0;mso-wrap-distance-left:9pt;mso-wrap-distance-top:0;mso-wrap-distance-right:9pt;mso-wrap-distance-bottom:0;mso-position-horizontal:absolute;mso-position-horizontal-relative:margin;mso-position-vertical:absolute;mso-position-vertical-relative:text;mso-width-percent:0;mso-height-percent:0;mso-width-relative:margin;mso-height-relative:margin;v-text-anchor:middle" o:gfxdata="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" fillcolor="black [3213]" strokecolor="black [3213]" strokeweight="2pt">
+              <v:rect w14:anchorId="1136D5C1" id="_x0000_s1035" style="position:absolute;left:0;text-align:left;margin-left:31.2pt;margin-top:6.45pt;width:451.4pt;height:56.4pt;z-index:251665408;visibility:visible;mso-wrap-style:square;mso-width-percent:0;mso-height-percent:0;mso-wrap-distance-left:9pt;mso-wrap-distance-top:0;mso-wrap-distance-right:9pt;mso-wrap-distance-bottom:0;mso-position-horizontal:absolute;mso-position-horizontal-relative:margin;mso-position-vertical:absolute;mso-position-vertical-relative:text;mso-width-percent:0;mso-height-percent:0;mso-width-relative:margin;mso-height-relative:margin;v-text-anchor:middle" o:gfxdata="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" fillcolor="black [3213]" strokecolor="black [3213]" strokeweight="2pt">
                 <v:textbox>
                   <w:txbxContent>
                     <w:p>
@@ -10269,7 +11499,7 @@
           </mc:Choice>
           <mc:Fallback>
             <w:pict>
-              <v:rect w14:anchorId="065036AF" id="_x0000_s1034" style="position:absolute;left:0;text-align:left;margin-left:31.2pt;margin-top:6.4pt;width:451.4pt;height:34.2pt;z-index:251667456;visibility:visible;mso-wrap-style:square;mso-width-percent:0;mso-height-percent:0;mso-wrap-distance-left:9pt;mso-wrap-distance-top:0;mso-wrap-distance-right:9pt;mso-wrap-distance-bottom:0;mso-position-horizontal:absolute;mso-position-horizontal-relative:margin;mso-position-vertical:absolute;mso-position-vertical-relative:text;mso-width-percent:0;mso-height-percent:0;mso-width-relative:margin;mso-height-relative:margin;v-text-anchor:middle" o:gfxdata="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" fillcolor="black [3213]" strokecolor="black [3213]" strokeweight="2pt">
+              <v:rect w14:anchorId="065036AF" id="_x0000_s1036" style="position:absolute;left:0;text-align:left;margin-left:31.2pt;margin-top:6.4pt;width:451.4pt;height:34.2pt;z-index:251667456;visibility:visible;mso-wrap-style:square;mso-width-percent:0;mso-height-percent:0;mso-wrap-distance-left:9pt;mso-wrap-distance-top:0;mso-wrap-distance-right:9pt;mso-wrap-distance-bottom:0;mso-position-horizontal:absolute;mso-position-horizontal-relative:margin;mso-position-vertical:absolute;mso-position-vertical-relative:text;mso-width-percent:0;mso-height-percent:0;mso-width-relative:margin;mso-height-relative:margin;v-text-anchor:middle" o:gfxdata="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" fillcolor="black [3213]" strokecolor="black [3213]" strokeweight="2pt">
                 <v:textbox>
                   <w:txbxContent>
                     <w:p>
@@ -11041,7 +12271,7 @@
           </mc:Choice>
           <mc:Fallback>
             <w:pict>
-              <v:rect w14:anchorId="3C6DF592" id="_x0000_s1035" style="position:absolute;left:0;text-align:left;margin-left:31.2pt;margin-top:6.4pt;width:451.4pt;height:34.2pt;z-index:251669504;visibility:visible;mso-wrap-style:square;mso-width-percent:0;mso-height-percent:0;mso-wrap-distance-left:9pt;mso-wrap-distance-top:0;mso-wrap-distance-right:9pt;mso-wrap-distance-bottom:0;mso-position-horizontal:absolute;mso-position-horizontal-relative:margin;mso-position-vertical:absolute;mso-position-vertical-relative:text;mso-width-percent:0;mso-height-percent:0;mso-width-relative:margin;mso-height-relative:margin;v-text-anchor:middle" o:gfxdata="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" fillcolor="black [3213]" strokecolor="black [3213]" strokeweight="2pt">
+              <v:rect w14:anchorId="3C6DF592" id="_x0000_s1037" style="position:absolute;left:0;text-align:left;margin-left:31.2pt;margin-top:6.4pt;width:451.4pt;height:34.2pt;z-index:251669504;visibility:visible;mso-wrap-style:square;mso-width-percent:0;mso-height-percent:0;mso-wrap-distance-left:9pt;mso-wrap-distance-top:0;mso-wrap-distance-right:9pt;mso-wrap-distance-bottom:0;mso-position-horizontal:absolute;mso-position-horizontal-relative:margin;mso-position-vertical:absolute;mso-position-vertical-relative:text;mso-width-percent:0;mso-height-percent:0;mso-width-relative:margin;mso-height-relative:margin;v-text-anchor:middle" o:gfxdata="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" fillcolor="black [3213]" strokecolor="black [3213]" strokeweight="2pt">
                 <v:textbox>
                   <w:txbxContent>
                     <w:p>
@@ -11691,7 +12921,7 @@
           </mc:Choice>
           <mc:Fallback>
             <w:pict>
-              <v:rect w14:anchorId="0D64C913" id="_x0000_s1036" style="position:absolute;left:0;text-align:left;margin-left:31.2pt;margin-top:6.3pt;width:451.4pt;height:42pt;z-index:251671552;visibility:visible;mso-wrap-style:square;mso-width-percent:0;mso-height-percent:0;mso-wrap-distance-left:9pt;mso-wrap-distance-top:0;mso-wrap-distance-right:9pt;mso-wrap-distance-bottom:0;mso-position-horizontal:absolute;mso-position-horizontal-relative:margin;mso-position-vertical:absolute;mso-position-vertical-relative:text;mso-width-percent:0;mso-height-percent:0;mso-width-relative:margin;mso-height-relative:margin;v-text-anchor:middle" o:gfxdata="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" fillcolor="black [3213]" strokecolor="black [3213]" strokeweight="2pt">
+              <v:rect w14:anchorId="0D64C913" id="_x0000_s1038" style="position:absolute;left:0;text-align:left;margin-left:31.2pt;margin-top:6.3pt;width:451.4pt;height:42pt;z-index:251671552;visibility:visible;mso-wrap-style:square;mso-width-percent:0;mso-height-percent:0;mso-wrap-distance-left:9pt;mso-wrap-distance-top:0;mso-wrap-distance-right:9pt;mso-wrap-distance-bottom:0;mso-position-horizontal:absolute;mso-position-horizontal-relative:margin;mso-position-vertical:absolute;mso-position-vertical-relative:text;mso-width-percent:0;mso-height-percent:0;mso-width-relative:margin;mso-height-relative:margin;v-text-anchor:middle" o:gfxdata="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" fillcolor="black [3213]" strokecolor="black [3213]" strokeweight="2pt">
                 <v:textbox>
                   <w:txbxContent>
                     <w:p>
@@ -12557,7 +13787,7 @@
           </mc:Choice>
           <mc:Fallback>
             <w:pict>
-              <v:rect w14:anchorId="093E9505" id="_x0000_s1037" style="position:absolute;left:0;text-align:left;margin-left:31.2pt;margin-top:6.05pt;width:451.4pt;height:67.8pt;z-index:251673600;visibility:visible;mso-wrap-style:square;mso-width-percent:0;mso-height-percent:0;mso-wrap-distance-left:9pt;mso-wrap-distance-top:0;mso-wrap-distance-right:9pt;mso-wrap-distance-bottom:0;mso-position-horizontal:absolute;mso-position-horizontal-relative:margin;mso-position-vertical:absolute;mso-position-vertical-relative:text;mso-width-percent:0;mso-height-percent:0;mso-width-relative:margin;mso-height-relative:margin;v-text-anchor:middle" o:gfxdata="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" fillcolor="black [3213]" strokecolor="black [3213]" strokeweight="2pt">
+              <v:rect w14:anchorId="093E9505" id="_x0000_s1039" style="position:absolute;left:0;text-align:left;margin-left:31.2pt;margin-top:6.05pt;width:451.4pt;height:67.8pt;z-index:251673600;visibility:visible;mso-wrap-style:square;mso-width-percent:0;mso-height-percent:0;mso-wrap-distance-left:9pt;mso-wrap-distance-top:0;mso-wrap-distance-right:9pt;mso-wrap-distance-bottom:0;mso-position-horizontal:absolute;mso-position-horizontal-relative:margin;mso-position-vertical:absolute;mso-position-vertical-relative:text;mso-width-percent:0;mso-height-percent:0;mso-width-relative:margin;mso-height-relative:margin;v-text-anchor:middle" o:gfxdata="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" fillcolor="black [3213]" strokecolor="black [3213]" strokeweight="2pt">
                 <v:textbox>
                   <w:txbxContent>
                     <w:p>
@@ -13656,7 +14886,7 @@
               <v:stroke joinstyle="miter"/>
               <v:path gradientshapeok="t" o:connecttype="rect"/>
             </v:shapetype>
-            <v:shape id="Textbox 1" o:spid="_x0000_s1038" type="#_x0000_t202" style="position:absolute;margin-left:543.95pt;margin-top:723.9pt;width:14.5pt;height:19.15pt;z-index:-16070656;visibility:visible;mso-wrap-style:square;mso-wrap-distance-left:0;mso-wrap-distance-top:0;mso-wrap-distance-right:0;mso-wrap-distance-bottom:0;mso-position-horizontal:absolute;mso-position-horizontal-relative:page;mso-position-vertical:absolute;mso-position-vertical-relative:page;v-text-anchor:top" o:gfxdata="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" filled="f" stroked="f">
+            <v:shape id="Textbox 1" o:spid="_x0000_s1040" type="#_x0000_t202" style="position:absolute;margin-left:543.95pt;margin-top:723.9pt;width:14.5pt;height:19.15pt;z-index:-16070656;visibility:visible;mso-wrap-style:square;mso-wrap-distance-left:0;mso-wrap-distance-top:0;mso-wrap-distance-right:0;mso-wrap-distance-bottom:0;mso-position-horizontal:absolute;mso-position-horizontal-relative:page;mso-position-vertical:absolute;mso-position-vertical-relative:page;v-text-anchor:top" o:gfxdata="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" filled="f" stroked="f">
               <v:textbox inset="0,0,0,0">
                 <w:txbxContent>
                   <w:p>
@@ -13818,7 +15048,7 @@
         </mc:Choice>
         <mc:Fallback>
           <w:pict>
-            <v:shape w14:anchorId="69160F5D" id="Graphic 4" o:spid="_x0000_s1026" style="position:absolute;margin-left:86.45pt;margin-top:719.75pt;width:476.5pt;height:25.2pt;z-index:-251660288;visibility:visible;mso-wrap-style:square;mso-wrap-distance-left:0;mso-wrap-distance-top:0;mso-wrap-distance-right:0;mso-wrap-distance-bottom:0;mso-position-horizontal:absolute;mso-position-horizontal-relative:page;mso-position-vertical:absolute;mso-position-vertical-relative:page;v-text-anchor:top" coordsize="6051550,320040" o:gfxdata="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" path="m6051397,l5594197,,,12,,18605r5594197,l5594197,320040r457200,l6051397,xe" fillcolor="black" stroked="f">
+            <v:shape w14:anchorId="3E36AA15" id="Graphic 4" o:spid="_x0000_s1026" style="position:absolute;margin-left:86.45pt;margin-top:719.75pt;width:476.5pt;height:25.2pt;z-index:-251660288;visibility:visible;mso-wrap-style:square;mso-wrap-distance-left:0;mso-wrap-distance-top:0;mso-wrap-distance-right:0;mso-wrap-distance-bottom:0;mso-position-horizontal:absolute;mso-position-horizontal-relative:page;mso-position-vertical:absolute;mso-position-vertical-relative:page;v-text-anchor:top" coordsize="6051550,320040" o:gfxdata="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" path="m6051397,l5594197,,,12,,18605r5594197,l5594197,320040r457200,l6051397,xe" fillcolor="black" stroked="f">
               <v:path arrowok="t"/>
               <w10:wrap anchorx="page" anchory="page"/>
             </v:shape>
@@ -13932,7 +15162,7 @@
               <v:stroke joinstyle="miter"/>
               <v:path gradientshapeok="t" o:connecttype="rect"/>
             </v:shapetype>
-            <v:shape id="Textbox 5" o:spid="_x0000_s1039" type="#_x0000_t202" style="position:absolute;margin-left:538.4pt;margin-top:723.9pt;width:19.9pt;height:19.15pt;z-index:-251658240;visibility:visible;mso-wrap-style:square;mso-wrap-distance-left:0;mso-wrap-distance-top:0;mso-wrap-distance-right:0;mso-wrap-distance-bottom:0;mso-position-horizontal:absolute;mso-position-horizontal-relative:page;mso-position-vertical:absolute;mso-position-vertical-relative:page;v-text-anchor:top" o:gfxdata="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" filled="f" stroked="f">
+            <v:shape id="Textbox 5" o:spid="_x0000_s1041" type="#_x0000_t202" style="position:absolute;margin-left:538.4pt;margin-top:723.9pt;width:19.9pt;height:19.15pt;z-index:-251658240;visibility:visible;mso-wrap-style:square;mso-wrap-distance-left:0;mso-wrap-distance-top:0;mso-wrap-distance-right:0;mso-wrap-distance-bottom:0;mso-position-horizontal:absolute;mso-position-horizontal-relative:page;mso-position-vertical:absolute;mso-position-vertical-relative:page;v-text-anchor:top" o:gfxdata="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" filled="f" stroked="f">
               <v:textbox inset="0,0,0,0">
                 <w:txbxContent>
                   <w:p>
@@ -17373,7 +18603,7 @@
   <w:style w:type="paragraph" w:default="1" w:styleId="Normal">
     <w:name w:val="Normal"/>
     <w:qFormat/>
-    <w:rsid w:val="001F2DCF"/>
+    <w:rsid w:val="000F39EC"/>
     <w:rPr>
       <w:rFonts w:ascii="Aptos" w:eastAsia="Trebuchet MS" w:hAnsi="Aptos" w:cs="Trebuchet MS"/>
       <w:sz w:val="24"/>
@@ -17479,7 +18709,6 @@
   <w:style w:type="character" w:default="1" w:styleId="Fuentedeprrafopredeter">
     <w:name w:val="Default Paragraph Font"/>
     <w:uiPriority w:val="1"/>
-    <w:semiHidden/>
     <w:unhideWhenUsed/>
   </w:style>
   <w:style w:type="table" w:default="1" w:styleId="Tablanormal">

--- a/subjects/subject_words/java04_es_subject.docx
+++ b/subjects/subject_words/java04_es_subject.docx
@@ -430,7 +430,7 @@
           </mc:Choice>
           <mc:Fallback>
             <w:pict>
-              <v:shape w14:anchorId="613E790D" id="Graphic 3" o:spid="_x0000_s1026" style="position:absolute;margin-left:86.45pt;margin-top:20.05pt;width:476.5pt;height:25.2pt;z-index:-251655680;visibility:visible;mso-wrap-style:square;mso-wrap-distance-left:0;mso-wrap-distance-top:0;mso-wrap-distance-right:0;mso-wrap-distance-bottom:0;mso-position-horizontal:absolute;mso-position-horizontal-relative:page;mso-position-vertical:absolute;mso-position-vertical-relative:text;v-text-anchor:top" coordsize="6051550,320040" o:gfxdata="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" path="m6051397,l5594197,,,12,,18605r5594197,l5594197,320040r457200,l6051397,xe" fillcolor="black" stroked="f">
+              <v:shape w14:anchorId="5BD3411A" id="Graphic 3" o:spid="_x0000_s1026" style="position:absolute;margin-left:86.45pt;margin-top:20.05pt;width:476.5pt;height:25.2pt;z-index:-251655680;visibility:visible;mso-wrap-style:square;mso-wrap-distance-left:0;mso-wrap-distance-top:0;mso-wrap-distance-right:0;mso-wrap-distance-bottom:0;mso-position-horizontal:absolute;mso-position-horizontal-relative:page;mso-position-vertical:absolute;mso-position-vertical-relative:text;v-text-anchor:top" coordsize="6051550,320040" o:gfxdata="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" path="m6051397,l5594197,,,12,,18605r5594197,l5594197,320040r457200,l6051397,xe" fillcolor="black" stroked="f">
                 <v:path arrowok="t"/>
                 <w10:wrap type="topAndBottom" anchorx="page"/>
               </v:shape>
@@ -456,7 +456,7 @@
         </w:sectPr>
       </w:pPr>
     </w:p>
-    <w:bookmarkStart w:id="0" w:name="_Toc234312449" w:displacedByCustomXml="next"/>
+    <w:bookmarkStart w:id="0" w:name="_Toc235059744" w:displacedByCustomXml="next"/>
     <w:sdt>
       <w:sdtPr>
         <w:rPr>
@@ -485,10 +485,12 @@
           <w:pPr>
             <w:pStyle w:val="Ttulo1"/>
           </w:pPr>
+          <w:proofErr w:type="spellStart"/>
           <w:r>
             <w:t>Contents</w:t>
           </w:r>
           <w:bookmarkEnd w:id="0"/>
+          <w:proofErr w:type="spellEnd"/>
         </w:p>
         <w:p>
           <w:pPr>
@@ -513,7 +515,7 @@
           <w:r>
             <w:fldChar w:fldCharType="separate"/>
           </w:r>
-          <w:hyperlink w:anchor="_Toc234312449" w:history="1">
+          <w:hyperlink w:anchor="_Toc235059744" w:history="1">
             <w:r>
               <w:rPr>
                 <w:rStyle w:val="Hipervnculo"/>
@@ -540,7 +542,7 @@
                 <w:noProof/>
                 <w:webHidden/>
               </w:rPr>
-              <w:instrText xml:space="preserve"> PAGEREF _Toc234312449 \h </w:instrText>
+              <w:instrText xml:space="preserve"> PAGEREF _Toc235059744 \h </w:instrText>
             </w:r>
             <w:r>
               <w:rPr>
@@ -586,7 +588,7 @@
               <w14:ligatures w14:val="standardContextual"/>
             </w:rPr>
           </w:pPr>
-          <w:hyperlink w:anchor="_Toc234312450" w:history="1">
+          <w:hyperlink w:anchor="_Toc235059745" w:history="1">
             <w:r>
               <w:rPr>
                 <w:rStyle w:val="Hipervnculo"/>
@@ -630,7 +632,7 @@
                 <w:noProof/>
                 <w:webHidden/>
               </w:rPr>
-              <w:instrText xml:space="preserve"> PAGEREF _Toc234312450 \h </w:instrText>
+              <w:instrText xml:space="preserve"> PAGEREF _Toc235059745 \h </w:instrText>
             </w:r>
             <w:r>
               <w:rPr>
@@ -676,7 +678,7 @@
               <w14:ligatures w14:val="standardContextual"/>
             </w:rPr>
           </w:pPr>
-          <w:hyperlink w:anchor="_Toc234312451" w:history="1">
+          <w:hyperlink w:anchor="_Toc235059746" w:history="1">
             <w:r>
               <w:rPr>
                 <w:rStyle w:val="Hipervnculo"/>
@@ -720,7 +722,7 @@
                 <w:noProof/>
                 <w:webHidden/>
               </w:rPr>
-              <w:instrText xml:space="preserve"> PAGEREF _Toc234312451 \h </w:instrText>
+              <w:instrText xml:space="preserve"> PAGEREF _Toc235059746 \h </w:instrText>
             </w:r>
             <w:r>
               <w:rPr>
@@ -766,7 +768,7 @@
               <w14:ligatures w14:val="standardContextual"/>
             </w:rPr>
           </w:pPr>
-          <w:hyperlink w:anchor="_Toc234312452" w:history="1">
+          <w:hyperlink w:anchor="_Toc235059747" w:history="1">
             <w:r>
               <w:rPr>
                 <w:rStyle w:val="Hipervnculo"/>
@@ -810,7 +812,7 @@
                 <w:noProof/>
                 <w:webHidden/>
               </w:rPr>
-              <w:instrText xml:space="preserve"> PAGEREF _Toc234312452 \h </w:instrText>
+              <w:instrText xml:space="preserve"> PAGEREF _Toc235059747 \h </w:instrText>
             </w:r>
             <w:r>
               <w:rPr>
@@ -856,7 +858,7 @@
               <w14:ligatures w14:val="standardContextual"/>
             </w:rPr>
           </w:pPr>
-          <w:hyperlink w:anchor="_Toc234312453" w:history="1">
+          <w:hyperlink w:anchor="_Toc235059748" w:history="1">
             <w:r>
               <w:rPr>
                 <w:rStyle w:val="Hipervnculo"/>
@@ -935,7 +937,7 @@
                 <w:noProof/>
                 <w:webHidden/>
               </w:rPr>
-              <w:instrText xml:space="preserve"> PAGEREF _Toc234312453 \h </w:instrText>
+              <w:instrText xml:space="preserve"> PAGEREF _Toc235059748 \h </w:instrText>
             </w:r>
             <w:r>
               <w:rPr>
@@ -981,7 +983,7 @@
               <w14:ligatures w14:val="standardContextual"/>
             </w:rPr>
           </w:pPr>
-          <w:hyperlink w:anchor="_Toc234312454" w:history="1">
+          <w:hyperlink w:anchor="_Toc235059749" w:history="1">
             <w:r>
               <w:rPr>
                 <w:rStyle w:val="Hipervnculo"/>
@@ -1052,7 +1054,7 @@
                 <w:noProof/>
                 <w:webHidden/>
               </w:rPr>
-              <w:instrText xml:space="preserve"> PAGEREF _Toc234312454 \h </w:instrText>
+              <w:instrText xml:space="preserve"> PAGEREF _Toc235059749 \h </w:instrText>
             </w:r>
             <w:r>
               <w:rPr>
@@ -1098,7 +1100,7 @@
               <w14:ligatures w14:val="standardContextual"/>
             </w:rPr>
           </w:pPr>
-          <w:hyperlink w:anchor="_Toc234312455" w:history="1">
+          <w:hyperlink w:anchor="_Toc235059750" w:history="1">
             <w:r>
               <w:rPr>
                 <w:rStyle w:val="Hipervnculo"/>
@@ -1177,7 +1179,7 @@
                 <w:noProof/>
                 <w:webHidden/>
               </w:rPr>
-              <w:instrText xml:space="preserve"> PAGEREF _Toc234312455 \h </w:instrText>
+              <w:instrText xml:space="preserve"> PAGEREF _Toc235059750 \h </w:instrText>
             </w:r>
             <w:r>
               <w:rPr>
@@ -1223,7 +1225,7 @@
               <w14:ligatures w14:val="standardContextual"/>
             </w:rPr>
           </w:pPr>
-          <w:hyperlink w:anchor="_Toc234312456" w:history="1">
+          <w:hyperlink w:anchor="_Toc235059751" w:history="1">
             <w:r>
               <w:rPr>
                 <w:rStyle w:val="Hipervnculo"/>
@@ -1302,7 +1304,7 @@
                 <w:noProof/>
                 <w:webHidden/>
               </w:rPr>
-              <w:instrText xml:space="preserve"> PAGEREF _Toc234312456 \h </w:instrText>
+              <w:instrText xml:space="preserve"> PAGEREF _Toc235059751 \h </w:instrText>
             </w:r>
             <w:r>
               <w:rPr>
@@ -1348,7 +1350,7 @@
               <w14:ligatures w14:val="standardContextual"/>
             </w:rPr>
           </w:pPr>
-          <w:hyperlink w:anchor="_Toc234312457" w:history="1">
+          <w:hyperlink w:anchor="_Toc235059752" w:history="1">
             <w:r>
               <w:rPr>
                 <w:rStyle w:val="Hipervnculo"/>
@@ -1419,7 +1421,7 @@
                 <w:noProof/>
                 <w:webHidden/>
               </w:rPr>
-              <w:instrText xml:space="preserve"> PAGEREF _Toc234312457 \h </w:instrText>
+              <w:instrText xml:space="preserve"> PAGEREF _Toc235059752 \h </w:instrText>
             </w:r>
             <w:r>
               <w:rPr>
@@ -1465,7 +1467,7 @@
               <w14:ligatures w14:val="standardContextual"/>
             </w:rPr>
           </w:pPr>
-          <w:hyperlink w:anchor="_Toc234312458" w:history="1">
+          <w:hyperlink w:anchor="_Toc235059753" w:history="1">
             <w:r>
               <w:rPr>
                 <w:rStyle w:val="Hipervnculo"/>
@@ -1544,7 +1546,7 @@
                 <w:noProof/>
                 <w:webHidden/>
               </w:rPr>
-              <w:instrText xml:space="preserve"> PAGEREF _Toc234312458 \h </w:instrText>
+              <w:instrText xml:space="preserve"> PAGEREF _Toc235059753 \h </w:instrText>
             </w:r>
             <w:r>
               <w:rPr>
@@ -1590,7 +1592,7 @@
               <w14:ligatures w14:val="standardContextual"/>
             </w:rPr>
           </w:pPr>
-          <w:hyperlink w:anchor="_Toc234312459" w:history="1">
+          <w:hyperlink w:anchor="_Toc235059754" w:history="1">
             <w:r>
               <w:rPr>
                 <w:rStyle w:val="Hipervnculo"/>
@@ -1652,7 +1654,7 @@
                 <w:noProof/>
                 <w:webHidden/>
               </w:rPr>
-              <w:instrText xml:space="preserve"> PAGEREF _Toc234312459 \h </w:instrText>
+              <w:instrText xml:space="preserve"> PAGEREF _Toc235059754 \h </w:instrText>
             </w:r>
             <w:r>
               <w:rPr>
@@ -1698,7 +1700,7 @@
               <w14:ligatures w14:val="standardContextual"/>
             </w:rPr>
           </w:pPr>
-          <w:hyperlink w:anchor="_Toc234312460" w:history="1">
+          <w:hyperlink w:anchor="_Toc235059755" w:history="1">
             <w:r>
               <w:rPr>
                 <w:rStyle w:val="Hipervnculo"/>
@@ -1760,7 +1762,7 @@
                 <w:noProof/>
                 <w:webHidden/>
               </w:rPr>
-              <w:instrText xml:space="preserve"> PAGEREF _Toc234312460 \h </w:instrText>
+              <w:instrText xml:space="preserve"> PAGEREF _Toc235059755 \h </w:instrText>
             </w:r>
             <w:r>
               <w:rPr>
@@ -1806,7 +1808,7 @@
               <w14:ligatures w14:val="standardContextual"/>
             </w:rPr>
           </w:pPr>
-          <w:hyperlink w:anchor="_Toc234312461" w:history="1">
+          <w:hyperlink w:anchor="_Toc235059756" w:history="1">
             <w:r>
               <w:rPr>
                 <w:rStyle w:val="Hipervnculo"/>
@@ -1868,7 +1870,7 @@
                 <w:noProof/>
                 <w:webHidden/>
               </w:rPr>
-              <w:instrText xml:space="preserve"> PAGEREF _Toc234312461 \h </w:instrText>
+              <w:instrText xml:space="preserve"> PAGEREF _Toc235059756 \h </w:instrText>
             </w:r>
             <w:r>
               <w:rPr>
@@ -1914,7 +1916,7 @@
               <w14:ligatures w14:val="standardContextual"/>
             </w:rPr>
           </w:pPr>
-          <w:hyperlink w:anchor="_Toc234312462" w:history="1">
+          <w:hyperlink w:anchor="_Toc235059757" w:history="1">
             <w:r>
               <w:rPr>
                 <w:rStyle w:val="Hipervnculo"/>
@@ -1959,7 +1961,7 @@
                 <w:noProof/>
                 <w:webHidden/>
               </w:rPr>
-              <w:instrText xml:space="preserve"> PAGEREF _Toc234312462 \h </w:instrText>
+              <w:instrText xml:space="preserve"> PAGEREF _Toc235059757 \h </w:instrText>
             </w:r>
             <w:r>
               <w:rPr>
@@ -2005,7 +2007,7 @@
               <w14:ligatures w14:val="standardContextual"/>
             </w:rPr>
           </w:pPr>
-          <w:hyperlink w:anchor="_Toc234312463" w:history="1">
+          <w:hyperlink w:anchor="_Toc235059758" w:history="1">
             <w:r>
               <w:rPr>
                 <w:rStyle w:val="Hipervnculo"/>
@@ -2050,7 +2052,7 @@
                 <w:noProof/>
                 <w:webHidden/>
               </w:rPr>
-              <w:instrText xml:space="preserve"> PAGEREF _Toc234312463 \h </w:instrText>
+              <w:instrText xml:space="preserve"> PAGEREF _Toc235059758 \h </w:instrText>
             </w:r>
             <w:r>
               <w:rPr>
@@ -2096,7 +2098,7 @@
               <w14:ligatures w14:val="standardContextual"/>
             </w:rPr>
           </w:pPr>
-          <w:hyperlink w:anchor="_Toc234312464" w:history="1">
+          <w:hyperlink w:anchor="_Toc235059759" w:history="1">
             <w:r>
               <w:rPr>
                 <w:rStyle w:val="Hipervnculo"/>
@@ -2160,7 +2162,7 @@
                 <w:noProof/>
                 <w:webHidden/>
               </w:rPr>
-              <w:instrText xml:space="preserve"> PAGEREF _Toc234312464 \h </w:instrText>
+              <w:instrText xml:space="preserve"> PAGEREF _Toc235059759 \h </w:instrText>
             </w:r>
             <w:r>
               <w:rPr>
@@ -2205,7 +2207,7 @@
               <w14:ligatures w14:val="standardContextual"/>
             </w:rPr>
           </w:pPr>
-          <w:hyperlink w:anchor="_Toc234312465" w:history="1">
+          <w:hyperlink w:anchor="_Toc235059760" w:history="1">
             <w:r>
               <w:rPr>
                 <w:rStyle w:val="Hipervnculo"/>
@@ -2232,7 +2234,7 @@
                 <w:noProof/>
                 <w:webHidden/>
               </w:rPr>
-              <w:instrText xml:space="preserve"> PAGEREF _Toc234312465 \h </w:instrText>
+              <w:instrText xml:space="preserve"> PAGEREF _Toc235059760 \h </w:instrText>
             </w:r>
             <w:r>
               <w:rPr>
@@ -2294,7 +2296,7 @@
           <w:numId w:val="17"/>
         </w:numPr>
       </w:pPr>
-      <w:bookmarkStart w:id="1" w:name="_Toc234312450"/>
+      <w:bookmarkStart w:id="1" w:name="_Toc235059745"/>
       <w:r>
         <w:lastRenderedPageBreak/>
         <w:t>El Sindicato de la Resiliencia</w:t>
@@ -3373,14 +3375,14 @@
         </w:numPr>
       </w:pPr>
       <w:bookmarkStart w:id="2" w:name="_bookmark1"/>
-      <w:bookmarkStart w:id="3" w:name="_Toc234312451"/>
+      <w:bookmarkStart w:id="3" w:name="_Toc235059746"/>
       <w:bookmarkEnd w:id="2"/>
       <w:r>
         <w:rPr>
           <w:noProof/>
         </w:rPr>
         <w:drawing>
-          <wp:anchor distT="0" distB="0" distL="114300" distR="114300" simplePos="0" relativeHeight="251653120" behindDoc="0" locked="0" layoutInCell="1" allowOverlap="1" wp14:anchorId="5EF8B505" wp14:editId="39C31EDB">
+          <wp:anchor distT="0" distB="0" distL="114300" distR="114300" simplePos="0" relativeHeight="251653632" behindDoc="0" locked="0" layoutInCell="1" allowOverlap="1" wp14:anchorId="5EF8B505" wp14:editId="39C31EDB">
             <wp:simplePos x="0" y="0"/>
             <wp:positionH relativeFrom="column">
               <wp:posOffset>3771900</wp:posOffset>
@@ -3759,7 +3761,7 @@
         </w:numPr>
       </w:pPr>
       <w:bookmarkStart w:id="4" w:name="_bookmark2"/>
-      <w:bookmarkStart w:id="5" w:name="_Toc234312452"/>
+      <w:bookmarkStart w:id="5" w:name="_Toc235059747"/>
       <w:bookmarkEnd w:id="4"/>
       <w:r>
         <w:lastRenderedPageBreak/>
@@ -4408,7 +4410,7 @@
           </mc:Choice>
           <mc:Fallback>
             <w:pict>
-              <v:group w14:anchorId="0C0C4FD9" id="Group 15" o:spid="_x0000_s1026" style="width:442.05pt;height:1.6pt;mso-position-horizontal-relative:char;mso-position-vertical-relative:line" coordsize="56140,203" o:gfxdata="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">
+              <v:group w14:anchorId="1C921AC5" id="Group 15" o:spid="_x0000_s1026" style="width:442.05pt;height:1.6pt;mso-position-horizontal-relative:char;mso-position-vertical-relative:line" coordsize="56140,203" o:gfxdata="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">
                 <v:shape id="Graphic 16" o:spid="_x0000_s1027" style="position:absolute;width:56127;height:196;visibility:visible;mso-wrap-style:square;v-text-anchor:top" coordsize="5612765,19685" o:gfxdata="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" path="m5612765,l,,,19685r5612765,l5612765,xe" fillcolor="#9f9f9f" stroked="f">
                   <v:path arrowok="t"/>
                 </v:shape>
@@ -4453,7 +4455,7 @@
         </w:numPr>
         <w:jc w:val="left"/>
       </w:pPr>
-      <w:bookmarkStart w:id="7" w:name="_Toc234312453"/>
+      <w:bookmarkStart w:id="7" w:name="_Toc235059748"/>
       <w:r>
         <w:rPr>
           <w:w w:val="90"/>
@@ -4941,7 +4943,7 @@
         <mc:AlternateContent>
           <mc:Choice Requires="wps">
             <w:drawing>
-              <wp:anchor distT="0" distB="0" distL="114300" distR="114300" simplePos="0" relativeHeight="251656704" behindDoc="0" locked="0" layoutInCell="1" allowOverlap="1" wp14:anchorId="52D2470B" wp14:editId="28D3D846">
+              <wp:anchor distT="0" distB="0" distL="114300" distR="114300" simplePos="0" relativeHeight="251657728" behindDoc="0" locked="0" layoutInCell="1" allowOverlap="1" wp14:anchorId="52D2470B" wp14:editId="28D3D846">
                 <wp:simplePos x="0" y="0"/>
                 <wp:positionH relativeFrom="margin">
                   <wp:posOffset>419100</wp:posOffset>
@@ -5111,7 +5113,7 @@
           </mc:Choice>
           <mc:Fallback>
             <w:pict>
-              <v:rect w14:anchorId="52D2470B" id="Rectángulo 2" o:spid="_x0000_s1026" style="position:absolute;left:0;text-align:left;margin-left:33pt;margin-top:9.95pt;width:434.5pt;height:100.5pt;z-index:251656704;visibility:visible;mso-wrap-style:square;mso-width-percent:0;mso-height-percent:0;mso-wrap-distance-left:9pt;mso-wrap-distance-top:0;mso-wrap-distance-right:9pt;mso-wrap-distance-bottom:0;mso-position-horizontal:absolute;mso-position-horizontal-relative:margin;mso-position-vertical:absolute;mso-position-vertical-relative:text;mso-width-percent:0;mso-height-percent:0;mso-width-relative:margin;mso-height-relative:margin;v-text-anchor:middle" o:gfxdata="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" fillcolor="black [3213]" strokecolor="black [3213]" strokeweight="2pt">
+              <v:rect w14:anchorId="52D2470B" id="Rectángulo 2" o:spid="_x0000_s1026" style="position:absolute;left:0;text-align:left;margin-left:33pt;margin-top:9.95pt;width:434.5pt;height:100.5pt;z-index:251657728;visibility:visible;mso-wrap-style:square;mso-width-percent:0;mso-height-percent:0;mso-wrap-distance-left:9pt;mso-wrap-distance-top:0;mso-wrap-distance-right:9pt;mso-wrap-distance-bottom:0;mso-position-horizontal:absolute;mso-position-horizontal-relative:margin;mso-position-vertical:absolute;mso-position-vertical-relative:text;mso-width-percent:0;mso-height-percent:0;mso-width-relative:margin;mso-height-relative:margin;v-text-anchor:middle" o:gfxdata="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" fillcolor="black [3213]" strokecolor="black [3213]" strokeweight="2pt">
                 <v:textbox>
                   <w:txbxContent>
                     <w:p>
@@ -5317,7 +5319,7 @@
         <mc:AlternateContent>
           <mc:Choice Requires="wps">
             <w:drawing>
-              <wp:anchor distT="0" distB="0" distL="114300" distR="114300" simplePos="0" relativeHeight="251644928" behindDoc="0" locked="0" layoutInCell="1" allowOverlap="1" wp14:anchorId="1C4D31BE" wp14:editId="47313A76">
+              <wp:anchor distT="0" distB="0" distL="114300" distR="114300" simplePos="0" relativeHeight="251645440" behindDoc="0" locked="0" layoutInCell="1" allowOverlap="1" wp14:anchorId="1C4D31BE" wp14:editId="47313A76">
                 <wp:simplePos x="0" y="0"/>
                 <wp:positionH relativeFrom="margin">
                   <wp:posOffset>400050</wp:posOffset>
@@ -5569,7 +5571,7 @@
           </mc:Choice>
           <mc:Fallback>
             <w:pict>
-              <v:rect w14:anchorId="1C4D31BE" id="_x0000_s1027" style="position:absolute;left:0;text-align:left;margin-left:31.5pt;margin-top:6.2pt;width:434.25pt;height:106.5pt;z-index:251644928;visibility:visible;mso-wrap-style:square;mso-width-percent:0;mso-height-percent:0;mso-wrap-distance-left:9pt;mso-wrap-distance-top:0;mso-wrap-distance-right:9pt;mso-wrap-distance-bottom:0;mso-position-horizontal:absolute;mso-position-horizontal-relative:margin;mso-position-vertical:absolute;mso-position-vertical-relative:text;mso-width-percent:0;mso-height-percent:0;mso-width-relative:margin;mso-height-relative:margin;v-text-anchor:middle" o:gfxdata="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" fillcolor="black [3213]" strokecolor="black [3213]" strokeweight="2pt">
+              <v:rect w14:anchorId="1C4D31BE" id="_x0000_s1027" style="position:absolute;left:0;text-align:left;margin-left:31.5pt;margin-top:6.2pt;width:434.25pt;height:106.5pt;z-index:251645440;visibility:visible;mso-wrap-style:square;mso-width-percent:0;mso-height-percent:0;mso-wrap-distance-left:9pt;mso-wrap-distance-top:0;mso-wrap-distance-right:9pt;mso-wrap-distance-bottom:0;mso-position-horizontal:absolute;mso-position-horizontal-relative:margin;mso-position-vertical:absolute;mso-position-vertical-relative:text;mso-width-percent:0;mso-height-percent:0;mso-width-relative:margin;mso-height-relative:margin;v-text-anchor:middle" o:gfxdata="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" fillcolor="black [3213]" strokecolor="black [3213]" strokeweight="2pt">
                 <v:textbox>
                   <w:txbxContent>
                     <w:p>
@@ -5801,7 +5803,7 @@
         <w:jc w:val="left"/>
       </w:pPr>
       <w:bookmarkStart w:id="8" w:name="_bookmark4"/>
-      <w:bookmarkStart w:id="9" w:name="_Toc234312454"/>
+      <w:bookmarkStart w:id="9" w:name="_Toc235059749"/>
       <w:bookmarkEnd w:id="8"/>
       <w:r>
         <w:rPr>
@@ -6082,6 +6084,7 @@
       <w:r>
         <w:rPr>
           <w:spacing w:val="-6"/>
+          <w:lang w:val="en-US"/>
         </w:rPr>
         <w:t>Stream.filter</w:t>
       </w:r>
@@ -6089,6 +6092,7 @@
       <w:r>
         <w:rPr>
           <w:spacing w:val="-6"/>
+          <w:lang w:val="en-US"/>
         </w:rPr>
         <w:t xml:space="preserve">(), </w:t>
       </w:r>
@@ -6097,6 +6101,7 @@
       <w:r>
         <w:rPr>
           <w:spacing w:val="-6"/>
+          <w:lang w:val="en-US"/>
         </w:rPr>
         <w:t>Stream.map</w:t>
       </w:r>
@@ -6104,6 +6109,7 @@
       <w:r>
         <w:rPr>
           <w:spacing w:val="-6"/>
+          <w:lang w:val="en-US"/>
         </w:rPr>
         <w:t>(</w:t>
       </w:r>
@@ -6111,6 +6117,7 @@
       <w:r>
         <w:rPr>
           <w:spacing w:val="-6"/>
+          <w:lang w:val="en-US"/>
         </w:rPr>
         <w:t xml:space="preserve">), </w:t>
       </w:r>
@@ -6118,6 +6125,7 @@
       <w:r>
         <w:rPr>
           <w:spacing w:val="-6"/>
+          <w:lang w:val="en-US"/>
         </w:rPr>
         <w:t>Files.lines</w:t>
       </w:r>
@@ -6125,8 +6133,55 @@
       <w:r>
         <w:rPr>
           <w:spacing w:val="-6"/>
-        </w:rPr>
-        <w:t>().</w:t>
+          <w:lang w:val="en-US"/>
+        </w:rPr>
+        <w:t>()</w:t>
+      </w:r>
+      <w:r>
+        <w:rPr>
+          <w:spacing w:val="-6"/>
+          <w:lang w:val="en-US"/>
+        </w:rPr>
+        <w:t xml:space="preserve">, </w:t>
+      </w:r>
+      <w:proofErr w:type="spellStart"/>
+      <w:r>
+        <w:rPr>
+          <w:spacing w:val="-6"/>
+          <w:lang w:val="en-US"/>
+        </w:rPr>
+        <w:t>try</w:t>
+      </w:r>
+      <w:r>
+        <w:rPr>
+          <w:spacing w:val="-6"/>
+          <w:lang w:val="en-US"/>
+        </w:rPr>
+        <w:t>|except</w:t>
+      </w:r>
+      <w:proofErr w:type="spellEnd"/>
+      <w:r>
+        <w:rPr>
+          <w:spacing w:val="-6"/>
+          <w:lang w:val="en-US"/>
+        </w:rPr>
+        <w:t xml:space="preserve">, </w:t>
+      </w:r>
+      <w:proofErr w:type="spellStart"/>
+      <w:r>
+        <w:rPr>
+          <w:spacing w:val="-6"/>
+          <w:lang w:val="en-US"/>
+        </w:rPr>
+        <w:t>Path.of</w:t>
+      </w:r>
+      <w:proofErr w:type="spellEnd"/>
+      <w:r>
+        <w:rPr>
+          <w:spacing w:val="-6"/>
+          <w:lang w:val="en-US"/>
+        </w:rPr>
+        <w:t>.</w:t>
       </w:r>
     </w:p>
     <w:p>
@@ -6264,6 +6319,9 @@
     <w:p>
       <w:pPr>
         <w:pStyle w:val="Sinespaciado"/>
+        <w:rPr>
+          <w:lang w:val="es-ES"/>
+        </w:rPr>
       </w:pPr>
     </w:p>
     <w:p>
@@ -6356,7 +6414,7 @@
         <mc:AlternateContent>
           <mc:Choice Requires="wps">
             <w:drawing>
-              <wp:anchor distT="0" distB="0" distL="114300" distR="114300" simplePos="0" relativeHeight="251661824" behindDoc="0" locked="0" layoutInCell="1" allowOverlap="1" wp14:anchorId="5CCC47C2" wp14:editId="1DB1FA8E">
+              <wp:anchor distT="0" distB="0" distL="114300" distR="114300" simplePos="0" relativeHeight="251662848" behindDoc="0" locked="0" layoutInCell="1" allowOverlap="1" wp14:anchorId="5CCC47C2" wp14:editId="1DB1FA8E">
                 <wp:simplePos x="0" y="0"/>
                 <wp:positionH relativeFrom="margin">
                   <wp:posOffset>419100</wp:posOffset>
@@ -6510,7 +6568,7 @@
           </mc:Choice>
           <mc:Fallback>
             <w:pict>
-              <v:rect w14:anchorId="5CCC47C2" id="_x0000_s1028" style="position:absolute;left:0;text-align:left;margin-left:33pt;margin-top:9.65pt;width:434.5pt;height:91.5pt;z-index:251661824;visibility:visible;mso-wrap-style:square;mso-width-percent:0;mso-height-percent:0;mso-wrap-distance-left:9pt;mso-wrap-distance-top:0;mso-wrap-distance-right:9pt;mso-wrap-distance-bottom:0;mso-position-horizontal:absolute;mso-position-horizontal-relative:margin;mso-position-vertical:absolute;mso-position-vertical-relative:text;mso-width-percent:0;mso-height-percent:0;mso-width-relative:margin;mso-height-relative:margin;v-text-anchor:middle" o:gfxdata="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" fillcolor="black [3213]" strokecolor="black [3213]" strokeweight="2pt">
+              <v:rect w14:anchorId="5CCC47C2" id="_x0000_s1028" style="position:absolute;left:0;text-align:left;margin-left:33pt;margin-top:9.65pt;width:434.5pt;height:91.5pt;z-index:251662848;visibility:visible;mso-wrap-style:square;mso-width-percent:0;mso-height-percent:0;mso-wrap-distance-left:9pt;mso-wrap-distance-top:0;mso-wrap-distance-right:9pt;mso-wrap-distance-bottom:0;mso-position-horizontal:absolute;mso-position-horizontal-relative:margin;mso-position-vertical:absolute;mso-position-vertical-relative:text;mso-width-percent:0;mso-height-percent:0;mso-width-relative:margin;mso-height-relative:margin;v-text-anchor:middle" o:gfxdata="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" fillcolor="black [3213]" strokecolor="black [3213]" strokeweight="2pt">
                 <v:textbox>
                   <w:txbxContent>
                     <w:p>
@@ -6690,7 +6748,7 @@
         <mc:AlternateContent>
           <mc:Choice Requires="wps">
             <w:drawing>
-              <wp:anchor distT="0" distB="0" distL="114300" distR="114300" simplePos="0" relativeHeight="251646976" behindDoc="0" locked="0" layoutInCell="1" allowOverlap="1" wp14:anchorId="6EEA5942" wp14:editId="0B3FB99D">
+              <wp:anchor distT="0" distB="0" distL="114300" distR="114300" simplePos="0" relativeHeight="251647488" behindDoc="0" locked="0" layoutInCell="1" allowOverlap="1" wp14:anchorId="6EEA5942" wp14:editId="0B3FB99D">
                 <wp:simplePos x="0" y="0"/>
                 <wp:positionH relativeFrom="margin">
                   <wp:posOffset>400050</wp:posOffset>
@@ -6812,7 +6870,7 @@
           </mc:Choice>
           <mc:Fallback>
             <w:pict>
-              <v:rect w14:anchorId="6EEA5942" id="_x0000_s1029" style="position:absolute;left:0;text-align:left;margin-left:31.5pt;margin-top:5.9pt;width:434.5pt;height:66pt;z-index:251646976;visibility:visible;mso-wrap-style:square;mso-width-percent:0;mso-height-percent:0;mso-wrap-distance-left:9pt;mso-wrap-distance-top:0;mso-wrap-distance-right:9pt;mso-wrap-distance-bottom:0;mso-position-horizontal:absolute;mso-position-horizontal-relative:margin;mso-position-vertical:absolute;mso-position-vertical-relative:text;mso-width-percent:0;mso-height-percent:0;mso-width-relative:margin;mso-height-relative:margin;v-text-anchor:middle" o:gfxdata="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" fillcolor="black [3213]" strokecolor="black [3213]" strokeweight="2pt">
+              <v:rect w14:anchorId="6EEA5942" id="_x0000_s1029" style="position:absolute;left:0;text-align:left;margin-left:31.5pt;margin-top:5.9pt;width:434.5pt;height:66pt;z-index:251647488;visibility:visible;mso-wrap-style:square;mso-width-percent:0;mso-height-percent:0;mso-wrap-distance-left:9pt;mso-wrap-distance-top:0;mso-wrap-distance-right:9pt;mso-wrap-distance-bottom:0;mso-position-horizontal:absolute;mso-position-horizontal-relative:margin;mso-position-vertical:absolute;mso-position-vertical-relative:text;mso-width-percent:0;mso-height-percent:0;mso-width-relative:margin;mso-height-relative:margin;v-text-anchor:middle" o:gfxdata="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" fillcolor="black [3213]" strokecolor="black [3213]" strokeweight="2pt">
                 <v:textbox>
                   <w:txbxContent>
                     <w:p>
@@ -6914,7 +6972,7 @@
         <w:jc w:val="left"/>
       </w:pPr>
       <w:bookmarkStart w:id="10" w:name="_bookmark5"/>
-      <w:bookmarkStart w:id="11" w:name="_Toc234312455"/>
+      <w:bookmarkStart w:id="11" w:name="_Toc235059750"/>
       <w:bookmarkEnd w:id="10"/>
       <w:r>
         <w:rPr>
@@ -7049,24 +7107,25 @@
         <w:spacing w:line="252" w:lineRule="auto"/>
         <w:ind w:right="1520"/>
         <w:rPr>
-          <w:lang w:val="en-US"/>
-        </w:rPr>
-      </w:pPr>
-      <w:proofErr w:type="spellStart"/>
-      <w:r>
-        <w:rPr>
-          <w:b/>
           <w:spacing w:val="-4"/>
           <w:lang w:val="en-US"/>
         </w:rPr>
-        <w:t>Método</w:t>
-      </w:r>
-      <w:proofErr w:type="spellEnd"/>
-      <w:r>
-        <w:rPr>
+      </w:pPr>
+      <w:proofErr w:type="spellStart"/>
+      <w:r>
+        <w:rPr>
+          <w:b/>
           <w:spacing w:val="-4"/>
           <w:lang w:val="en-US"/>
         </w:rPr>
+        <w:t>Método</w:t>
+      </w:r>
+      <w:proofErr w:type="spellEnd"/>
+      <w:r>
+        <w:rPr>
+          <w:spacing w:val="-4"/>
+          <w:lang w:val="en-US"/>
+        </w:rPr>
         <w:t>:</w:t>
       </w:r>
       <w:r>
@@ -7078,18 +7137,26 @@
       </w:r>
       <w:r>
         <w:rPr>
+          <w:spacing w:val="-21"/>
+          <w:lang w:val="en-US"/>
+        </w:rPr>
+        <w:t>S</w:t>
+      </w:r>
+      <w:r>
+        <w:rPr>
           <w:spacing w:val="-4"/>
           <w:lang w:val="en-US"/>
         </w:rPr>
-        <w:t xml:space="preserve">Optional&lt;String&gt;, </w:t>
+        <w:t xml:space="preserve">tring </w:t>
       </w:r>
       <w:proofErr w:type="spellStart"/>
+      <w:proofErr w:type="gramStart"/>
       <w:r>
         <w:rPr>
           <w:spacing w:val="-4"/>
           <w:lang w:val="en-US"/>
         </w:rPr>
-        <w:t>Stream.findFirst</w:t>
+        <w:t>buscarMercenario</w:t>
       </w:r>
       <w:proofErr w:type="spellEnd"/>
       <w:r>
@@ -7097,7 +7164,91 @@
           <w:spacing w:val="-4"/>
           <w:lang w:val="en-US"/>
         </w:rPr>
-        <w:t>().</w:t>
+        <w:t>(</w:t>
+      </w:r>
+      <w:proofErr w:type="gramEnd"/>
+      <w:r>
+        <w:rPr>
+          <w:spacing w:val="-4"/>
+          <w:lang w:val="en-US"/>
+        </w:rPr>
+        <w:t xml:space="preserve">List&lt;String&gt; </w:t>
+      </w:r>
+      <w:proofErr w:type="spellStart"/>
+      <w:r>
+        <w:rPr>
+          <w:spacing w:val="-4"/>
+          <w:lang w:val="en-US"/>
+        </w:rPr>
+        <w:t>mercenarios</w:t>
+      </w:r>
+      <w:proofErr w:type="spellEnd"/>
+      <w:r>
+        <w:rPr>
+          <w:spacing w:val="-4"/>
+          <w:lang w:val="en-US"/>
+        </w:rPr>
+        <w:t xml:space="preserve">, String </w:t>
+      </w:r>
+      <w:proofErr w:type="spellStart"/>
+      <w:r>
+        <w:rPr>
+          <w:spacing w:val="-4"/>
+          <w:lang w:val="en-US"/>
+        </w:rPr>
+        <w:t>nombre</w:t>
+      </w:r>
+      <w:proofErr w:type="spellEnd"/>
+      <w:r>
+        <w:rPr>
+          <w:spacing w:val="-4"/>
+          <w:lang w:val="en-US"/>
+        </w:rPr>
+        <w:t>)</w:t>
+      </w:r>
+      <w:r>
+        <w:rPr>
+          <w:spacing w:val="-4"/>
+          <w:lang w:val="en-US"/>
+        </w:rPr>
+        <w:t xml:space="preserve">, </w:t>
+      </w:r>
+      <w:r>
+        <w:rPr>
+          <w:spacing w:val="-4"/>
+          <w:lang w:val="en-US"/>
+        </w:rPr>
+        <w:t>p</w:t>
+      </w:r>
+      <w:r>
+        <w:rPr>
+          <w:spacing w:val="-4"/>
+          <w:lang w:val="en-US"/>
+        </w:rPr>
+        <w:t xml:space="preserve">ublic static void main(String[] </w:t>
+      </w:r>
+      <w:proofErr w:type="spellStart"/>
+      <w:r>
+        <w:rPr>
+          <w:spacing w:val="-4"/>
+          <w:lang w:val="en-US"/>
+        </w:rPr>
+        <w:t>args</w:t>
+      </w:r>
+      <w:proofErr w:type="spellEnd"/>
+      <w:r>
+        <w:rPr>
+          <w:spacing w:val="-4"/>
+          <w:lang w:val="en-US"/>
+        </w:rPr>
+        <w:t>)</w:t>
+      </w:r>
+      <w:r>
+        <w:rPr>
+          <w:spacing w:val="-4"/>
+          <w:lang w:val="en-US"/>
+        </w:rPr>
+        <w:t>.</w:t>
       </w:r>
     </w:p>
     <w:p>
@@ -7113,7 +7264,7 @@
         <w:spacing w:line="279" w:lineRule="exact"/>
         <w:ind w:left="1341"/>
         <w:rPr>
-          <w:lang w:val="en-US"/>
+          <w:w w:val="90"/>
         </w:rPr>
       </w:pPr>
       <w:proofErr w:type="spellStart"/>
@@ -7160,28 +7311,50 @@
         </w:rPr>
         <w:t xml:space="preserve"> </w:t>
       </w:r>
+      <w:proofErr w:type="spellStart"/>
       <w:r>
         <w:rPr>
           <w:w w:val="90"/>
           <w:lang w:val="en-US"/>
         </w:rPr>
-        <w:t xml:space="preserve">Optional&lt;String&gt;, </w:t>
+        <w:t>Stream.findFirst</w:t>
+      </w:r>
+      <w:proofErr w:type="spellEnd"/>
+      <w:r>
+        <w:rPr>
+          <w:w w:val="90"/>
+          <w:lang w:val="en-US"/>
+        </w:rPr>
+        <w:t>()</w:t>
+      </w:r>
+      <w:r>
+        <w:rPr>
+          <w:w w:val="90"/>
+          <w:lang w:val="en-US"/>
+        </w:rPr>
+        <w:t xml:space="preserve">, </w:t>
       </w:r>
       <w:proofErr w:type="spellStart"/>
-      <w:r>
-        <w:rPr>
-          <w:w w:val="90"/>
-          <w:lang w:val="en-US"/>
-        </w:rPr>
-        <w:t>Stream.findFirst</w:t>
+      <w:proofErr w:type="gramStart"/>
+      <w:r>
+        <w:rPr>
+          <w:w w:val="90"/>
+        </w:rPr>
+        <w:t>filter</w:t>
       </w:r>
       <w:proofErr w:type="spellEnd"/>
       <w:r>
         <w:rPr>
           <w:w w:val="90"/>
-          <w:lang w:val="en-US"/>
-        </w:rPr>
-        <w:t>().</w:t>
+        </w:rPr>
+        <w:t>(</w:t>
+      </w:r>
+      <w:proofErr w:type="gramEnd"/>
+      <w:r>
+        <w:rPr>
+          <w:w w:val="90"/>
+        </w:rPr>
+        <w:t>).</w:t>
       </w:r>
     </w:p>
     <w:p>
@@ -7241,16 +7414,17 @@
           <w:i/>
           <w:spacing w:val="-6"/>
         </w:rPr>
-        <w:t xml:space="preserve">. Manejo estricto con </w:t>
+        <w:t xml:space="preserve">. El manejo de la ausencia de resultados debe realizarse exclusivamente con </w:t>
       </w:r>
       <w:proofErr w:type="spellStart"/>
+      <w:proofErr w:type="gramStart"/>
       <w:r>
         <w:rPr>
           <w:bCs/>
           <w:i/>
           <w:spacing w:val="-6"/>
         </w:rPr>
-        <w:t>Optional.orElse</w:t>
+        <w:t>orElse</w:t>
       </w:r>
       <w:proofErr w:type="spellEnd"/>
       <w:r>
@@ -7259,7 +7433,16 @@
           <w:i/>
           <w:spacing w:val="-6"/>
         </w:rPr>
-        <w:t>()</w:t>
+        <w:t>(</w:t>
+      </w:r>
+      <w:proofErr w:type="gramEnd"/>
+      <w:r>
+        <w:rPr>
+          <w:bCs/>
+          <w:i/>
+          <w:spacing w:val="-6"/>
+        </w:rPr>
+        <w:t>).</w:t>
       </w:r>
     </w:p>
     <w:p>
@@ -7315,7 +7498,347 @@
         <w:rPr>
           <w:spacing w:val="-6"/>
         </w:rPr>
-        <w:t>Buscar un nombre en una lista. Si existe, devolverlo; si no, devolver un mensaje por defecto.</w:t>
+        <w:t>Buscar un nombre dentro de una lista de mercenarios. Si el nombre existe, devolverlo; si no existe, devolver un mensaje por defecto.</w:t>
+      </w:r>
+    </w:p>
+    <w:p>
+      <w:pPr>
+        <w:ind w:left="622"/>
+        <w:rPr>
+          <w:spacing w:val="-6"/>
+        </w:rPr>
+      </w:pPr>
+    </w:p>
+    <w:p>
+      <w:pPr>
+        <w:ind w:left="622"/>
+        <w:rPr>
+          <w:b/>
+          <w:bCs/>
+          <w:spacing w:val="-6"/>
+        </w:rPr>
+      </w:pPr>
+      <w:r>
+        <w:rPr>
+          <w:b/>
+          <w:bCs/>
+          <w:spacing w:val="-6"/>
+        </w:rPr>
+        <w:t>Datos de entrada (deben especificarse)</w:t>
+      </w:r>
+    </w:p>
+    <w:p>
+      <w:pPr>
+        <w:numPr>
+          <w:ilvl w:val="0"/>
+          <w:numId w:val="29"/>
+        </w:numPr>
+        <w:rPr>
+          <w:spacing w:val="-6"/>
+        </w:rPr>
+      </w:pPr>
+      <w:r>
+        <w:rPr>
+          <w:spacing w:val="-6"/>
+        </w:rPr>
+        <w:t>Una lista de nombres de mercenarios (</w:t>
+      </w:r>
+      <w:proofErr w:type="spellStart"/>
+      <w:r>
+        <w:rPr>
+          <w:spacing w:val="-6"/>
+        </w:rPr>
+        <w:t>List</w:t>
+      </w:r>
+      <w:proofErr w:type="spellEnd"/>
+      <w:r>
+        <w:rPr>
+          <w:spacing w:val="-6"/>
+        </w:rPr>
+        <w:t>&lt;</w:t>
+      </w:r>
+      <w:proofErr w:type="spellStart"/>
+      <w:r>
+        <w:rPr>
+          <w:spacing w:val="-6"/>
+        </w:rPr>
+        <w:t>String</w:t>
+      </w:r>
+      <w:proofErr w:type="spellEnd"/>
+      <w:r>
+        <w:rPr>
+          <w:spacing w:val="-6"/>
+        </w:rPr>
+        <w:t xml:space="preserve">&gt;). </w:t>
+      </w:r>
+    </w:p>
+    <w:p>
+      <w:pPr>
+        <w:numPr>
+          <w:ilvl w:val="0"/>
+          <w:numId w:val="29"/>
+        </w:numPr>
+        <w:rPr>
+          <w:spacing w:val="-6"/>
+        </w:rPr>
+      </w:pPr>
+      <w:r>
+        <w:rPr>
+          <w:spacing w:val="-6"/>
+        </w:rPr>
+        <w:t xml:space="preserve">El nombre del mercenario que se desea buscar. </w:t>
+      </w:r>
+    </w:p>
+    <w:p>
+      <w:pPr>
+        <w:numPr>
+          <w:ilvl w:val="0"/>
+          <w:numId w:val="29"/>
+        </w:numPr>
+        <w:rPr>
+          <w:spacing w:val="-6"/>
+        </w:rPr>
+      </w:pPr>
+      <w:r>
+        <w:rPr>
+          <w:spacing w:val="-6"/>
+        </w:rPr>
+        <w:t xml:space="preserve">Al ser </w:t>
+      </w:r>
+      <w:proofErr w:type="spellStart"/>
+      <w:r>
+        <w:rPr>
+          <w:spacing w:val="-6"/>
+        </w:rPr>
+        <w:t>static</w:t>
+      </w:r>
+      <w:proofErr w:type="spellEnd"/>
+      <w:r>
+        <w:rPr>
+          <w:spacing w:val="-6"/>
+        </w:rPr>
+        <w:t xml:space="preserve">, </w:t>
+      </w:r>
+      <w:proofErr w:type="spellStart"/>
+      <w:r>
+        <w:rPr>
+          <w:spacing w:val="-6"/>
+        </w:rPr>
+        <w:t>tenes</w:t>
+      </w:r>
+      <w:proofErr w:type="spellEnd"/>
+      <w:r>
+        <w:rPr>
+          <w:spacing w:val="-6"/>
+        </w:rPr>
+        <w:t xml:space="preserve"> que crear un objeto(</w:t>
+      </w:r>
+      <w:proofErr w:type="spellStart"/>
+      <w:r>
+        <w:rPr>
+          <w:spacing w:val="-6"/>
+        </w:rPr>
+        <w:t>finder</w:t>
+      </w:r>
+      <w:proofErr w:type="spellEnd"/>
+      <w:r>
+        <w:rPr>
+          <w:spacing w:val="-6"/>
+        </w:rPr>
+        <w:t>).</w:t>
+      </w:r>
+    </w:p>
+    <w:p>
+      <w:pPr>
+        <w:rPr>
+          <w:spacing w:val="-6"/>
+        </w:rPr>
+      </w:pPr>
+    </w:p>
+    <w:p>
+      <w:pPr>
+        <w:ind w:firstLine="622"/>
+        <w:rPr>
+          <w:spacing w:val="-6"/>
+        </w:rPr>
+      </w:pPr>
+      <w:r>
+        <w:rPr>
+          <w:spacing w:val="-6"/>
+        </w:rPr>
+        <w:t xml:space="preserve">Lista = </w:t>
+      </w:r>
+      <w:r>
+        <w:rPr>
+          <w:spacing w:val="-6"/>
+        </w:rPr>
+        <w:t>"</w:t>
+      </w:r>
+      <w:proofErr w:type="spellStart"/>
+      <w:r>
+        <w:rPr>
+          <w:spacing w:val="-6"/>
+        </w:rPr>
+        <w:t>Geralt</w:t>
+      </w:r>
+      <w:proofErr w:type="spellEnd"/>
+      <w:r>
+        <w:rPr>
+          <w:spacing w:val="-6"/>
+        </w:rPr>
+        <w:t>", "</w:t>
+      </w:r>
+      <w:proofErr w:type="spellStart"/>
+      <w:r>
+        <w:rPr>
+          <w:spacing w:val="-6"/>
+        </w:rPr>
+        <w:t>Letho</w:t>
+      </w:r>
+      <w:proofErr w:type="spellEnd"/>
+      <w:r>
+        <w:rPr>
+          <w:spacing w:val="-6"/>
+        </w:rPr>
+        <w:t>", "</w:t>
+      </w:r>
+      <w:proofErr w:type="spellStart"/>
+      <w:r>
+        <w:rPr>
+          <w:spacing w:val="-6"/>
+        </w:rPr>
+        <w:t>Eskel</w:t>
+      </w:r>
+      <w:proofErr w:type="spellEnd"/>
+      <w:r>
+        <w:rPr>
+          <w:spacing w:val="-6"/>
+        </w:rPr>
+        <w:t>", "Lambert", "</w:t>
+      </w:r>
+      <w:proofErr w:type="spellStart"/>
+      <w:r>
+        <w:rPr>
+          <w:spacing w:val="-6"/>
+        </w:rPr>
+        <w:t>Coën</w:t>
+      </w:r>
+      <w:proofErr w:type="spellEnd"/>
+      <w:r>
+        <w:rPr>
+          <w:spacing w:val="-6"/>
+        </w:rPr>
+        <w:t>"</w:t>
+      </w:r>
+      <w:r>
+        <w:rPr>
+          <w:spacing w:val="-6"/>
+        </w:rPr>
+        <w:t xml:space="preserve"> y se</w:t>
+      </w:r>
+      <w:r>
+        <w:rPr>
+          <w:spacing w:val="-6"/>
+        </w:rPr>
+        <w:t xml:space="preserve"> busca </w:t>
+      </w:r>
+      <w:r>
+        <w:rPr>
+          <w:spacing w:val="-6"/>
+        </w:rPr>
+        <w:t>"</w:t>
+      </w:r>
+      <w:proofErr w:type="spellStart"/>
+      <w:r>
+        <w:rPr>
+          <w:spacing w:val="-6"/>
+        </w:rPr>
+        <w:t>Letho</w:t>
+      </w:r>
+      <w:proofErr w:type="spellEnd"/>
+      <w:r>
+        <w:rPr>
+          <w:spacing w:val="-6"/>
+        </w:rPr>
+        <w:t>"</w:t>
+      </w:r>
+    </w:p>
+    <w:p>
+      <w:pPr>
+        <w:ind w:left="720"/>
+        <w:rPr>
+          <w:spacing w:val="-6"/>
+        </w:rPr>
+      </w:pPr>
+    </w:p>
+    <w:p>
+      <w:pPr>
+        <w:ind w:left="622"/>
+        <w:rPr>
+          <w:b/>
+          <w:bCs/>
+          <w:spacing w:val="-6"/>
+        </w:rPr>
+      </w:pPr>
+      <w:r>
+        <w:rPr>
+          <w:b/>
+          <w:bCs/>
+          <w:spacing w:val="-6"/>
+        </w:rPr>
+        <w:t>Datos de salida</w:t>
+      </w:r>
+    </w:p>
+    <w:p>
+      <w:pPr>
+        <w:numPr>
+          <w:ilvl w:val="0"/>
+          <w:numId w:val="28"/>
+        </w:numPr>
+        <w:tabs>
+          <w:tab w:val="num" w:pos="720"/>
+        </w:tabs>
+        <w:rPr>
+          <w:spacing w:val="-6"/>
+        </w:rPr>
+      </w:pPr>
+      <w:r>
+        <w:rPr>
+          <w:spacing w:val="-6"/>
+        </w:rPr>
+        <w:t>Si el mercenario existe, devolver su nombre</w:t>
+      </w:r>
+      <w:r>
+        <w:rPr>
+          <w:spacing w:val="-6"/>
+        </w:rPr>
+        <w:t xml:space="preserve"> del primer encontrado</w:t>
+      </w:r>
+      <w:r>
+        <w:rPr>
+          <w:spacing w:val="-6"/>
+        </w:rPr>
+        <w:t xml:space="preserve">. </w:t>
+      </w:r>
+    </w:p>
+    <w:p>
+      <w:pPr>
+        <w:numPr>
+          <w:ilvl w:val="0"/>
+          <w:numId w:val="28"/>
+        </w:numPr>
+        <w:tabs>
+          <w:tab w:val="num" w:pos="720"/>
+        </w:tabs>
+        <w:rPr>
+          <w:spacing w:val="-6"/>
+        </w:rPr>
+      </w:pPr>
+      <w:r>
+        <w:rPr>
+          <w:spacing w:val="-6"/>
+        </w:rPr>
+        <w:t>Si no existe, devolver el mensaje por defecto (especificar cuál, por ejemplo: "Mercenario no encontrado").</w:t>
       </w:r>
     </w:p>
     <w:p>
@@ -7354,16 +7877,16 @@
         <mc:AlternateContent>
           <mc:Choice Requires="wps">
             <w:drawing>
-              <wp:anchor distT="0" distB="0" distL="114300" distR="114300" simplePos="0" relativeHeight="251649024" behindDoc="0" locked="0" layoutInCell="1" allowOverlap="1" wp14:anchorId="58BA83F3" wp14:editId="7B5EA3D6">
+              <wp:anchor distT="0" distB="0" distL="114300" distR="114300" simplePos="0" relativeHeight="251649536" behindDoc="0" locked="0" layoutInCell="1" allowOverlap="1" wp14:anchorId="58BA83F3" wp14:editId="5450904E">
                 <wp:simplePos x="0" y="0"/>
                 <wp:positionH relativeFrom="margin">
-                  <wp:posOffset>396240</wp:posOffset>
+                  <wp:posOffset>392502</wp:posOffset>
                 </wp:positionH>
                 <wp:positionV relativeFrom="paragraph">
-                  <wp:posOffset>74296</wp:posOffset>
+                  <wp:posOffset>78596</wp:posOffset>
                 </wp:positionV>
-                <wp:extent cx="5518205" cy="838200"/>
-                <wp:effectExtent l="0" t="0" r="25400" b="19050"/>
+                <wp:extent cx="5518205" cy="655608"/>
+                <wp:effectExtent l="0" t="0" r="25400" b="11430"/>
                 <wp:wrapNone/>
                 <wp:docPr id="2088680350" name="Rectángulo 2"/>
                 <wp:cNvGraphicFramePr/>
@@ -7374,7 +7897,7 @@
                       <wps:spPr>
                         <a:xfrm>
                           <a:off x="0" y="0"/>
-                          <a:ext cx="5518205" cy="838200"/>
+                          <a:ext cx="5518205" cy="655608"/>
                         </a:xfrm>
                         <a:prstGeom prst="rect">
                           <a:avLst/>
@@ -7417,7 +7940,43 @@
                               <w:rPr>
                                 <w:rFonts w:ascii="Cascadia Mono SemiBold" w:hAnsi="Cascadia Mono SemiBold" w:cs="Cascadia Mono SemiBold"/>
                               </w:rPr>
-                              <w:t>Mercenary [Name] ready for action" o "Mercenary not found in this zip code".</w:t>
+                              <w:t>Letho</w:t>
+                            </w:r>
+                          </w:p>
+                          <w:p>
+                            <w:pPr>
+                              <w:pStyle w:val="Sinespaciado"/>
+                              <w:rPr>
+                                <w:rFonts w:ascii="Cascadia Mono SemiBold" w:hAnsi="Cascadia Mono SemiBold" w:cs="Cascadia Mono SemiBold"/>
+                              </w:rPr>
+                            </w:pPr>
+                            <w:proofErr w:type="spellStart"/>
+                            <w:r>
+                              <w:rPr>
+                                <w:rFonts w:ascii="Cascadia Mono SemiBold" w:hAnsi="Cascadia Mono SemiBold" w:cs="Cascadia Mono SemiBold"/>
+                              </w:rPr>
+                              <w:t>Mercenario</w:t>
+                            </w:r>
+                            <w:proofErr w:type="spellEnd"/>
+                            <w:r>
+                              <w:rPr>
+                                <w:rFonts w:ascii="Cascadia Mono SemiBold" w:hAnsi="Cascadia Mono SemiBold" w:cs="Cascadia Mono SemiBold"/>
+                              </w:rPr>
+                              <w:t xml:space="preserve"> no </w:t>
+                            </w:r>
+                            <w:proofErr w:type="spellStart"/>
+                            <w:r>
+                              <w:rPr>
+                                <w:rFonts w:ascii="Cascadia Mono SemiBold" w:hAnsi="Cascadia Mono SemiBold" w:cs="Cascadia Mono SemiBold"/>
+                              </w:rPr>
+                              <w:t>encontrado</w:t>
+                            </w:r>
+                            <w:proofErr w:type="spellEnd"/>
+                            <w:r>
+                              <w:rPr>
+                                <w:rFonts w:ascii="Cascadia Mono SemiBold" w:hAnsi="Cascadia Mono SemiBold" w:cs="Cascadia Mono SemiBold"/>
+                              </w:rPr>
+                              <w:t>...</w:t>
                             </w:r>
                           </w:p>
                         </w:txbxContent>
@@ -7442,7 +8001,7 @@
           </mc:Choice>
           <mc:Fallback>
             <w:pict>
-              <v:rect w14:anchorId="58BA83F3" id="_x0000_s1030" style="position:absolute;left:0;text-align:left;margin-left:31.2pt;margin-top:5.85pt;width:434.5pt;height:66pt;z-index:251649024;visibility:visible;mso-wrap-style:square;mso-width-percent:0;mso-height-percent:0;mso-wrap-distance-left:9pt;mso-wrap-distance-top:0;mso-wrap-distance-right:9pt;mso-wrap-distance-bottom:0;mso-position-horizontal:absolute;mso-position-horizontal-relative:margin;mso-position-vertical:absolute;mso-position-vertical-relative:text;mso-width-percent:0;mso-height-percent:0;mso-width-relative:margin;mso-height-relative:margin;v-text-anchor:middle" o:gfxdata="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" fillcolor="black [3213]" strokecolor="black [3213]" strokeweight="2pt">
+              <v:rect w14:anchorId="58BA83F3" id="_x0000_s1030" style="position:absolute;left:0;text-align:left;margin-left:30.9pt;margin-top:6.2pt;width:434.5pt;height:51.6pt;z-index:251649536;visibility:visible;mso-wrap-style:square;mso-width-percent:0;mso-height-percent:0;mso-wrap-distance-left:9pt;mso-wrap-distance-top:0;mso-wrap-distance-right:9pt;mso-wrap-distance-bottom:0;mso-position-horizontal:absolute;mso-position-horizontal-relative:margin;mso-position-vertical:absolute;mso-position-vertical-relative:text;mso-width-percent:0;mso-height-percent:0;mso-width-relative:margin;mso-height-relative:margin;v-text-anchor:middle" o:gfxdata="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" fillcolor="black [3213]" strokecolor="black [3213]" strokeweight="2pt">
                 <v:textbox>
                   <w:txbxContent>
                     <w:p>
@@ -7456,7 +8015,43 @@
                         <w:rPr>
                           <w:rFonts w:ascii="Cascadia Mono SemiBold" w:hAnsi="Cascadia Mono SemiBold" w:cs="Cascadia Mono SemiBold"/>
                         </w:rPr>
-                        <w:t>Mercenary [Name] ready for action" o "Mercenary not found in this zip code".</w:t>
+                        <w:t>Letho</w:t>
+                      </w:r>
+                    </w:p>
+                    <w:p>
+                      <w:pPr>
+                        <w:pStyle w:val="Sinespaciado"/>
+                        <w:rPr>
+                          <w:rFonts w:ascii="Cascadia Mono SemiBold" w:hAnsi="Cascadia Mono SemiBold" w:cs="Cascadia Mono SemiBold"/>
+                        </w:rPr>
+                      </w:pPr>
+                      <w:proofErr w:type="spellStart"/>
+                      <w:r>
+                        <w:rPr>
+                          <w:rFonts w:ascii="Cascadia Mono SemiBold" w:hAnsi="Cascadia Mono SemiBold" w:cs="Cascadia Mono SemiBold"/>
+                        </w:rPr>
+                        <w:t>Mercenario</w:t>
+                      </w:r>
+                      <w:proofErr w:type="spellEnd"/>
+                      <w:r>
+                        <w:rPr>
+                          <w:rFonts w:ascii="Cascadia Mono SemiBold" w:hAnsi="Cascadia Mono SemiBold" w:cs="Cascadia Mono SemiBold"/>
+                        </w:rPr>
+                        <w:t xml:space="preserve"> no </w:t>
+                      </w:r>
+                      <w:proofErr w:type="spellStart"/>
+                      <w:r>
+                        <w:rPr>
+                          <w:rFonts w:ascii="Cascadia Mono SemiBold" w:hAnsi="Cascadia Mono SemiBold" w:cs="Cascadia Mono SemiBold"/>
+                        </w:rPr>
+                        <w:t>encontrado</w:t>
+                      </w:r>
+                      <w:proofErr w:type="spellEnd"/>
+                      <w:r>
+                        <w:rPr>
+                          <w:rFonts w:ascii="Cascadia Mono SemiBold" w:hAnsi="Cascadia Mono SemiBold" w:cs="Cascadia Mono SemiBold"/>
+                        </w:rPr>
+                        <w:t>...</w:t>
                       </w:r>
                     </w:p>
                   </w:txbxContent>
@@ -7510,7 +8105,7 @@
         <w:jc w:val="left"/>
       </w:pPr>
       <w:bookmarkStart w:id="12" w:name="_bookmark6"/>
-      <w:bookmarkStart w:id="13" w:name="_Toc234312456"/>
+      <w:bookmarkStart w:id="13" w:name="_Toc235059751"/>
       <w:bookmarkEnd w:id="12"/>
       <w:r>
         <w:rPr>
@@ -7573,12 +8168,16 @@
         </w:tabs>
         <w:spacing w:before="141" w:line="293" w:lineRule="exact"/>
         <w:ind w:left="1341"/>
+        <w:rPr>
+          <w:szCs w:val="24"/>
+        </w:rPr>
       </w:pPr>
       <w:r>
         <w:rPr>
           <w:b/>
           <w:spacing w:val="-2"/>
           <w:w w:val="90"/>
+          <w:szCs w:val="24"/>
         </w:rPr>
         <w:t>Directorio:</w:t>
       </w:r>
@@ -7586,12 +8185,14 @@
         <w:rPr>
           <w:b/>
           <w:spacing w:val="-2"/>
+          <w:szCs w:val="24"/>
         </w:rPr>
         <w:t xml:space="preserve"> </w:t>
       </w:r>
       <w:r>
         <w:rPr>
           <w:spacing w:val="-4"/>
+          <w:szCs w:val="24"/>
         </w:rPr>
         <w:t>ex3/</w:t>
       </w:r>
@@ -7608,12 +8209,16 @@
         </w:tabs>
         <w:spacing w:line="293" w:lineRule="exact"/>
         <w:ind w:left="1341"/>
+        <w:rPr>
+          <w:szCs w:val="24"/>
+        </w:rPr>
       </w:pPr>
       <w:r>
         <w:rPr>
           <w:b/>
           <w:spacing w:val="-2"/>
           <w:w w:val="90"/>
+          <w:szCs w:val="24"/>
         </w:rPr>
         <w:t>Archivo:</w:t>
       </w:r>
@@ -7622,12 +8227,14 @@
           <w:b/>
           <w:spacing w:val="-6"/>
           <w:w w:val="90"/>
+          <w:szCs w:val="24"/>
         </w:rPr>
         <w:t xml:space="preserve"> </w:t>
       </w:r>
       <w:r>
         <w:rPr>
           <w:spacing w:val="-2"/>
+          <w:szCs w:val="24"/>
         </w:rPr>
         <w:t>DeadpoolVault.java</w:t>
       </w:r>
@@ -7645,6 +8252,7 @@
         <w:spacing w:line="293" w:lineRule="exact"/>
         <w:ind w:left="1341"/>
         <w:rPr>
+          <w:szCs w:val="24"/>
           <w:lang w:val="en-US"/>
         </w:rPr>
       </w:pPr>
@@ -7653,6 +8261,7 @@
         <w:rPr>
           <w:b/>
           <w:w w:val="90"/>
+          <w:szCs w:val="24"/>
           <w:lang w:val="en-US"/>
         </w:rPr>
         <w:t>Método</w:t>
@@ -7661,6 +8270,7 @@
       <w:r>
         <w:rPr>
           <w:w w:val="90"/>
+          <w:szCs w:val="24"/>
           <w:lang w:val="en-US"/>
         </w:rPr>
         <w:t>:</w:t>
@@ -7668,6 +8278,7 @@
       <w:r>
         <w:rPr>
           <w:spacing w:val="2"/>
+          <w:szCs w:val="24"/>
           <w:lang w:val="en-US"/>
         </w:rPr>
         <w:t xml:space="preserve"> </w:t>
@@ -7675,51 +8286,54 @@
       <w:r>
         <w:rPr>
           <w:w w:val="90"/>
+          <w:szCs w:val="24"/>
           <w:lang w:val="en-US"/>
         </w:rPr>
-        <w:t>public</w:t>
-      </w:r>
-      <w:r>
-        <w:rPr>
+        <w:t xml:space="preserve">public static void </w:t>
+      </w:r>
+      <w:r>
+        <w:rPr>
+          <w:w w:val="90"/>
+          <w:szCs w:val="24"/>
           <w:lang w:val="en-US"/>
         </w:rPr>
-        <w:t xml:space="preserve"> </w:t>
-      </w:r>
-      <w:r>
-        <w:rPr>
-          <w:w w:val="90"/>
+        <w:t>main (</w:t>
+      </w:r>
+      <w:proofErr w:type="gramStart"/>
+      <w:r>
+        <w:rPr>
+          <w:w w:val="90"/>
+          <w:szCs w:val="24"/>
           <w:lang w:val="en-US"/>
         </w:rPr>
-        <w:t>static</w:t>
-      </w:r>
-      <w:r>
-        <w:rPr>
-          <w:spacing w:val="3"/>
+        <w:t>String[</w:t>
+      </w:r>
+      <w:proofErr w:type="gramEnd"/>
+      <w:r>
+        <w:rPr>
+          <w:w w:val="90"/>
+          <w:szCs w:val="24"/>
           <w:lang w:val="en-US"/>
         </w:rPr>
-        <w:t xml:space="preserve"> </w:t>
-      </w:r>
-      <w:r>
-        <w:rPr>
-          <w:w w:val="90"/>
+        <w:t xml:space="preserve">] </w:t>
+      </w:r>
+      <w:proofErr w:type="spellStart"/>
+      <w:r>
+        <w:rPr>
+          <w:w w:val="90"/>
+          <w:szCs w:val="24"/>
           <w:lang w:val="en-US"/>
         </w:rPr>
-        <w:t>void</w:t>
-      </w:r>
-      <w:r>
-        <w:rPr>
-          <w:spacing w:val="2"/>
+        <w:t>args</w:t>
+      </w:r>
+      <w:proofErr w:type="spellEnd"/>
+      <w:r>
+        <w:rPr>
+          <w:w w:val="90"/>
+          <w:szCs w:val="24"/>
           <w:lang w:val="en-US"/>
         </w:rPr>
-        <w:t xml:space="preserve"> </w:t>
-      </w:r>
-      <w:r>
-        <w:rPr>
-          <w:spacing w:val="-4"/>
-          <w:w w:val="90"/>
-          <w:lang w:val="en-US"/>
-        </w:rPr>
-        <w:t>main…</w:t>
+        <w:t>)</w:t>
       </w:r>
     </w:p>
     <w:p>
@@ -7735,6 +8349,8 @@
         <w:spacing w:line="252" w:lineRule="auto"/>
         <w:ind w:right="2106"/>
         <w:rPr>
+          <w:spacing w:val="-6"/>
+          <w:szCs w:val="24"/>
           <w:lang w:val="en-US"/>
         </w:rPr>
       </w:pPr>
@@ -7743,6 +8359,7 @@
         <w:rPr>
           <w:b/>
           <w:spacing w:val="-6"/>
+          <w:szCs w:val="24"/>
           <w:lang w:val="en-US"/>
         </w:rPr>
         <w:t>Funciones</w:t>
@@ -7752,6 +8369,7 @@
         <w:rPr>
           <w:b/>
           <w:spacing w:val="-21"/>
+          <w:szCs w:val="24"/>
           <w:lang w:val="en-US"/>
         </w:rPr>
         <w:t xml:space="preserve"> </w:t>
@@ -7761,15 +8379,18 @@
         <w:rPr>
           <w:b/>
           <w:spacing w:val="-6"/>
+          <w:szCs w:val="24"/>
           <w:lang w:val="en-US"/>
         </w:rPr>
         <w:t>Autorizadas</w:t>
       </w:r>
       <w:proofErr w:type="spellEnd"/>
+      <w:proofErr w:type="gramStart"/>
       <w:r>
         <w:rPr>
           <w:b/>
           <w:spacing w:val="-6"/>
+          <w:szCs w:val="24"/>
           <w:lang w:val="en-US"/>
         </w:rPr>
         <w:t>:</w:t>
@@ -7778,6 +8399,7 @@
         <w:rPr>
           <w:b/>
           <w:spacing w:val="-21"/>
+          <w:szCs w:val="24"/>
           <w:lang w:val="en-US"/>
         </w:rPr>
         <w:t xml:space="preserve"> </w:t>
@@ -7785,14 +8407,41 @@
       <w:r>
         <w:rPr>
           <w:spacing w:val="-6"/>
+          <w:szCs w:val="24"/>
           <w:lang w:val="en-US"/>
         </w:rPr>
-        <w:t xml:space="preserve">try-with-resources, </w:t>
+        <w:t xml:space="preserve"> </w:t>
+      </w:r>
+      <w:r>
+        <w:rPr>
+          <w:spacing w:val="-6"/>
+          <w:szCs w:val="24"/>
+          <w:lang w:val="en-US"/>
+        </w:rPr>
+        <w:t>try</w:t>
+      </w:r>
+      <w:proofErr w:type="gramEnd"/>
+      <w:r>
+        <w:rPr>
+          <w:spacing w:val="-6"/>
+          <w:szCs w:val="24"/>
+          <w:lang w:val="en-US"/>
+        </w:rPr>
+        <w:t>-with-resources</w:t>
+      </w:r>
+      <w:r>
+        <w:rPr>
+          <w:spacing w:val="-6"/>
+          <w:szCs w:val="24"/>
+          <w:lang w:val="en-US"/>
+        </w:rPr>
+        <w:t xml:space="preserve">, </w:t>
       </w:r>
       <w:proofErr w:type="spellStart"/>
       <w:r>
         <w:rPr>
           <w:spacing w:val="-6"/>
+          <w:szCs w:val="24"/>
           <w:lang w:val="en-US"/>
         </w:rPr>
         <w:t>Files.write</w:t>
@@ -7801,45 +8450,145 @@
       <w:r>
         <w:rPr>
           <w:spacing w:val="-6"/>
+          <w:szCs w:val="24"/>
           <w:lang w:val="en-US"/>
         </w:rPr>
-        <w:t xml:space="preserve">(), </w:t>
+        <w:t>()</w:t>
+      </w:r>
+      <w:r>
+        <w:rPr>
+          <w:spacing w:val="-6"/>
+          <w:szCs w:val="24"/>
+          <w:lang w:val="en-US"/>
+        </w:rPr>
+        <w:t xml:space="preserve">, </w:t>
       </w:r>
       <w:proofErr w:type="spellStart"/>
+      <w:proofErr w:type="gramStart"/>
       <w:r>
         <w:rPr>
           <w:spacing w:val="-6"/>
+          <w:szCs w:val="24"/>
           <w:lang w:val="en-US"/>
         </w:rPr>
+        <w:t>newLine</w:t>
+      </w:r>
+      <w:proofErr w:type="spellEnd"/>
+      <w:r>
+        <w:rPr>
+          <w:spacing w:val="-6"/>
+          <w:szCs w:val="24"/>
+          <w:lang w:val="en-US"/>
+        </w:rPr>
+        <w:t>(</w:t>
+      </w:r>
+      <w:proofErr w:type="gramEnd"/>
+      <w:r>
+        <w:rPr>
+          <w:spacing w:val="-6"/>
+          <w:szCs w:val="24"/>
+          <w:lang w:val="en-US"/>
+        </w:rPr>
+        <w:t>)</w:t>
+      </w:r>
+    </w:p>
+    <w:p>
+      <w:pPr>
+        <w:tabs>
+          <w:tab w:val="left" w:pos="1342"/>
+        </w:tabs>
+        <w:spacing w:line="252" w:lineRule="auto"/>
+        <w:ind w:left="982" w:right="2106"/>
+        <w:rPr>
+          <w:spacing w:val="-6"/>
+          <w:szCs w:val="24"/>
+          <w:lang w:val="en-US"/>
+        </w:rPr>
+      </w:pPr>
+      <w:r>
+        <w:rPr>
+          <w:spacing w:val="-6"/>
+          <w:szCs w:val="24"/>
+          <w:lang w:val="en-US"/>
+        </w:rPr>
+        <w:tab/>
+      </w:r>
+      <w:proofErr w:type="spellStart"/>
+      <w:r>
+        <w:rPr>
+          <w:spacing w:val="-6"/>
+          <w:szCs w:val="24"/>
+          <w:lang w:val="en-US"/>
+        </w:rPr>
         <w:t>Collectors.toList</w:t>
       </w:r>
       <w:proofErr w:type="spellEnd"/>
       <w:r>
         <w:rPr>
           <w:spacing w:val="-6"/>
+          <w:szCs w:val="24"/>
           <w:lang w:val="en-US"/>
         </w:rPr>
         <w:t>()</w:t>
       </w:r>
-    </w:p>
-    <w:p>
-      <w:pPr>
-        <w:pStyle w:val="Ttulo4"/>
+      <w:r>
+        <w:rPr>
+          <w:spacing w:val="-6"/>
+          <w:szCs w:val="24"/>
+          <w:lang w:val="en-US"/>
+        </w:rPr>
+        <w:t xml:space="preserve">, </w:t>
+      </w:r>
+      <w:proofErr w:type="spellStart"/>
+      <w:r>
+        <w:rPr>
+          <w:spacing w:val="-6"/>
+          <w:szCs w:val="24"/>
+          <w:lang w:val="en-US"/>
+        </w:rPr>
+        <w:t>BufferedWriter</w:t>
+      </w:r>
+      <w:proofErr w:type="spellEnd"/>
+      <w:r>
+        <w:rPr>
+          <w:spacing w:val="-6"/>
+          <w:szCs w:val="24"/>
+          <w:lang w:val="en-US"/>
+        </w:rPr>
+        <w:t>, equals, stream.</w:t>
+      </w:r>
+    </w:p>
+    <w:p>
+      <w:pPr>
+        <w:pStyle w:val="Prrafodelista"/>
         <w:numPr>
           <w:ilvl w:val="1"/>
           <w:numId w:val="8"/>
         </w:numPr>
         <w:tabs>
-          <w:tab w:val="left" w:pos="1341"/>
+          <w:tab w:val="left" w:pos="1342"/>
         </w:tabs>
-        <w:spacing w:before="278"/>
-        <w:ind w:left="1341"/>
-      </w:pPr>
-      <w:r>
-        <w:rPr>
+        <w:spacing w:line="252" w:lineRule="auto"/>
+        <w:ind w:right="2106"/>
+        <w:rPr>
+          <w:szCs w:val="24"/>
+        </w:rPr>
+      </w:pPr>
+      <w:r>
+        <w:rPr>
+          <w:b/>
+          <w:bCs/>
           <w:spacing w:val="-2"/>
-        </w:rPr>
-        <w:t>Restricción:</w:t>
+          <w:szCs w:val="24"/>
+        </w:rPr>
+        <w:t>Restricción</w:t>
+      </w:r>
+      <w:r>
+        <w:rPr>
+          <w:spacing w:val="-2"/>
+          <w:szCs w:val="24"/>
+        </w:rPr>
+        <w:t>:</w:t>
       </w:r>
     </w:p>
     <w:p>
@@ -7847,7 +8596,7 @@
         <w:pStyle w:val="Sinespaciado"/>
         <w:numPr>
           <w:ilvl w:val="0"/>
-          <w:numId w:val="21"/>
+          <w:numId w:val="30"/>
         </w:numPr>
         <w:rPr>
           <w:lang w:val="es-ES"/>
@@ -7885,97 +8634,614 @@
         <w:rPr>
           <w:lang w:val="es-ES"/>
         </w:rPr>
-        <w:t xml:space="preserve"> es obligatorio para el manejo de archivos.</w:t>
+        <w:t xml:space="preserve"> es obligatorio para la gestión de archivos. </w:t>
       </w:r>
     </w:p>
     <w:p>
       <w:pPr>
         <w:pStyle w:val="Sinespaciado"/>
+        <w:numPr>
+          <w:ilvl w:val="0"/>
+          <w:numId w:val="30"/>
+        </w:numPr>
         <w:rPr>
           <w:lang w:val="es-ES"/>
         </w:rPr>
       </w:pPr>
+      <w:r>
+        <w:rPr>
+          <w:lang w:val="es-ES"/>
+        </w:rPr>
+        <w:t xml:space="preserve">Está prohibido dejar recursos abiertos manualmente; no se debe depender de llamadas directas </w:t>
+      </w:r>
+      <w:proofErr w:type="gramStart"/>
+      <w:r>
+        <w:rPr>
+          <w:lang w:val="es-ES"/>
+        </w:rPr>
+        <w:t>a .</w:t>
+      </w:r>
+      <w:proofErr w:type="spellStart"/>
+      <w:r>
+        <w:rPr>
+          <w:lang w:val="es-ES"/>
+        </w:rPr>
+        <w:t>close</w:t>
+      </w:r>
+      <w:proofErr w:type="spellEnd"/>
+      <w:proofErr w:type="gramEnd"/>
+      <w:r>
+        <w:rPr>
+          <w:lang w:val="es-ES"/>
+        </w:rPr>
+        <w:t xml:space="preserve">(). </w:t>
+      </w:r>
+    </w:p>
+    <w:p>
+      <w:pPr>
+        <w:pStyle w:val="Sinespaciado"/>
+        <w:numPr>
+          <w:ilvl w:val="0"/>
+          <w:numId w:val="30"/>
+        </w:numPr>
+        <w:rPr>
+          <w:lang w:val="es-ES"/>
+        </w:rPr>
+      </w:pPr>
+      <w:r>
+        <w:rPr>
+          <w:lang w:val="es-ES"/>
+        </w:rPr>
+        <w:t>El filtrado de objetos debe realizarse mediante una expresión Lambda.</w:t>
+      </w:r>
+    </w:p>
+    <w:p>
+      <w:pPr>
+        <w:pStyle w:val="Sinespaciado"/>
+        <w:rPr>
+          <w:lang w:val="es-ES"/>
+        </w:rPr>
+      </w:pPr>
     </w:p>
     <w:p>
       <w:pPr>
         <w:ind w:left="622"/>
+        <w:rPr>
+          <w:b/>
+          <w:spacing w:val="-17"/>
+          <w:szCs w:val="24"/>
+        </w:rPr>
+      </w:pPr>
+      <w:r>
+        <w:rPr>
+          <w:b/>
+          <w:spacing w:val="-6"/>
+          <w:szCs w:val="24"/>
+        </w:rPr>
+        <w:t>Objetivo</w:t>
+      </w:r>
+      <w:r>
+        <w:rPr>
+          <w:b/>
+          <w:spacing w:val="-17"/>
+          <w:szCs w:val="24"/>
+        </w:rPr>
+        <w:t xml:space="preserve"> -</w:t>
+      </w:r>
+      <w:r>
+        <w:rPr>
+          <w:b/>
+          <w:spacing w:val="-17"/>
+          <w:szCs w:val="24"/>
+        </w:rPr>
+        <w:t xml:space="preserve"> </w:t>
+      </w:r>
+      <w:r>
         <w:rPr>
           <w:bCs/>
           <w:spacing w:val="-6"/>
-        </w:rPr>
-      </w:pPr>
-      <w:r>
-        <w:rPr>
-          <w:b/>
+          <w:szCs w:val="24"/>
+        </w:rPr>
+        <w:t xml:space="preserve">Crear un programa que gestione el almacén de objetos de </w:t>
+      </w:r>
+      <w:proofErr w:type="spellStart"/>
+      <w:r>
+        <w:rPr>
+          <w:bCs/>
           <w:spacing w:val="-6"/>
-        </w:rPr>
-        <w:t>Objetivo</w:t>
-      </w:r>
-      <w:r>
+          <w:szCs w:val="24"/>
+        </w:rPr>
+        <w:t>Deadpool</w:t>
+      </w:r>
+      <w:proofErr w:type="spellEnd"/>
+      <w:r>
+        <w:rPr>
+          <w:bCs/>
+          <w:spacing w:val="-6"/>
+          <w:szCs w:val="24"/>
+        </w:rPr>
+        <w:t>.</w:t>
+      </w:r>
+    </w:p>
+    <w:p>
+      <w:pPr>
+        <w:ind w:left="622"/>
         <w:rPr>
           <w:b/>
           <w:spacing w:val="-17"/>
+          <w:szCs w:val="24"/>
+        </w:rPr>
+      </w:pPr>
+    </w:p>
+    <w:p>
+      <w:pPr>
+        <w:ind w:left="622"/>
+        <w:rPr>
+          <w:bCs/>
+          <w:spacing w:val="-6"/>
+          <w:szCs w:val="24"/>
+          <w:lang w:val="en-US"/>
+        </w:rPr>
+      </w:pPr>
+      <w:r>
+        <w:rPr>
+          <w:bCs/>
+          <w:spacing w:val="-6"/>
+          <w:szCs w:val="24"/>
+          <w:lang w:val="en-US"/>
+        </w:rPr>
+        <w:t xml:space="preserve">El </w:t>
+      </w:r>
+      <w:proofErr w:type="spellStart"/>
+      <w:r>
+        <w:rPr>
+          <w:bCs/>
+          <w:spacing w:val="-6"/>
+          <w:szCs w:val="24"/>
+          <w:lang w:val="en-US"/>
+        </w:rPr>
+        <w:t>programa</w:t>
+      </w:r>
+      <w:proofErr w:type="spellEnd"/>
+      <w:r>
+        <w:rPr>
+          <w:bCs/>
+          <w:spacing w:val="-6"/>
+          <w:szCs w:val="24"/>
+          <w:lang w:val="en-US"/>
         </w:rPr>
         <w:t xml:space="preserve"> </w:t>
       </w:r>
-      <w:r>
-        <w:rPr>
-          <w:b/>
+      <w:proofErr w:type="spellStart"/>
+      <w:r>
+        <w:rPr>
+          <w:bCs/>
           <w:spacing w:val="-6"/>
-        </w:rPr>
-        <w:t>-</w:t>
-      </w:r>
-      <w:r>
-        <w:rPr>
-          <w:b/>
-          <w:spacing w:val="-17"/>
+          <w:szCs w:val="24"/>
+          <w:lang w:val="en-US"/>
+        </w:rPr>
+        <w:t>debe</w:t>
+      </w:r>
+      <w:proofErr w:type="spellEnd"/>
+      <w:r>
+        <w:rPr>
+          <w:bCs/>
+          <w:spacing w:val="-6"/>
+          <w:szCs w:val="24"/>
+          <w:lang w:val="en-US"/>
+        </w:rPr>
+        <w:t>:</w:t>
+      </w:r>
+    </w:p>
+    <w:p>
+      <w:pPr>
+        <w:ind w:left="622"/>
+        <w:rPr>
+          <w:bCs/>
+          <w:spacing w:val="-6"/>
+          <w:szCs w:val="24"/>
+          <w:lang w:val="en-US"/>
+        </w:rPr>
+      </w:pPr>
+    </w:p>
+    <w:p>
+      <w:pPr>
+        <w:numPr>
+          <w:ilvl w:val="0"/>
+          <w:numId w:val="31"/>
+        </w:numPr>
+        <w:tabs>
+          <w:tab w:val="clear" w:pos="720"/>
+          <w:tab w:val="num" w:pos="1112"/>
+        </w:tabs>
+        <w:ind w:left="1112"/>
+        <w:rPr>
+          <w:bCs/>
+          <w:spacing w:val="-6"/>
+          <w:szCs w:val="24"/>
+        </w:rPr>
+      </w:pPr>
+      <w:r>
+        <w:rPr>
+          <w:bCs/>
+          <w:spacing w:val="-6"/>
+          <w:szCs w:val="24"/>
+        </w:rPr>
+        <w:t>Tener una lista de objetos (</w:t>
+      </w:r>
+      <w:proofErr w:type="spellStart"/>
+      <w:r>
+        <w:rPr>
+          <w:bCs/>
+          <w:spacing w:val="-6"/>
+          <w:szCs w:val="24"/>
+        </w:rPr>
+        <w:t>List</w:t>
+      </w:r>
+      <w:proofErr w:type="spellEnd"/>
+      <w:r>
+        <w:rPr>
+          <w:bCs/>
+          <w:spacing w:val="-6"/>
+          <w:szCs w:val="24"/>
+        </w:rPr>
+        <w:t>&lt;</w:t>
+      </w:r>
+      <w:proofErr w:type="spellStart"/>
+      <w:r>
+        <w:rPr>
+          <w:bCs/>
+          <w:spacing w:val="-6"/>
+          <w:szCs w:val="24"/>
+        </w:rPr>
+        <w:t>String</w:t>
+      </w:r>
+      <w:proofErr w:type="spellEnd"/>
+      <w:r>
+        <w:rPr>
+          <w:bCs/>
+          <w:spacing w:val="-6"/>
+          <w:szCs w:val="24"/>
+        </w:rPr>
+        <w:t xml:space="preserve">&gt;) que representan el </w:t>
+      </w:r>
+      <w:proofErr w:type="spellStart"/>
+      <w:r>
+        <w:rPr>
+          <w:bCs/>
+          <w:spacing w:val="-6"/>
+          <w:szCs w:val="24"/>
+        </w:rPr>
+        <w:t>loot</w:t>
+      </w:r>
+      <w:proofErr w:type="spellEnd"/>
+      <w:r>
+        <w:rPr>
+          <w:bCs/>
+          <w:spacing w:val="-6"/>
+          <w:szCs w:val="24"/>
+        </w:rPr>
+        <w:t xml:space="preserve"> almacenado. </w:t>
+      </w:r>
+    </w:p>
+    <w:p>
+      <w:pPr>
+        <w:numPr>
+          <w:ilvl w:val="0"/>
+          <w:numId w:val="31"/>
+        </w:numPr>
+        <w:tabs>
+          <w:tab w:val="clear" w:pos="720"/>
+          <w:tab w:val="num" w:pos="1112"/>
+        </w:tabs>
+        <w:ind w:left="1112"/>
+        <w:rPr>
+          <w:bCs/>
+          <w:spacing w:val="-6"/>
+          <w:szCs w:val="24"/>
+        </w:rPr>
+      </w:pPr>
+      <w:r>
+        <w:rPr>
+          <w:bCs/>
+          <w:spacing w:val="-6"/>
+          <w:szCs w:val="24"/>
+        </w:rPr>
+        <w:t xml:space="preserve">Filtrar mediante una Lambda únicamente los objetos considerados de valor. </w:t>
+      </w:r>
+    </w:p>
+    <w:p>
+      <w:pPr>
+        <w:numPr>
+          <w:ilvl w:val="0"/>
+          <w:numId w:val="31"/>
+        </w:numPr>
+        <w:tabs>
+          <w:tab w:val="clear" w:pos="720"/>
+          <w:tab w:val="num" w:pos="1112"/>
+        </w:tabs>
+        <w:ind w:left="1112"/>
+        <w:rPr>
+          <w:bCs/>
+          <w:spacing w:val="-6"/>
+          <w:szCs w:val="24"/>
+        </w:rPr>
+      </w:pPr>
+      <w:r>
+        <w:rPr>
+          <w:bCs/>
+          <w:spacing w:val="-6"/>
+          <w:szCs w:val="24"/>
+        </w:rPr>
+        <w:t xml:space="preserve">Guardar los objetos filtrados en un archivo de texto utilizando operaciones de escritura con archivos. </w:t>
+      </w:r>
+    </w:p>
+    <w:p>
+      <w:pPr>
+        <w:numPr>
+          <w:ilvl w:val="0"/>
+          <w:numId w:val="31"/>
+        </w:numPr>
+        <w:tabs>
+          <w:tab w:val="clear" w:pos="720"/>
+          <w:tab w:val="num" w:pos="1112"/>
+        </w:tabs>
+        <w:ind w:left="1112"/>
+        <w:rPr>
+          <w:bCs/>
+          <w:spacing w:val="-6"/>
+          <w:szCs w:val="24"/>
+        </w:rPr>
+      </w:pPr>
+      <w:r>
+        <w:rPr>
+          <w:bCs/>
+          <w:spacing w:val="-6"/>
+          <w:szCs w:val="24"/>
+        </w:rPr>
+        <w:t xml:space="preserve">Mostrar un mensaje de confirmación indicando: </w:t>
+      </w:r>
+    </w:p>
+    <w:p>
+      <w:pPr>
+        <w:pStyle w:val="Prrafodelista"/>
+        <w:numPr>
+          <w:ilvl w:val="0"/>
+          <w:numId w:val="32"/>
+        </w:numPr>
+        <w:rPr>
+          <w:bCs/>
+          <w:spacing w:val="-6"/>
+          <w:szCs w:val="24"/>
+        </w:rPr>
+      </w:pPr>
+      <w:r>
+        <w:rPr>
+          <w:bCs/>
+          <w:spacing w:val="-6"/>
+          <w:szCs w:val="24"/>
+        </w:rPr>
+        <w:t xml:space="preserve">El nombre del archivo creado. </w:t>
+      </w:r>
+    </w:p>
+    <w:p>
+      <w:pPr>
+        <w:pStyle w:val="Prrafodelista"/>
+        <w:numPr>
+          <w:ilvl w:val="0"/>
+          <w:numId w:val="32"/>
+        </w:numPr>
+        <w:rPr>
+          <w:bCs/>
+          <w:spacing w:val="-6"/>
+          <w:szCs w:val="24"/>
+        </w:rPr>
+      </w:pPr>
+      <w:r>
+        <w:rPr>
+          <w:bCs/>
+          <w:spacing w:val="-6"/>
+          <w:szCs w:val="24"/>
+        </w:rPr>
+        <w:t>La cantidad de objetos guardados.</w:t>
+      </w:r>
+    </w:p>
+    <w:p>
+      <w:pPr>
+        <w:rPr>
+          <w:bCs/>
+          <w:spacing w:val="-6"/>
+          <w:szCs w:val="24"/>
+        </w:rPr>
+      </w:pPr>
+    </w:p>
+    <w:p>
+      <w:pPr>
+        <w:ind w:left="622"/>
+        <w:rPr>
+          <w:bCs/>
+          <w:spacing w:val="-6"/>
+          <w:szCs w:val="24"/>
+        </w:rPr>
+      </w:pPr>
+      <w:r>
+        <w:rPr>
+          <w:b/>
+          <w:i/>
+          <w:iCs/>
+          <w:spacing w:val="-6"/>
+          <w:szCs w:val="24"/>
+        </w:rPr>
+        <w:t>Lista inicial:</w:t>
+      </w:r>
+      <w:r>
+        <w:rPr>
+          <w:bCs/>
+          <w:spacing w:val="-6"/>
+          <w:szCs w:val="24"/>
         </w:rPr>
         <w:t xml:space="preserve"> </w:t>
       </w:r>
       <w:r>
         <w:rPr>
           <w:bCs/>
-          <w:spacing w:val="-17"/>
-        </w:rPr>
-        <w:t>Escribir un archivo de "</w:t>
+          <w:spacing w:val="-6"/>
+          <w:szCs w:val="24"/>
+        </w:rPr>
+        <w:t>["</w:t>
       </w:r>
       <w:proofErr w:type="spellStart"/>
       <w:r>
         <w:rPr>
           <w:bCs/>
-          <w:spacing w:val="-17"/>
-        </w:rPr>
-        <w:t>loot</w:t>
+          <w:spacing w:val="-6"/>
+          <w:szCs w:val="24"/>
+        </w:rPr>
+        <w:t>Katana</w:t>
       </w:r>
       <w:proofErr w:type="spellEnd"/>
       <w:r>
         <w:rPr>
           <w:bCs/>
-          <w:spacing w:val="-17"/>
-        </w:rPr>
-        <w:t>" filtrando solo objetos de valor mediante una Lambda.</w:t>
-      </w:r>
+          <w:spacing w:val="-6"/>
+          <w:szCs w:val="24"/>
+        </w:rPr>
+        <w:t>", "Piedra", "Oro", "Chimichanga", "Diamante"]</w:t>
+      </w:r>
+    </w:p>
+    <w:p>
+      <w:pPr>
+        <w:ind w:left="622"/>
+        <w:rPr>
+          <w:bCs/>
+          <w:spacing w:val="-6"/>
+          <w:szCs w:val="24"/>
+        </w:rPr>
+      </w:pPr>
+      <w:r>
+        <w:rPr>
+          <w:b/>
+          <w:i/>
+          <w:iCs/>
+          <w:spacing w:val="-6"/>
+          <w:szCs w:val="24"/>
+        </w:rPr>
+        <w:t>F</w:t>
+      </w:r>
+      <w:r>
+        <w:rPr>
+          <w:b/>
+          <w:i/>
+          <w:iCs/>
+          <w:spacing w:val="-6"/>
+          <w:szCs w:val="24"/>
+        </w:rPr>
+        <w:t>iltrado</w:t>
+      </w:r>
+      <w:r>
+        <w:rPr>
+          <w:b/>
+          <w:i/>
+          <w:iCs/>
+          <w:spacing w:val="-6"/>
+          <w:szCs w:val="24"/>
+        </w:rPr>
+        <w:t>:</w:t>
+      </w:r>
+      <w:r>
+        <w:rPr>
+          <w:bCs/>
+          <w:spacing w:val="-6"/>
+          <w:szCs w:val="24"/>
+        </w:rPr>
+        <w:t xml:space="preserve"> </w:t>
+      </w:r>
+      <w:r>
+        <w:rPr>
+          <w:bCs/>
+          <w:spacing w:val="-6"/>
+          <w:szCs w:val="24"/>
+        </w:rPr>
+        <w:t>["</w:t>
+      </w:r>
+      <w:proofErr w:type="spellStart"/>
+      <w:r>
+        <w:rPr>
+          <w:bCs/>
+          <w:spacing w:val="-6"/>
+          <w:szCs w:val="24"/>
+        </w:rPr>
+        <w:t>Katana</w:t>
+      </w:r>
+      <w:proofErr w:type="spellEnd"/>
+      <w:r>
+        <w:rPr>
+          <w:bCs/>
+          <w:spacing w:val="-6"/>
+          <w:szCs w:val="24"/>
+        </w:rPr>
+        <w:t>", "Oro", "Diamante"]</w:t>
+      </w:r>
+    </w:p>
+    <w:p>
+      <w:pPr>
+        <w:ind w:left="622"/>
+        <w:rPr>
+          <w:bCs/>
+          <w:spacing w:val="-6"/>
+          <w:szCs w:val="24"/>
+        </w:rPr>
+      </w:pPr>
+      <w:r>
+        <w:rPr>
+          <w:b/>
+          <w:i/>
+          <w:iCs/>
+          <w:spacing w:val="-6"/>
+          <w:szCs w:val="24"/>
+        </w:rPr>
+        <w:t>Archivo generado:</w:t>
+      </w:r>
+      <w:r>
+        <w:rPr>
+          <w:bCs/>
+          <w:spacing w:val="-6"/>
+          <w:szCs w:val="24"/>
+        </w:rPr>
+        <w:t xml:space="preserve"> </w:t>
+      </w:r>
+      <w:r>
+        <w:rPr>
+          <w:bCs/>
+          <w:spacing w:val="-6"/>
+          <w:szCs w:val="24"/>
+        </w:rPr>
+        <w:t>deadpool_loot.txt</w:t>
+      </w:r>
+    </w:p>
+    <w:p>
+      <w:pPr>
+        <w:rPr>
+          <w:bCs/>
+          <w:spacing w:val="-6"/>
+          <w:szCs w:val="24"/>
+        </w:rPr>
+      </w:pPr>
     </w:p>
     <w:p>
       <w:pPr>
         <w:pStyle w:val="Textoindependiente"/>
-        <w:spacing w:before="2"/>
-        <w:rPr>
-          <w:b/>
+        <w:rPr>
+          <w:sz w:val="20"/>
         </w:rPr>
       </w:pPr>
     </w:p>
     <w:p>
       <w:pPr>
         <w:pStyle w:val="Textoindependiente"/>
-        <w:rPr>
-          <w:sz w:val="20"/>
-        </w:rPr>
-      </w:pPr>
-    </w:p>
-    <w:p>
-      <w:pPr>
-        <w:pStyle w:val="Textoindependiente"/>
+        <w:tabs>
+          <w:tab w:val="center" w:pos="5195"/>
+        </w:tabs>
         <w:spacing w:before="1" w:line="252" w:lineRule="auto"/>
         <w:ind w:left="622" w:right="672"/>
       </w:pPr>
@@ -7986,6 +9252,27 @@
         </w:rPr>
         <w:t>Salida Esperada</w:t>
       </w:r>
+      <w:r>
+        <w:rPr>
+          <w:b/>
+          <w:bCs/>
+        </w:rPr>
+        <w:t xml:space="preserve">: </w:t>
+      </w:r>
+      <w:r>
+        <w:rPr>
+          <w:i/>
+          <w:iCs/>
+        </w:rPr>
+        <w:t>El archivo creado</w:t>
+      </w:r>
+      <w:r>
+        <w:rPr>
+          <w:i/>
+          <w:iCs/>
+        </w:rPr>
+        <w:t>, con los datos filtrados con espacios.</w:t>
+      </w:r>
     </w:p>
     <w:p>
       <w:pPr>
@@ -7995,127 +9282,6 @@
           <w:lang w:val="es-ES"/>
         </w:rPr>
       </w:pPr>
-      <w:r>
-        <w:rPr>
-          <w:noProof/>
-          <w:lang w:val="es-ES"/>
-        </w:rPr>
-        <mc:AlternateContent>
-          <mc:Choice Requires="wps">
-            <w:drawing>
-              <wp:anchor distT="0" distB="0" distL="114300" distR="114300" simplePos="0" relativeHeight="251658240" behindDoc="0" locked="0" layoutInCell="1" allowOverlap="1" wp14:anchorId="4F91A487" wp14:editId="294B2BDF">
-                <wp:simplePos x="0" y="0"/>
-                <wp:positionH relativeFrom="margin">
-                  <wp:posOffset>396240</wp:posOffset>
-                </wp:positionH>
-                <wp:positionV relativeFrom="paragraph">
-                  <wp:posOffset>76200</wp:posOffset>
-                </wp:positionV>
-                <wp:extent cx="5518205" cy="480060"/>
-                <wp:effectExtent l="0" t="0" r="25400" b="15240"/>
-                <wp:wrapNone/>
-                <wp:docPr id="483208062" name="Rectángulo 2"/>
-                <wp:cNvGraphicFramePr/>
-                <a:graphic xmlns:a="http://schemas.openxmlformats.org/drawingml/2006/main">
-                  <a:graphicData uri="http://schemas.microsoft.com/office/word/2010/wordprocessingShape">
-                    <wps:wsp>
-                      <wps:cNvSpPr/>
-                      <wps:spPr>
-                        <a:xfrm>
-                          <a:off x="0" y="0"/>
-                          <a:ext cx="5518205" cy="480060"/>
-                        </a:xfrm>
-                        <a:prstGeom prst="rect">
-                          <a:avLst/>
-                        </a:prstGeom>
-                        <a:solidFill>
-                          <a:schemeClr val="tx1"/>
-                        </a:solidFill>
-                        <a:ln>
-                          <a:solidFill>
-                            <a:schemeClr val="tx1"/>
-                          </a:solidFill>
-                        </a:ln>
-                      </wps:spPr>
-                      <wps:style>
-                        <a:lnRef idx="2">
-                          <a:schemeClr val="accent1">
-                            <a:shade val="15000"/>
-                          </a:schemeClr>
-                        </a:lnRef>
-                        <a:fillRef idx="1">
-                          <a:schemeClr val="accent1"/>
-                        </a:fillRef>
-                        <a:effectRef idx="0">
-                          <a:schemeClr val="accent1"/>
-                        </a:effectRef>
-                        <a:fontRef idx="minor">
-                          <a:schemeClr val="lt1"/>
-                        </a:fontRef>
-                      </wps:style>
-                      <wps:txbx>
-                        <w:txbxContent>
-                          <w:p>
-                            <w:pPr>
-                              <w:pStyle w:val="Sinespaciado"/>
-                              <w:rPr>
-                                <w:rFonts w:ascii="Cascadia Mono SemiBold" w:hAnsi="Cascadia Mono SemiBold" w:cs="Cascadia Mono SemiBold"/>
-                              </w:rPr>
-                            </w:pPr>
-                            <w:r>
-                              <w:rPr>
-                                <w:rFonts w:ascii="Cascadia Mono SemiBold" w:hAnsi="Cascadia Mono SemiBold" w:cs="Cascadia Mono SemiBold"/>
-                              </w:rPr>
-                              <w:t>"Vault secured: [filename] saved with [X] items."</w:t>
-                            </w:r>
-                          </w:p>
-                        </w:txbxContent>
-                      </wps:txbx>
-                      <wps:bodyPr rot="0" spcFirstLastPara="0" vertOverflow="overflow" horzOverflow="overflow" vert="horz" wrap="square" lIns="91440" tIns="45720" rIns="91440" bIns="45720" numCol="1" spcCol="0" rtlCol="0" fromWordArt="0" anchor="ctr" anchorCtr="0" forceAA="0" compatLnSpc="1">
-                        <a:prstTxWarp prst="textNoShape">
-                          <a:avLst/>
-                        </a:prstTxWarp>
-                        <a:noAutofit/>
-                      </wps:bodyPr>
-                    </wps:wsp>
-                  </a:graphicData>
-                </a:graphic>
-                <wp14:sizeRelH relativeFrom="margin">
-                  <wp14:pctWidth>0</wp14:pctWidth>
-                </wp14:sizeRelH>
-                <wp14:sizeRelV relativeFrom="margin">
-                  <wp14:pctHeight>0</wp14:pctHeight>
-                </wp14:sizeRelV>
-              </wp:anchor>
-            </w:drawing>
-          </mc:Choice>
-          <mc:Fallback>
-            <w:pict>
-              <v:rect w14:anchorId="4F91A487" id="_x0000_s1031" style="position:absolute;left:0;text-align:left;margin-left:31.2pt;margin-top:6pt;width:434.5pt;height:37.8pt;z-index:251658240;visibility:visible;mso-wrap-style:square;mso-width-percent:0;mso-height-percent:0;mso-wrap-distance-left:9pt;mso-wrap-distance-top:0;mso-wrap-distance-right:9pt;mso-wrap-distance-bottom:0;mso-position-horizontal:absolute;mso-position-horizontal-relative:margin;mso-position-vertical:absolute;mso-position-vertical-relative:text;mso-width-percent:0;mso-height-percent:0;mso-width-relative:margin;mso-height-relative:margin;v-text-anchor:middle" o:gfxdata="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" fillcolor="black [3213]" strokecolor="black [3213]" strokeweight="2pt">
-                <v:textbox>
-                  <w:txbxContent>
-                    <w:p>
-                      <w:pPr>
-                        <w:pStyle w:val="Sinespaciado"/>
-                        <w:rPr>
-                          <w:rFonts w:ascii="Cascadia Mono SemiBold" w:hAnsi="Cascadia Mono SemiBold" w:cs="Cascadia Mono SemiBold"/>
-                        </w:rPr>
-                      </w:pPr>
-                      <w:r>
-                        <w:rPr>
-                          <w:rFonts w:ascii="Cascadia Mono SemiBold" w:hAnsi="Cascadia Mono SemiBold" w:cs="Cascadia Mono SemiBold"/>
-                        </w:rPr>
-                        <w:t>"Vault secured: [filename] saved with [X] items."</w:t>
-                      </w:r>
-                    </w:p>
-                  </w:txbxContent>
-                </v:textbox>
-                <w10:wrap anchorx="margin"/>
-              </v:rect>
-            </w:pict>
-          </mc:Fallback>
-        </mc:AlternateContent>
-      </w:r>
     </w:p>
     <w:p>
       <w:pPr>
@@ -8149,7 +9315,7 @@
         <w:jc w:val="left"/>
       </w:pPr>
       <w:bookmarkStart w:id="14" w:name="_bookmark7"/>
-      <w:bookmarkStart w:id="15" w:name="_Toc234312457"/>
+      <w:bookmarkStart w:id="15" w:name="_Toc235059752"/>
       <w:bookmarkEnd w:id="14"/>
       <w:r>
         <w:rPr>
@@ -8542,7 +9708,7 @@
         <mc:AlternateContent>
           <mc:Choice Requires="wps">
             <w:drawing>
-              <wp:anchor distT="0" distB="0" distL="114300" distR="114300" simplePos="0" relativeHeight="251642880" behindDoc="0" locked="0" layoutInCell="1" allowOverlap="1" wp14:anchorId="07DEF22C" wp14:editId="6CECE511">
+              <wp:anchor distT="0" distB="0" distL="114300" distR="114300" simplePos="0" relativeHeight="251643392" behindDoc="0" locked="0" layoutInCell="1" allowOverlap="1" wp14:anchorId="07DEF22C" wp14:editId="6CECE511">
                 <wp:simplePos x="0" y="0"/>
                 <wp:positionH relativeFrom="margin">
                   <wp:posOffset>335280</wp:posOffset>
@@ -8632,7 +9798,7 @@
           </mc:Choice>
           <mc:Fallback>
             <w:pict>
-              <v:rect w14:anchorId="07DEF22C" id="_x0000_s1032" style="position:absolute;margin-left:26.4pt;margin-top:.7pt;width:441.4pt;height:46.8pt;z-index:251642880;visibility:visible;mso-wrap-style:square;mso-width-percent:0;mso-height-percent:0;mso-wrap-distance-left:9pt;mso-wrap-distance-top:0;mso-wrap-distance-right:9pt;mso-wrap-distance-bottom:0;mso-position-horizontal:absolute;mso-position-horizontal-relative:margin;mso-position-vertical:absolute;mso-position-vertical-relative:text;mso-width-percent:0;mso-height-percent:0;mso-width-relative:margin;mso-height-relative:margin;v-text-anchor:middle" o:gfxdata="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" fillcolor="black [3213]" strokecolor="black [3213]" strokeweight="2pt">
+              <v:rect w14:anchorId="07DEF22C" id="_x0000_s1031" style="position:absolute;margin-left:26.4pt;margin-top:.7pt;width:441.4pt;height:46.8pt;z-index:251643392;visibility:visible;mso-wrap-style:square;mso-width-percent:0;mso-height-percent:0;mso-wrap-distance-left:9pt;mso-wrap-distance-top:0;mso-wrap-distance-right:9pt;mso-wrap-distance-bottom:0;mso-position-horizontal:absolute;mso-position-horizontal-relative:margin;mso-position-vertical:absolute;mso-position-vertical-relative:text;mso-width-percent:0;mso-height-percent:0;mso-width-relative:margin;mso-height-relative:margin;v-text-anchor:middle" o:gfxdata="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" fillcolor="black [3213]" strokecolor="black [3213]" strokeweight="2pt">
                 <v:textbox>
                   <w:txbxContent>
                     <w:p>
@@ -8691,7 +9857,7 @@
         <w:jc w:val="left"/>
       </w:pPr>
       <w:bookmarkStart w:id="16" w:name="_bookmark8"/>
-      <w:bookmarkStart w:id="17" w:name="_Toc234312458"/>
+      <w:bookmarkStart w:id="17" w:name="_Toc235059753"/>
       <w:bookmarkEnd w:id="16"/>
       <w:r>
         <w:rPr>
@@ -9292,7 +10458,7 @@
         <mc:AlternateContent>
           <mc:Choice Requires="wps">
             <w:drawing>
-              <wp:anchor distT="0" distB="0" distL="114300" distR="114300" simplePos="0" relativeHeight="251651072" behindDoc="0" locked="0" layoutInCell="1" allowOverlap="1" wp14:anchorId="313EC888" wp14:editId="68B7C2E6">
+              <wp:anchor distT="0" distB="0" distL="114300" distR="114300" simplePos="0" relativeHeight="251651584" behindDoc="0" locked="0" layoutInCell="1" allowOverlap="1" wp14:anchorId="313EC888" wp14:editId="68B7C2E6">
                 <wp:simplePos x="0" y="0"/>
                 <wp:positionH relativeFrom="margin">
                   <wp:posOffset>312420</wp:posOffset>
@@ -9382,7 +10548,7 @@
           </mc:Choice>
           <mc:Fallback>
             <w:pict>
-              <v:rect w14:anchorId="313EC888" id="_x0000_s1033" style="position:absolute;margin-left:24.6pt;margin-top:5.45pt;width:436.4pt;height:42.6pt;z-index:251651072;visibility:visible;mso-wrap-style:square;mso-width-percent:0;mso-height-percent:0;mso-wrap-distance-left:9pt;mso-wrap-distance-top:0;mso-wrap-distance-right:9pt;mso-wrap-distance-bottom:0;mso-position-horizontal:absolute;mso-position-horizontal-relative:margin;mso-position-vertical:absolute;mso-position-vertical-relative:text;mso-width-percent:0;mso-height-percent:0;mso-width-relative:margin;mso-height-relative:margin;v-text-anchor:middle" o:gfxdata="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" fillcolor="black [3213]" strokecolor="black [3213]" strokeweight="2pt">
+              <v:rect w14:anchorId="313EC888" id="_x0000_s1032" style="position:absolute;margin-left:24.6pt;margin-top:5.45pt;width:436.4pt;height:42.6pt;z-index:251651584;visibility:visible;mso-wrap-style:square;mso-width-percent:0;mso-height-percent:0;mso-wrap-distance-left:9pt;mso-wrap-distance-top:0;mso-wrap-distance-right:9pt;mso-wrap-distance-bottom:0;mso-position-horizontal:absolute;mso-position-horizontal-relative:margin;mso-position-vertical:absolute;mso-position-vertical-relative:text;mso-width-percent:0;mso-height-percent:0;mso-width-relative:margin;mso-height-relative:margin;v-text-anchor:middle" o:gfxdata="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" fillcolor="black [3213]" strokecolor="black [3213]" strokeweight="2pt">
                 <v:textbox>
                   <w:txbxContent>
                     <w:p>
@@ -9451,7 +10617,7 @@
         <w:jc w:val="left"/>
       </w:pPr>
       <w:bookmarkStart w:id="18" w:name="_bookmark9"/>
-      <w:bookmarkStart w:id="19" w:name="_Toc234312459"/>
+      <w:bookmarkStart w:id="19" w:name="_Toc235059754"/>
       <w:bookmarkEnd w:id="18"/>
       <w:r>
         <w:rPr>
@@ -9896,7 +11062,7 @@
         <mc:AlternateContent>
           <mc:Choice Requires="wps">
             <w:drawing>
-              <wp:anchor distT="0" distB="0" distL="114300" distR="114300" simplePos="0" relativeHeight="251655168" behindDoc="0" locked="0" layoutInCell="1" allowOverlap="1" wp14:anchorId="51756CB7" wp14:editId="2D00EC89">
+              <wp:anchor distT="0" distB="0" distL="114300" distR="114300" simplePos="0" relativeHeight="251655680" behindDoc="0" locked="0" layoutInCell="1" allowOverlap="1" wp14:anchorId="51756CB7" wp14:editId="2D00EC89">
                 <wp:simplePos x="0" y="0"/>
                 <wp:positionH relativeFrom="margin">
                   <wp:posOffset>396240</wp:posOffset>
@@ -10049,7 +11215,7 @@
           </mc:Choice>
           <mc:Fallback>
             <w:pict>
-              <v:rect w14:anchorId="51756CB7" id="_x0000_s1034" style="position:absolute;left:0;text-align:left;margin-left:31.2pt;margin-top:6.45pt;width:451.4pt;height:49.8pt;z-index:251655168;visibility:visible;mso-wrap-style:square;mso-width-percent:0;mso-height-percent:0;mso-wrap-distance-left:9pt;mso-wrap-distance-top:0;mso-wrap-distance-right:9pt;mso-wrap-distance-bottom:0;mso-position-horizontal:absolute;mso-position-horizontal-relative:margin;mso-position-vertical:absolute;mso-position-vertical-relative:text;mso-width-percent:0;mso-height-percent:0;mso-width-relative:margin;mso-height-relative:margin;v-text-anchor:middle" o:gfxdata="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" fillcolor="black [3213]" strokecolor="black [3213]" strokeweight="2pt">
+              <v:rect w14:anchorId="51756CB7" id="_x0000_s1033" style="position:absolute;left:0;text-align:left;margin-left:31.2pt;margin-top:6.45pt;width:451.4pt;height:49.8pt;z-index:251655680;visibility:visible;mso-wrap-style:square;mso-width-percent:0;mso-height-percent:0;mso-wrap-distance-left:9pt;mso-wrap-distance-top:0;mso-wrap-distance-right:9pt;mso-wrap-distance-bottom:0;mso-position-horizontal:absolute;mso-position-horizontal-relative:margin;mso-position-vertical:absolute;mso-position-vertical-relative:text;mso-width-percent:0;mso-height-percent:0;mso-width-relative:margin;mso-height-relative:margin;v-text-anchor:middle" o:gfxdata="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" fillcolor="black [3213]" strokecolor="black [3213]" strokeweight="2pt">
                 <v:textbox>
                   <w:txbxContent>
                     <w:p>
@@ -10185,7 +11351,7 @@
         <w:lastRenderedPageBreak/>
         <w:tab/>
       </w:r>
-      <w:bookmarkStart w:id="20" w:name="_Toc234312460"/>
+      <w:bookmarkStart w:id="20" w:name="_Toc235059755"/>
       <w:r>
         <w:rPr>
           <w:w w:val="90"/>
@@ -10586,7 +11752,7 @@
         <mc:AlternateContent>
           <mc:Choice Requires="wps">
             <w:drawing>
-              <wp:anchor distT="0" distB="0" distL="114300" distR="114300" simplePos="0" relativeHeight="251665408" behindDoc="0" locked="0" layoutInCell="1" allowOverlap="1" wp14:anchorId="1136D5C1" wp14:editId="2D95497A">
+              <wp:anchor distT="0" distB="0" distL="114300" distR="114300" simplePos="0" relativeHeight="251664896" behindDoc="0" locked="0" layoutInCell="1" allowOverlap="1" wp14:anchorId="1136D5C1" wp14:editId="2D95497A">
                 <wp:simplePos x="0" y="0"/>
                 <wp:positionH relativeFrom="margin">
                   <wp:posOffset>396240</wp:posOffset>
@@ -10732,7 +11898,7 @@
           </mc:Choice>
           <mc:Fallback>
             <w:pict>
-              <v:rect w14:anchorId="1136D5C1" id="_x0000_s1035" style="position:absolute;left:0;text-align:left;margin-left:31.2pt;margin-top:6.45pt;width:451.4pt;height:56.4pt;z-index:251665408;visibility:visible;mso-wrap-style:square;mso-width-percent:0;mso-height-percent:0;mso-wrap-distance-left:9pt;mso-wrap-distance-top:0;mso-wrap-distance-right:9pt;mso-wrap-distance-bottom:0;mso-position-horizontal:absolute;mso-position-horizontal-relative:margin;mso-position-vertical:absolute;mso-position-vertical-relative:text;mso-width-percent:0;mso-height-percent:0;mso-width-relative:margin;mso-height-relative:margin;v-text-anchor:middle" o:gfxdata="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" fillcolor="black [3213]" strokecolor="black [3213]" strokeweight="2pt">
+              <v:rect w14:anchorId="1136D5C1" id="_x0000_s1034" style="position:absolute;left:0;text-align:left;margin-left:31.2pt;margin-top:6.45pt;width:451.4pt;height:56.4pt;z-index:251664896;visibility:visible;mso-wrap-style:square;mso-width-percent:0;mso-height-percent:0;mso-wrap-distance-left:9pt;mso-wrap-distance-top:0;mso-wrap-distance-right:9pt;mso-wrap-distance-bottom:0;mso-position-horizontal:absolute;mso-position-horizontal-relative:margin;mso-position-vertical:absolute;mso-position-vertical-relative:text;mso-width-percent:0;mso-height-percent:0;mso-width-relative:margin;mso-height-relative:margin;v-text-anchor:middle" o:gfxdata="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" fillcolor="black [3213]" strokecolor="black [3213]" strokeweight="2pt">
                 <v:textbox>
                   <w:txbxContent>
                     <w:p>
@@ -10880,7 +12046,7 @@
       <w:r>
         <w:tab/>
       </w:r>
-      <w:bookmarkStart w:id="21" w:name="_Toc234312461"/>
+      <w:bookmarkStart w:id="21" w:name="_Toc235059756"/>
       <w:r>
         <w:rPr>
           <w:w w:val="90"/>
@@ -11395,7 +12561,7 @@
         <mc:AlternateContent>
           <mc:Choice Requires="wps">
             <w:drawing>
-              <wp:anchor distT="0" distB="0" distL="114300" distR="114300" simplePos="0" relativeHeight="251667456" behindDoc="0" locked="0" layoutInCell="1" allowOverlap="1" wp14:anchorId="065036AF" wp14:editId="6C33F450">
+              <wp:anchor distT="0" distB="0" distL="114300" distR="114300" simplePos="0" relativeHeight="251666944" behindDoc="0" locked="0" layoutInCell="1" allowOverlap="1" wp14:anchorId="065036AF" wp14:editId="6C33F450">
                 <wp:simplePos x="0" y="0"/>
                 <wp:positionH relativeFrom="margin">
                   <wp:posOffset>396240</wp:posOffset>
@@ -11499,7 +12665,7 @@
           </mc:Choice>
           <mc:Fallback>
             <w:pict>
-              <v:rect w14:anchorId="065036AF" id="_x0000_s1036" style="position:absolute;left:0;text-align:left;margin-left:31.2pt;margin-top:6.4pt;width:451.4pt;height:34.2pt;z-index:251667456;visibility:visible;mso-wrap-style:square;mso-width-percent:0;mso-height-percent:0;mso-wrap-distance-left:9pt;mso-wrap-distance-top:0;mso-wrap-distance-right:9pt;mso-wrap-distance-bottom:0;mso-position-horizontal:absolute;mso-position-horizontal-relative:margin;mso-position-vertical:absolute;mso-position-vertical-relative:text;mso-width-percent:0;mso-height-percent:0;mso-width-relative:margin;mso-height-relative:margin;v-text-anchor:middle" o:gfxdata="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" fillcolor="black [3213]" strokecolor="black [3213]" strokeweight="2pt">
+              <v:rect w14:anchorId="065036AF" id="_x0000_s1035" style="position:absolute;left:0;text-align:left;margin-left:31.2pt;margin-top:6.4pt;width:451.4pt;height:34.2pt;z-index:251666944;visibility:visible;mso-wrap-style:square;mso-width-percent:0;mso-height-percent:0;mso-wrap-distance-left:9pt;mso-wrap-distance-top:0;mso-wrap-distance-right:9pt;mso-wrap-distance-bottom:0;mso-position-horizontal:absolute;mso-position-horizontal-relative:margin;mso-position-vertical:absolute;mso-position-vertical-relative:text;mso-width-percent:0;mso-height-percent:0;mso-width-relative:margin;mso-height-relative:margin;v-text-anchor:middle" o:gfxdata="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" fillcolor="black [3213]" strokecolor="black [3213]" strokeweight="2pt">
                 <v:textbox>
                   <w:txbxContent>
                     <w:p>
@@ -11601,7 +12767,7 @@
         <w:lastRenderedPageBreak/>
         <w:tab/>
       </w:r>
-      <w:bookmarkStart w:id="22" w:name="_Toc234312462"/>
+      <w:bookmarkStart w:id="22" w:name="_Toc235059757"/>
       <w:proofErr w:type="gramStart"/>
       <w:r>
         <w:rPr>
@@ -11883,7 +13049,35 @@
         <w:rPr>
           <w:lang w:val="es-ES"/>
         </w:rPr>
-        <w:t>No uses bucles for para agrupar manualmente. Todo debe resolverse con Collectors.groupingBy().</w:t>
+        <w:t xml:space="preserve">No uses bucles </w:t>
+      </w:r>
+      <w:proofErr w:type="spellStart"/>
+      <w:r>
+        <w:rPr>
+          <w:lang w:val="es-ES"/>
+        </w:rPr>
+        <w:t>for</w:t>
+      </w:r>
+      <w:proofErr w:type="spellEnd"/>
+      <w:r>
+        <w:rPr>
+          <w:lang w:val="es-ES"/>
+        </w:rPr>
+        <w:t xml:space="preserve"> para agrupar manualmente. Todo debe resolverse con </w:t>
+      </w:r>
+      <w:proofErr w:type="spellStart"/>
+      <w:r>
+        <w:rPr>
+          <w:lang w:val="es-ES"/>
+        </w:rPr>
+        <w:t>Collectors.groupingBy</w:t>
+      </w:r>
+      <w:proofErr w:type="spellEnd"/>
+      <w:r>
+        <w:rPr>
+          <w:lang w:val="es-ES"/>
+        </w:rPr>
+        <w:t>().</w:t>
       </w:r>
     </w:p>
     <w:p>
@@ -12181,7 +13375,7 @@
         <mc:AlternateContent>
           <mc:Choice Requires="wps">
             <w:drawing>
-              <wp:anchor distT="0" distB="0" distL="114300" distR="114300" simplePos="0" relativeHeight="251669504" behindDoc="0" locked="0" layoutInCell="1" allowOverlap="1" wp14:anchorId="3C6DF592" wp14:editId="6172C026">
+              <wp:anchor distT="0" distB="0" distL="114300" distR="114300" simplePos="0" relativeHeight="251668992" behindDoc="0" locked="0" layoutInCell="1" allowOverlap="1" wp14:anchorId="3C6DF592" wp14:editId="6172C026">
                 <wp:simplePos x="0" y="0"/>
                 <wp:positionH relativeFrom="margin">
                   <wp:posOffset>396240</wp:posOffset>
@@ -12271,7 +13465,7 @@
           </mc:Choice>
           <mc:Fallback>
             <w:pict>
-              <v:rect w14:anchorId="3C6DF592" id="_x0000_s1037" style="position:absolute;left:0;text-align:left;margin-left:31.2pt;margin-top:6.4pt;width:451.4pt;height:34.2pt;z-index:251669504;visibility:visible;mso-wrap-style:square;mso-width-percent:0;mso-height-percent:0;mso-wrap-distance-left:9pt;mso-wrap-distance-top:0;mso-wrap-distance-right:9pt;mso-wrap-distance-bottom:0;mso-position-horizontal:absolute;mso-position-horizontal-relative:margin;mso-position-vertical:absolute;mso-position-vertical-relative:text;mso-width-percent:0;mso-height-percent:0;mso-width-relative:margin;mso-height-relative:margin;v-text-anchor:middle" o:gfxdata="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" fillcolor="black [3213]" strokecolor="black [3213]" strokeweight="2pt">
+              <v:rect w14:anchorId="3C6DF592" id="_x0000_s1036" style="position:absolute;left:0;text-align:left;margin-left:31.2pt;margin-top:6.4pt;width:451.4pt;height:34.2pt;z-index:251668992;visibility:visible;mso-wrap-style:square;mso-width-percent:0;mso-height-percent:0;mso-wrap-distance-left:9pt;mso-wrap-distance-top:0;mso-wrap-distance-right:9pt;mso-wrap-distance-bottom:0;mso-position-horizontal:absolute;mso-position-horizontal-relative:margin;mso-position-vertical:absolute;mso-position-vertical-relative:text;mso-width-percent:0;mso-height-percent:0;mso-width-relative:margin;mso-height-relative:margin;v-text-anchor:middle" o:gfxdata="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" fillcolor="black [3213]" strokecolor="black [3213]" strokeweight="2pt">
                 <v:textbox>
                   <w:txbxContent>
                     <w:p>
@@ -12335,7 +13529,7 @@
         <w:lastRenderedPageBreak/>
         <w:tab/>
       </w:r>
-      <w:bookmarkStart w:id="23" w:name="_Toc234312463"/>
+      <w:bookmarkStart w:id="23" w:name="_Toc235059758"/>
       <w:proofErr w:type="gramStart"/>
       <w:r>
         <w:rPr>
@@ -12819,7 +14013,7 @@
         <mc:AlternateContent>
           <mc:Choice Requires="wps">
             <w:drawing>
-              <wp:anchor distT="0" distB="0" distL="114300" distR="114300" simplePos="0" relativeHeight="251671552" behindDoc="0" locked="0" layoutInCell="1" allowOverlap="1" wp14:anchorId="0D64C913" wp14:editId="74F5A70D">
+              <wp:anchor distT="0" distB="0" distL="114300" distR="114300" simplePos="0" relativeHeight="251671040" behindDoc="0" locked="0" layoutInCell="1" allowOverlap="1" wp14:anchorId="0D64C913" wp14:editId="74F5A70D">
                 <wp:simplePos x="0" y="0"/>
                 <wp:positionH relativeFrom="margin">
                   <wp:posOffset>396240</wp:posOffset>
@@ -12921,7 +14115,7 @@
           </mc:Choice>
           <mc:Fallback>
             <w:pict>
-              <v:rect w14:anchorId="0D64C913" id="_x0000_s1038" style="position:absolute;left:0;text-align:left;margin-left:31.2pt;margin-top:6.3pt;width:451.4pt;height:42pt;z-index:251671552;visibility:visible;mso-wrap-style:square;mso-width-percent:0;mso-height-percent:0;mso-wrap-distance-left:9pt;mso-wrap-distance-top:0;mso-wrap-distance-right:9pt;mso-wrap-distance-bottom:0;mso-position-horizontal:absolute;mso-position-horizontal-relative:margin;mso-position-vertical:absolute;mso-position-vertical-relative:text;mso-width-percent:0;mso-height-percent:0;mso-width-relative:margin;mso-height-relative:margin;v-text-anchor:middle" o:gfxdata="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" fillcolor="black [3213]" strokecolor="black [3213]" strokeweight="2pt">
+              <v:rect w14:anchorId="0D64C913" id="_x0000_s1037" style="position:absolute;left:0;text-align:left;margin-left:31.2pt;margin-top:6.3pt;width:451.4pt;height:42pt;z-index:251671040;visibility:visible;mso-wrap-style:square;mso-width-percent:0;mso-height-percent:0;mso-wrap-distance-left:9pt;mso-wrap-distance-top:0;mso-wrap-distance-right:9pt;mso-wrap-distance-bottom:0;mso-position-horizontal:absolute;mso-position-horizontal-relative:margin;mso-position-vertical:absolute;mso-position-vertical-relative:text;mso-width-percent:0;mso-height-percent:0;mso-width-relative:margin;mso-height-relative:margin;v-text-anchor:middle" o:gfxdata="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" fillcolor="black [3213]" strokecolor="black [3213]" strokeweight="2pt">
                 <v:textbox>
                   <w:txbxContent>
                     <w:p>
@@ -13012,7 +14206,7 @@
         <w:lastRenderedPageBreak/>
         <w:tab/>
       </w:r>
-      <w:bookmarkStart w:id="24" w:name="_Toc234312464"/>
+      <w:bookmarkStart w:id="24" w:name="_Toc235059759"/>
       <w:r>
         <w:rPr>
           <w:w w:val="90"/>
@@ -13671,7 +14865,7 @@
         <mc:AlternateContent>
           <mc:Choice Requires="wps">
             <w:drawing>
-              <wp:anchor distT="0" distB="0" distL="114300" distR="114300" simplePos="0" relativeHeight="251673600" behindDoc="0" locked="0" layoutInCell="1" allowOverlap="1" wp14:anchorId="093E9505" wp14:editId="6891E0A3">
+              <wp:anchor distT="0" distB="0" distL="114300" distR="114300" simplePos="0" relativeHeight="251673088" behindDoc="0" locked="0" layoutInCell="1" allowOverlap="1" wp14:anchorId="093E9505" wp14:editId="6891E0A3">
                 <wp:simplePos x="0" y="0"/>
                 <wp:positionH relativeFrom="margin">
                   <wp:posOffset>396240</wp:posOffset>
@@ -13787,7 +14981,7 @@
           </mc:Choice>
           <mc:Fallback>
             <w:pict>
-              <v:rect w14:anchorId="093E9505" id="_x0000_s1039" style="position:absolute;left:0;text-align:left;margin-left:31.2pt;margin-top:6.05pt;width:451.4pt;height:67.8pt;z-index:251673600;visibility:visible;mso-wrap-style:square;mso-width-percent:0;mso-height-percent:0;mso-wrap-distance-left:9pt;mso-wrap-distance-top:0;mso-wrap-distance-right:9pt;mso-wrap-distance-bottom:0;mso-position-horizontal:absolute;mso-position-horizontal-relative:margin;mso-position-vertical:absolute;mso-position-vertical-relative:text;mso-width-percent:0;mso-height-percent:0;mso-width-relative:margin;mso-height-relative:margin;v-text-anchor:middle" o:gfxdata="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" fillcolor="black [3213]" strokecolor="black [3213]" strokeweight="2pt">
+              <v:rect w14:anchorId="093E9505" id="_x0000_s1038" style="position:absolute;left:0;text-align:left;margin-left:31.2pt;margin-top:6.05pt;width:451.4pt;height:67.8pt;z-index:251673088;visibility:visible;mso-wrap-style:square;mso-width-percent:0;mso-height-percent:0;mso-wrap-distance-left:9pt;mso-wrap-distance-top:0;mso-wrap-distance-right:9pt;mso-wrap-distance-bottom:0;mso-position-horizontal:absolute;mso-position-horizontal-relative:margin;mso-position-vertical:absolute;mso-position-vertical-relative:text;mso-width-percent:0;mso-height-percent:0;mso-width-relative:margin;mso-height-relative:margin;v-text-anchor:middle" o:gfxdata="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" fillcolor="black [3213]" strokecolor="black [3213]" strokeweight="2pt">
                 <v:textbox>
                   <w:txbxContent>
                     <w:p>
@@ -13855,34 +15049,12 @@
         <w:tabs>
           <w:tab w:val="left" w:pos="4356"/>
         </w:tabs>
-      </w:pPr>
-    </w:p>
-    <w:p>
-      <w:pPr>
-        <w:tabs>
-          <w:tab w:val="left" w:pos="4356"/>
-        </w:tabs>
         <w:sectPr>
           <w:pgSz w:w="12240" w:h="15840"/>
           <w:pgMar w:top="1340" w:right="720" w:bottom="1360" w:left="1080" w:header="0" w:footer="1165" w:gutter="0"/>
           <w:cols w:space="720"/>
         </w:sectPr>
       </w:pPr>
-      <w:r>
-        <w:tab/>
-      </w:r>
-    </w:p>
-    <w:p>
-      <w:pPr>
-        <w:tabs>
-          <w:tab w:val="left" w:pos="4356"/>
-        </w:tabs>
-        <w:sectPr>
-          <w:pgSz w:w="12240" w:h="15840"/>
-          <w:pgMar w:top="1340" w:right="720" w:bottom="1360" w:left="1080" w:header="0" w:footer="1165" w:gutter="0"/>
-          <w:cols w:space="720"/>
-        </w:sectPr>
-      </w:pPr>
     </w:p>
     <w:p>
       <w:pPr>
@@ -13890,7 +15062,7 @@
         <w:ind w:left="0" w:firstLine="622"/>
       </w:pPr>
       <w:bookmarkStart w:id="25" w:name="_bookmark11"/>
-      <w:bookmarkStart w:id="26" w:name="_Toc234312465"/>
+      <w:bookmarkStart w:id="26" w:name="_Toc235059760"/>
       <w:bookmarkEnd w:id="25"/>
       <w:r>
         <w:lastRenderedPageBreak/>
@@ -14886,7 +16058,7 @@
               <v:stroke joinstyle="miter"/>
               <v:path gradientshapeok="t" o:connecttype="rect"/>
             </v:shapetype>
-            <v:shape id="Textbox 1" o:spid="_x0000_s1040" type="#_x0000_t202" style="position:absolute;margin-left:543.95pt;margin-top:723.9pt;width:14.5pt;height:19.15pt;z-index:-16070656;visibility:visible;mso-wrap-style:square;mso-wrap-distance-left:0;mso-wrap-distance-top:0;mso-wrap-distance-right:0;mso-wrap-distance-bottom:0;mso-position-horizontal:absolute;mso-position-horizontal-relative:page;mso-position-vertical:absolute;mso-position-vertical-relative:page;v-text-anchor:top" o:gfxdata="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" filled="f" stroked="f">
+            <v:shape id="Textbox 1" o:spid="_x0000_s1039" type="#_x0000_t202" style="position:absolute;margin-left:543.95pt;margin-top:723.9pt;width:14.5pt;height:19.15pt;z-index:-16070656;visibility:visible;mso-wrap-style:square;mso-wrap-distance-left:0;mso-wrap-distance-top:0;mso-wrap-distance-right:0;mso-wrap-distance-bottom:0;mso-position-horizontal:absolute;mso-position-horizontal-relative:page;mso-position-vertical:absolute;mso-position-vertical-relative:page;v-text-anchor:top" o:gfxdata="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" filled="f" stroked="f">
               <v:textbox inset="0,0,0,0">
                 <w:txbxContent>
                   <w:p>
@@ -15048,7 +16220,7 @@
         </mc:Choice>
         <mc:Fallback>
           <w:pict>
-            <v:shape w14:anchorId="3E36AA15" id="Graphic 4" o:spid="_x0000_s1026" style="position:absolute;margin-left:86.45pt;margin-top:719.75pt;width:476.5pt;height:25.2pt;z-index:-251660288;visibility:visible;mso-wrap-style:square;mso-wrap-distance-left:0;mso-wrap-distance-top:0;mso-wrap-distance-right:0;mso-wrap-distance-bottom:0;mso-position-horizontal:absolute;mso-position-horizontal-relative:page;mso-position-vertical:absolute;mso-position-vertical-relative:page;v-text-anchor:top" coordsize="6051550,320040" o:gfxdata="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" path="m6051397,l5594197,,,12,,18605r5594197,l5594197,320040r457200,l6051397,xe" fillcolor="black" stroked="f">
+            <v:shape w14:anchorId="366A8BA6" id="Graphic 4" o:spid="_x0000_s1026" style="position:absolute;margin-left:86.45pt;margin-top:719.75pt;width:476.5pt;height:25.2pt;z-index:-251660288;visibility:visible;mso-wrap-style:square;mso-wrap-distance-left:0;mso-wrap-distance-top:0;mso-wrap-distance-right:0;mso-wrap-distance-bottom:0;mso-position-horizontal:absolute;mso-position-horizontal-relative:page;mso-position-vertical:absolute;mso-position-vertical-relative:page;v-text-anchor:top" coordsize="6051550,320040" o:gfxdata="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" path="m6051397,l5594197,,,12,,18605r5594197,l5594197,320040r457200,l6051397,xe" fillcolor="black" stroked="f">
               <v:path arrowok="t"/>
               <w10:wrap anchorx="page" anchory="page"/>
             </v:shape>
@@ -15162,7 +16334,7 @@
               <v:stroke joinstyle="miter"/>
               <v:path gradientshapeok="t" o:connecttype="rect"/>
             </v:shapetype>
-            <v:shape id="Textbox 5" o:spid="_x0000_s1041" type="#_x0000_t202" style="position:absolute;margin-left:538.4pt;margin-top:723.9pt;width:19.9pt;height:19.15pt;z-index:-251658240;visibility:visible;mso-wrap-style:square;mso-wrap-distance-left:0;mso-wrap-distance-top:0;mso-wrap-distance-right:0;mso-wrap-distance-bottom:0;mso-position-horizontal:absolute;mso-position-horizontal-relative:page;mso-position-vertical:absolute;mso-position-vertical-relative:page;v-text-anchor:top" o:gfxdata="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" filled="f" stroked="f">
+            <v:shape id="Textbox 5" o:spid="_x0000_s1040" type="#_x0000_t202" style="position:absolute;margin-left:538.4pt;margin-top:723.9pt;width:19.9pt;height:19.15pt;z-index:-251658240;visibility:visible;mso-wrap-style:square;mso-wrap-distance-left:0;mso-wrap-distance-top:0;mso-wrap-distance-right:0;mso-wrap-distance-bottom:0;mso-position-horizontal:absolute;mso-position-horizontal-relative:page;mso-position-vertical:absolute;mso-position-vertical-relative:page;v-text-anchor:top" o:gfxdata="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" filled="f" stroked="f">
               <v:textbox inset="0,0,0,0">
                 <w:txbxContent>
                   <w:p>
@@ -15482,6 +16654,119 @@
     </w:lvl>
   </w:abstractNum>
   <w:abstractNum w:abstractNumId="2" w15:restartNumberingAfterBreak="0">
+    <w:nsid w:val="104B4F01"/>
+    <w:multiLevelType w:val="hybridMultilevel"/>
+    <w:tmpl w:val="37DEAB3C"/>
+    <w:lvl w:ilvl="0" w:tplc="04090005">
+      <w:start w:val="1"/>
+      <w:numFmt w:val="bullet"/>
+      <w:lvlText w:val=""/>
+      <w:lvlJc w:val="left"/>
+      <w:pPr>
+        <w:ind w:left="2192" w:hanging="360"/>
+      </w:pPr>
+      <w:rPr>
+        <w:rFonts w:ascii="Wingdings" w:hAnsi="Wingdings" w:hint="default"/>
+      </w:rPr>
+    </w:lvl>
+    <w:lvl w:ilvl="1" w:tplc="04090003" w:tentative="1">
+      <w:start w:val="1"/>
+      <w:numFmt w:val="bullet"/>
+      <w:lvlText w:val="o"/>
+      <w:lvlJc w:val="left"/>
+      <w:pPr>
+        <w:ind w:left="2912" w:hanging="360"/>
+      </w:pPr>
+      <w:rPr>
+        <w:rFonts w:ascii="Courier New" w:hAnsi="Courier New" w:cs="Courier New" w:hint="default"/>
+      </w:rPr>
+    </w:lvl>
+    <w:lvl w:ilvl="2" w:tplc="04090005" w:tentative="1">
+      <w:start w:val="1"/>
+      <w:numFmt w:val="bullet"/>
+      <w:lvlText w:val=""/>
+      <w:lvlJc w:val="left"/>
+      <w:pPr>
+        <w:ind w:left="3632" w:hanging="360"/>
+      </w:pPr>
+      <w:rPr>
+        <w:rFonts w:ascii="Wingdings" w:hAnsi="Wingdings" w:hint="default"/>
+      </w:rPr>
+    </w:lvl>
+    <w:lvl w:ilvl="3" w:tplc="04090001" w:tentative="1">
+      <w:start w:val="1"/>
+      <w:numFmt w:val="bullet"/>
+      <w:lvlText w:val=""/>
+      <w:lvlJc w:val="left"/>
+      <w:pPr>
+        <w:ind w:left="4352" w:hanging="360"/>
+      </w:pPr>
+      <w:rPr>
+        <w:rFonts w:ascii="Symbol" w:hAnsi="Symbol" w:hint="default"/>
+      </w:rPr>
+    </w:lvl>
+    <w:lvl w:ilvl="4" w:tplc="04090003" w:tentative="1">
+      <w:start w:val="1"/>
+      <w:numFmt w:val="bullet"/>
+      <w:lvlText w:val="o"/>
+      <w:lvlJc w:val="left"/>
+      <w:pPr>
+        <w:ind w:left="5072" w:hanging="360"/>
+      </w:pPr>
+      <w:rPr>
+        <w:rFonts w:ascii="Courier New" w:hAnsi="Courier New" w:cs="Courier New" w:hint="default"/>
+      </w:rPr>
+    </w:lvl>
+    <w:lvl w:ilvl="5" w:tplc="04090005" w:tentative="1">
+      <w:start w:val="1"/>
+      <w:numFmt w:val="bullet"/>
+      <w:lvlText w:val=""/>
+      <w:lvlJc w:val="left"/>
+      <w:pPr>
+        <w:ind w:left="5792" w:hanging="360"/>
+      </w:pPr>
+      <w:rPr>
+        <w:rFonts w:ascii="Wingdings" w:hAnsi="Wingdings" w:hint="default"/>
+      </w:rPr>
+    </w:lvl>
+    <w:lvl w:ilvl="6" w:tplc="04090001" w:tentative="1">
+      <w:start w:val="1"/>
+      <w:numFmt w:val="bullet"/>
+      <w:lvlText w:val=""/>
+      <w:lvlJc w:val="left"/>
+      <w:pPr>
+        <w:ind w:left="6512" w:hanging="360"/>
+      </w:pPr>
+      <w:rPr>
+        <w:rFonts w:ascii="Symbol" w:hAnsi="Symbol" w:hint="default"/>
+      </w:rPr>
+    </w:lvl>
+    <w:lvl w:ilvl="7" w:tplc="04090003" w:tentative="1">
+      <w:start w:val="1"/>
+      <w:numFmt w:val="bullet"/>
+      <w:lvlText w:val="o"/>
+      <w:lvlJc w:val="left"/>
+      <w:pPr>
+        <w:ind w:left="7232" w:hanging="360"/>
+      </w:pPr>
+      <w:rPr>
+        <w:rFonts w:ascii="Courier New" w:hAnsi="Courier New" w:cs="Courier New" w:hint="default"/>
+      </w:rPr>
+    </w:lvl>
+    <w:lvl w:ilvl="8" w:tplc="04090005" w:tentative="1">
+      <w:start w:val="1"/>
+      <w:numFmt w:val="bullet"/>
+      <w:lvlText w:val=""/>
+      <w:lvlJc w:val="left"/>
+      <w:pPr>
+        <w:ind w:left="7952" w:hanging="360"/>
+      </w:pPr>
+      <w:rPr>
+        <w:rFonts w:ascii="Wingdings" w:hAnsi="Wingdings" w:hint="default"/>
+      </w:rPr>
+    </w:lvl>
+  </w:abstractNum>
+  <w:abstractNum w:abstractNumId="3" w15:restartNumberingAfterBreak="0">
     <w:nsid w:val="11325252"/>
     <w:multiLevelType w:val="hybridMultilevel"/>
     <w:tmpl w:val="C390F4C0"/>
@@ -15603,7 +16888,7 @@
       </w:rPr>
     </w:lvl>
   </w:abstractNum>
-  <w:abstractNum w:abstractNumId="3" w15:restartNumberingAfterBreak="0">
+  <w:abstractNum w:abstractNumId="4" w15:restartNumberingAfterBreak="0">
     <w:nsid w:val="119F3919"/>
     <w:multiLevelType w:val="hybridMultilevel"/>
     <w:tmpl w:val="4C34D9CA"/>
@@ -15689,7 +16974,7 @@
       </w:pPr>
     </w:lvl>
   </w:abstractNum>
-  <w:abstractNum w:abstractNumId="4" w15:restartNumberingAfterBreak="0">
+  <w:abstractNum w:abstractNumId="5" w15:restartNumberingAfterBreak="0">
     <w:nsid w:val="1520204F"/>
     <w:multiLevelType w:val="hybridMultilevel"/>
     <w:tmpl w:val="35DE1196"/>
@@ -15813,7 +17098,7 @@
       </w:rPr>
     </w:lvl>
   </w:abstractNum>
-  <w:abstractNum w:abstractNumId="5" w15:restartNumberingAfterBreak="0">
+  <w:abstractNum w:abstractNumId="6" w15:restartNumberingAfterBreak="0">
     <w:nsid w:val="16FA36DE"/>
     <w:multiLevelType w:val="hybridMultilevel"/>
     <w:tmpl w:val="630C3A36"/>
@@ -15899,7 +17184,7 @@
       </w:pPr>
     </w:lvl>
   </w:abstractNum>
-  <w:abstractNum w:abstractNumId="6" w15:restartNumberingAfterBreak="0">
+  <w:abstractNum w:abstractNumId="7" w15:restartNumberingAfterBreak="0">
     <w:nsid w:val="1A155CB2"/>
     <w:multiLevelType w:val="hybridMultilevel"/>
     <w:tmpl w:val="CD0CC9CE"/>
@@ -15985,7 +17270,7 @@
       </w:pPr>
     </w:lvl>
   </w:abstractNum>
-  <w:abstractNum w:abstractNumId="7" w15:restartNumberingAfterBreak="0">
+  <w:abstractNum w:abstractNumId="8" w15:restartNumberingAfterBreak="0">
     <w:nsid w:val="262F0258"/>
     <w:multiLevelType w:val="hybridMultilevel"/>
     <w:tmpl w:val="93A0F5D6"/>
@@ -16115,7 +17400,7 @@
       </w:rPr>
     </w:lvl>
   </w:abstractNum>
-  <w:abstractNum w:abstractNumId="8" w15:restartNumberingAfterBreak="0">
+  <w:abstractNum w:abstractNumId="9" w15:restartNumberingAfterBreak="0">
     <w:nsid w:val="332315B1"/>
     <w:multiLevelType w:val="hybridMultilevel"/>
     <w:tmpl w:val="81681AB6"/>
@@ -16201,7 +17486,269 @@
       </w:pPr>
     </w:lvl>
   </w:abstractNum>
-  <w:abstractNum w:abstractNumId="9" w15:restartNumberingAfterBreak="0">
+  <w:abstractNum w:abstractNumId="10" w15:restartNumberingAfterBreak="0">
+    <w:nsid w:val="39B92D02"/>
+    <w:multiLevelType w:val="hybridMultilevel"/>
+    <w:tmpl w:val="AD24D018"/>
+    <w:lvl w:ilvl="0" w:tplc="04090005">
+      <w:start w:val="1"/>
+      <w:numFmt w:val="bullet"/>
+      <w:lvlText w:val=""/>
+      <w:lvlJc w:val="left"/>
+      <w:pPr>
+        <w:ind w:left="1342" w:hanging="360"/>
+      </w:pPr>
+      <w:rPr>
+        <w:rFonts w:ascii="Wingdings" w:hAnsi="Wingdings" w:hint="default"/>
+      </w:rPr>
+    </w:lvl>
+    <w:lvl w:ilvl="1" w:tplc="04090003" w:tentative="1">
+      <w:start w:val="1"/>
+      <w:numFmt w:val="bullet"/>
+      <w:lvlText w:val="o"/>
+      <w:lvlJc w:val="left"/>
+      <w:pPr>
+        <w:ind w:left="2062" w:hanging="360"/>
+      </w:pPr>
+      <w:rPr>
+        <w:rFonts w:ascii="Courier New" w:hAnsi="Courier New" w:cs="Courier New" w:hint="default"/>
+      </w:rPr>
+    </w:lvl>
+    <w:lvl w:ilvl="2" w:tplc="04090005" w:tentative="1">
+      <w:start w:val="1"/>
+      <w:numFmt w:val="bullet"/>
+      <w:lvlText w:val=""/>
+      <w:lvlJc w:val="left"/>
+      <w:pPr>
+        <w:ind w:left="2782" w:hanging="360"/>
+      </w:pPr>
+      <w:rPr>
+        <w:rFonts w:ascii="Wingdings" w:hAnsi="Wingdings" w:hint="default"/>
+      </w:rPr>
+    </w:lvl>
+    <w:lvl w:ilvl="3" w:tplc="04090001" w:tentative="1">
+      <w:start w:val="1"/>
+      <w:numFmt w:val="bullet"/>
+      <w:lvlText w:val=""/>
+      <w:lvlJc w:val="left"/>
+      <w:pPr>
+        <w:ind w:left="3502" w:hanging="360"/>
+      </w:pPr>
+      <w:rPr>
+        <w:rFonts w:ascii="Symbol" w:hAnsi="Symbol" w:hint="default"/>
+      </w:rPr>
+    </w:lvl>
+    <w:lvl w:ilvl="4" w:tplc="04090003" w:tentative="1">
+      <w:start w:val="1"/>
+      <w:numFmt w:val="bullet"/>
+      <w:lvlText w:val="o"/>
+      <w:lvlJc w:val="left"/>
+      <w:pPr>
+        <w:ind w:left="4222" w:hanging="360"/>
+      </w:pPr>
+      <w:rPr>
+        <w:rFonts w:ascii="Courier New" w:hAnsi="Courier New" w:cs="Courier New" w:hint="default"/>
+      </w:rPr>
+    </w:lvl>
+    <w:lvl w:ilvl="5" w:tplc="04090005" w:tentative="1">
+      <w:start w:val="1"/>
+      <w:numFmt w:val="bullet"/>
+      <w:lvlText w:val=""/>
+      <w:lvlJc w:val="left"/>
+      <w:pPr>
+        <w:ind w:left="4942" w:hanging="360"/>
+      </w:pPr>
+      <w:rPr>
+        <w:rFonts w:ascii="Wingdings" w:hAnsi="Wingdings" w:hint="default"/>
+      </w:rPr>
+    </w:lvl>
+    <w:lvl w:ilvl="6" w:tplc="04090001" w:tentative="1">
+      <w:start w:val="1"/>
+      <w:numFmt w:val="bullet"/>
+      <w:lvlText w:val=""/>
+      <w:lvlJc w:val="left"/>
+      <w:pPr>
+        <w:ind w:left="5662" w:hanging="360"/>
+      </w:pPr>
+      <w:rPr>
+        <w:rFonts w:ascii="Symbol" w:hAnsi="Symbol" w:hint="default"/>
+      </w:rPr>
+    </w:lvl>
+    <w:lvl w:ilvl="7" w:tplc="04090003" w:tentative="1">
+      <w:start w:val="1"/>
+      <w:numFmt w:val="bullet"/>
+      <w:lvlText w:val="o"/>
+      <w:lvlJc w:val="left"/>
+      <w:pPr>
+        <w:ind w:left="6382" w:hanging="360"/>
+      </w:pPr>
+      <w:rPr>
+        <w:rFonts w:ascii="Courier New" w:hAnsi="Courier New" w:cs="Courier New" w:hint="default"/>
+      </w:rPr>
+    </w:lvl>
+    <w:lvl w:ilvl="8" w:tplc="04090005" w:tentative="1">
+      <w:start w:val="1"/>
+      <w:numFmt w:val="bullet"/>
+      <w:lvlText w:val=""/>
+      <w:lvlJc w:val="left"/>
+      <w:pPr>
+        <w:ind w:left="7102" w:hanging="360"/>
+      </w:pPr>
+      <w:rPr>
+        <w:rFonts w:ascii="Wingdings" w:hAnsi="Wingdings" w:hint="default"/>
+      </w:rPr>
+    </w:lvl>
+  </w:abstractNum>
+  <w:abstractNum w:abstractNumId="11" w15:restartNumberingAfterBreak="0">
+    <w:nsid w:val="3E44671B"/>
+    <w:multiLevelType w:val="multilevel"/>
+    <w:tmpl w:val="6486FDDE"/>
+    <w:lvl w:ilvl="0">
+      <w:start w:val="1"/>
+      <w:numFmt w:val="bullet"/>
+      <w:lvlText w:val=""/>
+      <w:lvlJc w:val="left"/>
+      <w:pPr>
+        <w:tabs>
+          <w:tab w:val="num" w:pos="720"/>
+        </w:tabs>
+        <w:ind w:left="720" w:hanging="360"/>
+      </w:pPr>
+      <w:rPr>
+        <w:rFonts w:ascii="Symbol" w:hAnsi="Symbol" w:hint="default"/>
+        <w:sz w:val="20"/>
+      </w:rPr>
+    </w:lvl>
+    <w:lvl w:ilvl="1" w:tentative="1">
+      <w:start w:val="1"/>
+      <w:numFmt w:val="bullet"/>
+      <w:lvlText w:val="o"/>
+      <w:lvlJc w:val="left"/>
+      <w:pPr>
+        <w:tabs>
+          <w:tab w:val="num" w:pos="1440"/>
+        </w:tabs>
+        <w:ind w:left="1440" w:hanging="360"/>
+      </w:pPr>
+      <w:rPr>
+        <w:rFonts w:ascii="Courier New" w:hAnsi="Courier New" w:hint="default"/>
+        <w:sz w:val="20"/>
+      </w:rPr>
+    </w:lvl>
+    <w:lvl w:ilvl="2" w:tentative="1">
+      <w:start w:val="1"/>
+      <w:numFmt w:val="bullet"/>
+      <w:lvlText w:val=""/>
+      <w:lvlJc w:val="left"/>
+      <w:pPr>
+        <w:tabs>
+          <w:tab w:val="num" w:pos="2160"/>
+        </w:tabs>
+        <w:ind w:left="2160" w:hanging="360"/>
+      </w:pPr>
+      <w:rPr>
+        <w:rFonts w:ascii="Wingdings" w:hAnsi="Wingdings" w:hint="default"/>
+        <w:sz w:val="20"/>
+      </w:rPr>
+    </w:lvl>
+    <w:lvl w:ilvl="3" w:tentative="1">
+      <w:start w:val="1"/>
+      <w:numFmt w:val="bullet"/>
+      <w:lvlText w:val=""/>
+      <w:lvlJc w:val="left"/>
+      <w:pPr>
+        <w:tabs>
+          <w:tab w:val="num" w:pos="2880"/>
+        </w:tabs>
+        <w:ind w:left="2880" w:hanging="360"/>
+      </w:pPr>
+      <w:rPr>
+        <w:rFonts w:ascii="Wingdings" w:hAnsi="Wingdings" w:hint="default"/>
+        <w:sz w:val="20"/>
+      </w:rPr>
+    </w:lvl>
+    <w:lvl w:ilvl="4" w:tentative="1">
+      <w:start w:val="1"/>
+      <w:numFmt w:val="bullet"/>
+      <w:lvlText w:val=""/>
+      <w:lvlJc w:val="left"/>
+      <w:pPr>
+        <w:tabs>
+          <w:tab w:val="num" w:pos="3600"/>
+        </w:tabs>
+        <w:ind w:left="3600" w:hanging="360"/>
+      </w:pPr>
+      <w:rPr>
+        <w:rFonts w:ascii="Wingdings" w:hAnsi="Wingdings" w:hint="default"/>
+        <w:sz w:val="20"/>
+      </w:rPr>
+    </w:lvl>
+    <w:lvl w:ilvl="5" w:tentative="1">
+      <w:start w:val="1"/>
+      <w:numFmt w:val="bullet"/>
+      <w:lvlText w:val=""/>
+      <w:lvlJc w:val="left"/>
+      <w:pPr>
+        <w:tabs>
+          <w:tab w:val="num" w:pos="4320"/>
+        </w:tabs>
+        <w:ind w:left="4320" w:hanging="360"/>
+      </w:pPr>
+      <w:rPr>
+        <w:rFonts w:ascii="Wingdings" w:hAnsi="Wingdings" w:hint="default"/>
+        <w:sz w:val="20"/>
+      </w:rPr>
+    </w:lvl>
+    <w:lvl w:ilvl="6" w:tentative="1">
+      <w:start w:val="1"/>
+      <w:numFmt w:val="bullet"/>
+      <w:lvlText w:val=""/>
+      <w:lvlJc w:val="left"/>
+      <w:pPr>
+        <w:tabs>
+          <w:tab w:val="num" w:pos="5040"/>
+        </w:tabs>
+        <w:ind w:left="5040" w:hanging="360"/>
+      </w:pPr>
+      <w:rPr>
+        <w:rFonts w:ascii="Wingdings" w:hAnsi="Wingdings" w:hint="default"/>
+        <w:sz w:val="20"/>
+      </w:rPr>
+    </w:lvl>
+    <w:lvl w:ilvl="7" w:tentative="1">
+      <w:start w:val="1"/>
+      <w:numFmt w:val="bullet"/>
+      <w:lvlText w:val=""/>
+      <w:lvlJc w:val="left"/>
+      <w:pPr>
+        <w:tabs>
+          <w:tab w:val="num" w:pos="5760"/>
+        </w:tabs>
+        <w:ind w:left="5760" w:hanging="360"/>
+      </w:pPr>
+      <w:rPr>
+        <w:rFonts w:ascii="Wingdings" w:hAnsi="Wingdings" w:hint="default"/>
+        <w:sz w:val="20"/>
+      </w:rPr>
+    </w:lvl>
+    <w:lvl w:ilvl="8" w:tentative="1">
+      <w:start w:val="1"/>
+      <w:numFmt w:val="bullet"/>
+      <w:lvlText w:val=""/>
+      <w:lvlJc w:val="left"/>
+      <w:pPr>
+        <w:tabs>
+          <w:tab w:val="num" w:pos="6480"/>
+        </w:tabs>
+        <w:ind w:left="6480" w:hanging="360"/>
+      </w:pPr>
+      <w:rPr>
+        <w:rFonts w:ascii="Wingdings" w:hAnsi="Wingdings" w:hint="default"/>
+        <w:sz w:val="20"/>
+      </w:rPr>
+    </w:lvl>
+  </w:abstractNum>
+  <w:abstractNum w:abstractNumId="12" w15:restartNumberingAfterBreak="0">
     <w:nsid w:val="3F5735EE"/>
     <w:multiLevelType w:val="hybridMultilevel"/>
     <w:tmpl w:val="60262610"/>
@@ -16322,7 +17869,7 @@
       </w:rPr>
     </w:lvl>
   </w:abstractNum>
-  <w:abstractNum w:abstractNumId="10" w15:restartNumberingAfterBreak="0">
+  <w:abstractNum w:abstractNumId="13" w15:restartNumberingAfterBreak="0">
     <w:nsid w:val="45760E59"/>
     <w:multiLevelType w:val="hybridMultilevel"/>
     <w:tmpl w:val="34E8F56E"/>
@@ -16444,7 +17991,124 @@
       </w:rPr>
     </w:lvl>
   </w:abstractNum>
-  <w:abstractNum w:abstractNumId="11" w15:restartNumberingAfterBreak="0">
+  <w:abstractNum w:abstractNumId="14" w15:restartNumberingAfterBreak="0">
+    <w:nsid w:val="487861E0"/>
+    <w:multiLevelType w:val="multilevel"/>
+    <w:tmpl w:val="3E5487CE"/>
+    <w:lvl w:ilvl="0">
+      <w:start w:val="1"/>
+      <w:numFmt w:val="decimal"/>
+      <w:lvlText w:val="%1."/>
+      <w:lvlJc w:val="left"/>
+      <w:pPr>
+        <w:tabs>
+          <w:tab w:val="num" w:pos="720"/>
+        </w:tabs>
+        <w:ind w:left="720" w:hanging="360"/>
+      </w:pPr>
+    </w:lvl>
+    <w:lvl w:ilvl="1">
+      <w:start w:val="1"/>
+      <w:numFmt w:val="bullet"/>
+      <w:lvlText w:val="o"/>
+      <w:lvlJc w:val="left"/>
+      <w:pPr>
+        <w:tabs>
+          <w:tab w:val="num" w:pos="1440"/>
+        </w:tabs>
+        <w:ind w:left="1440" w:hanging="360"/>
+      </w:pPr>
+      <w:rPr>
+        <w:rFonts w:ascii="Courier New" w:hAnsi="Courier New" w:hint="default"/>
+        <w:sz w:val="20"/>
+      </w:rPr>
+    </w:lvl>
+    <w:lvl w:ilvl="2" w:tentative="1">
+      <w:start w:val="1"/>
+      <w:numFmt w:val="decimal"/>
+      <w:lvlText w:val="%3."/>
+      <w:lvlJc w:val="left"/>
+      <w:pPr>
+        <w:tabs>
+          <w:tab w:val="num" w:pos="2160"/>
+        </w:tabs>
+        <w:ind w:left="2160" w:hanging="360"/>
+      </w:pPr>
+    </w:lvl>
+    <w:lvl w:ilvl="3" w:tentative="1">
+      <w:start w:val="1"/>
+      <w:numFmt w:val="decimal"/>
+      <w:lvlText w:val="%4."/>
+      <w:lvlJc w:val="left"/>
+      <w:pPr>
+        <w:tabs>
+          <w:tab w:val="num" w:pos="2880"/>
+        </w:tabs>
+        <w:ind w:left="2880" w:hanging="360"/>
+      </w:pPr>
+    </w:lvl>
+    <w:lvl w:ilvl="4" w:tentative="1">
+      <w:start w:val="1"/>
+      <w:numFmt w:val="decimal"/>
+      <w:lvlText w:val="%5."/>
+      <w:lvlJc w:val="left"/>
+      <w:pPr>
+        <w:tabs>
+          <w:tab w:val="num" w:pos="3600"/>
+        </w:tabs>
+        <w:ind w:left="3600" w:hanging="360"/>
+      </w:pPr>
+    </w:lvl>
+    <w:lvl w:ilvl="5" w:tentative="1">
+      <w:start w:val="1"/>
+      <w:numFmt w:val="decimal"/>
+      <w:lvlText w:val="%6."/>
+      <w:lvlJc w:val="left"/>
+      <w:pPr>
+        <w:tabs>
+          <w:tab w:val="num" w:pos="4320"/>
+        </w:tabs>
+        <w:ind w:left="4320" w:hanging="360"/>
+      </w:pPr>
+    </w:lvl>
+    <w:lvl w:ilvl="6" w:tentative="1">
+      <w:start w:val="1"/>
+      <w:numFmt w:val="decimal"/>
+      <w:lvlText w:val="%7."/>
+      <w:lvlJc w:val="left"/>
+      <w:pPr>
+        <w:tabs>
+          <w:tab w:val="num" w:pos="5040"/>
+        </w:tabs>
+        <w:ind w:left="5040" w:hanging="360"/>
+      </w:pPr>
+    </w:lvl>
+    <w:lvl w:ilvl="7" w:tentative="1">
+      <w:start w:val="1"/>
+      <w:numFmt w:val="decimal"/>
+      <w:lvlText w:val="%8."/>
+      <w:lvlJc w:val="left"/>
+      <w:pPr>
+        <w:tabs>
+          <w:tab w:val="num" w:pos="5760"/>
+        </w:tabs>
+        <w:ind w:left="5760" w:hanging="360"/>
+      </w:pPr>
+    </w:lvl>
+    <w:lvl w:ilvl="8" w:tentative="1">
+      <w:start w:val="1"/>
+      <w:numFmt w:val="decimal"/>
+      <w:lvlText w:val="%9."/>
+      <w:lvlJc w:val="left"/>
+      <w:pPr>
+        <w:tabs>
+          <w:tab w:val="num" w:pos="6480"/>
+        </w:tabs>
+        <w:ind w:left="6480" w:hanging="360"/>
+      </w:pPr>
+    </w:lvl>
+  </w:abstractNum>
+  <w:abstractNum w:abstractNumId="15" w15:restartNumberingAfterBreak="0">
     <w:nsid w:val="4FCC1037"/>
     <w:multiLevelType w:val="hybridMultilevel"/>
     <w:tmpl w:val="630C3A36"/>
@@ -16530,7 +18194,7 @@
       </w:pPr>
     </w:lvl>
   </w:abstractNum>
-  <w:abstractNum w:abstractNumId="12" w15:restartNumberingAfterBreak="0">
+  <w:abstractNum w:abstractNumId="16" w15:restartNumberingAfterBreak="0">
     <w:nsid w:val="509949AD"/>
     <w:multiLevelType w:val="hybridMultilevel"/>
     <w:tmpl w:val="869A34F6"/>
@@ -16652,7 +18316,7 @@
       </w:rPr>
     </w:lvl>
   </w:abstractNum>
-  <w:abstractNum w:abstractNumId="13" w15:restartNumberingAfterBreak="0">
+  <w:abstractNum w:abstractNumId="17" w15:restartNumberingAfterBreak="0">
     <w:nsid w:val="51532487"/>
     <w:multiLevelType w:val="hybridMultilevel"/>
     <w:tmpl w:val="091A9E32"/>
@@ -16765,7 +18429,7 @@
       </w:rPr>
     </w:lvl>
   </w:abstractNum>
-  <w:abstractNum w:abstractNumId="14" w15:restartNumberingAfterBreak="0">
+  <w:abstractNum w:abstractNumId="18" w15:restartNumberingAfterBreak="0">
     <w:nsid w:val="55E443F3"/>
     <w:multiLevelType w:val="hybridMultilevel"/>
     <w:tmpl w:val="A368740C"/>
@@ -16886,7 +18550,7 @@
       </w:rPr>
     </w:lvl>
   </w:abstractNum>
-  <w:abstractNum w:abstractNumId="15" w15:restartNumberingAfterBreak="0">
+  <w:abstractNum w:abstractNumId="19" w15:restartNumberingAfterBreak="0">
     <w:nsid w:val="587379EE"/>
     <w:multiLevelType w:val="hybridMultilevel"/>
     <w:tmpl w:val="CDD272CC"/>
@@ -17008,7 +18672,7 @@
       </w:rPr>
     </w:lvl>
   </w:abstractNum>
-  <w:abstractNum w:abstractNumId="16" w15:restartNumberingAfterBreak="0">
+  <w:abstractNum w:abstractNumId="20" w15:restartNumberingAfterBreak="0">
     <w:nsid w:val="58992AD0"/>
     <w:multiLevelType w:val="hybridMultilevel"/>
     <w:tmpl w:val="4364D14C"/>
@@ -17130,7 +18794,7 @@
       </w:rPr>
     </w:lvl>
   </w:abstractNum>
-  <w:abstractNum w:abstractNumId="17" w15:restartNumberingAfterBreak="0">
+  <w:abstractNum w:abstractNumId="21" w15:restartNumberingAfterBreak="0">
     <w:nsid w:val="65FB255D"/>
     <w:multiLevelType w:val="hybridMultilevel"/>
     <w:tmpl w:val="2FEA6B80"/>
@@ -17251,7 +18915,7 @@
       </w:rPr>
     </w:lvl>
   </w:abstractNum>
-  <w:abstractNum w:abstractNumId="18" w15:restartNumberingAfterBreak="0">
+  <w:abstractNum w:abstractNumId="22" w15:restartNumberingAfterBreak="0">
     <w:nsid w:val="69AB03C5"/>
     <w:multiLevelType w:val="hybridMultilevel"/>
     <w:tmpl w:val="8E9EAC3E"/>
@@ -17374,7 +19038,156 @@
       </w:rPr>
     </w:lvl>
   </w:abstractNum>
-  <w:abstractNum w:abstractNumId="19" w15:restartNumberingAfterBreak="0">
+  <w:abstractNum w:abstractNumId="23" w15:restartNumberingAfterBreak="0">
+    <w:nsid w:val="6D21594F"/>
+    <w:multiLevelType w:val="multilevel"/>
+    <w:tmpl w:val="0EF08760"/>
+    <w:lvl w:ilvl="0">
+      <w:start w:val="1"/>
+      <w:numFmt w:val="bullet"/>
+      <w:lvlText w:val=""/>
+      <w:lvlJc w:val="left"/>
+      <w:pPr>
+        <w:tabs>
+          <w:tab w:val="num" w:pos="1080"/>
+        </w:tabs>
+        <w:ind w:left="1080" w:hanging="360"/>
+      </w:pPr>
+      <w:rPr>
+        <w:rFonts w:ascii="Symbol" w:hAnsi="Symbol" w:hint="default"/>
+        <w:sz w:val="20"/>
+      </w:rPr>
+    </w:lvl>
+    <w:lvl w:ilvl="1" w:tentative="1">
+      <w:start w:val="1"/>
+      <w:numFmt w:val="bullet"/>
+      <w:lvlText w:val="o"/>
+      <w:lvlJc w:val="left"/>
+      <w:pPr>
+        <w:tabs>
+          <w:tab w:val="num" w:pos="1800"/>
+        </w:tabs>
+        <w:ind w:left="1800" w:hanging="360"/>
+      </w:pPr>
+      <w:rPr>
+        <w:rFonts w:ascii="Courier New" w:hAnsi="Courier New" w:hint="default"/>
+        <w:sz w:val="20"/>
+      </w:rPr>
+    </w:lvl>
+    <w:lvl w:ilvl="2" w:tentative="1">
+      <w:start w:val="1"/>
+      <w:numFmt w:val="bullet"/>
+      <w:lvlText w:val=""/>
+      <w:lvlJc w:val="left"/>
+      <w:pPr>
+        <w:tabs>
+          <w:tab w:val="num" w:pos="2520"/>
+        </w:tabs>
+        <w:ind w:left="2520" w:hanging="360"/>
+      </w:pPr>
+      <w:rPr>
+        <w:rFonts w:ascii="Wingdings" w:hAnsi="Wingdings" w:hint="default"/>
+        <w:sz w:val="20"/>
+      </w:rPr>
+    </w:lvl>
+    <w:lvl w:ilvl="3" w:tentative="1">
+      <w:start w:val="1"/>
+      <w:numFmt w:val="bullet"/>
+      <w:lvlText w:val=""/>
+      <w:lvlJc w:val="left"/>
+      <w:pPr>
+        <w:tabs>
+          <w:tab w:val="num" w:pos="3240"/>
+        </w:tabs>
+        <w:ind w:left="3240" w:hanging="360"/>
+      </w:pPr>
+      <w:rPr>
+        <w:rFonts w:ascii="Wingdings" w:hAnsi="Wingdings" w:hint="default"/>
+        <w:sz w:val="20"/>
+      </w:rPr>
+    </w:lvl>
+    <w:lvl w:ilvl="4" w:tentative="1">
+      <w:start w:val="1"/>
+      <w:numFmt w:val="bullet"/>
+      <w:lvlText w:val=""/>
+      <w:lvlJc w:val="left"/>
+      <w:pPr>
+        <w:tabs>
+          <w:tab w:val="num" w:pos="3960"/>
+        </w:tabs>
+        <w:ind w:left="3960" w:hanging="360"/>
+      </w:pPr>
+      <w:rPr>
+        <w:rFonts w:ascii="Wingdings" w:hAnsi="Wingdings" w:hint="default"/>
+        <w:sz w:val="20"/>
+      </w:rPr>
+    </w:lvl>
+    <w:lvl w:ilvl="5" w:tentative="1">
+      <w:start w:val="1"/>
+      <w:numFmt w:val="bullet"/>
+      <w:lvlText w:val=""/>
+      <w:lvlJc w:val="left"/>
+      <w:pPr>
+        <w:tabs>
+          <w:tab w:val="num" w:pos="4680"/>
+        </w:tabs>
+        <w:ind w:left="4680" w:hanging="360"/>
+      </w:pPr>
+      <w:rPr>
+        <w:rFonts w:ascii="Wingdings" w:hAnsi="Wingdings" w:hint="default"/>
+        <w:sz w:val="20"/>
+      </w:rPr>
+    </w:lvl>
+    <w:lvl w:ilvl="6" w:tentative="1">
+      <w:start w:val="1"/>
+      <w:numFmt w:val="bullet"/>
+      <w:lvlText w:val=""/>
+      <w:lvlJc w:val="left"/>
+      <w:pPr>
+        <w:tabs>
+          <w:tab w:val="num" w:pos="5400"/>
+        </w:tabs>
+        <w:ind w:left="5400" w:hanging="360"/>
+      </w:pPr>
+      <w:rPr>
+        <w:rFonts w:ascii="Wingdings" w:hAnsi="Wingdings" w:hint="default"/>
+        <w:sz w:val="20"/>
+      </w:rPr>
+    </w:lvl>
+    <w:lvl w:ilvl="7" w:tentative="1">
+      <w:start w:val="1"/>
+      <w:numFmt w:val="bullet"/>
+      <w:lvlText w:val=""/>
+      <w:lvlJc w:val="left"/>
+      <w:pPr>
+        <w:tabs>
+          <w:tab w:val="num" w:pos="6120"/>
+        </w:tabs>
+        <w:ind w:left="6120" w:hanging="360"/>
+      </w:pPr>
+      <w:rPr>
+        <w:rFonts w:ascii="Wingdings" w:hAnsi="Wingdings" w:hint="default"/>
+        <w:sz w:val="20"/>
+      </w:rPr>
+    </w:lvl>
+    <w:lvl w:ilvl="8" w:tentative="1">
+      <w:start w:val="1"/>
+      <w:numFmt w:val="bullet"/>
+      <w:lvlText w:val=""/>
+      <w:lvlJc w:val="left"/>
+      <w:pPr>
+        <w:tabs>
+          <w:tab w:val="num" w:pos="6840"/>
+        </w:tabs>
+        <w:ind w:left="6840" w:hanging="360"/>
+      </w:pPr>
+      <w:rPr>
+        <w:rFonts w:ascii="Wingdings" w:hAnsi="Wingdings" w:hint="default"/>
+        <w:sz w:val="20"/>
+      </w:rPr>
+    </w:lvl>
+  </w:abstractNum>
+  <w:abstractNum w:abstractNumId="24" w15:restartNumberingAfterBreak="0">
     <w:nsid w:val="6FA261BF"/>
     <w:multiLevelType w:val="hybridMultilevel"/>
     <w:tmpl w:val="A69E9478"/>
@@ -17463,7 +19276,7 @@
       </w:pPr>
     </w:lvl>
   </w:abstractNum>
-  <w:abstractNum w:abstractNumId="20" w15:restartNumberingAfterBreak="0">
+  <w:abstractNum w:abstractNumId="25" w15:restartNumberingAfterBreak="0">
     <w:nsid w:val="70D15007"/>
     <w:multiLevelType w:val="hybridMultilevel"/>
     <w:tmpl w:val="C7D0ECD8"/>
@@ -17585,7 +19398,156 @@
       </w:rPr>
     </w:lvl>
   </w:abstractNum>
-  <w:abstractNum w:abstractNumId="21" w15:restartNumberingAfterBreak="0">
+  <w:abstractNum w:abstractNumId="26" w15:restartNumberingAfterBreak="0">
+    <w:nsid w:val="726B4C75"/>
+    <w:multiLevelType w:val="multilevel"/>
+    <w:tmpl w:val="9C064106"/>
+    <w:lvl w:ilvl="0">
+      <w:start w:val="1"/>
+      <w:numFmt w:val="bullet"/>
+      <w:lvlText w:val=""/>
+      <w:lvlJc w:val="left"/>
+      <w:pPr>
+        <w:tabs>
+          <w:tab w:val="num" w:pos="1080"/>
+        </w:tabs>
+        <w:ind w:left="1080" w:hanging="360"/>
+      </w:pPr>
+      <w:rPr>
+        <w:rFonts w:ascii="Symbol" w:hAnsi="Symbol" w:hint="default"/>
+        <w:sz w:val="20"/>
+      </w:rPr>
+    </w:lvl>
+    <w:lvl w:ilvl="1" w:tentative="1">
+      <w:start w:val="1"/>
+      <w:numFmt w:val="bullet"/>
+      <w:lvlText w:val="o"/>
+      <w:lvlJc w:val="left"/>
+      <w:pPr>
+        <w:tabs>
+          <w:tab w:val="num" w:pos="1800"/>
+        </w:tabs>
+        <w:ind w:left="1800" w:hanging="360"/>
+      </w:pPr>
+      <w:rPr>
+        <w:rFonts w:ascii="Courier New" w:hAnsi="Courier New" w:hint="default"/>
+        <w:sz w:val="20"/>
+      </w:rPr>
+    </w:lvl>
+    <w:lvl w:ilvl="2" w:tentative="1">
+      <w:start w:val="1"/>
+      <w:numFmt w:val="bullet"/>
+      <w:lvlText w:val=""/>
+      <w:lvlJc w:val="left"/>
+      <w:pPr>
+        <w:tabs>
+          <w:tab w:val="num" w:pos="2520"/>
+        </w:tabs>
+        <w:ind w:left="2520" w:hanging="360"/>
+      </w:pPr>
+      <w:rPr>
+        <w:rFonts w:ascii="Wingdings" w:hAnsi="Wingdings" w:hint="default"/>
+        <w:sz w:val="20"/>
+      </w:rPr>
+    </w:lvl>
+    <w:lvl w:ilvl="3" w:tentative="1">
+      <w:start w:val="1"/>
+      <w:numFmt w:val="bullet"/>
+      <w:lvlText w:val=""/>
+      <w:lvlJc w:val="left"/>
+      <w:pPr>
+        <w:tabs>
+          <w:tab w:val="num" w:pos="3240"/>
+        </w:tabs>
+        <w:ind w:left="3240" w:hanging="360"/>
+      </w:pPr>
+      <w:rPr>
+        <w:rFonts w:ascii="Wingdings" w:hAnsi="Wingdings" w:hint="default"/>
+        <w:sz w:val="20"/>
+      </w:rPr>
+    </w:lvl>
+    <w:lvl w:ilvl="4" w:tentative="1">
+      <w:start w:val="1"/>
+      <w:numFmt w:val="bullet"/>
+      <w:lvlText w:val=""/>
+      <w:lvlJc w:val="left"/>
+      <w:pPr>
+        <w:tabs>
+          <w:tab w:val="num" w:pos="3960"/>
+        </w:tabs>
+        <w:ind w:left="3960" w:hanging="360"/>
+      </w:pPr>
+      <w:rPr>
+        <w:rFonts w:ascii="Wingdings" w:hAnsi="Wingdings" w:hint="default"/>
+        <w:sz w:val="20"/>
+      </w:rPr>
+    </w:lvl>
+    <w:lvl w:ilvl="5" w:tentative="1">
+      <w:start w:val="1"/>
+      <w:numFmt w:val="bullet"/>
+      <w:lvlText w:val=""/>
+      <w:lvlJc w:val="left"/>
+      <w:pPr>
+        <w:tabs>
+          <w:tab w:val="num" w:pos="4680"/>
+        </w:tabs>
+        <w:ind w:left="4680" w:hanging="360"/>
+      </w:pPr>
+      <w:rPr>
+        <w:rFonts w:ascii="Wingdings" w:hAnsi="Wingdings" w:hint="default"/>
+        <w:sz w:val="20"/>
+      </w:rPr>
+    </w:lvl>
+    <w:lvl w:ilvl="6" w:tentative="1">
+      <w:start w:val="1"/>
+      <w:numFmt w:val="bullet"/>
+      <w:lvlText w:val=""/>
+      <w:lvlJc w:val="left"/>
+      <w:pPr>
+        <w:tabs>
+          <w:tab w:val="num" w:pos="5400"/>
+        </w:tabs>
+        <w:ind w:left="5400" w:hanging="360"/>
+      </w:pPr>
+      <w:rPr>
+        <w:rFonts w:ascii="Wingdings" w:hAnsi="Wingdings" w:hint="default"/>
+        <w:sz w:val="20"/>
+      </w:rPr>
+    </w:lvl>
+    <w:lvl w:ilvl="7" w:tentative="1">
+      <w:start w:val="1"/>
+      <w:numFmt w:val="bullet"/>
+      <w:lvlText w:val=""/>
+      <w:lvlJc w:val="left"/>
+      <w:pPr>
+        <w:tabs>
+          <w:tab w:val="num" w:pos="6120"/>
+        </w:tabs>
+        <w:ind w:left="6120" w:hanging="360"/>
+      </w:pPr>
+      <w:rPr>
+        <w:rFonts w:ascii="Wingdings" w:hAnsi="Wingdings" w:hint="default"/>
+        <w:sz w:val="20"/>
+      </w:rPr>
+    </w:lvl>
+    <w:lvl w:ilvl="8" w:tentative="1">
+      <w:start w:val="1"/>
+      <w:numFmt w:val="bullet"/>
+      <w:lvlText w:val=""/>
+      <w:lvlJc w:val="left"/>
+      <w:pPr>
+        <w:tabs>
+          <w:tab w:val="num" w:pos="6840"/>
+        </w:tabs>
+        <w:ind w:left="6840" w:hanging="360"/>
+      </w:pPr>
+      <w:rPr>
+        <w:rFonts w:ascii="Wingdings" w:hAnsi="Wingdings" w:hint="default"/>
+        <w:sz w:val="20"/>
+      </w:rPr>
+    </w:lvl>
+  </w:abstractNum>
+  <w:abstractNum w:abstractNumId="27" w15:restartNumberingAfterBreak="0">
     <w:nsid w:val="73FB41AE"/>
     <w:multiLevelType w:val="hybridMultilevel"/>
     <w:tmpl w:val="D6F62682"/>
@@ -17671,7 +19633,7 @@
       </w:pPr>
     </w:lvl>
   </w:abstractNum>
-  <w:abstractNum w:abstractNumId="22" w15:restartNumberingAfterBreak="0">
+  <w:abstractNum w:abstractNumId="28" w15:restartNumberingAfterBreak="0">
     <w:nsid w:val="75883D01"/>
     <w:multiLevelType w:val="hybridMultilevel"/>
     <w:tmpl w:val="08A4B7E4"/>
@@ -17757,7 +19719,7 @@
       </w:pPr>
     </w:lvl>
   </w:abstractNum>
-  <w:abstractNum w:abstractNumId="23" w15:restartNumberingAfterBreak="0">
+  <w:abstractNum w:abstractNumId="29" w15:restartNumberingAfterBreak="0">
     <w:nsid w:val="762008A4"/>
     <w:multiLevelType w:val="hybridMultilevel"/>
     <w:tmpl w:val="6EF299AA"/>
@@ -17878,7 +19840,7 @@
       </w:rPr>
     </w:lvl>
   </w:abstractNum>
-  <w:abstractNum w:abstractNumId="24" w15:restartNumberingAfterBreak="0">
+  <w:abstractNum w:abstractNumId="30" w15:restartNumberingAfterBreak="0">
     <w:nsid w:val="78104D44"/>
     <w:multiLevelType w:val="hybridMultilevel"/>
     <w:tmpl w:val="BAD05F3A"/>
@@ -17991,7 +19953,7 @@
       </w:rPr>
     </w:lvl>
   </w:abstractNum>
-  <w:abstractNum w:abstractNumId="25" w15:restartNumberingAfterBreak="0">
+  <w:abstractNum w:abstractNumId="31" w15:restartNumberingAfterBreak="0">
     <w:nsid w:val="7C761A78"/>
     <w:multiLevelType w:val="hybridMultilevel"/>
     <w:tmpl w:val="21981776"/>
@@ -18123,82 +20085,100 @@
     </w:lvl>
   </w:abstractNum>
   <w:num w:numId="1" w16cid:durableId="877090183">
-    <w:abstractNumId w:val="14"/>
+    <w:abstractNumId w:val="18"/>
   </w:num>
   <w:num w:numId="2" w16cid:durableId="475924124">
-    <w:abstractNumId w:val="10"/>
+    <w:abstractNumId w:val="13"/>
   </w:num>
   <w:num w:numId="3" w16cid:durableId="2012759613">
+    <w:abstractNumId w:val="20"/>
+  </w:num>
+  <w:num w:numId="4" w16cid:durableId="375391874">
+    <w:abstractNumId w:val="19"/>
+  </w:num>
+  <w:num w:numId="5" w16cid:durableId="1639528909">
+    <w:abstractNumId w:val="21"/>
+  </w:num>
+  <w:num w:numId="6" w16cid:durableId="1702585508">
     <w:abstractNumId w:val="16"/>
   </w:num>
-  <w:num w:numId="4" w16cid:durableId="375391874">
-    <w:abstractNumId w:val="15"/>
-  </w:num>
-  <w:num w:numId="5" w16cid:durableId="1639528909">
-    <w:abstractNumId w:val="17"/>
-  </w:num>
-  <w:num w:numId="6" w16cid:durableId="1702585508">
-    <w:abstractNumId w:val="12"/>
-  </w:num>
   <w:num w:numId="7" w16cid:durableId="942883525">
-    <w:abstractNumId w:val="18"/>
+    <w:abstractNumId w:val="22"/>
   </w:num>
   <w:num w:numId="8" w16cid:durableId="2026899589">
-    <w:abstractNumId w:val="7"/>
+    <w:abstractNumId w:val="8"/>
   </w:num>
   <w:num w:numId="9" w16cid:durableId="950280824">
     <w:abstractNumId w:val="1"/>
   </w:num>
   <w:num w:numId="10" w16cid:durableId="775909192">
+    <w:abstractNumId w:val="31"/>
+  </w:num>
+  <w:num w:numId="11" w16cid:durableId="957681745">
+    <w:abstractNumId w:val="29"/>
+  </w:num>
+  <w:num w:numId="12" w16cid:durableId="1191380890">
+    <w:abstractNumId w:val="12"/>
+  </w:num>
+  <w:num w:numId="13" w16cid:durableId="665783405">
+    <w:abstractNumId w:val="3"/>
+  </w:num>
+  <w:num w:numId="14" w16cid:durableId="1353148973">
     <w:abstractNumId w:val="25"/>
   </w:num>
-  <w:num w:numId="11" w16cid:durableId="957681745">
-    <w:abstractNumId w:val="23"/>
+  <w:num w:numId="15" w16cid:durableId="1025666829">
+    <w:abstractNumId w:val="4"/>
   </w:num>
-  <w:num w:numId="12" w16cid:durableId="1191380890">
+  <w:num w:numId="16" w16cid:durableId="1752657113">
+    <w:abstractNumId w:val="7"/>
+  </w:num>
+  <w:num w:numId="17" w16cid:durableId="703794347">
     <w:abstractNumId w:val="9"/>
   </w:num>
-  <w:num w:numId="13" w16cid:durableId="665783405">
-    <w:abstractNumId w:val="2"/>
-  </w:num>
-  <w:num w:numId="14" w16cid:durableId="1353148973">
-    <w:abstractNumId w:val="20"/>
-  </w:num>
-  <w:num w:numId="15" w16cid:durableId="1025666829">
-    <w:abstractNumId w:val="3"/>
-  </w:num>
-  <w:num w:numId="16" w16cid:durableId="1752657113">
-    <w:abstractNumId w:val="6"/>
-  </w:num>
-  <w:num w:numId="17" w16cid:durableId="703794347">
-    <w:abstractNumId w:val="8"/>
-  </w:num>
   <w:num w:numId="18" w16cid:durableId="2008820704">
-    <w:abstractNumId w:val="21"/>
+    <w:abstractNumId w:val="27"/>
   </w:num>
   <w:num w:numId="19" w16cid:durableId="306206851">
-    <w:abstractNumId w:val="11"/>
+    <w:abstractNumId w:val="15"/>
   </w:num>
   <w:num w:numId="20" w16cid:durableId="2042513559">
-    <w:abstractNumId w:val="19"/>
+    <w:abstractNumId w:val="24"/>
   </w:num>
   <w:num w:numId="21" w16cid:durableId="1963994991">
-    <w:abstractNumId w:val="24"/>
+    <w:abstractNumId w:val="30"/>
   </w:num>
   <w:num w:numId="22" w16cid:durableId="2117017027">
-    <w:abstractNumId w:val="22"/>
+    <w:abstractNumId w:val="28"/>
   </w:num>
   <w:num w:numId="23" w16cid:durableId="273439242">
     <w:abstractNumId w:val="0"/>
   </w:num>
   <w:num w:numId="24" w16cid:durableId="265311219">
+    <w:abstractNumId w:val="6"/>
+  </w:num>
+  <w:num w:numId="25" w16cid:durableId="190801601">
+    <w:abstractNumId w:val="17"/>
+  </w:num>
+  <w:num w:numId="26" w16cid:durableId="631524937">
     <w:abstractNumId w:val="5"/>
   </w:num>
-  <w:num w:numId="25" w16cid:durableId="190801601">
-    <w:abstractNumId w:val="13"/>
+  <w:num w:numId="27" w16cid:durableId="2022509727">
+    <w:abstractNumId w:val="11"/>
   </w:num>
-  <w:num w:numId="26" w16cid:durableId="631524937">
-    <w:abstractNumId w:val="4"/>
+  <w:num w:numId="28" w16cid:durableId="1884370034">
+    <w:abstractNumId w:val="23"/>
+  </w:num>
+  <w:num w:numId="29" w16cid:durableId="1977560038">
+    <w:abstractNumId w:val="26"/>
+  </w:num>
+  <w:num w:numId="30" w16cid:durableId="152643310">
+    <w:abstractNumId w:val="10"/>
+  </w:num>
+  <w:num w:numId="31" w16cid:durableId="765882178">
+    <w:abstractNumId w:val="14"/>
+  </w:num>
+  <w:num w:numId="32" w16cid:durableId="488790892">
+    <w:abstractNumId w:val="2"/>
   </w:num>
 </w:numbering>
 </file>
@@ -19007,6 +20987,17 @@
       <w:szCs w:val="20"/>
     </w:rPr>
   </w:style>
+  <w:style w:type="character" w:styleId="Textoennegrita">
+    <w:name w:val="Strong"/>
+    <w:basedOn w:val="Fuentedeprrafopredeter"/>
+    <w:uiPriority w:val="22"/>
+    <w:qFormat/>
+    <w:rsid w:val="00D70010"/>
+    <w:rPr>
+      <w:b/>
+      <w:bCs/>
+    </w:rPr>
+  </w:style>
 </w:styles>
 </file>
 

--- a/subjects/subject_words/java04_es_subject.docx
+++ b/subjects/subject_words/java04_es_subject.docx
@@ -430,7 +430,7 @@
           </mc:Choice>
           <mc:Fallback>
             <w:pict>
-              <v:shape w14:anchorId="5BD3411A" id="Graphic 3" o:spid="_x0000_s1026" style="position:absolute;margin-left:86.45pt;margin-top:20.05pt;width:476.5pt;height:25.2pt;z-index:-251655680;visibility:visible;mso-wrap-style:square;mso-wrap-distance-left:0;mso-wrap-distance-top:0;mso-wrap-distance-right:0;mso-wrap-distance-bottom:0;mso-position-horizontal:absolute;mso-position-horizontal-relative:page;mso-position-vertical:absolute;mso-position-vertical-relative:text;v-text-anchor:top" coordsize="6051550,320040" o:gfxdata="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" path="m6051397,l5594197,,,12,,18605r5594197,l5594197,320040r457200,l6051397,xe" fillcolor="black" stroked="f">
+              <v:shape w14:anchorId="54FBFE0A" id="Graphic 3" o:spid="_x0000_s1026" style="position:absolute;margin-left:86.45pt;margin-top:20.05pt;width:476.5pt;height:25.2pt;z-index:-251655680;visibility:visible;mso-wrap-style:square;mso-wrap-distance-left:0;mso-wrap-distance-top:0;mso-wrap-distance-right:0;mso-wrap-distance-bottom:0;mso-position-horizontal:absolute;mso-position-horizontal-relative:page;mso-position-vertical:absolute;mso-position-vertical-relative:text;v-text-anchor:top" coordsize="6051550,320040" o:gfxdata="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" path="m6051397,l5594197,,,12,,18605r5594197,l5594197,320040r457200,l6051397,xe" fillcolor="black" stroked="f">
                 <v:path arrowok="t"/>
                 <w10:wrap type="topAndBottom" anchorx="page"/>
               </v:shape>
@@ -3817,7 +3817,6 @@
         <w:t xml:space="preserve"> representan una forma diferente de pensar. En lugar de indicar paso a paso cómo recorrer una colección o un archivo, definirás una secuencia de operaciones que transformarán los datos automáticamente. Podrás filtrar registros, ordenar resultados, eliminar duplicados, realizar búsquedas, agrupar información o calcular estadísticas utilizando una sintaxis más limpia y cercana al problema que intentas </w:t>
       </w:r>
       <w:proofErr w:type="spellStart"/>
-      <w:proofErr w:type="gramStart"/>
       <w:r>
         <w:rPr>
           <w:szCs w:val="24"/>
@@ -3825,7 +3824,6 @@
         <w:t>resolver.Junto</w:t>
       </w:r>
       <w:proofErr w:type="spellEnd"/>
-      <w:proofErr w:type="gramEnd"/>
       <w:r>
         <w:rPr>
           <w:szCs w:val="24"/>
@@ -4410,7 +4408,7 @@
           </mc:Choice>
           <mc:Fallback>
             <w:pict>
-              <v:group w14:anchorId="1C921AC5" id="Group 15" o:spid="_x0000_s1026" style="width:442.05pt;height:1.6pt;mso-position-horizontal-relative:char;mso-position-vertical-relative:line" coordsize="56140,203" o:gfxdata="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">
+              <v:group w14:anchorId="377E0A00" id="Group 15" o:spid="_x0000_s1026" style="width:442.05pt;height:1.6pt;mso-position-horizontal-relative:char;mso-position-vertical-relative:line" coordsize="56140,203" o:gfxdata="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">
                 <v:shape id="Graphic 16" o:spid="_x0000_s1027" style="position:absolute;width:56127;height:196;visibility:visible;mso-wrap-style:square;v-text-anchor:top" coordsize="5612765,19685" o:gfxdata="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" path="m5612765,l,,,19685r5612765,l5612765,xe" fillcolor="#9f9f9f" stroked="f">
                   <v:path arrowok="t"/>
                 </v:shape>
@@ -4598,19 +4596,11 @@
         <w:t xml:space="preserve">: </w:t>
       </w:r>
       <w:proofErr w:type="spellStart"/>
-      <w:proofErr w:type="gramStart"/>
-      <w:r>
-        <w:rPr>
-          <w:w w:val="90"/>
-        </w:rPr>
-        <w:t>java.nio.file</w:t>
-      </w:r>
-      <w:proofErr w:type="gramEnd"/>
-      <w:r>
-        <w:rPr>
-          <w:w w:val="90"/>
-        </w:rPr>
-        <w:t>.Files</w:t>
+      <w:r>
+        <w:rPr>
+          <w:w w:val="90"/>
+        </w:rPr>
+        <w:t>java.nio.file.Files</w:t>
       </w:r>
       <w:proofErr w:type="spellEnd"/>
       <w:r>
@@ -4736,23 +4726,7 @@
           <w:w w:val="90"/>
           <w:lang w:val="en-US"/>
         </w:rPr>
-        <w:t xml:space="preserve">public static void </w:t>
-      </w:r>
-      <w:proofErr w:type="gramStart"/>
-      <w:r>
-        <w:rPr>
-          <w:w w:val="90"/>
-          <w:lang w:val="en-US"/>
-        </w:rPr>
-        <w:t>main(</w:t>
-      </w:r>
-      <w:proofErr w:type="gramEnd"/>
-      <w:r>
-        <w:rPr>
-          <w:w w:val="90"/>
-          <w:lang w:val="en-US"/>
-        </w:rPr>
-        <w:t xml:space="preserve">String[] </w:t>
+        <w:t xml:space="preserve">public static void main(String[] </w:t>
       </w:r>
       <w:proofErr w:type="spellStart"/>
       <w:r>
@@ -5978,23 +5952,7 @@
           <w:w w:val="90"/>
           <w:lang w:val="en-US"/>
         </w:rPr>
-        <w:t xml:space="preserve">public static void </w:t>
-      </w:r>
-      <w:proofErr w:type="gramStart"/>
-      <w:r>
-        <w:rPr>
-          <w:w w:val="90"/>
-          <w:lang w:val="en-US"/>
-        </w:rPr>
-        <w:t>main(</w:t>
-      </w:r>
-      <w:proofErr w:type="gramEnd"/>
-      <w:r>
-        <w:rPr>
-          <w:w w:val="90"/>
-          <w:lang w:val="en-US"/>
-        </w:rPr>
-        <w:t xml:space="preserve">String[] </w:t>
+        <w:t xml:space="preserve">public static void main(String[] </w:t>
       </w:r>
       <w:proofErr w:type="spellStart"/>
       <w:r>
@@ -6097,7 +6055,6 @@
         <w:t xml:space="preserve">(), </w:t>
       </w:r>
       <w:proofErr w:type="spellStart"/>
-      <w:proofErr w:type="gramStart"/>
       <w:r>
         <w:rPr>
           <w:spacing w:val="-6"/>
@@ -6111,15 +6068,7 @@
           <w:spacing w:val="-6"/>
           <w:lang w:val="en-US"/>
         </w:rPr>
-        <w:t>(</w:t>
-      </w:r>
-      <w:proofErr w:type="gramEnd"/>
-      <w:r>
-        <w:rPr>
-          <w:spacing w:val="-6"/>
-          <w:lang w:val="en-US"/>
-        </w:rPr>
-        <w:t xml:space="preserve">), </w:t>
+        <w:t xml:space="preserve">(), </w:t>
       </w:r>
       <w:proofErr w:type="spellStart"/>
       <w:r>
@@ -6242,7 +6191,6 @@
         </w:rPr>
         <w:t xml:space="preserve"> </w:t>
       </w:r>
-      <w:proofErr w:type="gramStart"/>
       <w:r>
         <w:rPr>
           <w:bCs/>
@@ -6251,18 +6199,7 @@
           <w:spacing w:val="-20"/>
           <w:lang w:val="en-US"/>
         </w:rPr>
-        <w:t>uses</w:t>
-      </w:r>
-      <w:proofErr w:type="gramEnd"/>
-      <w:r>
-        <w:rPr>
-          <w:bCs/>
-          <w:i/>
-          <w:iCs/>
-          <w:spacing w:val="-20"/>
-          <w:lang w:val="en-US"/>
-        </w:rPr>
-        <w:t xml:space="preserve"> if </w:t>
+        <w:t xml:space="preserve">uses if </w:t>
       </w:r>
       <w:proofErr w:type="spellStart"/>
       <w:r>
@@ -7150,7 +7087,6 @@
         <w:t xml:space="preserve">tring </w:t>
       </w:r>
       <w:proofErr w:type="spellStart"/>
-      <w:proofErr w:type="gramStart"/>
       <w:r>
         <w:rPr>
           <w:spacing w:val="-4"/>
@@ -7164,54 +7100,39 @@
           <w:spacing w:val="-4"/>
           <w:lang w:val="en-US"/>
         </w:rPr>
-        <w:t>(</w:t>
-      </w:r>
-      <w:proofErr w:type="gramEnd"/>
+        <w:t xml:space="preserve">(List&lt;String&gt; </w:t>
+      </w:r>
+      <w:proofErr w:type="spellStart"/>
       <w:r>
         <w:rPr>
           <w:spacing w:val="-4"/>
           <w:lang w:val="en-US"/>
         </w:rPr>
-        <w:t xml:space="preserve">List&lt;String&gt; </w:t>
-      </w:r>
-      <w:proofErr w:type="spellStart"/>
+        <w:t>mercenarios</w:t>
+      </w:r>
+      <w:proofErr w:type="spellEnd"/>
       <w:r>
         <w:rPr>
           <w:spacing w:val="-4"/>
           <w:lang w:val="en-US"/>
         </w:rPr>
-        <w:t>mercenarios</w:t>
-      </w:r>
-      <w:proofErr w:type="spellEnd"/>
+        <w:t xml:space="preserve">, String </w:t>
+      </w:r>
+      <w:proofErr w:type="spellStart"/>
       <w:r>
         <w:rPr>
           <w:spacing w:val="-4"/>
           <w:lang w:val="en-US"/>
         </w:rPr>
-        <w:t xml:space="preserve">, String </w:t>
-      </w:r>
-      <w:proofErr w:type="spellStart"/>
+        <w:t>nombre</w:t>
+      </w:r>
+      <w:proofErr w:type="spellEnd"/>
       <w:r>
         <w:rPr>
           <w:spacing w:val="-4"/>
           <w:lang w:val="en-US"/>
         </w:rPr>
-        <w:t>nombre</w:t>
-      </w:r>
-      <w:proofErr w:type="spellEnd"/>
-      <w:r>
-        <w:rPr>
-          <w:spacing w:val="-4"/>
-          <w:lang w:val="en-US"/>
-        </w:rPr>
-        <w:t>)</w:t>
-      </w:r>
-      <w:r>
-        <w:rPr>
-          <w:spacing w:val="-4"/>
-          <w:lang w:val="en-US"/>
-        </w:rPr>
-        <w:t xml:space="preserve">, </w:t>
+        <w:t xml:space="preserve">), </w:t>
       </w:r>
       <w:r>
         <w:rPr>
@@ -7335,7 +7256,6 @@
         <w:t xml:space="preserve">, </w:t>
       </w:r>
       <w:proofErr w:type="spellStart"/>
-      <w:proofErr w:type="gramStart"/>
       <w:r>
         <w:rPr>
           <w:w w:val="90"/>
@@ -7347,14 +7267,7 @@
         <w:rPr>
           <w:w w:val="90"/>
         </w:rPr>
-        <w:t>(</w:t>
-      </w:r>
-      <w:proofErr w:type="gramEnd"/>
-      <w:r>
-        <w:rPr>
-          <w:w w:val="90"/>
-        </w:rPr>
-        <w:t>).</w:t>
+        <w:t>().</w:t>
       </w:r>
     </w:p>
     <w:p>
@@ -7417,7 +7330,6 @@
         <w:t xml:space="preserve">. El manejo de la ausencia de resultados debe realizarse exclusivamente con </w:t>
       </w:r>
       <w:proofErr w:type="spellStart"/>
-      <w:proofErr w:type="gramStart"/>
       <w:r>
         <w:rPr>
           <w:bCs/>
@@ -7433,16 +7345,7 @@
           <w:i/>
           <w:spacing w:val="-6"/>
         </w:rPr>
-        <w:t>(</w:t>
-      </w:r>
-      <w:proofErr w:type="gramEnd"/>
-      <w:r>
-        <w:rPr>
-          <w:bCs/>
-          <w:i/>
-          <w:spacing w:val="-6"/>
-        </w:rPr>
-        <w:t>).</w:t>
+        <w:t>().</w:t>
       </w:r>
     </w:p>
     <w:p>
@@ -7666,20 +7569,28 @@
         <w:rPr>
           <w:spacing w:val="-6"/>
         </w:rPr>
-        <w:t xml:space="preserve">Lista = </w:t>
-      </w:r>
+        <w:t>Lista = "</w:t>
+      </w:r>
+      <w:proofErr w:type="spellStart"/>
       <w:r>
         <w:rPr>
           <w:spacing w:val="-6"/>
         </w:rPr>
-        <w:t>"</w:t>
+        <w:t>Geralt</w:t>
+      </w:r>
+      <w:proofErr w:type="spellEnd"/>
+      <w:r>
+        <w:rPr>
+          <w:spacing w:val="-6"/>
+        </w:rPr>
+        <w:t>", "</w:t>
       </w:r>
       <w:proofErr w:type="spellStart"/>
       <w:r>
         <w:rPr>
           <w:spacing w:val="-6"/>
         </w:rPr>
-        <w:t>Geralt</w:t>
+        <w:t>Letho</w:t>
       </w:r>
       <w:proofErr w:type="spellEnd"/>
       <w:r>
@@ -7693,48 +7604,28 @@
         <w:rPr>
           <w:spacing w:val="-6"/>
         </w:rPr>
-        <w:t>Letho</w:t>
+        <w:t>Eskel</w:t>
       </w:r>
       <w:proofErr w:type="spellEnd"/>
       <w:r>
         <w:rPr>
           <w:spacing w:val="-6"/>
         </w:rPr>
-        <w:t>", "</w:t>
+        <w:t>", "Lambert", "</w:t>
       </w:r>
       <w:proofErr w:type="spellStart"/>
       <w:r>
         <w:rPr>
           <w:spacing w:val="-6"/>
         </w:rPr>
-        <w:t>Eskel</w:t>
+        <w:t>Coën</w:t>
       </w:r>
       <w:proofErr w:type="spellEnd"/>
       <w:r>
         <w:rPr>
           <w:spacing w:val="-6"/>
         </w:rPr>
-        <w:t>", "Lambert", "</w:t>
-      </w:r>
-      <w:proofErr w:type="spellStart"/>
-      <w:r>
-        <w:rPr>
-          <w:spacing w:val="-6"/>
-        </w:rPr>
-        <w:t>Coën</w:t>
-      </w:r>
-      <w:proofErr w:type="spellEnd"/>
-      <w:r>
-        <w:rPr>
-          <w:spacing w:val="-6"/>
-        </w:rPr>
-        <w:t>"</w:t>
-      </w:r>
-      <w:r>
-        <w:rPr>
-          <w:spacing w:val="-6"/>
-        </w:rPr>
-        <w:t xml:space="preserve"> y se</w:t>
+        <w:t>" y se</w:t>
       </w:r>
       <w:r>
         <w:rPr>
@@ -8299,23 +8190,13 @@
         </w:rPr>
         <w:t>main (</w:t>
       </w:r>
-      <w:proofErr w:type="gramStart"/>
       <w:r>
         <w:rPr>
           <w:w w:val="90"/>
           <w:szCs w:val="24"/>
           <w:lang w:val="en-US"/>
         </w:rPr>
-        <w:t>String[</w:t>
-      </w:r>
-      <w:proofErr w:type="gramEnd"/>
-      <w:r>
-        <w:rPr>
-          <w:w w:val="90"/>
-          <w:szCs w:val="24"/>
-          <w:lang w:val="en-US"/>
-        </w:rPr>
-        <w:t xml:space="preserve">] </w:t>
+        <w:t xml:space="preserve">String[] </w:t>
       </w:r>
       <w:proofErr w:type="spellStart"/>
       <w:r>
@@ -8385,7 +8266,6 @@
         <w:t>Autorizadas</w:t>
       </w:r>
       <w:proofErr w:type="spellEnd"/>
-      <w:proofErr w:type="gramStart"/>
       <w:r>
         <w:rPr>
           <w:b/>
@@ -8410,86 +8290,43 @@
           <w:szCs w:val="24"/>
           <w:lang w:val="en-US"/>
         </w:rPr>
-        <w:t xml:space="preserve"> </w:t>
-      </w:r>
+        <w:t xml:space="preserve"> try-with-resources, </w:t>
+      </w:r>
+      <w:proofErr w:type="spellStart"/>
       <w:r>
         <w:rPr>
           <w:spacing w:val="-6"/>
           <w:szCs w:val="24"/>
           <w:lang w:val="en-US"/>
         </w:rPr>
-        <w:t>try</w:t>
-      </w:r>
-      <w:proofErr w:type="gramEnd"/>
+        <w:t>Files.write</w:t>
+      </w:r>
+      <w:proofErr w:type="spellEnd"/>
       <w:r>
         <w:rPr>
           <w:spacing w:val="-6"/>
           <w:szCs w:val="24"/>
           <w:lang w:val="en-US"/>
         </w:rPr>
-        <w:t>-with-resources</w:t>
-      </w:r>
+        <w:t xml:space="preserve">(), </w:t>
+      </w:r>
+      <w:proofErr w:type="spellStart"/>
       <w:r>
         <w:rPr>
           <w:spacing w:val="-6"/>
           <w:szCs w:val="24"/>
           <w:lang w:val="en-US"/>
         </w:rPr>
-        <w:t xml:space="preserve">, </w:t>
-      </w:r>
-      <w:proofErr w:type="spellStart"/>
+        <w:t>newLine</w:t>
+      </w:r>
+      <w:proofErr w:type="spellEnd"/>
       <w:r>
         <w:rPr>
           <w:spacing w:val="-6"/>
           <w:szCs w:val="24"/>
           <w:lang w:val="en-US"/>
         </w:rPr>
-        <w:t>Files.write</w:t>
-      </w:r>
-      <w:proofErr w:type="spellEnd"/>
-      <w:r>
-        <w:rPr>
-          <w:spacing w:val="-6"/>
-          <w:szCs w:val="24"/>
-          <w:lang w:val="en-US"/>
-        </w:rPr>
         <w:t>()</w:t>
-      </w:r>
-      <w:r>
-        <w:rPr>
-          <w:spacing w:val="-6"/>
-          <w:szCs w:val="24"/>
-          <w:lang w:val="en-US"/>
-        </w:rPr>
-        <w:t xml:space="preserve">, </w:t>
-      </w:r>
-      <w:proofErr w:type="spellStart"/>
-      <w:proofErr w:type="gramStart"/>
-      <w:r>
-        <w:rPr>
-          <w:spacing w:val="-6"/>
-          <w:szCs w:val="24"/>
-          <w:lang w:val="en-US"/>
-        </w:rPr>
-        <w:t>newLine</w:t>
-      </w:r>
-      <w:proofErr w:type="spellEnd"/>
-      <w:r>
-        <w:rPr>
-          <w:spacing w:val="-6"/>
-          <w:szCs w:val="24"/>
-          <w:lang w:val="en-US"/>
-        </w:rPr>
-        <w:t>(</w:t>
-      </w:r>
-      <w:proofErr w:type="gramEnd"/>
-      <w:r>
-        <w:rPr>
-          <w:spacing w:val="-6"/>
-          <w:szCs w:val="24"/>
-          <w:lang w:val="en-US"/>
-        </w:rPr>
-        <w:t>)</w:t>
       </w:r>
     </w:p>
     <w:p>
@@ -8529,15 +8366,7 @@
           <w:szCs w:val="24"/>
           <w:lang w:val="en-US"/>
         </w:rPr>
-        <w:t>()</w:t>
-      </w:r>
-      <w:r>
-        <w:rPr>
-          <w:spacing w:val="-6"/>
-          <w:szCs w:val="24"/>
-          <w:lang w:val="en-US"/>
-        </w:rPr>
-        <w:t xml:space="preserve">, </w:t>
+        <w:t xml:space="preserve">(), </w:t>
       </w:r>
       <w:proofErr w:type="spellStart"/>
       <w:r>
@@ -8652,24 +8481,16 @@
         <w:rPr>
           <w:lang w:val="es-ES"/>
         </w:rPr>
-        <w:t xml:space="preserve">Está prohibido dejar recursos abiertos manualmente; no se debe depender de llamadas directas </w:t>
-      </w:r>
-      <w:proofErr w:type="gramStart"/>
+        <w:t>Está prohibido dejar recursos abiertos manualmente; no se debe depender de llamadas directas a .</w:t>
+      </w:r>
+      <w:proofErr w:type="spellStart"/>
       <w:r>
         <w:rPr>
           <w:lang w:val="es-ES"/>
         </w:rPr>
-        <w:t>a .</w:t>
-      </w:r>
-      <w:proofErr w:type="spellStart"/>
-      <w:r>
-        <w:rPr>
-          <w:lang w:val="es-ES"/>
-        </w:rPr>
         <w:t>close</w:t>
       </w:r>
       <w:proofErr w:type="spellEnd"/>
-      <w:proofErr w:type="gramEnd"/>
       <w:r>
         <w:rPr>
           <w:lang w:val="es-ES"/>
@@ -9126,8 +8947,52 @@
           <w:spacing w:val="-6"/>
           <w:szCs w:val="24"/>
         </w:rPr>
-        <w:t>F</w:t>
-      </w:r>
+        <w:t>Filtrado:</w:t>
+      </w:r>
+      <w:r>
+        <w:rPr>
+          <w:bCs/>
+          <w:spacing w:val="-6"/>
+          <w:szCs w:val="24"/>
+        </w:rPr>
+        <w:t xml:space="preserve"> </w:t>
+      </w:r>
+      <w:r>
+        <w:rPr>
+          <w:bCs/>
+          <w:spacing w:val="-6"/>
+          <w:szCs w:val="24"/>
+        </w:rPr>
+        <w:t>["</w:t>
+      </w:r>
+      <w:proofErr w:type="spellStart"/>
+      <w:r>
+        <w:rPr>
+          <w:bCs/>
+          <w:spacing w:val="-6"/>
+          <w:szCs w:val="24"/>
+        </w:rPr>
+        <w:t>Katana</w:t>
+      </w:r>
+      <w:proofErr w:type="spellEnd"/>
+      <w:r>
+        <w:rPr>
+          <w:bCs/>
+          <w:spacing w:val="-6"/>
+          <w:szCs w:val="24"/>
+        </w:rPr>
+        <w:t>", "Oro", "Diamante"]</w:t>
+      </w:r>
+    </w:p>
+    <w:p>
+      <w:pPr>
+        <w:ind w:left="622"/>
+        <w:rPr>
+          <w:bCs/>
+          <w:spacing w:val="-6"/>
+          <w:szCs w:val="24"/>
+        </w:rPr>
+      </w:pPr>
       <w:r>
         <w:rPr>
           <w:b/>
@@ -9136,17 +9001,7 @@
           <w:spacing w:val="-6"/>
           <w:szCs w:val="24"/>
         </w:rPr>
-        <w:t>iltrado</w:t>
-      </w:r>
-      <w:r>
-        <w:rPr>
-          <w:b/>
-          <w:i/>
-          <w:iCs/>
-          <w:spacing w:val="-6"/>
-          <w:szCs w:val="24"/>
-        </w:rPr>
-        <w:t>:</w:t>
+        <w:t>Archivo generado:</w:t>
       </w:r>
       <w:r>
         <w:rPr>
@@ -9154,69 +9009,7 @@
           <w:spacing w:val="-6"/>
           <w:szCs w:val="24"/>
         </w:rPr>
-        <w:t xml:space="preserve"> </w:t>
-      </w:r>
-      <w:r>
-        <w:rPr>
-          <w:bCs/>
-          <w:spacing w:val="-6"/>
-          <w:szCs w:val="24"/>
-        </w:rPr>
-        <w:t>["</w:t>
-      </w:r>
-      <w:proofErr w:type="spellStart"/>
-      <w:r>
-        <w:rPr>
-          <w:bCs/>
-          <w:spacing w:val="-6"/>
-          <w:szCs w:val="24"/>
-        </w:rPr>
-        <w:t>Katana</w:t>
-      </w:r>
-      <w:proofErr w:type="spellEnd"/>
-      <w:r>
-        <w:rPr>
-          <w:bCs/>
-          <w:spacing w:val="-6"/>
-          <w:szCs w:val="24"/>
-        </w:rPr>
-        <w:t>", "Oro", "Diamante"]</w:t>
-      </w:r>
-    </w:p>
-    <w:p>
-      <w:pPr>
-        <w:ind w:left="622"/>
-        <w:rPr>
-          <w:bCs/>
-          <w:spacing w:val="-6"/>
-          <w:szCs w:val="24"/>
-        </w:rPr>
-      </w:pPr>
-      <w:r>
-        <w:rPr>
-          <w:b/>
-          <w:i/>
-          <w:iCs/>
-          <w:spacing w:val="-6"/>
-          <w:szCs w:val="24"/>
-        </w:rPr>
-        <w:t>Archivo generado:</w:t>
-      </w:r>
-      <w:r>
-        <w:rPr>
-          <w:bCs/>
-          <w:spacing w:val="-6"/>
-          <w:szCs w:val="24"/>
-        </w:rPr>
-        <w:t xml:space="preserve"> </w:t>
-      </w:r>
-      <w:r>
-        <w:rPr>
-          <w:bCs/>
-          <w:spacing w:val="-6"/>
-          <w:szCs w:val="24"/>
-        </w:rPr>
-        <w:t>deadpool_loot.txt</w:t>
+        <w:t xml:space="preserve"> deadpool_loot.txt</w:t>
       </w:r>
     </w:p>
     <w:p>
@@ -9442,39 +9235,42 @@
     </w:p>
     <w:p>
       <w:pPr>
-        <w:pStyle w:val="Ttulo4"/>
+        <w:pStyle w:val="Sinespaciado"/>
         <w:numPr>
-          <w:ilvl w:val="1"/>
-          <w:numId w:val="8"/>
+          <w:ilvl w:val="0"/>
+          <w:numId w:val="37"/>
         </w:numPr>
-        <w:tabs>
-          <w:tab w:val="left" w:pos="1341"/>
-        </w:tabs>
-        <w:spacing w:line="290" w:lineRule="exact"/>
-        <w:ind w:left="1341"/>
-      </w:pPr>
-      <w:r>
-        <w:rPr>
-          <w:spacing w:val="-2"/>
-        </w:rPr>
-        <w:t>Método:</w:t>
-      </w:r>
-      <w:r>
-        <w:rPr>
-          <w:spacing w:val="-2"/>
-        </w:rPr>
+      </w:pPr>
+      <w:proofErr w:type="spellStart"/>
+      <w:r>
+        <w:rPr>
+          <w:b/>
+          <w:bCs/>
+        </w:rPr>
+        <w:t>Método</w:t>
+      </w:r>
+      <w:proofErr w:type="spellEnd"/>
+      <w:r>
+        <w:rPr>
+          <w:b/>
+          <w:bCs/>
+        </w:rPr>
+        <w:t>:</w:t>
+      </w:r>
+      <w:r>
         <w:t xml:space="preserve"> </w:t>
       </w:r>
+      <w:r>
+        <w:t xml:space="preserve">public static void main(String[] </w:t>
+      </w:r>
       <w:proofErr w:type="spellStart"/>
       <w:r>
-        <w:rPr>
-          <w:b w:val="0"/>
-          <w:bCs w:val="0"/>
-          <w:spacing w:val="-2"/>
-        </w:rPr>
-        <w:t>Any</w:t>
+        <w:t>args</w:t>
       </w:r>
       <w:proofErr w:type="spellEnd"/>
+      <w:r>
+        <w:t>)</w:t>
+      </w:r>
     </w:p>
     <w:p>
       <w:pPr>
@@ -9593,21 +9389,150 @@
     </w:p>
     <w:p>
       <w:pPr>
-        <w:pStyle w:val="Textoindependiente"/>
+        <w:pStyle w:val="Sinespaciado"/>
         <w:numPr>
-          <w:ilvl w:val="2"/>
-          <w:numId w:val="8"/>
+          <w:ilvl w:val="0"/>
+          <w:numId w:val="34"/>
         </w:numPr>
-        <w:spacing w:before="14"/>
-      </w:pPr>
-      <w:r>
-        <w:t>Debes ordenar los hechizos alfabéticamente antes de escribirlos.</w:t>
+        <w:rPr>
+          <w:lang w:val="es-ES"/>
+        </w:rPr>
+      </w:pPr>
+      <w:r>
+        <w:rPr>
+          <w:lang w:val="es-ES"/>
+        </w:rPr>
+        <w:t xml:space="preserve">Debes eliminar los hechizos duplicados utilizando </w:t>
+      </w:r>
+      <w:proofErr w:type="spellStart"/>
+      <w:r>
+        <w:rPr>
+          <w:rFonts w:cs="Courier New"/>
+          <w:sz w:val="20"/>
+          <w:szCs w:val="20"/>
+          <w:lang w:val="es-ES"/>
+        </w:rPr>
+        <w:t>distinct</w:t>
+      </w:r>
+      <w:proofErr w:type="spellEnd"/>
+      <w:r>
+        <w:rPr>
+          <w:rFonts w:cs="Courier New"/>
+          <w:sz w:val="20"/>
+          <w:szCs w:val="20"/>
+          <w:lang w:val="es-ES"/>
+        </w:rPr>
+        <w:t>()</w:t>
+      </w:r>
+      <w:r>
+        <w:rPr>
+          <w:lang w:val="es-ES"/>
+        </w:rPr>
+        <w:t xml:space="preserve">. </w:t>
+      </w:r>
+    </w:p>
+    <w:p>
+      <w:pPr>
+        <w:pStyle w:val="Sinespaciado"/>
+        <w:numPr>
+          <w:ilvl w:val="0"/>
+          <w:numId w:val="34"/>
+        </w:numPr>
+        <w:rPr>
+          <w:lang w:val="es-ES"/>
+        </w:rPr>
+      </w:pPr>
+      <w:r>
+        <w:rPr>
+          <w:lang w:val="es-ES"/>
+        </w:rPr>
+        <w:t xml:space="preserve">Debes ordenar los hechizos alfabéticamente utilizando </w:t>
+      </w:r>
+      <w:proofErr w:type="spellStart"/>
+      <w:r>
+        <w:rPr>
+          <w:rFonts w:cs="Courier New"/>
+          <w:sz w:val="20"/>
+          <w:szCs w:val="20"/>
+          <w:lang w:val="es-ES"/>
+        </w:rPr>
+        <w:t>sorted</w:t>
+      </w:r>
+      <w:proofErr w:type="spellEnd"/>
+      <w:r>
+        <w:rPr>
+          <w:rFonts w:cs="Courier New"/>
+          <w:sz w:val="20"/>
+          <w:szCs w:val="20"/>
+          <w:lang w:val="es-ES"/>
+        </w:rPr>
+        <w:t>()</w:t>
+      </w:r>
+      <w:r>
+        <w:rPr>
+          <w:lang w:val="es-ES"/>
+        </w:rPr>
+        <w:t xml:space="preserve">. </w:t>
+      </w:r>
+    </w:p>
+    <w:p>
+      <w:pPr>
+        <w:pStyle w:val="Sinespaciado"/>
+        <w:numPr>
+          <w:ilvl w:val="0"/>
+          <w:numId w:val="34"/>
+        </w:numPr>
+        <w:rPr>
+          <w:rFonts w:eastAsia="Trebuchet MS" w:cs="Trebuchet MS"/>
+          <w:lang w:val="es-ES"/>
+        </w:rPr>
+      </w:pPr>
+      <w:r>
+        <w:rPr>
+          <w:lang w:val="es-ES"/>
+        </w:rPr>
+        <w:t>No está permitido ordenar la lista manualmente con bucles (</w:t>
+      </w:r>
+      <w:proofErr w:type="spellStart"/>
+      <w:r>
+        <w:rPr>
+          <w:rFonts w:cs="Courier New"/>
+          <w:sz w:val="20"/>
+          <w:szCs w:val="20"/>
+          <w:lang w:val="es-ES"/>
+        </w:rPr>
+        <w:t>for</w:t>
+      </w:r>
+      <w:proofErr w:type="spellEnd"/>
+      <w:r>
+        <w:rPr>
+          <w:lang w:val="es-ES"/>
+        </w:rPr>
+        <w:t xml:space="preserve">, </w:t>
+      </w:r>
+      <w:proofErr w:type="spellStart"/>
+      <w:r>
+        <w:rPr>
+          <w:rFonts w:cs="Courier New"/>
+          <w:sz w:val="20"/>
+          <w:szCs w:val="20"/>
+          <w:lang w:val="es-ES"/>
+        </w:rPr>
+        <w:t>while</w:t>
+      </w:r>
+      <w:proofErr w:type="spellEnd"/>
+      <w:r>
+        <w:rPr>
+          <w:lang w:val="es-ES"/>
+        </w:rPr>
+        <w:t>) o algoritmos propios.</w:t>
       </w:r>
     </w:p>
     <w:p>
       <w:pPr>
         <w:pStyle w:val="Textoindependiente"/>
         <w:spacing w:before="14"/>
+        <w:ind w:left="622"/>
       </w:pPr>
     </w:p>
     <w:p>
@@ -9617,7 +9542,7 @@
         <w:ind w:left="622"/>
         <w:rPr>
           <w:bCs/>
-          <w:sz w:val="20"/>
+          <w:spacing w:val="-22"/>
         </w:rPr>
       </w:pPr>
       <w:r>
@@ -9639,7 +9564,7 @@
           <w:b/>
           <w:spacing w:val="-6"/>
         </w:rPr>
-        <w:t>-</w:t>
+        <w:t>–</w:t>
       </w:r>
       <w:r>
         <w:rPr>
@@ -9653,15 +9578,370 @@
           <w:bCs/>
           <w:spacing w:val="-22"/>
         </w:rPr>
-        <w:t>Recibir una lista desordenada y con duplicados de hechizos y procesarlos.</w:t>
+        <w:t>Crear</w:t>
+      </w:r>
+      <w:r>
+        <w:rPr>
+          <w:bCs/>
+        </w:rPr>
+        <w:t xml:space="preserve"> un programa que reciba una lista de hechizos desordenados y con elementos repetidos.</w:t>
       </w:r>
     </w:p>
     <w:p>
       <w:pPr>
         <w:pStyle w:val="Textoindependiente"/>
+        <w:spacing w:before="1"/>
+        <w:ind w:left="622"/>
+        <w:rPr>
+          <w:bCs/>
+        </w:rPr>
+      </w:pPr>
+    </w:p>
+    <w:p>
+      <w:pPr>
+        <w:pStyle w:val="Textoindependiente"/>
+        <w:spacing w:before="1"/>
+        <w:ind w:left="622"/>
+        <w:rPr>
+          <w:bCs/>
+          <w:lang w:val="en-US"/>
+        </w:rPr>
+      </w:pPr>
+      <w:r>
+        <w:rPr>
+          <w:bCs/>
+          <w:lang w:val="en-US"/>
+        </w:rPr>
+        <w:t xml:space="preserve">El </w:t>
+      </w:r>
+      <w:proofErr w:type="spellStart"/>
+      <w:r>
+        <w:rPr>
+          <w:bCs/>
+          <w:lang w:val="en-US"/>
+        </w:rPr>
+        <w:t>programa</w:t>
+      </w:r>
+      <w:proofErr w:type="spellEnd"/>
+      <w:r>
+        <w:rPr>
+          <w:bCs/>
+          <w:lang w:val="en-US"/>
+        </w:rPr>
+        <w:t xml:space="preserve"> </w:t>
+      </w:r>
+      <w:proofErr w:type="spellStart"/>
+      <w:r>
+        <w:rPr>
+          <w:bCs/>
+          <w:lang w:val="en-US"/>
+        </w:rPr>
+        <w:t>debe</w:t>
+      </w:r>
+      <w:proofErr w:type="spellEnd"/>
+      <w:r>
+        <w:rPr>
+          <w:bCs/>
+          <w:lang w:val="en-US"/>
+        </w:rPr>
+        <w:t>:</w:t>
+      </w:r>
+    </w:p>
+    <w:p>
+      <w:pPr>
+        <w:pStyle w:val="Textoindependiente"/>
+        <w:numPr>
+          <w:ilvl w:val="0"/>
+          <w:numId w:val="33"/>
+        </w:numPr>
+        <w:tabs>
+          <w:tab w:val="clear" w:pos="720"/>
+          <w:tab w:val="num" w:pos="1308"/>
+        </w:tabs>
+        <w:spacing w:before="1"/>
+        <w:ind w:left="1308"/>
+        <w:rPr>
+          <w:bCs/>
+        </w:rPr>
+      </w:pPr>
+      <w:r>
+        <w:rPr>
+          <w:bCs/>
+        </w:rPr>
+        <w:t>Crear una lista de hechizos (</w:t>
+      </w:r>
+      <w:proofErr w:type="spellStart"/>
+      <w:r>
+        <w:rPr>
+          <w:bCs/>
+        </w:rPr>
+        <w:t>List</w:t>
+      </w:r>
+      <w:proofErr w:type="spellEnd"/>
+      <w:r>
+        <w:rPr>
+          <w:bCs/>
+        </w:rPr>
+        <w:t>&lt;</w:t>
+      </w:r>
+      <w:proofErr w:type="spellStart"/>
+      <w:r>
+        <w:rPr>
+          <w:bCs/>
+        </w:rPr>
+        <w:t>String</w:t>
+      </w:r>
+      <w:proofErr w:type="spellEnd"/>
+      <w:r>
+        <w:rPr>
+          <w:bCs/>
+        </w:rPr>
+        <w:t xml:space="preserve">&gt;). </w:t>
+      </w:r>
+    </w:p>
+    <w:p>
+      <w:pPr>
+        <w:pStyle w:val="Textoindependiente"/>
+        <w:numPr>
+          <w:ilvl w:val="0"/>
+          <w:numId w:val="33"/>
+        </w:numPr>
+        <w:tabs>
+          <w:tab w:val="clear" w:pos="720"/>
+          <w:tab w:val="num" w:pos="1308"/>
+        </w:tabs>
+        <w:spacing w:before="1"/>
+        <w:ind w:left="1308"/>
+        <w:rPr>
+          <w:bCs/>
+          <w:lang w:val="en-US"/>
+        </w:rPr>
+      </w:pPr>
+      <w:proofErr w:type="spellStart"/>
+      <w:r>
+        <w:rPr>
+          <w:bCs/>
+          <w:lang w:val="en-US"/>
+        </w:rPr>
+        <w:t>Eliminar</w:t>
+      </w:r>
+      <w:proofErr w:type="spellEnd"/>
+      <w:r>
+        <w:rPr>
+          <w:bCs/>
+          <w:lang w:val="en-US"/>
+        </w:rPr>
+        <w:t xml:space="preserve"> </w:t>
+      </w:r>
+      <w:proofErr w:type="spellStart"/>
+      <w:r>
+        <w:rPr>
+          <w:bCs/>
+          <w:lang w:val="en-US"/>
+        </w:rPr>
+        <w:t>los</w:t>
+      </w:r>
+      <w:proofErr w:type="spellEnd"/>
+      <w:r>
+        <w:rPr>
+          <w:bCs/>
+          <w:lang w:val="en-US"/>
+        </w:rPr>
+        <w:t xml:space="preserve"> </w:t>
+      </w:r>
+      <w:proofErr w:type="spellStart"/>
+      <w:r>
+        <w:rPr>
+          <w:bCs/>
+          <w:lang w:val="en-US"/>
+        </w:rPr>
+        <w:t>hechizos</w:t>
+      </w:r>
+      <w:proofErr w:type="spellEnd"/>
+      <w:r>
+        <w:rPr>
+          <w:bCs/>
+          <w:lang w:val="en-US"/>
+        </w:rPr>
+        <w:t xml:space="preserve"> </w:t>
+      </w:r>
+      <w:proofErr w:type="spellStart"/>
+      <w:r>
+        <w:rPr>
+          <w:bCs/>
+          <w:lang w:val="en-US"/>
+        </w:rPr>
+        <w:t>duplicados</w:t>
+      </w:r>
+      <w:proofErr w:type="spellEnd"/>
+      <w:r>
+        <w:rPr>
+          <w:bCs/>
+          <w:lang w:val="en-US"/>
+        </w:rPr>
+        <w:t xml:space="preserve">. </w:t>
+      </w:r>
+    </w:p>
+    <w:p>
+      <w:pPr>
+        <w:pStyle w:val="Textoindependiente"/>
+        <w:numPr>
+          <w:ilvl w:val="0"/>
+          <w:numId w:val="33"/>
+        </w:numPr>
+        <w:tabs>
+          <w:tab w:val="clear" w:pos="720"/>
+          <w:tab w:val="num" w:pos="1308"/>
+        </w:tabs>
+        <w:spacing w:before="1"/>
+        <w:ind w:left="1308"/>
+        <w:rPr>
+          <w:bCs/>
+          <w:lang w:val="en-US"/>
+        </w:rPr>
+      </w:pPr>
+      <w:proofErr w:type="spellStart"/>
+      <w:r>
+        <w:rPr>
+          <w:bCs/>
+          <w:lang w:val="en-US"/>
+        </w:rPr>
+        <w:t>Ordenar</w:t>
+      </w:r>
+      <w:proofErr w:type="spellEnd"/>
+      <w:r>
+        <w:rPr>
+          <w:bCs/>
+          <w:lang w:val="en-US"/>
+        </w:rPr>
+        <w:t xml:space="preserve"> </w:t>
+      </w:r>
+      <w:proofErr w:type="spellStart"/>
+      <w:r>
+        <w:rPr>
+          <w:bCs/>
+          <w:lang w:val="en-US"/>
+        </w:rPr>
+        <w:t>los</w:t>
+      </w:r>
+      <w:proofErr w:type="spellEnd"/>
+      <w:r>
+        <w:rPr>
+          <w:bCs/>
+          <w:lang w:val="en-US"/>
+        </w:rPr>
+        <w:t xml:space="preserve"> </w:t>
+      </w:r>
+      <w:proofErr w:type="spellStart"/>
+      <w:r>
+        <w:rPr>
+          <w:bCs/>
+          <w:lang w:val="en-US"/>
+        </w:rPr>
+        <w:t>hechizos</w:t>
+      </w:r>
+      <w:proofErr w:type="spellEnd"/>
+      <w:r>
+        <w:rPr>
+          <w:bCs/>
+          <w:lang w:val="en-US"/>
+        </w:rPr>
+        <w:t xml:space="preserve"> </w:t>
+      </w:r>
+      <w:proofErr w:type="spellStart"/>
+      <w:r>
+        <w:rPr>
+          <w:bCs/>
+          <w:lang w:val="en-US"/>
+        </w:rPr>
+        <w:t>alfabéticamente</w:t>
+      </w:r>
+      <w:proofErr w:type="spellEnd"/>
+      <w:r>
+        <w:rPr>
+          <w:bCs/>
+          <w:lang w:val="en-US"/>
+        </w:rPr>
+        <w:t xml:space="preserve">. </w:t>
+      </w:r>
+    </w:p>
+    <w:p>
+      <w:pPr>
+        <w:pStyle w:val="Textoindependiente"/>
+        <w:numPr>
+          <w:ilvl w:val="0"/>
+          <w:numId w:val="33"/>
+        </w:numPr>
+        <w:tabs>
+          <w:tab w:val="clear" w:pos="720"/>
+          <w:tab w:val="num" w:pos="1308"/>
+        </w:tabs>
+        <w:spacing w:before="1"/>
+        <w:ind w:left="1308"/>
+        <w:rPr>
+          <w:bCs/>
+        </w:rPr>
+      </w:pPr>
+      <w:r>
+        <w:rPr>
+          <w:bCs/>
+        </w:rPr>
+        <w:t>Mostrar por pantalla la lista final.</w:t>
+      </w:r>
+    </w:p>
+    <w:p>
+      <w:pPr>
+        <w:pStyle w:val="Textoindependiente"/>
         <w:rPr>
           <w:spacing w:val="-2"/>
         </w:rPr>
+      </w:pPr>
+    </w:p>
+    <w:p>
+      <w:pPr>
+        <w:ind w:left="622"/>
+        <w:rPr>
+          <w:bCs/>
+          <w:spacing w:val="-6"/>
+          <w:szCs w:val="24"/>
+          <w:lang w:val="en-US"/>
+        </w:rPr>
+      </w:pPr>
+      <w:r>
+        <w:rPr>
+          <w:b/>
+          <w:i/>
+          <w:iCs/>
+          <w:spacing w:val="-6"/>
+          <w:szCs w:val="24"/>
+          <w:lang w:val="en-US"/>
+        </w:rPr>
+        <w:t>Data</w:t>
+      </w:r>
+      <w:r>
+        <w:rPr>
+          <w:b/>
+          <w:i/>
+          <w:iCs/>
+          <w:spacing w:val="-6"/>
+          <w:szCs w:val="24"/>
+          <w:lang w:val="en-US"/>
+        </w:rPr>
+        <w:t>:</w:t>
+      </w:r>
+      <w:r>
+        <w:rPr>
+          <w:bCs/>
+          <w:spacing w:val="-6"/>
+          <w:szCs w:val="24"/>
+          <w:lang w:val="en-US"/>
+        </w:rPr>
+        <w:t xml:space="preserve"> ["Fireball", "Teleport", "Ice Blast", "Fireball", "Shield", "Teleport", "Lightning"]</w:t>
+      </w:r>
+    </w:p>
+    <w:p>
+      <w:pPr>
+        <w:pStyle w:val="Sinespaciado"/>
       </w:pPr>
     </w:p>
     <w:p>
@@ -9674,6 +9954,7 @@
         <w:rPr>
           <w:b/>
           <w:bCs/>
+          <w:lang w:val="en-US"/>
         </w:rPr>
         <w:t xml:space="preserve">           </w:t>
       </w:r>
@@ -9708,16 +9989,16 @@
         <mc:AlternateContent>
           <mc:Choice Requires="wps">
             <w:drawing>
-              <wp:anchor distT="0" distB="0" distL="114300" distR="114300" simplePos="0" relativeHeight="251643392" behindDoc="0" locked="0" layoutInCell="1" allowOverlap="1" wp14:anchorId="07DEF22C" wp14:editId="6CECE511">
+              <wp:anchor distT="0" distB="0" distL="114300" distR="114300" simplePos="0" relativeHeight="251643392" behindDoc="0" locked="0" layoutInCell="1" allowOverlap="1" wp14:anchorId="07DEF22C" wp14:editId="2D976BE8">
                 <wp:simplePos x="0" y="0"/>
                 <wp:positionH relativeFrom="margin">
-                  <wp:posOffset>335280</wp:posOffset>
+                  <wp:posOffset>333375</wp:posOffset>
                 </wp:positionH>
                 <wp:positionV relativeFrom="paragraph">
                   <wp:posOffset>8890</wp:posOffset>
                 </wp:positionV>
-                <wp:extent cx="5605670" cy="594360"/>
-                <wp:effectExtent l="0" t="0" r="14605" b="15240"/>
+                <wp:extent cx="5605670" cy="1428750"/>
+                <wp:effectExtent l="0" t="0" r="14605" b="19050"/>
                 <wp:wrapNone/>
                 <wp:docPr id="7483895" name="Rectángulo 2"/>
                 <wp:cNvGraphicFramePr/>
@@ -9728,7 +10009,1045 @@
                       <wps:spPr>
                         <a:xfrm>
                           <a:off x="0" y="0"/>
-                          <a:ext cx="5605670" cy="594360"/>
+                          <a:ext cx="5605670" cy="1428750"/>
+                        </a:xfrm>
+                        <a:prstGeom prst="rect">
+                          <a:avLst/>
+                        </a:prstGeom>
+                        <a:solidFill>
+                          <a:schemeClr val="tx1"/>
+                        </a:solidFill>
+                        <a:ln>
+                          <a:solidFill>
+                            <a:schemeClr val="tx1"/>
+                          </a:solidFill>
+                        </a:ln>
+                      </wps:spPr>
+                      <wps:style>
+                        <a:lnRef idx="2">
+                          <a:schemeClr val="accent1">
+                            <a:shade val="15000"/>
+                          </a:schemeClr>
+                        </a:lnRef>
+                        <a:fillRef idx="1">
+                          <a:schemeClr val="accent1"/>
+                        </a:fillRef>
+                        <a:effectRef idx="0">
+                          <a:schemeClr val="accent1"/>
+                        </a:effectRef>
+                        <a:fontRef idx="minor">
+                          <a:schemeClr val="lt1"/>
+                        </a:fontRef>
+                      </wps:style>
+                      <wps:txbx>
+                        <w:txbxContent>
+                          <w:p>
+                            <w:pPr>
+                              <w:pStyle w:val="Sinespaciado"/>
+                              <w:rPr>
+                                <w:rFonts w:ascii="Cascadia Mono SemiBold" w:hAnsi="Cascadia Mono SemiBold" w:cs="Cascadia Mono SemiBold"/>
+                              </w:rPr>
+                            </w:pPr>
+                            <w:r>
+                              <w:rPr>
+                                <w:rFonts w:ascii="Cascadia Mono SemiBold" w:hAnsi="Cascadia Mono SemiBold" w:cs="Cascadia Mono SemiBold"/>
+                              </w:rPr>
+                              <w:t>Unique and sorted spells:</w:t>
+                            </w:r>
+                          </w:p>
+                          <w:p>
+                            <w:pPr>
+                              <w:pStyle w:val="Sinespaciado"/>
+                              <w:rPr>
+                                <w:rFonts w:ascii="Cascadia Mono SemiBold" w:hAnsi="Cascadia Mono SemiBold" w:cs="Cascadia Mono SemiBold"/>
+                              </w:rPr>
+                            </w:pPr>
+                          </w:p>
+                          <w:p>
+                            <w:pPr>
+                              <w:pStyle w:val="Sinespaciado"/>
+                              <w:rPr>
+                                <w:rFonts w:ascii="Cascadia Mono SemiBold" w:hAnsi="Cascadia Mono SemiBold" w:cs="Cascadia Mono SemiBold"/>
+                              </w:rPr>
+                            </w:pPr>
+                            <w:r>
+                              <w:rPr>
+                                <w:rFonts w:ascii="Cascadia Mono SemiBold" w:hAnsi="Cascadia Mono SemiBold" w:cs="Cascadia Mono SemiBold"/>
+                              </w:rPr>
+                              <w:t>Fireball</w:t>
+                            </w:r>
+                          </w:p>
+                          <w:p>
+                            <w:pPr>
+                              <w:pStyle w:val="Sinespaciado"/>
+                              <w:rPr>
+                                <w:rFonts w:ascii="Cascadia Mono SemiBold" w:hAnsi="Cascadia Mono SemiBold" w:cs="Cascadia Mono SemiBold"/>
+                              </w:rPr>
+                            </w:pPr>
+                            <w:r>
+                              <w:rPr>
+                                <w:rFonts w:ascii="Cascadia Mono SemiBold" w:hAnsi="Cascadia Mono SemiBold" w:cs="Cascadia Mono SemiBold"/>
+                              </w:rPr>
+                              <w:t>Ice Blast</w:t>
+                            </w:r>
+                          </w:p>
+                          <w:p>
+                            <w:pPr>
+                              <w:pStyle w:val="Sinespaciado"/>
+                              <w:rPr>
+                                <w:rFonts w:ascii="Cascadia Mono SemiBold" w:hAnsi="Cascadia Mono SemiBold" w:cs="Cascadia Mono SemiBold"/>
+                              </w:rPr>
+                            </w:pPr>
+                            <w:r>
+                              <w:rPr>
+                                <w:rFonts w:ascii="Cascadia Mono SemiBold" w:hAnsi="Cascadia Mono SemiBold" w:cs="Cascadia Mono SemiBold"/>
+                              </w:rPr>
+                              <w:t>Lightning</w:t>
+                            </w:r>
+                          </w:p>
+                          <w:p>
+                            <w:pPr>
+                              <w:pStyle w:val="Sinespaciado"/>
+                              <w:rPr>
+                                <w:rFonts w:ascii="Cascadia Mono SemiBold" w:hAnsi="Cascadia Mono SemiBold" w:cs="Cascadia Mono SemiBold"/>
+                              </w:rPr>
+                            </w:pPr>
+                            <w:r>
+                              <w:rPr>
+                                <w:rFonts w:ascii="Cascadia Mono SemiBold" w:hAnsi="Cascadia Mono SemiBold" w:cs="Cascadia Mono SemiBold"/>
+                              </w:rPr>
+                              <w:t>Shield</w:t>
+                            </w:r>
+                          </w:p>
+                          <w:p>
+                            <w:pPr>
+                              <w:pStyle w:val="Sinespaciado"/>
+                              <w:rPr>
+                                <w:rFonts w:ascii="Cascadia Mono SemiBold" w:hAnsi="Cascadia Mono SemiBold" w:cs="Cascadia Mono SemiBold"/>
+                              </w:rPr>
+                            </w:pPr>
+                            <w:r>
+                              <w:rPr>
+                                <w:rFonts w:ascii="Cascadia Mono SemiBold" w:hAnsi="Cascadia Mono SemiBold" w:cs="Cascadia Mono SemiBold"/>
+                              </w:rPr>
+                              <w:t>Teleport</w:t>
+                            </w:r>
+                          </w:p>
+                        </w:txbxContent>
+                      </wps:txbx>
+                      <wps:bodyPr rot="0" spcFirstLastPara="0" vertOverflow="overflow" horzOverflow="overflow" vert="horz" wrap="square" lIns="91440" tIns="45720" rIns="91440" bIns="45720" numCol="1" spcCol="0" rtlCol="0" fromWordArt="0" anchor="ctr" anchorCtr="0" forceAA="0" compatLnSpc="1">
+                        <a:prstTxWarp prst="textNoShape">
+                          <a:avLst/>
+                        </a:prstTxWarp>
+                        <a:noAutofit/>
+                      </wps:bodyPr>
+                    </wps:wsp>
+                  </a:graphicData>
+                </a:graphic>
+                <wp14:sizeRelH relativeFrom="margin">
+                  <wp14:pctWidth>0</wp14:pctWidth>
+                </wp14:sizeRelH>
+                <wp14:sizeRelV relativeFrom="margin">
+                  <wp14:pctHeight>0</wp14:pctHeight>
+                </wp14:sizeRelV>
+              </wp:anchor>
+            </w:drawing>
+          </mc:Choice>
+          <mc:Fallback>
+            <w:pict>
+              <v:rect w14:anchorId="07DEF22C" id="_x0000_s1031" style="position:absolute;margin-left:26.25pt;margin-top:.7pt;width:441.4pt;height:112.5pt;z-index:251643392;visibility:visible;mso-wrap-style:square;mso-width-percent:0;mso-height-percent:0;mso-wrap-distance-left:9pt;mso-wrap-distance-top:0;mso-wrap-distance-right:9pt;mso-wrap-distance-bottom:0;mso-position-horizontal:absolute;mso-position-horizontal-relative:margin;mso-position-vertical:absolute;mso-position-vertical-relative:text;mso-width-percent:0;mso-height-percent:0;mso-width-relative:margin;mso-height-relative:margin;v-text-anchor:middle" o:gfxdata="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" fillcolor="black [3213]" strokecolor="black [3213]" strokeweight="2pt">
+                <v:textbox>
+                  <w:txbxContent>
+                    <w:p>
+                      <w:pPr>
+                        <w:pStyle w:val="Sinespaciado"/>
+                        <w:rPr>
+                          <w:rFonts w:ascii="Cascadia Mono SemiBold" w:hAnsi="Cascadia Mono SemiBold" w:cs="Cascadia Mono SemiBold"/>
+                        </w:rPr>
+                      </w:pPr>
+                      <w:r>
+                        <w:rPr>
+                          <w:rFonts w:ascii="Cascadia Mono SemiBold" w:hAnsi="Cascadia Mono SemiBold" w:cs="Cascadia Mono SemiBold"/>
+                        </w:rPr>
+                        <w:t>Unique and sorted spells:</w:t>
+                      </w:r>
+                    </w:p>
+                    <w:p>
+                      <w:pPr>
+                        <w:pStyle w:val="Sinespaciado"/>
+                        <w:rPr>
+                          <w:rFonts w:ascii="Cascadia Mono SemiBold" w:hAnsi="Cascadia Mono SemiBold" w:cs="Cascadia Mono SemiBold"/>
+                        </w:rPr>
+                      </w:pPr>
+                    </w:p>
+                    <w:p>
+                      <w:pPr>
+                        <w:pStyle w:val="Sinespaciado"/>
+                        <w:rPr>
+                          <w:rFonts w:ascii="Cascadia Mono SemiBold" w:hAnsi="Cascadia Mono SemiBold" w:cs="Cascadia Mono SemiBold"/>
+                        </w:rPr>
+                      </w:pPr>
+                      <w:r>
+                        <w:rPr>
+                          <w:rFonts w:ascii="Cascadia Mono SemiBold" w:hAnsi="Cascadia Mono SemiBold" w:cs="Cascadia Mono SemiBold"/>
+                        </w:rPr>
+                        <w:t>Fireball</w:t>
+                      </w:r>
+                    </w:p>
+                    <w:p>
+                      <w:pPr>
+                        <w:pStyle w:val="Sinespaciado"/>
+                        <w:rPr>
+                          <w:rFonts w:ascii="Cascadia Mono SemiBold" w:hAnsi="Cascadia Mono SemiBold" w:cs="Cascadia Mono SemiBold"/>
+                        </w:rPr>
+                      </w:pPr>
+                      <w:r>
+                        <w:rPr>
+                          <w:rFonts w:ascii="Cascadia Mono SemiBold" w:hAnsi="Cascadia Mono SemiBold" w:cs="Cascadia Mono SemiBold"/>
+                        </w:rPr>
+                        <w:t>Ice Blast</w:t>
+                      </w:r>
+                    </w:p>
+                    <w:p>
+                      <w:pPr>
+                        <w:pStyle w:val="Sinespaciado"/>
+                        <w:rPr>
+                          <w:rFonts w:ascii="Cascadia Mono SemiBold" w:hAnsi="Cascadia Mono SemiBold" w:cs="Cascadia Mono SemiBold"/>
+                        </w:rPr>
+                      </w:pPr>
+                      <w:r>
+                        <w:rPr>
+                          <w:rFonts w:ascii="Cascadia Mono SemiBold" w:hAnsi="Cascadia Mono SemiBold" w:cs="Cascadia Mono SemiBold"/>
+                        </w:rPr>
+                        <w:t>Lightning</w:t>
+                      </w:r>
+                    </w:p>
+                    <w:p>
+                      <w:pPr>
+                        <w:pStyle w:val="Sinespaciado"/>
+                        <w:rPr>
+                          <w:rFonts w:ascii="Cascadia Mono SemiBold" w:hAnsi="Cascadia Mono SemiBold" w:cs="Cascadia Mono SemiBold"/>
+                        </w:rPr>
+                      </w:pPr>
+                      <w:r>
+                        <w:rPr>
+                          <w:rFonts w:ascii="Cascadia Mono SemiBold" w:hAnsi="Cascadia Mono SemiBold" w:cs="Cascadia Mono SemiBold"/>
+                        </w:rPr>
+                        <w:t>Shield</w:t>
+                      </w:r>
+                    </w:p>
+                    <w:p>
+                      <w:pPr>
+                        <w:pStyle w:val="Sinespaciado"/>
+                        <w:rPr>
+                          <w:rFonts w:ascii="Cascadia Mono SemiBold" w:hAnsi="Cascadia Mono SemiBold" w:cs="Cascadia Mono SemiBold"/>
+                        </w:rPr>
+                      </w:pPr>
+                      <w:r>
+                        <w:rPr>
+                          <w:rFonts w:ascii="Cascadia Mono SemiBold" w:hAnsi="Cascadia Mono SemiBold" w:cs="Cascadia Mono SemiBold"/>
+                        </w:rPr>
+                        <w:t>Teleport</w:t>
+                      </w:r>
+                    </w:p>
+                  </w:txbxContent>
+                </v:textbox>
+                <w10:wrap anchorx="margin"/>
+              </v:rect>
+            </w:pict>
+          </mc:Fallback>
+        </mc:AlternateContent>
+      </w:r>
+    </w:p>
+    <w:p>
+      <w:pPr>
+        <w:pStyle w:val="Sinespaciado"/>
+        <w:rPr>
+          <w:lang w:val="es-ES"/>
+        </w:rPr>
+      </w:pPr>
+    </w:p>
+    <w:p>
+      <w:pPr>
+        <w:pStyle w:val="Textoindependiente"/>
+        <w:rPr>
+          <w:sz w:val="19"/>
+        </w:rPr>
+        <w:sectPr>
+          <w:pgSz w:w="12240" w:h="15840"/>
+          <w:pgMar w:top="1340" w:right="720" w:bottom="1360" w:left="1080" w:header="0" w:footer="1165" w:gutter="0"/>
+          <w:cols w:space="720"/>
+        </w:sectPr>
+      </w:pPr>
+    </w:p>
+    <w:p>
+      <w:pPr>
+        <w:pStyle w:val="Ttulo2"/>
+        <w:numPr>
+          <w:ilvl w:val="0"/>
+          <w:numId w:val="19"/>
+        </w:numPr>
+        <w:jc w:val="left"/>
+      </w:pPr>
+      <w:bookmarkStart w:id="16" w:name="_bookmark8"/>
+      <w:bookmarkStart w:id="17" w:name="_Toc235059753"/>
+      <w:bookmarkEnd w:id="16"/>
+      <w:r>
+        <w:rPr>
+          <w:w w:val="90"/>
+        </w:rPr>
+        <w:lastRenderedPageBreak/>
+        <w:t>Ejercicio</w:t>
+      </w:r>
+      <w:r>
+        <w:rPr>
+          <w:spacing w:val="-10"/>
+          <w:w w:val="90"/>
+        </w:rPr>
+        <w:t xml:space="preserve"> </w:t>
+      </w:r>
+      <w:r>
+        <w:rPr>
+          <w:w w:val="90"/>
+        </w:rPr>
+        <w:t>5:</w:t>
+      </w:r>
+      <w:r>
+        <w:rPr>
+          <w:spacing w:val="-8"/>
+          <w:w w:val="90"/>
+        </w:rPr>
+        <w:t xml:space="preserve"> </w:t>
+      </w:r>
+      <w:r>
+        <w:rPr>
+          <w:w w:val="90"/>
+        </w:rPr>
+        <w:t>Conversión de Datos (</w:t>
+      </w:r>
+      <w:proofErr w:type="spellStart"/>
+      <w:r>
+        <w:rPr>
+          <w:w w:val="90"/>
+        </w:rPr>
+        <w:t>Map</w:t>
+      </w:r>
+      <w:proofErr w:type="spellEnd"/>
+      <w:r>
+        <w:rPr>
+          <w:w w:val="90"/>
+        </w:rPr>
+        <w:t>)</w:t>
+      </w:r>
+      <w:bookmarkEnd w:id="17"/>
+    </w:p>
+    <w:p>
+      <w:pPr>
+        <w:pStyle w:val="Prrafodelista"/>
+        <w:numPr>
+          <w:ilvl w:val="1"/>
+          <w:numId w:val="8"/>
+        </w:numPr>
+        <w:tabs>
+          <w:tab w:val="left" w:pos="1341"/>
+        </w:tabs>
+        <w:spacing w:before="141" w:line="293" w:lineRule="exact"/>
+        <w:ind w:left="1341"/>
+      </w:pPr>
+      <w:r>
+        <w:rPr>
+          <w:b/>
+          <w:spacing w:val="-2"/>
+          <w:w w:val="90"/>
+        </w:rPr>
+        <w:t>Directorio:</w:t>
+      </w:r>
+      <w:r>
+        <w:rPr>
+          <w:b/>
+          <w:spacing w:val="-2"/>
+        </w:rPr>
+        <w:t xml:space="preserve"> </w:t>
+      </w:r>
+      <w:r>
+        <w:rPr>
+          <w:spacing w:val="-4"/>
+        </w:rPr>
+        <w:t>ex5/</w:t>
+      </w:r>
+    </w:p>
+    <w:p>
+      <w:pPr>
+        <w:pStyle w:val="Prrafodelista"/>
+        <w:numPr>
+          <w:ilvl w:val="1"/>
+          <w:numId w:val="8"/>
+        </w:numPr>
+        <w:tabs>
+          <w:tab w:val="left" w:pos="1341"/>
+        </w:tabs>
+        <w:spacing w:line="293" w:lineRule="exact"/>
+        <w:ind w:left="1341"/>
+      </w:pPr>
+      <w:r>
+        <w:rPr>
+          <w:b/>
+          <w:spacing w:val="-2"/>
+          <w:w w:val="90"/>
+        </w:rPr>
+        <w:t>Archivo:</w:t>
+      </w:r>
+      <w:r>
+        <w:rPr>
+          <w:b/>
+          <w:spacing w:val="-6"/>
+          <w:w w:val="90"/>
+        </w:rPr>
+        <w:t xml:space="preserve"> </w:t>
+      </w:r>
+      <w:r>
+        <w:rPr>
+          <w:spacing w:val="-2"/>
+        </w:rPr>
+        <w:t>DataConverter.java</w:t>
+      </w:r>
+    </w:p>
+    <w:p>
+      <w:pPr>
+        <w:pStyle w:val="Sinespaciado"/>
+        <w:numPr>
+          <w:ilvl w:val="1"/>
+          <w:numId w:val="8"/>
+        </w:numPr>
+      </w:pPr>
+      <w:proofErr w:type="spellStart"/>
+      <w:r>
+        <w:rPr>
+          <w:b/>
+          <w:bCs/>
+        </w:rPr>
+        <w:t>Método</w:t>
+      </w:r>
+      <w:proofErr w:type="spellEnd"/>
+      <w:r>
+        <w:rPr>
+          <w:b/>
+          <w:bCs/>
+        </w:rPr>
+        <w:t>:</w:t>
+      </w:r>
+      <w:r>
+        <w:t xml:space="preserve"> public static void main(String[] </w:t>
+      </w:r>
+      <w:proofErr w:type="spellStart"/>
+      <w:r>
+        <w:t>args</w:t>
+      </w:r>
+      <w:proofErr w:type="spellEnd"/>
+      <w:r>
+        <w:t>)</w:t>
+      </w:r>
+    </w:p>
+    <w:p>
+      <w:pPr>
+        <w:pStyle w:val="Prrafodelista"/>
+        <w:numPr>
+          <w:ilvl w:val="1"/>
+          <w:numId w:val="8"/>
+        </w:numPr>
+        <w:tabs>
+          <w:tab w:val="left" w:pos="1341"/>
+        </w:tabs>
+        <w:spacing w:line="293" w:lineRule="exact"/>
+        <w:ind w:left="1341"/>
+        <w:rPr>
+          <w:b/>
+        </w:rPr>
+      </w:pPr>
+      <w:r>
+        <w:rPr>
+          <w:b/>
+          <w:spacing w:val="2"/>
+          <w:w w:val="90"/>
+        </w:rPr>
+        <w:t>Funciones</w:t>
+      </w:r>
+      <w:r>
+        <w:rPr>
+          <w:b/>
+          <w:spacing w:val="12"/>
+        </w:rPr>
+        <w:t xml:space="preserve"> </w:t>
+      </w:r>
+      <w:r>
+        <w:rPr>
+          <w:b/>
+          <w:spacing w:val="2"/>
+          <w:w w:val="90"/>
+        </w:rPr>
+        <w:t>Autorizadas:</w:t>
+      </w:r>
+      <w:r>
+        <w:rPr>
+          <w:b/>
+          <w:spacing w:val="13"/>
+        </w:rPr>
+        <w:t xml:space="preserve"> </w:t>
+      </w:r>
+      <w:proofErr w:type="spellStart"/>
+      <w:r>
+        <w:rPr>
+          <w:spacing w:val="2"/>
+          <w:w w:val="90"/>
+        </w:rPr>
+        <w:t>Stream.map</w:t>
+      </w:r>
+      <w:proofErr w:type="spellEnd"/>
+      <w:r>
+        <w:rPr>
+          <w:spacing w:val="2"/>
+          <w:w w:val="90"/>
+        </w:rPr>
+        <w:t xml:space="preserve">(), </w:t>
+      </w:r>
+      <w:proofErr w:type="spellStart"/>
+      <w:r>
+        <w:rPr>
+          <w:spacing w:val="2"/>
+          <w:w w:val="90"/>
+        </w:rPr>
+        <w:t>Integer</w:t>
+      </w:r>
+      <w:proofErr w:type="spellEnd"/>
+      <w:r>
+        <w:rPr>
+          <w:spacing w:val="2"/>
+          <w:w w:val="90"/>
+        </w:rPr>
+        <w:t>::</w:t>
+      </w:r>
+      <w:proofErr w:type="spellStart"/>
+      <w:r>
+        <w:rPr>
+          <w:spacing w:val="2"/>
+          <w:w w:val="90"/>
+        </w:rPr>
+        <w:t>parseInt</w:t>
+      </w:r>
+      <w:proofErr w:type="spellEnd"/>
+    </w:p>
+    <w:p>
+      <w:pPr>
+        <w:pStyle w:val="Prrafodelista"/>
+        <w:numPr>
+          <w:ilvl w:val="1"/>
+          <w:numId w:val="8"/>
+        </w:numPr>
+        <w:tabs>
+          <w:tab w:val="left" w:pos="1341"/>
+        </w:tabs>
+        <w:spacing w:line="293" w:lineRule="exact"/>
+        <w:ind w:left="1341"/>
+        <w:rPr>
+          <w:b/>
+        </w:rPr>
+      </w:pPr>
+      <w:r>
+        <w:rPr>
+          <w:b/>
+          <w:bCs/>
+          <w:i/>
+          <w:iCs/>
+          <w:spacing w:val="-2"/>
+        </w:rPr>
+        <w:t>Restricción</w:t>
+      </w:r>
+      <w:r>
+        <w:rPr>
+          <w:spacing w:val="-2"/>
+        </w:rPr>
+        <w:t>:</w:t>
+      </w:r>
+    </w:p>
+    <w:p>
+      <w:pPr>
+        <w:pStyle w:val="Sinespaciado"/>
+        <w:numPr>
+          <w:ilvl w:val="0"/>
+          <w:numId w:val="38"/>
+        </w:numPr>
+        <w:rPr>
+          <w:lang w:val="es-ES"/>
+        </w:rPr>
+      </w:pPr>
+      <w:r>
+        <w:rPr>
+          <w:lang w:val="es-ES"/>
+        </w:rPr>
+        <w:t xml:space="preserve">Debes utilizar una </w:t>
+      </w:r>
+      <w:r>
+        <w:rPr>
+          <w:bCs/>
+          <w:lang w:val="es-ES"/>
+        </w:rPr>
+        <w:t>referencia a método</w:t>
+      </w:r>
+      <w:r>
+        <w:rPr>
+          <w:lang w:val="es-ES"/>
+        </w:rPr>
+        <w:t xml:space="preserve"> (</w:t>
+      </w:r>
+      <w:proofErr w:type="spellStart"/>
+      <w:r>
+        <w:rPr>
+          <w:lang w:val="es-ES"/>
+        </w:rPr>
+        <w:t>Integer</w:t>
+      </w:r>
+      <w:proofErr w:type="spellEnd"/>
+      <w:r>
+        <w:rPr>
+          <w:lang w:val="es-ES"/>
+        </w:rPr>
+        <w:t>::</w:t>
+      </w:r>
+      <w:proofErr w:type="spellStart"/>
+      <w:r>
+        <w:rPr>
+          <w:lang w:val="es-ES"/>
+        </w:rPr>
+        <w:t>parseInt</w:t>
+      </w:r>
+      <w:proofErr w:type="spellEnd"/>
+      <w:r>
+        <w:rPr>
+          <w:lang w:val="es-ES"/>
+        </w:rPr>
+        <w:t xml:space="preserve">) para convertir los datos. </w:t>
+      </w:r>
+    </w:p>
+    <w:p>
+      <w:pPr>
+        <w:pStyle w:val="Sinespaciado"/>
+        <w:numPr>
+          <w:ilvl w:val="0"/>
+          <w:numId w:val="38"/>
+        </w:numPr>
+        <w:rPr>
+          <w:lang w:val="es-ES"/>
+        </w:rPr>
+      </w:pPr>
+      <w:r>
+        <w:rPr>
+          <w:lang w:val="es-ES"/>
+        </w:rPr>
+        <w:t xml:space="preserve">No está permitido realizar la conversión manualmente mediante bucles. </w:t>
+      </w:r>
+    </w:p>
+    <w:p>
+      <w:pPr>
+        <w:pStyle w:val="Sinespaciado"/>
+        <w:numPr>
+          <w:ilvl w:val="0"/>
+          <w:numId w:val="38"/>
+        </w:numPr>
+        <w:rPr>
+          <w:lang w:val="es-ES"/>
+        </w:rPr>
+      </w:pPr>
+      <w:r>
+        <w:rPr>
+          <w:lang w:val="es-ES"/>
+        </w:rPr>
+        <w:t xml:space="preserve">La conversión debe realizarse utilizando </w:t>
+      </w:r>
+      <w:proofErr w:type="spellStart"/>
+      <w:r>
+        <w:rPr>
+          <w:lang w:val="es-ES"/>
+        </w:rPr>
+        <w:t>Stream.map</w:t>
+      </w:r>
+      <w:proofErr w:type="spellEnd"/>
+      <w:r>
+        <w:rPr>
+          <w:lang w:val="es-ES"/>
+        </w:rPr>
+        <w:t>().</w:t>
+      </w:r>
+    </w:p>
+    <w:p>
+      <w:pPr>
+        <w:spacing w:before="264"/>
+        <w:ind w:left="622"/>
+        <w:rPr>
+          <w:spacing w:val="-2"/>
+          <w:w w:val="90"/>
+        </w:rPr>
+      </w:pPr>
+      <w:r>
+        <w:rPr>
+          <w:b/>
+          <w:spacing w:val="-2"/>
+          <w:w w:val="90"/>
+        </w:rPr>
+        <w:t>Objetivo</w:t>
+      </w:r>
+      <w:r>
+        <w:rPr>
+          <w:b/>
+          <w:spacing w:val="-8"/>
+          <w:w w:val="90"/>
+        </w:rPr>
+        <w:t xml:space="preserve"> </w:t>
+      </w:r>
+      <w:r>
+        <w:rPr>
+          <w:b/>
+          <w:spacing w:val="-2"/>
+          <w:w w:val="90"/>
+        </w:rPr>
+        <w:t>–</w:t>
+      </w:r>
+      <w:r>
+        <w:rPr>
+          <w:b/>
+          <w:spacing w:val="-8"/>
+          <w:w w:val="90"/>
+        </w:rPr>
+        <w:t xml:space="preserve"> </w:t>
+      </w:r>
+      <w:r>
+        <w:rPr>
+          <w:spacing w:val="-2"/>
+          <w:w w:val="90"/>
+        </w:rPr>
+        <w:t>Crear un programa que convierta una lista de cadenas de texto (</w:t>
+      </w:r>
+      <w:proofErr w:type="spellStart"/>
+      <w:r>
+        <w:rPr>
+          <w:spacing w:val="-2"/>
+          <w:w w:val="90"/>
+        </w:rPr>
+        <w:t>List</w:t>
+      </w:r>
+      <w:proofErr w:type="spellEnd"/>
+      <w:r>
+        <w:rPr>
+          <w:spacing w:val="-2"/>
+          <w:w w:val="90"/>
+        </w:rPr>
+        <w:t>&lt;</w:t>
+      </w:r>
+      <w:proofErr w:type="spellStart"/>
+      <w:r>
+        <w:rPr>
+          <w:spacing w:val="-2"/>
+          <w:w w:val="90"/>
+        </w:rPr>
+        <w:t>String</w:t>
+      </w:r>
+      <w:proofErr w:type="spellEnd"/>
+      <w:r>
+        <w:rPr>
+          <w:spacing w:val="-2"/>
+          <w:w w:val="90"/>
+        </w:rPr>
+        <w:t>&gt;) que representan años de servicio en una lista de números enteros (</w:t>
+      </w:r>
+      <w:proofErr w:type="spellStart"/>
+      <w:r>
+        <w:rPr>
+          <w:spacing w:val="-2"/>
+          <w:w w:val="90"/>
+        </w:rPr>
+        <w:t>List</w:t>
+      </w:r>
+      <w:proofErr w:type="spellEnd"/>
+      <w:r>
+        <w:rPr>
+          <w:spacing w:val="-2"/>
+          <w:w w:val="90"/>
+        </w:rPr>
+        <w:t>&lt;</w:t>
+      </w:r>
+      <w:proofErr w:type="spellStart"/>
+      <w:r>
+        <w:rPr>
+          <w:spacing w:val="-2"/>
+          <w:w w:val="90"/>
+        </w:rPr>
+        <w:t>Integer</w:t>
+      </w:r>
+      <w:proofErr w:type="spellEnd"/>
+      <w:r>
+        <w:rPr>
+          <w:spacing w:val="-2"/>
+          <w:w w:val="90"/>
+        </w:rPr>
+        <w:t>&gt;).</w:t>
+      </w:r>
+    </w:p>
+    <w:p>
+      <w:pPr>
+        <w:pStyle w:val="Sinespaciado"/>
+        <w:numPr>
+          <w:ilvl w:val="0"/>
+          <w:numId w:val="39"/>
+        </w:numPr>
+        <w:rPr>
+          <w:w w:val="90"/>
+          <w:lang w:val="es-ES"/>
+        </w:rPr>
+      </w:pPr>
+      <w:r>
+        <w:rPr>
+          <w:w w:val="90"/>
+          <w:lang w:val="es-ES"/>
+        </w:rPr>
+        <w:t xml:space="preserve">Recorrer la lista mediante un </w:t>
+      </w:r>
+      <w:proofErr w:type="spellStart"/>
+      <w:r>
+        <w:rPr>
+          <w:w w:val="90"/>
+          <w:lang w:val="es-ES"/>
+        </w:rPr>
+        <w:t>Stream</w:t>
+      </w:r>
+      <w:proofErr w:type="spellEnd"/>
+      <w:r>
+        <w:rPr>
+          <w:w w:val="90"/>
+          <w:lang w:val="es-ES"/>
+        </w:rPr>
+        <w:t xml:space="preserve">. </w:t>
+      </w:r>
+    </w:p>
+    <w:p>
+      <w:pPr>
+        <w:pStyle w:val="Sinespaciado"/>
+        <w:numPr>
+          <w:ilvl w:val="0"/>
+          <w:numId w:val="39"/>
+        </w:numPr>
+        <w:rPr>
+          <w:w w:val="90"/>
+          <w:lang w:val="es-ES"/>
+        </w:rPr>
+      </w:pPr>
+      <w:r>
+        <w:rPr>
+          <w:w w:val="90"/>
+          <w:lang w:val="es-ES"/>
+        </w:rPr>
+        <w:t xml:space="preserve">Convertir cada </w:t>
+      </w:r>
+      <w:proofErr w:type="spellStart"/>
+      <w:r>
+        <w:rPr>
+          <w:w w:val="90"/>
+          <w:lang w:val="es-ES"/>
+        </w:rPr>
+        <w:t>String</w:t>
+      </w:r>
+      <w:proofErr w:type="spellEnd"/>
+      <w:r>
+        <w:rPr>
+          <w:w w:val="90"/>
+          <w:lang w:val="es-ES"/>
+        </w:rPr>
+        <w:t xml:space="preserve"> en un </w:t>
+      </w:r>
+      <w:proofErr w:type="spellStart"/>
+      <w:r>
+        <w:rPr>
+          <w:w w:val="90"/>
+          <w:lang w:val="es-ES"/>
+        </w:rPr>
+        <w:t>Integer</w:t>
+      </w:r>
+      <w:proofErr w:type="spellEnd"/>
+      <w:r>
+        <w:rPr>
+          <w:w w:val="90"/>
+          <w:lang w:val="es-ES"/>
+        </w:rPr>
+        <w:t xml:space="preserve"> usando </w:t>
+      </w:r>
+      <w:proofErr w:type="spellStart"/>
+      <w:r>
+        <w:rPr>
+          <w:w w:val="90"/>
+          <w:lang w:val="es-ES"/>
+        </w:rPr>
+        <w:t>Integer</w:t>
+      </w:r>
+      <w:proofErr w:type="spellEnd"/>
+      <w:r>
+        <w:rPr>
+          <w:w w:val="90"/>
+          <w:lang w:val="es-ES"/>
+        </w:rPr>
+        <w:t>::</w:t>
+      </w:r>
+      <w:proofErr w:type="spellStart"/>
+      <w:r>
+        <w:rPr>
+          <w:w w:val="90"/>
+          <w:lang w:val="es-ES"/>
+        </w:rPr>
+        <w:t>parseInt</w:t>
+      </w:r>
+      <w:proofErr w:type="spellEnd"/>
+      <w:r>
+        <w:rPr>
+          <w:w w:val="90"/>
+          <w:lang w:val="es-ES"/>
+        </w:rPr>
+        <w:t xml:space="preserve">. </w:t>
+      </w:r>
+    </w:p>
+    <w:p>
+      <w:pPr>
+        <w:pStyle w:val="Sinespaciado"/>
+        <w:numPr>
+          <w:ilvl w:val="0"/>
+          <w:numId w:val="39"/>
+        </w:numPr>
+        <w:rPr>
+          <w:w w:val="90"/>
+          <w:lang w:val="es-ES"/>
+        </w:rPr>
+      </w:pPr>
+      <w:r>
+        <w:rPr>
+          <w:w w:val="90"/>
+          <w:lang w:val="es-ES"/>
+        </w:rPr>
+        <w:t>Guardar el resultado en una nueva lista.</w:t>
+      </w:r>
+    </w:p>
+    <w:p>
+      <w:pPr>
+        <w:pStyle w:val="Sinespaciado"/>
+        <w:rPr>
+          <w:w w:val="90"/>
+          <w:lang w:val="es-ES"/>
+        </w:rPr>
+      </w:pPr>
+    </w:p>
+    <w:p>
+      <w:pPr>
+        <w:ind w:left="622"/>
+        <w:rPr>
+          <w:bCs/>
+          <w:spacing w:val="-6"/>
+          <w:szCs w:val="24"/>
+          <w:lang w:val="en-US"/>
+        </w:rPr>
+      </w:pPr>
+      <w:r>
+        <w:rPr>
+          <w:b/>
+          <w:i/>
+          <w:iCs/>
+          <w:spacing w:val="-6"/>
+          <w:szCs w:val="24"/>
+          <w:lang w:val="en-US"/>
+        </w:rPr>
+        <w:t>Data:</w:t>
+      </w:r>
+      <w:r>
+        <w:rPr>
+          <w:bCs/>
+          <w:spacing w:val="-6"/>
+          <w:szCs w:val="24"/>
+          <w:lang w:val="en-US"/>
+        </w:rPr>
+        <w:t xml:space="preserve"> </w:t>
+      </w:r>
+      <w:r>
+        <w:rPr>
+          <w:bCs/>
+          <w:spacing w:val="-6"/>
+          <w:szCs w:val="24"/>
+          <w:lang w:val="en-US"/>
+        </w:rPr>
+        <w:t>"5", "12", "3", "20", "8"</w:t>
+      </w:r>
+    </w:p>
+    <w:p>
+      <w:pPr>
+        <w:rPr>
+          <w:bCs/>
+          <w:spacing w:val="-6"/>
+          <w:szCs w:val="24"/>
+          <w:lang w:val="en-US"/>
+        </w:rPr>
+      </w:pPr>
+    </w:p>
+    <w:p>
+      <w:pPr>
+        <w:pStyle w:val="Textoindependiente"/>
+        <w:spacing w:before="1" w:line="252" w:lineRule="auto"/>
+        <w:ind w:right="672"/>
+      </w:pPr>
+      <w:r>
+        <w:rPr>
+          <w:b/>
+          <w:bCs/>
+          <w:lang w:val="en-US"/>
+        </w:rPr>
+        <w:t xml:space="preserve">          </w:t>
+      </w:r>
+      <w:r>
+        <w:rPr>
+          <w:b/>
+          <w:bCs/>
+        </w:rPr>
+        <w:t>Salida Esperada</w:t>
+      </w:r>
+    </w:p>
+    <w:p>
+      <w:pPr>
+        <w:pStyle w:val="Sinespaciado"/>
+        <w:rPr>
+          <w:lang w:val="es-ES"/>
+        </w:rPr>
+      </w:pPr>
+      <w:r>
+        <w:rPr>
+          <w:noProof/>
+          <w:lang w:val="es-ES"/>
+        </w:rPr>
+        <mc:AlternateContent>
+          <mc:Choice Requires="wps">
+            <w:drawing>
+              <wp:anchor distT="0" distB="0" distL="114300" distR="114300" simplePos="0" relativeHeight="251651584" behindDoc="0" locked="0" layoutInCell="1" allowOverlap="1" wp14:anchorId="313EC888" wp14:editId="036AB658">
+                <wp:simplePos x="0" y="0"/>
+                <wp:positionH relativeFrom="margin">
+                  <wp:posOffset>314325</wp:posOffset>
+                </wp:positionH>
+                <wp:positionV relativeFrom="paragraph">
+                  <wp:posOffset>69849</wp:posOffset>
+                </wp:positionV>
+                <wp:extent cx="5542060" cy="714375"/>
+                <wp:effectExtent l="0" t="0" r="20955" b="28575"/>
+                <wp:wrapNone/>
+                <wp:docPr id="1026602316" name="Rectángulo 2"/>
+                <wp:cNvGraphicFramePr/>
+                <a:graphic xmlns:a="http://schemas.openxmlformats.org/drawingml/2006/main">
+                  <a:graphicData uri="http://schemas.microsoft.com/office/word/2010/wordprocessingShape">
+                    <wps:wsp>
+                      <wps:cNvSpPr/>
+                      <wps:spPr>
+                        <a:xfrm>
+                          <a:off x="0" y="0"/>
+                          <a:ext cx="5542060" cy="714375"/>
                         </a:xfrm>
                         <a:prstGeom prst="rect">
                           <a:avLst/>
@@ -9768,12 +11087,78 @@
                                 <w:lang w:val="es-ES"/>
                               </w:rPr>
                             </w:pPr>
+                            <w:proofErr w:type="spellStart"/>
                             <w:r>
                               <w:rPr>
                                 <w:rFonts w:ascii="Cascadia Mono SemiBold" w:hAnsi="Cascadia Mono SemiBold" w:cs="Cascadia Mono SemiBold"/>
                                 <w:lang w:val="es-ES"/>
                               </w:rPr>
-                              <w:t>Lista única y ordenada de hechizos.</w:t>
+                              <w:t>Converted</w:t>
+                            </w:r>
+                            <w:proofErr w:type="spellEnd"/>
+                            <w:r>
+                              <w:rPr>
+                                <w:rFonts w:ascii="Cascadia Mono SemiBold" w:hAnsi="Cascadia Mono SemiBold" w:cs="Cascadia Mono SemiBold"/>
+                                <w:lang w:val="es-ES"/>
+                              </w:rPr>
+                              <w:t xml:space="preserve"> </w:t>
+                            </w:r>
+                            <w:proofErr w:type="spellStart"/>
+                            <w:r>
+                              <w:rPr>
+                                <w:rFonts w:ascii="Cascadia Mono SemiBold" w:hAnsi="Cascadia Mono SemiBold" w:cs="Cascadia Mono SemiBold"/>
+                                <w:lang w:val="es-ES"/>
+                              </w:rPr>
+                              <w:t>service</w:t>
+                            </w:r>
+                            <w:proofErr w:type="spellEnd"/>
+                            <w:r>
+                              <w:rPr>
+                                <w:rFonts w:ascii="Cascadia Mono SemiBold" w:hAnsi="Cascadia Mono SemiBold" w:cs="Cascadia Mono SemiBold"/>
+                                <w:lang w:val="es-ES"/>
+                              </w:rPr>
+                              <w:t xml:space="preserve"> </w:t>
+                            </w:r>
+                            <w:proofErr w:type="spellStart"/>
+                            <w:r>
+                              <w:rPr>
+                                <w:rFonts w:ascii="Cascadia Mono SemiBold" w:hAnsi="Cascadia Mono SemiBold" w:cs="Cascadia Mono SemiBold"/>
+                                <w:lang w:val="es-ES"/>
+                              </w:rPr>
+                              <w:t>years</w:t>
+                            </w:r>
+                            <w:proofErr w:type="spellEnd"/>
+                            <w:r>
+                              <w:rPr>
+                                <w:rFonts w:ascii="Cascadia Mono SemiBold" w:hAnsi="Cascadia Mono SemiBold" w:cs="Cascadia Mono SemiBold"/>
+                                <w:lang w:val="es-ES"/>
+                              </w:rPr>
+                              <w:t>:</w:t>
+                            </w:r>
+                          </w:p>
+                          <w:p>
+                            <w:pPr>
+                              <w:pStyle w:val="Sinespaciado"/>
+                              <w:rPr>
+                                <w:rFonts w:ascii="Cascadia Mono SemiBold" w:hAnsi="Cascadia Mono SemiBold" w:cs="Cascadia Mono SemiBold"/>
+                                <w:lang w:val="es-ES"/>
+                              </w:rPr>
+                            </w:pPr>
+                          </w:p>
+                          <w:p>
+                            <w:pPr>
+                              <w:pStyle w:val="Sinespaciado"/>
+                              <w:rPr>
+                                <w:rFonts w:ascii="Cascadia Mono SemiBold" w:hAnsi="Cascadia Mono SemiBold" w:cs="Cascadia Mono SemiBold"/>
+                                <w:lang w:val="es-ES"/>
+                              </w:rPr>
+                            </w:pPr>
+                            <w:r>
+                              <w:rPr>
+                                <w:rFonts w:ascii="Cascadia Mono SemiBold" w:hAnsi="Cascadia Mono SemiBold" w:cs="Cascadia Mono SemiBold"/>
+                                <w:lang w:val="es-ES"/>
+                              </w:rPr>
+                              <w:t>[5, 12, 3, 20, 8]</w:t>
                             </w:r>
                           </w:p>
                         </w:txbxContent>
@@ -9798,9 +11183,75 @@
           </mc:Choice>
           <mc:Fallback>
             <w:pict>
-              <v:rect w14:anchorId="07DEF22C" id="_x0000_s1031" style="position:absolute;margin-left:26.4pt;margin-top:.7pt;width:441.4pt;height:46.8pt;z-index:251643392;visibility:visible;mso-wrap-style:square;mso-width-percent:0;mso-height-percent:0;mso-wrap-distance-left:9pt;mso-wrap-distance-top:0;mso-wrap-distance-right:9pt;mso-wrap-distance-bottom:0;mso-position-horizontal:absolute;mso-position-horizontal-relative:margin;mso-position-vertical:absolute;mso-position-vertical-relative:text;mso-width-percent:0;mso-height-percent:0;mso-width-relative:margin;mso-height-relative:margin;v-text-anchor:middle" o:gfxdata="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" fillcolor="black [3213]" strokecolor="black [3213]" strokeweight="2pt">
+              <v:rect w14:anchorId="313EC888" id="_x0000_s1032" style="position:absolute;margin-left:24.75pt;margin-top:5.5pt;width:436.4pt;height:56.25pt;z-index:251651584;visibility:visible;mso-wrap-style:square;mso-width-percent:0;mso-height-percent:0;mso-wrap-distance-left:9pt;mso-wrap-distance-top:0;mso-wrap-distance-right:9pt;mso-wrap-distance-bottom:0;mso-position-horizontal:absolute;mso-position-horizontal-relative:margin;mso-position-vertical:absolute;mso-position-vertical-relative:text;mso-width-percent:0;mso-height-percent:0;mso-width-relative:margin;mso-height-relative:margin;v-text-anchor:middle" o:gfxdata="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" fillcolor="black [3213]" strokecolor="black [3213]" strokeweight="2pt">
                 <v:textbox>
                   <w:txbxContent>
+                    <w:p>
+                      <w:pPr>
+                        <w:pStyle w:val="Sinespaciado"/>
+                        <w:rPr>
+                          <w:rFonts w:ascii="Cascadia Mono SemiBold" w:hAnsi="Cascadia Mono SemiBold" w:cs="Cascadia Mono SemiBold"/>
+                          <w:lang w:val="es-ES"/>
+                        </w:rPr>
+                      </w:pPr>
+                      <w:proofErr w:type="spellStart"/>
+                      <w:r>
+                        <w:rPr>
+                          <w:rFonts w:ascii="Cascadia Mono SemiBold" w:hAnsi="Cascadia Mono SemiBold" w:cs="Cascadia Mono SemiBold"/>
+                          <w:lang w:val="es-ES"/>
+                        </w:rPr>
+                        <w:t>Converted</w:t>
+                      </w:r>
+                      <w:proofErr w:type="spellEnd"/>
+                      <w:r>
+                        <w:rPr>
+                          <w:rFonts w:ascii="Cascadia Mono SemiBold" w:hAnsi="Cascadia Mono SemiBold" w:cs="Cascadia Mono SemiBold"/>
+                          <w:lang w:val="es-ES"/>
+                        </w:rPr>
+                        <w:t xml:space="preserve"> </w:t>
+                      </w:r>
+                      <w:proofErr w:type="spellStart"/>
+                      <w:r>
+                        <w:rPr>
+                          <w:rFonts w:ascii="Cascadia Mono SemiBold" w:hAnsi="Cascadia Mono SemiBold" w:cs="Cascadia Mono SemiBold"/>
+                          <w:lang w:val="es-ES"/>
+                        </w:rPr>
+                        <w:t>service</w:t>
+                      </w:r>
+                      <w:proofErr w:type="spellEnd"/>
+                      <w:r>
+                        <w:rPr>
+                          <w:rFonts w:ascii="Cascadia Mono SemiBold" w:hAnsi="Cascadia Mono SemiBold" w:cs="Cascadia Mono SemiBold"/>
+                          <w:lang w:val="es-ES"/>
+                        </w:rPr>
+                        <w:t xml:space="preserve"> </w:t>
+                      </w:r>
+                      <w:proofErr w:type="spellStart"/>
+                      <w:r>
+                        <w:rPr>
+                          <w:rFonts w:ascii="Cascadia Mono SemiBold" w:hAnsi="Cascadia Mono SemiBold" w:cs="Cascadia Mono SemiBold"/>
+                          <w:lang w:val="es-ES"/>
+                        </w:rPr>
+                        <w:t>years</w:t>
+                      </w:r>
+                      <w:proofErr w:type="spellEnd"/>
+                      <w:r>
+                        <w:rPr>
+                          <w:rFonts w:ascii="Cascadia Mono SemiBold" w:hAnsi="Cascadia Mono SemiBold" w:cs="Cascadia Mono SemiBold"/>
+                          <w:lang w:val="es-ES"/>
+                        </w:rPr>
+                        <w:t>:</w:t>
+                      </w:r>
+                    </w:p>
+                    <w:p>
+                      <w:pPr>
+                        <w:pStyle w:val="Sinespaciado"/>
+                        <w:rPr>
+                          <w:rFonts w:ascii="Cascadia Mono SemiBold" w:hAnsi="Cascadia Mono SemiBold" w:cs="Cascadia Mono SemiBold"/>
+                          <w:lang w:val="es-ES"/>
+                        </w:rPr>
+                      </w:pPr>
+                    </w:p>
                     <w:p>
                       <w:pPr>
                         <w:pStyle w:val="Sinespaciado"/>
@@ -9814,757 +11265,7 @@
                           <w:rFonts w:ascii="Cascadia Mono SemiBold" w:hAnsi="Cascadia Mono SemiBold" w:cs="Cascadia Mono SemiBold"/>
                           <w:lang w:val="es-ES"/>
                         </w:rPr>
-                        <w:t>Lista única y ordenada de hechizos.</w:t>
-                      </w:r>
-                    </w:p>
-                  </w:txbxContent>
-                </v:textbox>
-                <w10:wrap anchorx="margin"/>
-              </v:rect>
-            </w:pict>
-          </mc:Fallback>
-        </mc:AlternateContent>
-      </w:r>
-    </w:p>
-    <w:p>
-      <w:pPr>
-        <w:pStyle w:val="Sinespaciado"/>
-        <w:rPr>
-          <w:lang w:val="es-ES"/>
-        </w:rPr>
-      </w:pPr>
-    </w:p>
-    <w:p>
-      <w:pPr>
-        <w:pStyle w:val="Textoindependiente"/>
-        <w:rPr>
-          <w:sz w:val="19"/>
-        </w:rPr>
-        <w:sectPr>
-          <w:pgSz w:w="12240" w:h="15840"/>
-          <w:pgMar w:top="1340" w:right="720" w:bottom="1360" w:left="1080" w:header="0" w:footer="1165" w:gutter="0"/>
-          <w:cols w:space="720"/>
-        </w:sectPr>
-      </w:pPr>
-    </w:p>
-    <w:p>
-      <w:pPr>
-        <w:pStyle w:val="Ttulo2"/>
-        <w:numPr>
-          <w:ilvl w:val="0"/>
-          <w:numId w:val="19"/>
-        </w:numPr>
-        <w:jc w:val="left"/>
-      </w:pPr>
-      <w:bookmarkStart w:id="16" w:name="_bookmark8"/>
-      <w:bookmarkStart w:id="17" w:name="_Toc235059753"/>
-      <w:bookmarkEnd w:id="16"/>
-      <w:r>
-        <w:rPr>
-          <w:w w:val="90"/>
-        </w:rPr>
-        <w:lastRenderedPageBreak/>
-        <w:t>Ejercicio</w:t>
-      </w:r>
-      <w:r>
-        <w:rPr>
-          <w:spacing w:val="-10"/>
-          <w:w w:val="90"/>
-        </w:rPr>
-        <w:t xml:space="preserve"> </w:t>
-      </w:r>
-      <w:r>
-        <w:rPr>
-          <w:w w:val="90"/>
-        </w:rPr>
-        <w:t>5:</w:t>
-      </w:r>
-      <w:r>
-        <w:rPr>
-          <w:spacing w:val="-8"/>
-          <w:w w:val="90"/>
-        </w:rPr>
-        <w:t xml:space="preserve"> </w:t>
-      </w:r>
-      <w:r>
-        <w:rPr>
-          <w:w w:val="90"/>
-        </w:rPr>
-        <w:t>Conversión de Datos (</w:t>
-      </w:r>
-      <w:proofErr w:type="spellStart"/>
-      <w:r>
-        <w:rPr>
-          <w:w w:val="90"/>
-        </w:rPr>
-        <w:t>Map</w:t>
-      </w:r>
-      <w:proofErr w:type="spellEnd"/>
-      <w:r>
-        <w:rPr>
-          <w:w w:val="90"/>
-        </w:rPr>
-        <w:t>)</w:t>
-      </w:r>
-      <w:bookmarkEnd w:id="17"/>
-    </w:p>
-    <w:p>
-      <w:pPr>
-        <w:pStyle w:val="Prrafodelista"/>
-        <w:numPr>
-          <w:ilvl w:val="1"/>
-          <w:numId w:val="8"/>
-        </w:numPr>
-        <w:tabs>
-          <w:tab w:val="left" w:pos="1341"/>
-        </w:tabs>
-        <w:spacing w:before="141" w:line="293" w:lineRule="exact"/>
-        <w:ind w:left="1341"/>
-      </w:pPr>
-      <w:r>
-        <w:rPr>
-          <w:b/>
-          <w:spacing w:val="-2"/>
-          <w:w w:val="90"/>
-        </w:rPr>
-        <w:t>Directorio:</w:t>
-      </w:r>
-      <w:r>
-        <w:rPr>
-          <w:b/>
-          <w:spacing w:val="-2"/>
-        </w:rPr>
-        <w:t xml:space="preserve"> </w:t>
-      </w:r>
-      <w:r>
-        <w:rPr>
-          <w:spacing w:val="-4"/>
-        </w:rPr>
-        <w:t>ex5/</w:t>
-      </w:r>
-    </w:p>
-    <w:p>
-      <w:pPr>
-        <w:pStyle w:val="Prrafodelista"/>
-        <w:numPr>
-          <w:ilvl w:val="1"/>
-          <w:numId w:val="8"/>
-        </w:numPr>
-        <w:tabs>
-          <w:tab w:val="left" w:pos="1341"/>
-        </w:tabs>
-        <w:spacing w:line="293" w:lineRule="exact"/>
-        <w:ind w:left="1341"/>
-      </w:pPr>
-      <w:r>
-        <w:rPr>
-          <w:b/>
-          <w:spacing w:val="-2"/>
-          <w:w w:val="90"/>
-        </w:rPr>
-        <w:t>Archivo:</w:t>
-      </w:r>
-      <w:r>
-        <w:rPr>
-          <w:b/>
-          <w:spacing w:val="-6"/>
-          <w:w w:val="90"/>
-        </w:rPr>
-        <w:t xml:space="preserve"> </w:t>
-      </w:r>
-      <w:r>
-        <w:rPr>
-          <w:spacing w:val="-2"/>
-        </w:rPr>
-        <w:t>DataConverter.java</w:t>
-      </w:r>
-    </w:p>
-    <w:p>
-      <w:pPr>
-        <w:pStyle w:val="Prrafodelista"/>
-        <w:numPr>
-          <w:ilvl w:val="1"/>
-          <w:numId w:val="8"/>
-        </w:numPr>
-        <w:tabs>
-          <w:tab w:val="left" w:pos="1341"/>
-        </w:tabs>
-        <w:spacing w:line="293" w:lineRule="exact"/>
-        <w:ind w:left="1341"/>
-        <w:rPr>
-          <w:b/>
-        </w:rPr>
-      </w:pPr>
-      <w:r>
-        <w:rPr>
-          <w:b/>
-          <w:spacing w:val="2"/>
-          <w:w w:val="90"/>
-        </w:rPr>
-        <w:t>Funciones</w:t>
-      </w:r>
-      <w:r>
-        <w:rPr>
-          <w:b/>
-          <w:spacing w:val="12"/>
-        </w:rPr>
-        <w:t xml:space="preserve"> </w:t>
-      </w:r>
-      <w:r>
-        <w:rPr>
-          <w:b/>
-          <w:spacing w:val="2"/>
-          <w:w w:val="90"/>
-        </w:rPr>
-        <w:t>Autorizadas:</w:t>
-      </w:r>
-      <w:r>
-        <w:rPr>
-          <w:b/>
-          <w:spacing w:val="13"/>
-        </w:rPr>
-        <w:t xml:space="preserve"> </w:t>
-      </w:r>
-      <w:proofErr w:type="spellStart"/>
-      <w:proofErr w:type="gramStart"/>
-      <w:r>
-        <w:rPr>
-          <w:spacing w:val="2"/>
-          <w:w w:val="90"/>
-        </w:rPr>
-        <w:t>Stream.map</w:t>
-      </w:r>
-      <w:proofErr w:type="spellEnd"/>
-      <w:r>
-        <w:rPr>
-          <w:spacing w:val="2"/>
-          <w:w w:val="90"/>
-        </w:rPr>
-        <w:t>(</w:t>
-      </w:r>
-      <w:proofErr w:type="gramEnd"/>
-      <w:r>
-        <w:rPr>
-          <w:spacing w:val="2"/>
-          <w:w w:val="90"/>
-        </w:rPr>
-        <w:t xml:space="preserve">), </w:t>
-      </w:r>
-      <w:proofErr w:type="spellStart"/>
-      <w:r>
-        <w:rPr>
-          <w:spacing w:val="2"/>
-          <w:w w:val="90"/>
-        </w:rPr>
-        <w:t>Integer</w:t>
-      </w:r>
-      <w:proofErr w:type="spellEnd"/>
-      <w:r>
-        <w:rPr>
-          <w:spacing w:val="2"/>
-          <w:w w:val="90"/>
-        </w:rPr>
-        <w:t>::</w:t>
-      </w:r>
-      <w:proofErr w:type="spellStart"/>
-      <w:r>
-        <w:rPr>
-          <w:spacing w:val="2"/>
-          <w:w w:val="90"/>
-        </w:rPr>
-        <w:t>parseInt</w:t>
-      </w:r>
-      <w:proofErr w:type="spellEnd"/>
-    </w:p>
-    <w:p>
-      <w:pPr>
-        <w:pStyle w:val="Prrafodelista"/>
-        <w:numPr>
-          <w:ilvl w:val="1"/>
-          <w:numId w:val="8"/>
-        </w:numPr>
-        <w:tabs>
-          <w:tab w:val="left" w:pos="1341"/>
-        </w:tabs>
-        <w:spacing w:line="293" w:lineRule="exact"/>
-        <w:ind w:left="1341"/>
-        <w:rPr>
-          <w:b/>
-        </w:rPr>
-      </w:pPr>
-      <w:r>
-        <w:rPr>
-          <w:b/>
-          <w:bCs/>
-          <w:i/>
-          <w:iCs/>
-          <w:spacing w:val="-2"/>
-        </w:rPr>
-        <w:t>Restricción</w:t>
-      </w:r>
-      <w:r>
-        <w:rPr>
-          <w:spacing w:val="-2"/>
-        </w:rPr>
-        <w:t>:</w:t>
-      </w:r>
-      <w:r>
-        <w:t xml:space="preserve"> </w:t>
-      </w:r>
-      <w:r>
-        <w:t>Usar referencias a métodos (</w:t>
-      </w:r>
-      <w:proofErr w:type="spellStart"/>
-      <w:r>
-        <w:t>Method</w:t>
-      </w:r>
-      <w:proofErr w:type="spellEnd"/>
-      <w:r>
-        <w:t xml:space="preserve"> </w:t>
-      </w:r>
-      <w:proofErr w:type="spellStart"/>
-      <w:proofErr w:type="gramStart"/>
-      <w:r>
-        <w:t>References</w:t>
-      </w:r>
-      <w:proofErr w:type="spellEnd"/>
-      <w:r>
-        <w:t xml:space="preserve"> :</w:t>
-      </w:r>
-      <w:proofErr w:type="gramEnd"/>
-      <w:r>
-        <w:t>:).</w:t>
-      </w:r>
-    </w:p>
-    <w:p>
-      <w:pPr>
-        <w:pStyle w:val="Prrafodelista"/>
-        <w:numPr>
-          <w:ilvl w:val="0"/>
-          <w:numId w:val="5"/>
-        </w:numPr>
-        <w:tabs>
-          <w:tab w:val="left" w:pos="1342"/>
-        </w:tabs>
-        <w:spacing w:line="252" w:lineRule="auto"/>
-        <w:ind w:right="1319"/>
-      </w:pPr>
-      <w:r>
-        <w:rPr>
-          <w:b/>
-          <w:spacing w:val="-6"/>
-        </w:rPr>
-        <w:t>No</w:t>
-      </w:r>
-      <w:r>
-        <w:rPr>
-          <w:b/>
-          <w:spacing w:val="-22"/>
-        </w:rPr>
-        <w:t xml:space="preserve"> </w:t>
-      </w:r>
-      <w:r>
-        <w:rPr>
-          <w:b/>
-          <w:spacing w:val="-6"/>
-        </w:rPr>
-        <w:t>dupliques</w:t>
-      </w:r>
-      <w:r>
-        <w:rPr>
-          <w:b/>
-          <w:spacing w:val="-20"/>
-        </w:rPr>
-        <w:t xml:space="preserve"> </w:t>
-      </w:r>
-      <w:r>
-        <w:rPr>
-          <w:b/>
-          <w:spacing w:val="-6"/>
-        </w:rPr>
-        <w:t>datos:</w:t>
-      </w:r>
-      <w:r>
-        <w:rPr>
-          <w:b/>
-          <w:spacing w:val="-19"/>
-        </w:rPr>
-        <w:t xml:space="preserve"> </w:t>
-      </w:r>
-      <w:r>
-        <w:rPr>
-          <w:spacing w:val="-6"/>
-        </w:rPr>
-        <w:t>Si</w:t>
-      </w:r>
-      <w:r>
-        <w:rPr>
-          <w:spacing w:val="-26"/>
-        </w:rPr>
-        <w:t xml:space="preserve"> </w:t>
-      </w:r>
-      <w:r>
-        <w:rPr>
-          <w:spacing w:val="-6"/>
-        </w:rPr>
-        <w:t>un</w:t>
-      </w:r>
-      <w:r>
-        <w:rPr>
-          <w:spacing w:val="-24"/>
-        </w:rPr>
-        <w:t xml:space="preserve"> </w:t>
-      </w:r>
-      <w:r>
-        <w:rPr>
-          <w:spacing w:val="-6"/>
-        </w:rPr>
-        <w:t>héroe</w:t>
-      </w:r>
-      <w:r>
-        <w:rPr>
-          <w:spacing w:val="-23"/>
-        </w:rPr>
-        <w:t xml:space="preserve"> </w:t>
-      </w:r>
-      <w:r>
-        <w:rPr>
-          <w:spacing w:val="-6"/>
-        </w:rPr>
-        <w:t>ya</w:t>
-      </w:r>
-      <w:r>
-        <w:rPr>
-          <w:spacing w:val="-24"/>
-        </w:rPr>
-        <w:t xml:space="preserve"> </w:t>
-      </w:r>
-      <w:r>
-        <w:rPr>
-          <w:spacing w:val="-6"/>
-        </w:rPr>
-        <w:t>está</w:t>
-      </w:r>
-      <w:r>
-        <w:rPr>
-          <w:spacing w:val="-22"/>
-        </w:rPr>
-        <w:t xml:space="preserve"> </w:t>
-      </w:r>
-      <w:r>
-        <w:rPr>
-          <w:spacing w:val="-6"/>
-        </w:rPr>
-        <w:t>en</w:t>
-      </w:r>
-      <w:r>
-        <w:rPr>
-          <w:spacing w:val="-24"/>
-        </w:rPr>
-        <w:t xml:space="preserve"> </w:t>
-      </w:r>
-      <w:r>
-        <w:rPr>
-          <w:spacing w:val="-6"/>
-        </w:rPr>
-        <w:t>el</w:t>
-      </w:r>
-      <w:r>
-        <w:rPr>
-          <w:spacing w:val="-21"/>
-        </w:rPr>
-        <w:t xml:space="preserve"> </w:t>
-      </w:r>
-      <w:r>
-        <w:rPr>
-          <w:spacing w:val="-6"/>
-        </w:rPr>
-        <w:t>Set</w:t>
-      </w:r>
-      <w:r>
-        <w:rPr>
-          <w:spacing w:val="-23"/>
-        </w:rPr>
-        <w:t xml:space="preserve"> </w:t>
-      </w:r>
-      <w:r>
-        <w:rPr>
-          <w:spacing w:val="-6"/>
-        </w:rPr>
-        <w:t>de</w:t>
-      </w:r>
-      <w:r>
-        <w:rPr>
-          <w:spacing w:val="-23"/>
-        </w:rPr>
-        <w:t xml:space="preserve"> </w:t>
-      </w:r>
-      <w:r>
-        <w:rPr>
-          <w:spacing w:val="-6"/>
-        </w:rPr>
-        <w:t>élite,</w:t>
-      </w:r>
-      <w:r>
-        <w:rPr>
-          <w:spacing w:val="-22"/>
-        </w:rPr>
-        <w:t xml:space="preserve"> </w:t>
-      </w:r>
-      <w:r>
-        <w:rPr>
-          <w:spacing w:val="-6"/>
-        </w:rPr>
-        <w:t>no</w:t>
-      </w:r>
-      <w:r>
-        <w:rPr>
-          <w:spacing w:val="-24"/>
-        </w:rPr>
-        <w:t xml:space="preserve"> </w:t>
-      </w:r>
-      <w:r>
-        <w:rPr>
-          <w:spacing w:val="-6"/>
-        </w:rPr>
-        <w:t>debería</w:t>
-      </w:r>
-      <w:r>
-        <w:rPr>
-          <w:spacing w:val="-22"/>
-        </w:rPr>
-        <w:t xml:space="preserve"> </w:t>
-      </w:r>
-      <w:r>
-        <w:rPr>
-          <w:spacing w:val="-6"/>
-        </w:rPr>
-        <w:t xml:space="preserve">poder </w:t>
-      </w:r>
-      <w:r>
-        <w:t>entrar dos veces.</w:t>
-      </w:r>
-    </w:p>
-    <w:p>
-      <w:pPr>
-        <w:spacing w:before="264"/>
-        <w:ind w:left="622"/>
-      </w:pPr>
-      <w:r>
-        <w:rPr>
-          <w:b/>
-          <w:spacing w:val="-2"/>
-          <w:w w:val="90"/>
-        </w:rPr>
-        <w:t>Objetivo</w:t>
-      </w:r>
-      <w:r>
-        <w:rPr>
-          <w:b/>
-          <w:spacing w:val="-8"/>
-          <w:w w:val="90"/>
-        </w:rPr>
-        <w:t xml:space="preserve"> </w:t>
-      </w:r>
-      <w:r>
-        <w:rPr>
-          <w:b/>
-          <w:spacing w:val="-2"/>
-          <w:w w:val="90"/>
-        </w:rPr>
-        <w:t>-</w:t>
-      </w:r>
-      <w:r>
-        <w:rPr>
-          <w:b/>
-          <w:spacing w:val="-8"/>
-          <w:w w:val="90"/>
-        </w:rPr>
-        <w:t xml:space="preserve"> </w:t>
-      </w:r>
-      <w:r>
-        <w:rPr>
-          <w:spacing w:val="-2"/>
-          <w:w w:val="90"/>
-        </w:rPr>
-        <w:t xml:space="preserve">Convertir una lista de </w:t>
-      </w:r>
-      <w:proofErr w:type="spellStart"/>
-      <w:r>
-        <w:rPr>
-          <w:spacing w:val="-2"/>
-          <w:w w:val="90"/>
-        </w:rPr>
-        <w:t>Strings</w:t>
-      </w:r>
-      <w:proofErr w:type="spellEnd"/>
-      <w:r>
-        <w:rPr>
-          <w:spacing w:val="-2"/>
-          <w:w w:val="90"/>
-        </w:rPr>
-        <w:t xml:space="preserve"> (números) en una lista de </w:t>
-      </w:r>
-      <w:proofErr w:type="spellStart"/>
-      <w:r>
-        <w:rPr>
-          <w:spacing w:val="-2"/>
-          <w:w w:val="90"/>
-        </w:rPr>
-        <w:t>Integers</w:t>
-      </w:r>
-      <w:proofErr w:type="spellEnd"/>
-      <w:r>
-        <w:rPr>
-          <w:spacing w:val="-2"/>
-          <w:w w:val="90"/>
-        </w:rPr>
-        <w:t xml:space="preserve"> (años de servicio).</w:t>
-      </w:r>
-    </w:p>
-    <w:p>
-      <w:pPr>
-        <w:pStyle w:val="Textoindependiente"/>
-        <w:spacing w:before="1" w:line="252" w:lineRule="auto"/>
-        <w:ind w:right="672"/>
-      </w:pPr>
-      <w:r>
-        <w:rPr>
-          <w:b/>
-          <w:bCs/>
-        </w:rPr>
-        <w:t xml:space="preserve">          </w:t>
-      </w:r>
-      <w:r>
-        <w:rPr>
-          <w:b/>
-          <w:bCs/>
-        </w:rPr>
-        <w:t>Salida Esperada</w:t>
-      </w:r>
-    </w:p>
-    <w:p>
-      <w:pPr>
-        <w:pStyle w:val="Sinespaciado"/>
-        <w:rPr>
-          <w:lang w:val="es-ES"/>
-        </w:rPr>
-      </w:pPr>
-      <w:r>
-        <w:rPr>
-          <w:noProof/>
-          <w:lang w:val="es-ES"/>
-        </w:rPr>
-        <mc:AlternateContent>
-          <mc:Choice Requires="wps">
-            <w:drawing>
-              <wp:anchor distT="0" distB="0" distL="114300" distR="114300" simplePos="0" relativeHeight="251651584" behindDoc="0" locked="0" layoutInCell="1" allowOverlap="1" wp14:anchorId="313EC888" wp14:editId="68B7C2E6">
-                <wp:simplePos x="0" y="0"/>
-                <wp:positionH relativeFrom="margin">
-                  <wp:posOffset>312420</wp:posOffset>
-                </wp:positionH>
-                <wp:positionV relativeFrom="paragraph">
-                  <wp:posOffset>69215</wp:posOffset>
-                </wp:positionV>
-                <wp:extent cx="5542060" cy="541020"/>
-                <wp:effectExtent l="0" t="0" r="20955" b="11430"/>
-                <wp:wrapNone/>
-                <wp:docPr id="1026602316" name="Rectángulo 2"/>
-                <wp:cNvGraphicFramePr/>
-                <a:graphic xmlns:a="http://schemas.openxmlformats.org/drawingml/2006/main">
-                  <a:graphicData uri="http://schemas.microsoft.com/office/word/2010/wordprocessingShape">
-                    <wps:wsp>
-                      <wps:cNvSpPr/>
-                      <wps:spPr>
-                        <a:xfrm>
-                          <a:off x="0" y="0"/>
-                          <a:ext cx="5542060" cy="541020"/>
-                        </a:xfrm>
-                        <a:prstGeom prst="rect">
-                          <a:avLst/>
-                        </a:prstGeom>
-                        <a:solidFill>
-                          <a:schemeClr val="tx1"/>
-                        </a:solidFill>
-                        <a:ln>
-                          <a:solidFill>
-                            <a:schemeClr val="tx1"/>
-                          </a:solidFill>
-                        </a:ln>
-                      </wps:spPr>
-                      <wps:style>
-                        <a:lnRef idx="2">
-                          <a:schemeClr val="accent1">
-                            <a:shade val="15000"/>
-                          </a:schemeClr>
-                        </a:lnRef>
-                        <a:fillRef idx="1">
-                          <a:schemeClr val="accent1"/>
-                        </a:fillRef>
-                        <a:effectRef idx="0">
-                          <a:schemeClr val="accent1"/>
-                        </a:effectRef>
-                        <a:fontRef idx="minor">
-                          <a:schemeClr val="lt1"/>
-                        </a:fontRef>
-                      </wps:style>
-                      <wps:txbx>
-                        <w:txbxContent>
-                          <w:p>
-                            <w:pPr>
-                              <w:pStyle w:val="Sinespaciado"/>
-                              <w:rPr>
-                                <w:rFonts w:ascii="Cascadia Mono SemiBold" w:hAnsi="Cascadia Mono SemiBold" w:cs="Cascadia Mono SemiBold"/>
-                                <w:lang w:val="es-ES"/>
-                              </w:rPr>
-                            </w:pPr>
-                            <w:r>
-                              <w:rPr>
-                                <w:rFonts w:ascii="Cascadia Mono SemiBold" w:hAnsi="Cascadia Mono SemiBold" w:cs="Cascadia Mono SemiBold"/>
-                                <w:lang w:val="es-ES"/>
-                              </w:rPr>
-                              <w:t>Suma total de años de servicio del equipo.</w:t>
-                            </w:r>
-                          </w:p>
-                        </w:txbxContent>
-                      </wps:txbx>
-                      <wps:bodyPr rot="0" spcFirstLastPara="0" vertOverflow="overflow" horzOverflow="overflow" vert="horz" wrap="square" lIns="91440" tIns="45720" rIns="91440" bIns="45720" numCol="1" spcCol="0" rtlCol="0" fromWordArt="0" anchor="ctr" anchorCtr="0" forceAA="0" compatLnSpc="1">
-                        <a:prstTxWarp prst="textNoShape">
-                          <a:avLst/>
-                        </a:prstTxWarp>
-                        <a:noAutofit/>
-                      </wps:bodyPr>
-                    </wps:wsp>
-                  </a:graphicData>
-                </a:graphic>
-                <wp14:sizeRelH relativeFrom="margin">
-                  <wp14:pctWidth>0</wp14:pctWidth>
-                </wp14:sizeRelH>
-                <wp14:sizeRelV relativeFrom="margin">
-                  <wp14:pctHeight>0</wp14:pctHeight>
-                </wp14:sizeRelV>
-              </wp:anchor>
-            </w:drawing>
-          </mc:Choice>
-          <mc:Fallback>
-            <w:pict>
-              <v:rect w14:anchorId="313EC888" id="_x0000_s1032" style="position:absolute;margin-left:24.6pt;margin-top:5.45pt;width:436.4pt;height:42.6pt;z-index:251651584;visibility:visible;mso-wrap-style:square;mso-width-percent:0;mso-height-percent:0;mso-wrap-distance-left:9pt;mso-wrap-distance-top:0;mso-wrap-distance-right:9pt;mso-wrap-distance-bottom:0;mso-position-horizontal:absolute;mso-position-horizontal-relative:margin;mso-position-vertical:absolute;mso-position-vertical-relative:text;mso-width-percent:0;mso-height-percent:0;mso-width-relative:margin;mso-height-relative:margin;v-text-anchor:middle" o:gfxdata="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" fillcolor="black [3213]" strokecolor="black [3213]" strokeweight="2pt">
-                <v:textbox>
-                  <w:txbxContent>
-                    <w:p>
-                      <w:pPr>
-                        <w:pStyle w:val="Sinespaciado"/>
-                        <w:rPr>
-                          <w:rFonts w:ascii="Cascadia Mono SemiBold" w:hAnsi="Cascadia Mono SemiBold" w:cs="Cascadia Mono SemiBold"/>
-                          <w:lang w:val="es-ES"/>
-                        </w:rPr>
-                      </w:pPr>
-                      <w:r>
-                        <w:rPr>
-                          <w:rFonts w:ascii="Cascadia Mono SemiBold" w:hAnsi="Cascadia Mono SemiBold" w:cs="Cascadia Mono SemiBold"/>
-                          <w:lang w:val="es-ES"/>
-                        </w:rPr>
-                        <w:t>Suma total de años de servicio del equipo.</w:t>
+                        <w:t>[5, 12, 3, 20, 8]</w:t>
                       </w:r>
                     </w:p>
                   </w:txbxContent>
@@ -11532,21 +12233,12 @@
         <w:t xml:space="preserve">), </w:t>
       </w:r>
       <w:proofErr w:type="spellStart"/>
-      <w:proofErr w:type="gramStart"/>
       <w:r>
         <w:rPr>
           <w:bCs/>
           <w:w w:val="90"/>
         </w:rPr>
-        <w:t>java.nio.file</w:t>
-      </w:r>
-      <w:proofErr w:type="gramEnd"/>
-      <w:r>
-        <w:rPr>
-          <w:bCs/>
-          <w:w w:val="90"/>
-        </w:rPr>
-        <w:t>.Path</w:t>
+        <w:t>java.nio.file.Path</w:t>
       </w:r>
       <w:proofErr w:type="spellEnd"/>
       <w:r>
@@ -11602,7 +12294,6 @@
         <w:t xml:space="preserve">Debes convertir un archivo </w:t>
       </w:r>
       <w:proofErr w:type="spellStart"/>
-      <w:proofErr w:type="gramStart"/>
       <w:r>
         <w:rPr>
           <w:rFonts w:eastAsiaTheme="minorHAnsi" w:cstheme="minorBidi"/>
@@ -11613,7 +12304,6 @@
         <w:t>mission.json</w:t>
       </w:r>
       <w:proofErr w:type="spellEnd"/>
-      <w:proofErr w:type="gramEnd"/>
       <w:r>
         <w:rPr>
           <w:rFonts w:eastAsiaTheme="minorHAnsi" w:cstheme="minorBidi"/>
@@ -11857,23 +12547,7 @@
                                 <w:rFonts w:ascii="Cascadia Mono SemiBold" w:hAnsi="Cascadia Mono SemiBold" w:cs="Cascadia Mono SemiBold"/>
                                 <w:lang w:val="es-ES"/>
                               </w:rPr>
-                              <w:t xml:space="preserve">: [Nombre de la misión] - </w:t>
-                            </w:r>
-                            <w:proofErr w:type="gramStart"/>
-                            <w:r>
-                              <w:rPr>
-                                <w:rFonts w:ascii="Cascadia Mono SemiBold" w:hAnsi="Cascadia Mono SemiBold" w:cs="Cascadia Mono SemiBold"/>
-                                <w:lang w:val="es-ES"/>
-                              </w:rPr>
-                              <w:t>Status</w:t>
-                            </w:r>
-                            <w:proofErr w:type="gramEnd"/>
-                            <w:r>
-                              <w:rPr>
-                                <w:rFonts w:ascii="Cascadia Mono SemiBold" w:hAnsi="Cascadia Mono SemiBold" w:cs="Cascadia Mono SemiBold"/>
-                                <w:lang w:val="es-ES"/>
-                              </w:rPr>
-                              <w:t>: [Estado].</w:t>
+                              <w:t>: [Nombre de la misión] - Status: [Estado].</w:t>
                             </w:r>
                           </w:p>
                         </w:txbxContent>
@@ -11954,23 +12628,7 @@
                           <w:rFonts w:ascii="Cascadia Mono SemiBold" w:hAnsi="Cascadia Mono SemiBold" w:cs="Cascadia Mono SemiBold"/>
                           <w:lang w:val="es-ES"/>
                         </w:rPr>
-                        <w:t xml:space="preserve">: [Nombre de la misión] - </w:t>
-                      </w:r>
-                      <w:proofErr w:type="gramStart"/>
-                      <w:r>
-                        <w:rPr>
-                          <w:rFonts w:ascii="Cascadia Mono SemiBold" w:hAnsi="Cascadia Mono SemiBold" w:cs="Cascadia Mono SemiBold"/>
-                          <w:lang w:val="es-ES"/>
-                        </w:rPr>
-                        <w:t>Status</w:t>
-                      </w:r>
-                      <w:proofErr w:type="gramEnd"/>
-                      <w:r>
-                        <w:rPr>
-                          <w:rFonts w:ascii="Cascadia Mono SemiBold" w:hAnsi="Cascadia Mono SemiBold" w:cs="Cascadia Mono SemiBold"/>
-                          <w:lang w:val="es-ES"/>
-                        </w:rPr>
-                        <w:t>: [Estado].</w:t>
+                        <w:t>: [Nombre de la misión] - Status: [Estado].</w:t>
                       </w:r>
                     </w:p>
                   </w:txbxContent>
@@ -12388,7 +13046,6 @@
         <w:t xml:space="preserve">&gt; a un archivo </w:t>
       </w:r>
       <w:proofErr w:type="spellStart"/>
-      <w:proofErr w:type="gramStart"/>
       <w:r>
         <w:rPr>
           <w:rFonts w:eastAsiaTheme="minorHAnsi" w:cstheme="minorBidi"/>
@@ -12399,7 +13056,6 @@
         <w:t>loot.json</w:t>
       </w:r>
       <w:proofErr w:type="spellEnd"/>
-      <w:proofErr w:type="gramEnd"/>
       <w:r>
         <w:rPr>
           <w:rFonts w:eastAsiaTheme="minorHAnsi" w:cstheme="minorBidi"/>
@@ -12627,7 +13283,6 @@
                               <w:t xml:space="preserve">Loot exported to </w:t>
                             </w:r>
                             <w:proofErr w:type="spellStart"/>
-                            <w:proofErr w:type="gramStart"/>
                             <w:r>
                               <w:rPr>
                                 <w:rFonts w:ascii="Cascadia Mono SemiBold" w:hAnsi="Cascadia Mono SemiBold" w:cs="Cascadia Mono SemiBold"/>
@@ -12635,7 +13290,6 @@
                               <w:t>loot.json</w:t>
                             </w:r>
                             <w:proofErr w:type="spellEnd"/>
-                            <w:proofErr w:type="gramEnd"/>
                             <w:r>
                               <w:rPr>
                                 <w:rFonts w:ascii="Cascadia Mono SemiBold" w:hAnsi="Cascadia Mono SemiBold" w:cs="Cascadia Mono SemiBold"/>
@@ -12682,7 +13336,6 @@
                         <w:t xml:space="preserve">Loot exported to </w:t>
                       </w:r>
                       <w:proofErr w:type="spellStart"/>
-                      <w:proofErr w:type="gramStart"/>
                       <w:r>
                         <w:rPr>
                           <w:rFonts w:ascii="Cascadia Mono SemiBold" w:hAnsi="Cascadia Mono SemiBold" w:cs="Cascadia Mono SemiBold"/>
@@ -12690,7 +13343,6 @@
                         <w:t>loot.json</w:t>
                       </w:r>
                       <w:proofErr w:type="spellEnd"/>
-                      <w:proofErr w:type="gramEnd"/>
                       <w:r>
                         <w:rPr>
                           <w:rFonts w:ascii="Cascadia Mono SemiBold" w:hAnsi="Cascadia Mono SemiBold" w:cs="Cascadia Mono SemiBold"/>
@@ -12768,14 +13420,12 @@
         <w:tab/>
       </w:r>
       <w:bookmarkStart w:id="22" w:name="_Toc235059757"/>
-      <w:proofErr w:type="gramStart"/>
       <w:r>
         <w:rPr>
           <w:w w:val="90"/>
         </w:rPr>
         <w:t>Extra A</w:t>
       </w:r>
-      <w:proofErr w:type="gramEnd"/>
       <w:r>
         <w:rPr>
           <w:w w:val="90"/>
@@ -13265,7 +13915,6 @@
         <w:t>(</w:t>
       </w:r>
       <w:proofErr w:type="spellStart"/>
-      <w:proofErr w:type="gramStart"/>
       <w:r>
         <w:rPr>
           <w:lang w:val="es-ES"/>
@@ -13280,7 +13929,6 @@
         <w:t>::</w:t>
       </w:r>
       <w:proofErr w:type="spellStart"/>
-      <w:proofErr w:type="gramEnd"/>
       <w:r>
         <w:rPr>
           <w:lang w:val="es-ES"/>
@@ -13530,19 +14178,11 @@
         <w:tab/>
       </w:r>
       <w:bookmarkStart w:id="23" w:name="_Toc235059758"/>
-      <w:proofErr w:type="gramStart"/>
-      <w:r>
-        <w:rPr>
-          <w:w w:val="90"/>
-        </w:rPr>
-        <w:t>Extra B</w:t>
-      </w:r>
-      <w:proofErr w:type="gramEnd"/>
-      <w:r>
-        <w:rPr>
-          <w:w w:val="90"/>
-        </w:rPr>
-        <w:t>: El Botín Total (reduce)</w:t>
+      <w:r>
+        <w:rPr>
+          <w:w w:val="90"/>
+        </w:rPr>
+        <w:t>Extra B: El Botín Total (reduce)</w:t>
       </w:r>
       <w:bookmarkEnd w:id="23"/>
     </w:p>
@@ -13813,21 +14453,7 @@
         <w:rPr>
           <w:lang w:val="es-ES"/>
         </w:rPr>
-        <w:t xml:space="preserve">(...) total += x;). Debe resolverse con </w:t>
-      </w:r>
-      <w:proofErr w:type="gramStart"/>
-      <w:r>
-        <w:rPr>
-          <w:lang w:val="es-ES"/>
-        </w:rPr>
-        <w:t>reduce(</w:t>
-      </w:r>
-      <w:proofErr w:type="gramEnd"/>
-      <w:r>
-        <w:rPr>
-          <w:lang w:val="es-ES"/>
-        </w:rPr>
-        <w:t>).</w:t>
+        <w:t>(...) total += x;). Debe resolverse con reduce().</w:t>
       </w:r>
     </w:p>
     <w:p>
@@ -13885,21 +14511,7 @@
         <w:rPr>
           <w:lang w:val="es-ES"/>
         </w:rPr>
-        <w:t xml:space="preserve">El valor total del botín </w:t>
-      </w:r>
-      <w:proofErr w:type="gramStart"/>
-      <w:r>
-        <w:rPr>
-          <w:lang w:val="es-ES"/>
-        </w:rPr>
-        <w:t>usando .reduce</w:t>
-      </w:r>
-      <w:proofErr w:type="gramEnd"/>
-      <w:r>
-        <w:rPr>
-          <w:lang w:val="es-ES"/>
-        </w:rPr>
-        <w:t xml:space="preserve">(0, </w:t>
+        <w:t xml:space="preserve">El valor total del botín usando .reduce(0, </w:t>
       </w:r>
       <w:proofErr w:type="spellStart"/>
       <w:r>
@@ -13931,21 +14543,7 @@
         <w:rPr>
           <w:lang w:val="es-ES"/>
         </w:rPr>
-        <w:t xml:space="preserve">El objeto de mayor valor </w:t>
-      </w:r>
-      <w:proofErr w:type="gramStart"/>
-      <w:r>
-        <w:rPr>
-          <w:lang w:val="es-ES"/>
-        </w:rPr>
-        <w:t>usando .reduce</w:t>
-      </w:r>
-      <w:proofErr w:type="gramEnd"/>
-      <w:r>
-        <w:rPr>
-          <w:lang w:val="es-ES"/>
-        </w:rPr>
-        <w:t>(</w:t>
+        <w:t>El objeto de mayor valor usando .reduce(</w:t>
       </w:r>
       <w:proofErr w:type="spellStart"/>
       <w:r>
@@ -14521,7 +15119,6 @@
         <w:t xml:space="preserve"> y lanzarla vía </w:t>
       </w:r>
       <w:proofErr w:type="spellStart"/>
-      <w:proofErr w:type="gramStart"/>
       <w:r>
         <w:rPr>
           <w:lang w:val="es-ES"/>
@@ -14533,14 +15130,7 @@
         <w:rPr>
           <w:lang w:val="es-ES"/>
         </w:rPr>
-        <w:t>(</w:t>
-      </w:r>
-      <w:proofErr w:type="gramEnd"/>
-      <w:r>
-        <w:rPr>
-          <w:lang w:val="es-ES"/>
-        </w:rPr>
-        <w:t>).</w:t>
+        <w:t>().</w:t>
       </w:r>
     </w:p>
     <w:p>
@@ -14608,7 +15198,6 @@
         <w:t xml:space="preserve"> con </w:t>
       </w:r>
       <w:proofErr w:type="spellStart"/>
-      <w:proofErr w:type="gramStart"/>
       <w:r>
         <w:rPr>
           <w:lang w:val="es-ES"/>
@@ -14620,14 +15209,7 @@
         <w:rPr>
           <w:lang w:val="es-ES"/>
         </w:rPr>
-        <w:t>(</w:t>
-      </w:r>
-      <w:proofErr w:type="gramEnd"/>
-      <w:r>
-        <w:rPr>
-          <w:lang w:val="es-ES"/>
-        </w:rPr>
-        <w:t xml:space="preserve">() -&gt; new </w:t>
+        <w:t xml:space="preserve">(() -&gt; new </w:t>
       </w:r>
       <w:proofErr w:type="spellStart"/>
       <w:r>
@@ -14778,7 +15360,6 @@
         <w:t xml:space="preserve">. Usa </w:t>
       </w:r>
       <w:proofErr w:type="spellStart"/>
-      <w:proofErr w:type="gramStart"/>
       <w:r>
         <w:rPr>
           <w:lang w:val="es-ES"/>
@@ -14790,14 +15371,7 @@
         <w:rPr>
           <w:lang w:val="es-ES"/>
         </w:rPr>
-        <w:t>(</w:t>
-      </w:r>
-      <w:proofErr w:type="gramEnd"/>
-      <w:r>
-        <w:rPr>
-          <w:lang w:val="es-ES"/>
-        </w:rPr>
-        <w:t xml:space="preserve">) para obtener </w:t>
+        <w:t xml:space="preserve">() para obtener </w:t>
       </w:r>
       <w:r>
         <w:rPr>
@@ -16220,7 +16794,7 @@
         </mc:Choice>
         <mc:Fallback>
           <w:pict>
-            <v:shape w14:anchorId="366A8BA6" id="Graphic 4" o:spid="_x0000_s1026" style="position:absolute;margin-left:86.45pt;margin-top:719.75pt;width:476.5pt;height:25.2pt;z-index:-251660288;visibility:visible;mso-wrap-style:square;mso-wrap-distance-left:0;mso-wrap-distance-top:0;mso-wrap-distance-right:0;mso-wrap-distance-bottom:0;mso-position-horizontal:absolute;mso-position-horizontal-relative:page;mso-position-vertical:absolute;mso-position-vertical-relative:page;v-text-anchor:top" coordsize="6051550,320040" o:gfxdata="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" path="m6051397,l5594197,,,12,,18605r5594197,l5594197,320040r457200,l6051397,xe" fillcolor="black" stroked="f">
+            <v:shape w14:anchorId="08DF67E8" id="Graphic 4" o:spid="_x0000_s1026" style="position:absolute;margin-left:86.45pt;margin-top:719.75pt;width:476.5pt;height:25.2pt;z-index:-251660288;visibility:visible;mso-wrap-style:square;mso-wrap-distance-left:0;mso-wrap-distance-top:0;mso-wrap-distance-right:0;mso-wrap-distance-bottom:0;mso-position-horizontal:absolute;mso-position-horizontal-relative:page;mso-position-vertical:absolute;mso-position-vertical-relative:page;v-text-anchor:top" coordsize="6051550,320040" o:gfxdata="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" path="m6051397,l5594197,,,12,,18605r5594197,l5594197,320040r457200,l6051397,xe" fillcolor="black" stroked="f">
               <v:path arrowok="t"/>
               <w10:wrap anchorx="page" anchory="page"/>
             </v:shape>
@@ -16889,6 +17463,155 @@
     </w:lvl>
   </w:abstractNum>
   <w:abstractNum w:abstractNumId="4" w15:restartNumberingAfterBreak="0">
+    <w:nsid w:val="118561AC"/>
+    <w:multiLevelType w:val="multilevel"/>
+    <w:tmpl w:val="4AAACB3C"/>
+    <w:lvl w:ilvl="0">
+      <w:start w:val="1"/>
+      <w:numFmt w:val="bullet"/>
+      <w:lvlText w:val=""/>
+      <w:lvlJc w:val="left"/>
+      <w:pPr>
+        <w:tabs>
+          <w:tab w:val="num" w:pos="1701"/>
+        </w:tabs>
+        <w:ind w:left="1701" w:hanging="360"/>
+      </w:pPr>
+      <w:rPr>
+        <w:rFonts w:ascii="Wingdings" w:hAnsi="Wingdings" w:hint="default"/>
+        <w:sz w:val="20"/>
+      </w:rPr>
+    </w:lvl>
+    <w:lvl w:ilvl="1" w:tentative="1">
+      <w:start w:val="1"/>
+      <w:numFmt w:val="bullet"/>
+      <w:lvlText w:val="o"/>
+      <w:lvlJc w:val="left"/>
+      <w:pPr>
+        <w:tabs>
+          <w:tab w:val="num" w:pos="2421"/>
+        </w:tabs>
+        <w:ind w:left="2421" w:hanging="360"/>
+      </w:pPr>
+      <w:rPr>
+        <w:rFonts w:ascii="Courier New" w:hAnsi="Courier New" w:hint="default"/>
+        <w:sz w:val="20"/>
+      </w:rPr>
+    </w:lvl>
+    <w:lvl w:ilvl="2" w:tentative="1">
+      <w:start w:val="1"/>
+      <w:numFmt w:val="bullet"/>
+      <w:lvlText w:val=""/>
+      <w:lvlJc w:val="left"/>
+      <w:pPr>
+        <w:tabs>
+          <w:tab w:val="num" w:pos="3141"/>
+        </w:tabs>
+        <w:ind w:left="3141" w:hanging="360"/>
+      </w:pPr>
+      <w:rPr>
+        <w:rFonts w:ascii="Wingdings" w:hAnsi="Wingdings" w:hint="default"/>
+        <w:sz w:val="20"/>
+      </w:rPr>
+    </w:lvl>
+    <w:lvl w:ilvl="3" w:tentative="1">
+      <w:start w:val="1"/>
+      <w:numFmt w:val="bullet"/>
+      <w:lvlText w:val=""/>
+      <w:lvlJc w:val="left"/>
+      <w:pPr>
+        <w:tabs>
+          <w:tab w:val="num" w:pos="3861"/>
+        </w:tabs>
+        <w:ind w:left="3861" w:hanging="360"/>
+      </w:pPr>
+      <w:rPr>
+        <w:rFonts w:ascii="Wingdings" w:hAnsi="Wingdings" w:hint="default"/>
+        <w:sz w:val="20"/>
+      </w:rPr>
+    </w:lvl>
+    <w:lvl w:ilvl="4" w:tentative="1">
+      <w:start w:val="1"/>
+      <w:numFmt w:val="bullet"/>
+      <w:lvlText w:val=""/>
+      <w:lvlJc w:val="left"/>
+      <w:pPr>
+        <w:tabs>
+          <w:tab w:val="num" w:pos="4581"/>
+        </w:tabs>
+        <w:ind w:left="4581" w:hanging="360"/>
+      </w:pPr>
+      <w:rPr>
+        <w:rFonts w:ascii="Wingdings" w:hAnsi="Wingdings" w:hint="default"/>
+        <w:sz w:val="20"/>
+      </w:rPr>
+    </w:lvl>
+    <w:lvl w:ilvl="5" w:tentative="1">
+      <w:start w:val="1"/>
+      <w:numFmt w:val="bullet"/>
+      <w:lvlText w:val=""/>
+      <w:lvlJc w:val="left"/>
+      <w:pPr>
+        <w:tabs>
+          <w:tab w:val="num" w:pos="5301"/>
+        </w:tabs>
+        <w:ind w:left="5301" w:hanging="360"/>
+      </w:pPr>
+      <w:rPr>
+        <w:rFonts w:ascii="Wingdings" w:hAnsi="Wingdings" w:hint="default"/>
+        <w:sz w:val="20"/>
+      </w:rPr>
+    </w:lvl>
+    <w:lvl w:ilvl="6" w:tentative="1">
+      <w:start w:val="1"/>
+      <w:numFmt w:val="bullet"/>
+      <w:lvlText w:val=""/>
+      <w:lvlJc w:val="left"/>
+      <w:pPr>
+        <w:tabs>
+          <w:tab w:val="num" w:pos="6021"/>
+        </w:tabs>
+        <w:ind w:left="6021" w:hanging="360"/>
+      </w:pPr>
+      <w:rPr>
+        <w:rFonts w:ascii="Wingdings" w:hAnsi="Wingdings" w:hint="default"/>
+        <w:sz w:val="20"/>
+      </w:rPr>
+    </w:lvl>
+    <w:lvl w:ilvl="7" w:tentative="1">
+      <w:start w:val="1"/>
+      <w:numFmt w:val="bullet"/>
+      <w:lvlText w:val=""/>
+      <w:lvlJc w:val="left"/>
+      <w:pPr>
+        <w:tabs>
+          <w:tab w:val="num" w:pos="6741"/>
+        </w:tabs>
+        <w:ind w:left="6741" w:hanging="360"/>
+      </w:pPr>
+      <w:rPr>
+        <w:rFonts w:ascii="Wingdings" w:hAnsi="Wingdings" w:hint="default"/>
+        <w:sz w:val="20"/>
+      </w:rPr>
+    </w:lvl>
+    <w:lvl w:ilvl="8" w:tentative="1">
+      <w:start w:val="1"/>
+      <w:numFmt w:val="bullet"/>
+      <w:lvlText w:val=""/>
+      <w:lvlJc w:val="left"/>
+      <w:pPr>
+        <w:tabs>
+          <w:tab w:val="num" w:pos="7461"/>
+        </w:tabs>
+        <w:ind w:left="7461" w:hanging="360"/>
+      </w:pPr>
+      <w:rPr>
+        <w:rFonts w:ascii="Wingdings" w:hAnsi="Wingdings" w:hint="default"/>
+        <w:sz w:val="20"/>
+      </w:rPr>
+    </w:lvl>
+  </w:abstractNum>
+  <w:abstractNum w:abstractNumId="5" w15:restartNumberingAfterBreak="0">
     <w:nsid w:val="119F3919"/>
     <w:multiLevelType w:val="hybridMultilevel"/>
     <w:tmpl w:val="4C34D9CA"/>
@@ -16974,7 +17697,156 @@
       </w:pPr>
     </w:lvl>
   </w:abstractNum>
-  <w:abstractNum w:abstractNumId="5" w15:restartNumberingAfterBreak="0">
+  <w:abstractNum w:abstractNumId="6" w15:restartNumberingAfterBreak="0">
+    <w:nsid w:val="120B6B31"/>
+    <w:multiLevelType w:val="multilevel"/>
+    <w:tmpl w:val="4AAACB3C"/>
+    <w:lvl w:ilvl="0">
+      <w:start w:val="1"/>
+      <w:numFmt w:val="bullet"/>
+      <w:lvlText w:val=""/>
+      <w:lvlJc w:val="left"/>
+      <w:pPr>
+        <w:tabs>
+          <w:tab w:val="num" w:pos="1701"/>
+        </w:tabs>
+        <w:ind w:left="1701" w:hanging="360"/>
+      </w:pPr>
+      <w:rPr>
+        <w:rFonts w:ascii="Wingdings" w:hAnsi="Wingdings" w:hint="default"/>
+        <w:sz w:val="20"/>
+      </w:rPr>
+    </w:lvl>
+    <w:lvl w:ilvl="1" w:tentative="1">
+      <w:start w:val="1"/>
+      <w:numFmt w:val="bullet"/>
+      <w:lvlText w:val="o"/>
+      <w:lvlJc w:val="left"/>
+      <w:pPr>
+        <w:tabs>
+          <w:tab w:val="num" w:pos="2421"/>
+        </w:tabs>
+        <w:ind w:left="2421" w:hanging="360"/>
+      </w:pPr>
+      <w:rPr>
+        <w:rFonts w:ascii="Courier New" w:hAnsi="Courier New" w:hint="default"/>
+        <w:sz w:val="20"/>
+      </w:rPr>
+    </w:lvl>
+    <w:lvl w:ilvl="2" w:tentative="1">
+      <w:start w:val="1"/>
+      <w:numFmt w:val="bullet"/>
+      <w:lvlText w:val=""/>
+      <w:lvlJc w:val="left"/>
+      <w:pPr>
+        <w:tabs>
+          <w:tab w:val="num" w:pos="3141"/>
+        </w:tabs>
+        <w:ind w:left="3141" w:hanging="360"/>
+      </w:pPr>
+      <w:rPr>
+        <w:rFonts w:ascii="Wingdings" w:hAnsi="Wingdings" w:hint="default"/>
+        <w:sz w:val="20"/>
+      </w:rPr>
+    </w:lvl>
+    <w:lvl w:ilvl="3" w:tentative="1">
+      <w:start w:val="1"/>
+      <w:numFmt w:val="bullet"/>
+      <w:lvlText w:val=""/>
+      <w:lvlJc w:val="left"/>
+      <w:pPr>
+        <w:tabs>
+          <w:tab w:val="num" w:pos="3861"/>
+        </w:tabs>
+        <w:ind w:left="3861" w:hanging="360"/>
+      </w:pPr>
+      <w:rPr>
+        <w:rFonts w:ascii="Wingdings" w:hAnsi="Wingdings" w:hint="default"/>
+        <w:sz w:val="20"/>
+      </w:rPr>
+    </w:lvl>
+    <w:lvl w:ilvl="4" w:tentative="1">
+      <w:start w:val="1"/>
+      <w:numFmt w:val="bullet"/>
+      <w:lvlText w:val=""/>
+      <w:lvlJc w:val="left"/>
+      <w:pPr>
+        <w:tabs>
+          <w:tab w:val="num" w:pos="4581"/>
+        </w:tabs>
+        <w:ind w:left="4581" w:hanging="360"/>
+      </w:pPr>
+      <w:rPr>
+        <w:rFonts w:ascii="Wingdings" w:hAnsi="Wingdings" w:hint="default"/>
+        <w:sz w:val="20"/>
+      </w:rPr>
+    </w:lvl>
+    <w:lvl w:ilvl="5" w:tentative="1">
+      <w:start w:val="1"/>
+      <w:numFmt w:val="bullet"/>
+      <w:lvlText w:val=""/>
+      <w:lvlJc w:val="left"/>
+      <w:pPr>
+        <w:tabs>
+          <w:tab w:val="num" w:pos="5301"/>
+        </w:tabs>
+        <w:ind w:left="5301" w:hanging="360"/>
+      </w:pPr>
+      <w:rPr>
+        <w:rFonts w:ascii="Wingdings" w:hAnsi="Wingdings" w:hint="default"/>
+        <w:sz w:val="20"/>
+      </w:rPr>
+    </w:lvl>
+    <w:lvl w:ilvl="6" w:tentative="1">
+      <w:start w:val="1"/>
+      <w:numFmt w:val="bullet"/>
+      <w:lvlText w:val=""/>
+      <w:lvlJc w:val="left"/>
+      <w:pPr>
+        <w:tabs>
+          <w:tab w:val="num" w:pos="6021"/>
+        </w:tabs>
+        <w:ind w:left="6021" w:hanging="360"/>
+      </w:pPr>
+      <w:rPr>
+        <w:rFonts w:ascii="Wingdings" w:hAnsi="Wingdings" w:hint="default"/>
+        <w:sz w:val="20"/>
+      </w:rPr>
+    </w:lvl>
+    <w:lvl w:ilvl="7" w:tentative="1">
+      <w:start w:val="1"/>
+      <w:numFmt w:val="bullet"/>
+      <w:lvlText w:val=""/>
+      <w:lvlJc w:val="left"/>
+      <w:pPr>
+        <w:tabs>
+          <w:tab w:val="num" w:pos="6741"/>
+        </w:tabs>
+        <w:ind w:left="6741" w:hanging="360"/>
+      </w:pPr>
+      <w:rPr>
+        <w:rFonts w:ascii="Wingdings" w:hAnsi="Wingdings" w:hint="default"/>
+        <w:sz w:val="20"/>
+      </w:rPr>
+    </w:lvl>
+    <w:lvl w:ilvl="8" w:tentative="1">
+      <w:start w:val="1"/>
+      <w:numFmt w:val="bullet"/>
+      <w:lvlText w:val=""/>
+      <w:lvlJc w:val="left"/>
+      <w:pPr>
+        <w:tabs>
+          <w:tab w:val="num" w:pos="7461"/>
+        </w:tabs>
+        <w:ind w:left="7461" w:hanging="360"/>
+      </w:pPr>
+      <w:rPr>
+        <w:rFonts w:ascii="Wingdings" w:hAnsi="Wingdings" w:hint="default"/>
+        <w:sz w:val="20"/>
+      </w:rPr>
+    </w:lvl>
+  </w:abstractNum>
+  <w:abstractNum w:abstractNumId="7" w15:restartNumberingAfterBreak="0">
     <w:nsid w:val="1520204F"/>
     <w:multiLevelType w:val="hybridMultilevel"/>
     <w:tmpl w:val="35DE1196"/>
@@ -17098,7 +17970,7 @@
       </w:rPr>
     </w:lvl>
   </w:abstractNum>
-  <w:abstractNum w:abstractNumId="6" w15:restartNumberingAfterBreak="0">
+  <w:abstractNum w:abstractNumId="8" w15:restartNumberingAfterBreak="0">
     <w:nsid w:val="16FA36DE"/>
     <w:multiLevelType w:val="hybridMultilevel"/>
     <w:tmpl w:val="630C3A36"/>
@@ -17184,7 +18056,7 @@
       </w:pPr>
     </w:lvl>
   </w:abstractNum>
-  <w:abstractNum w:abstractNumId="7" w15:restartNumberingAfterBreak="0">
+  <w:abstractNum w:abstractNumId="9" w15:restartNumberingAfterBreak="0">
     <w:nsid w:val="1A155CB2"/>
     <w:multiLevelType w:val="hybridMultilevel"/>
     <w:tmpl w:val="CD0CC9CE"/>
@@ -17270,10 +18142,123 @@
       </w:pPr>
     </w:lvl>
   </w:abstractNum>
-  <w:abstractNum w:abstractNumId="8" w15:restartNumberingAfterBreak="0">
+  <w:abstractNum w:abstractNumId="10" w15:restartNumberingAfterBreak="0">
+    <w:nsid w:val="22D6319D"/>
+    <w:multiLevelType w:val="multilevel"/>
+    <w:tmpl w:val="1D6634A4"/>
+    <w:lvl w:ilvl="0">
+      <w:start w:val="1"/>
+      <w:numFmt w:val="decimal"/>
+      <w:lvlText w:val="%1."/>
+      <w:lvlJc w:val="left"/>
+      <w:pPr>
+        <w:tabs>
+          <w:tab w:val="num" w:pos="720"/>
+        </w:tabs>
+        <w:ind w:left="720" w:hanging="360"/>
+      </w:pPr>
+    </w:lvl>
+    <w:lvl w:ilvl="1" w:tentative="1">
+      <w:start w:val="1"/>
+      <w:numFmt w:val="decimal"/>
+      <w:lvlText w:val="%2."/>
+      <w:lvlJc w:val="left"/>
+      <w:pPr>
+        <w:tabs>
+          <w:tab w:val="num" w:pos="1440"/>
+        </w:tabs>
+        <w:ind w:left="1440" w:hanging="360"/>
+      </w:pPr>
+    </w:lvl>
+    <w:lvl w:ilvl="2" w:tentative="1">
+      <w:start w:val="1"/>
+      <w:numFmt w:val="decimal"/>
+      <w:lvlText w:val="%3."/>
+      <w:lvlJc w:val="left"/>
+      <w:pPr>
+        <w:tabs>
+          <w:tab w:val="num" w:pos="2160"/>
+        </w:tabs>
+        <w:ind w:left="2160" w:hanging="360"/>
+      </w:pPr>
+    </w:lvl>
+    <w:lvl w:ilvl="3" w:tentative="1">
+      <w:start w:val="1"/>
+      <w:numFmt w:val="decimal"/>
+      <w:lvlText w:val="%4."/>
+      <w:lvlJc w:val="left"/>
+      <w:pPr>
+        <w:tabs>
+          <w:tab w:val="num" w:pos="2880"/>
+        </w:tabs>
+        <w:ind w:left="2880" w:hanging="360"/>
+      </w:pPr>
+    </w:lvl>
+    <w:lvl w:ilvl="4" w:tentative="1">
+      <w:start w:val="1"/>
+      <w:numFmt w:val="decimal"/>
+      <w:lvlText w:val="%5."/>
+      <w:lvlJc w:val="left"/>
+      <w:pPr>
+        <w:tabs>
+          <w:tab w:val="num" w:pos="3600"/>
+        </w:tabs>
+        <w:ind w:left="3600" w:hanging="360"/>
+      </w:pPr>
+    </w:lvl>
+    <w:lvl w:ilvl="5" w:tentative="1">
+      <w:start w:val="1"/>
+      <w:numFmt w:val="decimal"/>
+      <w:lvlText w:val="%6."/>
+      <w:lvlJc w:val="left"/>
+      <w:pPr>
+        <w:tabs>
+          <w:tab w:val="num" w:pos="4320"/>
+        </w:tabs>
+        <w:ind w:left="4320" w:hanging="360"/>
+      </w:pPr>
+    </w:lvl>
+    <w:lvl w:ilvl="6" w:tentative="1">
+      <w:start w:val="1"/>
+      <w:numFmt w:val="decimal"/>
+      <w:lvlText w:val="%7."/>
+      <w:lvlJc w:val="left"/>
+      <w:pPr>
+        <w:tabs>
+          <w:tab w:val="num" w:pos="5040"/>
+        </w:tabs>
+        <w:ind w:left="5040" w:hanging="360"/>
+      </w:pPr>
+    </w:lvl>
+    <w:lvl w:ilvl="7" w:tentative="1">
+      <w:start w:val="1"/>
+      <w:numFmt w:val="decimal"/>
+      <w:lvlText w:val="%8."/>
+      <w:lvlJc w:val="left"/>
+      <w:pPr>
+        <w:tabs>
+          <w:tab w:val="num" w:pos="5760"/>
+        </w:tabs>
+        <w:ind w:left="5760" w:hanging="360"/>
+      </w:pPr>
+    </w:lvl>
+    <w:lvl w:ilvl="8" w:tentative="1">
+      <w:start w:val="1"/>
+      <w:numFmt w:val="decimal"/>
+      <w:lvlText w:val="%9."/>
+      <w:lvlJc w:val="left"/>
+      <w:pPr>
+        <w:tabs>
+          <w:tab w:val="num" w:pos="6480"/>
+        </w:tabs>
+        <w:ind w:left="6480" w:hanging="360"/>
+      </w:pPr>
+    </w:lvl>
+  </w:abstractNum>
+  <w:abstractNum w:abstractNumId="11" w15:restartNumberingAfterBreak="0">
     <w:nsid w:val="262F0258"/>
     <w:multiLevelType w:val="hybridMultilevel"/>
-    <w:tmpl w:val="93A0F5D6"/>
+    <w:tmpl w:val="87A0AB08"/>
     <w:lvl w:ilvl="0" w:tplc="05B43AA4">
       <w:start w:val="5"/>
       <w:numFmt w:val="upperRoman"/>
@@ -17400,7 +18385,120 @@
       </w:rPr>
     </w:lvl>
   </w:abstractNum>
-  <w:abstractNum w:abstractNumId="9" w15:restartNumberingAfterBreak="0">
+  <w:abstractNum w:abstractNumId="12" w15:restartNumberingAfterBreak="0">
+    <w:nsid w:val="2C17311A"/>
+    <w:multiLevelType w:val="hybridMultilevel"/>
+    <w:tmpl w:val="EDD82ECE"/>
+    <w:lvl w:ilvl="0" w:tplc="04090005">
+      <w:start w:val="1"/>
+      <w:numFmt w:val="bullet"/>
+      <w:lvlText w:val=""/>
+      <w:lvlJc w:val="left"/>
+      <w:pPr>
+        <w:ind w:left="1440" w:hanging="360"/>
+      </w:pPr>
+      <w:rPr>
+        <w:rFonts w:ascii="Wingdings" w:hAnsi="Wingdings" w:hint="default"/>
+      </w:rPr>
+    </w:lvl>
+    <w:lvl w:ilvl="1" w:tplc="04090003" w:tentative="1">
+      <w:start w:val="1"/>
+      <w:numFmt w:val="bullet"/>
+      <w:lvlText w:val="o"/>
+      <w:lvlJc w:val="left"/>
+      <w:pPr>
+        <w:ind w:left="2160" w:hanging="360"/>
+      </w:pPr>
+      <w:rPr>
+        <w:rFonts w:ascii="Courier New" w:hAnsi="Courier New" w:cs="Courier New" w:hint="default"/>
+      </w:rPr>
+    </w:lvl>
+    <w:lvl w:ilvl="2" w:tplc="04090005" w:tentative="1">
+      <w:start w:val="1"/>
+      <w:numFmt w:val="bullet"/>
+      <w:lvlText w:val=""/>
+      <w:lvlJc w:val="left"/>
+      <w:pPr>
+        <w:ind w:left="2880" w:hanging="360"/>
+      </w:pPr>
+      <w:rPr>
+        <w:rFonts w:ascii="Wingdings" w:hAnsi="Wingdings" w:hint="default"/>
+      </w:rPr>
+    </w:lvl>
+    <w:lvl w:ilvl="3" w:tplc="04090001" w:tentative="1">
+      <w:start w:val="1"/>
+      <w:numFmt w:val="bullet"/>
+      <w:lvlText w:val=""/>
+      <w:lvlJc w:val="left"/>
+      <w:pPr>
+        <w:ind w:left="3600" w:hanging="360"/>
+      </w:pPr>
+      <w:rPr>
+        <w:rFonts w:ascii="Symbol" w:hAnsi="Symbol" w:hint="default"/>
+      </w:rPr>
+    </w:lvl>
+    <w:lvl w:ilvl="4" w:tplc="04090003" w:tentative="1">
+      <w:start w:val="1"/>
+      <w:numFmt w:val="bullet"/>
+      <w:lvlText w:val="o"/>
+      <w:lvlJc w:val="left"/>
+      <w:pPr>
+        <w:ind w:left="4320" w:hanging="360"/>
+      </w:pPr>
+      <w:rPr>
+        <w:rFonts w:ascii="Courier New" w:hAnsi="Courier New" w:cs="Courier New" w:hint="default"/>
+      </w:rPr>
+    </w:lvl>
+    <w:lvl w:ilvl="5" w:tplc="04090005" w:tentative="1">
+      <w:start w:val="1"/>
+      <w:numFmt w:val="bullet"/>
+      <w:lvlText w:val=""/>
+      <w:lvlJc w:val="left"/>
+      <w:pPr>
+        <w:ind w:left="5040" w:hanging="360"/>
+      </w:pPr>
+      <w:rPr>
+        <w:rFonts w:ascii="Wingdings" w:hAnsi="Wingdings" w:hint="default"/>
+      </w:rPr>
+    </w:lvl>
+    <w:lvl w:ilvl="6" w:tplc="04090001" w:tentative="1">
+      <w:start w:val="1"/>
+      <w:numFmt w:val="bullet"/>
+      <w:lvlText w:val=""/>
+      <w:lvlJc w:val="left"/>
+      <w:pPr>
+        <w:ind w:left="5760" w:hanging="360"/>
+      </w:pPr>
+      <w:rPr>
+        <w:rFonts w:ascii="Symbol" w:hAnsi="Symbol" w:hint="default"/>
+      </w:rPr>
+    </w:lvl>
+    <w:lvl w:ilvl="7" w:tplc="04090003" w:tentative="1">
+      <w:start w:val="1"/>
+      <w:numFmt w:val="bullet"/>
+      <w:lvlText w:val="o"/>
+      <w:lvlJc w:val="left"/>
+      <w:pPr>
+        <w:ind w:left="6480" w:hanging="360"/>
+      </w:pPr>
+      <w:rPr>
+        <w:rFonts w:ascii="Courier New" w:hAnsi="Courier New" w:cs="Courier New" w:hint="default"/>
+      </w:rPr>
+    </w:lvl>
+    <w:lvl w:ilvl="8" w:tplc="04090005" w:tentative="1">
+      <w:start w:val="1"/>
+      <w:numFmt w:val="bullet"/>
+      <w:lvlText w:val=""/>
+      <w:lvlJc w:val="left"/>
+      <w:pPr>
+        <w:ind w:left="7200" w:hanging="360"/>
+      </w:pPr>
+      <w:rPr>
+        <w:rFonts w:ascii="Wingdings" w:hAnsi="Wingdings" w:hint="default"/>
+      </w:rPr>
+    </w:lvl>
+  </w:abstractNum>
+  <w:abstractNum w:abstractNumId="13" w15:restartNumberingAfterBreak="0">
     <w:nsid w:val="332315B1"/>
     <w:multiLevelType w:val="hybridMultilevel"/>
     <w:tmpl w:val="81681AB6"/>
@@ -17486,7 +18584,7 @@
       </w:pPr>
     </w:lvl>
   </w:abstractNum>
-  <w:abstractNum w:abstractNumId="10" w15:restartNumberingAfterBreak="0">
+  <w:abstractNum w:abstractNumId="14" w15:restartNumberingAfterBreak="0">
     <w:nsid w:val="39B92D02"/>
     <w:multiLevelType w:val="hybridMultilevel"/>
     <w:tmpl w:val="AD24D018"/>
@@ -17599,7 +18697,152 @@
       </w:rPr>
     </w:lvl>
   </w:abstractNum>
-  <w:abstractNum w:abstractNumId="11" w15:restartNumberingAfterBreak="0">
+  <w:abstractNum w:abstractNumId="15" w15:restartNumberingAfterBreak="0">
+    <w:nsid w:val="3A853491"/>
+    <w:multiLevelType w:val="multilevel"/>
+    <w:tmpl w:val="BECAD952"/>
+    <w:lvl w:ilvl="0">
+      <w:start w:val="1"/>
+      <w:numFmt w:val="bullet"/>
+      <w:lvlText w:val=""/>
+      <w:lvlJc w:val="left"/>
+      <w:pPr>
+        <w:tabs>
+          <w:tab w:val="num" w:pos="1701"/>
+        </w:tabs>
+        <w:ind w:left="1701" w:hanging="360"/>
+      </w:pPr>
+      <w:rPr>
+        <w:rFonts w:ascii="Symbol" w:hAnsi="Symbol" w:hint="default"/>
+        <w:sz w:val="20"/>
+      </w:rPr>
+    </w:lvl>
+    <w:lvl w:ilvl="1">
+      <w:start w:val="1"/>
+      <w:numFmt w:val="bullet"/>
+      <w:lvlText w:val=""/>
+      <w:lvlJc w:val="left"/>
+      <w:pPr>
+        <w:ind w:left="2421" w:hanging="360"/>
+      </w:pPr>
+      <w:rPr>
+        <w:rFonts w:ascii="Wingdings" w:hAnsi="Wingdings" w:hint="default"/>
+      </w:rPr>
+    </w:lvl>
+    <w:lvl w:ilvl="2" w:tentative="1">
+      <w:start w:val="1"/>
+      <w:numFmt w:val="bullet"/>
+      <w:lvlText w:val=""/>
+      <w:lvlJc w:val="left"/>
+      <w:pPr>
+        <w:tabs>
+          <w:tab w:val="num" w:pos="3141"/>
+        </w:tabs>
+        <w:ind w:left="3141" w:hanging="360"/>
+      </w:pPr>
+      <w:rPr>
+        <w:rFonts w:ascii="Wingdings" w:hAnsi="Wingdings" w:hint="default"/>
+        <w:sz w:val="20"/>
+      </w:rPr>
+    </w:lvl>
+    <w:lvl w:ilvl="3" w:tentative="1">
+      <w:start w:val="1"/>
+      <w:numFmt w:val="bullet"/>
+      <w:lvlText w:val=""/>
+      <w:lvlJc w:val="left"/>
+      <w:pPr>
+        <w:tabs>
+          <w:tab w:val="num" w:pos="3861"/>
+        </w:tabs>
+        <w:ind w:left="3861" w:hanging="360"/>
+      </w:pPr>
+      <w:rPr>
+        <w:rFonts w:ascii="Wingdings" w:hAnsi="Wingdings" w:hint="default"/>
+        <w:sz w:val="20"/>
+      </w:rPr>
+    </w:lvl>
+    <w:lvl w:ilvl="4" w:tentative="1">
+      <w:start w:val="1"/>
+      <w:numFmt w:val="bullet"/>
+      <w:lvlText w:val=""/>
+      <w:lvlJc w:val="left"/>
+      <w:pPr>
+        <w:tabs>
+          <w:tab w:val="num" w:pos="4581"/>
+        </w:tabs>
+        <w:ind w:left="4581" w:hanging="360"/>
+      </w:pPr>
+      <w:rPr>
+        <w:rFonts w:ascii="Wingdings" w:hAnsi="Wingdings" w:hint="default"/>
+        <w:sz w:val="20"/>
+      </w:rPr>
+    </w:lvl>
+    <w:lvl w:ilvl="5" w:tentative="1">
+      <w:start w:val="1"/>
+      <w:numFmt w:val="bullet"/>
+      <w:lvlText w:val=""/>
+      <w:lvlJc w:val="left"/>
+      <w:pPr>
+        <w:tabs>
+          <w:tab w:val="num" w:pos="5301"/>
+        </w:tabs>
+        <w:ind w:left="5301" w:hanging="360"/>
+      </w:pPr>
+      <w:rPr>
+        <w:rFonts w:ascii="Wingdings" w:hAnsi="Wingdings" w:hint="default"/>
+        <w:sz w:val="20"/>
+      </w:rPr>
+    </w:lvl>
+    <w:lvl w:ilvl="6" w:tentative="1">
+      <w:start w:val="1"/>
+      <w:numFmt w:val="bullet"/>
+      <w:lvlText w:val=""/>
+      <w:lvlJc w:val="left"/>
+      <w:pPr>
+        <w:tabs>
+          <w:tab w:val="num" w:pos="6021"/>
+        </w:tabs>
+        <w:ind w:left="6021" w:hanging="360"/>
+      </w:pPr>
+      <w:rPr>
+        <w:rFonts w:ascii="Wingdings" w:hAnsi="Wingdings" w:hint="default"/>
+        <w:sz w:val="20"/>
+      </w:rPr>
+    </w:lvl>
+    <w:lvl w:ilvl="7" w:tentative="1">
+      <w:start w:val="1"/>
+      <w:numFmt w:val="bullet"/>
+      <w:lvlText w:val=""/>
+      <w:lvlJc w:val="left"/>
+      <w:pPr>
+        <w:tabs>
+          <w:tab w:val="num" w:pos="6741"/>
+        </w:tabs>
+        <w:ind w:left="6741" w:hanging="360"/>
+      </w:pPr>
+      <w:rPr>
+        <w:rFonts w:ascii="Wingdings" w:hAnsi="Wingdings" w:hint="default"/>
+        <w:sz w:val="20"/>
+      </w:rPr>
+    </w:lvl>
+    <w:lvl w:ilvl="8" w:tentative="1">
+      <w:start w:val="1"/>
+      <w:numFmt w:val="bullet"/>
+      <w:lvlText w:val=""/>
+      <w:lvlJc w:val="left"/>
+      <w:pPr>
+        <w:tabs>
+          <w:tab w:val="num" w:pos="7461"/>
+        </w:tabs>
+        <w:ind w:left="7461" w:hanging="360"/>
+      </w:pPr>
+      <w:rPr>
+        <w:rFonts w:ascii="Wingdings" w:hAnsi="Wingdings" w:hint="default"/>
+        <w:sz w:val="20"/>
+      </w:rPr>
+    </w:lvl>
+  </w:abstractNum>
+  <w:abstractNum w:abstractNumId="16" w15:restartNumberingAfterBreak="0">
     <w:nsid w:val="3E44671B"/>
     <w:multiLevelType w:val="multilevel"/>
     <w:tmpl w:val="6486FDDE"/>
@@ -17748,7 +18991,7 @@
       </w:rPr>
     </w:lvl>
   </w:abstractNum>
-  <w:abstractNum w:abstractNumId="12" w15:restartNumberingAfterBreak="0">
+  <w:abstractNum w:abstractNumId="17" w15:restartNumberingAfterBreak="0">
     <w:nsid w:val="3F5735EE"/>
     <w:multiLevelType w:val="hybridMultilevel"/>
     <w:tmpl w:val="60262610"/>
@@ -17869,7 +19112,7 @@
       </w:rPr>
     </w:lvl>
   </w:abstractNum>
-  <w:abstractNum w:abstractNumId="13" w15:restartNumberingAfterBreak="0">
+  <w:abstractNum w:abstractNumId="18" w15:restartNumberingAfterBreak="0">
     <w:nsid w:val="45760E59"/>
     <w:multiLevelType w:val="hybridMultilevel"/>
     <w:tmpl w:val="34E8F56E"/>
@@ -17991,7 +19234,7 @@
       </w:rPr>
     </w:lvl>
   </w:abstractNum>
-  <w:abstractNum w:abstractNumId="14" w15:restartNumberingAfterBreak="0">
+  <w:abstractNum w:abstractNumId="19" w15:restartNumberingAfterBreak="0">
     <w:nsid w:val="487861E0"/>
     <w:multiLevelType w:val="multilevel"/>
     <w:tmpl w:val="3E5487CE"/>
@@ -18108,7 +19351,156 @@
       </w:pPr>
     </w:lvl>
   </w:abstractNum>
-  <w:abstractNum w:abstractNumId="15" w15:restartNumberingAfterBreak="0">
+  <w:abstractNum w:abstractNumId="20" w15:restartNumberingAfterBreak="0">
+    <w:nsid w:val="4D0802A3"/>
+    <w:multiLevelType w:val="multilevel"/>
+    <w:tmpl w:val="BDF04E98"/>
+    <w:lvl w:ilvl="0">
+      <w:start w:val="1"/>
+      <w:numFmt w:val="bullet"/>
+      <w:lvlText w:val=""/>
+      <w:lvlJc w:val="left"/>
+      <w:pPr>
+        <w:tabs>
+          <w:tab w:val="num" w:pos="1342"/>
+        </w:tabs>
+        <w:ind w:left="1342" w:hanging="360"/>
+      </w:pPr>
+      <w:rPr>
+        <w:rFonts w:ascii="Wingdings" w:hAnsi="Wingdings" w:hint="default"/>
+        <w:sz w:val="20"/>
+      </w:rPr>
+    </w:lvl>
+    <w:lvl w:ilvl="1" w:tentative="1">
+      <w:start w:val="1"/>
+      <w:numFmt w:val="bullet"/>
+      <w:lvlText w:val="o"/>
+      <w:lvlJc w:val="left"/>
+      <w:pPr>
+        <w:tabs>
+          <w:tab w:val="num" w:pos="2062"/>
+        </w:tabs>
+        <w:ind w:left="2062" w:hanging="360"/>
+      </w:pPr>
+      <w:rPr>
+        <w:rFonts w:ascii="Courier New" w:hAnsi="Courier New" w:hint="default"/>
+        <w:sz w:val="20"/>
+      </w:rPr>
+    </w:lvl>
+    <w:lvl w:ilvl="2" w:tentative="1">
+      <w:start w:val="1"/>
+      <w:numFmt w:val="bullet"/>
+      <w:lvlText w:val=""/>
+      <w:lvlJc w:val="left"/>
+      <w:pPr>
+        <w:tabs>
+          <w:tab w:val="num" w:pos="2782"/>
+        </w:tabs>
+        <w:ind w:left="2782" w:hanging="360"/>
+      </w:pPr>
+      <w:rPr>
+        <w:rFonts w:ascii="Wingdings" w:hAnsi="Wingdings" w:hint="default"/>
+        <w:sz w:val="20"/>
+      </w:rPr>
+    </w:lvl>
+    <w:lvl w:ilvl="3" w:tentative="1">
+      <w:start w:val="1"/>
+      <w:numFmt w:val="bullet"/>
+      <w:lvlText w:val=""/>
+      <w:lvlJc w:val="left"/>
+      <w:pPr>
+        <w:tabs>
+          <w:tab w:val="num" w:pos="3502"/>
+        </w:tabs>
+        <w:ind w:left="3502" w:hanging="360"/>
+      </w:pPr>
+      <w:rPr>
+        <w:rFonts w:ascii="Wingdings" w:hAnsi="Wingdings" w:hint="default"/>
+        <w:sz w:val="20"/>
+      </w:rPr>
+    </w:lvl>
+    <w:lvl w:ilvl="4" w:tentative="1">
+      <w:start w:val="1"/>
+      <w:numFmt w:val="bullet"/>
+      <w:lvlText w:val=""/>
+      <w:lvlJc w:val="left"/>
+      <w:pPr>
+        <w:tabs>
+          <w:tab w:val="num" w:pos="4222"/>
+        </w:tabs>
+        <w:ind w:left="4222" w:hanging="360"/>
+      </w:pPr>
+      <w:rPr>
+        <w:rFonts w:ascii="Wingdings" w:hAnsi="Wingdings" w:hint="default"/>
+        <w:sz w:val="20"/>
+      </w:rPr>
+    </w:lvl>
+    <w:lvl w:ilvl="5" w:tentative="1">
+      <w:start w:val="1"/>
+      <w:numFmt w:val="bullet"/>
+      <w:lvlText w:val=""/>
+      <w:lvlJc w:val="left"/>
+      <w:pPr>
+        <w:tabs>
+          <w:tab w:val="num" w:pos="4942"/>
+        </w:tabs>
+        <w:ind w:left="4942" w:hanging="360"/>
+      </w:pPr>
+      <w:rPr>
+        <w:rFonts w:ascii="Wingdings" w:hAnsi="Wingdings" w:hint="default"/>
+        <w:sz w:val="20"/>
+      </w:rPr>
+    </w:lvl>
+    <w:lvl w:ilvl="6" w:tentative="1">
+      <w:start w:val="1"/>
+      <w:numFmt w:val="bullet"/>
+      <w:lvlText w:val=""/>
+      <w:lvlJc w:val="left"/>
+      <w:pPr>
+        <w:tabs>
+          <w:tab w:val="num" w:pos="5662"/>
+        </w:tabs>
+        <w:ind w:left="5662" w:hanging="360"/>
+      </w:pPr>
+      <w:rPr>
+        <w:rFonts w:ascii="Wingdings" w:hAnsi="Wingdings" w:hint="default"/>
+        <w:sz w:val="20"/>
+      </w:rPr>
+    </w:lvl>
+    <w:lvl w:ilvl="7" w:tentative="1">
+      <w:start w:val="1"/>
+      <w:numFmt w:val="bullet"/>
+      <w:lvlText w:val=""/>
+      <w:lvlJc w:val="left"/>
+      <w:pPr>
+        <w:tabs>
+          <w:tab w:val="num" w:pos="6382"/>
+        </w:tabs>
+        <w:ind w:left="6382" w:hanging="360"/>
+      </w:pPr>
+      <w:rPr>
+        <w:rFonts w:ascii="Wingdings" w:hAnsi="Wingdings" w:hint="default"/>
+        <w:sz w:val="20"/>
+      </w:rPr>
+    </w:lvl>
+    <w:lvl w:ilvl="8" w:tentative="1">
+      <w:start w:val="1"/>
+      <w:numFmt w:val="bullet"/>
+      <w:lvlText w:val=""/>
+      <w:lvlJc w:val="left"/>
+      <w:pPr>
+        <w:tabs>
+          <w:tab w:val="num" w:pos="7102"/>
+        </w:tabs>
+        <w:ind w:left="7102" w:hanging="360"/>
+      </w:pPr>
+      <w:rPr>
+        <w:rFonts w:ascii="Wingdings" w:hAnsi="Wingdings" w:hint="default"/>
+        <w:sz w:val="20"/>
+      </w:rPr>
+    </w:lvl>
+  </w:abstractNum>
+  <w:abstractNum w:abstractNumId="21" w15:restartNumberingAfterBreak="0">
     <w:nsid w:val="4FCC1037"/>
     <w:multiLevelType w:val="hybridMultilevel"/>
     <w:tmpl w:val="630C3A36"/>
@@ -18194,7 +19586,7 @@
       </w:pPr>
     </w:lvl>
   </w:abstractNum>
-  <w:abstractNum w:abstractNumId="16" w15:restartNumberingAfterBreak="0">
+  <w:abstractNum w:abstractNumId="22" w15:restartNumberingAfterBreak="0">
     <w:nsid w:val="509949AD"/>
     <w:multiLevelType w:val="hybridMultilevel"/>
     <w:tmpl w:val="869A34F6"/>
@@ -18316,7 +19708,7 @@
       </w:rPr>
     </w:lvl>
   </w:abstractNum>
-  <w:abstractNum w:abstractNumId="17" w15:restartNumberingAfterBreak="0">
+  <w:abstractNum w:abstractNumId="23" w15:restartNumberingAfterBreak="0">
     <w:nsid w:val="51532487"/>
     <w:multiLevelType w:val="hybridMultilevel"/>
     <w:tmpl w:val="091A9E32"/>
@@ -18429,7 +19821,7 @@
       </w:rPr>
     </w:lvl>
   </w:abstractNum>
-  <w:abstractNum w:abstractNumId="18" w15:restartNumberingAfterBreak="0">
+  <w:abstractNum w:abstractNumId="24" w15:restartNumberingAfterBreak="0">
     <w:nsid w:val="55E443F3"/>
     <w:multiLevelType w:val="hybridMultilevel"/>
     <w:tmpl w:val="A368740C"/>
@@ -18550,7 +19942,7 @@
       </w:rPr>
     </w:lvl>
   </w:abstractNum>
-  <w:abstractNum w:abstractNumId="19" w15:restartNumberingAfterBreak="0">
+  <w:abstractNum w:abstractNumId="25" w15:restartNumberingAfterBreak="0">
     <w:nsid w:val="587379EE"/>
     <w:multiLevelType w:val="hybridMultilevel"/>
     <w:tmpl w:val="CDD272CC"/>
@@ -18672,7 +20064,7 @@
       </w:rPr>
     </w:lvl>
   </w:abstractNum>
-  <w:abstractNum w:abstractNumId="20" w15:restartNumberingAfterBreak="0">
+  <w:abstractNum w:abstractNumId="26" w15:restartNumberingAfterBreak="0">
     <w:nsid w:val="58992AD0"/>
     <w:multiLevelType w:val="hybridMultilevel"/>
     <w:tmpl w:val="4364D14C"/>
@@ -18794,7 +20186,7 @@
       </w:rPr>
     </w:lvl>
   </w:abstractNum>
-  <w:abstractNum w:abstractNumId="21" w15:restartNumberingAfterBreak="0">
+  <w:abstractNum w:abstractNumId="27" w15:restartNumberingAfterBreak="0">
     <w:nsid w:val="65FB255D"/>
     <w:multiLevelType w:val="hybridMultilevel"/>
     <w:tmpl w:val="2FEA6B80"/>
@@ -18915,7 +20307,7 @@
       </w:rPr>
     </w:lvl>
   </w:abstractNum>
-  <w:abstractNum w:abstractNumId="22" w15:restartNumberingAfterBreak="0">
+  <w:abstractNum w:abstractNumId="28" w15:restartNumberingAfterBreak="0">
     <w:nsid w:val="69AB03C5"/>
     <w:multiLevelType w:val="hybridMultilevel"/>
     <w:tmpl w:val="8E9EAC3E"/>
@@ -19038,7 +20430,7 @@
       </w:rPr>
     </w:lvl>
   </w:abstractNum>
-  <w:abstractNum w:abstractNumId="23" w15:restartNumberingAfterBreak="0">
+  <w:abstractNum w:abstractNumId="29" w15:restartNumberingAfterBreak="0">
     <w:nsid w:val="6D21594F"/>
     <w:multiLevelType w:val="multilevel"/>
     <w:tmpl w:val="0EF08760"/>
@@ -19058,7 +20450,7 @@
         <w:sz w:val="20"/>
       </w:rPr>
     </w:lvl>
-    <w:lvl w:ilvl="1" w:tentative="1">
+    <w:lvl w:ilvl="1">
       <w:start w:val="1"/>
       <w:numFmt w:val="bullet"/>
       <w:lvlText w:val="o"/>
@@ -19187,7 +20579,7 @@
       </w:rPr>
     </w:lvl>
   </w:abstractNum>
-  <w:abstractNum w:abstractNumId="24" w15:restartNumberingAfterBreak="0">
+  <w:abstractNum w:abstractNumId="30" w15:restartNumberingAfterBreak="0">
     <w:nsid w:val="6FA261BF"/>
     <w:multiLevelType w:val="hybridMultilevel"/>
     <w:tmpl w:val="A69E9478"/>
@@ -19276,7 +20668,7 @@
       </w:pPr>
     </w:lvl>
   </w:abstractNum>
-  <w:abstractNum w:abstractNumId="25" w15:restartNumberingAfterBreak="0">
+  <w:abstractNum w:abstractNumId="31" w15:restartNumberingAfterBreak="0">
     <w:nsid w:val="70D15007"/>
     <w:multiLevelType w:val="hybridMultilevel"/>
     <w:tmpl w:val="C7D0ECD8"/>
@@ -19398,7 +20790,7 @@
       </w:rPr>
     </w:lvl>
   </w:abstractNum>
-  <w:abstractNum w:abstractNumId="26" w15:restartNumberingAfterBreak="0">
+  <w:abstractNum w:abstractNumId="32" w15:restartNumberingAfterBreak="0">
     <w:nsid w:val="726B4C75"/>
     <w:multiLevelType w:val="multilevel"/>
     <w:tmpl w:val="9C064106"/>
@@ -19547,7 +20939,7 @@
       </w:rPr>
     </w:lvl>
   </w:abstractNum>
-  <w:abstractNum w:abstractNumId="27" w15:restartNumberingAfterBreak="0">
+  <w:abstractNum w:abstractNumId="33" w15:restartNumberingAfterBreak="0">
     <w:nsid w:val="73FB41AE"/>
     <w:multiLevelType w:val="hybridMultilevel"/>
     <w:tmpl w:val="D6F62682"/>
@@ -19633,7 +21025,93 @@
       </w:pPr>
     </w:lvl>
   </w:abstractNum>
-  <w:abstractNum w:abstractNumId="28" w15:restartNumberingAfterBreak="0">
+  <w:abstractNum w:abstractNumId="34" w15:restartNumberingAfterBreak="0">
+    <w:nsid w:val="74DC7FCF"/>
+    <w:multiLevelType w:val="hybridMultilevel"/>
+    <w:tmpl w:val="1F265C68"/>
+    <w:lvl w:ilvl="0" w:tplc="0409000F">
+      <w:start w:val="1"/>
+      <w:numFmt w:val="decimal"/>
+      <w:lvlText w:val="%1."/>
+      <w:lvlJc w:val="left"/>
+      <w:pPr>
+        <w:ind w:left="720" w:hanging="360"/>
+      </w:pPr>
+    </w:lvl>
+    <w:lvl w:ilvl="1" w:tplc="04090019" w:tentative="1">
+      <w:start w:val="1"/>
+      <w:numFmt w:val="lowerLetter"/>
+      <w:lvlText w:val="%2."/>
+      <w:lvlJc w:val="left"/>
+      <w:pPr>
+        <w:ind w:left="1440" w:hanging="360"/>
+      </w:pPr>
+    </w:lvl>
+    <w:lvl w:ilvl="2" w:tplc="0409001B" w:tentative="1">
+      <w:start w:val="1"/>
+      <w:numFmt w:val="lowerRoman"/>
+      <w:lvlText w:val="%3."/>
+      <w:lvlJc w:val="right"/>
+      <w:pPr>
+        <w:ind w:left="2160" w:hanging="180"/>
+      </w:pPr>
+    </w:lvl>
+    <w:lvl w:ilvl="3" w:tplc="0409000F" w:tentative="1">
+      <w:start w:val="1"/>
+      <w:numFmt w:val="decimal"/>
+      <w:lvlText w:val="%4."/>
+      <w:lvlJc w:val="left"/>
+      <w:pPr>
+        <w:ind w:left="2880" w:hanging="360"/>
+      </w:pPr>
+    </w:lvl>
+    <w:lvl w:ilvl="4" w:tplc="04090019" w:tentative="1">
+      <w:start w:val="1"/>
+      <w:numFmt w:val="lowerLetter"/>
+      <w:lvlText w:val="%5."/>
+      <w:lvlJc w:val="left"/>
+      <w:pPr>
+        <w:ind w:left="3600" w:hanging="360"/>
+      </w:pPr>
+    </w:lvl>
+    <w:lvl w:ilvl="5" w:tplc="0409001B" w:tentative="1">
+      <w:start w:val="1"/>
+      <w:numFmt w:val="lowerRoman"/>
+      <w:lvlText w:val="%6."/>
+      <w:lvlJc w:val="right"/>
+      <w:pPr>
+        <w:ind w:left="4320" w:hanging="180"/>
+      </w:pPr>
+    </w:lvl>
+    <w:lvl w:ilvl="6" w:tplc="0409000F" w:tentative="1">
+      <w:start w:val="1"/>
+      <w:numFmt w:val="decimal"/>
+      <w:lvlText w:val="%7."/>
+      <w:lvlJc w:val="left"/>
+      <w:pPr>
+        <w:ind w:left="5040" w:hanging="360"/>
+      </w:pPr>
+    </w:lvl>
+    <w:lvl w:ilvl="7" w:tplc="04090019" w:tentative="1">
+      <w:start w:val="1"/>
+      <w:numFmt w:val="lowerLetter"/>
+      <w:lvlText w:val="%8."/>
+      <w:lvlJc w:val="left"/>
+      <w:pPr>
+        <w:ind w:left="5760" w:hanging="360"/>
+      </w:pPr>
+    </w:lvl>
+    <w:lvl w:ilvl="8" w:tplc="0409001B" w:tentative="1">
+      <w:start w:val="1"/>
+      <w:numFmt w:val="lowerRoman"/>
+      <w:lvlText w:val="%9."/>
+      <w:lvlJc w:val="right"/>
+      <w:pPr>
+        <w:ind w:left="6480" w:hanging="180"/>
+      </w:pPr>
+    </w:lvl>
+  </w:abstractNum>
+  <w:abstractNum w:abstractNumId="35" w15:restartNumberingAfterBreak="0">
     <w:nsid w:val="75883D01"/>
     <w:multiLevelType w:val="hybridMultilevel"/>
     <w:tmpl w:val="08A4B7E4"/>
@@ -19719,7 +21197,7 @@
       </w:pPr>
     </w:lvl>
   </w:abstractNum>
-  <w:abstractNum w:abstractNumId="29" w15:restartNumberingAfterBreak="0">
+  <w:abstractNum w:abstractNumId="36" w15:restartNumberingAfterBreak="0">
     <w:nsid w:val="762008A4"/>
     <w:multiLevelType w:val="hybridMultilevel"/>
     <w:tmpl w:val="6EF299AA"/>
@@ -19840,7 +21318,7 @@
       </w:rPr>
     </w:lvl>
   </w:abstractNum>
-  <w:abstractNum w:abstractNumId="30" w15:restartNumberingAfterBreak="0">
+  <w:abstractNum w:abstractNumId="37" w15:restartNumberingAfterBreak="0">
     <w:nsid w:val="78104D44"/>
     <w:multiLevelType w:val="hybridMultilevel"/>
     <w:tmpl w:val="BAD05F3A"/>
@@ -19953,7 +21431,7 @@
       </w:rPr>
     </w:lvl>
   </w:abstractNum>
-  <w:abstractNum w:abstractNumId="31" w15:restartNumberingAfterBreak="0">
+  <w:abstractNum w:abstractNumId="38" w15:restartNumberingAfterBreak="0">
     <w:nsid w:val="7C761A78"/>
     <w:multiLevelType w:val="hybridMultilevel"/>
     <w:tmpl w:val="21981776"/>
@@ -20085,100 +21563,121 @@
     </w:lvl>
   </w:abstractNum>
   <w:num w:numId="1" w16cid:durableId="877090183">
+    <w:abstractNumId w:val="24"/>
+  </w:num>
+  <w:num w:numId="2" w16cid:durableId="475924124">
     <w:abstractNumId w:val="18"/>
   </w:num>
-  <w:num w:numId="2" w16cid:durableId="475924124">
-    <w:abstractNumId w:val="13"/>
-  </w:num>
   <w:num w:numId="3" w16cid:durableId="2012759613">
-    <w:abstractNumId w:val="20"/>
+    <w:abstractNumId w:val="26"/>
   </w:num>
   <w:num w:numId="4" w16cid:durableId="375391874">
-    <w:abstractNumId w:val="19"/>
+    <w:abstractNumId w:val="25"/>
   </w:num>
   <w:num w:numId="5" w16cid:durableId="1639528909">
-    <w:abstractNumId w:val="21"/>
+    <w:abstractNumId w:val="27"/>
   </w:num>
   <w:num w:numId="6" w16cid:durableId="1702585508">
-    <w:abstractNumId w:val="16"/>
+    <w:abstractNumId w:val="22"/>
   </w:num>
   <w:num w:numId="7" w16cid:durableId="942883525">
-    <w:abstractNumId w:val="22"/>
+    <w:abstractNumId w:val="28"/>
   </w:num>
   <w:num w:numId="8" w16cid:durableId="2026899589">
-    <w:abstractNumId w:val="8"/>
+    <w:abstractNumId w:val="11"/>
   </w:num>
   <w:num w:numId="9" w16cid:durableId="950280824">
     <w:abstractNumId w:val="1"/>
   </w:num>
   <w:num w:numId="10" w16cid:durableId="775909192">
-    <w:abstractNumId w:val="31"/>
+    <w:abstractNumId w:val="38"/>
   </w:num>
   <w:num w:numId="11" w16cid:durableId="957681745">
-    <w:abstractNumId w:val="29"/>
+    <w:abstractNumId w:val="36"/>
   </w:num>
   <w:num w:numId="12" w16cid:durableId="1191380890">
-    <w:abstractNumId w:val="12"/>
+    <w:abstractNumId w:val="17"/>
   </w:num>
   <w:num w:numId="13" w16cid:durableId="665783405">
     <w:abstractNumId w:val="3"/>
   </w:num>
   <w:num w:numId="14" w16cid:durableId="1353148973">
-    <w:abstractNumId w:val="25"/>
+    <w:abstractNumId w:val="31"/>
   </w:num>
   <w:num w:numId="15" w16cid:durableId="1025666829">
-    <w:abstractNumId w:val="4"/>
+    <w:abstractNumId w:val="5"/>
   </w:num>
   <w:num w:numId="16" w16cid:durableId="1752657113">
-    <w:abstractNumId w:val="7"/>
+    <w:abstractNumId w:val="9"/>
   </w:num>
   <w:num w:numId="17" w16cid:durableId="703794347">
-    <w:abstractNumId w:val="9"/>
+    <w:abstractNumId w:val="13"/>
   </w:num>
   <w:num w:numId="18" w16cid:durableId="2008820704">
-    <w:abstractNumId w:val="27"/>
+    <w:abstractNumId w:val="33"/>
   </w:num>
   <w:num w:numId="19" w16cid:durableId="306206851">
-    <w:abstractNumId w:val="15"/>
+    <w:abstractNumId w:val="21"/>
   </w:num>
   <w:num w:numId="20" w16cid:durableId="2042513559">
-    <w:abstractNumId w:val="24"/>
+    <w:abstractNumId w:val="30"/>
   </w:num>
   <w:num w:numId="21" w16cid:durableId="1963994991">
-    <w:abstractNumId w:val="30"/>
+    <w:abstractNumId w:val="37"/>
   </w:num>
   <w:num w:numId="22" w16cid:durableId="2117017027">
-    <w:abstractNumId w:val="28"/>
+    <w:abstractNumId w:val="35"/>
   </w:num>
   <w:num w:numId="23" w16cid:durableId="273439242">
     <w:abstractNumId w:val="0"/>
   </w:num>
   <w:num w:numId="24" w16cid:durableId="265311219">
-    <w:abstractNumId w:val="6"/>
+    <w:abstractNumId w:val="8"/>
   </w:num>
   <w:num w:numId="25" w16cid:durableId="190801601">
-    <w:abstractNumId w:val="17"/>
+    <w:abstractNumId w:val="23"/>
   </w:num>
   <w:num w:numId="26" w16cid:durableId="631524937">
-    <w:abstractNumId w:val="5"/>
+    <w:abstractNumId w:val="7"/>
   </w:num>
   <w:num w:numId="27" w16cid:durableId="2022509727">
-    <w:abstractNumId w:val="11"/>
+    <w:abstractNumId w:val="16"/>
   </w:num>
   <w:num w:numId="28" w16cid:durableId="1884370034">
-    <w:abstractNumId w:val="23"/>
+    <w:abstractNumId w:val="29"/>
   </w:num>
   <w:num w:numId="29" w16cid:durableId="1977560038">
-    <w:abstractNumId w:val="26"/>
+    <w:abstractNumId w:val="32"/>
   </w:num>
   <w:num w:numId="30" w16cid:durableId="152643310">
-    <w:abstractNumId w:val="10"/>
+    <w:abstractNumId w:val="14"/>
   </w:num>
   <w:num w:numId="31" w16cid:durableId="765882178">
-    <w:abstractNumId w:val="14"/>
+    <w:abstractNumId w:val="19"/>
   </w:num>
   <w:num w:numId="32" w16cid:durableId="488790892">
     <w:abstractNumId w:val="2"/>
+  </w:num>
+  <w:num w:numId="33" w16cid:durableId="1783186447">
+    <w:abstractNumId w:val="10"/>
+  </w:num>
+  <w:num w:numId="34" w16cid:durableId="1938176548">
+    <w:abstractNumId w:val="6"/>
+  </w:num>
+  <w:num w:numId="35" w16cid:durableId="216552853">
+    <w:abstractNumId w:val="34"/>
+  </w:num>
+  <w:num w:numId="36" w16cid:durableId="592780650">
+    <w:abstractNumId w:val="4"/>
+  </w:num>
+  <w:num w:numId="37" w16cid:durableId="1563715896">
+    <w:abstractNumId w:val="20"/>
+  </w:num>
+  <w:num w:numId="38" w16cid:durableId="1750732666">
+    <w:abstractNumId w:val="15"/>
+  </w:num>
+  <w:num w:numId="39" w16cid:durableId="338775145">
+    <w:abstractNumId w:val="12"/>
   </w:num>
 </w:numbering>
 </file>
@@ -20583,7 +22082,7 @@
   <w:style w:type="paragraph" w:default="1" w:styleId="Normal">
     <w:name w:val="Normal"/>
     <w:qFormat/>
-    <w:rsid w:val="000F39EC"/>
+    <w:rsid w:val="00564121"/>
     <w:rPr>
       <w:rFonts w:ascii="Aptos" w:eastAsia="Trebuchet MS" w:hAnsi="Aptos" w:cs="Trebuchet MS"/>
       <w:sz w:val="24"/>

--- a/subjects/subject_words/java04_es_subject.docx
+++ b/subjects/subject_words/java04_es_subject.docx
@@ -430,7 +430,7 @@
           </mc:Choice>
           <mc:Fallback>
             <w:pict>
-              <v:shape w14:anchorId="54FBFE0A" id="Graphic 3" o:spid="_x0000_s1026" style="position:absolute;margin-left:86.45pt;margin-top:20.05pt;width:476.5pt;height:25.2pt;z-index:-251655680;visibility:visible;mso-wrap-style:square;mso-wrap-distance-left:0;mso-wrap-distance-top:0;mso-wrap-distance-right:0;mso-wrap-distance-bottom:0;mso-position-horizontal:absolute;mso-position-horizontal-relative:page;mso-position-vertical:absolute;mso-position-vertical-relative:text;v-text-anchor:top" coordsize="6051550,320040" o:gfxdata="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" path="m6051397,l5594197,,,12,,18605r5594197,l5594197,320040r457200,l6051397,xe" fillcolor="black" stroked="f">
+              <v:shape w14:anchorId="1F514E75" id="Graphic 3" o:spid="_x0000_s1026" style="position:absolute;margin-left:86.45pt;margin-top:20.05pt;width:476.5pt;height:25.2pt;z-index:-251655680;visibility:visible;mso-wrap-style:square;mso-wrap-distance-left:0;mso-wrap-distance-top:0;mso-wrap-distance-right:0;mso-wrap-distance-bottom:0;mso-position-horizontal:absolute;mso-position-horizontal-relative:page;mso-position-vertical:absolute;mso-position-vertical-relative:text;v-text-anchor:top" coordsize="6051550,320040" o:gfxdata="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" path="m6051397,l5594197,,,12,,18605r5594197,l5594197,320040r457200,l6051397,xe" fillcolor="black" stroked="f">
                 <v:path arrowok="t"/>
                 <w10:wrap type="topAndBottom" anchorx="page"/>
               </v:shape>
@@ -456,7 +456,7 @@
         </w:sectPr>
       </w:pPr>
     </w:p>
-    <w:bookmarkStart w:id="0" w:name="_Toc235059744" w:displacedByCustomXml="next"/>
+    <w:bookmarkStart w:id="0" w:name="_Toc235141303" w:displacedByCustomXml="next"/>
     <w:sdt>
       <w:sdtPr>
         <w:rPr>
@@ -515,7 +515,7 @@
           <w:r>
             <w:fldChar w:fldCharType="separate"/>
           </w:r>
-          <w:hyperlink w:anchor="_Toc235059744" w:history="1">
+          <w:hyperlink w:anchor="_Toc235141303" w:history="1">
             <w:r>
               <w:rPr>
                 <w:rStyle w:val="Hipervnculo"/>
@@ -542,7 +542,7 @@
                 <w:noProof/>
                 <w:webHidden/>
               </w:rPr>
-              <w:instrText xml:space="preserve"> PAGEREF _Toc235059744 \h </w:instrText>
+              <w:instrText xml:space="preserve"> PAGEREF _Toc235141303 \h </w:instrText>
             </w:r>
             <w:r>
               <w:rPr>
@@ -588,7 +588,7 @@
               <w14:ligatures w14:val="standardContextual"/>
             </w:rPr>
           </w:pPr>
-          <w:hyperlink w:anchor="_Toc235059745" w:history="1">
+          <w:hyperlink w:anchor="_Toc235141304" w:history="1">
             <w:r>
               <w:rPr>
                 <w:rStyle w:val="Hipervnculo"/>
@@ -632,7 +632,7 @@
                 <w:noProof/>
                 <w:webHidden/>
               </w:rPr>
-              <w:instrText xml:space="preserve"> PAGEREF _Toc235059745 \h </w:instrText>
+              <w:instrText xml:space="preserve"> PAGEREF _Toc235141304 \h </w:instrText>
             </w:r>
             <w:r>
               <w:rPr>
@@ -678,7 +678,7 @@
               <w14:ligatures w14:val="standardContextual"/>
             </w:rPr>
           </w:pPr>
-          <w:hyperlink w:anchor="_Toc235059746" w:history="1">
+          <w:hyperlink w:anchor="_Toc235141305" w:history="1">
             <w:r>
               <w:rPr>
                 <w:rStyle w:val="Hipervnculo"/>
@@ -722,7 +722,7 @@
                 <w:noProof/>
                 <w:webHidden/>
               </w:rPr>
-              <w:instrText xml:space="preserve"> PAGEREF _Toc235059746 \h </w:instrText>
+              <w:instrText xml:space="preserve"> PAGEREF _Toc235141305 \h </w:instrText>
             </w:r>
             <w:r>
               <w:rPr>
@@ -768,7 +768,7 @@
               <w14:ligatures w14:val="standardContextual"/>
             </w:rPr>
           </w:pPr>
-          <w:hyperlink w:anchor="_Toc235059747" w:history="1">
+          <w:hyperlink w:anchor="_Toc235141306" w:history="1">
             <w:r>
               <w:rPr>
                 <w:rStyle w:val="Hipervnculo"/>
@@ -812,7 +812,7 @@
                 <w:noProof/>
                 <w:webHidden/>
               </w:rPr>
-              <w:instrText xml:space="preserve"> PAGEREF _Toc235059747 \h </w:instrText>
+              <w:instrText xml:space="preserve"> PAGEREF _Toc235141306 \h </w:instrText>
             </w:r>
             <w:r>
               <w:rPr>
@@ -858,7 +858,7 @@
               <w14:ligatures w14:val="standardContextual"/>
             </w:rPr>
           </w:pPr>
-          <w:hyperlink w:anchor="_Toc235059748" w:history="1">
+          <w:hyperlink w:anchor="_Toc235141307" w:history="1">
             <w:r>
               <w:rPr>
                 <w:rStyle w:val="Hipervnculo"/>
@@ -937,7 +937,7 @@
                 <w:noProof/>
                 <w:webHidden/>
               </w:rPr>
-              <w:instrText xml:space="preserve"> PAGEREF _Toc235059748 \h </w:instrText>
+              <w:instrText xml:space="preserve"> PAGEREF _Toc235141307 \h </w:instrText>
             </w:r>
             <w:r>
               <w:rPr>
@@ -983,7 +983,7 @@
               <w14:ligatures w14:val="standardContextual"/>
             </w:rPr>
           </w:pPr>
-          <w:hyperlink w:anchor="_Toc235059749" w:history="1">
+          <w:hyperlink w:anchor="_Toc235141308" w:history="1">
             <w:r>
               <w:rPr>
                 <w:rStyle w:val="Hipervnculo"/>
@@ -1054,7 +1054,7 @@
                 <w:noProof/>
                 <w:webHidden/>
               </w:rPr>
-              <w:instrText xml:space="preserve"> PAGEREF _Toc235059749 \h </w:instrText>
+              <w:instrText xml:space="preserve"> PAGEREF _Toc235141308 \h </w:instrText>
             </w:r>
             <w:r>
               <w:rPr>
@@ -1100,7 +1100,7 @@
               <w14:ligatures w14:val="standardContextual"/>
             </w:rPr>
           </w:pPr>
-          <w:hyperlink w:anchor="_Toc235059750" w:history="1">
+          <w:hyperlink w:anchor="_Toc235141309" w:history="1">
             <w:r>
               <w:rPr>
                 <w:rStyle w:val="Hipervnculo"/>
@@ -1179,7 +1179,7 @@
                 <w:noProof/>
                 <w:webHidden/>
               </w:rPr>
-              <w:instrText xml:space="preserve"> PAGEREF _Toc235059750 \h </w:instrText>
+              <w:instrText xml:space="preserve"> PAGEREF _Toc235141309 \h </w:instrText>
             </w:r>
             <w:r>
               <w:rPr>
@@ -1225,7 +1225,7 @@
               <w14:ligatures w14:val="standardContextual"/>
             </w:rPr>
           </w:pPr>
-          <w:hyperlink w:anchor="_Toc235059751" w:history="1">
+          <w:hyperlink w:anchor="_Toc235141310" w:history="1">
             <w:r>
               <w:rPr>
                 <w:rStyle w:val="Hipervnculo"/>
@@ -1304,7 +1304,7 @@
                 <w:noProof/>
                 <w:webHidden/>
               </w:rPr>
-              <w:instrText xml:space="preserve"> PAGEREF _Toc235059751 \h </w:instrText>
+              <w:instrText xml:space="preserve"> PAGEREF _Toc235141310 \h </w:instrText>
             </w:r>
             <w:r>
               <w:rPr>
@@ -1350,7 +1350,7 @@
               <w14:ligatures w14:val="standardContextual"/>
             </w:rPr>
           </w:pPr>
-          <w:hyperlink w:anchor="_Toc235059752" w:history="1">
+          <w:hyperlink w:anchor="_Toc235141311" w:history="1">
             <w:r>
               <w:rPr>
                 <w:rStyle w:val="Hipervnculo"/>
@@ -1421,7 +1421,7 @@
                 <w:noProof/>
                 <w:webHidden/>
               </w:rPr>
-              <w:instrText xml:space="preserve"> PAGEREF _Toc235059752 \h </w:instrText>
+              <w:instrText xml:space="preserve"> PAGEREF _Toc235141311 \h </w:instrText>
             </w:r>
             <w:r>
               <w:rPr>
@@ -1467,7 +1467,7 @@
               <w14:ligatures w14:val="standardContextual"/>
             </w:rPr>
           </w:pPr>
-          <w:hyperlink w:anchor="_Toc235059753" w:history="1">
+          <w:hyperlink w:anchor="_Toc235141312" w:history="1">
             <w:r>
               <w:rPr>
                 <w:rStyle w:val="Hipervnculo"/>
@@ -1546,7 +1546,7 @@
                 <w:noProof/>
                 <w:webHidden/>
               </w:rPr>
-              <w:instrText xml:space="preserve"> PAGEREF _Toc235059753 \h </w:instrText>
+              <w:instrText xml:space="preserve"> PAGEREF _Toc235141312 \h </w:instrText>
             </w:r>
             <w:r>
               <w:rPr>
@@ -1592,7 +1592,7 @@
               <w14:ligatures w14:val="standardContextual"/>
             </w:rPr>
           </w:pPr>
-          <w:hyperlink w:anchor="_Toc235059754" w:history="1">
+          <w:hyperlink w:anchor="_Toc235141313" w:history="1">
             <w:r>
               <w:rPr>
                 <w:rStyle w:val="Hipervnculo"/>
@@ -1654,7 +1654,7 @@
                 <w:noProof/>
                 <w:webHidden/>
               </w:rPr>
-              <w:instrText xml:space="preserve"> PAGEREF _Toc235059754 \h </w:instrText>
+              <w:instrText xml:space="preserve"> PAGEREF _Toc235141313 \h </w:instrText>
             </w:r>
             <w:r>
               <w:rPr>
@@ -1700,7 +1700,7 @@
               <w14:ligatures w14:val="standardContextual"/>
             </w:rPr>
           </w:pPr>
-          <w:hyperlink w:anchor="_Toc235059755" w:history="1">
+          <w:hyperlink w:anchor="_Toc235141314" w:history="1">
             <w:r>
               <w:rPr>
                 <w:rStyle w:val="Hipervnculo"/>
@@ -1741,7 +1741,23 @@
                 <w:noProof/>
                 <w:w w:val="90"/>
               </w:rPr>
-              <w:t>7: El Informe del Sindicato (JSON Reading)</w:t>
+              <w:t xml:space="preserve">7: El Informe </w:t>
+            </w:r>
+            <w:r>
+              <w:rPr>
+                <w:rStyle w:val="Hipervnculo"/>
+                <w:noProof/>
+                <w:w w:val="90"/>
+              </w:rPr>
+              <w:t>d</w:t>
+            </w:r>
+            <w:r>
+              <w:rPr>
+                <w:rStyle w:val="Hipervnculo"/>
+                <w:noProof/>
+                <w:w w:val="90"/>
+              </w:rPr>
+              <w:t>el Sindicato (JSON Reading)</w:t>
             </w:r>
             <w:r>
               <w:rPr>
@@ -1762,7 +1778,7 @@
                 <w:noProof/>
                 <w:webHidden/>
               </w:rPr>
-              <w:instrText xml:space="preserve"> PAGEREF _Toc235059755 \h </w:instrText>
+              <w:instrText xml:space="preserve"> PAGEREF _Toc235141314 \h </w:instrText>
             </w:r>
             <w:r>
               <w:rPr>
@@ -1808,7 +1824,7 @@
               <w14:ligatures w14:val="standardContextual"/>
             </w:rPr>
           </w:pPr>
-          <w:hyperlink w:anchor="_Toc235059756" w:history="1">
+          <w:hyperlink w:anchor="_Toc235141315" w:history="1">
             <w:r>
               <w:rPr>
                 <w:rStyle w:val="Hipervnculo"/>
@@ -1870,7 +1886,7 @@
                 <w:noProof/>
                 <w:webHidden/>
               </w:rPr>
-              <w:instrText xml:space="preserve"> PAGEREF _Toc235059756 \h </w:instrText>
+              <w:instrText xml:space="preserve"> PAGEREF _Toc235141315 \h </w:instrText>
             </w:r>
             <w:r>
               <w:rPr>
@@ -1916,7 +1932,7 @@
               <w14:ligatures w14:val="standardContextual"/>
             </w:rPr>
           </w:pPr>
-          <w:hyperlink w:anchor="_Toc235059757" w:history="1">
+          <w:hyperlink w:anchor="_Toc235141316" w:history="1">
             <w:r>
               <w:rPr>
                 <w:rStyle w:val="Hipervnculo"/>
@@ -1961,7 +1977,7 @@
                 <w:noProof/>
                 <w:webHidden/>
               </w:rPr>
-              <w:instrText xml:space="preserve"> PAGEREF _Toc235059757 \h </w:instrText>
+              <w:instrText xml:space="preserve"> PAGEREF _Toc235141316 \h </w:instrText>
             </w:r>
             <w:r>
               <w:rPr>
@@ -2007,7 +2023,7 @@
               <w14:ligatures w14:val="standardContextual"/>
             </w:rPr>
           </w:pPr>
-          <w:hyperlink w:anchor="_Toc235059758" w:history="1">
+          <w:hyperlink w:anchor="_Toc235141317" w:history="1">
             <w:r>
               <w:rPr>
                 <w:rStyle w:val="Hipervnculo"/>
@@ -2052,7 +2068,7 @@
                 <w:noProof/>
                 <w:webHidden/>
               </w:rPr>
-              <w:instrText xml:space="preserve"> PAGEREF _Toc235059758 \h </w:instrText>
+              <w:instrText xml:space="preserve"> PAGEREF _Toc235141317 \h </w:instrText>
             </w:r>
             <w:r>
               <w:rPr>
@@ -2098,7 +2114,7 @@
               <w14:ligatures w14:val="standardContextual"/>
             </w:rPr>
           </w:pPr>
-          <w:hyperlink w:anchor="_Toc235059759" w:history="1">
+          <w:hyperlink w:anchor="_Toc235141318" w:history="1">
             <w:r>
               <w:rPr>
                 <w:rStyle w:val="Hipervnculo"/>
@@ -2162,7 +2178,7 @@
                 <w:noProof/>
                 <w:webHidden/>
               </w:rPr>
-              <w:instrText xml:space="preserve"> PAGEREF _Toc235059759 \h </w:instrText>
+              <w:instrText xml:space="preserve"> PAGEREF _Toc235141318 \h </w:instrText>
             </w:r>
             <w:r>
               <w:rPr>
@@ -2207,7 +2223,7 @@
               <w14:ligatures w14:val="standardContextual"/>
             </w:rPr>
           </w:pPr>
-          <w:hyperlink w:anchor="_Toc235059760" w:history="1">
+          <w:hyperlink w:anchor="_Toc235141319" w:history="1">
             <w:r>
               <w:rPr>
                 <w:rStyle w:val="Hipervnculo"/>
@@ -2234,7 +2250,7 @@
                 <w:noProof/>
                 <w:webHidden/>
               </w:rPr>
-              <w:instrText xml:space="preserve"> PAGEREF _Toc235059760 \h </w:instrText>
+              <w:instrText xml:space="preserve"> PAGEREF _Toc235141319 \h </w:instrText>
             </w:r>
             <w:r>
               <w:rPr>
@@ -2254,7 +2270,7 @@
                 <w:noProof/>
                 <w:webHidden/>
               </w:rPr>
-              <w:t>19</w:t>
+              <w:t>18</w:t>
             </w:r>
             <w:r>
               <w:rPr>
@@ -2296,7 +2312,7 @@
           <w:numId w:val="17"/>
         </w:numPr>
       </w:pPr>
-      <w:bookmarkStart w:id="1" w:name="_Toc235059745"/>
+      <w:bookmarkStart w:id="1" w:name="_Toc235141304"/>
       <w:r>
         <w:lastRenderedPageBreak/>
         <w:t>El Sindicato de la Resiliencia</w:t>
@@ -3375,7 +3391,7 @@
         </w:numPr>
       </w:pPr>
       <w:bookmarkStart w:id="2" w:name="_bookmark1"/>
-      <w:bookmarkStart w:id="3" w:name="_Toc235059746"/>
+      <w:bookmarkStart w:id="3" w:name="_Toc235141305"/>
       <w:bookmarkEnd w:id="2"/>
       <w:r>
         <w:rPr>
@@ -3761,7 +3777,7 @@
         </w:numPr>
       </w:pPr>
       <w:bookmarkStart w:id="4" w:name="_bookmark2"/>
-      <w:bookmarkStart w:id="5" w:name="_Toc235059747"/>
+      <w:bookmarkStart w:id="5" w:name="_Toc235141306"/>
       <w:bookmarkEnd w:id="4"/>
       <w:r>
         <w:lastRenderedPageBreak/>
@@ -3817,6 +3833,7 @@
         <w:t xml:space="preserve"> representan una forma diferente de pensar. En lugar de indicar paso a paso cómo recorrer una colección o un archivo, definirás una secuencia de operaciones que transformarán los datos automáticamente. Podrás filtrar registros, ordenar resultados, eliminar duplicados, realizar búsquedas, agrupar información o calcular estadísticas utilizando una sintaxis más limpia y cercana al problema que intentas </w:t>
       </w:r>
       <w:proofErr w:type="spellStart"/>
+      <w:proofErr w:type="gramStart"/>
       <w:r>
         <w:rPr>
           <w:szCs w:val="24"/>
@@ -3824,6 +3841,7 @@
         <w:t>resolver.Junto</w:t>
       </w:r>
       <w:proofErr w:type="spellEnd"/>
+      <w:proofErr w:type="gramEnd"/>
       <w:r>
         <w:rPr>
           <w:szCs w:val="24"/>
@@ -4408,7 +4426,7 @@
           </mc:Choice>
           <mc:Fallback>
             <w:pict>
-              <v:group w14:anchorId="377E0A00" id="Group 15" o:spid="_x0000_s1026" style="width:442.05pt;height:1.6pt;mso-position-horizontal-relative:char;mso-position-vertical-relative:line" coordsize="56140,203" o:gfxdata="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">
+              <v:group w14:anchorId="410AD9A3" id="Group 15" o:spid="_x0000_s1026" style="width:442.05pt;height:1.6pt;mso-position-horizontal-relative:char;mso-position-vertical-relative:line" coordsize="56140,203" o:gfxdata="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">
                 <v:shape id="Graphic 16" o:spid="_x0000_s1027" style="position:absolute;width:56127;height:196;visibility:visible;mso-wrap-style:square;v-text-anchor:top" coordsize="5612765,19685" o:gfxdata="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" path="m5612765,l,,,19685r5612765,l5612765,xe" fillcolor="#9f9f9f" stroked="f">
                   <v:path arrowok="t"/>
                 </v:shape>
@@ -4453,7 +4471,7 @@
         </w:numPr>
         <w:jc w:val="left"/>
       </w:pPr>
-      <w:bookmarkStart w:id="7" w:name="_Toc235059748"/>
+      <w:bookmarkStart w:id="7" w:name="_Toc235141307"/>
       <w:r>
         <w:rPr>
           <w:w w:val="90"/>
@@ -4596,11 +4614,19 @@
         <w:t xml:space="preserve">: </w:t>
       </w:r>
       <w:proofErr w:type="spellStart"/>
-      <w:r>
-        <w:rPr>
-          <w:w w:val="90"/>
-        </w:rPr>
-        <w:t>java.nio.file.Files</w:t>
+      <w:proofErr w:type="gramStart"/>
+      <w:r>
+        <w:rPr>
+          <w:w w:val="90"/>
+        </w:rPr>
+        <w:t>java.nio.file</w:t>
+      </w:r>
+      <w:proofErr w:type="gramEnd"/>
+      <w:r>
+        <w:rPr>
+          <w:w w:val="90"/>
+        </w:rPr>
+        <w:t>.Files</w:t>
       </w:r>
       <w:proofErr w:type="spellEnd"/>
       <w:r>
@@ -4726,7 +4752,23 @@
           <w:w w:val="90"/>
           <w:lang w:val="en-US"/>
         </w:rPr>
-        <w:t xml:space="preserve">public static void main(String[] </w:t>
+        <w:t xml:space="preserve">public static void </w:t>
+      </w:r>
+      <w:proofErr w:type="gramStart"/>
+      <w:r>
+        <w:rPr>
+          <w:w w:val="90"/>
+          <w:lang w:val="en-US"/>
+        </w:rPr>
+        <w:t>main(</w:t>
+      </w:r>
+      <w:proofErr w:type="gramEnd"/>
+      <w:r>
+        <w:rPr>
+          <w:w w:val="90"/>
+          <w:lang w:val="en-US"/>
+        </w:rPr>
+        <w:t xml:space="preserve">String[] </w:t>
       </w:r>
       <w:proofErr w:type="spellStart"/>
       <w:r>
@@ -5777,7 +5819,7 @@
         <w:jc w:val="left"/>
       </w:pPr>
       <w:bookmarkStart w:id="8" w:name="_bookmark4"/>
-      <w:bookmarkStart w:id="9" w:name="_Toc235059749"/>
+      <w:bookmarkStart w:id="9" w:name="_Toc235141308"/>
       <w:bookmarkEnd w:id="8"/>
       <w:r>
         <w:rPr>
@@ -5952,7 +5994,23 @@
           <w:w w:val="90"/>
           <w:lang w:val="en-US"/>
         </w:rPr>
-        <w:t xml:space="preserve">public static void main(String[] </w:t>
+        <w:t xml:space="preserve">public static void </w:t>
+      </w:r>
+      <w:proofErr w:type="gramStart"/>
+      <w:r>
+        <w:rPr>
+          <w:w w:val="90"/>
+          <w:lang w:val="en-US"/>
+        </w:rPr>
+        <w:t>main(</w:t>
+      </w:r>
+      <w:proofErr w:type="gramEnd"/>
+      <w:r>
+        <w:rPr>
+          <w:w w:val="90"/>
+          <w:lang w:val="en-US"/>
+        </w:rPr>
+        <w:t xml:space="preserve">String[] </w:t>
       </w:r>
       <w:proofErr w:type="spellStart"/>
       <w:r>
@@ -6055,6 +6113,7 @@
         <w:t xml:space="preserve">(), </w:t>
       </w:r>
       <w:proofErr w:type="spellStart"/>
+      <w:proofErr w:type="gramStart"/>
       <w:r>
         <w:rPr>
           <w:spacing w:val="-6"/>
@@ -6068,7 +6127,15 @@
           <w:spacing w:val="-6"/>
           <w:lang w:val="en-US"/>
         </w:rPr>
-        <w:t xml:space="preserve">(), </w:t>
+        <w:t>(</w:t>
+      </w:r>
+      <w:proofErr w:type="gramEnd"/>
+      <w:r>
+        <w:rPr>
+          <w:spacing w:val="-6"/>
+          <w:lang w:val="en-US"/>
+        </w:rPr>
+        <w:t xml:space="preserve">), </w:t>
       </w:r>
       <w:proofErr w:type="spellStart"/>
       <w:r>
@@ -6191,6 +6258,7 @@
         </w:rPr>
         <w:t xml:space="preserve"> </w:t>
       </w:r>
+      <w:proofErr w:type="gramStart"/>
       <w:r>
         <w:rPr>
           <w:bCs/>
@@ -6199,7 +6267,18 @@
           <w:spacing w:val="-20"/>
           <w:lang w:val="en-US"/>
         </w:rPr>
-        <w:t xml:space="preserve">uses if </w:t>
+        <w:t>uses</w:t>
+      </w:r>
+      <w:proofErr w:type="gramEnd"/>
+      <w:r>
+        <w:rPr>
+          <w:bCs/>
+          <w:i/>
+          <w:iCs/>
+          <w:spacing w:val="-20"/>
+          <w:lang w:val="en-US"/>
+        </w:rPr>
+        <w:t xml:space="preserve"> if </w:t>
       </w:r>
       <w:proofErr w:type="spellStart"/>
       <w:r>
@@ -6909,7 +6988,7 @@
         <w:jc w:val="left"/>
       </w:pPr>
       <w:bookmarkStart w:id="10" w:name="_bookmark5"/>
-      <w:bookmarkStart w:id="11" w:name="_Toc235059750"/>
+      <w:bookmarkStart w:id="11" w:name="_Toc235141309"/>
       <w:bookmarkEnd w:id="10"/>
       <w:r>
         <w:rPr>
@@ -7087,6 +7166,7 @@
         <w:t xml:space="preserve">tring </w:t>
       </w:r>
       <w:proofErr w:type="spellStart"/>
+      <w:proofErr w:type="gramStart"/>
       <w:r>
         <w:rPr>
           <w:spacing w:val="-4"/>
@@ -7100,7 +7180,15 @@
           <w:spacing w:val="-4"/>
           <w:lang w:val="en-US"/>
         </w:rPr>
-        <w:t xml:space="preserve">(List&lt;String&gt; </w:t>
+        <w:t>(</w:t>
+      </w:r>
+      <w:proofErr w:type="gramEnd"/>
+      <w:r>
+        <w:rPr>
+          <w:spacing w:val="-4"/>
+          <w:lang w:val="en-US"/>
+        </w:rPr>
+        <w:t xml:space="preserve">List&lt;String&gt; </w:t>
       </w:r>
       <w:proofErr w:type="spellStart"/>
       <w:r>
@@ -7256,6 +7344,7 @@
         <w:t xml:space="preserve">, </w:t>
       </w:r>
       <w:proofErr w:type="spellStart"/>
+      <w:proofErr w:type="gramStart"/>
       <w:r>
         <w:rPr>
           <w:w w:val="90"/>
@@ -7267,7 +7356,14 @@
         <w:rPr>
           <w:w w:val="90"/>
         </w:rPr>
-        <w:t>().</w:t>
+        <w:t>(</w:t>
+      </w:r>
+      <w:proofErr w:type="gramEnd"/>
+      <w:r>
+        <w:rPr>
+          <w:w w:val="90"/>
+        </w:rPr>
+        <w:t>).</w:t>
       </w:r>
     </w:p>
     <w:p>
@@ -7330,6 +7426,7 @@
         <w:t xml:space="preserve">. El manejo de la ausencia de resultados debe realizarse exclusivamente con </w:t>
       </w:r>
       <w:proofErr w:type="spellStart"/>
+      <w:proofErr w:type="gramStart"/>
       <w:r>
         <w:rPr>
           <w:bCs/>
@@ -7345,7 +7442,16 @@
           <w:i/>
           <w:spacing w:val="-6"/>
         </w:rPr>
-        <w:t>().</w:t>
+        <w:t>(</w:t>
+      </w:r>
+      <w:proofErr w:type="gramEnd"/>
+      <w:r>
+        <w:rPr>
+          <w:bCs/>
+          <w:i/>
+          <w:spacing w:val="-6"/>
+        </w:rPr>
+        <w:t>).</w:t>
       </w:r>
     </w:p>
     <w:p>
@@ -7841,33 +7947,11 @@
                                 <w:rFonts w:ascii="Cascadia Mono SemiBold" w:hAnsi="Cascadia Mono SemiBold" w:cs="Cascadia Mono SemiBold"/>
                               </w:rPr>
                             </w:pPr>
-                            <w:proofErr w:type="spellStart"/>
                             <w:r>
                               <w:rPr>
                                 <w:rFonts w:ascii="Cascadia Mono SemiBold" w:hAnsi="Cascadia Mono SemiBold" w:cs="Cascadia Mono SemiBold"/>
                               </w:rPr>
-                              <w:t>Mercenario</w:t>
-                            </w:r>
-                            <w:proofErr w:type="spellEnd"/>
-                            <w:r>
-                              <w:rPr>
-                                <w:rFonts w:ascii="Cascadia Mono SemiBold" w:hAnsi="Cascadia Mono SemiBold" w:cs="Cascadia Mono SemiBold"/>
-                              </w:rPr>
-                              <w:t xml:space="preserve"> no </w:t>
-                            </w:r>
-                            <w:proofErr w:type="spellStart"/>
-                            <w:r>
-                              <w:rPr>
-                                <w:rFonts w:ascii="Cascadia Mono SemiBold" w:hAnsi="Cascadia Mono SemiBold" w:cs="Cascadia Mono SemiBold"/>
-                              </w:rPr>
-                              <w:t>encontrado</w:t>
-                            </w:r>
-                            <w:proofErr w:type="spellEnd"/>
-                            <w:r>
-                              <w:rPr>
-                                <w:rFonts w:ascii="Cascadia Mono SemiBold" w:hAnsi="Cascadia Mono SemiBold" w:cs="Cascadia Mono SemiBold"/>
-                              </w:rPr>
-                              <w:t>...</w:t>
+                              <w:t>Mercenario no encontrado...</w:t>
                             </w:r>
                           </w:p>
                         </w:txbxContent>
@@ -7916,33 +8000,11 @@
                           <w:rFonts w:ascii="Cascadia Mono SemiBold" w:hAnsi="Cascadia Mono SemiBold" w:cs="Cascadia Mono SemiBold"/>
                         </w:rPr>
                       </w:pPr>
-                      <w:proofErr w:type="spellStart"/>
                       <w:r>
                         <w:rPr>
                           <w:rFonts w:ascii="Cascadia Mono SemiBold" w:hAnsi="Cascadia Mono SemiBold" w:cs="Cascadia Mono SemiBold"/>
                         </w:rPr>
-                        <w:t>Mercenario</w:t>
-                      </w:r>
-                      <w:proofErr w:type="spellEnd"/>
-                      <w:r>
-                        <w:rPr>
-                          <w:rFonts w:ascii="Cascadia Mono SemiBold" w:hAnsi="Cascadia Mono SemiBold" w:cs="Cascadia Mono SemiBold"/>
-                        </w:rPr>
-                        <w:t xml:space="preserve"> no </w:t>
-                      </w:r>
-                      <w:proofErr w:type="spellStart"/>
-                      <w:r>
-                        <w:rPr>
-                          <w:rFonts w:ascii="Cascadia Mono SemiBold" w:hAnsi="Cascadia Mono SemiBold" w:cs="Cascadia Mono SemiBold"/>
-                        </w:rPr>
-                        <w:t>encontrado</w:t>
-                      </w:r>
-                      <w:proofErr w:type="spellEnd"/>
-                      <w:r>
-                        <w:rPr>
-                          <w:rFonts w:ascii="Cascadia Mono SemiBold" w:hAnsi="Cascadia Mono SemiBold" w:cs="Cascadia Mono SemiBold"/>
-                        </w:rPr>
-                        <w:t>...</w:t>
+                        <w:t>Mercenario no encontrado...</w:t>
                       </w:r>
                     </w:p>
                   </w:txbxContent>
@@ -7996,7 +8058,7 @@
         <w:jc w:val="left"/>
       </w:pPr>
       <w:bookmarkStart w:id="12" w:name="_bookmark6"/>
-      <w:bookmarkStart w:id="13" w:name="_Toc235059751"/>
+      <w:bookmarkStart w:id="13" w:name="_Toc235141310"/>
       <w:bookmarkEnd w:id="12"/>
       <w:r>
         <w:rPr>
@@ -8190,13 +8252,23 @@
         </w:rPr>
         <w:t>main (</w:t>
       </w:r>
+      <w:proofErr w:type="gramStart"/>
       <w:r>
         <w:rPr>
           <w:w w:val="90"/>
           <w:szCs w:val="24"/>
           <w:lang w:val="en-US"/>
         </w:rPr>
-        <w:t xml:space="preserve">String[] </w:t>
+        <w:t>String[</w:t>
+      </w:r>
+      <w:proofErr w:type="gramEnd"/>
+      <w:r>
+        <w:rPr>
+          <w:w w:val="90"/>
+          <w:szCs w:val="24"/>
+          <w:lang w:val="en-US"/>
+        </w:rPr>
+        <w:t xml:space="preserve">] </w:t>
       </w:r>
       <w:proofErr w:type="spellStart"/>
       <w:r>
@@ -8266,6 +8338,7 @@
         <w:t>Autorizadas</w:t>
       </w:r>
       <w:proofErr w:type="spellEnd"/>
+      <w:proofErr w:type="gramStart"/>
       <w:r>
         <w:rPr>
           <w:b/>
@@ -8290,43 +8363,62 @@
           <w:szCs w:val="24"/>
           <w:lang w:val="en-US"/>
         </w:rPr>
-        <w:t xml:space="preserve"> try-with-resources, </w:t>
-      </w:r>
-      <w:proofErr w:type="spellStart"/>
+        <w:t xml:space="preserve"> try</w:t>
+      </w:r>
+      <w:proofErr w:type="gramEnd"/>
       <w:r>
         <w:rPr>
           <w:spacing w:val="-6"/>
           <w:szCs w:val="24"/>
           <w:lang w:val="en-US"/>
         </w:rPr>
-        <w:t>Files.write</w:t>
-      </w:r>
-      <w:proofErr w:type="spellEnd"/>
+        <w:t xml:space="preserve">-with-resources, </w:t>
+      </w:r>
+      <w:proofErr w:type="spellStart"/>
       <w:r>
         <w:rPr>
           <w:spacing w:val="-6"/>
           <w:szCs w:val="24"/>
           <w:lang w:val="en-US"/>
         </w:rPr>
-        <w:t xml:space="preserve">(), </w:t>
-      </w:r>
-      <w:proofErr w:type="spellStart"/>
+        <w:t>Files.write</w:t>
+      </w:r>
+      <w:proofErr w:type="spellEnd"/>
       <w:r>
         <w:rPr>
           <w:spacing w:val="-6"/>
           <w:szCs w:val="24"/>
           <w:lang w:val="en-US"/>
         </w:rPr>
-        <w:t>newLine</w:t>
-      </w:r>
-      <w:proofErr w:type="spellEnd"/>
+        <w:t xml:space="preserve">(), </w:t>
+      </w:r>
+      <w:proofErr w:type="spellStart"/>
+      <w:proofErr w:type="gramStart"/>
       <w:r>
         <w:rPr>
           <w:spacing w:val="-6"/>
           <w:szCs w:val="24"/>
           <w:lang w:val="en-US"/>
         </w:rPr>
-        <w:t>()</w:t>
+        <w:t>newLine</w:t>
+      </w:r>
+      <w:proofErr w:type="spellEnd"/>
+      <w:r>
+        <w:rPr>
+          <w:spacing w:val="-6"/>
+          <w:szCs w:val="24"/>
+          <w:lang w:val="en-US"/>
+        </w:rPr>
+        <w:t>(</w:t>
+      </w:r>
+      <w:proofErr w:type="gramEnd"/>
+      <w:r>
+        <w:rPr>
+          <w:spacing w:val="-6"/>
+          <w:szCs w:val="24"/>
+          <w:lang w:val="en-US"/>
+        </w:rPr>
+        <w:t>)</w:t>
       </w:r>
     </w:p>
     <w:p>
@@ -8481,7 +8573,14 @@
         <w:rPr>
           <w:lang w:val="es-ES"/>
         </w:rPr>
-        <w:t>Está prohibido dejar recursos abiertos manualmente; no se debe depender de llamadas directas a .</w:t>
+        <w:t xml:space="preserve">Está prohibido dejar recursos abiertos manualmente; no se debe depender de llamadas directas </w:t>
+      </w:r>
+      <w:proofErr w:type="gramStart"/>
+      <w:r>
+        <w:rPr>
+          <w:lang w:val="es-ES"/>
+        </w:rPr>
+        <w:t>a .</w:t>
       </w:r>
       <w:proofErr w:type="spellStart"/>
       <w:r>
@@ -8491,6 +8590,7 @@
         <w:t>close</w:t>
       </w:r>
       <w:proofErr w:type="spellEnd"/>
+      <w:proofErr w:type="gramEnd"/>
       <w:r>
         <w:rPr>
           <w:lang w:val="es-ES"/>
@@ -9108,7 +9208,7 @@
         <w:jc w:val="left"/>
       </w:pPr>
       <w:bookmarkStart w:id="14" w:name="_bookmark7"/>
-      <w:bookmarkStart w:id="15" w:name="_Toc235059752"/>
+      <w:bookmarkStart w:id="15" w:name="_Toc235141311"/>
       <w:bookmarkEnd w:id="14"/>
       <w:r>
         <w:rPr>
@@ -9261,7 +9361,15 @@
         <w:t xml:space="preserve"> </w:t>
       </w:r>
       <w:r>
-        <w:t xml:space="preserve">public static void main(String[] </w:t>
+        <w:t xml:space="preserve">public static void </w:t>
+      </w:r>
+      <w:proofErr w:type="gramStart"/>
+      <w:r>
+        <w:t>main(</w:t>
+      </w:r>
+      <w:proofErr w:type="gramEnd"/>
+      <w:r>
+        <w:t xml:space="preserve">String[] </w:t>
       </w:r>
       <w:proofErr w:type="spellStart"/>
       <w:r>
@@ -9405,6 +9513,7 @@
         <w:t xml:space="preserve">Debes eliminar los hechizos duplicados utilizando </w:t>
       </w:r>
       <w:proofErr w:type="spellStart"/>
+      <w:proofErr w:type="gramStart"/>
       <w:r>
         <w:rPr>
           <w:rFonts w:cs="Courier New"/>
@@ -9422,7 +9531,17 @@
           <w:szCs w:val="20"/>
           <w:lang w:val="es-ES"/>
         </w:rPr>
-        <w:t>()</w:t>
+        <w:t>(</w:t>
+      </w:r>
+      <w:proofErr w:type="gramEnd"/>
+      <w:r>
+        <w:rPr>
+          <w:rFonts w:cs="Courier New"/>
+          <w:sz w:val="20"/>
+          <w:szCs w:val="20"/>
+          <w:lang w:val="es-ES"/>
+        </w:rPr>
+        <w:t>)</w:t>
       </w:r>
       <w:r>
         <w:rPr>
@@ -9449,6 +9568,7 @@
         <w:t xml:space="preserve">Debes ordenar los hechizos alfabéticamente utilizando </w:t>
       </w:r>
       <w:proofErr w:type="spellStart"/>
+      <w:proofErr w:type="gramStart"/>
       <w:r>
         <w:rPr>
           <w:rFonts w:cs="Courier New"/>
@@ -9466,7 +9586,17 @@
           <w:szCs w:val="20"/>
           <w:lang w:val="es-ES"/>
         </w:rPr>
-        <w:t>()</w:t>
+        <w:t>(</w:t>
+      </w:r>
+      <w:proofErr w:type="gramEnd"/>
+      <w:r>
+        <w:rPr>
+          <w:rFonts w:cs="Courier New"/>
+          <w:sz w:val="20"/>
+          <w:szCs w:val="20"/>
+          <w:lang w:val="es-ES"/>
+        </w:rPr>
+        <w:t>)</w:t>
       </w:r>
       <w:r>
         <w:rPr>
@@ -9916,18 +10046,7 @@
           <w:szCs w:val="24"/>
           <w:lang w:val="en-US"/>
         </w:rPr>
-        <w:t>Data</w:t>
-      </w:r>
-      <w:r>
-        <w:rPr>
-          <w:b/>
-          <w:i/>
-          <w:iCs/>
-          <w:spacing w:val="-6"/>
-          <w:szCs w:val="24"/>
-          <w:lang w:val="en-US"/>
-        </w:rPr>
-        <w:t>:</w:t>
+        <w:t>Data:</w:t>
       </w:r>
       <w:r>
         <w:rPr>
@@ -10290,7 +10409,7 @@
         <w:jc w:val="left"/>
       </w:pPr>
       <w:bookmarkStart w:id="16" w:name="_bookmark8"/>
-      <w:bookmarkStart w:id="17" w:name="_Toc235059753"/>
+      <w:bookmarkStart w:id="17" w:name="_Toc235141312"/>
       <w:bookmarkEnd w:id="16"/>
       <w:r>
         <w:rPr>
@@ -10437,7 +10556,15 @@
         <w:t>:</w:t>
       </w:r>
       <w:r>
-        <w:t xml:space="preserve"> public static void main(String[] </w:t>
+        <w:t xml:space="preserve"> public static void </w:t>
+      </w:r>
+      <w:proofErr w:type="gramStart"/>
+      <w:r>
+        <w:t>main(</w:t>
+      </w:r>
+      <w:proofErr w:type="gramEnd"/>
+      <w:r>
+        <w:t xml:space="preserve">String[] </w:t>
       </w:r>
       <w:proofErr w:type="spellStart"/>
       <w:r>
@@ -10495,6 +10622,7 @@
         <w:t xml:space="preserve"> </w:t>
       </w:r>
       <w:proofErr w:type="spellStart"/>
+      <w:proofErr w:type="gramStart"/>
       <w:r>
         <w:rPr>
           <w:spacing w:val="2"/>
@@ -10508,7 +10636,15 @@
           <w:spacing w:val="2"/>
           <w:w w:val="90"/>
         </w:rPr>
-        <w:t xml:space="preserve">(), </w:t>
+        <w:t>(</w:t>
+      </w:r>
+      <w:proofErr w:type="gramEnd"/>
+      <w:r>
+        <w:rPr>
+          <w:spacing w:val="2"/>
+          <w:w w:val="90"/>
+        </w:rPr>
+        <w:t xml:space="preserve">), </w:t>
       </w:r>
       <w:proofErr w:type="spellStart"/>
       <w:r>
@@ -10600,6 +10736,7 @@
         <w:t xml:space="preserve"> (</w:t>
       </w:r>
       <w:proofErr w:type="spellStart"/>
+      <w:proofErr w:type="gramStart"/>
       <w:r>
         <w:rPr>
           <w:lang w:val="es-ES"/>
@@ -10614,6 +10751,7 @@
         <w:t>::</w:t>
       </w:r>
       <w:proofErr w:type="spellStart"/>
+      <w:proofErr w:type="gramEnd"/>
       <w:r>
         <w:rPr>
           <w:lang w:val="es-ES"/>
@@ -10664,6 +10802,7 @@
         <w:t xml:space="preserve">La conversión debe realizarse utilizando </w:t>
       </w:r>
       <w:proofErr w:type="spellStart"/>
+      <w:proofErr w:type="gramStart"/>
       <w:r>
         <w:rPr>
           <w:lang w:val="es-ES"/>
@@ -10675,7 +10814,14 @@
         <w:rPr>
           <w:lang w:val="es-ES"/>
         </w:rPr>
-        <w:t>().</w:t>
+        <w:t>(</w:t>
+      </w:r>
+      <w:proofErr w:type="gramEnd"/>
+      <w:r>
+        <w:rPr>
+          <w:lang w:val="es-ES"/>
+        </w:rPr>
+        <w:t>).</w:t>
       </w:r>
     </w:p>
     <w:p>
@@ -10879,6 +11025,7 @@
         <w:t xml:space="preserve"> usando </w:t>
       </w:r>
       <w:proofErr w:type="spellStart"/>
+      <w:proofErr w:type="gramStart"/>
       <w:r>
         <w:rPr>
           <w:w w:val="90"/>
@@ -10895,6 +11042,7 @@
         <w:t>::</w:t>
       </w:r>
       <w:proofErr w:type="spellStart"/>
+      <w:proofErr w:type="gramEnd"/>
       <w:r>
         <w:rPr>
           <w:w w:val="90"/>
@@ -11087,53 +11235,12 @@
                                 <w:lang w:val="es-ES"/>
                               </w:rPr>
                             </w:pPr>
-                            <w:proofErr w:type="spellStart"/>
                             <w:r>
                               <w:rPr>
                                 <w:rFonts w:ascii="Cascadia Mono SemiBold" w:hAnsi="Cascadia Mono SemiBold" w:cs="Cascadia Mono SemiBold"/>
                                 <w:lang w:val="es-ES"/>
                               </w:rPr>
-                              <w:t>Converted</w:t>
-                            </w:r>
-                            <w:proofErr w:type="spellEnd"/>
-                            <w:r>
-                              <w:rPr>
-                                <w:rFonts w:ascii="Cascadia Mono SemiBold" w:hAnsi="Cascadia Mono SemiBold" w:cs="Cascadia Mono SemiBold"/>
-                                <w:lang w:val="es-ES"/>
-                              </w:rPr>
-                              <w:t xml:space="preserve"> </w:t>
-                            </w:r>
-                            <w:proofErr w:type="spellStart"/>
-                            <w:r>
-                              <w:rPr>
-                                <w:rFonts w:ascii="Cascadia Mono SemiBold" w:hAnsi="Cascadia Mono SemiBold" w:cs="Cascadia Mono SemiBold"/>
-                                <w:lang w:val="es-ES"/>
-                              </w:rPr>
-                              <w:t>service</w:t>
-                            </w:r>
-                            <w:proofErr w:type="spellEnd"/>
-                            <w:r>
-                              <w:rPr>
-                                <w:rFonts w:ascii="Cascadia Mono SemiBold" w:hAnsi="Cascadia Mono SemiBold" w:cs="Cascadia Mono SemiBold"/>
-                                <w:lang w:val="es-ES"/>
-                              </w:rPr>
-                              <w:t xml:space="preserve"> </w:t>
-                            </w:r>
-                            <w:proofErr w:type="spellStart"/>
-                            <w:r>
-                              <w:rPr>
-                                <w:rFonts w:ascii="Cascadia Mono SemiBold" w:hAnsi="Cascadia Mono SemiBold" w:cs="Cascadia Mono SemiBold"/>
-                                <w:lang w:val="es-ES"/>
-                              </w:rPr>
-                              <w:t>years</w:t>
-                            </w:r>
-                            <w:proofErr w:type="spellEnd"/>
-                            <w:r>
-                              <w:rPr>
-                                <w:rFonts w:ascii="Cascadia Mono SemiBold" w:hAnsi="Cascadia Mono SemiBold" w:cs="Cascadia Mono SemiBold"/>
-                                <w:lang w:val="es-ES"/>
-                              </w:rPr>
-                              <w:t>:</w:t>
+                              <w:t>Converted service years:</w:t>
                             </w:r>
                           </w:p>
                           <w:p>
@@ -11194,53 +11301,12 @@
                           <w:lang w:val="es-ES"/>
                         </w:rPr>
                       </w:pPr>
-                      <w:proofErr w:type="spellStart"/>
                       <w:r>
                         <w:rPr>
                           <w:rFonts w:ascii="Cascadia Mono SemiBold" w:hAnsi="Cascadia Mono SemiBold" w:cs="Cascadia Mono SemiBold"/>
                           <w:lang w:val="es-ES"/>
                         </w:rPr>
-                        <w:t>Converted</w:t>
-                      </w:r>
-                      <w:proofErr w:type="spellEnd"/>
-                      <w:r>
-                        <w:rPr>
-                          <w:rFonts w:ascii="Cascadia Mono SemiBold" w:hAnsi="Cascadia Mono SemiBold" w:cs="Cascadia Mono SemiBold"/>
-                          <w:lang w:val="es-ES"/>
-                        </w:rPr>
-                        <w:t xml:space="preserve"> </w:t>
-                      </w:r>
-                      <w:proofErr w:type="spellStart"/>
-                      <w:r>
-                        <w:rPr>
-                          <w:rFonts w:ascii="Cascadia Mono SemiBold" w:hAnsi="Cascadia Mono SemiBold" w:cs="Cascadia Mono SemiBold"/>
-                          <w:lang w:val="es-ES"/>
-                        </w:rPr>
-                        <w:t>service</w:t>
-                      </w:r>
-                      <w:proofErr w:type="spellEnd"/>
-                      <w:r>
-                        <w:rPr>
-                          <w:rFonts w:ascii="Cascadia Mono SemiBold" w:hAnsi="Cascadia Mono SemiBold" w:cs="Cascadia Mono SemiBold"/>
-                          <w:lang w:val="es-ES"/>
-                        </w:rPr>
-                        <w:t xml:space="preserve"> </w:t>
-                      </w:r>
-                      <w:proofErr w:type="spellStart"/>
-                      <w:r>
-                        <w:rPr>
-                          <w:rFonts w:ascii="Cascadia Mono SemiBold" w:hAnsi="Cascadia Mono SemiBold" w:cs="Cascadia Mono SemiBold"/>
-                          <w:lang w:val="es-ES"/>
-                        </w:rPr>
-                        <w:t>years</w:t>
-                      </w:r>
-                      <w:proofErr w:type="spellEnd"/>
-                      <w:r>
-                        <w:rPr>
-                          <w:rFonts w:ascii="Cascadia Mono SemiBold" w:hAnsi="Cascadia Mono SemiBold" w:cs="Cascadia Mono SemiBold"/>
-                          <w:lang w:val="es-ES"/>
-                        </w:rPr>
-                        <w:t>:</w:t>
+                        <w:t>Converted service years:</w:t>
                       </w:r>
                     </w:p>
                     <w:p>
@@ -11318,7 +11384,7 @@
         <w:jc w:val="left"/>
       </w:pPr>
       <w:bookmarkStart w:id="18" w:name="_bookmark9"/>
-      <w:bookmarkStart w:id="19" w:name="_Toc235059754"/>
+      <w:bookmarkStart w:id="19" w:name="_Toc235141313"/>
       <w:bookmarkEnd w:id="18"/>
       <w:r>
         <w:rPr>
@@ -11829,69 +11895,12 @@
                               </w:rPr>
                               <w:t xml:space="preserve">"Alias </w:t>
                             </w:r>
-                            <w:proofErr w:type="spellStart"/>
                             <w:r>
                               <w:rPr>
                                 <w:rFonts w:ascii="Cascadia Mono SemiBold" w:hAnsi="Cascadia Mono SemiBold" w:cs="Cascadia Mono SemiBold"/>
                                 <w:lang w:val="es-ES"/>
                               </w:rPr>
-                              <w:t>valid</w:t>
-                            </w:r>
-                            <w:proofErr w:type="spellEnd"/>
-                            <w:r>
-                              <w:rPr>
-                                <w:rFonts w:ascii="Cascadia Mono SemiBold" w:hAnsi="Cascadia Mono SemiBold" w:cs="Cascadia Mono SemiBold"/>
-                                <w:lang w:val="es-ES"/>
-                              </w:rPr>
-                              <w:t>: [</w:t>
-                            </w:r>
-                            <w:proofErr w:type="spellStart"/>
-                            <w:r>
-                              <w:rPr>
-                                <w:rFonts w:ascii="Cascadia Mono SemiBold" w:hAnsi="Cascadia Mono SemiBold" w:cs="Cascadia Mono SemiBold"/>
-                                <w:lang w:val="es-ES"/>
-                              </w:rPr>
-                              <w:t>Name</w:t>
-                            </w:r>
-                            <w:proofErr w:type="spellEnd"/>
-                            <w:r>
-                              <w:rPr>
-                                <w:rFonts w:ascii="Cascadia Mono SemiBold" w:hAnsi="Cascadia Mono SemiBold" w:cs="Cascadia Mono SemiBold"/>
-                                <w:lang w:val="es-ES"/>
-                              </w:rPr>
-                              <w:t xml:space="preserve">]" o "Alias </w:t>
-                            </w:r>
-                            <w:proofErr w:type="spellStart"/>
-                            <w:r>
-                              <w:rPr>
-                                <w:rFonts w:ascii="Cascadia Mono SemiBold" w:hAnsi="Cascadia Mono SemiBold" w:cs="Cascadia Mono SemiBold"/>
-                                <w:lang w:val="es-ES"/>
-                              </w:rPr>
-                              <w:t>too</w:t>
-                            </w:r>
-                            <w:proofErr w:type="spellEnd"/>
-                            <w:r>
-                              <w:rPr>
-                                <w:rFonts w:ascii="Cascadia Mono SemiBold" w:hAnsi="Cascadia Mono SemiBold" w:cs="Cascadia Mono SemiBold"/>
-                                <w:lang w:val="es-ES"/>
-                              </w:rPr>
-                              <w:t xml:space="preserve"> </w:t>
-                            </w:r>
-                            <w:proofErr w:type="spellStart"/>
-                            <w:r>
-                              <w:rPr>
-                                <w:rFonts w:ascii="Cascadia Mono SemiBold" w:hAnsi="Cascadia Mono SemiBold" w:cs="Cascadia Mono SemiBold"/>
-                                <w:lang w:val="es-ES"/>
-                              </w:rPr>
-                              <w:t>weak</w:t>
-                            </w:r>
-                            <w:proofErr w:type="spellEnd"/>
-                            <w:r>
-                              <w:rPr>
-                                <w:rFonts w:ascii="Cascadia Mono SemiBold" w:hAnsi="Cascadia Mono SemiBold" w:cs="Cascadia Mono SemiBold"/>
-                                <w:lang w:val="es-ES"/>
-                              </w:rPr>
-                              <w:t>".</w:t>
+                              <w:t>valid: [Name]" o "Alias too weak".</w:t>
                             </w:r>
                           </w:p>
                         </w:txbxContent>
@@ -11933,69 +11942,12 @@
                         </w:rPr>
                         <w:t xml:space="preserve">"Alias </w:t>
                       </w:r>
-                      <w:proofErr w:type="spellStart"/>
                       <w:r>
                         <w:rPr>
                           <w:rFonts w:ascii="Cascadia Mono SemiBold" w:hAnsi="Cascadia Mono SemiBold" w:cs="Cascadia Mono SemiBold"/>
                           <w:lang w:val="es-ES"/>
                         </w:rPr>
-                        <w:t>valid</w:t>
-                      </w:r>
-                      <w:proofErr w:type="spellEnd"/>
-                      <w:r>
-                        <w:rPr>
-                          <w:rFonts w:ascii="Cascadia Mono SemiBold" w:hAnsi="Cascadia Mono SemiBold" w:cs="Cascadia Mono SemiBold"/>
-                          <w:lang w:val="es-ES"/>
-                        </w:rPr>
-                        <w:t>: [</w:t>
-                      </w:r>
-                      <w:proofErr w:type="spellStart"/>
-                      <w:r>
-                        <w:rPr>
-                          <w:rFonts w:ascii="Cascadia Mono SemiBold" w:hAnsi="Cascadia Mono SemiBold" w:cs="Cascadia Mono SemiBold"/>
-                          <w:lang w:val="es-ES"/>
-                        </w:rPr>
-                        <w:t>Name</w:t>
-                      </w:r>
-                      <w:proofErr w:type="spellEnd"/>
-                      <w:r>
-                        <w:rPr>
-                          <w:rFonts w:ascii="Cascadia Mono SemiBold" w:hAnsi="Cascadia Mono SemiBold" w:cs="Cascadia Mono SemiBold"/>
-                          <w:lang w:val="es-ES"/>
-                        </w:rPr>
-                        <w:t xml:space="preserve">]" o "Alias </w:t>
-                      </w:r>
-                      <w:proofErr w:type="spellStart"/>
-                      <w:r>
-                        <w:rPr>
-                          <w:rFonts w:ascii="Cascadia Mono SemiBold" w:hAnsi="Cascadia Mono SemiBold" w:cs="Cascadia Mono SemiBold"/>
-                          <w:lang w:val="es-ES"/>
-                        </w:rPr>
-                        <w:t>too</w:t>
-                      </w:r>
-                      <w:proofErr w:type="spellEnd"/>
-                      <w:r>
-                        <w:rPr>
-                          <w:rFonts w:ascii="Cascadia Mono SemiBold" w:hAnsi="Cascadia Mono SemiBold" w:cs="Cascadia Mono SemiBold"/>
-                          <w:lang w:val="es-ES"/>
-                        </w:rPr>
-                        <w:t xml:space="preserve"> </w:t>
-                      </w:r>
-                      <w:proofErr w:type="spellStart"/>
-                      <w:r>
-                        <w:rPr>
-                          <w:rFonts w:ascii="Cascadia Mono SemiBold" w:hAnsi="Cascadia Mono SemiBold" w:cs="Cascadia Mono SemiBold"/>
-                          <w:lang w:val="es-ES"/>
-                        </w:rPr>
-                        <w:t>weak</w:t>
-                      </w:r>
-                      <w:proofErr w:type="spellEnd"/>
-                      <w:r>
-                        <w:rPr>
-                          <w:rFonts w:ascii="Cascadia Mono SemiBold" w:hAnsi="Cascadia Mono SemiBold" w:cs="Cascadia Mono SemiBold"/>
-                          <w:lang w:val="es-ES"/>
-                        </w:rPr>
-                        <w:t>".</w:t>
+                        <w:t>valid: [Name]" o "Alias too weak".</w:t>
                       </w:r>
                     </w:p>
                   </w:txbxContent>
@@ -12052,7 +12004,7 @@
         <w:lastRenderedPageBreak/>
         <w:tab/>
       </w:r>
-      <w:bookmarkStart w:id="20" w:name="_Toc235059755"/>
+      <w:bookmarkStart w:id="20" w:name="_Toc235141314"/>
       <w:r>
         <w:rPr>
           <w:w w:val="90"/>
@@ -12233,12 +12185,21 @@
         <w:t xml:space="preserve">), </w:t>
       </w:r>
       <w:proofErr w:type="spellStart"/>
+      <w:proofErr w:type="gramStart"/>
       <w:r>
         <w:rPr>
           <w:bCs/>
           <w:w w:val="90"/>
         </w:rPr>
-        <w:t>java.nio.file.Path</w:t>
+        <w:t>java.nio.file</w:t>
+      </w:r>
+      <w:proofErr w:type="gramEnd"/>
+      <w:r>
+        <w:rPr>
+          <w:bCs/>
+          <w:w w:val="90"/>
+        </w:rPr>
+        <w:t>.Path</w:t>
       </w:r>
       <w:proofErr w:type="spellEnd"/>
       <w:r>
@@ -12294,6 +12255,7 @@
         <w:t xml:space="preserve">Debes convertir un archivo </w:t>
       </w:r>
       <w:proofErr w:type="spellStart"/>
+      <w:proofErr w:type="gramStart"/>
       <w:r>
         <w:rPr>
           <w:rFonts w:eastAsiaTheme="minorHAnsi" w:cstheme="minorBidi"/>
@@ -12304,6 +12266,7 @@
         <w:t>mission.json</w:t>
       </w:r>
       <w:proofErr w:type="spellEnd"/>
+      <w:proofErr w:type="gramEnd"/>
       <w:r>
         <w:rPr>
           <w:rFonts w:eastAsiaTheme="minorHAnsi" w:cstheme="minorBidi"/>
@@ -12501,53 +12464,28 @@
                                 <w:rFonts w:ascii="Cascadia Mono SemiBold" w:hAnsi="Cascadia Mono SemiBold" w:cs="Cascadia Mono SemiBold"/>
                               </w:rPr>
                             </w:pPr>
-                            <w:proofErr w:type="spellStart"/>
                             <w:r>
                               <w:rPr>
                                 <w:rFonts w:ascii="Cascadia Mono SemiBold" w:hAnsi="Cascadia Mono SemiBold" w:cs="Cascadia Mono SemiBold"/>
                                 <w:lang w:val="es-ES"/>
                               </w:rPr>
-                              <w:t>Mission</w:t>
+                              <w:t xml:space="preserve">Mission successfully loaded: [Nombre de la misión] - </w:t>
                             </w:r>
-                            <w:proofErr w:type="spellEnd"/>
+                            <w:proofErr w:type="gramStart"/>
                             <w:r>
                               <w:rPr>
                                 <w:rFonts w:ascii="Cascadia Mono SemiBold" w:hAnsi="Cascadia Mono SemiBold" w:cs="Cascadia Mono SemiBold"/>
                                 <w:lang w:val="es-ES"/>
                               </w:rPr>
-                              <w:t xml:space="preserve"> </w:t>
+                              <w:t>Status</w:t>
                             </w:r>
-                            <w:proofErr w:type="spellStart"/>
+                            <w:proofErr w:type="gramEnd"/>
                             <w:r>
                               <w:rPr>
                                 <w:rFonts w:ascii="Cascadia Mono SemiBold" w:hAnsi="Cascadia Mono SemiBold" w:cs="Cascadia Mono SemiBold"/>
                                 <w:lang w:val="es-ES"/>
                               </w:rPr>
-                              <w:t>successfully</w:t>
-                            </w:r>
-                            <w:proofErr w:type="spellEnd"/>
-                            <w:r>
-                              <w:rPr>
-                                <w:rFonts w:ascii="Cascadia Mono SemiBold" w:hAnsi="Cascadia Mono SemiBold" w:cs="Cascadia Mono SemiBold"/>
-                                <w:lang w:val="es-ES"/>
-                              </w:rPr>
-                              <w:t xml:space="preserve"> </w:t>
-                            </w:r>
-                            <w:proofErr w:type="spellStart"/>
-                            <w:r>
-                              <w:rPr>
-                                <w:rFonts w:ascii="Cascadia Mono SemiBold" w:hAnsi="Cascadia Mono SemiBold" w:cs="Cascadia Mono SemiBold"/>
-                                <w:lang w:val="es-ES"/>
-                              </w:rPr>
-                              <w:t>loaded</w:t>
-                            </w:r>
-                            <w:proofErr w:type="spellEnd"/>
-                            <w:r>
-                              <w:rPr>
-                                <w:rFonts w:ascii="Cascadia Mono SemiBold" w:hAnsi="Cascadia Mono SemiBold" w:cs="Cascadia Mono SemiBold"/>
-                                <w:lang w:val="es-ES"/>
-                              </w:rPr>
-                              <w:t>: [Nombre de la misión] - Status: [Estado].</w:t>
+                              <w:t>: [Estado].</w:t>
                             </w:r>
                           </w:p>
                         </w:txbxContent>
@@ -12582,53 +12520,28 @@
                           <w:rFonts w:ascii="Cascadia Mono SemiBold" w:hAnsi="Cascadia Mono SemiBold" w:cs="Cascadia Mono SemiBold"/>
                         </w:rPr>
                       </w:pPr>
-                      <w:proofErr w:type="spellStart"/>
                       <w:r>
                         <w:rPr>
                           <w:rFonts w:ascii="Cascadia Mono SemiBold" w:hAnsi="Cascadia Mono SemiBold" w:cs="Cascadia Mono SemiBold"/>
                           <w:lang w:val="es-ES"/>
                         </w:rPr>
-                        <w:t>Mission</w:t>
+                        <w:t xml:space="preserve">Mission successfully loaded: [Nombre de la misión] - </w:t>
                       </w:r>
-                      <w:proofErr w:type="spellEnd"/>
+                      <w:proofErr w:type="gramStart"/>
                       <w:r>
                         <w:rPr>
                           <w:rFonts w:ascii="Cascadia Mono SemiBold" w:hAnsi="Cascadia Mono SemiBold" w:cs="Cascadia Mono SemiBold"/>
                           <w:lang w:val="es-ES"/>
                         </w:rPr>
-                        <w:t xml:space="preserve"> </w:t>
+                        <w:t>Status</w:t>
                       </w:r>
-                      <w:proofErr w:type="spellStart"/>
+                      <w:proofErr w:type="gramEnd"/>
                       <w:r>
                         <w:rPr>
                           <w:rFonts w:ascii="Cascadia Mono SemiBold" w:hAnsi="Cascadia Mono SemiBold" w:cs="Cascadia Mono SemiBold"/>
                           <w:lang w:val="es-ES"/>
                         </w:rPr>
-                        <w:t>successfully</w:t>
-                      </w:r>
-                      <w:proofErr w:type="spellEnd"/>
-                      <w:r>
-                        <w:rPr>
-                          <w:rFonts w:ascii="Cascadia Mono SemiBold" w:hAnsi="Cascadia Mono SemiBold" w:cs="Cascadia Mono SemiBold"/>
-                          <w:lang w:val="es-ES"/>
-                        </w:rPr>
-                        <w:t xml:space="preserve"> </w:t>
-                      </w:r>
-                      <w:proofErr w:type="spellStart"/>
-                      <w:r>
-                        <w:rPr>
-                          <w:rFonts w:ascii="Cascadia Mono SemiBold" w:hAnsi="Cascadia Mono SemiBold" w:cs="Cascadia Mono SemiBold"/>
-                          <w:lang w:val="es-ES"/>
-                        </w:rPr>
-                        <w:t>loaded</w:t>
-                      </w:r>
-                      <w:proofErr w:type="spellEnd"/>
-                      <w:r>
-                        <w:rPr>
-                          <w:rFonts w:ascii="Cascadia Mono SemiBold" w:hAnsi="Cascadia Mono SemiBold" w:cs="Cascadia Mono SemiBold"/>
-                          <w:lang w:val="es-ES"/>
-                        </w:rPr>
-                        <w:t>: [Nombre de la misión] - Status: [Estado].</w:t>
+                        <w:t>: [Estado].</w:t>
                       </w:r>
                     </w:p>
                   </w:txbxContent>
@@ -12704,7 +12617,7 @@
       <w:r>
         <w:tab/>
       </w:r>
-      <w:bookmarkStart w:id="21" w:name="_Toc235059756"/>
+      <w:bookmarkStart w:id="21" w:name="_Toc235141315"/>
       <w:r>
         <w:rPr>
           <w:w w:val="90"/>
@@ -13046,6 +12959,7 @@
         <w:t xml:space="preserve">&gt; a un archivo </w:t>
       </w:r>
       <w:proofErr w:type="spellStart"/>
+      <w:proofErr w:type="gramStart"/>
       <w:r>
         <w:rPr>
           <w:rFonts w:eastAsiaTheme="minorHAnsi" w:cstheme="minorBidi"/>
@@ -13056,6 +12970,7 @@
         <w:t>loot.json</w:t>
       </w:r>
       <w:proofErr w:type="spellEnd"/>
+      <w:proofErr w:type="gramEnd"/>
       <w:r>
         <w:rPr>
           <w:rFonts w:eastAsiaTheme="minorHAnsi" w:cstheme="minorBidi"/>
@@ -13282,14 +13197,14 @@
                               </w:rPr>
                               <w:t xml:space="preserve">Loot exported to </w:t>
                             </w:r>
-                            <w:proofErr w:type="spellStart"/>
+                            <w:proofErr w:type="gramStart"/>
                             <w:r>
                               <w:rPr>
                                 <w:rFonts w:ascii="Cascadia Mono SemiBold" w:hAnsi="Cascadia Mono SemiBold" w:cs="Cascadia Mono SemiBold"/>
                               </w:rPr>
                               <w:t>loot.json</w:t>
                             </w:r>
-                            <w:proofErr w:type="spellEnd"/>
+                            <w:proofErr w:type="gramEnd"/>
                             <w:r>
                               <w:rPr>
                                 <w:rFonts w:ascii="Cascadia Mono SemiBold" w:hAnsi="Cascadia Mono SemiBold" w:cs="Cascadia Mono SemiBold"/>
@@ -13335,14 +13250,14 @@
                         </w:rPr>
                         <w:t xml:space="preserve">Loot exported to </w:t>
                       </w:r>
-                      <w:proofErr w:type="spellStart"/>
+                      <w:proofErr w:type="gramStart"/>
                       <w:r>
                         <w:rPr>
                           <w:rFonts w:ascii="Cascadia Mono SemiBold" w:hAnsi="Cascadia Mono SemiBold" w:cs="Cascadia Mono SemiBold"/>
                         </w:rPr>
                         <w:t>loot.json</w:t>
                       </w:r>
-                      <w:proofErr w:type="spellEnd"/>
+                      <w:proofErr w:type="gramEnd"/>
                       <w:r>
                         <w:rPr>
                           <w:rFonts w:ascii="Cascadia Mono SemiBold" w:hAnsi="Cascadia Mono SemiBold" w:cs="Cascadia Mono SemiBold"/>
@@ -13419,13 +13334,15 @@
         <w:lastRenderedPageBreak/>
         <w:tab/>
       </w:r>
-      <w:bookmarkStart w:id="22" w:name="_Toc235059757"/>
+      <w:bookmarkStart w:id="22" w:name="_Toc235141316"/>
+      <w:proofErr w:type="gramStart"/>
       <w:r>
         <w:rPr>
           <w:w w:val="90"/>
         </w:rPr>
         <w:t>Extra A</w:t>
       </w:r>
+      <w:proofErr w:type="gramEnd"/>
       <w:r>
         <w:rPr>
           <w:w w:val="90"/>
@@ -13915,6 +13832,7 @@
         <w:t>(</w:t>
       </w:r>
       <w:proofErr w:type="spellStart"/>
+      <w:proofErr w:type="gramStart"/>
       <w:r>
         <w:rPr>
           <w:lang w:val="es-ES"/>
@@ -13929,6 +13847,7 @@
         <w:t>::</w:t>
       </w:r>
       <w:proofErr w:type="spellStart"/>
+      <w:proofErr w:type="gramEnd"/>
       <w:r>
         <w:rPr>
           <w:lang w:val="es-ES"/>
@@ -14177,12 +14096,20 @@
         <w:lastRenderedPageBreak/>
         <w:tab/>
       </w:r>
-      <w:bookmarkStart w:id="23" w:name="_Toc235059758"/>
-      <w:r>
-        <w:rPr>
-          <w:w w:val="90"/>
-        </w:rPr>
-        <w:t>Extra B: El Botín Total (reduce)</w:t>
+      <w:bookmarkStart w:id="23" w:name="_Toc235141317"/>
+      <w:proofErr w:type="gramStart"/>
+      <w:r>
+        <w:rPr>
+          <w:w w:val="90"/>
+        </w:rPr>
+        <w:t>Extra B</w:t>
+      </w:r>
+      <w:proofErr w:type="gramEnd"/>
+      <w:r>
+        <w:rPr>
+          <w:w w:val="90"/>
+        </w:rPr>
+        <w:t>: El Botín Total (reduce)</w:t>
       </w:r>
       <w:bookmarkEnd w:id="23"/>
     </w:p>
@@ -14453,7 +14380,21 @@
         <w:rPr>
           <w:lang w:val="es-ES"/>
         </w:rPr>
-        <w:t>(...) total += x;). Debe resolverse con reduce().</w:t>
+        <w:t xml:space="preserve">(...) total += x;). Debe resolverse con </w:t>
+      </w:r>
+      <w:proofErr w:type="gramStart"/>
+      <w:r>
+        <w:rPr>
+          <w:lang w:val="es-ES"/>
+        </w:rPr>
+        <w:t>reduce(</w:t>
+      </w:r>
+      <w:proofErr w:type="gramEnd"/>
+      <w:r>
+        <w:rPr>
+          <w:lang w:val="es-ES"/>
+        </w:rPr>
+        <w:t>).</w:t>
       </w:r>
     </w:p>
     <w:p>
@@ -14511,7 +14452,21 @@
         <w:rPr>
           <w:lang w:val="es-ES"/>
         </w:rPr>
-        <w:t xml:space="preserve">El valor total del botín usando .reduce(0, </w:t>
+        <w:t xml:space="preserve">El valor total del botín </w:t>
+      </w:r>
+      <w:proofErr w:type="gramStart"/>
+      <w:r>
+        <w:rPr>
+          <w:lang w:val="es-ES"/>
+        </w:rPr>
+        <w:t>usando .reduce</w:t>
+      </w:r>
+      <w:proofErr w:type="gramEnd"/>
+      <w:r>
+        <w:rPr>
+          <w:lang w:val="es-ES"/>
+        </w:rPr>
+        <w:t xml:space="preserve">(0, </w:t>
       </w:r>
       <w:proofErr w:type="spellStart"/>
       <w:r>
@@ -14543,7 +14498,21 @@
         <w:rPr>
           <w:lang w:val="es-ES"/>
         </w:rPr>
-        <w:t>El objeto de mayor valor usando .reduce(</w:t>
+        <w:t xml:space="preserve">El objeto de mayor valor </w:t>
+      </w:r>
+      <w:proofErr w:type="gramStart"/>
+      <w:r>
+        <w:rPr>
+          <w:lang w:val="es-ES"/>
+        </w:rPr>
+        <w:t>usando .reduce</w:t>
+      </w:r>
+      <w:proofErr w:type="gramEnd"/>
+      <w:r>
+        <w:rPr>
+          <w:lang w:val="es-ES"/>
+        </w:rPr>
+        <w:t>(</w:t>
       </w:r>
       <w:proofErr w:type="spellStart"/>
       <w:r>
@@ -14804,7 +14773,7 @@
         <w:lastRenderedPageBreak/>
         <w:tab/>
       </w:r>
-      <w:bookmarkStart w:id="24" w:name="_Toc235059759"/>
+      <w:bookmarkStart w:id="24" w:name="_Toc235141318"/>
       <w:r>
         <w:rPr>
           <w:w w:val="90"/>
@@ -15119,6 +15088,7 @@
         <w:t xml:space="preserve"> y lanzarla vía </w:t>
       </w:r>
       <w:proofErr w:type="spellStart"/>
+      <w:proofErr w:type="gramStart"/>
       <w:r>
         <w:rPr>
           <w:lang w:val="es-ES"/>
@@ -15130,7 +15100,14 @@
         <w:rPr>
           <w:lang w:val="es-ES"/>
         </w:rPr>
-        <w:t>().</w:t>
+        <w:t>(</w:t>
+      </w:r>
+      <w:proofErr w:type="gramEnd"/>
+      <w:r>
+        <w:rPr>
+          <w:lang w:val="es-ES"/>
+        </w:rPr>
+        <w:t>).</w:t>
       </w:r>
     </w:p>
     <w:p>
@@ -15198,6 +15175,7 @@
         <w:t xml:space="preserve"> con </w:t>
       </w:r>
       <w:proofErr w:type="spellStart"/>
+      <w:proofErr w:type="gramStart"/>
       <w:r>
         <w:rPr>
           <w:lang w:val="es-ES"/>
@@ -15209,7 +15187,14 @@
         <w:rPr>
           <w:lang w:val="es-ES"/>
         </w:rPr>
-        <w:t xml:space="preserve">(() -&gt; new </w:t>
+        <w:t>(</w:t>
+      </w:r>
+      <w:proofErr w:type="gramEnd"/>
+      <w:r>
+        <w:rPr>
+          <w:lang w:val="es-ES"/>
+        </w:rPr>
+        <w:t xml:space="preserve">() -&gt; new </w:t>
       </w:r>
       <w:proofErr w:type="spellStart"/>
       <w:r>
@@ -15360,6 +15345,7 @@
         <w:t xml:space="preserve">. Usa </w:t>
       </w:r>
       <w:proofErr w:type="spellStart"/>
+      <w:proofErr w:type="gramStart"/>
       <w:r>
         <w:rPr>
           <w:lang w:val="es-ES"/>
@@ -15371,7 +15357,14 @@
         <w:rPr>
           <w:lang w:val="es-ES"/>
         </w:rPr>
-        <w:t xml:space="preserve">() para obtener </w:t>
+        <w:t>(</w:t>
+      </w:r>
+      <w:proofErr w:type="gramEnd"/>
+      <w:r>
+        <w:rPr>
+          <w:lang w:val="es-ES"/>
+        </w:rPr>
+        <w:t xml:space="preserve">) para obtener </w:t>
       </w:r>
       <w:r>
         <w:rPr>
@@ -15504,19 +15497,11 @@
                               </w:rPr>
                               <w:t xml:space="preserve">Exception in thread "main" </w:t>
                             </w:r>
-                            <w:proofErr w:type="spellStart"/>
                             <w:r>
                               <w:rPr>
                                 <w:rFonts w:ascii="Cascadia Mono SemiBold" w:hAnsi="Cascadia Mono SemiBold" w:cs="Cascadia Mono SemiBold"/>
                               </w:rPr>
-                              <w:t>MercenaryNotFoundException</w:t>
-                            </w:r>
-                            <w:proofErr w:type="spellEnd"/>
-                            <w:r>
-                              <w:rPr>
-                                <w:rFonts w:ascii="Cascadia Mono SemiBold" w:hAnsi="Cascadia Mono SemiBold" w:cs="Cascadia Mono SemiBold"/>
-                              </w:rPr>
-                              <w:t>: Alias not found: Cable</w:t>
+                              <w:t>MercenaryNotFoundException: Alias not found: Cable</w:t>
                             </w:r>
                           </w:p>
                           <w:p>
@@ -15571,19 +15556,11 @@
                         </w:rPr>
                         <w:t xml:space="preserve">Exception in thread "main" </w:t>
                       </w:r>
-                      <w:proofErr w:type="spellStart"/>
                       <w:r>
                         <w:rPr>
                           <w:rFonts w:ascii="Cascadia Mono SemiBold" w:hAnsi="Cascadia Mono SemiBold" w:cs="Cascadia Mono SemiBold"/>
                         </w:rPr>
-                        <w:t>MercenaryNotFoundException</w:t>
-                      </w:r>
-                      <w:proofErr w:type="spellEnd"/>
-                      <w:r>
-                        <w:rPr>
-                          <w:rFonts w:ascii="Cascadia Mono SemiBold" w:hAnsi="Cascadia Mono SemiBold" w:cs="Cascadia Mono SemiBold"/>
-                        </w:rPr>
-                        <w:t>: Alias not found: Cable</w:t>
+                        <w:t>MercenaryNotFoundException: Alias not found: Cable</w:t>
                       </w:r>
                     </w:p>
                     <w:p>
@@ -15636,7 +15613,7 @@
         <w:ind w:left="0" w:firstLine="622"/>
       </w:pPr>
       <w:bookmarkStart w:id="25" w:name="_bookmark11"/>
-      <w:bookmarkStart w:id="26" w:name="_Toc235059760"/>
+      <w:bookmarkStart w:id="26" w:name="_Toc235141319"/>
       <w:bookmarkEnd w:id="25"/>
       <w:r>
         <w:lastRenderedPageBreak/>
@@ -16794,7 +16771,7 @@
         </mc:Choice>
         <mc:Fallback>
           <w:pict>
-            <v:shape w14:anchorId="08DF67E8" id="Graphic 4" o:spid="_x0000_s1026" style="position:absolute;margin-left:86.45pt;margin-top:719.75pt;width:476.5pt;height:25.2pt;z-index:-251660288;visibility:visible;mso-wrap-style:square;mso-wrap-distance-left:0;mso-wrap-distance-top:0;mso-wrap-distance-right:0;mso-wrap-distance-bottom:0;mso-position-horizontal:absolute;mso-position-horizontal-relative:page;mso-position-vertical:absolute;mso-position-vertical-relative:page;v-text-anchor:top" coordsize="6051550,320040" o:gfxdata="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" path="m6051397,l5594197,,,12,,18605r5594197,l5594197,320040r457200,l6051397,xe" fillcolor="black" stroked="f">
+            <v:shape w14:anchorId="7D1C38E4" id="Graphic 4" o:spid="_x0000_s1026" style="position:absolute;margin-left:86.45pt;margin-top:719.75pt;width:476.5pt;height:25.2pt;z-index:-251660288;visibility:visible;mso-wrap-style:square;mso-wrap-distance-left:0;mso-wrap-distance-top:0;mso-wrap-distance-right:0;mso-wrap-distance-bottom:0;mso-position-horizontal:absolute;mso-position-horizontal-relative:page;mso-position-vertical:absolute;mso-position-vertical-relative:page;v-text-anchor:top" coordsize="6051550,320040" o:gfxdata="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" path="m6051397,l5594197,,,12,,18605r5594197,l5594197,320040r457200,l6051397,xe" fillcolor="black" stroked="f">
               <v:path arrowok="t"/>
               <w10:wrap anchorx="page" anchory="page"/>
             </v:shape>
@@ -22188,6 +22165,7 @@
   <w:style w:type="character" w:default="1" w:styleId="Fuentedeprrafopredeter">
     <w:name w:val="Default Paragraph Font"/>
     <w:uiPriority w:val="1"/>
+    <w:semiHidden/>
     <w:unhideWhenUsed/>
   </w:style>
   <w:style w:type="table" w:default="1" w:styleId="Tablanormal">

--- a/subjects/subject_words/java04_es_subject.docx
+++ b/subjects/subject_words/java04_es_subject.docx
@@ -430,7 +430,7 @@
           </mc:Choice>
           <mc:Fallback>
             <w:pict>
-              <v:shape w14:anchorId="1F514E75" id="Graphic 3" o:spid="_x0000_s1026" style="position:absolute;margin-left:86.45pt;margin-top:20.05pt;width:476.5pt;height:25.2pt;z-index:-251655680;visibility:visible;mso-wrap-style:square;mso-wrap-distance-left:0;mso-wrap-distance-top:0;mso-wrap-distance-right:0;mso-wrap-distance-bottom:0;mso-position-horizontal:absolute;mso-position-horizontal-relative:page;mso-position-vertical:absolute;mso-position-vertical-relative:text;v-text-anchor:top" coordsize="6051550,320040" o:gfxdata="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" path="m6051397,l5594197,,,12,,18605r5594197,l5594197,320040r457200,l6051397,xe" fillcolor="black" stroked="f">
+              <v:shape w14:anchorId="1CB1C10E" id="Graphic 3" o:spid="_x0000_s1026" style="position:absolute;margin-left:86.45pt;margin-top:20.05pt;width:476.5pt;height:25.2pt;z-index:-251655680;visibility:visible;mso-wrap-style:square;mso-wrap-distance-left:0;mso-wrap-distance-top:0;mso-wrap-distance-right:0;mso-wrap-distance-bottom:0;mso-position-horizontal:absolute;mso-position-horizontal-relative:page;mso-position-vertical:absolute;mso-position-vertical-relative:text;v-text-anchor:top" coordsize="6051550,320040" o:gfxdata="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" path="m6051397,l5594197,,,12,,18605r5594197,l5594197,320040r457200,l6051397,xe" fillcolor="black" stroked="f">
                 <v:path arrowok="t"/>
                 <w10:wrap type="topAndBottom" anchorx="page"/>
               </v:shape>
@@ -1741,23 +1741,7 @@
                 <w:noProof/>
                 <w:w w:val="90"/>
               </w:rPr>
-              <w:t xml:space="preserve">7: El Informe </w:t>
-            </w:r>
-            <w:r>
-              <w:rPr>
-                <w:rStyle w:val="Hipervnculo"/>
-                <w:noProof/>
-                <w:w w:val="90"/>
-              </w:rPr>
-              <w:t>d</w:t>
-            </w:r>
-            <w:r>
-              <w:rPr>
-                <w:rStyle w:val="Hipervnculo"/>
-                <w:noProof/>
-                <w:w w:val="90"/>
-              </w:rPr>
-              <w:t>el Sindicato (JSON Reading)</w:t>
+              <w:t>7: El Informe del Sindicato (JSON Reading)</w:t>
             </w:r>
             <w:r>
               <w:rPr>
@@ -4426,7 +4410,7 @@
           </mc:Choice>
           <mc:Fallback>
             <w:pict>
-              <v:group w14:anchorId="410AD9A3" id="Group 15" o:spid="_x0000_s1026" style="width:442.05pt;height:1.6pt;mso-position-horizontal-relative:char;mso-position-vertical-relative:line" coordsize="56140,203" o:gfxdata="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">
+              <v:group w14:anchorId="63FB0F5C" id="Group 15" o:spid="_x0000_s1026" style="width:442.05pt;height:1.6pt;mso-position-horizontal-relative:char;mso-position-vertical-relative:line" coordsize="56140,203" o:gfxdata="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">
                 <v:shape id="Graphic 16" o:spid="_x0000_s1027" style="position:absolute;width:56127;height:196;visibility:visible;mso-wrap-style:square;v-text-anchor:top" coordsize="5612765,19685" o:gfxdata="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" path="m5612765,l,,,19685r5612765,l5612765,xe" fillcolor="#9f9f9f" stroked="f">
                   <v:path arrowok="t"/>
                 </v:shape>
@@ -10588,7 +10572,8 @@
         <w:spacing w:line="293" w:lineRule="exact"/>
         <w:ind w:left="1341"/>
         <w:rPr>
-          <w:b/>
+          <w:spacing w:val="2"/>
+          <w:w w:val="90"/>
         </w:rPr>
       </w:pPr>
       <w:r>
@@ -10671,6 +10656,36 @@
         <w:t>parseInt</w:t>
       </w:r>
       <w:proofErr w:type="spellEnd"/>
+      <w:r>
+        <w:rPr>
+          <w:spacing w:val="2"/>
+          <w:w w:val="90"/>
+        </w:rPr>
+        <w:t xml:space="preserve">, </w:t>
+      </w:r>
+      <w:r>
+        <w:rPr>
+          <w:spacing w:val="2"/>
+          <w:w w:val="90"/>
+        </w:rPr>
+        <w:t>.</w:t>
+      </w:r>
+      <w:proofErr w:type="spellStart"/>
+      <w:r>
+        <w:rPr>
+          <w:spacing w:val="2"/>
+          <w:w w:val="90"/>
+        </w:rPr>
+        <w:t>toList</w:t>
+      </w:r>
+      <w:proofErr w:type="spellEnd"/>
+      <w:r>
+        <w:rPr>
+          <w:spacing w:val="2"/>
+          <w:w w:val="90"/>
+        </w:rPr>
+        <w:t>()</w:t>
+      </w:r>
     </w:p>
     <w:p>
       <w:pPr>
@@ -11175,16 +11190,16 @@
         <mc:AlternateContent>
           <mc:Choice Requires="wps">
             <w:drawing>
-              <wp:anchor distT="0" distB="0" distL="114300" distR="114300" simplePos="0" relativeHeight="251651584" behindDoc="0" locked="0" layoutInCell="1" allowOverlap="1" wp14:anchorId="313EC888" wp14:editId="036AB658">
+              <wp:anchor distT="0" distB="0" distL="114300" distR="114300" simplePos="0" relativeHeight="251651584" behindDoc="0" locked="0" layoutInCell="1" allowOverlap="1" wp14:anchorId="313EC888" wp14:editId="375FF934">
                 <wp:simplePos x="0" y="0"/>
                 <wp:positionH relativeFrom="margin">
-                  <wp:posOffset>314325</wp:posOffset>
+                  <wp:posOffset>314864</wp:posOffset>
                 </wp:positionH>
                 <wp:positionV relativeFrom="paragraph">
-                  <wp:posOffset>69849</wp:posOffset>
+                  <wp:posOffset>70761</wp:posOffset>
                 </wp:positionV>
-                <wp:extent cx="5542060" cy="714375"/>
-                <wp:effectExtent l="0" t="0" r="20955" b="28575"/>
+                <wp:extent cx="5542060" cy="698739"/>
+                <wp:effectExtent l="0" t="0" r="20955" b="25400"/>
                 <wp:wrapNone/>
                 <wp:docPr id="1026602316" name="Rectángulo 2"/>
                 <wp:cNvGraphicFramePr/>
@@ -11195,7 +11210,7 @@
                       <wps:spPr>
                         <a:xfrm>
                           <a:off x="0" y="0"/>
-                          <a:ext cx="5542060" cy="714375"/>
+                          <a:ext cx="5542060" cy="698739"/>
                         </a:xfrm>
                         <a:prstGeom prst="rect">
                           <a:avLst/>
@@ -11235,22 +11250,54 @@
                                 <w:lang w:val="es-ES"/>
                               </w:rPr>
                             </w:pPr>
+                            <w:proofErr w:type="spellStart"/>
                             <w:r>
                               <w:rPr>
                                 <w:rFonts w:ascii="Cascadia Mono SemiBold" w:hAnsi="Cascadia Mono SemiBold" w:cs="Cascadia Mono SemiBold"/>
                                 <w:lang w:val="es-ES"/>
                               </w:rPr>
-                              <w:t>Converted service years:</w:t>
+                              <w:t>Converted</w:t>
                             </w:r>
-                          </w:p>
-                          <w:p>
-                            <w:pPr>
-                              <w:pStyle w:val="Sinespaciado"/>
+                            <w:proofErr w:type="spellEnd"/>
+                            <w:r>
                               <w:rPr>
                                 <w:rFonts w:ascii="Cascadia Mono SemiBold" w:hAnsi="Cascadia Mono SemiBold" w:cs="Cascadia Mono SemiBold"/>
                                 <w:lang w:val="es-ES"/>
                               </w:rPr>
-                            </w:pPr>
+                              <w:t xml:space="preserve"> </w:t>
+                            </w:r>
+                            <w:proofErr w:type="spellStart"/>
+                            <w:r>
+                              <w:rPr>
+                                <w:rFonts w:ascii="Cascadia Mono SemiBold" w:hAnsi="Cascadia Mono SemiBold" w:cs="Cascadia Mono SemiBold"/>
+                                <w:lang w:val="es-ES"/>
+                              </w:rPr>
+                              <w:t>service</w:t>
+                            </w:r>
+                            <w:proofErr w:type="spellEnd"/>
+                            <w:r>
+                              <w:rPr>
+                                <w:rFonts w:ascii="Cascadia Mono SemiBold" w:hAnsi="Cascadia Mono SemiBold" w:cs="Cascadia Mono SemiBold"/>
+                                <w:lang w:val="es-ES"/>
+                              </w:rPr>
+                              <w:t xml:space="preserve"> </w:t>
+                            </w:r>
+                            <w:proofErr w:type="spellStart"/>
+                            <w:r>
+                              <w:rPr>
+                                <w:rFonts w:ascii="Cascadia Mono SemiBold" w:hAnsi="Cascadia Mono SemiBold" w:cs="Cascadia Mono SemiBold"/>
+                                <w:lang w:val="es-ES"/>
+                              </w:rPr>
+                              <w:t>years</w:t>
+                            </w:r>
+                            <w:proofErr w:type="spellEnd"/>
+                            <w:r>
+                              <w:rPr>
+                                <w:rFonts w:ascii="Cascadia Mono SemiBold" w:hAnsi="Cascadia Mono SemiBold" w:cs="Cascadia Mono SemiBold"/>
+                                <w:lang w:val="es-ES"/>
+                              </w:rPr>
+                              <w:t>:</w:t>
+                            </w:r>
                           </w:p>
                           <w:p>
                             <w:pPr>
@@ -11290,7 +11337,7 @@
           </mc:Choice>
           <mc:Fallback>
             <w:pict>
-              <v:rect w14:anchorId="313EC888" id="_x0000_s1032" style="position:absolute;margin-left:24.75pt;margin-top:5.5pt;width:436.4pt;height:56.25pt;z-index:251651584;visibility:visible;mso-wrap-style:square;mso-width-percent:0;mso-height-percent:0;mso-wrap-distance-left:9pt;mso-wrap-distance-top:0;mso-wrap-distance-right:9pt;mso-wrap-distance-bottom:0;mso-position-horizontal:absolute;mso-position-horizontal-relative:margin;mso-position-vertical:absolute;mso-position-vertical-relative:text;mso-width-percent:0;mso-height-percent:0;mso-width-relative:margin;mso-height-relative:margin;v-text-anchor:middle" o:gfxdata="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" fillcolor="black [3213]" strokecolor="black [3213]" strokeweight="2pt">
+              <v:rect w14:anchorId="313EC888" id="_x0000_s1032" style="position:absolute;margin-left:24.8pt;margin-top:5.55pt;width:436.4pt;height:55pt;z-index:251651584;visibility:visible;mso-wrap-style:square;mso-width-percent:0;mso-height-percent:0;mso-wrap-distance-left:9pt;mso-wrap-distance-top:0;mso-wrap-distance-right:9pt;mso-wrap-distance-bottom:0;mso-position-horizontal:absolute;mso-position-horizontal-relative:margin;mso-position-vertical:absolute;mso-position-vertical-relative:text;mso-width-percent:0;mso-height-percent:0;mso-width-relative:margin;mso-height-relative:margin;v-text-anchor:middle" o:gfxdata="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" fillcolor="black [3213]" strokecolor="black [3213]" strokeweight="2pt">
                 <v:textbox>
                   <w:txbxContent>
                     <w:p>
@@ -11301,22 +11348,54 @@
                           <w:lang w:val="es-ES"/>
                         </w:rPr>
                       </w:pPr>
+                      <w:proofErr w:type="spellStart"/>
                       <w:r>
                         <w:rPr>
                           <w:rFonts w:ascii="Cascadia Mono SemiBold" w:hAnsi="Cascadia Mono SemiBold" w:cs="Cascadia Mono SemiBold"/>
                           <w:lang w:val="es-ES"/>
                         </w:rPr>
-                        <w:t>Converted service years:</w:t>
+                        <w:t>Converted</w:t>
                       </w:r>
-                    </w:p>
-                    <w:p>
-                      <w:pPr>
-                        <w:pStyle w:val="Sinespaciado"/>
+                      <w:proofErr w:type="spellEnd"/>
+                      <w:r>
                         <w:rPr>
                           <w:rFonts w:ascii="Cascadia Mono SemiBold" w:hAnsi="Cascadia Mono SemiBold" w:cs="Cascadia Mono SemiBold"/>
                           <w:lang w:val="es-ES"/>
                         </w:rPr>
-                      </w:pPr>
+                        <w:t xml:space="preserve"> </w:t>
+                      </w:r>
+                      <w:proofErr w:type="spellStart"/>
+                      <w:r>
+                        <w:rPr>
+                          <w:rFonts w:ascii="Cascadia Mono SemiBold" w:hAnsi="Cascadia Mono SemiBold" w:cs="Cascadia Mono SemiBold"/>
+                          <w:lang w:val="es-ES"/>
+                        </w:rPr>
+                        <w:t>service</w:t>
+                      </w:r>
+                      <w:proofErr w:type="spellEnd"/>
+                      <w:r>
+                        <w:rPr>
+                          <w:rFonts w:ascii="Cascadia Mono SemiBold" w:hAnsi="Cascadia Mono SemiBold" w:cs="Cascadia Mono SemiBold"/>
+                          <w:lang w:val="es-ES"/>
+                        </w:rPr>
+                        <w:t xml:space="preserve"> </w:t>
+                      </w:r>
+                      <w:proofErr w:type="spellStart"/>
+                      <w:r>
+                        <w:rPr>
+                          <w:rFonts w:ascii="Cascadia Mono SemiBold" w:hAnsi="Cascadia Mono SemiBold" w:cs="Cascadia Mono SemiBold"/>
+                          <w:lang w:val="es-ES"/>
+                        </w:rPr>
+                        <w:t>years</w:t>
+                      </w:r>
+                      <w:proofErr w:type="spellEnd"/>
+                      <w:r>
+                        <w:rPr>
+                          <w:rFonts w:ascii="Cascadia Mono SemiBold" w:hAnsi="Cascadia Mono SemiBold" w:cs="Cascadia Mono SemiBold"/>
+                          <w:lang w:val="es-ES"/>
+                        </w:rPr>
+                        <w:t>:</w:t>
+                      </w:r>
                     </w:p>
                     <w:p>
                       <w:pPr>
@@ -11410,13 +11489,7 @@
         <w:rPr>
           <w:w w:val="90"/>
         </w:rPr>
-        <w:t xml:space="preserve"> </w:t>
-      </w:r>
-      <w:r>
-        <w:rPr>
-          <w:w w:val="90"/>
-        </w:rPr>
-        <w:t>Validación de Identidad (</w:t>
+        <w:t xml:space="preserve"> Validación de Identidad (</w:t>
       </w:r>
       <w:proofErr w:type="spellStart"/>
       <w:r>
@@ -11521,27 +11594,17 @@
     </w:p>
     <w:p>
       <w:pPr>
-        <w:pStyle w:val="Prrafodelista"/>
+        <w:pStyle w:val="Sinespaciado"/>
         <w:numPr>
           <w:ilvl w:val="1"/>
           <w:numId w:val="8"/>
         </w:numPr>
-        <w:tabs>
-          <w:tab w:val="left" w:pos="1341"/>
-        </w:tabs>
-        <w:spacing w:line="293" w:lineRule="exact"/>
-        <w:ind w:left="1341"/>
-        <w:rPr>
-          <w:lang w:val="en-US"/>
-        </w:rPr>
       </w:pPr>
       <w:proofErr w:type="spellStart"/>
       <w:r>
         <w:rPr>
           <w:b/>
-          <w:spacing w:val="-2"/>
-          <w:w w:val="90"/>
-          <w:lang w:val="en-US"/>
+          <w:bCs/>
         </w:rPr>
         <w:t>Método</w:t>
       </w:r>
@@ -11549,27 +11612,28 @@
       <w:r>
         <w:rPr>
           <w:b/>
-          <w:spacing w:val="-2"/>
-          <w:w w:val="90"/>
-          <w:lang w:val="en-US"/>
+          <w:bCs/>
         </w:rPr>
         <w:t>:</w:t>
       </w:r>
       <w:r>
-        <w:rPr>
-          <w:b/>
-          <w:spacing w:val="-6"/>
-          <w:w w:val="90"/>
-          <w:lang w:val="en-US"/>
-        </w:rPr>
-        <w:t xml:space="preserve"> </w:t>
-      </w:r>
-      <w:r>
-        <w:rPr>
-          <w:spacing w:val="-2"/>
-          <w:lang w:val="en-US"/>
-        </w:rPr>
-        <w:t>Any</w:t>
+        <w:t xml:space="preserve"> public static void </w:t>
+      </w:r>
+      <w:proofErr w:type="gramStart"/>
+      <w:r>
+        <w:t>main(</w:t>
+      </w:r>
+      <w:proofErr w:type="gramEnd"/>
+      <w:r>
+        <w:t xml:space="preserve">String[] </w:t>
+      </w:r>
+      <w:proofErr w:type="spellStart"/>
+      <w:r>
+        <w:t>args</w:t>
+      </w:r>
+      <w:proofErr w:type="spellEnd"/>
+      <w:r>
+        <w:t>)</w:t>
       </w:r>
     </w:p>
     <w:p>
@@ -11621,7 +11685,7 @@
       <w:proofErr w:type="spellStart"/>
       <w:r>
         <w:rPr>
-          <w:b/>
+          <w:bCs/>
           <w:spacing w:val="-9"/>
           <w:w w:val="90"/>
         </w:rPr>
@@ -11630,7 +11694,7 @@
       <w:proofErr w:type="spellEnd"/>
       <w:r>
         <w:rPr>
-          <w:b/>
+          <w:bCs/>
           <w:spacing w:val="-9"/>
           <w:w w:val="90"/>
         </w:rPr>
@@ -11639,7 +11703,7 @@
       <w:proofErr w:type="spellStart"/>
       <w:r>
         <w:rPr>
-          <w:b/>
+          <w:bCs/>
           <w:spacing w:val="-9"/>
           <w:w w:val="90"/>
         </w:rPr>
@@ -11648,7 +11712,35 @@
       <w:proofErr w:type="spellEnd"/>
       <w:r>
         <w:rPr>
-          <w:b/>
+          <w:bCs/>
+          <w:spacing w:val="-9"/>
+          <w:w w:val="90"/>
+        </w:rPr>
+        <w:t>()</w:t>
+      </w:r>
+      <w:proofErr w:type="gramStart"/>
+      <w:r>
+        <w:rPr>
+          <w:bCs/>
+          <w:spacing w:val="-9"/>
+          <w:w w:val="90"/>
+        </w:rPr>
+        <w:t>, .</w:t>
+      </w:r>
+      <w:proofErr w:type="spellStart"/>
+      <w:r>
+        <w:rPr>
+          <w:bCs/>
+          <w:spacing w:val="-9"/>
+          <w:w w:val="90"/>
+        </w:rPr>
+        <w:t>get</w:t>
+      </w:r>
+      <w:proofErr w:type="spellEnd"/>
+      <w:proofErr w:type="gramEnd"/>
+      <w:r>
+        <w:rPr>
+          <w:bCs/>
           <w:spacing w:val="-9"/>
           <w:w w:val="90"/>
         </w:rPr>
@@ -11660,13 +11752,12 @@
         <w:pStyle w:val="Ttulo4"/>
         <w:numPr>
           <w:ilvl w:val="0"/>
-          <w:numId w:val="7"/>
+          <w:numId w:val="41"/>
         </w:numPr>
         <w:tabs>
           <w:tab w:val="left" w:pos="1341"/>
         </w:tabs>
         <w:spacing w:before="1"/>
-        <w:ind w:left="1341"/>
         <w:rPr>
           <w:b w:val="0"/>
         </w:rPr>
@@ -11680,115 +11771,404 @@
     </w:p>
     <w:p>
       <w:pPr>
-        <w:pStyle w:val="Prrafodelista"/>
+        <w:pStyle w:val="Sinespaciado"/>
         <w:numPr>
-          <w:ilvl w:val="1"/>
-          <w:numId w:val="7"/>
+          <w:ilvl w:val="0"/>
+          <w:numId w:val="42"/>
+        </w:numPr>
+        <w:rPr>
+          <w:lang w:val="es-ES"/>
+        </w:rPr>
+      </w:pPr>
+      <w:r>
+        <w:rPr>
+          <w:lang w:val="es-ES"/>
+        </w:rPr>
+        <w:t>No está permitido utilizar estructuras condicionales (</w:t>
+      </w:r>
+      <w:proofErr w:type="spellStart"/>
+      <w:r>
+        <w:rPr>
+          <w:rStyle w:val="CdigoHTML"/>
+          <w:rFonts w:ascii="Aptos" w:eastAsiaTheme="minorHAnsi" w:hAnsi="Aptos" w:cstheme="minorBidi"/>
+          <w:sz w:val="24"/>
+          <w:szCs w:val="24"/>
+          <w:lang w:val="es-ES"/>
+        </w:rPr>
+        <w:t>if</w:t>
+      </w:r>
+      <w:proofErr w:type="spellEnd"/>
+      <w:r>
+        <w:rPr>
+          <w:lang w:val="es-ES"/>
+        </w:rPr>
+        <w:t xml:space="preserve">, </w:t>
+      </w:r>
+      <w:proofErr w:type="spellStart"/>
+      <w:r>
+        <w:rPr>
+          <w:rStyle w:val="CdigoHTML"/>
+          <w:rFonts w:ascii="Aptos" w:eastAsiaTheme="minorHAnsi" w:hAnsi="Aptos" w:cstheme="minorBidi"/>
+          <w:sz w:val="24"/>
+          <w:szCs w:val="24"/>
+          <w:lang w:val="es-ES"/>
+        </w:rPr>
+        <w:t>else</w:t>
+      </w:r>
+      <w:proofErr w:type="spellEnd"/>
+      <w:r>
+        <w:rPr>
+          <w:lang w:val="es-ES"/>
+        </w:rPr>
+        <w:t xml:space="preserve">) para realizar la validación. </w:t>
+      </w:r>
+    </w:p>
+    <w:p>
+      <w:pPr>
+        <w:pStyle w:val="Sinespaciado"/>
+        <w:numPr>
+          <w:ilvl w:val="0"/>
+          <w:numId w:val="42"/>
+        </w:numPr>
+        <w:rPr>
+          <w:lang w:val="es-ES"/>
+        </w:rPr>
+      </w:pPr>
+      <w:r>
+        <w:rPr>
+          <w:lang w:val="es-ES"/>
+        </w:rPr>
+        <w:t xml:space="preserve">La validación debe realizarse utilizando el encadenamiento de métodos de </w:t>
+      </w:r>
+      <w:proofErr w:type="spellStart"/>
+      <w:r>
+        <w:rPr>
+          <w:rStyle w:val="CdigoHTML"/>
+          <w:rFonts w:ascii="Aptos" w:eastAsiaTheme="minorHAnsi" w:hAnsi="Aptos" w:cstheme="minorBidi"/>
+          <w:sz w:val="24"/>
+          <w:szCs w:val="24"/>
+          <w:lang w:val="es-ES"/>
+        </w:rPr>
+        <w:t>Optional</w:t>
+      </w:r>
+      <w:proofErr w:type="spellEnd"/>
+      <w:r>
+        <w:rPr>
+          <w:lang w:val="es-ES"/>
+        </w:rPr>
+        <w:t xml:space="preserve">. </w:t>
+      </w:r>
+    </w:p>
+    <w:p>
+      <w:pPr>
+        <w:pStyle w:val="Sinespaciado"/>
+        <w:numPr>
+          <w:ilvl w:val="0"/>
+          <w:numId w:val="42"/>
+        </w:numPr>
+        <w:rPr>
+          <w:lang w:val="es-ES"/>
+        </w:rPr>
+      </w:pPr>
+      <w:r>
+        <w:rPr>
+          <w:lang w:val="es-ES"/>
+        </w:rPr>
+        <w:t xml:space="preserve">Debe utilizarse </w:t>
+      </w:r>
+      <w:proofErr w:type="spellStart"/>
+      <w:r>
+        <w:rPr>
+          <w:rStyle w:val="CdigoHTML"/>
+          <w:rFonts w:ascii="Aptos" w:eastAsiaTheme="minorHAnsi" w:hAnsi="Aptos" w:cstheme="minorBidi"/>
+          <w:sz w:val="24"/>
+          <w:szCs w:val="24"/>
+          <w:lang w:val="es-ES"/>
+        </w:rPr>
+        <w:t>Optional.filter</w:t>
+      </w:r>
+      <w:proofErr w:type="spellEnd"/>
+      <w:r>
+        <w:rPr>
+          <w:rStyle w:val="CdigoHTML"/>
+          <w:rFonts w:ascii="Aptos" w:eastAsiaTheme="minorHAnsi" w:hAnsi="Aptos" w:cstheme="minorBidi"/>
+          <w:sz w:val="24"/>
+          <w:szCs w:val="24"/>
+          <w:lang w:val="es-ES"/>
+        </w:rPr>
+        <w:t>()</w:t>
+      </w:r>
+      <w:r>
+        <w:rPr>
+          <w:lang w:val="es-ES"/>
+        </w:rPr>
+        <w:t xml:space="preserve"> para aplicar la condición de validación.</w:t>
+      </w:r>
+    </w:p>
+    <w:p>
+      <w:pPr>
+        <w:pStyle w:val="Sinespaciado"/>
+      </w:pPr>
+    </w:p>
+    <w:p>
+      <w:pPr>
+        <w:pStyle w:val="Ttulo4"/>
+        <w:ind w:left="622"/>
+        <w:rPr>
+          <w:spacing w:val="-2"/>
+        </w:rPr>
+      </w:pPr>
+      <w:r>
+        <w:rPr>
+          <w:spacing w:val="-2"/>
+        </w:rPr>
+        <w:t>Objetivo</w:t>
+      </w:r>
+      <w:r>
+        <w:rPr>
+          <w:spacing w:val="-2"/>
+        </w:rPr>
+        <w:t xml:space="preserve"> - </w:t>
+      </w:r>
+      <w:r>
+        <w:rPr>
+          <w:rFonts w:eastAsiaTheme="minorHAnsi" w:cstheme="minorBidi"/>
+          <w:b w:val="0"/>
+          <w:bCs w:val="0"/>
+          <w:kern w:val="2"/>
+          <w14:ligatures w14:val="standardContextual"/>
+        </w:rPr>
+        <w:t>Crear un programa que valide si el alias de un mercenario cumple los requisitos para ser considerado un alias válido.</w:t>
+      </w:r>
+    </w:p>
+    <w:p>
+      <w:pPr>
+        <w:pStyle w:val="Sinespaciado"/>
+      </w:pPr>
+    </w:p>
+    <w:p>
+      <w:pPr>
+        <w:pStyle w:val="Sinespaciado"/>
+        <w:ind w:left="720"/>
+        <w:rPr>
+          <w:lang w:val="es-ES"/>
+        </w:rPr>
+      </w:pPr>
+      <w:r>
+        <w:rPr>
+          <w:lang w:val="es-ES"/>
+        </w:rPr>
+        <w:t>Un alias será aceptado si:</w:t>
+      </w:r>
+    </w:p>
+    <w:p>
+      <w:pPr>
+        <w:pStyle w:val="Sinespaciado"/>
+        <w:numPr>
+          <w:ilvl w:val="0"/>
+          <w:numId w:val="43"/>
         </w:numPr>
         <w:tabs>
-          <w:tab w:val="left" w:pos="1702"/>
+          <w:tab w:val="clear" w:pos="720"/>
+          <w:tab w:val="num" w:pos="1440"/>
         </w:tabs>
-        <w:spacing w:before="14" w:line="252" w:lineRule="auto"/>
-        <w:ind w:right="1242"/>
-      </w:pPr>
-      <w:r>
-        <w:rPr>
-          <w:b/>
-          <w:i/>
-          <w:spacing w:val="-2"/>
-        </w:rPr>
-        <w:t>No</w:t>
-      </w:r>
-      <w:r>
-        <w:t xml:space="preserve"> </w:t>
-      </w:r>
-      <w:r>
-        <w:rPr>
-          <w:b/>
-          <w:i/>
-          <w:spacing w:val="-25"/>
-        </w:rPr>
-        <w:t xml:space="preserve">usar </w:t>
-      </w:r>
+        <w:ind w:left="1440"/>
+      </w:pPr>
       <w:proofErr w:type="spellStart"/>
       <w:r>
-        <w:rPr>
-          <w:b/>
-          <w:i/>
-          <w:spacing w:val="-25"/>
-        </w:rPr>
-        <w:t>if</w:t>
+        <w:t>Existe</w:t>
       </w:r>
       <w:proofErr w:type="spellEnd"/>
       <w:r>
-        <w:rPr>
-          <w:b/>
-          <w:i/>
-          <w:spacing w:val="-25"/>
-        </w:rPr>
-        <w:t xml:space="preserve"> para validar, encadenar métodos de </w:t>
+        <w:t xml:space="preserve"> un valor. </w:t>
+      </w:r>
+    </w:p>
+    <w:p>
+      <w:pPr>
+        <w:pStyle w:val="Sinespaciado"/>
+        <w:numPr>
+          <w:ilvl w:val="0"/>
+          <w:numId w:val="43"/>
+        </w:numPr>
+        <w:tabs>
+          <w:tab w:val="clear" w:pos="720"/>
+          <w:tab w:val="num" w:pos="1440"/>
+        </w:tabs>
+        <w:ind w:left="1440"/>
+      </w:pPr>
+      <w:r>
+        <w:t xml:space="preserve">Tiene </w:t>
       </w:r>
       <w:proofErr w:type="spellStart"/>
       <w:r>
-        <w:rPr>
-          <w:b/>
-          <w:i/>
-          <w:spacing w:val="-25"/>
+        <w:t>más</w:t>
+      </w:r>
+      <w:proofErr w:type="spellEnd"/>
+      <w:r>
+        <w:t xml:space="preserve"> de 5 </w:t>
+      </w:r>
+      <w:proofErr w:type="spellStart"/>
+      <w:r>
+        <w:t>caracteres</w:t>
+      </w:r>
+      <w:proofErr w:type="spellEnd"/>
+      <w:r>
+        <w:t>.</w:t>
+      </w:r>
+    </w:p>
+    <w:p>
+      <w:pPr>
+        <w:pStyle w:val="Sinespaciado"/>
+      </w:pPr>
+    </w:p>
+    <w:p>
+      <w:pPr>
+        <w:pStyle w:val="Sinespaciado"/>
+        <w:numPr>
+          <w:ilvl w:val="0"/>
+          <w:numId w:val="44"/>
+        </w:numPr>
+        <w:rPr>
+          <w:lang w:val="es-ES"/>
+        </w:rPr>
+      </w:pPr>
+      <w:r>
+        <w:rPr>
+          <w:lang w:val="es-ES"/>
+        </w:rPr>
+        <w:t xml:space="preserve">Crear un </w:t>
+      </w:r>
+      <w:proofErr w:type="spellStart"/>
+      <w:r>
+        <w:rPr>
+          <w:lang w:val="es-ES"/>
         </w:rPr>
         <w:t>Optional</w:t>
       </w:r>
       <w:proofErr w:type="spellEnd"/>
       <w:r>
         <w:rPr>
-          <w:b/>
-          <w:i/>
-          <w:spacing w:val="-25"/>
+          <w:lang w:val="es-ES"/>
+        </w:rPr>
+        <w:t>&lt;</w:t>
+      </w:r>
+      <w:proofErr w:type="spellStart"/>
+      <w:r>
+        <w:rPr>
+          <w:lang w:val="es-ES"/>
+        </w:rPr>
+        <w:t>String</w:t>
+      </w:r>
+      <w:proofErr w:type="spellEnd"/>
+      <w:r>
+        <w:rPr>
+          <w:lang w:val="es-ES"/>
+        </w:rPr>
+        <w:t>&gt;</w:t>
+      </w:r>
+      <w:r>
+        <w:rPr>
+          <w:lang w:val="es-ES"/>
         </w:rPr>
         <w:t>.</w:t>
       </w:r>
     </w:p>
     <w:p>
       <w:pPr>
-        <w:pStyle w:val="Ttulo4"/>
-        <w:ind w:left="622"/>
-        <w:rPr>
-          <w:spacing w:val="-2"/>
-        </w:rPr>
-      </w:pPr>
-      <w:r>
-        <w:rPr>
-          <w:spacing w:val="-2"/>
-        </w:rPr>
-        <w:t>Objetivo</w:t>
-      </w:r>
-    </w:p>
-    <w:p>
-      <w:pPr>
         <w:pStyle w:val="Sinespaciado"/>
-        <w:ind w:firstLine="622"/>
-        <w:rPr>
-          <w:lang w:val="es-ES"/>
-        </w:rPr>
-      </w:pPr>
-      <w:r>
-        <w:rPr>
-          <w:lang w:val="es-ES"/>
-        </w:rPr>
-        <w:t>Validar si un alias de mercenario es suficientemente "</w:t>
+        <w:numPr>
+          <w:ilvl w:val="0"/>
+          <w:numId w:val="44"/>
+        </w:numPr>
+        <w:rPr>
+          <w:lang w:val="es-ES"/>
+        </w:rPr>
+      </w:pPr>
+      <w:r>
+        <w:rPr>
+          <w:lang w:val="es-ES"/>
+        </w:rPr>
+        <w:t xml:space="preserve">Aplicar </w:t>
       </w:r>
       <w:proofErr w:type="spellStart"/>
-      <w:r>
-        <w:rPr>
-          <w:lang w:val="es-ES"/>
-        </w:rPr>
-        <w:t>cool</w:t>
+      <w:proofErr w:type="gramStart"/>
+      <w:r>
+        <w:rPr>
+          <w:lang w:val="es-ES"/>
+        </w:rPr>
+        <w:t>filter</w:t>
       </w:r>
       <w:proofErr w:type="spellEnd"/>
       <w:r>
         <w:rPr>
           <w:lang w:val="es-ES"/>
         </w:rPr>
-        <w:t>" (más de 5 letras).</w:t>
+        <w:t>(</w:t>
+      </w:r>
+      <w:proofErr w:type="gramEnd"/>
+      <w:r>
+        <w:rPr>
+          <w:lang w:val="es-ES"/>
+        </w:rPr>
+        <w:t xml:space="preserve">) para comprobar la longitud del alias. </w:t>
+      </w:r>
+    </w:p>
+    <w:p>
+      <w:pPr>
+        <w:pStyle w:val="Sinespaciado"/>
+        <w:numPr>
+          <w:ilvl w:val="0"/>
+          <w:numId w:val="44"/>
+        </w:numPr>
+        <w:rPr>
+          <w:lang w:val="es-ES"/>
+        </w:rPr>
+      </w:pPr>
+      <w:r>
+        <w:rPr>
+          <w:lang w:val="es-ES"/>
+        </w:rPr>
+        <w:t xml:space="preserve">Comprobar el resultado mediante </w:t>
+      </w:r>
+      <w:proofErr w:type="spellStart"/>
+      <w:proofErr w:type="gramStart"/>
+      <w:r>
+        <w:rPr>
+          <w:lang w:val="es-ES"/>
+        </w:rPr>
+        <w:t>isPresent</w:t>
+      </w:r>
+      <w:proofErr w:type="spellEnd"/>
+      <w:r>
+        <w:rPr>
+          <w:lang w:val="es-ES"/>
+        </w:rPr>
+        <w:t>(</w:t>
+      </w:r>
+      <w:proofErr w:type="gramEnd"/>
+      <w:r>
+        <w:rPr>
+          <w:lang w:val="es-ES"/>
+        </w:rPr>
+        <w:t xml:space="preserve">). </w:t>
+      </w:r>
+    </w:p>
+    <w:p>
+      <w:pPr>
+        <w:pStyle w:val="Sinespaciado"/>
+        <w:numPr>
+          <w:ilvl w:val="0"/>
+          <w:numId w:val="44"/>
+        </w:numPr>
+        <w:rPr>
+          <w:lang w:val="es-ES"/>
+        </w:rPr>
+      </w:pPr>
+      <w:r>
+        <w:rPr>
+          <w:lang w:val="es-ES"/>
+        </w:rPr>
+        <w:t>Mostrar un mensaje indicando si el alias es válido o no.</w:t>
       </w:r>
     </w:p>
     <w:p>
@@ -11891,16 +12271,30 @@
                             <w:r>
                               <w:rPr>
                                 <w:rFonts w:ascii="Cascadia Mono SemiBold" w:hAnsi="Cascadia Mono SemiBold" w:cs="Cascadia Mono SemiBold"/>
-                                <w:lang w:val="es-ES"/>
                               </w:rPr>
-                              <w:t xml:space="preserve">"Alias </w:t>
+                              <w:t xml:space="preserve">Identity accepted: </w:t>
                             </w:r>
+                            <w:proofErr w:type="spellStart"/>
                             <w:r>
                               <w:rPr>
                                 <w:rFonts w:ascii="Cascadia Mono SemiBold" w:hAnsi="Cascadia Mono SemiBold" w:cs="Cascadia Mono SemiBold"/>
-                                <w:lang w:val="es-ES"/>
                               </w:rPr>
-                              <w:t>valid: [Name]" o "Alias too weak".</w:t>
+                              <w:t>ShadowHunter</w:t>
+                            </w:r>
+                            <w:proofErr w:type="spellEnd"/>
+                          </w:p>
+                          <w:p>
+                            <w:pPr>
+                              <w:pStyle w:val="Sinespaciado"/>
+                              <w:rPr>
+                                <w:rFonts w:ascii="Cascadia Mono SemiBold" w:hAnsi="Cascadia Mono SemiBold" w:cs="Cascadia Mono SemiBold"/>
+                              </w:rPr>
+                            </w:pPr>
+                            <w:r>
+                              <w:rPr>
+                                <w:rFonts w:ascii="Cascadia Mono SemiBold" w:hAnsi="Cascadia Mono SemiBold" w:cs="Cascadia Mono SemiBold"/>
+                              </w:rPr>
+                              <w:t>Identity rejected: alias too short</w:t>
                             </w:r>
                           </w:p>
                         </w:txbxContent>
@@ -11938,16 +12332,30 @@
                       <w:r>
                         <w:rPr>
                           <w:rFonts w:ascii="Cascadia Mono SemiBold" w:hAnsi="Cascadia Mono SemiBold" w:cs="Cascadia Mono SemiBold"/>
-                          <w:lang w:val="es-ES"/>
                         </w:rPr>
-                        <w:t xml:space="preserve">"Alias </w:t>
+                        <w:t xml:space="preserve">Identity accepted: </w:t>
                       </w:r>
+                      <w:proofErr w:type="spellStart"/>
                       <w:r>
                         <w:rPr>
                           <w:rFonts w:ascii="Cascadia Mono SemiBold" w:hAnsi="Cascadia Mono SemiBold" w:cs="Cascadia Mono SemiBold"/>
-                          <w:lang w:val="es-ES"/>
                         </w:rPr>
-                        <w:t>valid: [Name]" o "Alias too weak".</w:t>
+                        <w:t>ShadowHunter</w:t>
+                      </w:r>
+                      <w:proofErr w:type="spellEnd"/>
+                    </w:p>
+                    <w:p>
+                      <w:pPr>
+                        <w:pStyle w:val="Sinespaciado"/>
+                        <w:rPr>
+                          <w:rFonts w:ascii="Cascadia Mono SemiBold" w:hAnsi="Cascadia Mono SemiBold" w:cs="Cascadia Mono SemiBold"/>
+                        </w:rPr>
+                      </w:pPr>
+                      <w:r>
+                        <w:rPr>
+                          <w:rFonts w:ascii="Cascadia Mono SemiBold" w:hAnsi="Cascadia Mono SemiBold" w:cs="Cascadia Mono SemiBold"/>
+                        </w:rPr>
+                        <w:t>Identity rejected: alias too short</w:t>
                       </w:r>
                     </w:p>
                   </w:txbxContent>
@@ -12234,138 +12642,486 @@
     </w:p>
     <w:p>
       <w:pPr>
-        <w:pStyle w:val="Prrafodelista"/>
+        <w:pStyle w:val="Sinespaciado"/>
         <w:numPr>
-          <w:ilvl w:val="2"/>
-          <w:numId w:val="8"/>
+          <w:ilvl w:val="0"/>
+          <w:numId w:val="45"/>
         </w:numPr>
-        <w:tabs>
-          <w:tab w:val="left" w:pos="1342"/>
-        </w:tabs>
-        <w:spacing w:line="252" w:lineRule="auto"/>
-        <w:ind w:right="1802"/>
-      </w:pPr>
-      <w:r>
-        <w:rPr>
-          <w:rFonts w:eastAsiaTheme="minorHAnsi" w:cstheme="minorBidi"/>
-          <w:kern w:val="2"/>
-          <w:szCs w:val="24"/>
-          <w14:ligatures w14:val="standardContextual"/>
-        </w:rPr>
-        <w:t xml:space="preserve">Debes convertir un archivo </w:t>
+        <w:rPr>
+          <w:lang w:val="es-ES"/>
+        </w:rPr>
+      </w:pPr>
+      <w:r>
+        <w:rPr>
+          <w:lang w:val="es-ES"/>
+        </w:rPr>
+        <w:t xml:space="preserve">Debes utilizar </w:t>
       </w:r>
       <w:proofErr w:type="spellStart"/>
-      <w:proofErr w:type="gramStart"/>
-      <w:r>
-        <w:rPr>
-          <w:rFonts w:eastAsiaTheme="minorHAnsi" w:cstheme="minorBidi"/>
-          <w:kern w:val="2"/>
-          <w:szCs w:val="24"/>
-          <w14:ligatures w14:val="standardContextual"/>
-        </w:rPr>
-        <w:t>mission.json</w:t>
+      <w:r>
+        <w:rPr>
+          <w:lang w:val="es-ES"/>
+        </w:rPr>
+        <w:t>ObjectMapper</w:t>
       </w:r>
       <w:proofErr w:type="spellEnd"/>
-      <w:proofErr w:type="gramEnd"/>
-      <w:r>
-        <w:rPr>
-          <w:rFonts w:eastAsiaTheme="minorHAnsi" w:cstheme="minorBidi"/>
-          <w:kern w:val="2"/>
-          <w:szCs w:val="24"/>
-          <w14:ligatures w14:val="standardContextual"/>
-        </w:rPr>
-        <w:t xml:space="preserve"> directamente a un objeto de tipo </w:t>
+      <w:r>
+        <w:rPr>
+          <w:lang w:val="es-ES"/>
+        </w:rPr>
+        <w:t xml:space="preserve"> para leer y convertir el archivo JSON. </w:t>
+      </w:r>
+    </w:p>
+    <w:p>
+      <w:pPr>
+        <w:pStyle w:val="Sinespaciado"/>
+        <w:numPr>
+          <w:ilvl w:val="0"/>
+          <w:numId w:val="45"/>
+        </w:numPr>
+        <w:rPr>
+          <w:lang w:val="es-ES"/>
+        </w:rPr>
+      </w:pPr>
+      <w:r>
+        <w:rPr>
+          <w:lang w:val="es-ES"/>
+        </w:rPr>
+        <w:t xml:space="preserve">El archivo JSON debe convertirse directamente en un objeto Java de tipo </w:t>
       </w:r>
       <w:proofErr w:type="spellStart"/>
       <w:r>
         <w:rPr>
-          <w:rFonts w:eastAsiaTheme="minorHAnsi" w:cstheme="minorBidi"/>
-          <w:kern w:val="2"/>
-          <w:szCs w:val="24"/>
-          <w14:ligatures w14:val="standardContextual"/>
+          <w:lang w:val="es-ES"/>
         </w:rPr>
         <w:t>Mission</w:t>
       </w:r>
       <w:proofErr w:type="spellEnd"/>
       <w:r>
         <w:rPr>
-          <w:rFonts w:eastAsiaTheme="minorHAnsi" w:cstheme="minorBidi"/>
-          <w:kern w:val="2"/>
-          <w:szCs w:val="24"/>
-          <w14:ligatures w14:val="standardContextual"/>
-        </w:rPr>
-        <w:t xml:space="preserve"> (usando una clase POJO o un </w:t>
+          <w:lang w:val="es-ES"/>
+        </w:rPr>
+        <w:t xml:space="preserve">. </w:t>
+      </w:r>
+    </w:p>
+    <w:p>
+      <w:pPr>
+        <w:pStyle w:val="Sinespaciado"/>
+        <w:numPr>
+          <w:ilvl w:val="0"/>
+          <w:numId w:val="45"/>
+        </w:numPr>
+        <w:rPr>
+          <w:lang w:val="es-ES"/>
+        </w:rPr>
+      </w:pPr>
+      <w:r>
+        <w:rPr>
+          <w:lang w:val="es-ES"/>
+        </w:rPr>
+        <w:t xml:space="preserve">La clase </w:t>
       </w:r>
       <w:proofErr w:type="spellStart"/>
       <w:r>
         <w:rPr>
-          <w:rFonts w:eastAsiaTheme="minorHAnsi" w:cstheme="minorBidi"/>
-          <w:kern w:val="2"/>
-          <w:szCs w:val="24"/>
-          <w14:ligatures w14:val="standardContextual"/>
+          <w:lang w:val="es-ES"/>
+        </w:rPr>
+        <w:t>Mission</w:t>
+      </w:r>
+      <w:proofErr w:type="spellEnd"/>
+      <w:r>
+        <w:rPr>
+          <w:lang w:val="es-ES"/>
+        </w:rPr>
+        <w:t xml:space="preserve"> debe ser una clase POJO o un </w:t>
+      </w:r>
+      <w:proofErr w:type="spellStart"/>
+      <w:r>
+        <w:rPr>
+          <w:lang w:val="es-ES"/>
         </w:rPr>
         <w:t>record</w:t>
       </w:r>
       <w:proofErr w:type="spellEnd"/>
       <w:r>
         <w:rPr>
-          <w:rFonts w:eastAsiaTheme="minorHAnsi" w:cstheme="minorBidi"/>
-          <w:kern w:val="2"/>
-          <w:szCs w:val="24"/>
-          <w14:ligatures w14:val="standardContextual"/>
-        </w:rPr>
-        <w:t>).</w:t>
-      </w:r>
-    </w:p>
-    <w:p>
-      <w:pPr>
-        <w:pStyle w:val="Prrafodelista"/>
-        <w:tabs>
-          <w:tab w:val="left" w:pos="1342"/>
-        </w:tabs>
-        <w:spacing w:line="252" w:lineRule="auto"/>
-        <w:ind w:left="1702" w:right="1802" w:firstLine="0"/>
+          <w:lang w:val="es-ES"/>
+        </w:rPr>
+        <w:t xml:space="preserve"> compatible con Jackson. </w:t>
+      </w:r>
+    </w:p>
+    <w:p>
+      <w:pPr>
+        <w:pStyle w:val="Sinespaciado"/>
+        <w:numPr>
+          <w:ilvl w:val="0"/>
+          <w:numId w:val="45"/>
+        </w:numPr>
+        <w:rPr>
+          <w:lang w:val="es-ES"/>
+        </w:rPr>
+      </w:pPr>
+      <w:r>
+        <w:rPr>
+          <w:lang w:val="es-ES"/>
+        </w:rPr>
+        <w:t>No está permitido leer el archivo manualmente como texto y procesar los campos a mano.</w:t>
+      </w:r>
+    </w:p>
+    <w:p>
+      <w:pPr>
+        <w:pStyle w:val="Sinespaciado"/>
+        <w:rPr>
+          <w:lang w:val="es-ES"/>
+        </w:rPr>
       </w:pPr>
     </w:p>
     <w:p>
       <w:pPr>
         <w:pStyle w:val="Ttulo4"/>
         <w:ind w:left="622"/>
-      </w:pPr>
-      <w:r>
-        <w:rPr>
-          <w:spacing w:val="-2"/>
-        </w:rPr>
-        <w:t>Objetivo</w:t>
-      </w:r>
-    </w:p>
-    <w:p>
-      <w:pPr>
-        <w:pStyle w:val="Textoindependiente"/>
-        <w:numPr>
-          <w:ilvl w:val="0"/>
-          <w:numId w:val="23"/>
-        </w:numPr>
-        <w:spacing w:before="2"/>
-        <w:rPr>
-          <w:sz w:val="20"/>
-        </w:rPr>
-      </w:pPr>
-      <w:r>
         <w:rPr>
           <w:rFonts w:eastAsiaTheme="minorHAnsi" w:cstheme="minorBidi"/>
           <w:kern w:val="2"/>
           <w14:ligatures w14:val="standardContextual"/>
         </w:rPr>
-        <w:t>Leer datos estructurados desde un archivo JSON externo y mapearlos a objetos Java.</w:t>
+      </w:pPr>
+      <w:r>
+        <w:rPr>
+          <w:spacing w:val="-2"/>
+        </w:rPr>
+        <w:t>Objetivo</w:t>
+      </w:r>
+      <w:r>
+        <w:rPr>
+          <w:spacing w:val="-2"/>
+        </w:rPr>
+        <w:t xml:space="preserve"> - </w:t>
+      </w:r>
+      <w:r>
+        <w:rPr>
+          <w:rFonts w:eastAsiaTheme="minorHAnsi" w:cstheme="minorBidi"/>
+          <w:b w:val="0"/>
+          <w:bCs w:val="0"/>
+          <w:kern w:val="2"/>
+          <w14:ligatures w14:val="standardContextual"/>
+        </w:rPr>
+        <w:t>Crear un programa que lea la información de una misión almacenada en un archivo JSON externo y la transforme en un objeto Java.</w:t>
       </w:r>
     </w:p>
     <w:p>
       <w:pPr>
         <w:pStyle w:val="Sinespaciado"/>
-        <w:rPr>
-          <w:lang w:val="es-ES"/>
-        </w:rPr>
+      </w:pPr>
+    </w:p>
+    <w:p>
+      <w:pPr>
+        <w:pStyle w:val="Sinespaciado"/>
+        <w:ind w:left="720"/>
+      </w:pPr>
+      <w:r>
+        <w:t xml:space="preserve">El </w:t>
+      </w:r>
+      <w:proofErr w:type="spellStart"/>
+      <w:r>
+        <w:t>programa</w:t>
+      </w:r>
+      <w:proofErr w:type="spellEnd"/>
+      <w:r>
+        <w:t xml:space="preserve"> </w:t>
+      </w:r>
+      <w:proofErr w:type="spellStart"/>
+      <w:r>
+        <w:t>debe</w:t>
+      </w:r>
+      <w:proofErr w:type="spellEnd"/>
+      <w:r>
+        <w:t>:</w:t>
+      </w:r>
+    </w:p>
+    <w:p>
+      <w:pPr>
+        <w:pStyle w:val="Sinespaciado"/>
+        <w:numPr>
+          <w:ilvl w:val="0"/>
+          <w:numId w:val="46"/>
+        </w:numPr>
+        <w:tabs>
+          <w:tab w:val="clear" w:pos="720"/>
+          <w:tab w:val="num" w:pos="1440"/>
+        </w:tabs>
+        <w:ind w:left="1440"/>
+        <w:rPr>
+          <w:lang w:val="es-ES"/>
+        </w:rPr>
+      </w:pPr>
+      <w:r>
+        <w:rPr>
+          <w:lang w:val="es-ES"/>
+        </w:rPr>
+        <w:t xml:space="preserve">Tener un archivo </w:t>
+      </w:r>
+      <w:proofErr w:type="spellStart"/>
+      <w:proofErr w:type="gramStart"/>
+      <w:r>
+        <w:rPr>
+          <w:lang w:val="es-ES"/>
+        </w:rPr>
+        <w:t>mission.json</w:t>
+      </w:r>
+      <w:proofErr w:type="spellEnd"/>
+      <w:proofErr w:type="gramEnd"/>
+      <w:r>
+        <w:rPr>
+          <w:lang w:val="es-ES"/>
+        </w:rPr>
+        <w:t xml:space="preserve"> con los datos de una misión. </w:t>
+      </w:r>
+    </w:p>
+    <w:p>
+      <w:pPr>
+        <w:pStyle w:val="Sinespaciado"/>
+        <w:numPr>
+          <w:ilvl w:val="0"/>
+          <w:numId w:val="46"/>
+        </w:numPr>
+        <w:tabs>
+          <w:tab w:val="clear" w:pos="720"/>
+          <w:tab w:val="num" w:pos="1440"/>
+        </w:tabs>
+        <w:ind w:left="1440"/>
+        <w:rPr>
+          <w:lang w:val="es-ES"/>
+        </w:rPr>
+      </w:pPr>
+      <w:r>
+        <w:rPr>
+          <w:lang w:val="es-ES"/>
+        </w:rPr>
+        <w:t xml:space="preserve">Leer el archivo utilizando </w:t>
+      </w:r>
+      <w:proofErr w:type="spellStart"/>
+      <w:r>
+        <w:rPr>
+          <w:lang w:val="es-ES"/>
+        </w:rPr>
+        <w:t>Path</w:t>
+      </w:r>
+      <w:proofErr w:type="spellEnd"/>
+      <w:r>
+        <w:rPr>
+          <w:lang w:val="es-ES"/>
+        </w:rPr>
+        <w:t xml:space="preserve">. </w:t>
+      </w:r>
+    </w:p>
+    <w:p>
+      <w:pPr>
+        <w:pStyle w:val="Sinespaciado"/>
+        <w:numPr>
+          <w:ilvl w:val="0"/>
+          <w:numId w:val="46"/>
+        </w:numPr>
+        <w:tabs>
+          <w:tab w:val="clear" w:pos="720"/>
+          <w:tab w:val="num" w:pos="1440"/>
+        </w:tabs>
+        <w:ind w:left="1440"/>
+        <w:rPr>
+          <w:lang w:val="es-ES"/>
+        </w:rPr>
+      </w:pPr>
+      <w:r>
+        <w:rPr>
+          <w:lang w:val="es-ES"/>
+        </w:rPr>
+        <w:t xml:space="preserve">Utilizar </w:t>
+      </w:r>
+      <w:proofErr w:type="spellStart"/>
+      <w:r>
+        <w:rPr>
+          <w:lang w:val="es-ES"/>
+        </w:rPr>
+        <w:t>ObjectMapper</w:t>
+      </w:r>
+      <w:proofErr w:type="spellEnd"/>
+      <w:r>
+        <w:rPr>
+          <w:lang w:val="es-ES"/>
+        </w:rPr>
+        <w:t xml:space="preserve"> para convertir el JSON en un objeto </w:t>
+      </w:r>
+      <w:proofErr w:type="spellStart"/>
+      <w:r>
+        <w:rPr>
+          <w:lang w:val="es-ES"/>
+        </w:rPr>
+        <w:t>Mission</w:t>
+      </w:r>
+      <w:proofErr w:type="spellEnd"/>
+      <w:r>
+        <w:rPr>
+          <w:lang w:val="es-ES"/>
+        </w:rPr>
+        <w:t xml:space="preserve">. </w:t>
+      </w:r>
+    </w:p>
+    <w:p>
+      <w:pPr>
+        <w:pStyle w:val="Sinespaciado"/>
+        <w:numPr>
+          <w:ilvl w:val="0"/>
+          <w:numId w:val="46"/>
+        </w:numPr>
+        <w:tabs>
+          <w:tab w:val="clear" w:pos="720"/>
+          <w:tab w:val="num" w:pos="1440"/>
+        </w:tabs>
+        <w:ind w:left="1440"/>
+        <w:rPr>
+          <w:lang w:val="es-ES"/>
+        </w:rPr>
+      </w:pPr>
+      <w:r>
+        <w:rPr>
+          <w:lang w:val="es-ES"/>
+        </w:rPr>
+        <w:t>Mostrar por consola la información de la misión cargada.</w:t>
+      </w:r>
+    </w:p>
+    <w:p>
+      <w:pPr>
+        <w:pStyle w:val="Sinespaciado"/>
+        <w:rPr>
+          <w:lang w:val="es-ES"/>
+        </w:rPr>
+      </w:pPr>
+    </w:p>
+    <w:p>
+      <w:pPr>
+        <w:pStyle w:val="Sinespaciado"/>
+        <w:ind w:left="720"/>
+        <w:rPr>
+          <w:b/>
+          <w:bCs/>
+          <w:lang w:val="es-ES"/>
+        </w:rPr>
+      </w:pPr>
+      <w:r>
+        <w:rPr>
+          <w:b/>
+          <w:bCs/>
+          <w:lang w:val="es-ES"/>
+        </w:rPr>
+        <w:t>Data:</w:t>
+      </w:r>
+    </w:p>
+    <w:p>
+      <w:pPr>
+        <w:pStyle w:val="Sinespaciado"/>
+        <w:ind w:left="1440"/>
+      </w:pPr>
+      <w:r>
+        <w:t>{</w:t>
+      </w:r>
+    </w:p>
+    <w:p>
+      <w:pPr>
+        <w:pStyle w:val="Sinespaciado"/>
+        <w:ind w:left="1440"/>
+      </w:pPr>
+      <w:r>
+        <w:t xml:space="preserve">  "name": "Operation Shadow",</w:t>
+      </w:r>
+    </w:p>
+    <w:p>
+      <w:pPr>
+        <w:pStyle w:val="Sinespaciado"/>
+        <w:ind w:left="1440"/>
+      </w:pPr>
+      <w:r>
+        <w:t xml:space="preserve">  "mercenary": "Deadpool",</w:t>
+      </w:r>
+    </w:p>
+    <w:p>
+      <w:pPr>
+        <w:pStyle w:val="Sinespaciado"/>
+        <w:ind w:left="1440"/>
+        <w:rPr>
+          <w:lang w:val="es-ES"/>
+        </w:rPr>
+      </w:pPr>
+      <w:r>
+        <w:t xml:space="preserve">  </w:t>
+      </w:r>
+      <w:r>
+        <w:rPr>
+          <w:lang w:val="es-ES"/>
+        </w:rPr>
+        <w:t>"</w:t>
+      </w:r>
+      <w:proofErr w:type="spellStart"/>
+      <w:r>
+        <w:rPr>
+          <w:lang w:val="es-ES"/>
+        </w:rPr>
+        <w:t>difficulty</w:t>
+      </w:r>
+      <w:proofErr w:type="spellEnd"/>
+      <w:r>
+        <w:rPr>
+          <w:lang w:val="es-ES"/>
+        </w:rPr>
+        <w:t>": "HARD",</w:t>
+      </w:r>
+    </w:p>
+    <w:p>
+      <w:pPr>
+        <w:pStyle w:val="Sinespaciado"/>
+        <w:ind w:left="1440"/>
+        <w:rPr>
+          <w:lang w:val="es-ES"/>
+        </w:rPr>
+      </w:pPr>
+      <w:r>
+        <w:rPr>
+          <w:lang w:val="es-ES"/>
+        </w:rPr>
+        <w:t xml:space="preserve">  "</w:t>
+      </w:r>
+      <w:proofErr w:type="spellStart"/>
+      <w:r>
+        <w:rPr>
+          <w:lang w:val="es-ES"/>
+        </w:rPr>
+        <w:t>reward</w:t>
+      </w:r>
+      <w:proofErr w:type="spellEnd"/>
+      <w:r>
+        <w:rPr>
+          <w:lang w:val="es-ES"/>
+        </w:rPr>
+        <w:t>": 5000</w:t>
+      </w:r>
+    </w:p>
+    <w:p>
+      <w:pPr>
+        <w:pStyle w:val="Sinespaciado"/>
+        <w:ind w:left="1440"/>
+        <w:rPr>
+          <w:lang w:val="es-ES"/>
+        </w:rPr>
+      </w:pPr>
+      <w:r>
+        <w:rPr>
+          <w:lang w:val="es-ES"/>
+        </w:rPr>
+        <w:t>}</w:t>
+      </w:r>
+    </w:p>
+    <w:p>
+      <w:pPr>
+        <w:pStyle w:val="Sinespaciado"/>
       </w:pPr>
     </w:p>
     <w:p>
@@ -12405,16 +13161,16 @@
         <mc:AlternateContent>
           <mc:Choice Requires="wps">
             <w:drawing>
-              <wp:anchor distT="0" distB="0" distL="114300" distR="114300" simplePos="0" relativeHeight="251664896" behindDoc="0" locked="0" layoutInCell="1" allowOverlap="1" wp14:anchorId="1136D5C1" wp14:editId="2D95497A">
+              <wp:anchor distT="0" distB="0" distL="114300" distR="114300" simplePos="0" relativeHeight="251664896" behindDoc="0" locked="0" layoutInCell="1" allowOverlap="1" wp14:anchorId="1136D5C1" wp14:editId="189AA96A">
                 <wp:simplePos x="0" y="0"/>
                 <wp:positionH relativeFrom="margin">
-                  <wp:posOffset>396240</wp:posOffset>
+                  <wp:posOffset>392502</wp:posOffset>
                 </wp:positionH>
                 <wp:positionV relativeFrom="paragraph">
-                  <wp:posOffset>81915</wp:posOffset>
+                  <wp:posOffset>80249</wp:posOffset>
                 </wp:positionV>
-                <wp:extent cx="5732891" cy="716280"/>
-                <wp:effectExtent l="0" t="0" r="20320" b="26670"/>
+                <wp:extent cx="5732891" cy="1104181"/>
+                <wp:effectExtent l="0" t="0" r="20320" b="20320"/>
                 <wp:wrapNone/>
                 <wp:docPr id="834775084" name="Rectángulo 2"/>
                 <wp:cNvGraphicFramePr/>
@@ -12425,7 +13181,7 @@
                       <wps:spPr>
                         <a:xfrm>
                           <a:off x="0" y="0"/>
-                          <a:ext cx="5732891" cy="716280"/>
+                          <a:ext cx="5732891" cy="1104181"/>
                         </a:xfrm>
                         <a:prstGeom prst="rect">
                           <a:avLst/>
@@ -12467,25 +13223,64 @@
                             <w:r>
                               <w:rPr>
                                 <w:rFonts w:ascii="Cascadia Mono SemiBold" w:hAnsi="Cascadia Mono SemiBold" w:cs="Cascadia Mono SemiBold"/>
-                                <w:lang w:val="es-ES"/>
                               </w:rPr>
-                              <w:t xml:space="preserve">Mission successfully loaded: [Nombre de la misión] - </w:t>
+                              <w:t>Mission loaded successfully:</w:t>
                             </w:r>
-                            <w:proofErr w:type="gramStart"/>
+                          </w:p>
+                          <w:p>
+                            <w:pPr>
+                              <w:pStyle w:val="Sinespaciado"/>
+                              <w:rPr>
+                                <w:rFonts w:ascii="Cascadia Mono SemiBold" w:hAnsi="Cascadia Mono SemiBold" w:cs="Cascadia Mono SemiBold"/>
+                              </w:rPr>
+                            </w:pPr>
                             <w:r>
                               <w:rPr>
                                 <w:rFonts w:ascii="Cascadia Mono SemiBold" w:hAnsi="Cascadia Mono SemiBold" w:cs="Cascadia Mono SemiBold"/>
-                                <w:lang w:val="es-ES"/>
                               </w:rPr>
-                              <w:t>Status</w:t>
+                              <w:t>Name: Operation Shadow</w:t>
                             </w:r>
-                            <w:proofErr w:type="gramEnd"/>
+                          </w:p>
+                          <w:p>
+                            <w:pPr>
+                              <w:pStyle w:val="Sinespaciado"/>
+                              <w:rPr>
+                                <w:rFonts w:ascii="Cascadia Mono SemiBold" w:hAnsi="Cascadia Mono SemiBold" w:cs="Cascadia Mono SemiBold"/>
+                              </w:rPr>
+                            </w:pPr>
                             <w:r>
                               <w:rPr>
                                 <w:rFonts w:ascii="Cascadia Mono SemiBold" w:hAnsi="Cascadia Mono SemiBold" w:cs="Cascadia Mono SemiBold"/>
-                                <w:lang w:val="es-ES"/>
                               </w:rPr>
-                              <w:t>: [Estado].</w:t>
+                              <w:t>Mercenary: Deadpool</w:t>
+                            </w:r>
+                          </w:p>
+                          <w:p>
+                            <w:pPr>
+                              <w:pStyle w:val="Sinespaciado"/>
+                              <w:rPr>
+                                <w:rFonts w:ascii="Cascadia Mono SemiBold" w:hAnsi="Cascadia Mono SemiBold" w:cs="Cascadia Mono SemiBold"/>
+                              </w:rPr>
+                            </w:pPr>
+                            <w:r>
+                              <w:rPr>
+                                <w:rFonts w:ascii="Cascadia Mono SemiBold" w:hAnsi="Cascadia Mono SemiBold" w:cs="Cascadia Mono SemiBold"/>
+                              </w:rPr>
+                              <w:t>Difficulty: HARD</w:t>
+                            </w:r>
+                          </w:p>
+                          <w:p>
+                            <w:pPr>
+                              <w:pStyle w:val="Sinespaciado"/>
+                              <w:rPr>
+                                <w:rFonts w:ascii="Cascadia Mono SemiBold" w:hAnsi="Cascadia Mono SemiBold" w:cs="Cascadia Mono SemiBold"/>
+                              </w:rPr>
+                            </w:pPr>
+                            <w:r>
+                              <w:rPr>
+                                <w:rFonts w:ascii="Cascadia Mono SemiBold" w:hAnsi="Cascadia Mono SemiBold" w:cs="Cascadia Mono SemiBold"/>
+                              </w:rPr>
+                              <w:t>Reward: 5000</w:t>
                             </w:r>
                           </w:p>
                         </w:txbxContent>
@@ -12510,7 +13305,7 @@
           </mc:Choice>
           <mc:Fallback>
             <w:pict>
-              <v:rect w14:anchorId="1136D5C1" id="_x0000_s1034" style="position:absolute;left:0;text-align:left;margin-left:31.2pt;margin-top:6.45pt;width:451.4pt;height:56.4pt;z-index:251664896;visibility:visible;mso-wrap-style:square;mso-width-percent:0;mso-height-percent:0;mso-wrap-distance-left:9pt;mso-wrap-distance-top:0;mso-wrap-distance-right:9pt;mso-wrap-distance-bottom:0;mso-position-horizontal:absolute;mso-position-horizontal-relative:margin;mso-position-vertical:absolute;mso-position-vertical-relative:text;mso-width-percent:0;mso-height-percent:0;mso-width-relative:margin;mso-height-relative:margin;v-text-anchor:middle" o:gfxdata="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" fillcolor="black [3213]" strokecolor="black [3213]" strokeweight="2pt">
+              <v:rect w14:anchorId="1136D5C1" id="_x0000_s1034" style="position:absolute;left:0;text-align:left;margin-left:30.9pt;margin-top:6.3pt;width:451.4pt;height:86.95pt;z-index:251664896;visibility:visible;mso-wrap-style:square;mso-width-percent:0;mso-height-percent:0;mso-wrap-distance-left:9pt;mso-wrap-distance-top:0;mso-wrap-distance-right:9pt;mso-wrap-distance-bottom:0;mso-position-horizontal:absolute;mso-position-horizontal-relative:margin;mso-position-vertical:absolute;mso-position-vertical-relative:text;mso-width-percent:0;mso-height-percent:0;mso-width-relative:margin;mso-height-relative:margin;v-text-anchor:middle" o:gfxdata="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" fillcolor="black [3213]" strokecolor="black [3213]" strokeweight="2pt">
                 <v:textbox>
                   <w:txbxContent>
                     <w:p>
@@ -12523,25 +13318,64 @@
                       <w:r>
                         <w:rPr>
                           <w:rFonts w:ascii="Cascadia Mono SemiBold" w:hAnsi="Cascadia Mono SemiBold" w:cs="Cascadia Mono SemiBold"/>
-                          <w:lang w:val="es-ES"/>
                         </w:rPr>
-                        <w:t xml:space="preserve">Mission successfully loaded: [Nombre de la misión] - </w:t>
+                        <w:t>Mission loaded successfully:</w:t>
                       </w:r>
-                      <w:proofErr w:type="gramStart"/>
+                    </w:p>
+                    <w:p>
+                      <w:pPr>
+                        <w:pStyle w:val="Sinespaciado"/>
+                        <w:rPr>
+                          <w:rFonts w:ascii="Cascadia Mono SemiBold" w:hAnsi="Cascadia Mono SemiBold" w:cs="Cascadia Mono SemiBold"/>
+                        </w:rPr>
+                      </w:pPr>
                       <w:r>
                         <w:rPr>
                           <w:rFonts w:ascii="Cascadia Mono SemiBold" w:hAnsi="Cascadia Mono SemiBold" w:cs="Cascadia Mono SemiBold"/>
-                          <w:lang w:val="es-ES"/>
                         </w:rPr>
-                        <w:t>Status</w:t>
+                        <w:t>Name: Operation Shadow</w:t>
                       </w:r>
-                      <w:proofErr w:type="gramEnd"/>
+                    </w:p>
+                    <w:p>
+                      <w:pPr>
+                        <w:pStyle w:val="Sinespaciado"/>
+                        <w:rPr>
+                          <w:rFonts w:ascii="Cascadia Mono SemiBold" w:hAnsi="Cascadia Mono SemiBold" w:cs="Cascadia Mono SemiBold"/>
+                        </w:rPr>
+                      </w:pPr>
                       <w:r>
                         <w:rPr>
                           <w:rFonts w:ascii="Cascadia Mono SemiBold" w:hAnsi="Cascadia Mono SemiBold" w:cs="Cascadia Mono SemiBold"/>
-                          <w:lang w:val="es-ES"/>
                         </w:rPr>
-                        <w:t>: [Estado].</w:t>
+                        <w:t>Mercenary: Deadpool</w:t>
+                      </w:r>
+                    </w:p>
+                    <w:p>
+                      <w:pPr>
+                        <w:pStyle w:val="Sinespaciado"/>
+                        <w:rPr>
+                          <w:rFonts w:ascii="Cascadia Mono SemiBold" w:hAnsi="Cascadia Mono SemiBold" w:cs="Cascadia Mono SemiBold"/>
+                        </w:rPr>
+                      </w:pPr>
+                      <w:r>
+                        <w:rPr>
+                          <w:rFonts w:ascii="Cascadia Mono SemiBold" w:hAnsi="Cascadia Mono SemiBold" w:cs="Cascadia Mono SemiBold"/>
+                        </w:rPr>
+                        <w:t>Difficulty: HARD</w:t>
+                      </w:r>
+                    </w:p>
+                    <w:p>
+                      <w:pPr>
+                        <w:pStyle w:val="Sinespaciado"/>
+                        <w:rPr>
+                          <w:rFonts w:ascii="Cascadia Mono SemiBold" w:hAnsi="Cascadia Mono SemiBold" w:cs="Cascadia Mono SemiBold"/>
+                        </w:rPr>
+                      </w:pPr>
+                      <w:r>
+                        <w:rPr>
+                          <w:rFonts w:ascii="Cascadia Mono SemiBold" w:hAnsi="Cascadia Mono SemiBold" w:cs="Cascadia Mono SemiBold"/>
+                        </w:rPr>
+                        <w:t>Reward: 5000</w:t>
                       </w:r>
                     </w:p>
                   </w:txbxContent>
@@ -15495,13 +16329,7 @@
                               <w:rPr>
                                 <w:rFonts w:ascii="Cascadia Mono SemiBold" w:hAnsi="Cascadia Mono SemiBold" w:cs="Cascadia Mono SemiBold"/>
                               </w:rPr>
-                              <w:t xml:space="preserve">Exception in thread "main" </w:t>
-                            </w:r>
-                            <w:r>
-                              <w:rPr>
-                                <w:rFonts w:ascii="Cascadia Mono SemiBold" w:hAnsi="Cascadia Mono SemiBold" w:cs="Cascadia Mono SemiBold"/>
-                              </w:rPr>
-                              <w:t>MercenaryNotFoundException: Alias not found: Cable</w:t>
+                              <w:t>Exception in thread "main" MercenaryNotFoundException: Alias not found: Cable</w:t>
                             </w:r>
                           </w:p>
                           <w:p>
@@ -15554,13 +16382,7 @@
                         <w:rPr>
                           <w:rFonts w:ascii="Cascadia Mono SemiBold" w:hAnsi="Cascadia Mono SemiBold" w:cs="Cascadia Mono SemiBold"/>
                         </w:rPr>
-                        <w:t xml:space="preserve">Exception in thread "main" </w:t>
-                      </w:r>
-                      <w:r>
-                        <w:rPr>
-                          <w:rFonts w:ascii="Cascadia Mono SemiBold" w:hAnsi="Cascadia Mono SemiBold" w:cs="Cascadia Mono SemiBold"/>
-                        </w:rPr>
-                        <w:t>MercenaryNotFoundException: Alias not found: Cable</w:t>
+                        <w:t>Exception in thread "main" MercenaryNotFoundException: Alias not found: Cable</w:t>
                       </w:r>
                     </w:p>
                     <w:p>
@@ -16359,13 +17181,15 @@
         </w:rPr>
         <w:t xml:space="preserve"> </w:t>
       </w:r>
+      <w:proofErr w:type="spellStart"/>
       <w:r>
         <w:rPr>
           <w:spacing w:val="-2"/>
           <w:w w:val="90"/>
         </w:rPr>
-        <w:t>FtHelloForest.java</w:t>
-      </w:r>
+        <w:t>FtHelloForest</w:t>
+      </w:r>
+      <w:proofErr w:type="spellEnd"/>
       <w:r>
         <w:tab/>
       </w:r>
@@ -16771,7 +17595,7 @@
         </mc:Choice>
         <mc:Fallback>
           <w:pict>
-            <v:shape w14:anchorId="7D1C38E4" id="Graphic 4" o:spid="_x0000_s1026" style="position:absolute;margin-left:86.45pt;margin-top:719.75pt;width:476.5pt;height:25.2pt;z-index:-251660288;visibility:visible;mso-wrap-style:square;mso-wrap-distance-left:0;mso-wrap-distance-top:0;mso-wrap-distance-right:0;mso-wrap-distance-bottom:0;mso-position-horizontal:absolute;mso-position-horizontal-relative:page;mso-position-vertical:absolute;mso-position-vertical-relative:page;v-text-anchor:top" coordsize="6051550,320040" o:gfxdata="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" path="m6051397,l5594197,,,12,,18605r5594197,l5594197,320040r457200,l6051397,xe" fillcolor="black" stroked="f">
+            <v:shape w14:anchorId="67A2F152" id="Graphic 4" o:spid="_x0000_s1026" style="position:absolute;margin-left:86.45pt;margin-top:719.75pt;width:476.5pt;height:25.2pt;z-index:-251660288;visibility:visible;mso-wrap-style:square;mso-wrap-distance-left:0;mso-wrap-distance-top:0;mso-wrap-distance-right:0;mso-wrap-distance-bottom:0;mso-position-horizontal:absolute;mso-position-horizontal-relative:page;mso-position-vertical:absolute;mso-position-vertical-relative:page;v-text-anchor:top" coordsize="6051550,320040" o:gfxdata="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" path="m6051397,l5594197,,,12,,18605r5594197,l5594197,320040r457200,l6051397,xe" fillcolor="black" stroked="f">
               <v:path arrowok="t"/>
               <w10:wrap anchorx="page" anchory="page"/>
             </v:shape>
@@ -17084,6 +17908,119 @@
     </w:lvl>
   </w:abstractNum>
   <w:abstractNum w:abstractNumId="1" w15:restartNumberingAfterBreak="0">
+    <w:nsid w:val="0E784979"/>
+    <w:multiLevelType w:val="multilevel"/>
+    <w:tmpl w:val="C602DCD4"/>
+    <w:lvl w:ilvl="0">
+      <w:start w:val="1"/>
+      <w:numFmt w:val="decimal"/>
+      <w:lvlText w:val="%1."/>
+      <w:lvlJc w:val="left"/>
+      <w:pPr>
+        <w:tabs>
+          <w:tab w:val="num" w:pos="720"/>
+        </w:tabs>
+        <w:ind w:left="720" w:hanging="360"/>
+      </w:pPr>
+    </w:lvl>
+    <w:lvl w:ilvl="1" w:tentative="1">
+      <w:start w:val="1"/>
+      <w:numFmt w:val="decimal"/>
+      <w:lvlText w:val="%2."/>
+      <w:lvlJc w:val="left"/>
+      <w:pPr>
+        <w:tabs>
+          <w:tab w:val="num" w:pos="1440"/>
+        </w:tabs>
+        <w:ind w:left="1440" w:hanging="360"/>
+      </w:pPr>
+    </w:lvl>
+    <w:lvl w:ilvl="2" w:tentative="1">
+      <w:start w:val="1"/>
+      <w:numFmt w:val="decimal"/>
+      <w:lvlText w:val="%3."/>
+      <w:lvlJc w:val="left"/>
+      <w:pPr>
+        <w:tabs>
+          <w:tab w:val="num" w:pos="2160"/>
+        </w:tabs>
+        <w:ind w:left="2160" w:hanging="360"/>
+      </w:pPr>
+    </w:lvl>
+    <w:lvl w:ilvl="3" w:tentative="1">
+      <w:start w:val="1"/>
+      <w:numFmt w:val="decimal"/>
+      <w:lvlText w:val="%4."/>
+      <w:lvlJc w:val="left"/>
+      <w:pPr>
+        <w:tabs>
+          <w:tab w:val="num" w:pos="2880"/>
+        </w:tabs>
+        <w:ind w:left="2880" w:hanging="360"/>
+      </w:pPr>
+    </w:lvl>
+    <w:lvl w:ilvl="4" w:tentative="1">
+      <w:start w:val="1"/>
+      <w:numFmt w:val="decimal"/>
+      <w:lvlText w:val="%5."/>
+      <w:lvlJc w:val="left"/>
+      <w:pPr>
+        <w:tabs>
+          <w:tab w:val="num" w:pos="3600"/>
+        </w:tabs>
+        <w:ind w:left="3600" w:hanging="360"/>
+      </w:pPr>
+    </w:lvl>
+    <w:lvl w:ilvl="5" w:tentative="1">
+      <w:start w:val="1"/>
+      <w:numFmt w:val="decimal"/>
+      <w:lvlText w:val="%6."/>
+      <w:lvlJc w:val="left"/>
+      <w:pPr>
+        <w:tabs>
+          <w:tab w:val="num" w:pos="4320"/>
+        </w:tabs>
+        <w:ind w:left="4320" w:hanging="360"/>
+      </w:pPr>
+    </w:lvl>
+    <w:lvl w:ilvl="6" w:tentative="1">
+      <w:start w:val="1"/>
+      <w:numFmt w:val="decimal"/>
+      <w:lvlText w:val="%7."/>
+      <w:lvlJc w:val="left"/>
+      <w:pPr>
+        <w:tabs>
+          <w:tab w:val="num" w:pos="5040"/>
+        </w:tabs>
+        <w:ind w:left="5040" w:hanging="360"/>
+      </w:pPr>
+    </w:lvl>
+    <w:lvl w:ilvl="7" w:tentative="1">
+      <w:start w:val="1"/>
+      <w:numFmt w:val="decimal"/>
+      <w:lvlText w:val="%8."/>
+      <w:lvlJc w:val="left"/>
+      <w:pPr>
+        <w:tabs>
+          <w:tab w:val="num" w:pos="5760"/>
+        </w:tabs>
+        <w:ind w:left="5760" w:hanging="360"/>
+      </w:pPr>
+    </w:lvl>
+    <w:lvl w:ilvl="8" w:tentative="1">
+      <w:start w:val="1"/>
+      <w:numFmt w:val="decimal"/>
+      <w:lvlText w:val="%9."/>
+      <w:lvlJc w:val="left"/>
+      <w:pPr>
+        <w:tabs>
+          <w:tab w:val="num" w:pos="6480"/>
+        </w:tabs>
+        <w:ind w:left="6480" w:hanging="360"/>
+      </w:pPr>
+    </w:lvl>
+  </w:abstractNum>
+  <w:abstractNum w:abstractNumId="2" w15:restartNumberingAfterBreak="0">
     <w:nsid w:val="10066748"/>
     <w:multiLevelType w:val="hybridMultilevel"/>
     <w:tmpl w:val="27D2F22E"/>
@@ -17204,7 +18141,7 @@
       </w:rPr>
     </w:lvl>
   </w:abstractNum>
-  <w:abstractNum w:abstractNumId="2" w15:restartNumberingAfterBreak="0">
+  <w:abstractNum w:abstractNumId="3" w15:restartNumberingAfterBreak="0">
     <w:nsid w:val="104B4F01"/>
     <w:multiLevelType w:val="hybridMultilevel"/>
     <w:tmpl w:val="37DEAB3C"/>
@@ -17317,7 +18254,7 @@
       </w:rPr>
     </w:lvl>
   </w:abstractNum>
-  <w:abstractNum w:abstractNumId="3" w15:restartNumberingAfterBreak="0">
+  <w:abstractNum w:abstractNumId="4" w15:restartNumberingAfterBreak="0">
     <w:nsid w:val="11325252"/>
     <w:multiLevelType w:val="hybridMultilevel"/>
     <w:tmpl w:val="C390F4C0"/>
@@ -17439,7 +18376,7 @@
       </w:rPr>
     </w:lvl>
   </w:abstractNum>
-  <w:abstractNum w:abstractNumId="4" w15:restartNumberingAfterBreak="0">
+  <w:abstractNum w:abstractNumId="5" w15:restartNumberingAfterBreak="0">
     <w:nsid w:val="118561AC"/>
     <w:multiLevelType w:val="multilevel"/>
     <w:tmpl w:val="4AAACB3C"/>
@@ -17588,7 +18525,7 @@
       </w:rPr>
     </w:lvl>
   </w:abstractNum>
-  <w:abstractNum w:abstractNumId="5" w15:restartNumberingAfterBreak="0">
+  <w:abstractNum w:abstractNumId="6" w15:restartNumberingAfterBreak="0">
     <w:nsid w:val="119F3919"/>
     <w:multiLevelType w:val="hybridMultilevel"/>
     <w:tmpl w:val="4C34D9CA"/>
@@ -17674,7 +18611,7 @@
       </w:pPr>
     </w:lvl>
   </w:abstractNum>
-  <w:abstractNum w:abstractNumId="6" w15:restartNumberingAfterBreak="0">
+  <w:abstractNum w:abstractNumId="7" w15:restartNumberingAfterBreak="0">
     <w:nsid w:val="120B6B31"/>
     <w:multiLevelType w:val="multilevel"/>
     <w:tmpl w:val="4AAACB3C"/>
@@ -17823,7 +18760,7 @@
       </w:rPr>
     </w:lvl>
   </w:abstractNum>
-  <w:abstractNum w:abstractNumId="7" w15:restartNumberingAfterBreak="0">
+  <w:abstractNum w:abstractNumId="8" w15:restartNumberingAfterBreak="0">
     <w:nsid w:val="1520204F"/>
     <w:multiLevelType w:val="hybridMultilevel"/>
     <w:tmpl w:val="35DE1196"/>
@@ -17947,7 +18884,7 @@
       </w:rPr>
     </w:lvl>
   </w:abstractNum>
-  <w:abstractNum w:abstractNumId="8" w15:restartNumberingAfterBreak="0">
+  <w:abstractNum w:abstractNumId="9" w15:restartNumberingAfterBreak="0">
     <w:nsid w:val="16FA36DE"/>
     <w:multiLevelType w:val="hybridMultilevel"/>
     <w:tmpl w:val="630C3A36"/>
@@ -18033,7 +18970,7 @@
       </w:pPr>
     </w:lvl>
   </w:abstractNum>
-  <w:abstractNum w:abstractNumId="9" w15:restartNumberingAfterBreak="0">
+  <w:abstractNum w:abstractNumId="10" w15:restartNumberingAfterBreak="0">
     <w:nsid w:val="1A155CB2"/>
     <w:multiLevelType w:val="hybridMultilevel"/>
     <w:tmpl w:val="CD0CC9CE"/>
@@ -18119,7 +19056,7 @@
       </w:pPr>
     </w:lvl>
   </w:abstractNum>
-  <w:abstractNum w:abstractNumId="10" w15:restartNumberingAfterBreak="0">
+  <w:abstractNum w:abstractNumId="11" w15:restartNumberingAfterBreak="0">
     <w:nsid w:val="22D6319D"/>
     <w:multiLevelType w:val="multilevel"/>
     <w:tmpl w:val="1D6634A4"/>
@@ -18232,10 +19169,10 @@
       </w:pPr>
     </w:lvl>
   </w:abstractNum>
-  <w:abstractNum w:abstractNumId="11" w15:restartNumberingAfterBreak="0">
+  <w:abstractNum w:abstractNumId="12" w15:restartNumberingAfterBreak="0">
     <w:nsid w:val="262F0258"/>
     <w:multiLevelType w:val="hybridMultilevel"/>
-    <w:tmpl w:val="87A0AB08"/>
+    <w:tmpl w:val="60BA58F6"/>
     <w:lvl w:ilvl="0" w:tplc="05B43AA4">
       <w:start w:val="5"/>
       <w:numFmt w:val="upperRoman"/>
@@ -18362,7 +19299,7 @@
       </w:rPr>
     </w:lvl>
   </w:abstractNum>
-  <w:abstractNum w:abstractNumId="12" w15:restartNumberingAfterBreak="0">
+  <w:abstractNum w:abstractNumId="13" w15:restartNumberingAfterBreak="0">
     <w:nsid w:val="2C17311A"/>
     <w:multiLevelType w:val="hybridMultilevel"/>
     <w:tmpl w:val="EDD82ECE"/>
@@ -18475,7 +19412,7 @@
       </w:rPr>
     </w:lvl>
   </w:abstractNum>
-  <w:abstractNum w:abstractNumId="13" w15:restartNumberingAfterBreak="0">
+  <w:abstractNum w:abstractNumId="14" w15:restartNumberingAfterBreak="0">
     <w:nsid w:val="332315B1"/>
     <w:multiLevelType w:val="hybridMultilevel"/>
     <w:tmpl w:val="81681AB6"/>
@@ -18561,423 +19498,266 @@
       </w:pPr>
     </w:lvl>
   </w:abstractNum>
-  <w:abstractNum w:abstractNumId="14" w15:restartNumberingAfterBreak="0">
-    <w:nsid w:val="39B92D02"/>
+  <w:abstractNum w:abstractNumId="15" w15:restartNumberingAfterBreak="0">
+    <w:nsid w:val="33A27DBA"/>
     <w:multiLevelType w:val="hybridMultilevel"/>
-    <w:tmpl w:val="AD24D018"/>
-    <w:lvl w:ilvl="0" w:tplc="04090005">
+    <w:tmpl w:val="3EC2FFEA"/>
+    <w:lvl w:ilvl="0" w:tplc="0409000F">
+      <w:start w:val="1"/>
+      <w:numFmt w:val="decimal"/>
+      <w:lvlText w:val="%1."/>
+      <w:lvlJc w:val="left"/>
+      <w:pPr>
+        <w:ind w:left="1440" w:hanging="360"/>
+      </w:pPr>
+    </w:lvl>
+    <w:lvl w:ilvl="1" w:tplc="04090019" w:tentative="1">
+      <w:start w:val="1"/>
+      <w:numFmt w:val="lowerLetter"/>
+      <w:lvlText w:val="%2."/>
+      <w:lvlJc w:val="left"/>
+      <w:pPr>
+        <w:ind w:left="2160" w:hanging="360"/>
+      </w:pPr>
+    </w:lvl>
+    <w:lvl w:ilvl="2" w:tplc="0409001B" w:tentative="1">
+      <w:start w:val="1"/>
+      <w:numFmt w:val="lowerRoman"/>
+      <w:lvlText w:val="%3."/>
+      <w:lvlJc w:val="right"/>
+      <w:pPr>
+        <w:ind w:left="2880" w:hanging="180"/>
+      </w:pPr>
+    </w:lvl>
+    <w:lvl w:ilvl="3" w:tplc="0409000F" w:tentative="1">
+      <w:start w:val="1"/>
+      <w:numFmt w:val="decimal"/>
+      <w:lvlText w:val="%4."/>
+      <w:lvlJc w:val="left"/>
+      <w:pPr>
+        <w:ind w:left="3600" w:hanging="360"/>
+      </w:pPr>
+    </w:lvl>
+    <w:lvl w:ilvl="4" w:tplc="04090019" w:tentative="1">
+      <w:start w:val="1"/>
+      <w:numFmt w:val="lowerLetter"/>
+      <w:lvlText w:val="%5."/>
+      <w:lvlJc w:val="left"/>
+      <w:pPr>
+        <w:ind w:left="4320" w:hanging="360"/>
+      </w:pPr>
+    </w:lvl>
+    <w:lvl w:ilvl="5" w:tplc="0409001B" w:tentative="1">
+      <w:start w:val="1"/>
+      <w:numFmt w:val="lowerRoman"/>
+      <w:lvlText w:val="%6."/>
+      <w:lvlJc w:val="right"/>
+      <w:pPr>
+        <w:ind w:left="5040" w:hanging="180"/>
+      </w:pPr>
+    </w:lvl>
+    <w:lvl w:ilvl="6" w:tplc="0409000F" w:tentative="1">
+      <w:start w:val="1"/>
+      <w:numFmt w:val="decimal"/>
+      <w:lvlText w:val="%7."/>
+      <w:lvlJc w:val="left"/>
+      <w:pPr>
+        <w:ind w:left="5760" w:hanging="360"/>
+      </w:pPr>
+    </w:lvl>
+    <w:lvl w:ilvl="7" w:tplc="04090019" w:tentative="1">
+      <w:start w:val="1"/>
+      <w:numFmt w:val="lowerLetter"/>
+      <w:lvlText w:val="%8."/>
+      <w:lvlJc w:val="left"/>
+      <w:pPr>
+        <w:ind w:left="6480" w:hanging="360"/>
+      </w:pPr>
+    </w:lvl>
+    <w:lvl w:ilvl="8" w:tplc="0409001B" w:tentative="1">
+      <w:start w:val="1"/>
+      <w:numFmt w:val="lowerRoman"/>
+      <w:lvlText w:val="%9."/>
+      <w:lvlJc w:val="right"/>
+      <w:pPr>
+        <w:ind w:left="7200" w:hanging="180"/>
+      </w:pPr>
+    </w:lvl>
+  </w:abstractNum>
+  <w:abstractNum w:abstractNumId="16" w15:restartNumberingAfterBreak="0">
+    <w:nsid w:val="3768601B"/>
+    <w:multiLevelType w:val="multilevel"/>
+    <w:tmpl w:val="E0908BBC"/>
+    <w:lvl w:ilvl="0">
       <w:start w:val="1"/>
       <w:numFmt w:val="bullet"/>
       <w:lvlText w:val=""/>
       <w:lvlJc w:val="left"/>
       <w:pPr>
-        <w:ind w:left="1342" w:hanging="360"/>
-      </w:pPr>
-      <w:rPr>
-        <w:rFonts w:ascii="Wingdings" w:hAnsi="Wingdings" w:hint="default"/>
-      </w:rPr>
-    </w:lvl>
-    <w:lvl w:ilvl="1" w:tplc="04090003" w:tentative="1">
-      <w:start w:val="1"/>
-      <w:numFmt w:val="bullet"/>
-      <w:lvlText w:val="o"/>
-      <w:lvlJc w:val="left"/>
-      <w:pPr>
-        <w:ind w:left="2062" w:hanging="360"/>
-      </w:pPr>
-      <w:rPr>
-        <w:rFonts w:ascii="Courier New" w:hAnsi="Courier New" w:cs="Courier New" w:hint="default"/>
-      </w:rPr>
-    </w:lvl>
-    <w:lvl w:ilvl="2" w:tplc="04090005" w:tentative="1">
-      <w:start w:val="1"/>
-      <w:numFmt w:val="bullet"/>
-      <w:lvlText w:val=""/>
-      <w:lvlJc w:val="left"/>
-      <w:pPr>
-        <w:ind w:left="2782" w:hanging="360"/>
-      </w:pPr>
-      <w:rPr>
-        <w:rFonts w:ascii="Wingdings" w:hAnsi="Wingdings" w:hint="default"/>
-      </w:rPr>
-    </w:lvl>
-    <w:lvl w:ilvl="3" w:tplc="04090001" w:tentative="1">
-      <w:start w:val="1"/>
-      <w:numFmt w:val="bullet"/>
-      <w:lvlText w:val=""/>
-      <w:lvlJc w:val="left"/>
-      <w:pPr>
-        <w:ind w:left="3502" w:hanging="360"/>
-      </w:pPr>
-      <w:rPr>
-        <w:rFonts w:ascii="Symbol" w:hAnsi="Symbol" w:hint="default"/>
-      </w:rPr>
-    </w:lvl>
-    <w:lvl w:ilvl="4" w:tplc="04090003" w:tentative="1">
-      <w:start w:val="1"/>
-      <w:numFmt w:val="bullet"/>
-      <w:lvlText w:val="o"/>
-      <w:lvlJc w:val="left"/>
-      <w:pPr>
-        <w:ind w:left="4222" w:hanging="360"/>
-      </w:pPr>
-      <w:rPr>
-        <w:rFonts w:ascii="Courier New" w:hAnsi="Courier New" w:cs="Courier New" w:hint="default"/>
-      </w:rPr>
-    </w:lvl>
-    <w:lvl w:ilvl="5" w:tplc="04090005" w:tentative="1">
-      <w:start w:val="1"/>
-      <w:numFmt w:val="bullet"/>
-      <w:lvlText w:val=""/>
-      <w:lvlJc w:val="left"/>
-      <w:pPr>
-        <w:ind w:left="4942" w:hanging="360"/>
-      </w:pPr>
-      <w:rPr>
-        <w:rFonts w:ascii="Wingdings" w:hAnsi="Wingdings" w:hint="default"/>
-      </w:rPr>
-    </w:lvl>
-    <w:lvl w:ilvl="6" w:tplc="04090001" w:tentative="1">
-      <w:start w:val="1"/>
-      <w:numFmt w:val="bullet"/>
-      <w:lvlText w:val=""/>
-      <w:lvlJc w:val="left"/>
-      <w:pPr>
-        <w:ind w:left="5662" w:hanging="360"/>
-      </w:pPr>
-      <w:rPr>
-        <w:rFonts w:ascii="Symbol" w:hAnsi="Symbol" w:hint="default"/>
-      </w:rPr>
-    </w:lvl>
-    <w:lvl w:ilvl="7" w:tplc="04090003" w:tentative="1">
-      <w:start w:val="1"/>
-      <w:numFmt w:val="bullet"/>
-      <w:lvlText w:val="o"/>
-      <w:lvlJc w:val="left"/>
-      <w:pPr>
-        <w:ind w:left="6382" w:hanging="360"/>
-      </w:pPr>
-      <w:rPr>
-        <w:rFonts w:ascii="Courier New" w:hAnsi="Courier New" w:cs="Courier New" w:hint="default"/>
-      </w:rPr>
-    </w:lvl>
-    <w:lvl w:ilvl="8" w:tplc="04090005" w:tentative="1">
-      <w:start w:val="1"/>
-      <w:numFmt w:val="bullet"/>
-      <w:lvlText w:val=""/>
-      <w:lvlJc w:val="left"/>
-      <w:pPr>
-        <w:ind w:left="7102" w:hanging="360"/>
-      </w:pPr>
-      <w:rPr>
-        <w:rFonts w:ascii="Wingdings" w:hAnsi="Wingdings" w:hint="default"/>
-      </w:rPr>
-    </w:lvl>
-  </w:abstractNum>
-  <w:abstractNum w:abstractNumId="15" w15:restartNumberingAfterBreak="0">
-    <w:nsid w:val="3A853491"/>
-    <w:multiLevelType w:val="multilevel"/>
-    <w:tmpl w:val="BECAD952"/>
-    <w:lvl w:ilvl="0">
-      <w:start w:val="1"/>
-      <w:numFmt w:val="bullet"/>
-      <w:lvlText w:val=""/>
-      <w:lvlJc w:val="left"/>
-      <w:pPr>
         <w:tabs>
-          <w:tab w:val="num" w:pos="1701"/>
+          <w:tab w:val="num" w:pos="1702"/>
         </w:tabs>
-        <w:ind w:left="1701" w:hanging="360"/>
-      </w:pPr>
-      <w:rPr>
-        <w:rFonts w:ascii="Symbol" w:hAnsi="Symbol" w:hint="default"/>
-        <w:sz w:val="20"/>
-      </w:rPr>
-    </w:lvl>
-    <w:lvl w:ilvl="1">
-      <w:start w:val="1"/>
-      <w:numFmt w:val="bullet"/>
-      <w:lvlText w:val=""/>
-      <w:lvlJc w:val="left"/>
-      <w:pPr>
-        <w:ind w:left="2421" w:hanging="360"/>
-      </w:pPr>
-      <w:rPr>
-        <w:rFonts w:ascii="Wingdings" w:hAnsi="Wingdings" w:hint="default"/>
-      </w:rPr>
-    </w:lvl>
-    <w:lvl w:ilvl="2" w:tentative="1">
-      <w:start w:val="1"/>
-      <w:numFmt w:val="bullet"/>
-      <w:lvlText w:val=""/>
-      <w:lvlJc w:val="left"/>
-      <w:pPr>
-        <w:tabs>
-          <w:tab w:val="num" w:pos="3141"/>
-        </w:tabs>
-        <w:ind w:left="3141" w:hanging="360"/>
+        <w:ind w:left="1702" w:hanging="360"/>
       </w:pPr>
       <w:rPr>
         <w:rFonts w:ascii="Wingdings" w:hAnsi="Wingdings" w:hint="default"/>
         <w:sz w:val="20"/>
       </w:rPr>
     </w:lvl>
-    <w:lvl w:ilvl="3" w:tentative="1">
+    <w:lvl w:ilvl="1" w:tentative="1">
+      <w:start w:val="1"/>
+      <w:numFmt w:val="bullet"/>
+      <w:lvlText w:val="o"/>
+      <w:lvlJc w:val="left"/>
+      <w:pPr>
+        <w:tabs>
+          <w:tab w:val="num" w:pos="2422"/>
+        </w:tabs>
+        <w:ind w:left="2422" w:hanging="360"/>
+      </w:pPr>
+      <w:rPr>
+        <w:rFonts w:ascii="Courier New" w:hAnsi="Courier New" w:hint="default"/>
+        <w:sz w:val="20"/>
+      </w:rPr>
+    </w:lvl>
+    <w:lvl w:ilvl="2" w:tentative="1">
       <w:start w:val="1"/>
       <w:numFmt w:val="bullet"/>
       <w:lvlText w:val=""/>
       <w:lvlJc w:val="left"/>
       <w:pPr>
         <w:tabs>
-          <w:tab w:val="num" w:pos="3861"/>
+          <w:tab w:val="num" w:pos="3142"/>
         </w:tabs>
-        <w:ind w:left="3861" w:hanging="360"/>
+        <w:ind w:left="3142" w:hanging="360"/>
       </w:pPr>
       <w:rPr>
         <w:rFonts w:ascii="Wingdings" w:hAnsi="Wingdings" w:hint="default"/>
         <w:sz w:val="20"/>
       </w:rPr>
     </w:lvl>
-    <w:lvl w:ilvl="4" w:tentative="1">
+    <w:lvl w:ilvl="3" w:tentative="1">
       <w:start w:val="1"/>
       <w:numFmt w:val="bullet"/>
       <w:lvlText w:val=""/>
       <w:lvlJc w:val="left"/>
       <w:pPr>
         <w:tabs>
-          <w:tab w:val="num" w:pos="4581"/>
+          <w:tab w:val="num" w:pos="3862"/>
         </w:tabs>
-        <w:ind w:left="4581" w:hanging="360"/>
+        <w:ind w:left="3862" w:hanging="360"/>
       </w:pPr>
       <w:rPr>
         <w:rFonts w:ascii="Wingdings" w:hAnsi="Wingdings" w:hint="default"/>
         <w:sz w:val="20"/>
       </w:rPr>
     </w:lvl>
-    <w:lvl w:ilvl="5" w:tentative="1">
+    <w:lvl w:ilvl="4" w:tentative="1">
       <w:start w:val="1"/>
       <w:numFmt w:val="bullet"/>
       <w:lvlText w:val=""/>
       <w:lvlJc w:val="left"/>
       <w:pPr>
         <w:tabs>
-          <w:tab w:val="num" w:pos="5301"/>
+          <w:tab w:val="num" w:pos="4582"/>
         </w:tabs>
-        <w:ind w:left="5301" w:hanging="360"/>
+        <w:ind w:left="4582" w:hanging="360"/>
       </w:pPr>
       <w:rPr>
         <w:rFonts w:ascii="Wingdings" w:hAnsi="Wingdings" w:hint="default"/>
         <w:sz w:val="20"/>
       </w:rPr>
     </w:lvl>
-    <w:lvl w:ilvl="6" w:tentative="1">
+    <w:lvl w:ilvl="5" w:tentative="1">
       <w:start w:val="1"/>
       <w:numFmt w:val="bullet"/>
       <w:lvlText w:val=""/>
       <w:lvlJc w:val="left"/>
       <w:pPr>
         <w:tabs>
-          <w:tab w:val="num" w:pos="6021"/>
+          <w:tab w:val="num" w:pos="5302"/>
         </w:tabs>
-        <w:ind w:left="6021" w:hanging="360"/>
+        <w:ind w:left="5302" w:hanging="360"/>
       </w:pPr>
       <w:rPr>
         <w:rFonts w:ascii="Wingdings" w:hAnsi="Wingdings" w:hint="default"/>
         <w:sz w:val="20"/>
       </w:rPr>
     </w:lvl>
-    <w:lvl w:ilvl="7" w:tentative="1">
+    <w:lvl w:ilvl="6" w:tentative="1">
       <w:start w:val="1"/>
       <w:numFmt w:val="bullet"/>
       <w:lvlText w:val=""/>
       <w:lvlJc w:val="left"/>
       <w:pPr>
         <w:tabs>
-          <w:tab w:val="num" w:pos="6741"/>
+          <w:tab w:val="num" w:pos="6022"/>
         </w:tabs>
-        <w:ind w:left="6741" w:hanging="360"/>
+        <w:ind w:left="6022" w:hanging="360"/>
       </w:pPr>
       <w:rPr>
         <w:rFonts w:ascii="Wingdings" w:hAnsi="Wingdings" w:hint="default"/>
         <w:sz w:val="20"/>
       </w:rPr>
     </w:lvl>
-    <w:lvl w:ilvl="8" w:tentative="1">
+    <w:lvl w:ilvl="7" w:tentative="1">
       <w:start w:val="1"/>
       <w:numFmt w:val="bullet"/>
       <w:lvlText w:val=""/>
       <w:lvlJc w:val="left"/>
       <w:pPr>
         <w:tabs>
-          <w:tab w:val="num" w:pos="7461"/>
+          <w:tab w:val="num" w:pos="6742"/>
         </w:tabs>
-        <w:ind w:left="7461" w:hanging="360"/>
+        <w:ind w:left="6742" w:hanging="360"/>
       </w:pPr>
       <w:rPr>
         <w:rFonts w:ascii="Wingdings" w:hAnsi="Wingdings" w:hint="default"/>
         <w:sz w:val="20"/>
       </w:rPr>
     </w:lvl>
-  </w:abstractNum>
-  <w:abstractNum w:abstractNumId="16" w15:restartNumberingAfterBreak="0">
-    <w:nsid w:val="3E44671B"/>
-    <w:multiLevelType w:val="multilevel"/>
-    <w:tmpl w:val="6486FDDE"/>
-    <w:lvl w:ilvl="0">
-      <w:start w:val="1"/>
-      <w:numFmt w:val="bullet"/>
-      <w:lvlText w:val=""/>
+    <w:lvl w:ilvl="8" w:tentative="1">
+      <w:start w:val="1"/>
+      <w:numFmt w:val="bullet"/>
+      <w:lvlText w:val=""/>
       <w:lvlJc w:val="left"/>
       <w:pPr>
         <w:tabs>
-          <w:tab w:val="num" w:pos="720"/>
+          <w:tab w:val="num" w:pos="7462"/>
         </w:tabs>
-        <w:ind w:left="720" w:hanging="360"/>
-      </w:pPr>
-      <w:rPr>
-        <w:rFonts w:ascii="Symbol" w:hAnsi="Symbol" w:hint="default"/>
-        <w:sz w:val="20"/>
-      </w:rPr>
-    </w:lvl>
-    <w:lvl w:ilvl="1" w:tentative="1">
-      <w:start w:val="1"/>
-      <w:numFmt w:val="bullet"/>
-      <w:lvlText w:val="o"/>
-      <w:lvlJc w:val="left"/>
-      <w:pPr>
-        <w:tabs>
-          <w:tab w:val="num" w:pos="1440"/>
-        </w:tabs>
-        <w:ind w:left="1440" w:hanging="360"/>
-      </w:pPr>
-      <w:rPr>
-        <w:rFonts w:ascii="Courier New" w:hAnsi="Courier New" w:hint="default"/>
-        <w:sz w:val="20"/>
-      </w:rPr>
-    </w:lvl>
-    <w:lvl w:ilvl="2" w:tentative="1">
-      <w:start w:val="1"/>
-      <w:numFmt w:val="bullet"/>
-      <w:lvlText w:val=""/>
-      <w:lvlJc w:val="left"/>
-      <w:pPr>
-        <w:tabs>
-          <w:tab w:val="num" w:pos="2160"/>
-        </w:tabs>
-        <w:ind w:left="2160" w:hanging="360"/>
+        <w:ind w:left="7462" w:hanging="360"/>
       </w:pPr>
       <w:rPr>
         <w:rFonts w:ascii="Wingdings" w:hAnsi="Wingdings" w:hint="default"/>
         <w:sz w:val="20"/>
       </w:rPr>
     </w:lvl>
-    <w:lvl w:ilvl="3" w:tentative="1">
-      <w:start w:val="1"/>
-      <w:numFmt w:val="bullet"/>
-      <w:lvlText w:val=""/>
-      <w:lvlJc w:val="left"/>
-      <w:pPr>
-        <w:tabs>
-          <w:tab w:val="num" w:pos="2880"/>
-        </w:tabs>
-        <w:ind w:left="2880" w:hanging="360"/>
-      </w:pPr>
-      <w:rPr>
-        <w:rFonts w:ascii="Wingdings" w:hAnsi="Wingdings" w:hint="default"/>
-        <w:sz w:val="20"/>
-      </w:rPr>
-    </w:lvl>
-    <w:lvl w:ilvl="4" w:tentative="1">
-      <w:start w:val="1"/>
-      <w:numFmt w:val="bullet"/>
-      <w:lvlText w:val=""/>
-      <w:lvlJc w:val="left"/>
-      <w:pPr>
-        <w:tabs>
-          <w:tab w:val="num" w:pos="3600"/>
-        </w:tabs>
-        <w:ind w:left="3600" w:hanging="360"/>
-      </w:pPr>
-      <w:rPr>
-        <w:rFonts w:ascii="Wingdings" w:hAnsi="Wingdings" w:hint="default"/>
-        <w:sz w:val="20"/>
-      </w:rPr>
-    </w:lvl>
-    <w:lvl w:ilvl="5" w:tentative="1">
-      <w:start w:val="1"/>
-      <w:numFmt w:val="bullet"/>
-      <w:lvlText w:val=""/>
-      <w:lvlJc w:val="left"/>
-      <w:pPr>
-        <w:tabs>
-          <w:tab w:val="num" w:pos="4320"/>
-        </w:tabs>
-        <w:ind w:left="4320" w:hanging="360"/>
-      </w:pPr>
-      <w:rPr>
-        <w:rFonts w:ascii="Wingdings" w:hAnsi="Wingdings" w:hint="default"/>
-        <w:sz w:val="20"/>
-      </w:rPr>
-    </w:lvl>
-    <w:lvl w:ilvl="6" w:tentative="1">
-      <w:start w:val="1"/>
-      <w:numFmt w:val="bullet"/>
-      <w:lvlText w:val=""/>
-      <w:lvlJc w:val="left"/>
-      <w:pPr>
-        <w:tabs>
-          <w:tab w:val="num" w:pos="5040"/>
-        </w:tabs>
-        <w:ind w:left="5040" w:hanging="360"/>
-      </w:pPr>
-      <w:rPr>
-        <w:rFonts w:ascii="Wingdings" w:hAnsi="Wingdings" w:hint="default"/>
-        <w:sz w:val="20"/>
-      </w:rPr>
-    </w:lvl>
-    <w:lvl w:ilvl="7" w:tentative="1">
-      <w:start w:val="1"/>
-      <w:numFmt w:val="bullet"/>
-      <w:lvlText w:val=""/>
-      <w:lvlJc w:val="left"/>
-      <w:pPr>
-        <w:tabs>
-          <w:tab w:val="num" w:pos="5760"/>
-        </w:tabs>
-        <w:ind w:left="5760" w:hanging="360"/>
-      </w:pPr>
-      <w:rPr>
-        <w:rFonts w:ascii="Wingdings" w:hAnsi="Wingdings" w:hint="default"/>
-        <w:sz w:val="20"/>
-      </w:rPr>
-    </w:lvl>
-    <w:lvl w:ilvl="8" w:tentative="1">
-      <w:start w:val="1"/>
-      <w:numFmt w:val="bullet"/>
-      <w:lvlText w:val=""/>
-      <w:lvlJc w:val="left"/>
-      <w:pPr>
-        <w:tabs>
-          <w:tab w:val="num" w:pos="6480"/>
-        </w:tabs>
-        <w:ind w:left="6480" w:hanging="360"/>
-      </w:pPr>
-      <w:rPr>
-        <w:rFonts w:ascii="Wingdings" w:hAnsi="Wingdings" w:hint="default"/>
-        <w:sz w:val="20"/>
-      </w:rPr>
-    </w:lvl>
   </w:abstractNum>
   <w:abstractNum w:abstractNumId="17" w15:restartNumberingAfterBreak="0">
-    <w:nsid w:val="3F5735EE"/>
+    <w:nsid w:val="37EE6B3F"/>
     <w:multiLevelType w:val="hybridMultilevel"/>
-    <w:tmpl w:val="60262610"/>
-    <w:lvl w:ilvl="0" w:tplc="9C2006EE">
+    <w:tmpl w:val="C902E364"/>
+    <w:lvl w:ilvl="0" w:tplc="0409000D">
+      <w:start w:val="1"/>
       <w:numFmt w:val="bullet"/>
       <w:lvlText w:val=""/>
       <w:lvlJc w:val="left"/>
       <w:pPr>
         <w:ind w:left="1342" w:hanging="360"/>
+      </w:pPr>
+      <w:rPr>
+        <w:rFonts w:ascii="Wingdings" w:hAnsi="Wingdings" w:hint="default"/>
+        <w:spacing w:val="0"/>
+        <w:w w:val="99"/>
+        <w:lang w:val="es-ES" w:eastAsia="en-US" w:bidi="ar-SA"/>
+      </w:rPr>
+    </w:lvl>
+    <w:lvl w:ilvl="1" w:tplc="FFFFFFFF">
+      <w:numFmt w:val="bullet"/>
+      <w:lvlText w:val=""/>
+      <w:lvlJc w:val="left"/>
+      <w:pPr>
+        <w:ind w:left="1702" w:hanging="360"/>
       </w:pPr>
       <w:rPr>
         <w:rFonts w:ascii="Wingdings" w:eastAsia="Wingdings" w:hAnsi="Wingdings" w:cs="Wingdings" w:hint="default"/>
@@ -18992,104 +19772,620 @@
         <w:lang w:val="es-ES" w:eastAsia="en-US" w:bidi="ar-SA"/>
       </w:rPr>
     </w:lvl>
-    <w:lvl w:ilvl="1" w:tplc="18DC39C4">
+    <w:lvl w:ilvl="2" w:tplc="FFFFFFFF">
       <w:numFmt w:val="bullet"/>
       <w:lvlText w:val="•"/>
       <w:lvlJc w:val="left"/>
       <w:pPr>
-        <w:ind w:left="2250" w:hanging="360"/>
+        <w:ind w:left="2671" w:hanging="360"/>
       </w:pPr>
       <w:rPr>
         <w:rFonts w:hint="default"/>
         <w:lang w:val="es-ES" w:eastAsia="en-US" w:bidi="ar-SA"/>
       </w:rPr>
     </w:lvl>
-    <w:lvl w:ilvl="2" w:tplc="A000D216">
+    <w:lvl w:ilvl="3" w:tplc="FFFFFFFF">
       <w:numFmt w:val="bullet"/>
       <w:lvlText w:val="•"/>
       <w:lvlJc w:val="left"/>
       <w:pPr>
-        <w:ind w:left="3160" w:hanging="360"/>
+        <w:ind w:left="3642" w:hanging="360"/>
       </w:pPr>
       <w:rPr>
         <w:rFonts w:hint="default"/>
         <w:lang w:val="es-ES" w:eastAsia="en-US" w:bidi="ar-SA"/>
       </w:rPr>
     </w:lvl>
-    <w:lvl w:ilvl="3" w:tplc="360CB824">
+    <w:lvl w:ilvl="4" w:tplc="FFFFFFFF">
       <w:numFmt w:val="bullet"/>
       <w:lvlText w:val="•"/>
       <w:lvlJc w:val="left"/>
       <w:pPr>
-        <w:ind w:left="4070" w:hanging="360"/>
+        <w:ind w:left="4613" w:hanging="360"/>
       </w:pPr>
       <w:rPr>
         <w:rFonts w:hint="default"/>
         <w:lang w:val="es-ES" w:eastAsia="en-US" w:bidi="ar-SA"/>
       </w:rPr>
     </w:lvl>
-    <w:lvl w:ilvl="4" w:tplc="B6D0CA6C">
+    <w:lvl w:ilvl="5" w:tplc="FFFFFFFF">
       <w:numFmt w:val="bullet"/>
       <w:lvlText w:val="•"/>
       <w:lvlJc w:val="left"/>
       <w:pPr>
-        <w:ind w:left="4980" w:hanging="360"/>
+        <w:ind w:left="5584" w:hanging="360"/>
       </w:pPr>
       <w:rPr>
         <w:rFonts w:hint="default"/>
         <w:lang w:val="es-ES" w:eastAsia="en-US" w:bidi="ar-SA"/>
       </w:rPr>
     </w:lvl>
-    <w:lvl w:ilvl="5" w:tplc="399CA18A">
+    <w:lvl w:ilvl="6" w:tplc="FFFFFFFF">
       <w:numFmt w:val="bullet"/>
       <w:lvlText w:val="•"/>
       <w:lvlJc w:val="left"/>
       <w:pPr>
-        <w:ind w:left="5890" w:hanging="360"/>
+        <w:ind w:left="6555" w:hanging="360"/>
       </w:pPr>
       <w:rPr>
         <w:rFonts w:hint="default"/>
         <w:lang w:val="es-ES" w:eastAsia="en-US" w:bidi="ar-SA"/>
       </w:rPr>
     </w:lvl>
-    <w:lvl w:ilvl="6" w:tplc="9E9A06CA">
+    <w:lvl w:ilvl="7" w:tplc="FFFFFFFF">
       <w:numFmt w:val="bullet"/>
       <w:lvlText w:val="•"/>
       <w:lvlJc w:val="left"/>
       <w:pPr>
-        <w:ind w:left="6800" w:hanging="360"/>
+        <w:ind w:left="7526" w:hanging="360"/>
       </w:pPr>
       <w:rPr>
         <w:rFonts w:hint="default"/>
         <w:lang w:val="es-ES" w:eastAsia="en-US" w:bidi="ar-SA"/>
       </w:rPr>
     </w:lvl>
-    <w:lvl w:ilvl="7" w:tplc="F3C21CD0">
+    <w:lvl w:ilvl="8" w:tplc="FFFFFFFF">
       <w:numFmt w:val="bullet"/>
       <w:lvlText w:val="•"/>
       <w:lvlJc w:val="left"/>
       <w:pPr>
-        <w:ind w:left="7710" w:hanging="360"/>
+        <w:ind w:left="8497" w:hanging="360"/>
       </w:pPr>
       <w:rPr>
         <w:rFonts w:hint="default"/>
         <w:lang w:val="es-ES" w:eastAsia="en-US" w:bidi="ar-SA"/>
       </w:rPr>
     </w:lvl>
-    <w:lvl w:ilvl="8" w:tplc="99085934">
+  </w:abstractNum>
+  <w:abstractNum w:abstractNumId="18" w15:restartNumberingAfterBreak="0">
+    <w:nsid w:val="39B92D02"/>
+    <w:multiLevelType w:val="hybridMultilevel"/>
+    <w:tmpl w:val="AD24D018"/>
+    <w:lvl w:ilvl="0" w:tplc="04090005">
+      <w:start w:val="1"/>
+      <w:numFmt w:val="bullet"/>
+      <w:lvlText w:val=""/>
+      <w:lvlJc w:val="left"/>
+      <w:pPr>
+        <w:ind w:left="1342" w:hanging="360"/>
+      </w:pPr>
+      <w:rPr>
+        <w:rFonts w:ascii="Wingdings" w:hAnsi="Wingdings" w:hint="default"/>
+      </w:rPr>
+    </w:lvl>
+    <w:lvl w:ilvl="1" w:tplc="04090003" w:tentative="1">
+      <w:start w:val="1"/>
+      <w:numFmt w:val="bullet"/>
+      <w:lvlText w:val="o"/>
+      <w:lvlJc w:val="left"/>
+      <w:pPr>
+        <w:ind w:left="2062" w:hanging="360"/>
+      </w:pPr>
+      <w:rPr>
+        <w:rFonts w:ascii="Courier New" w:hAnsi="Courier New" w:cs="Courier New" w:hint="default"/>
+      </w:rPr>
+    </w:lvl>
+    <w:lvl w:ilvl="2" w:tplc="04090005" w:tentative="1">
+      <w:start w:val="1"/>
+      <w:numFmt w:val="bullet"/>
+      <w:lvlText w:val=""/>
+      <w:lvlJc w:val="left"/>
+      <w:pPr>
+        <w:ind w:left="2782" w:hanging="360"/>
+      </w:pPr>
+      <w:rPr>
+        <w:rFonts w:ascii="Wingdings" w:hAnsi="Wingdings" w:hint="default"/>
+      </w:rPr>
+    </w:lvl>
+    <w:lvl w:ilvl="3" w:tplc="04090001" w:tentative="1">
+      <w:start w:val="1"/>
+      <w:numFmt w:val="bullet"/>
+      <w:lvlText w:val=""/>
+      <w:lvlJc w:val="left"/>
+      <w:pPr>
+        <w:ind w:left="3502" w:hanging="360"/>
+      </w:pPr>
+      <w:rPr>
+        <w:rFonts w:ascii="Symbol" w:hAnsi="Symbol" w:hint="default"/>
+      </w:rPr>
+    </w:lvl>
+    <w:lvl w:ilvl="4" w:tplc="04090003" w:tentative="1">
+      <w:start w:val="1"/>
+      <w:numFmt w:val="bullet"/>
+      <w:lvlText w:val="o"/>
+      <w:lvlJc w:val="left"/>
+      <w:pPr>
+        <w:ind w:left="4222" w:hanging="360"/>
+      </w:pPr>
+      <w:rPr>
+        <w:rFonts w:ascii="Courier New" w:hAnsi="Courier New" w:cs="Courier New" w:hint="default"/>
+      </w:rPr>
+    </w:lvl>
+    <w:lvl w:ilvl="5" w:tplc="04090005" w:tentative="1">
+      <w:start w:val="1"/>
+      <w:numFmt w:val="bullet"/>
+      <w:lvlText w:val=""/>
+      <w:lvlJc w:val="left"/>
+      <w:pPr>
+        <w:ind w:left="4942" w:hanging="360"/>
+      </w:pPr>
+      <w:rPr>
+        <w:rFonts w:ascii="Wingdings" w:hAnsi="Wingdings" w:hint="default"/>
+      </w:rPr>
+    </w:lvl>
+    <w:lvl w:ilvl="6" w:tplc="04090001" w:tentative="1">
+      <w:start w:val="1"/>
+      <w:numFmt w:val="bullet"/>
+      <w:lvlText w:val=""/>
+      <w:lvlJc w:val="left"/>
+      <w:pPr>
+        <w:ind w:left="5662" w:hanging="360"/>
+      </w:pPr>
+      <w:rPr>
+        <w:rFonts w:ascii="Symbol" w:hAnsi="Symbol" w:hint="default"/>
+      </w:rPr>
+    </w:lvl>
+    <w:lvl w:ilvl="7" w:tplc="04090003" w:tentative="1">
+      <w:start w:val="1"/>
+      <w:numFmt w:val="bullet"/>
+      <w:lvlText w:val="o"/>
+      <w:lvlJc w:val="left"/>
+      <w:pPr>
+        <w:ind w:left="6382" w:hanging="360"/>
+      </w:pPr>
+      <w:rPr>
+        <w:rFonts w:ascii="Courier New" w:hAnsi="Courier New" w:cs="Courier New" w:hint="default"/>
+      </w:rPr>
+    </w:lvl>
+    <w:lvl w:ilvl="8" w:tplc="04090005" w:tentative="1">
+      <w:start w:val="1"/>
+      <w:numFmt w:val="bullet"/>
+      <w:lvlText w:val=""/>
+      <w:lvlJc w:val="left"/>
+      <w:pPr>
+        <w:ind w:left="7102" w:hanging="360"/>
+      </w:pPr>
+      <w:rPr>
+        <w:rFonts w:ascii="Wingdings" w:hAnsi="Wingdings" w:hint="default"/>
+      </w:rPr>
+    </w:lvl>
+  </w:abstractNum>
+  <w:abstractNum w:abstractNumId="19" w15:restartNumberingAfterBreak="0">
+    <w:nsid w:val="3A853491"/>
+    <w:multiLevelType w:val="multilevel"/>
+    <w:tmpl w:val="BECAD952"/>
+    <w:lvl w:ilvl="0">
+      <w:start w:val="1"/>
+      <w:numFmt w:val="bullet"/>
+      <w:lvlText w:val=""/>
+      <w:lvlJc w:val="left"/>
+      <w:pPr>
+        <w:tabs>
+          <w:tab w:val="num" w:pos="1701"/>
+        </w:tabs>
+        <w:ind w:left="1701" w:hanging="360"/>
+      </w:pPr>
+      <w:rPr>
+        <w:rFonts w:ascii="Symbol" w:hAnsi="Symbol" w:hint="default"/>
+        <w:sz w:val="20"/>
+      </w:rPr>
+    </w:lvl>
+    <w:lvl w:ilvl="1">
+      <w:start w:val="1"/>
+      <w:numFmt w:val="bullet"/>
+      <w:lvlText w:val=""/>
+      <w:lvlJc w:val="left"/>
+      <w:pPr>
+        <w:ind w:left="2421" w:hanging="360"/>
+      </w:pPr>
+      <w:rPr>
+        <w:rFonts w:ascii="Wingdings" w:hAnsi="Wingdings" w:hint="default"/>
+      </w:rPr>
+    </w:lvl>
+    <w:lvl w:ilvl="2" w:tentative="1">
+      <w:start w:val="1"/>
+      <w:numFmt w:val="bullet"/>
+      <w:lvlText w:val=""/>
+      <w:lvlJc w:val="left"/>
+      <w:pPr>
+        <w:tabs>
+          <w:tab w:val="num" w:pos="3141"/>
+        </w:tabs>
+        <w:ind w:left="3141" w:hanging="360"/>
+      </w:pPr>
+      <w:rPr>
+        <w:rFonts w:ascii="Wingdings" w:hAnsi="Wingdings" w:hint="default"/>
+        <w:sz w:val="20"/>
+      </w:rPr>
+    </w:lvl>
+    <w:lvl w:ilvl="3" w:tentative="1">
+      <w:start w:val="1"/>
+      <w:numFmt w:val="bullet"/>
+      <w:lvlText w:val=""/>
+      <w:lvlJc w:val="left"/>
+      <w:pPr>
+        <w:tabs>
+          <w:tab w:val="num" w:pos="3861"/>
+        </w:tabs>
+        <w:ind w:left="3861" w:hanging="360"/>
+      </w:pPr>
+      <w:rPr>
+        <w:rFonts w:ascii="Wingdings" w:hAnsi="Wingdings" w:hint="default"/>
+        <w:sz w:val="20"/>
+      </w:rPr>
+    </w:lvl>
+    <w:lvl w:ilvl="4" w:tentative="1">
+      <w:start w:val="1"/>
+      <w:numFmt w:val="bullet"/>
+      <w:lvlText w:val=""/>
+      <w:lvlJc w:val="left"/>
+      <w:pPr>
+        <w:tabs>
+          <w:tab w:val="num" w:pos="4581"/>
+        </w:tabs>
+        <w:ind w:left="4581" w:hanging="360"/>
+      </w:pPr>
+      <w:rPr>
+        <w:rFonts w:ascii="Wingdings" w:hAnsi="Wingdings" w:hint="default"/>
+        <w:sz w:val="20"/>
+      </w:rPr>
+    </w:lvl>
+    <w:lvl w:ilvl="5" w:tentative="1">
+      <w:start w:val="1"/>
+      <w:numFmt w:val="bullet"/>
+      <w:lvlText w:val=""/>
+      <w:lvlJc w:val="left"/>
+      <w:pPr>
+        <w:tabs>
+          <w:tab w:val="num" w:pos="5301"/>
+        </w:tabs>
+        <w:ind w:left="5301" w:hanging="360"/>
+      </w:pPr>
+      <w:rPr>
+        <w:rFonts w:ascii="Wingdings" w:hAnsi="Wingdings" w:hint="default"/>
+        <w:sz w:val="20"/>
+      </w:rPr>
+    </w:lvl>
+    <w:lvl w:ilvl="6" w:tentative="1">
+      <w:start w:val="1"/>
+      <w:numFmt w:val="bullet"/>
+      <w:lvlText w:val=""/>
+      <w:lvlJc w:val="left"/>
+      <w:pPr>
+        <w:tabs>
+          <w:tab w:val="num" w:pos="6021"/>
+        </w:tabs>
+        <w:ind w:left="6021" w:hanging="360"/>
+      </w:pPr>
+      <w:rPr>
+        <w:rFonts w:ascii="Wingdings" w:hAnsi="Wingdings" w:hint="default"/>
+        <w:sz w:val="20"/>
+      </w:rPr>
+    </w:lvl>
+    <w:lvl w:ilvl="7" w:tentative="1">
+      <w:start w:val="1"/>
+      <w:numFmt w:val="bullet"/>
+      <w:lvlText w:val=""/>
+      <w:lvlJc w:val="left"/>
+      <w:pPr>
+        <w:tabs>
+          <w:tab w:val="num" w:pos="6741"/>
+        </w:tabs>
+        <w:ind w:left="6741" w:hanging="360"/>
+      </w:pPr>
+      <w:rPr>
+        <w:rFonts w:ascii="Wingdings" w:hAnsi="Wingdings" w:hint="default"/>
+        <w:sz w:val="20"/>
+      </w:rPr>
+    </w:lvl>
+    <w:lvl w:ilvl="8" w:tentative="1">
+      <w:start w:val="1"/>
+      <w:numFmt w:val="bullet"/>
+      <w:lvlText w:val=""/>
+      <w:lvlJc w:val="left"/>
+      <w:pPr>
+        <w:tabs>
+          <w:tab w:val="num" w:pos="7461"/>
+        </w:tabs>
+        <w:ind w:left="7461" w:hanging="360"/>
+      </w:pPr>
+      <w:rPr>
+        <w:rFonts w:ascii="Wingdings" w:hAnsi="Wingdings" w:hint="default"/>
+        <w:sz w:val="20"/>
+      </w:rPr>
+    </w:lvl>
+  </w:abstractNum>
+  <w:abstractNum w:abstractNumId="20" w15:restartNumberingAfterBreak="0">
+    <w:nsid w:val="3E44671B"/>
+    <w:multiLevelType w:val="multilevel"/>
+    <w:tmpl w:val="6486FDDE"/>
+    <w:lvl w:ilvl="0">
+      <w:start w:val="1"/>
+      <w:numFmt w:val="bullet"/>
+      <w:lvlText w:val=""/>
+      <w:lvlJc w:val="left"/>
+      <w:pPr>
+        <w:tabs>
+          <w:tab w:val="num" w:pos="720"/>
+        </w:tabs>
+        <w:ind w:left="720" w:hanging="360"/>
+      </w:pPr>
+      <w:rPr>
+        <w:rFonts w:ascii="Symbol" w:hAnsi="Symbol" w:hint="default"/>
+        <w:sz w:val="20"/>
+      </w:rPr>
+    </w:lvl>
+    <w:lvl w:ilvl="1" w:tentative="1">
+      <w:start w:val="1"/>
+      <w:numFmt w:val="bullet"/>
+      <w:lvlText w:val="o"/>
+      <w:lvlJc w:val="left"/>
+      <w:pPr>
+        <w:tabs>
+          <w:tab w:val="num" w:pos="1440"/>
+        </w:tabs>
+        <w:ind w:left="1440" w:hanging="360"/>
+      </w:pPr>
+      <w:rPr>
+        <w:rFonts w:ascii="Courier New" w:hAnsi="Courier New" w:hint="default"/>
+        <w:sz w:val="20"/>
+      </w:rPr>
+    </w:lvl>
+    <w:lvl w:ilvl="2" w:tentative="1">
+      <w:start w:val="1"/>
+      <w:numFmt w:val="bullet"/>
+      <w:lvlText w:val=""/>
+      <w:lvlJc w:val="left"/>
+      <w:pPr>
+        <w:tabs>
+          <w:tab w:val="num" w:pos="2160"/>
+        </w:tabs>
+        <w:ind w:left="2160" w:hanging="360"/>
+      </w:pPr>
+      <w:rPr>
+        <w:rFonts w:ascii="Wingdings" w:hAnsi="Wingdings" w:hint="default"/>
+        <w:sz w:val="20"/>
+      </w:rPr>
+    </w:lvl>
+    <w:lvl w:ilvl="3" w:tentative="1">
+      <w:start w:val="1"/>
+      <w:numFmt w:val="bullet"/>
+      <w:lvlText w:val=""/>
+      <w:lvlJc w:val="left"/>
+      <w:pPr>
+        <w:tabs>
+          <w:tab w:val="num" w:pos="2880"/>
+        </w:tabs>
+        <w:ind w:left="2880" w:hanging="360"/>
+      </w:pPr>
+      <w:rPr>
+        <w:rFonts w:ascii="Wingdings" w:hAnsi="Wingdings" w:hint="default"/>
+        <w:sz w:val="20"/>
+      </w:rPr>
+    </w:lvl>
+    <w:lvl w:ilvl="4" w:tentative="1">
+      <w:start w:val="1"/>
+      <w:numFmt w:val="bullet"/>
+      <w:lvlText w:val=""/>
+      <w:lvlJc w:val="left"/>
+      <w:pPr>
+        <w:tabs>
+          <w:tab w:val="num" w:pos="3600"/>
+        </w:tabs>
+        <w:ind w:left="3600" w:hanging="360"/>
+      </w:pPr>
+      <w:rPr>
+        <w:rFonts w:ascii="Wingdings" w:hAnsi="Wingdings" w:hint="default"/>
+        <w:sz w:val="20"/>
+      </w:rPr>
+    </w:lvl>
+    <w:lvl w:ilvl="5" w:tentative="1">
+      <w:start w:val="1"/>
+      <w:numFmt w:val="bullet"/>
+      <w:lvlText w:val=""/>
+      <w:lvlJc w:val="left"/>
+      <w:pPr>
+        <w:tabs>
+          <w:tab w:val="num" w:pos="4320"/>
+        </w:tabs>
+        <w:ind w:left="4320" w:hanging="360"/>
+      </w:pPr>
+      <w:rPr>
+        <w:rFonts w:ascii="Wingdings" w:hAnsi="Wingdings" w:hint="default"/>
+        <w:sz w:val="20"/>
+      </w:rPr>
+    </w:lvl>
+    <w:lvl w:ilvl="6" w:tentative="1">
+      <w:start w:val="1"/>
+      <w:numFmt w:val="bullet"/>
+      <w:lvlText w:val=""/>
+      <w:lvlJc w:val="left"/>
+      <w:pPr>
+        <w:tabs>
+          <w:tab w:val="num" w:pos="5040"/>
+        </w:tabs>
+        <w:ind w:left="5040" w:hanging="360"/>
+      </w:pPr>
+      <w:rPr>
+        <w:rFonts w:ascii="Wingdings" w:hAnsi="Wingdings" w:hint="default"/>
+        <w:sz w:val="20"/>
+      </w:rPr>
+    </w:lvl>
+    <w:lvl w:ilvl="7" w:tentative="1">
+      <w:start w:val="1"/>
+      <w:numFmt w:val="bullet"/>
+      <w:lvlText w:val=""/>
+      <w:lvlJc w:val="left"/>
+      <w:pPr>
+        <w:tabs>
+          <w:tab w:val="num" w:pos="5760"/>
+        </w:tabs>
+        <w:ind w:left="5760" w:hanging="360"/>
+      </w:pPr>
+      <w:rPr>
+        <w:rFonts w:ascii="Wingdings" w:hAnsi="Wingdings" w:hint="default"/>
+        <w:sz w:val="20"/>
+      </w:rPr>
+    </w:lvl>
+    <w:lvl w:ilvl="8" w:tentative="1">
+      <w:start w:val="1"/>
+      <w:numFmt w:val="bullet"/>
+      <w:lvlText w:val=""/>
+      <w:lvlJc w:val="left"/>
+      <w:pPr>
+        <w:tabs>
+          <w:tab w:val="num" w:pos="6480"/>
+        </w:tabs>
+        <w:ind w:left="6480" w:hanging="360"/>
+      </w:pPr>
+      <w:rPr>
+        <w:rFonts w:ascii="Wingdings" w:hAnsi="Wingdings" w:hint="default"/>
+        <w:sz w:val="20"/>
+      </w:rPr>
+    </w:lvl>
+  </w:abstractNum>
+  <w:abstractNum w:abstractNumId="21" w15:restartNumberingAfterBreak="0">
+    <w:nsid w:val="3F5735EE"/>
+    <w:multiLevelType w:val="hybridMultilevel"/>
+    <w:tmpl w:val="60262610"/>
+    <w:lvl w:ilvl="0" w:tplc="9C2006EE">
+      <w:numFmt w:val="bullet"/>
+      <w:lvlText w:val=""/>
+      <w:lvlJc w:val="left"/>
+      <w:pPr>
+        <w:ind w:left="1342" w:hanging="360"/>
+      </w:pPr>
+      <w:rPr>
+        <w:rFonts w:ascii="Wingdings" w:eastAsia="Wingdings" w:hAnsi="Wingdings" w:cs="Wingdings" w:hint="default"/>
+        <w:b w:val="0"/>
+        <w:bCs w:val="0"/>
+        <w:i w:val="0"/>
+        <w:iCs w:val="0"/>
+        <w:spacing w:val="0"/>
+        <w:w w:val="100"/>
+        <w:sz w:val="24"/>
+        <w:szCs w:val="24"/>
+        <w:lang w:val="es-ES" w:eastAsia="en-US" w:bidi="ar-SA"/>
+      </w:rPr>
+    </w:lvl>
+    <w:lvl w:ilvl="1" w:tplc="18DC39C4">
       <w:numFmt w:val="bullet"/>
       <w:lvlText w:val="•"/>
       <w:lvlJc w:val="left"/>
       <w:pPr>
-        <w:ind w:left="8620" w:hanging="360"/>
+        <w:ind w:left="2250" w:hanging="360"/>
       </w:pPr>
       <w:rPr>
         <w:rFonts w:hint="default"/>
         <w:lang w:val="es-ES" w:eastAsia="en-US" w:bidi="ar-SA"/>
       </w:rPr>
     </w:lvl>
+    <w:lvl w:ilvl="2" w:tplc="A000D216">
+      <w:numFmt w:val="bullet"/>
+      <w:lvlText w:val="•"/>
+      <w:lvlJc w:val="left"/>
+      <w:pPr>
+        <w:ind w:left="3160" w:hanging="360"/>
+      </w:pPr>
+      <w:rPr>
+        <w:rFonts w:hint="default"/>
+        <w:lang w:val="es-ES" w:eastAsia="en-US" w:bidi="ar-SA"/>
+      </w:rPr>
+    </w:lvl>
+    <w:lvl w:ilvl="3" w:tplc="360CB824">
+      <w:numFmt w:val="bullet"/>
+      <w:lvlText w:val="•"/>
+      <w:lvlJc w:val="left"/>
+      <w:pPr>
+        <w:ind w:left="4070" w:hanging="360"/>
+      </w:pPr>
+      <w:rPr>
+        <w:rFonts w:hint="default"/>
+        <w:lang w:val="es-ES" w:eastAsia="en-US" w:bidi="ar-SA"/>
+      </w:rPr>
+    </w:lvl>
+    <w:lvl w:ilvl="4" w:tplc="B6D0CA6C">
+      <w:numFmt w:val="bullet"/>
+      <w:lvlText w:val="•"/>
+      <w:lvlJc w:val="left"/>
+      <w:pPr>
+        <w:ind w:left="4980" w:hanging="360"/>
+      </w:pPr>
+      <w:rPr>
+        <w:rFonts w:hint="default"/>
+        <w:lang w:val="es-ES" w:eastAsia="en-US" w:bidi="ar-SA"/>
+      </w:rPr>
+    </w:lvl>
+    <w:lvl w:ilvl="5" w:tplc="399CA18A">
+      <w:numFmt w:val="bullet"/>
+      <w:lvlText w:val="•"/>
+      <w:lvlJc w:val="left"/>
+      <w:pPr>
+        <w:ind w:left="5890" w:hanging="360"/>
+      </w:pPr>
+      <w:rPr>
+        <w:rFonts w:hint="default"/>
+        <w:lang w:val="es-ES" w:eastAsia="en-US" w:bidi="ar-SA"/>
+      </w:rPr>
+    </w:lvl>
+    <w:lvl w:ilvl="6" w:tplc="9E9A06CA">
+      <w:numFmt w:val="bullet"/>
+      <w:lvlText w:val="•"/>
+      <w:lvlJc w:val="left"/>
+      <w:pPr>
+        <w:ind w:left="6800" w:hanging="360"/>
+      </w:pPr>
+      <w:rPr>
+        <w:rFonts w:hint="default"/>
+        <w:lang w:val="es-ES" w:eastAsia="en-US" w:bidi="ar-SA"/>
+      </w:rPr>
+    </w:lvl>
+    <w:lvl w:ilvl="7" w:tplc="F3C21CD0">
+      <w:numFmt w:val="bullet"/>
+      <w:lvlText w:val="•"/>
+      <w:lvlJc w:val="left"/>
+      <w:pPr>
+        <w:ind w:left="7710" w:hanging="360"/>
+      </w:pPr>
+      <w:rPr>
+        <w:rFonts w:hint="default"/>
+        <w:lang w:val="es-ES" w:eastAsia="en-US" w:bidi="ar-SA"/>
+      </w:rPr>
+    </w:lvl>
+    <w:lvl w:ilvl="8" w:tplc="99085934">
+      <w:numFmt w:val="bullet"/>
+      <w:lvlText w:val="•"/>
+      <w:lvlJc w:val="left"/>
+      <w:pPr>
+        <w:ind w:left="8620" w:hanging="360"/>
+      </w:pPr>
+      <w:rPr>
+        <w:rFonts w:hint="default"/>
+        <w:lang w:val="es-ES" w:eastAsia="en-US" w:bidi="ar-SA"/>
+      </w:rPr>
+    </w:lvl>
   </w:abstractNum>
-  <w:abstractNum w:abstractNumId="18" w15:restartNumberingAfterBreak="0">
+  <w:abstractNum w:abstractNumId="22" w15:restartNumberingAfterBreak="0">
     <w:nsid w:val="45760E59"/>
     <w:multiLevelType w:val="hybridMultilevel"/>
     <w:tmpl w:val="34E8F56E"/>
@@ -19211,7 +20507,7 @@
       </w:rPr>
     </w:lvl>
   </w:abstractNum>
-  <w:abstractNum w:abstractNumId="19" w15:restartNumberingAfterBreak="0">
+  <w:abstractNum w:abstractNumId="23" w15:restartNumberingAfterBreak="0">
     <w:nsid w:val="487861E0"/>
     <w:multiLevelType w:val="multilevel"/>
     <w:tmpl w:val="3E5487CE"/>
@@ -19328,7 +20624,7 @@
       </w:pPr>
     </w:lvl>
   </w:abstractNum>
-  <w:abstractNum w:abstractNumId="20" w15:restartNumberingAfterBreak="0">
+  <w:abstractNum w:abstractNumId="24" w15:restartNumberingAfterBreak="0">
     <w:nsid w:val="4D0802A3"/>
     <w:multiLevelType w:val="multilevel"/>
     <w:tmpl w:val="BDF04E98"/>
@@ -19477,7 +20773,7 @@
       </w:rPr>
     </w:lvl>
   </w:abstractNum>
-  <w:abstractNum w:abstractNumId="21" w15:restartNumberingAfterBreak="0">
+  <w:abstractNum w:abstractNumId="25" w15:restartNumberingAfterBreak="0">
     <w:nsid w:val="4FCC1037"/>
     <w:multiLevelType w:val="hybridMultilevel"/>
     <w:tmpl w:val="630C3A36"/>
@@ -19563,7 +20859,7 @@
       </w:pPr>
     </w:lvl>
   </w:abstractNum>
-  <w:abstractNum w:abstractNumId="22" w15:restartNumberingAfterBreak="0">
+  <w:abstractNum w:abstractNumId="26" w15:restartNumberingAfterBreak="0">
     <w:nsid w:val="509949AD"/>
     <w:multiLevelType w:val="hybridMultilevel"/>
     <w:tmpl w:val="869A34F6"/>
@@ -19685,7 +20981,7 @@
       </w:rPr>
     </w:lvl>
   </w:abstractNum>
-  <w:abstractNum w:abstractNumId="23" w15:restartNumberingAfterBreak="0">
+  <w:abstractNum w:abstractNumId="27" w15:restartNumberingAfterBreak="0">
     <w:nsid w:val="51532487"/>
     <w:multiLevelType w:val="hybridMultilevel"/>
     <w:tmpl w:val="091A9E32"/>
@@ -19798,7 +21094,7 @@
       </w:rPr>
     </w:lvl>
   </w:abstractNum>
-  <w:abstractNum w:abstractNumId="24" w15:restartNumberingAfterBreak="0">
+  <w:abstractNum w:abstractNumId="28" w15:restartNumberingAfterBreak="0">
     <w:nsid w:val="55E443F3"/>
     <w:multiLevelType w:val="hybridMultilevel"/>
     <w:tmpl w:val="A368740C"/>
@@ -19919,7 +21215,156 @@
       </w:rPr>
     </w:lvl>
   </w:abstractNum>
-  <w:abstractNum w:abstractNumId="25" w15:restartNumberingAfterBreak="0">
+  <w:abstractNum w:abstractNumId="29" w15:restartNumberingAfterBreak="0">
+    <w:nsid w:val="57842A52"/>
+    <w:multiLevelType w:val="multilevel"/>
+    <w:tmpl w:val="847622E4"/>
+    <w:lvl w:ilvl="0">
+      <w:start w:val="1"/>
+      <w:numFmt w:val="bullet"/>
+      <w:lvlText w:val=""/>
+      <w:lvlJc w:val="left"/>
+      <w:pPr>
+        <w:tabs>
+          <w:tab w:val="num" w:pos="720"/>
+        </w:tabs>
+        <w:ind w:left="720" w:hanging="360"/>
+      </w:pPr>
+      <w:rPr>
+        <w:rFonts w:ascii="Symbol" w:hAnsi="Symbol" w:hint="default"/>
+        <w:sz w:val="20"/>
+      </w:rPr>
+    </w:lvl>
+    <w:lvl w:ilvl="1" w:tentative="1">
+      <w:start w:val="1"/>
+      <w:numFmt w:val="bullet"/>
+      <w:lvlText w:val="o"/>
+      <w:lvlJc w:val="left"/>
+      <w:pPr>
+        <w:tabs>
+          <w:tab w:val="num" w:pos="1440"/>
+        </w:tabs>
+        <w:ind w:left="1440" w:hanging="360"/>
+      </w:pPr>
+      <w:rPr>
+        <w:rFonts w:ascii="Courier New" w:hAnsi="Courier New" w:hint="default"/>
+        <w:sz w:val="20"/>
+      </w:rPr>
+    </w:lvl>
+    <w:lvl w:ilvl="2" w:tentative="1">
+      <w:start w:val="1"/>
+      <w:numFmt w:val="bullet"/>
+      <w:lvlText w:val=""/>
+      <w:lvlJc w:val="left"/>
+      <w:pPr>
+        <w:tabs>
+          <w:tab w:val="num" w:pos="2160"/>
+        </w:tabs>
+        <w:ind w:left="2160" w:hanging="360"/>
+      </w:pPr>
+      <w:rPr>
+        <w:rFonts w:ascii="Wingdings" w:hAnsi="Wingdings" w:hint="default"/>
+        <w:sz w:val="20"/>
+      </w:rPr>
+    </w:lvl>
+    <w:lvl w:ilvl="3" w:tentative="1">
+      <w:start w:val="1"/>
+      <w:numFmt w:val="bullet"/>
+      <w:lvlText w:val=""/>
+      <w:lvlJc w:val="left"/>
+      <w:pPr>
+        <w:tabs>
+          <w:tab w:val="num" w:pos="2880"/>
+        </w:tabs>
+        <w:ind w:left="2880" w:hanging="360"/>
+      </w:pPr>
+      <w:rPr>
+        <w:rFonts w:ascii="Wingdings" w:hAnsi="Wingdings" w:hint="default"/>
+        <w:sz w:val="20"/>
+      </w:rPr>
+    </w:lvl>
+    <w:lvl w:ilvl="4" w:tentative="1">
+      <w:start w:val="1"/>
+      <w:numFmt w:val="bullet"/>
+      <w:lvlText w:val=""/>
+      <w:lvlJc w:val="left"/>
+      <w:pPr>
+        <w:tabs>
+          <w:tab w:val="num" w:pos="3600"/>
+        </w:tabs>
+        <w:ind w:left="3600" w:hanging="360"/>
+      </w:pPr>
+      <w:rPr>
+        <w:rFonts w:ascii="Wingdings" w:hAnsi="Wingdings" w:hint="default"/>
+        <w:sz w:val="20"/>
+      </w:rPr>
+    </w:lvl>
+    <w:lvl w:ilvl="5" w:tentative="1">
+      <w:start w:val="1"/>
+      <w:numFmt w:val="bullet"/>
+      <w:lvlText w:val=""/>
+      <w:lvlJc w:val="left"/>
+      <w:pPr>
+        <w:tabs>
+          <w:tab w:val="num" w:pos="4320"/>
+        </w:tabs>
+        <w:ind w:left="4320" w:hanging="360"/>
+      </w:pPr>
+      <w:rPr>
+        <w:rFonts w:ascii="Wingdings" w:hAnsi="Wingdings" w:hint="default"/>
+        <w:sz w:val="20"/>
+      </w:rPr>
+    </w:lvl>
+    <w:lvl w:ilvl="6" w:tentative="1">
+      <w:start w:val="1"/>
+      <w:numFmt w:val="bullet"/>
+      <w:lvlText w:val=""/>
+      <w:lvlJc w:val="left"/>
+      <w:pPr>
+        <w:tabs>
+          <w:tab w:val="num" w:pos="5040"/>
+        </w:tabs>
+        <w:ind w:left="5040" w:hanging="360"/>
+      </w:pPr>
+      <w:rPr>
+        <w:rFonts w:ascii="Wingdings" w:hAnsi="Wingdings" w:hint="default"/>
+        <w:sz w:val="20"/>
+      </w:rPr>
+    </w:lvl>
+    <w:lvl w:ilvl="7" w:tentative="1">
+      <w:start w:val="1"/>
+      <w:numFmt w:val="bullet"/>
+      <w:lvlText w:val=""/>
+      <w:lvlJc w:val="left"/>
+      <w:pPr>
+        <w:tabs>
+          <w:tab w:val="num" w:pos="5760"/>
+        </w:tabs>
+        <w:ind w:left="5760" w:hanging="360"/>
+      </w:pPr>
+      <w:rPr>
+        <w:rFonts w:ascii="Wingdings" w:hAnsi="Wingdings" w:hint="default"/>
+        <w:sz w:val="20"/>
+      </w:rPr>
+    </w:lvl>
+    <w:lvl w:ilvl="8" w:tentative="1">
+      <w:start w:val="1"/>
+      <w:numFmt w:val="bullet"/>
+      <w:lvlText w:val=""/>
+      <w:lvlJc w:val="left"/>
+      <w:pPr>
+        <w:tabs>
+          <w:tab w:val="num" w:pos="6480"/>
+        </w:tabs>
+        <w:ind w:left="6480" w:hanging="360"/>
+      </w:pPr>
+      <w:rPr>
+        <w:rFonts w:ascii="Wingdings" w:hAnsi="Wingdings" w:hint="default"/>
+        <w:sz w:val="20"/>
+      </w:rPr>
+    </w:lvl>
+  </w:abstractNum>
+  <w:abstractNum w:abstractNumId="30" w15:restartNumberingAfterBreak="0">
     <w:nsid w:val="587379EE"/>
     <w:multiLevelType w:val="hybridMultilevel"/>
     <w:tmpl w:val="CDD272CC"/>
@@ -20041,7 +21486,7 @@
       </w:rPr>
     </w:lvl>
   </w:abstractNum>
-  <w:abstractNum w:abstractNumId="26" w15:restartNumberingAfterBreak="0">
+  <w:abstractNum w:abstractNumId="31" w15:restartNumberingAfterBreak="0">
     <w:nsid w:val="58992AD0"/>
     <w:multiLevelType w:val="hybridMultilevel"/>
     <w:tmpl w:val="4364D14C"/>
@@ -20163,7 +21608,120 @@
       </w:rPr>
     </w:lvl>
   </w:abstractNum>
-  <w:abstractNum w:abstractNumId="27" w15:restartNumberingAfterBreak="0">
+  <w:abstractNum w:abstractNumId="32" w15:restartNumberingAfterBreak="0">
+    <w:nsid w:val="592C3CA1"/>
+    <w:multiLevelType w:val="hybridMultilevel"/>
+    <w:tmpl w:val="6B564D9C"/>
+    <w:lvl w:ilvl="0" w:tplc="04090005">
+      <w:start w:val="1"/>
+      <w:numFmt w:val="bullet"/>
+      <w:lvlText w:val=""/>
+      <w:lvlJc w:val="left"/>
+      <w:pPr>
+        <w:ind w:left="1701" w:hanging="360"/>
+      </w:pPr>
+      <w:rPr>
+        <w:rFonts w:ascii="Wingdings" w:hAnsi="Wingdings" w:hint="default"/>
+      </w:rPr>
+    </w:lvl>
+    <w:lvl w:ilvl="1" w:tplc="04090003" w:tentative="1">
+      <w:start w:val="1"/>
+      <w:numFmt w:val="bullet"/>
+      <w:lvlText w:val="o"/>
+      <w:lvlJc w:val="left"/>
+      <w:pPr>
+        <w:ind w:left="2421" w:hanging="360"/>
+      </w:pPr>
+      <w:rPr>
+        <w:rFonts w:ascii="Courier New" w:hAnsi="Courier New" w:cs="Courier New" w:hint="default"/>
+      </w:rPr>
+    </w:lvl>
+    <w:lvl w:ilvl="2" w:tplc="04090005" w:tentative="1">
+      <w:start w:val="1"/>
+      <w:numFmt w:val="bullet"/>
+      <w:lvlText w:val=""/>
+      <w:lvlJc w:val="left"/>
+      <w:pPr>
+        <w:ind w:left="3141" w:hanging="360"/>
+      </w:pPr>
+      <w:rPr>
+        <w:rFonts w:ascii="Wingdings" w:hAnsi="Wingdings" w:hint="default"/>
+      </w:rPr>
+    </w:lvl>
+    <w:lvl w:ilvl="3" w:tplc="04090001" w:tentative="1">
+      <w:start w:val="1"/>
+      <w:numFmt w:val="bullet"/>
+      <w:lvlText w:val=""/>
+      <w:lvlJc w:val="left"/>
+      <w:pPr>
+        <w:ind w:left="3861" w:hanging="360"/>
+      </w:pPr>
+      <w:rPr>
+        <w:rFonts w:ascii="Symbol" w:hAnsi="Symbol" w:hint="default"/>
+      </w:rPr>
+    </w:lvl>
+    <w:lvl w:ilvl="4" w:tplc="04090003" w:tentative="1">
+      <w:start w:val="1"/>
+      <w:numFmt w:val="bullet"/>
+      <w:lvlText w:val="o"/>
+      <w:lvlJc w:val="left"/>
+      <w:pPr>
+        <w:ind w:left="4581" w:hanging="360"/>
+      </w:pPr>
+      <w:rPr>
+        <w:rFonts w:ascii="Courier New" w:hAnsi="Courier New" w:cs="Courier New" w:hint="default"/>
+      </w:rPr>
+    </w:lvl>
+    <w:lvl w:ilvl="5" w:tplc="04090005" w:tentative="1">
+      <w:start w:val="1"/>
+      <w:numFmt w:val="bullet"/>
+      <w:lvlText w:val=""/>
+      <w:lvlJc w:val="left"/>
+      <w:pPr>
+        <w:ind w:left="5301" w:hanging="360"/>
+      </w:pPr>
+      <w:rPr>
+        <w:rFonts w:ascii="Wingdings" w:hAnsi="Wingdings" w:hint="default"/>
+      </w:rPr>
+    </w:lvl>
+    <w:lvl w:ilvl="6" w:tplc="04090001" w:tentative="1">
+      <w:start w:val="1"/>
+      <w:numFmt w:val="bullet"/>
+      <w:lvlText w:val=""/>
+      <w:lvlJc w:val="left"/>
+      <w:pPr>
+        <w:ind w:left="6021" w:hanging="360"/>
+      </w:pPr>
+      <w:rPr>
+        <w:rFonts w:ascii="Symbol" w:hAnsi="Symbol" w:hint="default"/>
+      </w:rPr>
+    </w:lvl>
+    <w:lvl w:ilvl="7" w:tplc="04090003" w:tentative="1">
+      <w:start w:val="1"/>
+      <w:numFmt w:val="bullet"/>
+      <w:lvlText w:val="o"/>
+      <w:lvlJc w:val="left"/>
+      <w:pPr>
+        <w:ind w:left="6741" w:hanging="360"/>
+      </w:pPr>
+      <w:rPr>
+        <w:rFonts w:ascii="Courier New" w:hAnsi="Courier New" w:cs="Courier New" w:hint="default"/>
+      </w:rPr>
+    </w:lvl>
+    <w:lvl w:ilvl="8" w:tplc="04090005" w:tentative="1">
+      <w:start w:val="1"/>
+      <w:numFmt w:val="bullet"/>
+      <w:lvlText w:val=""/>
+      <w:lvlJc w:val="left"/>
+      <w:pPr>
+        <w:ind w:left="7461" w:hanging="360"/>
+      </w:pPr>
+      <w:rPr>
+        <w:rFonts w:ascii="Wingdings" w:hAnsi="Wingdings" w:hint="default"/>
+      </w:rPr>
+    </w:lvl>
+  </w:abstractNum>
+  <w:abstractNum w:abstractNumId="33" w15:restartNumberingAfterBreak="0">
     <w:nsid w:val="65FB255D"/>
     <w:multiLevelType w:val="hybridMultilevel"/>
     <w:tmpl w:val="2FEA6B80"/>
@@ -20284,7 +21842,7 @@
       </w:rPr>
     </w:lvl>
   </w:abstractNum>
-  <w:abstractNum w:abstractNumId="28" w15:restartNumberingAfterBreak="0">
+  <w:abstractNum w:abstractNumId="34" w15:restartNumberingAfterBreak="0">
     <w:nsid w:val="69AB03C5"/>
     <w:multiLevelType w:val="hybridMultilevel"/>
     <w:tmpl w:val="8E9EAC3E"/>
@@ -20407,7 +21965,7 @@
       </w:rPr>
     </w:lvl>
   </w:abstractNum>
-  <w:abstractNum w:abstractNumId="29" w15:restartNumberingAfterBreak="0">
+  <w:abstractNum w:abstractNumId="35" w15:restartNumberingAfterBreak="0">
     <w:nsid w:val="6D21594F"/>
     <w:multiLevelType w:val="multilevel"/>
     <w:tmpl w:val="0EF08760"/>
@@ -20556,7 +22114,7 @@
       </w:rPr>
     </w:lvl>
   </w:abstractNum>
-  <w:abstractNum w:abstractNumId="30" w15:restartNumberingAfterBreak="0">
+  <w:abstractNum w:abstractNumId="36" w15:restartNumberingAfterBreak="0">
     <w:nsid w:val="6FA261BF"/>
     <w:multiLevelType w:val="hybridMultilevel"/>
     <w:tmpl w:val="A69E9478"/>
@@ -20645,7 +22203,7 @@
       </w:pPr>
     </w:lvl>
   </w:abstractNum>
-  <w:abstractNum w:abstractNumId="31" w15:restartNumberingAfterBreak="0">
+  <w:abstractNum w:abstractNumId="37" w15:restartNumberingAfterBreak="0">
     <w:nsid w:val="70D15007"/>
     <w:multiLevelType w:val="hybridMultilevel"/>
     <w:tmpl w:val="C7D0ECD8"/>
@@ -20767,7 +22325,7 @@
       </w:rPr>
     </w:lvl>
   </w:abstractNum>
-  <w:abstractNum w:abstractNumId="32" w15:restartNumberingAfterBreak="0">
+  <w:abstractNum w:abstractNumId="38" w15:restartNumberingAfterBreak="0">
     <w:nsid w:val="726B4C75"/>
     <w:multiLevelType w:val="multilevel"/>
     <w:tmpl w:val="9C064106"/>
@@ -20916,7 +22474,7 @@
       </w:rPr>
     </w:lvl>
   </w:abstractNum>
-  <w:abstractNum w:abstractNumId="33" w15:restartNumberingAfterBreak="0">
+  <w:abstractNum w:abstractNumId="39" w15:restartNumberingAfterBreak="0">
     <w:nsid w:val="73FB41AE"/>
     <w:multiLevelType w:val="hybridMultilevel"/>
     <w:tmpl w:val="D6F62682"/>
@@ -21002,7 +22560,7 @@
       </w:pPr>
     </w:lvl>
   </w:abstractNum>
-  <w:abstractNum w:abstractNumId="34" w15:restartNumberingAfterBreak="0">
+  <w:abstractNum w:abstractNumId="40" w15:restartNumberingAfterBreak="0">
     <w:nsid w:val="74DC7FCF"/>
     <w:multiLevelType w:val="hybridMultilevel"/>
     <w:tmpl w:val="1F265C68"/>
@@ -21088,7 +22646,7 @@
       </w:pPr>
     </w:lvl>
   </w:abstractNum>
-  <w:abstractNum w:abstractNumId="35" w15:restartNumberingAfterBreak="0">
+  <w:abstractNum w:abstractNumId="41" w15:restartNumberingAfterBreak="0">
     <w:nsid w:val="75883D01"/>
     <w:multiLevelType w:val="hybridMultilevel"/>
     <w:tmpl w:val="08A4B7E4"/>
@@ -21174,7 +22732,7 @@
       </w:pPr>
     </w:lvl>
   </w:abstractNum>
-  <w:abstractNum w:abstractNumId="36" w15:restartNumberingAfterBreak="0">
+  <w:abstractNum w:abstractNumId="42" w15:restartNumberingAfterBreak="0">
     <w:nsid w:val="762008A4"/>
     <w:multiLevelType w:val="hybridMultilevel"/>
     <w:tmpl w:val="6EF299AA"/>
@@ -21295,7 +22853,7 @@
       </w:rPr>
     </w:lvl>
   </w:abstractNum>
-  <w:abstractNum w:abstractNumId="37" w15:restartNumberingAfterBreak="0">
+  <w:abstractNum w:abstractNumId="43" w15:restartNumberingAfterBreak="0">
     <w:nsid w:val="78104D44"/>
     <w:multiLevelType w:val="hybridMultilevel"/>
     <w:tmpl w:val="BAD05F3A"/>
@@ -21408,7 +22966,7 @@
       </w:rPr>
     </w:lvl>
   </w:abstractNum>
-  <w:abstractNum w:abstractNumId="38" w15:restartNumberingAfterBreak="0">
+  <w:abstractNum w:abstractNumId="44" w15:restartNumberingAfterBreak="0">
     <w:nsid w:val="7C761A78"/>
     <w:multiLevelType w:val="hybridMultilevel"/>
     <w:tmpl w:val="21981776"/>
@@ -21539,122 +23097,256 @@
       </w:rPr>
     </w:lvl>
   </w:abstractNum>
+  <w:abstractNum w:abstractNumId="45" w15:restartNumberingAfterBreak="0">
+    <w:nsid w:val="7E9C7C37"/>
+    <w:multiLevelType w:val="hybridMultilevel"/>
+    <w:tmpl w:val="09C40620"/>
+    <w:lvl w:ilvl="0" w:tplc="04090001">
+      <w:start w:val="1"/>
+      <w:numFmt w:val="bullet"/>
+      <w:lvlText w:val=""/>
+      <w:lvlJc w:val="left"/>
+      <w:pPr>
+        <w:ind w:left="1701" w:hanging="360"/>
+      </w:pPr>
+      <w:rPr>
+        <w:rFonts w:ascii="Symbol" w:hAnsi="Symbol" w:hint="default"/>
+      </w:rPr>
+    </w:lvl>
+    <w:lvl w:ilvl="1" w:tplc="FFFFFFFF" w:tentative="1">
+      <w:start w:val="1"/>
+      <w:numFmt w:val="bullet"/>
+      <w:lvlText w:val="o"/>
+      <w:lvlJc w:val="left"/>
+      <w:pPr>
+        <w:ind w:left="2421" w:hanging="360"/>
+      </w:pPr>
+      <w:rPr>
+        <w:rFonts w:ascii="Courier New" w:hAnsi="Courier New" w:cs="Courier New" w:hint="default"/>
+      </w:rPr>
+    </w:lvl>
+    <w:lvl w:ilvl="2" w:tplc="FFFFFFFF" w:tentative="1">
+      <w:start w:val="1"/>
+      <w:numFmt w:val="bullet"/>
+      <w:lvlText w:val=""/>
+      <w:lvlJc w:val="left"/>
+      <w:pPr>
+        <w:ind w:left="3141" w:hanging="360"/>
+      </w:pPr>
+      <w:rPr>
+        <w:rFonts w:ascii="Wingdings" w:hAnsi="Wingdings" w:hint="default"/>
+      </w:rPr>
+    </w:lvl>
+    <w:lvl w:ilvl="3" w:tplc="FFFFFFFF" w:tentative="1">
+      <w:start w:val="1"/>
+      <w:numFmt w:val="bullet"/>
+      <w:lvlText w:val=""/>
+      <w:lvlJc w:val="left"/>
+      <w:pPr>
+        <w:ind w:left="3861" w:hanging="360"/>
+      </w:pPr>
+      <w:rPr>
+        <w:rFonts w:ascii="Symbol" w:hAnsi="Symbol" w:hint="default"/>
+      </w:rPr>
+    </w:lvl>
+    <w:lvl w:ilvl="4" w:tplc="FFFFFFFF" w:tentative="1">
+      <w:start w:val="1"/>
+      <w:numFmt w:val="bullet"/>
+      <w:lvlText w:val="o"/>
+      <w:lvlJc w:val="left"/>
+      <w:pPr>
+        <w:ind w:left="4581" w:hanging="360"/>
+      </w:pPr>
+      <w:rPr>
+        <w:rFonts w:ascii="Courier New" w:hAnsi="Courier New" w:cs="Courier New" w:hint="default"/>
+      </w:rPr>
+    </w:lvl>
+    <w:lvl w:ilvl="5" w:tplc="FFFFFFFF" w:tentative="1">
+      <w:start w:val="1"/>
+      <w:numFmt w:val="bullet"/>
+      <w:lvlText w:val=""/>
+      <w:lvlJc w:val="left"/>
+      <w:pPr>
+        <w:ind w:left="5301" w:hanging="360"/>
+      </w:pPr>
+      <w:rPr>
+        <w:rFonts w:ascii="Wingdings" w:hAnsi="Wingdings" w:hint="default"/>
+      </w:rPr>
+    </w:lvl>
+    <w:lvl w:ilvl="6" w:tplc="FFFFFFFF" w:tentative="1">
+      <w:start w:val="1"/>
+      <w:numFmt w:val="bullet"/>
+      <w:lvlText w:val=""/>
+      <w:lvlJc w:val="left"/>
+      <w:pPr>
+        <w:ind w:left="6021" w:hanging="360"/>
+      </w:pPr>
+      <w:rPr>
+        <w:rFonts w:ascii="Symbol" w:hAnsi="Symbol" w:hint="default"/>
+      </w:rPr>
+    </w:lvl>
+    <w:lvl w:ilvl="7" w:tplc="FFFFFFFF" w:tentative="1">
+      <w:start w:val="1"/>
+      <w:numFmt w:val="bullet"/>
+      <w:lvlText w:val="o"/>
+      <w:lvlJc w:val="left"/>
+      <w:pPr>
+        <w:ind w:left="6741" w:hanging="360"/>
+      </w:pPr>
+      <w:rPr>
+        <w:rFonts w:ascii="Courier New" w:hAnsi="Courier New" w:cs="Courier New" w:hint="default"/>
+      </w:rPr>
+    </w:lvl>
+    <w:lvl w:ilvl="8" w:tplc="FFFFFFFF" w:tentative="1">
+      <w:start w:val="1"/>
+      <w:numFmt w:val="bullet"/>
+      <w:lvlText w:val=""/>
+      <w:lvlJc w:val="left"/>
+      <w:pPr>
+        <w:ind w:left="7461" w:hanging="360"/>
+      </w:pPr>
+      <w:rPr>
+        <w:rFonts w:ascii="Wingdings" w:hAnsi="Wingdings" w:hint="default"/>
+      </w:rPr>
+    </w:lvl>
+  </w:abstractNum>
   <w:num w:numId="1" w16cid:durableId="877090183">
-    <w:abstractNumId w:val="24"/>
+    <w:abstractNumId w:val="28"/>
   </w:num>
   <w:num w:numId="2" w16cid:durableId="475924124">
-    <w:abstractNumId w:val="18"/>
+    <w:abstractNumId w:val="22"/>
   </w:num>
   <w:num w:numId="3" w16cid:durableId="2012759613">
+    <w:abstractNumId w:val="31"/>
+  </w:num>
+  <w:num w:numId="4" w16cid:durableId="375391874">
+    <w:abstractNumId w:val="30"/>
+  </w:num>
+  <w:num w:numId="5" w16cid:durableId="1639528909">
+    <w:abstractNumId w:val="33"/>
+  </w:num>
+  <w:num w:numId="6" w16cid:durableId="1702585508">
     <w:abstractNumId w:val="26"/>
   </w:num>
-  <w:num w:numId="4" w16cid:durableId="375391874">
+  <w:num w:numId="7" w16cid:durableId="942883525">
+    <w:abstractNumId w:val="34"/>
+  </w:num>
+  <w:num w:numId="8" w16cid:durableId="2026899589">
+    <w:abstractNumId w:val="12"/>
+  </w:num>
+  <w:num w:numId="9" w16cid:durableId="950280824">
+    <w:abstractNumId w:val="2"/>
+  </w:num>
+  <w:num w:numId="10" w16cid:durableId="775909192">
+    <w:abstractNumId w:val="44"/>
+  </w:num>
+  <w:num w:numId="11" w16cid:durableId="957681745">
+    <w:abstractNumId w:val="42"/>
+  </w:num>
+  <w:num w:numId="12" w16cid:durableId="1191380890">
+    <w:abstractNumId w:val="21"/>
+  </w:num>
+  <w:num w:numId="13" w16cid:durableId="665783405">
+    <w:abstractNumId w:val="4"/>
+  </w:num>
+  <w:num w:numId="14" w16cid:durableId="1353148973">
+    <w:abstractNumId w:val="37"/>
+  </w:num>
+  <w:num w:numId="15" w16cid:durableId="1025666829">
+    <w:abstractNumId w:val="6"/>
+  </w:num>
+  <w:num w:numId="16" w16cid:durableId="1752657113">
+    <w:abstractNumId w:val="10"/>
+  </w:num>
+  <w:num w:numId="17" w16cid:durableId="703794347">
+    <w:abstractNumId w:val="14"/>
+  </w:num>
+  <w:num w:numId="18" w16cid:durableId="2008820704">
+    <w:abstractNumId w:val="39"/>
+  </w:num>
+  <w:num w:numId="19" w16cid:durableId="306206851">
     <w:abstractNumId w:val="25"/>
   </w:num>
-  <w:num w:numId="5" w16cid:durableId="1639528909">
-    <w:abstractNumId w:val="27"/>
-  </w:num>
-  <w:num w:numId="6" w16cid:durableId="1702585508">
-    <w:abstractNumId w:val="22"/>
-  </w:num>
-  <w:num w:numId="7" w16cid:durableId="942883525">
-    <w:abstractNumId w:val="28"/>
-  </w:num>
-  <w:num w:numId="8" w16cid:durableId="2026899589">
-    <w:abstractNumId w:val="11"/>
-  </w:num>
-  <w:num w:numId="9" w16cid:durableId="950280824">
-    <w:abstractNumId w:val="1"/>
-  </w:num>
-  <w:num w:numId="10" w16cid:durableId="775909192">
-    <w:abstractNumId w:val="38"/>
-  </w:num>
-  <w:num w:numId="11" w16cid:durableId="957681745">
+  <w:num w:numId="20" w16cid:durableId="2042513559">
     <w:abstractNumId w:val="36"/>
   </w:num>
-  <w:num w:numId="12" w16cid:durableId="1191380890">
-    <w:abstractNumId w:val="17"/>
-  </w:num>
-  <w:num w:numId="13" w16cid:durableId="665783405">
-    <w:abstractNumId w:val="3"/>
-  </w:num>
-  <w:num w:numId="14" w16cid:durableId="1353148973">
-    <w:abstractNumId w:val="31"/>
-  </w:num>
-  <w:num w:numId="15" w16cid:durableId="1025666829">
-    <w:abstractNumId w:val="5"/>
-  </w:num>
-  <w:num w:numId="16" w16cid:durableId="1752657113">
-    <w:abstractNumId w:val="9"/>
-  </w:num>
-  <w:num w:numId="17" w16cid:durableId="703794347">
-    <w:abstractNumId w:val="13"/>
-  </w:num>
-  <w:num w:numId="18" w16cid:durableId="2008820704">
-    <w:abstractNumId w:val="33"/>
-  </w:num>
-  <w:num w:numId="19" w16cid:durableId="306206851">
-    <w:abstractNumId w:val="21"/>
-  </w:num>
-  <w:num w:numId="20" w16cid:durableId="2042513559">
-    <w:abstractNumId w:val="30"/>
-  </w:num>
   <w:num w:numId="21" w16cid:durableId="1963994991">
-    <w:abstractNumId w:val="37"/>
+    <w:abstractNumId w:val="43"/>
   </w:num>
   <w:num w:numId="22" w16cid:durableId="2117017027">
-    <w:abstractNumId w:val="35"/>
+    <w:abstractNumId w:val="41"/>
   </w:num>
   <w:num w:numId="23" w16cid:durableId="273439242">
     <w:abstractNumId w:val="0"/>
   </w:num>
   <w:num w:numId="24" w16cid:durableId="265311219">
+    <w:abstractNumId w:val="9"/>
+  </w:num>
+  <w:num w:numId="25" w16cid:durableId="190801601">
+    <w:abstractNumId w:val="27"/>
+  </w:num>
+  <w:num w:numId="26" w16cid:durableId="631524937">
     <w:abstractNumId w:val="8"/>
   </w:num>
-  <w:num w:numId="25" w16cid:durableId="190801601">
+  <w:num w:numId="27" w16cid:durableId="2022509727">
+    <w:abstractNumId w:val="20"/>
+  </w:num>
+  <w:num w:numId="28" w16cid:durableId="1884370034">
+    <w:abstractNumId w:val="35"/>
+  </w:num>
+  <w:num w:numId="29" w16cid:durableId="1977560038">
+    <w:abstractNumId w:val="38"/>
+  </w:num>
+  <w:num w:numId="30" w16cid:durableId="152643310">
+    <w:abstractNumId w:val="18"/>
+  </w:num>
+  <w:num w:numId="31" w16cid:durableId="765882178">
     <w:abstractNumId w:val="23"/>
   </w:num>
-  <w:num w:numId="26" w16cid:durableId="631524937">
+  <w:num w:numId="32" w16cid:durableId="488790892">
+    <w:abstractNumId w:val="3"/>
+  </w:num>
+  <w:num w:numId="33" w16cid:durableId="1783186447">
+    <w:abstractNumId w:val="11"/>
+  </w:num>
+  <w:num w:numId="34" w16cid:durableId="1938176548">
     <w:abstractNumId w:val="7"/>
   </w:num>
-  <w:num w:numId="27" w16cid:durableId="2022509727">
+  <w:num w:numId="35" w16cid:durableId="216552853">
+    <w:abstractNumId w:val="40"/>
+  </w:num>
+  <w:num w:numId="36" w16cid:durableId="592780650">
+    <w:abstractNumId w:val="5"/>
+  </w:num>
+  <w:num w:numId="37" w16cid:durableId="1563715896">
+    <w:abstractNumId w:val="24"/>
+  </w:num>
+  <w:num w:numId="38" w16cid:durableId="1750732666">
+    <w:abstractNumId w:val="19"/>
+  </w:num>
+  <w:num w:numId="39" w16cid:durableId="338775145">
+    <w:abstractNumId w:val="13"/>
+  </w:num>
+  <w:num w:numId="40" w16cid:durableId="1434399322">
+    <w:abstractNumId w:val="32"/>
+  </w:num>
+  <w:num w:numId="41" w16cid:durableId="651759755">
+    <w:abstractNumId w:val="17"/>
+  </w:num>
+  <w:num w:numId="42" w16cid:durableId="215707555">
+    <w:abstractNumId w:val="45"/>
+  </w:num>
+  <w:num w:numId="43" w16cid:durableId="2144497135">
+    <w:abstractNumId w:val="29"/>
+  </w:num>
+  <w:num w:numId="44" w16cid:durableId="801340642">
+    <w:abstractNumId w:val="15"/>
+  </w:num>
+  <w:num w:numId="45" w16cid:durableId="1222643174">
     <w:abstractNumId w:val="16"/>
   </w:num>
-  <w:num w:numId="28" w16cid:durableId="1884370034">
-    <w:abstractNumId w:val="29"/>
-  </w:num>
-  <w:num w:numId="29" w16cid:durableId="1977560038">
-    <w:abstractNumId w:val="32"/>
-  </w:num>
-  <w:num w:numId="30" w16cid:durableId="152643310">
-    <w:abstractNumId w:val="14"/>
-  </w:num>
-  <w:num w:numId="31" w16cid:durableId="765882178">
-    <w:abstractNumId w:val="19"/>
-  </w:num>
-  <w:num w:numId="32" w16cid:durableId="488790892">
-    <w:abstractNumId w:val="2"/>
-  </w:num>
-  <w:num w:numId="33" w16cid:durableId="1783186447">
-    <w:abstractNumId w:val="10"/>
-  </w:num>
-  <w:num w:numId="34" w16cid:durableId="1938176548">
-    <w:abstractNumId w:val="6"/>
-  </w:num>
-  <w:num w:numId="35" w16cid:durableId="216552853">
-    <w:abstractNumId w:val="34"/>
-  </w:num>
-  <w:num w:numId="36" w16cid:durableId="592780650">
-    <w:abstractNumId w:val="4"/>
-  </w:num>
-  <w:num w:numId="37" w16cid:durableId="1563715896">
-    <w:abstractNumId w:val="20"/>
-  </w:num>
-  <w:num w:numId="38" w16cid:durableId="1750732666">
-    <w:abstractNumId w:val="15"/>
-  </w:num>
-  <w:num w:numId="39" w16cid:durableId="338775145">
-    <w:abstractNumId w:val="12"/>
+  <w:num w:numId="46" w16cid:durableId="403185749">
+    <w:abstractNumId w:val="1"/>
   </w:num>
 </w:numbering>
 </file>
@@ -22165,7 +23857,6 @@
   <w:style w:type="character" w:default="1" w:styleId="Fuentedeprrafopredeter">
     <w:name w:val="Default Paragraph Font"/>
     <w:uiPriority w:val="1"/>
-    <w:semiHidden/>
     <w:unhideWhenUsed/>
   </w:style>
   <w:style w:type="table" w:default="1" w:styleId="Tablanormal">

--- a/subjects/subject_words/java04_es_subject.docx
+++ b/subjects/subject_words/java04_es_subject.docx
@@ -430,7 +430,7 @@
           </mc:Choice>
           <mc:Fallback>
             <w:pict>
-              <v:shape w14:anchorId="1CB1C10E" id="Graphic 3" o:spid="_x0000_s1026" style="position:absolute;margin-left:86.45pt;margin-top:20.05pt;width:476.5pt;height:25.2pt;z-index:-251655680;visibility:visible;mso-wrap-style:square;mso-wrap-distance-left:0;mso-wrap-distance-top:0;mso-wrap-distance-right:0;mso-wrap-distance-bottom:0;mso-position-horizontal:absolute;mso-position-horizontal-relative:page;mso-position-vertical:absolute;mso-position-vertical-relative:text;v-text-anchor:top" coordsize="6051550,320040" o:gfxdata="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" path="m6051397,l5594197,,,12,,18605r5594197,l5594197,320040r457200,l6051397,xe" fillcolor="black" stroked="f">
+              <v:shape w14:anchorId="59598E15" id="Graphic 3" o:spid="_x0000_s1026" style="position:absolute;margin-left:86.45pt;margin-top:20.05pt;width:476.5pt;height:25.2pt;z-index:-251655680;visibility:visible;mso-wrap-style:square;mso-wrap-distance-left:0;mso-wrap-distance-top:0;mso-wrap-distance-right:0;mso-wrap-distance-bottom:0;mso-position-horizontal:absolute;mso-position-horizontal-relative:page;mso-position-vertical:absolute;mso-position-vertical-relative:text;v-text-anchor:top" coordsize="6051550,320040" o:gfxdata="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" path="m6051397,l5594197,,,12,,18605r5594197,l5594197,320040r457200,l6051397,xe" fillcolor="black" stroked="f">
                 <v:path arrowok="t"/>
                 <w10:wrap type="topAndBottom" anchorx="page"/>
               </v:shape>
@@ -456,7 +456,7 @@
         </w:sectPr>
       </w:pPr>
     </w:p>
-    <w:bookmarkStart w:id="0" w:name="_Toc235141303" w:displacedByCustomXml="next"/>
+    <w:bookmarkStart w:id="0" w:name="_Toc235289647" w:displacedByCustomXml="next"/>
     <w:sdt>
       <w:sdtPr>
         <w:rPr>
@@ -515,7 +515,7 @@
           <w:r>
             <w:fldChar w:fldCharType="separate"/>
           </w:r>
-          <w:hyperlink w:anchor="_Toc235141303" w:history="1">
+          <w:hyperlink w:anchor="_Toc235289647" w:history="1">
             <w:r>
               <w:rPr>
                 <w:rStyle w:val="Hipervnculo"/>
@@ -542,7 +542,7 @@
                 <w:noProof/>
                 <w:webHidden/>
               </w:rPr>
-              <w:instrText xml:space="preserve"> PAGEREF _Toc235141303 \h </w:instrText>
+              <w:instrText xml:space="preserve"> PAGEREF _Toc235289647 \h </w:instrText>
             </w:r>
             <w:r>
               <w:rPr>
@@ -588,7 +588,7 @@
               <w14:ligatures w14:val="standardContextual"/>
             </w:rPr>
           </w:pPr>
-          <w:hyperlink w:anchor="_Toc235141304" w:history="1">
+          <w:hyperlink w:anchor="_Toc235289648" w:history="1">
             <w:r>
               <w:rPr>
                 <w:rStyle w:val="Hipervnculo"/>
@@ -632,7 +632,7 @@
                 <w:noProof/>
                 <w:webHidden/>
               </w:rPr>
-              <w:instrText xml:space="preserve"> PAGEREF _Toc235141304 \h </w:instrText>
+              <w:instrText xml:space="preserve"> PAGEREF _Toc235289648 \h </w:instrText>
             </w:r>
             <w:r>
               <w:rPr>
@@ -678,7 +678,7 @@
               <w14:ligatures w14:val="standardContextual"/>
             </w:rPr>
           </w:pPr>
-          <w:hyperlink w:anchor="_Toc235141305" w:history="1">
+          <w:hyperlink w:anchor="_Toc235289649" w:history="1">
             <w:r>
               <w:rPr>
                 <w:rStyle w:val="Hipervnculo"/>
@@ -722,7 +722,7 @@
                 <w:noProof/>
                 <w:webHidden/>
               </w:rPr>
-              <w:instrText xml:space="preserve"> PAGEREF _Toc235141305 \h </w:instrText>
+              <w:instrText xml:space="preserve"> PAGEREF _Toc235289649 \h </w:instrText>
             </w:r>
             <w:r>
               <w:rPr>
@@ -768,7 +768,7 @@
               <w14:ligatures w14:val="standardContextual"/>
             </w:rPr>
           </w:pPr>
-          <w:hyperlink w:anchor="_Toc235141306" w:history="1">
+          <w:hyperlink w:anchor="_Toc235289650" w:history="1">
             <w:r>
               <w:rPr>
                 <w:rStyle w:val="Hipervnculo"/>
@@ -812,7 +812,7 @@
                 <w:noProof/>
                 <w:webHidden/>
               </w:rPr>
-              <w:instrText xml:space="preserve"> PAGEREF _Toc235141306 \h </w:instrText>
+              <w:instrText xml:space="preserve"> PAGEREF _Toc235289650 \h </w:instrText>
             </w:r>
             <w:r>
               <w:rPr>
@@ -858,7 +858,7 @@
               <w14:ligatures w14:val="standardContextual"/>
             </w:rPr>
           </w:pPr>
-          <w:hyperlink w:anchor="_Toc235141307" w:history="1">
+          <w:hyperlink w:anchor="_Toc235289651" w:history="1">
             <w:r>
               <w:rPr>
                 <w:rStyle w:val="Hipervnculo"/>
@@ -937,7 +937,7 @@
                 <w:noProof/>
                 <w:webHidden/>
               </w:rPr>
-              <w:instrText xml:space="preserve"> PAGEREF _Toc235141307 \h </w:instrText>
+              <w:instrText xml:space="preserve"> PAGEREF _Toc235289651 \h </w:instrText>
             </w:r>
             <w:r>
               <w:rPr>
@@ -983,7 +983,7 @@
               <w14:ligatures w14:val="standardContextual"/>
             </w:rPr>
           </w:pPr>
-          <w:hyperlink w:anchor="_Toc235141308" w:history="1">
+          <w:hyperlink w:anchor="_Toc235289652" w:history="1">
             <w:r>
               <w:rPr>
                 <w:rStyle w:val="Hipervnculo"/>
@@ -1054,7 +1054,7 @@
                 <w:noProof/>
                 <w:webHidden/>
               </w:rPr>
-              <w:instrText xml:space="preserve"> PAGEREF _Toc235141308 \h </w:instrText>
+              <w:instrText xml:space="preserve"> PAGEREF _Toc235289652 \h </w:instrText>
             </w:r>
             <w:r>
               <w:rPr>
@@ -1100,7 +1100,7 @@
               <w14:ligatures w14:val="standardContextual"/>
             </w:rPr>
           </w:pPr>
-          <w:hyperlink w:anchor="_Toc235141309" w:history="1">
+          <w:hyperlink w:anchor="_Toc235289653" w:history="1">
             <w:r>
               <w:rPr>
                 <w:rStyle w:val="Hipervnculo"/>
@@ -1179,7 +1179,7 @@
                 <w:noProof/>
                 <w:webHidden/>
               </w:rPr>
-              <w:instrText xml:space="preserve"> PAGEREF _Toc235141309 \h </w:instrText>
+              <w:instrText xml:space="preserve"> PAGEREF _Toc235289653 \h </w:instrText>
             </w:r>
             <w:r>
               <w:rPr>
@@ -1225,7 +1225,7 @@
               <w14:ligatures w14:val="standardContextual"/>
             </w:rPr>
           </w:pPr>
-          <w:hyperlink w:anchor="_Toc235141310" w:history="1">
+          <w:hyperlink w:anchor="_Toc235289654" w:history="1">
             <w:r>
               <w:rPr>
                 <w:rStyle w:val="Hipervnculo"/>
@@ -1304,7 +1304,7 @@
                 <w:noProof/>
                 <w:webHidden/>
               </w:rPr>
-              <w:instrText xml:space="preserve"> PAGEREF _Toc235141310 \h </w:instrText>
+              <w:instrText xml:space="preserve"> PAGEREF _Toc235289654 \h </w:instrText>
             </w:r>
             <w:r>
               <w:rPr>
@@ -1350,7 +1350,7 @@
               <w14:ligatures w14:val="standardContextual"/>
             </w:rPr>
           </w:pPr>
-          <w:hyperlink w:anchor="_Toc235141311" w:history="1">
+          <w:hyperlink w:anchor="_Toc235289655" w:history="1">
             <w:r>
               <w:rPr>
                 <w:rStyle w:val="Hipervnculo"/>
@@ -1421,7 +1421,7 @@
                 <w:noProof/>
                 <w:webHidden/>
               </w:rPr>
-              <w:instrText xml:space="preserve"> PAGEREF _Toc235141311 \h </w:instrText>
+              <w:instrText xml:space="preserve"> PAGEREF _Toc235289655 \h </w:instrText>
             </w:r>
             <w:r>
               <w:rPr>
@@ -1467,7 +1467,7 @@
               <w14:ligatures w14:val="standardContextual"/>
             </w:rPr>
           </w:pPr>
-          <w:hyperlink w:anchor="_Toc235141312" w:history="1">
+          <w:hyperlink w:anchor="_Toc235289656" w:history="1">
             <w:r>
               <w:rPr>
                 <w:rStyle w:val="Hipervnculo"/>
@@ -1546,7 +1546,7 @@
                 <w:noProof/>
                 <w:webHidden/>
               </w:rPr>
-              <w:instrText xml:space="preserve"> PAGEREF _Toc235141312 \h </w:instrText>
+              <w:instrText xml:space="preserve"> PAGEREF _Toc235289656 \h </w:instrText>
             </w:r>
             <w:r>
               <w:rPr>
@@ -1592,7 +1592,7 @@
               <w14:ligatures w14:val="standardContextual"/>
             </w:rPr>
           </w:pPr>
-          <w:hyperlink w:anchor="_Toc235141313" w:history="1">
+          <w:hyperlink w:anchor="_Toc235289657" w:history="1">
             <w:r>
               <w:rPr>
                 <w:rStyle w:val="Hipervnculo"/>
@@ -1654,7 +1654,7 @@
                 <w:noProof/>
                 <w:webHidden/>
               </w:rPr>
-              <w:instrText xml:space="preserve"> PAGEREF _Toc235141313 \h </w:instrText>
+              <w:instrText xml:space="preserve"> PAGEREF _Toc235289657 \h </w:instrText>
             </w:r>
             <w:r>
               <w:rPr>
@@ -1700,7 +1700,7 @@
               <w14:ligatures w14:val="standardContextual"/>
             </w:rPr>
           </w:pPr>
-          <w:hyperlink w:anchor="_Toc235141314" w:history="1">
+          <w:hyperlink w:anchor="_Toc235289658" w:history="1">
             <w:r>
               <w:rPr>
                 <w:rStyle w:val="Hipervnculo"/>
@@ -1741,7 +1741,23 @@
                 <w:noProof/>
                 <w:w w:val="90"/>
               </w:rPr>
-              <w:t>7: El Informe del Sindicato (JSON Reading)</w:t>
+              <w:t>7: El I</w:t>
+            </w:r>
+            <w:r>
+              <w:rPr>
+                <w:rStyle w:val="Hipervnculo"/>
+                <w:noProof/>
+                <w:w w:val="90"/>
+              </w:rPr>
+              <w:t>n</w:t>
+            </w:r>
+            <w:r>
+              <w:rPr>
+                <w:rStyle w:val="Hipervnculo"/>
+                <w:noProof/>
+                <w:w w:val="90"/>
+              </w:rPr>
+              <w:t>forme del Sindicato (JSON Reading)</w:t>
             </w:r>
             <w:r>
               <w:rPr>
@@ -1762,7 +1778,7 @@
                 <w:noProof/>
                 <w:webHidden/>
               </w:rPr>
-              <w:instrText xml:space="preserve"> PAGEREF _Toc235141314 \h </w:instrText>
+              <w:instrText xml:space="preserve"> PAGEREF _Toc235289658 \h </w:instrText>
             </w:r>
             <w:r>
               <w:rPr>
@@ -1808,7 +1824,7 @@
               <w14:ligatures w14:val="standardContextual"/>
             </w:rPr>
           </w:pPr>
-          <w:hyperlink w:anchor="_Toc235141315" w:history="1">
+          <w:hyperlink w:anchor="_Toc235289659" w:history="1">
             <w:r>
               <w:rPr>
                 <w:rStyle w:val="Hipervnculo"/>
@@ -1870,7 +1886,7 @@
                 <w:noProof/>
                 <w:webHidden/>
               </w:rPr>
-              <w:instrText xml:space="preserve"> PAGEREF _Toc235141315 \h </w:instrText>
+              <w:instrText xml:space="preserve"> PAGEREF _Toc235289659 \h </w:instrText>
             </w:r>
             <w:r>
               <w:rPr>
@@ -1916,7 +1932,7 @@
               <w14:ligatures w14:val="standardContextual"/>
             </w:rPr>
           </w:pPr>
-          <w:hyperlink w:anchor="_Toc235141316" w:history="1">
+          <w:hyperlink w:anchor="_Toc235289660" w:history="1">
             <w:r>
               <w:rPr>
                 <w:rStyle w:val="Hipervnculo"/>
@@ -1961,7 +1977,7 @@
                 <w:noProof/>
                 <w:webHidden/>
               </w:rPr>
-              <w:instrText xml:space="preserve"> PAGEREF _Toc235141316 \h </w:instrText>
+              <w:instrText xml:space="preserve"> PAGEREF _Toc235289660 \h </w:instrText>
             </w:r>
             <w:r>
               <w:rPr>
@@ -2007,7 +2023,7 @@
               <w14:ligatures w14:val="standardContextual"/>
             </w:rPr>
           </w:pPr>
-          <w:hyperlink w:anchor="_Toc235141317" w:history="1">
+          <w:hyperlink w:anchor="_Toc235289661" w:history="1">
             <w:r>
               <w:rPr>
                 <w:rStyle w:val="Hipervnculo"/>
@@ -2052,7 +2068,7 @@
                 <w:noProof/>
                 <w:webHidden/>
               </w:rPr>
-              <w:instrText xml:space="preserve"> PAGEREF _Toc235141317 \h </w:instrText>
+              <w:instrText xml:space="preserve"> PAGEREF _Toc235289661 \h </w:instrText>
             </w:r>
             <w:r>
               <w:rPr>
@@ -2098,7 +2114,7 @@
               <w14:ligatures w14:val="standardContextual"/>
             </w:rPr>
           </w:pPr>
-          <w:hyperlink w:anchor="_Toc235141318" w:history="1">
+          <w:hyperlink w:anchor="_Toc235289662" w:history="1">
             <w:r>
               <w:rPr>
                 <w:rStyle w:val="Hipervnculo"/>
@@ -2162,7 +2178,7 @@
                 <w:noProof/>
                 <w:webHidden/>
               </w:rPr>
-              <w:instrText xml:space="preserve"> PAGEREF _Toc235141318 \h </w:instrText>
+              <w:instrText xml:space="preserve"> PAGEREF _Toc235289662 \h </w:instrText>
             </w:r>
             <w:r>
               <w:rPr>
@@ -2207,7 +2223,7 @@
               <w14:ligatures w14:val="standardContextual"/>
             </w:rPr>
           </w:pPr>
-          <w:hyperlink w:anchor="_Toc235141319" w:history="1">
+          <w:hyperlink w:anchor="_Toc235289663" w:history="1">
             <w:r>
               <w:rPr>
                 <w:rStyle w:val="Hipervnculo"/>
@@ -2234,7 +2250,7 @@
                 <w:noProof/>
                 <w:webHidden/>
               </w:rPr>
-              <w:instrText xml:space="preserve"> PAGEREF _Toc235141319 \h </w:instrText>
+              <w:instrText xml:space="preserve"> PAGEREF _Toc235289663 \h </w:instrText>
             </w:r>
             <w:r>
               <w:rPr>
@@ -2296,7 +2312,7 @@
           <w:numId w:val="17"/>
         </w:numPr>
       </w:pPr>
-      <w:bookmarkStart w:id="1" w:name="_Toc235141304"/>
+      <w:bookmarkStart w:id="1" w:name="_Toc235289648"/>
       <w:r>
         <w:lastRenderedPageBreak/>
         <w:t>El Sindicato de la Resiliencia</w:t>
@@ -3375,14 +3391,14 @@
         </w:numPr>
       </w:pPr>
       <w:bookmarkStart w:id="2" w:name="_bookmark1"/>
-      <w:bookmarkStart w:id="3" w:name="_Toc235141305"/>
+      <w:bookmarkStart w:id="3" w:name="_Toc235289649"/>
       <w:bookmarkEnd w:id="2"/>
       <w:r>
         <w:rPr>
           <w:noProof/>
         </w:rPr>
         <w:drawing>
-          <wp:anchor distT="0" distB="0" distL="114300" distR="114300" simplePos="0" relativeHeight="251653632" behindDoc="0" locked="0" layoutInCell="1" allowOverlap="1" wp14:anchorId="5EF8B505" wp14:editId="39C31EDB">
+          <wp:anchor distT="0" distB="0" distL="114300" distR="114300" simplePos="0" relativeHeight="251652608" behindDoc="0" locked="0" layoutInCell="1" allowOverlap="1" wp14:anchorId="5EF8B505" wp14:editId="39C31EDB">
             <wp:simplePos x="0" y="0"/>
             <wp:positionH relativeFrom="column">
               <wp:posOffset>3771900</wp:posOffset>
@@ -3761,7 +3777,7 @@
         </w:numPr>
       </w:pPr>
       <w:bookmarkStart w:id="4" w:name="_bookmark2"/>
-      <w:bookmarkStart w:id="5" w:name="_Toc235141306"/>
+      <w:bookmarkStart w:id="5" w:name="_Toc235289650"/>
       <w:bookmarkEnd w:id="4"/>
       <w:r>
         <w:lastRenderedPageBreak/>
@@ -4410,7 +4426,7 @@
           </mc:Choice>
           <mc:Fallback>
             <w:pict>
-              <v:group w14:anchorId="63FB0F5C" id="Group 15" o:spid="_x0000_s1026" style="width:442.05pt;height:1.6pt;mso-position-horizontal-relative:char;mso-position-vertical-relative:line" coordsize="56140,203" o:gfxdata="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">
+              <v:group w14:anchorId="5E86C0B1" id="Group 15" o:spid="_x0000_s1026" style="width:442.05pt;height:1.6pt;mso-position-horizontal-relative:char;mso-position-vertical-relative:line" coordsize="56140,203" o:gfxdata="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">
                 <v:shape id="Graphic 16" o:spid="_x0000_s1027" style="position:absolute;width:56127;height:196;visibility:visible;mso-wrap-style:square;v-text-anchor:top" coordsize="5612765,19685" o:gfxdata="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" path="m5612765,l,,,19685r5612765,l5612765,xe" fillcolor="#9f9f9f" stroked="f">
                   <v:path arrowok="t"/>
                 </v:shape>
@@ -4455,7 +4471,7 @@
         </w:numPr>
         <w:jc w:val="left"/>
       </w:pPr>
-      <w:bookmarkStart w:id="7" w:name="_Toc235141307"/>
+      <w:bookmarkStart w:id="7" w:name="_Toc235289651"/>
       <w:r>
         <w:rPr>
           <w:w w:val="90"/>
@@ -4943,7 +4959,7 @@
         <mc:AlternateContent>
           <mc:Choice Requires="wps">
             <w:drawing>
-              <wp:anchor distT="0" distB="0" distL="114300" distR="114300" simplePos="0" relativeHeight="251657728" behindDoc="0" locked="0" layoutInCell="1" allowOverlap="1" wp14:anchorId="52D2470B" wp14:editId="28D3D846">
+              <wp:anchor distT="0" distB="0" distL="114300" distR="114300" simplePos="0" relativeHeight="251654656" behindDoc="0" locked="0" layoutInCell="1" allowOverlap="1" wp14:anchorId="52D2470B" wp14:editId="28D3D846">
                 <wp:simplePos x="0" y="0"/>
                 <wp:positionH relativeFrom="margin">
                   <wp:posOffset>419100</wp:posOffset>
@@ -5113,7 +5129,7 @@
           </mc:Choice>
           <mc:Fallback>
             <w:pict>
-              <v:rect w14:anchorId="52D2470B" id="Rectángulo 2" o:spid="_x0000_s1026" style="position:absolute;left:0;text-align:left;margin-left:33pt;margin-top:9.95pt;width:434.5pt;height:100.5pt;z-index:251657728;visibility:visible;mso-wrap-style:square;mso-width-percent:0;mso-height-percent:0;mso-wrap-distance-left:9pt;mso-wrap-distance-top:0;mso-wrap-distance-right:9pt;mso-wrap-distance-bottom:0;mso-position-horizontal:absolute;mso-position-horizontal-relative:margin;mso-position-vertical:absolute;mso-position-vertical-relative:text;mso-width-percent:0;mso-height-percent:0;mso-width-relative:margin;mso-height-relative:margin;v-text-anchor:middle" o:gfxdata="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" fillcolor="black [3213]" strokecolor="black [3213]" strokeweight="2pt">
+              <v:rect w14:anchorId="52D2470B" id="Rectángulo 2" o:spid="_x0000_s1026" style="position:absolute;left:0;text-align:left;margin-left:33pt;margin-top:9.95pt;width:434.5pt;height:100.5pt;z-index:251654656;visibility:visible;mso-wrap-style:square;mso-width-percent:0;mso-height-percent:0;mso-wrap-distance-left:9pt;mso-wrap-distance-top:0;mso-wrap-distance-right:9pt;mso-wrap-distance-bottom:0;mso-position-horizontal:absolute;mso-position-horizontal-relative:margin;mso-position-vertical:absolute;mso-position-vertical-relative:text;mso-width-percent:0;mso-height-percent:0;mso-width-relative:margin;mso-height-relative:margin;v-text-anchor:middle" o:gfxdata="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" fillcolor="black [3213]" strokecolor="black [3213]" strokeweight="2pt">
                 <v:textbox>
                   <w:txbxContent>
                     <w:p>
@@ -5319,7 +5335,7 @@
         <mc:AlternateContent>
           <mc:Choice Requires="wps">
             <w:drawing>
-              <wp:anchor distT="0" distB="0" distL="114300" distR="114300" simplePos="0" relativeHeight="251645440" behindDoc="0" locked="0" layoutInCell="1" allowOverlap="1" wp14:anchorId="1C4D31BE" wp14:editId="47313A76">
+              <wp:anchor distT="0" distB="0" distL="114300" distR="114300" simplePos="0" relativeHeight="251648512" behindDoc="0" locked="0" layoutInCell="1" allowOverlap="1" wp14:anchorId="1C4D31BE" wp14:editId="47313A76">
                 <wp:simplePos x="0" y="0"/>
                 <wp:positionH relativeFrom="margin">
                   <wp:posOffset>400050</wp:posOffset>
@@ -5571,7 +5587,7 @@
           </mc:Choice>
           <mc:Fallback>
             <w:pict>
-              <v:rect w14:anchorId="1C4D31BE" id="_x0000_s1027" style="position:absolute;left:0;text-align:left;margin-left:31.5pt;margin-top:6.2pt;width:434.25pt;height:106.5pt;z-index:251645440;visibility:visible;mso-wrap-style:square;mso-width-percent:0;mso-height-percent:0;mso-wrap-distance-left:9pt;mso-wrap-distance-top:0;mso-wrap-distance-right:9pt;mso-wrap-distance-bottom:0;mso-position-horizontal:absolute;mso-position-horizontal-relative:margin;mso-position-vertical:absolute;mso-position-vertical-relative:text;mso-width-percent:0;mso-height-percent:0;mso-width-relative:margin;mso-height-relative:margin;v-text-anchor:middle" o:gfxdata="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" fillcolor="black [3213]" strokecolor="black [3213]" strokeweight="2pt">
+              <v:rect w14:anchorId="1C4D31BE" id="_x0000_s1027" style="position:absolute;left:0;text-align:left;margin-left:31.5pt;margin-top:6.2pt;width:434.25pt;height:106.5pt;z-index:251648512;visibility:visible;mso-wrap-style:square;mso-width-percent:0;mso-height-percent:0;mso-wrap-distance-left:9pt;mso-wrap-distance-top:0;mso-wrap-distance-right:9pt;mso-wrap-distance-bottom:0;mso-position-horizontal:absolute;mso-position-horizontal-relative:margin;mso-position-vertical:absolute;mso-position-vertical-relative:text;mso-width-percent:0;mso-height-percent:0;mso-width-relative:margin;mso-height-relative:margin;v-text-anchor:middle" o:gfxdata="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" fillcolor="black [3213]" strokecolor="black [3213]" strokeweight="2pt">
                 <v:textbox>
                   <w:txbxContent>
                     <w:p>
@@ -5803,7 +5819,7 @@
         <w:jc w:val="left"/>
       </w:pPr>
       <w:bookmarkStart w:id="8" w:name="_bookmark4"/>
-      <w:bookmarkStart w:id="9" w:name="_Toc235141308"/>
+      <w:bookmarkStart w:id="9" w:name="_Toc235289652"/>
       <w:bookmarkEnd w:id="8"/>
       <w:r>
         <w:rPr>
@@ -6414,7 +6430,7 @@
         <mc:AlternateContent>
           <mc:Choice Requires="wps">
             <w:drawing>
-              <wp:anchor distT="0" distB="0" distL="114300" distR="114300" simplePos="0" relativeHeight="251662848" behindDoc="0" locked="0" layoutInCell="1" allowOverlap="1" wp14:anchorId="5CCC47C2" wp14:editId="1DB1FA8E">
+              <wp:anchor distT="0" distB="0" distL="114300" distR="114300" simplePos="0" relativeHeight="251655680" behindDoc="0" locked="0" layoutInCell="1" allowOverlap="1" wp14:anchorId="5CCC47C2" wp14:editId="1DB1FA8E">
                 <wp:simplePos x="0" y="0"/>
                 <wp:positionH relativeFrom="margin">
                   <wp:posOffset>419100</wp:posOffset>
@@ -6568,7 +6584,7 @@
           </mc:Choice>
           <mc:Fallback>
             <w:pict>
-              <v:rect w14:anchorId="5CCC47C2" id="_x0000_s1028" style="position:absolute;left:0;text-align:left;margin-left:33pt;margin-top:9.65pt;width:434.5pt;height:91.5pt;z-index:251662848;visibility:visible;mso-wrap-style:square;mso-width-percent:0;mso-height-percent:0;mso-wrap-distance-left:9pt;mso-wrap-distance-top:0;mso-wrap-distance-right:9pt;mso-wrap-distance-bottom:0;mso-position-horizontal:absolute;mso-position-horizontal-relative:margin;mso-position-vertical:absolute;mso-position-vertical-relative:text;mso-width-percent:0;mso-height-percent:0;mso-width-relative:margin;mso-height-relative:margin;v-text-anchor:middle" o:gfxdata="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" fillcolor="black [3213]" strokecolor="black [3213]" strokeweight="2pt">
+              <v:rect w14:anchorId="5CCC47C2" id="_x0000_s1028" style="position:absolute;left:0;text-align:left;margin-left:33pt;margin-top:9.65pt;width:434.5pt;height:91.5pt;z-index:251655680;visibility:visible;mso-wrap-style:square;mso-width-percent:0;mso-height-percent:0;mso-wrap-distance-left:9pt;mso-wrap-distance-top:0;mso-wrap-distance-right:9pt;mso-wrap-distance-bottom:0;mso-position-horizontal:absolute;mso-position-horizontal-relative:margin;mso-position-vertical:absolute;mso-position-vertical-relative:text;mso-width-percent:0;mso-height-percent:0;mso-width-relative:margin;mso-height-relative:margin;v-text-anchor:middle" o:gfxdata="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" fillcolor="black [3213]" strokecolor="black [3213]" strokeweight="2pt">
                 <v:textbox>
                   <w:txbxContent>
                     <w:p>
@@ -6748,7 +6764,7 @@
         <mc:AlternateContent>
           <mc:Choice Requires="wps">
             <w:drawing>
-              <wp:anchor distT="0" distB="0" distL="114300" distR="114300" simplePos="0" relativeHeight="251647488" behindDoc="0" locked="0" layoutInCell="1" allowOverlap="1" wp14:anchorId="6EEA5942" wp14:editId="0B3FB99D">
+              <wp:anchor distT="0" distB="0" distL="114300" distR="114300" simplePos="0" relativeHeight="251649536" behindDoc="0" locked="0" layoutInCell="1" allowOverlap="1" wp14:anchorId="6EEA5942" wp14:editId="0B3FB99D">
                 <wp:simplePos x="0" y="0"/>
                 <wp:positionH relativeFrom="margin">
                   <wp:posOffset>400050</wp:posOffset>
@@ -6870,7 +6886,7 @@
           </mc:Choice>
           <mc:Fallback>
             <w:pict>
-              <v:rect w14:anchorId="6EEA5942" id="_x0000_s1029" style="position:absolute;left:0;text-align:left;margin-left:31.5pt;margin-top:5.9pt;width:434.5pt;height:66pt;z-index:251647488;visibility:visible;mso-wrap-style:square;mso-width-percent:0;mso-height-percent:0;mso-wrap-distance-left:9pt;mso-wrap-distance-top:0;mso-wrap-distance-right:9pt;mso-wrap-distance-bottom:0;mso-position-horizontal:absolute;mso-position-horizontal-relative:margin;mso-position-vertical:absolute;mso-position-vertical-relative:text;mso-width-percent:0;mso-height-percent:0;mso-width-relative:margin;mso-height-relative:margin;v-text-anchor:middle" o:gfxdata="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" fillcolor="black [3213]" strokecolor="black [3213]" strokeweight="2pt">
+              <v:rect w14:anchorId="6EEA5942" id="_x0000_s1029" style="position:absolute;left:0;text-align:left;margin-left:31.5pt;margin-top:5.9pt;width:434.5pt;height:66pt;z-index:251649536;visibility:visible;mso-wrap-style:square;mso-width-percent:0;mso-height-percent:0;mso-wrap-distance-left:9pt;mso-wrap-distance-top:0;mso-wrap-distance-right:9pt;mso-wrap-distance-bottom:0;mso-position-horizontal:absolute;mso-position-horizontal-relative:margin;mso-position-vertical:absolute;mso-position-vertical-relative:text;mso-width-percent:0;mso-height-percent:0;mso-width-relative:margin;mso-height-relative:margin;v-text-anchor:middle" o:gfxdata="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" fillcolor="black [3213]" strokecolor="black [3213]" strokeweight="2pt">
                 <v:textbox>
                   <w:txbxContent>
                     <w:p>
@@ -6972,7 +6988,7 @@
         <w:jc w:val="left"/>
       </w:pPr>
       <w:bookmarkStart w:id="10" w:name="_bookmark5"/>
-      <w:bookmarkStart w:id="11" w:name="_Toc235141309"/>
+      <w:bookmarkStart w:id="11" w:name="_Toc235289653"/>
       <w:bookmarkEnd w:id="10"/>
       <w:r>
         <w:rPr>
@@ -7858,7 +7874,7 @@
         <mc:AlternateContent>
           <mc:Choice Requires="wps">
             <w:drawing>
-              <wp:anchor distT="0" distB="0" distL="114300" distR="114300" simplePos="0" relativeHeight="251649536" behindDoc="0" locked="0" layoutInCell="1" allowOverlap="1" wp14:anchorId="58BA83F3" wp14:editId="5450904E">
+              <wp:anchor distT="0" distB="0" distL="114300" distR="114300" simplePos="0" relativeHeight="251650560" behindDoc="0" locked="0" layoutInCell="1" allowOverlap="1" wp14:anchorId="58BA83F3" wp14:editId="5450904E">
                 <wp:simplePos x="0" y="0"/>
                 <wp:positionH relativeFrom="margin">
                   <wp:posOffset>392502</wp:posOffset>
@@ -7960,7 +7976,7 @@
           </mc:Choice>
           <mc:Fallback>
             <w:pict>
-              <v:rect w14:anchorId="58BA83F3" id="_x0000_s1030" style="position:absolute;left:0;text-align:left;margin-left:30.9pt;margin-top:6.2pt;width:434.5pt;height:51.6pt;z-index:251649536;visibility:visible;mso-wrap-style:square;mso-width-percent:0;mso-height-percent:0;mso-wrap-distance-left:9pt;mso-wrap-distance-top:0;mso-wrap-distance-right:9pt;mso-wrap-distance-bottom:0;mso-position-horizontal:absolute;mso-position-horizontal-relative:margin;mso-position-vertical:absolute;mso-position-vertical-relative:text;mso-width-percent:0;mso-height-percent:0;mso-width-relative:margin;mso-height-relative:margin;v-text-anchor:middle" o:gfxdata="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" fillcolor="black [3213]" strokecolor="black [3213]" strokeweight="2pt">
+              <v:rect w14:anchorId="58BA83F3" id="_x0000_s1030" style="position:absolute;left:0;text-align:left;margin-left:30.9pt;margin-top:6.2pt;width:434.5pt;height:51.6pt;z-index:251650560;visibility:visible;mso-wrap-style:square;mso-width-percent:0;mso-height-percent:0;mso-wrap-distance-left:9pt;mso-wrap-distance-top:0;mso-wrap-distance-right:9pt;mso-wrap-distance-bottom:0;mso-position-horizontal:absolute;mso-position-horizontal-relative:margin;mso-position-vertical:absolute;mso-position-vertical-relative:text;mso-width-percent:0;mso-height-percent:0;mso-width-relative:margin;mso-height-relative:margin;v-text-anchor:middle" o:gfxdata="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" fillcolor="black [3213]" strokecolor="black [3213]" strokeweight="2pt">
                 <v:textbox>
                   <w:txbxContent>
                     <w:p>
@@ -8042,7 +8058,7 @@
         <w:jc w:val="left"/>
       </w:pPr>
       <w:bookmarkStart w:id="12" w:name="_bookmark6"/>
-      <w:bookmarkStart w:id="13" w:name="_Toc235141310"/>
+      <w:bookmarkStart w:id="13" w:name="_Toc235289654"/>
       <w:bookmarkEnd w:id="12"/>
       <w:r>
         <w:rPr>
@@ -9192,7 +9208,7 @@
         <w:jc w:val="left"/>
       </w:pPr>
       <w:bookmarkStart w:id="14" w:name="_bookmark7"/>
-      <w:bookmarkStart w:id="15" w:name="_Toc235141311"/>
+      <w:bookmarkStart w:id="15" w:name="_Toc235289655"/>
       <w:bookmarkEnd w:id="14"/>
       <w:r>
         <w:rPr>
@@ -10092,7 +10108,7 @@
         <mc:AlternateContent>
           <mc:Choice Requires="wps">
             <w:drawing>
-              <wp:anchor distT="0" distB="0" distL="114300" distR="114300" simplePos="0" relativeHeight="251643392" behindDoc="0" locked="0" layoutInCell="1" allowOverlap="1" wp14:anchorId="07DEF22C" wp14:editId="2D976BE8">
+              <wp:anchor distT="0" distB="0" distL="114300" distR="114300" simplePos="0" relativeHeight="251647488" behindDoc="0" locked="0" layoutInCell="1" allowOverlap="1" wp14:anchorId="07DEF22C" wp14:editId="2D976BE8">
                 <wp:simplePos x="0" y="0"/>
                 <wp:positionH relativeFrom="margin">
                   <wp:posOffset>333375</wp:posOffset>
@@ -10258,7 +10274,7 @@
           </mc:Choice>
           <mc:Fallback>
             <w:pict>
-              <v:rect w14:anchorId="07DEF22C" id="_x0000_s1031" style="position:absolute;margin-left:26.25pt;margin-top:.7pt;width:441.4pt;height:112.5pt;z-index:251643392;visibility:visible;mso-wrap-style:square;mso-width-percent:0;mso-height-percent:0;mso-wrap-distance-left:9pt;mso-wrap-distance-top:0;mso-wrap-distance-right:9pt;mso-wrap-distance-bottom:0;mso-position-horizontal:absolute;mso-position-horizontal-relative:margin;mso-position-vertical:absolute;mso-position-vertical-relative:text;mso-width-percent:0;mso-height-percent:0;mso-width-relative:margin;mso-height-relative:margin;v-text-anchor:middle" o:gfxdata="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" fillcolor="black [3213]" strokecolor="black [3213]" strokeweight="2pt">
+              <v:rect w14:anchorId="07DEF22C" id="_x0000_s1031" style="position:absolute;margin-left:26.25pt;margin-top:.7pt;width:441.4pt;height:112.5pt;z-index:251647488;visibility:visible;mso-wrap-style:square;mso-width-percent:0;mso-height-percent:0;mso-wrap-distance-left:9pt;mso-wrap-distance-top:0;mso-wrap-distance-right:9pt;mso-wrap-distance-bottom:0;mso-position-horizontal:absolute;mso-position-horizontal-relative:margin;mso-position-vertical:absolute;mso-position-vertical-relative:text;mso-width-percent:0;mso-height-percent:0;mso-width-relative:margin;mso-height-relative:margin;v-text-anchor:middle" o:gfxdata="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" fillcolor="black [3213]" strokecolor="black [3213]" strokeweight="2pt">
                 <v:textbox>
                   <w:txbxContent>
                     <w:p>
@@ -10393,7 +10409,7 @@
         <w:jc w:val="left"/>
       </w:pPr>
       <w:bookmarkStart w:id="16" w:name="_bookmark8"/>
-      <w:bookmarkStart w:id="17" w:name="_Toc235141312"/>
+      <w:bookmarkStart w:id="17" w:name="_Toc235289656"/>
       <w:bookmarkEnd w:id="16"/>
       <w:r>
         <w:rPr>
@@ -11463,7 +11479,7 @@
         <w:jc w:val="left"/>
       </w:pPr>
       <w:bookmarkStart w:id="18" w:name="_bookmark9"/>
-      <w:bookmarkStart w:id="19" w:name="_Toc235141313"/>
+      <w:bookmarkStart w:id="19" w:name="_Toc235289657"/>
       <w:bookmarkEnd w:id="18"/>
       <w:r>
         <w:rPr>
@@ -11908,6 +11924,9 @@
     <w:p>
       <w:pPr>
         <w:pStyle w:val="Sinespaciado"/>
+        <w:rPr>
+          <w:lang w:val="es-ES"/>
+        </w:rPr>
       </w:pPr>
     </w:p>
     <w:p>
@@ -11944,6 +11963,9 @@
     <w:p>
       <w:pPr>
         <w:pStyle w:val="Sinespaciado"/>
+        <w:rPr>
+          <w:lang w:val="es-ES"/>
+        </w:rPr>
       </w:pPr>
     </w:p>
     <w:p>
@@ -12209,7 +12231,7 @@
         <mc:AlternateContent>
           <mc:Choice Requires="wps">
             <w:drawing>
-              <wp:anchor distT="0" distB="0" distL="114300" distR="114300" simplePos="0" relativeHeight="251655680" behindDoc="0" locked="0" layoutInCell="1" allowOverlap="1" wp14:anchorId="51756CB7" wp14:editId="2D00EC89">
+              <wp:anchor distT="0" distB="0" distL="114300" distR="114300" simplePos="0" relativeHeight="251653632" behindDoc="0" locked="0" layoutInCell="1" allowOverlap="1" wp14:anchorId="51756CB7" wp14:editId="2D00EC89">
                 <wp:simplePos x="0" y="0"/>
                 <wp:positionH relativeFrom="margin">
                   <wp:posOffset>396240</wp:posOffset>
@@ -12319,7 +12341,7 @@
           </mc:Choice>
           <mc:Fallback>
             <w:pict>
-              <v:rect w14:anchorId="51756CB7" id="_x0000_s1033" style="position:absolute;left:0;text-align:left;margin-left:31.2pt;margin-top:6.45pt;width:451.4pt;height:49.8pt;z-index:251655680;visibility:visible;mso-wrap-style:square;mso-width-percent:0;mso-height-percent:0;mso-wrap-distance-left:9pt;mso-wrap-distance-top:0;mso-wrap-distance-right:9pt;mso-wrap-distance-bottom:0;mso-position-horizontal:absolute;mso-position-horizontal-relative:margin;mso-position-vertical:absolute;mso-position-vertical-relative:text;mso-width-percent:0;mso-height-percent:0;mso-width-relative:margin;mso-height-relative:margin;v-text-anchor:middle" o:gfxdata="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" fillcolor="black [3213]" strokecolor="black [3213]" strokeweight="2pt">
+              <v:rect w14:anchorId="51756CB7" id="_x0000_s1033" style="position:absolute;left:0;text-align:left;margin-left:31.2pt;margin-top:6.45pt;width:451.4pt;height:49.8pt;z-index:251653632;visibility:visible;mso-wrap-style:square;mso-width-percent:0;mso-height-percent:0;mso-wrap-distance-left:9pt;mso-wrap-distance-top:0;mso-wrap-distance-right:9pt;mso-wrap-distance-bottom:0;mso-position-horizontal:absolute;mso-position-horizontal-relative:margin;mso-position-vertical:absolute;mso-position-vertical-relative:text;mso-width-percent:0;mso-height-percent:0;mso-width-relative:margin;mso-height-relative:margin;v-text-anchor:middle" o:gfxdata="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" fillcolor="black [3213]" strokecolor="black [3213]" strokeweight="2pt">
                 <v:textbox>
                   <w:txbxContent>
                     <w:p>
@@ -12412,7 +12434,7 @@
         <w:lastRenderedPageBreak/>
         <w:tab/>
       </w:r>
-      <w:bookmarkStart w:id="20" w:name="_Toc235141314"/>
+      <w:bookmarkStart w:id="20" w:name="_Toc235289658"/>
       <w:r>
         <w:rPr>
           <w:w w:val="90"/>
@@ -12493,28 +12515,74 @@
         </w:tabs>
         <w:spacing w:line="293" w:lineRule="exact"/>
         <w:ind w:left="1341"/>
-      </w:pPr>
+        <w:rPr>
+          <w:lang w:val="en-US"/>
+        </w:rPr>
+      </w:pPr>
+      <w:proofErr w:type="spellStart"/>
       <w:r>
         <w:rPr>
           <w:b/>
           <w:spacing w:val="-2"/>
           <w:w w:val="90"/>
-        </w:rPr>
-        <w:t>Archivo:</w:t>
+          <w:lang w:val="en-US"/>
+        </w:rPr>
+        <w:t>Archivo</w:t>
+      </w:r>
+      <w:proofErr w:type="spellEnd"/>
+      <w:r>
+        <w:rPr>
+          <w:b/>
+          <w:spacing w:val="-2"/>
+          <w:w w:val="90"/>
+          <w:lang w:val="en-US"/>
+        </w:rPr>
+        <w:t>:</w:t>
       </w:r>
       <w:r>
         <w:rPr>
           <w:b/>
           <w:spacing w:val="-6"/>
           <w:w w:val="90"/>
+          <w:lang w:val="en-US"/>
         </w:rPr>
         <w:t xml:space="preserve"> </w:t>
       </w:r>
       <w:r>
         <w:rPr>
           <w:spacing w:val="-2"/>
+          <w:lang w:val="en-US"/>
         </w:rPr>
         <w:t>JsonMissionReader.java</w:t>
+      </w:r>
+      <w:r>
+        <w:rPr>
+          <w:spacing w:val="-2"/>
+          <w:lang w:val="en-US"/>
+        </w:rPr>
+        <w:t xml:space="preserve">, </w:t>
+      </w:r>
+      <w:proofErr w:type="spellStart"/>
+      <w:proofErr w:type="gramStart"/>
+      <w:r>
+        <w:rPr>
+          <w:lang w:val="en-US"/>
+        </w:rPr>
+        <w:t>mission.json</w:t>
+      </w:r>
+      <w:proofErr w:type="spellEnd"/>
+      <w:proofErr w:type="gramEnd"/>
+      <w:r>
+        <w:rPr>
+          <w:lang w:val="en-US"/>
+        </w:rPr>
+        <w:t>, Miss</w:t>
+      </w:r>
+      <w:r>
+        <w:rPr>
+          <w:lang w:val="en-US"/>
+        </w:rPr>
+        <w:t>ion.java</w:t>
       </w:r>
     </w:p>
     <w:p>
@@ -12530,6 +12598,8 @@
         <w:spacing w:line="252" w:lineRule="auto"/>
         <w:ind w:right="1802"/>
         <w:rPr>
+          <w:bCs/>
+          <w:w w:val="90"/>
           <w:lang w:val="en-US"/>
         </w:rPr>
       </w:pPr>
@@ -12573,14 +12643,34 @@
         <w:rPr>
           <w:bCs/>
           <w:w w:val="90"/>
-        </w:rPr>
-        <w:t xml:space="preserve">Jackson Library (clase </w:t>
+          <w:lang w:val="en-US"/>
+        </w:rPr>
+        <w:t>Jackson Library (</w:t>
       </w:r>
       <w:proofErr w:type="spellStart"/>
       <w:r>
         <w:rPr>
           <w:bCs/>
           <w:w w:val="90"/>
+          <w:lang w:val="en-US"/>
+        </w:rPr>
+        <w:t>clase</w:t>
+      </w:r>
+      <w:proofErr w:type="spellEnd"/>
+      <w:r>
+        <w:rPr>
+          <w:bCs/>
+          <w:w w:val="90"/>
+          <w:lang w:val="en-US"/>
+        </w:rPr>
+        <w:t xml:space="preserve"> </w:t>
+      </w:r>
+      <w:proofErr w:type="spellStart"/>
+      <w:r>
+        <w:rPr>
+          <w:bCs/>
+          <w:w w:val="90"/>
+          <w:lang w:val="en-US"/>
         </w:rPr>
         <w:t>ObjectMapper</w:t>
       </w:r>
@@ -12589,33 +12679,105 @@
         <w:rPr>
           <w:bCs/>
           <w:w w:val="90"/>
+          <w:lang w:val="en-US"/>
         </w:rPr>
         <w:t xml:space="preserve">), </w:t>
+      </w:r>
+      <w:proofErr w:type="spellStart"/>
+      <w:r>
+        <w:rPr>
+          <w:bCs/>
+          <w:w w:val="90"/>
+          <w:lang w:val="en-US"/>
+        </w:rPr>
+        <w:t>Path.</w:t>
+      </w:r>
+      <w:r>
+        <w:rPr>
+          <w:bCs/>
+          <w:i/>
+          <w:iCs/>
+          <w:w w:val="90"/>
+          <w:lang w:val="en-US"/>
+        </w:rPr>
+        <w:t>of</w:t>
+      </w:r>
+      <w:proofErr w:type="spellEnd"/>
+      <w:r>
+        <w:rPr>
+          <w:bCs/>
+          <w:i/>
+          <w:iCs/>
+          <w:w w:val="90"/>
+          <w:lang w:val="en-US"/>
+        </w:rPr>
+        <w:t xml:space="preserve">, </w:t>
       </w:r>
       <w:proofErr w:type="spellStart"/>
       <w:proofErr w:type="gramStart"/>
       <w:r>
         <w:rPr>
           <w:bCs/>
-          <w:w w:val="90"/>
-        </w:rPr>
-        <w:t>java.nio.file</w:t>
+          <w:i/>
+          <w:iCs/>
+          <w:w w:val="90"/>
+          <w:lang w:val="en-US"/>
+        </w:rPr>
+        <w:t>toFile</w:t>
+      </w:r>
+      <w:proofErr w:type="spellEnd"/>
+      <w:r>
+        <w:rPr>
+          <w:bCs/>
+          <w:i/>
+          <w:iCs/>
+          <w:w w:val="90"/>
+          <w:lang w:val="en-US"/>
+        </w:rPr>
+        <w:t>(</w:t>
       </w:r>
       <w:proofErr w:type="gramEnd"/>
       <w:r>
         <w:rPr>
           <w:bCs/>
-          <w:w w:val="90"/>
-        </w:rPr>
-        <w:t>.Path</w:t>
+          <w:i/>
+          <w:iCs/>
+          <w:w w:val="90"/>
+          <w:lang w:val="en-US"/>
+        </w:rPr>
+        <w:t xml:space="preserve">), </w:t>
+      </w:r>
+      <w:proofErr w:type="spellStart"/>
+      <w:r>
+        <w:rPr>
+          <w:bCs/>
+          <w:i/>
+          <w:iCs/>
+          <w:w w:val="90"/>
+          <w:lang w:val="en-US"/>
+        </w:rPr>
+        <w:t>readValue</w:t>
       </w:r>
       <w:proofErr w:type="spellEnd"/>
       <w:r>
         <w:rPr>
           <w:bCs/>
-          <w:w w:val="90"/>
-        </w:rPr>
-        <w:t>.</w:t>
+          <w:i/>
+          <w:iCs/>
+          <w:w w:val="90"/>
+          <w:lang w:val="en-US"/>
+        </w:rPr>
+        <w:t xml:space="preserve">, </w:t>
+      </w:r>
+      <w:r>
+        <w:rPr>
+          <w:bCs/>
+          <w:i/>
+          <w:iCs/>
+          <w:w w:val="90"/>
+          <w:lang w:val="en-US"/>
+        </w:rPr>
+        <w:t>.class, try/catch.</w:t>
       </w:r>
     </w:p>
     <w:p>
@@ -12812,6 +12974,9 @@
     <w:p>
       <w:pPr>
         <w:pStyle w:val="Sinespaciado"/>
+        <w:rPr>
+          <w:lang w:val="es-ES"/>
+        </w:rPr>
       </w:pPr>
     </w:p>
     <w:p>
@@ -13001,20 +13166,28 @@
       <w:pPr>
         <w:pStyle w:val="Sinespaciado"/>
         <w:ind w:left="720"/>
+      </w:pPr>
+      <w:r>
         <w:rPr>
           <w:b/>
           <w:bCs/>
-          <w:lang w:val="es-ES"/>
-        </w:rPr>
-      </w:pPr>
+        </w:rPr>
+        <w:t>Data:</w:t>
+      </w:r>
       <w:r>
         <w:rPr>
           <w:b/>
           <w:bCs/>
-          <w:lang w:val="es-ES"/>
-        </w:rPr>
-        <w:t>Data:</w:t>
-      </w:r>
+        </w:rPr>
+        <w:t xml:space="preserve"> </w:t>
+      </w:r>
+      <w:proofErr w:type="spellStart"/>
+      <w:proofErr w:type="gramStart"/>
+      <w:r>
+        <w:t>mission.json</w:t>
+      </w:r>
+      <w:proofErr w:type="spellEnd"/>
+      <w:proofErr w:type="gramEnd"/>
     </w:p>
     <w:p>
       <w:pPr>
@@ -13161,7 +13334,7 @@
         <mc:AlternateContent>
           <mc:Choice Requires="wps">
             <w:drawing>
-              <wp:anchor distT="0" distB="0" distL="114300" distR="114300" simplePos="0" relativeHeight="251664896" behindDoc="0" locked="0" layoutInCell="1" allowOverlap="1" wp14:anchorId="1136D5C1" wp14:editId="189AA96A">
+              <wp:anchor distT="0" distB="0" distL="114300" distR="114300" simplePos="0" relativeHeight="251656704" behindDoc="0" locked="0" layoutInCell="1" allowOverlap="1" wp14:anchorId="1136D5C1" wp14:editId="189AA96A">
                 <wp:simplePos x="0" y="0"/>
                 <wp:positionH relativeFrom="margin">
                   <wp:posOffset>392502</wp:posOffset>
@@ -13226,6 +13399,14 @@
                               </w:rPr>
                               <w:t>Mission loaded successfully:</w:t>
                             </w:r>
+                          </w:p>
+                          <w:p>
+                            <w:pPr>
+                              <w:pStyle w:val="Sinespaciado"/>
+                              <w:rPr>
+                                <w:rFonts w:ascii="Cascadia Mono SemiBold" w:hAnsi="Cascadia Mono SemiBold" w:cs="Cascadia Mono SemiBold"/>
+                              </w:rPr>
+                            </w:pPr>
                           </w:p>
                           <w:p>
                             <w:pPr>
@@ -13305,7 +13486,7 @@
           </mc:Choice>
           <mc:Fallback>
             <w:pict>
-              <v:rect w14:anchorId="1136D5C1" id="_x0000_s1034" style="position:absolute;left:0;text-align:left;margin-left:30.9pt;margin-top:6.3pt;width:451.4pt;height:86.95pt;z-index:251664896;visibility:visible;mso-wrap-style:square;mso-width-percent:0;mso-height-percent:0;mso-wrap-distance-left:9pt;mso-wrap-distance-top:0;mso-wrap-distance-right:9pt;mso-wrap-distance-bottom:0;mso-position-horizontal:absolute;mso-position-horizontal-relative:margin;mso-position-vertical:absolute;mso-position-vertical-relative:text;mso-width-percent:0;mso-height-percent:0;mso-width-relative:margin;mso-height-relative:margin;v-text-anchor:middle" o:gfxdata="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" fillcolor="black [3213]" strokecolor="black [3213]" strokeweight="2pt">
+              <v:rect w14:anchorId="1136D5C1" id="_x0000_s1034" style="position:absolute;left:0;text-align:left;margin-left:30.9pt;margin-top:6.3pt;width:451.4pt;height:86.95pt;z-index:251656704;visibility:visible;mso-wrap-style:square;mso-width-percent:0;mso-height-percent:0;mso-wrap-distance-left:9pt;mso-wrap-distance-top:0;mso-wrap-distance-right:9pt;mso-wrap-distance-bottom:0;mso-position-horizontal:absolute;mso-position-horizontal-relative:margin;mso-position-vertical:absolute;mso-position-vertical-relative:text;mso-width-percent:0;mso-height-percent:0;mso-width-relative:margin;mso-height-relative:margin;v-text-anchor:middle" o:gfxdata="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" fillcolor="black [3213]" strokecolor="black [3213]" strokeweight="2pt">
                 <v:textbox>
                   <w:txbxContent>
                     <w:p>
@@ -13321,6 +13502,14 @@
                         </w:rPr>
                         <w:t>Mission loaded successfully:</w:t>
                       </w:r>
+                    </w:p>
+                    <w:p>
+                      <w:pPr>
+                        <w:pStyle w:val="Sinespaciado"/>
+                        <w:rPr>
+                          <w:rFonts w:ascii="Cascadia Mono SemiBold" w:hAnsi="Cascadia Mono SemiBold" w:cs="Cascadia Mono SemiBold"/>
+                        </w:rPr>
+                      </w:pPr>
                     </w:p>
                     <w:p>
                       <w:pPr>
@@ -13424,12 +13613,1145 @@
     </w:p>
     <w:p>
       <w:pPr>
-        <w:tabs>
-          <w:tab w:val="left" w:pos="4476"/>
-        </w:tabs>
-        <w:rPr>
-          <w:sz w:val="20"/>
-          <w:szCs w:val="24"/>
+        <w:spacing w:before="128" w:line="283" w:lineRule="auto"/>
+        <w:ind w:left="622" w:right="959"/>
+        <w:rPr>
+          <w:spacing w:val="-8"/>
+        </w:rPr>
+      </w:pPr>
+    </w:p>
+    <w:p>
+      <w:pPr>
+        <w:pageBreakBefore/>
+        <w:spacing w:before="128" w:line="283" w:lineRule="auto"/>
+        <w:ind w:left="624" w:right="958"/>
+        <w:rPr>
+          <w:b/>
+          <w:bCs/>
+          <w:spacing w:val="-8"/>
+        </w:rPr>
+      </w:pPr>
+      <w:r>
+        <w:rPr>
+          <w:b/>
+          <w:bCs/>
+          <w:spacing w:val="-8"/>
+        </w:rPr>
+        <w:lastRenderedPageBreak/>
+        <w:t xml:space="preserve">Instalación de </w:t>
+      </w:r>
+      <w:r>
+        <w:rPr>
+          <w:b/>
+          <w:bCs/>
+          <w:w w:val="90"/>
+        </w:rPr>
+        <w:t>Jackson Library</w:t>
+      </w:r>
+    </w:p>
+    <w:p>
+      <w:pPr>
+        <w:pStyle w:val="Sinespaciado"/>
+        <w:ind w:left="624"/>
+        <w:rPr>
+          <w:lang w:val="es-ES"/>
+        </w:rPr>
+      </w:pPr>
+      <w:r>
+        <w:rPr>
+          <w:lang w:val="es-ES"/>
+        </w:rPr>
+        <w:t>Con es</w:t>
+      </w:r>
+      <w:r>
+        <w:rPr>
+          <w:lang w:val="es-ES"/>
+        </w:rPr>
+        <w:t xml:space="preserve">to añadiremos la librería desde </w:t>
+      </w:r>
+      <w:proofErr w:type="spellStart"/>
+      <w:r>
+        <w:rPr>
+          <w:lang w:val="es-ES"/>
+        </w:rPr>
+        <w:t>Intellij</w:t>
+      </w:r>
+      <w:proofErr w:type="spellEnd"/>
+      <w:r>
+        <w:rPr>
+          <w:lang w:val="es-ES"/>
+        </w:rPr>
+        <w:t xml:space="preserve"> sin crear proyecto Maven.</w:t>
+      </w:r>
+    </w:p>
+    <w:p>
+      <w:pPr>
+        <w:pStyle w:val="Sinespaciado"/>
+        <w:rPr>
+          <w:lang w:val="es-ES"/>
+        </w:rPr>
+      </w:pPr>
+    </w:p>
+    <w:p>
+      <w:pPr>
+        <w:pStyle w:val="Sinespaciado"/>
+        <w:numPr>
+          <w:ilvl w:val="0"/>
+          <w:numId w:val="47"/>
+        </w:numPr>
+        <w:rPr>
+          <w:lang w:val="es-ES"/>
+        </w:rPr>
+      </w:pPr>
+      <w:r>
+        <w:rPr>
+          <w:lang w:val="es-ES"/>
+        </w:rPr>
+        <w:t xml:space="preserve">En tu proyecto actual (el normal, sin Maven), ve a File &gt; Project </w:t>
+      </w:r>
+      <w:proofErr w:type="spellStart"/>
+      <w:r>
+        <w:rPr>
+          <w:lang w:val="es-ES"/>
+        </w:rPr>
+        <w:t>Structure</w:t>
+      </w:r>
+      <w:proofErr w:type="spellEnd"/>
+      <w:r>
+        <w:rPr>
+          <w:lang w:val="es-ES"/>
+        </w:rPr>
+        <w:t xml:space="preserve"> (o </w:t>
+      </w:r>
+      <w:proofErr w:type="spellStart"/>
+      <w:r>
+        <w:rPr>
+          <w:b/>
+          <w:bCs/>
+          <w:i/>
+          <w:iCs/>
+          <w:lang w:val="es-ES"/>
+        </w:rPr>
+        <w:t>Ctrl+Alt+Shift+S</w:t>
+      </w:r>
+      <w:proofErr w:type="spellEnd"/>
+      <w:r>
+        <w:rPr>
+          <w:lang w:val="es-ES"/>
+        </w:rPr>
+        <w:t xml:space="preserve">). </w:t>
+      </w:r>
+    </w:p>
+    <w:p>
+      <w:pPr>
+        <w:pStyle w:val="Sinespaciado"/>
+        <w:numPr>
+          <w:ilvl w:val="0"/>
+          <w:numId w:val="47"/>
+        </w:numPr>
+        <w:rPr>
+          <w:lang w:val="es-ES"/>
+        </w:rPr>
+      </w:pPr>
+      <w:proofErr w:type="spellStart"/>
+      <w:proofErr w:type="gramStart"/>
+      <w:r>
+        <w:rPr>
+          <w:lang w:val="es-ES"/>
+        </w:rPr>
+        <w:t>Click</w:t>
+      </w:r>
+      <w:proofErr w:type="spellEnd"/>
+      <w:proofErr w:type="gramEnd"/>
+      <w:r>
+        <w:rPr>
+          <w:lang w:val="es-ES"/>
+        </w:rPr>
+        <w:t xml:space="preserve"> en </w:t>
+      </w:r>
+      <w:proofErr w:type="spellStart"/>
+      <w:r>
+        <w:rPr>
+          <w:lang w:val="es-ES"/>
+        </w:rPr>
+        <w:t>Libraries</w:t>
+      </w:r>
+      <w:proofErr w:type="spellEnd"/>
+      <w:r>
+        <w:rPr>
+          <w:lang w:val="es-ES"/>
+        </w:rPr>
+        <w:t xml:space="preserve"> (en el menú de la izquierda) → botón + → </w:t>
+      </w:r>
+      <w:proofErr w:type="spellStart"/>
+      <w:r>
+        <w:rPr>
+          <w:b/>
+          <w:bCs/>
+          <w:i/>
+          <w:iCs/>
+          <w:lang w:val="es-ES"/>
+        </w:rPr>
+        <w:t>From</w:t>
+      </w:r>
+      <w:proofErr w:type="spellEnd"/>
+      <w:r>
+        <w:rPr>
+          <w:b/>
+          <w:bCs/>
+          <w:i/>
+          <w:iCs/>
+          <w:lang w:val="es-ES"/>
+        </w:rPr>
+        <w:t xml:space="preserve"> Maven...</w:t>
+      </w:r>
+      <w:r>
+        <w:rPr>
+          <w:lang w:val="es-ES"/>
+        </w:rPr>
+        <w:t xml:space="preserve"> </w:t>
+      </w:r>
+    </w:p>
+    <w:p>
+      <w:pPr>
+        <w:pStyle w:val="Sinespaciado"/>
+        <w:numPr>
+          <w:ilvl w:val="0"/>
+          <w:numId w:val="47"/>
+        </w:numPr>
+        <w:rPr>
+          <w:lang w:val="es-ES"/>
+        </w:rPr>
+      </w:pPr>
+      <w:r>
+        <w:rPr>
+          <w:lang w:val="es-ES"/>
+        </w:rPr>
+        <w:t xml:space="preserve">Te va a pedir las coordenadas Maven. </w:t>
+      </w:r>
+    </w:p>
+    <w:p>
+      <w:pPr>
+        <w:pStyle w:val="Sinespaciado"/>
+      </w:pPr>
+    </w:p>
+    <w:p>
+      <w:pPr>
+        <w:pStyle w:val="Sinespaciado"/>
+        <w:ind w:firstLine="720"/>
+      </w:pPr>
+      <w:r>
+        <w:t>Escribe</w:t>
+      </w:r>
+      <w:r>
+        <w:t>:</w:t>
+      </w:r>
+    </w:p>
+    <w:p>
+      <w:pPr>
+        <w:pStyle w:val="Sinespaciado"/>
+        <w:rPr>
+          <w:lang w:val="es-ES"/>
+        </w:rPr>
+      </w:pPr>
+      <w:r>
+        <w:rPr>
+          <w:noProof/>
+          <w:lang w:val="es-ES"/>
+        </w:rPr>
+        <mc:AlternateContent>
+          <mc:Choice Requires="wps">
+            <w:drawing>
+              <wp:anchor distT="0" distB="0" distL="114300" distR="114300" simplePos="0" relativeHeight="251665920" behindDoc="0" locked="0" layoutInCell="1" allowOverlap="1" wp14:anchorId="51611EB9" wp14:editId="2027D104">
+                <wp:simplePos x="0" y="0"/>
+                <wp:positionH relativeFrom="margin">
+                  <wp:posOffset>392502</wp:posOffset>
+                </wp:positionH>
+                <wp:positionV relativeFrom="paragraph">
+                  <wp:posOffset>82527</wp:posOffset>
+                </wp:positionV>
+                <wp:extent cx="5732891" cy="422694"/>
+                <wp:effectExtent l="0" t="0" r="20320" b="15875"/>
+                <wp:wrapNone/>
+                <wp:docPr id="1478743365" name="Rectángulo 2"/>
+                <wp:cNvGraphicFramePr/>
+                <a:graphic xmlns:a="http://schemas.openxmlformats.org/drawingml/2006/main">
+                  <a:graphicData uri="http://schemas.microsoft.com/office/word/2010/wordprocessingShape">
+                    <wps:wsp>
+                      <wps:cNvSpPr/>
+                      <wps:spPr>
+                        <a:xfrm>
+                          <a:off x="0" y="0"/>
+                          <a:ext cx="5732891" cy="422694"/>
+                        </a:xfrm>
+                        <a:prstGeom prst="rect">
+                          <a:avLst/>
+                        </a:prstGeom>
+                        <a:solidFill>
+                          <a:schemeClr val="tx1"/>
+                        </a:solidFill>
+                        <a:ln>
+                          <a:solidFill>
+                            <a:schemeClr val="tx1"/>
+                          </a:solidFill>
+                        </a:ln>
+                      </wps:spPr>
+                      <wps:style>
+                        <a:lnRef idx="2">
+                          <a:schemeClr val="accent1">
+                            <a:shade val="15000"/>
+                          </a:schemeClr>
+                        </a:lnRef>
+                        <a:fillRef idx="1">
+                          <a:schemeClr val="accent1"/>
+                        </a:fillRef>
+                        <a:effectRef idx="0">
+                          <a:schemeClr val="accent1"/>
+                        </a:effectRef>
+                        <a:fontRef idx="minor">
+                          <a:schemeClr val="lt1"/>
+                        </a:fontRef>
+                      </wps:style>
+                      <wps:txbx>
+                        <w:txbxContent>
+                          <w:p>
+                            <w:pPr>
+                              <w:pStyle w:val="Sinespaciado"/>
+                              <w:rPr>
+                                <w:rFonts w:ascii="Cascadia Mono SemiBold" w:hAnsi="Cascadia Mono SemiBold" w:cs="Cascadia Mono SemiBold"/>
+                              </w:rPr>
+                            </w:pPr>
+                            <w:proofErr w:type="gramStart"/>
+                            <w:r>
+                              <w:rPr>
+                                <w:rFonts w:ascii="Cascadia Mono SemiBold" w:hAnsi="Cascadia Mono SemiBold" w:cs="Cascadia Mono SemiBold"/>
+                              </w:rPr>
+                              <w:t>com.fasterxml</w:t>
+                            </w:r>
+                            <w:proofErr w:type="gramEnd"/>
+                            <w:r>
+                              <w:rPr>
+                                <w:rFonts w:ascii="Cascadia Mono SemiBold" w:hAnsi="Cascadia Mono SemiBold" w:cs="Cascadia Mono SemiBold"/>
+                              </w:rPr>
+                              <w:t>.jackson.core:jackson-databind:2.17.0</w:t>
+                            </w:r>
+                          </w:p>
+                        </w:txbxContent>
+                      </wps:txbx>
+                      <wps:bodyPr rot="0" spcFirstLastPara="0" vertOverflow="overflow" horzOverflow="overflow" vert="horz" wrap="square" lIns="91440" tIns="45720" rIns="91440" bIns="45720" numCol="1" spcCol="0" rtlCol="0" fromWordArt="0" anchor="ctr" anchorCtr="0" forceAA="0" compatLnSpc="1">
+                        <a:prstTxWarp prst="textNoShape">
+                          <a:avLst/>
+                        </a:prstTxWarp>
+                        <a:noAutofit/>
+                      </wps:bodyPr>
+                    </wps:wsp>
+                  </a:graphicData>
+                </a:graphic>
+                <wp14:sizeRelH relativeFrom="margin">
+                  <wp14:pctWidth>0</wp14:pctWidth>
+                </wp14:sizeRelH>
+                <wp14:sizeRelV relativeFrom="margin">
+                  <wp14:pctHeight>0</wp14:pctHeight>
+                </wp14:sizeRelV>
+              </wp:anchor>
+            </w:drawing>
+          </mc:Choice>
+          <mc:Fallback>
+            <w:pict>
+              <v:rect w14:anchorId="51611EB9" id="_x0000_s1035" style="position:absolute;margin-left:30.9pt;margin-top:6.5pt;width:451.4pt;height:33.3pt;z-index:251665920;visibility:visible;mso-wrap-style:square;mso-width-percent:0;mso-height-percent:0;mso-wrap-distance-left:9pt;mso-wrap-distance-top:0;mso-wrap-distance-right:9pt;mso-wrap-distance-bottom:0;mso-position-horizontal:absolute;mso-position-horizontal-relative:margin;mso-position-vertical:absolute;mso-position-vertical-relative:text;mso-width-percent:0;mso-height-percent:0;mso-width-relative:margin;mso-height-relative:margin;v-text-anchor:middle" o:gfxdata="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" fillcolor="black [3213]" strokecolor="black [3213]" strokeweight="2pt">
+                <v:textbox>
+                  <w:txbxContent>
+                    <w:p>
+                      <w:pPr>
+                        <w:pStyle w:val="Sinespaciado"/>
+                        <w:rPr>
+                          <w:rFonts w:ascii="Cascadia Mono SemiBold" w:hAnsi="Cascadia Mono SemiBold" w:cs="Cascadia Mono SemiBold"/>
+                        </w:rPr>
+                      </w:pPr>
+                      <w:proofErr w:type="gramStart"/>
+                      <w:r>
+                        <w:rPr>
+                          <w:rFonts w:ascii="Cascadia Mono SemiBold" w:hAnsi="Cascadia Mono SemiBold" w:cs="Cascadia Mono SemiBold"/>
+                        </w:rPr>
+                        <w:t>com.fasterxml</w:t>
+                      </w:r>
+                      <w:proofErr w:type="gramEnd"/>
+                      <w:r>
+                        <w:rPr>
+                          <w:rFonts w:ascii="Cascadia Mono SemiBold" w:hAnsi="Cascadia Mono SemiBold" w:cs="Cascadia Mono SemiBold"/>
+                        </w:rPr>
+                        <w:t>.jackson.core:jackson-databind:2.17.0</w:t>
+                      </w:r>
+                    </w:p>
+                  </w:txbxContent>
+                </v:textbox>
+                <w10:wrap anchorx="margin"/>
+              </v:rect>
+            </w:pict>
+          </mc:Fallback>
+        </mc:AlternateContent>
+      </w:r>
+    </w:p>
+    <w:p>
+      <w:pPr>
+        <w:pStyle w:val="Sinespaciado"/>
+        <w:ind w:left="622"/>
+        <w:rPr>
+          <w:lang w:val="es-ES"/>
+        </w:rPr>
+      </w:pPr>
+    </w:p>
+    <w:p>
+      <w:pPr>
+        <w:pStyle w:val="Sinespaciado"/>
+        <w:ind w:left="622"/>
+        <w:rPr>
+          <w:lang w:val="es-ES"/>
+        </w:rPr>
+      </w:pPr>
+    </w:p>
+    <w:p>
+      <w:pPr>
+        <w:pStyle w:val="Sinespaciado"/>
+        <w:ind w:left="622"/>
+        <w:jc w:val="center"/>
+        <w:rPr>
+          <w:lang w:val="es-ES"/>
+        </w:rPr>
+      </w:pPr>
+      <w:r>
+        <w:rPr>
+          <w:lang w:val="es-ES"/>
+        </w:rPr>
+        <w:drawing>
+          <wp:inline distT="0" distB="0" distL="0" distR="0" wp14:anchorId="1750E5CA" wp14:editId="1D26C5E7">
+            <wp:extent cx="4768251" cy="1913238"/>
+            <wp:effectExtent l="133350" t="114300" r="127635" b="163830"/>
+            <wp:docPr id="1865357792" name="Imagen 1" descr="Captura de pantalla de un celular&#10;&#10;El contenido generado por IA puede ser incorrecto."/>
+            <wp:cNvGraphicFramePr>
+              <a:graphicFrameLocks xmlns:a="http://schemas.openxmlformats.org/drawingml/2006/main" noChangeAspect="1"/>
+            </wp:cNvGraphicFramePr>
+            <a:graphic xmlns:a="http://schemas.openxmlformats.org/drawingml/2006/main">
+              <a:graphicData uri="http://schemas.openxmlformats.org/drawingml/2006/picture">
+                <pic:pic xmlns:pic="http://schemas.openxmlformats.org/drawingml/2006/picture">
+                  <pic:nvPicPr>
+                    <pic:cNvPr id="1865357792" name="Imagen 1" descr="Captura de pantalla de un celular&#10;&#10;El contenido generado por IA puede ser incorrecto."/>
+                    <pic:cNvPicPr/>
+                  </pic:nvPicPr>
+                  <pic:blipFill>
+                    <a:blip r:embed="rId13"/>
+                    <a:stretch>
+                      <a:fillRect/>
+                    </a:stretch>
+                  </pic:blipFill>
+                  <pic:spPr>
+                    <a:xfrm>
+                      <a:off x="0" y="0"/>
+                      <a:ext cx="4782549" cy="1918975"/>
+                    </a:xfrm>
+                    <a:prstGeom prst="rect">
+                      <a:avLst/>
+                    </a:prstGeom>
+                    <a:solidFill>
+                      <a:srgbClr val="FFFFFF">
+                        <a:shade val="85000"/>
+                      </a:srgbClr>
+                    </a:solidFill>
+                    <a:ln w="88900" cap="sq">
+                      <a:solidFill>
+                        <a:srgbClr val="FFFFFF"/>
+                      </a:solidFill>
+                      <a:miter lim="800000"/>
+                    </a:ln>
+                    <a:effectLst>
+                      <a:outerShdw blurRad="55000" dist="18000" dir="5400000" algn="tl" rotWithShape="0">
+                        <a:srgbClr val="000000">
+                          <a:alpha val="40000"/>
+                        </a:srgbClr>
+                      </a:outerShdw>
+                    </a:effectLst>
+                    <a:scene3d>
+                      <a:camera prst="orthographicFront"/>
+                      <a:lightRig rig="twoPt" dir="t">
+                        <a:rot lat="0" lon="0" rev="7200000"/>
+                      </a:lightRig>
+                    </a:scene3d>
+                    <a:sp3d>
+                      <a:bevelT w="25400" h="19050"/>
+                      <a:contourClr>
+                        <a:srgbClr val="FFFFFF"/>
+                      </a:contourClr>
+                    </a:sp3d>
+                  </pic:spPr>
+                </pic:pic>
+              </a:graphicData>
+            </a:graphic>
+          </wp:inline>
+        </w:drawing>
+      </w:r>
+    </w:p>
+    <w:p>
+      <w:pPr>
+        <w:pStyle w:val="Sinespaciado"/>
+        <w:numPr>
+          <w:ilvl w:val="0"/>
+          <w:numId w:val="47"/>
+        </w:numPr>
+        <w:rPr>
+          <w:lang w:val="es-ES"/>
+        </w:rPr>
+      </w:pPr>
+      <w:r>
+        <w:rPr>
+          <w:lang w:val="es-ES"/>
+        </w:rPr>
+        <w:t xml:space="preserve">Dale a buscar (la lupa) y selecciona el resultado. </w:t>
+      </w:r>
+    </w:p>
+    <w:p>
+      <w:pPr>
+        <w:pStyle w:val="Sinespaciado"/>
+        <w:numPr>
+          <w:ilvl w:val="0"/>
+          <w:numId w:val="47"/>
+        </w:numPr>
+        <w:rPr>
+          <w:lang w:val="es-ES"/>
+        </w:rPr>
+      </w:pPr>
+      <w:r>
+        <w:rPr>
+          <w:lang w:val="es-ES"/>
+        </w:rPr>
+        <w:t xml:space="preserve">Acepta — IntelliJ </w:t>
+      </w:r>
+      <w:r>
+        <w:rPr>
+          <w:b/>
+          <w:bCs/>
+          <w:lang w:val="es-ES"/>
+        </w:rPr>
+        <w:t>descarga automáticamente</w:t>
+      </w:r>
+      <w:r>
+        <w:rPr>
+          <w:lang w:val="es-ES"/>
+        </w:rPr>
+        <w:t xml:space="preserve"> </w:t>
+      </w:r>
+      <w:proofErr w:type="spellStart"/>
+      <w:r>
+        <w:rPr>
+          <w:lang w:val="es-ES"/>
+        </w:rPr>
+        <w:t>el</w:t>
+      </w:r>
+      <w:proofErr w:type="spellEnd"/>
+      <w:r>
+        <w:rPr>
+          <w:lang w:val="es-ES"/>
+        </w:rPr>
+        <w:t xml:space="preserve"> .</w:t>
+      </w:r>
+      <w:proofErr w:type="spellStart"/>
+      <w:r>
+        <w:rPr>
+          <w:lang w:val="es-ES"/>
+        </w:rPr>
+        <w:t>jar</w:t>
+      </w:r>
+      <w:proofErr w:type="spellEnd"/>
+      <w:r>
+        <w:rPr>
+          <w:lang w:val="es-ES"/>
+        </w:rPr>
+        <w:t xml:space="preserve"> y sus dependencias (</w:t>
+      </w:r>
+      <w:proofErr w:type="spellStart"/>
+      <w:r>
+        <w:rPr>
+          <w:b/>
+          <w:bCs/>
+          <w:i/>
+          <w:iCs/>
+          <w:lang w:val="es-ES"/>
+        </w:rPr>
+        <w:t>jackson-core</w:t>
+      </w:r>
+      <w:proofErr w:type="spellEnd"/>
+      <w:r>
+        <w:rPr>
+          <w:b/>
+          <w:bCs/>
+          <w:i/>
+          <w:iCs/>
+          <w:lang w:val="es-ES"/>
+        </w:rPr>
+        <w:t xml:space="preserve">, </w:t>
+      </w:r>
+      <w:proofErr w:type="spellStart"/>
+      <w:r>
+        <w:rPr>
+          <w:b/>
+          <w:bCs/>
+          <w:i/>
+          <w:iCs/>
+          <w:lang w:val="es-ES"/>
+        </w:rPr>
+        <w:t>jackson-annotations</w:t>
+      </w:r>
+      <w:proofErr w:type="spellEnd"/>
+      <w:r>
+        <w:rPr>
+          <w:b/>
+          <w:bCs/>
+          <w:i/>
+          <w:iCs/>
+          <w:lang w:val="es-ES"/>
+        </w:rPr>
+        <w:t xml:space="preserve">) </w:t>
+      </w:r>
+      <w:r>
+        <w:rPr>
+          <w:lang w:val="es-ES"/>
+        </w:rPr>
+        <w:t xml:space="preserve">sin que tengas que ir a buscarlos a mano. </w:t>
+      </w:r>
+    </w:p>
+    <w:p>
+      <w:pPr>
+        <w:pStyle w:val="Sinespaciado"/>
+        <w:numPr>
+          <w:ilvl w:val="0"/>
+          <w:numId w:val="47"/>
+        </w:numPr>
+        <w:rPr>
+          <w:lang w:val="es-ES"/>
+        </w:rPr>
+      </w:pPr>
+      <w:r>
+        <w:rPr>
+          <w:lang w:val="es-ES"/>
+        </w:rPr>
+        <w:t>Aplica los cambios (</w:t>
+      </w:r>
+      <w:proofErr w:type="spellStart"/>
+      <w:r>
+        <w:rPr>
+          <w:lang w:val="es-ES"/>
+        </w:rPr>
+        <w:t>Apply</w:t>
+      </w:r>
+      <w:proofErr w:type="spellEnd"/>
+      <w:r>
+        <w:rPr>
+          <w:lang w:val="es-ES"/>
+        </w:rPr>
+        <w:t xml:space="preserve"> → OK).</w:t>
+      </w:r>
+    </w:p>
+    <w:p>
+      <w:pPr>
+        <w:pStyle w:val="Sinespaciado"/>
+        <w:rPr>
+          <w:b/>
+          <w:bCs/>
+          <w:lang w:val="es-ES"/>
+        </w:rPr>
+      </w:pPr>
+    </w:p>
+    <w:p>
+      <w:pPr>
+        <w:pStyle w:val="Sinespaciado"/>
+        <w:ind w:firstLine="720"/>
+        <w:rPr>
+          <w:b/>
+          <w:bCs/>
+        </w:rPr>
+      </w:pPr>
+      <w:r>
+        <w:rPr>
+          <w:b/>
+          <w:bCs/>
+        </w:rPr>
+        <w:t xml:space="preserve">Nota </w:t>
+      </w:r>
+      <w:proofErr w:type="spellStart"/>
+      <w:r>
+        <w:rPr>
+          <w:b/>
+          <w:bCs/>
+        </w:rPr>
+        <w:t>sobre</w:t>
+      </w:r>
+      <w:proofErr w:type="spellEnd"/>
+      <w:r>
+        <w:rPr>
+          <w:b/>
+          <w:bCs/>
+        </w:rPr>
+        <w:t xml:space="preserve"> la </w:t>
+      </w:r>
+      <w:proofErr w:type="spellStart"/>
+      <w:r>
+        <w:rPr>
+          <w:b/>
+          <w:bCs/>
+        </w:rPr>
+        <w:t>ejecución</w:t>
+      </w:r>
+      <w:proofErr w:type="spellEnd"/>
+    </w:p>
+    <w:p>
+      <w:pPr>
+        <w:pStyle w:val="Sinespaciado"/>
+        <w:ind w:left="1080"/>
+        <w:rPr>
+          <w:rFonts w:eastAsia="Trebuchet MS" w:cs="Trebuchet MS"/>
+          <w:b/>
+          <w:bCs/>
+          <w:kern w:val="0"/>
+          <w:szCs w:val="22"/>
+          <w:lang w:val="es-ES"/>
+          <w14:ligatures w14:val="none"/>
+        </w:rPr>
+      </w:pPr>
+      <w:r>
+        <w:rPr>
+          <w:noProof/>
+          <w:lang w:val="es-ES"/>
+        </w:rPr>
+        <mc:AlternateContent>
+          <mc:Choice Requires="wps">
+            <w:drawing>
+              <wp:anchor distT="0" distB="0" distL="114300" distR="114300" simplePos="0" relativeHeight="251667968" behindDoc="0" locked="0" layoutInCell="1" allowOverlap="1" wp14:anchorId="492D6527" wp14:editId="15994CF8">
+                <wp:simplePos x="0" y="0"/>
+                <wp:positionH relativeFrom="margin">
+                  <wp:posOffset>392502</wp:posOffset>
+                </wp:positionH>
+                <wp:positionV relativeFrom="paragraph">
+                  <wp:posOffset>78225</wp:posOffset>
+                </wp:positionV>
+                <wp:extent cx="6098875" cy="974785"/>
+                <wp:effectExtent l="0" t="0" r="16510" b="15875"/>
+                <wp:wrapNone/>
+                <wp:docPr id="2126305823" name="Rectángulo 2"/>
+                <wp:cNvGraphicFramePr/>
+                <a:graphic xmlns:a="http://schemas.openxmlformats.org/drawingml/2006/main">
+                  <a:graphicData uri="http://schemas.microsoft.com/office/word/2010/wordprocessingShape">
+                    <wps:wsp>
+                      <wps:cNvSpPr/>
+                      <wps:spPr>
+                        <a:xfrm>
+                          <a:off x="0" y="0"/>
+                          <a:ext cx="6098875" cy="974785"/>
+                        </a:xfrm>
+                        <a:prstGeom prst="rect">
+                          <a:avLst/>
+                        </a:prstGeom>
+                        <a:solidFill>
+                          <a:schemeClr val="tx1"/>
+                        </a:solidFill>
+                        <a:ln>
+                          <a:solidFill>
+                            <a:schemeClr val="tx1"/>
+                          </a:solidFill>
+                        </a:ln>
+                      </wps:spPr>
+                      <wps:style>
+                        <a:lnRef idx="2">
+                          <a:schemeClr val="accent1">
+                            <a:shade val="15000"/>
+                          </a:schemeClr>
+                        </a:lnRef>
+                        <a:fillRef idx="1">
+                          <a:schemeClr val="accent1"/>
+                        </a:fillRef>
+                        <a:effectRef idx="0">
+                          <a:schemeClr val="accent1"/>
+                        </a:effectRef>
+                        <a:fontRef idx="minor">
+                          <a:schemeClr val="lt1"/>
+                        </a:fontRef>
+                      </wps:style>
+                      <wps:txbx>
+                        <w:txbxContent>
+                          <w:p>
+                            <w:pPr>
+                              <w:pStyle w:val="Sinespaciado"/>
+                              <w:rPr>
+                                <w:rFonts w:ascii="Cascadia Mono SemiBold" w:hAnsi="Cascadia Mono SemiBold" w:cs="Cascadia Mono SemiBold"/>
+                                <w:sz w:val="20"/>
+                                <w:szCs w:val="20"/>
+                              </w:rPr>
+                            </w:pPr>
+                            <w:proofErr w:type="spellStart"/>
+                            <w:r>
+                              <w:rPr>
+                                <w:rFonts w:ascii="Cascadia Mono SemiBold" w:hAnsi="Cascadia Mono SemiBold" w:cs="Cascadia Mono SemiBold"/>
+                                <w:sz w:val="20"/>
+                                <w:szCs w:val="20"/>
+                              </w:rPr>
+                              <w:t>javac</w:t>
+                            </w:r>
+                            <w:proofErr w:type="spellEnd"/>
+                            <w:r>
+                              <w:rPr>
+                                <w:rFonts w:ascii="Cascadia Mono SemiBold" w:hAnsi="Cascadia Mono SemiBold" w:cs="Cascadia Mono SemiBold"/>
+                                <w:sz w:val="20"/>
+                                <w:szCs w:val="20"/>
+                              </w:rPr>
+                              <w:t xml:space="preserve"> -cp "</w:t>
+                            </w:r>
+                            <w:proofErr w:type="gramStart"/>
+                            <w:r>
+                              <w:rPr>
+                                <w:rFonts w:ascii="Cascadia Mono SemiBold" w:hAnsi="Cascadia Mono SemiBold" w:cs="Cascadia Mono SemiBold"/>
+                                <w:sz w:val="20"/>
+                                <w:szCs w:val="20"/>
+                              </w:rPr>
+                              <w:t>.:ruta/al/jackson-databind-2.17.0.jar</w:t>
+                            </w:r>
+                            <w:proofErr w:type="gramEnd"/>
+                            <w:r>
+                              <w:rPr>
+                                <w:rFonts w:ascii="Cascadia Mono SemiBold" w:hAnsi="Cascadia Mono SemiBold" w:cs="Cascadia Mono SemiBold"/>
+                                <w:sz w:val="20"/>
+                                <w:szCs w:val="20"/>
+                              </w:rPr>
+                              <w:t>:ruta/al/jackson-core-2.17.0.jar:ruta/al/jackson-annotations-2.17.0.jar" JsonMissionReader.java</w:t>
+                            </w:r>
+                          </w:p>
+                          <w:p>
+                            <w:pPr>
+                              <w:pStyle w:val="Sinespaciado"/>
+                              <w:rPr>
+                                <w:rFonts w:ascii="Cascadia Mono SemiBold" w:hAnsi="Cascadia Mono SemiBold" w:cs="Cascadia Mono SemiBold"/>
+                                <w:sz w:val="20"/>
+                                <w:szCs w:val="20"/>
+                              </w:rPr>
+                            </w:pPr>
+                          </w:p>
+                          <w:p>
+                            <w:pPr>
+                              <w:pStyle w:val="Sinespaciado"/>
+                              <w:rPr>
+                                <w:rFonts w:ascii="Cascadia Mono SemiBold" w:hAnsi="Cascadia Mono SemiBold" w:cs="Cascadia Mono SemiBold"/>
+                                <w:sz w:val="20"/>
+                                <w:szCs w:val="20"/>
+                              </w:rPr>
+                            </w:pPr>
+                            <w:r>
+                              <w:rPr>
+                                <w:rFonts w:ascii="Cascadia Mono SemiBold" w:hAnsi="Cascadia Mono SemiBold" w:cs="Cascadia Mono SemiBold"/>
+                                <w:sz w:val="20"/>
+                                <w:szCs w:val="20"/>
+                              </w:rPr>
+                              <w:t>java -cp "</w:t>
+                            </w:r>
+                            <w:proofErr w:type="gramStart"/>
+                            <w:r>
+                              <w:rPr>
+                                <w:rFonts w:ascii="Cascadia Mono SemiBold" w:hAnsi="Cascadia Mono SemiBold" w:cs="Cascadia Mono SemiBold"/>
+                                <w:sz w:val="20"/>
+                                <w:szCs w:val="20"/>
+                              </w:rPr>
+                              <w:t>.:ruta/al/jackson-databind-2.17.0.jar</w:t>
+                            </w:r>
+                            <w:proofErr w:type="gramEnd"/>
+                            <w:r>
+                              <w:rPr>
+                                <w:rFonts w:ascii="Cascadia Mono SemiBold" w:hAnsi="Cascadia Mono SemiBold" w:cs="Cascadia Mono SemiBold"/>
+                                <w:sz w:val="20"/>
+                                <w:szCs w:val="20"/>
+                              </w:rPr>
+                              <w:t xml:space="preserve">:ruta/al/jackson-core-2.17.0.jar:ruta/al/jackson-annotations-2.17.0.jar" </w:t>
+                            </w:r>
+                            <w:proofErr w:type="spellStart"/>
+                            <w:r>
+                              <w:rPr>
+                                <w:rFonts w:ascii="Cascadia Mono SemiBold" w:hAnsi="Cascadia Mono SemiBold" w:cs="Cascadia Mono SemiBold"/>
+                                <w:sz w:val="20"/>
+                                <w:szCs w:val="20"/>
+                              </w:rPr>
+                              <w:t>JsonMissionReader</w:t>
+                            </w:r>
+                            <w:proofErr w:type="spellEnd"/>
+                          </w:p>
+                        </w:txbxContent>
+                      </wps:txbx>
+                      <wps:bodyPr rot="0" spcFirstLastPara="0" vertOverflow="overflow" horzOverflow="overflow" vert="horz" wrap="square" lIns="91440" tIns="45720" rIns="91440" bIns="45720" numCol="1" spcCol="0" rtlCol="0" fromWordArt="0" anchor="ctr" anchorCtr="0" forceAA="0" compatLnSpc="1">
+                        <a:prstTxWarp prst="textNoShape">
+                          <a:avLst/>
+                        </a:prstTxWarp>
+                        <a:noAutofit/>
+                      </wps:bodyPr>
+                    </wps:wsp>
+                  </a:graphicData>
+                </a:graphic>
+                <wp14:sizeRelH relativeFrom="margin">
+                  <wp14:pctWidth>0</wp14:pctWidth>
+                </wp14:sizeRelH>
+                <wp14:sizeRelV relativeFrom="margin">
+                  <wp14:pctHeight>0</wp14:pctHeight>
+                </wp14:sizeRelV>
+              </wp:anchor>
+            </w:drawing>
+          </mc:Choice>
+          <mc:Fallback>
+            <w:pict>
+              <v:rect w14:anchorId="492D6527" id="_x0000_s1036" style="position:absolute;left:0;text-align:left;margin-left:30.9pt;margin-top:6.15pt;width:480.25pt;height:76.75pt;z-index:251667968;visibility:visible;mso-wrap-style:square;mso-width-percent:0;mso-height-percent:0;mso-wrap-distance-left:9pt;mso-wrap-distance-top:0;mso-wrap-distance-right:9pt;mso-wrap-distance-bottom:0;mso-position-horizontal:absolute;mso-position-horizontal-relative:margin;mso-position-vertical:absolute;mso-position-vertical-relative:text;mso-width-percent:0;mso-height-percent:0;mso-width-relative:margin;mso-height-relative:margin;v-text-anchor:middle" o:gfxdata="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" fillcolor="black [3213]" strokecolor="black [3213]" strokeweight="2pt">
+                <v:textbox>
+                  <w:txbxContent>
+                    <w:p>
+                      <w:pPr>
+                        <w:pStyle w:val="Sinespaciado"/>
+                        <w:rPr>
+                          <w:rFonts w:ascii="Cascadia Mono SemiBold" w:hAnsi="Cascadia Mono SemiBold" w:cs="Cascadia Mono SemiBold"/>
+                          <w:sz w:val="20"/>
+                          <w:szCs w:val="20"/>
+                        </w:rPr>
+                      </w:pPr>
+                      <w:proofErr w:type="spellStart"/>
+                      <w:r>
+                        <w:rPr>
+                          <w:rFonts w:ascii="Cascadia Mono SemiBold" w:hAnsi="Cascadia Mono SemiBold" w:cs="Cascadia Mono SemiBold"/>
+                          <w:sz w:val="20"/>
+                          <w:szCs w:val="20"/>
+                        </w:rPr>
+                        <w:t>javac</w:t>
+                      </w:r>
+                      <w:proofErr w:type="spellEnd"/>
+                      <w:r>
+                        <w:rPr>
+                          <w:rFonts w:ascii="Cascadia Mono SemiBold" w:hAnsi="Cascadia Mono SemiBold" w:cs="Cascadia Mono SemiBold"/>
+                          <w:sz w:val="20"/>
+                          <w:szCs w:val="20"/>
+                        </w:rPr>
+                        <w:t xml:space="preserve"> -cp "</w:t>
+                      </w:r>
+                      <w:proofErr w:type="gramStart"/>
+                      <w:r>
+                        <w:rPr>
+                          <w:rFonts w:ascii="Cascadia Mono SemiBold" w:hAnsi="Cascadia Mono SemiBold" w:cs="Cascadia Mono SemiBold"/>
+                          <w:sz w:val="20"/>
+                          <w:szCs w:val="20"/>
+                        </w:rPr>
+                        <w:t>.:ruta/al/jackson-databind-2.17.0.jar</w:t>
+                      </w:r>
+                      <w:proofErr w:type="gramEnd"/>
+                      <w:r>
+                        <w:rPr>
+                          <w:rFonts w:ascii="Cascadia Mono SemiBold" w:hAnsi="Cascadia Mono SemiBold" w:cs="Cascadia Mono SemiBold"/>
+                          <w:sz w:val="20"/>
+                          <w:szCs w:val="20"/>
+                        </w:rPr>
+                        <w:t>:ruta/al/jackson-core-2.17.0.jar:ruta/al/jackson-annotations-2.17.0.jar" JsonMissionReader.java</w:t>
+                      </w:r>
+                    </w:p>
+                    <w:p>
+                      <w:pPr>
+                        <w:pStyle w:val="Sinespaciado"/>
+                        <w:rPr>
+                          <w:rFonts w:ascii="Cascadia Mono SemiBold" w:hAnsi="Cascadia Mono SemiBold" w:cs="Cascadia Mono SemiBold"/>
+                          <w:sz w:val="20"/>
+                          <w:szCs w:val="20"/>
+                        </w:rPr>
+                      </w:pPr>
+                    </w:p>
+                    <w:p>
+                      <w:pPr>
+                        <w:pStyle w:val="Sinespaciado"/>
+                        <w:rPr>
+                          <w:rFonts w:ascii="Cascadia Mono SemiBold" w:hAnsi="Cascadia Mono SemiBold" w:cs="Cascadia Mono SemiBold"/>
+                          <w:sz w:val="20"/>
+                          <w:szCs w:val="20"/>
+                        </w:rPr>
+                      </w:pPr>
+                      <w:r>
+                        <w:rPr>
+                          <w:rFonts w:ascii="Cascadia Mono SemiBold" w:hAnsi="Cascadia Mono SemiBold" w:cs="Cascadia Mono SemiBold"/>
+                          <w:sz w:val="20"/>
+                          <w:szCs w:val="20"/>
+                        </w:rPr>
+                        <w:t>java -cp "</w:t>
+                      </w:r>
+                      <w:proofErr w:type="gramStart"/>
+                      <w:r>
+                        <w:rPr>
+                          <w:rFonts w:ascii="Cascadia Mono SemiBold" w:hAnsi="Cascadia Mono SemiBold" w:cs="Cascadia Mono SemiBold"/>
+                          <w:sz w:val="20"/>
+                          <w:szCs w:val="20"/>
+                        </w:rPr>
+                        <w:t>.:ruta/al/jackson-databind-2.17.0.jar</w:t>
+                      </w:r>
+                      <w:proofErr w:type="gramEnd"/>
+                      <w:r>
+                        <w:rPr>
+                          <w:rFonts w:ascii="Cascadia Mono SemiBold" w:hAnsi="Cascadia Mono SemiBold" w:cs="Cascadia Mono SemiBold"/>
+                          <w:sz w:val="20"/>
+                          <w:szCs w:val="20"/>
+                        </w:rPr>
+                        <w:t xml:space="preserve">:ruta/al/jackson-core-2.17.0.jar:ruta/al/jackson-annotations-2.17.0.jar" </w:t>
+                      </w:r>
+                      <w:proofErr w:type="spellStart"/>
+                      <w:r>
+                        <w:rPr>
+                          <w:rFonts w:ascii="Cascadia Mono SemiBold" w:hAnsi="Cascadia Mono SemiBold" w:cs="Cascadia Mono SemiBold"/>
+                          <w:sz w:val="20"/>
+                          <w:szCs w:val="20"/>
+                        </w:rPr>
+                        <w:t>JsonMissionReader</w:t>
+                      </w:r>
+                      <w:proofErr w:type="spellEnd"/>
+                    </w:p>
+                  </w:txbxContent>
+                </v:textbox>
+                <w10:wrap anchorx="margin"/>
+              </v:rect>
+            </w:pict>
+          </mc:Fallback>
+        </mc:AlternateContent>
+      </w:r>
+    </w:p>
+    <w:p>
+      <w:pPr>
+        <w:pStyle w:val="Sinespaciado"/>
+        <w:ind w:left="1080"/>
+        <w:rPr>
+          <w:rFonts w:eastAsia="Trebuchet MS" w:cs="Trebuchet MS"/>
+          <w:b/>
+          <w:bCs/>
+          <w:kern w:val="0"/>
+          <w:szCs w:val="22"/>
+          <w:lang w:val="es-ES"/>
+          <w14:ligatures w14:val="none"/>
+        </w:rPr>
+      </w:pPr>
+    </w:p>
+    <w:p>
+      <w:pPr>
+        <w:pStyle w:val="Sinespaciado"/>
+        <w:ind w:left="1080"/>
+        <w:rPr>
+          <w:rFonts w:eastAsia="Trebuchet MS" w:cs="Trebuchet MS"/>
+          <w:b/>
+          <w:bCs/>
+          <w:kern w:val="0"/>
+          <w:szCs w:val="22"/>
+          <w:lang w:val="es-ES"/>
+          <w14:ligatures w14:val="none"/>
+        </w:rPr>
+      </w:pPr>
+    </w:p>
+    <w:p>
+      <w:pPr>
+        <w:pStyle w:val="Sinespaciado"/>
+        <w:ind w:left="1080"/>
+        <w:rPr>
+          <w:rFonts w:eastAsia="Trebuchet MS" w:cs="Trebuchet MS"/>
+          <w:b/>
+          <w:bCs/>
+          <w:kern w:val="0"/>
+          <w:szCs w:val="22"/>
+          <w:lang w:val="es-ES"/>
+          <w14:ligatures w14:val="none"/>
+        </w:rPr>
+      </w:pPr>
+    </w:p>
+    <w:p>
+      <w:pPr>
+        <w:pStyle w:val="Sinespaciado"/>
+        <w:ind w:left="1080"/>
+        <w:rPr>
+          <w:rFonts w:eastAsia="Trebuchet MS" w:cs="Trebuchet MS"/>
+          <w:b/>
+          <w:bCs/>
+          <w:kern w:val="0"/>
+          <w:szCs w:val="22"/>
+          <w:lang w:val="es-ES"/>
+          <w14:ligatures w14:val="none"/>
+        </w:rPr>
+      </w:pPr>
+    </w:p>
+    <w:p>
+      <w:pPr>
+        <w:pStyle w:val="Sinespaciado"/>
+        <w:ind w:left="1080"/>
+        <w:rPr>
+          <w:rFonts w:eastAsia="Trebuchet MS" w:cs="Trebuchet MS"/>
+          <w:b/>
+          <w:bCs/>
+          <w:kern w:val="0"/>
+          <w:szCs w:val="22"/>
+          <w:lang w:val="es-ES"/>
+          <w14:ligatures w14:val="none"/>
+        </w:rPr>
+      </w:pPr>
+    </w:p>
+    <w:p>
+      <w:pPr>
+        <w:pStyle w:val="Sinespaciado"/>
+        <w:ind w:left="720"/>
+      </w:pPr>
+    </w:p>
+    <w:p>
+      <w:pPr>
+        <w:pStyle w:val="Sinespaciado"/>
+        <w:ind w:left="720"/>
+        <w:rPr>
+          <w:lang w:val="es-ES"/>
+        </w:rPr>
+      </w:pPr>
+      <w:r>
+        <w:rPr>
+          <w:lang w:val="es-ES"/>
+        </w:rPr>
+        <w:t>Pero para desarrollar y probar dentro de IntelliJ (botón "Run"), con el paso 1-6 de arriba ya te sirve — el botón verde de Run usa automáticamente las librerías que añadiste ahí, sin que tengas que tocar la terminal para nada.</w:t>
+      </w:r>
+    </w:p>
+    <w:p>
+      <w:pPr>
+        <w:pStyle w:val="Sinespaciado"/>
+        <w:rPr>
+          <w:rFonts w:eastAsia="Trebuchet MS" w:cs="Trebuchet MS"/>
+          <w:b/>
+          <w:bCs/>
+          <w:kern w:val="0"/>
+          <w:szCs w:val="22"/>
+          <w:lang w:val="es-ES"/>
+          <w14:ligatures w14:val="none"/>
+        </w:rPr>
+      </w:pPr>
+    </w:p>
+    <w:p>
+      <w:pPr>
+        <w:pStyle w:val="Sinespaciado"/>
+        <w:rPr>
+          <w:rFonts w:eastAsia="Trebuchet MS" w:cs="Trebuchet MS"/>
+          <w:b/>
+          <w:bCs/>
+          <w:kern w:val="0"/>
+          <w:szCs w:val="22"/>
+          <w:lang w:val="es-ES"/>
+          <w14:ligatures w14:val="none"/>
+        </w:rPr>
+      </w:pPr>
+    </w:p>
+    <w:p>
+      <w:pPr>
+        <w:pStyle w:val="Sinespaciado"/>
+        <w:ind w:left="1080"/>
+        <w:rPr>
+          <w:lang w:val="es-ES"/>
+        </w:rPr>
+      </w:pPr>
+    </w:p>
+    <w:p>
+      <w:pPr>
+        <w:pStyle w:val="Sinespaciado"/>
+        <w:rPr>
+          <w:lang w:val="es-ES"/>
         </w:rPr>
       </w:pPr>
     </w:p>
@@ -13438,24 +14760,18 @@
         <w:pStyle w:val="Ttulo2"/>
         <w:pageBreakBefore/>
         <w:numPr>
-          <w:ilvl w:val="0"/>
-          <w:numId w:val="19"/>
+          <w:ilvl w:val="1"/>
+          <w:numId w:val="43"/>
         </w:numPr>
         <w:ind w:right="363"/>
         <w:jc w:val="left"/>
       </w:pPr>
-      <w:r>
+      <w:bookmarkStart w:id="21" w:name="_Toc235289659"/>
+      <w:r>
+        <w:rPr>
+          <w:w w:val="90"/>
+        </w:rPr>
         <w:lastRenderedPageBreak/>
-        <w:t xml:space="preserve"> </w:t>
-      </w:r>
-      <w:r>
-        <w:tab/>
-      </w:r>
-      <w:bookmarkStart w:id="21" w:name="_Toc235141315"/>
-      <w:r>
-        <w:rPr>
-          <w:w w:val="90"/>
-        </w:rPr>
         <w:t>Ejercicio</w:t>
       </w:r>
       <w:r>
@@ -13966,7 +15282,7 @@
         <mc:AlternateContent>
           <mc:Choice Requires="wps">
             <w:drawing>
-              <wp:anchor distT="0" distB="0" distL="114300" distR="114300" simplePos="0" relativeHeight="251666944" behindDoc="0" locked="0" layoutInCell="1" allowOverlap="1" wp14:anchorId="065036AF" wp14:editId="6C33F450">
+              <wp:anchor distT="0" distB="0" distL="114300" distR="114300" simplePos="0" relativeHeight="251658752" behindDoc="0" locked="0" layoutInCell="1" allowOverlap="1" wp14:anchorId="065036AF" wp14:editId="6C33F450">
                 <wp:simplePos x="0" y="0"/>
                 <wp:positionH relativeFrom="margin">
                   <wp:posOffset>396240</wp:posOffset>
@@ -14031,6 +15347,7 @@
                               </w:rPr>
                               <w:t xml:space="preserve">Loot exported to </w:t>
                             </w:r>
+                            <w:proofErr w:type="spellStart"/>
                             <w:proofErr w:type="gramStart"/>
                             <w:r>
                               <w:rPr>
@@ -14038,6 +15355,7 @@
                               </w:rPr>
                               <w:t>loot.json</w:t>
                             </w:r>
+                            <w:proofErr w:type="spellEnd"/>
                             <w:proofErr w:type="gramEnd"/>
                             <w:r>
                               <w:rPr>
@@ -14068,7 +15386,7 @@
           </mc:Choice>
           <mc:Fallback>
             <w:pict>
-              <v:rect w14:anchorId="065036AF" id="_x0000_s1035" style="position:absolute;left:0;text-align:left;margin-left:31.2pt;margin-top:6.4pt;width:451.4pt;height:34.2pt;z-index:251666944;visibility:visible;mso-wrap-style:square;mso-width-percent:0;mso-height-percent:0;mso-wrap-distance-left:9pt;mso-wrap-distance-top:0;mso-wrap-distance-right:9pt;mso-wrap-distance-bottom:0;mso-position-horizontal:absolute;mso-position-horizontal-relative:margin;mso-position-vertical:absolute;mso-position-vertical-relative:text;mso-width-percent:0;mso-height-percent:0;mso-width-relative:margin;mso-height-relative:margin;v-text-anchor:middle" o:gfxdata="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" fillcolor="black [3213]" strokecolor="black [3213]" strokeweight="2pt">
+              <v:rect w14:anchorId="065036AF" id="_x0000_s1037" style="position:absolute;left:0;text-align:left;margin-left:31.2pt;margin-top:6.4pt;width:451.4pt;height:34.2pt;z-index:251658752;visibility:visible;mso-wrap-style:square;mso-width-percent:0;mso-height-percent:0;mso-wrap-distance-left:9pt;mso-wrap-distance-top:0;mso-wrap-distance-right:9pt;mso-wrap-distance-bottom:0;mso-position-horizontal:absolute;mso-position-horizontal-relative:margin;mso-position-vertical:absolute;mso-position-vertical-relative:text;mso-width-percent:0;mso-height-percent:0;mso-width-relative:margin;mso-height-relative:margin;v-text-anchor:middle" o:gfxdata="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" fillcolor="black [3213]" strokecolor="black [3213]" strokeweight="2pt">
                 <v:textbox>
                   <w:txbxContent>
                     <w:p>
@@ -14084,6 +15402,7 @@
                         </w:rPr>
                         <w:t xml:space="preserve">Loot exported to </w:t>
                       </w:r>
+                      <w:proofErr w:type="spellStart"/>
                       <w:proofErr w:type="gramStart"/>
                       <w:r>
                         <w:rPr>
@@ -14091,6 +15410,7 @@
                         </w:rPr>
                         <w:t>loot.json</w:t>
                       </w:r>
+                      <w:proofErr w:type="spellEnd"/>
                       <w:proofErr w:type="gramEnd"/>
                       <w:r>
                         <w:rPr>
@@ -14159,7 +15479,7 @@
         <w:pageBreakBefore/>
         <w:numPr>
           <w:ilvl w:val="0"/>
-          <w:numId w:val="19"/>
+          <w:numId w:val="48"/>
         </w:numPr>
         <w:ind w:right="363"/>
         <w:jc w:val="left"/>
@@ -14168,7 +15488,7 @@
         <w:lastRenderedPageBreak/>
         <w:tab/>
       </w:r>
-      <w:bookmarkStart w:id="22" w:name="_Toc235141316"/>
+      <w:bookmarkStart w:id="22" w:name="_Toc235289660"/>
       <w:proofErr w:type="gramStart"/>
       <w:r>
         <w:rPr>
@@ -14776,7 +16096,7 @@
         <mc:AlternateContent>
           <mc:Choice Requires="wps">
             <w:drawing>
-              <wp:anchor distT="0" distB="0" distL="114300" distR="114300" simplePos="0" relativeHeight="251668992" behindDoc="0" locked="0" layoutInCell="1" allowOverlap="1" wp14:anchorId="3C6DF592" wp14:editId="6172C026">
+              <wp:anchor distT="0" distB="0" distL="114300" distR="114300" simplePos="0" relativeHeight="251660800" behindDoc="0" locked="0" layoutInCell="1" allowOverlap="1" wp14:anchorId="3C6DF592" wp14:editId="6172C026">
                 <wp:simplePos x="0" y="0"/>
                 <wp:positionH relativeFrom="margin">
                   <wp:posOffset>396240</wp:posOffset>
@@ -14866,7 +16186,7 @@
           </mc:Choice>
           <mc:Fallback>
             <w:pict>
-              <v:rect w14:anchorId="3C6DF592" id="_x0000_s1036" style="position:absolute;left:0;text-align:left;margin-left:31.2pt;margin-top:6.4pt;width:451.4pt;height:34.2pt;z-index:251668992;visibility:visible;mso-wrap-style:square;mso-width-percent:0;mso-height-percent:0;mso-wrap-distance-left:9pt;mso-wrap-distance-top:0;mso-wrap-distance-right:9pt;mso-wrap-distance-bottom:0;mso-position-horizontal:absolute;mso-position-horizontal-relative:margin;mso-position-vertical:absolute;mso-position-vertical-relative:text;mso-width-percent:0;mso-height-percent:0;mso-width-relative:margin;mso-height-relative:margin;v-text-anchor:middle" o:gfxdata="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" fillcolor="black [3213]" strokecolor="black [3213]" strokeweight="2pt">
+              <v:rect w14:anchorId="3C6DF592" id="_x0000_s1038" style="position:absolute;left:0;text-align:left;margin-left:31.2pt;margin-top:6.4pt;width:451.4pt;height:34.2pt;z-index:251660800;visibility:visible;mso-wrap-style:square;mso-width-percent:0;mso-height-percent:0;mso-wrap-distance-left:9pt;mso-wrap-distance-top:0;mso-wrap-distance-right:9pt;mso-wrap-distance-bottom:0;mso-position-horizontal:absolute;mso-position-horizontal-relative:margin;mso-position-vertical:absolute;mso-position-vertical-relative:text;mso-width-percent:0;mso-height-percent:0;mso-width-relative:margin;mso-height-relative:margin;v-text-anchor:middle" o:gfxdata="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" fillcolor="black [3213]" strokecolor="black [3213]" strokeweight="2pt">
                 <v:textbox>
                   <w:txbxContent>
                     <w:p>
@@ -14921,7 +16241,7 @@
         <w:pageBreakBefore/>
         <w:numPr>
           <w:ilvl w:val="0"/>
-          <w:numId w:val="19"/>
+          <w:numId w:val="48"/>
         </w:numPr>
         <w:ind w:right="363"/>
         <w:jc w:val="left"/>
@@ -14930,7 +16250,7 @@
         <w:lastRenderedPageBreak/>
         <w:tab/>
       </w:r>
-      <w:bookmarkStart w:id="23" w:name="_Toc235141317"/>
+      <w:bookmarkStart w:id="23" w:name="_Toc235289661"/>
       <w:proofErr w:type="gramStart"/>
       <w:r>
         <w:rPr>
@@ -15414,7 +16734,7 @@
         <mc:AlternateContent>
           <mc:Choice Requires="wps">
             <w:drawing>
-              <wp:anchor distT="0" distB="0" distL="114300" distR="114300" simplePos="0" relativeHeight="251671040" behindDoc="0" locked="0" layoutInCell="1" allowOverlap="1" wp14:anchorId="0D64C913" wp14:editId="74F5A70D">
+              <wp:anchor distT="0" distB="0" distL="114300" distR="114300" simplePos="0" relativeHeight="251662848" behindDoc="0" locked="0" layoutInCell="1" allowOverlap="1" wp14:anchorId="0D64C913" wp14:editId="74F5A70D">
                 <wp:simplePos x="0" y="0"/>
                 <wp:positionH relativeFrom="margin">
                   <wp:posOffset>396240</wp:posOffset>
@@ -15516,7 +16836,7 @@
           </mc:Choice>
           <mc:Fallback>
             <w:pict>
-              <v:rect w14:anchorId="0D64C913" id="_x0000_s1037" style="position:absolute;left:0;text-align:left;margin-left:31.2pt;margin-top:6.3pt;width:451.4pt;height:42pt;z-index:251671040;visibility:visible;mso-wrap-style:square;mso-width-percent:0;mso-height-percent:0;mso-wrap-distance-left:9pt;mso-wrap-distance-top:0;mso-wrap-distance-right:9pt;mso-wrap-distance-bottom:0;mso-position-horizontal:absolute;mso-position-horizontal-relative:margin;mso-position-vertical:absolute;mso-position-vertical-relative:text;mso-width-percent:0;mso-height-percent:0;mso-width-relative:margin;mso-height-relative:margin;v-text-anchor:middle" o:gfxdata="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" fillcolor="black [3213]" strokecolor="black [3213]" strokeweight="2pt">
+              <v:rect w14:anchorId="0D64C913" id="_x0000_s1039" style="position:absolute;left:0;text-align:left;margin-left:31.2pt;margin-top:6.3pt;width:451.4pt;height:42pt;z-index:251662848;visibility:visible;mso-wrap-style:square;mso-width-percent:0;mso-height-percent:0;mso-wrap-distance-left:9pt;mso-wrap-distance-top:0;mso-wrap-distance-right:9pt;mso-wrap-distance-bottom:0;mso-position-horizontal:absolute;mso-position-horizontal-relative:margin;mso-position-vertical:absolute;mso-position-vertical-relative:text;mso-width-percent:0;mso-height-percent:0;mso-width-relative:margin;mso-height-relative:margin;v-text-anchor:middle" o:gfxdata="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" fillcolor="black [3213]" strokecolor="black [3213]" strokeweight="2pt">
                 <v:textbox>
                   <w:txbxContent>
                     <w:p>
@@ -15592,7 +16912,7 @@
         <w:pageBreakBefore/>
         <w:numPr>
           <w:ilvl w:val="0"/>
-          <w:numId w:val="19"/>
+          <w:numId w:val="48"/>
         </w:numPr>
         <w:ind w:right="363"/>
         <w:jc w:val="left"/>
@@ -15607,7 +16927,7 @@
         <w:lastRenderedPageBreak/>
         <w:tab/>
       </w:r>
-      <w:bookmarkStart w:id="24" w:name="_Toc235141318"/>
+      <w:bookmarkStart w:id="24" w:name="_Toc235289662"/>
       <w:r>
         <w:rPr>
           <w:w w:val="90"/>
@@ -16266,7 +17586,7 @@
         <mc:AlternateContent>
           <mc:Choice Requires="wps">
             <w:drawing>
-              <wp:anchor distT="0" distB="0" distL="114300" distR="114300" simplePos="0" relativeHeight="251673088" behindDoc="0" locked="0" layoutInCell="1" allowOverlap="1" wp14:anchorId="093E9505" wp14:editId="6891E0A3">
+              <wp:anchor distT="0" distB="0" distL="114300" distR="114300" simplePos="0" relativeHeight="251663872" behindDoc="0" locked="0" layoutInCell="1" allowOverlap="1" wp14:anchorId="093E9505" wp14:editId="6891E0A3">
                 <wp:simplePos x="0" y="0"/>
                 <wp:positionH relativeFrom="margin">
                   <wp:posOffset>396240</wp:posOffset>
@@ -16368,7 +17688,7 @@
           </mc:Choice>
           <mc:Fallback>
             <w:pict>
-              <v:rect w14:anchorId="093E9505" id="_x0000_s1038" style="position:absolute;left:0;text-align:left;margin-left:31.2pt;margin-top:6.05pt;width:451.4pt;height:67.8pt;z-index:251673088;visibility:visible;mso-wrap-style:square;mso-width-percent:0;mso-height-percent:0;mso-wrap-distance-left:9pt;mso-wrap-distance-top:0;mso-wrap-distance-right:9pt;mso-wrap-distance-bottom:0;mso-position-horizontal:absolute;mso-position-horizontal-relative:margin;mso-position-vertical:absolute;mso-position-vertical-relative:text;mso-width-percent:0;mso-height-percent:0;mso-width-relative:margin;mso-height-relative:margin;v-text-anchor:middle" o:gfxdata="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" fillcolor="black [3213]" strokecolor="black [3213]" strokeweight="2pt">
+              <v:rect w14:anchorId="093E9505" id="_x0000_s1040" style="position:absolute;left:0;text-align:left;margin-left:31.2pt;margin-top:6.05pt;width:451.4pt;height:67.8pt;z-index:251663872;visibility:visible;mso-wrap-style:square;mso-width-percent:0;mso-height-percent:0;mso-wrap-distance-left:9pt;mso-wrap-distance-top:0;mso-wrap-distance-right:9pt;mso-wrap-distance-bottom:0;mso-position-horizontal:absolute;mso-position-horizontal-relative:margin;mso-position-vertical:absolute;mso-position-vertical-relative:text;mso-width-percent:0;mso-height-percent:0;mso-width-relative:margin;mso-height-relative:margin;v-text-anchor:middle" o:gfxdata="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" fillcolor="black [3213]" strokecolor="black [3213]" strokeweight="2pt">
                 <v:textbox>
                   <w:txbxContent>
                     <w:p>
@@ -16435,7 +17755,7 @@
         <w:ind w:left="0" w:firstLine="622"/>
       </w:pPr>
       <w:bookmarkStart w:id="25" w:name="_bookmark11"/>
-      <w:bookmarkStart w:id="26" w:name="_Toc235141319"/>
+      <w:bookmarkStart w:id="26" w:name="_Toc235289663"/>
       <w:bookmarkEnd w:id="25"/>
       <w:r>
         <w:lastRenderedPageBreak/>
@@ -17433,7 +18753,7 @@
               <v:stroke joinstyle="miter"/>
               <v:path gradientshapeok="t" o:connecttype="rect"/>
             </v:shapetype>
-            <v:shape id="Textbox 1" o:spid="_x0000_s1039" type="#_x0000_t202" style="position:absolute;margin-left:543.95pt;margin-top:723.9pt;width:14.5pt;height:19.15pt;z-index:-16070656;visibility:visible;mso-wrap-style:square;mso-wrap-distance-left:0;mso-wrap-distance-top:0;mso-wrap-distance-right:0;mso-wrap-distance-bottom:0;mso-position-horizontal:absolute;mso-position-horizontal-relative:page;mso-position-vertical:absolute;mso-position-vertical-relative:page;v-text-anchor:top" o:gfxdata="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" filled="f" stroked="f">
+            <v:shape id="Textbox 1" o:spid="_x0000_s1041" type="#_x0000_t202" style="position:absolute;margin-left:543.95pt;margin-top:723.9pt;width:14.5pt;height:19.15pt;z-index:-16070656;visibility:visible;mso-wrap-style:square;mso-wrap-distance-left:0;mso-wrap-distance-top:0;mso-wrap-distance-right:0;mso-wrap-distance-bottom:0;mso-position-horizontal:absolute;mso-position-horizontal-relative:page;mso-position-vertical:absolute;mso-position-vertical-relative:page;v-text-anchor:top" o:gfxdata="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" filled="f" stroked="f">
               <v:textbox inset="0,0,0,0">
                 <w:txbxContent>
                   <w:p>
@@ -17595,7 +18915,7 @@
         </mc:Choice>
         <mc:Fallback>
           <w:pict>
-            <v:shape w14:anchorId="67A2F152" id="Graphic 4" o:spid="_x0000_s1026" style="position:absolute;margin-left:86.45pt;margin-top:719.75pt;width:476.5pt;height:25.2pt;z-index:-251660288;visibility:visible;mso-wrap-style:square;mso-wrap-distance-left:0;mso-wrap-distance-top:0;mso-wrap-distance-right:0;mso-wrap-distance-bottom:0;mso-position-horizontal:absolute;mso-position-horizontal-relative:page;mso-position-vertical:absolute;mso-position-vertical-relative:page;v-text-anchor:top" coordsize="6051550,320040" o:gfxdata="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" path="m6051397,l5594197,,,12,,18605r5594197,l5594197,320040r457200,l6051397,xe" fillcolor="black" stroked="f">
+            <v:shape w14:anchorId="3233212E" id="Graphic 4" o:spid="_x0000_s1026" style="position:absolute;margin-left:86.45pt;margin-top:719.75pt;width:476.5pt;height:25.2pt;z-index:-251660288;visibility:visible;mso-wrap-style:square;mso-wrap-distance-left:0;mso-wrap-distance-top:0;mso-wrap-distance-right:0;mso-wrap-distance-bottom:0;mso-position-horizontal:absolute;mso-position-horizontal-relative:page;mso-position-vertical:absolute;mso-position-vertical-relative:page;v-text-anchor:top" coordsize="6051550,320040" o:gfxdata="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" path="m6051397,l5594197,,,12,,18605r5594197,l5594197,320040r457200,l6051397,xe" fillcolor="black" stroked="f">
               <v:path arrowok="t"/>
               <w10:wrap anchorx="page" anchory="page"/>
             </v:shape>
@@ -17709,7 +19029,7 @@
               <v:stroke joinstyle="miter"/>
               <v:path gradientshapeok="t" o:connecttype="rect"/>
             </v:shapetype>
-            <v:shape id="Textbox 5" o:spid="_x0000_s1040" type="#_x0000_t202" style="position:absolute;margin-left:538.4pt;margin-top:723.9pt;width:19.9pt;height:19.15pt;z-index:-251658240;visibility:visible;mso-wrap-style:square;mso-wrap-distance-left:0;mso-wrap-distance-top:0;mso-wrap-distance-right:0;mso-wrap-distance-bottom:0;mso-position-horizontal:absolute;mso-position-horizontal-relative:page;mso-position-vertical:absolute;mso-position-vertical-relative:page;v-text-anchor:top" o:gfxdata="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" filled="f" stroked="f">
+            <v:shape id="Textbox 5" o:spid="_x0000_s1042" type="#_x0000_t202" style="position:absolute;margin-left:538.4pt;margin-top:723.9pt;width:19.9pt;height:19.15pt;z-index:-251658240;visibility:visible;mso-wrap-style:square;mso-wrap-distance-left:0;mso-wrap-distance-top:0;mso-wrap-distance-right:0;mso-wrap-distance-bottom:0;mso-position-horizontal:absolute;mso-position-horizontal-relative:page;mso-position-vertical:absolute;mso-position-vertical-relative:page;v-text-anchor:top" o:gfxdata="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" filled="f" stroked="f">
               <v:textbox inset="0,0,0,0">
                 <w:txbxContent>
                   <w:p>
@@ -17795,6 +19115,92 @@
 <file path=word/numbering.xml><?xml version="1.0" encoding="utf-8"?>
 <w:numbering xmlns:wpc="http://schemas.microsoft.com/office/word/2010/wordprocessingCanvas" xmlns:cx="http://schemas.microsoft.com/office/drawing/2014/chartex" xmlns:cx1="http://schemas.microsoft.com/office/drawing/2015/9/8/chartex" xmlns:cx2="http://schemas.microsoft.com/office/drawing/2015/10/21/chartex" xmlns:cx3="http://schemas.microsoft.com/office/drawing/2016/5/9/chartex" xmlns:cx4="http://schemas.microsoft.com/office/drawing/2016/5/10/chartex" xmlns:cx5="http://schemas.microsoft.com/office/drawing/2016/5/11/chartex" xmlns:cx6="http://schemas.microsoft.com/office/drawing/2016/5/12/chartex" xmlns:cx7="http://schemas.microsoft.com/office/drawing/2016/5/13/chartex" xmlns:cx8="http://schemas.microsoft.com/office/drawing/2016/5/14/chartex" xmlns:mc="http://schemas.openxmlformats.org/markup-compatibility/2006" xmlns:aink="http://schemas.microsoft.com/office/drawing/2016/ink" xmlns:am3d="http://schemas.microsoft.com/office/drawing/2017/model3d" xmlns:o="urn:schemas-microsoft-com:office:office" xmlns:oel="http://schemas.microsoft.com/office/2019/extlst" xmlns:r="http://schemas.openxmlformats.org/officeDocument/2006/relationships" xmlns:m="http://schemas.openxmlformats.org/officeDocument/2006/math" xmlns:v="urn:schemas-microsoft-com:vml" xmlns:wp14="http://schemas.microsoft.com/office/word/2010/wordprocessingDrawing" xmlns:wp="http://schemas.openxmlformats.org/drawingml/2006/wordprocessingDrawing" xmlns:w10="urn:schemas-microsoft-com:office:word" xmlns:w="http://schemas.openxmlformats.org/wordprocessingml/2006/main" xmlns:w14="http://schemas.microsoft.com/office/word/2010/wordml" xmlns:w15="http://schemas.microsoft.com/office/word/2012/wordml" xmlns:w16cex="http://schemas.microsoft.com/office/word/2018/wordml/cex" xmlns:w16cid="http://schemas.microsoft.com/office/word/2016/wordml/cid" xmlns:w16="http://schemas.microsoft.com/office/word/2018/wordml" xmlns:w16du="http://schemas.microsoft.com/office/word/2023/wordml/word16du" xmlns:w16sdtdh="http://schemas.microsoft.com/office/word/2020/wordml/sdtdatahash" xmlns:w16sdtfl="http://schemas.microsoft.com/office/word/2024/wordml/sdtformatlock" xmlns:w16se="http://schemas.microsoft.com/office/word/2015/wordml/symex" xmlns:wpg="http://schemas.microsoft.com/office/word/2010/wordprocessingGroup" xmlns:wpi="http://schemas.microsoft.com/office/word/2010/wordprocessingInk" xmlns:wne="http://schemas.microsoft.com/office/word/2006/wordml" xmlns:wps="http://schemas.microsoft.com/office/word/2010/wordprocessingShape" mc:Ignorable="w14 w15 w16se w16cid w16 w16cex w16sdtdh w16sdtfl w16du wp14">
   <w:abstractNum w:abstractNumId="0" w15:restartNumberingAfterBreak="0">
+    <w:nsid w:val="05694147"/>
+    <w:multiLevelType w:val="hybridMultilevel"/>
+    <w:tmpl w:val="84226BEC"/>
+    <w:lvl w:ilvl="0" w:tplc="0409000F">
+      <w:start w:val="1"/>
+      <w:numFmt w:val="decimal"/>
+      <w:lvlText w:val="%1."/>
+      <w:lvlJc w:val="left"/>
+      <w:pPr>
+        <w:ind w:left="1342" w:hanging="360"/>
+      </w:pPr>
+    </w:lvl>
+    <w:lvl w:ilvl="1" w:tplc="FFFFFFFF">
+      <w:start w:val="1"/>
+      <w:numFmt w:val="lowerLetter"/>
+      <w:lvlText w:val="%2."/>
+      <w:lvlJc w:val="left"/>
+      <w:pPr>
+        <w:ind w:left="2062" w:hanging="360"/>
+      </w:pPr>
+    </w:lvl>
+    <w:lvl w:ilvl="2" w:tplc="FFFFFFFF" w:tentative="1">
+      <w:start w:val="1"/>
+      <w:numFmt w:val="lowerRoman"/>
+      <w:lvlText w:val="%3."/>
+      <w:lvlJc w:val="right"/>
+      <w:pPr>
+        <w:ind w:left="2782" w:hanging="180"/>
+      </w:pPr>
+    </w:lvl>
+    <w:lvl w:ilvl="3" w:tplc="FFFFFFFF" w:tentative="1">
+      <w:start w:val="1"/>
+      <w:numFmt w:val="decimal"/>
+      <w:lvlText w:val="%4."/>
+      <w:lvlJc w:val="left"/>
+      <w:pPr>
+        <w:ind w:left="3502" w:hanging="360"/>
+      </w:pPr>
+    </w:lvl>
+    <w:lvl w:ilvl="4" w:tplc="FFFFFFFF" w:tentative="1">
+      <w:start w:val="1"/>
+      <w:numFmt w:val="lowerLetter"/>
+      <w:lvlText w:val="%5."/>
+      <w:lvlJc w:val="left"/>
+      <w:pPr>
+        <w:ind w:left="4222" w:hanging="360"/>
+      </w:pPr>
+    </w:lvl>
+    <w:lvl w:ilvl="5" w:tplc="FFFFFFFF" w:tentative="1">
+      <w:start w:val="1"/>
+      <w:numFmt w:val="lowerRoman"/>
+      <w:lvlText w:val="%6."/>
+      <w:lvlJc w:val="right"/>
+      <w:pPr>
+        <w:ind w:left="4942" w:hanging="180"/>
+      </w:pPr>
+    </w:lvl>
+    <w:lvl w:ilvl="6" w:tplc="FFFFFFFF" w:tentative="1">
+      <w:start w:val="1"/>
+      <w:numFmt w:val="decimal"/>
+      <w:lvlText w:val="%7."/>
+      <w:lvlJc w:val="left"/>
+      <w:pPr>
+        <w:ind w:left="5662" w:hanging="360"/>
+      </w:pPr>
+    </w:lvl>
+    <w:lvl w:ilvl="7" w:tplc="FFFFFFFF" w:tentative="1">
+      <w:start w:val="1"/>
+      <w:numFmt w:val="lowerLetter"/>
+      <w:lvlText w:val="%8."/>
+      <w:lvlJc w:val="left"/>
+      <w:pPr>
+        <w:ind w:left="6382" w:hanging="360"/>
+      </w:pPr>
+    </w:lvl>
+    <w:lvl w:ilvl="8" w:tplc="FFFFFFFF" w:tentative="1">
+      <w:start w:val="1"/>
+      <w:numFmt w:val="lowerRoman"/>
+      <w:lvlText w:val="%9."/>
+      <w:lvlJc w:val="right"/>
+      <w:pPr>
+        <w:ind w:left="7102" w:hanging="180"/>
+      </w:pPr>
+    </w:lvl>
+  </w:abstractNum>
+  <w:abstractNum w:abstractNumId="1" w15:restartNumberingAfterBreak="0">
     <w:nsid w:val="0B706631"/>
     <w:multiLevelType w:val="hybridMultilevel"/>
     <w:tmpl w:val="7BE20CD0"/>
@@ -17907,7 +19313,7 @@
       </w:rPr>
     </w:lvl>
   </w:abstractNum>
-  <w:abstractNum w:abstractNumId="1" w15:restartNumberingAfterBreak="0">
+  <w:abstractNum w:abstractNumId="2" w15:restartNumberingAfterBreak="0">
     <w:nsid w:val="0E784979"/>
     <w:multiLevelType w:val="multilevel"/>
     <w:tmpl w:val="C602DCD4"/>
@@ -18020,7 +19426,7 @@
       </w:pPr>
     </w:lvl>
   </w:abstractNum>
-  <w:abstractNum w:abstractNumId="2" w15:restartNumberingAfterBreak="0">
+  <w:abstractNum w:abstractNumId="3" w15:restartNumberingAfterBreak="0">
     <w:nsid w:val="10066748"/>
     <w:multiLevelType w:val="hybridMultilevel"/>
     <w:tmpl w:val="27D2F22E"/>
@@ -18141,7 +19547,7 @@
       </w:rPr>
     </w:lvl>
   </w:abstractNum>
-  <w:abstractNum w:abstractNumId="3" w15:restartNumberingAfterBreak="0">
+  <w:abstractNum w:abstractNumId="4" w15:restartNumberingAfterBreak="0">
     <w:nsid w:val="104B4F01"/>
     <w:multiLevelType w:val="hybridMultilevel"/>
     <w:tmpl w:val="37DEAB3C"/>
@@ -18254,7 +19660,7 @@
       </w:rPr>
     </w:lvl>
   </w:abstractNum>
-  <w:abstractNum w:abstractNumId="4" w15:restartNumberingAfterBreak="0">
+  <w:abstractNum w:abstractNumId="5" w15:restartNumberingAfterBreak="0">
     <w:nsid w:val="11325252"/>
     <w:multiLevelType w:val="hybridMultilevel"/>
     <w:tmpl w:val="C390F4C0"/>
@@ -18376,7 +19782,7 @@
       </w:rPr>
     </w:lvl>
   </w:abstractNum>
-  <w:abstractNum w:abstractNumId="5" w15:restartNumberingAfterBreak="0">
+  <w:abstractNum w:abstractNumId="6" w15:restartNumberingAfterBreak="0">
     <w:nsid w:val="118561AC"/>
     <w:multiLevelType w:val="multilevel"/>
     <w:tmpl w:val="4AAACB3C"/>
@@ -18525,7 +19931,7 @@
       </w:rPr>
     </w:lvl>
   </w:abstractNum>
-  <w:abstractNum w:abstractNumId="6" w15:restartNumberingAfterBreak="0">
+  <w:abstractNum w:abstractNumId="7" w15:restartNumberingAfterBreak="0">
     <w:nsid w:val="119F3919"/>
     <w:multiLevelType w:val="hybridMultilevel"/>
     <w:tmpl w:val="4C34D9CA"/>
@@ -18611,7 +20017,7 @@
       </w:pPr>
     </w:lvl>
   </w:abstractNum>
-  <w:abstractNum w:abstractNumId="7" w15:restartNumberingAfterBreak="0">
+  <w:abstractNum w:abstractNumId="8" w15:restartNumberingAfterBreak="0">
     <w:nsid w:val="120B6B31"/>
     <w:multiLevelType w:val="multilevel"/>
     <w:tmpl w:val="4AAACB3C"/>
@@ -18760,7 +20166,7 @@
       </w:rPr>
     </w:lvl>
   </w:abstractNum>
-  <w:abstractNum w:abstractNumId="8" w15:restartNumberingAfterBreak="0">
+  <w:abstractNum w:abstractNumId="9" w15:restartNumberingAfterBreak="0">
     <w:nsid w:val="1520204F"/>
     <w:multiLevelType w:val="hybridMultilevel"/>
     <w:tmpl w:val="35DE1196"/>
@@ -18884,7 +20290,7 @@
       </w:rPr>
     </w:lvl>
   </w:abstractNum>
-  <w:abstractNum w:abstractNumId="9" w15:restartNumberingAfterBreak="0">
+  <w:abstractNum w:abstractNumId="10" w15:restartNumberingAfterBreak="0">
     <w:nsid w:val="16FA36DE"/>
     <w:multiLevelType w:val="hybridMultilevel"/>
     <w:tmpl w:val="630C3A36"/>
@@ -18970,7 +20376,7 @@
       </w:pPr>
     </w:lvl>
   </w:abstractNum>
-  <w:abstractNum w:abstractNumId="10" w15:restartNumberingAfterBreak="0">
+  <w:abstractNum w:abstractNumId="11" w15:restartNumberingAfterBreak="0">
     <w:nsid w:val="1A155CB2"/>
     <w:multiLevelType w:val="hybridMultilevel"/>
     <w:tmpl w:val="CD0CC9CE"/>
@@ -19056,7 +20462,7 @@
       </w:pPr>
     </w:lvl>
   </w:abstractNum>
-  <w:abstractNum w:abstractNumId="11" w15:restartNumberingAfterBreak="0">
+  <w:abstractNum w:abstractNumId="12" w15:restartNumberingAfterBreak="0">
     <w:nsid w:val="22D6319D"/>
     <w:multiLevelType w:val="multilevel"/>
     <w:tmpl w:val="1D6634A4"/>
@@ -19169,7 +20575,7 @@
       </w:pPr>
     </w:lvl>
   </w:abstractNum>
-  <w:abstractNum w:abstractNumId="12" w15:restartNumberingAfterBreak="0">
+  <w:abstractNum w:abstractNumId="13" w15:restartNumberingAfterBreak="0">
     <w:nsid w:val="262F0258"/>
     <w:multiLevelType w:val="hybridMultilevel"/>
     <w:tmpl w:val="60BA58F6"/>
@@ -19299,7 +20705,7 @@
       </w:rPr>
     </w:lvl>
   </w:abstractNum>
-  <w:abstractNum w:abstractNumId="13" w15:restartNumberingAfterBreak="0">
+  <w:abstractNum w:abstractNumId="14" w15:restartNumberingAfterBreak="0">
     <w:nsid w:val="2C17311A"/>
     <w:multiLevelType w:val="hybridMultilevel"/>
     <w:tmpl w:val="EDD82ECE"/>
@@ -19412,7 +20818,93 @@
       </w:rPr>
     </w:lvl>
   </w:abstractNum>
-  <w:abstractNum w:abstractNumId="14" w15:restartNumberingAfterBreak="0">
+  <w:abstractNum w:abstractNumId="15" w15:restartNumberingAfterBreak="0">
+    <w:nsid w:val="2FC431A1"/>
+    <w:multiLevelType w:val="hybridMultilevel"/>
+    <w:tmpl w:val="6E7C14CE"/>
+    <w:lvl w:ilvl="0" w:tplc="0409000F">
+      <w:start w:val="1"/>
+      <w:numFmt w:val="decimal"/>
+      <w:lvlText w:val="%1."/>
+      <w:lvlJc w:val="left"/>
+      <w:pPr>
+        <w:ind w:left="1080" w:hanging="360"/>
+      </w:pPr>
+    </w:lvl>
+    <w:lvl w:ilvl="1" w:tplc="FFFFFFFF">
+      <w:start w:val="1"/>
+      <w:numFmt w:val="lowerLetter"/>
+      <w:lvlText w:val="%2."/>
+      <w:lvlJc w:val="left"/>
+      <w:pPr>
+        <w:ind w:left="1800" w:hanging="360"/>
+      </w:pPr>
+    </w:lvl>
+    <w:lvl w:ilvl="2" w:tplc="FFFFFFFF" w:tentative="1">
+      <w:start w:val="1"/>
+      <w:numFmt w:val="lowerRoman"/>
+      <w:lvlText w:val="%3."/>
+      <w:lvlJc w:val="right"/>
+      <w:pPr>
+        <w:ind w:left="2520" w:hanging="180"/>
+      </w:pPr>
+    </w:lvl>
+    <w:lvl w:ilvl="3" w:tplc="FFFFFFFF" w:tentative="1">
+      <w:start w:val="1"/>
+      <w:numFmt w:val="decimal"/>
+      <w:lvlText w:val="%4."/>
+      <w:lvlJc w:val="left"/>
+      <w:pPr>
+        <w:ind w:left="3240" w:hanging="360"/>
+      </w:pPr>
+    </w:lvl>
+    <w:lvl w:ilvl="4" w:tplc="FFFFFFFF" w:tentative="1">
+      <w:start w:val="1"/>
+      <w:numFmt w:val="lowerLetter"/>
+      <w:lvlText w:val="%5."/>
+      <w:lvlJc w:val="left"/>
+      <w:pPr>
+        <w:ind w:left="3960" w:hanging="360"/>
+      </w:pPr>
+    </w:lvl>
+    <w:lvl w:ilvl="5" w:tplc="FFFFFFFF" w:tentative="1">
+      <w:start w:val="1"/>
+      <w:numFmt w:val="lowerRoman"/>
+      <w:lvlText w:val="%6."/>
+      <w:lvlJc w:val="right"/>
+      <w:pPr>
+        <w:ind w:left="4680" w:hanging="180"/>
+      </w:pPr>
+    </w:lvl>
+    <w:lvl w:ilvl="6" w:tplc="FFFFFFFF" w:tentative="1">
+      <w:start w:val="1"/>
+      <w:numFmt w:val="decimal"/>
+      <w:lvlText w:val="%7."/>
+      <w:lvlJc w:val="left"/>
+      <w:pPr>
+        <w:ind w:left="5400" w:hanging="360"/>
+      </w:pPr>
+    </w:lvl>
+    <w:lvl w:ilvl="7" w:tplc="FFFFFFFF" w:tentative="1">
+      <w:start w:val="1"/>
+      <w:numFmt w:val="lowerLetter"/>
+      <w:lvlText w:val="%8."/>
+      <w:lvlJc w:val="left"/>
+      <w:pPr>
+        <w:ind w:left="6120" w:hanging="360"/>
+      </w:pPr>
+    </w:lvl>
+    <w:lvl w:ilvl="8" w:tplc="FFFFFFFF" w:tentative="1">
+      <w:start w:val="1"/>
+      <w:numFmt w:val="lowerRoman"/>
+      <w:lvlText w:val="%9."/>
+      <w:lvlJc w:val="right"/>
+      <w:pPr>
+        <w:ind w:left="6840" w:hanging="180"/>
+      </w:pPr>
+    </w:lvl>
+  </w:abstractNum>
+  <w:abstractNum w:abstractNumId="16" w15:restartNumberingAfterBreak="0">
     <w:nsid w:val="332315B1"/>
     <w:multiLevelType w:val="hybridMultilevel"/>
     <w:tmpl w:val="81681AB6"/>
@@ -19498,7 +20990,7 @@
       </w:pPr>
     </w:lvl>
   </w:abstractNum>
-  <w:abstractNum w:abstractNumId="15" w15:restartNumberingAfterBreak="0">
+  <w:abstractNum w:abstractNumId="17" w15:restartNumberingAfterBreak="0">
     <w:nsid w:val="33A27DBA"/>
     <w:multiLevelType w:val="hybridMultilevel"/>
     <w:tmpl w:val="3EC2FFEA"/>
@@ -19584,7 +21076,7 @@
       </w:pPr>
     </w:lvl>
   </w:abstractNum>
-  <w:abstractNum w:abstractNumId="16" w15:restartNumberingAfterBreak="0">
+  <w:abstractNum w:abstractNumId="18" w15:restartNumberingAfterBreak="0">
     <w:nsid w:val="3768601B"/>
     <w:multiLevelType w:val="multilevel"/>
     <w:tmpl w:val="E0908BBC"/>
@@ -19733,7 +21225,7 @@
       </w:rPr>
     </w:lvl>
   </w:abstractNum>
-  <w:abstractNum w:abstractNumId="17" w15:restartNumberingAfterBreak="0">
+  <w:abstractNum w:abstractNumId="19" w15:restartNumberingAfterBreak="0">
     <w:nsid w:val="37EE6B3F"/>
     <w:multiLevelType w:val="hybridMultilevel"/>
     <w:tmpl w:val="C902E364"/>
@@ -19857,7 +21349,93 @@
       </w:rPr>
     </w:lvl>
   </w:abstractNum>
-  <w:abstractNum w:abstractNumId="18" w15:restartNumberingAfterBreak="0">
+  <w:abstractNum w:abstractNumId="20" w15:restartNumberingAfterBreak="0">
+    <w:nsid w:val="3842768B"/>
+    <w:multiLevelType w:val="hybridMultilevel"/>
+    <w:tmpl w:val="7C08BEB8"/>
+    <w:lvl w:ilvl="0" w:tplc="FFFFFFFF">
+      <w:start w:val="1"/>
+      <w:numFmt w:val="upperLetter"/>
+      <w:lvlText w:val="%1."/>
+      <w:lvlJc w:val="left"/>
+      <w:pPr>
+        <w:ind w:left="1342" w:hanging="360"/>
+      </w:pPr>
+    </w:lvl>
+    <w:lvl w:ilvl="1" w:tplc="FFFFFFFF">
+      <w:start w:val="1"/>
+      <w:numFmt w:val="lowerLetter"/>
+      <w:lvlText w:val="%2."/>
+      <w:lvlJc w:val="left"/>
+      <w:pPr>
+        <w:ind w:left="2062" w:hanging="360"/>
+      </w:pPr>
+    </w:lvl>
+    <w:lvl w:ilvl="2" w:tplc="FFFFFFFF" w:tentative="1">
+      <w:start w:val="1"/>
+      <w:numFmt w:val="lowerRoman"/>
+      <w:lvlText w:val="%3."/>
+      <w:lvlJc w:val="right"/>
+      <w:pPr>
+        <w:ind w:left="2782" w:hanging="180"/>
+      </w:pPr>
+    </w:lvl>
+    <w:lvl w:ilvl="3" w:tplc="FFFFFFFF" w:tentative="1">
+      <w:start w:val="1"/>
+      <w:numFmt w:val="decimal"/>
+      <w:lvlText w:val="%4."/>
+      <w:lvlJc w:val="left"/>
+      <w:pPr>
+        <w:ind w:left="3502" w:hanging="360"/>
+      </w:pPr>
+    </w:lvl>
+    <w:lvl w:ilvl="4" w:tplc="FFFFFFFF" w:tentative="1">
+      <w:start w:val="1"/>
+      <w:numFmt w:val="lowerLetter"/>
+      <w:lvlText w:val="%5."/>
+      <w:lvlJc w:val="left"/>
+      <w:pPr>
+        <w:ind w:left="4222" w:hanging="360"/>
+      </w:pPr>
+    </w:lvl>
+    <w:lvl w:ilvl="5" w:tplc="FFFFFFFF" w:tentative="1">
+      <w:start w:val="1"/>
+      <w:numFmt w:val="lowerRoman"/>
+      <w:lvlText w:val="%6."/>
+      <w:lvlJc w:val="right"/>
+      <w:pPr>
+        <w:ind w:left="4942" w:hanging="180"/>
+      </w:pPr>
+    </w:lvl>
+    <w:lvl w:ilvl="6" w:tplc="FFFFFFFF" w:tentative="1">
+      <w:start w:val="1"/>
+      <w:numFmt w:val="decimal"/>
+      <w:lvlText w:val="%7."/>
+      <w:lvlJc w:val="left"/>
+      <w:pPr>
+        <w:ind w:left="5662" w:hanging="360"/>
+      </w:pPr>
+    </w:lvl>
+    <w:lvl w:ilvl="7" w:tplc="FFFFFFFF" w:tentative="1">
+      <w:start w:val="1"/>
+      <w:numFmt w:val="lowerLetter"/>
+      <w:lvlText w:val="%8."/>
+      <w:lvlJc w:val="left"/>
+      <w:pPr>
+        <w:ind w:left="6382" w:hanging="360"/>
+      </w:pPr>
+    </w:lvl>
+    <w:lvl w:ilvl="8" w:tplc="FFFFFFFF" w:tentative="1">
+      <w:start w:val="1"/>
+      <w:numFmt w:val="lowerRoman"/>
+      <w:lvlText w:val="%9."/>
+      <w:lvlJc w:val="right"/>
+      <w:pPr>
+        <w:ind w:left="7102" w:hanging="180"/>
+      </w:pPr>
+    </w:lvl>
+  </w:abstractNum>
+  <w:abstractNum w:abstractNumId="21" w15:restartNumberingAfterBreak="0">
     <w:nsid w:val="39B92D02"/>
     <w:multiLevelType w:val="hybridMultilevel"/>
     <w:tmpl w:val="AD24D018"/>
@@ -19970,7 +21548,7 @@
       </w:rPr>
     </w:lvl>
   </w:abstractNum>
-  <w:abstractNum w:abstractNumId="19" w15:restartNumberingAfterBreak="0">
+  <w:abstractNum w:abstractNumId="22" w15:restartNumberingAfterBreak="0">
     <w:nsid w:val="3A853491"/>
     <w:multiLevelType w:val="multilevel"/>
     <w:tmpl w:val="BECAD952"/>
@@ -20115,7 +21693,7 @@
       </w:rPr>
     </w:lvl>
   </w:abstractNum>
-  <w:abstractNum w:abstractNumId="20" w15:restartNumberingAfterBreak="0">
+  <w:abstractNum w:abstractNumId="23" w15:restartNumberingAfterBreak="0">
     <w:nsid w:val="3E44671B"/>
     <w:multiLevelType w:val="multilevel"/>
     <w:tmpl w:val="6486FDDE"/>
@@ -20264,7 +21842,7 @@
       </w:rPr>
     </w:lvl>
   </w:abstractNum>
-  <w:abstractNum w:abstractNumId="21" w15:restartNumberingAfterBreak="0">
+  <w:abstractNum w:abstractNumId="24" w15:restartNumberingAfterBreak="0">
     <w:nsid w:val="3F5735EE"/>
     <w:multiLevelType w:val="hybridMultilevel"/>
     <w:tmpl w:val="60262610"/>
@@ -20385,7 +21963,7 @@
       </w:rPr>
     </w:lvl>
   </w:abstractNum>
-  <w:abstractNum w:abstractNumId="22" w15:restartNumberingAfterBreak="0">
+  <w:abstractNum w:abstractNumId="25" w15:restartNumberingAfterBreak="0">
     <w:nsid w:val="45760E59"/>
     <w:multiLevelType w:val="hybridMultilevel"/>
     <w:tmpl w:val="34E8F56E"/>
@@ -20507,7 +22085,7 @@
       </w:rPr>
     </w:lvl>
   </w:abstractNum>
-  <w:abstractNum w:abstractNumId="23" w15:restartNumberingAfterBreak="0">
+  <w:abstractNum w:abstractNumId="26" w15:restartNumberingAfterBreak="0">
     <w:nsid w:val="487861E0"/>
     <w:multiLevelType w:val="multilevel"/>
     <w:tmpl w:val="3E5487CE"/>
@@ -20624,7 +22202,7 @@
       </w:pPr>
     </w:lvl>
   </w:abstractNum>
-  <w:abstractNum w:abstractNumId="24" w15:restartNumberingAfterBreak="0">
+  <w:abstractNum w:abstractNumId="27" w15:restartNumberingAfterBreak="0">
     <w:nsid w:val="4D0802A3"/>
     <w:multiLevelType w:val="multilevel"/>
     <w:tmpl w:val="BDF04E98"/>
@@ -20773,10 +22351,10 @@
       </w:rPr>
     </w:lvl>
   </w:abstractNum>
-  <w:abstractNum w:abstractNumId="25" w15:restartNumberingAfterBreak="0">
+  <w:abstractNum w:abstractNumId="28" w15:restartNumberingAfterBreak="0">
     <w:nsid w:val="4FCC1037"/>
     <w:multiLevelType w:val="hybridMultilevel"/>
-    <w:tmpl w:val="630C3A36"/>
+    <w:tmpl w:val="7C08BEB8"/>
     <w:lvl w:ilvl="0" w:tplc="04090015">
       <w:start w:val="1"/>
       <w:numFmt w:val="upperLetter"/>
@@ -20859,7 +22437,7 @@
       </w:pPr>
     </w:lvl>
   </w:abstractNum>
-  <w:abstractNum w:abstractNumId="26" w15:restartNumberingAfterBreak="0">
+  <w:abstractNum w:abstractNumId="29" w15:restartNumberingAfterBreak="0">
     <w:nsid w:val="509949AD"/>
     <w:multiLevelType w:val="hybridMultilevel"/>
     <w:tmpl w:val="869A34F6"/>
@@ -20981,7 +22559,7 @@
       </w:rPr>
     </w:lvl>
   </w:abstractNum>
-  <w:abstractNum w:abstractNumId="27" w15:restartNumberingAfterBreak="0">
+  <w:abstractNum w:abstractNumId="30" w15:restartNumberingAfterBreak="0">
     <w:nsid w:val="51532487"/>
     <w:multiLevelType w:val="hybridMultilevel"/>
     <w:tmpl w:val="091A9E32"/>
@@ -21094,7 +22672,7 @@
       </w:rPr>
     </w:lvl>
   </w:abstractNum>
-  <w:abstractNum w:abstractNumId="28" w15:restartNumberingAfterBreak="0">
+  <w:abstractNum w:abstractNumId="31" w15:restartNumberingAfterBreak="0">
     <w:nsid w:val="55E443F3"/>
     <w:multiLevelType w:val="hybridMultilevel"/>
     <w:tmpl w:val="A368740C"/>
@@ -21215,10 +22793,10 @@
       </w:rPr>
     </w:lvl>
   </w:abstractNum>
-  <w:abstractNum w:abstractNumId="29" w15:restartNumberingAfterBreak="0">
+  <w:abstractNum w:abstractNumId="32" w15:restartNumberingAfterBreak="0">
     <w:nsid w:val="57842A52"/>
     <w:multiLevelType w:val="multilevel"/>
-    <w:tmpl w:val="847622E4"/>
+    <w:tmpl w:val="BCD496EC"/>
     <w:lvl w:ilvl="0">
       <w:start w:val="1"/>
       <w:numFmt w:val="bullet"/>
@@ -21235,20 +22813,17 @@
         <w:sz w:val="20"/>
       </w:rPr>
     </w:lvl>
-    <w:lvl w:ilvl="1" w:tentative="1">
-      <w:start w:val="1"/>
-      <w:numFmt w:val="bullet"/>
-      <w:lvlText w:val="o"/>
-      <w:lvlJc w:val="left"/>
-      <w:pPr>
-        <w:tabs>
-          <w:tab w:val="num" w:pos="1440"/>
-        </w:tabs>
+    <w:lvl w:ilvl="1">
+      <w:start w:val="7"/>
+      <w:numFmt w:val="upperLetter"/>
+      <w:lvlText w:val="%2."/>
+      <w:lvlJc w:val="left"/>
+      <w:pPr>
         <w:ind w:left="1440" w:hanging="360"/>
       </w:pPr>
       <w:rPr>
-        <w:rFonts w:ascii="Courier New" w:hAnsi="Courier New" w:hint="default"/>
-        <w:sz w:val="20"/>
+        <w:rFonts w:hint="default"/>
+        <w:w w:val="90"/>
       </w:rPr>
     </w:lvl>
     <w:lvl w:ilvl="2" w:tentative="1">
@@ -21364,7 +22939,7 @@
       </w:rPr>
     </w:lvl>
   </w:abstractNum>
-  <w:abstractNum w:abstractNumId="30" w15:restartNumberingAfterBreak="0">
+  <w:abstractNum w:abstractNumId="33" w15:restartNumberingAfterBreak="0">
     <w:nsid w:val="587379EE"/>
     <w:multiLevelType w:val="hybridMultilevel"/>
     <w:tmpl w:val="CDD272CC"/>
@@ -21486,7 +23061,7 @@
       </w:rPr>
     </w:lvl>
   </w:abstractNum>
-  <w:abstractNum w:abstractNumId="31" w15:restartNumberingAfterBreak="0">
+  <w:abstractNum w:abstractNumId="34" w15:restartNumberingAfterBreak="0">
     <w:nsid w:val="58992AD0"/>
     <w:multiLevelType w:val="hybridMultilevel"/>
     <w:tmpl w:val="4364D14C"/>
@@ -21608,7 +23183,7 @@
       </w:rPr>
     </w:lvl>
   </w:abstractNum>
-  <w:abstractNum w:abstractNumId="32" w15:restartNumberingAfterBreak="0">
+  <w:abstractNum w:abstractNumId="35" w15:restartNumberingAfterBreak="0">
     <w:nsid w:val="592C3CA1"/>
     <w:multiLevelType w:val="hybridMultilevel"/>
     <w:tmpl w:val="6B564D9C"/>
@@ -21721,7 +23296,7 @@
       </w:rPr>
     </w:lvl>
   </w:abstractNum>
-  <w:abstractNum w:abstractNumId="33" w15:restartNumberingAfterBreak="0">
+  <w:abstractNum w:abstractNumId="36" w15:restartNumberingAfterBreak="0">
     <w:nsid w:val="65FB255D"/>
     <w:multiLevelType w:val="hybridMultilevel"/>
     <w:tmpl w:val="2FEA6B80"/>
@@ -21842,7 +23417,7 @@
       </w:rPr>
     </w:lvl>
   </w:abstractNum>
-  <w:abstractNum w:abstractNumId="34" w15:restartNumberingAfterBreak="0">
+  <w:abstractNum w:abstractNumId="37" w15:restartNumberingAfterBreak="0">
     <w:nsid w:val="69AB03C5"/>
     <w:multiLevelType w:val="hybridMultilevel"/>
     <w:tmpl w:val="8E9EAC3E"/>
@@ -21965,7 +23540,7 @@
       </w:rPr>
     </w:lvl>
   </w:abstractNum>
-  <w:abstractNum w:abstractNumId="35" w15:restartNumberingAfterBreak="0">
+  <w:abstractNum w:abstractNumId="38" w15:restartNumberingAfterBreak="0">
     <w:nsid w:val="6D21594F"/>
     <w:multiLevelType w:val="multilevel"/>
     <w:tmpl w:val="0EF08760"/>
@@ -22114,7 +23689,7 @@
       </w:rPr>
     </w:lvl>
   </w:abstractNum>
-  <w:abstractNum w:abstractNumId="36" w15:restartNumberingAfterBreak="0">
+  <w:abstractNum w:abstractNumId="39" w15:restartNumberingAfterBreak="0">
     <w:nsid w:val="6FA261BF"/>
     <w:multiLevelType w:val="hybridMultilevel"/>
     <w:tmpl w:val="A69E9478"/>
@@ -22203,7 +23778,7 @@
       </w:pPr>
     </w:lvl>
   </w:abstractNum>
-  <w:abstractNum w:abstractNumId="37" w15:restartNumberingAfterBreak="0">
+  <w:abstractNum w:abstractNumId="40" w15:restartNumberingAfterBreak="0">
     <w:nsid w:val="70D15007"/>
     <w:multiLevelType w:val="hybridMultilevel"/>
     <w:tmpl w:val="C7D0ECD8"/>
@@ -22325,7 +23900,7 @@
       </w:rPr>
     </w:lvl>
   </w:abstractNum>
-  <w:abstractNum w:abstractNumId="38" w15:restartNumberingAfterBreak="0">
+  <w:abstractNum w:abstractNumId="41" w15:restartNumberingAfterBreak="0">
     <w:nsid w:val="726B4C75"/>
     <w:multiLevelType w:val="multilevel"/>
     <w:tmpl w:val="9C064106"/>
@@ -22474,7 +24049,7 @@
       </w:rPr>
     </w:lvl>
   </w:abstractNum>
-  <w:abstractNum w:abstractNumId="39" w15:restartNumberingAfterBreak="0">
+  <w:abstractNum w:abstractNumId="42" w15:restartNumberingAfterBreak="0">
     <w:nsid w:val="73FB41AE"/>
     <w:multiLevelType w:val="hybridMultilevel"/>
     <w:tmpl w:val="D6F62682"/>
@@ -22560,7 +24135,7 @@
       </w:pPr>
     </w:lvl>
   </w:abstractNum>
-  <w:abstractNum w:abstractNumId="40" w15:restartNumberingAfterBreak="0">
+  <w:abstractNum w:abstractNumId="43" w15:restartNumberingAfterBreak="0">
     <w:nsid w:val="74DC7FCF"/>
     <w:multiLevelType w:val="hybridMultilevel"/>
     <w:tmpl w:val="1F265C68"/>
@@ -22646,7 +24221,7 @@
       </w:pPr>
     </w:lvl>
   </w:abstractNum>
-  <w:abstractNum w:abstractNumId="41" w15:restartNumberingAfterBreak="0">
+  <w:abstractNum w:abstractNumId="44" w15:restartNumberingAfterBreak="0">
     <w:nsid w:val="75883D01"/>
     <w:multiLevelType w:val="hybridMultilevel"/>
     <w:tmpl w:val="08A4B7E4"/>
@@ -22732,7 +24307,7 @@
       </w:pPr>
     </w:lvl>
   </w:abstractNum>
-  <w:abstractNum w:abstractNumId="42" w15:restartNumberingAfterBreak="0">
+  <w:abstractNum w:abstractNumId="45" w15:restartNumberingAfterBreak="0">
     <w:nsid w:val="762008A4"/>
     <w:multiLevelType w:val="hybridMultilevel"/>
     <w:tmpl w:val="6EF299AA"/>
@@ -22853,7 +24428,7 @@
       </w:rPr>
     </w:lvl>
   </w:abstractNum>
-  <w:abstractNum w:abstractNumId="43" w15:restartNumberingAfterBreak="0">
+  <w:abstractNum w:abstractNumId="46" w15:restartNumberingAfterBreak="0">
     <w:nsid w:val="78104D44"/>
     <w:multiLevelType w:val="hybridMultilevel"/>
     <w:tmpl w:val="BAD05F3A"/>
@@ -22966,7 +24541,7 @@
       </w:rPr>
     </w:lvl>
   </w:abstractNum>
-  <w:abstractNum w:abstractNumId="44" w15:restartNumberingAfterBreak="0">
+  <w:abstractNum w:abstractNumId="47" w15:restartNumberingAfterBreak="0">
     <w:nsid w:val="7C761A78"/>
     <w:multiLevelType w:val="hybridMultilevel"/>
     <w:tmpl w:val="21981776"/>
@@ -23097,7 +24672,7 @@
       </w:rPr>
     </w:lvl>
   </w:abstractNum>
-  <w:abstractNum w:abstractNumId="45" w15:restartNumberingAfterBreak="0">
+  <w:abstractNum w:abstractNumId="48" w15:restartNumberingAfterBreak="0">
     <w:nsid w:val="7E9C7C37"/>
     <w:multiLevelType w:val="hybridMultilevel"/>
     <w:tmpl w:val="09C40620"/>
@@ -23211,142 +24786,151 @@
     </w:lvl>
   </w:abstractNum>
   <w:num w:numId="1" w16cid:durableId="877090183">
+    <w:abstractNumId w:val="31"/>
+  </w:num>
+  <w:num w:numId="2" w16cid:durableId="475924124">
+    <w:abstractNumId w:val="25"/>
+  </w:num>
+  <w:num w:numId="3" w16cid:durableId="2012759613">
+    <w:abstractNumId w:val="34"/>
+  </w:num>
+  <w:num w:numId="4" w16cid:durableId="375391874">
+    <w:abstractNumId w:val="33"/>
+  </w:num>
+  <w:num w:numId="5" w16cid:durableId="1639528909">
+    <w:abstractNumId w:val="36"/>
+  </w:num>
+  <w:num w:numId="6" w16cid:durableId="1702585508">
+    <w:abstractNumId w:val="29"/>
+  </w:num>
+  <w:num w:numId="7" w16cid:durableId="942883525">
+    <w:abstractNumId w:val="37"/>
+  </w:num>
+  <w:num w:numId="8" w16cid:durableId="2026899589">
+    <w:abstractNumId w:val="13"/>
+  </w:num>
+  <w:num w:numId="9" w16cid:durableId="950280824">
+    <w:abstractNumId w:val="3"/>
+  </w:num>
+  <w:num w:numId="10" w16cid:durableId="775909192">
+    <w:abstractNumId w:val="47"/>
+  </w:num>
+  <w:num w:numId="11" w16cid:durableId="957681745">
+    <w:abstractNumId w:val="45"/>
+  </w:num>
+  <w:num w:numId="12" w16cid:durableId="1191380890">
+    <w:abstractNumId w:val="24"/>
+  </w:num>
+  <w:num w:numId="13" w16cid:durableId="665783405">
+    <w:abstractNumId w:val="5"/>
+  </w:num>
+  <w:num w:numId="14" w16cid:durableId="1353148973">
+    <w:abstractNumId w:val="40"/>
+  </w:num>
+  <w:num w:numId="15" w16cid:durableId="1025666829">
+    <w:abstractNumId w:val="7"/>
+  </w:num>
+  <w:num w:numId="16" w16cid:durableId="1752657113">
+    <w:abstractNumId w:val="11"/>
+  </w:num>
+  <w:num w:numId="17" w16cid:durableId="703794347">
+    <w:abstractNumId w:val="16"/>
+  </w:num>
+  <w:num w:numId="18" w16cid:durableId="2008820704">
+    <w:abstractNumId w:val="42"/>
+  </w:num>
+  <w:num w:numId="19" w16cid:durableId="306206851">
     <w:abstractNumId w:val="28"/>
   </w:num>
-  <w:num w:numId="2" w16cid:durableId="475924124">
+  <w:num w:numId="20" w16cid:durableId="2042513559">
+    <w:abstractNumId w:val="39"/>
+  </w:num>
+  <w:num w:numId="21" w16cid:durableId="1963994991">
+    <w:abstractNumId w:val="46"/>
+  </w:num>
+  <w:num w:numId="22" w16cid:durableId="2117017027">
+    <w:abstractNumId w:val="44"/>
+  </w:num>
+  <w:num w:numId="23" w16cid:durableId="273439242">
+    <w:abstractNumId w:val="1"/>
+  </w:num>
+  <w:num w:numId="24" w16cid:durableId="265311219">
+    <w:abstractNumId w:val="10"/>
+  </w:num>
+  <w:num w:numId="25" w16cid:durableId="190801601">
+    <w:abstractNumId w:val="30"/>
+  </w:num>
+  <w:num w:numId="26" w16cid:durableId="631524937">
+    <w:abstractNumId w:val="9"/>
+  </w:num>
+  <w:num w:numId="27" w16cid:durableId="2022509727">
+    <w:abstractNumId w:val="23"/>
+  </w:num>
+  <w:num w:numId="28" w16cid:durableId="1884370034">
+    <w:abstractNumId w:val="38"/>
+  </w:num>
+  <w:num w:numId="29" w16cid:durableId="1977560038">
+    <w:abstractNumId w:val="41"/>
+  </w:num>
+  <w:num w:numId="30" w16cid:durableId="152643310">
+    <w:abstractNumId w:val="21"/>
+  </w:num>
+  <w:num w:numId="31" w16cid:durableId="765882178">
+    <w:abstractNumId w:val="26"/>
+  </w:num>
+  <w:num w:numId="32" w16cid:durableId="488790892">
+    <w:abstractNumId w:val="4"/>
+  </w:num>
+  <w:num w:numId="33" w16cid:durableId="1783186447">
+    <w:abstractNumId w:val="12"/>
+  </w:num>
+  <w:num w:numId="34" w16cid:durableId="1938176548">
+    <w:abstractNumId w:val="8"/>
+  </w:num>
+  <w:num w:numId="35" w16cid:durableId="216552853">
+    <w:abstractNumId w:val="43"/>
+  </w:num>
+  <w:num w:numId="36" w16cid:durableId="592780650">
+    <w:abstractNumId w:val="6"/>
+  </w:num>
+  <w:num w:numId="37" w16cid:durableId="1563715896">
+    <w:abstractNumId w:val="27"/>
+  </w:num>
+  <w:num w:numId="38" w16cid:durableId="1750732666">
     <w:abstractNumId w:val="22"/>
   </w:num>
-  <w:num w:numId="3" w16cid:durableId="2012759613">
-    <w:abstractNumId w:val="31"/>
+  <w:num w:numId="39" w16cid:durableId="338775145">
+    <w:abstractNumId w:val="14"/>
   </w:num>
-  <w:num w:numId="4" w16cid:durableId="375391874">
-    <w:abstractNumId w:val="30"/>
+  <w:num w:numId="40" w16cid:durableId="1434399322">
+    <w:abstractNumId w:val="35"/>
   </w:num>
-  <w:num w:numId="5" w16cid:durableId="1639528909">
-    <w:abstractNumId w:val="33"/>
+  <w:num w:numId="41" w16cid:durableId="651759755">
+    <w:abstractNumId w:val="19"/>
   </w:num>
-  <w:num w:numId="6" w16cid:durableId="1702585508">
-    <w:abstractNumId w:val="26"/>
+  <w:num w:numId="42" w16cid:durableId="215707555">
+    <w:abstractNumId w:val="48"/>
   </w:num>
-  <w:num w:numId="7" w16cid:durableId="942883525">
-    <w:abstractNumId w:val="34"/>
+  <w:num w:numId="43" w16cid:durableId="2144497135">
+    <w:abstractNumId w:val="32"/>
   </w:num>
-  <w:num w:numId="8" w16cid:durableId="2026899589">
-    <w:abstractNumId w:val="12"/>
+  <w:num w:numId="44" w16cid:durableId="801340642">
+    <w:abstractNumId w:val="17"/>
   </w:num>
-  <w:num w:numId="9" w16cid:durableId="950280824">
+  <w:num w:numId="45" w16cid:durableId="1222643174">
+    <w:abstractNumId w:val="18"/>
+  </w:num>
+  <w:num w:numId="46" w16cid:durableId="403185749">
     <w:abstractNumId w:val="2"/>
   </w:num>
-  <w:num w:numId="10" w16cid:durableId="775909192">
-    <w:abstractNumId w:val="44"/>
+  <w:num w:numId="47" w16cid:durableId="938412263">
+    <w:abstractNumId w:val="15"/>
   </w:num>
-  <w:num w:numId="11" w16cid:durableId="957681745">
-    <w:abstractNumId w:val="42"/>
-  </w:num>
-  <w:num w:numId="12" w16cid:durableId="1191380890">
-    <w:abstractNumId w:val="21"/>
-  </w:num>
-  <w:num w:numId="13" w16cid:durableId="665783405">
-    <w:abstractNumId w:val="4"/>
-  </w:num>
-  <w:num w:numId="14" w16cid:durableId="1353148973">
-    <w:abstractNumId w:val="37"/>
-  </w:num>
-  <w:num w:numId="15" w16cid:durableId="1025666829">
-    <w:abstractNumId w:val="6"/>
-  </w:num>
-  <w:num w:numId="16" w16cid:durableId="1752657113">
-    <w:abstractNumId w:val="10"/>
-  </w:num>
-  <w:num w:numId="17" w16cid:durableId="703794347">
-    <w:abstractNumId w:val="14"/>
-  </w:num>
-  <w:num w:numId="18" w16cid:durableId="2008820704">
-    <w:abstractNumId w:val="39"/>
-  </w:num>
-  <w:num w:numId="19" w16cid:durableId="306206851">
-    <w:abstractNumId w:val="25"/>
-  </w:num>
-  <w:num w:numId="20" w16cid:durableId="2042513559">
-    <w:abstractNumId w:val="36"/>
-  </w:num>
-  <w:num w:numId="21" w16cid:durableId="1963994991">
-    <w:abstractNumId w:val="43"/>
-  </w:num>
-  <w:num w:numId="22" w16cid:durableId="2117017027">
-    <w:abstractNumId w:val="41"/>
-  </w:num>
-  <w:num w:numId="23" w16cid:durableId="273439242">
-    <w:abstractNumId w:val="0"/>
-  </w:num>
-  <w:num w:numId="24" w16cid:durableId="265311219">
-    <w:abstractNumId w:val="9"/>
-  </w:num>
-  <w:num w:numId="25" w16cid:durableId="190801601">
-    <w:abstractNumId w:val="27"/>
-  </w:num>
-  <w:num w:numId="26" w16cid:durableId="631524937">
-    <w:abstractNumId w:val="8"/>
-  </w:num>
-  <w:num w:numId="27" w16cid:durableId="2022509727">
+  <w:num w:numId="48" w16cid:durableId="309987202">
     <w:abstractNumId w:val="20"/>
   </w:num>
-  <w:num w:numId="28" w16cid:durableId="1884370034">
-    <w:abstractNumId w:val="35"/>
-  </w:num>
-  <w:num w:numId="29" w16cid:durableId="1977560038">
-    <w:abstractNumId w:val="38"/>
-  </w:num>
-  <w:num w:numId="30" w16cid:durableId="152643310">
-    <w:abstractNumId w:val="18"/>
-  </w:num>
-  <w:num w:numId="31" w16cid:durableId="765882178">
-    <w:abstractNumId w:val="23"/>
-  </w:num>
-  <w:num w:numId="32" w16cid:durableId="488790892">
-    <w:abstractNumId w:val="3"/>
-  </w:num>
-  <w:num w:numId="33" w16cid:durableId="1783186447">
-    <w:abstractNumId w:val="11"/>
-  </w:num>
-  <w:num w:numId="34" w16cid:durableId="1938176548">
-    <w:abstractNumId w:val="7"/>
-  </w:num>
-  <w:num w:numId="35" w16cid:durableId="216552853">
-    <w:abstractNumId w:val="40"/>
-  </w:num>
-  <w:num w:numId="36" w16cid:durableId="592780650">
-    <w:abstractNumId w:val="5"/>
-  </w:num>
-  <w:num w:numId="37" w16cid:durableId="1563715896">
-    <w:abstractNumId w:val="24"/>
-  </w:num>
-  <w:num w:numId="38" w16cid:durableId="1750732666">
-    <w:abstractNumId w:val="19"/>
-  </w:num>
-  <w:num w:numId="39" w16cid:durableId="338775145">
-    <w:abstractNumId w:val="13"/>
-  </w:num>
-  <w:num w:numId="40" w16cid:durableId="1434399322">
-    <w:abstractNumId w:val="32"/>
-  </w:num>
-  <w:num w:numId="41" w16cid:durableId="651759755">
-    <w:abstractNumId w:val="17"/>
-  </w:num>
-  <w:num w:numId="42" w16cid:durableId="215707555">
-    <w:abstractNumId w:val="45"/>
-  </w:num>
-  <w:num w:numId="43" w16cid:durableId="2144497135">
-    <w:abstractNumId w:val="29"/>
-  </w:num>
-  <w:num w:numId="44" w16cid:durableId="801340642">
-    <w:abstractNumId w:val="15"/>
-  </w:num>
-  <w:num w:numId="45" w16cid:durableId="1222643174">
-    <w:abstractNumId w:val="16"/>
-  </w:num>
-  <w:num w:numId="46" w16cid:durableId="403185749">
-    <w:abstractNumId w:val="1"/>
+  <w:num w:numId="49" w16cid:durableId="2089375277">
+    <w:abstractNumId w:val="0"/>
   </w:num>
 </w:numbering>
 </file>
@@ -23751,7 +25335,7 @@
   <w:style w:type="paragraph" w:default="1" w:styleId="Normal">
     <w:name w:val="Normal"/>
     <w:qFormat/>
-    <w:rsid w:val="00564121"/>
+    <w:rsid w:val="00685A7B"/>
     <w:rPr>
       <w:rFonts w:ascii="Aptos" w:eastAsia="Trebuchet MS" w:hAnsi="Aptos" w:cs="Trebuchet MS"/>
       <w:sz w:val="24"/>

--- a/subjects/subject_words/java04_es_subject.docx
+++ b/subjects/subject_words/java04_es_subject.docx
@@ -430,7 +430,7 @@
           </mc:Choice>
           <mc:Fallback>
             <w:pict>
-              <v:shape w14:anchorId="59598E15" id="Graphic 3" o:spid="_x0000_s1026" style="position:absolute;margin-left:86.45pt;margin-top:20.05pt;width:476.5pt;height:25.2pt;z-index:-251655680;visibility:visible;mso-wrap-style:square;mso-wrap-distance-left:0;mso-wrap-distance-top:0;mso-wrap-distance-right:0;mso-wrap-distance-bottom:0;mso-position-horizontal:absolute;mso-position-horizontal-relative:page;mso-position-vertical:absolute;mso-position-vertical-relative:text;v-text-anchor:top" coordsize="6051550,320040" o:gfxdata="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" path="m6051397,l5594197,,,12,,18605r5594197,l5594197,320040r457200,l6051397,xe" fillcolor="black" stroked="f">
+              <v:shape w14:anchorId="7FE23353" id="Graphic 3" o:spid="_x0000_s1026" style="position:absolute;margin-left:86.45pt;margin-top:20.05pt;width:476.5pt;height:25.2pt;z-index:-251655680;visibility:visible;mso-wrap-style:square;mso-wrap-distance-left:0;mso-wrap-distance-top:0;mso-wrap-distance-right:0;mso-wrap-distance-bottom:0;mso-position-horizontal:absolute;mso-position-horizontal-relative:page;mso-position-vertical:absolute;mso-position-vertical-relative:text;v-text-anchor:top" coordsize="6051550,320040" o:gfxdata="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" path="m6051397,l5594197,,,12,,18605r5594197,l5594197,320040r457200,l6051397,xe" fillcolor="black" stroked="f">
                 <v:path arrowok="t"/>
                 <w10:wrap type="topAndBottom" anchorx="page"/>
               </v:shape>
@@ -1741,23 +1741,7 @@
                 <w:noProof/>
                 <w:w w:val="90"/>
               </w:rPr>
-              <w:t>7: El I</w:t>
-            </w:r>
-            <w:r>
-              <w:rPr>
-                <w:rStyle w:val="Hipervnculo"/>
-                <w:noProof/>
-                <w:w w:val="90"/>
-              </w:rPr>
-              <w:t>n</w:t>
-            </w:r>
-            <w:r>
-              <w:rPr>
-                <w:rStyle w:val="Hipervnculo"/>
-                <w:noProof/>
-                <w:w w:val="90"/>
-              </w:rPr>
-              <w:t>forme del Sindicato (JSON Reading)</w:t>
+              <w:t>7: El Informe del Sindicato (JSON Reading)</w:t>
             </w:r>
             <w:r>
               <w:rPr>
@@ -3398,7 +3382,7 @@
           <w:noProof/>
         </w:rPr>
         <w:drawing>
-          <wp:anchor distT="0" distB="0" distL="114300" distR="114300" simplePos="0" relativeHeight="251652608" behindDoc="0" locked="0" layoutInCell="1" allowOverlap="1" wp14:anchorId="5EF8B505" wp14:editId="39C31EDB">
+          <wp:anchor distT="0" distB="0" distL="114300" distR="114300" simplePos="0" relativeHeight="251654656" behindDoc="0" locked="0" layoutInCell="1" allowOverlap="1" wp14:anchorId="5EF8B505" wp14:editId="39C31EDB">
             <wp:simplePos x="0" y="0"/>
             <wp:positionH relativeFrom="column">
               <wp:posOffset>3771900</wp:posOffset>
@@ -4426,7 +4410,7 @@
           </mc:Choice>
           <mc:Fallback>
             <w:pict>
-              <v:group w14:anchorId="5E86C0B1" id="Group 15" o:spid="_x0000_s1026" style="width:442.05pt;height:1.6pt;mso-position-horizontal-relative:char;mso-position-vertical-relative:line" coordsize="56140,203" o:gfxdata="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">
+              <v:group w14:anchorId="5563D492" id="Group 15" o:spid="_x0000_s1026" style="width:442.05pt;height:1.6pt;mso-position-horizontal-relative:char;mso-position-vertical-relative:line" coordsize="56140,203" o:gfxdata="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">
                 <v:shape id="Graphic 16" o:spid="_x0000_s1027" style="position:absolute;width:56127;height:196;visibility:visible;mso-wrap-style:square;v-text-anchor:top" coordsize="5612765,19685" o:gfxdata="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" path="m5612765,l,,,19685r5612765,l5612765,xe" fillcolor="#9f9f9f" stroked="f">
                   <v:path arrowok="t"/>
                 </v:shape>
@@ -4959,7 +4943,7 @@
         <mc:AlternateContent>
           <mc:Choice Requires="wps">
             <w:drawing>
-              <wp:anchor distT="0" distB="0" distL="114300" distR="114300" simplePos="0" relativeHeight="251654656" behindDoc="0" locked="0" layoutInCell="1" allowOverlap="1" wp14:anchorId="52D2470B" wp14:editId="28D3D846">
+              <wp:anchor distT="0" distB="0" distL="114300" distR="114300" simplePos="0" relativeHeight="251656704" behindDoc="0" locked="0" layoutInCell="1" allowOverlap="1" wp14:anchorId="52D2470B" wp14:editId="28D3D846">
                 <wp:simplePos x="0" y="0"/>
                 <wp:positionH relativeFrom="margin">
                   <wp:posOffset>419100</wp:posOffset>
@@ -5129,7 +5113,7 @@
           </mc:Choice>
           <mc:Fallback>
             <w:pict>
-              <v:rect w14:anchorId="52D2470B" id="Rectángulo 2" o:spid="_x0000_s1026" style="position:absolute;left:0;text-align:left;margin-left:33pt;margin-top:9.95pt;width:434.5pt;height:100.5pt;z-index:251654656;visibility:visible;mso-wrap-style:square;mso-width-percent:0;mso-height-percent:0;mso-wrap-distance-left:9pt;mso-wrap-distance-top:0;mso-wrap-distance-right:9pt;mso-wrap-distance-bottom:0;mso-position-horizontal:absolute;mso-position-horizontal-relative:margin;mso-position-vertical:absolute;mso-position-vertical-relative:text;mso-width-percent:0;mso-height-percent:0;mso-width-relative:margin;mso-height-relative:margin;v-text-anchor:middle" o:gfxdata="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" fillcolor="black [3213]" strokecolor="black [3213]" strokeweight="2pt">
+              <v:rect w14:anchorId="52D2470B" id="Rectángulo 2" o:spid="_x0000_s1026" style="position:absolute;left:0;text-align:left;margin-left:33pt;margin-top:9.95pt;width:434.5pt;height:100.5pt;z-index:251656704;visibility:visible;mso-wrap-style:square;mso-width-percent:0;mso-height-percent:0;mso-wrap-distance-left:9pt;mso-wrap-distance-top:0;mso-wrap-distance-right:9pt;mso-wrap-distance-bottom:0;mso-position-horizontal:absolute;mso-position-horizontal-relative:margin;mso-position-vertical:absolute;mso-position-vertical-relative:text;mso-width-percent:0;mso-height-percent:0;mso-width-relative:margin;mso-height-relative:margin;v-text-anchor:middle" o:gfxdata="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" fillcolor="black [3213]" strokecolor="black [3213]" strokeweight="2pt">
                 <v:textbox>
                   <w:txbxContent>
                     <w:p>
@@ -5335,7 +5319,7 @@
         <mc:AlternateContent>
           <mc:Choice Requires="wps">
             <w:drawing>
-              <wp:anchor distT="0" distB="0" distL="114300" distR="114300" simplePos="0" relativeHeight="251648512" behindDoc="0" locked="0" layoutInCell="1" allowOverlap="1" wp14:anchorId="1C4D31BE" wp14:editId="47313A76">
+              <wp:anchor distT="0" distB="0" distL="114300" distR="114300" simplePos="0" relativeHeight="251650560" behindDoc="0" locked="0" layoutInCell="1" allowOverlap="1" wp14:anchorId="1C4D31BE" wp14:editId="47313A76">
                 <wp:simplePos x="0" y="0"/>
                 <wp:positionH relativeFrom="margin">
                   <wp:posOffset>400050</wp:posOffset>
@@ -5587,7 +5571,7 @@
           </mc:Choice>
           <mc:Fallback>
             <w:pict>
-              <v:rect w14:anchorId="1C4D31BE" id="_x0000_s1027" style="position:absolute;left:0;text-align:left;margin-left:31.5pt;margin-top:6.2pt;width:434.25pt;height:106.5pt;z-index:251648512;visibility:visible;mso-wrap-style:square;mso-width-percent:0;mso-height-percent:0;mso-wrap-distance-left:9pt;mso-wrap-distance-top:0;mso-wrap-distance-right:9pt;mso-wrap-distance-bottom:0;mso-position-horizontal:absolute;mso-position-horizontal-relative:margin;mso-position-vertical:absolute;mso-position-vertical-relative:text;mso-width-percent:0;mso-height-percent:0;mso-width-relative:margin;mso-height-relative:margin;v-text-anchor:middle" o:gfxdata="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" fillcolor="black [3213]" strokecolor="black [3213]" strokeweight="2pt">
+              <v:rect w14:anchorId="1C4D31BE" id="_x0000_s1027" style="position:absolute;left:0;text-align:left;margin-left:31.5pt;margin-top:6.2pt;width:434.25pt;height:106.5pt;z-index:251650560;visibility:visible;mso-wrap-style:square;mso-width-percent:0;mso-height-percent:0;mso-wrap-distance-left:9pt;mso-wrap-distance-top:0;mso-wrap-distance-right:9pt;mso-wrap-distance-bottom:0;mso-position-horizontal:absolute;mso-position-horizontal-relative:margin;mso-position-vertical:absolute;mso-position-vertical-relative:text;mso-width-percent:0;mso-height-percent:0;mso-width-relative:margin;mso-height-relative:margin;v-text-anchor:middle" o:gfxdata="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" fillcolor="black [3213]" strokecolor="black [3213]" strokeweight="2pt">
                 <v:textbox>
                   <w:txbxContent>
                     <w:p>
@@ -6430,7 +6414,7 @@
         <mc:AlternateContent>
           <mc:Choice Requires="wps">
             <w:drawing>
-              <wp:anchor distT="0" distB="0" distL="114300" distR="114300" simplePos="0" relativeHeight="251655680" behindDoc="0" locked="0" layoutInCell="1" allowOverlap="1" wp14:anchorId="5CCC47C2" wp14:editId="1DB1FA8E">
+              <wp:anchor distT="0" distB="0" distL="114300" distR="114300" simplePos="0" relativeHeight="251657728" behindDoc="0" locked="0" layoutInCell="1" allowOverlap="1" wp14:anchorId="5CCC47C2" wp14:editId="1DB1FA8E">
                 <wp:simplePos x="0" y="0"/>
                 <wp:positionH relativeFrom="margin">
                   <wp:posOffset>419100</wp:posOffset>
@@ -6584,7 +6568,7 @@
           </mc:Choice>
           <mc:Fallback>
             <w:pict>
-              <v:rect w14:anchorId="5CCC47C2" id="_x0000_s1028" style="position:absolute;left:0;text-align:left;margin-left:33pt;margin-top:9.65pt;width:434.5pt;height:91.5pt;z-index:251655680;visibility:visible;mso-wrap-style:square;mso-width-percent:0;mso-height-percent:0;mso-wrap-distance-left:9pt;mso-wrap-distance-top:0;mso-wrap-distance-right:9pt;mso-wrap-distance-bottom:0;mso-position-horizontal:absolute;mso-position-horizontal-relative:margin;mso-position-vertical:absolute;mso-position-vertical-relative:text;mso-width-percent:0;mso-height-percent:0;mso-width-relative:margin;mso-height-relative:margin;v-text-anchor:middle" o:gfxdata="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" fillcolor="black [3213]" strokecolor="black [3213]" strokeweight="2pt">
+              <v:rect w14:anchorId="5CCC47C2" id="_x0000_s1028" style="position:absolute;left:0;text-align:left;margin-left:33pt;margin-top:9.65pt;width:434.5pt;height:91.5pt;z-index:251657728;visibility:visible;mso-wrap-style:square;mso-width-percent:0;mso-height-percent:0;mso-wrap-distance-left:9pt;mso-wrap-distance-top:0;mso-wrap-distance-right:9pt;mso-wrap-distance-bottom:0;mso-position-horizontal:absolute;mso-position-horizontal-relative:margin;mso-position-vertical:absolute;mso-position-vertical-relative:text;mso-width-percent:0;mso-height-percent:0;mso-width-relative:margin;mso-height-relative:margin;v-text-anchor:middle" o:gfxdata="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" fillcolor="black [3213]" strokecolor="black [3213]" strokeweight="2pt">
                 <v:textbox>
                   <w:txbxContent>
                     <w:p>
@@ -6764,7 +6748,7 @@
         <mc:AlternateContent>
           <mc:Choice Requires="wps">
             <w:drawing>
-              <wp:anchor distT="0" distB="0" distL="114300" distR="114300" simplePos="0" relativeHeight="251649536" behindDoc="0" locked="0" layoutInCell="1" allowOverlap="1" wp14:anchorId="6EEA5942" wp14:editId="0B3FB99D">
+              <wp:anchor distT="0" distB="0" distL="114300" distR="114300" simplePos="0" relativeHeight="251651584" behindDoc="0" locked="0" layoutInCell="1" allowOverlap="1" wp14:anchorId="6EEA5942" wp14:editId="0B3FB99D">
                 <wp:simplePos x="0" y="0"/>
                 <wp:positionH relativeFrom="margin">
                   <wp:posOffset>400050</wp:posOffset>
@@ -6886,7 +6870,7 @@
           </mc:Choice>
           <mc:Fallback>
             <w:pict>
-              <v:rect w14:anchorId="6EEA5942" id="_x0000_s1029" style="position:absolute;left:0;text-align:left;margin-left:31.5pt;margin-top:5.9pt;width:434.5pt;height:66pt;z-index:251649536;visibility:visible;mso-wrap-style:square;mso-width-percent:0;mso-height-percent:0;mso-wrap-distance-left:9pt;mso-wrap-distance-top:0;mso-wrap-distance-right:9pt;mso-wrap-distance-bottom:0;mso-position-horizontal:absolute;mso-position-horizontal-relative:margin;mso-position-vertical:absolute;mso-position-vertical-relative:text;mso-width-percent:0;mso-height-percent:0;mso-width-relative:margin;mso-height-relative:margin;v-text-anchor:middle" o:gfxdata="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" fillcolor="black [3213]" strokecolor="black [3213]" strokeweight="2pt">
+              <v:rect w14:anchorId="6EEA5942" id="_x0000_s1029" style="position:absolute;left:0;text-align:left;margin-left:31.5pt;margin-top:5.9pt;width:434.5pt;height:66pt;z-index:251651584;visibility:visible;mso-wrap-style:square;mso-width-percent:0;mso-height-percent:0;mso-wrap-distance-left:9pt;mso-wrap-distance-top:0;mso-wrap-distance-right:9pt;mso-wrap-distance-bottom:0;mso-position-horizontal:absolute;mso-position-horizontal-relative:margin;mso-position-vertical:absolute;mso-position-vertical-relative:text;mso-width-percent:0;mso-height-percent:0;mso-width-relative:margin;mso-height-relative:margin;v-text-anchor:middle" o:gfxdata="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" fillcolor="black [3213]" strokecolor="black [3213]" strokeweight="2pt">
                 <v:textbox>
                   <w:txbxContent>
                     <w:p>
@@ -7874,7 +7858,7 @@
         <mc:AlternateContent>
           <mc:Choice Requires="wps">
             <w:drawing>
-              <wp:anchor distT="0" distB="0" distL="114300" distR="114300" simplePos="0" relativeHeight="251650560" behindDoc="0" locked="0" layoutInCell="1" allowOverlap="1" wp14:anchorId="58BA83F3" wp14:editId="5450904E">
+              <wp:anchor distT="0" distB="0" distL="114300" distR="114300" simplePos="0" relativeHeight="251652608" behindDoc="0" locked="0" layoutInCell="1" allowOverlap="1" wp14:anchorId="58BA83F3" wp14:editId="5450904E">
                 <wp:simplePos x="0" y="0"/>
                 <wp:positionH relativeFrom="margin">
                   <wp:posOffset>392502</wp:posOffset>
@@ -7976,7 +7960,7 @@
           </mc:Choice>
           <mc:Fallback>
             <w:pict>
-              <v:rect w14:anchorId="58BA83F3" id="_x0000_s1030" style="position:absolute;left:0;text-align:left;margin-left:30.9pt;margin-top:6.2pt;width:434.5pt;height:51.6pt;z-index:251650560;visibility:visible;mso-wrap-style:square;mso-width-percent:0;mso-height-percent:0;mso-wrap-distance-left:9pt;mso-wrap-distance-top:0;mso-wrap-distance-right:9pt;mso-wrap-distance-bottom:0;mso-position-horizontal:absolute;mso-position-horizontal-relative:margin;mso-position-vertical:absolute;mso-position-vertical-relative:text;mso-width-percent:0;mso-height-percent:0;mso-width-relative:margin;mso-height-relative:margin;v-text-anchor:middle" o:gfxdata="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" fillcolor="black [3213]" strokecolor="black [3213]" strokeweight="2pt">
+              <v:rect w14:anchorId="58BA83F3" id="_x0000_s1030" style="position:absolute;left:0;text-align:left;margin-left:30.9pt;margin-top:6.2pt;width:434.5pt;height:51.6pt;z-index:251652608;visibility:visible;mso-wrap-style:square;mso-width-percent:0;mso-height-percent:0;mso-wrap-distance-left:9pt;mso-wrap-distance-top:0;mso-wrap-distance-right:9pt;mso-wrap-distance-bottom:0;mso-position-horizontal:absolute;mso-position-horizontal-relative:margin;mso-position-vertical:absolute;mso-position-vertical-relative:text;mso-width-percent:0;mso-height-percent:0;mso-width-relative:margin;mso-height-relative:margin;v-text-anchor:middle" o:gfxdata="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" fillcolor="black [3213]" strokecolor="black [3213]" strokeweight="2pt">
                 <v:textbox>
                   <w:txbxContent>
                     <w:p>
@@ -10108,7 +10092,7 @@
         <mc:AlternateContent>
           <mc:Choice Requires="wps">
             <w:drawing>
-              <wp:anchor distT="0" distB="0" distL="114300" distR="114300" simplePos="0" relativeHeight="251647488" behindDoc="0" locked="0" layoutInCell="1" allowOverlap="1" wp14:anchorId="07DEF22C" wp14:editId="2D976BE8">
+              <wp:anchor distT="0" distB="0" distL="114300" distR="114300" simplePos="0" relativeHeight="251649536" behindDoc="0" locked="0" layoutInCell="1" allowOverlap="1" wp14:anchorId="07DEF22C" wp14:editId="2D976BE8">
                 <wp:simplePos x="0" y="0"/>
                 <wp:positionH relativeFrom="margin">
                   <wp:posOffset>333375</wp:posOffset>
@@ -10274,7 +10258,7 @@
           </mc:Choice>
           <mc:Fallback>
             <w:pict>
-              <v:rect w14:anchorId="07DEF22C" id="_x0000_s1031" style="position:absolute;margin-left:26.25pt;margin-top:.7pt;width:441.4pt;height:112.5pt;z-index:251647488;visibility:visible;mso-wrap-style:square;mso-width-percent:0;mso-height-percent:0;mso-wrap-distance-left:9pt;mso-wrap-distance-top:0;mso-wrap-distance-right:9pt;mso-wrap-distance-bottom:0;mso-position-horizontal:absolute;mso-position-horizontal-relative:margin;mso-position-vertical:absolute;mso-position-vertical-relative:text;mso-width-percent:0;mso-height-percent:0;mso-width-relative:margin;mso-height-relative:margin;v-text-anchor:middle" o:gfxdata="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" fillcolor="black [3213]" strokecolor="black [3213]" strokeweight="2pt">
+              <v:rect w14:anchorId="07DEF22C" id="_x0000_s1031" style="position:absolute;margin-left:26.25pt;margin-top:.7pt;width:441.4pt;height:112.5pt;z-index:251649536;visibility:visible;mso-wrap-style:square;mso-width-percent:0;mso-height-percent:0;mso-wrap-distance-left:9pt;mso-wrap-distance-top:0;mso-wrap-distance-right:9pt;mso-wrap-distance-bottom:0;mso-position-horizontal:absolute;mso-position-horizontal-relative:margin;mso-position-vertical:absolute;mso-position-vertical-relative:text;mso-width-percent:0;mso-height-percent:0;mso-width-relative:margin;mso-height-relative:margin;v-text-anchor:middle" o:gfxdata="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" fillcolor="black [3213]" strokecolor="black [3213]" strokeweight="2pt">
                 <v:textbox>
                   <w:txbxContent>
                     <w:p>
@@ -11206,7 +11190,7 @@
         <mc:AlternateContent>
           <mc:Choice Requires="wps">
             <w:drawing>
-              <wp:anchor distT="0" distB="0" distL="114300" distR="114300" simplePos="0" relativeHeight="251651584" behindDoc="0" locked="0" layoutInCell="1" allowOverlap="1" wp14:anchorId="313EC888" wp14:editId="375FF934">
+              <wp:anchor distT="0" distB="0" distL="114300" distR="114300" simplePos="0" relativeHeight="251653632" behindDoc="0" locked="0" layoutInCell="1" allowOverlap="1" wp14:anchorId="313EC888" wp14:editId="375FF934">
                 <wp:simplePos x="0" y="0"/>
                 <wp:positionH relativeFrom="margin">
                   <wp:posOffset>314864</wp:posOffset>
@@ -11353,7 +11337,7 @@
           </mc:Choice>
           <mc:Fallback>
             <w:pict>
-              <v:rect w14:anchorId="313EC888" id="_x0000_s1032" style="position:absolute;margin-left:24.8pt;margin-top:5.55pt;width:436.4pt;height:55pt;z-index:251651584;visibility:visible;mso-wrap-style:square;mso-width-percent:0;mso-height-percent:0;mso-wrap-distance-left:9pt;mso-wrap-distance-top:0;mso-wrap-distance-right:9pt;mso-wrap-distance-bottom:0;mso-position-horizontal:absolute;mso-position-horizontal-relative:margin;mso-position-vertical:absolute;mso-position-vertical-relative:text;mso-width-percent:0;mso-height-percent:0;mso-width-relative:margin;mso-height-relative:margin;v-text-anchor:middle" o:gfxdata="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" fillcolor="black [3213]" strokecolor="black [3213]" strokeweight="2pt">
+              <v:rect w14:anchorId="313EC888" id="_x0000_s1032" style="position:absolute;margin-left:24.8pt;margin-top:5.55pt;width:436.4pt;height:55pt;z-index:251653632;visibility:visible;mso-wrap-style:square;mso-width-percent:0;mso-height-percent:0;mso-wrap-distance-left:9pt;mso-wrap-distance-top:0;mso-wrap-distance-right:9pt;mso-wrap-distance-bottom:0;mso-position-horizontal:absolute;mso-position-horizontal-relative:margin;mso-position-vertical:absolute;mso-position-vertical-relative:text;mso-width-percent:0;mso-height-percent:0;mso-width-relative:margin;mso-height-relative:margin;v-text-anchor:middle" o:gfxdata="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" fillcolor="black [3213]" strokecolor="black [3213]" strokeweight="2pt">
                 <v:textbox>
                   <w:txbxContent>
                     <w:p>
@@ -12231,7 +12215,7 @@
         <mc:AlternateContent>
           <mc:Choice Requires="wps">
             <w:drawing>
-              <wp:anchor distT="0" distB="0" distL="114300" distR="114300" simplePos="0" relativeHeight="251653632" behindDoc="0" locked="0" layoutInCell="1" allowOverlap="1" wp14:anchorId="51756CB7" wp14:editId="2D00EC89">
+              <wp:anchor distT="0" distB="0" distL="114300" distR="114300" simplePos="0" relativeHeight="251655680" behindDoc="0" locked="0" layoutInCell="1" allowOverlap="1" wp14:anchorId="51756CB7" wp14:editId="2D00EC89">
                 <wp:simplePos x="0" y="0"/>
                 <wp:positionH relativeFrom="margin">
                   <wp:posOffset>396240</wp:posOffset>
@@ -12341,7 +12325,7 @@
           </mc:Choice>
           <mc:Fallback>
             <w:pict>
-              <v:rect w14:anchorId="51756CB7" id="_x0000_s1033" style="position:absolute;left:0;text-align:left;margin-left:31.2pt;margin-top:6.45pt;width:451.4pt;height:49.8pt;z-index:251653632;visibility:visible;mso-wrap-style:square;mso-width-percent:0;mso-height-percent:0;mso-wrap-distance-left:9pt;mso-wrap-distance-top:0;mso-wrap-distance-right:9pt;mso-wrap-distance-bottom:0;mso-position-horizontal:absolute;mso-position-horizontal-relative:margin;mso-position-vertical:absolute;mso-position-vertical-relative:text;mso-width-percent:0;mso-height-percent:0;mso-width-relative:margin;mso-height-relative:margin;v-text-anchor:middle" o:gfxdata="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" fillcolor="black [3213]" strokecolor="black [3213]" strokeweight="2pt">
+              <v:rect w14:anchorId="51756CB7" id="_x0000_s1033" style="position:absolute;left:0;text-align:left;margin-left:31.2pt;margin-top:6.45pt;width:451.4pt;height:49.8pt;z-index:251655680;visibility:visible;mso-wrap-style:square;mso-width-percent:0;mso-height-percent:0;mso-wrap-distance-left:9pt;mso-wrap-distance-top:0;mso-wrap-distance-right:9pt;mso-wrap-distance-bottom:0;mso-position-horizontal:absolute;mso-position-horizontal-relative:margin;mso-position-vertical:absolute;mso-position-vertical-relative:text;mso-width-percent:0;mso-height-percent:0;mso-width-relative:margin;mso-height-relative:margin;v-text-anchor:middle" o:gfxdata="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" fillcolor="black [3213]" strokecolor="black [3213]" strokeweight="2pt">
                 <v:textbox>
                   <w:txbxContent>
                     <w:p>
@@ -13220,61 +13204,21 @@
       <w:pPr>
         <w:pStyle w:val="Sinespaciado"/>
         <w:ind w:left="1440"/>
-        <w:rPr>
-          <w:lang w:val="es-ES"/>
-        </w:rPr>
       </w:pPr>
       <w:r>
         <w:t xml:space="preserve">  </w:t>
       </w:r>
       <w:r>
-        <w:rPr>
-          <w:lang w:val="es-ES"/>
-        </w:rPr>
-        <w:t>"</w:t>
-      </w:r>
-      <w:proofErr w:type="spellStart"/>
-      <w:r>
-        <w:rPr>
-          <w:lang w:val="es-ES"/>
-        </w:rPr>
-        <w:t>difficulty</w:t>
-      </w:r>
-      <w:proofErr w:type="spellEnd"/>
-      <w:r>
-        <w:rPr>
-          <w:lang w:val="es-ES"/>
-        </w:rPr>
-        <w:t>": "HARD",</w:t>
+        <w:t>"difficulty": "HARD",</w:t>
       </w:r>
     </w:p>
     <w:p>
       <w:pPr>
         <w:pStyle w:val="Sinespaciado"/>
         <w:ind w:left="1440"/>
-        <w:rPr>
-          <w:lang w:val="es-ES"/>
-        </w:rPr>
-      </w:pPr>
-      <w:r>
-        <w:rPr>
-          <w:lang w:val="es-ES"/>
-        </w:rPr>
-        <w:t xml:space="preserve">  "</w:t>
-      </w:r>
-      <w:proofErr w:type="spellStart"/>
-      <w:r>
-        <w:rPr>
-          <w:lang w:val="es-ES"/>
-        </w:rPr>
-        <w:t>reward</w:t>
-      </w:r>
-      <w:proofErr w:type="spellEnd"/>
-      <w:r>
-        <w:rPr>
-          <w:lang w:val="es-ES"/>
-        </w:rPr>
-        <w:t>": 5000</w:t>
+      </w:pPr>
+      <w:r>
+        <w:t xml:space="preserve">  "reward": 5000</w:t>
       </w:r>
     </w:p>
     <w:p>
@@ -13295,6 +13239,9 @@
     <w:p>
       <w:pPr>
         <w:pStyle w:val="Sinespaciado"/>
+        <w:rPr>
+          <w:lang w:val="es-ES"/>
+        </w:rPr>
       </w:pPr>
     </w:p>
     <w:p>
@@ -13334,7 +13281,7 @@
         <mc:AlternateContent>
           <mc:Choice Requires="wps">
             <w:drawing>
-              <wp:anchor distT="0" distB="0" distL="114300" distR="114300" simplePos="0" relativeHeight="251656704" behindDoc="0" locked="0" layoutInCell="1" allowOverlap="1" wp14:anchorId="1136D5C1" wp14:editId="189AA96A">
+              <wp:anchor distT="0" distB="0" distL="114300" distR="114300" simplePos="0" relativeHeight="251658752" behindDoc="0" locked="0" layoutInCell="1" allowOverlap="1" wp14:anchorId="1136D5C1" wp14:editId="189AA96A">
                 <wp:simplePos x="0" y="0"/>
                 <wp:positionH relativeFrom="margin">
                   <wp:posOffset>392502</wp:posOffset>
@@ -13486,7 +13433,7 @@
           </mc:Choice>
           <mc:Fallback>
             <w:pict>
-              <v:rect w14:anchorId="1136D5C1" id="_x0000_s1034" style="position:absolute;left:0;text-align:left;margin-left:30.9pt;margin-top:6.3pt;width:451.4pt;height:86.95pt;z-index:251656704;visibility:visible;mso-wrap-style:square;mso-width-percent:0;mso-height-percent:0;mso-wrap-distance-left:9pt;mso-wrap-distance-top:0;mso-wrap-distance-right:9pt;mso-wrap-distance-bottom:0;mso-position-horizontal:absolute;mso-position-horizontal-relative:margin;mso-position-vertical:absolute;mso-position-vertical-relative:text;mso-width-percent:0;mso-height-percent:0;mso-width-relative:margin;mso-height-relative:margin;v-text-anchor:middle" o:gfxdata="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" fillcolor="black [3213]" strokecolor="black [3213]" strokeweight="2pt">
+              <v:rect w14:anchorId="1136D5C1" id="_x0000_s1034" style="position:absolute;left:0;text-align:left;margin-left:30.9pt;margin-top:6.3pt;width:451.4pt;height:86.95pt;z-index:251658752;visibility:visible;mso-wrap-style:square;mso-width-percent:0;mso-height-percent:0;mso-wrap-distance-left:9pt;mso-wrap-distance-top:0;mso-wrap-distance-right:9pt;mso-wrap-distance-bottom:0;mso-position-horizontal:absolute;mso-position-horizontal-relative:margin;mso-position-vertical:absolute;mso-position-vertical-relative:text;mso-width-percent:0;mso-height-percent:0;mso-width-relative:margin;mso-height-relative:margin;v-text-anchor:middle" o:gfxdata="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" fillcolor="black [3213]" strokecolor="black [3213]" strokeweight="2pt">
                 <v:textbox>
                   <w:txbxContent>
                     <w:p>
@@ -13833,6 +13780,9 @@
     <w:p>
       <w:pPr>
         <w:pStyle w:val="Sinespaciado"/>
+        <w:rPr>
+          <w:lang w:val="es-ES"/>
+        </w:rPr>
       </w:pPr>
     </w:p>
     <w:p>
@@ -13862,7 +13812,7 @@
         <mc:AlternateContent>
           <mc:Choice Requires="wps">
             <w:drawing>
-              <wp:anchor distT="0" distB="0" distL="114300" distR="114300" simplePos="0" relativeHeight="251665920" behindDoc="0" locked="0" layoutInCell="1" allowOverlap="1" wp14:anchorId="51611EB9" wp14:editId="2027D104">
+              <wp:anchor distT="0" distB="0" distL="114300" distR="114300" simplePos="0" relativeHeight="251664896" behindDoc="0" locked="0" layoutInCell="1" allowOverlap="1" wp14:anchorId="51611EB9" wp14:editId="2027D104">
                 <wp:simplePos x="0" y="0"/>
                 <wp:positionH relativeFrom="margin">
                   <wp:posOffset>392502</wp:posOffset>
@@ -13958,7 +13908,7 @@
           </mc:Choice>
           <mc:Fallback>
             <w:pict>
-              <v:rect w14:anchorId="51611EB9" id="_x0000_s1035" style="position:absolute;margin-left:30.9pt;margin-top:6.5pt;width:451.4pt;height:33.3pt;z-index:251665920;visibility:visible;mso-wrap-style:square;mso-width-percent:0;mso-height-percent:0;mso-wrap-distance-left:9pt;mso-wrap-distance-top:0;mso-wrap-distance-right:9pt;mso-wrap-distance-bottom:0;mso-position-horizontal:absolute;mso-position-horizontal-relative:margin;mso-position-vertical:absolute;mso-position-vertical-relative:text;mso-width-percent:0;mso-height-percent:0;mso-width-relative:margin;mso-height-relative:margin;v-text-anchor:middle" o:gfxdata="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" fillcolor="black [3213]" strokecolor="black [3213]" strokeweight="2pt">
+              <v:rect w14:anchorId="51611EB9" id="_x0000_s1035" style="position:absolute;margin-left:30.9pt;margin-top:6.5pt;width:451.4pt;height:33.3pt;z-index:251664896;visibility:visible;mso-wrap-style:square;mso-width-percent:0;mso-height-percent:0;mso-wrap-distance-left:9pt;mso-wrap-distance-top:0;mso-wrap-distance-right:9pt;mso-wrap-distance-bottom:0;mso-position-horizontal:absolute;mso-position-horizontal-relative:margin;mso-position-vertical:absolute;mso-position-vertical-relative:text;mso-width-percent:0;mso-height-percent:0;mso-width-relative:margin;mso-height-relative:margin;v-text-anchor:middle" o:gfxdata="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" fillcolor="black [3213]" strokecolor="black [3213]" strokeweight="2pt">
                 <v:textbox>
                   <w:txbxContent>
                     <w:p>
@@ -14021,6 +13971,7 @@
       </w:pPr>
       <w:r>
         <w:rPr>
+          <w:noProof/>
           <w:lang w:val="es-ES"/>
         </w:rPr>
         <w:drawing>
@@ -14267,40 +14218,17 @@
         <w:rPr>
           <w:b/>
           <w:bCs/>
+          <w:lang w:val="es-ES"/>
         </w:rPr>
       </w:pPr>
       <w:r>
         <w:rPr>
           <w:b/>
           <w:bCs/>
-        </w:rPr>
-        <w:t xml:space="preserve">Nota </w:t>
-      </w:r>
-      <w:proofErr w:type="spellStart"/>
-      <w:r>
-        <w:rPr>
-          <w:b/>
-          <w:bCs/>
-        </w:rPr>
-        <w:t>sobre</w:t>
-      </w:r>
-      <w:proofErr w:type="spellEnd"/>
-      <w:r>
-        <w:rPr>
-          <w:b/>
-          <w:bCs/>
-        </w:rPr>
-        <w:t xml:space="preserve"> la </w:t>
-      </w:r>
-      <w:proofErr w:type="spellStart"/>
-      <w:r>
-        <w:rPr>
-          <w:b/>
-          <w:bCs/>
-        </w:rPr>
-        <w:t>ejecución</w:t>
-      </w:r>
-      <w:proofErr w:type="spellEnd"/>
+          <w:lang w:val="es-ES"/>
+        </w:rPr>
+        <w:t>Nota sobre la ejecución</w:t>
+      </w:r>
     </w:p>
     <w:p>
       <w:pPr>
@@ -14324,7 +14252,7 @@
         <mc:AlternateContent>
           <mc:Choice Requires="wps">
             <w:drawing>
-              <wp:anchor distT="0" distB="0" distL="114300" distR="114300" simplePos="0" relativeHeight="251667968" behindDoc="0" locked="0" layoutInCell="1" allowOverlap="1" wp14:anchorId="492D6527" wp14:editId="15994CF8">
+              <wp:anchor distT="0" distB="0" distL="114300" distR="114300" simplePos="0" relativeHeight="251665920" behindDoc="0" locked="0" layoutInCell="1" allowOverlap="1" wp14:anchorId="492D6527" wp14:editId="15994CF8">
                 <wp:simplePos x="0" y="0"/>
                 <wp:positionH relativeFrom="margin">
                   <wp:posOffset>392502</wp:posOffset>
@@ -14500,7 +14428,7 @@
           </mc:Choice>
           <mc:Fallback>
             <w:pict>
-              <v:rect w14:anchorId="492D6527" id="_x0000_s1036" style="position:absolute;left:0;text-align:left;margin-left:30.9pt;margin-top:6.15pt;width:480.25pt;height:76.75pt;z-index:251667968;visibility:visible;mso-wrap-style:square;mso-width-percent:0;mso-height-percent:0;mso-wrap-distance-left:9pt;mso-wrap-distance-top:0;mso-wrap-distance-right:9pt;mso-wrap-distance-bottom:0;mso-position-horizontal:absolute;mso-position-horizontal-relative:margin;mso-position-vertical:absolute;mso-position-vertical-relative:text;mso-width-percent:0;mso-height-percent:0;mso-width-relative:margin;mso-height-relative:margin;v-text-anchor:middle" o:gfxdata="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" fillcolor="black [3213]" strokecolor="black [3213]" strokeweight="2pt">
+              <v:rect w14:anchorId="492D6527" id="_x0000_s1036" style="position:absolute;left:0;text-align:left;margin-left:30.9pt;margin-top:6.15pt;width:480.25pt;height:76.75pt;z-index:251665920;visibility:visible;mso-wrap-style:square;mso-width-percent:0;mso-height-percent:0;mso-wrap-distance-left:9pt;mso-wrap-distance-top:0;mso-wrap-distance-right:9pt;mso-wrap-distance-bottom:0;mso-position-horizontal:absolute;mso-position-horizontal-relative:margin;mso-position-vertical:absolute;mso-position-vertical-relative:text;mso-width-percent:0;mso-height-percent:0;mso-width-relative:margin;mso-height-relative:margin;v-text-anchor:middle" o:gfxdata="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" fillcolor="black [3213]" strokecolor="black [3213]" strokeweight="2pt">
                 <v:textbox>
                   <w:txbxContent>
                     <w:p>
@@ -14693,6 +14621,9 @@
       <w:pPr>
         <w:pStyle w:val="Sinespaciado"/>
         <w:ind w:left="720"/>
+        <w:rPr>
+          <w:lang w:val="es-ES"/>
+        </w:rPr>
       </w:pPr>
     </w:p>
     <w:p>
@@ -14861,7 +14792,7 @@
         <w:rPr>
           <w:spacing w:val="-4"/>
         </w:rPr>
-        <w:t>08</w:t>
+        <w:t>8</w:t>
       </w:r>
       <w:r>
         <w:rPr>
@@ -14905,6 +14836,24 @@
         </w:rPr>
         <w:t>LootExporter.java</w:t>
       </w:r>
+      <w:r>
+        <w:rPr>
+          <w:spacing w:val="-2"/>
+        </w:rPr>
+        <w:t xml:space="preserve">, </w:t>
+      </w:r>
+      <w:r>
+        <w:rPr>
+          <w:spacing w:val="-2"/>
+        </w:rPr>
+        <w:t>Item</w:t>
+      </w:r>
+      <w:r>
+        <w:rPr>
+          <w:spacing w:val="-2"/>
+        </w:rPr>
+        <w:t>.java</w:t>
+      </w:r>
     </w:p>
     <w:p>
       <w:pPr>
@@ -14919,6 +14868,8 @@
         <w:spacing w:line="252" w:lineRule="auto"/>
         <w:ind w:right="1802"/>
         <w:rPr>
+          <w:b/>
+          <w:w w:val="90"/>
           <w:lang w:val="en-US"/>
         </w:rPr>
       </w:pPr>
@@ -14962,14 +14913,50 @@
         <w:rPr>
           <w:bCs/>
           <w:w w:val="90"/>
-        </w:rPr>
-        <w:t>Jackson Library (</w:t>
+          <w:lang w:val="en-US"/>
+        </w:rPr>
+        <w:t>Jackson (</w:t>
       </w:r>
       <w:proofErr w:type="spellStart"/>
       <w:r>
         <w:rPr>
           <w:bCs/>
           <w:w w:val="90"/>
+          <w:lang w:val="en-US"/>
+        </w:rPr>
+        <w:t>ObjectMapper</w:t>
+      </w:r>
+      <w:proofErr w:type="spellEnd"/>
+      <w:r>
+        <w:rPr>
+          <w:bCs/>
+          <w:w w:val="90"/>
+          <w:lang w:val="en-US"/>
+        </w:rPr>
+        <w:t>)</w:t>
+      </w:r>
+      <w:r>
+        <w:rPr>
+          <w:bCs/>
+          <w:w w:val="90"/>
+          <w:lang w:val="en-US"/>
+        </w:rPr>
+        <w:t>,</w:t>
+      </w:r>
+      <w:r>
+        <w:rPr>
+          <w:bCs/>
+          <w:w w:val="90"/>
+          <w:lang w:val="en-US"/>
+        </w:rPr>
+        <w:t xml:space="preserve"> </w:t>
+      </w:r>
+      <w:proofErr w:type="spellStart"/>
+      <w:r>
+        <w:rPr>
+          <w:bCs/>
+          <w:w w:val="90"/>
+          <w:lang w:val="en-US"/>
         </w:rPr>
         <w:t>ObjectMapper.writeValue</w:t>
       </w:r>
@@ -14978,8 +14965,71 @@
         <w:rPr>
           <w:bCs/>
           <w:w w:val="90"/>
-        </w:rPr>
-        <w:t>(...)).</w:t>
+          <w:lang w:val="en-US"/>
+        </w:rPr>
+        <w:t xml:space="preserve">(...), </w:t>
+      </w:r>
+      <w:proofErr w:type="spellStart"/>
+      <w:proofErr w:type="gramStart"/>
+      <w:r>
+        <w:rPr>
+          <w:bCs/>
+          <w:w w:val="90"/>
+          <w:lang w:val="en-US"/>
+        </w:rPr>
+        <w:t>writerWithDefaultPrettyPrinter</w:t>
+      </w:r>
+      <w:proofErr w:type="spellEnd"/>
+      <w:r>
+        <w:rPr>
+          <w:bCs/>
+          <w:w w:val="90"/>
+          <w:lang w:val="en-US"/>
+        </w:rPr>
+        <w:t>(</w:t>
+      </w:r>
+      <w:proofErr w:type="gramEnd"/>
+      <w:r>
+        <w:rPr>
+          <w:bCs/>
+          <w:w w:val="90"/>
+          <w:lang w:val="en-US"/>
+        </w:rPr>
+        <w:t>)</w:t>
+      </w:r>
+      <w:r>
+        <w:rPr>
+          <w:bCs/>
+          <w:w w:val="90"/>
+          <w:lang w:val="en-US"/>
+        </w:rPr>
+        <w:t xml:space="preserve">, Path, </w:t>
+      </w:r>
+      <w:proofErr w:type="spellStart"/>
+      <w:r>
+        <w:rPr>
+          <w:bCs/>
+          <w:w w:val="90"/>
+          <w:lang w:val="en-US"/>
+        </w:rPr>
+        <w:t>toFile</w:t>
+      </w:r>
+      <w:proofErr w:type="spellEnd"/>
+      <w:r>
+        <w:rPr>
+          <w:bCs/>
+          <w:w w:val="90"/>
+          <w:lang w:val="en-US"/>
+        </w:rPr>
+        <w:t>()</w:t>
+      </w:r>
+      <w:r>
+        <w:rPr>
+          <w:bCs/>
+          <w:w w:val="90"/>
+          <w:lang w:val="en-US"/>
+        </w:rPr>
+        <w:t>, try/catch.</w:t>
       </w:r>
     </w:p>
     <w:p>
@@ -15003,185 +15053,178 @@
         </w:rPr>
         <w:t>Restricción</w:t>
       </w:r>
+      <w:r>
+        <w:rPr>
+          <w:b/>
+          <w:i/>
+          <w:spacing w:val="-4"/>
+        </w:rPr>
+        <w:t xml:space="preserve">: </w:t>
+      </w:r>
     </w:p>
     <w:p>
       <w:pPr>
         <w:pStyle w:val="Prrafodelista"/>
+        <w:numPr>
+          <w:ilvl w:val="1"/>
+          <w:numId w:val="52"/>
+        </w:numPr>
         <w:tabs>
           <w:tab w:val="left" w:pos="1342"/>
         </w:tabs>
         <w:spacing w:line="252" w:lineRule="auto"/>
-        <w:ind w:left="1702" w:right="1802" w:firstLine="0"/>
-        <w:rPr>
-          <w:rFonts w:eastAsiaTheme="minorHAnsi" w:cstheme="minorBidi"/>
-          <w:kern w:val="2"/>
-          <w:szCs w:val="24"/>
-          <w14:ligatures w14:val="standardContextual"/>
-        </w:rPr>
-      </w:pPr>
-      <w:r>
-        <w:rPr>
-          <w:rFonts w:eastAsiaTheme="minorHAnsi" w:cstheme="minorBidi"/>
-          <w:kern w:val="2"/>
-          <w:szCs w:val="24"/>
-          <w14:ligatures w14:val="standardContextual"/>
-        </w:rPr>
-        <w:t>No puedes escribir el JSON manualmente (nada de concatenar {"</w:t>
+        <w:ind w:right="1802"/>
+      </w:pPr>
+      <w:r>
+        <w:t xml:space="preserve">Debes utilizar la librería </w:t>
+      </w:r>
+      <w:r>
+        <w:rPr>
+          <w:rStyle w:val="Textoennegrita"/>
+          <w:b w:val="0"/>
+          <w:bCs w:val="0"/>
+        </w:rPr>
+        <w:t>Jackson</w:t>
+      </w:r>
+      <w:r>
+        <w:t xml:space="preserve"> para generar el archivo JSON</w:t>
+      </w:r>
+      <w:r>
+        <w:t>.</w:t>
+      </w:r>
+    </w:p>
+    <w:p>
+      <w:pPr>
+        <w:pStyle w:val="Prrafodelista"/>
+        <w:numPr>
+          <w:ilvl w:val="1"/>
+          <w:numId w:val="52"/>
+        </w:numPr>
+        <w:tabs>
+          <w:tab w:val="left" w:pos="1342"/>
+        </w:tabs>
+        <w:spacing w:line="252" w:lineRule="auto"/>
+        <w:ind w:right="1802"/>
+      </w:pPr>
+      <w:r>
+        <w:t>No está permitido construir el JSON manualmente mediante</w:t>
+      </w:r>
+      <w:r>
+        <w:t xml:space="preserve"> </w:t>
+      </w:r>
+      <w:r>
+        <w:t>concatenación de cadenas.</w:t>
+      </w:r>
+    </w:p>
+    <w:p>
+      <w:pPr>
+        <w:pStyle w:val="Prrafodelista"/>
+        <w:numPr>
+          <w:ilvl w:val="1"/>
+          <w:numId w:val="52"/>
+        </w:numPr>
+        <w:tabs>
+          <w:tab w:val="left" w:pos="1342"/>
+        </w:tabs>
+        <w:spacing w:line="252" w:lineRule="auto"/>
+        <w:ind w:right="1802"/>
+      </w:pPr>
+      <w:r>
+        <w:t xml:space="preserve">La información debe escribirse en un </w:t>
       </w:r>
       <w:proofErr w:type="spellStart"/>
       <w:r>
-        <w:rPr>
-          <w:rFonts w:eastAsiaTheme="minorHAnsi" w:cstheme="minorBidi"/>
-          <w:kern w:val="2"/>
-          <w:szCs w:val="24"/>
-          <w14:ligatures w14:val="standardContextual"/>
-        </w:rPr>
-        <w:t>key</w:t>
+        <w:t>archivo</w:t>
       </w:r>
       <w:proofErr w:type="spellEnd"/>
       <w:r>
-        <w:rPr>
-          <w:rFonts w:eastAsiaTheme="minorHAnsi" w:cstheme="minorBidi"/>
-          <w:kern w:val="2"/>
-          <w:szCs w:val="24"/>
-          <w14:ligatures w14:val="standardContextual"/>
-        </w:rPr>
-        <w:t>": "</w:t>
+        <w:t xml:space="preserve"> </w:t>
       </w:r>
       <w:proofErr w:type="spellStart"/>
       <w:r>
-        <w:rPr>
-          <w:rFonts w:eastAsiaTheme="minorHAnsi" w:cstheme="minorBidi"/>
-          <w:kern w:val="2"/>
-          <w:szCs w:val="24"/>
-          <w14:ligatures w14:val="standardContextual"/>
-        </w:rPr>
-        <w:t>value</w:t>
+        <w:t>llamado</w:t>
       </w:r>
       <w:proofErr w:type="spellEnd"/>
       <w:r>
-        <w:rPr>
-          <w:rFonts w:eastAsiaTheme="minorHAnsi" w:cstheme="minorBidi"/>
-          <w:kern w:val="2"/>
-          <w:szCs w:val="24"/>
-          <w14:ligatures w14:val="standardContextual"/>
-        </w:rPr>
-        <w:t xml:space="preserve">"}). Debes usar la librería para convertir una </w:t>
-      </w:r>
-      <w:proofErr w:type="spellStart"/>
-      <w:r>
-        <w:rPr>
-          <w:rFonts w:eastAsiaTheme="minorHAnsi" w:cstheme="minorBidi"/>
-          <w:kern w:val="2"/>
-          <w:szCs w:val="24"/>
-          <w14:ligatures w14:val="standardContextual"/>
-        </w:rPr>
-        <w:t>List</w:t>
-      </w:r>
-      <w:proofErr w:type="spellEnd"/>
-      <w:r>
-        <w:rPr>
-          <w:rFonts w:eastAsiaTheme="minorHAnsi" w:cstheme="minorBidi"/>
-          <w:kern w:val="2"/>
-          <w:szCs w:val="24"/>
-          <w14:ligatures w14:val="standardContextual"/>
-        </w:rPr>
-        <w:t>&lt;</w:t>
-      </w:r>
-      <w:proofErr w:type="spellStart"/>
-      <w:r>
-        <w:rPr>
-          <w:rFonts w:eastAsiaTheme="minorHAnsi" w:cstheme="minorBidi"/>
-          <w:kern w:val="2"/>
-          <w:szCs w:val="24"/>
-          <w14:ligatures w14:val="standardContextual"/>
-        </w:rPr>
-        <w:t>Item</w:t>
-      </w:r>
-      <w:proofErr w:type="spellEnd"/>
-      <w:r>
-        <w:rPr>
-          <w:rFonts w:eastAsiaTheme="minorHAnsi" w:cstheme="minorBidi"/>
-          <w:kern w:val="2"/>
-          <w:szCs w:val="24"/>
-          <w14:ligatures w14:val="standardContextual"/>
-        </w:rPr>
-        <w:t xml:space="preserve">&gt; a un archivo </w:t>
+        <w:t xml:space="preserve"> </w:t>
       </w:r>
       <w:proofErr w:type="spellStart"/>
       <w:proofErr w:type="gramStart"/>
       <w:r>
         <w:rPr>
-          <w:rFonts w:eastAsiaTheme="minorHAnsi" w:cstheme="minorBidi"/>
-          <w:kern w:val="2"/>
+          <w:rStyle w:val="CdigoHTML"/>
+          <w:rFonts w:ascii="Aptos" w:eastAsiaTheme="minorHAnsi" w:hAnsi="Aptos" w:cstheme="minorBidi"/>
+          <w:sz w:val="24"/>
           <w:szCs w:val="24"/>
-          <w14:ligatures w14:val="standardContextual"/>
         </w:rPr>
         <w:t>loot.json</w:t>
       </w:r>
       <w:proofErr w:type="spellEnd"/>
       <w:proofErr w:type="gramEnd"/>
       <w:r>
-        <w:rPr>
-          <w:rFonts w:eastAsiaTheme="minorHAnsi" w:cstheme="minorBidi"/>
-          <w:kern w:val="2"/>
-          <w:szCs w:val="24"/>
-          <w14:ligatures w14:val="standardContextual"/>
-        </w:rPr>
-        <w:t xml:space="preserve"> con formato bonito (</w:t>
+        <w:t xml:space="preserve">. </w:t>
+      </w:r>
+    </w:p>
+    <w:p>
+      <w:pPr>
+        <w:pStyle w:val="Sinespaciado"/>
+        <w:numPr>
+          <w:ilvl w:val="1"/>
+          <w:numId w:val="52"/>
+        </w:numPr>
+        <w:rPr>
+          <w:lang w:val="es-ES"/>
+        </w:rPr>
+      </w:pPr>
+      <w:r>
+        <w:rPr>
+          <w:lang w:val="es-ES"/>
+        </w:rPr>
+        <w:t>El archivo debe generarse con formato legible (</w:t>
       </w:r>
       <w:proofErr w:type="spellStart"/>
       <w:r>
         <w:rPr>
-          <w:rFonts w:eastAsiaTheme="minorHAnsi" w:cstheme="minorBidi"/>
-          <w:i/>
-          <w:iCs/>
-          <w:kern w:val="2"/>
-          <w:szCs w:val="24"/>
-          <w14:ligatures w14:val="standardContextual"/>
-        </w:rPr>
-        <w:t>pretty</w:t>
+          <w:rStyle w:val="Textoennegrita"/>
+          <w:b w:val="0"/>
+          <w:bCs w:val="0"/>
+          <w:lang w:val="es-ES"/>
+        </w:rPr>
+        <w:t>Pretty</w:t>
       </w:r>
       <w:proofErr w:type="spellEnd"/>
       <w:r>
         <w:rPr>
-          <w:rFonts w:eastAsiaTheme="minorHAnsi" w:cstheme="minorBidi"/>
-          <w:i/>
-          <w:iCs/>
-          <w:kern w:val="2"/>
-          <w:szCs w:val="24"/>
-          <w14:ligatures w14:val="standardContextual"/>
+          <w:rStyle w:val="Textoennegrita"/>
+          <w:b w:val="0"/>
+          <w:bCs w:val="0"/>
+          <w:lang w:val="es-ES"/>
         </w:rPr>
         <w:t xml:space="preserve"> </w:t>
       </w:r>
       <w:proofErr w:type="spellStart"/>
       <w:r>
         <w:rPr>
-          <w:rFonts w:eastAsiaTheme="minorHAnsi" w:cstheme="minorBidi"/>
-          <w:i/>
-          <w:iCs/>
-          <w:kern w:val="2"/>
-          <w:szCs w:val="24"/>
-          <w14:ligatures w14:val="standardContextual"/>
-        </w:rPr>
-        <w:t>print</w:t>
+          <w:rStyle w:val="Textoennegrita"/>
+          <w:b w:val="0"/>
+          <w:bCs w:val="0"/>
+          <w:lang w:val="es-ES"/>
+        </w:rPr>
+        <w:t>Print</w:t>
       </w:r>
       <w:proofErr w:type="spellEnd"/>
       <w:r>
         <w:rPr>
-          <w:rFonts w:eastAsiaTheme="minorHAnsi" w:cstheme="minorBidi"/>
-          <w:kern w:val="2"/>
-          <w:szCs w:val="24"/>
-          <w14:ligatures w14:val="standardContextual"/>
+          <w:lang w:val="es-ES"/>
         </w:rPr>
         <w:t>).</w:t>
       </w:r>
     </w:p>
     <w:p>
       <w:pPr>
-        <w:pStyle w:val="Ttulo4"/>
-        <w:rPr>
-          <w:spacing w:val="-2"/>
+        <w:pStyle w:val="Sinespaciado"/>
+        <w:rPr>
+          <w:lang w:val="es-ES"/>
         </w:rPr>
       </w:pPr>
     </w:p>
@@ -15227,16 +15270,275 @@
         <w:rPr>
           <w:lang w:val="es-ES"/>
         </w:rPr>
-        <w:t>Transformar tu lista de objetos en memoria a un formato persistente que otros sistemas puedan leer.</w:t>
-      </w:r>
+        <w:t xml:space="preserve">Crear un programa que convierta una lista de objetos </w:t>
+      </w:r>
+      <w:proofErr w:type="spellStart"/>
+      <w:r>
+        <w:rPr>
+          <w:lang w:val="es-ES"/>
+        </w:rPr>
+        <w:t>Item</w:t>
+      </w:r>
+      <w:proofErr w:type="spellEnd"/>
+      <w:r>
+        <w:rPr>
+          <w:lang w:val="es-ES"/>
+        </w:rPr>
+        <w:t xml:space="preserve"> almacenada en memoria en un archivo JSON.</w:t>
+      </w:r>
+    </w:p>
+    <w:p>
+      <w:pPr>
+        <w:pStyle w:val="Sinespaciado"/>
+      </w:pPr>
     </w:p>
     <w:p>
       <w:pPr>
         <w:pStyle w:val="Sinespaciado"/>
         <w:ind w:left="720"/>
-        <w:rPr>
-          <w:lang w:val="es-ES"/>
-        </w:rPr>
+      </w:pPr>
+      <w:r>
+        <w:t xml:space="preserve">El </w:t>
+      </w:r>
+      <w:proofErr w:type="spellStart"/>
+      <w:r>
+        <w:t>programa</w:t>
+      </w:r>
+      <w:proofErr w:type="spellEnd"/>
+      <w:r>
+        <w:t xml:space="preserve"> </w:t>
+      </w:r>
+      <w:proofErr w:type="spellStart"/>
+      <w:r>
+        <w:t>debe</w:t>
+      </w:r>
+      <w:proofErr w:type="spellEnd"/>
+      <w:r>
+        <w:t>:</w:t>
+      </w:r>
+    </w:p>
+    <w:p>
+      <w:pPr>
+        <w:pStyle w:val="Sinespaciado"/>
+        <w:numPr>
+          <w:ilvl w:val="0"/>
+          <w:numId w:val="53"/>
+        </w:numPr>
+        <w:rPr>
+          <w:lang w:val="es-ES"/>
+        </w:rPr>
+      </w:pPr>
+      <w:r>
+        <w:rPr>
+          <w:lang w:val="es-ES"/>
+        </w:rPr>
+        <w:t xml:space="preserve">Crear una lista de objetos </w:t>
+      </w:r>
+      <w:proofErr w:type="spellStart"/>
+      <w:r>
+        <w:rPr>
+          <w:lang w:val="es-ES"/>
+        </w:rPr>
+        <w:t>Item</w:t>
+      </w:r>
+      <w:proofErr w:type="spellEnd"/>
+      <w:r>
+        <w:rPr>
+          <w:lang w:val="es-ES"/>
+        </w:rPr>
+        <w:t xml:space="preserve">. </w:t>
+      </w:r>
+    </w:p>
+    <w:p>
+      <w:pPr>
+        <w:pStyle w:val="Sinespaciado"/>
+        <w:numPr>
+          <w:ilvl w:val="0"/>
+          <w:numId w:val="53"/>
+        </w:numPr>
+        <w:rPr>
+          <w:lang w:val="es-ES"/>
+        </w:rPr>
+      </w:pPr>
+      <w:r>
+        <w:rPr>
+          <w:lang w:val="es-ES"/>
+        </w:rPr>
+        <w:t xml:space="preserve">Utilizar </w:t>
+      </w:r>
+      <w:proofErr w:type="spellStart"/>
+      <w:r>
+        <w:rPr>
+          <w:lang w:val="es-ES"/>
+        </w:rPr>
+        <w:t>ObjectMapper</w:t>
+      </w:r>
+      <w:proofErr w:type="spellEnd"/>
+      <w:r>
+        <w:rPr>
+          <w:lang w:val="es-ES"/>
+        </w:rPr>
+        <w:t xml:space="preserve"> para convertir la lista a formato JSON. </w:t>
+      </w:r>
+    </w:p>
+    <w:p>
+      <w:pPr>
+        <w:pStyle w:val="Sinespaciado"/>
+        <w:numPr>
+          <w:ilvl w:val="0"/>
+          <w:numId w:val="53"/>
+        </w:numPr>
+        <w:rPr>
+          <w:lang w:val="es-ES"/>
+        </w:rPr>
+      </w:pPr>
+      <w:r>
+        <w:rPr>
+          <w:lang w:val="es-ES"/>
+        </w:rPr>
+        <w:t xml:space="preserve">Guardar el resultado en un archivo llamado </w:t>
+      </w:r>
+      <w:proofErr w:type="spellStart"/>
+      <w:proofErr w:type="gramStart"/>
+      <w:r>
+        <w:rPr>
+          <w:lang w:val="es-ES"/>
+        </w:rPr>
+        <w:t>loot.json</w:t>
+      </w:r>
+      <w:proofErr w:type="spellEnd"/>
+      <w:proofErr w:type="gramEnd"/>
+      <w:r>
+        <w:rPr>
+          <w:lang w:val="es-ES"/>
+        </w:rPr>
+        <w:t xml:space="preserve">. </w:t>
+      </w:r>
+    </w:p>
+    <w:p>
+      <w:pPr>
+        <w:pStyle w:val="Sinespaciado"/>
+        <w:numPr>
+          <w:ilvl w:val="0"/>
+          <w:numId w:val="53"/>
+        </w:numPr>
+        <w:rPr>
+          <w:lang w:val="es-ES"/>
+        </w:rPr>
+      </w:pPr>
+      <w:r>
+        <w:rPr>
+          <w:lang w:val="es-ES"/>
+        </w:rPr>
+        <w:t>Mostrar un mensaje indicando que la exportación se realizó correctamente.</w:t>
+      </w:r>
+    </w:p>
+    <w:p>
+      <w:pPr>
+        <w:pStyle w:val="Sinespaciado"/>
+        <w:rPr>
+          <w:lang w:val="es-ES"/>
+        </w:rPr>
+      </w:pPr>
+    </w:p>
+    <w:p>
+      <w:pPr>
+        <w:pStyle w:val="Sinespaciado"/>
+        <w:ind w:firstLine="720"/>
+        <w:rPr>
+          <w:b/>
+          <w:bCs/>
+        </w:rPr>
+      </w:pPr>
+      <w:r>
+        <w:rPr>
+          <w:b/>
+          <w:bCs/>
+        </w:rPr>
+        <w:t>Datos de entrada</w:t>
+      </w:r>
+    </w:p>
+    <w:p>
+      <w:pPr>
+        <w:pStyle w:val="Sinespaciado"/>
+        <w:ind w:firstLine="720"/>
+      </w:pPr>
+      <w:r>
+        <w:t>[</w:t>
+      </w:r>
+    </w:p>
+    <w:p>
+      <w:pPr>
+        <w:pStyle w:val="Sinespaciado"/>
+        <w:ind w:firstLine="720"/>
+      </w:pPr>
+      <w:r>
+        <w:t xml:space="preserve">  </w:t>
+      </w:r>
+      <w:proofErr w:type="gramStart"/>
+      <w:r>
+        <w:t>Item(</w:t>
+      </w:r>
+      <w:proofErr w:type="gramEnd"/>
+      <w:r>
+        <w:t>"Katana", "Legendary", 5000),</w:t>
+      </w:r>
+    </w:p>
+    <w:p>
+      <w:pPr>
+        <w:pStyle w:val="Sinespaciado"/>
+        <w:ind w:firstLine="720"/>
+      </w:pPr>
+      <w:r>
+        <w:t xml:space="preserve">  </w:t>
+      </w:r>
+      <w:proofErr w:type="gramStart"/>
+      <w:r>
+        <w:t>Item(</w:t>
+      </w:r>
+      <w:proofErr w:type="gramEnd"/>
+      <w:r>
+        <w:t>"</w:t>
+      </w:r>
+      <w:proofErr w:type="spellStart"/>
+      <w:r>
+        <w:t>Medkit</w:t>
+      </w:r>
+      <w:proofErr w:type="spellEnd"/>
+      <w:r>
+        <w:t>", "Common", 50),</w:t>
+      </w:r>
+    </w:p>
+    <w:p>
+      <w:pPr>
+        <w:pStyle w:val="Sinespaciado"/>
+        <w:ind w:firstLine="720"/>
+      </w:pPr>
+      <w:r>
+        <w:t xml:space="preserve">  </w:t>
+      </w:r>
+      <w:proofErr w:type="gramStart"/>
+      <w:r>
+        <w:t>Item(</w:t>
+      </w:r>
+      <w:proofErr w:type="gramEnd"/>
+      <w:r>
+        <w:t>"Grenade", "Rare", 300)</w:t>
+      </w:r>
+    </w:p>
+    <w:p>
+      <w:pPr>
+        <w:pStyle w:val="Sinespaciado"/>
+        <w:ind w:firstLine="720"/>
+      </w:pPr>
+      <w:r>
+        <w:t>]</w:t>
+      </w:r>
+    </w:p>
+    <w:p>
+      <w:pPr>
+        <w:pStyle w:val="Sinespaciado"/>
+        <w:ind w:firstLine="720"/>
       </w:pPr>
     </w:p>
     <w:p>
@@ -15282,7 +15584,7 @@
         <mc:AlternateContent>
           <mc:Choice Requires="wps">
             <w:drawing>
-              <wp:anchor distT="0" distB="0" distL="114300" distR="114300" simplePos="0" relativeHeight="251658752" behindDoc="0" locked="0" layoutInCell="1" allowOverlap="1" wp14:anchorId="065036AF" wp14:editId="6C33F450">
+              <wp:anchor distT="0" distB="0" distL="114300" distR="114300" simplePos="0" relativeHeight="251659776" behindDoc="0" locked="0" layoutInCell="1" allowOverlap="1" wp14:anchorId="065036AF" wp14:editId="6C33F450">
                 <wp:simplePos x="0" y="0"/>
                 <wp:positionH relativeFrom="margin">
                   <wp:posOffset>396240</wp:posOffset>
@@ -15345,7 +15647,7 @@
                               <w:rPr>
                                 <w:rFonts w:ascii="Cascadia Mono SemiBold" w:hAnsi="Cascadia Mono SemiBold" w:cs="Cascadia Mono SemiBold"/>
                               </w:rPr>
-                              <w:t xml:space="preserve">Loot exported to </w:t>
+                              <w:t xml:space="preserve">Loot exported successfully: </w:t>
                             </w:r>
                             <w:proofErr w:type="spellStart"/>
                             <w:proofErr w:type="gramStart"/>
@@ -15357,12 +15659,6 @@
                             </w:r>
                             <w:proofErr w:type="spellEnd"/>
                             <w:proofErr w:type="gramEnd"/>
-                            <w:r>
-                              <w:rPr>
-                                <w:rFonts w:ascii="Cascadia Mono SemiBold" w:hAnsi="Cascadia Mono SemiBold" w:cs="Cascadia Mono SemiBold"/>
-                              </w:rPr>
-                              <w:t xml:space="preserve"> successfully.</w:t>
-                            </w:r>
                           </w:p>
                         </w:txbxContent>
                       </wps:txbx>
@@ -15386,7 +15682,7 @@
           </mc:Choice>
           <mc:Fallback>
             <w:pict>
-              <v:rect w14:anchorId="065036AF" id="_x0000_s1037" style="position:absolute;left:0;text-align:left;margin-left:31.2pt;margin-top:6.4pt;width:451.4pt;height:34.2pt;z-index:251658752;visibility:visible;mso-wrap-style:square;mso-width-percent:0;mso-height-percent:0;mso-wrap-distance-left:9pt;mso-wrap-distance-top:0;mso-wrap-distance-right:9pt;mso-wrap-distance-bottom:0;mso-position-horizontal:absolute;mso-position-horizontal-relative:margin;mso-position-vertical:absolute;mso-position-vertical-relative:text;mso-width-percent:0;mso-height-percent:0;mso-width-relative:margin;mso-height-relative:margin;v-text-anchor:middle" o:gfxdata="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" fillcolor="black [3213]" strokecolor="black [3213]" strokeweight="2pt">
+              <v:rect w14:anchorId="065036AF" id="_x0000_s1037" style="position:absolute;left:0;text-align:left;margin-left:31.2pt;margin-top:6.4pt;width:451.4pt;height:34.2pt;z-index:251659776;visibility:visible;mso-wrap-style:square;mso-width-percent:0;mso-height-percent:0;mso-wrap-distance-left:9pt;mso-wrap-distance-top:0;mso-wrap-distance-right:9pt;mso-wrap-distance-bottom:0;mso-position-horizontal:absolute;mso-position-horizontal-relative:margin;mso-position-vertical:absolute;mso-position-vertical-relative:text;mso-width-percent:0;mso-height-percent:0;mso-width-relative:margin;mso-height-relative:margin;v-text-anchor:middle" o:gfxdata="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" fillcolor="black [3213]" strokecolor="black [3213]" strokeweight="2pt">
                 <v:textbox>
                   <w:txbxContent>
                     <w:p>
@@ -15400,7 +15696,7 @@
                         <w:rPr>
                           <w:rFonts w:ascii="Cascadia Mono SemiBold" w:hAnsi="Cascadia Mono SemiBold" w:cs="Cascadia Mono SemiBold"/>
                         </w:rPr>
-                        <w:t xml:space="preserve">Loot exported to </w:t>
+                        <w:t xml:space="preserve">Loot exported successfully: </w:t>
                       </w:r>
                       <w:proofErr w:type="spellStart"/>
                       <w:proofErr w:type="gramStart"/>
@@ -15412,12 +15708,6 @@
                       </w:r>
                       <w:proofErr w:type="spellEnd"/>
                       <w:proofErr w:type="gramEnd"/>
-                      <w:r>
-                        <w:rPr>
-                          <w:rFonts w:ascii="Cascadia Mono SemiBold" w:hAnsi="Cascadia Mono SemiBold" w:cs="Cascadia Mono SemiBold"/>
-                        </w:rPr>
-                        <w:t xml:space="preserve"> successfully.</w:t>
-                      </w:r>
                     </w:p>
                   </w:txbxContent>
                 </v:textbox>
@@ -15609,6 +15899,24 @@
         </w:rPr>
         <w:t>SquadOrganizer.java</w:t>
       </w:r>
+      <w:r>
+        <w:rPr>
+          <w:spacing w:val="-2"/>
+        </w:rPr>
+        <w:t xml:space="preserve">, </w:t>
+      </w:r>
+      <w:r>
+        <w:rPr>
+          <w:spacing w:val="-2"/>
+        </w:rPr>
+        <w:t>Mercenary</w:t>
+      </w:r>
+      <w:r>
+        <w:rPr>
+          <w:spacing w:val="-2"/>
+        </w:rPr>
+        <w:t>.java</w:t>
+      </w:r>
     </w:p>
     <w:p>
       <w:pPr>
@@ -15693,17 +16001,19 @@
       </w:r>
       <w:r>
         <w:rPr>
-          <w:bCs/>
-          <w:w w:val="90"/>
           <w:lang w:val="en-US"/>
         </w:rPr>
-        <w:t xml:space="preserve">Stream, </w:t>
+        <w:t>Stream</w:t>
+      </w:r>
+      <w:r>
+        <w:rPr>
+          <w:lang w:val="en-US"/>
+        </w:rPr>
+        <w:t xml:space="preserve">, </w:t>
       </w:r>
       <w:proofErr w:type="spellStart"/>
       <w:r>
         <w:rPr>
-          <w:bCs/>
-          <w:w w:val="90"/>
           <w:lang w:val="en-US"/>
         </w:rPr>
         <w:t>Collectors.groupingBy</w:t>
@@ -15711,17 +16021,19 @@
       <w:proofErr w:type="spellEnd"/>
       <w:r>
         <w:rPr>
-          <w:bCs/>
-          <w:w w:val="90"/>
           <w:lang w:val="en-US"/>
         </w:rPr>
-        <w:t xml:space="preserve">(), </w:t>
+        <w:t>()</w:t>
+      </w:r>
+      <w:r>
+        <w:rPr>
+          <w:lang w:val="en-US"/>
+        </w:rPr>
+        <w:t xml:space="preserve">, </w:t>
       </w:r>
       <w:proofErr w:type="spellStart"/>
       <w:r>
         <w:rPr>
-          <w:bCs/>
-          <w:w w:val="90"/>
           <w:lang w:val="en-US"/>
         </w:rPr>
         <w:t>Collectors.counting</w:t>
@@ -15729,12 +16041,66 @@
       <w:proofErr w:type="spellEnd"/>
       <w:r>
         <w:rPr>
-          <w:bCs/>
-          <w:w w:val="90"/>
           <w:lang w:val="en-US"/>
         </w:rPr>
-        <w:t>(), Map&lt;String, List&lt;...&gt;&gt;</w:t>
-      </w:r>
+        <w:t>()</w:t>
+      </w:r>
+      <w:r>
+        <w:rPr>
+          <w:lang w:val="en-US"/>
+        </w:rPr>
+        <w:t xml:space="preserve">, </w:t>
+      </w:r>
+      <w:r>
+        <w:rPr>
+          <w:lang w:val="en-US"/>
+        </w:rPr>
+        <w:t>Map&lt;String, List&lt;Mercenary&gt;&gt;</w:t>
+      </w:r>
+      <w:r>
+        <w:rPr>
+          <w:lang w:val="en-US"/>
+        </w:rPr>
+        <w:t>,</w:t>
+      </w:r>
+      <w:r>
+        <w:rPr>
+          <w:lang w:val="en-US"/>
+        </w:rPr>
+        <w:t xml:space="preserve"> </w:t>
+      </w:r>
+      <w:r>
+        <w:rPr>
+          <w:lang w:val="en-US"/>
+        </w:rPr>
+        <w:t>Map&lt;String, List&lt;</w:t>
+      </w:r>
+      <w:r>
+        <w:rPr>
+          <w:lang w:val="en-US"/>
+        </w:rPr>
+        <w:t>Long</w:t>
+      </w:r>
+      <w:r>
+        <w:rPr>
+          <w:lang w:val="en-US"/>
+        </w:rPr>
+        <w:t>&gt;&gt;</w:t>
+      </w:r>
+      <w:r>
+        <w:rPr>
+          <w:lang w:val="en-US"/>
+        </w:rPr>
+        <w:t xml:space="preserve">, </w:t>
+      </w:r>
+      <w:proofErr w:type="spellStart"/>
+      <w:r>
+        <w:rPr>
+          <w:lang w:val="en-US"/>
+        </w:rPr>
+        <w:t>forEach</w:t>
+      </w:r>
+      <w:proofErr w:type="spellEnd"/>
     </w:p>
     <w:p>
       <w:pPr>
@@ -15761,16 +16127,19 @@
     <w:p>
       <w:pPr>
         <w:pStyle w:val="Sinespaciado"/>
-        <w:ind w:left="982"/>
-        <w:rPr>
-          <w:lang w:val="es-ES"/>
-        </w:rPr>
-      </w:pPr>
-      <w:r>
-        <w:rPr>
-          <w:lang w:val="es-ES"/>
-        </w:rPr>
-        <w:t xml:space="preserve">No uses bucles </w:t>
+        <w:numPr>
+          <w:ilvl w:val="0"/>
+          <w:numId w:val="55"/>
+        </w:numPr>
+        <w:rPr>
+          <w:lang w:val="es-ES"/>
+        </w:rPr>
+      </w:pPr>
+      <w:r>
+        <w:rPr>
+          <w:lang w:val="es-ES"/>
+        </w:rPr>
+        <w:t>No está permitido utilizar bucles (</w:t>
       </w:r>
       <w:proofErr w:type="spellStart"/>
       <w:r>
@@ -15784,13 +16153,45 @@
         <w:rPr>
           <w:lang w:val="es-ES"/>
         </w:rPr>
-        <w:t xml:space="preserve"> para agrupar manualmente. Todo debe resolverse con </w:t>
+        <w:t xml:space="preserve">, </w:t>
       </w:r>
       <w:proofErr w:type="spellStart"/>
       <w:r>
         <w:rPr>
           <w:lang w:val="es-ES"/>
         </w:rPr>
+        <w:t>while</w:t>
+      </w:r>
+      <w:proofErr w:type="spellEnd"/>
+      <w:r>
+        <w:rPr>
+          <w:lang w:val="es-ES"/>
+        </w:rPr>
+        <w:t xml:space="preserve">) para realizar el agrupamiento. </w:t>
+      </w:r>
+    </w:p>
+    <w:p>
+      <w:pPr>
+        <w:pStyle w:val="Sinespaciado"/>
+        <w:numPr>
+          <w:ilvl w:val="0"/>
+          <w:numId w:val="55"/>
+        </w:numPr>
+        <w:rPr>
+          <w:lang w:val="es-ES"/>
+        </w:rPr>
+      </w:pPr>
+      <w:r>
+        <w:rPr>
+          <w:lang w:val="es-ES"/>
+        </w:rPr>
+        <w:t xml:space="preserve">El agrupamiento debe realizarse exclusivamente mediante </w:t>
+      </w:r>
+      <w:proofErr w:type="spellStart"/>
+      <w:r>
+        <w:rPr>
+          <w:lang w:val="es-ES"/>
+        </w:rPr>
         <w:t>Collectors.groupingBy</w:t>
       </w:r>
       <w:proofErr w:type="spellEnd"/>
@@ -15798,18 +16199,40 @@
         <w:rPr>
           <w:lang w:val="es-ES"/>
         </w:rPr>
-        <w:t>().</w:t>
+        <w:t xml:space="preserve">(). </w:t>
       </w:r>
     </w:p>
     <w:p>
       <w:pPr>
         <w:pStyle w:val="Sinespaciado"/>
-        <w:ind w:left="982"/>
-        <w:rPr>
-          <w:spacing w:val="-2"/>
-          <w:lang w:val="es-ES"/>
-        </w:rPr>
-      </w:pPr>
+        <w:numPr>
+          <w:ilvl w:val="0"/>
+          <w:numId w:val="55"/>
+        </w:numPr>
+        <w:rPr>
+          <w:lang w:val="es-ES"/>
+        </w:rPr>
+      </w:pPr>
+      <w:r>
+        <w:rPr>
+          <w:lang w:val="es-ES"/>
+        </w:rPr>
+        <w:t xml:space="preserve">Como reto adicional, utiliza </w:t>
+      </w:r>
+      <w:proofErr w:type="spellStart"/>
+      <w:r>
+        <w:rPr>
+          <w:lang w:val="es-ES"/>
+        </w:rPr>
+        <w:t>Collectors.counting</w:t>
+      </w:r>
+      <w:proofErr w:type="spellEnd"/>
+      <w:r>
+        <w:rPr>
+          <w:lang w:val="es-ES"/>
+        </w:rPr>
+        <w:t>() para obtener directamente el número de mercenarios por facción.</w:t>
+      </w:r>
     </w:p>
     <w:p>
       <w:pPr>
@@ -15853,91 +16276,7 @@
         <w:rPr>
           <w:lang w:val="es-ES"/>
         </w:rPr>
-        <w:t xml:space="preserve">Tienes una lista de mercenarios, cada uno con un atributo </w:t>
-      </w:r>
-      <w:proofErr w:type="spellStart"/>
-      <w:r>
-        <w:rPr>
-          <w:lang w:val="es-ES"/>
-        </w:rPr>
-        <w:t>faction</w:t>
-      </w:r>
-      <w:proofErr w:type="spellEnd"/>
-      <w:r>
-        <w:rPr>
-          <w:lang w:val="es-ES"/>
-        </w:rPr>
-        <w:t xml:space="preserve"> (</w:t>
-      </w:r>
-      <w:proofErr w:type="spellStart"/>
-      <w:r>
-        <w:rPr>
-          <w:lang w:val="es-ES"/>
-        </w:rPr>
-        <w:t>ej</w:t>
-      </w:r>
-      <w:proofErr w:type="spellEnd"/>
-      <w:r>
-        <w:rPr>
-          <w:lang w:val="es-ES"/>
-        </w:rPr>
-        <w:t>: "X-</w:t>
-      </w:r>
-      <w:proofErr w:type="spellStart"/>
-      <w:r>
-        <w:rPr>
-          <w:lang w:val="es-ES"/>
-        </w:rPr>
-        <w:t>Force</w:t>
-      </w:r>
-      <w:proofErr w:type="spellEnd"/>
-      <w:r>
-        <w:rPr>
-          <w:lang w:val="es-ES"/>
-        </w:rPr>
-        <w:t>", "</w:t>
-      </w:r>
-      <w:proofErr w:type="spellStart"/>
-      <w:r>
-        <w:rPr>
-          <w:lang w:val="es-ES"/>
-        </w:rPr>
-        <w:t>Mercs</w:t>
-      </w:r>
-      <w:proofErr w:type="spellEnd"/>
-      <w:r>
-        <w:rPr>
-          <w:lang w:val="es-ES"/>
-        </w:rPr>
-        <w:t xml:space="preserve"> </w:t>
-      </w:r>
-      <w:proofErr w:type="spellStart"/>
-      <w:r>
-        <w:rPr>
-          <w:lang w:val="es-ES"/>
-        </w:rPr>
-        <w:t>for</w:t>
-      </w:r>
-      <w:proofErr w:type="spellEnd"/>
-      <w:r>
-        <w:rPr>
-          <w:lang w:val="es-ES"/>
-        </w:rPr>
-        <w:t xml:space="preserve"> Money", "Freelance"). Agrúpalos por facción usando </w:t>
-      </w:r>
-      <w:proofErr w:type="spellStart"/>
-      <w:r>
-        <w:rPr>
-          <w:lang w:val="es-ES"/>
-        </w:rPr>
-        <w:t>Collectors.groupingBy</w:t>
-      </w:r>
-      <w:proofErr w:type="spellEnd"/>
-      <w:r>
-        <w:rPr>
-          <w:lang w:val="es-ES"/>
-        </w:rPr>
-        <w:t>() y muestra cuántos mercenarios hay en cada una.</w:t>
+        <w:t>Crear un programa que reciba una lista de mercenarios y los agrupe según su facción.</w:t>
       </w:r>
     </w:p>
     <w:p>
@@ -15948,31 +16287,131 @@
           <w:lang w:val="es-ES"/>
         </w:rPr>
       </w:pPr>
+      <w:r>
+        <w:rPr>
+          <w:lang w:val="es-ES"/>
+        </w:rPr>
+        <w:t>Cada mercenario pertenece a una única facción, por ejemplo:</w:t>
+      </w:r>
+    </w:p>
+    <w:p>
+      <w:pPr>
+        <w:pStyle w:val="Sinespaciado"/>
+        <w:numPr>
+          <w:ilvl w:val="0"/>
+          <w:numId w:val="58"/>
+        </w:numPr>
+      </w:pPr>
+      <w:r>
+        <w:t xml:space="preserve">X-Force </w:t>
+      </w:r>
+    </w:p>
+    <w:p>
+      <w:pPr>
+        <w:pStyle w:val="Sinespaciado"/>
+        <w:numPr>
+          <w:ilvl w:val="0"/>
+          <w:numId w:val="58"/>
+        </w:numPr>
+      </w:pPr>
+      <w:r>
+        <w:t xml:space="preserve">Mercs for Money </w:t>
+      </w:r>
+    </w:p>
+    <w:p>
+      <w:pPr>
+        <w:pStyle w:val="Sinespaciado"/>
+        <w:numPr>
+          <w:ilvl w:val="0"/>
+          <w:numId w:val="58"/>
+        </w:numPr>
+      </w:pPr>
+      <w:r>
+        <w:t xml:space="preserve">Freelance </w:t>
+      </w:r>
+    </w:p>
+    <w:p>
+      <w:pPr>
+        <w:pStyle w:val="Sinespaciado"/>
+        <w:ind w:left="360"/>
+      </w:pPr>
     </w:p>
     <w:p>
       <w:pPr>
         <w:pStyle w:val="Sinespaciado"/>
         <w:ind w:left="720"/>
-        <w:rPr>
-          <w:lang w:val="es-ES"/>
-        </w:rPr>
-      </w:pPr>
-      <w:r>
-        <w:rPr>
-          <w:b/>
-          <w:bCs/>
-          <w:lang w:val="es-ES"/>
-        </w:rPr>
-        <w:t>Extra:</w:t>
-      </w:r>
-      <w:r>
-        <w:rPr>
-          <w:lang w:val="es-ES"/>
-        </w:rPr>
-        <w:t xml:space="preserve"> Usa </w:t>
+      </w:pPr>
+      <w:r>
+        <w:t xml:space="preserve">El </w:t>
       </w:r>
       <w:proofErr w:type="spellStart"/>
       <w:r>
+        <w:t>programa</w:t>
+      </w:r>
+      <w:proofErr w:type="spellEnd"/>
+      <w:r>
+        <w:t xml:space="preserve"> </w:t>
+      </w:r>
+      <w:proofErr w:type="spellStart"/>
+      <w:r>
+        <w:t>debe</w:t>
+      </w:r>
+      <w:proofErr w:type="spellEnd"/>
+      <w:r>
+        <w:t>:</w:t>
+      </w:r>
+    </w:p>
+    <w:p>
+      <w:pPr>
+        <w:pStyle w:val="Sinespaciado"/>
+        <w:numPr>
+          <w:ilvl w:val="0"/>
+          <w:numId w:val="57"/>
+        </w:numPr>
+        <w:rPr>
+          <w:lang w:val="es-ES"/>
+        </w:rPr>
+      </w:pPr>
+      <w:r>
+        <w:rPr>
+          <w:lang w:val="es-ES"/>
+        </w:rPr>
+        <w:t xml:space="preserve">Crear una lista de objetos </w:t>
+      </w:r>
+      <w:proofErr w:type="spellStart"/>
+      <w:r>
+        <w:rPr>
+          <w:lang w:val="es-ES"/>
+        </w:rPr>
+        <w:t>Mercenary</w:t>
+      </w:r>
+      <w:proofErr w:type="spellEnd"/>
+      <w:r>
+        <w:rPr>
+          <w:lang w:val="es-ES"/>
+        </w:rPr>
+        <w:t xml:space="preserve">. </w:t>
+      </w:r>
+    </w:p>
+    <w:p>
+      <w:pPr>
+        <w:pStyle w:val="Sinespaciado"/>
+        <w:numPr>
+          <w:ilvl w:val="0"/>
+          <w:numId w:val="57"/>
+        </w:numPr>
+        <w:rPr>
+          <w:lang w:val="es-ES"/>
+        </w:rPr>
+      </w:pPr>
+      <w:r>
+        <w:rPr>
+          <w:lang w:val="es-ES"/>
+        </w:rPr>
+        <w:t xml:space="preserve">Agrupar los mercenarios por su facción utilizando </w:t>
+      </w:r>
+      <w:proofErr w:type="spellStart"/>
+      <w:r>
         <w:rPr>
           <w:lang w:val="es-ES"/>
         </w:rPr>
@@ -15983,65 +16422,57 @@
         <w:rPr>
           <w:lang w:val="es-ES"/>
         </w:rPr>
-        <w:t>(</w:t>
+        <w:t xml:space="preserve">(). </w:t>
+      </w:r>
+    </w:p>
+    <w:p>
+      <w:pPr>
+        <w:pStyle w:val="Sinespaciado"/>
+        <w:numPr>
+          <w:ilvl w:val="0"/>
+          <w:numId w:val="57"/>
+        </w:numPr>
+        <w:rPr>
+          <w:lang w:val="es-ES"/>
+        </w:rPr>
+      </w:pPr>
+      <w:r>
+        <w:rPr>
+          <w:lang w:val="es-ES"/>
+        </w:rPr>
+        <w:t xml:space="preserve">Mostrar los mercenarios de cada facción. </w:t>
+      </w:r>
+    </w:p>
+    <w:p>
+      <w:pPr>
+        <w:pStyle w:val="Sinespaciado"/>
+        <w:numPr>
+          <w:ilvl w:val="0"/>
+          <w:numId w:val="57"/>
+        </w:numPr>
+        <w:rPr>
+          <w:lang w:val="es-ES"/>
+        </w:rPr>
+      </w:pPr>
+      <w:r>
+        <w:rPr>
+          <w:lang w:val="es-ES"/>
+        </w:rPr>
+        <w:t xml:space="preserve">Obtener y mostrar el número total de mercenarios por facción utilizando </w:t>
       </w:r>
       <w:proofErr w:type="spellStart"/>
-      <w:proofErr w:type="gramStart"/>
-      <w:r>
-        <w:rPr>
-          <w:lang w:val="es-ES"/>
-        </w:rPr>
-        <w:t>Mercenary</w:t>
+      <w:r>
+        <w:rPr>
+          <w:lang w:val="es-ES"/>
+        </w:rPr>
+        <w:t>Collectors.counting</w:t>
       </w:r>
       <w:proofErr w:type="spellEnd"/>
       <w:r>
         <w:rPr>
           <w:lang w:val="es-ES"/>
         </w:rPr>
-        <w:t>::</w:t>
-      </w:r>
-      <w:proofErr w:type="spellStart"/>
-      <w:proofErr w:type="gramEnd"/>
-      <w:r>
-        <w:rPr>
-          <w:lang w:val="es-ES"/>
-        </w:rPr>
-        <w:t>faction</w:t>
-      </w:r>
-      <w:proofErr w:type="spellEnd"/>
-      <w:r>
-        <w:rPr>
-          <w:lang w:val="es-ES"/>
-        </w:rPr>
-        <w:t xml:space="preserve">, </w:t>
-      </w:r>
-      <w:proofErr w:type="spellStart"/>
-      <w:r>
-        <w:rPr>
-          <w:lang w:val="es-ES"/>
-        </w:rPr>
-        <w:t>Collectors.counting</w:t>
-      </w:r>
-      <w:proofErr w:type="spellEnd"/>
-      <w:r>
-        <w:rPr>
-          <w:lang w:val="es-ES"/>
-        </w:rPr>
-        <w:t>()) para obtener directamente el conteo por grupo, sin tener que hacer .</w:t>
-      </w:r>
-      <w:proofErr w:type="spellStart"/>
-      <w:r>
-        <w:rPr>
-          <w:lang w:val="es-ES"/>
-        </w:rPr>
-        <w:t>size</w:t>
-      </w:r>
-      <w:proofErr w:type="spellEnd"/>
-      <w:r>
-        <w:rPr>
-          <w:lang w:val="es-ES"/>
-        </w:rPr>
-        <w:t>() después.</w:t>
+        <w:t>().</w:t>
       </w:r>
     </w:p>
     <w:p>
@@ -16055,37 +16486,75 @@
     </w:p>
     <w:p>
       <w:pPr>
-        <w:rPr>
-          <w:sz w:val="20"/>
-          <w:szCs w:val="24"/>
-        </w:rPr>
-      </w:pPr>
-      <w:r>
-        <w:rPr>
-          <w:sz w:val="20"/>
-        </w:rPr>
-        <w:t xml:space="preserve">          </w:t>
-      </w:r>
-      <w:r>
-        <w:rPr>
-          <w:sz w:val="20"/>
-        </w:rPr>
-        <w:tab/>
-      </w:r>
-      <w:r>
+        <w:pStyle w:val="Sinespaciado"/>
+        <w:ind w:left="720"/>
         <w:rPr>
           <w:b/>
           <w:bCs/>
-        </w:rPr>
-        <w:t>Salida Esperada</w:t>
+          <w:lang w:val="es-ES"/>
+        </w:rPr>
+      </w:pPr>
+      <w:r>
+        <w:rPr>
+          <w:b/>
+          <w:bCs/>
+          <w:lang w:val="es-ES"/>
+        </w:rPr>
+        <w:t>Datos de entrada:</w:t>
       </w:r>
     </w:p>
     <w:p>
       <w:pPr>
         <w:pStyle w:val="Sinespaciado"/>
-        <w:ind w:left="622"/>
-        <w:rPr>
-          <w:lang w:val="es-ES"/>
+        <w:ind w:left="720"/>
+      </w:pPr>
+      <w:r>
+        <w:t>Deadpool      -&gt; Mercs for Money</w:t>
+      </w:r>
+    </w:p>
+    <w:p>
+      <w:pPr>
+        <w:pStyle w:val="Sinespaciado"/>
+        <w:ind w:left="720"/>
+      </w:pPr>
+      <w:r>
+        <w:t>Cable         -&gt; X-Force</w:t>
+      </w:r>
+    </w:p>
+    <w:p>
+      <w:pPr>
+        <w:pStyle w:val="Sinespaciado"/>
+        <w:ind w:left="720"/>
+      </w:pPr>
+      <w:r>
+        <w:t>Domino        -&gt; X-Force</w:t>
+      </w:r>
+    </w:p>
+    <w:p>
+      <w:pPr>
+        <w:pStyle w:val="Sinespaciado"/>
+        <w:ind w:left="720"/>
+      </w:pPr>
+      <w:r>
+        <w:t>Taskmaster    -&gt; Freelance</w:t>
+      </w:r>
+    </w:p>
+    <w:p>
+      <w:pPr>
+        <w:pStyle w:val="Sinespaciado"/>
+        <w:ind w:left="720"/>
+      </w:pPr>
+      <w:r>
+        <w:t>Weasel        -&gt; Mercs for Money</w:t>
+      </w:r>
+    </w:p>
+    <w:p>
+      <w:pPr>
+        <w:pStyle w:val="Sinespaciado"/>
+        <w:ind w:left="720"/>
+        <w:rPr>
+          <w:b/>
+          <w:bCs/>
         </w:rPr>
       </w:pPr>
       <w:r>
@@ -16096,16 +16565,16 @@
         <mc:AlternateContent>
           <mc:Choice Requires="wps">
             <w:drawing>
-              <wp:anchor distT="0" distB="0" distL="114300" distR="114300" simplePos="0" relativeHeight="251660800" behindDoc="0" locked="0" layoutInCell="1" allowOverlap="1" wp14:anchorId="3C6DF592" wp14:editId="6172C026">
+              <wp:anchor distT="0" distB="0" distL="114300" distR="114300" simplePos="0" relativeHeight="251661824" behindDoc="0" locked="0" layoutInCell="1" allowOverlap="1" wp14:anchorId="3C6DF592" wp14:editId="1B87AF97">
                 <wp:simplePos x="0" y="0"/>
                 <wp:positionH relativeFrom="margin">
-                  <wp:posOffset>396240</wp:posOffset>
+                  <wp:posOffset>1961575</wp:posOffset>
                 </wp:positionH>
                 <wp:positionV relativeFrom="paragraph">
-                  <wp:posOffset>81280</wp:posOffset>
+                  <wp:posOffset>185264</wp:posOffset>
                 </wp:positionV>
-                <wp:extent cx="5732891" cy="434340"/>
-                <wp:effectExtent l="0" t="0" r="20320" b="22860"/>
+                <wp:extent cx="4106174" cy="1673525"/>
+                <wp:effectExtent l="0" t="0" r="27940" b="22225"/>
                 <wp:wrapNone/>
                 <wp:docPr id="1783418470" name="Rectángulo 2"/>
                 <wp:cNvGraphicFramePr/>
@@ -16116,7 +16585,7 @@
                       <wps:spPr>
                         <a:xfrm>
                           <a:off x="0" y="0"/>
-                          <a:ext cx="5732891" cy="434340"/>
+                          <a:ext cx="4106174" cy="1673525"/>
                         </a:xfrm>
                         <a:prstGeom prst="rect">
                           <a:avLst/>
@@ -16153,15 +16622,225 @@
                               <w:pStyle w:val="Sinespaciado"/>
                               <w:rPr>
                                 <w:rFonts w:ascii="Cascadia Mono SemiBold" w:hAnsi="Cascadia Mono SemiBold" w:cs="Cascadia Mono SemiBold"/>
-                                <w:lang w:val="es-ES"/>
+                                <w:sz w:val="16"/>
+                                <w:szCs w:val="16"/>
                               </w:rPr>
                             </w:pPr>
                             <w:r>
                               <w:rPr>
                                 <w:rFonts w:ascii="Cascadia Mono SemiBold" w:hAnsi="Cascadia Mono SemiBold" w:cs="Cascadia Mono SemiBold"/>
-                                <w:lang w:val="es-ES"/>
+                                <w:sz w:val="16"/>
+                                <w:szCs w:val="16"/>
                               </w:rPr>
-                              <w:t>XXXX</w:t>
+                              <w:t xml:space="preserve">Freelance: </w:t>
+                            </w:r>
+                          </w:p>
+                          <w:p>
+                            <w:pPr>
+                              <w:pStyle w:val="Sinespaciado"/>
+                              <w:rPr>
+                                <w:rFonts w:ascii="Cascadia Mono SemiBold" w:hAnsi="Cascadia Mono SemiBold" w:cs="Cascadia Mono SemiBold"/>
+                                <w:sz w:val="16"/>
+                                <w:szCs w:val="16"/>
+                              </w:rPr>
+                            </w:pPr>
+                            <w:r>
+                              <w:rPr>
+                                <w:rFonts w:ascii="Cascadia Mono SemiBold" w:hAnsi="Cascadia Mono SemiBold" w:cs="Cascadia Mono SemiBold"/>
+                                <w:sz w:val="16"/>
+                                <w:szCs w:val="16"/>
+                              </w:rPr>
+                              <w:t xml:space="preserve"> - Taskmaster</w:t>
+                            </w:r>
+                          </w:p>
+                          <w:p>
+                            <w:pPr>
+                              <w:pStyle w:val="Sinespaciado"/>
+                              <w:rPr>
+                                <w:rFonts w:ascii="Cascadia Mono SemiBold" w:hAnsi="Cascadia Mono SemiBold" w:cs="Cascadia Mono SemiBold"/>
+                                <w:sz w:val="16"/>
+                                <w:szCs w:val="16"/>
+                              </w:rPr>
+                            </w:pPr>
+                            <w:r>
+                              <w:rPr>
+                                <w:rFonts w:ascii="Cascadia Mono SemiBold" w:hAnsi="Cascadia Mono SemiBold" w:cs="Cascadia Mono SemiBold"/>
+                                <w:sz w:val="16"/>
+                                <w:szCs w:val="16"/>
+                              </w:rPr>
+                              <w:t xml:space="preserve">X-Force: </w:t>
+                            </w:r>
+                          </w:p>
+                          <w:p>
+                            <w:pPr>
+                              <w:pStyle w:val="Sinespaciado"/>
+                              <w:rPr>
+                                <w:rFonts w:ascii="Cascadia Mono SemiBold" w:hAnsi="Cascadia Mono SemiBold" w:cs="Cascadia Mono SemiBold"/>
+                                <w:sz w:val="16"/>
+                                <w:szCs w:val="16"/>
+                              </w:rPr>
+                            </w:pPr>
+                            <w:r>
+                              <w:rPr>
+                                <w:rFonts w:ascii="Cascadia Mono SemiBold" w:hAnsi="Cascadia Mono SemiBold" w:cs="Cascadia Mono SemiBold"/>
+                                <w:sz w:val="16"/>
+                                <w:szCs w:val="16"/>
+                              </w:rPr>
+                              <w:t xml:space="preserve"> - Cable</w:t>
+                            </w:r>
+                          </w:p>
+                          <w:p>
+                            <w:pPr>
+                              <w:pStyle w:val="Sinespaciado"/>
+                              <w:rPr>
+                                <w:rFonts w:ascii="Cascadia Mono SemiBold" w:hAnsi="Cascadia Mono SemiBold" w:cs="Cascadia Mono SemiBold"/>
+                                <w:sz w:val="16"/>
+                                <w:szCs w:val="16"/>
+                              </w:rPr>
+                            </w:pPr>
+                            <w:r>
+                              <w:rPr>
+                                <w:rFonts w:ascii="Cascadia Mono SemiBold" w:hAnsi="Cascadia Mono SemiBold" w:cs="Cascadia Mono SemiBold"/>
+                                <w:sz w:val="16"/>
+                                <w:szCs w:val="16"/>
+                              </w:rPr>
+                              <w:t xml:space="preserve"> - Domino</w:t>
+                            </w:r>
+                          </w:p>
+                          <w:p>
+                            <w:pPr>
+                              <w:pStyle w:val="Sinespaciado"/>
+                              <w:rPr>
+                                <w:rFonts w:ascii="Cascadia Mono SemiBold" w:hAnsi="Cascadia Mono SemiBold" w:cs="Cascadia Mono SemiBold"/>
+                                <w:sz w:val="16"/>
+                                <w:szCs w:val="16"/>
+                              </w:rPr>
+                            </w:pPr>
+                            <w:r>
+                              <w:rPr>
+                                <w:rFonts w:ascii="Cascadia Mono SemiBold" w:hAnsi="Cascadia Mono SemiBold" w:cs="Cascadia Mono SemiBold"/>
+                                <w:sz w:val="16"/>
+                                <w:szCs w:val="16"/>
+                              </w:rPr>
+                              <w:t xml:space="preserve">Mercs for Money: </w:t>
+                            </w:r>
+                          </w:p>
+                          <w:p>
+                            <w:pPr>
+                              <w:pStyle w:val="Sinespaciado"/>
+                              <w:rPr>
+                                <w:rFonts w:ascii="Cascadia Mono SemiBold" w:hAnsi="Cascadia Mono SemiBold" w:cs="Cascadia Mono SemiBold"/>
+                                <w:sz w:val="16"/>
+                                <w:szCs w:val="16"/>
+                              </w:rPr>
+                            </w:pPr>
+                            <w:r>
+                              <w:rPr>
+                                <w:rFonts w:ascii="Cascadia Mono SemiBold" w:hAnsi="Cascadia Mono SemiBold" w:cs="Cascadia Mono SemiBold"/>
+                                <w:sz w:val="16"/>
+                                <w:szCs w:val="16"/>
+                              </w:rPr>
+                              <w:t xml:space="preserve"> - Deadpool</w:t>
+                            </w:r>
+                          </w:p>
+                          <w:p>
+                            <w:pPr>
+                              <w:pStyle w:val="Sinespaciado"/>
+                              <w:rPr>
+                                <w:rFonts w:ascii="Cascadia Mono SemiBold" w:hAnsi="Cascadia Mono SemiBold" w:cs="Cascadia Mono SemiBold"/>
+                                <w:sz w:val="16"/>
+                                <w:szCs w:val="16"/>
+                              </w:rPr>
+                            </w:pPr>
+                            <w:r>
+                              <w:rPr>
+                                <w:rFonts w:ascii="Cascadia Mono SemiBold" w:hAnsi="Cascadia Mono SemiBold" w:cs="Cascadia Mono SemiBold"/>
+                                <w:sz w:val="16"/>
+                                <w:szCs w:val="16"/>
+                              </w:rPr>
+                              <w:t xml:space="preserve"> - Weasel</w:t>
+                            </w:r>
+                          </w:p>
+                          <w:p>
+                            <w:pPr>
+                              <w:pStyle w:val="Sinespaciado"/>
+                              <w:rPr>
+                                <w:rFonts w:ascii="Cascadia Mono SemiBold" w:hAnsi="Cascadia Mono SemiBold" w:cs="Cascadia Mono SemiBold"/>
+                                <w:sz w:val="16"/>
+                                <w:szCs w:val="16"/>
+                              </w:rPr>
+                            </w:pPr>
+                          </w:p>
+                          <w:p>
+                            <w:pPr>
+                              <w:pStyle w:val="Sinespaciado"/>
+                              <w:rPr>
+                                <w:rFonts w:ascii="Cascadia Mono SemiBold" w:hAnsi="Cascadia Mono SemiBold" w:cs="Cascadia Mono SemiBold"/>
+                                <w:sz w:val="16"/>
+                                <w:szCs w:val="16"/>
+                              </w:rPr>
+                            </w:pPr>
+                            <w:r>
+                              <w:rPr>
+                                <w:rFonts w:ascii="Cascadia Mono SemiBold" w:hAnsi="Cascadia Mono SemiBold" w:cs="Cascadia Mono SemiBold"/>
+                                <w:sz w:val="16"/>
+                                <w:szCs w:val="16"/>
+                              </w:rPr>
+                              <w:t xml:space="preserve">Mercenary count by faction: </w:t>
+                            </w:r>
+                          </w:p>
+                          <w:p>
+                            <w:pPr>
+                              <w:pStyle w:val="Sinespaciado"/>
+                              <w:rPr>
+                                <w:rFonts w:ascii="Cascadia Mono SemiBold" w:hAnsi="Cascadia Mono SemiBold" w:cs="Cascadia Mono SemiBold"/>
+                                <w:sz w:val="16"/>
+                                <w:szCs w:val="16"/>
+                              </w:rPr>
+                            </w:pPr>
+                            <w:r>
+                              <w:rPr>
+                                <w:rFonts w:ascii="Cascadia Mono SemiBold" w:hAnsi="Cascadia Mono SemiBold" w:cs="Cascadia Mono SemiBold"/>
+                                <w:sz w:val="16"/>
+                                <w:szCs w:val="16"/>
+                              </w:rPr>
+                              <w:t>Freelance -&gt; 1</w:t>
+                            </w:r>
+                          </w:p>
+                          <w:p>
+                            <w:pPr>
+                              <w:pStyle w:val="Sinespaciado"/>
+                              <w:rPr>
+                                <w:rFonts w:ascii="Cascadia Mono SemiBold" w:hAnsi="Cascadia Mono SemiBold" w:cs="Cascadia Mono SemiBold"/>
+                                <w:sz w:val="16"/>
+                                <w:szCs w:val="16"/>
+                              </w:rPr>
+                            </w:pPr>
+                            <w:r>
+                              <w:rPr>
+                                <w:rFonts w:ascii="Cascadia Mono SemiBold" w:hAnsi="Cascadia Mono SemiBold" w:cs="Cascadia Mono SemiBold"/>
+                                <w:sz w:val="16"/>
+                                <w:szCs w:val="16"/>
+                              </w:rPr>
+                              <w:t>X-Force -&gt; 2</w:t>
+                            </w:r>
+                          </w:p>
+                          <w:p>
+                            <w:pPr>
+                              <w:pStyle w:val="Sinespaciado"/>
+                              <w:rPr>
+                                <w:rFonts w:ascii="Cascadia Mono SemiBold" w:hAnsi="Cascadia Mono SemiBold" w:cs="Cascadia Mono SemiBold"/>
+                                <w:sz w:val="18"/>
+                                <w:szCs w:val="18"/>
+                              </w:rPr>
+                            </w:pPr>
+                            <w:r>
+                              <w:rPr>
+                                <w:rFonts w:ascii="Cascadia Mono SemiBold" w:hAnsi="Cascadia Mono SemiBold" w:cs="Cascadia Mono SemiBold"/>
+                                <w:sz w:val="16"/>
+                                <w:szCs w:val="16"/>
+                              </w:rPr>
+                              <w:t>Mercs for Money -&gt; 2</w:t>
                             </w:r>
                           </w:p>
                         </w:txbxContent>
@@ -16186,7 +16865,7 @@
           </mc:Choice>
           <mc:Fallback>
             <w:pict>
-              <v:rect w14:anchorId="3C6DF592" id="_x0000_s1038" style="position:absolute;left:0;text-align:left;margin-left:31.2pt;margin-top:6.4pt;width:451.4pt;height:34.2pt;z-index:251660800;visibility:visible;mso-wrap-style:square;mso-width-percent:0;mso-height-percent:0;mso-wrap-distance-left:9pt;mso-wrap-distance-top:0;mso-wrap-distance-right:9pt;mso-wrap-distance-bottom:0;mso-position-horizontal:absolute;mso-position-horizontal-relative:margin;mso-position-vertical:absolute;mso-position-vertical-relative:text;mso-width-percent:0;mso-height-percent:0;mso-width-relative:margin;mso-height-relative:margin;v-text-anchor:middle" o:gfxdata="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" fillcolor="black [3213]" strokecolor="black [3213]" strokeweight="2pt">
+              <v:rect w14:anchorId="3C6DF592" id="_x0000_s1038" style="position:absolute;left:0;text-align:left;margin-left:154.45pt;margin-top:14.6pt;width:323.3pt;height:131.75pt;z-index:251661824;visibility:visible;mso-wrap-style:square;mso-width-percent:0;mso-height-percent:0;mso-wrap-distance-left:9pt;mso-wrap-distance-top:0;mso-wrap-distance-right:9pt;mso-wrap-distance-bottom:0;mso-position-horizontal:absolute;mso-position-horizontal-relative:margin;mso-position-vertical:absolute;mso-position-vertical-relative:text;mso-width-percent:0;mso-height-percent:0;mso-width-relative:margin;mso-height-relative:margin;v-text-anchor:middle" o:gfxdata="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" fillcolor="black [3213]" strokecolor="black [3213]" strokeweight="2pt">
                 <v:textbox>
                   <w:txbxContent>
                     <w:p>
@@ -16194,15 +16873,225 @@
                         <w:pStyle w:val="Sinespaciado"/>
                         <w:rPr>
                           <w:rFonts w:ascii="Cascadia Mono SemiBold" w:hAnsi="Cascadia Mono SemiBold" w:cs="Cascadia Mono SemiBold"/>
-                          <w:lang w:val="es-ES"/>
+                          <w:sz w:val="16"/>
+                          <w:szCs w:val="16"/>
                         </w:rPr>
                       </w:pPr>
                       <w:r>
                         <w:rPr>
                           <w:rFonts w:ascii="Cascadia Mono SemiBold" w:hAnsi="Cascadia Mono SemiBold" w:cs="Cascadia Mono SemiBold"/>
-                          <w:lang w:val="es-ES"/>
+                          <w:sz w:val="16"/>
+                          <w:szCs w:val="16"/>
                         </w:rPr>
-                        <w:t>XXXX</w:t>
+                        <w:t xml:space="preserve">Freelance: </w:t>
+                      </w:r>
+                    </w:p>
+                    <w:p>
+                      <w:pPr>
+                        <w:pStyle w:val="Sinespaciado"/>
+                        <w:rPr>
+                          <w:rFonts w:ascii="Cascadia Mono SemiBold" w:hAnsi="Cascadia Mono SemiBold" w:cs="Cascadia Mono SemiBold"/>
+                          <w:sz w:val="16"/>
+                          <w:szCs w:val="16"/>
+                        </w:rPr>
+                      </w:pPr>
+                      <w:r>
+                        <w:rPr>
+                          <w:rFonts w:ascii="Cascadia Mono SemiBold" w:hAnsi="Cascadia Mono SemiBold" w:cs="Cascadia Mono SemiBold"/>
+                          <w:sz w:val="16"/>
+                          <w:szCs w:val="16"/>
+                        </w:rPr>
+                        <w:t xml:space="preserve"> - Taskmaster</w:t>
+                      </w:r>
+                    </w:p>
+                    <w:p>
+                      <w:pPr>
+                        <w:pStyle w:val="Sinespaciado"/>
+                        <w:rPr>
+                          <w:rFonts w:ascii="Cascadia Mono SemiBold" w:hAnsi="Cascadia Mono SemiBold" w:cs="Cascadia Mono SemiBold"/>
+                          <w:sz w:val="16"/>
+                          <w:szCs w:val="16"/>
+                        </w:rPr>
+                      </w:pPr>
+                      <w:r>
+                        <w:rPr>
+                          <w:rFonts w:ascii="Cascadia Mono SemiBold" w:hAnsi="Cascadia Mono SemiBold" w:cs="Cascadia Mono SemiBold"/>
+                          <w:sz w:val="16"/>
+                          <w:szCs w:val="16"/>
+                        </w:rPr>
+                        <w:t xml:space="preserve">X-Force: </w:t>
+                      </w:r>
+                    </w:p>
+                    <w:p>
+                      <w:pPr>
+                        <w:pStyle w:val="Sinespaciado"/>
+                        <w:rPr>
+                          <w:rFonts w:ascii="Cascadia Mono SemiBold" w:hAnsi="Cascadia Mono SemiBold" w:cs="Cascadia Mono SemiBold"/>
+                          <w:sz w:val="16"/>
+                          <w:szCs w:val="16"/>
+                        </w:rPr>
+                      </w:pPr>
+                      <w:r>
+                        <w:rPr>
+                          <w:rFonts w:ascii="Cascadia Mono SemiBold" w:hAnsi="Cascadia Mono SemiBold" w:cs="Cascadia Mono SemiBold"/>
+                          <w:sz w:val="16"/>
+                          <w:szCs w:val="16"/>
+                        </w:rPr>
+                        <w:t xml:space="preserve"> - Cable</w:t>
+                      </w:r>
+                    </w:p>
+                    <w:p>
+                      <w:pPr>
+                        <w:pStyle w:val="Sinespaciado"/>
+                        <w:rPr>
+                          <w:rFonts w:ascii="Cascadia Mono SemiBold" w:hAnsi="Cascadia Mono SemiBold" w:cs="Cascadia Mono SemiBold"/>
+                          <w:sz w:val="16"/>
+                          <w:szCs w:val="16"/>
+                        </w:rPr>
+                      </w:pPr>
+                      <w:r>
+                        <w:rPr>
+                          <w:rFonts w:ascii="Cascadia Mono SemiBold" w:hAnsi="Cascadia Mono SemiBold" w:cs="Cascadia Mono SemiBold"/>
+                          <w:sz w:val="16"/>
+                          <w:szCs w:val="16"/>
+                        </w:rPr>
+                        <w:t xml:space="preserve"> - Domino</w:t>
+                      </w:r>
+                    </w:p>
+                    <w:p>
+                      <w:pPr>
+                        <w:pStyle w:val="Sinespaciado"/>
+                        <w:rPr>
+                          <w:rFonts w:ascii="Cascadia Mono SemiBold" w:hAnsi="Cascadia Mono SemiBold" w:cs="Cascadia Mono SemiBold"/>
+                          <w:sz w:val="16"/>
+                          <w:szCs w:val="16"/>
+                        </w:rPr>
+                      </w:pPr>
+                      <w:r>
+                        <w:rPr>
+                          <w:rFonts w:ascii="Cascadia Mono SemiBold" w:hAnsi="Cascadia Mono SemiBold" w:cs="Cascadia Mono SemiBold"/>
+                          <w:sz w:val="16"/>
+                          <w:szCs w:val="16"/>
+                        </w:rPr>
+                        <w:t xml:space="preserve">Mercs for Money: </w:t>
+                      </w:r>
+                    </w:p>
+                    <w:p>
+                      <w:pPr>
+                        <w:pStyle w:val="Sinespaciado"/>
+                        <w:rPr>
+                          <w:rFonts w:ascii="Cascadia Mono SemiBold" w:hAnsi="Cascadia Mono SemiBold" w:cs="Cascadia Mono SemiBold"/>
+                          <w:sz w:val="16"/>
+                          <w:szCs w:val="16"/>
+                        </w:rPr>
+                      </w:pPr>
+                      <w:r>
+                        <w:rPr>
+                          <w:rFonts w:ascii="Cascadia Mono SemiBold" w:hAnsi="Cascadia Mono SemiBold" w:cs="Cascadia Mono SemiBold"/>
+                          <w:sz w:val="16"/>
+                          <w:szCs w:val="16"/>
+                        </w:rPr>
+                        <w:t xml:space="preserve"> - Deadpool</w:t>
+                      </w:r>
+                    </w:p>
+                    <w:p>
+                      <w:pPr>
+                        <w:pStyle w:val="Sinespaciado"/>
+                        <w:rPr>
+                          <w:rFonts w:ascii="Cascadia Mono SemiBold" w:hAnsi="Cascadia Mono SemiBold" w:cs="Cascadia Mono SemiBold"/>
+                          <w:sz w:val="16"/>
+                          <w:szCs w:val="16"/>
+                        </w:rPr>
+                      </w:pPr>
+                      <w:r>
+                        <w:rPr>
+                          <w:rFonts w:ascii="Cascadia Mono SemiBold" w:hAnsi="Cascadia Mono SemiBold" w:cs="Cascadia Mono SemiBold"/>
+                          <w:sz w:val="16"/>
+                          <w:szCs w:val="16"/>
+                        </w:rPr>
+                        <w:t xml:space="preserve"> - Weasel</w:t>
+                      </w:r>
+                    </w:p>
+                    <w:p>
+                      <w:pPr>
+                        <w:pStyle w:val="Sinespaciado"/>
+                        <w:rPr>
+                          <w:rFonts w:ascii="Cascadia Mono SemiBold" w:hAnsi="Cascadia Mono SemiBold" w:cs="Cascadia Mono SemiBold"/>
+                          <w:sz w:val="16"/>
+                          <w:szCs w:val="16"/>
+                        </w:rPr>
+                      </w:pPr>
+                    </w:p>
+                    <w:p>
+                      <w:pPr>
+                        <w:pStyle w:val="Sinespaciado"/>
+                        <w:rPr>
+                          <w:rFonts w:ascii="Cascadia Mono SemiBold" w:hAnsi="Cascadia Mono SemiBold" w:cs="Cascadia Mono SemiBold"/>
+                          <w:sz w:val="16"/>
+                          <w:szCs w:val="16"/>
+                        </w:rPr>
+                      </w:pPr>
+                      <w:r>
+                        <w:rPr>
+                          <w:rFonts w:ascii="Cascadia Mono SemiBold" w:hAnsi="Cascadia Mono SemiBold" w:cs="Cascadia Mono SemiBold"/>
+                          <w:sz w:val="16"/>
+                          <w:szCs w:val="16"/>
+                        </w:rPr>
+                        <w:t xml:space="preserve">Mercenary count by faction: </w:t>
+                      </w:r>
+                    </w:p>
+                    <w:p>
+                      <w:pPr>
+                        <w:pStyle w:val="Sinespaciado"/>
+                        <w:rPr>
+                          <w:rFonts w:ascii="Cascadia Mono SemiBold" w:hAnsi="Cascadia Mono SemiBold" w:cs="Cascadia Mono SemiBold"/>
+                          <w:sz w:val="16"/>
+                          <w:szCs w:val="16"/>
+                        </w:rPr>
+                      </w:pPr>
+                      <w:r>
+                        <w:rPr>
+                          <w:rFonts w:ascii="Cascadia Mono SemiBold" w:hAnsi="Cascadia Mono SemiBold" w:cs="Cascadia Mono SemiBold"/>
+                          <w:sz w:val="16"/>
+                          <w:szCs w:val="16"/>
+                        </w:rPr>
+                        <w:t>Freelance -&gt; 1</w:t>
+                      </w:r>
+                    </w:p>
+                    <w:p>
+                      <w:pPr>
+                        <w:pStyle w:val="Sinespaciado"/>
+                        <w:rPr>
+                          <w:rFonts w:ascii="Cascadia Mono SemiBold" w:hAnsi="Cascadia Mono SemiBold" w:cs="Cascadia Mono SemiBold"/>
+                          <w:sz w:val="16"/>
+                          <w:szCs w:val="16"/>
+                        </w:rPr>
+                      </w:pPr>
+                      <w:r>
+                        <w:rPr>
+                          <w:rFonts w:ascii="Cascadia Mono SemiBold" w:hAnsi="Cascadia Mono SemiBold" w:cs="Cascadia Mono SemiBold"/>
+                          <w:sz w:val="16"/>
+                          <w:szCs w:val="16"/>
+                        </w:rPr>
+                        <w:t>X-Force -&gt; 2</w:t>
+                      </w:r>
+                    </w:p>
+                    <w:p>
+                      <w:pPr>
+                        <w:pStyle w:val="Sinespaciado"/>
+                        <w:rPr>
+                          <w:rFonts w:ascii="Cascadia Mono SemiBold" w:hAnsi="Cascadia Mono SemiBold" w:cs="Cascadia Mono SemiBold"/>
+                          <w:sz w:val="18"/>
+                          <w:szCs w:val="18"/>
+                        </w:rPr>
+                      </w:pPr>
+                      <w:r>
+                        <w:rPr>
+                          <w:rFonts w:ascii="Cascadia Mono SemiBold" w:hAnsi="Cascadia Mono SemiBold" w:cs="Cascadia Mono SemiBold"/>
+                          <w:sz w:val="16"/>
+                          <w:szCs w:val="16"/>
+                        </w:rPr>
+                        <w:t>Mercs for Money -&gt; 2</w:t>
                       </w:r>
                     </w:p>
                   </w:txbxContent>
@@ -16213,6 +17102,44 @@
           </mc:Fallback>
         </mc:AlternateContent>
       </w:r>
+    </w:p>
+    <w:p>
+      <w:pPr>
+        <w:rPr>
+          <w:sz w:val="20"/>
+          <w:szCs w:val="24"/>
+        </w:rPr>
+      </w:pPr>
+      <w:r>
+        <w:rPr>
+          <w:sz w:val="20"/>
+          <w:lang w:val="en-US"/>
+        </w:rPr>
+        <w:t xml:space="preserve">          </w:t>
+      </w:r>
+      <w:r>
+        <w:rPr>
+          <w:sz w:val="20"/>
+          <w:lang w:val="en-US"/>
+        </w:rPr>
+        <w:tab/>
+      </w:r>
+      <w:r>
+        <w:rPr>
+          <w:b/>
+          <w:bCs/>
+        </w:rPr>
+        <w:t>Salida Esperada</w:t>
+      </w:r>
+    </w:p>
+    <w:p>
+      <w:pPr>
+        <w:pStyle w:val="Sinespaciado"/>
+        <w:ind w:left="622"/>
+        <w:rPr>
+          <w:lang w:val="es-ES"/>
+        </w:rPr>
+      </w:pPr>
     </w:p>
     <w:p>
       <w:pPr>
@@ -16322,28 +17249,80 @@
         </w:tabs>
         <w:spacing w:line="293" w:lineRule="exact"/>
         <w:ind w:left="1341"/>
-      </w:pPr>
+        <w:rPr>
+          <w:b/>
+          <w:bCs/>
+          <w:i/>
+          <w:iCs/>
+          <w:lang w:val="en-US"/>
+        </w:rPr>
+      </w:pPr>
+      <w:proofErr w:type="spellStart"/>
       <w:r>
         <w:rPr>
           <w:b/>
           <w:spacing w:val="-2"/>
           <w:w w:val="90"/>
-        </w:rPr>
-        <w:t>Archivo:</w:t>
+          <w:lang w:val="en-US"/>
+        </w:rPr>
+        <w:t>Archivo</w:t>
+      </w:r>
+      <w:proofErr w:type="spellEnd"/>
+      <w:r>
+        <w:rPr>
+          <w:b/>
+          <w:spacing w:val="-2"/>
+          <w:w w:val="90"/>
+          <w:lang w:val="en-US"/>
+        </w:rPr>
+        <w:t>:</w:t>
       </w:r>
       <w:r>
         <w:rPr>
           <w:b/>
           <w:spacing w:val="-6"/>
           <w:w w:val="90"/>
+          <w:lang w:val="en-US"/>
         </w:rPr>
         <w:t xml:space="preserve"> </w:t>
       </w:r>
       <w:r>
         <w:rPr>
           <w:spacing w:val="-2"/>
+          <w:lang w:val="en-US"/>
         </w:rPr>
         <w:t>LootReducer.java</w:t>
+      </w:r>
+      <w:r>
+        <w:rPr>
+          <w:spacing w:val="-2"/>
+          <w:lang w:val="en-US"/>
+        </w:rPr>
+        <w:t>, Item.java</w:t>
+      </w:r>
+      <w:r>
+        <w:rPr>
+          <w:b/>
+          <w:bCs/>
+          <w:i/>
+          <w:iCs/>
+          <w:spacing w:val="-2"/>
+          <w:lang w:val="en-US"/>
+        </w:rPr>
+        <w:t xml:space="preserve"> </w:t>
+      </w:r>
+      <w:r>
+        <w:rPr>
+          <w:b/>
+          <w:bCs/>
+          <w:i/>
+          <w:iCs/>
+          <w:spacing w:val="-2"/>
+          <w:sz w:val="22"/>
+          <w:szCs w:val="20"/>
+          <w:lang w:val="en-US"/>
+        </w:rPr>
+        <w:t>(name, value)</w:t>
       </w:r>
     </w:p>
     <w:p>
@@ -16358,19 +17337,30 @@
         </w:tabs>
         <w:spacing w:line="293" w:lineRule="exact"/>
         <w:ind w:left="1341"/>
-      </w:pPr>
-      <w:r>
         <w:rPr>
           <w:b/>
           <w:bCs/>
-        </w:rPr>
-        <w:t>Método:</w:t>
-      </w:r>
-      <w:r>
-        <w:t xml:space="preserve"> </w:t>
+          <w:i/>
+          <w:iCs/>
+        </w:rPr>
+      </w:pPr>
+      <w:r>
+        <w:rPr>
+          <w:b/>
+          <w:bCs/>
+          <w:i/>
+          <w:iCs/>
+        </w:rPr>
+        <w:t xml:space="preserve">Método: </w:t>
       </w:r>
       <w:proofErr w:type="spellStart"/>
       <w:r>
+        <w:rPr>
+          <w:b/>
+          <w:bCs/>
+          <w:i/>
+          <w:iCs/>
+        </w:rPr>
         <w:t>Any</w:t>
       </w:r>
       <w:proofErr w:type="spellEnd"/>
@@ -16388,6 +17378,8 @@
         <w:spacing w:line="252" w:lineRule="auto"/>
         <w:ind w:right="1802"/>
         <w:rPr>
+          <w:bCs/>
+          <w:w w:val="90"/>
           <w:lang w:val="en-US"/>
         </w:rPr>
       </w:pPr>
@@ -16442,7 +17434,7 @@
           <w:w w:val="90"/>
           <w:lang w:val="en-US"/>
         </w:rPr>
-        <w:t>Collectors.groupingBy</w:t>
+        <w:t>BinaryOperator.maxBy</w:t>
       </w:r>
       <w:proofErr w:type="spellEnd"/>
       <w:r>
@@ -16451,7 +17443,41 @@
           <w:w w:val="90"/>
           <w:lang w:val="en-US"/>
         </w:rPr>
-        <w:t xml:space="preserve">(), </w:t>
+        <w:t>(</w:t>
+      </w:r>
+      <w:r>
+        <w:rPr>
+          <w:bCs/>
+          <w:w w:val="90"/>
+          <w:lang w:val="en-US"/>
+        </w:rPr>
+        <w:t>),</w:t>
+      </w:r>
+      <w:r>
+        <w:rPr>
+          <w:bCs/>
+          <w:w w:val="90"/>
+          <w:lang w:val="en-US"/>
+        </w:rPr>
+        <w:t xml:space="preserve"> reduce. </w:t>
+      </w:r>
+      <w:proofErr w:type="gramStart"/>
+      <w:r>
+        <w:rPr>
+          <w:bCs/>
+          <w:w w:val="90"/>
+          <w:lang w:val="en-US"/>
+        </w:rPr>
+        <w:t>get(</w:t>
+      </w:r>
+      <w:proofErr w:type="gramEnd"/>
+      <w:r>
+        <w:rPr>
+          <w:bCs/>
+          <w:w w:val="90"/>
+          <w:lang w:val="en-US"/>
+        </w:rPr>
+        <w:t xml:space="preserve">), </w:t>
       </w:r>
       <w:proofErr w:type="spellStart"/>
       <w:r>
@@ -16460,7 +17486,7 @@
           <w:w w:val="90"/>
           <w:lang w:val="en-US"/>
         </w:rPr>
-        <w:t>Collectors.counting</w:t>
+        <w:t>ifPresent</w:t>
       </w:r>
       <w:proofErr w:type="spellEnd"/>
       <w:r>
@@ -16469,7 +17495,7 @@
           <w:w w:val="90"/>
           <w:lang w:val="en-US"/>
         </w:rPr>
-        <w:t>(), Map&lt;String, List&lt;...&gt;&gt;</w:t>
+        <w:t>()</w:t>
       </w:r>
     </w:p>
     <w:p>
@@ -16497,16 +17523,25 @@
     <w:p>
       <w:pPr>
         <w:pStyle w:val="Sinespaciado"/>
-        <w:ind w:left="982"/>
-        <w:rPr>
-          <w:lang w:val="es-ES"/>
-        </w:rPr>
-      </w:pPr>
-      <w:r>
-        <w:rPr>
-          <w:lang w:val="es-ES"/>
-        </w:rPr>
-        <w:t>Prohibido usar un bucle con un acumulador manual (</w:t>
+        <w:numPr>
+          <w:ilvl w:val="0"/>
+          <w:numId w:val="59"/>
+        </w:numPr>
+        <w:rPr>
+          <w:lang w:val="es-ES"/>
+        </w:rPr>
+      </w:pPr>
+      <w:r>
+        <w:rPr>
+          <w:lang w:val="es-ES"/>
+        </w:rPr>
+        <w:t>No</w:t>
+      </w:r>
+      <w:r>
+        <w:rPr>
+          <w:lang w:val="es-ES"/>
+        </w:rPr>
+        <w:t xml:space="preserve"> usar un bucle con un acumulador manual (</w:t>
       </w:r>
       <w:proofErr w:type="spellStart"/>
       <w:r>
@@ -16534,7 +17569,25 @@
         <w:rPr>
           <w:lang w:val="es-ES"/>
         </w:rPr>
-        <w:t xml:space="preserve">(...) total += x;). Debe resolverse con </w:t>
+        <w:t xml:space="preserve">(...) total += x;). </w:t>
+      </w:r>
+    </w:p>
+    <w:p>
+      <w:pPr>
+        <w:pStyle w:val="Sinespaciado"/>
+        <w:numPr>
+          <w:ilvl w:val="0"/>
+          <w:numId w:val="59"/>
+        </w:numPr>
+        <w:rPr>
+          <w:lang w:val="es-ES"/>
+        </w:rPr>
+      </w:pPr>
+      <w:r>
+        <w:rPr>
+          <w:lang w:val="es-ES"/>
+        </w:rPr>
+        <w:t xml:space="preserve">Todas las operaciones de cálculo deben resolverse mediante </w:t>
       </w:r>
       <w:proofErr w:type="gramStart"/>
       <w:r>
@@ -16548,7 +17601,93 @@
         <w:rPr>
           <w:lang w:val="es-ES"/>
         </w:rPr>
-        <w:t>).</w:t>
+        <w:t xml:space="preserve">). </w:t>
+      </w:r>
+    </w:p>
+    <w:p>
+      <w:pPr>
+        <w:pStyle w:val="Sinespaciado"/>
+        <w:numPr>
+          <w:ilvl w:val="0"/>
+          <w:numId w:val="59"/>
+        </w:numPr>
+        <w:rPr>
+          <w:spacing w:val="-2"/>
+          <w:lang w:val="es-ES"/>
+        </w:rPr>
+      </w:pPr>
+      <w:r>
+        <w:rPr>
+          <w:lang w:val="es-ES"/>
+        </w:rPr>
+        <w:t xml:space="preserve">No utilizar métodos auxiliares como </w:t>
+      </w:r>
+      <w:proofErr w:type="gramStart"/>
+      <w:r>
+        <w:rPr>
+          <w:lang w:val="es-ES"/>
+        </w:rPr>
+        <w:t>sum(</w:t>
+      </w:r>
+      <w:proofErr w:type="gramEnd"/>
+      <w:r>
+        <w:rPr>
+          <w:lang w:val="es-ES"/>
+        </w:rPr>
+        <w:t xml:space="preserve">) o </w:t>
+      </w:r>
+      <w:proofErr w:type="spellStart"/>
+      <w:r>
+        <w:rPr>
+          <w:lang w:val="es-ES"/>
+        </w:rPr>
+        <w:t>max</w:t>
+      </w:r>
+      <w:proofErr w:type="spellEnd"/>
+      <w:r>
+        <w:rPr>
+          <w:lang w:val="es-ES"/>
+        </w:rPr>
+        <w:t>().</w:t>
+      </w:r>
+    </w:p>
+    <w:p>
+      <w:pPr>
+        <w:pStyle w:val="Sinespaciado"/>
+        <w:rPr>
+          <w:spacing w:val="-2"/>
+          <w:lang w:val="es-ES"/>
+        </w:rPr>
+      </w:pPr>
+    </w:p>
+    <w:p>
+      <w:pPr>
+        <w:pStyle w:val="Sinespaciado"/>
+        <w:rPr>
+          <w:b/>
+          <w:bCs/>
+          <w:lang w:val="es-ES"/>
+        </w:rPr>
+      </w:pPr>
+      <w:r>
+        <w:rPr>
+          <w:lang w:val="es-ES"/>
+        </w:rPr>
+        <w:t xml:space="preserve">  </w:t>
+      </w:r>
+      <w:r>
+        <w:rPr>
+          <w:lang w:val="es-ES"/>
+        </w:rPr>
+        <w:tab/>
+      </w:r>
+      <w:r>
+        <w:rPr>
+          <w:b/>
+          <w:bCs/>
+          <w:lang w:val="es-ES"/>
+        </w:rPr>
+        <w:t>Objetivo</w:t>
       </w:r>
     </w:p>
     <w:p>
@@ -16556,40 +17695,40 @@
         <w:pStyle w:val="Sinespaciado"/>
         <w:ind w:left="982"/>
         <w:rPr>
-          <w:spacing w:val="-2"/>
-          <w:lang w:val="es-ES"/>
-        </w:rPr>
-      </w:pPr>
+          <w:lang w:val="es-ES"/>
+        </w:rPr>
+      </w:pPr>
+      <w:r>
+        <w:rPr>
+          <w:lang w:val="es-ES"/>
+        </w:rPr>
+        <w:t>Crear un programa que procese una lista de objetos de botín (</w:t>
+      </w:r>
+      <w:proofErr w:type="spellStart"/>
+      <w:r>
+        <w:rPr>
+          <w:lang w:val="es-ES"/>
+        </w:rPr>
+        <w:t>Item</w:t>
+      </w:r>
+      <w:proofErr w:type="spellEnd"/>
+      <w:r>
+        <w:rPr>
+          <w:lang w:val="es-ES"/>
+        </w:rPr>
+        <w:t>) y obtenga información utilizando operaciones de reducción (reduce).</w:t>
+      </w:r>
     </w:p>
     <w:p>
       <w:pPr>
         <w:pStyle w:val="Sinespaciado"/>
+        <w:ind w:left="982"/>
         <w:rPr>
           <w:b/>
           <w:bCs/>
           <w:lang w:val="es-ES"/>
         </w:rPr>
       </w:pPr>
-      <w:r>
-        <w:rPr>
-          <w:lang w:val="es-ES"/>
-        </w:rPr>
-        <w:t xml:space="preserve">  </w:t>
-      </w:r>
-      <w:r>
-        <w:rPr>
-          <w:lang w:val="es-ES"/>
-        </w:rPr>
-        <w:tab/>
-      </w:r>
-      <w:r>
-        <w:rPr>
-          <w:b/>
-          <w:bCs/>
-          <w:lang w:val="es-ES"/>
-        </w:rPr>
-        <w:t>Objetivo</w:t>
-      </w:r>
     </w:p>
     <w:p>
       <w:pPr>
@@ -16686,6 +17825,131 @@
     <w:p>
       <w:pPr>
         <w:pStyle w:val="Sinespaciado"/>
+        <w:ind w:firstLine="720"/>
+        <w:rPr>
+          <w:lang w:val="es-ES"/>
+        </w:rPr>
+      </w:pPr>
+    </w:p>
+    <w:p>
+      <w:pPr>
+        <w:pStyle w:val="Sinespaciado"/>
+        <w:ind w:left="720"/>
+        <w:rPr>
+          <w:b/>
+          <w:bCs/>
+          <w:lang w:val="es-ES"/>
+        </w:rPr>
+      </w:pPr>
+      <w:r>
+        <w:rPr>
+          <w:b/>
+          <w:bCs/>
+          <w:lang w:val="es-ES"/>
+        </w:rPr>
+        <w:t>Datos de entrada:</w:t>
+      </w:r>
+    </w:p>
+    <w:p>
+      <w:pPr>
+        <w:pStyle w:val="Sinespaciado"/>
+        <w:ind w:firstLine="720"/>
+      </w:pPr>
+      <w:r>
+        <w:t>("Katana", 100)</w:t>
+      </w:r>
+    </w:p>
+    <w:p>
+      <w:pPr>
+        <w:pStyle w:val="Sinespaciado"/>
+        <w:ind w:firstLine="720"/>
+        <w:rPr>
+          <w:lang w:val="es-ES"/>
+        </w:rPr>
+      </w:pPr>
+      <w:r>
+        <w:rPr>
+          <w:lang w:val="es-ES"/>
+        </w:rPr>
+        <w:t>("</w:t>
+      </w:r>
+      <w:proofErr w:type="spellStart"/>
+      <w:r>
+        <w:rPr>
+          <w:lang w:val="es-ES"/>
+        </w:rPr>
+        <w:t>Medkit</w:t>
+      </w:r>
+      <w:proofErr w:type="spellEnd"/>
+      <w:r>
+        <w:rPr>
+          <w:lang w:val="es-ES"/>
+        </w:rPr>
+        <w:t>", 50)</w:t>
+      </w:r>
+    </w:p>
+    <w:p>
+      <w:pPr>
+        <w:pStyle w:val="Sinespaciado"/>
+        <w:ind w:firstLine="720"/>
+        <w:rPr>
+          <w:lang w:val="es-ES"/>
+        </w:rPr>
+      </w:pPr>
+      <w:r>
+        <w:rPr>
+          <w:lang w:val="es-ES"/>
+        </w:rPr>
+        <w:t>("</w:t>
+      </w:r>
+      <w:proofErr w:type="spellStart"/>
+      <w:r>
+        <w:rPr>
+          <w:lang w:val="es-ES"/>
+        </w:rPr>
+        <w:t>Grenade</w:t>
+      </w:r>
+      <w:proofErr w:type="spellEnd"/>
+      <w:r>
+        <w:rPr>
+          <w:lang w:val="es-ES"/>
+        </w:rPr>
+        <w:t>", 300)</w:t>
+      </w:r>
+    </w:p>
+    <w:p>
+      <w:pPr>
+        <w:pStyle w:val="Sinespaciado"/>
+        <w:ind w:firstLine="720"/>
+        <w:rPr>
+          <w:lang w:val="es-ES"/>
+        </w:rPr>
+      </w:pPr>
+      <w:r>
+        <w:rPr>
+          <w:lang w:val="es-ES"/>
+        </w:rPr>
+        <w:t xml:space="preserve">("Gold </w:t>
+      </w:r>
+      <w:proofErr w:type="spellStart"/>
+      <w:r>
+        <w:rPr>
+          <w:lang w:val="es-ES"/>
+        </w:rPr>
+        <w:t>Coin</w:t>
+      </w:r>
+      <w:proofErr w:type="spellEnd"/>
+      <w:r>
+        <w:rPr>
+          <w:lang w:val="es-ES"/>
+        </w:rPr>
+        <w:t>", 500)</w:t>
+      </w:r>
+    </w:p>
+    <w:p>
+      <w:pPr>
+        <w:pStyle w:val="Sinespaciado"/>
+        <w:ind w:firstLine="720"/>
         <w:rPr>
           <w:lang w:val="es-ES"/>
         </w:rPr>
@@ -16734,16 +17998,16 @@
         <mc:AlternateContent>
           <mc:Choice Requires="wps">
             <w:drawing>
-              <wp:anchor distT="0" distB="0" distL="114300" distR="114300" simplePos="0" relativeHeight="251662848" behindDoc="0" locked="0" layoutInCell="1" allowOverlap="1" wp14:anchorId="0D64C913" wp14:editId="74F5A70D">
+              <wp:anchor distT="0" distB="0" distL="114300" distR="114300" simplePos="0" relativeHeight="251662848" behindDoc="0" locked="0" layoutInCell="1" allowOverlap="1" wp14:anchorId="0D64C913" wp14:editId="45B52199">
                 <wp:simplePos x="0" y="0"/>
                 <wp:positionH relativeFrom="margin">
-                  <wp:posOffset>396240</wp:posOffset>
+                  <wp:posOffset>392502</wp:posOffset>
                 </wp:positionH>
                 <wp:positionV relativeFrom="paragraph">
-                  <wp:posOffset>80010</wp:posOffset>
+                  <wp:posOffset>82802</wp:posOffset>
                 </wp:positionV>
-                <wp:extent cx="5732891" cy="533400"/>
-                <wp:effectExtent l="0" t="0" r="20320" b="19050"/>
+                <wp:extent cx="5732891" cy="621101"/>
+                <wp:effectExtent l="0" t="0" r="20320" b="26670"/>
                 <wp:wrapNone/>
                 <wp:docPr id="1013541487" name="Rectángulo 2"/>
                 <wp:cNvGraphicFramePr/>
@@ -16754,7 +18018,7 @@
                       <wps:spPr>
                         <a:xfrm>
                           <a:off x="0" y="0"/>
-                          <a:ext cx="5732891" cy="533400"/>
+                          <a:ext cx="5732891" cy="621101"/>
                         </a:xfrm>
                         <a:prstGeom prst="rect">
                           <a:avLst/>
@@ -16797,7 +18061,7 @@
                               <w:rPr>
                                 <w:rFonts w:ascii="Cascadia Mono SemiBold" w:hAnsi="Cascadia Mono SemiBold" w:cs="Cascadia Mono SemiBold"/>
                               </w:rPr>
-                              <w:t>Total loot value: $47500</w:t>
+                              <w:t>Total loot value: 950</w:t>
                             </w:r>
                           </w:p>
                           <w:p>
@@ -16811,7 +18075,7 @@
                               <w:rPr>
                                 <w:rFonts w:ascii="Cascadia Mono SemiBold" w:hAnsi="Cascadia Mono SemiBold" w:cs="Cascadia Mono SemiBold"/>
                               </w:rPr>
-                              <w:t>Most valuable item: Vibranium Shard ($30000)</w:t>
+                              <w:t>Highest value item: Gold Coin (500)</w:t>
                             </w:r>
                           </w:p>
                         </w:txbxContent>
@@ -16836,7 +18100,7 @@
           </mc:Choice>
           <mc:Fallback>
             <w:pict>
-              <v:rect w14:anchorId="0D64C913" id="_x0000_s1039" style="position:absolute;left:0;text-align:left;margin-left:31.2pt;margin-top:6.3pt;width:451.4pt;height:42pt;z-index:251662848;visibility:visible;mso-wrap-style:square;mso-width-percent:0;mso-height-percent:0;mso-wrap-distance-left:9pt;mso-wrap-distance-top:0;mso-wrap-distance-right:9pt;mso-wrap-distance-bottom:0;mso-position-horizontal:absolute;mso-position-horizontal-relative:margin;mso-position-vertical:absolute;mso-position-vertical-relative:text;mso-width-percent:0;mso-height-percent:0;mso-width-relative:margin;mso-height-relative:margin;v-text-anchor:middle" o:gfxdata="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" fillcolor="black [3213]" strokecolor="black [3213]" strokeweight="2pt">
+              <v:rect w14:anchorId="0D64C913" id="_x0000_s1039" style="position:absolute;left:0;text-align:left;margin-left:30.9pt;margin-top:6.5pt;width:451.4pt;height:48.9pt;z-index:251662848;visibility:visible;mso-wrap-style:square;mso-width-percent:0;mso-height-percent:0;mso-wrap-distance-left:9pt;mso-wrap-distance-top:0;mso-wrap-distance-right:9pt;mso-wrap-distance-bottom:0;mso-position-horizontal:absolute;mso-position-horizontal-relative:margin;mso-position-vertical:absolute;mso-position-vertical-relative:text;mso-width-percent:0;mso-height-percent:0;mso-width-relative:margin;mso-height-relative:margin;v-text-anchor:middle" o:gfxdata="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" fillcolor="black [3213]" strokecolor="black [3213]" strokeweight="2pt">
                 <v:textbox>
                   <w:txbxContent>
                     <w:p>
@@ -16850,7 +18114,7 @@
                         <w:rPr>
                           <w:rFonts w:ascii="Cascadia Mono SemiBold" w:hAnsi="Cascadia Mono SemiBold" w:cs="Cascadia Mono SemiBold"/>
                         </w:rPr>
-                        <w:t>Total loot value: $47500</w:t>
+                        <w:t>Total loot value: 950</w:t>
                       </w:r>
                     </w:p>
                     <w:p>
@@ -16864,7 +18128,7 @@
                         <w:rPr>
                           <w:rFonts w:ascii="Cascadia Mono SemiBold" w:hAnsi="Cascadia Mono SemiBold" w:cs="Cascadia Mono SemiBold"/>
                         </w:rPr>
-                        <w:t>Most valuable item: Vibranium Shard ($30000)</w:t>
+                        <w:t>Highest value item: Gold Coin (500)</w:t>
                       </w:r>
                     </w:p>
                   </w:txbxContent>
@@ -16921,9 +18185,6 @@
         </w:rPr>
       </w:pPr>
       <w:r>
-        <w:rPr>
-          <w:lang w:val="en-US"/>
-        </w:rPr>
         <w:lastRenderedPageBreak/>
         <w:tab/>
       </w:r>
@@ -17069,19 +18330,32 @@
           <w:lang w:val="en-US"/>
         </w:rPr>
       </w:pPr>
+      <w:proofErr w:type="spellStart"/>
       <w:r>
         <w:rPr>
           <w:b/>
           <w:spacing w:val="-2"/>
           <w:w w:val="90"/>
-        </w:rPr>
-        <w:t>Archivo:</w:t>
+          <w:lang w:val="en-US"/>
+        </w:rPr>
+        <w:t>Archivo</w:t>
+      </w:r>
+      <w:proofErr w:type="spellEnd"/>
+      <w:r>
+        <w:rPr>
+          <w:b/>
+          <w:spacing w:val="-2"/>
+          <w:w w:val="90"/>
+          <w:lang w:val="en-US"/>
+        </w:rPr>
+        <w:t>:</w:t>
       </w:r>
       <w:r>
         <w:rPr>
           <w:b/>
           <w:spacing w:val="-6"/>
           <w:w w:val="90"/>
+          <w:lang w:val="en-US"/>
         </w:rPr>
         <w:t xml:space="preserve"> </w:t>
       </w:r>
@@ -17090,7 +18364,32 @@
           <w:spacing w:val="-2"/>
           <w:lang w:val="en-US"/>
         </w:rPr>
-        <w:t xml:space="preserve">NoExcusesProtocol.java, MercenaryNotFoundException.java </w:t>
+        <w:t>NoExcusesProtocol.java, MercenaryNotFoundException.java</w:t>
+      </w:r>
+      <w:r>
+        <w:rPr>
+          <w:spacing w:val="-2"/>
+          <w:lang w:val="en-US"/>
+        </w:rPr>
+        <w:t xml:space="preserve">, </w:t>
+      </w:r>
+      <w:r>
+        <w:rPr>
+          <w:i/>
+          <w:iCs/>
+          <w:spacing w:val="-2"/>
+          <w:lang w:val="en-US"/>
+        </w:rPr>
+        <w:t>Mercenary</w:t>
+      </w:r>
+      <w:r>
+        <w:rPr>
+          <w:i/>
+          <w:iCs/>
+          <w:spacing w:val="-2"/>
+          <w:lang w:val="en-US"/>
+        </w:rPr>
+        <w:t xml:space="preserve"> (name, weapons).</w:t>
       </w:r>
     </w:p>
     <w:p>
@@ -17216,30 +18515,25 @@
     <w:p>
       <w:pPr>
         <w:pStyle w:val="Sinespaciado"/>
-        <w:ind w:left="982"/>
-        <w:rPr>
-          <w:lang w:val="es-ES"/>
-        </w:rPr>
-      </w:pPr>
-      <w:r>
-        <w:rPr>
-          <w:lang w:val="es-ES"/>
-        </w:rPr>
-        <w:t xml:space="preserve">No captures la excepción con un mensaje genérico. Debes crear tu propia excepción </w:t>
-      </w:r>
-      <w:proofErr w:type="spellStart"/>
-      <w:r>
-        <w:rPr>
-          <w:lang w:val="es-ES"/>
-        </w:rPr>
-        <w:t>MercenaryNotFoundException</w:t>
-      </w:r>
-      <w:proofErr w:type="spellEnd"/>
-      <w:r>
-        <w:rPr>
-          <w:lang w:val="es-ES"/>
-        </w:rPr>
-        <w:t xml:space="preserve"> y lanzarla vía </w:t>
+        <w:numPr>
+          <w:ilvl w:val="0"/>
+          <w:numId w:val="60"/>
+        </w:numPr>
+        <w:rPr>
+          <w:lang w:val="es-ES"/>
+        </w:rPr>
+      </w:pPr>
+      <w:r>
+        <w:rPr>
+          <w:lang w:val="es-ES"/>
+        </w:rPr>
+        <w:t xml:space="preserve">No utilizar valores por defecto </w:t>
+      </w:r>
+      <w:r>
+        <w:rPr>
+          <w:lang w:val="es-ES"/>
+        </w:rPr>
+        <w:t xml:space="preserve">con </w:t>
       </w:r>
       <w:proofErr w:type="spellStart"/>
       <w:proofErr w:type="gramStart"/>
@@ -17247,7 +18541,7 @@
         <w:rPr>
           <w:lang w:val="es-ES"/>
         </w:rPr>
-        <w:t>orElseThrow</w:t>
+        <w:t>orElse</w:t>
       </w:r>
       <w:proofErr w:type="spellEnd"/>
       <w:r>
@@ -17263,11 +18557,56 @@
         </w:rPr>
         <w:t>).</w:t>
       </w:r>
+      <w:r>
+        <w:rPr>
+          <w:lang w:val="es-ES"/>
+        </w:rPr>
+        <w:t xml:space="preserve"> </w:t>
+      </w:r>
     </w:p>
     <w:p>
       <w:pPr>
         <w:pStyle w:val="Sinespaciado"/>
-        <w:ind w:left="982"/>
+        <w:numPr>
+          <w:ilvl w:val="0"/>
+          <w:numId w:val="60"/>
+        </w:numPr>
+        <w:rPr>
+          <w:lang w:val="es-ES"/>
+        </w:rPr>
+      </w:pPr>
+      <w:r>
+        <w:rPr>
+          <w:lang w:val="es-ES"/>
+        </w:rPr>
+        <w:t xml:space="preserve">No capturar la excepción con mensajes genéricos. </w:t>
+      </w:r>
+    </w:p>
+    <w:p>
+      <w:pPr>
+        <w:pStyle w:val="Sinespaciado"/>
+        <w:numPr>
+          <w:ilvl w:val="0"/>
+          <w:numId w:val="60"/>
+        </w:numPr>
+        <w:rPr>
+          <w:spacing w:val="-2"/>
+          <w:lang w:val="es-ES"/>
+        </w:rPr>
+      </w:pPr>
+      <w:r>
+        <w:rPr>
+          <w:kern w:val="0"/>
+          <w:lang w:val="es-ES"/>
+          <w14:ligatures w14:val="none"/>
+        </w:rPr>
+        <w:t>Si un mercenario no existe, debes lanzar una excepción propia:</w:t>
+      </w:r>
+    </w:p>
+    <w:p>
+      <w:pPr>
+        <w:pStyle w:val="Sinespaciado"/>
+        <w:ind w:left="622"/>
         <w:rPr>
           <w:spacing w:val="-2"/>
           <w:lang w:val="es-ES"/>
@@ -17312,99 +18651,7 @@
         <w:rPr>
           <w:lang w:val="es-ES"/>
         </w:rPr>
-        <w:t xml:space="preserve"> Busca un mercenario por nombre en una lista. Si no existe, en vez de devolver un valor por defecto (como en el ex2), lanza </w:t>
-      </w:r>
-      <w:proofErr w:type="spellStart"/>
-      <w:r>
-        <w:rPr>
-          <w:lang w:val="es-ES"/>
-        </w:rPr>
-        <w:t>MercenaryNotFoundException</w:t>
-      </w:r>
-      <w:proofErr w:type="spellEnd"/>
-      <w:r>
-        <w:rPr>
-          <w:lang w:val="es-ES"/>
-        </w:rPr>
-        <w:t xml:space="preserve"> con </w:t>
-      </w:r>
-      <w:proofErr w:type="spellStart"/>
-      <w:proofErr w:type="gramStart"/>
-      <w:r>
-        <w:rPr>
-          <w:lang w:val="es-ES"/>
-        </w:rPr>
-        <w:t>orElseThrow</w:t>
-      </w:r>
-      <w:proofErr w:type="spellEnd"/>
-      <w:r>
-        <w:rPr>
-          <w:lang w:val="es-ES"/>
-        </w:rPr>
-        <w:t>(</w:t>
-      </w:r>
-      <w:proofErr w:type="gramEnd"/>
-      <w:r>
-        <w:rPr>
-          <w:lang w:val="es-ES"/>
-        </w:rPr>
-        <w:t xml:space="preserve">() -&gt; new </w:t>
-      </w:r>
-      <w:proofErr w:type="spellStart"/>
-      <w:r>
-        <w:rPr>
-          <w:lang w:val="es-ES"/>
-        </w:rPr>
-        <w:t>MercenaryNotFoundException</w:t>
-      </w:r>
-      <w:proofErr w:type="spellEnd"/>
-      <w:r>
-        <w:rPr>
-          <w:lang w:val="es-ES"/>
-        </w:rPr>
-        <w:t xml:space="preserve">("Alias </w:t>
-      </w:r>
-      <w:proofErr w:type="spellStart"/>
-      <w:r>
-        <w:rPr>
-          <w:lang w:val="es-ES"/>
-        </w:rPr>
-        <w:t>not</w:t>
-      </w:r>
-      <w:proofErr w:type="spellEnd"/>
-      <w:r>
-        <w:rPr>
-          <w:lang w:val="es-ES"/>
-        </w:rPr>
         <w:t xml:space="preserve"> </w:t>
-      </w:r>
-      <w:proofErr w:type="spellStart"/>
-      <w:r>
-        <w:rPr>
-          <w:lang w:val="es-ES"/>
-        </w:rPr>
-        <w:t>found</w:t>
-      </w:r>
-      <w:proofErr w:type="spellEnd"/>
-      <w:r>
-        <w:rPr>
-          <w:lang w:val="es-ES"/>
-        </w:rPr>
-        <w:t xml:space="preserve">: " + </w:t>
-      </w:r>
-      <w:proofErr w:type="spellStart"/>
-      <w:r>
-        <w:rPr>
-          <w:lang w:val="es-ES"/>
-        </w:rPr>
-        <w:t>name</w:t>
-      </w:r>
-      <w:proofErr w:type="spellEnd"/>
-      <w:r>
-        <w:rPr>
-          <w:lang w:val="es-ES"/>
-        </w:rPr>
-        <w:t>)).</w:t>
       </w:r>
     </w:p>
     <w:p>
@@ -17426,8 +18673,174 @@
       </w:pPr>
       <w:r>
         <w:rPr>
+          <w:lang w:val="es-ES"/>
+        </w:rPr>
+        <w:t>Crear una lista de mercenarios y buscar uno por nombre.</w:t>
+      </w:r>
+    </w:p>
+    <w:p>
+      <w:pPr>
+        <w:pStyle w:val="Sinespaciado"/>
+        <w:ind w:firstLine="720"/>
+      </w:pPr>
+      <w:r>
+        <w:rPr>
           <w:b/>
           <w:bCs/>
+          <w:i/>
+          <w:iCs/>
+        </w:rPr>
+        <w:t xml:space="preserve">Si </w:t>
+      </w:r>
+      <w:proofErr w:type="spellStart"/>
+      <w:r>
+        <w:rPr>
+          <w:b/>
+          <w:bCs/>
+          <w:i/>
+          <w:iCs/>
+        </w:rPr>
+        <w:t>existe</w:t>
+      </w:r>
+      <w:proofErr w:type="spellEnd"/>
+      <w:r>
+        <w:t xml:space="preserve"> -&gt; </w:t>
+      </w:r>
+      <w:r>
+        <w:t>Mercenary found: Deadpool</w:t>
+      </w:r>
+    </w:p>
+    <w:p>
+      <w:pPr>
+        <w:pStyle w:val="Sinespaciado"/>
+        <w:ind w:firstLine="720"/>
+        <w:rPr>
+          <w:lang w:val="es-ES"/>
+        </w:rPr>
+      </w:pPr>
+      <w:r>
+        <w:rPr>
+          <w:b/>
+          <w:bCs/>
+          <w:i/>
+          <w:iCs/>
+          <w:lang w:val="es-ES"/>
+        </w:rPr>
+        <w:t>Si no existe</w:t>
+      </w:r>
+      <w:r>
+        <w:rPr>
+          <w:lang w:val="es-ES"/>
+        </w:rPr>
+        <w:t xml:space="preserve"> -&gt; </w:t>
+      </w:r>
+      <w:r>
+        <w:rPr>
+          <w:lang w:val="es-ES"/>
+        </w:rPr>
+        <w:t xml:space="preserve">Alias </w:t>
+      </w:r>
+      <w:proofErr w:type="spellStart"/>
+      <w:r>
+        <w:rPr>
+          <w:lang w:val="es-ES"/>
+        </w:rPr>
+        <w:t>not</w:t>
+      </w:r>
+      <w:proofErr w:type="spellEnd"/>
+      <w:r>
+        <w:rPr>
+          <w:lang w:val="es-ES"/>
+        </w:rPr>
+        <w:t xml:space="preserve"> </w:t>
+      </w:r>
+      <w:proofErr w:type="spellStart"/>
+      <w:r>
+        <w:rPr>
+          <w:lang w:val="es-ES"/>
+        </w:rPr>
+        <w:t>found</w:t>
+      </w:r>
+      <w:proofErr w:type="spellEnd"/>
+      <w:r>
+        <w:rPr>
+          <w:lang w:val="es-ES"/>
+        </w:rPr>
+        <w:t xml:space="preserve">: </w:t>
+      </w:r>
+      <w:proofErr w:type="spellStart"/>
+      <w:r>
+        <w:rPr>
+          <w:lang w:val="es-ES"/>
+        </w:rPr>
+        <w:t>Wolverine</w:t>
+      </w:r>
+      <w:proofErr w:type="spellEnd"/>
+      <w:r>
+        <w:rPr>
+          <w:lang w:val="es-ES"/>
+        </w:rPr>
+        <w:t xml:space="preserve"> </w:t>
+      </w:r>
+    </w:p>
+    <w:p>
+      <w:pPr>
+        <w:pStyle w:val="Sinespaciado"/>
+        <w:ind w:firstLine="720"/>
+      </w:pPr>
+      <w:r>
+        <w:t xml:space="preserve">Debe </w:t>
+      </w:r>
+      <w:proofErr w:type="spellStart"/>
+      <w:r>
+        <w:t>lanzarse</w:t>
+      </w:r>
+      <w:proofErr w:type="spellEnd"/>
+      <w:r>
+        <w:t>:</w:t>
+      </w:r>
+      <w:r>
+        <w:t xml:space="preserve"> </w:t>
+      </w:r>
+      <w:r>
+        <w:rPr>
+          <w:b/>
+          <w:bCs/>
+          <w:i/>
+          <w:iCs/>
+        </w:rPr>
+        <w:t xml:space="preserve">throw new </w:t>
+      </w:r>
+      <w:proofErr w:type="spellStart"/>
+      <w:r>
+        <w:rPr>
+          <w:b/>
+          <w:bCs/>
+          <w:i/>
+          <w:iCs/>
+        </w:rPr>
+        <w:t>MercenaryNotFoundException</w:t>
+      </w:r>
+      <w:proofErr w:type="spellEnd"/>
+    </w:p>
+    <w:p>
+      <w:pPr>
+        <w:pStyle w:val="Sinespaciado"/>
+        <w:ind w:left="720"/>
+      </w:pPr>
+    </w:p>
+    <w:p>
+      <w:pPr>
+        <w:pStyle w:val="Sinespaciado"/>
+        <w:ind w:left="720"/>
+        <w:rPr>
+          <w:lang w:val="es-ES"/>
+        </w:rPr>
+      </w:pPr>
+      <w:r>
+        <w:rPr>
+          <w:b/>
+          <w:bCs/>
           <w:lang w:val="es-ES"/>
         </w:rPr>
         <w:t>Objetivo, parte 2 (</w:t>
@@ -17454,92 +18867,250 @@
         <w:rPr>
           <w:lang w:val="es-ES"/>
         </w:rPr>
-        <w:t xml:space="preserve"> Cada mercenario tiene una </w:t>
+        <w:t xml:space="preserve"> </w:t>
+      </w:r>
+    </w:p>
+    <w:p>
+      <w:pPr>
+        <w:pStyle w:val="Sinespaciado"/>
+        <w:ind w:left="720"/>
+        <w:rPr>
+          <w:lang w:val="es-ES"/>
+        </w:rPr>
+      </w:pPr>
+      <w:r>
+        <w:rPr>
+          <w:lang w:val="es-ES"/>
+        </w:rPr>
+        <w:t>Cada mercenario tendrá una lista de armas.</w:t>
+      </w:r>
+    </w:p>
+    <w:p>
+      <w:pPr>
+        <w:pStyle w:val="Sinespaciado"/>
+        <w:ind w:left="720"/>
+        <w:rPr>
+          <w:b/>
+          <w:bCs/>
+          <w:i/>
+          <w:iCs/>
+          <w:lang w:val="es-ES"/>
+        </w:rPr>
+      </w:pPr>
+      <w:r>
+        <w:rPr>
+          <w:lang w:val="es-ES"/>
+        </w:rPr>
+        <w:t>Debes transformar:</w:t>
+      </w:r>
+      <w:r>
+        <w:rPr>
+          <w:lang w:val="es-ES"/>
+        </w:rPr>
+        <w:t xml:space="preserve"> </w:t>
+      </w:r>
+      <w:r>
+        <w:rPr>
+          <w:b/>
+          <w:bCs/>
+          <w:i/>
+          <w:iCs/>
+          <w:lang w:val="es-ES"/>
+        </w:rPr>
+        <w:t>[ [</w:t>
       </w:r>
       <w:proofErr w:type="spellStart"/>
       <w:r>
         <w:rPr>
-          <w:lang w:val="es-ES"/>
-        </w:rPr>
-        <w:t>List</w:t>
+          <w:b/>
+          <w:bCs/>
+          <w:i/>
+          <w:iCs/>
+          <w:lang w:val="es-ES"/>
+        </w:rPr>
+        <w:t>Katana</w:t>
       </w:r>
       <w:proofErr w:type="spellEnd"/>
       <w:r>
         <w:rPr>
-          <w:lang w:val="es-ES"/>
-        </w:rPr>
-        <w:t>&lt;</w:t>
+          <w:b/>
+          <w:bCs/>
+          <w:i/>
+          <w:iCs/>
+          <w:lang w:val="es-ES"/>
+        </w:rPr>
+        <w:t xml:space="preserve">, </w:t>
       </w:r>
       <w:proofErr w:type="spellStart"/>
       <w:r>
         <w:rPr>
-          <w:lang w:val="es-ES"/>
-        </w:rPr>
-        <w:t>String</w:t>
+          <w:b/>
+          <w:bCs/>
+          <w:i/>
+          <w:iCs/>
+          <w:lang w:val="es-ES"/>
+        </w:rPr>
+        <w:t>Pistol</w:t>
       </w:r>
       <w:proofErr w:type="spellEnd"/>
       <w:r>
         <w:rPr>
-          <w:lang w:val="es-ES"/>
-        </w:rPr>
-        <w:t xml:space="preserve">&gt; </w:t>
+          <w:b/>
+          <w:bCs/>
+          <w:i/>
+          <w:iCs/>
+          <w:lang w:val="es-ES"/>
+        </w:rPr>
+        <w:t xml:space="preserve">], [Rifle, </w:t>
       </w:r>
       <w:proofErr w:type="spellStart"/>
       <w:r>
         <w:rPr>
-          <w:lang w:val="es-ES"/>
-        </w:rPr>
-        <w:t>weapons</w:t>
+          <w:b/>
+          <w:bCs/>
+          <w:i/>
+          <w:iCs/>
+          <w:lang w:val="es-ES"/>
+        </w:rPr>
+        <w:t>Knife</w:t>
       </w:r>
       <w:proofErr w:type="spellEnd"/>
-      <w:r>
-        <w:rPr>
-          <w:lang w:val="es-ES"/>
-        </w:rPr>
-        <w:t xml:space="preserve">. Usa </w:t>
+      <w:proofErr w:type="gramStart"/>
+      <w:r>
+        <w:rPr>
+          <w:b/>
+          <w:bCs/>
+          <w:i/>
+          <w:iCs/>
+          <w:lang w:val="es-ES"/>
+        </w:rPr>
+        <w:t>]</w:t>
+      </w:r>
+      <w:r>
+        <w:rPr>
+          <w:lang w:val="es-ES"/>
+        </w:rPr>
+        <w:t xml:space="preserve"> ]</w:t>
+      </w:r>
+      <w:proofErr w:type="gramEnd"/>
+      <w:r>
+        <w:rPr>
+          <w:lang w:val="es-ES"/>
+        </w:rPr>
+        <w:t xml:space="preserve"> </w:t>
+      </w:r>
+      <w:r>
+        <w:rPr>
+          <w:lang w:val="es-ES"/>
+        </w:rPr>
+        <w:t>en:</w:t>
+      </w:r>
+      <w:r>
+        <w:rPr>
+          <w:lang w:val="es-ES"/>
+        </w:rPr>
+        <w:t xml:space="preserve"> </w:t>
+      </w:r>
+      <w:r>
+        <w:rPr>
+          <w:b/>
+          <w:bCs/>
+          <w:i/>
+          <w:iCs/>
+          <w:lang w:val="es-ES"/>
+        </w:rPr>
+        <w:t>[</w:t>
       </w:r>
       <w:proofErr w:type="spellStart"/>
-      <w:proofErr w:type="gramStart"/>
-      <w:r>
-        <w:rPr>
-          <w:lang w:val="es-ES"/>
-        </w:rPr>
-        <w:t>flatMap</w:t>
+      <w:r>
+        <w:rPr>
+          <w:b/>
+          <w:bCs/>
+          <w:i/>
+          <w:iCs/>
+          <w:lang w:val="es-ES"/>
+        </w:rPr>
+        <w:t>Katana</w:t>
       </w:r>
       <w:proofErr w:type="spellEnd"/>
       <w:r>
         <w:rPr>
-          <w:lang w:val="es-ES"/>
-        </w:rPr>
-        <w:t>(</w:t>
-      </w:r>
-      <w:proofErr w:type="gramEnd"/>
-      <w:r>
-        <w:rPr>
-          <w:lang w:val="es-ES"/>
-        </w:rPr>
-        <w:t xml:space="preserve">) para obtener </w:t>
-      </w:r>
-      <w:r>
-        <w:rPr>
           <w:b/>
           <w:bCs/>
-          <w:lang w:val="es-ES"/>
-        </w:rPr>
-        <w:t>una sola lista plana</w:t>
-      </w:r>
-      <w:r>
-        <w:rPr>
-          <w:lang w:val="es-ES"/>
-        </w:rPr>
-        <w:t xml:space="preserve"> con todas las armas de todos los mercenarios juntas, sin duplicar el código con un doble bucle.</w:t>
+          <w:i/>
+          <w:iCs/>
+          <w:lang w:val="es-ES"/>
+        </w:rPr>
+        <w:t xml:space="preserve">, Pistol, Rifle, </w:t>
+      </w:r>
+      <w:proofErr w:type="spellStart"/>
+      <w:r>
+        <w:rPr>
+          <w:b/>
+          <w:bCs/>
+          <w:i/>
+          <w:iCs/>
+          <w:lang w:val="es-ES"/>
+        </w:rPr>
+        <w:t>Knife</w:t>
+      </w:r>
+      <w:proofErr w:type="spellEnd"/>
+      <w:r>
+        <w:rPr>
+          <w:b/>
+          <w:bCs/>
+          <w:i/>
+          <w:iCs/>
+          <w:lang w:val="es-ES"/>
+        </w:rPr>
+        <w:t>]</w:t>
       </w:r>
     </w:p>
     <w:p>
       <w:pPr>
         <w:pStyle w:val="Sinespaciado"/>
-        <w:rPr>
-          <w:lang w:val="es-ES"/>
+        <w:ind w:left="720"/>
+        <w:rPr>
+          <w:lang w:val="es-ES"/>
+        </w:rPr>
+      </w:pPr>
+      <w:r>
+        <w:rPr>
+          <w:b/>
+          <w:bCs/>
+          <w:i/>
+          <w:iCs/>
+          <w:lang w:val="es-ES"/>
+        </w:rPr>
+        <w:t xml:space="preserve">No esta permitido usar </w:t>
+      </w:r>
+      <w:proofErr w:type="spellStart"/>
+      <w:r>
+        <w:rPr>
+          <w:b/>
+          <w:bCs/>
+          <w:i/>
+          <w:iCs/>
+          <w:lang w:val="es-ES"/>
+        </w:rPr>
+        <w:t>for</w:t>
+      </w:r>
+      <w:proofErr w:type="spellEnd"/>
+      <w:r>
+        <w:rPr>
+          <w:b/>
+          <w:bCs/>
+          <w:i/>
+          <w:iCs/>
+          <w:lang w:val="es-ES"/>
+        </w:rPr>
+        <w:t xml:space="preserve"> para esto.</w:t>
+      </w:r>
+    </w:p>
+    <w:p>
+      <w:pPr>
+        <w:rPr>
+          <w:sz w:val="20"/>
         </w:rPr>
       </w:pPr>
     </w:p>
@@ -17586,16 +19157,16 @@
         <mc:AlternateContent>
           <mc:Choice Requires="wps">
             <w:drawing>
-              <wp:anchor distT="0" distB="0" distL="114300" distR="114300" simplePos="0" relativeHeight="251663872" behindDoc="0" locked="0" layoutInCell="1" allowOverlap="1" wp14:anchorId="093E9505" wp14:editId="6891E0A3">
+              <wp:anchor distT="0" distB="0" distL="114300" distR="114300" simplePos="0" relativeHeight="251663872" behindDoc="0" locked="0" layoutInCell="1" allowOverlap="1" wp14:anchorId="093E9505" wp14:editId="517EB6E7">
                 <wp:simplePos x="0" y="0"/>
                 <wp:positionH relativeFrom="margin">
-                  <wp:posOffset>396240</wp:posOffset>
+                  <wp:posOffset>392502</wp:posOffset>
                 </wp:positionH>
                 <wp:positionV relativeFrom="paragraph">
-                  <wp:posOffset>76835</wp:posOffset>
+                  <wp:posOffset>74175</wp:posOffset>
                 </wp:positionV>
-                <wp:extent cx="5732891" cy="861060"/>
-                <wp:effectExtent l="0" t="0" r="20320" b="15240"/>
+                <wp:extent cx="5732891" cy="2286000"/>
+                <wp:effectExtent l="0" t="0" r="20320" b="19050"/>
                 <wp:wrapNone/>
                 <wp:docPr id="558013609" name="Rectángulo 2"/>
                 <wp:cNvGraphicFramePr/>
@@ -17606,7 +19177,7 @@
                       <wps:spPr>
                         <a:xfrm>
                           <a:off x="0" y="0"/>
-                          <a:ext cx="5732891" cy="861060"/>
+                          <a:ext cx="5732891" cy="2286000"/>
                         </a:xfrm>
                         <a:prstGeom prst="rect">
                           <a:avLst/>
@@ -17649,7 +19220,7 @@
                               <w:rPr>
                                 <w:rFonts w:ascii="Cascadia Mono SemiBold" w:hAnsi="Cascadia Mono SemiBold" w:cs="Cascadia Mono SemiBold"/>
                               </w:rPr>
-                              <w:t>Exception in thread "main" MercenaryNotFoundException: Alias not found: Cable</w:t>
+                              <w:t>Mercenary found: Deadpool</w:t>
                             </w:r>
                           </w:p>
                           <w:p>
@@ -17663,8 +19234,193 @@
                               <w:rPr>
                                 <w:rFonts w:ascii="Cascadia Mono SemiBold" w:hAnsi="Cascadia Mono SemiBold" w:cs="Cascadia Mono SemiBold"/>
                               </w:rPr>
-                              <w:t>All weapons in the squad: [Katana, Uzi, Grenade, Bo Staff, Sniper Rifle]</w:t>
+                              <w:t>Exception</w:t>
                             </w:r>
+                            <w:r>
+                              <w:rPr>
+                                <w:rFonts w:ascii="Cascadia Mono SemiBold" w:hAnsi="Cascadia Mono SemiBold" w:cs="Cascadia Mono SemiBold"/>
+                              </w:rPr>
+                              <w:t>:</w:t>
+                            </w:r>
+                          </w:p>
+                          <w:p>
+                            <w:pPr>
+                              <w:pStyle w:val="Sinespaciado"/>
+                              <w:rPr>
+                                <w:rFonts w:ascii="Cascadia Mono SemiBold" w:hAnsi="Cascadia Mono SemiBold" w:cs="Cascadia Mono SemiBold"/>
+                              </w:rPr>
+                            </w:pPr>
+                            <w:r>
+                              <w:rPr>
+                                <w:rFonts w:ascii="Cascadia Mono SemiBold" w:hAnsi="Cascadia Mono SemiBold" w:cs="Cascadia Mono SemiBold"/>
+                              </w:rPr>
+                              <w:t>Alias not found: Wolverine</w:t>
+                            </w:r>
+                          </w:p>
+                          <w:p>
+                            <w:pPr>
+                              <w:pStyle w:val="Sinespaciado"/>
+                              <w:rPr>
+                                <w:rFonts w:ascii="Cascadia Mono SemiBold" w:hAnsi="Cascadia Mono SemiBold" w:cs="Cascadia Mono SemiBold"/>
+                              </w:rPr>
+                            </w:pPr>
+                          </w:p>
+                          <w:p>
+                            <w:pPr>
+                              <w:pStyle w:val="Sinespaciado"/>
+                              <w:rPr>
+                                <w:rFonts w:ascii="Cascadia Mono SemiBold" w:hAnsi="Cascadia Mono SemiBold" w:cs="Cascadia Mono SemiBold"/>
+                              </w:rPr>
+                            </w:pPr>
+                            <w:r>
+                              <w:rPr>
+                                <w:rFonts w:ascii="Cascadia Mono SemiBold" w:hAnsi="Cascadia Mono SemiBold" w:cs="Cascadia Mono SemiBold"/>
+                              </w:rPr>
+                              <w:t>Weapons available:</w:t>
+                            </w:r>
+                          </w:p>
+                          <w:p>
+                            <w:pPr>
+                              <w:pStyle w:val="Sinespaciado"/>
+                              <w:rPr>
+                                <w:rFonts w:ascii="Cascadia Mono SemiBold" w:hAnsi="Cascadia Mono SemiBold" w:cs="Cascadia Mono SemiBold"/>
+                              </w:rPr>
+                            </w:pPr>
+                            <w:r>
+                              <w:rPr>
+                                <w:rFonts w:ascii="Cascadia Mono SemiBold" w:hAnsi="Cascadia Mono SemiBold" w:cs="Cascadia Mono SemiBold"/>
+                              </w:rPr>
+                              <w:t>Katana</w:t>
+                            </w:r>
+                          </w:p>
+                          <w:p>
+                            <w:pPr>
+                              <w:pStyle w:val="Sinespaciado"/>
+                              <w:rPr>
+                                <w:rFonts w:ascii="Cascadia Mono SemiBold" w:hAnsi="Cascadia Mono SemiBold" w:cs="Cascadia Mono SemiBold"/>
+                              </w:rPr>
+                            </w:pPr>
+                            <w:r>
+                              <w:rPr>
+                                <w:rFonts w:ascii="Cascadia Mono SemiBold" w:hAnsi="Cascadia Mono SemiBold" w:cs="Cascadia Mono SemiBold"/>
+                              </w:rPr>
+                              <w:t>Pistol</w:t>
+                            </w:r>
+                          </w:p>
+                          <w:p>
+                            <w:pPr>
+                              <w:pStyle w:val="Sinespaciado"/>
+                              <w:rPr>
+                                <w:rFonts w:ascii="Cascadia Mono SemiBold" w:hAnsi="Cascadia Mono SemiBold" w:cs="Cascadia Mono SemiBold"/>
+                              </w:rPr>
+                            </w:pPr>
+                            <w:r>
+                              <w:rPr>
+                                <w:rFonts w:ascii="Cascadia Mono SemiBold" w:hAnsi="Cascadia Mono SemiBold" w:cs="Cascadia Mono SemiBold"/>
+                              </w:rPr>
+                              <w:t>Rifle</w:t>
+                            </w:r>
+                          </w:p>
+                          <w:p>
+                            <w:pPr>
+                              <w:pStyle w:val="Sinespaciado"/>
+                              <w:rPr>
+                                <w:rFonts w:ascii="Cascadia Mono SemiBold" w:hAnsi="Cascadia Mono SemiBold" w:cs="Cascadia Mono SemiBold"/>
+                              </w:rPr>
+                            </w:pPr>
+                            <w:r>
+                              <w:rPr>
+                                <w:rFonts w:ascii="Cascadia Mono SemiBold" w:hAnsi="Cascadia Mono SemiBold" w:cs="Cascadia Mono SemiBold"/>
+                              </w:rPr>
+                              <w:t>Knife</w:t>
+                            </w:r>
+                          </w:p>
+                          <w:p>
+                            <w:pPr>
+                              <w:pStyle w:val="Sinespaciado"/>
+                              <w:rPr>
+                                <w:rFonts w:ascii="Cascadia Mono SemiBold" w:hAnsi="Cascadia Mono SemiBold" w:cs="Cascadia Mono SemiBold"/>
+                              </w:rPr>
+                            </w:pPr>
+                            <w:r>
+                              <w:rPr>
+                                <w:rFonts w:ascii="Cascadia Mono SemiBold" w:hAnsi="Cascadia Mono SemiBold" w:cs="Cascadia Mono SemiBold"/>
+                              </w:rPr>
+                              <w:t>Sniper</w:t>
+                            </w:r>
+                          </w:p>
+                          <w:p>
+                            <w:pPr>
+                              <w:pStyle w:val="Sinespaciado"/>
+                              <w:rPr>
+                                <w:rFonts w:ascii="Cascadia Mono SemiBold" w:hAnsi="Cascadia Mono SemiBold" w:cs="Cascadia Mono SemiBold"/>
+                              </w:rPr>
+                            </w:pPr>
+                          </w:p>
+                          <w:p>
+                            <w:pPr>
+                              <w:pStyle w:val="Sinespaciado"/>
+                              <w:rPr>
+                                <w:rFonts w:ascii="Cascadia Mono SemiBold" w:hAnsi="Cascadia Mono SemiBold" w:cs="Cascadia Mono SemiBold"/>
+                              </w:rPr>
+                            </w:pPr>
+                            <w:proofErr w:type="spellStart"/>
+                            <w:r>
+                              <w:rPr>
+                                <w:rFonts w:ascii="Cascadia Mono SemiBold" w:hAnsi="Cascadia Mono SemiBold" w:cs="Cascadia Mono SemiBold"/>
+                                <w:lang w:val="es-ES"/>
+                              </w:rPr>
+                              <w:t>Exception</w:t>
+                            </w:r>
+                            <w:proofErr w:type="spellEnd"/>
+                            <w:r>
+                              <w:rPr>
+                                <w:rFonts w:ascii="Cascadia Mono SemiBold" w:hAnsi="Cascadia Mono SemiBold" w:cs="Cascadia Mono SemiBold"/>
+                                <w:lang w:val="es-ES"/>
+                              </w:rPr>
+                              <w:t xml:space="preserve">: Alias </w:t>
+                            </w:r>
+                            <w:proofErr w:type="spellStart"/>
+                            <w:r>
+                              <w:rPr>
+                                <w:rFonts w:ascii="Cascadia Mono SemiBold" w:hAnsi="Cascadia Mono SemiBold" w:cs="Cascadia Mono SemiBold"/>
+                                <w:lang w:val="es-ES"/>
+                              </w:rPr>
+                              <w:t>not</w:t>
+                            </w:r>
+                            <w:proofErr w:type="spellEnd"/>
+                            <w:r>
+                              <w:rPr>
+                                <w:rFonts w:ascii="Cascadia Mono SemiBold" w:hAnsi="Cascadia Mono SemiBold" w:cs="Cascadia Mono SemiBold"/>
+                                <w:lang w:val="es-ES"/>
+                              </w:rPr>
+                              <w:t xml:space="preserve"> </w:t>
+                            </w:r>
+                            <w:proofErr w:type="spellStart"/>
+                            <w:r>
+                              <w:rPr>
+                                <w:rFonts w:ascii="Cascadia Mono SemiBold" w:hAnsi="Cascadia Mono SemiBold" w:cs="Cascadia Mono SemiBold"/>
+                                <w:lang w:val="es-ES"/>
+                              </w:rPr>
+                              <w:t>found</w:t>
+                            </w:r>
+                            <w:proofErr w:type="spellEnd"/>
+                            <w:r>
+                              <w:rPr>
+                                <w:rFonts w:ascii="Cascadia Mono SemiBold" w:hAnsi="Cascadia Mono SemiBold" w:cs="Cascadia Mono SemiBold"/>
+                                <w:lang w:val="es-ES"/>
+                              </w:rPr>
+                              <w:t xml:space="preserve">: </w:t>
+                            </w:r>
+                            <w:proofErr w:type="spellStart"/>
+                            <w:r>
+                              <w:rPr>
+                                <w:rFonts w:ascii="Cascadia Mono SemiBold" w:hAnsi="Cascadia Mono SemiBold" w:cs="Cascadia Mono SemiBold"/>
+                                <w:lang w:val="es-ES"/>
+                              </w:rPr>
+                              <w:t>Wolverine</w:t>
+                            </w:r>
+                            <w:proofErr w:type="spellEnd"/>
                           </w:p>
                         </w:txbxContent>
                       </wps:txbx>
@@ -17688,7 +19444,7 @@
           </mc:Choice>
           <mc:Fallback>
             <w:pict>
-              <v:rect w14:anchorId="093E9505" id="_x0000_s1040" style="position:absolute;left:0;text-align:left;margin-left:31.2pt;margin-top:6.05pt;width:451.4pt;height:67.8pt;z-index:251663872;visibility:visible;mso-wrap-style:square;mso-width-percent:0;mso-height-percent:0;mso-wrap-distance-left:9pt;mso-wrap-distance-top:0;mso-wrap-distance-right:9pt;mso-wrap-distance-bottom:0;mso-position-horizontal:absolute;mso-position-horizontal-relative:margin;mso-position-vertical:absolute;mso-position-vertical-relative:text;mso-width-percent:0;mso-height-percent:0;mso-width-relative:margin;mso-height-relative:margin;v-text-anchor:middle" o:gfxdata="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" fillcolor="black [3213]" strokecolor="black [3213]" strokeweight="2pt">
+              <v:rect w14:anchorId="093E9505" id="_x0000_s1040" style="position:absolute;left:0;text-align:left;margin-left:30.9pt;margin-top:5.85pt;width:451.4pt;height:180pt;z-index:251663872;visibility:visible;mso-wrap-style:square;mso-width-percent:0;mso-height-percent:0;mso-wrap-distance-left:9pt;mso-wrap-distance-top:0;mso-wrap-distance-right:9pt;mso-wrap-distance-bottom:0;mso-position-horizontal:absolute;mso-position-horizontal-relative:margin;mso-position-vertical:absolute;mso-position-vertical-relative:text;mso-width-percent:0;mso-height-percent:0;mso-width-relative:margin;mso-height-relative:margin;v-text-anchor:middle" o:gfxdata="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" fillcolor="black [3213]" strokecolor="black [3213]" strokeweight="2pt">
                 <v:textbox>
                   <w:txbxContent>
                     <w:p>
@@ -17702,7 +19458,7 @@
                         <w:rPr>
                           <w:rFonts w:ascii="Cascadia Mono SemiBold" w:hAnsi="Cascadia Mono SemiBold" w:cs="Cascadia Mono SemiBold"/>
                         </w:rPr>
-                        <w:t>Exception in thread "main" MercenaryNotFoundException: Alias not found: Cable</w:t>
+                        <w:t>Mercenary found: Deadpool</w:t>
                       </w:r>
                     </w:p>
                     <w:p>
@@ -17716,8 +19472,193 @@
                         <w:rPr>
                           <w:rFonts w:ascii="Cascadia Mono SemiBold" w:hAnsi="Cascadia Mono SemiBold" w:cs="Cascadia Mono SemiBold"/>
                         </w:rPr>
-                        <w:t>All weapons in the squad: [Katana, Uzi, Grenade, Bo Staff, Sniper Rifle]</w:t>
+                        <w:t>Exception</w:t>
                       </w:r>
+                      <w:r>
+                        <w:rPr>
+                          <w:rFonts w:ascii="Cascadia Mono SemiBold" w:hAnsi="Cascadia Mono SemiBold" w:cs="Cascadia Mono SemiBold"/>
+                        </w:rPr>
+                        <w:t>:</w:t>
+                      </w:r>
+                    </w:p>
+                    <w:p>
+                      <w:pPr>
+                        <w:pStyle w:val="Sinespaciado"/>
+                        <w:rPr>
+                          <w:rFonts w:ascii="Cascadia Mono SemiBold" w:hAnsi="Cascadia Mono SemiBold" w:cs="Cascadia Mono SemiBold"/>
+                        </w:rPr>
+                      </w:pPr>
+                      <w:r>
+                        <w:rPr>
+                          <w:rFonts w:ascii="Cascadia Mono SemiBold" w:hAnsi="Cascadia Mono SemiBold" w:cs="Cascadia Mono SemiBold"/>
+                        </w:rPr>
+                        <w:t>Alias not found: Wolverine</w:t>
+                      </w:r>
+                    </w:p>
+                    <w:p>
+                      <w:pPr>
+                        <w:pStyle w:val="Sinespaciado"/>
+                        <w:rPr>
+                          <w:rFonts w:ascii="Cascadia Mono SemiBold" w:hAnsi="Cascadia Mono SemiBold" w:cs="Cascadia Mono SemiBold"/>
+                        </w:rPr>
+                      </w:pPr>
+                    </w:p>
+                    <w:p>
+                      <w:pPr>
+                        <w:pStyle w:val="Sinespaciado"/>
+                        <w:rPr>
+                          <w:rFonts w:ascii="Cascadia Mono SemiBold" w:hAnsi="Cascadia Mono SemiBold" w:cs="Cascadia Mono SemiBold"/>
+                        </w:rPr>
+                      </w:pPr>
+                      <w:r>
+                        <w:rPr>
+                          <w:rFonts w:ascii="Cascadia Mono SemiBold" w:hAnsi="Cascadia Mono SemiBold" w:cs="Cascadia Mono SemiBold"/>
+                        </w:rPr>
+                        <w:t>Weapons available:</w:t>
+                      </w:r>
+                    </w:p>
+                    <w:p>
+                      <w:pPr>
+                        <w:pStyle w:val="Sinespaciado"/>
+                        <w:rPr>
+                          <w:rFonts w:ascii="Cascadia Mono SemiBold" w:hAnsi="Cascadia Mono SemiBold" w:cs="Cascadia Mono SemiBold"/>
+                        </w:rPr>
+                      </w:pPr>
+                      <w:r>
+                        <w:rPr>
+                          <w:rFonts w:ascii="Cascadia Mono SemiBold" w:hAnsi="Cascadia Mono SemiBold" w:cs="Cascadia Mono SemiBold"/>
+                        </w:rPr>
+                        <w:t>Katana</w:t>
+                      </w:r>
+                    </w:p>
+                    <w:p>
+                      <w:pPr>
+                        <w:pStyle w:val="Sinespaciado"/>
+                        <w:rPr>
+                          <w:rFonts w:ascii="Cascadia Mono SemiBold" w:hAnsi="Cascadia Mono SemiBold" w:cs="Cascadia Mono SemiBold"/>
+                        </w:rPr>
+                      </w:pPr>
+                      <w:r>
+                        <w:rPr>
+                          <w:rFonts w:ascii="Cascadia Mono SemiBold" w:hAnsi="Cascadia Mono SemiBold" w:cs="Cascadia Mono SemiBold"/>
+                        </w:rPr>
+                        <w:t>Pistol</w:t>
+                      </w:r>
+                    </w:p>
+                    <w:p>
+                      <w:pPr>
+                        <w:pStyle w:val="Sinespaciado"/>
+                        <w:rPr>
+                          <w:rFonts w:ascii="Cascadia Mono SemiBold" w:hAnsi="Cascadia Mono SemiBold" w:cs="Cascadia Mono SemiBold"/>
+                        </w:rPr>
+                      </w:pPr>
+                      <w:r>
+                        <w:rPr>
+                          <w:rFonts w:ascii="Cascadia Mono SemiBold" w:hAnsi="Cascadia Mono SemiBold" w:cs="Cascadia Mono SemiBold"/>
+                        </w:rPr>
+                        <w:t>Rifle</w:t>
+                      </w:r>
+                    </w:p>
+                    <w:p>
+                      <w:pPr>
+                        <w:pStyle w:val="Sinespaciado"/>
+                        <w:rPr>
+                          <w:rFonts w:ascii="Cascadia Mono SemiBold" w:hAnsi="Cascadia Mono SemiBold" w:cs="Cascadia Mono SemiBold"/>
+                        </w:rPr>
+                      </w:pPr>
+                      <w:r>
+                        <w:rPr>
+                          <w:rFonts w:ascii="Cascadia Mono SemiBold" w:hAnsi="Cascadia Mono SemiBold" w:cs="Cascadia Mono SemiBold"/>
+                        </w:rPr>
+                        <w:t>Knife</w:t>
+                      </w:r>
+                    </w:p>
+                    <w:p>
+                      <w:pPr>
+                        <w:pStyle w:val="Sinespaciado"/>
+                        <w:rPr>
+                          <w:rFonts w:ascii="Cascadia Mono SemiBold" w:hAnsi="Cascadia Mono SemiBold" w:cs="Cascadia Mono SemiBold"/>
+                        </w:rPr>
+                      </w:pPr>
+                      <w:r>
+                        <w:rPr>
+                          <w:rFonts w:ascii="Cascadia Mono SemiBold" w:hAnsi="Cascadia Mono SemiBold" w:cs="Cascadia Mono SemiBold"/>
+                        </w:rPr>
+                        <w:t>Sniper</w:t>
+                      </w:r>
+                    </w:p>
+                    <w:p>
+                      <w:pPr>
+                        <w:pStyle w:val="Sinespaciado"/>
+                        <w:rPr>
+                          <w:rFonts w:ascii="Cascadia Mono SemiBold" w:hAnsi="Cascadia Mono SemiBold" w:cs="Cascadia Mono SemiBold"/>
+                        </w:rPr>
+                      </w:pPr>
+                    </w:p>
+                    <w:p>
+                      <w:pPr>
+                        <w:pStyle w:val="Sinespaciado"/>
+                        <w:rPr>
+                          <w:rFonts w:ascii="Cascadia Mono SemiBold" w:hAnsi="Cascadia Mono SemiBold" w:cs="Cascadia Mono SemiBold"/>
+                        </w:rPr>
+                      </w:pPr>
+                      <w:proofErr w:type="spellStart"/>
+                      <w:r>
+                        <w:rPr>
+                          <w:rFonts w:ascii="Cascadia Mono SemiBold" w:hAnsi="Cascadia Mono SemiBold" w:cs="Cascadia Mono SemiBold"/>
+                          <w:lang w:val="es-ES"/>
+                        </w:rPr>
+                        <w:t>Exception</w:t>
+                      </w:r>
+                      <w:proofErr w:type="spellEnd"/>
+                      <w:r>
+                        <w:rPr>
+                          <w:rFonts w:ascii="Cascadia Mono SemiBold" w:hAnsi="Cascadia Mono SemiBold" w:cs="Cascadia Mono SemiBold"/>
+                          <w:lang w:val="es-ES"/>
+                        </w:rPr>
+                        <w:t xml:space="preserve">: Alias </w:t>
+                      </w:r>
+                      <w:proofErr w:type="spellStart"/>
+                      <w:r>
+                        <w:rPr>
+                          <w:rFonts w:ascii="Cascadia Mono SemiBold" w:hAnsi="Cascadia Mono SemiBold" w:cs="Cascadia Mono SemiBold"/>
+                          <w:lang w:val="es-ES"/>
+                        </w:rPr>
+                        <w:t>not</w:t>
+                      </w:r>
+                      <w:proofErr w:type="spellEnd"/>
+                      <w:r>
+                        <w:rPr>
+                          <w:rFonts w:ascii="Cascadia Mono SemiBold" w:hAnsi="Cascadia Mono SemiBold" w:cs="Cascadia Mono SemiBold"/>
+                          <w:lang w:val="es-ES"/>
+                        </w:rPr>
+                        <w:t xml:space="preserve"> </w:t>
+                      </w:r>
+                      <w:proofErr w:type="spellStart"/>
+                      <w:r>
+                        <w:rPr>
+                          <w:rFonts w:ascii="Cascadia Mono SemiBold" w:hAnsi="Cascadia Mono SemiBold" w:cs="Cascadia Mono SemiBold"/>
+                          <w:lang w:val="es-ES"/>
+                        </w:rPr>
+                        <w:t>found</w:t>
+                      </w:r>
+                      <w:proofErr w:type="spellEnd"/>
+                      <w:r>
+                        <w:rPr>
+                          <w:rFonts w:ascii="Cascadia Mono SemiBold" w:hAnsi="Cascadia Mono SemiBold" w:cs="Cascadia Mono SemiBold"/>
+                          <w:lang w:val="es-ES"/>
+                        </w:rPr>
+                        <w:t xml:space="preserve">: </w:t>
+                      </w:r>
+                      <w:proofErr w:type="spellStart"/>
+                      <w:r>
+                        <w:rPr>
+                          <w:rFonts w:ascii="Cascadia Mono SemiBold" w:hAnsi="Cascadia Mono SemiBold" w:cs="Cascadia Mono SemiBold"/>
+                          <w:lang w:val="es-ES"/>
+                        </w:rPr>
+                        <w:t>Wolverine</w:t>
+                      </w:r>
+                      <w:proofErr w:type="spellEnd"/>
                     </w:p>
                   </w:txbxContent>
                 </v:textbox>
@@ -18915,7 +20856,7 @@
         </mc:Choice>
         <mc:Fallback>
           <w:pict>
-            <v:shape w14:anchorId="3233212E" id="Graphic 4" o:spid="_x0000_s1026" style="position:absolute;margin-left:86.45pt;margin-top:719.75pt;width:476.5pt;height:25.2pt;z-index:-251660288;visibility:visible;mso-wrap-style:square;mso-wrap-distance-left:0;mso-wrap-distance-top:0;mso-wrap-distance-right:0;mso-wrap-distance-bottom:0;mso-position-horizontal:absolute;mso-position-horizontal-relative:page;mso-position-vertical:absolute;mso-position-vertical-relative:page;v-text-anchor:top" coordsize="6051550,320040" o:gfxdata="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" path="m6051397,l5594197,,,12,,18605r5594197,l5594197,320040r457200,l6051397,xe" fillcolor="black" stroked="f">
+            <v:shape w14:anchorId="297DA176" id="Graphic 4" o:spid="_x0000_s1026" style="position:absolute;margin-left:86.45pt;margin-top:719.75pt;width:476.5pt;height:25.2pt;z-index:-251660288;visibility:visible;mso-wrap-style:square;mso-wrap-distance-left:0;mso-wrap-distance-top:0;mso-wrap-distance-right:0;mso-wrap-distance-bottom:0;mso-position-horizontal:absolute;mso-position-horizontal-relative:page;mso-position-vertical:absolute;mso-position-vertical-relative:page;v-text-anchor:top" coordsize="6051550,320040" o:gfxdata="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" path="m6051397,l5594197,,,12,,18605r5594197,l5594197,320040r457200,l6051397,xe" fillcolor="black" stroked="f">
               <v:path arrowok="t"/>
               <w10:wrap anchorx="page" anchory="page"/>
             </v:shape>
@@ -19314,6 +21255,119 @@
     </w:lvl>
   </w:abstractNum>
   <w:abstractNum w:abstractNumId="2" w15:restartNumberingAfterBreak="0">
+    <w:nsid w:val="0DE071EC"/>
+    <w:multiLevelType w:val="multilevel"/>
+    <w:tmpl w:val="75B2C4EA"/>
+    <w:lvl w:ilvl="0">
+      <w:start w:val="1"/>
+      <w:numFmt w:val="decimal"/>
+      <w:lvlText w:val="%1."/>
+      <w:lvlJc w:val="left"/>
+      <w:pPr>
+        <w:tabs>
+          <w:tab w:val="num" w:pos="1440"/>
+        </w:tabs>
+        <w:ind w:left="1440" w:hanging="360"/>
+      </w:pPr>
+    </w:lvl>
+    <w:lvl w:ilvl="1" w:tentative="1">
+      <w:start w:val="1"/>
+      <w:numFmt w:val="decimal"/>
+      <w:lvlText w:val="%2."/>
+      <w:lvlJc w:val="left"/>
+      <w:pPr>
+        <w:tabs>
+          <w:tab w:val="num" w:pos="2160"/>
+        </w:tabs>
+        <w:ind w:left="2160" w:hanging="360"/>
+      </w:pPr>
+    </w:lvl>
+    <w:lvl w:ilvl="2" w:tentative="1">
+      <w:start w:val="1"/>
+      <w:numFmt w:val="decimal"/>
+      <w:lvlText w:val="%3."/>
+      <w:lvlJc w:val="left"/>
+      <w:pPr>
+        <w:tabs>
+          <w:tab w:val="num" w:pos="2880"/>
+        </w:tabs>
+        <w:ind w:left="2880" w:hanging="360"/>
+      </w:pPr>
+    </w:lvl>
+    <w:lvl w:ilvl="3" w:tentative="1">
+      <w:start w:val="1"/>
+      <w:numFmt w:val="decimal"/>
+      <w:lvlText w:val="%4."/>
+      <w:lvlJc w:val="left"/>
+      <w:pPr>
+        <w:tabs>
+          <w:tab w:val="num" w:pos="3600"/>
+        </w:tabs>
+        <w:ind w:left="3600" w:hanging="360"/>
+      </w:pPr>
+    </w:lvl>
+    <w:lvl w:ilvl="4" w:tentative="1">
+      <w:start w:val="1"/>
+      <w:numFmt w:val="decimal"/>
+      <w:lvlText w:val="%5."/>
+      <w:lvlJc w:val="left"/>
+      <w:pPr>
+        <w:tabs>
+          <w:tab w:val="num" w:pos="4320"/>
+        </w:tabs>
+        <w:ind w:left="4320" w:hanging="360"/>
+      </w:pPr>
+    </w:lvl>
+    <w:lvl w:ilvl="5" w:tentative="1">
+      <w:start w:val="1"/>
+      <w:numFmt w:val="decimal"/>
+      <w:lvlText w:val="%6."/>
+      <w:lvlJc w:val="left"/>
+      <w:pPr>
+        <w:tabs>
+          <w:tab w:val="num" w:pos="5040"/>
+        </w:tabs>
+        <w:ind w:left="5040" w:hanging="360"/>
+      </w:pPr>
+    </w:lvl>
+    <w:lvl w:ilvl="6" w:tentative="1">
+      <w:start w:val="1"/>
+      <w:numFmt w:val="decimal"/>
+      <w:lvlText w:val="%7."/>
+      <w:lvlJc w:val="left"/>
+      <w:pPr>
+        <w:tabs>
+          <w:tab w:val="num" w:pos="5760"/>
+        </w:tabs>
+        <w:ind w:left="5760" w:hanging="360"/>
+      </w:pPr>
+    </w:lvl>
+    <w:lvl w:ilvl="7" w:tentative="1">
+      <w:start w:val="1"/>
+      <w:numFmt w:val="decimal"/>
+      <w:lvlText w:val="%8."/>
+      <w:lvlJc w:val="left"/>
+      <w:pPr>
+        <w:tabs>
+          <w:tab w:val="num" w:pos="6480"/>
+        </w:tabs>
+        <w:ind w:left="6480" w:hanging="360"/>
+      </w:pPr>
+    </w:lvl>
+    <w:lvl w:ilvl="8" w:tentative="1">
+      <w:start w:val="1"/>
+      <w:numFmt w:val="decimal"/>
+      <w:lvlText w:val="%9."/>
+      <w:lvlJc w:val="left"/>
+      <w:pPr>
+        <w:tabs>
+          <w:tab w:val="num" w:pos="7200"/>
+        </w:tabs>
+        <w:ind w:left="7200" w:hanging="360"/>
+      </w:pPr>
+    </w:lvl>
+  </w:abstractNum>
+  <w:abstractNum w:abstractNumId="3" w15:restartNumberingAfterBreak="0">
     <w:nsid w:val="0E784979"/>
     <w:multiLevelType w:val="multilevel"/>
     <w:tmpl w:val="C602DCD4"/>
@@ -19426,7 +21480,7 @@
       </w:pPr>
     </w:lvl>
   </w:abstractNum>
-  <w:abstractNum w:abstractNumId="3" w15:restartNumberingAfterBreak="0">
+  <w:abstractNum w:abstractNumId="4" w15:restartNumberingAfterBreak="0">
     <w:nsid w:val="10066748"/>
     <w:multiLevelType w:val="hybridMultilevel"/>
     <w:tmpl w:val="27D2F22E"/>
@@ -19547,7 +21601,7 @@
       </w:rPr>
     </w:lvl>
   </w:abstractNum>
-  <w:abstractNum w:abstractNumId="4" w15:restartNumberingAfterBreak="0">
+  <w:abstractNum w:abstractNumId="5" w15:restartNumberingAfterBreak="0">
     <w:nsid w:val="104B4F01"/>
     <w:multiLevelType w:val="hybridMultilevel"/>
     <w:tmpl w:val="37DEAB3C"/>
@@ -19660,7 +21714,7 @@
       </w:rPr>
     </w:lvl>
   </w:abstractNum>
-  <w:abstractNum w:abstractNumId="5" w15:restartNumberingAfterBreak="0">
+  <w:abstractNum w:abstractNumId="6" w15:restartNumberingAfterBreak="0">
     <w:nsid w:val="11325252"/>
     <w:multiLevelType w:val="hybridMultilevel"/>
     <w:tmpl w:val="C390F4C0"/>
@@ -19782,7 +21836,7 @@
       </w:rPr>
     </w:lvl>
   </w:abstractNum>
-  <w:abstractNum w:abstractNumId="6" w15:restartNumberingAfterBreak="0">
+  <w:abstractNum w:abstractNumId="7" w15:restartNumberingAfterBreak="0">
     <w:nsid w:val="118561AC"/>
     <w:multiLevelType w:val="multilevel"/>
     <w:tmpl w:val="4AAACB3C"/>
@@ -19931,7 +21985,7 @@
       </w:rPr>
     </w:lvl>
   </w:abstractNum>
-  <w:abstractNum w:abstractNumId="7" w15:restartNumberingAfterBreak="0">
+  <w:abstractNum w:abstractNumId="8" w15:restartNumberingAfterBreak="0">
     <w:nsid w:val="119F3919"/>
     <w:multiLevelType w:val="hybridMultilevel"/>
     <w:tmpl w:val="4C34D9CA"/>
@@ -20017,7 +22071,7 @@
       </w:pPr>
     </w:lvl>
   </w:abstractNum>
-  <w:abstractNum w:abstractNumId="8" w15:restartNumberingAfterBreak="0">
+  <w:abstractNum w:abstractNumId="9" w15:restartNumberingAfterBreak="0">
     <w:nsid w:val="120B6B31"/>
     <w:multiLevelType w:val="multilevel"/>
     <w:tmpl w:val="4AAACB3C"/>
@@ -20166,7 +22220,7 @@
       </w:rPr>
     </w:lvl>
   </w:abstractNum>
-  <w:abstractNum w:abstractNumId="9" w15:restartNumberingAfterBreak="0">
+  <w:abstractNum w:abstractNumId="10" w15:restartNumberingAfterBreak="0">
     <w:nsid w:val="1520204F"/>
     <w:multiLevelType w:val="hybridMultilevel"/>
     <w:tmpl w:val="35DE1196"/>
@@ -20290,7 +22344,120 @@
       </w:rPr>
     </w:lvl>
   </w:abstractNum>
-  <w:abstractNum w:abstractNumId="10" w15:restartNumberingAfterBreak="0">
+  <w:abstractNum w:abstractNumId="11" w15:restartNumberingAfterBreak="0">
+    <w:nsid w:val="16560BE0"/>
+    <w:multiLevelType w:val="hybridMultilevel"/>
+    <w:tmpl w:val="7E40FB62"/>
+    <w:lvl w:ilvl="0" w:tplc="04090005">
+      <w:start w:val="1"/>
+      <w:numFmt w:val="bullet"/>
+      <w:lvlText w:val=""/>
+      <w:lvlJc w:val="left"/>
+      <w:pPr>
+        <w:ind w:left="1702" w:hanging="360"/>
+      </w:pPr>
+      <w:rPr>
+        <w:rFonts w:ascii="Wingdings" w:hAnsi="Wingdings" w:hint="default"/>
+      </w:rPr>
+    </w:lvl>
+    <w:lvl w:ilvl="1" w:tplc="04090003" w:tentative="1">
+      <w:start w:val="1"/>
+      <w:numFmt w:val="bullet"/>
+      <w:lvlText w:val="o"/>
+      <w:lvlJc w:val="left"/>
+      <w:pPr>
+        <w:ind w:left="2422" w:hanging="360"/>
+      </w:pPr>
+      <w:rPr>
+        <w:rFonts w:ascii="Courier New" w:hAnsi="Courier New" w:cs="Courier New" w:hint="default"/>
+      </w:rPr>
+    </w:lvl>
+    <w:lvl w:ilvl="2" w:tplc="04090005" w:tentative="1">
+      <w:start w:val="1"/>
+      <w:numFmt w:val="bullet"/>
+      <w:lvlText w:val=""/>
+      <w:lvlJc w:val="left"/>
+      <w:pPr>
+        <w:ind w:left="3142" w:hanging="360"/>
+      </w:pPr>
+      <w:rPr>
+        <w:rFonts w:ascii="Wingdings" w:hAnsi="Wingdings" w:hint="default"/>
+      </w:rPr>
+    </w:lvl>
+    <w:lvl w:ilvl="3" w:tplc="04090001" w:tentative="1">
+      <w:start w:val="1"/>
+      <w:numFmt w:val="bullet"/>
+      <w:lvlText w:val=""/>
+      <w:lvlJc w:val="left"/>
+      <w:pPr>
+        <w:ind w:left="3862" w:hanging="360"/>
+      </w:pPr>
+      <w:rPr>
+        <w:rFonts w:ascii="Symbol" w:hAnsi="Symbol" w:hint="default"/>
+      </w:rPr>
+    </w:lvl>
+    <w:lvl w:ilvl="4" w:tplc="04090003" w:tentative="1">
+      <w:start w:val="1"/>
+      <w:numFmt w:val="bullet"/>
+      <w:lvlText w:val="o"/>
+      <w:lvlJc w:val="left"/>
+      <w:pPr>
+        <w:ind w:left="4582" w:hanging="360"/>
+      </w:pPr>
+      <w:rPr>
+        <w:rFonts w:ascii="Courier New" w:hAnsi="Courier New" w:cs="Courier New" w:hint="default"/>
+      </w:rPr>
+    </w:lvl>
+    <w:lvl w:ilvl="5" w:tplc="04090005" w:tentative="1">
+      <w:start w:val="1"/>
+      <w:numFmt w:val="bullet"/>
+      <w:lvlText w:val=""/>
+      <w:lvlJc w:val="left"/>
+      <w:pPr>
+        <w:ind w:left="5302" w:hanging="360"/>
+      </w:pPr>
+      <w:rPr>
+        <w:rFonts w:ascii="Wingdings" w:hAnsi="Wingdings" w:hint="default"/>
+      </w:rPr>
+    </w:lvl>
+    <w:lvl w:ilvl="6" w:tplc="04090001" w:tentative="1">
+      <w:start w:val="1"/>
+      <w:numFmt w:val="bullet"/>
+      <w:lvlText w:val=""/>
+      <w:lvlJc w:val="left"/>
+      <w:pPr>
+        <w:ind w:left="6022" w:hanging="360"/>
+      </w:pPr>
+      <w:rPr>
+        <w:rFonts w:ascii="Symbol" w:hAnsi="Symbol" w:hint="default"/>
+      </w:rPr>
+    </w:lvl>
+    <w:lvl w:ilvl="7" w:tplc="04090003" w:tentative="1">
+      <w:start w:val="1"/>
+      <w:numFmt w:val="bullet"/>
+      <w:lvlText w:val="o"/>
+      <w:lvlJc w:val="left"/>
+      <w:pPr>
+        <w:ind w:left="6742" w:hanging="360"/>
+      </w:pPr>
+      <w:rPr>
+        <w:rFonts w:ascii="Courier New" w:hAnsi="Courier New" w:cs="Courier New" w:hint="default"/>
+      </w:rPr>
+    </w:lvl>
+    <w:lvl w:ilvl="8" w:tplc="04090005" w:tentative="1">
+      <w:start w:val="1"/>
+      <w:numFmt w:val="bullet"/>
+      <w:lvlText w:val=""/>
+      <w:lvlJc w:val="left"/>
+      <w:pPr>
+        <w:ind w:left="7462" w:hanging="360"/>
+      </w:pPr>
+      <w:rPr>
+        <w:rFonts w:ascii="Wingdings" w:hAnsi="Wingdings" w:hint="default"/>
+      </w:rPr>
+    </w:lvl>
+  </w:abstractNum>
+  <w:abstractNum w:abstractNumId="12" w15:restartNumberingAfterBreak="0">
     <w:nsid w:val="16FA36DE"/>
     <w:multiLevelType w:val="hybridMultilevel"/>
     <w:tmpl w:val="630C3A36"/>
@@ -20376,7 +22543,7 @@
       </w:pPr>
     </w:lvl>
   </w:abstractNum>
-  <w:abstractNum w:abstractNumId="11" w15:restartNumberingAfterBreak="0">
+  <w:abstractNum w:abstractNumId="13" w15:restartNumberingAfterBreak="0">
     <w:nsid w:val="1A155CB2"/>
     <w:multiLevelType w:val="hybridMultilevel"/>
     <w:tmpl w:val="CD0CC9CE"/>
@@ -20462,7 +22629,120 @@
       </w:pPr>
     </w:lvl>
   </w:abstractNum>
-  <w:abstractNum w:abstractNumId="12" w15:restartNumberingAfterBreak="0">
+  <w:abstractNum w:abstractNumId="14" w15:restartNumberingAfterBreak="0">
+    <w:nsid w:val="21A26956"/>
+    <w:multiLevelType w:val="hybridMultilevel"/>
+    <w:tmpl w:val="8640A554"/>
+    <w:lvl w:ilvl="0" w:tplc="04090005">
+      <w:start w:val="1"/>
+      <w:numFmt w:val="bullet"/>
+      <w:lvlText w:val=""/>
+      <w:lvlJc w:val="left"/>
+      <w:pPr>
+        <w:ind w:left="1702" w:hanging="360"/>
+      </w:pPr>
+      <w:rPr>
+        <w:rFonts w:ascii="Wingdings" w:hAnsi="Wingdings" w:hint="default"/>
+      </w:rPr>
+    </w:lvl>
+    <w:lvl w:ilvl="1" w:tplc="04090003" w:tentative="1">
+      <w:start w:val="1"/>
+      <w:numFmt w:val="bullet"/>
+      <w:lvlText w:val="o"/>
+      <w:lvlJc w:val="left"/>
+      <w:pPr>
+        <w:ind w:left="2422" w:hanging="360"/>
+      </w:pPr>
+      <w:rPr>
+        <w:rFonts w:ascii="Courier New" w:hAnsi="Courier New" w:cs="Courier New" w:hint="default"/>
+      </w:rPr>
+    </w:lvl>
+    <w:lvl w:ilvl="2" w:tplc="04090005" w:tentative="1">
+      <w:start w:val="1"/>
+      <w:numFmt w:val="bullet"/>
+      <w:lvlText w:val=""/>
+      <w:lvlJc w:val="left"/>
+      <w:pPr>
+        <w:ind w:left="3142" w:hanging="360"/>
+      </w:pPr>
+      <w:rPr>
+        <w:rFonts w:ascii="Wingdings" w:hAnsi="Wingdings" w:hint="default"/>
+      </w:rPr>
+    </w:lvl>
+    <w:lvl w:ilvl="3" w:tplc="04090001" w:tentative="1">
+      <w:start w:val="1"/>
+      <w:numFmt w:val="bullet"/>
+      <w:lvlText w:val=""/>
+      <w:lvlJc w:val="left"/>
+      <w:pPr>
+        <w:ind w:left="3862" w:hanging="360"/>
+      </w:pPr>
+      <w:rPr>
+        <w:rFonts w:ascii="Symbol" w:hAnsi="Symbol" w:hint="default"/>
+      </w:rPr>
+    </w:lvl>
+    <w:lvl w:ilvl="4" w:tplc="04090003" w:tentative="1">
+      <w:start w:val="1"/>
+      <w:numFmt w:val="bullet"/>
+      <w:lvlText w:val="o"/>
+      <w:lvlJc w:val="left"/>
+      <w:pPr>
+        <w:ind w:left="4582" w:hanging="360"/>
+      </w:pPr>
+      <w:rPr>
+        <w:rFonts w:ascii="Courier New" w:hAnsi="Courier New" w:cs="Courier New" w:hint="default"/>
+      </w:rPr>
+    </w:lvl>
+    <w:lvl w:ilvl="5" w:tplc="04090005" w:tentative="1">
+      <w:start w:val="1"/>
+      <w:numFmt w:val="bullet"/>
+      <w:lvlText w:val=""/>
+      <w:lvlJc w:val="left"/>
+      <w:pPr>
+        <w:ind w:left="5302" w:hanging="360"/>
+      </w:pPr>
+      <w:rPr>
+        <w:rFonts w:ascii="Wingdings" w:hAnsi="Wingdings" w:hint="default"/>
+      </w:rPr>
+    </w:lvl>
+    <w:lvl w:ilvl="6" w:tplc="04090001" w:tentative="1">
+      <w:start w:val="1"/>
+      <w:numFmt w:val="bullet"/>
+      <w:lvlText w:val=""/>
+      <w:lvlJc w:val="left"/>
+      <w:pPr>
+        <w:ind w:left="6022" w:hanging="360"/>
+      </w:pPr>
+      <w:rPr>
+        <w:rFonts w:ascii="Symbol" w:hAnsi="Symbol" w:hint="default"/>
+      </w:rPr>
+    </w:lvl>
+    <w:lvl w:ilvl="7" w:tplc="04090003" w:tentative="1">
+      <w:start w:val="1"/>
+      <w:numFmt w:val="bullet"/>
+      <w:lvlText w:val="o"/>
+      <w:lvlJc w:val="left"/>
+      <w:pPr>
+        <w:ind w:left="6742" w:hanging="360"/>
+      </w:pPr>
+      <w:rPr>
+        <w:rFonts w:ascii="Courier New" w:hAnsi="Courier New" w:cs="Courier New" w:hint="default"/>
+      </w:rPr>
+    </w:lvl>
+    <w:lvl w:ilvl="8" w:tplc="04090005" w:tentative="1">
+      <w:start w:val="1"/>
+      <w:numFmt w:val="bullet"/>
+      <w:lvlText w:val=""/>
+      <w:lvlJc w:val="left"/>
+      <w:pPr>
+        <w:ind w:left="7462" w:hanging="360"/>
+      </w:pPr>
+      <w:rPr>
+        <w:rFonts w:ascii="Wingdings" w:hAnsi="Wingdings" w:hint="default"/>
+      </w:rPr>
+    </w:lvl>
+  </w:abstractNum>
+  <w:abstractNum w:abstractNumId="15" w15:restartNumberingAfterBreak="0">
     <w:nsid w:val="22D6319D"/>
     <w:multiLevelType w:val="multilevel"/>
     <w:tmpl w:val="1D6634A4"/>
@@ -20575,7 +22855,7 @@
       </w:pPr>
     </w:lvl>
   </w:abstractNum>
-  <w:abstractNum w:abstractNumId="13" w15:restartNumberingAfterBreak="0">
+  <w:abstractNum w:abstractNumId="16" w15:restartNumberingAfterBreak="0">
     <w:nsid w:val="262F0258"/>
     <w:multiLevelType w:val="hybridMultilevel"/>
     <w:tmpl w:val="60BA58F6"/>
@@ -20705,7 +22985,120 @@
       </w:rPr>
     </w:lvl>
   </w:abstractNum>
-  <w:abstractNum w:abstractNumId="14" w15:restartNumberingAfterBreak="0">
+  <w:abstractNum w:abstractNumId="17" w15:restartNumberingAfterBreak="0">
+    <w:nsid w:val="2B0C1D3B"/>
+    <w:multiLevelType w:val="hybridMultilevel"/>
+    <w:tmpl w:val="32F67690"/>
+    <w:lvl w:ilvl="0" w:tplc="FFFFFFFF">
+      <w:start w:val="1"/>
+      <w:numFmt w:val="bullet"/>
+      <w:lvlText w:val=""/>
+      <w:lvlJc w:val="left"/>
+      <w:pPr>
+        <w:ind w:left="720" w:hanging="360"/>
+      </w:pPr>
+      <w:rPr>
+        <w:rFonts w:ascii="Symbol" w:hAnsi="Symbol" w:hint="default"/>
+      </w:rPr>
+    </w:lvl>
+    <w:lvl w:ilvl="1" w:tplc="04090001">
+      <w:start w:val="1"/>
+      <w:numFmt w:val="bullet"/>
+      <w:lvlText w:val=""/>
+      <w:lvlJc w:val="left"/>
+      <w:pPr>
+        <w:ind w:left="1701" w:hanging="360"/>
+      </w:pPr>
+      <w:rPr>
+        <w:rFonts w:ascii="Symbol" w:hAnsi="Symbol" w:hint="default"/>
+      </w:rPr>
+    </w:lvl>
+    <w:lvl w:ilvl="2" w:tplc="FFFFFFFF">
+      <w:start w:val="1"/>
+      <w:numFmt w:val="bullet"/>
+      <w:lvlText w:val=""/>
+      <w:lvlJc w:val="left"/>
+      <w:pPr>
+        <w:ind w:left="2160" w:hanging="360"/>
+      </w:pPr>
+      <w:rPr>
+        <w:rFonts w:ascii="Wingdings" w:hAnsi="Wingdings" w:hint="default"/>
+      </w:rPr>
+    </w:lvl>
+    <w:lvl w:ilvl="3" w:tplc="FFFFFFFF" w:tentative="1">
+      <w:start w:val="1"/>
+      <w:numFmt w:val="bullet"/>
+      <w:lvlText w:val=""/>
+      <w:lvlJc w:val="left"/>
+      <w:pPr>
+        <w:ind w:left="2880" w:hanging="360"/>
+      </w:pPr>
+      <w:rPr>
+        <w:rFonts w:ascii="Symbol" w:hAnsi="Symbol" w:hint="default"/>
+      </w:rPr>
+    </w:lvl>
+    <w:lvl w:ilvl="4" w:tplc="FFFFFFFF" w:tentative="1">
+      <w:start w:val="1"/>
+      <w:numFmt w:val="bullet"/>
+      <w:lvlText w:val="o"/>
+      <w:lvlJc w:val="left"/>
+      <w:pPr>
+        <w:ind w:left="3600" w:hanging="360"/>
+      </w:pPr>
+      <w:rPr>
+        <w:rFonts w:ascii="Courier New" w:hAnsi="Courier New" w:cs="Courier New" w:hint="default"/>
+      </w:rPr>
+    </w:lvl>
+    <w:lvl w:ilvl="5" w:tplc="FFFFFFFF" w:tentative="1">
+      <w:start w:val="1"/>
+      <w:numFmt w:val="bullet"/>
+      <w:lvlText w:val=""/>
+      <w:lvlJc w:val="left"/>
+      <w:pPr>
+        <w:ind w:left="4320" w:hanging="360"/>
+      </w:pPr>
+      <w:rPr>
+        <w:rFonts w:ascii="Wingdings" w:hAnsi="Wingdings" w:hint="default"/>
+      </w:rPr>
+    </w:lvl>
+    <w:lvl w:ilvl="6" w:tplc="FFFFFFFF" w:tentative="1">
+      <w:start w:val="1"/>
+      <w:numFmt w:val="bullet"/>
+      <w:lvlText w:val=""/>
+      <w:lvlJc w:val="left"/>
+      <w:pPr>
+        <w:ind w:left="5040" w:hanging="360"/>
+      </w:pPr>
+      <w:rPr>
+        <w:rFonts w:ascii="Symbol" w:hAnsi="Symbol" w:hint="default"/>
+      </w:rPr>
+    </w:lvl>
+    <w:lvl w:ilvl="7" w:tplc="FFFFFFFF" w:tentative="1">
+      <w:start w:val="1"/>
+      <w:numFmt w:val="bullet"/>
+      <w:lvlText w:val="o"/>
+      <w:lvlJc w:val="left"/>
+      <w:pPr>
+        <w:ind w:left="5760" w:hanging="360"/>
+      </w:pPr>
+      <w:rPr>
+        <w:rFonts w:ascii="Courier New" w:hAnsi="Courier New" w:cs="Courier New" w:hint="default"/>
+      </w:rPr>
+    </w:lvl>
+    <w:lvl w:ilvl="8" w:tplc="FFFFFFFF" w:tentative="1">
+      <w:start w:val="1"/>
+      <w:numFmt w:val="bullet"/>
+      <w:lvlText w:val=""/>
+      <w:lvlJc w:val="left"/>
+      <w:pPr>
+        <w:ind w:left="6480" w:hanging="360"/>
+      </w:pPr>
+      <w:rPr>
+        <w:rFonts w:ascii="Wingdings" w:hAnsi="Wingdings" w:hint="default"/>
+      </w:rPr>
+    </w:lvl>
+  </w:abstractNum>
+  <w:abstractNum w:abstractNumId="18" w15:restartNumberingAfterBreak="0">
     <w:nsid w:val="2C17311A"/>
     <w:multiLevelType w:val="hybridMultilevel"/>
     <w:tmpl w:val="EDD82ECE"/>
@@ -20818,7 +23211,7 @@
       </w:rPr>
     </w:lvl>
   </w:abstractNum>
-  <w:abstractNum w:abstractNumId="15" w15:restartNumberingAfterBreak="0">
+  <w:abstractNum w:abstractNumId="19" w15:restartNumberingAfterBreak="0">
     <w:nsid w:val="2FC431A1"/>
     <w:multiLevelType w:val="hybridMultilevel"/>
     <w:tmpl w:val="6E7C14CE"/>
@@ -20904,7 +23297,7 @@
       </w:pPr>
     </w:lvl>
   </w:abstractNum>
-  <w:abstractNum w:abstractNumId="16" w15:restartNumberingAfterBreak="0">
+  <w:abstractNum w:abstractNumId="20" w15:restartNumberingAfterBreak="0">
     <w:nsid w:val="332315B1"/>
     <w:multiLevelType w:val="hybridMultilevel"/>
     <w:tmpl w:val="81681AB6"/>
@@ -20990,7 +23383,120 @@
       </w:pPr>
     </w:lvl>
   </w:abstractNum>
-  <w:abstractNum w:abstractNumId="17" w15:restartNumberingAfterBreak="0">
+  <w:abstractNum w:abstractNumId="21" w15:restartNumberingAfterBreak="0">
+    <w:nsid w:val="33993489"/>
+    <w:multiLevelType w:val="multilevel"/>
+    <w:tmpl w:val="4D82D64E"/>
+    <w:lvl w:ilvl="0">
+      <w:start w:val="1"/>
+      <w:numFmt w:val="decimal"/>
+      <w:lvlText w:val="%1."/>
+      <w:lvlJc w:val="left"/>
+      <w:pPr>
+        <w:tabs>
+          <w:tab w:val="num" w:pos="1440"/>
+        </w:tabs>
+        <w:ind w:left="1440" w:hanging="360"/>
+      </w:pPr>
+    </w:lvl>
+    <w:lvl w:ilvl="1" w:tentative="1">
+      <w:start w:val="1"/>
+      <w:numFmt w:val="decimal"/>
+      <w:lvlText w:val="%2."/>
+      <w:lvlJc w:val="left"/>
+      <w:pPr>
+        <w:tabs>
+          <w:tab w:val="num" w:pos="2160"/>
+        </w:tabs>
+        <w:ind w:left="2160" w:hanging="360"/>
+      </w:pPr>
+    </w:lvl>
+    <w:lvl w:ilvl="2" w:tentative="1">
+      <w:start w:val="1"/>
+      <w:numFmt w:val="decimal"/>
+      <w:lvlText w:val="%3."/>
+      <w:lvlJc w:val="left"/>
+      <w:pPr>
+        <w:tabs>
+          <w:tab w:val="num" w:pos="2880"/>
+        </w:tabs>
+        <w:ind w:left="2880" w:hanging="360"/>
+      </w:pPr>
+    </w:lvl>
+    <w:lvl w:ilvl="3" w:tentative="1">
+      <w:start w:val="1"/>
+      <w:numFmt w:val="decimal"/>
+      <w:lvlText w:val="%4."/>
+      <w:lvlJc w:val="left"/>
+      <w:pPr>
+        <w:tabs>
+          <w:tab w:val="num" w:pos="3600"/>
+        </w:tabs>
+        <w:ind w:left="3600" w:hanging="360"/>
+      </w:pPr>
+    </w:lvl>
+    <w:lvl w:ilvl="4" w:tentative="1">
+      <w:start w:val="1"/>
+      <w:numFmt w:val="decimal"/>
+      <w:lvlText w:val="%5."/>
+      <w:lvlJc w:val="left"/>
+      <w:pPr>
+        <w:tabs>
+          <w:tab w:val="num" w:pos="4320"/>
+        </w:tabs>
+        <w:ind w:left="4320" w:hanging="360"/>
+      </w:pPr>
+    </w:lvl>
+    <w:lvl w:ilvl="5" w:tentative="1">
+      <w:start w:val="1"/>
+      <w:numFmt w:val="decimal"/>
+      <w:lvlText w:val="%6."/>
+      <w:lvlJc w:val="left"/>
+      <w:pPr>
+        <w:tabs>
+          <w:tab w:val="num" w:pos="5040"/>
+        </w:tabs>
+        <w:ind w:left="5040" w:hanging="360"/>
+      </w:pPr>
+    </w:lvl>
+    <w:lvl w:ilvl="6" w:tentative="1">
+      <w:start w:val="1"/>
+      <w:numFmt w:val="decimal"/>
+      <w:lvlText w:val="%7."/>
+      <w:lvlJc w:val="left"/>
+      <w:pPr>
+        <w:tabs>
+          <w:tab w:val="num" w:pos="5760"/>
+        </w:tabs>
+        <w:ind w:left="5760" w:hanging="360"/>
+      </w:pPr>
+    </w:lvl>
+    <w:lvl w:ilvl="7" w:tentative="1">
+      <w:start w:val="1"/>
+      <w:numFmt w:val="decimal"/>
+      <w:lvlText w:val="%8."/>
+      <w:lvlJc w:val="left"/>
+      <w:pPr>
+        <w:tabs>
+          <w:tab w:val="num" w:pos="6480"/>
+        </w:tabs>
+        <w:ind w:left="6480" w:hanging="360"/>
+      </w:pPr>
+    </w:lvl>
+    <w:lvl w:ilvl="8" w:tentative="1">
+      <w:start w:val="1"/>
+      <w:numFmt w:val="decimal"/>
+      <w:lvlText w:val="%9."/>
+      <w:lvlJc w:val="left"/>
+      <w:pPr>
+        <w:tabs>
+          <w:tab w:val="num" w:pos="7200"/>
+        </w:tabs>
+        <w:ind w:left="7200" w:hanging="360"/>
+      </w:pPr>
+    </w:lvl>
+  </w:abstractNum>
+  <w:abstractNum w:abstractNumId="22" w15:restartNumberingAfterBreak="0">
     <w:nsid w:val="33A27DBA"/>
     <w:multiLevelType w:val="hybridMultilevel"/>
     <w:tmpl w:val="3EC2FFEA"/>
@@ -21076,7 +23582,7 @@
       </w:pPr>
     </w:lvl>
   </w:abstractNum>
-  <w:abstractNum w:abstractNumId="18" w15:restartNumberingAfterBreak="0">
+  <w:abstractNum w:abstractNumId="23" w15:restartNumberingAfterBreak="0">
     <w:nsid w:val="3768601B"/>
     <w:multiLevelType w:val="multilevel"/>
     <w:tmpl w:val="E0908BBC"/>
@@ -21225,7 +23731,7 @@
       </w:rPr>
     </w:lvl>
   </w:abstractNum>
-  <w:abstractNum w:abstractNumId="19" w15:restartNumberingAfterBreak="0">
+  <w:abstractNum w:abstractNumId="24" w15:restartNumberingAfterBreak="0">
     <w:nsid w:val="37EE6B3F"/>
     <w:multiLevelType w:val="hybridMultilevel"/>
     <w:tmpl w:val="C902E364"/>
@@ -21349,7 +23855,120 @@
       </w:rPr>
     </w:lvl>
   </w:abstractNum>
-  <w:abstractNum w:abstractNumId="20" w15:restartNumberingAfterBreak="0">
+  <w:abstractNum w:abstractNumId="25" w15:restartNumberingAfterBreak="0">
+    <w:nsid w:val="37F445CD"/>
+    <w:multiLevelType w:val="hybridMultilevel"/>
+    <w:tmpl w:val="64C6828E"/>
+    <w:lvl w:ilvl="0" w:tplc="FFFFFFFF">
+      <w:start w:val="1"/>
+      <w:numFmt w:val="bullet"/>
+      <w:lvlText w:val=""/>
+      <w:lvlJc w:val="left"/>
+      <w:pPr>
+        <w:ind w:left="720" w:hanging="360"/>
+      </w:pPr>
+      <w:rPr>
+        <w:rFonts w:ascii="Symbol" w:hAnsi="Symbol" w:hint="default"/>
+      </w:rPr>
+    </w:lvl>
+    <w:lvl w:ilvl="1" w:tplc="04090005">
+      <w:start w:val="1"/>
+      <w:numFmt w:val="bullet"/>
+      <w:lvlText w:val=""/>
+      <w:lvlJc w:val="left"/>
+      <w:pPr>
+        <w:ind w:left="1440" w:hanging="360"/>
+      </w:pPr>
+      <w:rPr>
+        <w:rFonts w:ascii="Wingdings" w:hAnsi="Wingdings" w:hint="default"/>
+      </w:rPr>
+    </w:lvl>
+    <w:lvl w:ilvl="2" w:tplc="FFFFFFFF">
+      <w:start w:val="1"/>
+      <w:numFmt w:val="bullet"/>
+      <w:lvlText w:val=""/>
+      <w:lvlJc w:val="left"/>
+      <w:pPr>
+        <w:ind w:left="2160" w:hanging="360"/>
+      </w:pPr>
+      <w:rPr>
+        <w:rFonts w:ascii="Wingdings" w:hAnsi="Wingdings" w:hint="default"/>
+      </w:rPr>
+    </w:lvl>
+    <w:lvl w:ilvl="3" w:tplc="FFFFFFFF" w:tentative="1">
+      <w:start w:val="1"/>
+      <w:numFmt w:val="bullet"/>
+      <w:lvlText w:val=""/>
+      <w:lvlJc w:val="left"/>
+      <w:pPr>
+        <w:ind w:left="2880" w:hanging="360"/>
+      </w:pPr>
+      <w:rPr>
+        <w:rFonts w:ascii="Symbol" w:hAnsi="Symbol" w:hint="default"/>
+      </w:rPr>
+    </w:lvl>
+    <w:lvl w:ilvl="4" w:tplc="FFFFFFFF" w:tentative="1">
+      <w:start w:val="1"/>
+      <w:numFmt w:val="bullet"/>
+      <w:lvlText w:val="o"/>
+      <w:lvlJc w:val="left"/>
+      <w:pPr>
+        <w:ind w:left="3600" w:hanging="360"/>
+      </w:pPr>
+      <w:rPr>
+        <w:rFonts w:ascii="Courier New" w:hAnsi="Courier New" w:cs="Courier New" w:hint="default"/>
+      </w:rPr>
+    </w:lvl>
+    <w:lvl w:ilvl="5" w:tplc="FFFFFFFF" w:tentative="1">
+      <w:start w:val="1"/>
+      <w:numFmt w:val="bullet"/>
+      <w:lvlText w:val=""/>
+      <w:lvlJc w:val="left"/>
+      <w:pPr>
+        <w:ind w:left="4320" w:hanging="360"/>
+      </w:pPr>
+      <w:rPr>
+        <w:rFonts w:ascii="Wingdings" w:hAnsi="Wingdings" w:hint="default"/>
+      </w:rPr>
+    </w:lvl>
+    <w:lvl w:ilvl="6" w:tplc="FFFFFFFF" w:tentative="1">
+      <w:start w:val="1"/>
+      <w:numFmt w:val="bullet"/>
+      <w:lvlText w:val=""/>
+      <w:lvlJc w:val="left"/>
+      <w:pPr>
+        <w:ind w:left="5040" w:hanging="360"/>
+      </w:pPr>
+      <w:rPr>
+        <w:rFonts w:ascii="Symbol" w:hAnsi="Symbol" w:hint="default"/>
+      </w:rPr>
+    </w:lvl>
+    <w:lvl w:ilvl="7" w:tplc="FFFFFFFF" w:tentative="1">
+      <w:start w:val="1"/>
+      <w:numFmt w:val="bullet"/>
+      <w:lvlText w:val="o"/>
+      <w:lvlJc w:val="left"/>
+      <w:pPr>
+        <w:ind w:left="5760" w:hanging="360"/>
+      </w:pPr>
+      <w:rPr>
+        <w:rFonts w:ascii="Courier New" w:hAnsi="Courier New" w:cs="Courier New" w:hint="default"/>
+      </w:rPr>
+    </w:lvl>
+    <w:lvl w:ilvl="8" w:tplc="FFFFFFFF" w:tentative="1">
+      <w:start w:val="1"/>
+      <w:numFmt w:val="bullet"/>
+      <w:lvlText w:val=""/>
+      <w:lvlJc w:val="left"/>
+      <w:pPr>
+        <w:ind w:left="6480" w:hanging="360"/>
+      </w:pPr>
+      <w:rPr>
+        <w:rFonts w:ascii="Wingdings" w:hAnsi="Wingdings" w:hint="default"/>
+      </w:rPr>
+    </w:lvl>
+  </w:abstractNum>
+  <w:abstractNum w:abstractNumId="26" w15:restartNumberingAfterBreak="0">
     <w:nsid w:val="3842768B"/>
     <w:multiLevelType w:val="hybridMultilevel"/>
     <w:tmpl w:val="7C08BEB8"/>
@@ -21435,7 +24054,7 @@
       </w:pPr>
     </w:lvl>
   </w:abstractNum>
-  <w:abstractNum w:abstractNumId="21" w15:restartNumberingAfterBreak="0">
+  <w:abstractNum w:abstractNumId="27" w15:restartNumberingAfterBreak="0">
     <w:nsid w:val="39B92D02"/>
     <w:multiLevelType w:val="hybridMultilevel"/>
     <w:tmpl w:val="AD24D018"/>
@@ -21548,7 +24167,7 @@
       </w:rPr>
     </w:lvl>
   </w:abstractNum>
-  <w:abstractNum w:abstractNumId="22" w15:restartNumberingAfterBreak="0">
+  <w:abstractNum w:abstractNumId="28" w15:restartNumberingAfterBreak="0">
     <w:nsid w:val="3A853491"/>
     <w:multiLevelType w:val="multilevel"/>
     <w:tmpl w:val="BECAD952"/>
@@ -21693,7 +24312,7 @@
       </w:rPr>
     </w:lvl>
   </w:abstractNum>
-  <w:abstractNum w:abstractNumId="23" w15:restartNumberingAfterBreak="0">
+  <w:abstractNum w:abstractNumId="29" w15:restartNumberingAfterBreak="0">
     <w:nsid w:val="3E44671B"/>
     <w:multiLevelType w:val="multilevel"/>
     <w:tmpl w:val="6486FDDE"/>
@@ -21842,7 +24461,7 @@
       </w:rPr>
     </w:lvl>
   </w:abstractNum>
-  <w:abstractNum w:abstractNumId="24" w15:restartNumberingAfterBreak="0">
+  <w:abstractNum w:abstractNumId="30" w15:restartNumberingAfterBreak="0">
     <w:nsid w:val="3F5735EE"/>
     <w:multiLevelType w:val="hybridMultilevel"/>
     <w:tmpl w:val="60262610"/>
@@ -21963,7 +24582,269 @@
       </w:rPr>
     </w:lvl>
   </w:abstractNum>
-  <w:abstractNum w:abstractNumId="25" w15:restartNumberingAfterBreak="0">
+  <w:abstractNum w:abstractNumId="31" w15:restartNumberingAfterBreak="0">
+    <w:nsid w:val="44A24384"/>
+    <w:multiLevelType w:val="multilevel"/>
+    <w:tmpl w:val="A0B26EF2"/>
+    <w:lvl w:ilvl="0">
+      <w:start w:val="1"/>
+      <w:numFmt w:val="bullet"/>
+      <w:lvlText w:val=""/>
+      <w:lvlJc w:val="left"/>
+      <w:pPr>
+        <w:tabs>
+          <w:tab w:val="num" w:pos="720"/>
+        </w:tabs>
+        <w:ind w:left="720" w:hanging="360"/>
+      </w:pPr>
+      <w:rPr>
+        <w:rFonts w:ascii="Symbol" w:hAnsi="Symbol" w:hint="default"/>
+        <w:sz w:val="20"/>
+      </w:rPr>
+    </w:lvl>
+    <w:lvl w:ilvl="1" w:tentative="1">
+      <w:start w:val="1"/>
+      <w:numFmt w:val="bullet"/>
+      <w:lvlText w:val="o"/>
+      <w:lvlJc w:val="left"/>
+      <w:pPr>
+        <w:tabs>
+          <w:tab w:val="num" w:pos="1440"/>
+        </w:tabs>
+        <w:ind w:left="1440" w:hanging="360"/>
+      </w:pPr>
+      <w:rPr>
+        <w:rFonts w:ascii="Courier New" w:hAnsi="Courier New" w:hint="default"/>
+        <w:sz w:val="20"/>
+      </w:rPr>
+    </w:lvl>
+    <w:lvl w:ilvl="2" w:tentative="1">
+      <w:start w:val="1"/>
+      <w:numFmt w:val="bullet"/>
+      <w:lvlText w:val=""/>
+      <w:lvlJc w:val="left"/>
+      <w:pPr>
+        <w:tabs>
+          <w:tab w:val="num" w:pos="2160"/>
+        </w:tabs>
+        <w:ind w:left="2160" w:hanging="360"/>
+      </w:pPr>
+      <w:rPr>
+        <w:rFonts w:ascii="Wingdings" w:hAnsi="Wingdings" w:hint="default"/>
+        <w:sz w:val="20"/>
+      </w:rPr>
+    </w:lvl>
+    <w:lvl w:ilvl="3" w:tentative="1">
+      <w:start w:val="1"/>
+      <w:numFmt w:val="bullet"/>
+      <w:lvlText w:val=""/>
+      <w:lvlJc w:val="left"/>
+      <w:pPr>
+        <w:tabs>
+          <w:tab w:val="num" w:pos="2880"/>
+        </w:tabs>
+        <w:ind w:left="2880" w:hanging="360"/>
+      </w:pPr>
+      <w:rPr>
+        <w:rFonts w:ascii="Wingdings" w:hAnsi="Wingdings" w:hint="default"/>
+        <w:sz w:val="20"/>
+      </w:rPr>
+    </w:lvl>
+    <w:lvl w:ilvl="4" w:tentative="1">
+      <w:start w:val="1"/>
+      <w:numFmt w:val="bullet"/>
+      <w:lvlText w:val=""/>
+      <w:lvlJc w:val="left"/>
+      <w:pPr>
+        <w:tabs>
+          <w:tab w:val="num" w:pos="3600"/>
+        </w:tabs>
+        <w:ind w:left="3600" w:hanging="360"/>
+      </w:pPr>
+      <w:rPr>
+        <w:rFonts w:ascii="Wingdings" w:hAnsi="Wingdings" w:hint="default"/>
+        <w:sz w:val="20"/>
+      </w:rPr>
+    </w:lvl>
+    <w:lvl w:ilvl="5" w:tentative="1">
+      <w:start w:val="1"/>
+      <w:numFmt w:val="bullet"/>
+      <w:lvlText w:val=""/>
+      <w:lvlJc w:val="left"/>
+      <w:pPr>
+        <w:tabs>
+          <w:tab w:val="num" w:pos="4320"/>
+        </w:tabs>
+        <w:ind w:left="4320" w:hanging="360"/>
+      </w:pPr>
+      <w:rPr>
+        <w:rFonts w:ascii="Wingdings" w:hAnsi="Wingdings" w:hint="default"/>
+        <w:sz w:val="20"/>
+      </w:rPr>
+    </w:lvl>
+    <w:lvl w:ilvl="6" w:tentative="1">
+      <w:start w:val="1"/>
+      <w:numFmt w:val="bullet"/>
+      <w:lvlText w:val=""/>
+      <w:lvlJc w:val="left"/>
+      <w:pPr>
+        <w:tabs>
+          <w:tab w:val="num" w:pos="5040"/>
+        </w:tabs>
+        <w:ind w:left="5040" w:hanging="360"/>
+      </w:pPr>
+      <w:rPr>
+        <w:rFonts w:ascii="Wingdings" w:hAnsi="Wingdings" w:hint="default"/>
+        <w:sz w:val="20"/>
+      </w:rPr>
+    </w:lvl>
+    <w:lvl w:ilvl="7" w:tentative="1">
+      <w:start w:val="1"/>
+      <w:numFmt w:val="bullet"/>
+      <w:lvlText w:val=""/>
+      <w:lvlJc w:val="left"/>
+      <w:pPr>
+        <w:tabs>
+          <w:tab w:val="num" w:pos="5760"/>
+        </w:tabs>
+        <w:ind w:left="5760" w:hanging="360"/>
+      </w:pPr>
+      <w:rPr>
+        <w:rFonts w:ascii="Wingdings" w:hAnsi="Wingdings" w:hint="default"/>
+        <w:sz w:val="20"/>
+      </w:rPr>
+    </w:lvl>
+    <w:lvl w:ilvl="8" w:tentative="1">
+      <w:start w:val="1"/>
+      <w:numFmt w:val="bullet"/>
+      <w:lvlText w:val=""/>
+      <w:lvlJc w:val="left"/>
+      <w:pPr>
+        <w:tabs>
+          <w:tab w:val="num" w:pos="6480"/>
+        </w:tabs>
+        <w:ind w:left="6480" w:hanging="360"/>
+      </w:pPr>
+      <w:rPr>
+        <w:rFonts w:ascii="Wingdings" w:hAnsi="Wingdings" w:hint="default"/>
+        <w:sz w:val="20"/>
+      </w:rPr>
+    </w:lvl>
+  </w:abstractNum>
+  <w:abstractNum w:abstractNumId="32" w15:restartNumberingAfterBreak="0">
+    <w:nsid w:val="453B1BAC"/>
+    <w:multiLevelType w:val="hybridMultilevel"/>
+    <w:tmpl w:val="95B6D232"/>
+    <w:lvl w:ilvl="0" w:tplc="04090005">
+      <w:start w:val="1"/>
+      <w:numFmt w:val="bullet"/>
+      <w:lvlText w:val=""/>
+      <w:lvlJc w:val="left"/>
+      <w:pPr>
+        <w:ind w:left="1702" w:hanging="360"/>
+      </w:pPr>
+      <w:rPr>
+        <w:rFonts w:ascii="Wingdings" w:hAnsi="Wingdings" w:hint="default"/>
+      </w:rPr>
+    </w:lvl>
+    <w:lvl w:ilvl="1" w:tplc="04090003" w:tentative="1">
+      <w:start w:val="1"/>
+      <w:numFmt w:val="bullet"/>
+      <w:lvlText w:val="o"/>
+      <w:lvlJc w:val="left"/>
+      <w:pPr>
+        <w:ind w:left="2422" w:hanging="360"/>
+      </w:pPr>
+      <w:rPr>
+        <w:rFonts w:ascii="Courier New" w:hAnsi="Courier New" w:cs="Courier New" w:hint="default"/>
+      </w:rPr>
+    </w:lvl>
+    <w:lvl w:ilvl="2" w:tplc="04090005" w:tentative="1">
+      <w:start w:val="1"/>
+      <w:numFmt w:val="bullet"/>
+      <w:lvlText w:val=""/>
+      <w:lvlJc w:val="left"/>
+      <w:pPr>
+        <w:ind w:left="3142" w:hanging="360"/>
+      </w:pPr>
+      <w:rPr>
+        <w:rFonts w:ascii="Wingdings" w:hAnsi="Wingdings" w:hint="default"/>
+      </w:rPr>
+    </w:lvl>
+    <w:lvl w:ilvl="3" w:tplc="04090001" w:tentative="1">
+      <w:start w:val="1"/>
+      <w:numFmt w:val="bullet"/>
+      <w:lvlText w:val=""/>
+      <w:lvlJc w:val="left"/>
+      <w:pPr>
+        <w:ind w:left="3862" w:hanging="360"/>
+      </w:pPr>
+      <w:rPr>
+        <w:rFonts w:ascii="Symbol" w:hAnsi="Symbol" w:hint="default"/>
+      </w:rPr>
+    </w:lvl>
+    <w:lvl w:ilvl="4" w:tplc="04090003" w:tentative="1">
+      <w:start w:val="1"/>
+      <w:numFmt w:val="bullet"/>
+      <w:lvlText w:val="o"/>
+      <w:lvlJc w:val="left"/>
+      <w:pPr>
+        <w:ind w:left="4582" w:hanging="360"/>
+      </w:pPr>
+      <w:rPr>
+        <w:rFonts w:ascii="Courier New" w:hAnsi="Courier New" w:cs="Courier New" w:hint="default"/>
+      </w:rPr>
+    </w:lvl>
+    <w:lvl w:ilvl="5" w:tplc="04090005" w:tentative="1">
+      <w:start w:val="1"/>
+      <w:numFmt w:val="bullet"/>
+      <w:lvlText w:val=""/>
+      <w:lvlJc w:val="left"/>
+      <w:pPr>
+        <w:ind w:left="5302" w:hanging="360"/>
+      </w:pPr>
+      <w:rPr>
+        <w:rFonts w:ascii="Wingdings" w:hAnsi="Wingdings" w:hint="default"/>
+      </w:rPr>
+    </w:lvl>
+    <w:lvl w:ilvl="6" w:tplc="04090001" w:tentative="1">
+      <w:start w:val="1"/>
+      <w:numFmt w:val="bullet"/>
+      <w:lvlText w:val=""/>
+      <w:lvlJc w:val="left"/>
+      <w:pPr>
+        <w:ind w:left="6022" w:hanging="360"/>
+      </w:pPr>
+      <w:rPr>
+        <w:rFonts w:ascii="Symbol" w:hAnsi="Symbol" w:hint="default"/>
+      </w:rPr>
+    </w:lvl>
+    <w:lvl w:ilvl="7" w:tplc="04090003" w:tentative="1">
+      <w:start w:val="1"/>
+      <w:numFmt w:val="bullet"/>
+      <w:lvlText w:val="o"/>
+      <w:lvlJc w:val="left"/>
+      <w:pPr>
+        <w:ind w:left="6742" w:hanging="360"/>
+      </w:pPr>
+      <w:rPr>
+        <w:rFonts w:ascii="Courier New" w:hAnsi="Courier New" w:cs="Courier New" w:hint="default"/>
+      </w:rPr>
+    </w:lvl>
+    <w:lvl w:ilvl="8" w:tplc="04090005" w:tentative="1">
+      <w:start w:val="1"/>
+      <w:numFmt w:val="bullet"/>
+      <w:lvlText w:val=""/>
+      <w:lvlJc w:val="left"/>
+      <w:pPr>
+        <w:ind w:left="7462" w:hanging="360"/>
+      </w:pPr>
+      <w:rPr>
+        <w:rFonts w:ascii="Wingdings" w:hAnsi="Wingdings" w:hint="default"/>
+      </w:rPr>
+    </w:lvl>
+  </w:abstractNum>
+  <w:abstractNum w:abstractNumId="33" w15:restartNumberingAfterBreak="0">
     <w:nsid w:val="45760E59"/>
     <w:multiLevelType w:val="hybridMultilevel"/>
     <w:tmpl w:val="34E8F56E"/>
@@ -22085,7 +24966,269 @@
       </w:rPr>
     </w:lvl>
   </w:abstractNum>
-  <w:abstractNum w:abstractNumId="26" w15:restartNumberingAfterBreak="0">
+  <w:abstractNum w:abstractNumId="34" w15:restartNumberingAfterBreak="0">
+    <w:nsid w:val="457843D1"/>
+    <w:multiLevelType w:val="multilevel"/>
+    <w:tmpl w:val="E6F251EA"/>
+    <w:lvl w:ilvl="0">
+      <w:start w:val="1"/>
+      <w:numFmt w:val="bullet"/>
+      <w:lvlText w:val=""/>
+      <w:lvlJc w:val="left"/>
+      <w:pPr>
+        <w:tabs>
+          <w:tab w:val="num" w:pos="1440"/>
+        </w:tabs>
+        <w:ind w:left="1440" w:hanging="360"/>
+      </w:pPr>
+      <w:rPr>
+        <w:rFonts w:ascii="Wingdings" w:hAnsi="Wingdings" w:hint="default"/>
+        <w:sz w:val="20"/>
+      </w:rPr>
+    </w:lvl>
+    <w:lvl w:ilvl="1" w:tentative="1">
+      <w:start w:val="1"/>
+      <w:numFmt w:val="bullet"/>
+      <w:lvlText w:val="o"/>
+      <w:lvlJc w:val="left"/>
+      <w:pPr>
+        <w:tabs>
+          <w:tab w:val="num" w:pos="2160"/>
+        </w:tabs>
+        <w:ind w:left="2160" w:hanging="360"/>
+      </w:pPr>
+      <w:rPr>
+        <w:rFonts w:ascii="Courier New" w:hAnsi="Courier New" w:hint="default"/>
+        <w:sz w:val="20"/>
+      </w:rPr>
+    </w:lvl>
+    <w:lvl w:ilvl="2" w:tentative="1">
+      <w:start w:val="1"/>
+      <w:numFmt w:val="bullet"/>
+      <w:lvlText w:val=""/>
+      <w:lvlJc w:val="left"/>
+      <w:pPr>
+        <w:tabs>
+          <w:tab w:val="num" w:pos="2880"/>
+        </w:tabs>
+        <w:ind w:left="2880" w:hanging="360"/>
+      </w:pPr>
+      <w:rPr>
+        <w:rFonts w:ascii="Wingdings" w:hAnsi="Wingdings" w:hint="default"/>
+        <w:sz w:val="20"/>
+      </w:rPr>
+    </w:lvl>
+    <w:lvl w:ilvl="3" w:tentative="1">
+      <w:start w:val="1"/>
+      <w:numFmt w:val="bullet"/>
+      <w:lvlText w:val=""/>
+      <w:lvlJc w:val="left"/>
+      <w:pPr>
+        <w:tabs>
+          <w:tab w:val="num" w:pos="3600"/>
+        </w:tabs>
+        <w:ind w:left="3600" w:hanging="360"/>
+      </w:pPr>
+      <w:rPr>
+        <w:rFonts w:ascii="Wingdings" w:hAnsi="Wingdings" w:hint="default"/>
+        <w:sz w:val="20"/>
+      </w:rPr>
+    </w:lvl>
+    <w:lvl w:ilvl="4" w:tentative="1">
+      <w:start w:val="1"/>
+      <w:numFmt w:val="bullet"/>
+      <w:lvlText w:val=""/>
+      <w:lvlJc w:val="left"/>
+      <w:pPr>
+        <w:tabs>
+          <w:tab w:val="num" w:pos="4320"/>
+        </w:tabs>
+        <w:ind w:left="4320" w:hanging="360"/>
+      </w:pPr>
+      <w:rPr>
+        <w:rFonts w:ascii="Wingdings" w:hAnsi="Wingdings" w:hint="default"/>
+        <w:sz w:val="20"/>
+      </w:rPr>
+    </w:lvl>
+    <w:lvl w:ilvl="5" w:tentative="1">
+      <w:start w:val="1"/>
+      <w:numFmt w:val="bullet"/>
+      <w:lvlText w:val=""/>
+      <w:lvlJc w:val="left"/>
+      <w:pPr>
+        <w:tabs>
+          <w:tab w:val="num" w:pos="5040"/>
+        </w:tabs>
+        <w:ind w:left="5040" w:hanging="360"/>
+      </w:pPr>
+      <w:rPr>
+        <w:rFonts w:ascii="Wingdings" w:hAnsi="Wingdings" w:hint="default"/>
+        <w:sz w:val="20"/>
+      </w:rPr>
+    </w:lvl>
+    <w:lvl w:ilvl="6" w:tentative="1">
+      <w:start w:val="1"/>
+      <w:numFmt w:val="bullet"/>
+      <w:lvlText w:val=""/>
+      <w:lvlJc w:val="left"/>
+      <w:pPr>
+        <w:tabs>
+          <w:tab w:val="num" w:pos="5760"/>
+        </w:tabs>
+        <w:ind w:left="5760" w:hanging="360"/>
+      </w:pPr>
+      <w:rPr>
+        <w:rFonts w:ascii="Wingdings" w:hAnsi="Wingdings" w:hint="default"/>
+        <w:sz w:val="20"/>
+      </w:rPr>
+    </w:lvl>
+    <w:lvl w:ilvl="7" w:tentative="1">
+      <w:start w:val="1"/>
+      <w:numFmt w:val="bullet"/>
+      <w:lvlText w:val=""/>
+      <w:lvlJc w:val="left"/>
+      <w:pPr>
+        <w:tabs>
+          <w:tab w:val="num" w:pos="6480"/>
+        </w:tabs>
+        <w:ind w:left="6480" w:hanging="360"/>
+      </w:pPr>
+      <w:rPr>
+        <w:rFonts w:ascii="Wingdings" w:hAnsi="Wingdings" w:hint="default"/>
+        <w:sz w:val="20"/>
+      </w:rPr>
+    </w:lvl>
+    <w:lvl w:ilvl="8" w:tentative="1">
+      <w:start w:val="1"/>
+      <w:numFmt w:val="bullet"/>
+      <w:lvlText w:val=""/>
+      <w:lvlJc w:val="left"/>
+      <w:pPr>
+        <w:tabs>
+          <w:tab w:val="num" w:pos="7200"/>
+        </w:tabs>
+        <w:ind w:left="7200" w:hanging="360"/>
+      </w:pPr>
+      <w:rPr>
+        <w:rFonts w:ascii="Wingdings" w:hAnsi="Wingdings" w:hint="default"/>
+        <w:sz w:val="20"/>
+      </w:rPr>
+    </w:lvl>
+  </w:abstractNum>
+  <w:abstractNum w:abstractNumId="35" w15:restartNumberingAfterBreak="0">
+    <w:nsid w:val="4807712A"/>
+    <w:multiLevelType w:val="hybridMultilevel"/>
+    <w:tmpl w:val="67A80574"/>
+    <w:lvl w:ilvl="0" w:tplc="04090001">
+      <w:start w:val="1"/>
+      <w:numFmt w:val="bullet"/>
+      <w:lvlText w:val=""/>
+      <w:lvlJc w:val="left"/>
+      <w:pPr>
+        <w:ind w:left="720" w:hanging="360"/>
+      </w:pPr>
+      <w:rPr>
+        <w:rFonts w:ascii="Symbol" w:hAnsi="Symbol" w:hint="default"/>
+      </w:rPr>
+    </w:lvl>
+    <w:lvl w:ilvl="1" w:tplc="04090003">
+      <w:start w:val="1"/>
+      <w:numFmt w:val="bullet"/>
+      <w:lvlText w:val="o"/>
+      <w:lvlJc w:val="left"/>
+      <w:pPr>
+        <w:ind w:left="1440" w:hanging="360"/>
+      </w:pPr>
+      <w:rPr>
+        <w:rFonts w:ascii="Courier New" w:hAnsi="Courier New" w:cs="Courier New" w:hint="default"/>
+      </w:rPr>
+    </w:lvl>
+    <w:lvl w:ilvl="2" w:tplc="04090005">
+      <w:start w:val="1"/>
+      <w:numFmt w:val="bullet"/>
+      <w:lvlText w:val=""/>
+      <w:lvlJc w:val="left"/>
+      <w:pPr>
+        <w:ind w:left="2160" w:hanging="360"/>
+      </w:pPr>
+      <w:rPr>
+        <w:rFonts w:ascii="Wingdings" w:hAnsi="Wingdings" w:hint="default"/>
+      </w:rPr>
+    </w:lvl>
+    <w:lvl w:ilvl="3" w:tplc="04090001" w:tentative="1">
+      <w:start w:val="1"/>
+      <w:numFmt w:val="bullet"/>
+      <w:lvlText w:val=""/>
+      <w:lvlJc w:val="left"/>
+      <w:pPr>
+        <w:ind w:left="2880" w:hanging="360"/>
+      </w:pPr>
+      <w:rPr>
+        <w:rFonts w:ascii="Symbol" w:hAnsi="Symbol" w:hint="default"/>
+      </w:rPr>
+    </w:lvl>
+    <w:lvl w:ilvl="4" w:tplc="04090003" w:tentative="1">
+      <w:start w:val="1"/>
+      <w:numFmt w:val="bullet"/>
+      <w:lvlText w:val="o"/>
+      <w:lvlJc w:val="left"/>
+      <w:pPr>
+        <w:ind w:left="3600" w:hanging="360"/>
+      </w:pPr>
+      <w:rPr>
+        <w:rFonts w:ascii="Courier New" w:hAnsi="Courier New" w:cs="Courier New" w:hint="default"/>
+      </w:rPr>
+    </w:lvl>
+    <w:lvl w:ilvl="5" w:tplc="04090005" w:tentative="1">
+      <w:start w:val="1"/>
+      <w:numFmt w:val="bullet"/>
+      <w:lvlText w:val=""/>
+      <w:lvlJc w:val="left"/>
+      <w:pPr>
+        <w:ind w:left="4320" w:hanging="360"/>
+      </w:pPr>
+      <w:rPr>
+        <w:rFonts w:ascii="Wingdings" w:hAnsi="Wingdings" w:hint="default"/>
+      </w:rPr>
+    </w:lvl>
+    <w:lvl w:ilvl="6" w:tplc="04090001" w:tentative="1">
+      <w:start w:val="1"/>
+      <w:numFmt w:val="bullet"/>
+      <w:lvlText w:val=""/>
+      <w:lvlJc w:val="left"/>
+      <w:pPr>
+        <w:ind w:left="5040" w:hanging="360"/>
+      </w:pPr>
+      <w:rPr>
+        <w:rFonts w:ascii="Symbol" w:hAnsi="Symbol" w:hint="default"/>
+      </w:rPr>
+    </w:lvl>
+    <w:lvl w:ilvl="7" w:tplc="04090003" w:tentative="1">
+      <w:start w:val="1"/>
+      <w:numFmt w:val="bullet"/>
+      <w:lvlText w:val="o"/>
+      <w:lvlJc w:val="left"/>
+      <w:pPr>
+        <w:ind w:left="5760" w:hanging="360"/>
+      </w:pPr>
+      <w:rPr>
+        <w:rFonts w:ascii="Courier New" w:hAnsi="Courier New" w:cs="Courier New" w:hint="default"/>
+      </w:rPr>
+    </w:lvl>
+    <w:lvl w:ilvl="8" w:tplc="04090005" w:tentative="1">
+      <w:start w:val="1"/>
+      <w:numFmt w:val="bullet"/>
+      <w:lvlText w:val=""/>
+      <w:lvlJc w:val="left"/>
+      <w:pPr>
+        <w:ind w:left="6480" w:hanging="360"/>
+      </w:pPr>
+      <w:rPr>
+        <w:rFonts w:ascii="Wingdings" w:hAnsi="Wingdings" w:hint="default"/>
+      </w:rPr>
+    </w:lvl>
+  </w:abstractNum>
+  <w:abstractNum w:abstractNumId="36" w15:restartNumberingAfterBreak="0">
     <w:nsid w:val="487861E0"/>
     <w:multiLevelType w:val="multilevel"/>
     <w:tmpl w:val="3E5487CE"/>
@@ -22202,7 +25345,7 @@
       </w:pPr>
     </w:lvl>
   </w:abstractNum>
-  <w:abstractNum w:abstractNumId="27" w15:restartNumberingAfterBreak="0">
+  <w:abstractNum w:abstractNumId="37" w15:restartNumberingAfterBreak="0">
     <w:nsid w:val="4D0802A3"/>
     <w:multiLevelType w:val="multilevel"/>
     <w:tmpl w:val="BDF04E98"/>
@@ -22351,7 +25494,7 @@
       </w:rPr>
     </w:lvl>
   </w:abstractNum>
-  <w:abstractNum w:abstractNumId="28" w15:restartNumberingAfterBreak="0">
+  <w:abstractNum w:abstractNumId="38" w15:restartNumberingAfterBreak="0">
     <w:nsid w:val="4FCC1037"/>
     <w:multiLevelType w:val="hybridMultilevel"/>
     <w:tmpl w:val="7C08BEB8"/>
@@ -22437,7 +25580,7 @@
       </w:pPr>
     </w:lvl>
   </w:abstractNum>
-  <w:abstractNum w:abstractNumId="29" w15:restartNumberingAfterBreak="0">
+  <w:abstractNum w:abstractNumId="39" w15:restartNumberingAfterBreak="0">
     <w:nsid w:val="509949AD"/>
     <w:multiLevelType w:val="hybridMultilevel"/>
     <w:tmpl w:val="869A34F6"/>
@@ -22559,7 +25702,7 @@
       </w:rPr>
     </w:lvl>
   </w:abstractNum>
-  <w:abstractNum w:abstractNumId="30" w15:restartNumberingAfterBreak="0">
+  <w:abstractNum w:abstractNumId="40" w15:restartNumberingAfterBreak="0">
     <w:nsid w:val="51532487"/>
     <w:multiLevelType w:val="hybridMultilevel"/>
     <w:tmpl w:val="091A9E32"/>
@@ -22672,7 +25815,7 @@
       </w:rPr>
     </w:lvl>
   </w:abstractNum>
-  <w:abstractNum w:abstractNumId="31" w15:restartNumberingAfterBreak="0">
+  <w:abstractNum w:abstractNumId="41" w15:restartNumberingAfterBreak="0">
     <w:nsid w:val="55E443F3"/>
     <w:multiLevelType w:val="hybridMultilevel"/>
     <w:tmpl w:val="A368740C"/>
@@ -22793,7 +25936,7 @@
       </w:rPr>
     </w:lvl>
   </w:abstractNum>
-  <w:abstractNum w:abstractNumId="32" w15:restartNumberingAfterBreak="0">
+  <w:abstractNum w:abstractNumId="42" w15:restartNumberingAfterBreak="0">
     <w:nsid w:val="57842A52"/>
     <w:multiLevelType w:val="multilevel"/>
     <w:tmpl w:val="BCD496EC"/>
@@ -22939,7 +26082,7 @@
       </w:rPr>
     </w:lvl>
   </w:abstractNum>
-  <w:abstractNum w:abstractNumId="33" w15:restartNumberingAfterBreak="0">
+  <w:abstractNum w:abstractNumId="43" w15:restartNumberingAfterBreak="0">
     <w:nsid w:val="587379EE"/>
     <w:multiLevelType w:val="hybridMultilevel"/>
     <w:tmpl w:val="CDD272CC"/>
@@ -23061,7 +26204,7 @@
       </w:rPr>
     </w:lvl>
   </w:abstractNum>
-  <w:abstractNum w:abstractNumId="34" w15:restartNumberingAfterBreak="0">
+  <w:abstractNum w:abstractNumId="44" w15:restartNumberingAfterBreak="0">
     <w:nsid w:val="58992AD0"/>
     <w:multiLevelType w:val="hybridMultilevel"/>
     <w:tmpl w:val="4364D14C"/>
@@ -23183,7 +26326,7 @@
       </w:rPr>
     </w:lvl>
   </w:abstractNum>
-  <w:abstractNum w:abstractNumId="35" w15:restartNumberingAfterBreak="0">
+  <w:abstractNum w:abstractNumId="45" w15:restartNumberingAfterBreak="0">
     <w:nsid w:val="592C3CA1"/>
     <w:multiLevelType w:val="hybridMultilevel"/>
     <w:tmpl w:val="6B564D9C"/>
@@ -23296,7 +26439,7 @@
       </w:rPr>
     </w:lvl>
   </w:abstractNum>
-  <w:abstractNum w:abstractNumId="36" w15:restartNumberingAfterBreak="0">
+  <w:abstractNum w:abstractNumId="46" w15:restartNumberingAfterBreak="0">
     <w:nsid w:val="65FB255D"/>
     <w:multiLevelType w:val="hybridMultilevel"/>
     <w:tmpl w:val="2FEA6B80"/>
@@ -23417,7 +26560,7 @@
       </w:rPr>
     </w:lvl>
   </w:abstractNum>
-  <w:abstractNum w:abstractNumId="37" w15:restartNumberingAfterBreak="0">
+  <w:abstractNum w:abstractNumId="47" w15:restartNumberingAfterBreak="0">
     <w:nsid w:val="69AB03C5"/>
     <w:multiLevelType w:val="hybridMultilevel"/>
     <w:tmpl w:val="8E9EAC3E"/>
@@ -23540,7 +26683,7 @@
       </w:rPr>
     </w:lvl>
   </w:abstractNum>
-  <w:abstractNum w:abstractNumId="38" w15:restartNumberingAfterBreak="0">
+  <w:abstractNum w:abstractNumId="48" w15:restartNumberingAfterBreak="0">
     <w:nsid w:val="6D21594F"/>
     <w:multiLevelType w:val="multilevel"/>
     <w:tmpl w:val="0EF08760"/>
@@ -23689,7 +26832,7 @@
       </w:rPr>
     </w:lvl>
   </w:abstractNum>
-  <w:abstractNum w:abstractNumId="39" w15:restartNumberingAfterBreak="0">
+  <w:abstractNum w:abstractNumId="49" w15:restartNumberingAfterBreak="0">
     <w:nsid w:val="6FA261BF"/>
     <w:multiLevelType w:val="hybridMultilevel"/>
     <w:tmpl w:val="A69E9478"/>
@@ -23778,7 +26921,7 @@
       </w:pPr>
     </w:lvl>
   </w:abstractNum>
-  <w:abstractNum w:abstractNumId="40" w15:restartNumberingAfterBreak="0">
+  <w:abstractNum w:abstractNumId="50" w15:restartNumberingAfterBreak="0">
     <w:nsid w:val="70D15007"/>
     <w:multiLevelType w:val="hybridMultilevel"/>
     <w:tmpl w:val="C7D0ECD8"/>
@@ -23900,7 +27043,7 @@
       </w:rPr>
     </w:lvl>
   </w:abstractNum>
-  <w:abstractNum w:abstractNumId="41" w15:restartNumberingAfterBreak="0">
+  <w:abstractNum w:abstractNumId="51" w15:restartNumberingAfterBreak="0">
     <w:nsid w:val="726B4C75"/>
     <w:multiLevelType w:val="multilevel"/>
     <w:tmpl w:val="9C064106"/>
@@ -24049,7 +27192,7 @@
       </w:rPr>
     </w:lvl>
   </w:abstractNum>
-  <w:abstractNum w:abstractNumId="42" w15:restartNumberingAfterBreak="0">
+  <w:abstractNum w:abstractNumId="52" w15:restartNumberingAfterBreak="0">
     <w:nsid w:val="73FB41AE"/>
     <w:multiLevelType w:val="hybridMultilevel"/>
     <w:tmpl w:val="D6F62682"/>
@@ -24135,7 +27278,7 @@
       </w:pPr>
     </w:lvl>
   </w:abstractNum>
-  <w:abstractNum w:abstractNumId="43" w15:restartNumberingAfterBreak="0">
+  <w:abstractNum w:abstractNumId="53" w15:restartNumberingAfterBreak="0">
     <w:nsid w:val="74DC7FCF"/>
     <w:multiLevelType w:val="hybridMultilevel"/>
     <w:tmpl w:val="1F265C68"/>
@@ -24221,7 +27364,7 @@
       </w:pPr>
     </w:lvl>
   </w:abstractNum>
-  <w:abstractNum w:abstractNumId="44" w15:restartNumberingAfterBreak="0">
+  <w:abstractNum w:abstractNumId="54" w15:restartNumberingAfterBreak="0">
     <w:nsid w:val="75883D01"/>
     <w:multiLevelType w:val="hybridMultilevel"/>
     <w:tmpl w:val="08A4B7E4"/>
@@ -24307,7 +27450,7 @@
       </w:pPr>
     </w:lvl>
   </w:abstractNum>
-  <w:abstractNum w:abstractNumId="45" w15:restartNumberingAfterBreak="0">
+  <w:abstractNum w:abstractNumId="55" w15:restartNumberingAfterBreak="0">
     <w:nsid w:val="762008A4"/>
     <w:multiLevelType w:val="hybridMultilevel"/>
     <w:tmpl w:val="6EF299AA"/>
@@ -24428,7 +27571,7 @@
       </w:rPr>
     </w:lvl>
   </w:abstractNum>
-  <w:abstractNum w:abstractNumId="46" w15:restartNumberingAfterBreak="0">
+  <w:abstractNum w:abstractNumId="56" w15:restartNumberingAfterBreak="0">
     <w:nsid w:val="78104D44"/>
     <w:multiLevelType w:val="hybridMultilevel"/>
     <w:tmpl w:val="BAD05F3A"/>
@@ -24541,7 +27684,120 @@
       </w:rPr>
     </w:lvl>
   </w:abstractNum>
-  <w:abstractNum w:abstractNumId="47" w15:restartNumberingAfterBreak="0">
+  <w:abstractNum w:abstractNumId="57" w15:restartNumberingAfterBreak="0">
+    <w:nsid w:val="7A1F4507"/>
+    <w:multiLevelType w:val="hybridMultilevel"/>
+    <w:tmpl w:val="B124612E"/>
+    <w:lvl w:ilvl="0" w:tplc="04090005">
+      <w:start w:val="1"/>
+      <w:numFmt w:val="bullet"/>
+      <w:lvlText w:val=""/>
+      <w:lvlJc w:val="left"/>
+      <w:pPr>
+        <w:ind w:left="1702" w:hanging="360"/>
+      </w:pPr>
+      <w:rPr>
+        <w:rFonts w:ascii="Wingdings" w:hAnsi="Wingdings" w:hint="default"/>
+      </w:rPr>
+    </w:lvl>
+    <w:lvl w:ilvl="1" w:tplc="04090003" w:tentative="1">
+      <w:start w:val="1"/>
+      <w:numFmt w:val="bullet"/>
+      <w:lvlText w:val="o"/>
+      <w:lvlJc w:val="left"/>
+      <w:pPr>
+        <w:ind w:left="2422" w:hanging="360"/>
+      </w:pPr>
+      <w:rPr>
+        <w:rFonts w:ascii="Courier New" w:hAnsi="Courier New" w:cs="Courier New" w:hint="default"/>
+      </w:rPr>
+    </w:lvl>
+    <w:lvl w:ilvl="2" w:tplc="04090005" w:tentative="1">
+      <w:start w:val="1"/>
+      <w:numFmt w:val="bullet"/>
+      <w:lvlText w:val=""/>
+      <w:lvlJc w:val="left"/>
+      <w:pPr>
+        <w:ind w:left="3142" w:hanging="360"/>
+      </w:pPr>
+      <w:rPr>
+        <w:rFonts w:ascii="Wingdings" w:hAnsi="Wingdings" w:hint="default"/>
+      </w:rPr>
+    </w:lvl>
+    <w:lvl w:ilvl="3" w:tplc="04090001" w:tentative="1">
+      <w:start w:val="1"/>
+      <w:numFmt w:val="bullet"/>
+      <w:lvlText w:val=""/>
+      <w:lvlJc w:val="left"/>
+      <w:pPr>
+        <w:ind w:left="3862" w:hanging="360"/>
+      </w:pPr>
+      <w:rPr>
+        <w:rFonts w:ascii="Symbol" w:hAnsi="Symbol" w:hint="default"/>
+      </w:rPr>
+    </w:lvl>
+    <w:lvl w:ilvl="4" w:tplc="04090003" w:tentative="1">
+      <w:start w:val="1"/>
+      <w:numFmt w:val="bullet"/>
+      <w:lvlText w:val="o"/>
+      <w:lvlJc w:val="left"/>
+      <w:pPr>
+        <w:ind w:left="4582" w:hanging="360"/>
+      </w:pPr>
+      <w:rPr>
+        <w:rFonts w:ascii="Courier New" w:hAnsi="Courier New" w:cs="Courier New" w:hint="default"/>
+      </w:rPr>
+    </w:lvl>
+    <w:lvl w:ilvl="5" w:tplc="04090005" w:tentative="1">
+      <w:start w:val="1"/>
+      <w:numFmt w:val="bullet"/>
+      <w:lvlText w:val=""/>
+      <w:lvlJc w:val="left"/>
+      <w:pPr>
+        <w:ind w:left="5302" w:hanging="360"/>
+      </w:pPr>
+      <w:rPr>
+        <w:rFonts w:ascii="Wingdings" w:hAnsi="Wingdings" w:hint="default"/>
+      </w:rPr>
+    </w:lvl>
+    <w:lvl w:ilvl="6" w:tplc="04090001" w:tentative="1">
+      <w:start w:val="1"/>
+      <w:numFmt w:val="bullet"/>
+      <w:lvlText w:val=""/>
+      <w:lvlJc w:val="left"/>
+      <w:pPr>
+        <w:ind w:left="6022" w:hanging="360"/>
+      </w:pPr>
+      <w:rPr>
+        <w:rFonts w:ascii="Symbol" w:hAnsi="Symbol" w:hint="default"/>
+      </w:rPr>
+    </w:lvl>
+    <w:lvl w:ilvl="7" w:tplc="04090003" w:tentative="1">
+      <w:start w:val="1"/>
+      <w:numFmt w:val="bullet"/>
+      <w:lvlText w:val="o"/>
+      <w:lvlJc w:val="left"/>
+      <w:pPr>
+        <w:ind w:left="6742" w:hanging="360"/>
+      </w:pPr>
+      <w:rPr>
+        <w:rFonts w:ascii="Courier New" w:hAnsi="Courier New" w:cs="Courier New" w:hint="default"/>
+      </w:rPr>
+    </w:lvl>
+    <w:lvl w:ilvl="8" w:tplc="04090005" w:tentative="1">
+      <w:start w:val="1"/>
+      <w:numFmt w:val="bullet"/>
+      <w:lvlText w:val=""/>
+      <w:lvlJc w:val="left"/>
+      <w:pPr>
+        <w:ind w:left="7462" w:hanging="360"/>
+      </w:pPr>
+      <w:rPr>
+        <w:rFonts w:ascii="Wingdings" w:hAnsi="Wingdings" w:hint="default"/>
+      </w:rPr>
+    </w:lvl>
+  </w:abstractNum>
+  <w:abstractNum w:abstractNumId="58" w15:restartNumberingAfterBreak="0">
     <w:nsid w:val="7C761A78"/>
     <w:multiLevelType w:val="hybridMultilevel"/>
     <w:tmpl w:val="21981776"/>
@@ -24672,7 +27928,7 @@
       </w:rPr>
     </w:lvl>
   </w:abstractNum>
-  <w:abstractNum w:abstractNumId="48" w15:restartNumberingAfterBreak="0">
+  <w:abstractNum w:abstractNumId="59" w15:restartNumberingAfterBreak="0">
     <w:nsid w:val="7E9C7C37"/>
     <w:multiLevelType w:val="hybridMultilevel"/>
     <w:tmpl w:val="09C40620"/>
@@ -24786,151 +28042,184 @@
     </w:lvl>
   </w:abstractNum>
   <w:num w:numId="1" w16cid:durableId="877090183">
-    <w:abstractNumId w:val="31"/>
+    <w:abstractNumId w:val="41"/>
   </w:num>
   <w:num w:numId="2" w16cid:durableId="475924124">
-    <w:abstractNumId w:val="25"/>
+    <w:abstractNumId w:val="33"/>
   </w:num>
   <w:num w:numId="3" w16cid:durableId="2012759613">
-    <w:abstractNumId w:val="34"/>
+    <w:abstractNumId w:val="44"/>
   </w:num>
   <w:num w:numId="4" w16cid:durableId="375391874">
-    <w:abstractNumId w:val="33"/>
+    <w:abstractNumId w:val="43"/>
   </w:num>
   <w:num w:numId="5" w16cid:durableId="1639528909">
-    <w:abstractNumId w:val="36"/>
+    <w:abstractNumId w:val="46"/>
   </w:num>
   <w:num w:numId="6" w16cid:durableId="1702585508">
-    <w:abstractNumId w:val="29"/>
+    <w:abstractNumId w:val="39"/>
   </w:num>
   <w:num w:numId="7" w16cid:durableId="942883525">
-    <w:abstractNumId w:val="37"/>
+    <w:abstractNumId w:val="47"/>
   </w:num>
   <w:num w:numId="8" w16cid:durableId="2026899589">
+    <w:abstractNumId w:val="16"/>
+  </w:num>
+  <w:num w:numId="9" w16cid:durableId="950280824">
+    <w:abstractNumId w:val="4"/>
+  </w:num>
+  <w:num w:numId="10" w16cid:durableId="775909192">
+    <w:abstractNumId w:val="58"/>
+  </w:num>
+  <w:num w:numId="11" w16cid:durableId="957681745">
+    <w:abstractNumId w:val="55"/>
+  </w:num>
+  <w:num w:numId="12" w16cid:durableId="1191380890">
+    <w:abstractNumId w:val="30"/>
+  </w:num>
+  <w:num w:numId="13" w16cid:durableId="665783405">
+    <w:abstractNumId w:val="6"/>
+  </w:num>
+  <w:num w:numId="14" w16cid:durableId="1353148973">
+    <w:abstractNumId w:val="50"/>
+  </w:num>
+  <w:num w:numId="15" w16cid:durableId="1025666829">
+    <w:abstractNumId w:val="8"/>
+  </w:num>
+  <w:num w:numId="16" w16cid:durableId="1752657113">
     <w:abstractNumId w:val="13"/>
   </w:num>
-  <w:num w:numId="9" w16cid:durableId="950280824">
-    <w:abstractNumId w:val="3"/>
-  </w:num>
-  <w:num w:numId="10" w16cid:durableId="775909192">
-    <w:abstractNumId w:val="47"/>
-  </w:num>
-  <w:num w:numId="11" w16cid:durableId="957681745">
-    <w:abstractNumId w:val="45"/>
-  </w:num>
-  <w:num w:numId="12" w16cid:durableId="1191380890">
-    <w:abstractNumId w:val="24"/>
-  </w:num>
-  <w:num w:numId="13" w16cid:durableId="665783405">
-    <w:abstractNumId w:val="5"/>
-  </w:num>
-  <w:num w:numId="14" w16cid:durableId="1353148973">
-    <w:abstractNumId w:val="40"/>
-  </w:num>
-  <w:num w:numId="15" w16cid:durableId="1025666829">
-    <w:abstractNumId w:val="7"/>
-  </w:num>
-  <w:num w:numId="16" w16cid:durableId="1752657113">
-    <w:abstractNumId w:val="11"/>
-  </w:num>
   <w:num w:numId="17" w16cid:durableId="703794347">
-    <w:abstractNumId w:val="16"/>
+    <w:abstractNumId w:val="20"/>
   </w:num>
   <w:num w:numId="18" w16cid:durableId="2008820704">
-    <w:abstractNumId w:val="42"/>
+    <w:abstractNumId w:val="52"/>
   </w:num>
   <w:num w:numId="19" w16cid:durableId="306206851">
-    <w:abstractNumId w:val="28"/>
+    <w:abstractNumId w:val="38"/>
   </w:num>
   <w:num w:numId="20" w16cid:durableId="2042513559">
-    <w:abstractNumId w:val="39"/>
+    <w:abstractNumId w:val="49"/>
   </w:num>
   <w:num w:numId="21" w16cid:durableId="1963994991">
-    <w:abstractNumId w:val="46"/>
+    <w:abstractNumId w:val="56"/>
   </w:num>
   <w:num w:numId="22" w16cid:durableId="2117017027">
-    <w:abstractNumId w:val="44"/>
+    <w:abstractNumId w:val="54"/>
   </w:num>
   <w:num w:numId="23" w16cid:durableId="273439242">
     <w:abstractNumId w:val="1"/>
   </w:num>
   <w:num w:numId="24" w16cid:durableId="265311219">
+    <w:abstractNumId w:val="12"/>
+  </w:num>
+  <w:num w:numId="25" w16cid:durableId="190801601">
+    <w:abstractNumId w:val="40"/>
+  </w:num>
+  <w:num w:numId="26" w16cid:durableId="631524937">
     <w:abstractNumId w:val="10"/>
   </w:num>
-  <w:num w:numId="25" w16cid:durableId="190801601">
-    <w:abstractNumId w:val="30"/>
+  <w:num w:numId="27" w16cid:durableId="2022509727">
+    <w:abstractNumId w:val="29"/>
   </w:num>
-  <w:num w:numId="26" w16cid:durableId="631524937">
+  <w:num w:numId="28" w16cid:durableId="1884370034">
+    <w:abstractNumId w:val="48"/>
+  </w:num>
+  <w:num w:numId="29" w16cid:durableId="1977560038">
+    <w:abstractNumId w:val="51"/>
+  </w:num>
+  <w:num w:numId="30" w16cid:durableId="152643310">
+    <w:abstractNumId w:val="27"/>
+  </w:num>
+  <w:num w:numId="31" w16cid:durableId="765882178">
+    <w:abstractNumId w:val="36"/>
+  </w:num>
+  <w:num w:numId="32" w16cid:durableId="488790892">
+    <w:abstractNumId w:val="5"/>
+  </w:num>
+  <w:num w:numId="33" w16cid:durableId="1783186447">
+    <w:abstractNumId w:val="15"/>
+  </w:num>
+  <w:num w:numId="34" w16cid:durableId="1938176548">
     <w:abstractNumId w:val="9"/>
   </w:num>
-  <w:num w:numId="27" w16cid:durableId="2022509727">
+  <w:num w:numId="35" w16cid:durableId="216552853">
+    <w:abstractNumId w:val="53"/>
+  </w:num>
+  <w:num w:numId="36" w16cid:durableId="592780650">
+    <w:abstractNumId w:val="7"/>
+  </w:num>
+  <w:num w:numId="37" w16cid:durableId="1563715896">
+    <w:abstractNumId w:val="37"/>
+  </w:num>
+  <w:num w:numId="38" w16cid:durableId="1750732666">
+    <w:abstractNumId w:val="28"/>
+  </w:num>
+  <w:num w:numId="39" w16cid:durableId="338775145">
+    <w:abstractNumId w:val="18"/>
+  </w:num>
+  <w:num w:numId="40" w16cid:durableId="1434399322">
+    <w:abstractNumId w:val="45"/>
+  </w:num>
+  <w:num w:numId="41" w16cid:durableId="651759755">
+    <w:abstractNumId w:val="24"/>
+  </w:num>
+  <w:num w:numId="42" w16cid:durableId="215707555">
+    <w:abstractNumId w:val="59"/>
+  </w:num>
+  <w:num w:numId="43" w16cid:durableId="2144497135">
+    <w:abstractNumId w:val="42"/>
+  </w:num>
+  <w:num w:numId="44" w16cid:durableId="801340642">
+    <w:abstractNumId w:val="22"/>
+  </w:num>
+  <w:num w:numId="45" w16cid:durableId="1222643174">
     <w:abstractNumId w:val="23"/>
   </w:num>
-  <w:num w:numId="28" w16cid:durableId="1884370034">
-    <w:abstractNumId w:val="38"/>
+  <w:num w:numId="46" w16cid:durableId="403185749">
+    <w:abstractNumId w:val="3"/>
   </w:num>
-  <w:num w:numId="29" w16cid:durableId="1977560038">
-    <w:abstractNumId w:val="41"/>
-  </w:num>
-  <w:num w:numId="30" w16cid:durableId="152643310">
-    <w:abstractNumId w:val="21"/>
-  </w:num>
-  <w:num w:numId="31" w16cid:durableId="765882178">
-    <w:abstractNumId w:val="26"/>
-  </w:num>
-  <w:num w:numId="32" w16cid:durableId="488790892">
-    <w:abstractNumId w:val="4"/>
-  </w:num>
-  <w:num w:numId="33" w16cid:durableId="1783186447">
-    <w:abstractNumId w:val="12"/>
-  </w:num>
-  <w:num w:numId="34" w16cid:durableId="1938176548">
-    <w:abstractNumId w:val="8"/>
-  </w:num>
-  <w:num w:numId="35" w16cid:durableId="216552853">
-    <w:abstractNumId w:val="43"/>
-  </w:num>
-  <w:num w:numId="36" w16cid:durableId="592780650">
-    <w:abstractNumId w:val="6"/>
-  </w:num>
-  <w:num w:numId="37" w16cid:durableId="1563715896">
-    <w:abstractNumId w:val="27"/>
-  </w:num>
-  <w:num w:numId="38" w16cid:durableId="1750732666">
-    <w:abstractNumId w:val="22"/>
-  </w:num>
-  <w:num w:numId="39" w16cid:durableId="338775145">
-    <w:abstractNumId w:val="14"/>
-  </w:num>
-  <w:num w:numId="40" w16cid:durableId="1434399322">
-    <w:abstractNumId w:val="35"/>
-  </w:num>
-  <w:num w:numId="41" w16cid:durableId="651759755">
+  <w:num w:numId="47" w16cid:durableId="938412263">
     <w:abstractNumId w:val="19"/>
   </w:num>
-  <w:num w:numId="42" w16cid:durableId="215707555">
-    <w:abstractNumId w:val="48"/>
-  </w:num>
-  <w:num w:numId="43" w16cid:durableId="2144497135">
-    <w:abstractNumId w:val="32"/>
-  </w:num>
-  <w:num w:numId="44" w16cid:durableId="801340642">
-    <w:abstractNumId w:val="17"/>
-  </w:num>
-  <w:num w:numId="45" w16cid:durableId="1222643174">
-    <w:abstractNumId w:val="18"/>
-  </w:num>
-  <w:num w:numId="46" w16cid:durableId="403185749">
-    <w:abstractNumId w:val="2"/>
-  </w:num>
-  <w:num w:numId="47" w16cid:durableId="938412263">
-    <w:abstractNumId w:val="15"/>
-  </w:num>
   <w:num w:numId="48" w16cid:durableId="309987202">
-    <w:abstractNumId w:val="20"/>
+    <w:abstractNumId w:val="26"/>
   </w:num>
   <w:num w:numId="49" w16cid:durableId="2089375277">
     <w:abstractNumId w:val="0"/>
+  </w:num>
+  <w:num w:numId="50" w16cid:durableId="704447019">
+    <w:abstractNumId w:val="35"/>
+  </w:num>
+  <w:num w:numId="51" w16cid:durableId="278679907">
+    <w:abstractNumId w:val="17"/>
+  </w:num>
+  <w:num w:numId="52" w16cid:durableId="2043704155">
+    <w:abstractNumId w:val="25"/>
+  </w:num>
+  <w:num w:numId="53" w16cid:durableId="2083327342">
+    <w:abstractNumId w:val="2"/>
+  </w:num>
+  <w:num w:numId="54" w16cid:durableId="658844784">
+    <w:abstractNumId w:val="57"/>
+  </w:num>
+  <w:num w:numId="55" w16cid:durableId="1026370092">
+    <w:abstractNumId w:val="14"/>
+  </w:num>
+  <w:num w:numId="56" w16cid:durableId="1815487651">
+    <w:abstractNumId w:val="31"/>
+  </w:num>
+  <w:num w:numId="57" w16cid:durableId="269168853">
+    <w:abstractNumId w:val="21"/>
+  </w:num>
+  <w:num w:numId="58" w16cid:durableId="1924605576">
+    <w:abstractNumId w:val="34"/>
+  </w:num>
+  <w:num w:numId="59" w16cid:durableId="57217448">
+    <w:abstractNumId w:val="11"/>
+  </w:num>
+  <w:num w:numId="60" w16cid:durableId="1023094478">
+    <w:abstractNumId w:val="32"/>
   </w:num>
 </w:numbering>
 </file>

--- a/subjects/subject_words/java04_es_subject.docx
+++ b/subjects/subject_words/java04_es_subject.docx
@@ -430,7 +430,7 @@
           </mc:Choice>
           <mc:Fallback>
             <w:pict>
-              <v:shape w14:anchorId="7FE23353" id="Graphic 3" o:spid="_x0000_s1026" style="position:absolute;margin-left:86.45pt;margin-top:20.05pt;width:476.5pt;height:25.2pt;z-index:-251655680;visibility:visible;mso-wrap-style:square;mso-wrap-distance-left:0;mso-wrap-distance-top:0;mso-wrap-distance-right:0;mso-wrap-distance-bottom:0;mso-position-horizontal:absolute;mso-position-horizontal-relative:page;mso-position-vertical:absolute;mso-position-vertical-relative:text;v-text-anchor:top" coordsize="6051550,320040" o:gfxdata="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" path="m6051397,l5594197,,,12,,18605r5594197,l5594197,320040r457200,l6051397,xe" fillcolor="black" stroked="f">
+              <v:shape w14:anchorId="6AC39928" id="Graphic 3" o:spid="_x0000_s1026" style="position:absolute;margin-left:86.45pt;margin-top:20.05pt;width:476.5pt;height:25.2pt;z-index:-251655680;visibility:visible;mso-wrap-style:square;mso-wrap-distance-left:0;mso-wrap-distance-top:0;mso-wrap-distance-right:0;mso-wrap-distance-bottom:0;mso-position-horizontal:absolute;mso-position-horizontal-relative:page;mso-position-vertical:absolute;mso-position-vertical-relative:text;v-text-anchor:top" coordsize="6051550,320040" o:gfxdata="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" path="m6051397,l5594197,,,12,,18605r5594197,l5594197,320040r457200,l6051397,xe" fillcolor="black" stroked="f">
                 <v:path arrowok="t"/>
                 <w10:wrap type="topAndBottom" anchorx="page"/>
               </v:shape>
@@ -456,7 +456,7 @@
         </w:sectPr>
       </w:pPr>
     </w:p>
-    <w:bookmarkStart w:id="0" w:name="_Toc235289647" w:displacedByCustomXml="next"/>
+    <w:bookmarkStart w:id="0" w:name="_Toc235717257" w:displacedByCustomXml="next"/>
     <w:sdt>
       <w:sdtPr>
         <w:rPr>
@@ -515,7 +515,7 @@
           <w:r>
             <w:fldChar w:fldCharType="separate"/>
           </w:r>
-          <w:hyperlink w:anchor="_Toc235289647" w:history="1">
+          <w:hyperlink w:anchor="_Toc235717257" w:history="1">
             <w:r>
               <w:rPr>
                 <w:rStyle w:val="Hipervnculo"/>
@@ -542,7 +542,7 @@
                 <w:noProof/>
                 <w:webHidden/>
               </w:rPr>
-              <w:instrText xml:space="preserve"> PAGEREF _Toc235289647 \h </w:instrText>
+              <w:instrText xml:space="preserve"> PAGEREF _Toc235717257 \h </w:instrText>
             </w:r>
             <w:r>
               <w:rPr>
@@ -588,7 +588,7 @@
               <w14:ligatures w14:val="standardContextual"/>
             </w:rPr>
           </w:pPr>
-          <w:hyperlink w:anchor="_Toc235289648" w:history="1">
+          <w:hyperlink w:anchor="_Toc235717258" w:history="1">
             <w:r>
               <w:rPr>
                 <w:rStyle w:val="Hipervnculo"/>
@@ -632,7 +632,7 @@
                 <w:noProof/>
                 <w:webHidden/>
               </w:rPr>
-              <w:instrText xml:space="preserve"> PAGEREF _Toc235289648 \h </w:instrText>
+              <w:instrText xml:space="preserve"> PAGEREF _Toc235717258 \h </w:instrText>
             </w:r>
             <w:r>
               <w:rPr>
@@ -678,7 +678,7 @@
               <w14:ligatures w14:val="standardContextual"/>
             </w:rPr>
           </w:pPr>
-          <w:hyperlink w:anchor="_Toc235289649" w:history="1">
+          <w:hyperlink w:anchor="_Toc235717259" w:history="1">
             <w:r>
               <w:rPr>
                 <w:rStyle w:val="Hipervnculo"/>
@@ -722,7 +722,7 @@
                 <w:noProof/>
                 <w:webHidden/>
               </w:rPr>
-              <w:instrText xml:space="preserve"> PAGEREF _Toc235289649 \h </w:instrText>
+              <w:instrText xml:space="preserve"> PAGEREF _Toc235717259 \h </w:instrText>
             </w:r>
             <w:r>
               <w:rPr>
@@ -768,7 +768,7 @@
               <w14:ligatures w14:val="standardContextual"/>
             </w:rPr>
           </w:pPr>
-          <w:hyperlink w:anchor="_Toc235289650" w:history="1">
+          <w:hyperlink w:anchor="_Toc235717260" w:history="1">
             <w:r>
               <w:rPr>
                 <w:rStyle w:val="Hipervnculo"/>
@@ -812,7 +812,7 @@
                 <w:noProof/>
                 <w:webHidden/>
               </w:rPr>
-              <w:instrText xml:space="preserve"> PAGEREF _Toc235289650 \h </w:instrText>
+              <w:instrText xml:space="preserve"> PAGEREF _Toc235717260 \h </w:instrText>
             </w:r>
             <w:r>
               <w:rPr>
@@ -858,7 +858,7 @@
               <w14:ligatures w14:val="standardContextual"/>
             </w:rPr>
           </w:pPr>
-          <w:hyperlink w:anchor="_Toc235289651" w:history="1">
+          <w:hyperlink w:anchor="_Toc235717261" w:history="1">
             <w:r>
               <w:rPr>
                 <w:rStyle w:val="Hipervnculo"/>
@@ -937,7 +937,7 @@
                 <w:noProof/>
                 <w:webHidden/>
               </w:rPr>
-              <w:instrText xml:space="preserve"> PAGEREF _Toc235289651 \h </w:instrText>
+              <w:instrText xml:space="preserve"> PAGEREF _Toc235717261 \h </w:instrText>
             </w:r>
             <w:r>
               <w:rPr>
@@ -983,7 +983,7 @@
               <w14:ligatures w14:val="standardContextual"/>
             </w:rPr>
           </w:pPr>
-          <w:hyperlink w:anchor="_Toc235289652" w:history="1">
+          <w:hyperlink w:anchor="_Toc235717262" w:history="1">
             <w:r>
               <w:rPr>
                 <w:rStyle w:val="Hipervnculo"/>
@@ -1054,7 +1054,7 @@
                 <w:noProof/>
                 <w:webHidden/>
               </w:rPr>
-              <w:instrText xml:space="preserve"> PAGEREF _Toc235289652 \h </w:instrText>
+              <w:instrText xml:space="preserve"> PAGEREF _Toc235717262 \h </w:instrText>
             </w:r>
             <w:r>
               <w:rPr>
@@ -1100,7 +1100,7 @@
               <w14:ligatures w14:val="standardContextual"/>
             </w:rPr>
           </w:pPr>
-          <w:hyperlink w:anchor="_Toc235289653" w:history="1">
+          <w:hyperlink w:anchor="_Toc235717263" w:history="1">
             <w:r>
               <w:rPr>
                 <w:rStyle w:val="Hipervnculo"/>
@@ -1179,7 +1179,7 @@
                 <w:noProof/>
                 <w:webHidden/>
               </w:rPr>
-              <w:instrText xml:space="preserve"> PAGEREF _Toc235289653 \h </w:instrText>
+              <w:instrText xml:space="preserve"> PAGEREF _Toc235717263 \h </w:instrText>
             </w:r>
             <w:r>
               <w:rPr>
@@ -1225,7 +1225,7 @@
               <w14:ligatures w14:val="standardContextual"/>
             </w:rPr>
           </w:pPr>
-          <w:hyperlink w:anchor="_Toc235289654" w:history="1">
+          <w:hyperlink w:anchor="_Toc235717264" w:history="1">
             <w:r>
               <w:rPr>
                 <w:rStyle w:val="Hipervnculo"/>
@@ -1304,7 +1304,7 @@
                 <w:noProof/>
                 <w:webHidden/>
               </w:rPr>
-              <w:instrText xml:space="preserve"> PAGEREF _Toc235289654 \h </w:instrText>
+              <w:instrText xml:space="preserve"> PAGEREF _Toc235717264 \h </w:instrText>
             </w:r>
             <w:r>
               <w:rPr>
@@ -1350,7 +1350,7 @@
               <w14:ligatures w14:val="standardContextual"/>
             </w:rPr>
           </w:pPr>
-          <w:hyperlink w:anchor="_Toc235289655" w:history="1">
+          <w:hyperlink w:anchor="_Toc235717265" w:history="1">
             <w:r>
               <w:rPr>
                 <w:rStyle w:val="Hipervnculo"/>
@@ -1421,7 +1421,7 @@
                 <w:noProof/>
                 <w:webHidden/>
               </w:rPr>
-              <w:instrText xml:space="preserve"> PAGEREF _Toc235289655 \h </w:instrText>
+              <w:instrText xml:space="preserve"> PAGEREF _Toc235717265 \h </w:instrText>
             </w:r>
             <w:r>
               <w:rPr>
@@ -1467,7 +1467,7 @@
               <w14:ligatures w14:val="standardContextual"/>
             </w:rPr>
           </w:pPr>
-          <w:hyperlink w:anchor="_Toc235289656" w:history="1">
+          <w:hyperlink w:anchor="_Toc235717266" w:history="1">
             <w:r>
               <w:rPr>
                 <w:rStyle w:val="Hipervnculo"/>
@@ -1546,7 +1546,7 @@
                 <w:noProof/>
                 <w:webHidden/>
               </w:rPr>
-              <w:instrText xml:space="preserve"> PAGEREF _Toc235289656 \h </w:instrText>
+              <w:instrText xml:space="preserve"> PAGEREF _Toc235717266 \h </w:instrText>
             </w:r>
             <w:r>
               <w:rPr>
@@ -1592,7 +1592,7 @@
               <w14:ligatures w14:val="standardContextual"/>
             </w:rPr>
           </w:pPr>
-          <w:hyperlink w:anchor="_Toc235289657" w:history="1">
+          <w:hyperlink w:anchor="_Toc235717267" w:history="1">
             <w:r>
               <w:rPr>
                 <w:rStyle w:val="Hipervnculo"/>
@@ -1654,7 +1654,7 @@
                 <w:noProof/>
                 <w:webHidden/>
               </w:rPr>
-              <w:instrText xml:space="preserve"> PAGEREF _Toc235289657 \h </w:instrText>
+              <w:instrText xml:space="preserve"> PAGEREF _Toc235717267 \h </w:instrText>
             </w:r>
             <w:r>
               <w:rPr>
@@ -1700,7 +1700,7 @@
               <w14:ligatures w14:val="standardContextual"/>
             </w:rPr>
           </w:pPr>
-          <w:hyperlink w:anchor="_Toc235289658" w:history="1">
+          <w:hyperlink w:anchor="_Toc235717268" w:history="1">
             <w:r>
               <w:rPr>
                 <w:rStyle w:val="Hipervnculo"/>
@@ -1762,7 +1762,7 @@
                 <w:noProof/>
                 <w:webHidden/>
               </w:rPr>
-              <w:instrText xml:space="preserve"> PAGEREF _Toc235289658 \h </w:instrText>
+              <w:instrText xml:space="preserve"> PAGEREF _Toc235717268 \h </w:instrText>
             </w:r>
             <w:r>
               <w:rPr>
@@ -1808,13 +1808,14 @@
               <w14:ligatures w14:val="standardContextual"/>
             </w:rPr>
           </w:pPr>
-          <w:hyperlink w:anchor="_Toc235289659" w:history="1">
+          <w:hyperlink w:anchor="_Toc235717269" w:history="1">
             <w:r>
               <w:rPr>
                 <w:rStyle w:val="Hipervnculo"/>
                 <w:noProof/>
+                <w:w w:val="90"/>
               </w:rPr>
-              <w:t>I.</w:t>
+              <w:t>G.</w:t>
             </w:r>
             <w:r>
               <w:rPr>
@@ -1870,98 +1871,7 @@
                 <w:noProof/>
                 <w:webHidden/>
               </w:rPr>
-              <w:instrText xml:space="preserve"> PAGEREF _Toc235289659 \h </w:instrText>
-            </w:r>
-            <w:r>
-              <w:rPr>
-                <w:noProof/>
-                <w:webHidden/>
-              </w:rPr>
-            </w:r>
-            <w:r>
-              <w:rPr>
-                <w:noProof/>
-                <w:webHidden/>
-              </w:rPr>
-              <w:fldChar w:fldCharType="separate"/>
-            </w:r>
-            <w:r>
-              <w:rPr>
-                <w:noProof/>
-                <w:webHidden/>
-              </w:rPr>
-              <w:t>14</w:t>
-            </w:r>
-            <w:r>
-              <w:rPr>
-                <w:noProof/>
-                <w:webHidden/>
-              </w:rPr>
-              <w:fldChar w:fldCharType="end"/>
-            </w:r>
-          </w:hyperlink>
-        </w:p>
-        <w:p>
-          <w:pPr>
-            <w:pStyle w:val="TDC2"/>
-            <w:tabs>
-              <w:tab w:val="left" w:pos="1680"/>
-              <w:tab w:val="right" w:leader="dot" w:pos="10430"/>
-            </w:tabs>
-            <w:rPr>
-              <w:rFonts w:asciiTheme="minorHAnsi" w:eastAsiaTheme="minorEastAsia" w:hAnsiTheme="minorHAnsi" w:cstheme="minorBidi"/>
-              <w:noProof/>
-              <w:kern w:val="2"/>
-              <w:lang w:val="en-US"/>
-              <w14:ligatures w14:val="standardContextual"/>
-            </w:rPr>
-          </w:pPr>
-          <w:hyperlink w:anchor="_Toc235289660" w:history="1">
-            <w:r>
-              <w:rPr>
-                <w:rStyle w:val="Hipervnculo"/>
-                <w:noProof/>
-              </w:rPr>
-              <w:t>J.</w:t>
-            </w:r>
-            <w:r>
-              <w:rPr>
-                <w:rFonts w:asciiTheme="minorHAnsi" w:eastAsiaTheme="minorEastAsia" w:hAnsiTheme="minorHAnsi" w:cstheme="minorBidi"/>
-                <w:noProof/>
-                <w:kern w:val="2"/>
-                <w:lang w:val="en-US"/>
-                <w14:ligatures w14:val="standardContextual"/>
-              </w:rPr>
-              <w:tab/>
-            </w:r>
-            <w:r>
-              <w:rPr>
-                <w:rStyle w:val="Hipervnculo"/>
-                <w:noProof/>
-                <w:w w:val="90"/>
-              </w:rPr>
-              <w:t>Extra A: El Cuartel General (Collectors.groupingBy)</w:t>
-            </w:r>
-            <w:r>
-              <w:rPr>
-                <w:noProof/>
-                <w:webHidden/>
-              </w:rPr>
-              <w:tab/>
-            </w:r>
-            <w:r>
-              <w:rPr>
-                <w:noProof/>
-                <w:webHidden/>
-              </w:rPr>
-              <w:fldChar w:fldCharType="begin"/>
-            </w:r>
-            <w:r>
-              <w:rPr>
-                <w:noProof/>
-                <w:webHidden/>
-              </w:rPr>
-              <w:instrText xml:space="preserve"> PAGEREF _Toc235289660 \h </w:instrText>
+              <w:instrText xml:space="preserve"> PAGEREF _Toc235717269 \h </w:instrText>
             </w:r>
             <w:r>
               <w:rPr>
@@ -2007,13 +1917,13 @@
               <w14:ligatures w14:val="standardContextual"/>
             </w:rPr>
           </w:pPr>
-          <w:hyperlink w:anchor="_Toc235289661" w:history="1">
+          <w:hyperlink w:anchor="_Toc235717270" w:history="1">
             <w:r>
               <w:rPr>
                 <w:rStyle w:val="Hipervnculo"/>
                 <w:noProof/>
               </w:rPr>
-              <w:t>K.</w:t>
+              <w:t>A.</w:t>
             </w:r>
             <w:r>
               <w:rPr>
@@ -2031,7 +1941,7 @@
                 <w:noProof/>
                 <w:w w:val="90"/>
               </w:rPr>
-              <w:t>Extra B: El Botín Total (reduce)</w:t>
+              <w:t>Extra A: El Cuartel General (Collectors.groupingBy)</w:t>
             </w:r>
             <w:r>
               <w:rPr>
@@ -2052,7 +1962,7 @@
                 <w:noProof/>
                 <w:webHidden/>
               </w:rPr>
-              <w:instrText xml:space="preserve"> PAGEREF _Toc235289661 \h </w:instrText>
+              <w:instrText xml:space="preserve"> PAGEREF _Toc235717270 \h </w:instrText>
             </w:r>
             <w:r>
               <w:rPr>
@@ -2098,14 +2008,105 @@
               <w14:ligatures w14:val="standardContextual"/>
             </w:rPr>
           </w:pPr>
-          <w:hyperlink w:anchor="_Toc235289662" w:history="1">
+          <w:hyperlink w:anchor="_Toc235717271" w:history="1">
+            <w:r>
+              <w:rPr>
+                <w:rStyle w:val="Hipervnculo"/>
+                <w:noProof/>
+              </w:rPr>
+              <w:t>B.</w:t>
+            </w:r>
+            <w:r>
+              <w:rPr>
+                <w:rFonts w:asciiTheme="minorHAnsi" w:eastAsiaTheme="minorEastAsia" w:hAnsiTheme="minorHAnsi" w:cstheme="minorBidi"/>
+                <w:noProof/>
+                <w:kern w:val="2"/>
+                <w:lang w:val="en-US"/>
+                <w14:ligatures w14:val="standardContextual"/>
+              </w:rPr>
+              <w:tab/>
+            </w:r>
+            <w:r>
+              <w:rPr>
+                <w:rStyle w:val="Hipervnculo"/>
+                <w:noProof/>
+                <w:w w:val="90"/>
+              </w:rPr>
+              <w:t>Extra B: El Botín Total (reduce)</w:t>
+            </w:r>
+            <w:r>
+              <w:rPr>
+                <w:noProof/>
+                <w:webHidden/>
+              </w:rPr>
+              <w:tab/>
+            </w:r>
+            <w:r>
+              <w:rPr>
+                <w:noProof/>
+                <w:webHidden/>
+              </w:rPr>
+              <w:fldChar w:fldCharType="begin"/>
+            </w:r>
+            <w:r>
+              <w:rPr>
+                <w:noProof/>
+                <w:webHidden/>
+              </w:rPr>
+              <w:instrText xml:space="preserve"> PAGEREF _Toc235717271 \h </w:instrText>
+            </w:r>
+            <w:r>
+              <w:rPr>
+                <w:noProof/>
+                <w:webHidden/>
+              </w:rPr>
+            </w:r>
+            <w:r>
+              <w:rPr>
+                <w:noProof/>
+                <w:webHidden/>
+              </w:rPr>
+              <w:fldChar w:fldCharType="separate"/>
+            </w:r>
+            <w:r>
+              <w:rPr>
+                <w:noProof/>
+                <w:webHidden/>
+              </w:rPr>
+              <w:t>17</w:t>
+            </w:r>
+            <w:r>
+              <w:rPr>
+                <w:noProof/>
+                <w:webHidden/>
+              </w:rPr>
+              <w:fldChar w:fldCharType="end"/>
+            </w:r>
+          </w:hyperlink>
+        </w:p>
+        <w:p>
+          <w:pPr>
+            <w:pStyle w:val="TDC2"/>
+            <w:tabs>
+              <w:tab w:val="left" w:pos="1680"/>
+              <w:tab w:val="right" w:leader="dot" w:pos="10430"/>
+            </w:tabs>
+            <w:rPr>
+              <w:rFonts w:asciiTheme="minorHAnsi" w:eastAsiaTheme="minorEastAsia" w:hAnsiTheme="minorHAnsi" w:cstheme="minorBidi"/>
+              <w:noProof/>
+              <w:kern w:val="2"/>
+              <w:lang w:val="en-US"/>
+              <w14:ligatures w14:val="standardContextual"/>
+            </w:rPr>
+          </w:pPr>
+          <w:hyperlink w:anchor="_Toc235717272" w:history="1">
             <w:r>
               <w:rPr>
                 <w:rStyle w:val="Hipervnculo"/>
                 <w:noProof/>
                 <w:lang w:val="en-US"/>
               </w:rPr>
-              <w:t>L.</w:t>
+              <w:t>C.</w:t>
             </w:r>
             <w:r>
               <w:rPr>
@@ -2162,79 +2163,7 @@
                 <w:noProof/>
                 <w:webHidden/>
               </w:rPr>
-              <w:instrText xml:space="preserve"> PAGEREF _Toc235289662 \h </w:instrText>
-            </w:r>
-            <w:r>
-              <w:rPr>
-                <w:noProof/>
-                <w:webHidden/>
-              </w:rPr>
-            </w:r>
-            <w:r>
-              <w:rPr>
-                <w:noProof/>
-                <w:webHidden/>
-              </w:rPr>
-              <w:fldChar w:fldCharType="separate"/>
-            </w:r>
-            <w:r>
-              <w:rPr>
-                <w:noProof/>
-                <w:webHidden/>
-              </w:rPr>
-              <w:t>17</w:t>
-            </w:r>
-            <w:r>
-              <w:rPr>
-                <w:noProof/>
-                <w:webHidden/>
-              </w:rPr>
-              <w:fldChar w:fldCharType="end"/>
-            </w:r>
-          </w:hyperlink>
-        </w:p>
-        <w:p>
-          <w:pPr>
-            <w:pStyle w:val="TDC1"/>
-            <w:tabs>
-              <w:tab w:val="right" w:leader="dot" w:pos="10430"/>
-            </w:tabs>
-            <w:rPr>
-              <w:rFonts w:asciiTheme="minorHAnsi" w:eastAsiaTheme="minorEastAsia" w:hAnsiTheme="minorHAnsi" w:cstheme="minorBidi"/>
-              <w:noProof/>
-              <w:kern w:val="2"/>
-              <w:lang w:val="en-US"/>
-              <w14:ligatures w14:val="standardContextual"/>
-            </w:rPr>
-          </w:pPr>
-          <w:hyperlink w:anchor="_Toc235289663" w:history="1">
-            <w:r>
-              <w:rPr>
-                <w:rStyle w:val="Hipervnculo"/>
-                <w:noProof/>
-              </w:rPr>
-              <w:t>Ejecución</w:t>
-            </w:r>
-            <w:r>
-              <w:rPr>
-                <w:noProof/>
-                <w:webHidden/>
-              </w:rPr>
-              <w:tab/>
-            </w:r>
-            <w:r>
-              <w:rPr>
-                <w:noProof/>
-                <w:webHidden/>
-              </w:rPr>
-              <w:fldChar w:fldCharType="begin"/>
-            </w:r>
-            <w:r>
-              <w:rPr>
-                <w:noProof/>
-                <w:webHidden/>
-              </w:rPr>
-              <w:instrText xml:space="preserve"> PAGEREF _Toc235289663 \h </w:instrText>
+              <w:instrText xml:space="preserve"> PAGEREF _Toc235717272 \h </w:instrText>
             </w:r>
             <w:r>
               <w:rPr>
@@ -2266,6 +2195,92 @@
           </w:hyperlink>
         </w:p>
         <w:p>
+          <w:pPr>
+            <w:pStyle w:val="TDC1"/>
+            <w:tabs>
+              <w:tab w:val="right" w:leader="dot" w:pos="10430"/>
+            </w:tabs>
+            <w:rPr>
+              <w:rFonts w:asciiTheme="minorHAnsi" w:eastAsiaTheme="minorEastAsia" w:hAnsiTheme="minorHAnsi" w:cstheme="minorBidi"/>
+              <w:noProof/>
+              <w:kern w:val="2"/>
+              <w:lang w:val="en-US"/>
+              <w14:ligatures w14:val="standardContextual"/>
+            </w:rPr>
+          </w:pPr>
+          <w:hyperlink w:anchor="_Toc235717273" w:history="1">
+            <w:r>
+              <w:rPr>
+                <w:rStyle w:val="Hipervnculo"/>
+                <w:noProof/>
+              </w:rPr>
+              <w:t>Ejecuci</w:t>
+            </w:r>
+            <w:r>
+              <w:rPr>
+                <w:rStyle w:val="Hipervnculo"/>
+                <w:noProof/>
+              </w:rPr>
+              <w:t>ó</w:t>
+            </w:r>
+            <w:r>
+              <w:rPr>
+                <w:rStyle w:val="Hipervnculo"/>
+                <w:noProof/>
+              </w:rPr>
+              <w:t>n</w:t>
+            </w:r>
+            <w:r>
+              <w:rPr>
+                <w:noProof/>
+                <w:webHidden/>
+              </w:rPr>
+              <w:tab/>
+            </w:r>
+            <w:r>
+              <w:rPr>
+                <w:noProof/>
+                <w:webHidden/>
+              </w:rPr>
+              <w:fldChar w:fldCharType="begin"/>
+            </w:r>
+            <w:r>
+              <w:rPr>
+                <w:noProof/>
+                <w:webHidden/>
+              </w:rPr>
+              <w:instrText xml:space="preserve"> PAGEREF _Toc235717273 \h </w:instrText>
+            </w:r>
+            <w:r>
+              <w:rPr>
+                <w:noProof/>
+                <w:webHidden/>
+              </w:rPr>
+            </w:r>
+            <w:r>
+              <w:rPr>
+                <w:noProof/>
+                <w:webHidden/>
+              </w:rPr>
+              <w:fldChar w:fldCharType="separate"/>
+            </w:r>
+            <w:r>
+              <w:rPr>
+                <w:noProof/>
+                <w:webHidden/>
+              </w:rPr>
+              <w:t>20</w:t>
+            </w:r>
+            <w:r>
+              <w:rPr>
+                <w:noProof/>
+                <w:webHidden/>
+              </w:rPr>
+              <w:fldChar w:fldCharType="end"/>
+            </w:r>
+          </w:hyperlink>
+        </w:p>
+        <w:p>
           <w:r>
             <w:rPr>
               <w:b/>
@@ -2293,10 +2308,10 @@
         <w:pStyle w:val="Ttulo1"/>
         <w:numPr>
           <w:ilvl w:val="0"/>
-          <w:numId w:val="17"/>
+          <w:numId w:val="5"/>
         </w:numPr>
       </w:pPr>
-      <w:bookmarkStart w:id="1" w:name="_Toc235289648"/>
+      <w:bookmarkStart w:id="1" w:name="_Toc235717258"/>
       <w:r>
         <w:lastRenderedPageBreak/>
         <w:t>El Sindicato de la Resiliencia</w:t>
@@ -2396,7 +2411,7 @@
         <w:pStyle w:val="Prrafodelista"/>
         <w:numPr>
           <w:ilvl w:val="0"/>
-          <w:numId w:val="12"/>
+          <w:numId w:val="4"/>
         </w:numPr>
         <w:tabs>
           <w:tab w:val="left" w:pos="1340"/>
@@ -2470,7 +2485,7 @@
         <w:pStyle w:val="Prrafodelista"/>
         <w:numPr>
           <w:ilvl w:val="0"/>
-          <w:numId w:val="12"/>
+          <w:numId w:val="4"/>
         </w:numPr>
         <w:tabs>
           <w:tab w:val="left" w:pos="1340"/>
@@ -2586,7 +2601,7 @@
         <w:pStyle w:val="Prrafodelista"/>
         <w:numPr>
           <w:ilvl w:val="0"/>
-          <w:numId w:val="12"/>
+          <w:numId w:val="4"/>
         </w:numPr>
         <w:tabs>
           <w:tab w:val="left" w:pos="1340"/>
@@ -2765,7 +2780,7 @@
         <w:pStyle w:val="Prrafodelista"/>
         <w:numPr>
           <w:ilvl w:val="0"/>
-          <w:numId w:val="12"/>
+          <w:numId w:val="4"/>
         </w:numPr>
         <w:tabs>
           <w:tab w:val="left" w:pos="1340"/>
@@ -2893,7 +2908,7 @@
         <w:pStyle w:val="Prrafodelista"/>
         <w:numPr>
           <w:ilvl w:val="0"/>
-          <w:numId w:val="12"/>
+          <w:numId w:val="4"/>
         </w:numPr>
         <w:tabs>
           <w:tab w:val="left" w:pos="1340"/>
@@ -3027,7 +3042,7 @@
         <w:pStyle w:val="Prrafodelista"/>
         <w:numPr>
           <w:ilvl w:val="0"/>
-          <w:numId w:val="12"/>
+          <w:numId w:val="4"/>
         </w:numPr>
         <w:tabs>
           <w:tab w:val="left" w:pos="1340"/>
@@ -3143,7 +3158,7 @@
         <w:pStyle w:val="Prrafodelista"/>
         <w:numPr>
           <w:ilvl w:val="0"/>
-          <w:numId w:val="12"/>
+          <w:numId w:val="4"/>
         </w:numPr>
         <w:tabs>
           <w:tab w:val="left" w:pos="1340"/>
@@ -3296,7 +3311,7 @@
         <w:pStyle w:val="Prrafodelista"/>
         <w:numPr>
           <w:ilvl w:val="0"/>
-          <w:numId w:val="11"/>
+          <w:numId w:val="3"/>
         </w:numPr>
         <w:tabs>
           <w:tab w:val="left" w:pos="1341"/>
@@ -3371,18 +3386,18 @@
         <w:pStyle w:val="Ttulo1"/>
         <w:numPr>
           <w:ilvl w:val="0"/>
-          <w:numId w:val="17"/>
+          <w:numId w:val="5"/>
         </w:numPr>
       </w:pPr>
       <w:bookmarkStart w:id="2" w:name="_bookmark1"/>
-      <w:bookmarkStart w:id="3" w:name="_Toc235289649"/>
+      <w:bookmarkStart w:id="3" w:name="_Toc235717259"/>
       <w:bookmarkEnd w:id="2"/>
       <w:r>
         <w:rPr>
           <w:noProof/>
         </w:rPr>
         <w:drawing>
-          <wp:anchor distT="0" distB="0" distL="114300" distR="114300" simplePos="0" relativeHeight="251654656" behindDoc="0" locked="0" layoutInCell="1" allowOverlap="1" wp14:anchorId="5EF8B505" wp14:editId="39C31EDB">
+          <wp:anchor distT="0" distB="0" distL="114300" distR="114300" simplePos="0" relativeHeight="251653120" behindDoc="0" locked="0" layoutInCell="1" allowOverlap="1" wp14:anchorId="5EF8B505" wp14:editId="39C31EDB">
             <wp:simplePos x="0" y="0"/>
             <wp:positionH relativeFrom="column">
               <wp:posOffset>3771900</wp:posOffset>
@@ -3757,11 +3772,11 @@
         <w:pStyle w:val="Ttulo1"/>
         <w:numPr>
           <w:ilvl w:val="0"/>
-          <w:numId w:val="17"/>
+          <w:numId w:val="5"/>
         </w:numPr>
       </w:pPr>
       <w:bookmarkStart w:id="4" w:name="_bookmark2"/>
-      <w:bookmarkStart w:id="5" w:name="_Toc235289650"/>
+      <w:bookmarkStart w:id="5" w:name="_Toc235717260"/>
       <w:bookmarkEnd w:id="4"/>
       <w:r>
         <w:lastRenderedPageBreak/>
@@ -4410,7 +4425,7 @@
           </mc:Choice>
           <mc:Fallback>
             <w:pict>
-              <v:group w14:anchorId="5563D492" id="Group 15" o:spid="_x0000_s1026" style="width:442.05pt;height:1.6pt;mso-position-horizontal-relative:char;mso-position-vertical-relative:line" coordsize="56140,203" o:gfxdata="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">
+              <v:group w14:anchorId="11B0507D" id="Group 15" o:spid="_x0000_s1026" style="width:442.05pt;height:1.6pt;mso-position-horizontal-relative:char;mso-position-vertical-relative:line" coordsize="56140,203" o:gfxdata="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">
                 <v:shape id="Graphic 16" o:spid="_x0000_s1027" style="position:absolute;width:56127;height:196;visibility:visible;mso-wrap-style:square;v-text-anchor:top" coordsize="5612765,19685" o:gfxdata="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" path="m5612765,l,,,19685r5612765,l5612765,xe" fillcolor="#9f9f9f" stroked="f">
                   <v:path arrowok="t"/>
                 </v:shape>
@@ -4451,11 +4466,11 @@
         <w:pStyle w:val="Ttulo2"/>
         <w:numPr>
           <w:ilvl w:val="0"/>
-          <w:numId w:val="19"/>
+          <w:numId w:val="6"/>
         </w:numPr>
         <w:jc w:val="left"/>
       </w:pPr>
-      <w:bookmarkStart w:id="7" w:name="_Toc235289651"/>
+      <w:bookmarkStart w:id="7" w:name="_Toc235717261"/>
       <w:r>
         <w:rPr>
           <w:w w:val="90"/>
@@ -4495,7 +4510,7 @@
         <w:pStyle w:val="Prrafodelista"/>
         <w:numPr>
           <w:ilvl w:val="1"/>
-          <w:numId w:val="8"/>
+          <w:numId w:val="2"/>
         </w:numPr>
         <w:tabs>
           <w:tab w:val="left" w:pos="1341"/>
@@ -4530,7 +4545,7 @@
         <w:pStyle w:val="Prrafodelista"/>
         <w:numPr>
           <w:ilvl w:val="1"/>
-          <w:numId w:val="8"/>
+          <w:numId w:val="2"/>
         </w:numPr>
         <w:tabs>
           <w:tab w:val="left" w:pos="1341"/>
@@ -4576,7 +4591,7 @@
         <w:pStyle w:val="Prrafodelista"/>
         <w:numPr>
           <w:ilvl w:val="1"/>
-          <w:numId w:val="8"/>
+          <w:numId w:val="2"/>
         </w:numPr>
         <w:tabs>
           <w:tab w:val="left" w:pos="1342"/>
@@ -4695,7 +4710,7 @@
         <w:pStyle w:val="Prrafodelista"/>
         <w:numPr>
           <w:ilvl w:val="1"/>
-          <w:numId w:val="8"/>
+          <w:numId w:val="2"/>
         </w:numPr>
         <w:tabs>
           <w:tab w:val="left" w:pos="1341"/>
@@ -4783,7 +4798,7 @@
         <w:pStyle w:val="Ttulo4"/>
         <w:numPr>
           <w:ilvl w:val="1"/>
-          <w:numId w:val="8"/>
+          <w:numId w:val="2"/>
         </w:numPr>
         <w:tabs>
           <w:tab w:val="left" w:pos="1341"/>
@@ -4812,7 +4827,7 @@
         <w:pStyle w:val="Prrafodelista"/>
         <w:numPr>
           <w:ilvl w:val="2"/>
-          <w:numId w:val="8"/>
+          <w:numId w:val="2"/>
         </w:numPr>
         <w:tabs>
           <w:tab w:val="left" w:pos="1701"/>
@@ -4943,7 +4958,7 @@
         <mc:AlternateContent>
           <mc:Choice Requires="wps">
             <w:drawing>
-              <wp:anchor distT="0" distB="0" distL="114300" distR="114300" simplePos="0" relativeHeight="251656704" behindDoc="0" locked="0" layoutInCell="1" allowOverlap="1" wp14:anchorId="52D2470B" wp14:editId="28D3D846">
+              <wp:anchor distT="0" distB="0" distL="114300" distR="114300" simplePos="0" relativeHeight="251657216" behindDoc="0" locked="0" layoutInCell="1" allowOverlap="1" wp14:anchorId="52D2470B" wp14:editId="28D3D846">
                 <wp:simplePos x="0" y="0"/>
                 <wp:positionH relativeFrom="margin">
                   <wp:posOffset>419100</wp:posOffset>
@@ -5113,7 +5128,7 @@
           </mc:Choice>
           <mc:Fallback>
             <w:pict>
-              <v:rect w14:anchorId="52D2470B" id="Rectángulo 2" o:spid="_x0000_s1026" style="position:absolute;left:0;text-align:left;margin-left:33pt;margin-top:9.95pt;width:434.5pt;height:100.5pt;z-index:251656704;visibility:visible;mso-wrap-style:square;mso-width-percent:0;mso-height-percent:0;mso-wrap-distance-left:9pt;mso-wrap-distance-top:0;mso-wrap-distance-right:9pt;mso-wrap-distance-bottom:0;mso-position-horizontal:absolute;mso-position-horizontal-relative:margin;mso-position-vertical:absolute;mso-position-vertical-relative:text;mso-width-percent:0;mso-height-percent:0;mso-width-relative:margin;mso-height-relative:margin;v-text-anchor:middle" o:gfxdata="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" fillcolor="black [3213]" strokecolor="black [3213]" strokeweight="2pt">
+              <v:rect w14:anchorId="52D2470B" id="Rectángulo 2" o:spid="_x0000_s1026" style="position:absolute;left:0;text-align:left;margin-left:33pt;margin-top:9.95pt;width:434.5pt;height:100.5pt;z-index:251657216;visibility:visible;mso-wrap-style:square;mso-width-percent:0;mso-height-percent:0;mso-wrap-distance-left:9pt;mso-wrap-distance-top:0;mso-wrap-distance-right:9pt;mso-wrap-distance-bottom:0;mso-position-horizontal:absolute;mso-position-horizontal-relative:margin;mso-position-vertical:absolute;mso-position-vertical-relative:text;mso-width-percent:0;mso-height-percent:0;mso-width-relative:margin;mso-height-relative:margin;v-text-anchor:middle" o:gfxdata="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" fillcolor="black [3213]" strokecolor="black [3213]" strokeweight="2pt">
                 <v:textbox>
                   <w:txbxContent>
                     <w:p>
@@ -5319,7 +5334,7 @@
         <mc:AlternateContent>
           <mc:Choice Requires="wps">
             <w:drawing>
-              <wp:anchor distT="0" distB="0" distL="114300" distR="114300" simplePos="0" relativeHeight="251650560" behindDoc="0" locked="0" layoutInCell="1" allowOverlap="1" wp14:anchorId="1C4D31BE" wp14:editId="47313A76">
+              <wp:anchor distT="0" distB="0" distL="114300" distR="114300" simplePos="0" relativeHeight="251644928" behindDoc="0" locked="0" layoutInCell="1" allowOverlap="1" wp14:anchorId="1C4D31BE" wp14:editId="47313A76">
                 <wp:simplePos x="0" y="0"/>
                 <wp:positionH relativeFrom="margin">
                   <wp:posOffset>400050</wp:posOffset>
@@ -5571,7 +5586,7 @@
           </mc:Choice>
           <mc:Fallback>
             <w:pict>
-              <v:rect w14:anchorId="1C4D31BE" id="_x0000_s1027" style="position:absolute;left:0;text-align:left;margin-left:31.5pt;margin-top:6.2pt;width:434.25pt;height:106.5pt;z-index:251650560;visibility:visible;mso-wrap-style:square;mso-width-percent:0;mso-height-percent:0;mso-wrap-distance-left:9pt;mso-wrap-distance-top:0;mso-wrap-distance-right:9pt;mso-wrap-distance-bottom:0;mso-position-horizontal:absolute;mso-position-horizontal-relative:margin;mso-position-vertical:absolute;mso-position-vertical-relative:text;mso-width-percent:0;mso-height-percent:0;mso-width-relative:margin;mso-height-relative:margin;v-text-anchor:middle" o:gfxdata="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" fillcolor="black [3213]" strokecolor="black [3213]" strokeweight="2pt">
+              <v:rect w14:anchorId="1C4D31BE" id="_x0000_s1027" style="position:absolute;left:0;text-align:left;margin-left:31.5pt;margin-top:6.2pt;width:434.25pt;height:106.5pt;z-index:251644928;visibility:visible;mso-wrap-style:square;mso-width-percent:0;mso-height-percent:0;mso-wrap-distance-left:9pt;mso-wrap-distance-top:0;mso-wrap-distance-right:9pt;mso-wrap-distance-bottom:0;mso-position-horizontal:absolute;mso-position-horizontal-relative:margin;mso-position-vertical:absolute;mso-position-vertical-relative:text;mso-width-percent:0;mso-height-percent:0;mso-width-relative:margin;mso-height-relative:margin;v-text-anchor:middle" o:gfxdata="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" fillcolor="black [3213]" strokecolor="black [3213]" strokeweight="2pt">
                 <v:textbox>
                   <w:txbxContent>
                     <w:p>
@@ -5798,12 +5813,12 @@
         <w:pStyle w:val="Ttulo2"/>
         <w:numPr>
           <w:ilvl w:val="0"/>
-          <w:numId w:val="19"/>
+          <w:numId w:val="6"/>
         </w:numPr>
         <w:jc w:val="left"/>
       </w:pPr>
       <w:bookmarkStart w:id="8" w:name="_bookmark4"/>
-      <w:bookmarkStart w:id="9" w:name="_Toc235289652"/>
+      <w:bookmarkStart w:id="9" w:name="_Toc235717262"/>
       <w:bookmarkEnd w:id="8"/>
       <w:r>
         <w:rPr>
@@ -5846,7 +5861,7 @@
         <w:pStyle w:val="Prrafodelista"/>
         <w:numPr>
           <w:ilvl w:val="1"/>
-          <w:numId w:val="8"/>
+          <w:numId w:val="2"/>
         </w:numPr>
         <w:tabs>
           <w:tab w:val="left" w:pos="1341"/>
@@ -5881,7 +5896,7 @@
         <w:pStyle w:val="Prrafodelista"/>
         <w:numPr>
           <w:ilvl w:val="1"/>
-          <w:numId w:val="8"/>
+          <w:numId w:val="2"/>
         </w:numPr>
         <w:tabs>
           <w:tab w:val="left" w:pos="1341"/>
@@ -5935,7 +5950,7 @@
         <w:pStyle w:val="Prrafodelista"/>
         <w:numPr>
           <w:ilvl w:val="1"/>
-          <w:numId w:val="8"/>
+          <w:numId w:val="2"/>
         </w:numPr>
         <w:tabs>
           <w:tab w:val="left" w:pos="1341"/>
@@ -6025,7 +6040,7 @@
         <w:pStyle w:val="Prrafodelista"/>
         <w:numPr>
           <w:ilvl w:val="1"/>
-          <w:numId w:val="8"/>
+          <w:numId w:val="2"/>
         </w:numPr>
         <w:tabs>
           <w:tab w:val="left" w:pos="1342"/>
@@ -6189,7 +6204,7 @@
         <w:pStyle w:val="Ttulo4"/>
         <w:numPr>
           <w:ilvl w:val="1"/>
-          <w:numId w:val="8"/>
+          <w:numId w:val="2"/>
         </w:numPr>
         <w:tabs>
           <w:tab w:val="left" w:pos="1341"/>
@@ -6209,7 +6224,7 @@
         <w:pStyle w:val="Prrafodelista"/>
         <w:numPr>
           <w:ilvl w:val="2"/>
-          <w:numId w:val="8"/>
+          <w:numId w:val="2"/>
         </w:numPr>
         <w:tabs>
           <w:tab w:val="left" w:pos="1702"/>
@@ -6414,7 +6429,7 @@
         <mc:AlternateContent>
           <mc:Choice Requires="wps">
             <w:drawing>
-              <wp:anchor distT="0" distB="0" distL="114300" distR="114300" simplePos="0" relativeHeight="251657728" behindDoc="0" locked="0" layoutInCell="1" allowOverlap="1" wp14:anchorId="5CCC47C2" wp14:editId="1DB1FA8E">
+              <wp:anchor distT="0" distB="0" distL="114300" distR="114300" simplePos="0" relativeHeight="251659264" behindDoc="0" locked="0" layoutInCell="1" allowOverlap="1" wp14:anchorId="5CCC47C2" wp14:editId="1DB1FA8E">
                 <wp:simplePos x="0" y="0"/>
                 <wp:positionH relativeFrom="margin">
                   <wp:posOffset>419100</wp:posOffset>
@@ -6568,7 +6583,7 @@
           </mc:Choice>
           <mc:Fallback>
             <w:pict>
-              <v:rect w14:anchorId="5CCC47C2" id="_x0000_s1028" style="position:absolute;left:0;text-align:left;margin-left:33pt;margin-top:9.65pt;width:434.5pt;height:91.5pt;z-index:251657728;visibility:visible;mso-wrap-style:square;mso-width-percent:0;mso-height-percent:0;mso-wrap-distance-left:9pt;mso-wrap-distance-top:0;mso-wrap-distance-right:9pt;mso-wrap-distance-bottom:0;mso-position-horizontal:absolute;mso-position-horizontal-relative:margin;mso-position-vertical:absolute;mso-position-vertical-relative:text;mso-width-percent:0;mso-height-percent:0;mso-width-relative:margin;mso-height-relative:margin;v-text-anchor:middle" o:gfxdata="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" fillcolor="black [3213]" strokecolor="black [3213]" strokeweight="2pt">
+              <v:rect w14:anchorId="5CCC47C2" id="_x0000_s1028" style="position:absolute;left:0;text-align:left;margin-left:33pt;margin-top:9.65pt;width:434.5pt;height:91.5pt;z-index:251659264;visibility:visible;mso-wrap-style:square;mso-width-percent:0;mso-height-percent:0;mso-wrap-distance-left:9pt;mso-wrap-distance-top:0;mso-wrap-distance-right:9pt;mso-wrap-distance-bottom:0;mso-position-horizontal:absolute;mso-position-horizontal-relative:margin;mso-position-vertical:absolute;mso-position-vertical-relative:text;mso-width-percent:0;mso-height-percent:0;mso-width-relative:margin;mso-height-relative:margin;v-text-anchor:middle" o:gfxdata="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" fillcolor="black [3213]" strokecolor="black [3213]" strokeweight="2pt">
                 <v:textbox>
                   <w:txbxContent>
                     <w:p>
@@ -6748,7 +6763,7 @@
         <mc:AlternateContent>
           <mc:Choice Requires="wps">
             <w:drawing>
-              <wp:anchor distT="0" distB="0" distL="114300" distR="114300" simplePos="0" relativeHeight="251651584" behindDoc="0" locked="0" layoutInCell="1" allowOverlap="1" wp14:anchorId="6EEA5942" wp14:editId="0B3FB99D">
+              <wp:anchor distT="0" distB="0" distL="114300" distR="114300" simplePos="0" relativeHeight="251646976" behindDoc="0" locked="0" layoutInCell="1" allowOverlap="1" wp14:anchorId="6EEA5942" wp14:editId="0B3FB99D">
                 <wp:simplePos x="0" y="0"/>
                 <wp:positionH relativeFrom="margin">
                   <wp:posOffset>400050</wp:posOffset>
@@ -6870,7 +6885,7 @@
           </mc:Choice>
           <mc:Fallback>
             <w:pict>
-              <v:rect w14:anchorId="6EEA5942" id="_x0000_s1029" style="position:absolute;left:0;text-align:left;margin-left:31.5pt;margin-top:5.9pt;width:434.5pt;height:66pt;z-index:251651584;visibility:visible;mso-wrap-style:square;mso-width-percent:0;mso-height-percent:0;mso-wrap-distance-left:9pt;mso-wrap-distance-top:0;mso-wrap-distance-right:9pt;mso-wrap-distance-bottom:0;mso-position-horizontal:absolute;mso-position-horizontal-relative:margin;mso-position-vertical:absolute;mso-position-vertical-relative:text;mso-width-percent:0;mso-height-percent:0;mso-width-relative:margin;mso-height-relative:margin;v-text-anchor:middle" o:gfxdata="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" fillcolor="black [3213]" strokecolor="black [3213]" strokeweight="2pt">
+              <v:rect w14:anchorId="6EEA5942" id="_x0000_s1029" style="position:absolute;left:0;text-align:left;margin-left:31.5pt;margin-top:5.9pt;width:434.5pt;height:66pt;z-index:251646976;visibility:visible;mso-wrap-style:square;mso-width-percent:0;mso-height-percent:0;mso-wrap-distance-left:9pt;mso-wrap-distance-top:0;mso-wrap-distance-right:9pt;mso-wrap-distance-bottom:0;mso-position-horizontal:absolute;mso-position-horizontal-relative:margin;mso-position-vertical:absolute;mso-position-vertical-relative:text;mso-width-percent:0;mso-height-percent:0;mso-width-relative:margin;mso-height-relative:margin;v-text-anchor:middle" o:gfxdata="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" fillcolor="black [3213]" strokecolor="black [3213]" strokeweight="2pt">
                 <v:textbox>
                   <w:txbxContent>
                     <w:p>
@@ -6967,12 +6982,12 @@
         <w:pStyle w:val="Ttulo2"/>
         <w:numPr>
           <w:ilvl w:val="0"/>
-          <w:numId w:val="19"/>
+          <w:numId w:val="6"/>
         </w:numPr>
         <w:jc w:val="left"/>
       </w:pPr>
       <w:bookmarkStart w:id="10" w:name="_bookmark5"/>
-      <w:bookmarkStart w:id="11" w:name="_Toc235289653"/>
+      <w:bookmarkStart w:id="11" w:name="_Toc235717263"/>
       <w:bookmarkEnd w:id="10"/>
       <w:r>
         <w:rPr>
@@ -7028,7 +7043,7 @@
         <w:pStyle w:val="Prrafodelista"/>
         <w:numPr>
           <w:ilvl w:val="1"/>
-          <w:numId w:val="8"/>
+          <w:numId w:val="2"/>
         </w:numPr>
         <w:tabs>
           <w:tab w:val="left" w:pos="1341"/>
@@ -7063,7 +7078,7 @@
         <w:pStyle w:val="Prrafodelista"/>
         <w:numPr>
           <w:ilvl w:val="1"/>
-          <w:numId w:val="8"/>
+          <w:numId w:val="2"/>
         </w:numPr>
         <w:tabs>
           <w:tab w:val="left" w:pos="1341"/>
@@ -7099,7 +7114,7 @@
         <w:pStyle w:val="Prrafodelista"/>
         <w:numPr>
           <w:ilvl w:val="1"/>
-          <w:numId w:val="8"/>
+          <w:numId w:val="2"/>
         </w:numPr>
         <w:tabs>
           <w:tab w:val="left" w:pos="1342"/>
@@ -7249,7 +7264,7 @@
         <w:pStyle w:val="Prrafodelista"/>
         <w:numPr>
           <w:ilvl w:val="1"/>
-          <w:numId w:val="8"/>
+          <w:numId w:val="2"/>
         </w:numPr>
         <w:tabs>
           <w:tab w:val="left" w:pos="1341"/>
@@ -7355,7 +7370,7 @@
         <w:pStyle w:val="Prrafodelista"/>
         <w:numPr>
           <w:ilvl w:val="1"/>
-          <w:numId w:val="8"/>
+          <w:numId w:val="2"/>
         </w:numPr>
         <w:tabs>
           <w:tab w:val="left" w:pos="1341"/>
@@ -7524,7 +7539,7 @@
       <w:pPr>
         <w:numPr>
           <w:ilvl w:val="0"/>
-          <w:numId w:val="29"/>
+          <w:numId w:val="9"/>
         </w:numPr>
         <w:rPr>
           <w:spacing w:val="-6"/>
@@ -7569,7 +7584,7 @@
       <w:pPr>
         <w:numPr>
           <w:ilvl w:val="0"/>
-          <w:numId w:val="29"/>
+          <w:numId w:val="9"/>
         </w:numPr>
         <w:rPr>
           <w:spacing w:val="-6"/>
@@ -7586,7 +7601,7 @@
       <w:pPr>
         <w:numPr>
           <w:ilvl w:val="0"/>
-          <w:numId w:val="29"/>
+          <w:numId w:val="9"/>
         </w:numPr>
         <w:rPr>
           <w:spacing w:val="-6"/>
@@ -7774,7 +7789,7 @@
       <w:pPr>
         <w:numPr>
           <w:ilvl w:val="0"/>
-          <w:numId w:val="28"/>
+          <w:numId w:val="8"/>
         </w:numPr>
         <w:tabs>
           <w:tab w:val="num" w:pos="720"/>
@@ -7806,7 +7821,7 @@
       <w:pPr>
         <w:numPr>
           <w:ilvl w:val="0"/>
-          <w:numId w:val="28"/>
+          <w:numId w:val="8"/>
         </w:numPr>
         <w:tabs>
           <w:tab w:val="num" w:pos="720"/>
@@ -7858,7 +7873,7 @@
         <mc:AlternateContent>
           <mc:Choice Requires="wps">
             <w:drawing>
-              <wp:anchor distT="0" distB="0" distL="114300" distR="114300" simplePos="0" relativeHeight="251652608" behindDoc="0" locked="0" layoutInCell="1" allowOverlap="1" wp14:anchorId="58BA83F3" wp14:editId="5450904E">
+              <wp:anchor distT="0" distB="0" distL="114300" distR="114300" simplePos="0" relativeHeight="251649024" behindDoc="0" locked="0" layoutInCell="1" allowOverlap="1" wp14:anchorId="58BA83F3" wp14:editId="5450904E">
                 <wp:simplePos x="0" y="0"/>
                 <wp:positionH relativeFrom="margin">
                   <wp:posOffset>392502</wp:posOffset>
@@ -7960,7 +7975,7 @@
           </mc:Choice>
           <mc:Fallback>
             <w:pict>
-              <v:rect w14:anchorId="58BA83F3" id="_x0000_s1030" style="position:absolute;left:0;text-align:left;margin-left:30.9pt;margin-top:6.2pt;width:434.5pt;height:51.6pt;z-index:251652608;visibility:visible;mso-wrap-style:square;mso-width-percent:0;mso-height-percent:0;mso-wrap-distance-left:9pt;mso-wrap-distance-top:0;mso-wrap-distance-right:9pt;mso-wrap-distance-bottom:0;mso-position-horizontal:absolute;mso-position-horizontal-relative:margin;mso-position-vertical:absolute;mso-position-vertical-relative:text;mso-width-percent:0;mso-height-percent:0;mso-width-relative:margin;mso-height-relative:margin;v-text-anchor:middle" o:gfxdata="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" fillcolor="black [3213]" strokecolor="black [3213]" strokeweight="2pt">
+              <v:rect w14:anchorId="58BA83F3" id="_x0000_s1030" style="position:absolute;left:0;text-align:left;margin-left:30.9pt;margin-top:6.2pt;width:434.5pt;height:51.6pt;z-index:251649024;visibility:visible;mso-wrap-style:square;mso-width-percent:0;mso-height-percent:0;mso-wrap-distance-left:9pt;mso-wrap-distance-top:0;mso-wrap-distance-right:9pt;mso-wrap-distance-bottom:0;mso-position-horizontal:absolute;mso-position-horizontal-relative:margin;mso-position-vertical:absolute;mso-position-vertical-relative:text;mso-width-percent:0;mso-height-percent:0;mso-width-relative:margin;mso-height-relative:margin;v-text-anchor:middle" o:gfxdata="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" fillcolor="black [3213]" strokecolor="black [3213]" strokeweight="2pt">
                 <v:textbox>
                   <w:txbxContent>
                     <w:p>
@@ -8037,12 +8052,12 @@
         <w:pStyle w:val="Ttulo2"/>
         <w:numPr>
           <w:ilvl w:val="0"/>
-          <w:numId w:val="19"/>
+          <w:numId w:val="6"/>
         </w:numPr>
         <w:jc w:val="left"/>
       </w:pPr>
       <w:bookmarkStart w:id="12" w:name="_bookmark6"/>
-      <w:bookmarkStart w:id="13" w:name="_Toc235289654"/>
+      <w:bookmarkStart w:id="13" w:name="_Toc235717264"/>
       <w:bookmarkEnd w:id="12"/>
       <w:r>
         <w:rPr>
@@ -8098,7 +8113,7 @@
         <w:pStyle w:val="Prrafodelista"/>
         <w:numPr>
           <w:ilvl w:val="1"/>
-          <w:numId w:val="8"/>
+          <w:numId w:val="2"/>
         </w:numPr>
         <w:tabs>
           <w:tab w:val="left" w:pos="1341"/>
@@ -8139,7 +8154,7 @@
         <w:pStyle w:val="Prrafodelista"/>
         <w:numPr>
           <w:ilvl w:val="1"/>
-          <w:numId w:val="8"/>
+          <w:numId w:val="2"/>
         </w:numPr>
         <w:tabs>
           <w:tab w:val="left" w:pos="1341"/>
@@ -8181,7 +8196,7 @@
         <w:pStyle w:val="Prrafodelista"/>
         <w:numPr>
           <w:ilvl w:val="1"/>
-          <w:numId w:val="8"/>
+          <w:numId w:val="2"/>
         </w:numPr>
         <w:tabs>
           <w:tab w:val="left" w:pos="1341"/>
@@ -8278,7 +8293,7 @@
         <w:pStyle w:val="Prrafodelista"/>
         <w:numPr>
           <w:ilvl w:val="1"/>
-          <w:numId w:val="8"/>
+          <w:numId w:val="2"/>
         </w:numPr>
         <w:tabs>
           <w:tab w:val="left" w:pos="1342"/>
@@ -8468,7 +8483,7 @@
         <w:pStyle w:val="Prrafodelista"/>
         <w:numPr>
           <w:ilvl w:val="1"/>
-          <w:numId w:val="8"/>
+          <w:numId w:val="2"/>
         </w:numPr>
         <w:tabs>
           <w:tab w:val="left" w:pos="1342"/>
@@ -8501,7 +8516,7 @@
         <w:pStyle w:val="Sinespaciado"/>
         <w:numPr>
           <w:ilvl w:val="0"/>
-          <w:numId w:val="30"/>
+          <w:numId w:val="10"/>
         </w:numPr>
         <w:rPr>
           <w:lang w:val="es-ES"/>
@@ -8547,7 +8562,7 @@
         <w:pStyle w:val="Sinespaciado"/>
         <w:numPr>
           <w:ilvl w:val="0"/>
-          <w:numId w:val="30"/>
+          <w:numId w:val="10"/>
         </w:numPr>
         <w:rPr>
           <w:lang w:val="es-ES"/>
@@ -8587,7 +8602,7 @@
         <w:pStyle w:val="Sinespaciado"/>
         <w:numPr>
           <w:ilvl w:val="0"/>
-          <w:numId w:val="30"/>
+          <w:numId w:val="10"/>
         </w:numPr>
         <w:rPr>
           <w:lang w:val="es-ES"/>
@@ -8753,7 +8768,7 @@
       <w:pPr>
         <w:numPr>
           <w:ilvl w:val="0"/>
-          <w:numId w:val="31"/>
+          <w:numId w:val="11"/>
         </w:numPr>
         <w:tabs>
           <w:tab w:val="clear" w:pos="720"/>
@@ -8833,7 +8848,7 @@
       <w:pPr>
         <w:numPr>
           <w:ilvl w:val="0"/>
-          <w:numId w:val="31"/>
+          <w:numId w:val="11"/>
         </w:numPr>
         <w:tabs>
           <w:tab w:val="clear" w:pos="720"/>
@@ -8859,7 +8874,7 @@
       <w:pPr>
         <w:numPr>
           <w:ilvl w:val="0"/>
-          <w:numId w:val="31"/>
+          <w:numId w:val="11"/>
         </w:numPr>
         <w:tabs>
           <w:tab w:val="clear" w:pos="720"/>
@@ -8885,7 +8900,7 @@
       <w:pPr>
         <w:numPr>
           <w:ilvl w:val="0"/>
-          <w:numId w:val="31"/>
+          <w:numId w:val="11"/>
         </w:numPr>
         <w:tabs>
           <w:tab w:val="clear" w:pos="720"/>
@@ -8912,7 +8927,7 @@
         <w:pStyle w:val="Prrafodelista"/>
         <w:numPr>
           <w:ilvl w:val="0"/>
-          <w:numId w:val="32"/>
+          <w:numId w:val="12"/>
         </w:numPr>
         <w:rPr>
           <w:bCs/>
@@ -8934,7 +8949,7 @@
         <w:pStyle w:val="Prrafodelista"/>
         <w:numPr>
           <w:ilvl w:val="0"/>
-          <w:numId w:val="32"/>
+          <w:numId w:val="12"/>
         </w:numPr>
         <w:rPr>
           <w:bCs/>
@@ -9187,12 +9202,12 @@
         <w:pStyle w:val="Ttulo2"/>
         <w:numPr>
           <w:ilvl w:val="0"/>
-          <w:numId w:val="19"/>
+          <w:numId w:val="6"/>
         </w:numPr>
         <w:jc w:val="left"/>
       </w:pPr>
       <w:bookmarkStart w:id="14" w:name="_bookmark7"/>
-      <w:bookmarkStart w:id="15" w:name="_Toc235289655"/>
+      <w:bookmarkStart w:id="15" w:name="_Toc235717265"/>
       <w:bookmarkEnd w:id="14"/>
       <w:r>
         <w:rPr>
@@ -9251,7 +9266,7 @@
         <w:pStyle w:val="Prrafodelista"/>
         <w:numPr>
           <w:ilvl w:val="1"/>
-          <w:numId w:val="8"/>
+          <w:numId w:val="2"/>
         </w:numPr>
         <w:tabs>
           <w:tab w:val="left" w:pos="1341"/>
@@ -9286,7 +9301,7 @@
         <w:pStyle w:val="Prrafodelista"/>
         <w:numPr>
           <w:ilvl w:val="1"/>
-          <w:numId w:val="8"/>
+          <w:numId w:val="2"/>
         </w:numPr>
         <w:tabs>
           <w:tab w:val="left" w:pos="1341"/>
@@ -9322,7 +9337,7 @@
         <w:pStyle w:val="Sinespaciado"/>
         <w:numPr>
           <w:ilvl w:val="0"/>
-          <w:numId w:val="37"/>
+          <w:numId w:val="15"/>
         </w:numPr>
       </w:pPr>
       <w:proofErr w:type="spellStart"/>
@@ -9369,7 +9384,7 @@
         <w:pStyle w:val="Prrafodelista"/>
         <w:numPr>
           <w:ilvl w:val="1"/>
-          <w:numId w:val="8"/>
+          <w:numId w:val="2"/>
         </w:numPr>
         <w:tabs>
           <w:tab w:val="left" w:pos="1342"/>
@@ -9464,7 +9479,7 @@
         <w:pStyle w:val="Ttulo4"/>
         <w:numPr>
           <w:ilvl w:val="1"/>
-          <w:numId w:val="8"/>
+          <w:numId w:val="2"/>
         </w:numPr>
         <w:tabs>
           <w:tab w:val="left" w:pos="1341"/>
@@ -9484,7 +9499,7 @@
         <w:pStyle w:val="Sinespaciado"/>
         <w:numPr>
           <w:ilvl w:val="0"/>
-          <w:numId w:val="34"/>
+          <w:numId w:val="14"/>
         </w:numPr>
         <w:rPr>
           <w:lang w:val="es-ES"/>
@@ -9539,7 +9554,7 @@
         <w:pStyle w:val="Sinespaciado"/>
         <w:numPr>
           <w:ilvl w:val="0"/>
-          <w:numId w:val="34"/>
+          <w:numId w:val="14"/>
         </w:numPr>
         <w:rPr>
           <w:lang w:val="es-ES"/>
@@ -9594,7 +9609,7 @@
         <w:pStyle w:val="Sinespaciado"/>
         <w:numPr>
           <w:ilvl w:val="0"/>
-          <w:numId w:val="34"/>
+          <w:numId w:val="14"/>
         </w:numPr>
         <w:rPr>
           <w:rFonts w:eastAsia="Trebuchet MS" w:cs="Trebuchet MS"/>
@@ -9766,7 +9781,7 @@
         <w:pStyle w:val="Textoindependiente"/>
         <w:numPr>
           <w:ilvl w:val="0"/>
-          <w:numId w:val="33"/>
+          <w:numId w:val="13"/>
         </w:numPr>
         <w:tabs>
           <w:tab w:val="clear" w:pos="720"/>
@@ -9818,7 +9833,7 @@
         <w:pStyle w:val="Textoindependiente"/>
         <w:numPr>
           <w:ilvl w:val="0"/>
-          <w:numId w:val="33"/>
+          <w:numId w:val="13"/>
         </w:numPr>
         <w:tabs>
           <w:tab w:val="clear" w:pos="720"/>
@@ -9901,7 +9916,7 @@
         <w:pStyle w:val="Textoindependiente"/>
         <w:numPr>
           <w:ilvl w:val="0"/>
-          <w:numId w:val="33"/>
+          <w:numId w:val="13"/>
         </w:numPr>
         <w:tabs>
           <w:tab w:val="clear" w:pos="720"/>
@@ -9984,7 +9999,7 @@
         <w:pStyle w:val="Textoindependiente"/>
         <w:numPr>
           <w:ilvl w:val="0"/>
-          <w:numId w:val="33"/>
+          <w:numId w:val="13"/>
         </w:numPr>
         <w:tabs>
           <w:tab w:val="clear" w:pos="720"/>
@@ -10092,7 +10107,7 @@
         <mc:AlternateContent>
           <mc:Choice Requires="wps">
             <w:drawing>
-              <wp:anchor distT="0" distB="0" distL="114300" distR="114300" simplePos="0" relativeHeight="251649536" behindDoc="0" locked="0" layoutInCell="1" allowOverlap="1" wp14:anchorId="07DEF22C" wp14:editId="2D976BE8">
+              <wp:anchor distT="0" distB="0" distL="114300" distR="114300" simplePos="0" relativeHeight="251642880" behindDoc="0" locked="0" layoutInCell="1" allowOverlap="1" wp14:anchorId="07DEF22C" wp14:editId="2D976BE8">
                 <wp:simplePos x="0" y="0"/>
                 <wp:positionH relativeFrom="margin">
                   <wp:posOffset>333375</wp:posOffset>
@@ -10258,7 +10273,7 @@
           </mc:Choice>
           <mc:Fallback>
             <w:pict>
-              <v:rect w14:anchorId="07DEF22C" id="_x0000_s1031" style="position:absolute;margin-left:26.25pt;margin-top:.7pt;width:441.4pt;height:112.5pt;z-index:251649536;visibility:visible;mso-wrap-style:square;mso-width-percent:0;mso-height-percent:0;mso-wrap-distance-left:9pt;mso-wrap-distance-top:0;mso-wrap-distance-right:9pt;mso-wrap-distance-bottom:0;mso-position-horizontal:absolute;mso-position-horizontal-relative:margin;mso-position-vertical:absolute;mso-position-vertical-relative:text;mso-width-percent:0;mso-height-percent:0;mso-width-relative:margin;mso-height-relative:margin;v-text-anchor:middle" o:gfxdata="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" fillcolor="black [3213]" strokecolor="black [3213]" strokeweight="2pt">
+              <v:rect w14:anchorId="07DEF22C" id="_x0000_s1031" style="position:absolute;margin-left:26.25pt;margin-top:.7pt;width:441.4pt;height:112.5pt;z-index:251642880;visibility:visible;mso-wrap-style:square;mso-width-percent:0;mso-height-percent:0;mso-wrap-distance-left:9pt;mso-wrap-distance-top:0;mso-wrap-distance-right:9pt;mso-wrap-distance-bottom:0;mso-position-horizontal:absolute;mso-position-horizontal-relative:margin;mso-position-vertical:absolute;mso-position-vertical-relative:text;mso-width-percent:0;mso-height-percent:0;mso-width-relative:margin;mso-height-relative:margin;v-text-anchor:middle" o:gfxdata="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" fillcolor="black [3213]" strokecolor="black [3213]" strokeweight="2pt">
                 <v:textbox>
                   <w:txbxContent>
                     <w:p>
@@ -10388,12 +10403,12 @@
         <w:pStyle w:val="Ttulo2"/>
         <w:numPr>
           <w:ilvl w:val="0"/>
-          <w:numId w:val="19"/>
+          <w:numId w:val="6"/>
         </w:numPr>
         <w:jc w:val="left"/>
       </w:pPr>
       <w:bookmarkStart w:id="16" w:name="_bookmark8"/>
-      <w:bookmarkStart w:id="17" w:name="_Toc235289656"/>
+      <w:bookmarkStart w:id="17" w:name="_Toc235717266"/>
       <w:bookmarkEnd w:id="16"/>
       <w:r>
         <w:rPr>
@@ -10449,7 +10464,7 @@
         <w:pStyle w:val="Prrafodelista"/>
         <w:numPr>
           <w:ilvl w:val="1"/>
-          <w:numId w:val="8"/>
+          <w:numId w:val="2"/>
         </w:numPr>
         <w:tabs>
           <w:tab w:val="left" w:pos="1341"/>
@@ -10484,7 +10499,7 @@
         <w:pStyle w:val="Prrafodelista"/>
         <w:numPr>
           <w:ilvl w:val="1"/>
-          <w:numId w:val="8"/>
+          <w:numId w:val="2"/>
         </w:numPr>
         <w:tabs>
           <w:tab w:val="left" w:pos="1341"/>
@@ -10520,7 +10535,7 @@
         <w:pStyle w:val="Sinespaciado"/>
         <w:numPr>
           <w:ilvl w:val="1"/>
-          <w:numId w:val="8"/>
+          <w:numId w:val="2"/>
         </w:numPr>
       </w:pPr>
       <w:proofErr w:type="spellStart"/>
@@ -10564,7 +10579,7 @@
         <w:pStyle w:val="Prrafodelista"/>
         <w:numPr>
           <w:ilvl w:val="1"/>
-          <w:numId w:val="8"/>
+          <w:numId w:val="2"/>
         </w:numPr>
         <w:tabs>
           <w:tab w:val="left" w:pos="1341"/>
@@ -10692,7 +10707,7 @@
         <w:pStyle w:val="Prrafodelista"/>
         <w:numPr>
           <w:ilvl w:val="1"/>
-          <w:numId w:val="8"/>
+          <w:numId w:val="2"/>
         </w:numPr>
         <w:tabs>
           <w:tab w:val="left" w:pos="1341"/>
@@ -10725,7 +10740,7 @@
         <w:pStyle w:val="Sinespaciado"/>
         <w:numPr>
           <w:ilvl w:val="0"/>
-          <w:numId w:val="38"/>
+          <w:numId w:val="16"/>
         </w:numPr>
         <w:rPr>
           <w:lang w:val="es-ES"/>
@@ -10786,7 +10801,7 @@
         <w:pStyle w:val="Sinespaciado"/>
         <w:numPr>
           <w:ilvl w:val="0"/>
-          <w:numId w:val="38"/>
+          <w:numId w:val="16"/>
         </w:numPr>
         <w:rPr>
           <w:lang w:val="es-ES"/>
@@ -10804,7 +10819,7 @@
         <w:pStyle w:val="Sinespaciado"/>
         <w:numPr>
           <w:ilvl w:val="0"/>
-          <w:numId w:val="38"/>
+          <w:numId w:val="16"/>
         </w:numPr>
         <w:rPr>
           <w:lang w:val="es-ES"/>
@@ -10957,7 +10972,7 @@
         <w:pStyle w:val="Sinespaciado"/>
         <w:numPr>
           <w:ilvl w:val="0"/>
-          <w:numId w:val="39"/>
+          <w:numId w:val="17"/>
         </w:numPr>
         <w:rPr>
           <w:w w:val="90"/>
@@ -10993,7 +11008,7 @@
         <w:pStyle w:val="Sinespaciado"/>
         <w:numPr>
           <w:ilvl w:val="0"/>
-          <w:numId w:val="39"/>
+          <w:numId w:val="17"/>
         </w:numPr>
         <w:rPr>
           <w:w w:val="90"/>
@@ -11079,7 +11094,7 @@
         <w:pStyle w:val="Sinespaciado"/>
         <w:numPr>
           <w:ilvl w:val="0"/>
-          <w:numId w:val="39"/>
+          <w:numId w:val="17"/>
         </w:numPr>
         <w:rPr>
           <w:w w:val="90"/>
@@ -11190,7 +11205,7 @@
         <mc:AlternateContent>
           <mc:Choice Requires="wps">
             <w:drawing>
-              <wp:anchor distT="0" distB="0" distL="114300" distR="114300" simplePos="0" relativeHeight="251653632" behindDoc="0" locked="0" layoutInCell="1" allowOverlap="1" wp14:anchorId="313EC888" wp14:editId="375FF934">
+              <wp:anchor distT="0" distB="0" distL="114300" distR="114300" simplePos="0" relativeHeight="251651072" behindDoc="0" locked="0" layoutInCell="1" allowOverlap="1" wp14:anchorId="313EC888" wp14:editId="375FF934">
                 <wp:simplePos x="0" y="0"/>
                 <wp:positionH relativeFrom="margin">
                   <wp:posOffset>314864</wp:posOffset>
@@ -11337,7 +11352,7 @@
           </mc:Choice>
           <mc:Fallback>
             <w:pict>
-              <v:rect w14:anchorId="313EC888" id="_x0000_s1032" style="position:absolute;margin-left:24.8pt;margin-top:5.55pt;width:436.4pt;height:55pt;z-index:251653632;visibility:visible;mso-wrap-style:square;mso-width-percent:0;mso-height-percent:0;mso-wrap-distance-left:9pt;mso-wrap-distance-top:0;mso-wrap-distance-right:9pt;mso-wrap-distance-bottom:0;mso-position-horizontal:absolute;mso-position-horizontal-relative:margin;mso-position-vertical:absolute;mso-position-vertical-relative:text;mso-width-percent:0;mso-height-percent:0;mso-width-relative:margin;mso-height-relative:margin;v-text-anchor:middle" o:gfxdata="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" fillcolor="black [3213]" strokecolor="black [3213]" strokeweight="2pt">
+              <v:rect w14:anchorId="313EC888" id="_x0000_s1032" style="position:absolute;margin-left:24.8pt;margin-top:5.55pt;width:436.4pt;height:55pt;z-index:251651072;visibility:visible;mso-wrap-style:square;mso-width-percent:0;mso-height-percent:0;mso-wrap-distance-left:9pt;mso-wrap-distance-top:0;mso-wrap-distance-right:9pt;mso-wrap-distance-bottom:0;mso-position-horizontal:absolute;mso-position-horizontal-relative:margin;mso-position-vertical:absolute;mso-position-vertical-relative:text;mso-width-percent:0;mso-height-percent:0;mso-width-relative:margin;mso-height-relative:margin;v-text-anchor:middle" o:gfxdata="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" fillcolor="black [3213]" strokecolor="black [3213]" strokeweight="2pt">
                 <v:textbox>
                   <w:txbxContent>
                     <w:p>
@@ -11458,12 +11473,12 @@
         <w:pStyle w:val="Ttulo2"/>
         <w:numPr>
           <w:ilvl w:val="0"/>
-          <w:numId w:val="19"/>
+          <w:numId w:val="6"/>
         </w:numPr>
         <w:jc w:val="left"/>
       </w:pPr>
       <w:bookmarkStart w:id="18" w:name="_bookmark9"/>
-      <w:bookmarkStart w:id="19" w:name="_Toc235289657"/>
+      <w:bookmarkStart w:id="19" w:name="_Toc235717267"/>
       <w:bookmarkEnd w:id="18"/>
       <w:r>
         <w:rPr>
@@ -11526,7 +11541,7 @@
         <w:pStyle w:val="Prrafodelista"/>
         <w:numPr>
           <w:ilvl w:val="1"/>
-          <w:numId w:val="8"/>
+          <w:numId w:val="2"/>
         </w:numPr>
         <w:tabs>
           <w:tab w:val="left" w:pos="1341"/>
@@ -11561,7 +11576,7 @@
         <w:pStyle w:val="Prrafodelista"/>
         <w:numPr>
           <w:ilvl w:val="1"/>
-          <w:numId w:val="8"/>
+          <w:numId w:val="2"/>
         </w:numPr>
         <w:tabs>
           <w:tab w:val="left" w:pos="1341"/>
@@ -11597,7 +11612,7 @@
         <w:pStyle w:val="Sinespaciado"/>
         <w:numPr>
           <w:ilvl w:val="1"/>
-          <w:numId w:val="8"/>
+          <w:numId w:val="2"/>
         </w:numPr>
       </w:pPr>
       <w:proofErr w:type="spellStart"/>
@@ -11641,7 +11656,7 @@
         <w:pStyle w:val="Prrafodelista"/>
         <w:numPr>
           <w:ilvl w:val="1"/>
-          <w:numId w:val="8"/>
+          <w:numId w:val="2"/>
         </w:numPr>
         <w:tabs>
           <w:tab w:val="left" w:pos="1342"/>
@@ -11752,7 +11767,7 @@
         <w:pStyle w:val="Ttulo4"/>
         <w:numPr>
           <w:ilvl w:val="0"/>
-          <w:numId w:val="41"/>
+          <w:numId w:val="18"/>
         </w:numPr>
         <w:tabs>
           <w:tab w:val="left" w:pos="1341"/>
@@ -11774,7 +11789,7 @@
         <w:pStyle w:val="Sinespaciado"/>
         <w:numPr>
           <w:ilvl w:val="0"/>
-          <w:numId w:val="42"/>
+          <w:numId w:val="19"/>
         </w:numPr>
         <w:rPr>
           <w:lang w:val="es-ES"/>
@@ -11828,7 +11843,7 @@
         <w:pStyle w:val="Sinespaciado"/>
         <w:numPr>
           <w:ilvl w:val="0"/>
-          <w:numId w:val="42"/>
+          <w:numId w:val="19"/>
         </w:numPr>
         <w:rPr>
           <w:lang w:val="es-ES"/>
@@ -11864,7 +11879,7 @@
         <w:pStyle w:val="Sinespaciado"/>
         <w:numPr>
           <w:ilvl w:val="0"/>
-          <w:numId w:val="42"/>
+          <w:numId w:val="19"/>
         </w:numPr>
         <w:rPr>
           <w:lang w:val="es-ES"/>
@@ -11972,7 +11987,7 @@
         <w:pStyle w:val="Sinespaciado"/>
         <w:numPr>
           <w:ilvl w:val="0"/>
-          <w:numId w:val="43"/>
+          <w:numId w:val="20"/>
         </w:numPr>
         <w:tabs>
           <w:tab w:val="clear" w:pos="720"/>
@@ -11994,7 +12009,7 @@
         <w:pStyle w:val="Sinespaciado"/>
         <w:numPr>
           <w:ilvl w:val="0"/>
-          <w:numId w:val="43"/>
+          <w:numId w:val="20"/>
         </w:numPr>
         <w:tabs>
           <w:tab w:val="clear" w:pos="720"/>
@@ -12032,7 +12047,7 @@
         <w:pStyle w:val="Sinespaciado"/>
         <w:numPr>
           <w:ilvl w:val="0"/>
-          <w:numId w:val="44"/>
+          <w:numId w:val="21"/>
         </w:numPr>
         <w:rPr>
           <w:lang w:val="es-ES"/>
@@ -12084,7 +12099,7 @@
         <w:pStyle w:val="Sinespaciado"/>
         <w:numPr>
           <w:ilvl w:val="0"/>
-          <w:numId w:val="44"/>
+          <w:numId w:val="21"/>
         </w:numPr>
         <w:rPr>
           <w:lang w:val="es-ES"/>
@@ -12124,7 +12139,7 @@
         <w:pStyle w:val="Sinespaciado"/>
         <w:numPr>
           <w:ilvl w:val="0"/>
-          <w:numId w:val="44"/>
+          <w:numId w:val="21"/>
         </w:numPr>
         <w:rPr>
           <w:lang w:val="es-ES"/>
@@ -12164,7 +12179,7 @@
         <w:pStyle w:val="Sinespaciado"/>
         <w:numPr>
           <w:ilvl w:val="0"/>
-          <w:numId w:val="44"/>
+          <w:numId w:val="21"/>
         </w:numPr>
         <w:rPr>
           <w:lang w:val="es-ES"/>
@@ -12215,7 +12230,7 @@
         <mc:AlternateContent>
           <mc:Choice Requires="wps">
             <w:drawing>
-              <wp:anchor distT="0" distB="0" distL="114300" distR="114300" simplePos="0" relativeHeight="251655680" behindDoc="0" locked="0" layoutInCell="1" allowOverlap="1" wp14:anchorId="51756CB7" wp14:editId="2D00EC89">
+              <wp:anchor distT="0" distB="0" distL="114300" distR="114300" simplePos="0" relativeHeight="251655168" behindDoc="0" locked="0" layoutInCell="1" allowOverlap="1" wp14:anchorId="51756CB7" wp14:editId="2D00EC89">
                 <wp:simplePos x="0" y="0"/>
                 <wp:positionH relativeFrom="margin">
                   <wp:posOffset>396240</wp:posOffset>
@@ -12325,7 +12340,7 @@
           </mc:Choice>
           <mc:Fallback>
             <w:pict>
-              <v:rect w14:anchorId="51756CB7" id="_x0000_s1033" style="position:absolute;left:0;text-align:left;margin-left:31.2pt;margin-top:6.45pt;width:451.4pt;height:49.8pt;z-index:251655680;visibility:visible;mso-wrap-style:square;mso-width-percent:0;mso-height-percent:0;mso-wrap-distance-left:9pt;mso-wrap-distance-top:0;mso-wrap-distance-right:9pt;mso-wrap-distance-bottom:0;mso-position-horizontal:absolute;mso-position-horizontal-relative:margin;mso-position-vertical:absolute;mso-position-vertical-relative:text;mso-width-percent:0;mso-height-percent:0;mso-width-relative:margin;mso-height-relative:margin;v-text-anchor:middle" o:gfxdata="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" fillcolor="black [3213]" strokecolor="black [3213]" strokeweight="2pt">
+              <v:rect w14:anchorId="51756CB7" id="_x0000_s1033" style="position:absolute;left:0;text-align:left;margin-left:31.2pt;margin-top:6.45pt;width:451.4pt;height:49.8pt;z-index:251655168;visibility:visible;mso-wrap-style:square;mso-width-percent:0;mso-height-percent:0;mso-wrap-distance-left:9pt;mso-wrap-distance-top:0;mso-wrap-distance-right:9pt;mso-wrap-distance-bottom:0;mso-position-horizontal:absolute;mso-position-horizontal-relative:margin;mso-position-vertical:absolute;mso-position-vertical-relative:text;mso-width-percent:0;mso-height-percent:0;mso-width-relative:margin;mso-height-relative:margin;v-text-anchor:middle" o:gfxdata="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" fillcolor="black [3213]" strokecolor="black [3213]" strokeweight="2pt">
                 <v:textbox>
                   <w:txbxContent>
                     <w:p>
@@ -12405,7 +12420,7 @@
         <w:pageBreakBefore/>
         <w:numPr>
           <w:ilvl w:val="0"/>
-          <w:numId w:val="19"/>
+          <w:numId w:val="6"/>
         </w:numPr>
         <w:ind w:right="363"/>
         <w:jc w:val="left"/>
@@ -12418,7 +12433,7 @@
         <w:lastRenderedPageBreak/>
         <w:tab/>
       </w:r>
-      <w:bookmarkStart w:id="20" w:name="_Toc235289658"/>
+      <w:bookmarkStart w:id="20" w:name="_Toc235717268"/>
       <w:r>
         <w:rPr>
           <w:w w:val="90"/>
@@ -12451,7 +12466,7 @@
         <w:pStyle w:val="Prrafodelista"/>
         <w:numPr>
           <w:ilvl w:val="1"/>
-          <w:numId w:val="8"/>
+          <w:numId w:val="2"/>
         </w:numPr>
         <w:tabs>
           <w:tab w:val="left" w:pos="1341"/>
@@ -12492,7 +12507,7 @@
         <w:pStyle w:val="Prrafodelista"/>
         <w:numPr>
           <w:ilvl w:val="1"/>
-          <w:numId w:val="8"/>
+          <w:numId w:val="2"/>
         </w:numPr>
         <w:tabs>
           <w:tab w:val="left" w:pos="1341"/>
@@ -12574,7 +12589,7 @@
         <w:pStyle w:val="Prrafodelista"/>
         <w:numPr>
           <w:ilvl w:val="1"/>
-          <w:numId w:val="8"/>
+          <w:numId w:val="2"/>
         </w:numPr>
         <w:tabs>
           <w:tab w:val="left" w:pos="1342"/>
@@ -12769,7 +12784,7 @@
         <w:pStyle w:val="Prrafodelista"/>
         <w:numPr>
           <w:ilvl w:val="1"/>
-          <w:numId w:val="8"/>
+          <w:numId w:val="2"/>
         </w:numPr>
         <w:tabs>
           <w:tab w:val="left" w:pos="1342"/>
@@ -12791,7 +12806,7 @@
         <w:pStyle w:val="Sinespaciado"/>
         <w:numPr>
           <w:ilvl w:val="0"/>
-          <w:numId w:val="45"/>
+          <w:numId w:val="22"/>
         </w:numPr>
         <w:rPr>
           <w:lang w:val="es-ES"/>
@@ -12823,7 +12838,7 @@
         <w:pStyle w:val="Sinespaciado"/>
         <w:numPr>
           <w:ilvl w:val="0"/>
-          <w:numId w:val="45"/>
+          <w:numId w:val="22"/>
         </w:numPr>
         <w:rPr>
           <w:lang w:val="es-ES"/>
@@ -12855,7 +12870,7 @@
         <w:pStyle w:val="Sinespaciado"/>
         <w:numPr>
           <w:ilvl w:val="0"/>
-          <w:numId w:val="45"/>
+          <w:numId w:val="22"/>
         </w:numPr>
         <w:rPr>
           <w:lang w:val="es-ES"/>
@@ -12901,7 +12916,7 @@
         <w:pStyle w:val="Sinespaciado"/>
         <w:numPr>
           <w:ilvl w:val="0"/>
-          <w:numId w:val="45"/>
+          <w:numId w:val="22"/>
         </w:numPr>
         <w:rPr>
           <w:lang w:val="es-ES"/>
@@ -12993,7 +13008,7 @@
         <w:pStyle w:val="Sinespaciado"/>
         <w:numPr>
           <w:ilvl w:val="0"/>
-          <w:numId w:val="46"/>
+          <w:numId w:val="23"/>
         </w:numPr>
         <w:tabs>
           <w:tab w:val="clear" w:pos="720"/>
@@ -13032,7 +13047,7 @@
         <w:pStyle w:val="Sinespaciado"/>
         <w:numPr>
           <w:ilvl w:val="0"/>
-          <w:numId w:val="46"/>
+          <w:numId w:val="23"/>
         </w:numPr>
         <w:tabs>
           <w:tab w:val="clear" w:pos="720"/>
@@ -13069,7 +13084,7 @@
         <w:pStyle w:val="Sinespaciado"/>
         <w:numPr>
           <w:ilvl w:val="0"/>
-          <w:numId w:val="46"/>
+          <w:numId w:val="23"/>
         </w:numPr>
         <w:tabs>
           <w:tab w:val="clear" w:pos="720"/>
@@ -13120,7 +13135,7 @@
         <w:pStyle w:val="Sinespaciado"/>
         <w:numPr>
           <w:ilvl w:val="0"/>
-          <w:numId w:val="46"/>
+          <w:numId w:val="23"/>
         </w:numPr>
         <w:tabs>
           <w:tab w:val="clear" w:pos="720"/>
@@ -13281,7 +13296,7 @@
         <mc:AlternateContent>
           <mc:Choice Requires="wps">
             <w:drawing>
-              <wp:anchor distT="0" distB="0" distL="114300" distR="114300" simplePos="0" relativeHeight="251658752" behindDoc="0" locked="0" layoutInCell="1" allowOverlap="1" wp14:anchorId="1136D5C1" wp14:editId="189AA96A">
+              <wp:anchor distT="0" distB="0" distL="114300" distR="114300" simplePos="0" relativeHeight="251661312" behindDoc="0" locked="0" layoutInCell="1" allowOverlap="1" wp14:anchorId="1136D5C1" wp14:editId="189AA96A">
                 <wp:simplePos x="0" y="0"/>
                 <wp:positionH relativeFrom="margin">
                   <wp:posOffset>392502</wp:posOffset>
@@ -13433,7 +13448,7 @@
           </mc:Choice>
           <mc:Fallback>
             <w:pict>
-              <v:rect w14:anchorId="1136D5C1" id="_x0000_s1034" style="position:absolute;left:0;text-align:left;margin-left:30.9pt;margin-top:6.3pt;width:451.4pt;height:86.95pt;z-index:251658752;visibility:visible;mso-wrap-style:square;mso-width-percent:0;mso-height-percent:0;mso-wrap-distance-left:9pt;mso-wrap-distance-top:0;mso-wrap-distance-right:9pt;mso-wrap-distance-bottom:0;mso-position-horizontal:absolute;mso-position-horizontal-relative:margin;mso-position-vertical:absolute;mso-position-vertical-relative:text;mso-width-percent:0;mso-height-percent:0;mso-width-relative:margin;mso-height-relative:margin;v-text-anchor:middle" o:gfxdata="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" fillcolor="black [3213]" strokecolor="black [3213]" strokeweight="2pt">
+              <v:rect w14:anchorId="1136D5C1" id="_x0000_s1034" style="position:absolute;left:0;text-align:left;margin-left:30.9pt;margin-top:6.3pt;width:451.4pt;height:86.95pt;z-index:251661312;visibility:visible;mso-wrap-style:square;mso-width-percent:0;mso-height-percent:0;mso-wrap-distance-left:9pt;mso-wrap-distance-top:0;mso-wrap-distance-right:9pt;mso-wrap-distance-bottom:0;mso-position-horizontal:absolute;mso-position-horizontal-relative:margin;mso-position-vertical:absolute;mso-position-vertical-relative:text;mso-width-percent:0;mso-height-percent:0;mso-width-relative:margin;mso-height-relative:margin;v-text-anchor:middle" o:gfxdata="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" fillcolor="black [3213]" strokecolor="black [3213]" strokeweight="2pt">
                 <v:textbox>
                   <w:txbxContent>
                     <w:p>
@@ -13644,7 +13659,7 @@
         <w:pStyle w:val="Sinespaciado"/>
         <w:numPr>
           <w:ilvl w:val="0"/>
-          <w:numId w:val="47"/>
+          <w:numId w:val="24"/>
         </w:numPr>
         <w:rPr>
           <w:lang w:val="es-ES"/>
@@ -13694,7 +13709,7 @@
         <w:pStyle w:val="Sinespaciado"/>
         <w:numPr>
           <w:ilvl w:val="0"/>
-          <w:numId w:val="47"/>
+          <w:numId w:val="24"/>
         </w:numPr>
         <w:rPr>
           <w:lang w:val="es-ES"/>
@@ -13764,7 +13779,7 @@
         <w:pStyle w:val="Sinespaciado"/>
         <w:numPr>
           <w:ilvl w:val="0"/>
-          <w:numId w:val="47"/>
+          <w:numId w:val="24"/>
         </w:numPr>
         <w:rPr>
           <w:lang w:val="es-ES"/>
@@ -13812,7 +13827,7 @@
         <mc:AlternateContent>
           <mc:Choice Requires="wps">
             <w:drawing>
-              <wp:anchor distT="0" distB="0" distL="114300" distR="114300" simplePos="0" relativeHeight="251664896" behindDoc="0" locked="0" layoutInCell="1" allowOverlap="1" wp14:anchorId="51611EB9" wp14:editId="2027D104">
+              <wp:anchor distT="0" distB="0" distL="114300" distR="114300" simplePos="0" relativeHeight="251671552" behindDoc="0" locked="0" layoutInCell="1" allowOverlap="1" wp14:anchorId="51611EB9" wp14:editId="2027D104">
                 <wp:simplePos x="0" y="0"/>
                 <wp:positionH relativeFrom="margin">
                   <wp:posOffset>392502</wp:posOffset>
@@ -13908,7 +13923,7 @@
           </mc:Choice>
           <mc:Fallback>
             <w:pict>
-              <v:rect w14:anchorId="51611EB9" id="_x0000_s1035" style="position:absolute;margin-left:30.9pt;margin-top:6.5pt;width:451.4pt;height:33.3pt;z-index:251664896;visibility:visible;mso-wrap-style:square;mso-width-percent:0;mso-height-percent:0;mso-wrap-distance-left:9pt;mso-wrap-distance-top:0;mso-wrap-distance-right:9pt;mso-wrap-distance-bottom:0;mso-position-horizontal:absolute;mso-position-horizontal-relative:margin;mso-position-vertical:absolute;mso-position-vertical-relative:text;mso-width-percent:0;mso-height-percent:0;mso-width-relative:margin;mso-height-relative:margin;v-text-anchor:middle" o:gfxdata="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" fillcolor="black [3213]" strokecolor="black [3213]" strokeweight="2pt">
+              <v:rect w14:anchorId="51611EB9" id="_x0000_s1035" style="position:absolute;margin-left:30.9pt;margin-top:6.5pt;width:451.4pt;height:33.3pt;z-index:251671552;visibility:visible;mso-wrap-style:square;mso-width-percent:0;mso-height-percent:0;mso-wrap-distance-left:9pt;mso-wrap-distance-top:0;mso-wrap-distance-right:9pt;mso-wrap-distance-bottom:0;mso-position-horizontal:absolute;mso-position-horizontal-relative:margin;mso-position-vertical:absolute;mso-position-vertical-relative:text;mso-width-percent:0;mso-height-percent:0;mso-width-relative:margin;mso-height-relative:margin;v-text-anchor:middle" o:gfxdata="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" fillcolor="black [3213]" strokecolor="black [3213]" strokeweight="2pt">
                 <v:textbox>
                   <w:txbxContent>
                     <w:p>
@@ -14046,7 +14061,7 @@
         <w:pStyle w:val="Sinespaciado"/>
         <w:numPr>
           <w:ilvl w:val="0"/>
-          <w:numId w:val="47"/>
+          <w:numId w:val="24"/>
         </w:numPr>
         <w:rPr>
           <w:lang w:val="es-ES"/>
@@ -14064,7 +14079,7 @@
         <w:pStyle w:val="Sinespaciado"/>
         <w:numPr>
           <w:ilvl w:val="0"/>
-          <w:numId w:val="47"/>
+          <w:numId w:val="24"/>
         </w:numPr>
         <w:rPr>
           <w:lang w:val="es-ES"/>
@@ -14174,7 +14189,7 @@
         <w:pStyle w:val="Sinespaciado"/>
         <w:numPr>
           <w:ilvl w:val="0"/>
-          <w:numId w:val="47"/>
+          <w:numId w:val="24"/>
         </w:numPr>
         <w:rPr>
           <w:lang w:val="es-ES"/>
@@ -14252,7 +14267,7 @@
         <mc:AlternateContent>
           <mc:Choice Requires="wps">
             <w:drawing>
-              <wp:anchor distT="0" distB="0" distL="114300" distR="114300" simplePos="0" relativeHeight="251665920" behindDoc="0" locked="0" layoutInCell="1" allowOverlap="1" wp14:anchorId="492D6527" wp14:editId="15994CF8">
+              <wp:anchor distT="0" distB="0" distL="114300" distR="114300" simplePos="0" relativeHeight="251673600" behindDoc="0" locked="0" layoutInCell="1" allowOverlap="1" wp14:anchorId="492D6527" wp14:editId="15994CF8">
                 <wp:simplePos x="0" y="0"/>
                 <wp:positionH relativeFrom="margin">
                   <wp:posOffset>392502</wp:posOffset>
@@ -14428,7 +14443,7 @@
           </mc:Choice>
           <mc:Fallback>
             <w:pict>
-              <v:rect w14:anchorId="492D6527" id="_x0000_s1036" style="position:absolute;left:0;text-align:left;margin-left:30.9pt;margin-top:6.15pt;width:480.25pt;height:76.75pt;z-index:251665920;visibility:visible;mso-wrap-style:square;mso-width-percent:0;mso-height-percent:0;mso-wrap-distance-left:9pt;mso-wrap-distance-top:0;mso-wrap-distance-right:9pt;mso-wrap-distance-bottom:0;mso-position-horizontal:absolute;mso-position-horizontal-relative:margin;mso-position-vertical:absolute;mso-position-vertical-relative:text;mso-width-percent:0;mso-height-percent:0;mso-width-relative:margin;mso-height-relative:margin;v-text-anchor:middle" o:gfxdata="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" fillcolor="black [3213]" strokecolor="black [3213]" strokeweight="2pt">
+              <v:rect w14:anchorId="492D6527" id="_x0000_s1036" style="position:absolute;left:0;text-align:left;margin-left:30.9pt;margin-top:6.15pt;width:480.25pt;height:76.75pt;z-index:251673600;visibility:visible;mso-wrap-style:square;mso-width-percent:0;mso-height-percent:0;mso-wrap-distance-left:9pt;mso-wrap-distance-top:0;mso-wrap-distance-right:9pt;mso-wrap-distance-bottom:0;mso-position-horizontal:absolute;mso-position-horizontal-relative:margin;mso-position-vertical:absolute;mso-position-vertical-relative:text;mso-width-percent:0;mso-height-percent:0;mso-width-relative:margin;mso-height-relative:margin;v-text-anchor:middle" o:gfxdata="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" fillcolor="black [3213]" strokecolor="black [3213]" strokeweight="2pt">
                 <v:textbox>
                   <w:txbxContent>
                     <w:p>
@@ -14692,12 +14707,12 @@
         <w:pageBreakBefore/>
         <w:numPr>
           <w:ilvl w:val="1"/>
-          <w:numId w:val="43"/>
+          <w:numId w:val="20"/>
         </w:numPr>
         <w:ind w:right="363"/>
         <w:jc w:val="left"/>
       </w:pPr>
-      <w:bookmarkStart w:id="21" w:name="_Toc235289659"/>
+      <w:bookmarkStart w:id="21" w:name="_Toc235717269"/>
       <w:r>
         <w:rPr>
           <w:w w:val="90"/>
@@ -14759,7 +14774,7 @@
         <w:pStyle w:val="Prrafodelista"/>
         <w:numPr>
           <w:ilvl w:val="1"/>
-          <w:numId w:val="8"/>
+          <w:numId w:val="2"/>
         </w:numPr>
         <w:tabs>
           <w:tab w:val="left" w:pos="1341"/>
@@ -14806,7 +14821,7 @@
         <w:pStyle w:val="Prrafodelista"/>
         <w:numPr>
           <w:ilvl w:val="1"/>
-          <w:numId w:val="8"/>
+          <w:numId w:val="2"/>
         </w:numPr>
         <w:tabs>
           <w:tab w:val="left" w:pos="1341"/>
@@ -14860,7 +14875,7 @@
         <w:pStyle w:val="Prrafodelista"/>
         <w:numPr>
           <w:ilvl w:val="1"/>
-          <w:numId w:val="8"/>
+          <w:numId w:val="2"/>
         </w:numPr>
         <w:tabs>
           <w:tab w:val="left" w:pos="1342"/>
@@ -14933,23 +14948,7 @@
           <w:w w:val="90"/>
           <w:lang w:val="en-US"/>
         </w:rPr>
-        <w:t>)</w:t>
-      </w:r>
-      <w:r>
-        <w:rPr>
-          <w:bCs/>
-          <w:w w:val="90"/>
-          <w:lang w:val="en-US"/>
-        </w:rPr>
-        <w:t>,</w:t>
-      </w:r>
-      <w:r>
-        <w:rPr>
-          <w:bCs/>
-          <w:w w:val="90"/>
-          <w:lang w:val="en-US"/>
-        </w:rPr>
-        <w:t xml:space="preserve"> </w:t>
+        <w:t xml:space="preserve">), </w:t>
       </w:r>
       <w:proofErr w:type="spellStart"/>
       <w:r>
@@ -15037,7 +15036,7 @@
         <w:pStyle w:val="Prrafodelista"/>
         <w:numPr>
           <w:ilvl w:val="1"/>
-          <w:numId w:val="8"/>
+          <w:numId w:val="2"/>
         </w:numPr>
         <w:tabs>
           <w:tab w:val="left" w:pos="1342"/>
@@ -15067,7 +15066,7 @@
         <w:pStyle w:val="Prrafodelista"/>
         <w:numPr>
           <w:ilvl w:val="1"/>
-          <w:numId w:val="52"/>
+          <w:numId w:val="26"/>
         </w:numPr>
         <w:tabs>
           <w:tab w:val="left" w:pos="1342"/>
@@ -15098,7 +15097,7 @@
         <w:pStyle w:val="Prrafodelista"/>
         <w:numPr>
           <w:ilvl w:val="1"/>
-          <w:numId w:val="52"/>
+          <w:numId w:val="26"/>
         </w:numPr>
         <w:tabs>
           <w:tab w:val="left" w:pos="1342"/>
@@ -15121,7 +15120,7 @@
         <w:pStyle w:val="Prrafodelista"/>
         <w:numPr>
           <w:ilvl w:val="1"/>
-          <w:numId w:val="52"/>
+          <w:numId w:val="26"/>
         </w:numPr>
         <w:tabs>
           <w:tab w:val="left" w:pos="1342"/>
@@ -15130,23 +15129,7 @@
         <w:ind w:right="1802"/>
       </w:pPr>
       <w:r>
-        <w:t xml:space="preserve">La información debe escribirse en un </w:t>
-      </w:r>
-      <w:proofErr w:type="spellStart"/>
-      <w:r>
-        <w:t>archivo</w:t>
-      </w:r>
-      <w:proofErr w:type="spellEnd"/>
-      <w:r>
-        <w:t xml:space="preserve"> </w:t>
-      </w:r>
-      <w:proofErr w:type="spellStart"/>
-      <w:r>
-        <w:t>llamado</w:t>
-      </w:r>
-      <w:proofErr w:type="spellEnd"/>
-      <w:r>
-        <w:t xml:space="preserve"> </w:t>
+        <w:t xml:space="preserve">La información debe escribirse en un archivo llamado </w:t>
       </w:r>
       <w:proofErr w:type="spellStart"/>
       <w:proofErr w:type="gramStart"/>
@@ -15170,7 +15153,7 @@
         <w:pStyle w:val="Sinespaciado"/>
         <w:numPr>
           <w:ilvl w:val="1"/>
-          <w:numId w:val="52"/>
+          <w:numId w:val="26"/>
         </w:numPr>
         <w:rPr>
           <w:lang w:val="es-ES"/>
@@ -15290,6 +15273,9 @@
     <w:p>
       <w:pPr>
         <w:pStyle w:val="Sinespaciado"/>
+        <w:rPr>
+          <w:lang w:val="es-ES"/>
+        </w:rPr>
       </w:pPr>
     </w:p>
     <w:p>
@@ -15322,7 +15308,7 @@
         <w:pStyle w:val="Sinespaciado"/>
         <w:numPr>
           <w:ilvl w:val="0"/>
-          <w:numId w:val="53"/>
+          <w:numId w:val="27"/>
         </w:numPr>
         <w:rPr>
           <w:lang w:val="es-ES"/>
@@ -15354,7 +15340,7 @@
         <w:pStyle w:val="Sinespaciado"/>
         <w:numPr>
           <w:ilvl w:val="0"/>
-          <w:numId w:val="53"/>
+          <w:numId w:val="27"/>
         </w:numPr>
         <w:rPr>
           <w:lang w:val="es-ES"/>
@@ -15386,7 +15372,7 @@
         <w:pStyle w:val="Sinespaciado"/>
         <w:numPr>
           <w:ilvl w:val="0"/>
-          <w:numId w:val="53"/>
+          <w:numId w:val="27"/>
         </w:numPr>
         <w:rPr>
           <w:lang w:val="es-ES"/>
@@ -15420,7 +15406,7 @@
         <w:pStyle w:val="Sinespaciado"/>
         <w:numPr>
           <w:ilvl w:val="0"/>
-          <w:numId w:val="53"/>
+          <w:numId w:val="27"/>
         </w:numPr>
         <w:rPr>
           <w:lang w:val="es-ES"/>
@@ -15584,7 +15570,7 @@
         <mc:AlternateContent>
           <mc:Choice Requires="wps">
             <w:drawing>
-              <wp:anchor distT="0" distB="0" distL="114300" distR="114300" simplePos="0" relativeHeight="251659776" behindDoc="0" locked="0" layoutInCell="1" allowOverlap="1" wp14:anchorId="065036AF" wp14:editId="6C33F450">
+              <wp:anchor distT="0" distB="0" distL="114300" distR="114300" simplePos="0" relativeHeight="251663360" behindDoc="0" locked="0" layoutInCell="1" allowOverlap="1" wp14:anchorId="065036AF" wp14:editId="6C33F450">
                 <wp:simplePos x="0" y="0"/>
                 <wp:positionH relativeFrom="margin">
                   <wp:posOffset>396240</wp:posOffset>
@@ -15682,7 +15668,7 @@
           </mc:Choice>
           <mc:Fallback>
             <w:pict>
-              <v:rect w14:anchorId="065036AF" id="_x0000_s1037" style="position:absolute;left:0;text-align:left;margin-left:31.2pt;margin-top:6.4pt;width:451.4pt;height:34.2pt;z-index:251659776;visibility:visible;mso-wrap-style:square;mso-width-percent:0;mso-height-percent:0;mso-wrap-distance-left:9pt;mso-wrap-distance-top:0;mso-wrap-distance-right:9pt;mso-wrap-distance-bottom:0;mso-position-horizontal:absolute;mso-position-horizontal-relative:margin;mso-position-vertical:absolute;mso-position-vertical-relative:text;mso-width-percent:0;mso-height-percent:0;mso-width-relative:margin;mso-height-relative:margin;v-text-anchor:middle" o:gfxdata="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" fillcolor="black [3213]" strokecolor="black [3213]" strokeweight="2pt">
+              <v:rect w14:anchorId="065036AF" id="_x0000_s1037" style="position:absolute;left:0;text-align:left;margin-left:31.2pt;margin-top:6.4pt;width:451.4pt;height:34.2pt;z-index:251663360;visibility:visible;mso-wrap-style:square;mso-width-percent:0;mso-height-percent:0;mso-wrap-distance-left:9pt;mso-wrap-distance-top:0;mso-wrap-distance-right:9pt;mso-wrap-distance-bottom:0;mso-position-horizontal:absolute;mso-position-horizontal-relative:margin;mso-position-vertical:absolute;mso-position-vertical-relative:text;mso-width-percent:0;mso-height-percent:0;mso-width-relative:margin;mso-height-relative:margin;v-text-anchor:middle" o:gfxdata="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" fillcolor="black [3213]" strokecolor="black [3213]" strokeweight="2pt">
                 <v:textbox>
                   <w:txbxContent>
                     <w:p>
@@ -15769,7 +15755,7 @@
         <w:pageBreakBefore/>
         <w:numPr>
           <w:ilvl w:val="0"/>
-          <w:numId w:val="48"/>
+          <w:numId w:val="25"/>
         </w:numPr>
         <w:ind w:right="363"/>
         <w:jc w:val="left"/>
@@ -15778,7 +15764,7 @@
         <w:lastRenderedPageBreak/>
         <w:tab/>
       </w:r>
-      <w:bookmarkStart w:id="22" w:name="_Toc235289660"/>
+      <w:bookmarkStart w:id="22" w:name="_Toc235717270"/>
       <w:proofErr w:type="gramStart"/>
       <w:r>
         <w:rPr>
@@ -15820,7 +15806,7 @@
         <w:pStyle w:val="Prrafodelista"/>
         <w:numPr>
           <w:ilvl w:val="1"/>
-          <w:numId w:val="8"/>
+          <w:numId w:val="2"/>
         </w:numPr>
         <w:tabs>
           <w:tab w:val="left" w:pos="1341"/>
@@ -15869,7 +15855,7 @@
         <w:pStyle w:val="Prrafodelista"/>
         <w:numPr>
           <w:ilvl w:val="1"/>
-          <w:numId w:val="8"/>
+          <w:numId w:val="2"/>
         </w:numPr>
         <w:tabs>
           <w:tab w:val="left" w:pos="1341"/>
@@ -15923,7 +15909,7 @@
         <w:pStyle w:val="Prrafodelista"/>
         <w:numPr>
           <w:ilvl w:val="1"/>
-          <w:numId w:val="8"/>
+          <w:numId w:val="2"/>
         </w:numPr>
         <w:tabs>
           <w:tab w:val="left" w:pos="1341"/>
@@ -15952,7 +15938,7 @@
         <w:pStyle w:val="Prrafodelista"/>
         <w:numPr>
           <w:ilvl w:val="1"/>
-          <w:numId w:val="8"/>
+          <w:numId w:val="2"/>
         </w:numPr>
         <w:tabs>
           <w:tab w:val="left" w:pos="1342"/>
@@ -16003,13 +15989,7 @@
         <w:rPr>
           <w:lang w:val="en-US"/>
         </w:rPr>
-        <w:t>Stream</w:t>
-      </w:r>
-      <w:r>
-        <w:rPr>
-          <w:lang w:val="en-US"/>
-        </w:rPr>
-        <w:t xml:space="preserve">, </w:t>
+        <w:t xml:space="preserve">Stream, </w:t>
       </w:r>
       <w:proofErr w:type="spellStart"/>
       <w:r>
@@ -16107,7 +16087,7 @@
         <w:pStyle w:val="Prrafodelista"/>
         <w:numPr>
           <w:ilvl w:val="1"/>
-          <w:numId w:val="8"/>
+          <w:numId w:val="2"/>
         </w:numPr>
         <w:tabs>
           <w:tab w:val="l